--- a/XFP/Resources/XFP Revision History[en-GB].docx
+++ b/XFP/Resources/XFP Revision History[en-GB].docx
@@ -29,6 +29,129 @@
     <w:p>
       <w:pPr>
         <w:tabs>
+          <w:tab w:val="left" w:pos="993"/>
+        </w:tabs>
+        <w:rPr>
+          <w:rFonts w:ascii="Arial" w:hAnsi="Arial" w:cs="Arial"/>
+          <w:color w:val="9CC2E5" w:themeColor="accent1" w:themeTint="99"/>
+          <w:sz w:val="16"/>
+          <w:szCs w:val="16"/>
+        </w:rPr>
+      </w:pPr>
+      <w:r>
+        <w:rPr>
+          <w:rFonts w:ascii="Arial" w:hAnsi="Arial" w:cs="Arial"/>
+          <w:b/>
+          <w:bCs/>
+          <w:color w:val="4472C4" w:themeColor="accent5"/>
+          <w:sz w:val="24"/>
+          <w:szCs w:val="24"/>
+        </w:rPr>
+        <w:t>v8.1.</w:t>
+      </w:r>
+      <w:r>
+        <w:rPr>
+          <w:rFonts w:ascii="Arial" w:hAnsi="Arial" w:cs="Arial"/>
+          <w:b/>
+          <w:bCs/>
+          <w:color w:val="4472C4" w:themeColor="accent5"/>
+          <w:sz w:val="24"/>
+          <w:szCs w:val="24"/>
+        </w:rPr>
+        <w:t>1</w:t>
+      </w:r>
+      <w:r>
+        <w:rPr>
+          <w:rFonts w:ascii="Arial" w:hAnsi="Arial" w:cs="Arial"/>
+          <w:b/>
+          <w:bCs/>
+          <w:color w:val="4472C4" w:themeColor="accent5"/>
+          <w:sz w:val="24"/>
+          <w:szCs w:val="24"/>
+        </w:rPr>
+        <w:t>2</w:t>
+      </w:r>
+      <w:r>
+        <w:rPr>
+          <w:rFonts w:ascii="Arial" w:hAnsi="Arial" w:cs="Arial"/>
+          <w:b/>
+          <w:bCs/>
+          <w:color w:val="4472C4" w:themeColor="accent5"/>
+          <w:sz w:val="24"/>
+          <w:szCs w:val="24"/>
+        </w:rPr>
+        <w:tab/>
+      </w:r>
+      <w:r>
+        <w:rPr>
+          <w:rFonts w:ascii="Arial" w:hAnsi="Arial" w:cs="Arial"/>
+          <w:b/>
+          <w:bCs/>
+          <w:color w:val="4472C4" w:themeColor="accent5"/>
+          <w:sz w:val="24"/>
+          <w:szCs w:val="24"/>
+        </w:rPr>
+        <w:t>04</w:t>
+      </w:r>
+      <w:r>
+        <w:rPr>
+          <w:rFonts w:ascii="Arial" w:hAnsi="Arial" w:cs="Arial"/>
+          <w:b/>
+          <w:bCs/>
+          <w:color w:val="4472C4" w:themeColor="accent5"/>
+          <w:sz w:val="24"/>
+          <w:szCs w:val="24"/>
+        </w:rPr>
+        <w:t>/</w:t>
+      </w:r>
+      <w:r>
+        <w:rPr>
+          <w:rFonts w:ascii="Arial" w:hAnsi="Arial" w:cs="Arial"/>
+          <w:b/>
+          <w:bCs/>
+          <w:color w:val="4472C4" w:themeColor="accent5"/>
+          <w:sz w:val="24"/>
+          <w:szCs w:val="24"/>
+        </w:rPr>
+        <w:t>0</w:t>
+      </w:r>
+      <w:r>
+        <w:rPr>
+          <w:rFonts w:ascii="Arial" w:hAnsi="Arial" w:cs="Arial"/>
+          <w:b/>
+          <w:bCs/>
+          <w:color w:val="4472C4" w:themeColor="accent5"/>
+          <w:sz w:val="24"/>
+          <w:szCs w:val="24"/>
+        </w:rPr>
+        <w:t>3</w:t>
+      </w:r>
+      <w:r>
+        <w:rPr>
+          <w:rFonts w:ascii="Arial" w:hAnsi="Arial" w:cs="Arial"/>
+          <w:b/>
+          <w:bCs/>
+          <w:color w:val="4472C4" w:themeColor="accent5"/>
+          <w:sz w:val="24"/>
+          <w:szCs w:val="24"/>
+        </w:rPr>
+        <w:t>/202</w:t>
+      </w:r>
+      <w:r>
+        <w:rPr>
+          <w:rFonts w:ascii="Arial" w:hAnsi="Arial" w:cs="Arial"/>
+          <w:b/>
+          <w:bCs/>
+          <w:color w:val="4472C4" w:themeColor="accent5"/>
+          <w:sz w:val="24"/>
+          <w:szCs w:val="24"/>
+        </w:rPr>
+        <w:t>6</w:t>
+      </w:r>
+    </w:p>
+    <w:p>
+      <w:pPr>
+        <w:tabs>
           <w:tab w:val="left" w:pos="284"/>
           <w:tab w:val="left" w:pos="567"/>
           <w:tab w:val="left" w:pos="993"/>
@@ -41,122 +164,23 @@
         <w:contextualSpacing/>
         <w:rPr>
           <w:rFonts w:ascii="Arial" w:hAnsi="Arial" w:cs="Arial"/>
-          <w:color w:val="1F497D"/>
-          <w:sz w:val="18"/>
-          <w:szCs w:val="18"/>
-        </w:rPr>
-      </w:pPr>
-    </w:p>
-    <w:p>
-      <w:pPr>
-        <w:tabs>
-          <w:tab w:val="left" w:pos="993"/>
-        </w:tabs>
-        <w:rPr>
-          <w:rFonts w:ascii="Arial" w:hAnsi="Arial" w:cs="Arial"/>
-          <w:color w:val="9CC2E5" w:themeColor="accent1" w:themeTint="99"/>
-          <w:sz w:val="16"/>
-          <w:szCs w:val="16"/>
-        </w:rPr>
-      </w:pPr>
-      <w:r>
-        <w:rPr>
-          <w:rFonts w:ascii="Arial" w:hAnsi="Arial" w:cs="Arial"/>
-          <w:b/>
-          <w:bCs/>
-          <w:color w:val="4472C4" w:themeColor="accent5"/>
-          <w:sz w:val="24"/>
-          <w:szCs w:val="24"/>
-        </w:rPr>
-        <w:t>v8.1.</w:t>
-      </w:r>
-      <w:r>
-        <w:rPr>
-          <w:rFonts w:ascii="Arial" w:hAnsi="Arial" w:cs="Arial"/>
-          <w:b/>
-          <w:bCs/>
-          <w:color w:val="4472C4" w:themeColor="accent5"/>
-          <w:sz w:val="24"/>
-          <w:szCs w:val="24"/>
-        </w:rPr>
-        <w:t>10</w:t>
-      </w:r>
-      <w:r>
-        <w:rPr>
-          <w:rFonts w:ascii="Arial" w:hAnsi="Arial" w:cs="Arial"/>
-          <w:b/>
-          <w:bCs/>
-          <w:color w:val="4472C4" w:themeColor="accent5"/>
-          <w:sz w:val="24"/>
-          <w:szCs w:val="24"/>
-        </w:rPr>
-        <w:tab/>
-      </w:r>
-      <w:r>
-        <w:rPr>
-          <w:rFonts w:ascii="Arial" w:hAnsi="Arial" w:cs="Arial"/>
-          <w:b/>
-          <w:bCs/>
-          <w:color w:val="4472C4" w:themeColor="accent5"/>
-          <w:sz w:val="24"/>
-          <w:szCs w:val="24"/>
-        </w:rPr>
-        <w:t>16</w:t>
-      </w:r>
-      <w:r>
-        <w:rPr>
-          <w:rFonts w:ascii="Arial" w:hAnsi="Arial" w:cs="Arial"/>
-          <w:b/>
-          <w:bCs/>
-          <w:color w:val="4472C4" w:themeColor="accent5"/>
-          <w:sz w:val="24"/>
-          <w:szCs w:val="24"/>
-        </w:rPr>
-        <w:t>/</w:t>
-      </w:r>
-      <w:r>
-        <w:rPr>
-          <w:rFonts w:ascii="Arial" w:hAnsi="Arial" w:cs="Arial"/>
-          <w:b/>
-          <w:bCs/>
-          <w:color w:val="4472C4" w:themeColor="accent5"/>
-          <w:sz w:val="24"/>
-          <w:szCs w:val="24"/>
-        </w:rPr>
-        <w:t>0</w:t>
-      </w:r>
-      <w:r>
-        <w:rPr>
-          <w:rFonts w:ascii="Arial" w:hAnsi="Arial" w:cs="Arial"/>
-          <w:b/>
-          <w:bCs/>
-          <w:color w:val="4472C4" w:themeColor="accent5"/>
-          <w:sz w:val="24"/>
-          <w:szCs w:val="24"/>
-        </w:rPr>
-        <w:t>2</w:t>
-      </w:r>
-      <w:r>
-        <w:rPr>
-          <w:rFonts w:ascii="Arial" w:hAnsi="Arial" w:cs="Arial"/>
-          <w:b/>
-          <w:bCs/>
-          <w:color w:val="4472C4" w:themeColor="accent5"/>
-          <w:sz w:val="24"/>
-          <w:szCs w:val="24"/>
-        </w:rPr>
-        <w:t>/202</w:t>
-      </w:r>
-      <w:r>
-        <w:rPr>
-          <w:rFonts w:ascii="Arial" w:hAnsi="Arial" w:cs="Arial"/>
-          <w:b/>
-          <w:bCs/>
-          <w:color w:val="4472C4" w:themeColor="accent5"/>
-          <w:sz w:val="24"/>
-          <w:szCs w:val="24"/>
-        </w:rPr>
-        <w:t>6</w:t>
+          <w:b/>
+          <w:bCs/>
+          <w:color w:val="1F497D"/>
+          <w:sz w:val="18"/>
+          <w:szCs w:val="18"/>
+        </w:rPr>
+      </w:pPr>
+      <w:r>
+        <w:rPr>
+          <w:rFonts w:ascii="Arial" w:hAnsi="Arial" w:cs="Arial"/>
+          <w:b/>
+          <w:bCs/>
+          <w:color w:val="1F497D"/>
+          <w:sz w:val="18"/>
+          <w:szCs w:val="18"/>
+        </w:rPr>
+        <w:t>Fixes</w:t>
       </w:r>
     </w:p>
     <w:p>
@@ -174,23 +198,109 @@
         <w:contextualSpacing/>
         <w:rPr>
           <w:rFonts w:ascii="Arial" w:hAnsi="Arial" w:cs="Arial"/>
-          <w:b/>
-          <w:bCs/>
-          <w:color w:val="1F497D"/>
-          <w:sz w:val="18"/>
-          <w:szCs w:val="18"/>
-        </w:rPr>
-      </w:pPr>
-      <w:r>
-        <w:rPr>
-          <w:rFonts w:ascii="Arial" w:hAnsi="Arial" w:cs="Arial"/>
-          <w:b/>
-          <w:bCs/>
-          <w:color w:val="1F497D"/>
-          <w:sz w:val="18"/>
-          <w:szCs w:val="18"/>
-        </w:rPr>
-        <w:t>New features</w:t>
+          <w:color w:val="1F497D"/>
+          <w:sz w:val="18"/>
+          <w:szCs w:val="18"/>
+        </w:rPr>
+      </w:pPr>
+      <w:r>
+        <w:rPr>
+          <w:rFonts w:ascii="Arial" w:hAnsi="Arial" w:cs="Arial"/>
+          <w:color w:val="1F497D"/>
+          <w:sz w:val="18"/>
+          <w:szCs w:val="18"/>
+        </w:rPr>
+        <w:t>•</w:t>
+      </w:r>
+      <w:r>
+        <w:rPr>
+          <w:rFonts w:ascii="Arial" w:hAnsi="Arial" w:cs="Arial"/>
+          <w:color w:val="1F497D"/>
+          <w:sz w:val="18"/>
+          <w:szCs w:val="18"/>
+        </w:rPr>
+        <w:tab/>
+      </w:r>
+      <w:r>
+        <w:rPr>
+          <w:rFonts w:ascii="Arial" w:hAnsi="Arial" w:cs="Arial"/>
+          <w:color w:val="1F497D"/>
+          <w:sz w:val="18"/>
+          <w:szCs w:val="18"/>
+        </w:rPr>
+        <w:t xml:space="preserve">The data for </w:t>
+      </w:r>
+      <w:r>
+        <w:rPr>
+          <w:rFonts w:ascii="Arial" w:hAnsi="Arial" w:cs="Arial"/>
+          <w:color w:val="1F497D"/>
+          <w:sz w:val="18"/>
+          <w:szCs w:val="18"/>
+        </w:rPr>
+        <w:t>‘</w:t>
+      </w:r>
+      <w:r>
+        <w:rPr>
+          <w:rFonts w:ascii="Arial" w:hAnsi="Arial" w:cs="Arial"/>
+          <w:color w:val="1F497D"/>
+          <w:sz w:val="18"/>
+          <w:szCs w:val="18"/>
+        </w:rPr>
+        <w:t>e</w:t>
+      </w:r>
+      <w:r>
+        <w:rPr>
+          <w:rFonts w:ascii="Arial" w:hAnsi="Arial" w:cs="Arial"/>
+          <w:color w:val="1F497D"/>
+          <w:sz w:val="18"/>
+          <w:szCs w:val="18"/>
+        </w:rPr>
+        <w:t xml:space="preserve">mpty’ device slots are now set with </w:t>
+      </w:r>
+      <w:r>
+        <w:rPr>
+          <w:rFonts w:ascii="Arial" w:hAnsi="Arial" w:cs="Arial"/>
+          <w:color w:val="1F497D"/>
+          <w:sz w:val="18"/>
+          <w:szCs w:val="18"/>
+        </w:rPr>
+        <w:t>specifi</w:t>
+      </w:r>
+      <w:r>
+        <w:rPr>
+          <w:rFonts w:ascii="Arial" w:hAnsi="Arial" w:cs="Arial"/>
+          <w:color w:val="1F497D"/>
+          <w:sz w:val="18"/>
+          <w:szCs w:val="18"/>
+        </w:rPr>
+        <w:t>ed</w:t>
+      </w:r>
+      <w:r>
+        <w:rPr>
+          <w:rFonts w:ascii="Arial" w:hAnsi="Arial" w:cs="Arial"/>
+          <w:color w:val="1F497D"/>
+          <w:sz w:val="18"/>
+          <w:szCs w:val="18"/>
+        </w:rPr>
+        <w:t xml:space="preserve"> default values.  This fixes an issue where Apollo I/O units were </w:t>
+      </w:r>
+      <w:r>
+        <w:rPr>
+          <w:rFonts w:ascii="Arial" w:hAnsi="Arial" w:cs="Arial"/>
+          <w:color w:val="1F497D"/>
+          <w:sz w:val="18"/>
+          <w:szCs w:val="18"/>
+        </w:rPr>
+        <w:t xml:space="preserve">incorrectly </w:t>
+      </w:r>
+      <w:r>
+        <w:rPr>
+          <w:rFonts w:ascii="Arial" w:hAnsi="Arial" w:cs="Arial"/>
+          <w:color w:val="1F497D"/>
+          <w:sz w:val="18"/>
+          <w:szCs w:val="18"/>
+        </w:rPr>
+        <w:t>resetting on Silence.</w:t>
       </w:r>
     </w:p>
     <w:p>
@@ -238,16 +348,34 @@
           <w:sz w:val="18"/>
           <w:szCs w:val="18"/>
         </w:rPr>
-        <w:t>Support for Spanish language has</w:t>
-      </w:r>
-      <w:r>
-        <w:rPr>
-          <w:rFonts w:ascii="Arial" w:hAnsi="Arial" w:cs="Arial"/>
-          <w:color w:val="1F497D"/>
-          <w:sz w:val="18"/>
-          <w:szCs w:val="18"/>
-        </w:rPr>
-        <w:t xml:space="preserve"> been added.</w:t>
+        <w:t xml:space="preserve">The Site Details page was not showing </w:t>
+      </w:r>
+      <w:r>
+        <w:rPr>
+          <w:rFonts w:ascii="Arial" w:hAnsi="Arial" w:cs="Arial"/>
+          <w:color w:val="1F497D"/>
+          <w:sz w:val="18"/>
+          <w:szCs w:val="18"/>
+        </w:rPr>
+        <w:t xml:space="preserve">recalibration </w:t>
+      </w:r>
+      <w:r>
+        <w:rPr>
+          <w:rFonts w:ascii="Arial" w:hAnsi="Arial" w:cs="Arial"/>
+          <w:color w:val="1F497D"/>
+          <w:sz w:val="18"/>
+          <w:szCs w:val="18"/>
+        </w:rPr>
+        <w:t>or day/night times when reading from a config that was created by the old XFP tools</w:t>
+      </w:r>
+      <w:r>
+        <w:rPr>
+          <w:rFonts w:ascii="Arial" w:hAnsi="Arial" w:cs="Arial"/>
+          <w:color w:val="1F497D"/>
+          <w:sz w:val="18"/>
+          <w:szCs w:val="18"/>
+        </w:rPr>
+        <w:t>.</w:t>
       </w:r>
     </w:p>
     <w:p>
@@ -303,7 +431,7 @@
           <w:sz w:val="24"/>
           <w:szCs w:val="24"/>
         </w:rPr>
-        <w:t>9</w:t>
+        <w:t>10</w:t>
       </w:r>
       <w:r>
         <w:rPr>
@@ -325,7 +453,7 @@
           <w:sz w:val="24"/>
           <w:szCs w:val="24"/>
         </w:rPr>
-        <w:t>2</w:t>
+        <w:t>16</w:t>
       </w:r>
       <w:r>
         <w:rPr>
@@ -336,7 +464,7 @@
           <w:sz w:val="24"/>
           <w:szCs w:val="24"/>
         </w:rPr>
-        <w:t>4</w:t>
+        <w:t>/</w:t>
       </w:r>
       <w:r>
         <w:rPr>
@@ -347,7 +475,7 @@
           <w:sz w:val="24"/>
           <w:szCs w:val="24"/>
         </w:rPr>
-        <w:t>/</w:t>
+        <w:t>02</w:t>
       </w:r>
       <w:r>
         <w:rPr>
@@ -358,7 +486,7 @@
           <w:sz w:val="24"/>
           <w:szCs w:val="24"/>
         </w:rPr>
-        <w:t>12</w:t>
+        <w:t>/202</w:t>
       </w:r>
       <w:r>
         <w:rPr>
@@ -369,7 +497,7 @@
           <w:sz w:val="24"/>
           <w:szCs w:val="24"/>
         </w:rPr>
-        <w:t>/2025</w:t>
+        <w:t>6</w:t>
       </w:r>
     </w:p>
     <w:p>
@@ -443,7 +571,24 @@
           <w:szCs w:val="18"/>
         </w:rPr>
         <w:tab/>
-        <w:t>The new CAST Pro devices have been added.</w:t>
+      </w:r>
+      <w:r>
+        <w:rPr>
+          <w:rFonts w:ascii="Arial" w:hAnsi="Arial" w:cs="Arial"/>
+          <w:color w:val="1F497D"/>
+          <w:sz w:val="18"/>
+          <w:szCs w:val="18"/>
+        </w:rPr>
+        <w:t>Support for Spanish language has</w:t>
+      </w:r>
+      <w:r>
+        <w:rPr>
+          <w:rFonts w:ascii="Arial" w:hAnsi="Arial" w:cs="Arial"/>
+          <w:color w:val="1F497D"/>
+          <w:sz w:val="18"/>
+          <w:szCs w:val="18"/>
+        </w:rPr>
+        <w:t xml:space="preserve"> been added.</w:t>
       </w:r>
     </w:p>
     <w:p>
@@ -466,24 +611,106 @@
           <w:szCs w:val="18"/>
         </w:rPr>
       </w:pPr>
-      <w:r>
-        <w:rPr>
-          <w:rFonts w:ascii="Arial" w:hAnsi="Arial" w:cs="Arial"/>
-          <w:color w:val="1F497D"/>
-          <w:sz w:val="18"/>
-          <w:szCs w:val="18"/>
-        </w:rPr>
-        <w:t>•</w:t>
-      </w:r>
-      <w:r>
-        <w:rPr>
-          <w:rFonts w:ascii="Arial" w:hAnsi="Arial" w:cs="Arial"/>
-          <w:color w:val="1F497D"/>
-          <w:sz w:val="18"/>
-          <w:szCs w:val="18"/>
+    </w:p>
+    <w:p>
+      <w:pPr>
+        <w:tabs>
+          <w:tab w:val="left" w:pos="993"/>
+        </w:tabs>
+        <w:rPr>
+          <w:rFonts w:ascii="Arial" w:hAnsi="Arial" w:cs="Arial"/>
+          <w:color w:val="9CC2E5" w:themeColor="accent1" w:themeTint="99"/>
+          <w:sz w:val="16"/>
+          <w:szCs w:val="16"/>
+        </w:rPr>
+      </w:pPr>
+      <w:r>
+        <w:rPr>
+          <w:rFonts w:ascii="Arial" w:hAnsi="Arial" w:cs="Arial"/>
+          <w:b/>
+          <w:bCs/>
+          <w:color w:val="4472C4" w:themeColor="accent5"/>
+          <w:sz w:val="24"/>
+          <w:szCs w:val="24"/>
+        </w:rPr>
+        <w:t>v8.1.</w:t>
+      </w:r>
+      <w:r>
+        <w:rPr>
+          <w:rFonts w:ascii="Arial" w:hAnsi="Arial" w:cs="Arial"/>
+          <w:b/>
+          <w:bCs/>
+          <w:color w:val="4472C4" w:themeColor="accent5"/>
+          <w:sz w:val="24"/>
+          <w:szCs w:val="24"/>
+        </w:rPr>
+        <w:t>9</w:t>
+      </w:r>
+      <w:r>
+        <w:rPr>
+          <w:rFonts w:ascii="Arial" w:hAnsi="Arial" w:cs="Arial"/>
+          <w:b/>
+          <w:bCs/>
+          <w:color w:val="4472C4" w:themeColor="accent5"/>
+          <w:sz w:val="24"/>
+          <w:szCs w:val="24"/>
         </w:rPr>
         <w:tab/>
-        <w:t>The facility to print the settings has been added.</w:t>
+      </w:r>
+      <w:r>
+        <w:rPr>
+          <w:rFonts w:ascii="Arial" w:hAnsi="Arial" w:cs="Arial"/>
+          <w:b/>
+          <w:bCs/>
+          <w:color w:val="4472C4" w:themeColor="accent5"/>
+          <w:sz w:val="24"/>
+          <w:szCs w:val="24"/>
+        </w:rPr>
+        <w:t>2</w:t>
+      </w:r>
+      <w:r>
+        <w:rPr>
+          <w:rFonts w:ascii="Arial" w:hAnsi="Arial" w:cs="Arial"/>
+          <w:b/>
+          <w:bCs/>
+          <w:color w:val="4472C4" w:themeColor="accent5"/>
+          <w:sz w:val="24"/>
+          <w:szCs w:val="24"/>
+        </w:rPr>
+        <w:t>4</w:t>
+      </w:r>
+      <w:r>
+        <w:rPr>
+          <w:rFonts w:ascii="Arial" w:hAnsi="Arial" w:cs="Arial"/>
+          <w:b/>
+          <w:bCs/>
+          <w:color w:val="4472C4" w:themeColor="accent5"/>
+          <w:sz w:val="24"/>
+          <w:szCs w:val="24"/>
+        </w:rPr>
+        <w:t>/</w:t>
+      </w:r>
+      <w:r>
+        <w:rPr>
+          <w:rFonts w:ascii="Arial" w:hAnsi="Arial" w:cs="Arial"/>
+          <w:b/>
+          <w:bCs/>
+          <w:color w:val="4472C4" w:themeColor="accent5"/>
+          <w:sz w:val="24"/>
+          <w:szCs w:val="24"/>
+        </w:rPr>
+        <w:t>12</w:t>
+      </w:r>
+      <w:r>
+        <w:rPr>
+          <w:rFonts w:ascii="Arial" w:hAnsi="Arial" w:cs="Arial"/>
+          <w:b/>
+          <w:bCs/>
+          <w:color w:val="4472C4" w:themeColor="accent5"/>
+          <w:sz w:val="24"/>
+          <w:szCs w:val="24"/>
+        </w:rPr>
+        <w:t>/2025</w:t>
       </w:r>
     </w:p>
     <w:p>
@@ -501,29 +728,23 @@
         <w:contextualSpacing/>
         <w:rPr>
           <w:rFonts w:ascii="Arial" w:hAnsi="Arial" w:cs="Arial"/>
-          <w:color w:val="1F497D"/>
-          <w:sz w:val="18"/>
-          <w:szCs w:val="18"/>
-        </w:rPr>
-      </w:pPr>
-      <w:r>
-        <w:rPr>
-          <w:rFonts w:ascii="Arial" w:hAnsi="Arial" w:cs="Arial"/>
-          <w:color w:val="1F497D"/>
-          <w:sz w:val="18"/>
-          <w:szCs w:val="18"/>
-        </w:rPr>
-        <w:t>•</w:t>
-      </w:r>
-      <w:r>
-        <w:rPr>
-          <w:rFonts w:ascii="Arial" w:hAnsi="Arial" w:cs="Arial"/>
-          <w:color w:val="1F497D"/>
-          <w:sz w:val="18"/>
-          <w:szCs w:val="18"/>
-        </w:rPr>
-        <w:tab/>
-        <w:t>Device day &amp; night modes are now always set to their default values when a device type is changed.</w:t>
+          <w:b/>
+          <w:bCs/>
+          <w:color w:val="1F497D"/>
+          <w:sz w:val="18"/>
+          <w:szCs w:val="18"/>
+        </w:rPr>
+      </w:pPr>
+      <w:r>
+        <w:rPr>
+          <w:rFonts w:ascii="Arial" w:hAnsi="Arial" w:cs="Arial"/>
+          <w:b/>
+          <w:bCs/>
+          <w:color w:val="1F497D"/>
+          <w:sz w:val="18"/>
+          <w:szCs w:val="18"/>
+        </w:rPr>
+        <w:t>New features</w:t>
       </w:r>
     </w:p>
     <w:p>
@@ -563,7 +784,7 @@
           <w:szCs w:val="18"/>
         </w:rPr>
         <w:tab/>
-        <w:t>A newly-added second loop is now correctly filled with empty device slots and the device pages are updated correspondingly.</w:t>
+        <w:t>The new CAST Pro devices have been added.</w:t>
       </w:r>
     </w:p>
     <w:p>
@@ -603,16 +824,7 @@
           <w:szCs w:val="18"/>
         </w:rPr>
         <w:tab/>
-        <w:t>Envision support for Apollo systems</w:t>
-      </w:r>
-      <w:r>
-        <w:rPr>
-          <w:rFonts w:ascii="Arial" w:hAnsi="Arial" w:cs="Arial"/>
-          <w:color w:val="1F497D"/>
-          <w:sz w:val="18"/>
-          <w:szCs w:val="18"/>
-        </w:rPr>
-        <w:t>:</w:t>
+        <w:t>The facility to print the settings has been added.</w:t>
       </w:r>
     </w:p>
     <w:p>
@@ -630,13 +842,20 @@
         <w:contextualSpacing/>
         <w:rPr>
           <w:rFonts w:ascii="Arial" w:hAnsi="Arial" w:cs="Arial"/>
-          <w:i/>
-          <w:iCs/>
-          <w:color w:val="1F497D"/>
-          <w:sz w:val="18"/>
-          <w:szCs w:val="18"/>
-        </w:rPr>
-      </w:pPr>
+          <w:color w:val="1F497D"/>
+          <w:sz w:val="18"/>
+          <w:szCs w:val="18"/>
+        </w:rPr>
+      </w:pPr>
+      <w:r>
+        <w:rPr>
+          <w:rFonts w:ascii="Arial" w:hAnsi="Arial" w:cs="Arial"/>
+          <w:color w:val="1F497D"/>
+          <w:sz w:val="18"/>
+          <w:szCs w:val="18"/>
+        </w:rPr>
+        <w:t>•</w:t>
+      </w:r>
       <w:r>
         <w:rPr>
           <w:rFonts w:ascii="Arial" w:hAnsi="Arial" w:cs="Arial"/>
@@ -645,63 +864,7 @@
           <w:szCs w:val="18"/>
         </w:rPr>
         <w:tab/>
-      </w:r>
-      <w:r>
-        <w:rPr>
-          <w:rFonts w:ascii="Arial" w:hAnsi="Arial" w:cs="Arial"/>
-          <w:i/>
-          <w:iCs/>
-          <w:color w:val="1F497D"/>
-          <w:sz w:val="18"/>
-          <w:szCs w:val="18"/>
-        </w:rPr>
-        <w:t>For this, device names and zone descriptions are prefixed with type codes and zone numbers respectively.  If not already prefixed, before uploading the user is asked whether the pane</w:t>
-      </w:r>
-      <w:r>
-        <w:rPr>
-          <w:rFonts w:ascii="Arial" w:hAnsi="Arial" w:cs="Arial"/>
-          <w:i/>
-          <w:iCs/>
-          <w:color w:val="1F497D"/>
-          <w:sz w:val="18"/>
-          <w:szCs w:val="18"/>
-        </w:rPr>
-        <w:t>l</w:t>
-      </w:r>
-      <w:r>
-        <w:rPr>
-          <w:rFonts w:ascii="Arial" w:hAnsi="Arial" w:cs="Arial"/>
-          <w:i/>
-          <w:iCs/>
-          <w:color w:val="1F497D"/>
-          <w:sz w:val="18"/>
-          <w:szCs w:val="18"/>
-        </w:rPr>
-        <w:t xml:space="preserve"> is for Envision and, if </w:t>
-      </w:r>
-      <w:proofErr w:type="gramStart"/>
-      <w:r>
-        <w:rPr>
-          <w:rFonts w:ascii="Arial" w:hAnsi="Arial" w:cs="Arial"/>
-          <w:i/>
-          <w:iCs/>
-          <w:color w:val="1F497D"/>
-          <w:sz w:val="18"/>
-          <w:szCs w:val="18"/>
-        </w:rPr>
-        <w:t>Yes</w:t>
-      </w:r>
-      <w:proofErr w:type="gramEnd"/>
-      <w:r>
-        <w:rPr>
-          <w:rFonts w:ascii="Arial" w:hAnsi="Arial" w:cs="Arial"/>
-          <w:i/>
-          <w:iCs/>
-          <w:color w:val="1F497D"/>
-          <w:sz w:val="18"/>
-          <w:szCs w:val="18"/>
-        </w:rPr>
-        <w:t>, the prefixes are added.</w:t>
+        <w:t>Device day &amp; night modes are now always set to their default values when a device type is changed.</w:t>
       </w:r>
     </w:p>
     <w:p>
@@ -719,23 +882,29 @@
         <w:contextualSpacing/>
         <w:rPr>
           <w:rFonts w:ascii="Arial" w:hAnsi="Arial" w:cs="Arial"/>
-          <w:b/>
-          <w:bCs/>
-          <w:color w:val="1F497D"/>
-          <w:sz w:val="18"/>
-          <w:szCs w:val="18"/>
-        </w:rPr>
-      </w:pPr>
-      <w:r>
-        <w:rPr>
-          <w:rFonts w:ascii="Arial" w:hAnsi="Arial" w:cs="Arial"/>
-          <w:b/>
-          <w:bCs/>
-          <w:color w:val="1F497D"/>
-          <w:sz w:val="18"/>
-          <w:szCs w:val="18"/>
-        </w:rPr>
-        <w:t>Fixes</w:t>
+          <w:color w:val="1F497D"/>
+          <w:sz w:val="18"/>
+          <w:szCs w:val="18"/>
+        </w:rPr>
+      </w:pPr>
+      <w:r>
+        <w:rPr>
+          <w:rFonts w:ascii="Arial" w:hAnsi="Arial" w:cs="Arial"/>
+          <w:color w:val="1F497D"/>
+          <w:sz w:val="18"/>
+          <w:szCs w:val="18"/>
+        </w:rPr>
+        <w:t>•</w:t>
+      </w:r>
+      <w:r>
+        <w:rPr>
+          <w:rFonts w:ascii="Arial" w:hAnsi="Arial" w:cs="Arial"/>
+          <w:color w:val="1F497D"/>
+          <w:sz w:val="18"/>
+          <w:szCs w:val="18"/>
+        </w:rPr>
+        <w:tab/>
+        <w:t>A newly-added second loop is now correctly filled with empty device slots and the device pages are updated correspondingly.</w:t>
       </w:r>
     </w:p>
     <w:p>
@@ -775,152 +944,16 @@
           <w:szCs w:val="18"/>
         </w:rPr>
         <w:tab/>
-      </w:r>
-      <w:r>
-        <w:rPr>
-          <w:rFonts w:ascii="Arial" w:hAnsi="Arial" w:cs="Arial"/>
-          <w:color w:val="1F497D"/>
-          <w:sz w:val="18"/>
-          <w:szCs w:val="18"/>
-        </w:rPr>
-        <w:t>Two faults that would cause the app to shut down have been corrected: s</w:t>
-      </w:r>
-      <w:r>
-        <w:rPr>
-          <w:rFonts w:ascii="Arial" w:hAnsi="Arial" w:cs="Arial"/>
-          <w:color w:val="1F497D"/>
-          <w:sz w:val="18"/>
-          <w:szCs w:val="18"/>
-        </w:rPr>
-        <w:t>end</w:t>
-      </w:r>
-      <w:r>
-        <w:rPr>
-          <w:rFonts w:ascii="Arial" w:hAnsi="Arial" w:cs="Arial"/>
-          <w:color w:val="1F497D"/>
-          <w:sz w:val="18"/>
-          <w:szCs w:val="18"/>
-        </w:rPr>
-        <w:t>ing</w:t>
-      </w:r>
-      <w:r>
-        <w:rPr>
-          <w:rFonts w:ascii="Arial" w:hAnsi="Arial" w:cs="Arial"/>
-          <w:color w:val="1F497D"/>
-          <w:sz w:val="18"/>
-          <w:szCs w:val="18"/>
-        </w:rPr>
-        <w:t xml:space="preserve"> </w:t>
-      </w:r>
-      <w:r>
-        <w:rPr>
-          <w:rFonts w:ascii="Arial" w:hAnsi="Arial" w:cs="Arial"/>
-          <w:color w:val="1F497D"/>
-          <w:sz w:val="18"/>
-          <w:szCs w:val="18"/>
-        </w:rPr>
-        <w:t>single-</w:t>
-      </w:r>
-      <w:r>
-        <w:rPr>
-          <w:rFonts w:ascii="Arial" w:hAnsi="Arial" w:cs="Arial"/>
-          <w:color w:val="1F497D"/>
-          <w:sz w:val="18"/>
-          <w:szCs w:val="18"/>
-        </w:rPr>
-        <w:t xml:space="preserve">loop </w:t>
-      </w:r>
-      <w:r>
-        <w:rPr>
-          <w:rFonts w:ascii="Arial" w:hAnsi="Arial" w:cs="Arial"/>
-          <w:color w:val="1F497D"/>
-          <w:sz w:val="18"/>
-          <w:szCs w:val="18"/>
-        </w:rPr>
-        <w:t>data to a</w:t>
-      </w:r>
-      <w:r>
-        <w:rPr>
-          <w:rFonts w:ascii="Arial" w:hAnsi="Arial" w:cs="Arial"/>
-          <w:color w:val="1F497D"/>
-          <w:sz w:val="18"/>
-          <w:szCs w:val="18"/>
-        </w:rPr>
-        <w:t xml:space="preserve"> 2-loop </w:t>
-      </w:r>
-      <w:proofErr w:type="gramStart"/>
-      <w:r>
-        <w:rPr>
-          <w:rFonts w:ascii="Arial" w:hAnsi="Arial" w:cs="Arial"/>
-          <w:color w:val="1F497D"/>
-          <w:sz w:val="18"/>
-          <w:szCs w:val="18"/>
-        </w:rPr>
-        <w:t>panel</w:t>
-      </w:r>
-      <w:r>
-        <w:rPr>
-          <w:rFonts w:ascii="Arial" w:hAnsi="Arial" w:cs="Arial"/>
-          <w:color w:val="1F497D"/>
-          <w:sz w:val="18"/>
-          <w:szCs w:val="18"/>
-        </w:rPr>
-        <w:t>,</w:t>
-      </w:r>
-      <w:r>
-        <w:rPr>
-          <w:rFonts w:ascii="Arial" w:hAnsi="Arial" w:cs="Arial"/>
-          <w:color w:val="1F497D"/>
-          <w:sz w:val="18"/>
-          <w:szCs w:val="18"/>
-        </w:rPr>
-        <w:t xml:space="preserve"> </w:t>
-      </w:r>
-      <w:r>
-        <w:rPr>
-          <w:rFonts w:ascii="Arial" w:hAnsi="Arial" w:cs="Arial"/>
-          <w:color w:val="1F497D"/>
-          <w:sz w:val="18"/>
-          <w:szCs w:val="18"/>
-        </w:rPr>
-        <w:t>and</w:t>
-      </w:r>
-      <w:proofErr w:type="gramEnd"/>
-      <w:r>
-        <w:rPr>
-          <w:rFonts w:ascii="Arial" w:hAnsi="Arial" w:cs="Arial"/>
-          <w:color w:val="1F497D"/>
-          <w:sz w:val="18"/>
-          <w:szCs w:val="18"/>
-        </w:rPr>
-        <w:t xml:space="preserve"> </w:t>
-      </w:r>
-      <w:r>
-        <w:rPr>
-          <w:rFonts w:ascii="Arial" w:hAnsi="Arial" w:cs="Arial"/>
-          <w:color w:val="1F497D"/>
-          <w:sz w:val="18"/>
-          <w:szCs w:val="18"/>
-        </w:rPr>
-        <w:t>opening a file wh</w:t>
-      </w:r>
-      <w:r>
-        <w:rPr>
-          <w:rFonts w:ascii="Arial" w:hAnsi="Arial" w:cs="Arial"/>
-          <w:color w:val="1F497D"/>
-          <w:sz w:val="18"/>
-          <w:szCs w:val="18"/>
-        </w:rPr>
-        <w:t xml:space="preserve">ich does not contain any panel numbers the same as the </w:t>
-      </w:r>
-      <w:r>
-        <w:rPr>
-          <w:rFonts w:ascii="Arial" w:hAnsi="Arial" w:cs="Arial"/>
-          <w:color w:val="1F497D"/>
-          <w:sz w:val="18"/>
-          <w:szCs w:val="18"/>
-        </w:rPr>
-        <w:t>current panel.</w:t>
+        <w:t>Envision support for Apollo systems</w:t>
+      </w:r>
+      <w:r>
+        <w:rPr>
+          <w:rFonts w:ascii="Arial" w:hAnsi="Arial" w:cs="Arial"/>
+          <w:color w:val="1F497D"/>
+          <w:sz w:val="18"/>
+          <w:szCs w:val="18"/>
+        </w:rPr>
+        <w:t>:</w:t>
       </w:r>
     </w:p>
     <w:p>
@@ -938,20 +971,13 @@
         <w:contextualSpacing/>
         <w:rPr>
           <w:rFonts w:ascii="Arial" w:hAnsi="Arial" w:cs="Arial"/>
-          <w:color w:val="1F497D"/>
-          <w:sz w:val="18"/>
-          <w:szCs w:val="18"/>
-        </w:rPr>
-      </w:pPr>
-      <w:r>
-        <w:rPr>
-          <w:rFonts w:ascii="Arial" w:hAnsi="Arial" w:cs="Arial"/>
-          <w:color w:val="1F497D"/>
-          <w:sz w:val="18"/>
-          <w:szCs w:val="18"/>
-        </w:rPr>
-        <w:t>•</w:t>
-      </w:r>
+          <w:i/>
+          <w:iCs/>
+          <w:color w:val="1F497D"/>
+          <w:sz w:val="18"/>
+          <w:szCs w:val="18"/>
+        </w:rPr>
+      </w:pPr>
       <w:r>
         <w:rPr>
           <w:rFonts w:ascii="Arial" w:hAnsi="Arial" w:cs="Arial"/>
@@ -964,38 +990,59 @@
       <w:r>
         <w:rPr>
           <w:rFonts w:ascii="Arial" w:hAnsi="Arial" w:cs="Arial"/>
-          <w:color w:val="1F497D"/>
-          <w:sz w:val="18"/>
-          <w:szCs w:val="18"/>
-        </w:rPr>
-        <w:t>The displaying of e</w:t>
-      </w:r>
-      <w:r>
-        <w:rPr>
-          <w:rFonts w:ascii="Arial" w:hAnsi="Arial" w:cs="Arial"/>
-          <w:color w:val="1F497D"/>
-          <w:sz w:val="18"/>
-          <w:szCs w:val="18"/>
-        </w:rPr>
-        <w:t xml:space="preserve">rror boxes on invalid items </w:t>
-      </w:r>
-      <w:r>
-        <w:rPr>
-          <w:rFonts w:ascii="Arial" w:hAnsi="Arial" w:cs="Arial"/>
-          <w:color w:val="1F497D"/>
-          <w:sz w:val="18"/>
-          <w:szCs w:val="18"/>
-        </w:rPr>
-        <w:t>has been made more consistent</w:t>
-      </w:r>
-      <w:r>
-        <w:rPr>
-          <w:rFonts w:ascii="Arial" w:hAnsi="Arial" w:cs="Arial"/>
-          <w:color w:val="1F497D"/>
-          <w:sz w:val="18"/>
-          <w:szCs w:val="18"/>
-        </w:rPr>
-        <w:t>.</w:t>
+          <w:i/>
+          <w:iCs/>
+          <w:color w:val="1F497D"/>
+          <w:sz w:val="18"/>
+          <w:szCs w:val="18"/>
+        </w:rPr>
+        <w:t>For this, device names and zone descriptions are prefixed with type codes and zone numbers respectively.  If not already prefixed, before uploading the user is asked whether the pane</w:t>
+      </w:r>
+      <w:r>
+        <w:rPr>
+          <w:rFonts w:ascii="Arial" w:hAnsi="Arial" w:cs="Arial"/>
+          <w:i/>
+          <w:iCs/>
+          <w:color w:val="1F497D"/>
+          <w:sz w:val="18"/>
+          <w:szCs w:val="18"/>
+        </w:rPr>
+        <w:t>l</w:t>
+      </w:r>
+      <w:r>
+        <w:rPr>
+          <w:rFonts w:ascii="Arial" w:hAnsi="Arial" w:cs="Arial"/>
+          <w:i/>
+          <w:iCs/>
+          <w:color w:val="1F497D"/>
+          <w:sz w:val="18"/>
+          <w:szCs w:val="18"/>
+        </w:rPr>
+        <w:t xml:space="preserve"> is for Envision and, if </w:t>
+      </w:r>
+      <w:proofErr w:type="gramStart"/>
+      <w:r>
+        <w:rPr>
+          <w:rFonts w:ascii="Arial" w:hAnsi="Arial" w:cs="Arial"/>
+          <w:i/>
+          <w:iCs/>
+          <w:color w:val="1F497D"/>
+          <w:sz w:val="18"/>
+          <w:szCs w:val="18"/>
+        </w:rPr>
+        <w:t>Yes</w:t>
+      </w:r>
+      <w:proofErr w:type="gramEnd"/>
+      <w:r>
+        <w:rPr>
+          <w:rFonts w:ascii="Arial" w:hAnsi="Arial" w:cs="Arial"/>
+          <w:i/>
+          <w:iCs/>
+          <w:color w:val="1F497D"/>
+          <w:sz w:val="18"/>
+          <w:szCs w:val="18"/>
+        </w:rPr>
+        <w:t>, the prefixes are added.</w:t>
       </w:r>
     </w:p>
     <w:p>
@@ -1013,65 +1060,23 @@
         <w:contextualSpacing/>
         <w:rPr>
           <w:rFonts w:ascii="Arial" w:hAnsi="Arial" w:cs="Arial"/>
-          <w:color w:val="1F497D"/>
-          <w:sz w:val="18"/>
-          <w:szCs w:val="18"/>
-        </w:rPr>
-      </w:pPr>
-      <w:r>
-        <w:rPr>
-          <w:rFonts w:ascii="Arial" w:hAnsi="Arial" w:cs="Arial"/>
-          <w:color w:val="1F497D"/>
-          <w:sz w:val="18"/>
-          <w:szCs w:val="18"/>
-        </w:rPr>
-        <w:t>•</w:t>
-      </w:r>
-      <w:r>
-        <w:rPr>
-          <w:rFonts w:ascii="Arial" w:hAnsi="Arial" w:cs="Arial"/>
-          <w:color w:val="1F497D"/>
-          <w:sz w:val="18"/>
-          <w:szCs w:val="18"/>
-        </w:rPr>
-        <w:tab/>
-        <w:t xml:space="preserve">The Validation Window no longer </w:t>
-      </w:r>
-      <w:r>
-        <w:rPr>
-          <w:rFonts w:ascii="Arial" w:hAnsi="Arial" w:cs="Arial"/>
-          <w:color w:val="1F497D"/>
-          <w:sz w:val="18"/>
-          <w:szCs w:val="18"/>
-        </w:rPr>
-        <w:t>indicate</w:t>
-      </w:r>
-      <w:r>
-        <w:rPr>
-          <w:rFonts w:ascii="Arial" w:hAnsi="Arial" w:cs="Arial"/>
-          <w:color w:val="1F497D"/>
-          <w:sz w:val="18"/>
-          <w:szCs w:val="18"/>
-        </w:rPr>
-        <w:t xml:space="preserve">s Loop 2 for </w:t>
-      </w:r>
-      <w:r>
-        <w:rPr>
-          <w:rFonts w:ascii="Arial" w:hAnsi="Arial" w:cs="Arial"/>
-          <w:color w:val="1F497D"/>
-          <w:sz w:val="18"/>
-          <w:szCs w:val="18"/>
-        </w:rPr>
-        <w:t xml:space="preserve">a </w:t>
-      </w:r>
-      <w:r>
-        <w:rPr>
-          <w:rFonts w:ascii="Arial" w:hAnsi="Arial" w:cs="Arial"/>
-          <w:color w:val="1F497D"/>
-          <w:sz w:val="18"/>
-          <w:szCs w:val="18"/>
-        </w:rPr>
-        <w:t>single-loop panel.</w:t>
+          <w:b/>
+          <w:bCs/>
+          <w:color w:val="1F497D"/>
+          <w:sz w:val="18"/>
+          <w:szCs w:val="18"/>
+        </w:rPr>
+      </w:pPr>
+      <w:r>
+        <w:rPr>
+          <w:rFonts w:ascii="Arial" w:hAnsi="Arial" w:cs="Arial"/>
+          <w:b/>
+          <w:bCs/>
+          <w:color w:val="1F497D"/>
+          <w:sz w:val="18"/>
+          <w:szCs w:val="18"/>
+        </w:rPr>
+        <w:t>Fixes</w:t>
       </w:r>
     </w:p>
     <w:p>
@@ -1119,34 +1124,144 @@
           <w:sz w:val="18"/>
           <w:szCs w:val="18"/>
         </w:rPr>
-        <w:t xml:space="preserve">On the </w:t>
-      </w:r>
-      <w:r>
-        <w:rPr>
-          <w:rFonts w:ascii="Arial" w:hAnsi="Arial" w:cs="Arial"/>
-          <w:color w:val="1F497D"/>
-          <w:sz w:val="18"/>
-          <w:szCs w:val="18"/>
-        </w:rPr>
-        <w:t>Causes &amp; Effects page</w:t>
-      </w:r>
-      <w:r>
-        <w:rPr>
-          <w:rFonts w:ascii="Arial" w:hAnsi="Arial" w:cs="Arial"/>
-          <w:color w:val="1F497D"/>
-          <w:sz w:val="18"/>
-          <w:szCs w:val="18"/>
-        </w:rPr>
-        <w:t>, data that has been read from a file is now updated correctly on all lines</w:t>
-      </w:r>
-      <w:r>
-        <w:rPr>
-          <w:rFonts w:ascii="Arial" w:hAnsi="Arial" w:cs="Arial"/>
-          <w:color w:val="1F497D"/>
-          <w:sz w:val="18"/>
-          <w:szCs w:val="18"/>
-        </w:rPr>
-        <w:t>.</w:t>
+        <w:t>Two faults that would cause the app to shut down have been corrected: s</w:t>
+      </w:r>
+      <w:r>
+        <w:rPr>
+          <w:rFonts w:ascii="Arial" w:hAnsi="Arial" w:cs="Arial"/>
+          <w:color w:val="1F497D"/>
+          <w:sz w:val="18"/>
+          <w:szCs w:val="18"/>
+        </w:rPr>
+        <w:t>end</w:t>
+      </w:r>
+      <w:r>
+        <w:rPr>
+          <w:rFonts w:ascii="Arial" w:hAnsi="Arial" w:cs="Arial"/>
+          <w:color w:val="1F497D"/>
+          <w:sz w:val="18"/>
+          <w:szCs w:val="18"/>
+        </w:rPr>
+        <w:t>ing</w:t>
+      </w:r>
+      <w:r>
+        <w:rPr>
+          <w:rFonts w:ascii="Arial" w:hAnsi="Arial" w:cs="Arial"/>
+          <w:color w:val="1F497D"/>
+          <w:sz w:val="18"/>
+          <w:szCs w:val="18"/>
+        </w:rPr>
+        <w:t xml:space="preserve"> </w:t>
+      </w:r>
+      <w:r>
+        <w:rPr>
+          <w:rFonts w:ascii="Arial" w:hAnsi="Arial" w:cs="Arial"/>
+          <w:color w:val="1F497D"/>
+          <w:sz w:val="18"/>
+          <w:szCs w:val="18"/>
+        </w:rPr>
+        <w:t>single-</w:t>
+      </w:r>
+      <w:r>
+        <w:rPr>
+          <w:rFonts w:ascii="Arial" w:hAnsi="Arial" w:cs="Arial"/>
+          <w:color w:val="1F497D"/>
+          <w:sz w:val="18"/>
+          <w:szCs w:val="18"/>
+        </w:rPr>
+        <w:t xml:space="preserve">loop </w:t>
+      </w:r>
+      <w:r>
+        <w:rPr>
+          <w:rFonts w:ascii="Arial" w:hAnsi="Arial" w:cs="Arial"/>
+          <w:color w:val="1F497D"/>
+          <w:sz w:val="18"/>
+          <w:szCs w:val="18"/>
+        </w:rPr>
+        <w:t>data to a</w:t>
+      </w:r>
+      <w:r>
+        <w:rPr>
+          <w:rFonts w:ascii="Arial" w:hAnsi="Arial" w:cs="Arial"/>
+          <w:color w:val="1F497D"/>
+          <w:sz w:val="18"/>
+          <w:szCs w:val="18"/>
+        </w:rPr>
+        <w:t xml:space="preserve"> 2-loop </w:t>
+      </w:r>
+      <w:proofErr w:type="gramStart"/>
+      <w:r>
+        <w:rPr>
+          <w:rFonts w:ascii="Arial" w:hAnsi="Arial" w:cs="Arial"/>
+          <w:color w:val="1F497D"/>
+          <w:sz w:val="18"/>
+          <w:szCs w:val="18"/>
+        </w:rPr>
+        <w:t>panel</w:t>
+      </w:r>
+      <w:r>
+        <w:rPr>
+          <w:rFonts w:ascii="Arial" w:hAnsi="Arial" w:cs="Arial"/>
+          <w:color w:val="1F497D"/>
+          <w:sz w:val="18"/>
+          <w:szCs w:val="18"/>
+        </w:rPr>
+        <w:t>,</w:t>
+      </w:r>
+      <w:r>
+        <w:rPr>
+          <w:rFonts w:ascii="Arial" w:hAnsi="Arial" w:cs="Arial"/>
+          <w:color w:val="1F497D"/>
+          <w:sz w:val="18"/>
+          <w:szCs w:val="18"/>
+        </w:rPr>
+        <w:t xml:space="preserve"> </w:t>
+      </w:r>
+      <w:r>
+        <w:rPr>
+          <w:rFonts w:ascii="Arial" w:hAnsi="Arial" w:cs="Arial"/>
+          <w:color w:val="1F497D"/>
+          <w:sz w:val="18"/>
+          <w:szCs w:val="18"/>
+        </w:rPr>
+        <w:t>and</w:t>
+      </w:r>
+      <w:proofErr w:type="gramEnd"/>
+      <w:r>
+        <w:rPr>
+          <w:rFonts w:ascii="Arial" w:hAnsi="Arial" w:cs="Arial"/>
+          <w:color w:val="1F497D"/>
+          <w:sz w:val="18"/>
+          <w:szCs w:val="18"/>
+        </w:rPr>
+        <w:t xml:space="preserve"> </w:t>
+      </w:r>
+      <w:r>
+        <w:rPr>
+          <w:rFonts w:ascii="Arial" w:hAnsi="Arial" w:cs="Arial"/>
+          <w:color w:val="1F497D"/>
+          <w:sz w:val="18"/>
+          <w:szCs w:val="18"/>
+        </w:rPr>
+        <w:t>opening a file wh</w:t>
+      </w:r>
+      <w:r>
+        <w:rPr>
+          <w:rFonts w:ascii="Arial" w:hAnsi="Arial" w:cs="Arial"/>
+          <w:color w:val="1F497D"/>
+          <w:sz w:val="18"/>
+          <w:szCs w:val="18"/>
+        </w:rPr>
+        <w:t xml:space="preserve">ich does not contain any panel numbers the same as the </w:t>
+      </w:r>
+      <w:r>
+        <w:rPr>
+          <w:rFonts w:ascii="Arial" w:hAnsi="Arial" w:cs="Arial"/>
+          <w:color w:val="1F497D"/>
+          <w:sz w:val="18"/>
+          <w:szCs w:val="18"/>
+        </w:rPr>
+        <w:t>current panel.</w:t>
       </w:r>
     </w:p>
     <w:p>
@@ -1169,95 +1284,59 @@
           <w:szCs w:val="18"/>
         </w:rPr>
       </w:pPr>
-    </w:p>
-    <w:p>
-      <w:pPr>
-        <w:tabs>
-          <w:tab w:val="left" w:pos="993"/>
-        </w:tabs>
-        <w:rPr>
-          <w:rFonts w:ascii="Arial" w:hAnsi="Arial" w:cs="Arial"/>
-          <w:color w:val="9CC2E5" w:themeColor="accent1" w:themeTint="99"/>
-          <w:sz w:val="16"/>
-          <w:szCs w:val="16"/>
-        </w:rPr>
-      </w:pPr>
-      <w:r>
-        <w:rPr>
-          <w:rFonts w:ascii="Arial" w:hAnsi="Arial" w:cs="Arial"/>
-          <w:b/>
-          <w:bCs/>
-          <w:color w:val="4472C4" w:themeColor="accent5"/>
-          <w:sz w:val="24"/>
-          <w:szCs w:val="24"/>
-        </w:rPr>
-        <w:t>v8.1.</w:t>
-      </w:r>
-      <w:r>
-        <w:rPr>
-          <w:rFonts w:ascii="Arial" w:hAnsi="Arial" w:cs="Arial"/>
-          <w:b/>
-          <w:bCs/>
-          <w:color w:val="4472C4" w:themeColor="accent5"/>
-          <w:sz w:val="24"/>
-          <w:szCs w:val="24"/>
-        </w:rPr>
-        <w:t>8</w:t>
-      </w:r>
-      <w:r>
-        <w:rPr>
-          <w:rFonts w:ascii="Arial" w:hAnsi="Arial" w:cs="Arial"/>
-          <w:b/>
-          <w:bCs/>
-          <w:color w:val="4472C4" w:themeColor="accent5"/>
-          <w:sz w:val="24"/>
-          <w:szCs w:val="24"/>
+      <w:r>
+        <w:rPr>
+          <w:rFonts w:ascii="Arial" w:hAnsi="Arial" w:cs="Arial"/>
+          <w:color w:val="1F497D"/>
+          <w:sz w:val="18"/>
+          <w:szCs w:val="18"/>
+        </w:rPr>
+        <w:t>•</w:t>
+      </w:r>
+      <w:r>
+        <w:rPr>
+          <w:rFonts w:ascii="Arial" w:hAnsi="Arial" w:cs="Arial"/>
+          <w:color w:val="1F497D"/>
+          <w:sz w:val="18"/>
+          <w:szCs w:val="18"/>
         </w:rPr>
         <w:tab/>
       </w:r>
       <w:r>
         <w:rPr>
           <w:rFonts w:ascii="Arial" w:hAnsi="Arial" w:cs="Arial"/>
-          <w:b/>
-          <w:bCs/>
-          <w:color w:val="4472C4" w:themeColor="accent5"/>
-          <w:sz w:val="24"/>
-          <w:szCs w:val="24"/>
-        </w:rPr>
-        <w:t>26</w:t>
-      </w:r>
-      <w:r>
-        <w:rPr>
-          <w:rFonts w:ascii="Arial" w:hAnsi="Arial" w:cs="Arial"/>
-          <w:b/>
-          <w:bCs/>
-          <w:color w:val="4472C4" w:themeColor="accent5"/>
-          <w:sz w:val="24"/>
-          <w:szCs w:val="24"/>
-        </w:rPr>
-        <w:t>/</w:t>
-      </w:r>
-      <w:r>
-        <w:rPr>
-          <w:rFonts w:ascii="Arial" w:hAnsi="Arial" w:cs="Arial"/>
-          <w:b/>
-          <w:bCs/>
-          <w:color w:val="4472C4" w:themeColor="accent5"/>
-          <w:sz w:val="24"/>
-          <w:szCs w:val="24"/>
-        </w:rPr>
-        <w:t>09</w:t>
-      </w:r>
-      <w:r>
-        <w:rPr>
-          <w:rFonts w:ascii="Arial" w:hAnsi="Arial" w:cs="Arial"/>
-          <w:b/>
-          <w:bCs/>
-          <w:color w:val="4472C4" w:themeColor="accent5"/>
-          <w:sz w:val="24"/>
-          <w:szCs w:val="24"/>
-        </w:rPr>
-        <w:t>/2025</w:t>
+          <w:color w:val="1F497D"/>
+          <w:sz w:val="18"/>
+          <w:szCs w:val="18"/>
+        </w:rPr>
+        <w:t>The displaying of e</w:t>
+      </w:r>
+      <w:r>
+        <w:rPr>
+          <w:rFonts w:ascii="Arial" w:hAnsi="Arial" w:cs="Arial"/>
+          <w:color w:val="1F497D"/>
+          <w:sz w:val="18"/>
+          <w:szCs w:val="18"/>
+        </w:rPr>
+        <w:t xml:space="preserve">rror boxes on invalid items </w:t>
+      </w:r>
+      <w:r>
+        <w:rPr>
+          <w:rFonts w:ascii="Arial" w:hAnsi="Arial" w:cs="Arial"/>
+          <w:color w:val="1F497D"/>
+          <w:sz w:val="18"/>
+          <w:szCs w:val="18"/>
+        </w:rPr>
+        <w:t>has been made more consistent</w:t>
+      </w:r>
+      <w:r>
+        <w:rPr>
+          <w:rFonts w:ascii="Arial" w:hAnsi="Arial" w:cs="Arial"/>
+          <w:color w:val="1F497D"/>
+          <w:sz w:val="18"/>
+          <w:szCs w:val="18"/>
+        </w:rPr>
+        <w:t>.</w:t>
       </w:r>
     </w:p>
     <w:p>
@@ -1287,7 +1366,7 @@
           <w:sz w:val="18"/>
           <w:szCs w:val="18"/>
         </w:rPr>
-        <w:t>-</w:t>
+        <w:t>•</w:t>
       </w:r>
       <w:r>
         <w:rPr>
@@ -1297,96 +1376,43 @@
           <w:szCs w:val="18"/>
         </w:rPr>
         <w:tab/>
-      </w:r>
-      <w:r>
-        <w:rPr>
-          <w:rFonts w:ascii="Arial" w:hAnsi="Arial" w:cs="Arial"/>
-          <w:color w:val="1F497D"/>
-          <w:sz w:val="18"/>
-          <w:szCs w:val="18"/>
-        </w:rPr>
-        <w:t>Correction:</w:t>
-      </w:r>
-      <w:r>
-        <w:rPr>
-          <w:rFonts w:ascii="Arial" w:hAnsi="Arial" w:cs="Arial"/>
-          <w:color w:val="1F497D"/>
-          <w:sz w:val="18"/>
-          <w:szCs w:val="18"/>
-        </w:rPr>
-        <w:t xml:space="preserve"> device I/O configuration </w:t>
-      </w:r>
-      <w:r>
-        <w:rPr>
-          <w:rFonts w:ascii="Arial" w:hAnsi="Arial" w:cs="Arial"/>
-          <w:color w:val="1F497D"/>
-          <w:sz w:val="18"/>
-          <w:szCs w:val="18"/>
-        </w:rPr>
-        <w:t xml:space="preserve">item </w:t>
-      </w:r>
-      <w:r>
-        <w:rPr>
-          <w:rFonts w:ascii="Arial" w:hAnsi="Arial" w:cs="Arial"/>
-          <w:color w:val="1F497D"/>
-          <w:sz w:val="18"/>
-          <w:szCs w:val="18"/>
-        </w:rPr>
-        <w:t>description</w:t>
-      </w:r>
-      <w:r>
-        <w:rPr>
-          <w:rFonts w:ascii="Arial" w:hAnsi="Arial" w:cs="Arial"/>
-          <w:color w:val="1F497D"/>
-          <w:sz w:val="18"/>
-          <w:szCs w:val="18"/>
-        </w:rPr>
-        <w:t xml:space="preserve"> edit</w:t>
-      </w:r>
-      <w:r>
-        <w:rPr>
-          <w:rFonts w:ascii="Arial" w:hAnsi="Arial" w:cs="Arial"/>
-          <w:color w:val="1F497D"/>
-          <w:sz w:val="18"/>
-          <w:szCs w:val="18"/>
-        </w:rPr>
-        <w:t xml:space="preserve">s </w:t>
-      </w:r>
-      <w:r>
-        <w:rPr>
-          <w:rFonts w:ascii="Arial" w:hAnsi="Arial" w:cs="Arial"/>
-          <w:color w:val="1F497D"/>
-          <w:sz w:val="18"/>
-          <w:szCs w:val="18"/>
-        </w:rPr>
-        <w:t xml:space="preserve">have been corrected so that </w:t>
-      </w:r>
-      <w:r>
-        <w:rPr>
-          <w:rFonts w:ascii="Arial" w:hAnsi="Arial" w:cs="Arial"/>
-          <w:color w:val="1F497D"/>
-          <w:sz w:val="18"/>
-          <w:szCs w:val="18"/>
-        </w:rPr>
-        <w:t>descriptions and/or device names on other devices</w:t>
-      </w:r>
-      <w:r>
-        <w:rPr>
-          <w:rFonts w:ascii="Arial" w:hAnsi="Arial" w:cs="Arial"/>
-          <w:color w:val="1F497D"/>
-          <w:sz w:val="18"/>
-          <w:szCs w:val="18"/>
-        </w:rPr>
-        <w:t xml:space="preserve"> are not affected</w:t>
-      </w:r>
-      <w:r>
-        <w:rPr>
-          <w:rFonts w:ascii="Arial" w:hAnsi="Arial" w:cs="Arial"/>
-          <w:color w:val="1F497D"/>
-          <w:sz w:val="18"/>
-          <w:szCs w:val="18"/>
-        </w:rPr>
-        <w:t>.</w:t>
+        <w:t xml:space="preserve">The Validation Window no longer </w:t>
+      </w:r>
+      <w:r>
+        <w:rPr>
+          <w:rFonts w:ascii="Arial" w:hAnsi="Arial" w:cs="Arial"/>
+          <w:color w:val="1F497D"/>
+          <w:sz w:val="18"/>
+          <w:szCs w:val="18"/>
+        </w:rPr>
+        <w:t>indicate</w:t>
+      </w:r>
+      <w:r>
+        <w:rPr>
+          <w:rFonts w:ascii="Arial" w:hAnsi="Arial" w:cs="Arial"/>
+          <w:color w:val="1F497D"/>
+          <w:sz w:val="18"/>
+          <w:szCs w:val="18"/>
+        </w:rPr>
+        <w:t xml:space="preserve">s Loop 2 for </w:t>
+      </w:r>
+      <w:r>
+        <w:rPr>
+          <w:rFonts w:ascii="Arial" w:hAnsi="Arial" w:cs="Arial"/>
+          <w:color w:val="1F497D"/>
+          <w:sz w:val="18"/>
+          <w:szCs w:val="18"/>
+        </w:rPr>
+        <w:t xml:space="preserve">a </w:t>
+      </w:r>
+      <w:r>
+        <w:rPr>
+          <w:rFonts w:ascii="Arial" w:hAnsi="Arial" w:cs="Arial"/>
+          <w:color w:val="1F497D"/>
+          <w:sz w:val="18"/>
+          <w:szCs w:val="18"/>
+        </w:rPr>
+        <w:t>single-loop panel.</w:t>
       </w:r>
     </w:p>
     <w:p>
@@ -1416,7 +1442,7 @@
           <w:sz w:val="18"/>
           <w:szCs w:val="18"/>
         </w:rPr>
-        <w:t>-</w:t>
+        <w:t>•</w:t>
       </w:r>
       <w:r>
         <w:rPr>
@@ -1426,34 +1452,42 @@
           <w:szCs w:val="18"/>
         </w:rPr>
         <w:tab/>
-        <w:t>Correction:</w:t>
-      </w:r>
-      <w:r>
-        <w:rPr>
-          <w:rFonts w:ascii="Arial" w:hAnsi="Arial" w:cs="Arial"/>
-          <w:color w:val="1F497D"/>
-          <w:sz w:val="18"/>
-          <w:szCs w:val="18"/>
-        </w:rPr>
-        <w:t xml:space="preserve"> the Add Second Loop option for single-loop panels</w:t>
-      </w:r>
-      <w:r>
-        <w:rPr>
-          <w:rFonts w:ascii="Arial" w:hAnsi="Arial" w:cs="Arial"/>
-          <w:color w:val="1F497D"/>
-          <w:sz w:val="18"/>
-          <w:szCs w:val="18"/>
-        </w:rPr>
-        <w:t xml:space="preserve"> now ensures that the</w:t>
-      </w:r>
-      <w:r>
-        <w:rPr>
-          <w:rFonts w:ascii="Arial" w:hAnsi="Arial" w:cs="Arial"/>
-          <w:color w:val="1F497D"/>
-          <w:sz w:val="18"/>
-          <w:szCs w:val="18"/>
-        </w:rPr>
-        <w:t xml:space="preserve"> device lists on the other pages are now populated correctly with the required number of (empty) devices.</w:t>
+      </w:r>
+      <w:r>
+        <w:rPr>
+          <w:rFonts w:ascii="Arial" w:hAnsi="Arial" w:cs="Arial"/>
+          <w:color w:val="1F497D"/>
+          <w:sz w:val="18"/>
+          <w:szCs w:val="18"/>
+        </w:rPr>
+        <w:t xml:space="preserve">On the </w:t>
+      </w:r>
+      <w:r>
+        <w:rPr>
+          <w:rFonts w:ascii="Arial" w:hAnsi="Arial" w:cs="Arial"/>
+          <w:color w:val="1F497D"/>
+          <w:sz w:val="18"/>
+          <w:szCs w:val="18"/>
+        </w:rPr>
+        <w:t>Causes &amp; Effects page</w:t>
+      </w:r>
+      <w:r>
+        <w:rPr>
+          <w:rFonts w:ascii="Arial" w:hAnsi="Arial" w:cs="Arial"/>
+          <w:color w:val="1F497D"/>
+          <w:sz w:val="18"/>
+          <w:szCs w:val="18"/>
+        </w:rPr>
+        <w:t>, data that has been read from a file is now updated correctly on all lines</w:t>
+      </w:r>
+      <w:r>
+        <w:rPr>
+          <w:rFonts w:ascii="Arial" w:hAnsi="Arial" w:cs="Arial"/>
+          <w:color w:val="1F497D"/>
+          <w:sz w:val="18"/>
+          <w:szCs w:val="18"/>
+        </w:rPr>
+        <w:t>.</w:t>
       </w:r>
     </w:p>
     <w:p>
@@ -1476,37 +1510,97 @@
           <w:szCs w:val="18"/>
         </w:rPr>
       </w:pPr>
-      <w:r>
-        <w:rPr>
-          <w:rFonts w:ascii="Arial" w:hAnsi="Arial" w:cs="Arial"/>
-          <w:color w:val="1F497D"/>
-          <w:sz w:val="18"/>
-          <w:szCs w:val="18"/>
-        </w:rPr>
-        <w:t>-</w:t>
-      </w:r>
-      <w:r>
-        <w:rPr>
-          <w:rFonts w:ascii="Arial" w:hAnsi="Arial" w:cs="Arial"/>
-          <w:b/>
-          <w:bCs/>
-          <w:color w:val="1F497D"/>
-          <w:sz w:val="18"/>
-          <w:szCs w:val="18"/>
+    </w:p>
+    <w:p>
+      <w:pPr>
+        <w:tabs>
+          <w:tab w:val="left" w:pos="993"/>
+        </w:tabs>
+        <w:rPr>
+          <w:rFonts w:ascii="Arial" w:hAnsi="Arial" w:cs="Arial"/>
+          <w:color w:val="9CC2E5" w:themeColor="accent1" w:themeTint="99"/>
+          <w:sz w:val="16"/>
+          <w:szCs w:val="16"/>
+        </w:rPr>
+      </w:pPr>
+      <w:r>
+        <w:rPr>
+          <w:rFonts w:ascii="Arial" w:hAnsi="Arial" w:cs="Arial"/>
+          <w:b/>
+          <w:bCs/>
+          <w:color w:val="4472C4" w:themeColor="accent5"/>
+          <w:sz w:val="24"/>
+          <w:szCs w:val="24"/>
+        </w:rPr>
+        <w:t>v8.1.</w:t>
+      </w:r>
+      <w:r>
+        <w:rPr>
+          <w:rFonts w:ascii="Arial" w:hAnsi="Arial" w:cs="Arial"/>
+          <w:b/>
+          <w:bCs/>
+          <w:color w:val="4472C4" w:themeColor="accent5"/>
+          <w:sz w:val="24"/>
+          <w:szCs w:val="24"/>
+        </w:rPr>
+        <w:t>8</w:t>
+      </w:r>
+      <w:r>
+        <w:rPr>
+          <w:rFonts w:ascii="Arial" w:hAnsi="Arial" w:cs="Arial"/>
+          <w:b/>
+          <w:bCs/>
+          <w:color w:val="4472C4" w:themeColor="accent5"/>
+          <w:sz w:val="24"/>
+          <w:szCs w:val="24"/>
         </w:rPr>
         <w:tab/>
       </w:r>
       <w:r>
         <w:rPr>
           <w:rFonts w:ascii="Arial" w:hAnsi="Arial" w:cs="Arial"/>
-          <w:color w:val="1F497D"/>
-          <w:sz w:val="18"/>
-          <w:szCs w:val="18"/>
-        </w:rPr>
-        <w:t xml:space="preserve">Notification popups are shown after each upload and download, indicating completion or otherwise. </w:t>
-      </w:r>
-    </w:p>
-    <w:bookmarkEnd w:id="0"/>
+          <w:b/>
+          <w:bCs/>
+          <w:color w:val="4472C4" w:themeColor="accent5"/>
+          <w:sz w:val="24"/>
+          <w:szCs w:val="24"/>
+        </w:rPr>
+        <w:t>26</w:t>
+      </w:r>
+      <w:r>
+        <w:rPr>
+          <w:rFonts w:ascii="Arial" w:hAnsi="Arial" w:cs="Arial"/>
+          <w:b/>
+          <w:bCs/>
+          <w:color w:val="4472C4" w:themeColor="accent5"/>
+          <w:sz w:val="24"/>
+          <w:szCs w:val="24"/>
+        </w:rPr>
+        <w:t>/</w:t>
+      </w:r>
+      <w:r>
+        <w:rPr>
+          <w:rFonts w:ascii="Arial" w:hAnsi="Arial" w:cs="Arial"/>
+          <w:b/>
+          <w:bCs/>
+          <w:color w:val="4472C4" w:themeColor="accent5"/>
+          <w:sz w:val="24"/>
+          <w:szCs w:val="24"/>
+        </w:rPr>
+        <w:t>09</w:t>
+      </w:r>
+      <w:r>
+        <w:rPr>
+          <w:rFonts w:ascii="Arial" w:hAnsi="Arial" w:cs="Arial"/>
+          <w:b/>
+          <w:bCs/>
+          <w:color w:val="4472C4" w:themeColor="accent5"/>
+          <w:sz w:val="24"/>
+          <w:szCs w:val="24"/>
+        </w:rPr>
+        <w:t>/2025</w:t>
+      </w:r>
+    </w:p>
     <w:p>
       <w:pPr>
         <w:tabs>
@@ -1522,124 +1616,118 @@
         <w:contextualSpacing/>
         <w:rPr>
           <w:rFonts w:ascii="Arial" w:hAnsi="Arial" w:cs="Arial"/>
-          <w:b/>
-          <w:bCs/>
-          <w:color w:val="1F497D"/>
-          <w:sz w:val="18"/>
-          <w:szCs w:val="18"/>
-        </w:rPr>
-      </w:pPr>
-    </w:p>
-    <w:p>
-      <w:pPr>
-        <w:tabs>
-          <w:tab w:val="left" w:pos="993"/>
-        </w:tabs>
-        <w:rPr>
-          <w:rFonts w:ascii="Arial" w:hAnsi="Arial" w:cs="Arial"/>
-          <w:color w:val="9CC2E5" w:themeColor="accent1" w:themeTint="99"/>
-          <w:sz w:val="16"/>
-          <w:szCs w:val="16"/>
-        </w:rPr>
-      </w:pPr>
-      <w:r>
-        <w:rPr>
-          <w:rFonts w:ascii="Arial" w:hAnsi="Arial" w:cs="Arial"/>
-          <w:b/>
-          <w:bCs/>
-          <w:color w:val="4472C4" w:themeColor="accent5"/>
-          <w:sz w:val="24"/>
-          <w:szCs w:val="24"/>
-        </w:rPr>
-        <w:t>v8.1.</w:t>
-      </w:r>
-      <w:r>
-        <w:rPr>
-          <w:rFonts w:ascii="Arial" w:hAnsi="Arial" w:cs="Arial"/>
-          <w:b/>
-          <w:bCs/>
-          <w:color w:val="4472C4" w:themeColor="accent5"/>
-          <w:sz w:val="24"/>
-          <w:szCs w:val="24"/>
-        </w:rPr>
-        <w:t>7</w:t>
-      </w:r>
-      <w:r>
-        <w:rPr>
-          <w:rFonts w:ascii="Arial" w:hAnsi="Arial" w:cs="Arial"/>
-          <w:b/>
-          <w:bCs/>
-          <w:color w:val="4472C4" w:themeColor="accent5"/>
-          <w:sz w:val="24"/>
-          <w:szCs w:val="24"/>
+          <w:color w:val="1F497D"/>
+          <w:sz w:val="18"/>
+          <w:szCs w:val="18"/>
+        </w:rPr>
+      </w:pPr>
+      <w:r>
+        <w:rPr>
+          <w:rFonts w:ascii="Arial" w:hAnsi="Arial" w:cs="Arial"/>
+          <w:color w:val="1F497D"/>
+          <w:sz w:val="18"/>
+          <w:szCs w:val="18"/>
+        </w:rPr>
+        <w:t>-</w:t>
+      </w:r>
+      <w:r>
+        <w:rPr>
+          <w:rFonts w:ascii="Arial" w:hAnsi="Arial" w:cs="Arial"/>
+          <w:color w:val="1F497D"/>
+          <w:sz w:val="18"/>
+          <w:szCs w:val="18"/>
         </w:rPr>
         <w:tab/>
       </w:r>
       <w:r>
         <w:rPr>
           <w:rFonts w:ascii="Arial" w:hAnsi="Arial" w:cs="Arial"/>
-          <w:b/>
-          <w:bCs/>
-          <w:color w:val="4472C4" w:themeColor="accent5"/>
-          <w:sz w:val="24"/>
-          <w:szCs w:val="24"/>
-        </w:rPr>
-        <w:t>3</w:t>
-      </w:r>
-      <w:r>
-        <w:rPr>
-          <w:rFonts w:ascii="Arial" w:hAnsi="Arial" w:cs="Arial"/>
-          <w:b/>
-          <w:bCs/>
-          <w:color w:val="4472C4" w:themeColor="accent5"/>
-          <w:sz w:val="24"/>
-          <w:szCs w:val="24"/>
-        </w:rPr>
-        <w:t>1</w:t>
-      </w:r>
-      <w:r>
-        <w:rPr>
-          <w:rFonts w:ascii="Arial" w:hAnsi="Arial" w:cs="Arial"/>
-          <w:b/>
-          <w:bCs/>
-          <w:color w:val="4472C4" w:themeColor="accent5"/>
-          <w:sz w:val="24"/>
-          <w:szCs w:val="24"/>
-        </w:rPr>
-        <w:t>/</w:t>
-      </w:r>
-      <w:r>
-        <w:rPr>
-          <w:rFonts w:ascii="Arial" w:hAnsi="Arial" w:cs="Arial"/>
-          <w:b/>
-          <w:bCs/>
-          <w:color w:val="4472C4" w:themeColor="accent5"/>
-          <w:sz w:val="24"/>
-          <w:szCs w:val="24"/>
-        </w:rPr>
-        <w:t>0</w:t>
-      </w:r>
-      <w:r>
-        <w:rPr>
-          <w:rFonts w:ascii="Arial" w:hAnsi="Arial" w:cs="Arial"/>
-          <w:b/>
-          <w:bCs/>
-          <w:color w:val="4472C4" w:themeColor="accent5"/>
-          <w:sz w:val="24"/>
-          <w:szCs w:val="24"/>
-        </w:rPr>
-        <w:t>7</w:t>
-      </w:r>
-      <w:r>
-        <w:rPr>
-          <w:rFonts w:ascii="Arial" w:hAnsi="Arial" w:cs="Arial"/>
-          <w:b/>
-          <w:bCs/>
-          <w:color w:val="4472C4" w:themeColor="accent5"/>
-          <w:sz w:val="24"/>
-          <w:szCs w:val="24"/>
-        </w:rPr>
-        <w:t>/2025</w:t>
+          <w:color w:val="1F497D"/>
+          <w:sz w:val="18"/>
+          <w:szCs w:val="18"/>
+        </w:rPr>
+        <w:t>Correction:</w:t>
+      </w:r>
+      <w:r>
+        <w:rPr>
+          <w:rFonts w:ascii="Arial" w:hAnsi="Arial" w:cs="Arial"/>
+          <w:color w:val="1F497D"/>
+          <w:sz w:val="18"/>
+          <w:szCs w:val="18"/>
+        </w:rPr>
+        <w:t xml:space="preserve"> device I/O configuration </w:t>
+      </w:r>
+      <w:r>
+        <w:rPr>
+          <w:rFonts w:ascii="Arial" w:hAnsi="Arial" w:cs="Arial"/>
+          <w:color w:val="1F497D"/>
+          <w:sz w:val="18"/>
+          <w:szCs w:val="18"/>
+        </w:rPr>
+        <w:t xml:space="preserve">item </w:t>
+      </w:r>
+      <w:r>
+        <w:rPr>
+          <w:rFonts w:ascii="Arial" w:hAnsi="Arial" w:cs="Arial"/>
+          <w:color w:val="1F497D"/>
+          <w:sz w:val="18"/>
+          <w:szCs w:val="18"/>
+        </w:rPr>
+        <w:t>description</w:t>
+      </w:r>
+      <w:r>
+        <w:rPr>
+          <w:rFonts w:ascii="Arial" w:hAnsi="Arial" w:cs="Arial"/>
+          <w:color w:val="1F497D"/>
+          <w:sz w:val="18"/>
+          <w:szCs w:val="18"/>
+        </w:rPr>
+        <w:t xml:space="preserve"> edit</w:t>
+      </w:r>
+      <w:r>
+        <w:rPr>
+          <w:rFonts w:ascii="Arial" w:hAnsi="Arial" w:cs="Arial"/>
+          <w:color w:val="1F497D"/>
+          <w:sz w:val="18"/>
+          <w:szCs w:val="18"/>
+        </w:rPr>
+        <w:t xml:space="preserve">s </w:t>
+      </w:r>
+      <w:r>
+        <w:rPr>
+          <w:rFonts w:ascii="Arial" w:hAnsi="Arial" w:cs="Arial"/>
+          <w:color w:val="1F497D"/>
+          <w:sz w:val="18"/>
+          <w:szCs w:val="18"/>
+        </w:rPr>
+        <w:t xml:space="preserve">have been corrected so that </w:t>
+      </w:r>
+      <w:r>
+        <w:rPr>
+          <w:rFonts w:ascii="Arial" w:hAnsi="Arial" w:cs="Arial"/>
+          <w:color w:val="1F497D"/>
+          <w:sz w:val="18"/>
+          <w:szCs w:val="18"/>
+        </w:rPr>
+        <w:t>descriptions and/or device names on other devices</w:t>
+      </w:r>
+      <w:r>
+        <w:rPr>
+          <w:rFonts w:ascii="Arial" w:hAnsi="Arial" w:cs="Arial"/>
+          <w:color w:val="1F497D"/>
+          <w:sz w:val="18"/>
+          <w:szCs w:val="18"/>
+        </w:rPr>
+        <w:t xml:space="preserve"> are not affected</w:t>
+      </w:r>
+      <w:r>
+        <w:rPr>
+          <w:rFonts w:ascii="Arial" w:hAnsi="Arial" w:cs="Arial"/>
+          <w:color w:val="1F497D"/>
+          <w:sz w:val="18"/>
+          <w:szCs w:val="18"/>
+        </w:rPr>
+        <w:t>.</w:t>
       </w:r>
     </w:p>
     <w:p>
@@ -1679,34 +1767,34 @@
           <w:szCs w:val="18"/>
         </w:rPr>
         <w:tab/>
-        <w:t xml:space="preserve">Removed system notifications which were causing </w:t>
-      </w:r>
-      <w:r>
-        <w:rPr>
-          <w:rFonts w:ascii="Arial" w:hAnsi="Arial" w:cs="Arial"/>
-          <w:color w:val="1F497D"/>
-          <w:sz w:val="18"/>
-          <w:szCs w:val="18"/>
-        </w:rPr>
-        <w:t>freezes</w:t>
-      </w:r>
-      <w:r>
-        <w:rPr>
-          <w:rFonts w:ascii="Arial" w:hAnsi="Arial" w:cs="Arial"/>
-          <w:color w:val="1F497D"/>
-          <w:sz w:val="18"/>
-          <w:szCs w:val="18"/>
-        </w:rPr>
-        <w:t xml:space="preserve"> and </w:t>
-      </w:r>
-      <w:r>
-        <w:rPr>
-          <w:rFonts w:ascii="Arial" w:hAnsi="Arial" w:cs="Arial"/>
-          <w:color w:val="1F497D"/>
-          <w:sz w:val="18"/>
-          <w:szCs w:val="18"/>
-        </w:rPr>
-        <w:t>crashes after download/upload.</w:t>
+        <w:t>Correction:</w:t>
+      </w:r>
+      <w:r>
+        <w:rPr>
+          <w:rFonts w:ascii="Arial" w:hAnsi="Arial" w:cs="Arial"/>
+          <w:color w:val="1F497D"/>
+          <w:sz w:val="18"/>
+          <w:szCs w:val="18"/>
+        </w:rPr>
+        <w:t xml:space="preserve"> the Add Second Loop option for single-loop panels</w:t>
+      </w:r>
+      <w:r>
+        <w:rPr>
+          <w:rFonts w:ascii="Arial" w:hAnsi="Arial" w:cs="Arial"/>
+          <w:color w:val="1F497D"/>
+          <w:sz w:val="18"/>
+          <w:szCs w:val="18"/>
+        </w:rPr>
+        <w:t xml:space="preserve"> now ensures that the</w:t>
+      </w:r>
+      <w:r>
+        <w:rPr>
+          <w:rFonts w:ascii="Arial" w:hAnsi="Arial" w:cs="Arial"/>
+          <w:color w:val="1F497D"/>
+          <w:sz w:val="18"/>
+          <w:szCs w:val="18"/>
+        </w:rPr>
+        <w:t xml:space="preserve"> device lists on the other pages are now populated correctly with the required number of (empty) devices.</w:t>
       </w:r>
     </w:p>
     <w:p>
@@ -1741,6 +1829,8 @@
       <w:r>
         <w:rPr>
           <w:rFonts w:ascii="Arial" w:hAnsi="Arial" w:cs="Arial"/>
+          <w:b/>
+          <w:bCs/>
           <w:color w:val="1F497D"/>
           <w:sz w:val="18"/>
           <w:szCs w:val="18"/>
@@ -1754,45 +1844,10 @@
           <w:sz w:val="18"/>
           <w:szCs w:val="18"/>
         </w:rPr>
-        <w:t xml:space="preserve">Moved Revision History </w:t>
-      </w:r>
-      <w:r>
-        <w:rPr>
-          <w:rFonts w:ascii="Arial" w:hAnsi="Arial" w:cs="Arial"/>
-          <w:color w:val="1F497D"/>
-          <w:sz w:val="18"/>
-          <w:szCs w:val="18"/>
-        </w:rPr>
-        <w:t xml:space="preserve">(this document) </w:t>
-      </w:r>
-      <w:r>
-        <w:rPr>
-          <w:rFonts w:ascii="Arial" w:hAnsi="Arial" w:cs="Arial"/>
-          <w:color w:val="1F497D"/>
-          <w:sz w:val="18"/>
-          <w:szCs w:val="18"/>
-        </w:rPr>
-        <w:t xml:space="preserve">from the </w:t>
-      </w:r>
-      <w:r>
-        <w:rPr>
-          <w:rFonts w:ascii="Arial" w:hAnsi="Arial" w:cs="Arial"/>
-          <w:color w:val="1F497D"/>
-          <w:sz w:val="18"/>
-          <w:szCs w:val="18"/>
-        </w:rPr>
-        <w:t>m</w:t>
-      </w:r>
-      <w:r>
-        <w:rPr>
-          <w:rFonts w:ascii="Arial" w:hAnsi="Arial" w:cs="Arial"/>
-          <w:color w:val="1F497D"/>
-          <w:sz w:val="18"/>
-          <w:szCs w:val="18"/>
-        </w:rPr>
-        <w:t>ain menu to the About box.</w:t>
-      </w:r>
-    </w:p>
+        <w:t xml:space="preserve">Notification popups are shown after each upload and download, indicating completion or otherwise. </w:t>
+      </w:r>
+    </w:p>
+    <w:bookmarkEnd w:id="0"/>
     <w:p>
       <w:pPr>
         <w:tabs>
@@ -1808,74 +1863,124 @@
         <w:contextualSpacing/>
         <w:rPr>
           <w:rFonts w:ascii="Arial" w:hAnsi="Arial" w:cs="Arial"/>
-          <w:color w:val="1F497D"/>
-          <w:sz w:val="18"/>
-          <w:szCs w:val="18"/>
-        </w:rPr>
-      </w:pPr>
-      <w:r>
-        <w:rPr>
-          <w:rFonts w:ascii="Arial" w:hAnsi="Arial" w:cs="Arial"/>
-          <w:color w:val="1F497D"/>
-          <w:sz w:val="18"/>
-          <w:szCs w:val="18"/>
-        </w:rPr>
-        <w:t>-</w:t>
-      </w:r>
-      <w:r>
-        <w:rPr>
-          <w:rFonts w:ascii="Arial" w:hAnsi="Arial" w:cs="Arial"/>
-          <w:color w:val="1F497D"/>
-          <w:sz w:val="18"/>
-          <w:szCs w:val="18"/>
+          <w:b/>
+          <w:bCs/>
+          <w:color w:val="1F497D"/>
+          <w:sz w:val="18"/>
+          <w:szCs w:val="18"/>
+        </w:rPr>
+      </w:pPr>
+    </w:p>
+    <w:p>
+      <w:pPr>
+        <w:tabs>
+          <w:tab w:val="left" w:pos="993"/>
+        </w:tabs>
+        <w:rPr>
+          <w:rFonts w:ascii="Arial" w:hAnsi="Arial" w:cs="Arial"/>
+          <w:color w:val="9CC2E5" w:themeColor="accent1" w:themeTint="99"/>
+          <w:sz w:val="16"/>
+          <w:szCs w:val="16"/>
+        </w:rPr>
+      </w:pPr>
+      <w:r>
+        <w:rPr>
+          <w:rFonts w:ascii="Arial" w:hAnsi="Arial" w:cs="Arial"/>
+          <w:b/>
+          <w:bCs/>
+          <w:color w:val="4472C4" w:themeColor="accent5"/>
+          <w:sz w:val="24"/>
+          <w:szCs w:val="24"/>
+        </w:rPr>
+        <w:t>v8.1.</w:t>
+      </w:r>
+      <w:r>
+        <w:rPr>
+          <w:rFonts w:ascii="Arial" w:hAnsi="Arial" w:cs="Arial"/>
+          <w:b/>
+          <w:bCs/>
+          <w:color w:val="4472C4" w:themeColor="accent5"/>
+          <w:sz w:val="24"/>
+          <w:szCs w:val="24"/>
+        </w:rPr>
+        <w:t>7</w:t>
+      </w:r>
+      <w:r>
+        <w:rPr>
+          <w:rFonts w:ascii="Arial" w:hAnsi="Arial" w:cs="Arial"/>
+          <w:b/>
+          <w:bCs/>
+          <w:color w:val="4472C4" w:themeColor="accent5"/>
+          <w:sz w:val="24"/>
+          <w:szCs w:val="24"/>
         </w:rPr>
         <w:tab/>
-        <w:t>Corrected</w:t>
-      </w:r>
-      <w:r>
-        <w:rPr>
-          <w:rFonts w:ascii="Arial" w:hAnsi="Arial" w:cs="Arial"/>
-          <w:color w:val="1F497D"/>
-          <w:sz w:val="18"/>
-          <w:szCs w:val="18"/>
-        </w:rPr>
-        <w:t xml:space="preserve"> </w:t>
-      </w:r>
-      <w:r>
-        <w:rPr>
-          <w:rFonts w:ascii="Arial" w:hAnsi="Arial" w:cs="Arial"/>
-          <w:color w:val="1F497D"/>
-          <w:sz w:val="18"/>
-          <w:szCs w:val="18"/>
-        </w:rPr>
-        <w:t xml:space="preserve">the </w:t>
-      </w:r>
-      <w:r>
-        <w:rPr>
-          <w:rFonts w:ascii="Arial" w:hAnsi="Arial" w:cs="Arial"/>
-          <w:color w:val="1F497D"/>
-          <w:sz w:val="18"/>
-          <w:szCs w:val="18"/>
-        </w:rPr>
-        <w:t xml:space="preserve">Comms Log viewer’s error </w:t>
-      </w:r>
-      <w:r>
-        <w:rPr>
-          <w:rFonts w:ascii="Arial" w:hAnsi="Arial" w:cs="Arial"/>
-          <w:color w:val="1F497D"/>
-          <w:sz w:val="18"/>
-          <w:szCs w:val="18"/>
-        </w:rPr>
-        <w:t>over</w:t>
-      </w:r>
-      <w:r>
-        <w:rPr>
-          <w:rFonts w:ascii="Arial" w:hAnsi="Arial" w:cs="Arial"/>
-          <w:color w:val="1F497D"/>
-          <w:sz w:val="18"/>
-          <w:szCs w:val="18"/>
-        </w:rPr>
-        <w:t>counts.</w:t>
+      </w:r>
+      <w:r>
+        <w:rPr>
+          <w:rFonts w:ascii="Arial" w:hAnsi="Arial" w:cs="Arial"/>
+          <w:b/>
+          <w:bCs/>
+          <w:color w:val="4472C4" w:themeColor="accent5"/>
+          <w:sz w:val="24"/>
+          <w:szCs w:val="24"/>
+        </w:rPr>
+        <w:t>3</w:t>
+      </w:r>
+      <w:r>
+        <w:rPr>
+          <w:rFonts w:ascii="Arial" w:hAnsi="Arial" w:cs="Arial"/>
+          <w:b/>
+          <w:bCs/>
+          <w:color w:val="4472C4" w:themeColor="accent5"/>
+          <w:sz w:val="24"/>
+          <w:szCs w:val="24"/>
+        </w:rPr>
+        <w:t>1</w:t>
+      </w:r>
+      <w:r>
+        <w:rPr>
+          <w:rFonts w:ascii="Arial" w:hAnsi="Arial" w:cs="Arial"/>
+          <w:b/>
+          <w:bCs/>
+          <w:color w:val="4472C4" w:themeColor="accent5"/>
+          <w:sz w:val="24"/>
+          <w:szCs w:val="24"/>
+        </w:rPr>
+        <w:t>/</w:t>
+      </w:r>
+      <w:r>
+        <w:rPr>
+          <w:rFonts w:ascii="Arial" w:hAnsi="Arial" w:cs="Arial"/>
+          <w:b/>
+          <w:bCs/>
+          <w:color w:val="4472C4" w:themeColor="accent5"/>
+          <w:sz w:val="24"/>
+          <w:szCs w:val="24"/>
+        </w:rPr>
+        <w:t>0</w:t>
+      </w:r>
+      <w:r>
+        <w:rPr>
+          <w:rFonts w:ascii="Arial" w:hAnsi="Arial" w:cs="Arial"/>
+          <w:b/>
+          <w:bCs/>
+          <w:color w:val="4472C4" w:themeColor="accent5"/>
+          <w:sz w:val="24"/>
+          <w:szCs w:val="24"/>
+        </w:rPr>
+        <w:t>7</w:t>
+      </w:r>
+      <w:r>
+        <w:rPr>
+          <w:rFonts w:ascii="Arial" w:hAnsi="Arial" w:cs="Arial"/>
+          <w:b/>
+          <w:bCs/>
+          <w:color w:val="4472C4" w:themeColor="accent5"/>
+          <w:sz w:val="24"/>
+          <w:szCs w:val="24"/>
+        </w:rPr>
+        <w:t>/2025</w:t>
       </w:r>
     </w:p>
     <w:p>
@@ -1898,95 +2003,51 @@
           <w:szCs w:val="18"/>
         </w:rPr>
       </w:pPr>
-    </w:p>
-    <w:p>
-      <w:pPr>
-        <w:tabs>
-          <w:tab w:val="left" w:pos="993"/>
-        </w:tabs>
-        <w:rPr>
-          <w:rFonts w:ascii="Arial" w:hAnsi="Arial" w:cs="Arial"/>
-          <w:color w:val="9CC2E5" w:themeColor="accent1" w:themeTint="99"/>
-          <w:sz w:val="16"/>
-          <w:szCs w:val="16"/>
-        </w:rPr>
-      </w:pPr>
-      <w:r>
-        <w:rPr>
-          <w:rFonts w:ascii="Arial" w:hAnsi="Arial" w:cs="Arial"/>
-          <w:b/>
-          <w:bCs/>
-          <w:color w:val="4472C4" w:themeColor="accent5"/>
-          <w:sz w:val="24"/>
-          <w:szCs w:val="24"/>
-        </w:rPr>
-        <w:t>v8.1.</w:t>
-      </w:r>
-      <w:r>
-        <w:rPr>
-          <w:rFonts w:ascii="Arial" w:hAnsi="Arial" w:cs="Arial"/>
-          <w:b/>
-          <w:bCs/>
-          <w:color w:val="4472C4" w:themeColor="accent5"/>
-          <w:sz w:val="24"/>
-          <w:szCs w:val="24"/>
-        </w:rPr>
-        <w:t>6</w:t>
-      </w:r>
-      <w:r>
-        <w:rPr>
-          <w:rFonts w:ascii="Arial" w:hAnsi="Arial" w:cs="Arial"/>
-          <w:b/>
-          <w:bCs/>
-          <w:color w:val="4472C4" w:themeColor="accent5"/>
-          <w:sz w:val="24"/>
-          <w:szCs w:val="24"/>
+      <w:r>
+        <w:rPr>
+          <w:rFonts w:ascii="Arial" w:hAnsi="Arial" w:cs="Arial"/>
+          <w:color w:val="1F497D"/>
+          <w:sz w:val="18"/>
+          <w:szCs w:val="18"/>
+        </w:rPr>
+        <w:t>-</w:t>
+      </w:r>
+      <w:r>
+        <w:rPr>
+          <w:rFonts w:ascii="Arial" w:hAnsi="Arial" w:cs="Arial"/>
+          <w:color w:val="1F497D"/>
+          <w:sz w:val="18"/>
+          <w:szCs w:val="18"/>
         </w:rPr>
         <w:tab/>
-      </w:r>
-      <w:r>
-        <w:rPr>
-          <w:rFonts w:ascii="Arial" w:hAnsi="Arial" w:cs="Arial"/>
-          <w:b/>
-          <w:bCs/>
-          <w:color w:val="4472C4" w:themeColor="accent5"/>
-          <w:sz w:val="24"/>
-          <w:szCs w:val="24"/>
-        </w:rPr>
-        <w:t>30</w:t>
-      </w:r>
-      <w:r>
-        <w:rPr>
-          <w:rFonts w:ascii="Arial" w:hAnsi="Arial" w:cs="Arial"/>
-          <w:b/>
-          <w:bCs/>
-          <w:color w:val="4472C4" w:themeColor="accent5"/>
-          <w:sz w:val="24"/>
-          <w:szCs w:val="24"/>
-        </w:rPr>
-        <w:t>/</w:t>
-      </w:r>
-      <w:r>
-        <w:rPr>
-          <w:rFonts w:ascii="Arial" w:hAnsi="Arial" w:cs="Arial"/>
-          <w:b/>
-          <w:bCs/>
-          <w:color w:val="4472C4" w:themeColor="accent5"/>
-          <w:sz w:val="24"/>
-          <w:szCs w:val="24"/>
-        </w:rPr>
-        <w:t>07</w:t>
-      </w:r>
-      <w:r>
-        <w:rPr>
-          <w:rFonts w:ascii="Arial" w:hAnsi="Arial" w:cs="Arial"/>
-          <w:b/>
-          <w:bCs/>
-          <w:color w:val="4472C4" w:themeColor="accent5"/>
-          <w:sz w:val="24"/>
-          <w:szCs w:val="24"/>
-        </w:rPr>
-        <w:t>/2025</w:t>
+        <w:t xml:space="preserve">Removed system notifications which were causing </w:t>
+      </w:r>
+      <w:r>
+        <w:rPr>
+          <w:rFonts w:ascii="Arial" w:hAnsi="Arial" w:cs="Arial"/>
+          <w:color w:val="1F497D"/>
+          <w:sz w:val="18"/>
+          <w:szCs w:val="18"/>
+        </w:rPr>
+        <w:t>freezes</w:t>
+      </w:r>
+      <w:r>
+        <w:rPr>
+          <w:rFonts w:ascii="Arial" w:hAnsi="Arial" w:cs="Arial"/>
+          <w:color w:val="1F497D"/>
+          <w:sz w:val="18"/>
+          <w:szCs w:val="18"/>
+        </w:rPr>
+        <w:t xml:space="preserve"> and </w:t>
+      </w:r>
+      <w:r>
+        <w:rPr>
+          <w:rFonts w:ascii="Arial" w:hAnsi="Arial" w:cs="Arial"/>
+          <w:color w:val="1F497D"/>
+          <w:sz w:val="18"/>
+          <w:szCs w:val="18"/>
+        </w:rPr>
+        <w:t>crashes after download/upload.</w:t>
       </w:r>
     </w:p>
     <w:p>
@@ -2034,106 +2095,43 @@
           <w:sz w:val="18"/>
           <w:szCs w:val="18"/>
         </w:rPr>
-        <w:t>Test</w:t>
-      </w:r>
-      <w:r>
-        <w:rPr>
-          <w:rFonts w:ascii="Arial" w:hAnsi="Arial" w:cs="Arial"/>
-          <w:color w:val="1F497D"/>
-          <w:sz w:val="18"/>
-          <w:szCs w:val="18"/>
-        </w:rPr>
-        <w:t xml:space="preserve"> version </w:t>
-      </w:r>
-      <w:r>
-        <w:rPr>
-          <w:rFonts w:ascii="Arial" w:hAnsi="Arial" w:cs="Arial"/>
-          <w:color w:val="1F497D"/>
-          <w:sz w:val="18"/>
-          <w:szCs w:val="18"/>
-        </w:rPr>
-        <w:t xml:space="preserve">to </w:t>
-      </w:r>
-      <w:r>
-        <w:rPr>
-          <w:rFonts w:ascii="Arial" w:hAnsi="Arial" w:cs="Arial"/>
-          <w:color w:val="1F497D"/>
-          <w:sz w:val="18"/>
-          <w:szCs w:val="18"/>
-        </w:rPr>
-        <w:t xml:space="preserve">investigate </w:t>
-      </w:r>
-      <w:r>
-        <w:rPr>
-          <w:rFonts w:ascii="Arial" w:hAnsi="Arial" w:cs="Arial"/>
-          <w:color w:val="1F497D"/>
-          <w:sz w:val="18"/>
-          <w:szCs w:val="18"/>
-        </w:rPr>
-        <w:t xml:space="preserve">the </w:t>
-      </w:r>
-      <w:r>
-        <w:rPr>
-          <w:rFonts w:ascii="Arial" w:hAnsi="Arial" w:cs="Arial"/>
-          <w:color w:val="1F497D"/>
-          <w:sz w:val="18"/>
-          <w:szCs w:val="18"/>
-        </w:rPr>
-        <w:t>freezes</w:t>
-      </w:r>
-      <w:r>
-        <w:rPr>
-          <w:rFonts w:ascii="Arial" w:hAnsi="Arial" w:cs="Arial"/>
-          <w:color w:val="1F497D"/>
-          <w:sz w:val="18"/>
-          <w:szCs w:val="18"/>
-        </w:rPr>
-        <w:t xml:space="preserve"> and </w:t>
-      </w:r>
-      <w:r>
-        <w:rPr>
-          <w:rFonts w:ascii="Arial" w:hAnsi="Arial" w:cs="Arial"/>
-          <w:color w:val="1F497D"/>
-          <w:sz w:val="18"/>
-          <w:szCs w:val="18"/>
-        </w:rPr>
-        <w:t xml:space="preserve">crashes </w:t>
-      </w:r>
-      <w:r>
-        <w:rPr>
-          <w:rFonts w:ascii="Arial" w:hAnsi="Arial" w:cs="Arial"/>
-          <w:color w:val="1F497D"/>
-          <w:sz w:val="18"/>
-          <w:szCs w:val="18"/>
-        </w:rPr>
-        <w:t xml:space="preserve">that instances of the </w:t>
-      </w:r>
-      <w:r>
-        <w:rPr>
-          <w:rFonts w:ascii="Arial" w:hAnsi="Arial" w:cs="Arial"/>
-          <w:color w:val="1F497D"/>
-          <w:sz w:val="18"/>
-          <w:szCs w:val="18"/>
-        </w:rPr>
-        <w:t>v8.1.5</w:t>
-      </w:r>
-      <w:r>
-        <w:rPr>
-          <w:rFonts w:ascii="Arial" w:hAnsi="Arial" w:cs="Arial"/>
-          <w:color w:val="1F497D"/>
-          <w:sz w:val="18"/>
-          <w:szCs w:val="18"/>
-        </w:rPr>
-        <w:t xml:space="preserve"> MS Store app exhibited </w:t>
-      </w:r>
-      <w:r>
-        <w:rPr>
-          <w:rFonts w:ascii="Arial" w:hAnsi="Arial" w:cs="Arial"/>
-          <w:color w:val="1F497D"/>
-          <w:sz w:val="18"/>
-          <w:szCs w:val="18"/>
-        </w:rPr>
-        <w:t>after download/upload.</w:t>
+        <w:t xml:space="preserve">Moved Revision History </w:t>
+      </w:r>
+      <w:r>
+        <w:rPr>
+          <w:rFonts w:ascii="Arial" w:hAnsi="Arial" w:cs="Arial"/>
+          <w:color w:val="1F497D"/>
+          <w:sz w:val="18"/>
+          <w:szCs w:val="18"/>
+        </w:rPr>
+        <w:t xml:space="preserve">(this document) </w:t>
+      </w:r>
+      <w:r>
+        <w:rPr>
+          <w:rFonts w:ascii="Arial" w:hAnsi="Arial" w:cs="Arial"/>
+          <w:color w:val="1F497D"/>
+          <w:sz w:val="18"/>
+          <w:szCs w:val="18"/>
+        </w:rPr>
+        <w:t xml:space="preserve">from the </w:t>
+      </w:r>
+      <w:r>
+        <w:rPr>
+          <w:rFonts w:ascii="Arial" w:hAnsi="Arial" w:cs="Arial"/>
+          <w:color w:val="1F497D"/>
+          <w:sz w:val="18"/>
+          <w:szCs w:val="18"/>
+        </w:rPr>
+        <w:t>m</w:t>
+      </w:r>
+      <w:r>
+        <w:rPr>
+          <w:rFonts w:ascii="Arial" w:hAnsi="Arial" w:cs="Arial"/>
+          <w:color w:val="1F497D"/>
+          <w:sz w:val="18"/>
+          <w:szCs w:val="18"/>
+        </w:rPr>
+        <w:t>ain menu to the About box.</w:t>
       </w:r>
     </w:p>
     <w:p>
@@ -2156,96 +2154,69 @@
           <w:szCs w:val="18"/>
         </w:rPr>
       </w:pPr>
-    </w:p>
-    <w:p>
-      <w:pPr>
-        <w:tabs>
-          <w:tab w:val="left" w:pos="993"/>
-        </w:tabs>
-        <w:rPr>
-          <w:rFonts w:ascii="Arial" w:hAnsi="Arial" w:cs="Arial"/>
-          <w:color w:val="9CC2E5" w:themeColor="accent1" w:themeTint="99"/>
-          <w:sz w:val="16"/>
-          <w:szCs w:val="16"/>
-        </w:rPr>
-      </w:pPr>
-      <w:bookmarkStart w:id="3" w:name="_Hlk203052739"/>
-      <w:r>
-        <w:rPr>
-          <w:rFonts w:ascii="Arial" w:hAnsi="Arial" w:cs="Arial"/>
-          <w:b/>
-          <w:bCs/>
-          <w:color w:val="4472C4" w:themeColor="accent5"/>
-          <w:sz w:val="24"/>
-          <w:szCs w:val="24"/>
-        </w:rPr>
-        <w:t>v8.1.</w:t>
-      </w:r>
-      <w:r>
-        <w:rPr>
-          <w:rFonts w:ascii="Arial" w:hAnsi="Arial" w:cs="Arial"/>
-          <w:b/>
-          <w:bCs/>
-          <w:color w:val="4472C4" w:themeColor="accent5"/>
-          <w:sz w:val="24"/>
-          <w:szCs w:val="24"/>
-        </w:rPr>
-        <w:t>5</w:t>
-      </w:r>
-      <w:r>
-        <w:rPr>
-          <w:rFonts w:ascii="Arial" w:hAnsi="Arial" w:cs="Arial"/>
-          <w:b/>
-          <w:bCs/>
-          <w:color w:val="4472C4" w:themeColor="accent5"/>
-          <w:sz w:val="24"/>
-          <w:szCs w:val="24"/>
+      <w:r>
+        <w:rPr>
+          <w:rFonts w:ascii="Arial" w:hAnsi="Arial" w:cs="Arial"/>
+          <w:color w:val="1F497D"/>
+          <w:sz w:val="18"/>
+          <w:szCs w:val="18"/>
+        </w:rPr>
+        <w:t>-</w:t>
+      </w:r>
+      <w:r>
+        <w:rPr>
+          <w:rFonts w:ascii="Arial" w:hAnsi="Arial" w:cs="Arial"/>
+          <w:color w:val="1F497D"/>
+          <w:sz w:val="18"/>
+          <w:szCs w:val="18"/>
         </w:rPr>
         <w:tab/>
-      </w:r>
-      <w:r>
-        <w:rPr>
-          <w:rFonts w:ascii="Arial" w:hAnsi="Arial" w:cs="Arial"/>
-          <w:b/>
-          <w:bCs/>
-          <w:color w:val="4472C4" w:themeColor="accent5"/>
-          <w:sz w:val="24"/>
-          <w:szCs w:val="24"/>
-        </w:rPr>
-        <w:t>28</w:t>
-      </w:r>
-      <w:r>
-        <w:rPr>
-          <w:rFonts w:ascii="Arial" w:hAnsi="Arial" w:cs="Arial"/>
-          <w:b/>
-          <w:bCs/>
-          <w:color w:val="4472C4" w:themeColor="accent5"/>
-          <w:sz w:val="24"/>
-          <w:szCs w:val="24"/>
-        </w:rPr>
-        <w:t>/</w:t>
-      </w:r>
-      <w:r>
-        <w:rPr>
-          <w:rFonts w:ascii="Arial" w:hAnsi="Arial" w:cs="Arial"/>
-          <w:b/>
-          <w:bCs/>
-          <w:color w:val="4472C4" w:themeColor="accent5"/>
-          <w:sz w:val="24"/>
-          <w:szCs w:val="24"/>
-        </w:rPr>
-        <w:t>07</w:t>
-      </w:r>
-      <w:r>
-        <w:rPr>
-          <w:rFonts w:ascii="Arial" w:hAnsi="Arial" w:cs="Arial"/>
-          <w:b/>
-          <w:bCs/>
-          <w:color w:val="4472C4" w:themeColor="accent5"/>
-          <w:sz w:val="24"/>
-          <w:szCs w:val="24"/>
-        </w:rPr>
-        <w:t>/2025</w:t>
+        <w:t>Corrected</w:t>
+      </w:r>
+      <w:r>
+        <w:rPr>
+          <w:rFonts w:ascii="Arial" w:hAnsi="Arial" w:cs="Arial"/>
+          <w:color w:val="1F497D"/>
+          <w:sz w:val="18"/>
+          <w:szCs w:val="18"/>
+        </w:rPr>
+        <w:t xml:space="preserve"> </w:t>
+      </w:r>
+      <w:r>
+        <w:rPr>
+          <w:rFonts w:ascii="Arial" w:hAnsi="Arial" w:cs="Arial"/>
+          <w:color w:val="1F497D"/>
+          <w:sz w:val="18"/>
+          <w:szCs w:val="18"/>
+        </w:rPr>
+        <w:t xml:space="preserve">the </w:t>
+      </w:r>
+      <w:r>
+        <w:rPr>
+          <w:rFonts w:ascii="Arial" w:hAnsi="Arial" w:cs="Arial"/>
+          <w:color w:val="1F497D"/>
+          <w:sz w:val="18"/>
+          <w:szCs w:val="18"/>
+        </w:rPr>
+        <w:t xml:space="preserve">Comms Log viewer’s error </w:t>
+      </w:r>
+      <w:r>
+        <w:rPr>
+          <w:rFonts w:ascii="Arial" w:hAnsi="Arial" w:cs="Arial"/>
+          <w:color w:val="1F497D"/>
+          <w:sz w:val="18"/>
+          <w:szCs w:val="18"/>
+        </w:rPr>
+        <w:t>over</w:t>
+      </w:r>
+      <w:r>
+        <w:rPr>
+          <w:rFonts w:ascii="Arial" w:hAnsi="Arial" w:cs="Arial"/>
+          <w:color w:val="1F497D"/>
+          <w:sz w:val="18"/>
+          <w:szCs w:val="18"/>
+        </w:rPr>
+        <w:t>counts.</w:t>
       </w:r>
     </w:p>
     <w:p>
@@ -2268,86 +2239,95 @@
           <w:szCs w:val="18"/>
         </w:rPr>
       </w:pPr>
-      <w:r>
-        <w:rPr>
-          <w:rFonts w:ascii="Arial" w:hAnsi="Arial" w:cs="Arial"/>
-          <w:color w:val="1F497D"/>
-          <w:sz w:val="18"/>
-          <w:szCs w:val="18"/>
-        </w:rPr>
-        <w:t>-</w:t>
-      </w:r>
-      <w:r>
-        <w:rPr>
-          <w:rFonts w:ascii="Arial" w:hAnsi="Arial" w:cs="Arial"/>
-          <w:color w:val="1F497D"/>
-          <w:sz w:val="18"/>
-          <w:szCs w:val="18"/>
+    </w:p>
+    <w:p>
+      <w:pPr>
+        <w:tabs>
+          <w:tab w:val="left" w:pos="993"/>
+        </w:tabs>
+        <w:rPr>
+          <w:rFonts w:ascii="Arial" w:hAnsi="Arial" w:cs="Arial"/>
+          <w:color w:val="9CC2E5" w:themeColor="accent1" w:themeTint="99"/>
+          <w:sz w:val="16"/>
+          <w:szCs w:val="16"/>
+        </w:rPr>
+      </w:pPr>
+      <w:r>
+        <w:rPr>
+          <w:rFonts w:ascii="Arial" w:hAnsi="Arial" w:cs="Arial"/>
+          <w:b/>
+          <w:bCs/>
+          <w:color w:val="4472C4" w:themeColor="accent5"/>
+          <w:sz w:val="24"/>
+          <w:szCs w:val="24"/>
+        </w:rPr>
+        <w:t>v8.1.</w:t>
+      </w:r>
+      <w:r>
+        <w:rPr>
+          <w:rFonts w:ascii="Arial" w:hAnsi="Arial" w:cs="Arial"/>
+          <w:b/>
+          <w:bCs/>
+          <w:color w:val="4472C4" w:themeColor="accent5"/>
+          <w:sz w:val="24"/>
+          <w:szCs w:val="24"/>
+        </w:rPr>
+        <w:t>6</w:t>
+      </w:r>
+      <w:r>
+        <w:rPr>
+          <w:rFonts w:ascii="Arial" w:hAnsi="Arial" w:cs="Arial"/>
+          <w:b/>
+          <w:bCs/>
+          <w:color w:val="4472C4" w:themeColor="accent5"/>
+          <w:sz w:val="24"/>
+          <w:szCs w:val="24"/>
         </w:rPr>
         <w:tab/>
       </w:r>
       <w:r>
         <w:rPr>
           <w:rFonts w:ascii="Arial" w:hAnsi="Arial" w:cs="Arial"/>
-          <w:color w:val="1F497D"/>
-          <w:sz w:val="18"/>
-          <w:szCs w:val="18"/>
-        </w:rPr>
-        <w:t xml:space="preserve">The panel </w:t>
-      </w:r>
-      <w:r>
-        <w:rPr>
-          <w:rFonts w:ascii="Arial" w:hAnsi="Arial" w:cs="Arial"/>
-          <w:color w:val="1F497D"/>
-          <w:sz w:val="18"/>
-          <w:szCs w:val="18"/>
-        </w:rPr>
-        <w:t xml:space="preserve">upload </w:t>
-      </w:r>
-      <w:r>
-        <w:rPr>
-          <w:rFonts w:ascii="Arial" w:hAnsi="Arial" w:cs="Arial"/>
-          <w:color w:val="1F497D"/>
-          <w:sz w:val="18"/>
-          <w:szCs w:val="18"/>
-        </w:rPr>
-        <w:t xml:space="preserve">has been refined </w:t>
-      </w:r>
-      <w:r>
-        <w:rPr>
-          <w:rFonts w:ascii="Arial" w:hAnsi="Arial" w:cs="Arial"/>
-          <w:color w:val="1F497D"/>
-          <w:sz w:val="18"/>
-          <w:szCs w:val="18"/>
-        </w:rPr>
-        <w:t>so that d</w:t>
-      </w:r>
-      <w:r>
-        <w:rPr>
-          <w:rFonts w:ascii="Arial" w:hAnsi="Arial" w:cs="Arial"/>
-          <w:color w:val="1F497D"/>
-          <w:sz w:val="18"/>
-          <w:szCs w:val="18"/>
-        </w:rPr>
-        <w:t>uplicate data items</w:t>
-      </w:r>
-      <w:r>
-        <w:rPr>
-          <w:rFonts w:ascii="Arial" w:hAnsi="Arial" w:cs="Arial"/>
-          <w:color w:val="1F497D"/>
-          <w:sz w:val="18"/>
-          <w:szCs w:val="18"/>
-        </w:rPr>
-        <w:t xml:space="preserve"> are not sent</w:t>
-      </w:r>
-      <w:r>
-        <w:rPr>
-          <w:rFonts w:ascii="Arial" w:hAnsi="Arial" w:cs="Arial"/>
-          <w:color w:val="1F497D"/>
-          <w:sz w:val="18"/>
-          <w:szCs w:val="18"/>
-        </w:rPr>
-        <w:t>.</w:t>
+          <w:b/>
+          <w:bCs/>
+          <w:color w:val="4472C4" w:themeColor="accent5"/>
+          <w:sz w:val="24"/>
+          <w:szCs w:val="24"/>
+        </w:rPr>
+        <w:t>30</w:t>
+      </w:r>
+      <w:r>
+        <w:rPr>
+          <w:rFonts w:ascii="Arial" w:hAnsi="Arial" w:cs="Arial"/>
+          <w:b/>
+          <w:bCs/>
+          <w:color w:val="4472C4" w:themeColor="accent5"/>
+          <w:sz w:val="24"/>
+          <w:szCs w:val="24"/>
+        </w:rPr>
+        <w:t>/</w:t>
+      </w:r>
+      <w:r>
+        <w:rPr>
+          <w:rFonts w:ascii="Arial" w:hAnsi="Arial" w:cs="Arial"/>
+          <w:b/>
+          <w:bCs/>
+          <w:color w:val="4472C4" w:themeColor="accent5"/>
+          <w:sz w:val="24"/>
+          <w:szCs w:val="24"/>
+        </w:rPr>
+        <w:t>07</w:t>
+      </w:r>
+      <w:r>
+        <w:rPr>
+          <w:rFonts w:ascii="Arial" w:hAnsi="Arial" w:cs="Arial"/>
+          <w:b/>
+          <w:bCs/>
+          <w:color w:val="4472C4" w:themeColor="accent5"/>
+          <w:sz w:val="24"/>
+          <w:szCs w:val="24"/>
+        </w:rPr>
+        <w:t>/2025</w:t>
       </w:r>
     </w:p>
     <w:p>
@@ -2395,7 +2375,106 @@
           <w:sz w:val="18"/>
           <w:szCs w:val="18"/>
         </w:rPr>
-        <w:t>The Validation Window now correctly reports multiple errors on a page instead of only one.</w:t>
+        <w:t>Test</w:t>
+      </w:r>
+      <w:r>
+        <w:rPr>
+          <w:rFonts w:ascii="Arial" w:hAnsi="Arial" w:cs="Arial"/>
+          <w:color w:val="1F497D"/>
+          <w:sz w:val="18"/>
+          <w:szCs w:val="18"/>
+        </w:rPr>
+        <w:t xml:space="preserve"> version </w:t>
+      </w:r>
+      <w:r>
+        <w:rPr>
+          <w:rFonts w:ascii="Arial" w:hAnsi="Arial" w:cs="Arial"/>
+          <w:color w:val="1F497D"/>
+          <w:sz w:val="18"/>
+          <w:szCs w:val="18"/>
+        </w:rPr>
+        <w:t xml:space="preserve">to </w:t>
+      </w:r>
+      <w:r>
+        <w:rPr>
+          <w:rFonts w:ascii="Arial" w:hAnsi="Arial" w:cs="Arial"/>
+          <w:color w:val="1F497D"/>
+          <w:sz w:val="18"/>
+          <w:szCs w:val="18"/>
+        </w:rPr>
+        <w:t xml:space="preserve">investigate </w:t>
+      </w:r>
+      <w:r>
+        <w:rPr>
+          <w:rFonts w:ascii="Arial" w:hAnsi="Arial" w:cs="Arial"/>
+          <w:color w:val="1F497D"/>
+          <w:sz w:val="18"/>
+          <w:szCs w:val="18"/>
+        </w:rPr>
+        <w:t xml:space="preserve">the </w:t>
+      </w:r>
+      <w:r>
+        <w:rPr>
+          <w:rFonts w:ascii="Arial" w:hAnsi="Arial" w:cs="Arial"/>
+          <w:color w:val="1F497D"/>
+          <w:sz w:val="18"/>
+          <w:szCs w:val="18"/>
+        </w:rPr>
+        <w:t>freezes</w:t>
+      </w:r>
+      <w:r>
+        <w:rPr>
+          <w:rFonts w:ascii="Arial" w:hAnsi="Arial" w:cs="Arial"/>
+          <w:color w:val="1F497D"/>
+          <w:sz w:val="18"/>
+          <w:szCs w:val="18"/>
+        </w:rPr>
+        <w:t xml:space="preserve"> and </w:t>
+      </w:r>
+      <w:r>
+        <w:rPr>
+          <w:rFonts w:ascii="Arial" w:hAnsi="Arial" w:cs="Arial"/>
+          <w:color w:val="1F497D"/>
+          <w:sz w:val="18"/>
+          <w:szCs w:val="18"/>
+        </w:rPr>
+        <w:t xml:space="preserve">crashes </w:t>
+      </w:r>
+      <w:r>
+        <w:rPr>
+          <w:rFonts w:ascii="Arial" w:hAnsi="Arial" w:cs="Arial"/>
+          <w:color w:val="1F497D"/>
+          <w:sz w:val="18"/>
+          <w:szCs w:val="18"/>
+        </w:rPr>
+        <w:t xml:space="preserve">that instances of the </w:t>
+      </w:r>
+      <w:r>
+        <w:rPr>
+          <w:rFonts w:ascii="Arial" w:hAnsi="Arial" w:cs="Arial"/>
+          <w:color w:val="1F497D"/>
+          <w:sz w:val="18"/>
+          <w:szCs w:val="18"/>
+        </w:rPr>
+        <w:t>v8.1.5</w:t>
+      </w:r>
+      <w:r>
+        <w:rPr>
+          <w:rFonts w:ascii="Arial" w:hAnsi="Arial" w:cs="Arial"/>
+          <w:color w:val="1F497D"/>
+          <w:sz w:val="18"/>
+          <w:szCs w:val="18"/>
+        </w:rPr>
+        <w:t xml:space="preserve"> MS Store app exhibited </w:t>
+      </w:r>
+      <w:r>
+        <w:rPr>
+          <w:rFonts w:ascii="Arial" w:hAnsi="Arial" w:cs="Arial"/>
+          <w:color w:val="1F497D"/>
+          <w:sz w:val="18"/>
+          <w:szCs w:val="18"/>
+        </w:rPr>
+        <w:t>after download/upload.</w:t>
       </w:r>
     </w:p>
     <w:p>
@@ -2418,51 +2497,96 @@
           <w:szCs w:val="18"/>
         </w:rPr>
       </w:pPr>
-      <w:r>
-        <w:rPr>
-          <w:rFonts w:ascii="Arial" w:hAnsi="Arial" w:cs="Arial"/>
-          <w:color w:val="1F497D"/>
-          <w:sz w:val="18"/>
-          <w:szCs w:val="18"/>
-        </w:rPr>
-        <w:t>-</w:t>
-      </w:r>
-      <w:r>
-        <w:rPr>
-          <w:rFonts w:ascii="Arial" w:hAnsi="Arial" w:cs="Arial"/>
-          <w:color w:val="1F497D"/>
-          <w:sz w:val="18"/>
-          <w:szCs w:val="18"/>
+    </w:p>
+    <w:p>
+      <w:pPr>
+        <w:tabs>
+          <w:tab w:val="left" w:pos="993"/>
+        </w:tabs>
+        <w:rPr>
+          <w:rFonts w:ascii="Arial" w:hAnsi="Arial" w:cs="Arial"/>
+          <w:color w:val="9CC2E5" w:themeColor="accent1" w:themeTint="99"/>
+          <w:sz w:val="16"/>
+          <w:szCs w:val="16"/>
+        </w:rPr>
+      </w:pPr>
+      <w:bookmarkStart w:id="3" w:name="_Hlk203052739"/>
+      <w:r>
+        <w:rPr>
+          <w:rFonts w:ascii="Arial" w:hAnsi="Arial" w:cs="Arial"/>
+          <w:b/>
+          <w:bCs/>
+          <w:color w:val="4472C4" w:themeColor="accent5"/>
+          <w:sz w:val="24"/>
+          <w:szCs w:val="24"/>
+        </w:rPr>
+        <w:t>v8.1.</w:t>
+      </w:r>
+      <w:r>
+        <w:rPr>
+          <w:rFonts w:ascii="Arial" w:hAnsi="Arial" w:cs="Arial"/>
+          <w:b/>
+          <w:bCs/>
+          <w:color w:val="4472C4" w:themeColor="accent5"/>
+          <w:sz w:val="24"/>
+          <w:szCs w:val="24"/>
+        </w:rPr>
+        <w:t>5</w:t>
+      </w:r>
+      <w:r>
+        <w:rPr>
+          <w:rFonts w:ascii="Arial" w:hAnsi="Arial" w:cs="Arial"/>
+          <w:b/>
+          <w:bCs/>
+          <w:color w:val="4472C4" w:themeColor="accent5"/>
+          <w:sz w:val="24"/>
+          <w:szCs w:val="24"/>
         </w:rPr>
         <w:tab/>
-        <w:t xml:space="preserve">The device </w:t>
-      </w:r>
-      <w:r>
-        <w:rPr>
-          <w:rFonts w:ascii="Arial" w:hAnsi="Arial" w:cs="Arial"/>
-          <w:color w:val="1F497D"/>
-          <w:sz w:val="18"/>
-          <w:szCs w:val="18"/>
-        </w:rPr>
-        <w:t xml:space="preserve">count is </w:t>
-      </w:r>
-      <w:r>
-        <w:rPr>
-          <w:rFonts w:ascii="Arial" w:hAnsi="Arial" w:cs="Arial"/>
-          <w:color w:val="1F497D"/>
-          <w:sz w:val="18"/>
-          <w:szCs w:val="18"/>
-        </w:rPr>
-        <w:t xml:space="preserve">now </w:t>
-      </w:r>
-      <w:r>
-        <w:rPr>
-          <w:rFonts w:ascii="Arial" w:hAnsi="Arial" w:cs="Arial"/>
-          <w:color w:val="1F497D"/>
-          <w:sz w:val="18"/>
-          <w:szCs w:val="18"/>
-        </w:rPr>
-        <w:t>always correct after changing protocol when downloading from a panel or reading from a file.</w:t>
+      </w:r>
+      <w:r>
+        <w:rPr>
+          <w:rFonts w:ascii="Arial" w:hAnsi="Arial" w:cs="Arial"/>
+          <w:b/>
+          <w:bCs/>
+          <w:color w:val="4472C4" w:themeColor="accent5"/>
+          <w:sz w:val="24"/>
+          <w:szCs w:val="24"/>
+        </w:rPr>
+        <w:t>28</w:t>
+      </w:r>
+      <w:r>
+        <w:rPr>
+          <w:rFonts w:ascii="Arial" w:hAnsi="Arial" w:cs="Arial"/>
+          <w:b/>
+          <w:bCs/>
+          <w:color w:val="4472C4" w:themeColor="accent5"/>
+          <w:sz w:val="24"/>
+          <w:szCs w:val="24"/>
+        </w:rPr>
+        <w:t>/</w:t>
+      </w:r>
+      <w:r>
+        <w:rPr>
+          <w:rFonts w:ascii="Arial" w:hAnsi="Arial" w:cs="Arial"/>
+          <w:b/>
+          <w:bCs/>
+          <w:color w:val="4472C4" w:themeColor="accent5"/>
+          <w:sz w:val="24"/>
+          <w:szCs w:val="24"/>
+        </w:rPr>
+        <w:t>07</w:t>
+      </w:r>
+      <w:r>
+        <w:rPr>
+          <w:rFonts w:ascii="Arial" w:hAnsi="Arial" w:cs="Arial"/>
+          <w:b/>
+          <w:bCs/>
+          <w:color w:val="4472C4" w:themeColor="accent5"/>
+          <w:sz w:val="24"/>
+          <w:szCs w:val="24"/>
+        </w:rPr>
+        <w:t>/2025</w:t>
       </w:r>
     </w:p>
     <w:p>
@@ -2502,7 +2626,69 @@
           <w:szCs w:val="18"/>
         </w:rPr>
         <w:tab/>
-        <w:t>Errors with the Causes &amp; Effects page not updating after downloading or reading from file have been fixed.</w:t>
+      </w:r>
+      <w:r>
+        <w:rPr>
+          <w:rFonts w:ascii="Arial" w:hAnsi="Arial" w:cs="Arial"/>
+          <w:color w:val="1F497D"/>
+          <w:sz w:val="18"/>
+          <w:szCs w:val="18"/>
+        </w:rPr>
+        <w:t xml:space="preserve">The panel </w:t>
+      </w:r>
+      <w:r>
+        <w:rPr>
+          <w:rFonts w:ascii="Arial" w:hAnsi="Arial" w:cs="Arial"/>
+          <w:color w:val="1F497D"/>
+          <w:sz w:val="18"/>
+          <w:szCs w:val="18"/>
+        </w:rPr>
+        <w:t xml:space="preserve">upload </w:t>
+      </w:r>
+      <w:r>
+        <w:rPr>
+          <w:rFonts w:ascii="Arial" w:hAnsi="Arial" w:cs="Arial"/>
+          <w:color w:val="1F497D"/>
+          <w:sz w:val="18"/>
+          <w:szCs w:val="18"/>
+        </w:rPr>
+        <w:t xml:space="preserve">has been refined </w:t>
+      </w:r>
+      <w:r>
+        <w:rPr>
+          <w:rFonts w:ascii="Arial" w:hAnsi="Arial" w:cs="Arial"/>
+          <w:color w:val="1F497D"/>
+          <w:sz w:val="18"/>
+          <w:szCs w:val="18"/>
+        </w:rPr>
+        <w:t>so that d</w:t>
+      </w:r>
+      <w:r>
+        <w:rPr>
+          <w:rFonts w:ascii="Arial" w:hAnsi="Arial" w:cs="Arial"/>
+          <w:color w:val="1F497D"/>
+          <w:sz w:val="18"/>
+          <w:szCs w:val="18"/>
+        </w:rPr>
+        <w:t>uplicate data items</w:t>
+      </w:r>
+      <w:r>
+        <w:rPr>
+          <w:rFonts w:ascii="Arial" w:hAnsi="Arial" w:cs="Arial"/>
+          <w:color w:val="1F497D"/>
+          <w:sz w:val="18"/>
+          <w:szCs w:val="18"/>
+        </w:rPr>
+        <w:t xml:space="preserve"> are not sent</w:t>
+      </w:r>
+      <w:r>
+        <w:rPr>
+          <w:rFonts w:ascii="Arial" w:hAnsi="Arial" w:cs="Arial"/>
+          <w:color w:val="1F497D"/>
+          <w:sz w:val="18"/>
+          <w:szCs w:val="18"/>
+        </w:rPr>
+        <w:t>.</w:t>
       </w:r>
     </w:p>
     <w:p>
@@ -2525,96 +2711,32 @@
           <w:szCs w:val="18"/>
         </w:rPr>
       </w:pPr>
-    </w:p>
-    <w:p>
-      <w:pPr>
-        <w:tabs>
-          <w:tab w:val="left" w:pos="993"/>
-        </w:tabs>
-        <w:rPr>
-          <w:rFonts w:ascii="Arial" w:hAnsi="Arial" w:cs="Arial"/>
-          <w:color w:val="9CC2E5" w:themeColor="accent1" w:themeTint="99"/>
-          <w:sz w:val="16"/>
-          <w:szCs w:val="16"/>
-        </w:rPr>
-      </w:pPr>
-      <w:bookmarkStart w:id="4" w:name="_Hlk199945625"/>
-      <w:r>
-        <w:rPr>
-          <w:rFonts w:ascii="Arial" w:hAnsi="Arial" w:cs="Arial"/>
-          <w:b/>
-          <w:bCs/>
-          <w:color w:val="4472C4" w:themeColor="accent5"/>
-          <w:sz w:val="24"/>
-          <w:szCs w:val="24"/>
-        </w:rPr>
-        <w:t>v8.1.</w:t>
-      </w:r>
-      <w:r>
-        <w:rPr>
-          <w:rFonts w:ascii="Arial" w:hAnsi="Arial" w:cs="Arial"/>
-          <w:b/>
-          <w:bCs/>
-          <w:color w:val="4472C4" w:themeColor="accent5"/>
-          <w:sz w:val="24"/>
-          <w:szCs w:val="24"/>
-        </w:rPr>
-        <w:t>4</w:t>
-      </w:r>
-      <w:r>
-        <w:rPr>
-          <w:rFonts w:ascii="Arial" w:hAnsi="Arial" w:cs="Arial"/>
-          <w:b/>
-          <w:bCs/>
-          <w:color w:val="4472C4" w:themeColor="accent5"/>
-          <w:sz w:val="24"/>
-          <w:szCs w:val="24"/>
+      <w:r>
+        <w:rPr>
+          <w:rFonts w:ascii="Arial" w:hAnsi="Arial" w:cs="Arial"/>
+          <w:color w:val="1F497D"/>
+          <w:sz w:val="18"/>
+          <w:szCs w:val="18"/>
+        </w:rPr>
+        <w:t>-</w:t>
+      </w:r>
+      <w:r>
+        <w:rPr>
+          <w:rFonts w:ascii="Arial" w:hAnsi="Arial" w:cs="Arial"/>
+          <w:color w:val="1F497D"/>
+          <w:sz w:val="18"/>
+          <w:szCs w:val="18"/>
         </w:rPr>
         <w:tab/>
       </w:r>
       <w:r>
         <w:rPr>
           <w:rFonts w:ascii="Arial" w:hAnsi="Arial" w:cs="Arial"/>
-          <w:b/>
-          <w:bCs/>
-          <w:color w:val="4472C4" w:themeColor="accent5"/>
-          <w:sz w:val="24"/>
-          <w:szCs w:val="24"/>
-        </w:rPr>
-        <w:t>09</w:t>
-      </w:r>
-      <w:r>
-        <w:rPr>
-          <w:rFonts w:ascii="Arial" w:hAnsi="Arial" w:cs="Arial"/>
-          <w:b/>
-          <w:bCs/>
-          <w:color w:val="4472C4" w:themeColor="accent5"/>
-          <w:sz w:val="24"/>
-          <w:szCs w:val="24"/>
-        </w:rPr>
-        <w:t>/</w:t>
-      </w:r>
-      <w:r>
-        <w:rPr>
-          <w:rFonts w:ascii="Arial" w:hAnsi="Arial" w:cs="Arial"/>
-          <w:b/>
-          <w:bCs/>
-          <w:color w:val="4472C4" w:themeColor="accent5"/>
-          <w:sz w:val="24"/>
-          <w:szCs w:val="24"/>
-        </w:rPr>
-        <w:t>07</w:t>
-      </w:r>
-      <w:r>
-        <w:rPr>
-          <w:rFonts w:ascii="Arial" w:hAnsi="Arial" w:cs="Arial"/>
-          <w:b/>
-          <w:bCs/>
-          <w:color w:val="4472C4" w:themeColor="accent5"/>
-          <w:sz w:val="24"/>
-          <w:szCs w:val="24"/>
-        </w:rPr>
-        <w:t>/2025</w:t>
+          <w:color w:val="1F497D"/>
+          <w:sz w:val="18"/>
+          <w:szCs w:val="18"/>
+        </w:rPr>
+        <w:t>The Validation Window now correctly reports multiple errors on a page instead of only one.</w:t>
       </w:r>
     </w:p>
     <w:p>
@@ -2654,15 +2776,34 @@
           <w:szCs w:val="18"/>
         </w:rPr>
         <w:tab/>
-      </w:r>
-      <w:r>
-        <w:rPr>
-          <w:rFonts w:ascii="Arial" w:hAnsi="Arial" w:cs="Arial"/>
-          <w:color w:val="1F497D"/>
-          <w:sz w:val="18"/>
-          <w:szCs w:val="18"/>
-        </w:rPr>
-        <w:t>Groups page: Phased Delay can now be disabled by setting it to “--:--“.</w:t>
+        <w:t xml:space="preserve">The device </w:t>
+      </w:r>
+      <w:r>
+        <w:rPr>
+          <w:rFonts w:ascii="Arial" w:hAnsi="Arial" w:cs="Arial"/>
+          <w:color w:val="1F497D"/>
+          <w:sz w:val="18"/>
+          <w:szCs w:val="18"/>
+        </w:rPr>
+        <w:t xml:space="preserve">count is </w:t>
+      </w:r>
+      <w:r>
+        <w:rPr>
+          <w:rFonts w:ascii="Arial" w:hAnsi="Arial" w:cs="Arial"/>
+          <w:color w:val="1F497D"/>
+          <w:sz w:val="18"/>
+          <w:szCs w:val="18"/>
+        </w:rPr>
+        <w:t xml:space="preserve">now </w:t>
+      </w:r>
+      <w:r>
+        <w:rPr>
+          <w:rFonts w:ascii="Arial" w:hAnsi="Arial" w:cs="Arial"/>
+          <w:color w:val="1F497D"/>
+          <w:sz w:val="18"/>
+          <w:szCs w:val="18"/>
+        </w:rPr>
+        <w:t>always correct after changing protocol when downloading from a panel or reading from a file.</w:t>
       </w:r>
     </w:p>
     <w:p>
@@ -2702,7 +2843,7 @@
           <w:szCs w:val="18"/>
         </w:rPr>
         <w:tab/>
-        <w:t>Corrected erroneous validation errors in Causes &amp; Effects for Output disable actions when set to Relay #3 and for group parameters when set to Group #16.</w:t>
+        <w:t>Errors with the Causes &amp; Effects page not updating after downloading or reading from file have been fixed.</w:t>
       </w:r>
     </w:p>
     <w:p>
@@ -2725,47 +2866,98 @@
           <w:szCs w:val="18"/>
         </w:rPr>
       </w:pPr>
-      <w:r>
-        <w:rPr>
-          <w:rFonts w:ascii="Arial" w:hAnsi="Arial" w:cs="Arial"/>
-          <w:color w:val="1F497D"/>
-          <w:sz w:val="18"/>
-          <w:szCs w:val="18"/>
-        </w:rPr>
-        <w:t>-</w:t>
-      </w:r>
-      <w:r>
-        <w:rPr>
-          <w:rFonts w:ascii="Arial" w:hAnsi="Arial" w:cs="Arial"/>
-          <w:color w:val="1F497D"/>
-          <w:sz w:val="18"/>
-          <w:szCs w:val="18"/>
+    </w:p>
+    <w:p>
+      <w:pPr>
+        <w:tabs>
+          <w:tab w:val="left" w:pos="993"/>
+        </w:tabs>
+        <w:rPr>
+          <w:rFonts w:ascii="Arial" w:hAnsi="Arial" w:cs="Arial"/>
+          <w:color w:val="9CC2E5" w:themeColor="accent1" w:themeTint="99"/>
+          <w:sz w:val="16"/>
+          <w:szCs w:val="16"/>
+        </w:rPr>
+      </w:pPr>
+      <w:bookmarkStart w:id="4" w:name="_Hlk199945625"/>
+      <w:r>
+        <w:rPr>
+          <w:rFonts w:ascii="Arial" w:hAnsi="Arial" w:cs="Arial"/>
+          <w:b/>
+          <w:bCs/>
+          <w:color w:val="4472C4" w:themeColor="accent5"/>
+          <w:sz w:val="24"/>
+          <w:szCs w:val="24"/>
+        </w:rPr>
+        <w:t>v8.1.</w:t>
+      </w:r>
+      <w:r>
+        <w:rPr>
+          <w:rFonts w:ascii="Arial" w:hAnsi="Arial" w:cs="Arial"/>
+          <w:b/>
+          <w:bCs/>
+          <w:color w:val="4472C4" w:themeColor="accent5"/>
+          <w:sz w:val="24"/>
+          <w:szCs w:val="24"/>
+        </w:rPr>
+        <w:t>4</w:t>
+      </w:r>
+      <w:r>
+        <w:rPr>
+          <w:rFonts w:ascii="Arial" w:hAnsi="Arial" w:cs="Arial"/>
+          <w:b/>
+          <w:bCs/>
+          <w:color w:val="4472C4" w:themeColor="accent5"/>
+          <w:sz w:val="24"/>
+          <w:szCs w:val="24"/>
         </w:rPr>
         <w:tab/>
       </w:r>
       <w:r>
         <w:rPr>
           <w:rFonts w:ascii="Arial" w:hAnsi="Arial" w:cs="Arial"/>
-          <w:color w:val="1F497D"/>
-          <w:sz w:val="18"/>
-          <w:szCs w:val="18"/>
-        </w:rPr>
-        <w:t>When reading from a file, a</w:t>
-      </w:r>
-      <w:r>
-        <w:rPr>
-          <w:rFonts w:ascii="Arial" w:hAnsi="Arial" w:cs="Arial"/>
-          <w:color w:val="1F497D"/>
-          <w:sz w:val="18"/>
-          <w:szCs w:val="18"/>
-        </w:rPr>
-        <w:t>ny invalid device I/O Configuration Input/Output setting will be set to the default value.</w:t>
-      </w:r>
-      <w:bookmarkStart w:id="5" w:name="_Hlk202824806"/>
-    </w:p>
-    <w:bookmarkEnd w:id="1"/>
-    <w:bookmarkEnd w:id="4"/>
-    <w:bookmarkEnd w:id="5"/>
+          <w:b/>
+          <w:bCs/>
+          <w:color w:val="4472C4" w:themeColor="accent5"/>
+          <w:sz w:val="24"/>
+          <w:szCs w:val="24"/>
+        </w:rPr>
+        <w:t>09</w:t>
+      </w:r>
+      <w:r>
+        <w:rPr>
+          <w:rFonts w:ascii="Arial" w:hAnsi="Arial" w:cs="Arial"/>
+          <w:b/>
+          <w:bCs/>
+          <w:color w:val="4472C4" w:themeColor="accent5"/>
+          <w:sz w:val="24"/>
+          <w:szCs w:val="24"/>
+        </w:rPr>
+        <w:t>/</w:t>
+      </w:r>
+      <w:r>
+        <w:rPr>
+          <w:rFonts w:ascii="Arial" w:hAnsi="Arial" w:cs="Arial"/>
+          <w:b/>
+          <w:bCs/>
+          <w:color w:val="4472C4" w:themeColor="accent5"/>
+          <w:sz w:val="24"/>
+          <w:szCs w:val="24"/>
+        </w:rPr>
+        <w:t>07</w:t>
+      </w:r>
+      <w:r>
+        <w:rPr>
+          <w:rFonts w:ascii="Arial" w:hAnsi="Arial" w:cs="Arial"/>
+          <w:b/>
+          <w:bCs/>
+          <w:color w:val="4472C4" w:themeColor="accent5"/>
+          <w:sz w:val="24"/>
+          <w:szCs w:val="24"/>
+        </w:rPr>
+        <w:t>/2025</w:t>
+      </w:r>
+    </w:p>
     <w:p>
       <w:pPr>
         <w:tabs>
@@ -2786,96 +2978,32 @@
           <w:szCs w:val="18"/>
         </w:rPr>
       </w:pPr>
-    </w:p>
-    <w:bookmarkEnd w:id="3"/>
-    <w:p>
-      <w:pPr>
-        <w:tabs>
-          <w:tab w:val="left" w:pos="993"/>
-        </w:tabs>
-        <w:rPr>
-          <w:rFonts w:ascii="Arial" w:hAnsi="Arial" w:cs="Arial"/>
-          <w:color w:val="9CC2E5" w:themeColor="accent1" w:themeTint="99"/>
-          <w:sz w:val="16"/>
-          <w:szCs w:val="16"/>
-        </w:rPr>
-      </w:pPr>
-      <w:r>
-        <w:rPr>
-          <w:rFonts w:ascii="Arial" w:hAnsi="Arial" w:cs="Arial"/>
-          <w:b/>
-          <w:bCs/>
-          <w:color w:val="4472C4" w:themeColor="accent5"/>
-          <w:sz w:val="24"/>
-          <w:szCs w:val="24"/>
-        </w:rPr>
-        <w:t>v8.1.</w:t>
-      </w:r>
-      <w:r>
-        <w:rPr>
-          <w:rFonts w:ascii="Arial" w:hAnsi="Arial" w:cs="Arial"/>
-          <w:b/>
-          <w:bCs/>
-          <w:color w:val="4472C4" w:themeColor="accent5"/>
-          <w:sz w:val="24"/>
-          <w:szCs w:val="24"/>
-        </w:rPr>
-        <w:t>3</w:t>
-      </w:r>
-      <w:r>
-        <w:rPr>
-          <w:rFonts w:ascii="Arial" w:hAnsi="Arial" w:cs="Arial"/>
-          <w:b/>
-          <w:bCs/>
-          <w:color w:val="4472C4" w:themeColor="accent5"/>
-          <w:sz w:val="24"/>
-          <w:szCs w:val="24"/>
+      <w:r>
+        <w:rPr>
+          <w:rFonts w:ascii="Arial" w:hAnsi="Arial" w:cs="Arial"/>
+          <w:color w:val="1F497D"/>
+          <w:sz w:val="18"/>
+          <w:szCs w:val="18"/>
+        </w:rPr>
+        <w:t>-</w:t>
+      </w:r>
+      <w:r>
+        <w:rPr>
+          <w:rFonts w:ascii="Arial" w:hAnsi="Arial" w:cs="Arial"/>
+          <w:color w:val="1F497D"/>
+          <w:sz w:val="18"/>
+          <w:szCs w:val="18"/>
         </w:rPr>
         <w:tab/>
       </w:r>
       <w:r>
         <w:rPr>
           <w:rFonts w:ascii="Arial" w:hAnsi="Arial" w:cs="Arial"/>
-          <w:b/>
-          <w:bCs/>
-          <w:color w:val="4472C4" w:themeColor="accent5"/>
-          <w:sz w:val="24"/>
-          <w:szCs w:val="24"/>
-        </w:rPr>
-        <w:t>07</w:t>
-      </w:r>
-      <w:r>
-        <w:rPr>
-          <w:rFonts w:ascii="Arial" w:hAnsi="Arial" w:cs="Arial"/>
-          <w:b/>
-          <w:bCs/>
-          <w:color w:val="4472C4" w:themeColor="accent5"/>
-          <w:sz w:val="24"/>
-          <w:szCs w:val="24"/>
-        </w:rPr>
-        <w:t>/</w:t>
-      </w:r>
-      <w:r>
-        <w:rPr>
-          <w:rFonts w:ascii="Arial" w:hAnsi="Arial" w:cs="Arial"/>
-          <w:b/>
-          <w:bCs/>
-          <w:color w:val="4472C4" w:themeColor="accent5"/>
-          <w:sz w:val="24"/>
-          <w:szCs w:val="24"/>
-        </w:rPr>
-        <w:t>07</w:t>
-      </w:r>
-      <w:r>
-        <w:rPr>
-          <w:rFonts w:ascii="Arial" w:hAnsi="Arial" w:cs="Arial"/>
-          <w:b/>
-          <w:bCs/>
-          <w:color w:val="4472C4" w:themeColor="accent5"/>
-          <w:sz w:val="24"/>
-          <w:szCs w:val="24"/>
-        </w:rPr>
-        <w:t>/2025</w:t>
+          <w:color w:val="1F497D"/>
+          <w:sz w:val="18"/>
+          <w:szCs w:val="18"/>
+        </w:rPr>
+        <w:t>Groups page: Phased Delay can now be disabled by setting it to “--:--“.</w:t>
       </w:r>
     </w:p>
     <w:p>
@@ -2906,6 +3034,219 @@
           <w:szCs w:val="18"/>
         </w:rPr>
         <w:lastRenderedPageBreak/>
+        <w:t>-</w:t>
+      </w:r>
+      <w:r>
+        <w:rPr>
+          <w:rFonts w:ascii="Arial" w:hAnsi="Arial" w:cs="Arial"/>
+          <w:color w:val="1F497D"/>
+          <w:sz w:val="18"/>
+          <w:szCs w:val="18"/>
+        </w:rPr>
+        <w:tab/>
+        <w:t>Corrected erroneous validation errors in Causes &amp; Effects for Output disable actions when set to Relay #3 and for group parameters when set to Group #16.</w:t>
+      </w:r>
+    </w:p>
+    <w:p>
+      <w:pPr>
+        <w:tabs>
+          <w:tab w:val="left" w:pos="284"/>
+          <w:tab w:val="left" w:pos="567"/>
+          <w:tab w:val="left" w:pos="993"/>
+          <w:tab w:val="left" w:pos="1418"/>
+          <w:tab w:val="right" w:pos="9000"/>
+        </w:tabs>
+        <w:suppressAutoHyphens/>
+        <w:autoSpaceDN w:val="0"/>
+        <w:ind w:left="284" w:hanging="284"/>
+        <w:contextualSpacing/>
+        <w:rPr>
+          <w:rFonts w:ascii="Arial" w:hAnsi="Arial" w:cs="Arial"/>
+          <w:color w:val="1F497D"/>
+          <w:sz w:val="18"/>
+          <w:szCs w:val="18"/>
+        </w:rPr>
+      </w:pPr>
+      <w:r>
+        <w:rPr>
+          <w:rFonts w:ascii="Arial" w:hAnsi="Arial" w:cs="Arial"/>
+          <w:color w:val="1F497D"/>
+          <w:sz w:val="18"/>
+          <w:szCs w:val="18"/>
+        </w:rPr>
+        <w:t>-</w:t>
+      </w:r>
+      <w:r>
+        <w:rPr>
+          <w:rFonts w:ascii="Arial" w:hAnsi="Arial" w:cs="Arial"/>
+          <w:color w:val="1F497D"/>
+          <w:sz w:val="18"/>
+          <w:szCs w:val="18"/>
+        </w:rPr>
+        <w:tab/>
+      </w:r>
+      <w:r>
+        <w:rPr>
+          <w:rFonts w:ascii="Arial" w:hAnsi="Arial" w:cs="Arial"/>
+          <w:color w:val="1F497D"/>
+          <w:sz w:val="18"/>
+          <w:szCs w:val="18"/>
+        </w:rPr>
+        <w:t>When reading from a file, a</w:t>
+      </w:r>
+      <w:r>
+        <w:rPr>
+          <w:rFonts w:ascii="Arial" w:hAnsi="Arial" w:cs="Arial"/>
+          <w:color w:val="1F497D"/>
+          <w:sz w:val="18"/>
+          <w:szCs w:val="18"/>
+        </w:rPr>
+        <w:t>ny invalid device I/O Configuration Input/Output setting will be set to the default value.</w:t>
+      </w:r>
+      <w:bookmarkStart w:id="5" w:name="_Hlk202824806"/>
+    </w:p>
+    <w:bookmarkEnd w:id="1"/>
+    <w:bookmarkEnd w:id="4"/>
+    <w:bookmarkEnd w:id="5"/>
+    <w:p>
+      <w:pPr>
+        <w:tabs>
+          <w:tab w:val="left" w:pos="284"/>
+          <w:tab w:val="left" w:pos="567"/>
+          <w:tab w:val="left" w:pos="993"/>
+          <w:tab w:val="left" w:pos="1418"/>
+          <w:tab w:val="right" w:pos="9000"/>
+        </w:tabs>
+        <w:suppressAutoHyphens/>
+        <w:autoSpaceDN w:val="0"/>
+        <w:ind w:left="284" w:hanging="284"/>
+        <w:contextualSpacing/>
+        <w:rPr>
+          <w:rFonts w:ascii="Arial" w:hAnsi="Arial" w:cs="Arial"/>
+          <w:color w:val="1F497D"/>
+          <w:sz w:val="18"/>
+          <w:szCs w:val="18"/>
+        </w:rPr>
+      </w:pPr>
+    </w:p>
+    <w:bookmarkEnd w:id="3"/>
+    <w:p>
+      <w:pPr>
+        <w:tabs>
+          <w:tab w:val="left" w:pos="993"/>
+        </w:tabs>
+        <w:rPr>
+          <w:rFonts w:ascii="Arial" w:hAnsi="Arial" w:cs="Arial"/>
+          <w:color w:val="9CC2E5" w:themeColor="accent1" w:themeTint="99"/>
+          <w:sz w:val="16"/>
+          <w:szCs w:val="16"/>
+        </w:rPr>
+      </w:pPr>
+      <w:r>
+        <w:rPr>
+          <w:rFonts w:ascii="Arial" w:hAnsi="Arial" w:cs="Arial"/>
+          <w:b/>
+          <w:bCs/>
+          <w:color w:val="4472C4" w:themeColor="accent5"/>
+          <w:sz w:val="24"/>
+          <w:szCs w:val="24"/>
+        </w:rPr>
+        <w:t>v8.1.</w:t>
+      </w:r>
+      <w:r>
+        <w:rPr>
+          <w:rFonts w:ascii="Arial" w:hAnsi="Arial" w:cs="Arial"/>
+          <w:b/>
+          <w:bCs/>
+          <w:color w:val="4472C4" w:themeColor="accent5"/>
+          <w:sz w:val="24"/>
+          <w:szCs w:val="24"/>
+        </w:rPr>
+        <w:t>3</w:t>
+      </w:r>
+      <w:r>
+        <w:rPr>
+          <w:rFonts w:ascii="Arial" w:hAnsi="Arial" w:cs="Arial"/>
+          <w:b/>
+          <w:bCs/>
+          <w:color w:val="4472C4" w:themeColor="accent5"/>
+          <w:sz w:val="24"/>
+          <w:szCs w:val="24"/>
+        </w:rPr>
+        <w:tab/>
+      </w:r>
+      <w:r>
+        <w:rPr>
+          <w:rFonts w:ascii="Arial" w:hAnsi="Arial" w:cs="Arial"/>
+          <w:b/>
+          <w:bCs/>
+          <w:color w:val="4472C4" w:themeColor="accent5"/>
+          <w:sz w:val="24"/>
+          <w:szCs w:val="24"/>
+        </w:rPr>
+        <w:t>07</w:t>
+      </w:r>
+      <w:r>
+        <w:rPr>
+          <w:rFonts w:ascii="Arial" w:hAnsi="Arial" w:cs="Arial"/>
+          <w:b/>
+          <w:bCs/>
+          <w:color w:val="4472C4" w:themeColor="accent5"/>
+          <w:sz w:val="24"/>
+          <w:szCs w:val="24"/>
+        </w:rPr>
+        <w:t>/</w:t>
+      </w:r>
+      <w:r>
+        <w:rPr>
+          <w:rFonts w:ascii="Arial" w:hAnsi="Arial" w:cs="Arial"/>
+          <w:b/>
+          <w:bCs/>
+          <w:color w:val="4472C4" w:themeColor="accent5"/>
+          <w:sz w:val="24"/>
+          <w:szCs w:val="24"/>
+        </w:rPr>
+        <w:t>07</w:t>
+      </w:r>
+      <w:r>
+        <w:rPr>
+          <w:rFonts w:ascii="Arial" w:hAnsi="Arial" w:cs="Arial"/>
+          <w:b/>
+          <w:bCs/>
+          <w:color w:val="4472C4" w:themeColor="accent5"/>
+          <w:sz w:val="24"/>
+          <w:szCs w:val="24"/>
+        </w:rPr>
+        <w:t>/2025</w:t>
+      </w:r>
+    </w:p>
+    <w:p>
+      <w:pPr>
+        <w:tabs>
+          <w:tab w:val="left" w:pos="284"/>
+          <w:tab w:val="left" w:pos="567"/>
+          <w:tab w:val="left" w:pos="993"/>
+          <w:tab w:val="left" w:pos="1418"/>
+          <w:tab w:val="right" w:pos="9000"/>
+        </w:tabs>
+        <w:suppressAutoHyphens/>
+        <w:autoSpaceDN w:val="0"/>
+        <w:ind w:left="284" w:hanging="284"/>
+        <w:contextualSpacing/>
+        <w:rPr>
+          <w:rFonts w:ascii="Arial" w:hAnsi="Arial" w:cs="Arial"/>
+          <w:color w:val="1F497D"/>
+          <w:sz w:val="18"/>
+          <w:szCs w:val="18"/>
+        </w:rPr>
+      </w:pPr>
+      <w:r>
+        <w:rPr>
+          <w:rFonts w:ascii="Arial" w:hAnsi="Arial" w:cs="Arial"/>
+          <w:color w:val="1F497D"/>
+          <w:sz w:val="18"/>
+          <w:szCs w:val="18"/>
+        </w:rPr>
         <w:t>-</w:t>
       </w:r>
       <w:r>
@@ -5311,7 +5652,6 @@
           <w:sz w:val="18"/>
           <w:szCs w:val="18"/>
         </w:rPr>
-        <w:lastRenderedPageBreak/>
         <w:t>-</w:t>
       </w:r>
       <w:r>
@@ -6743,14 +7083,25 @@
         </w:rPr>
         <w:tab/>
       </w:r>
-      <w:r>
-        <w:rPr>
-          <w:rFonts w:ascii="Arial" w:hAnsi="Arial" w:cs="Arial"/>
-          <w:color w:val="1F4E79" w:themeColor="accent1" w:themeShade="80"/>
-          <w:sz w:val="18"/>
-          <w:szCs w:val="18"/>
-        </w:rPr>
-        <w:t xml:space="preserve">NumberSpinner control: added </w:t>
+      <w:proofErr w:type="spellStart"/>
+      <w:r>
+        <w:rPr>
+          <w:rFonts w:ascii="Arial" w:hAnsi="Arial" w:cs="Arial"/>
+          <w:color w:val="1F4E79" w:themeColor="accent1" w:themeShade="80"/>
+          <w:sz w:val="18"/>
+          <w:szCs w:val="18"/>
+        </w:rPr>
+        <w:t>NumberSpinner</w:t>
+      </w:r>
+      <w:proofErr w:type="spellEnd"/>
+      <w:r>
+        <w:rPr>
+          <w:rFonts w:ascii="Arial" w:hAnsi="Arial" w:cs="Arial"/>
+          <w:color w:val="1F4E79" w:themeColor="accent1" w:themeShade="80"/>
+          <w:sz w:val="18"/>
+          <w:szCs w:val="18"/>
+        </w:rPr>
+        <w:t xml:space="preserve"> control: added </w:t>
       </w:r>
       <w:proofErr w:type="spellStart"/>
       <w:r>
@@ -7364,6 +7715,7 @@
           <w:sz w:val="18"/>
           <w:szCs w:val="18"/>
         </w:rPr>
+        <w:lastRenderedPageBreak/>
         <w:t>-</w:t>
       </w:r>
       <w:r>
@@ -7562,7 +7914,6 @@
           <w:sz w:val="18"/>
           <w:szCs w:val="18"/>
         </w:rPr>
-        <w:lastRenderedPageBreak/>
         <w:t>-</w:t>
       </w:r>
       <w:r>

--- a/XFP/Resources/XFP Revision History[en-GB].docx
+++ b/XFP/Resources/XFP Revision History[en-GB].docx
@@ -5,6 +5,110 @@
     <w:p>
       <w:pPr>
         <w:tabs>
+          <w:tab w:val="left" w:pos="993"/>
+        </w:tabs>
+        <w:rPr>
+          <w:rFonts w:ascii="Arial" w:hAnsi="Arial" w:cs="Arial"/>
+          <w:color w:val="9CC2E5" w:themeColor="accent1" w:themeTint="99"/>
+          <w:sz w:val="16"/>
+          <w:szCs w:val="16"/>
+        </w:rPr>
+      </w:pPr>
+      <w:bookmarkStart w:id="0" w:name="_Hlk209807528"/>
+      <w:bookmarkStart w:id="1" w:name="_Hlk202824411"/>
+      <w:bookmarkStart w:id="2" w:name="_Hlk198720185"/>
+      <w:r>
+        <w:rPr>
+          <w:rFonts w:ascii="Arial" w:hAnsi="Arial" w:cs="Arial"/>
+          <w:b/>
+          <w:bCs/>
+          <w:color w:val="4472C4" w:themeColor="accent5"/>
+          <w:sz w:val="24"/>
+          <w:szCs w:val="24"/>
+        </w:rPr>
+        <w:t>v8.1.</w:t>
+      </w:r>
+      <w:r>
+        <w:rPr>
+          <w:rFonts w:ascii="Arial" w:hAnsi="Arial" w:cs="Arial"/>
+          <w:b/>
+          <w:bCs/>
+          <w:color w:val="4472C4" w:themeColor="accent5"/>
+          <w:sz w:val="24"/>
+          <w:szCs w:val="24"/>
+        </w:rPr>
+        <w:t>12</w:t>
+      </w:r>
+      <w:r>
+        <w:rPr>
+          <w:rFonts w:ascii="Arial" w:hAnsi="Arial" w:cs="Arial"/>
+          <w:b/>
+          <w:bCs/>
+          <w:color w:val="4472C4" w:themeColor="accent5"/>
+          <w:sz w:val="24"/>
+          <w:szCs w:val="24"/>
+        </w:rPr>
+        <w:tab/>
+      </w:r>
+      <w:r>
+        <w:rPr>
+          <w:rFonts w:ascii="Arial" w:hAnsi="Arial" w:cs="Arial"/>
+          <w:b/>
+          <w:bCs/>
+          <w:color w:val="4472C4" w:themeColor="accent5"/>
+          <w:sz w:val="24"/>
+          <w:szCs w:val="24"/>
+        </w:rPr>
+        <w:t>xx</w:t>
+      </w:r>
+      <w:r>
+        <w:rPr>
+          <w:rFonts w:ascii="Arial" w:hAnsi="Arial" w:cs="Arial"/>
+          <w:b/>
+          <w:bCs/>
+          <w:color w:val="4472C4" w:themeColor="accent5"/>
+          <w:sz w:val="24"/>
+          <w:szCs w:val="24"/>
+        </w:rPr>
+        <w:t>/</w:t>
+      </w:r>
+      <w:r>
+        <w:rPr>
+          <w:rFonts w:ascii="Arial" w:hAnsi="Arial" w:cs="Arial"/>
+          <w:b/>
+          <w:bCs/>
+          <w:color w:val="4472C4" w:themeColor="accent5"/>
+          <w:sz w:val="24"/>
+          <w:szCs w:val="24"/>
+        </w:rPr>
+        <w:t>xx</w:t>
+      </w:r>
+      <w:r>
+        <w:rPr>
+          <w:rFonts w:ascii="Arial" w:hAnsi="Arial" w:cs="Arial"/>
+          <w:b/>
+          <w:bCs/>
+          <w:color w:val="4472C4" w:themeColor="accent5"/>
+          <w:sz w:val="24"/>
+          <w:szCs w:val="24"/>
+        </w:rPr>
+        <w:t>/202</w:t>
+      </w:r>
+      <w:r>
+        <w:rPr>
+          <w:rFonts w:ascii="Arial" w:hAnsi="Arial" w:cs="Arial"/>
+          <w:b/>
+          <w:bCs/>
+          <w:color w:val="4472C4" w:themeColor="accent5"/>
+          <w:sz w:val="24"/>
+          <w:szCs w:val="24"/>
+        </w:rPr>
+        <w:t>6</w:t>
+      </w:r>
+    </w:p>
+    <w:p>
+      <w:pPr>
+        <w:tabs>
           <w:tab w:val="left" w:pos="284"/>
           <w:tab w:val="left" w:pos="567"/>
           <w:tab w:val="left" w:pos="993"/>
@@ -17,136 +121,23 @@
         <w:contextualSpacing/>
         <w:rPr>
           <w:rFonts w:ascii="Arial" w:hAnsi="Arial" w:cs="Arial"/>
-          <w:color w:val="1F497D"/>
-          <w:sz w:val="18"/>
-          <w:szCs w:val="18"/>
-        </w:rPr>
-      </w:pPr>
-      <w:bookmarkStart w:id="0" w:name="_Hlk209807528"/>
-      <w:bookmarkStart w:id="1" w:name="_Hlk202824411"/>
-      <w:bookmarkStart w:id="2" w:name="_Hlk198720185"/>
-    </w:p>
-    <w:p>
-      <w:pPr>
-        <w:tabs>
-          <w:tab w:val="left" w:pos="993"/>
-        </w:tabs>
-        <w:rPr>
-          <w:rFonts w:ascii="Arial" w:hAnsi="Arial" w:cs="Arial"/>
-          <w:color w:val="9CC2E5" w:themeColor="accent1" w:themeTint="99"/>
-          <w:sz w:val="16"/>
-          <w:szCs w:val="16"/>
-        </w:rPr>
-      </w:pPr>
-      <w:r>
-        <w:rPr>
-          <w:rFonts w:ascii="Arial" w:hAnsi="Arial" w:cs="Arial"/>
-          <w:b/>
-          <w:bCs/>
-          <w:color w:val="4472C4" w:themeColor="accent5"/>
-          <w:sz w:val="24"/>
-          <w:szCs w:val="24"/>
-        </w:rPr>
-        <w:t>v8.1.</w:t>
-      </w:r>
-      <w:r>
-        <w:rPr>
-          <w:rFonts w:ascii="Arial" w:hAnsi="Arial" w:cs="Arial"/>
-          <w:b/>
-          <w:bCs/>
-          <w:color w:val="4472C4" w:themeColor="accent5"/>
-          <w:sz w:val="24"/>
-          <w:szCs w:val="24"/>
-        </w:rPr>
-        <w:t>1</w:t>
-      </w:r>
-      <w:r>
-        <w:rPr>
-          <w:rFonts w:ascii="Arial" w:hAnsi="Arial" w:cs="Arial"/>
-          <w:b/>
-          <w:bCs/>
-          <w:color w:val="4472C4" w:themeColor="accent5"/>
-          <w:sz w:val="24"/>
-          <w:szCs w:val="24"/>
-        </w:rPr>
-        <w:t>2</w:t>
-      </w:r>
-      <w:r>
-        <w:rPr>
-          <w:rFonts w:ascii="Arial" w:hAnsi="Arial" w:cs="Arial"/>
-          <w:b/>
-          <w:bCs/>
-          <w:color w:val="4472C4" w:themeColor="accent5"/>
-          <w:sz w:val="24"/>
-          <w:szCs w:val="24"/>
-        </w:rPr>
-        <w:tab/>
-      </w:r>
-      <w:r>
-        <w:rPr>
-          <w:rFonts w:ascii="Arial" w:hAnsi="Arial" w:cs="Arial"/>
-          <w:b/>
-          <w:bCs/>
-          <w:color w:val="4472C4" w:themeColor="accent5"/>
-          <w:sz w:val="24"/>
-          <w:szCs w:val="24"/>
-        </w:rPr>
-        <w:t>04</w:t>
-      </w:r>
-      <w:r>
-        <w:rPr>
-          <w:rFonts w:ascii="Arial" w:hAnsi="Arial" w:cs="Arial"/>
-          <w:b/>
-          <w:bCs/>
-          <w:color w:val="4472C4" w:themeColor="accent5"/>
-          <w:sz w:val="24"/>
-          <w:szCs w:val="24"/>
-        </w:rPr>
-        <w:t>/</w:t>
-      </w:r>
-      <w:r>
-        <w:rPr>
-          <w:rFonts w:ascii="Arial" w:hAnsi="Arial" w:cs="Arial"/>
-          <w:b/>
-          <w:bCs/>
-          <w:color w:val="4472C4" w:themeColor="accent5"/>
-          <w:sz w:val="24"/>
-          <w:szCs w:val="24"/>
-        </w:rPr>
-        <w:t>0</w:t>
-      </w:r>
-      <w:r>
-        <w:rPr>
-          <w:rFonts w:ascii="Arial" w:hAnsi="Arial" w:cs="Arial"/>
-          <w:b/>
-          <w:bCs/>
-          <w:color w:val="4472C4" w:themeColor="accent5"/>
-          <w:sz w:val="24"/>
-          <w:szCs w:val="24"/>
-        </w:rPr>
-        <w:t>3</w:t>
-      </w:r>
-      <w:r>
-        <w:rPr>
-          <w:rFonts w:ascii="Arial" w:hAnsi="Arial" w:cs="Arial"/>
-          <w:b/>
-          <w:bCs/>
-          <w:color w:val="4472C4" w:themeColor="accent5"/>
-          <w:sz w:val="24"/>
-          <w:szCs w:val="24"/>
-        </w:rPr>
-        <w:t>/202</w:t>
-      </w:r>
-      <w:r>
-        <w:rPr>
-          <w:rFonts w:ascii="Arial" w:hAnsi="Arial" w:cs="Arial"/>
-          <w:b/>
-          <w:bCs/>
-          <w:color w:val="4472C4" w:themeColor="accent5"/>
-          <w:sz w:val="24"/>
-          <w:szCs w:val="24"/>
-        </w:rPr>
-        <w:t>6</w:t>
+          <w:b/>
+          <w:bCs/>
+          <w:color w:val="1F497D"/>
+          <w:sz w:val="18"/>
+          <w:szCs w:val="18"/>
+        </w:rPr>
+      </w:pPr>
+      <w:r>
+        <w:rPr>
+          <w:rFonts w:ascii="Arial" w:hAnsi="Arial" w:cs="Arial"/>
+          <w:b/>
+          <w:bCs/>
+          <w:color w:val="1F497D"/>
+          <w:sz w:val="18"/>
+          <w:szCs w:val="18"/>
+        </w:rPr>
+        <w:t>New features</w:t>
       </w:r>
     </w:p>
     <w:p>
@@ -164,23 +155,101 @@
         <w:contextualSpacing/>
         <w:rPr>
           <w:rFonts w:ascii="Arial" w:hAnsi="Arial" w:cs="Arial"/>
-          <w:b/>
-          <w:bCs/>
-          <w:color w:val="1F497D"/>
-          <w:sz w:val="18"/>
-          <w:szCs w:val="18"/>
-        </w:rPr>
-      </w:pPr>
-      <w:r>
-        <w:rPr>
-          <w:rFonts w:ascii="Arial" w:hAnsi="Arial" w:cs="Arial"/>
-          <w:b/>
-          <w:bCs/>
-          <w:color w:val="1F497D"/>
-          <w:sz w:val="18"/>
-          <w:szCs w:val="18"/>
-        </w:rPr>
-        <w:t>Fixes</w:t>
+          <w:color w:val="1F497D"/>
+          <w:sz w:val="18"/>
+          <w:szCs w:val="18"/>
+        </w:rPr>
+      </w:pPr>
+      <w:r>
+        <w:rPr>
+          <w:rFonts w:ascii="Arial" w:hAnsi="Arial" w:cs="Arial"/>
+          <w:color w:val="1F497D"/>
+          <w:sz w:val="18"/>
+          <w:szCs w:val="18"/>
+        </w:rPr>
+        <w:t>•</w:t>
+      </w:r>
+      <w:r>
+        <w:rPr>
+          <w:rFonts w:ascii="Arial" w:hAnsi="Arial" w:cs="Arial"/>
+          <w:color w:val="1F497D"/>
+          <w:sz w:val="18"/>
+          <w:szCs w:val="18"/>
+        </w:rPr>
+        <w:tab/>
+        <w:t xml:space="preserve">The facility for customised icons and title bar </w:t>
+      </w:r>
+      <w:r>
+        <w:rPr>
+          <w:rFonts w:ascii="Arial" w:hAnsi="Arial" w:cs="Arial"/>
+          <w:color w:val="1F497D"/>
+          <w:sz w:val="18"/>
+          <w:szCs w:val="18"/>
+        </w:rPr>
+        <w:t>colour</w:t>
+      </w:r>
+      <w:r>
+        <w:rPr>
+          <w:rFonts w:ascii="Arial" w:hAnsi="Arial" w:cs="Arial"/>
+          <w:color w:val="1F497D"/>
+          <w:sz w:val="18"/>
+          <w:szCs w:val="18"/>
+        </w:rPr>
+        <w:t xml:space="preserve"> has been added to the</w:t>
+      </w:r>
+      <w:r>
+        <w:rPr>
+          <w:rFonts w:ascii="Arial" w:hAnsi="Arial" w:cs="Arial"/>
+          <w:color w:val="1F497D"/>
+          <w:sz w:val="18"/>
+          <w:szCs w:val="18"/>
+        </w:rPr>
+        <w:t xml:space="preserve"> pop-up</w:t>
+      </w:r>
+      <w:r>
+        <w:rPr>
+          <w:rFonts w:ascii="Arial" w:hAnsi="Arial" w:cs="Arial"/>
+          <w:color w:val="1F497D"/>
+          <w:sz w:val="18"/>
+          <w:szCs w:val="18"/>
+        </w:rPr>
+        <w:t xml:space="preserve"> </w:t>
+      </w:r>
+      <w:r>
+        <w:rPr>
+          <w:rFonts w:ascii="Arial" w:hAnsi="Arial" w:cs="Arial"/>
+          <w:color w:val="1F497D"/>
+          <w:sz w:val="18"/>
+          <w:szCs w:val="18"/>
+        </w:rPr>
+        <w:t>m</w:t>
+      </w:r>
+      <w:r>
+        <w:rPr>
+          <w:rFonts w:ascii="Arial" w:hAnsi="Arial" w:cs="Arial"/>
+          <w:color w:val="1F497D"/>
+          <w:sz w:val="18"/>
+          <w:szCs w:val="18"/>
+        </w:rPr>
+        <w:t>essage</w:t>
+      </w:r>
+      <w:r>
+        <w:rPr>
+          <w:rFonts w:ascii="Arial" w:hAnsi="Arial" w:cs="Arial"/>
+          <w:color w:val="1F497D"/>
+          <w:sz w:val="18"/>
+          <w:szCs w:val="18"/>
+        </w:rPr>
+        <w:t xml:space="preserve"> b</w:t>
+      </w:r>
+      <w:r>
+        <w:rPr>
+          <w:rFonts w:ascii="Arial" w:hAnsi="Arial" w:cs="Arial"/>
+          <w:color w:val="1F497D"/>
+          <w:sz w:val="18"/>
+          <w:szCs w:val="18"/>
+        </w:rPr>
+        <w:t>ox control.  Error and warning messages now use red and orange title bars respectively.</w:t>
       </w:r>
     </w:p>
     <w:p>
@@ -198,109 +267,25 @@
         <w:contextualSpacing/>
         <w:rPr>
           <w:rFonts w:ascii="Arial" w:hAnsi="Arial" w:cs="Arial"/>
-          <w:color w:val="1F497D"/>
-          <w:sz w:val="18"/>
-          <w:szCs w:val="18"/>
-        </w:rPr>
-      </w:pPr>
-      <w:r>
-        <w:rPr>
-          <w:rFonts w:ascii="Arial" w:hAnsi="Arial" w:cs="Arial"/>
-          <w:color w:val="1F497D"/>
-          <w:sz w:val="18"/>
-          <w:szCs w:val="18"/>
-        </w:rPr>
-        <w:t>•</w:t>
-      </w:r>
-      <w:r>
-        <w:rPr>
-          <w:rFonts w:ascii="Arial" w:hAnsi="Arial" w:cs="Arial"/>
-          <w:color w:val="1F497D"/>
-          <w:sz w:val="18"/>
-          <w:szCs w:val="18"/>
-        </w:rPr>
-        <w:tab/>
-      </w:r>
-      <w:r>
-        <w:rPr>
-          <w:rFonts w:ascii="Arial" w:hAnsi="Arial" w:cs="Arial"/>
-          <w:color w:val="1F497D"/>
-          <w:sz w:val="18"/>
-          <w:szCs w:val="18"/>
-        </w:rPr>
-        <w:t xml:space="preserve">The data for </w:t>
-      </w:r>
-      <w:r>
-        <w:rPr>
-          <w:rFonts w:ascii="Arial" w:hAnsi="Arial" w:cs="Arial"/>
-          <w:color w:val="1F497D"/>
-          <w:sz w:val="18"/>
-          <w:szCs w:val="18"/>
-        </w:rPr>
-        <w:t>‘</w:t>
-      </w:r>
-      <w:r>
-        <w:rPr>
-          <w:rFonts w:ascii="Arial" w:hAnsi="Arial" w:cs="Arial"/>
-          <w:color w:val="1F497D"/>
-          <w:sz w:val="18"/>
-          <w:szCs w:val="18"/>
-        </w:rPr>
-        <w:t>e</w:t>
-      </w:r>
-      <w:r>
-        <w:rPr>
-          <w:rFonts w:ascii="Arial" w:hAnsi="Arial" w:cs="Arial"/>
-          <w:color w:val="1F497D"/>
-          <w:sz w:val="18"/>
-          <w:szCs w:val="18"/>
-        </w:rPr>
-        <w:t xml:space="preserve">mpty’ device slots are now set with </w:t>
-      </w:r>
-      <w:r>
-        <w:rPr>
-          <w:rFonts w:ascii="Arial" w:hAnsi="Arial" w:cs="Arial"/>
-          <w:color w:val="1F497D"/>
-          <w:sz w:val="18"/>
-          <w:szCs w:val="18"/>
-        </w:rPr>
-        <w:t>specifi</w:t>
-      </w:r>
-      <w:r>
-        <w:rPr>
-          <w:rFonts w:ascii="Arial" w:hAnsi="Arial" w:cs="Arial"/>
-          <w:color w:val="1F497D"/>
-          <w:sz w:val="18"/>
-          <w:szCs w:val="18"/>
-        </w:rPr>
-        <w:t>ed</w:t>
-      </w:r>
-      <w:r>
-        <w:rPr>
-          <w:rFonts w:ascii="Arial" w:hAnsi="Arial" w:cs="Arial"/>
-          <w:color w:val="1F497D"/>
-          <w:sz w:val="18"/>
-          <w:szCs w:val="18"/>
-        </w:rPr>
-        <w:t xml:space="preserve"> default values.  This fixes an issue where Apollo I/O units were </w:t>
-      </w:r>
-      <w:r>
-        <w:rPr>
-          <w:rFonts w:ascii="Arial" w:hAnsi="Arial" w:cs="Arial"/>
-          <w:color w:val="1F497D"/>
-          <w:sz w:val="18"/>
-          <w:szCs w:val="18"/>
-        </w:rPr>
-        <w:t xml:space="preserve">incorrectly </w:t>
-      </w:r>
-      <w:r>
-        <w:rPr>
-          <w:rFonts w:ascii="Arial" w:hAnsi="Arial" w:cs="Arial"/>
-          <w:color w:val="1F497D"/>
-          <w:sz w:val="18"/>
-          <w:szCs w:val="18"/>
-        </w:rPr>
-        <w:t>resetting on Silence.</w:t>
+          <w:b/>
+          <w:bCs/>
+          <w:color w:val="1F497D"/>
+          <w:sz w:val="18"/>
+          <w:szCs w:val="18"/>
+          <w:lang w:val="fr-FR"/>
+        </w:rPr>
+      </w:pPr>
+      <w:r>
+        <w:rPr>
+          <w:rFonts w:ascii="Arial" w:hAnsi="Arial" w:cs="Arial"/>
+          <w:b/>
+          <w:bCs/>
+          <w:color w:val="1F497D"/>
+          <w:sz w:val="18"/>
+          <w:szCs w:val="18"/>
+          <w:lang w:val="fr-FR"/>
+        </w:rPr>
+        <w:t>Fixes</w:t>
       </w:r>
     </w:p>
     <w:p>
@@ -321,14 +306,16 @@
           <w:color w:val="1F497D"/>
           <w:sz w:val="18"/>
           <w:szCs w:val="18"/>
-        </w:rPr>
-      </w:pPr>
-      <w:r>
-        <w:rPr>
-          <w:rFonts w:ascii="Arial" w:hAnsi="Arial" w:cs="Arial"/>
-          <w:color w:val="1F497D"/>
-          <w:sz w:val="18"/>
-          <w:szCs w:val="18"/>
+          <w:lang w:val="fr-FR"/>
+        </w:rPr>
+      </w:pPr>
+      <w:r>
+        <w:rPr>
+          <w:rFonts w:ascii="Arial" w:hAnsi="Arial" w:cs="Arial"/>
+          <w:color w:val="1F497D"/>
+          <w:sz w:val="18"/>
+          <w:szCs w:val="18"/>
+          <w:lang w:val="fr-FR"/>
         </w:rPr>
         <w:t>•</w:t>
       </w:r>
@@ -338,6 +325,7 @@
           <w:color w:val="1F497D"/>
           <w:sz w:val="18"/>
           <w:szCs w:val="18"/>
+          <w:lang w:val="fr-FR"/>
         </w:rPr>
         <w:tab/>
       </w:r>
@@ -347,33 +335,17 @@
           <w:color w:val="1F497D"/>
           <w:sz w:val="18"/>
           <w:szCs w:val="18"/>
-        </w:rPr>
-        <w:t xml:space="preserve">The Site Details page was not showing </w:t>
-      </w:r>
-      <w:r>
-        <w:rPr>
-          <w:rFonts w:ascii="Arial" w:hAnsi="Arial" w:cs="Arial"/>
-          <w:color w:val="1F497D"/>
-          <w:sz w:val="18"/>
-          <w:szCs w:val="18"/>
-        </w:rPr>
-        <w:t xml:space="preserve">recalibration </w:t>
-      </w:r>
-      <w:r>
-        <w:rPr>
-          <w:rFonts w:ascii="Arial" w:hAnsi="Arial" w:cs="Arial"/>
-          <w:color w:val="1F497D"/>
-          <w:sz w:val="18"/>
-          <w:szCs w:val="18"/>
-        </w:rPr>
-        <w:t>or day/night times when reading from a config that was created by the old XFP tools</w:t>
-      </w:r>
-      <w:r>
-        <w:rPr>
-          <w:rFonts w:ascii="Arial" w:hAnsi="Arial" w:cs="Arial"/>
-          <w:color w:val="1F497D"/>
-          <w:sz w:val="18"/>
-          <w:szCs w:val="18"/>
+          <w:lang w:val="fr-FR"/>
+        </w:rPr>
+        <w:t>The app window's Maximise button now works correctly.</w:t>
+      </w:r>
+      <w:r>
+        <w:rPr>
+          <w:rFonts w:ascii="Arial" w:hAnsi="Arial" w:cs="Arial"/>
+          <w:color w:val="1F497D"/>
+          <w:sz w:val="18"/>
+          <w:szCs w:val="18"/>
+          <w:lang w:val="fr-FR"/>
         </w:rPr>
         <w:t>.</w:t>
       </w:r>
@@ -396,6 +368,7 @@
           <w:color w:val="1F497D"/>
           <w:sz w:val="18"/>
           <w:szCs w:val="18"/>
+          <w:lang w:val="fr-FR"/>
         </w:rPr>
       </w:pPr>
     </w:p>
@@ -431,7 +404,7 @@
           <w:sz w:val="24"/>
           <w:szCs w:val="24"/>
         </w:rPr>
-        <w:t>10</w:t>
+        <w:t>1</w:t>
       </w:r>
       <w:r>
         <w:rPr>
@@ -442,7 +415,7 @@
           <w:sz w:val="24"/>
           <w:szCs w:val="24"/>
         </w:rPr>
-        <w:tab/>
+        <w:t>1</w:t>
       </w:r>
       <w:r>
         <w:rPr>
@@ -453,7 +426,7 @@
           <w:sz w:val="24"/>
           <w:szCs w:val="24"/>
         </w:rPr>
-        <w:t>16</w:t>
+        <w:tab/>
       </w:r>
       <w:r>
         <w:rPr>
@@ -464,7 +437,7 @@
           <w:sz w:val="24"/>
           <w:szCs w:val="24"/>
         </w:rPr>
-        <w:t>/</w:t>
+        <w:t>04</w:t>
       </w:r>
       <w:r>
         <w:rPr>
@@ -475,7 +448,18 @@
           <w:sz w:val="24"/>
           <w:szCs w:val="24"/>
         </w:rPr>
-        <w:t>02</w:t>
+        <w:t>/</w:t>
+      </w:r>
+      <w:r>
+        <w:rPr>
+          <w:rFonts w:ascii="Arial" w:hAnsi="Arial" w:cs="Arial"/>
+          <w:b/>
+          <w:bCs/>
+          <w:color w:val="4472C4" w:themeColor="accent5"/>
+          <w:sz w:val="24"/>
+          <w:szCs w:val="24"/>
+        </w:rPr>
+        <w:t>03</w:t>
       </w:r>
       <w:r>
         <w:rPr>
@@ -531,7 +515,7 @@
           <w:sz w:val="18"/>
           <w:szCs w:val="18"/>
         </w:rPr>
-        <w:t>New features</w:t>
+        <w:t>Fixes</w:t>
       </w:r>
     </w:p>
     <w:p>
@@ -579,16 +563,70 @@
           <w:sz w:val="18"/>
           <w:szCs w:val="18"/>
         </w:rPr>
-        <w:t>Support for Spanish language has</w:t>
-      </w:r>
-      <w:r>
-        <w:rPr>
-          <w:rFonts w:ascii="Arial" w:hAnsi="Arial" w:cs="Arial"/>
-          <w:color w:val="1F497D"/>
-          <w:sz w:val="18"/>
-          <w:szCs w:val="18"/>
-        </w:rPr>
-        <w:t xml:space="preserve"> been added.</w:t>
+        <w:t xml:space="preserve">The data for </w:t>
+      </w:r>
+      <w:r>
+        <w:rPr>
+          <w:rFonts w:ascii="Arial" w:hAnsi="Arial" w:cs="Arial"/>
+          <w:color w:val="1F497D"/>
+          <w:sz w:val="18"/>
+          <w:szCs w:val="18"/>
+        </w:rPr>
+        <w:t>‘</w:t>
+      </w:r>
+      <w:r>
+        <w:rPr>
+          <w:rFonts w:ascii="Arial" w:hAnsi="Arial" w:cs="Arial"/>
+          <w:color w:val="1F497D"/>
+          <w:sz w:val="18"/>
+          <w:szCs w:val="18"/>
+        </w:rPr>
+        <w:t>e</w:t>
+      </w:r>
+      <w:r>
+        <w:rPr>
+          <w:rFonts w:ascii="Arial" w:hAnsi="Arial" w:cs="Arial"/>
+          <w:color w:val="1F497D"/>
+          <w:sz w:val="18"/>
+          <w:szCs w:val="18"/>
+        </w:rPr>
+        <w:t xml:space="preserve">mpty’ device slots are now set with </w:t>
+      </w:r>
+      <w:r>
+        <w:rPr>
+          <w:rFonts w:ascii="Arial" w:hAnsi="Arial" w:cs="Arial"/>
+          <w:color w:val="1F497D"/>
+          <w:sz w:val="18"/>
+          <w:szCs w:val="18"/>
+        </w:rPr>
+        <w:t>specified</w:t>
+      </w:r>
+      <w:r>
+        <w:rPr>
+          <w:rFonts w:ascii="Arial" w:hAnsi="Arial" w:cs="Arial"/>
+          <w:color w:val="1F497D"/>
+          <w:sz w:val="18"/>
+          <w:szCs w:val="18"/>
+        </w:rPr>
+        <w:t xml:space="preserve"> default values.  This fixes an issue where Apollo I/O units were </w:t>
+      </w:r>
+      <w:r>
+        <w:rPr>
+          <w:rFonts w:ascii="Arial" w:hAnsi="Arial" w:cs="Arial"/>
+          <w:color w:val="1F497D"/>
+          <w:sz w:val="18"/>
+          <w:szCs w:val="18"/>
+        </w:rPr>
+        <w:t xml:space="preserve">incorrectly </w:t>
+      </w:r>
+      <w:r>
+        <w:rPr>
+          <w:rFonts w:ascii="Arial" w:hAnsi="Arial" w:cs="Arial"/>
+          <w:color w:val="1F497D"/>
+          <w:sz w:val="18"/>
+          <w:szCs w:val="18"/>
+        </w:rPr>
+        <w:t>resetting on Silence.</w:t>
       </w:r>
     </w:p>
     <w:p>
@@ -611,106 +649,41 @@
           <w:szCs w:val="18"/>
         </w:rPr>
       </w:pPr>
-    </w:p>
-    <w:p>
-      <w:pPr>
-        <w:tabs>
-          <w:tab w:val="left" w:pos="993"/>
-        </w:tabs>
-        <w:rPr>
-          <w:rFonts w:ascii="Arial" w:hAnsi="Arial" w:cs="Arial"/>
-          <w:color w:val="9CC2E5" w:themeColor="accent1" w:themeTint="99"/>
-          <w:sz w:val="16"/>
-          <w:szCs w:val="16"/>
-        </w:rPr>
-      </w:pPr>
-      <w:r>
-        <w:rPr>
-          <w:rFonts w:ascii="Arial" w:hAnsi="Arial" w:cs="Arial"/>
-          <w:b/>
-          <w:bCs/>
-          <w:color w:val="4472C4" w:themeColor="accent5"/>
-          <w:sz w:val="24"/>
-          <w:szCs w:val="24"/>
-        </w:rPr>
-        <w:t>v8.1.</w:t>
-      </w:r>
-      <w:r>
-        <w:rPr>
-          <w:rFonts w:ascii="Arial" w:hAnsi="Arial" w:cs="Arial"/>
-          <w:b/>
-          <w:bCs/>
-          <w:color w:val="4472C4" w:themeColor="accent5"/>
-          <w:sz w:val="24"/>
-          <w:szCs w:val="24"/>
-        </w:rPr>
-        <w:t>9</w:t>
-      </w:r>
-      <w:r>
-        <w:rPr>
-          <w:rFonts w:ascii="Arial" w:hAnsi="Arial" w:cs="Arial"/>
-          <w:b/>
-          <w:bCs/>
-          <w:color w:val="4472C4" w:themeColor="accent5"/>
-          <w:sz w:val="24"/>
-          <w:szCs w:val="24"/>
+      <w:r>
+        <w:rPr>
+          <w:rFonts w:ascii="Arial" w:hAnsi="Arial" w:cs="Arial"/>
+          <w:color w:val="1F497D"/>
+          <w:sz w:val="18"/>
+          <w:szCs w:val="18"/>
+        </w:rPr>
+        <w:t>•</w:t>
+      </w:r>
+      <w:r>
+        <w:rPr>
+          <w:rFonts w:ascii="Arial" w:hAnsi="Arial" w:cs="Arial"/>
+          <w:color w:val="1F497D"/>
+          <w:sz w:val="18"/>
+          <w:szCs w:val="18"/>
         </w:rPr>
         <w:tab/>
       </w:r>
       <w:r>
         <w:rPr>
           <w:rFonts w:ascii="Arial" w:hAnsi="Arial" w:cs="Arial"/>
-          <w:b/>
-          <w:bCs/>
-          <w:color w:val="4472C4" w:themeColor="accent5"/>
-          <w:sz w:val="24"/>
-          <w:szCs w:val="24"/>
-        </w:rPr>
-        <w:t>2</w:t>
-      </w:r>
-      <w:r>
-        <w:rPr>
-          <w:rFonts w:ascii="Arial" w:hAnsi="Arial" w:cs="Arial"/>
-          <w:b/>
-          <w:bCs/>
-          <w:color w:val="4472C4" w:themeColor="accent5"/>
-          <w:sz w:val="24"/>
-          <w:szCs w:val="24"/>
-        </w:rPr>
-        <w:t>4</w:t>
-      </w:r>
-      <w:r>
-        <w:rPr>
-          <w:rFonts w:ascii="Arial" w:hAnsi="Arial" w:cs="Arial"/>
-          <w:b/>
-          <w:bCs/>
-          <w:color w:val="4472C4" w:themeColor="accent5"/>
-          <w:sz w:val="24"/>
-          <w:szCs w:val="24"/>
-        </w:rPr>
-        <w:t>/</w:t>
-      </w:r>
-      <w:r>
-        <w:rPr>
-          <w:rFonts w:ascii="Arial" w:hAnsi="Arial" w:cs="Arial"/>
-          <w:b/>
-          <w:bCs/>
-          <w:color w:val="4472C4" w:themeColor="accent5"/>
-          <w:sz w:val="24"/>
-          <w:szCs w:val="24"/>
-        </w:rPr>
-        <w:t>12</w:t>
-      </w:r>
-      <w:r>
-        <w:rPr>
-          <w:rFonts w:ascii="Arial" w:hAnsi="Arial" w:cs="Arial"/>
-          <w:b/>
-          <w:bCs/>
-          <w:color w:val="4472C4" w:themeColor="accent5"/>
-          <w:sz w:val="24"/>
-          <w:szCs w:val="24"/>
-        </w:rPr>
-        <w:t>/2025</w:t>
+          <w:color w:val="1F497D"/>
+          <w:sz w:val="18"/>
+          <w:szCs w:val="18"/>
+        </w:rPr>
+        <w:t>The Site Details page was not showing recalibration or day/night times when reading from a config that was created by the old XFP tools</w:t>
+      </w:r>
+      <w:r>
+        <w:rPr>
+          <w:rFonts w:ascii="Arial" w:hAnsi="Arial" w:cs="Arial"/>
+          <w:color w:val="1F497D"/>
+          <w:sz w:val="18"/>
+          <w:szCs w:val="18"/>
+        </w:rPr>
+        <w:t>.</w:t>
       </w:r>
     </w:p>
     <w:p>
@@ -728,23 +701,111 @@
         <w:contextualSpacing/>
         <w:rPr>
           <w:rFonts w:ascii="Arial" w:hAnsi="Arial" w:cs="Arial"/>
-          <w:b/>
-          <w:bCs/>
-          <w:color w:val="1F497D"/>
-          <w:sz w:val="18"/>
-          <w:szCs w:val="18"/>
-        </w:rPr>
-      </w:pPr>
-      <w:r>
-        <w:rPr>
-          <w:rFonts w:ascii="Arial" w:hAnsi="Arial" w:cs="Arial"/>
-          <w:b/>
-          <w:bCs/>
-          <w:color w:val="1F497D"/>
-          <w:sz w:val="18"/>
-          <w:szCs w:val="18"/>
-        </w:rPr>
-        <w:t>New features</w:t>
+          <w:color w:val="1F497D"/>
+          <w:sz w:val="18"/>
+          <w:szCs w:val="18"/>
+        </w:rPr>
+      </w:pPr>
+    </w:p>
+    <w:p>
+      <w:pPr>
+        <w:tabs>
+          <w:tab w:val="left" w:pos="993"/>
+        </w:tabs>
+        <w:rPr>
+          <w:rFonts w:ascii="Arial" w:hAnsi="Arial" w:cs="Arial"/>
+          <w:color w:val="9CC2E5" w:themeColor="accent1" w:themeTint="99"/>
+          <w:sz w:val="16"/>
+          <w:szCs w:val="16"/>
+        </w:rPr>
+      </w:pPr>
+      <w:r>
+        <w:rPr>
+          <w:rFonts w:ascii="Arial" w:hAnsi="Arial" w:cs="Arial"/>
+          <w:b/>
+          <w:bCs/>
+          <w:color w:val="4472C4" w:themeColor="accent5"/>
+          <w:sz w:val="24"/>
+          <w:szCs w:val="24"/>
+        </w:rPr>
+        <w:t>v8.1.</w:t>
+      </w:r>
+      <w:r>
+        <w:rPr>
+          <w:rFonts w:ascii="Arial" w:hAnsi="Arial" w:cs="Arial"/>
+          <w:b/>
+          <w:bCs/>
+          <w:color w:val="4472C4" w:themeColor="accent5"/>
+          <w:sz w:val="24"/>
+          <w:szCs w:val="24"/>
+        </w:rPr>
+        <w:t>10</w:t>
+      </w:r>
+      <w:r>
+        <w:rPr>
+          <w:rFonts w:ascii="Arial" w:hAnsi="Arial" w:cs="Arial"/>
+          <w:b/>
+          <w:bCs/>
+          <w:color w:val="4472C4" w:themeColor="accent5"/>
+          <w:sz w:val="24"/>
+          <w:szCs w:val="24"/>
+        </w:rPr>
+        <w:tab/>
+      </w:r>
+      <w:r>
+        <w:rPr>
+          <w:rFonts w:ascii="Arial" w:hAnsi="Arial" w:cs="Arial"/>
+          <w:b/>
+          <w:bCs/>
+          <w:color w:val="4472C4" w:themeColor="accent5"/>
+          <w:sz w:val="24"/>
+          <w:szCs w:val="24"/>
+        </w:rPr>
+        <w:t>16</w:t>
+      </w:r>
+      <w:r>
+        <w:rPr>
+          <w:rFonts w:ascii="Arial" w:hAnsi="Arial" w:cs="Arial"/>
+          <w:b/>
+          <w:bCs/>
+          <w:color w:val="4472C4" w:themeColor="accent5"/>
+          <w:sz w:val="24"/>
+          <w:szCs w:val="24"/>
+        </w:rPr>
+        <w:t>/</w:t>
+      </w:r>
+      <w:r>
+        <w:rPr>
+          <w:rFonts w:ascii="Arial" w:hAnsi="Arial" w:cs="Arial"/>
+          <w:b/>
+          <w:bCs/>
+          <w:color w:val="4472C4" w:themeColor="accent5"/>
+          <w:sz w:val="24"/>
+          <w:szCs w:val="24"/>
+        </w:rPr>
+        <w:t>02</w:t>
+      </w:r>
+      <w:r>
+        <w:rPr>
+          <w:rFonts w:ascii="Arial" w:hAnsi="Arial" w:cs="Arial"/>
+          <w:b/>
+          <w:bCs/>
+          <w:color w:val="4472C4" w:themeColor="accent5"/>
+          <w:sz w:val="24"/>
+          <w:szCs w:val="24"/>
+        </w:rPr>
+        <w:t>/202</w:t>
+      </w:r>
+      <w:r>
+        <w:rPr>
+          <w:rFonts w:ascii="Arial" w:hAnsi="Arial" w:cs="Arial"/>
+          <w:b/>
+          <w:bCs/>
+          <w:color w:val="4472C4" w:themeColor="accent5"/>
+          <w:sz w:val="24"/>
+          <w:szCs w:val="24"/>
+        </w:rPr>
+        <w:t>6</w:t>
       </w:r>
     </w:p>
     <w:p>
@@ -762,29 +823,23 @@
         <w:contextualSpacing/>
         <w:rPr>
           <w:rFonts w:ascii="Arial" w:hAnsi="Arial" w:cs="Arial"/>
-          <w:color w:val="1F497D"/>
-          <w:sz w:val="18"/>
-          <w:szCs w:val="18"/>
-        </w:rPr>
-      </w:pPr>
-      <w:r>
-        <w:rPr>
-          <w:rFonts w:ascii="Arial" w:hAnsi="Arial" w:cs="Arial"/>
-          <w:color w:val="1F497D"/>
-          <w:sz w:val="18"/>
-          <w:szCs w:val="18"/>
-        </w:rPr>
-        <w:t>•</w:t>
-      </w:r>
-      <w:r>
-        <w:rPr>
-          <w:rFonts w:ascii="Arial" w:hAnsi="Arial" w:cs="Arial"/>
-          <w:color w:val="1F497D"/>
-          <w:sz w:val="18"/>
-          <w:szCs w:val="18"/>
-        </w:rPr>
-        <w:tab/>
-        <w:t>The new CAST Pro devices have been added.</w:t>
+          <w:b/>
+          <w:bCs/>
+          <w:color w:val="1F497D"/>
+          <w:sz w:val="18"/>
+          <w:szCs w:val="18"/>
+        </w:rPr>
+      </w:pPr>
+      <w:r>
+        <w:rPr>
+          <w:rFonts w:ascii="Arial" w:hAnsi="Arial" w:cs="Arial"/>
+          <w:b/>
+          <w:bCs/>
+          <w:color w:val="1F497D"/>
+          <w:sz w:val="18"/>
+          <w:szCs w:val="18"/>
+        </w:rPr>
+        <w:t>New features</w:t>
       </w:r>
     </w:p>
     <w:p>
@@ -824,7 +879,24 @@
           <w:szCs w:val="18"/>
         </w:rPr>
         <w:tab/>
-        <w:t>The facility to print the settings has been added.</w:t>
+      </w:r>
+      <w:r>
+        <w:rPr>
+          <w:rFonts w:ascii="Arial" w:hAnsi="Arial" w:cs="Arial"/>
+          <w:color w:val="1F497D"/>
+          <w:sz w:val="18"/>
+          <w:szCs w:val="18"/>
+        </w:rPr>
+        <w:t>Support for Spanish language has</w:t>
+      </w:r>
+      <w:r>
+        <w:rPr>
+          <w:rFonts w:ascii="Arial" w:hAnsi="Arial" w:cs="Arial"/>
+          <w:color w:val="1F497D"/>
+          <w:sz w:val="18"/>
+          <w:szCs w:val="18"/>
+        </w:rPr>
+        <w:t xml:space="preserve"> been added.</w:t>
       </w:r>
     </w:p>
     <w:p>
@@ -847,24 +919,106 @@
           <w:szCs w:val="18"/>
         </w:rPr>
       </w:pPr>
-      <w:r>
-        <w:rPr>
-          <w:rFonts w:ascii="Arial" w:hAnsi="Arial" w:cs="Arial"/>
-          <w:color w:val="1F497D"/>
-          <w:sz w:val="18"/>
-          <w:szCs w:val="18"/>
-        </w:rPr>
-        <w:t>•</w:t>
-      </w:r>
-      <w:r>
-        <w:rPr>
-          <w:rFonts w:ascii="Arial" w:hAnsi="Arial" w:cs="Arial"/>
-          <w:color w:val="1F497D"/>
-          <w:sz w:val="18"/>
-          <w:szCs w:val="18"/>
+    </w:p>
+    <w:p>
+      <w:pPr>
+        <w:tabs>
+          <w:tab w:val="left" w:pos="993"/>
+        </w:tabs>
+        <w:rPr>
+          <w:rFonts w:ascii="Arial" w:hAnsi="Arial" w:cs="Arial"/>
+          <w:color w:val="9CC2E5" w:themeColor="accent1" w:themeTint="99"/>
+          <w:sz w:val="16"/>
+          <w:szCs w:val="16"/>
+        </w:rPr>
+      </w:pPr>
+      <w:r>
+        <w:rPr>
+          <w:rFonts w:ascii="Arial" w:hAnsi="Arial" w:cs="Arial"/>
+          <w:b/>
+          <w:bCs/>
+          <w:color w:val="4472C4" w:themeColor="accent5"/>
+          <w:sz w:val="24"/>
+          <w:szCs w:val="24"/>
+        </w:rPr>
+        <w:t>v8.1.</w:t>
+      </w:r>
+      <w:r>
+        <w:rPr>
+          <w:rFonts w:ascii="Arial" w:hAnsi="Arial" w:cs="Arial"/>
+          <w:b/>
+          <w:bCs/>
+          <w:color w:val="4472C4" w:themeColor="accent5"/>
+          <w:sz w:val="24"/>
+          <w:szCs w:val="24"/>
+        </w:rPr>
+        <w:t>9</w:t>
+      </w:r>
+      <w:r>
+        <w:rPr>
+          <w:rFonts w:ascii="Arial" w:hAnsi="Arial" w:cs="Arial"/>
+          <w:b/>
+          <w:bCs/>
+          <w:color w:val="4472C4" w:themeColor="accent5"/>
+          <w:sz w:val="24"/>
+          <w:szCs w:val="24"/>
         </w:rPr>
         <w:tab/>
-        <w:t>Device day &amp; night modes are now always set to their default values when a device type is changed.</w:t>
+      </w:r>
+      <w:r>
+        <w:rPr>
+          <w:rFonts w:ascii="Arial" w:hAnsi="Arial" w:cs="Arial"/>
+          <w:b/>
+          <w:bCs/>
+          <w:color w:val="4472C4" w:themeColor="accent5"/>
+          <w:sz w:val="24"/>
+          <w:szCs w:val="24"/>
+        </w:rPr>
+        <w:t>2</w:t>
+      </w:r>
+      <w:r>
+        <w:rPr>
+          <w:rFonts w:ascii="Arial" w:hAnsi="Arial" w:cs="Arial"/>
+          <w:b/>
+          <w:bCs/>
+          <w:color w:val="4472C4" w:themeColor="accent5"/>
+          <w:sz w:val="24"/>
+          <w:szCs w:val="24"/>
+        </w:rPr>
+        <w:t>4</w:t>
+      </w:r>
+      <w:r>
+        <w:rPr>
+          <w:rFonts w:ascii="Arial" w:hAnsi="Arial" w:cs="Arial"/>
+          <w:b/>
+          <w:bCs/>
+          <w:color w:val="4472C4" w:themeColor="accent5"/>
+          <w:sz w:val="24"/>
+          <w:szCs w:val="24"/>
+        </w:rPr>
+        <w:t>/</w:t>
+      </w:r>
+      <w:r>
+        <w:rPr>
+          <w:rFonts w:ascii="Arial" w:hAnsi="Arial" w:cs="Arial"/>
+          <w:b/>
+          <w:bCs/>
+          <w:color w:val="4472C4" w:themeColor="accent5"/>
+          <w:sz w:val="24"/>
+          <w:szCs w:val="24"/>
+        </w:rPr>
+        <w:t>12</w:t>
+      </w:r>
+      <w:r>
+        <w:rPr>
+          <w:rFonts w:ascii="Arial" w:hAnsi="Arial" w:cs="Arial"/>
+          <w:b/>
+          <w:bCs/>
+          <w:color w:val="4472C4" w:themeColor="accent5"/>
+          <w:sz w:val="24"/>
+          <w:szCs w:val="24"/>
+        </w:rPr>
+        <w:t>/2025</w:t>
       </w:r>
     </w:p>
     <w:p>
@@ -882,29 +1036,23 @@
         <w:contextualSpacing/>
         <w:rPr>
           <w:rFonts w:ascii="Arial" w:hAnsi="Arial" w:cs="Arial"/>
-          <w:color w:val="1F497D"/>
-          <w:sz w:val="18"/>
-          <w:szCs w:val="18"/>
-        </w:rPr>
-      </w:pPr>
-      <w:r>
-        <w:rPr>
-          <w:rFonts w:ascii="Arial" w:hAnsi="Arial" w:cs="Arial"/>
-          <w:color w:val="1F497D"/>
-          <w:sz w:val="18"/>
-          <w:szCs w:val="18"/>
-        </w:rPr>
-        <w:t>•</w:t>
-      </w:r>
-      <w:r>
-        <w:rPr>
-          <w:rFonts w:ascii="Arial" w:hAnsi="Arial" w:cs="Arial"/>
-          <w:color w:val="1F497D"/>
-          <w:sz w:val="18"/>
-          <w:szCs w:val="18"/>
-        </w:rPr>
-        <w:tab/>
-        <w:t>A newly-added second loop is now correctly filled with empty device slots and the device pages are updated correspondingly.</w:t>
+          <w:b/>
+          <w:bCs/>
+          <w:color w:val="1F497D"/>
+          <w:sz w:val="18"/>
+          <w:szCs w:val="18"/>
+        </w:rPr>
+      </w:pPr>
+      <w:r>
+        <w:rPr>
+          <w:rFonts w:ascii="Arial" w:hAnsi="Arial" w:cs="Arial"/>
+          <w:b/>
+          <w:bCs/>
+          <w:color w:val="1F497D"/>
+          <w:sz w:val="18"/>
+          <w:szCs w:val="18"/>
+        </w:rPr>
+        <w:t>New features</w:t>
       </w:r>
     </w:p>
     <w:p>
@@ -944,16 +1092,7 @@
           <w:szCs w:val="18"/>
         </w:rPr>
         <w:tab/>
-        <w:t>Envision support for Apollo systems</w:t>
-      </w:r>
-      <w:r>
-        <w:rPr>
-          <w:rFonts w:ascii="Arial" w:hAnsi="Arial" w:cs="Arial"/>
-          <w:color w:val="1F497D"/>
-          <w:sz w:val="18"/>
-          <w:szCs w:val="18"/>
-        </w:rPr>
-        <w:t>:</w:t>
+        <w:t>The new CAST Pro devices have been added.</w:t>
       </w:r>
     </w:p>
     <w:p>
@@ -971,13 +1110,20 @@
         <w:contextualSpacing/>
         <w:rPr>
           <w:rFonts w:ascii="Arial" w:hAnsi="Arial" w:cs="Arial"/>
-          <w:i/>
-          <w:iCs/>
-          <w:color w:val="1F497D"/>
-          <w:sz w:val="18"/>
-          <w:szCs w:val="18"/>
-        </w:rPr>
-      </w:pPr>
+          <w:color w:val="1F497D"/>
+          <w:sz w:val="18"/>
+          <w:szCs w:val="18"/>
+        </w:rPr>
+      </w:pPr>
+      <w:r>
+        <w:rPr>
+          <w:rFonts w:ascii="Arial" w:hAnsi="Arial" w:cs="Arial"/>
+          <w:color w:val="1F497D"/>
+          <w:sz w:val="18"/>
+          <w:szCs w:val="18"/>
+        </w:rPr>
+        <w:t>•</w:t>
+      </w:r>
       <w:r>
         <w:rPr>
           <w:rFonts w:ascii="Arial" w:hAnsi="Arial" w:cs="Arial"/>
@@ -986,63 +1132,7 @@
           <w:szCs w:val="18"/>
         </w:rPr>
         <w:tab/>
-      </w:r>
-      <w:r>
-        <w:rPr>
-          <w:rFonts w:ascii="Arial" w:hAnsi="Arial" w:cs="Arial"/>
-          <w:i/>
-          <w:iCs/>
-          <w:color w:val="1F497D"/>
-          <w:sz w:val="18"/>
-          <w:szCs w:val="18"/>
-        </w:rPr>
-        <w:t>For this, device names and zone descriptions are prefixed with type codes and zone numbers respectively.  If not already prefixed, before uploading the user is asked whether the pane</w:t>
-      </w:r>
-      <w:r>
-        <w:rPr>
-          <w:rFonts w:ascii="Arial" w:hAnsi="Arial" w:cs="Arial"/>
-          <w:i/>
-          <w:iCs/>
-          <w:color w:val="1F497D"/>
-          <w:sz w:val="18"/>
-          <w:szCs w:val="18"/>
-        </w:rPr>
-        <w:t>l</w:t>
-      </w:r>
-      <w:r>
-        <w:rPr>
-          <w:rFonts w:ascii="Arial" w:hAnsi="Arial" w:cs="Arial"/>
-          <w:i/>
-          <w:iCs/>
-          <w:color w:val="1F497D"/>
-          <w:sz w:val="18"/>
-          <w:szCs w:val="18"/>
-        </w:rPr>
-        <w:t xml:space="preserve"> is for Envision and, if </w:t>
-      </w:r>
-      <w:proofErr w:type="gramStart"/>
-      <w:r>
-        <w:rPr>
-          <w:rFonts w:ascii="Arial" w:hAnsi="Arial" w:cs="Arial"/>
-          <w:i/>
-          <w:iCs/>
-          <w:color w:val="1F497D"/>
-          <w:sz w:val="18"/>
-          <w:szCs w:val="18"/>
-        </w:rPr>
-        <w:t>Yes</w:t>
-      </w:r>
-      <w:proofErr w:type="gramEnd"/>
-      <w:r>
-        <w:rPr>
-          <w:rFonts w:ascii="Arial" w:hAnsi="Arial" w:cs="Arial"/>
-          <w:i/>
-          <w:iCs/>
-          <w:color w:val="1F497D"/>
-          <w:sz w:val="18"/>
-          <w:szCs w:val="18"/>
-        </w:rPr>
-        <w:t>, the prefixes are added.</w:t>
+        <w:t>The facility to print the settings has been added.</w:t>
       </w:r>
     </w:p>
     <w:p>
@@ -1060,23 +1150,29 @@
         <w:contextualSpacing/>
         <w:rPr>
           <w:rFonts w:ascii="Arial" w:hAnsi="Arial" w:cs="Arial"/>
-          <w:b/>
-          <w:bCs/>
-          <w:color w:val="1F497D"/>
-          <w:sz w:val="18"/>
-          <w:szCs w:val="18"/>
-        </w:rPr>
-      </w:pPr>
-      <w:r>
-        <w:rPr>
-          <w:rFonts w:ascii="Arial" w:hAnsi="Arial" w:cs="Arial"/>
-          <w:b/>
-          <w:bCs/>
-          <w:color w:val="1F497D"/>
-          <w:sz w:val="18"/>
-          <w:szCs w:val="18"/>
-        </w:rPr>
-        <w:t>Fixes</w:t>
+          <w:color w:val="1F497D"/>
+          <w:sz w:val="18"/>
+          <w:szCs w:val="18"/>
+        </w:rPr>
+      </w:pPr>
+      <w:r>
+        <w:rPr>
+          <w:rFonts w:ascii="Arial" w:hAnsi="Arial" w:cs="Arial"/>
+          <w:color w:val="1F497D"/>
+          <w:sz w:val="18"/>
+          <w:szCs w:val="18"/>
+        </w:rPr>
+        <w:t>•</w:t>
+      </w:r>
+      <w:r>
+        <w:rPr>
+          <w:rFonts w:ascii="Arial" w:hAnsi="Arial" w:cs="Arial"/>
+          <w:color w:val="1F497D"/>
+          <w:sz w:val="18"/>
+          <w:szCs w:val="18"/>
+        </w:rPr>
+        <w:tab/>
+        <w:t>Device day &amp; night modes are now always set to their default values when a device type is changed.</w:t>
       </w:r>
     </w:p>
     <w:p>
@@ -1116,152 +1212,7 @@
           <w:szCs w:val="18"/>
         </w:rPr>
         <w:tab/>
-      </w:r>
-      <w:r>
-        <w:rPr>
-          <w:rFonts w:ascii="Arial" w:hAnsi="Arial" w:cs="Arial"/>
-          <w:color w:val="1F497D"/>
-          <w:sz w:val="18"/>
-          <w:szCs w:val="18"/>
-        </w:rPr>
-        <w:t>Two faults that would cause the app to shut down have been corrected: s</w:t>
-      </w:r>
-      <w:r>
-        <w:rPr>
-          <w:rFonts w:ascii="Arial" w:hAnsi="Arial" w:cs="Arial"/>
-          <w:color w:val="1F497D"/>
-          <w:sz w:val="18"/>
-          <w:szCs w:val="18"/>
-        </w:rPr>
-        <w:t>end</w:t>
-      </w:r>
-      <w:r>
-        <w:rPr>
-          <w:rFonts w:ascii="Arial" w:hAnsi="Arial" w:cs="Arial"/>
-          <w:color w:val="1F497D"/>
-          <w:sz w:val="18"/>
-          <w:szCs w:val="18"/>
-        </w:rPr>
-        <w:t>ing</w:t>
-      </w:r>
-      <w:r>
-        <w:rPr>
-          <w:rFonts w:ascii="Arial" w:hAnsi="Arial" w:cs="Arial"/>
-          <w:color w:val="1F497D"/>
-          <w:sz w:val="18"/>
-          <w:szCs w:val="18"/>
-        </w:rPr>
-        <w:t xml:space="preserve"> </w:t>
-      </w:r>
-      <w:r>
-        <w:rPr>
-          <w:rFonts w:ascii="Arial" w:hAnsi="Arial" w:cs="Arial"/>
-          <w:color w:val="1F497D"/>
-          <w:sz w:val="18"/>
-          <w:szCs w:val="18"/>
-        </w:rPr>
-        <w:t>single-</w:t>
-      </w:r>
-      <w:r>
-        <w:rPr>
-          <w:rFonts w:ascii="Arial" w:hAnsi="Arial" w:cs="Arial"/>
-          <w:color w:val="1F497D"/>
-          <w:sz w:val="18"/>
-          <w:szCs w:val="18"/>
-        </w:rPr>
-        <w:t xml:space="preserve">loop </w:t>
-      </w:r>
-      <w:r>
-        <w:rPr>
-          <w:rFonts w:ascii="Arial" w:hAnsi="Arial" w:cs="Arial"/>
-          <w:color w:val="1F497D"/>
-          <w:sz w:val="18"/>
-          <w:szCs w:val="18"/>
-        </w:rPr>
-        <w:t>data to a</w:t>
-      </w:r>
-      <w:r>
-        <w:rPr>
-          <w:rFonts w:ascii="Arial" w:hAnsi="Arial" w:cs="Arial"/>
-          <w:color w:val="1F497D"/>
-          <w:sz w:val="18"/>
-          <w:szCs w:val="18"/>
-        </w:rPr>
-        <w:t xml:space="preserve"> 2-loop </w:t>
-      </w:r>
-      <w:proofErr w:type="gramStart"/>
-      <w:r>
-        <w:rPr>
-          <w:rFonts w:ascii="Arial" w:hAnsi="Arial" w:cs="Arial"/>
-          <w:color w:val="1F497D"/>
-          <w:sz w:val="18"/>
-          <w:szCs w:val="18"/>
-        </w:rPr>
-        <w:t>panel</w:t>
-      </w:r>
-      <w:r>
-        <w:rPr>
-          <w:rFonts w:ascii="Arial" w:hAnsi="Arial" w:cs="Arial"/>
-          <w:color w:val="1F497D"/>
-          <w:sz w:val="18"/>
-          <w:szCs w:val="18"/>
-        </w:rPr>
-        <w:t>,</w:t>
-      </w:r>
-      <w:r>
-        <w:rPr>
-          <w:rFonts w:ascii="Arial" w:hAnsi="Arial" w:cs="Arial"/>
-          <w:color w:val="1F497D"/>
-          <w:sz w:val="18"/>
-          <w:szCs w:val="18"/>
-        </w:rPr>
-        <w:t xml:space="preserve"> </w:t>
-      </w:r>
-      <w:r>
-        <w:rPr>
-          <w:rFonts w:ascii="Arial" w:hAnsi="Arial" w:cs="Arial"/>
-          <w:color w:val="1F497D"/>
-          <w:sz w:val="18"/>
-          <w:szCs w:val="18"/>
-        </w:rPr>
-        <w:t>and</w:t>
-      </w:r>
-      <w:proofErr w:type="gramEnd"/>
-      <w:r>
-        <w:rPr>
-          <w:rFonts w:ascii="Arial" w:hAnsi="Arial" w:cs="Arial"/>
-          <w:color w:val="1F497D"/>
-          <w:sz w:val="18"/>
-          <w:szCs w:val="18"/>
-        </w:rPr>
-        <w:t xml:space="preserve"> </w:t>
-      </w:r>
-      <w:r>
-        <w:rPr>
-          <w:rFonts w:ascii="Arial" w:hAnsi="Arial" w:cs="Arial"/>
-          <w:color w:val="1F497D"/>
-          <w:sz w:val="18"/>
-          <w:szCs w:val="18"/>
-        </w:rPr>
-        <w:t>opening a file wh</w:t>
-      </w:r>
-      <w:r>
-        <w:rPr>
-          <w:rFonts w:ascii="Arial" w:hAnsi="Arial" w:cs="Arial"/>
-          <w:color w:val="1F497D"/>
-          <w:sz w:val="18"/>
-          <w:szCs w:val="18"/>
-        </w:rPr>
-        <w:t xml:space="preserve">ich does not contain any panel numbers the same as the </w:t>
-      </w:r>
-      <w:r>
-        <w:rPr>
-          <w:rFonts w:ascii="Arial" w:hAnsi="Arial" w:cs="Arial"/>
-          <w:color w:val="1F497D"/>
-          <w:sz w:val="18"/>
-          <w:szCs w:val="18"/>
-        </w:rPr>
-        <w:t>current panel.</w:t>
+        <w:t>A newly-added second loop is now correctly filled with empty device slots and the device pages are updated correspondingly.</w:t>
       </w:r>
     </w:p>
     <w:p>
@@ -1301,42 +1252,16 @@
           <w:szCs w:val="18"/>
         </w:rPr>
         <w:tab/>
-      </w:r>
-      <w:r>
-        <w:rPr>
-          <w:rFonts w:ascii="Arial" w:hAnsi="Arial" w:cs="Arial"/>
-          <w:color w:val="1F497D"/>
-          <w:sz w:val="18"/>
-          <w:szCs w:val="18"/>
-        </w:rPr>
-        <w:t>The displaying of e</w:t>
-      </w:r>
-      <w:r>
-        <w:rPr>
-          <w:rFonts w:ascii="Arial" w:hAnsi="Arial" w:cs="Arial"/>
-          <w:color w:val="1F497D"/>
-          <w:sz w:val="18"/>
-          <w:szCs w:val="18"/>
-        </w:rPr>
-        <w:t xml:space="preserve">rror boxes on invalid items </w:t>
-      </w:r>
-      <w:r>
-        <w:rPr>
-          <w:rFonts w:ascii="Arial" w:hAnsi="Arial" w:cs="Arial"/>
-          <w:color w:val="1F497D"/>
-          <w:sz w:val="18"/>
-          <w:szCs w:val="18"/>
-        </w:rPr>
-        <w:t>has been made more consistent</w:t>
-      </w:r>
-      <w:r>
-        <w:rPr>
-          <w:rFonts w:ascii="Arial" w:hAnsi="Arial" w:cs="Arial"/>
-          <w:color w:val="1F497D"/>
-          <w:sz w:val="18"/>
-          <w:szCs w:val="18"/>
-        </w:rPr>
-        <w:t>.</w:t>
+        <w:t>Envision support for Apollo systems</w:t>
+      </w:r>
+      <w:r>
+        <w:rPr>
+          <w:rFonts w:ascii="Arial" w:hAnsi="Arial" w:cs="Arial"/>
+          <w:color w:val="1F497D"/>
+          <w:sz w:val="18"/>
+          <w:szCs w:val="18"/>
+        </w:rPr>
+        <w:t>:</w:t>
       </w:r>
     </w:p>
     <w:p>
@@ -1354,20 +1279,13 @@
         <w:contextualSpacing/>
         <w:rPr>
           <w:rFonts w:ascii="Arial" w:hAnsi="Arial" w:cs="Arial"/>
-          <w:color w:val="1F497D"/>
-          <w:sz w:val="18"/>
-          <w:szCs w:val="18"/>
-        </w:rPr>
-      </w:pPr>
-      <w:r>
-        <w:rPr>
-          <w:rFonts w:ascii="Arial" w:hAnsi="Arial" w:cs="Arial"/>
-          <w:color w:val="1F497D"/>
-          <w:sz w:val="18"/>
-          <w:szCs w:val="18"/>
-        </w:rPr>
-        <w:t>•</w:t>
-      </w:r>
+          <w:i/>
+          <w:iCs/>
+          <w:color w:val="1F497D"/>
+          <w:sz w:val="18"/>
+          <w:szCs w:val="18"/>
+        </w:rPr>
+      </w:pPr>
       <w:r>
         <w:rPr>
           <w:rFonts w:ascii="Arial" w:hAnsi="Arial" w:cs="Arial"/>
@@ -1376,43 +1294,39 @@
           <w:szCs w:val="18"/>
         </w:rPr>
         <w:tab/>
-        <w:t xml:space="preserve">The Validation Window no longer </w:t>
-      </w:r>
-      <w:r>
-        <w:rPr>
-          <w:rFonts w:ascii="Arial" w:hAnsi="Arial" w:cs="Arial"/>
-          <w:color w:val="1F497D"/>
-          <w:sz w:val="18"/>
-          <w:szCs w:val="18"/>
-        </w:rPr>
-        <w:t>indicate</w:t>
-      </w:r>
-      <w:r>
-        <w:rPr>
-          <w:rFonts w:ascii="Arial" w:hAnsi="Arial" w:cs="Arial"/>
-          <w:color w:val="1F497D"/>
-          <w:sz w:val="18"/>
-          <w:szCs w:val="18"/>
-        </w:rPr>
-        <w:t xml:space="preserve">s Loop 2 for </w:t>
-      </w:r>
-      <w:r>
-        <w:rPr>
-          <w:rFonts w:ascii="Arial" w:hAnsi="Arial" w:cs="Arial"/>
-          <w:color w:val="1F497D"/>
-          <w:sz w:val="18"/>
-          <w:szCs w:val="18"/>
-        </w:rPr>
-        <w:t xml:space="preserve">a </w:t>
-      </w:r>
-      <w:r>
-        <w:rPr>
-          <w:rFonts w:ascii="Arial" w:hAnsi="Arial" w:cs="Arial"/>
-          <w:color w:val="1F497D"/>
-          <w:sz w:val="18"/>
-          <w:szCs w:val="18"/>
-        </w:rPr>
-        <w:t>single-loop panel.</w:t>
+      </w:r>
+      <w:r>
+        <w:rPr>
+          <w:rFonts w:ascii="Arial" w:hAnsi="Arial" w:cs="Arial"/>
+          <w:i/>
+          <w:iCs/>
+          <w:color w:val="1F497D"/>
+          <w:sz w:val="18"/>
+          <w:szCs w:val="18"/>
+        </w:rPr>
+        <w:t>For this, device names and zone descriptions are prefixed with type codes and zone numbers respectively.  If not already prefixed, before uploading the user is asked whether the pane</w:t>
+      </w:r>
+      <w:r>
+        <w:rPr>
+          <w:rFonts w:ascii="Arial" w:hAnsi="Arial" w:cs="Arial"/>
+          <w:i/>
+          <w:iCs/>
+          <w:color w:val="1F497D"/>
+          <w:sz w:val="18"/>
+          <w:szCs w:val="18"/>
+        </w:rPr>
+        <w:t>l</w:t>
+      </w:r>
+      <w:r>
+        <w:rPr>
+          <w:rFonts w:ascii="Arial" w:hAnsi="Arial" w:cs="Arial"/>
+          <w:i/>
+          <w:iCs/>
+          <w:color w:val="1F497D"/>
+          <w:sz w:val="18"/>
+          <w:szCs w:val="18"/>
+        </w:rPr>
+        <w:t xml:space="preserve"> is for Envision and, if Yes, the prefixes are added.</w:t>
       </w:r>
     </w:p>
     <w:p>
@@ -1430,64 +1344,23 @@
         <w:contextualSpacing/>
         <w:rPr>
           <w:rFonts w:ascii="Arial" w:hAnsi="Arial" w:cs="Arial"/>
-          <w:color w:val="1F497D"/>
-          <w:sz w:val="18"/>
-          <w:szCs w:val="18"/>
-        </w:rPr>
-      </w:pPr>
-      <w:r>
-        <w:rPr>
-          <w:rFonts w:ascii="Arial" w:hAnsi="Arial" w:cs="Arial"/>
-          <w:color w:val="1F497D"/>
-          <w:sz w:val="18"/>
-          <w:szCs w:val="18"/>
-        </w:rPr>
-        <w:t>•</w:t>
-      </w:r>
-      <w:r>
-        <w:rPr>
-          <w:rFonts w:ascii="Arial" w:hAnsi="Arial" w:cs="Arial"/>
-          <w:color w:val="1F497D"/>
-          <w:sz w:val="18"/>
-          <w:szCs w:val="18"/>
-        </w:rPr>
-        <w:tab/>
-      </w:r>
-      <w:r>
-        <w:rPr>
-          <w:rFonts w:ascii="Arial" w:hAnsi="Arial" w:cs="Arial"/>
-          <w:color w:val="1F497D"/>
-          <w:sz w:val="18"/>
-          <w:szCs w:val="18"/>
-        </w:rPr>
-        <w:t xml:space="preserve">On the </w:t>
-      </w:r>
-      <w:r>
-        <w:rPr>
-          <w:rFonts w:ascii="Arial" w:hAnsi="Arial" w:cs="Arial"/>
-          <w:color w:val="1F497D"/>
-          <w:sz w:val="18"/>
-          <w:szCs w:val="18"/>
-        </w:rPr>
-        <w:t>Causes &amp; Effects page</w:t>
-      </w:r>
-      <w:r>
-        <w:rPr>
-          <w:rFonts w:ascii="Arial" w:hAnsi="Arial" w:cs="Arial"/>
-          <w:color w:val="1F497D"/>
-          <w:sz w:val="18"/>
-          <w:szCs w:val="18"/>
-        </w:rPr>
-        <w:t>, data that has been read from a file is now updated correctly on all lines</w:t>
-      </w:r>
-      <w:r>
-        <w:rPr>
-          <w:rFonts w:ascii="Arial" w:hAnsi="Arial" w:cs="Arial"/>
-          <w:color w:val="1F497D"/>
-          <w:sz w:val="18"/>
-          <w:szCs w:val="18"/>
-        </w:rPr>
-        <w:t>.</w:t>
+          <w:b/>
+          <w:bCs/>
+          <w:color w:val="1F497D"/>
+          <w:sz w:val="18"/>
+          <w:szCs w:val="18"/>
+        </w:rPr>
+      </w:pPr>
+      <w:r>
+        <w:rPr>
+          <w:rFonts w:ascii="Arial" w:hAnsi="Arial" w:cs="Arial"/>
+          <w:b/>
+          <w:bCs/>
+          <w:color w:val="1F497D"/>
+          <w:sz w:val="18"/>
+          <w:szCs w:val="18"/>
+        </w:rPr>
+        <w:t>Fixes</w:t>
       </w:r>
     </w:p>
     <w:p>
@@ -1510,95 +1383,149 @@
           <w:szCs w:val="18"/>
         </w:rPr>
       </w:pPr>
-    </w:p>
-    <w:p>
-      <w:pPr>
-        <w:tabs>
-          <w:tab w:val="left" w:pos="993"/>
-        </w:tabs>
-        <w:rPr>
-          <w:rFonts w:ascii="Arial" w:hAnsi="Arial" w:cs="Arial"/>
-          <w:color w:val="9CC2E5" w:themeColor="accent1" w:themeTint="99"/>
-          <w:sz w:val="16"/>
-          <w:szCs w:val="16"/>
-        </w:rPr>
-      </w:pPr>
-      <w:r>
-        <w:rPr>
-          <w:rFonts w:ascii="Arial" w:hAnsi="Arial" w:cs="Arial"/>
-          <w:b/>
-          <w:bCs/>
-          <w:color w:val="4472C4" w:themeColor="accent5"/>
-          <w:sz w:val="24"/>
-          <w:szCs w:val="24"/>
-        </w:rPr>
-        <w:t>v8.1.</w:t>
-      </w:r>
-      <w:r>
-        <w:rPr>
-          <w:rFonts w:ascii="Arial" w:hAnsi="Arial" w:cs="Arial"/>
-          <w:b/>
-          <w:bCs/>
-          <w:color w:val="4472C4" w:themeColor="accent5"/>
-          <w:sz w:val="24"/>
-          <w:szCs w:val="24"/>
-        </w:rPr>
-        <w:t>8</w:t>
-      </w:r>
-      <w:r>
-        <w:rPr>
-          <w:rFonts w:ascii="Arial" w:hAnsi="Arial" w:cs="Arial"/>
-          <w:b/>
-          <w:bCs/>
-          <w:color w:val="4472C4" w:themeColor="accent5"/>
-          <w:sz w:val="24"/>
-          <w:szCs w:val="24"/>
+      <w:r>
+        <w:rPr>
+          <w:rFonts w:ascii="Arial" w:hAnsi="Arial" w:cs="Arial"/>
+          <w:color w:val="1F497D"/>
+          <w:sz w:val="18"/>
+          <w:szCs w:val="18"/>
+        </w:rPr>
+        <w:t>•</w:t>
+      </w:r>
+      <w:r>
+        <w:rPr>
+          <w:rFonts w:ascii="Arial" w:hAnsi="Arial" w:cs="Arial"/>
+          <w:color w:val="1F497D"/>
+          <w:sz w:val="18"/>
+          <w:szCs w:val="18"/>
         </w:rPr>
         <w:tab/>
       </w:r>
       <w:r>
         <w:rPr>
           <w:rFonts w:ascii="Arial" w:hAnsi="Arial" w:cs="Arial"/>
-          <w:b/>
-          <w:bCs/>
-          <w:color w:val="4472C4" w:themeColor="accent5"/>
-          <w:sz w:val="24"/>
-          <w:szCs w:val="24"/>
-        </w:rPr>
-        <w:t>26</w:t>
-      </w:r>
-      <w:r>
-        <w:rPr>
-          <w:rFonts w:ascii="Arial" w:hAnsi="Arial" w:cs="Arial"/>
-          <w:b/>
-          <w:bCs/>
-          <w:color w:val="4472C4" w:themeColor="accent5"/>
-          <w:sz w:val="24"/>
-          <w:szCs w:val="24"/>
-        </w:rPr>
-        <w:t>/</w:t>
-      </w:r>
-      <w:r>
-        <w:rPr>
-          <w:rFonts w:ascii="Arial" w:hAnsi="Arial" w:cs="Arial"/>
-          <w:b/>
-          <w:bCs/>
-          <w:color w:val="4472C4" w:themeColor="accent5"/>
-          <w:sz w:val="24"/>
-          <w:szCs w:val="24"/>
-        </w:rPr>
-        <w:t>09</w:t>
-      </w:r>
-      <w:r>
-        <w:rPr>
-          <w:rFonts w:ascii="Arial" w:hAnsi="Arial" w:cs="Arial"/>
-          <w:b/>
-          <w:bCs/>
-          <w:color w:val="4472C4" w:themeColor="accent5"/>
-          <w:sz w:val="24"/>
-          <w:szCs w:val="24"/>
-        </w:rPr>
-        <w:t>/2025</w:t>
+          <w:color w:val="1F497D"/>
+          <w:sz w:val="18"/>
+          <w:szCs w:val="18"/>
+        </w:rPr>
+        <w:t>Two faults that would cause the app to shut down have been corrected: s</w:t>
+      </w:r>
+      <w:r>
+        <w:rPr>
+          <w:rFonts w:ascii="Arial" w:hAnsi="Arial" w:cs="Arial"/>
+          <w:color w:val="1F497D"/>
+          <w:sz w:val="18"/>
+          <w:szCs w:val="18"/>
+        </w:rPr>
+        <w:t>end</w:t>
+      </w:r>
+      <w:r>
+        <w:rPr>
+          <w:rFonts w:ascii="Arial" w:hAnsi="Arial" w:cs="Arial"/>
+          <w:color w:val="1F497D"/>
+          <w:sz w:val="18"/>
+          <w:szCs w:val="18"/>
+        </w:rPr>
+        <w:t>ing</w:t>
+      </w:r>
+      <w:r>
+        <w:rPr>
+          <w:rFonts w:ascii="Arial" w:hAnsi="Arial" w:cs="Arial"/>
+          <w:color w:val="1F497D"/>
+          <w:sz w:val="18"/>
+          <w:szCs w:val="18"/>
+        </w:rPr>
+        <w:t xml:space="preserve"> </w:t>
+      </w:r>
+      <w:r>
+        <w:rPr>
+          <w:rFonts w:ascii="Arial" w:hAnsi="Arial" w:cs="Arial"/>
+          <w:color w:val="1F497D"/>
+          <w:sz w:val="18"/>
+          <w:szCs w:val="18"/>
+        </w:rPr>
+        <w:t>single-</w:t>
+      </w:r>
+      <w:r>
+        <w:rPr>
+          <w:rFonts w:ascii="Arial" w:hAnsi="Arial" w:cs="Arial"/>
+          <w:color w:val="1F497D"/>
+          <w:sz w:val="18"/>
+          <w:szCs w:val="18"/>
+        </w:rPr>
+        <w:t xml:space="preserve">loop </w:t>
+      </w:r>
+      <w:r>
+        <w:rPr>
+          <w:rFonts w:ascii="Arial" w:hAnsi="Arial" w:cs="Arial"/>
+          <w:color w:val="1F497D"/>
+          <w:sz w:val="18"/>
+          <w:szCs w:val="18"/>
+        </w:rPr>
+        <w:t>data to a</w:t>
+      </w:r>
+      <w:r>
+        <w:rPr>
+          <w:rFonts w:ascii="Arial" w:hAnsi="Arial" w:cs="Arial"/>
+          <w:color w:val="1F497D"/>
+          <w:sz w:val="18"/>
+          <w:szCs w:val="18"/>
+        </w:rPr>
+        <w:t xml:space="preserve"> 2-loop panel</w:t>
+      </w:r>
+      <w:r>
+        <w:rPr>
+          <w:rFonts w:ascii="Arial" w:hAnsi="Arial" w:cs="Arial"/>
+          <w:color w:val="1F497D"/>
+          <w:sz w:val="18"/>
+          <w:szCs w:val="18"/>
+        </w:rPr>
+        <w:t>,</w:t>
+      </w:r>
+      <w:r>
+        <w:rPr>
+          <w:rFonts w:ascii="Arial" w:hAnsi="Arial" w:cs="Arial"/>
+          <w:color w:val="1F497D"/>
+          <w:sz w:val="18"/>
+          <w:szCs w:val="18"/>
+        </w:rPr>
+        <w:t xml:space="preserve"> </w:t>
+      </w:r>
+      <w:r>
+        <w:rPr>
+          <w:rFonts w:ascii="Arial" w:hAnsi="Arial" w:cs="Arial"/>
+          <w:color w:val="1F497D"/>
+          <w:sz w:val="18"/>
+          <w:szCs w:val="18"/>
+        </w:rPr>
+        <w:t xml:space="preserve">and </w:t>
+      </w:r>
+      <w:r>
+        <w:rPr>
+          <w:rFonts w:ascii="Arial" w:hAnsi="Arial" w:cs="Arial"/>
+          <w:color w:val="1F497D"/>
+          <w:sz w:val="18"/>
+          <w:szCs w:val="18"/>
+        </w:rPr>
+        <w:t>opening a file wh</w:t>
+      </w:r>
+      <w:r>
+        <w:rPr>
+          <w:rFonts w:ascii="Arial" w:hAnsi="Arial" w:cs="Arial"/>
+          <w:color w:val="1F497D"/>
+          <w:sz w:val="18"/>
+          <w:szCs w:val="18"/>
+        </w:rPr>
+        <w:t xml:space="preserve">ich does not contain any panel numbers the same as the </w:t>
+      </w:r>
+      <w:r>
+        <w:rPr>
+          <w:rFonts w:ascii="Arial" w:hAnsi="Arial" w:cs="Arial"/>
+          <w:color w:val="1F497D"/>
+          <w:sz w:val="18"/>
+          <w:szCs w:val="18"/>
+        </w:rPr>
+        <w:t>current panel.</w:t>
       </w:r>
     </w:p>
     <w:p>
@@ -1628,7 +1555,7 @@
           <w:sz w:val="18"/>
           <w:szCs w:val="18"/>
         </w:rPr>
-        <w:t>-</w:t>
+        <w:t>•</w:t>
       </w:r>
       <w:r>
         <w:rPr>
@@ -1646,79 +1573,25 @@
           <w:sz w:val="18"/>
           <w:szCs w:val="18"/>
         </w:rPr>
-        <w:t>Correction:</w:t>
-      </w:r>
-      <w:r>
-        <w:rPr>
-          <w:rFonts w:ascii="Arial" w:hAnsi="Arial" w:cs="Arial"/>
-          <w:color w:val="1F497D"/>
-          <w:sz w:val="18"/>
-          <w:szCs w:val="18"/>
-        </w:rPr>
-        <w:t xml:space="preserve"> device I/O configuration </w:t>
-      </w:r>
-      <w:r>
-        <w:rPr>
-          <w:rFonts w:ascii="Arial" w:hAnsi="Arial" w:cs="Arial"/>
-          <w:color w:val="1F497D"/>
-          <w:sz w:val="18"/>
-          <w:szCs w:val="18"/>
-        </w:rPr>
-        <w:t xml:space="preserve">item </w:t>
-      </w:r>
-      <w:r>
-        <w:rPr>
-          <w:rFonts w:ascii="Arial" w:hAnsi="Arial" w:cs="Arial"/>
-          <w:color w:val="1F497D"/>
-          <w:sz w:val="18"/>
-          <w:szCs w:val="18"/>
-        </w:rPr>
-        <w:t>description</w:t>
-      </w:r>
-      <w:r>
-        <w:rPr>
-          <w:rFonts w:ascii="Arial" w:hAnsi="Arial" w:cs="Arial"/>
-          <w:color w:val="1F497D"/>
-          <w:sz w:val="18"/>
-          <w:szCs w:val="18"/>
-        </w:rPr>
-        <w:t xml:space="preserve"> edit</w:t>
-      </w:r>
-      <w:r>
-        <w:rPr>
-          <w:rFonts w:ascii="Arial" w:hAnsi="Arial" w:cs="Arial"/>
-          <w:color w:val="1F497D"/>
-          <w:sz w:val="18"/>
-          <w:szCs w:val="18"/>
-        </w:rPr>
-        <w:t xml:space="preserve">s </w:t>
-      </w:r>
-      <w:r>
-        <w:rPr>
-          <w:rFonts w:ascii="Arial" w:hAnsi="Arial" w:cs="Arial"/>
-          <w:color w:val="1F497D"/>
-          <w:sz w:val="18"/>
-          <w:szCs w:val="18"/>
-        </w:rPr>
-        <w:t xml:space="preserve">have been corrected so that </w:t>
-      </w:r>
-      <w:r>
-        <w:rPr>
-          <w:rFonts w:ascii="Arial" w:hAnsi="Arial" w:cs="Arial"/>
-          <w:color w:val="1F497D"/>
-          <w:sz w:val="18"/>
-          <w:szCs w:val="18"/>
-        </w:rPr>
-        <w:t>descriptions and/or device names on other devices</w:t>
-      </w:r>
-      <w:r>
-        <w:rPr>
-          <w:rFonts w:ascii="Arial" w:hAnsi="Arial" w:cs="Arial"/>
-          <w:color w:val="1F497D"/>
-          <w:sz w:val="18"/>
-          <w:szCs w:val="18"/>
-        </w:rPr>
-        <w:t xml:space="preserve"> are not affected</w:t>
+        <w:t>The displaying of e</w:t>
+      </w:r>
+      <w:r>
+        <w:rPr>
+          <w:rFonts w:ascii="Arial" w:hAnsi="Arial" w:cs="Arial"/>
+          <w:color w:val="1F497D"/>
+          <w:sz w:val="18"/>
+          <w:szCs w:val="18"/>
+        </w:rPr>
+        <w:t xml:space="preserve">rror boxes on invalid items </w:t>
+      </w:r>
+      <w:r>
+        <w:rPr>
+          <w:rFonts w:ascii="Arial" w:hAnsi="Arial" w:cs="Arial"/>
+          <w:color w:val="1F497D"/>
+          <w:sz w:val="18"/>
+          <w:szCs w:val="18"/>
+        </w:rPr>
+        <w:t>has been made more consistent</w:t>
       </w:r>
       <w:r>
         <w:rPr>
@@ -1757,7 +1630,7 @@
           <w:sz w:val="18"/>
           <w:szCs w:val="18"/>
         </w:rPr>
-        <w:t>-</w:t>
+        <w:t>•</w:t>
       </w:r>
       <w:r>
         <w:rPr>
@@ -1767,34 +1640,43 @@
           <w:szCs w:val="18"/>
         </w:rPr>
         <w:tab/>
-        <w:t>Correction:</w:t>
-      </w:r>
-      <w:r>
-        <w:rPr>
-          <w:rFonts w:ascii="Arial" w:hAnsi="Arial" w:cs="Arial"/>
-          <w:color w:val="1F497D"/>
-          <w:sz w:val="18"/>
-          <w:szCs w:val="18"/>
-        </w:rPr>
-        <w:t xml:space="preserve"> the Add Second Loop option for single-loop panels</w:t>
-      </w:r>
-      <w:r>
-        <w:rPr>
-          <w:rFonts w:ascii="Arial" w:hAnsi="Arial" w:cs="Arial"/>
-          <w:color w:val="1F497D"/>
-          <w:sz w:val="18"/>
-          <w:szCs w:val="18"/>
-        </w:rPr>
-        <w:t xml:space="preserve"> now ensures that the</w:t>
-      </w:r>
-      <w:r>
-        <w:rPr>
-          <w:rFonts w:ascii="Arial" w:hAnsi="Arial" w:cs="Arial"/>
-          <w:color w:val="1F497D"/>
-          <w:sz w:val="18"/>
-          <w:szCs w:val="18"/>
-        </w:rPr>
-        <w:t xml:space="preserve"> device lists on the other pages are now populated correctly with the required number of (empty) devices.</w:t>
+        <w:t xml:space="preserve">The Validation Window no longer </w:t>
+      </w:r>
+      <w:r>
+        <w:rPr>
+          <w:rFonts w:ascii="Arial" w:hAnsi="Arial" w:cs="Arial"/>
+          <w:color w:val="1F497D"/>
+          <w:sz w:val="18"/>
+          <w:szCs w:val="18"/>
+        </w:rPr>
+        <w:t>indicate</w:t>
+      </w:r>
+      <w:r>
+        <w:rPr>
+          <w:rFonts w:ascii="Arial" w:hAnsi="Arial" w:cs="Arial"/>
+          <w:color w:val="1F497D"/>
+          <w:sz w:val="18"/>
+          <w:szCs w:val="18"/>
+        </w:rPr>
+        <w:t xml:space="preserve">s Loop 2 for </w:t>
+      </w:r>
+      <w:r>
+        <w:rPr>
+          <w:rFonts w:ascii="Arial" w:hAnsi="Arial" w:cs="Arial"/>
+          <w:color w:val="1F497D"/>
+          <w:sz w:val="18"/>
+          <w:szCs w:val="18"/>
+        </w:rPr>
+        <w:t xml:space="preserve">a </w:t>
+      </w:r>
+      <w:r>
+        <w:rPr>
+          <w:rFonts w:ascii="Arial" w:hAnsi="Arial" w:cs="Arial"/>
+          <w:color w:val="1F497D"/>
+          <w:sz w:val="18"/>
+          <w:szCs w:val="18"/>
+        </w:rPr>
+        <w:t>single-loop panel.</w:t>
       </w:r>
     </w:p>
     <w:p>
@@ -1824,13 +1706,11 @@
           <w:sz w:val="18"/>
           <w:szCs w:val="18"/>
         </w:rPr>
-        <w:t>-</w:t>
-      </w:r>
-      <w:r>
-        <w:rPr>
-          <w:rFonts w:ascii="Arial" w:hAnsi="Arial" w:cs="Arial"/>
-          <w:b/>
-          <w:bCs/>
+        <w:t>•</w:t>
+      </w:r>
+      <w:r>
+        <w:rPr>
+          <w:rFonts w:ascii="Arial" w:hAnsi="Arial" w:cs="Arial"/>
           <w:color w:val="1F497D"/>
           <w:sz w:val="18"/>
           <w:szCs w:val="18"/>
@@ -1844,10 +1724,36 @@
           <w:sz w:val="18"/>
           <w:szCs w:val="18"/>
         </w:rPr>
-        <w:t xml:space="preserve">Notification popups are shown after each upload and download, indicating completion or otherwise. </w:t>
-      </w:r>
-    </w:p>
-    <w:bookmarkEnd w:id="0"/>
+        <w:t xml:space="preserve">On the </w:t>
+      </w:r>
+      <w:r>
+        <w:rPr>
+          <w:rFonts w:ascii="Arial" w:hAnsi="Arial" w:cs="Arial"/>
+          <w:color w:val="1F497D"/>
+          <w:sz w:val="18"/>
+          <w:szCs w:val="18"/>
+        </w:rPr>
+        <w:t>Causes &amp; Effects page</w:t>
+      </w:r>
+      <w:r>
+        <w:rPr>
+          <w:rFonts w:ascii="Arial" w:hAnsi="Arial" w:cs="Arial"/>
+          <w:color w:val="1F497D"/>
+          <w:sz w:val="18"/>
+          <w:szCs w:val="18"/>
+        </w:rPr>
+        <w:t>, data that has been read from a file is now updated correctly on all lines</w:t>
+      </w:r>
+      <w:r>
+        <w:rPr>
+          <w:rFonts w:ascii="Arial" w:hAnsi="Arial" w:cs="Arial"/>
+          <w:color w:val="1F497D"/>
+          <w:sz w:val="18"/>
+          <w:szCs w:val="18"/>
+        </w:rPr>
+        <w:t>.</w:t>
+      </w:r>
+    </w:p>
     <w:p>
       <w:pPr>
         <w:tabs>
@@ -1863,8 +1769,6 @@
         <w:contextualSpacing/>
         <w:rPr>
           <w:rFonts w:ascii="Arial" w:hAnsi="Arial" w:cs="Arial"/>
-          <w:b/>
-          <w:bCs/>
           <w:color w:val="1F497D"/>
           <w:sz w:val="18"/>
           <w:szCs w:val="18"/>
@@ -1903,7 +1807,7 @@
           <w:sz w:val="24"/>
           <w:szCs w:val="24"/>
         </w:rPr>
-        <w:t>7</w:t>
+        <w:t>8</w:t>
       </w:r>
       <w:r>
         <w:rPr>
@@ -1925,7 +1829,7 @@
           <w:sz w:val="24"/>
           <w:szCs w:val="24"/>
         </w:rPr>
-        <w:t>3</w:t>
+        <w:t>26</w:t>
       </w:r>
       <w:r>
         <w:rPr>
@@ -1936,7 +1840,7 @@
           <w:sz w:val="24"/>
           <w:szCs w:val="24"/>
         </w:rPr>
-        <w:t>1</w:t>
+        <w:t>/</w:t>
       </w:r>
       <w:r>
         <w:rPr>
@@ -1947,29 +1851,7 @@
           <w:sz w:val="24"/>
           <w:szCs w:val="24"/>
         </w:rPr>
-        <w:t>/</w:t>
-      </w:r>
-      <w:r>
-        <w:rPr>
-          <w:rFonts w:ascii="Arial" w:hAnsi="Arial" w:cs="Arial"/>
-          <w:b/>
-          <w:bCs/>
-          <w:color w:val="4472C4" w:themeColor="accent5"/>
-          <w:sz w:val="24"/>
-          <w:szCs w:val="24"/>
-        </w:rPr>
-        <w:t>0</w:t>
-      </w:r>
-      <w:r>
-        <w:rPr>
-          <w:rFonts w:ascii="Arial" w:hAnsi="Arial" w:cs="Arial"/>
-          <w:b/>
-          <w:bCs/>
-          <w:color w:val="4472C4" w:themeColor="accent5"/>
-          <w:sz w:val="24"/>
-          <w:szCs w:val="24"/>
-        </w:rPr>
-        <w:t>7</w:t>
+        <w:t>09</w:t>
       </w:r>
       <w:r>
         <w:rPr>
@@ -2020,34 +1902,96 @@
           <w:szCs w:val="18"/>
         </w:rPr>
         <w:tab/>
-        <w:t xml:space="preserve">Removed system notifications which were causing </w:t>
-      </w:r>
-      <w:r>
-        <w:rPr>
-          <w:rFonts w:ascii="Arial" w:hAnsi="Arial" w:cs="Arial"/>
-          <w:color w:val="1F497D"/>
-          <w:sz w:val="18"/>
-          <w:szCs w:val="18"/>
-        </w:rPr>
-        <w:t>freezes</w:t>
-      </w:r>
-      <w:r>
-        <w:rPr>
-          <w:rFonts w:ascii="Arial" w:hAnsi="Arial" w:cs="Arial"/>
-          <w:color w:val="1F497D"/>
-          <w:sz w:val="18"/>
-          <w:szCs w:val="18"/>
-        </w:rPr>
-        <w:t xml:space="preserve"> and </w:t>
-      </w:r>
-      <w:r>
-        <w:rPr>
-          <w:rFonts w:ascii="Arial" w:hAnsi="Arial" w:cs="Arial"/>
-          <w:color w:val="1F497D"/>
-          <w:sz w:val="18"/>
-          <w:szCs w:val="18"/>
-        </w:rPr>
-        <w:t>crashes after download/upload.</w:t>
+      </w:r>
+      <w:r>
+        <w:rPr>
+          <w:rFonts w:ascii="Arial" w:hAnsi="Arial" w:cs="Arial"/>
+          <w:color w:val="1F497D"/>
+          <w:sz w:val="18"/>
+          <w:szCs w:val="18"/>
+        </w:rPr>
+        <w:t>Correction:</w:t>
+      </w:r>
+      <w:r>
+        <w:rPr>
+          <w:rFonts w:ascii="Arial" w:hAnsi="Arial" w:cs="Arial"/>
+          <w:color w:val="1F497D"/>
+          <w:sz w:val="18"/>
+          <w:szCs w:val="18"/>
+        </w:rPr>
+        <w:t xml:space="preserve"> device I/O configuration </w:t>
+      </w:r>
+      <w:r>
+        <w:rPr>
+          <w:rFonts w:ascii="Arial" w:hAnsi="Arial" w:cs="Arial"/>
+          <w:color w:val="1F497D"/>
+          <w:sz w:val="18"/>
+          <w:szCs w:val="18"/>
+        </w:rPr>
+        <w:t xml:space="preserve">item </w:t>
+      </w:r>
+      <w:r>
+        <w:rPr>
+          <w:rFonts w:ascii="Arial" w:hAnsi="Arial" w:cs="Arial"/>
+          <w:color w:val="1F497D"/>
+          <w:sz w:val="18"/>
+          <w:szCs w:val="18"/>
+        </w:rPr>
+        <w:t>description</w:t>
+      </w:r>
+      <w:r>
+        <w:rPr>
+          <w:rFonts w:ascii="Arial" w:hAnsi="Arial" w:cs="Arial"/>
+          <w:color w:val="1F497D"/>
+          <w:sz w:val="18"/>
+          <w:szCs w:val="18"/>
+        </w:rPr>
+        <w:t xml:space="preserve"> edit</w:t>
+      </w:r>
+      <w:r>
+        <w:rPr>
+          <w:rFonts w:ascii="Arial" w:hAnsi="Arial" w:cs="Arial"/>
+          <w:color w:val="1F497D"/>
+          <w:sz w:val="18"/>
+          <w:szCs w:val="18"/>
+        </w:rPr>
+        <w:t xml:space="preserve">s </w:t>
+      </w:r>
+      <w:r>
+        <w:rPr>
+          <w:rFonts w:ascii="Arial" w:hAnsi="Arial" w:cs="Arial"/>
+          <w:color w:val="1F497D"/>
+          <w:sz w:val="18"/>
+          <w:szCs w:val="18"/>
+        </w:rPr>
+        <w:t xml:space="preserve">have been corrected so that </w:t>
+      </w:r>
+      <w:r>
+        <w:rPr>
+          <w:rFonts w:ascii="Arial" w:hAnsi="Arial" w:cs="Arial"/>
+          <w:color w:val="1F497D"/>
+          <w:sz w:val="18"/>
+          <w:szCs w:val="18"/>
+        </w:rPr>
+        <w:t>descriptions and/or device names on other devices</w:t>
+      </w:r>
+      <w:r>
+        <w:rPr>
+          <w:rFonts w:ascii="Arial" w:hAnsi="Arial" w:cs="Arial"/>
+          <w:color w:val="1F497D"/>
+          <w:sz w:val="18"/>
+          <w:szCs w:val="18"/>
+        </w:rPr>
+        <w:t xml:space="preserve"> are not affected</w:t>
+      </w:r>
+      <w:r>
+        <w:rPr>
+          <w:rFonts w:ascii="Arial" w:hAnsi="Arial" w:cs="Arial"/>
+          <w:color w:val="1F497D"/>
+          <w:sz w:val="18"/>
+          <w:szCs w:val="18"/>
+        </w:rPr>
+        <w:t>.</w:t>
       </w:r>
     </w:p>
     <w:p>
@@ -2087,51 +2031,34 @@
           <w:szCs w:val="18"/>
         </w:rPr>
         <w:tab/>
-      </w:r>
-      <w:r>
-        <w:rPr>
-          <w:rFonts w:ascii="Arial" w:hAnsi="Arial" w:cs="Arial"/>
-          <w:color w:val="1F497D"/>
-          <w:sz w:val="18"/>
-          <w:szCs w:val="18"/>
-        </w:rPr>
-        <w:t xml:space="preserve">Moved Revision History </w:t>
-      </w:r>
-      <w:r>
-        <w:rPr>
-          <w:rFonts w:ascii="Arial" w:hAnsi="Arial" w:cs="Arial"/>
-          <w:color w:val="1F497D"/>
-          <w:sz w:val="18"/>
-          <w:szCs w:val="18"/>
-        </w:rPr>
-        <w:t xml:space="preserve">(this document) </w:t>
-      </w:r>
-      <w:r>
-        <w:rPr>
-          <w:rFonts w:ascii="Arial" w:hAnsi="Arial" w:cs="Arial"/>
-          <w:color w:val="1F497D"/>
-          <w:sz w:val="18"/>
-          <w:szCs w:val="18"/>
-        </w:rPr>
-        <w:t xml:space="preserve">from the </w:t>
-      </w:r>
-      <w:r>
-        <w:rPr>
-          <w:rFonts w:ascii="Arial" w:hAnsi="Arial" w:cs="Arial"/>
-          <w:color w:val="1F497D"/>
-          <w:sz w:val="18"/>
-          <w:szCs w:val="18"/>
-        </w:rPr>
-        <w:t>m</w:t>
-      </w:r>
-      <w:r>
-        <w:rPr>
-          <w:rFonts w:ascii="Arial" w:hAnsi="Arial" w:cs="Arial"/>
-          <w:color w:val="1F497D"/>
-          <w:sz w:val="18"/>
-          <w:szCs w:val="18"/>
-        </w:rPr>
-        <w:t>ain menu to the About box.</w:t>
+        <w:t>Correction:</w:t>
+      </w:r>
+      <w:r>
+        <w:rPr>
+          <w:rFonts w:ascii="Arial" w:hAnsi="Arial" w:cs="Arial"/>
+          <w:color w:val="1F497D"/>
+          <w:sz w:val="18"/>
+          <w:szCs w:val="18"/>
+        </w:rPr>
+        <w:t xml:space="preserve"> the Add Second Loop option for single-loop panels</w:t>
+      </w:r>
+      <w:r>
+        <w:rPr>
+          <w:rFonts w:ascii="Arial" w:hAnsi="Arial" w:cs="Arial"/>
+          <w:color w:val="1F497D"/>
+          <w:sz w:val="18"/>
+          <w:szCs w:val="18"/>
+        </w:rPr>
+        <w:t xml:space="preserve"> now ensures that the</w:t>
+      </w:r>
+      <w:r>
+        <w:rPr>
+          <w:rFonts w:ascii="Arial" w:hAnsi="Arial" w:cs="Arial"/>
+          <w:color w:val="1F497D"/>
+          <w:sz w:val="18"/>
+          <w:szCs w:val="18"/>
+        </w:rPr>
+        <w:t xml:space="preserve"> device lists on the other pages are now populated correctly with the required number of (empty) devices.</w:t>
       </w:r>
     </w:p>
     <w:p>
@@ -2166,59 +2093,25 @@
       <w:r>
         <w:rPr>
           <w:rFonts w:ascii="Arial" w:hAnsi="Arial" w:cs="Arial"/>
+          <w:b/>
+          <w:bCs/>
           <w:color w:val="1F497D"/>
           <w:sz w:val="18"/>
           <w:szCs w:val="18"/>
         </w:rPr>
         <w:tab/>
-        <w:t>Corrected</w:t>
-      </w:r>
-      <w:r>
-        <w:rPr>
-          <w:rFonts w:ascii="Arial" w:hAnsi="Arial" w:cs="Arial"/>
-          <w:color w:val="1F497D"/>
-          <w:sz w:val="18"/>
-          <w:szCs w:val="18"/>
-        </w:rPr>
-        <w:t xml:space="preserve"> </w:t>
-      </w:r>
-      <w:r>
-        <w:rPr>
-          <w:rFonts w:ascii="Arial" w:hAnsi="Arial" w:cs="Arial"/>
-          <w:color w:val="1F497D"/>
-          <w:sz w:val="18"/>
-          <w:szCs w:val="18"/>
-        </w:rPr>
-        <w:t xml:space="preserve">the </w:t>
-      </w:r>
-      <w:r>
-        <w:rPr>
-          <w:rFonts w:ascii="Arial" w:hAnsi="Arial" w:cs="Arial"/>
-          <w:color w:val="1F497D"/>
-          <w:sz w:val="18"/>
-          <w:szCs w:val="18"/>
-        </w:rPr>
-        <w:t xml:space="preserve">Comms Log viewer’s error </w:t>
-      </w:r>
-      <w:r>
-        <w:rPr>
-          <w:rFonts w:ascii="Arial" w:hAnsi="Arial" w:cs="Arial"/>
-          <w:color w:val="1F497D"/>
-          <w:sz w:val="18"/>
-          <w:szCs w:val="18"/>
-        </w:rPr>
-        <w:t>over</w:t>
-      </w:r>
-      <w:r>
-        <w:rPr>
-          <w:rFonts w:ascii="Arial" w:hAnsi="Arial" w:cs="Arial"/>
-          <w:color w:val="1F497D"/>
-          <w:sz w:val="18"/>
-          <w:szCs w:val="18"/>
-        </w:rPr>
-        <w:t>counts.</w:t>
-      </w:r>
-    </w:p>
+      </w:r>
+      <w:r>
+        <w:rPr>
+          <w:rFonts w:ascii="Arial" w:hAnsi="Arial" w:cs="Arial"/>
+          <w:color w:val="1F497D"/>
+          <w:sz w:val="18"/>
+          <w:szCs w:val="18"/>
+        </w:rPr>
+        <w:t xml:space="preserve">Notification popups are shown after each upload and download, indicating completion or otherwise. </w:t>
+      </w:r>
+    </w:p>
+    <w:bookmarkEnd w:id="0"/>
     <w:p>
       <w:pPr>
         <w:tabs>
@@ -2234,6 +2127,8 @@
         <w:contextualSpacing/>
         <w:rPr>
           <w:rFonts w:ascii="Arial" w:hAnsi="Arial" w:cs="Arial"/>
+          <w:b/>
+          <w:bCs/>
           <w:color w:val="1F497D"/>
           <w:sz w:val="18"/>
           <w:szCs w:val="18"/>
@@ -2272,7 +2167,7 @@
           <w:sz w:val="24"/>
           <w:szCs w:val="24"/>
         </w:rPr>
-        <w:t>6</w:t>
+        <w:t>7</w:t>
       </w:r>
       <w:r>
         <w:rPr>
@@ -2294,7 +2189,7 @@
           <w:sz w:val="24"/>
           <w:szCs w:val="24"/>
         </w:rPr>
-        <w:t>30</w:t>
+        <w:t>3</w:t>
       </w:r>
       <w:r>
         <w:rPr>
@@ -2305,7 +2200,7 @@
           <w:sz w:val="24"/>
           <w:szCs w:val="24"/>
         </w:rPr>
-        <w:t>/</w:t>
+        <w:t>1</w:t>
       </w:r>
       <w:r>
         <w:rPr>
@@ -2316,7 +2211,29 @@
           <w:sz w:val="24"/>
           <w:szCs w:val="24"/>
         </w:rPr>
-        <w:t>07</w:t>
+        <w:t>/</w:t>
+      </w:r>
+      <w:r>
+        <w:rPr>
+          <w:rFonts w:ascii="Arial" w:hAnsi="Arial" w:cs="Arial"/>
+          <w:b/>
+          <w:bCs/>
+          <w:color w:val="4472C4" w:themeColor="accent5"/>
+          <w:sz w:val="24"/>
+          <w:szCs w:val="24"/>
+        </w:rPr>
+        <w:t>0</w:t>
+      </w:r>
+      <w:r>
+        <w:rPr>
+          <w:rFonts w:ascii="Arial" w:hAnsi="Arial" w:cs="Arial"/>
+          <w:b/>
+          <w:bCs/>
+          <w:color w:val="4472C4" w:themeColor="accent5"/>
+          <w:sz w:val="24"/>
+          <w:szCs w:val="24"/>
+        </w:rPr>
+        <w:t>7</w:t>
       </w:r>
       <w:r>
         <w:rPr>
@@ -2367,51 +2284,7 @@
           <w:szCs w:val="18"/>
         </w:rPr>
         <w:tab/>
-      </w:r>
-      <w:r>
-        <w:rPr>
-          <w:rFonts w:ascii="Arial" w:hAnsi="Arial" w:cs="Arial"/>
-          <w:color w:val="1F497D"/>
-          <w:sz w:val="18"/>
-          <w:szCs w:val="18"/>
-        </w:rPr>
-        <w:t>Test</w:t>
-      </w:r>
-      <w:r>
-        <w:rPr>
-          <w:rFonts w:ascii="Arial" w:hAnsi="Arial" w:cs="Arial"/>
-          <w:color w:val="1F497D"/>
-          <w:sz w:val="18"/>
-          <w:szCs w:val="18"/>
-        </w:rPr>
-        <w:t xml:space="preserve"> version </w:t>
-      </w:r>
-      <w:r>
-        <w:rPr>
-          <w:rFonts w:ascii="Arial" w:hAnsi="Arial" w:cs="Arial"/>
-          <w:color w:val="1F497D"/>
-          <w:sz w:val="18"/>
-          <w:szCs w:val="18"/>
-        </w:rPr>
-        <w:t xml:space="preserve">to </w:t>
-      </w:r>
-      <w:r>
-        <w:rPr>
-          <w:rFonts w:ascii="Arial" w:hAnsi="Arial" w:cs="Arial"/>
-          <w:color w:val="1F497D"/>
-          <w:sz w:val="18"/>
-          <w:szCs w:val="18"/>
-        </w:rPr>
-        <w:t xml:space="preserve">investigate </w:t>
-      </w:r>
-      <w:r>
-        <w:rPr>
-          <w:rFonts w:ascii="Arial" w:hAnsi="Arial" w:cs="Arial"/>
-          <w:color w:val="1F497D"/>
-          <w:sz w:val="18"/>
-          <w:szCs w:val="18"/>
-        </w:rPr>
-        <w:t xml:space="preserve">the </w:t>
+        <w:t xml:space="preserve">Removed system notifications which were causing </w:t>
       </w:r>
       <w:r>
         <w:rPr>
@@ -2438,43 +2311,7 @@
           <w:sz w:val="18"/>
           <w:szCs w:val="18"/>
         </w:rPr>
-        <w:t xml:space="preserve">crashes </w:t>
-      </w:r>
-      <w:r>
-        <w:rPr>
-          <w:rFonts w:ascii="Arial" w:hAnsi="Arial" w:cs="Arial"/>
-          <w:color w:val="1F497D"/>
-          <w:sz w:val="18"/>
-          <w:szCs w:val="18"/>
-        </w:rPr>
-        <w:t xml:space="preserve">that instances of the </w:t>
-      </w:r>
-      <w:r>
-        <w:rPr>
-          <w:rFonts w:ascii="Arial" w:hAnsi="Arial" w:cs="Arial"/>
-          <w:color w:val="1F497D"/>
-          <w:sz w:val="18"/>
-          <w:szCs w:val="18"/>
-        </w:rPr>
-        <w:t>v8.1.5</w:t>
-      </w:r>
-      <w:r>
-        <w:rPr>
-          <w:rFonts w:ascii="Arial" w:hAnsi="Arial" w:cs="Arial"/>
-          <w:color w:val="1F497D"/>
-          <w:sz w:val="18"/>
-          <w:szCs w:val="18"/>
-        </w:rPr>
-        <w:t xml:space="preserve"> MS Store app exhibited </w:t>
-      </w:r>
-      <w:r>
-        <w:rPr>
-          <w:rFonts w:ascii="Arial" w:hAnsi="Arial" w:cs="Arial"/>
-          <w:color w:val="1F497D"/>
-          <w:sz w:val="18"/>
-          <w:szCs w:val="18"/>
-        </w:rPr>
-        <w:t>after download/upload.</w:t>
+        <w:t>crashes after download/upload.</w:t>
       </w:r>
     </w:p>
     <w:p>
@@ -2497,96 +2334,68 @@
           <w:szCs w:val="18"/>
         </w:rPr>
       </w:pPr>
-    </w:p>
-    <w:p>
-      <w:pPr>
-        <w:tabs>
-          <w:tab w:val="left" w:pos="993"/>
-        </w:tabs>
-        <w:rPr>
-          <w:rFonts w:ascii="Arial" w:hAnsi="Arial" w:cs="Arial"/>
-          <w:color w:val="9CC2E5" w:themeColor="accent1" w:themeTint="99"/>
-          <w:sz w:val="16"/>
-          <w:szCs w:val="16"/>
-        </w:rPr>
-      </w:pPr>
-      <w:bookmarkStart w:id="3" w:name="_Hlk203052739"/>
-      <w:r>
-        <w:rPr>
-          <w:rFonts w:ascii="Arial" w:hAnsi="Arial" w:cs="Arial"/>
-          <w:b/>
-          <w:bCs/>
-          <w:color w:val="4472C4" w:themeColor="accent5"/>
-          <w:sz w:val="24"/>
-          <w:szCs w:val="24"/>
-        </w:rPr>
-        <w:t>v8.1.</w:t>
-      </w:r>
-      <w:r>
-        <w:rPr>
-          <w:rFonts w:ascii="Arial" w:hAnsi="Arial" w:cs="Arial"/>
-          <w:b/>
-          <w:bCs/>
-          <w:color w:val="4472C4" w:themeColor="accent5"/>
-          <w:sz w:val="24"/>
-          <w:szCs w:val="24"/>
-        </w:rPr>
-        <w:t>5</w:t>
-      </w:r>
-      <w:r>
-        <w:rPr>
-          <w:rFonts w:ascii="Arial" w:hAnsi="Arial" w:cs="Arial"/>
-          <w:b/>
-          <w:bCs/>
-          <w:color w:val="4472C4" w:themeColor="accent5"/>
-          <w:sz w:val="24"/>
-          <w:szCs w:val="24"/>
+      <w:r>
+        <w:rPr>
+          <w:rFonts w:ascii="Arial" w:hAnsi="Arial" w:cs="Arial"/>
+          <w:color w:val="1F497D"/>
+          <w:sz w:val="18"/>
+          <w:szCs w:val="18"/>
+        </w:rPr>
+        <w:t>-</w:t>
+      </w:r>
+      <w:r>
+        <w:rPr>
+          <w:rFonts w:ascii="Arial" w:hAnsi="Arial" w:cs="Arial"/>
+          <w:color w:val="1F497D"/>
+          <w:sz w:val="18"/>
+          <w:szCs w:val="18"/>
         </w:rPr>
         <w:tab/>
       </w:r>
       <w:r>
         <w:rPr>
           <w:rFonts w:ascii="Arial" w:hAnsi="Arial" w:cs="Arial"/>
-          <w:b/>
-          <w:bCs/>
-          <w:color w:val="4472C4" w:themeColor="accent5"/>
-          <w:sz w:val="24"/>
-          <w:szCs w:val="24"/>
-        </w:rPr>
-        <w:t>28</w:t>
-      </w:r>
-      <w:r>
-        <w:rPr>
-          <w:rFonts w:ascii="Arial" w:hAnsi="Arial" w:cs="Arial"/>
-          <w:b/>
-          <w:bCs/>
-          <w:color w:val="4472C4" w:themeColor="accent5"/>
-          <w:sz w:val="24"/>
-          <w:szCs w:val="24"/>
-        </w:rPr>
-        <w:t>/</w:t>
-      </w:r>
-      <w:r>
-        <w:rPr>
-          <w:rFonts w:ascii="Arial" w:hAnsi="Arial" w:cs="Arial"/>
-          <w:b/>
-          <w:bCs/>
-          <w:color w:val="4472C4" w:themeColor="accent5"/>
-          <w:sz w:val="24"/>
-          <w:szCs w:val="24"/>
-        </w:rPr>
-        <w:t>07</w:t>
-      </w:r>
-      <w:r>
-        <w:rPr>
-          <w:rFonts w:ascii="Arial" w:hAnsi="Arial" w:cs="Arial"/>
-          <w:b/>
-          <w:bCs/>
-          <w:color w:val="4472C4" w:themeColor="accent5"/>
-          <w:sz w:val="24"/>
-          <w:szCs w:val="24"/>
-        </w:rPr>
-        <w:t>/2025</w:t>
+          <w:color w:val="1F497D"/>
+          <w:sz w:val="18"/>
+          <w:szCs w:val="18"/>
+        </w:rPr>
+        <w:t xml:space="preserve">Moved Revision History </w:t>
+      </w:r>
+      <w:r>
+        <w:rPr>
+          <w:rFonts w:ascii="Arial" w:hAnsi="Arial" w:cs="Arial"/>
+          <w:color w:val="1F497D"/>
+          <w:sz w:val="18"/>
+          <w:szCs w:val="18"/>
+        </w:rPr>
+        <w:t xml:space="preserve">(this document) </w:t>
+      </w:r>
+      <w:r>
+        <w:rPr>
+          <w:rFonts w:ascii="Arial" w:hAnsi="Arial" w:cs="Arial"/>
+          <w:color w:val="1F497D"/>
+          <w:sz w:val="18"/>
+          <w:szCs w:val="18"/>
+        </w:rPr>
+        <w:t xml:space="preserve">from the </w:t>
+      </w:r>
+      <w:r>
+        <w:rPr>
+          <w:rFonts w:ascii="Arial" w:hAnsi="Arial" w:cs="Arial"/>
+          <w:color w:val="1F497D"/>
+          <w:sz w:val="18"/>
+          <w:szCs w:val="18"/>
+        </w:rPr>
+        <w:t>m</w:t>
+      </w:r>
+      <w:r>
+        <w:rPr>
+          <w:rFonts w:ascii="Arial" w:hAnsi="Arial" w:cs="Arial"/>
+          <w:color w:val="1F497D"/>
+          <w:sz w:val="18"/>
+          <w:szCs w:val="18"/>
+        </w:rPr>
+        <w:t>ain menu to the About box.</w:t>
       </w:r>
     </w:p>
     <w:p>
@@ -2626,69 +2435,52 @@
           <w:szCs w:val="18"/>
         </w:rPr>
         <w:tab/>
-      </w:r>
-      <w:r>
-        <w:rPr>
-          <w:rFonts w:ascii="Arial" w:hAnsi="Arial" w:cs="Arial"/>
-          <w:color w:val="1F497D"/>
-          <w:sz w:val="18"/>
-          <w:szCs w:val="18"/>
-        </w:rPr>
-        <w:t xml:space="preserve">The panel </w:t>
-      </w:r>
-      <w:r>
-        <w:rPr>
-          <w:rFonts w:ascii="Arial" w:hAnsi="Arial" w:cs="Arial"/>
-          <w:color w:val="1F497D"/>
-          <w:sz w:val="18"/>
-          <w:szCs w:val="18"/>
-        </w:rPr>
-        <w:t xml:space="preserve">upload </w:t>
-      </w:r>
-      <w:r>
-        <w:rPr>
-          <w:rFonts w:ascii="Arial" w:hAnsi="Arial" w:cs="Arial"/>
-          <w:color w:val="1F497D"/>
-          <w:sz w:val="18"/>
-          <w:szCs w:val="18"/>
-        </w:rPr>
-        <w:t xml:space="preserve">has been refined </w:t>
-      </w:r>
-      <w:r>
-        <w:rPr>
-          <w:rFonts w:ascii="Arial" w:hAnsi="Arial" w:cs="Arial"/>
-          <w:color w:val="1F497D"/>
-          <w:sz w:val="18"/>
-          <w:szCs w:val="18"/>
-        </w:rPr>
-        <w:t>so that d</w:t>
-      </w:r>
-      <w:r>
-        <w:rPr>
-          <w:rFonts w:ascii="Arial" w:hAnsi="Arial" w:cs="Arial"/>
-          <w:color w:val="1F497D"/>
-          <w:sz w:val="18"/>
-          <w:szCs w:val="18"/>
-        </w:rPr>
-        <w:t>uplicate data items</w:t>
-      </w:r>
-      <w:r>
-        <w:rPr>
-          <w:rFonts w:ascii="Arial" w:hAnsi="Arial" w:cs="Arial"/>
-          <w:color w:val="1F497D"/>
-          <w:sz w:val="18"/>
-          <w:szCs w:val="18"/>
-        </w:rPr>
-        <w:t xml:space="preserve"> are not sent</w:t>
-      </w:r>
-      <w:r>
-        <w:rPr>
-          <w:rFonts w:ascii="Arial" w:hAnsi="Arial" w:cs="Arial"/>
-          <w:color w:val="1F497D"/>
-          <w:sz w:val="18"/>
-          <w:szCs w:val="18"/>
-        </w:rPr>
-        <w:t>.</w:t>
+        <w:t>Corrected</w:t>
+      </w:r>
+      <w:r>
+        <w:rPr>
+          <w:rFonts w:ascii="Arial" w:hAnsi="Arial" w:cs="Arial"/>
+          <w:color w:val="1F497D"/>
+          <w:sz w:val="18"/>
+          <w:szCs w:val="18"/>
+        </w:rPr>
+        <w:t xml:space="preserve"> </w:t>
+      </w:r>
+      <w:r>
+        <w:rPr>
+          <w:rFonts w:ascii="Arial" w:hAnsi="Arial" w:cs="Arial"/>
+          <w:color w:val="1F497D"/>
+          <w:sz w:val="18"/>
+          <w:szCs w:val="18"/>
+        </w:rPr>
+        <w:t xml:space="preserve">the </w:t>
+      </w:r>
+      <w:r>
+        <w:rPr>
+          <w:rFonts w:ascii="Arial" w:hAnsi="Arial" w:cs="Arial"/>
+          <w:color w:val="1F497D"/>
+          <w:sz w:val="18"/>
+          <w:szCs w:val="18"/>
+        </w:rPr>
+        <w:t xml:space="preserve">Comms Log viewer’s error </w:t>
+      </w:r>
+      <w:r>
+        <w:rPr>
+          <w:rFonts w:ascii="Arial" w:hAnsi="Arial" w:cs="Arial"/>
+          <w:color w:val="1F497D"/>
+          <w:sz w:val="18"/>
+          <w:szCs w:val="18"/>
+        </w:rPr>
+        <w:t>over</w:t>
+      </w:r>
+      <w:r>
+        <w:rPr>
+          <w:rFonts w:ascii="Arial" w:hAnsi="Arial" w:cs="Arial"/>
+          <w:color w:val="1F497D"/>
+          <w:sz w:val="18"/>
+          <w:szCs w:val="18"/>
+        </w:rPr>
+        <w:t>counts.</w:t>
       </w:r>
     </w:p>
     <w:p>
@@ -2711,32 +2503,95 @@
           <w:szCs w:val="18"/>
         </w:rPr>
       </w:pPr>
-      <w:r>
-        <w:rPr>
-          <w:rFonts w:ascii="Arial" w:hAnsi="Arial" w:cs="Arial"/>
-          <w:color w:val="1F497D"/>
-          <w:sz w:val="18"/>
-          <w:szCs w:val="18"/>
-        </w:rPr>
-        <w:t>-</w:t>
-      </w:r>
-      <w:r>
-        <w:rPr>
-          <w:rFonts w:ascii="Arial" w:hAnsi="Arial" w:cs="Arial"/>
-          <w:color w:val="1F497D"/>
-          <w:sz w:val="18"/>
-          <w:szCs w:val="18"/>
+    </w:p>
+    <w:p>
+      <w:pPr>
+        <w:tabs>
+          <w:tab w:val="left" w:pos="993"/>
+        </w:tabs>
+        <w:rPr>
+          <w:rFonts w:ascii="Arial" w:hAnsi="Arial" w:cs="Arial"/>
+          <w:color w:val="9CC2E5" w:themeColor="accent1" w:themeTint="99"/>
+          <w:sz w:val="16"/>
+          <w:szCs w:val="16"/>
+        </w:rPr>
+      </w:pPr>
+      <w:r>
+        <w:rPr>
+          <w:rFonts w:ascii="Arial" w:hAnsi="Arial" w:cs="Arial"/>
+          <w:b/>
+          <w:bCs/>
+          <w:color w:val="4472C4" w:themeColor="accent5"/>
+          <w:sz w:val="24"/>
+          <w:szCs w:val="24"/>
+        </w:rPr>
+        <w:t>v8.1.</w:t>
+      </w:r>
+      <w:r>
+        <w:rPr>
+          <w:rFonts w:ascii="Arial" w:hAnsi="Arial" w:cs="Arial"/>
+          <w:b/>
+          <w:bCs/>
+          <w:color w:val="4472C4" w:themeColor="accent5"/>
+          <w:sz w:val="24"/>
+          <w:szCs w:val="24"/>
+        </w:rPr>
+        <w:t>6</w:t>
+      </w:r>
+      <w:r>
+        <w:rPr>
+          <w:rFonts w:ascii="Arial" w:hAnsi="Arial" w:cs="Arial"/>
+          <w:b/>
+          <w:bCs/>
+          <w:color w:val="4472C4" w:themeColor="accent5"/>
+          <w:sz w:val="24"/>
+          <w:szCs w:val="24"/>
         </w:rPr>
         <w:tab/>
       </w:r>
       <w:r>
         <w:rPr>
           <w:rFonts w:ascii="Arial" w:hAnsi="Arial" w:cs="Arial"/>
-          <w:color w:val="1F497D"/>
-          <w:sz w:val="18"/>
-          <w:szCs w:val="18"/>
-        </w:rPr>
-        <w:t>The Validation Window now correctly reports multiple errors on a page instead of only one.</w:t>
+          <w:b/>
+          <w:bCs/>
+          <w:color w:val="4472C4" w:themeColor="accent5"/>
+          <w:sz w:val="24"/>
+          <w:szCs w:val="24"/>
+        </w:rPr>
+        <w:t>30</w:t>
+      </w:r>
+      <w:r>
+        <w:rPr>
+          <w:rFonts w:ascii="Arial" w:hAnsi="Arial" w:cs="Arial"/>
+          <w:b/>
+          <w:bCs/>
+          <w:color w:val="4472C4" w:themeColor="accent5"/>
+          <w:sz w:val="24"/>
+          <w:szCs w:val="24"/>
+        </w:rPr>
+        <w:t>/</w:t>
+      </w:r>
+      <w:r>
+        <w:rPr>
+          <w:rFonts w:ascii="Arial" w:hAnsi="Arial" w:cs="Arial"/>
+          <w:b/>
+          <w:bCs/>
+          <w:color w:val="4472C4" w:themeColor="accent5"/>
+          <w:sz w:val="24"/>
+          <w:szCs w:val="24"/>
+        </w:rPr>
+        <w:t>07</w:t>
+      </w:r>
+      <w:r>
+        <w:rPr>
+          <w:rFonts w:ascii="Arial" w:hAnsi="Arial" w:cs="Arial"/>
+          <w:b/>
+          <w:bCs/>
+          <w:color w:val="4472C4" w:themeColor="accent5"/>
+          <w:sz w:val="24"/>
+          <w:szCs w:val="24"/>
+        </w:rPr>
+        <w:t>/2025</w:t>
       </w:r>
     </w:p>
     <w:p>
@@ -2776,34 +2631,114 @@
           <w:szCs w:val="18"/>
         </w:rPr>
         <w:tab/>
-        <w:t xml:space="preserve">The device </w:t>
-      </w:r>
-      <w:r>
-        <w:rPr>
-          <w:rFonts w:ascii="Arial" w:hAnsi="Arial" w:cs="Arial"/>
-          <w:color w:val="1F497D"/>
-          <w:sz w:val="18"/>
-          <w:szCs w:val="18"/>
-        </w:rPr>
-        <w:t xml:space="preserve">count is </w:t>
-      </w:r>
-      <w:r>
-        <w:rPr>
-          <w:rFonts w:ascii="Arial" w:hAnsi="Arial" w:cs="Arial"/>
-          <w:color w:val="1F497D"/>
-          <w:sz w:val="18"/>
-          <w:szCs w:val="18"/>
-        </w:rPr>
-        <w:t xml:space="preserve">now </w:t>
-      </w:r>
-      <w:r>
-        <w:rPr>
-          <w:rFonts w:ascii="Arial" w:hAnsi="Arial" w:cs="Arial"/>
-          <w:color w:val="1F497D"/>
-          <w:sz w:val="18"/>
-          <w:szCs w:val="18"/>
-        </w:rPr>
-        <w:t>always correct after changing protocol when downloading from a panel or reading from a file.</w:t>
+      </w:r>
+      <w:r>
+        <w:rPr>
+          <w:rFonts w:ascii="Arial" w:hAnsi="Arial" w:cs="Arial"/>
+          <w:color w:val="1F497D"/>
+          <w:sz w:val="18"/>
+          <w:szCs w:val="18"/>
+        </w:rPr>
+        <w:t>Test</w:t>
+      </w:r>
+      <w:r>
+        <w:rPr>
+          <w:rFonts w:ascii="Arial" w:hAnsi="Arial" w:cs="Arial"/>
+          <w:color w:val="1F497D"/>
+          <w:sz w:val="18"/>
+          <w:szCs w:val="18"/>
+        </w:rPr>
+        <w:t xml:space="preserve"> version </w:t>
+      </w:r>
+      <w:r>
+        <w:rPr>
+          <w:rFonts w:ascii="Arial" w:hAnsi="Arial" w:cs="Arial"/>
+          <w:color w:val="1F497D"/>
+          <w:sz w:val="18"/>
+          <w:szCs w:val="18"/>
+        </w:rPr>
+        <w:t xml:space="preserve">to </w:t>
+      </w:r>
+      <w:r>
+        <w:rPr>
+          <w:rFonts w:ascii="Arial" w:hAnsi="Arial" w:cs="Arial"/>
+          <w:color w:val="1F497D"/>
+          <w:sz w:val="18"/>
+          <w:szCs w:val="18"/>
+        </w:rPr>
+        <w:t xml:space="preserve">investigate </w:t>
+      </w:r>
+      <w:r>
+        <w:rPr>
+          <w:rFonts w:ascii="Arial" w:hAnsi="Arial" w:cs="Arial"/>
+          <w:color w:val="1F497D"/>
+          <w:sz w:val="18"/>
+          <w:szCs w:val="18"/>
+        </w:rPr>
+        <w:t xml:space="preserve">the </w:t>
+      </w:r>
+      <w:r>
+        <w:rPr>
+          <w:rFonts w:ascii="Arial" w:hAnsi="Arial" w:cs="Arial"/>
+          <w:color w:val="1F497D"/>
+          <w:sz w:val="18"/>
+          <w:szCs w:val="18"/>
+        </w:rPr>
+        <w:t>freezes</w:t>
+      </w:r>
+      <w:r>
+        <w:rPr>
+          <w:rFonts w:ascii="Arial" w:hAnsi="Arial" w:cs="Arial"/>
+          <w:color w:val="1F497D"/>
+          <w:sz w:val="18"/>
+          <w:szCs w:val="18"/>
+        </w:rPr>
+        <w:t xml:space="preserve"> and </w:t>
+      </w:r>
+      <w:r>
+        <w:rPr>
+          <w:rFonts w:ascii="Arial" w:hAnsi="Arial" w:cs="Arial"/>
+          <w:color w:val="1F497D"/>
+          <w:sz w:val="18"/>
+          <w:szCs w:val="18"/>
+        </w:rPr>
+        <w:t xml:space="preserve">crashes </w:t>
+      </w:r>
+      <w:r>
+        <w:rPr>
+          <w:rFonts w:ascii="Arial" w:hAnsi="Arial" w:cs="Arial"/>
+          <w:color w:val="1F497D"/>
+          <w:sz w:val="18"/>
+          <w:szCs w:val="18"/>
+        </w:rPr>
+        <w:t xml:space="preserve">that instances of the </w:t>
+      </w:r>
+      <w:r>
+        <w:rPr>
+          <w:rFonts w:ascii="Arial" w:hAnsi="Arial" w:cs="Arial"/>
+          <w:color w:val="1F497D"/>
+          <w:sz w:val="18"/>
+          <w:szCs w:val="18"/>
+        </w:rPr>
+        <w:t>v8.1.5</w:t>
+      </w:r>
+      <w:r>
+        <w:rPr>
+          <w:rFonts w:ascii="Arial" w:hAnsi="Arial" w:cs="Arial"/>
+          <w:color w:val="1F497D"/>
+          <w:sz w:val="18"/>
+          <w:szCs w:val="18"/>
+        </w:rPr>
+        <w:t xml:space="preserve"> MS Store app exhibited </w:t>
+      </w:r>
+      <w:r>
+        <w:rPr>
+          <w:rFonts w:ascii="Arial" w:hAnsi="Arial" w:cs="Arial"/>
+          <w:color w:val="1F497D"/>
+          <w:sz w:val="18"/>
+          <w:szCs w:val="18"/>
+        </w:rPr>
+        <w:t>after download/upload.</w:t>
       </w:r>
     </w:p>
     <w:p>
@@ -2826,24 +2761,96 @@
           <w:szCs w:val="18"/>
         </w:rPr>
       </w:pPr>
-      <w:r>
-        <w:rPr>
-          <w:rFonts w:ascii="Arial" w:hAnsi="Arial" w:cs="Arial"/>
-          <w:color w:val="1F497D"/>
-          <w:sz w:val="18"/>
-          <w:szCs w:val="18"/>
-        </w:rPr>
-        <w:t>-</w:t>
-      </w:r>
-      <w:r>
-        <w:rPr>
-          <w:rFonts w:ascii="Arial" w:hAnsi="Arial" w:cs="Arial"/>
-          <w:color w:val="1F497D"/>
-          <w:sz w:val="18"/>
-          <w:szCs w:val="18"/>
+    </w:p>
+    <w:p>
+      <w:pPr>
+        <w:tabs>
+          <w:tab w:val="left" w:pos="993"/>
+        </w:tabs>
+        <w:rPr>
+          <w:rFonts w:ascii="Arial" w:hAnsi="Arial" w:cs="Arial"/>
+          <w:color w:val="9CC2E5" w:themeColor="accent1" w:themeTint="99"/>
+          <w:sz w:val="16"/>
+          <w:szCs w:val="16"/>
+        </w:rPr>
+      </w:pPr>
+      <w:bookmarkStart w:id="3" w:name="_Hlk203052739"/>
+      <w:r>
+        <w:rPr>
+          <w:rFonts w:ascii="Arial" w:hAnsi="Arial" w:cs="Arial"/>
+          <w:b/>
+          <w:bCs/>
+          <w:color w:val="4472C4" w:themeColor="accent5"/>
+          <w:sz w:val="24"/>
+          <w:szCs w:val="24"/>
+        </w:rPr>
+        <w:t>v8.1.</w:t>
+      </w:r>
+      <w:r>
+        <w:rPr>
+          <w:rFonts w:ascii="Arial" w:hAnsi="Arial" w:cs="Arial"/>
+          <w:b/>
+          <w:bCs/>
+          <w:color w:val="4472C4" w:themeColor="accent5"/>
+          <w:sz w:val="24"/>
+          <w:szCs w:val="24"/>
+        </w:rPr>
+        <w:t>5</w:t>
+      </w:r>
+      <w:r>
+        <w:rPr>
+          <w:rFonts w:ascii="Arial" w:hAnsi="Arial" w:cs="Arial"/>
+          <w:b/>
+          <w:bCs/>
+          <w:color w:val="4472C4" w:themeColor="accent5"/>
+          <w:sz w:val="24"/>
+          <w:szCs w:val="24"/>
         </w:rPr>
         <w:tab/>
-        <w:t>Errors with the Causes &amp; Effects page not updating after downloading or reading from file have been fixed.</w:t>
+      </w:r>
+      <w:r>
+        <w:rPr>
+          <w:rFonts w:ascii="Arial" w:hAnsi="Arial" w:cs="Arial"/>
+          <w:b/>
+          <w:bCs/>
+          <w:color w:val="4472C4" w:themeColor="accent5"/>
+          <w:sz w:val="24"/>
+          <w:szCs w:val="24"/>
+        </w:rPr>
+        <w:t>28</w:t>
+      </w:r>
+      <w:r>
+        <w:rPr>
+          <w:rFonts w:ascii="Arial" w:hAnsi="Arial" w:cs="Arial"/>
+          <w:b/>
+          <w:bCs/>
+          <w:color w:val="4472C4" w:themeColor="accent5"/>
+          <w:sz w:val="24"/>
+          <w:szCs w:val="24"/>
+        </w:rPr>
+        <w:t>/</w:t>
+      </w:r>
+      <w:r>
+        <w:rPr>
+          <w:rFonts w:ascii="Arial" w:hAnsi="Arial" w:cs="Arial"/>
+          <w:b/>
+          <w:bCs/>
+          <w:color w:val="4472C4" w:themeColor="accent5"/>
+          <w:sz w:val="24"/>
+          <w:szCs w:val="24"/>
+        </w:rPr>
+        <w:t>07</w:t>
+      </w:r>
+      <w:r>
+        <w:rPr>
+          <w:rFonts w:ascii="Arial" w:hAnsi="Arial" w:cs="Arial"/>
+          <w:b/>
+          <w:bCs/>
+          <w:color w:val="4472C4" w:themeColor="accent5"/>
+          <w:sz w:val="24"/>
+          <w:szCs w:val="24"/>
+        </w:rPr>
+        <w:t>/2025</w:t>
       </w:r>
     </w:p>
     <w:p>
@@ -2866,96 +2873,86 @@
           <w:szCs w:val="18"/>
         </w:rPr>
       </w:pPr>
-    </w:p>
-    <w:p>
-      <w:pPr>
-        <w:tabs>
-          <w:tab w:val="left" w:pos="993"/>
-        </w:tabs>
-        <w:rPr>
-          <w:rFonts w:ascii="Arial" w:hAnsi="Arial" w:cs="Arial"/>
-          <w:color w:val="9CC2E5" w:themeColor="accent1" w:themeTint="99"/>
-          <w:sz w:val="16"/>
-          <w:szCs w:val="16"/>
-        </w:rPr>
-      </w:pPr>
-      <w:bookmarkStart w:id="4" w:name="_Hlk199945625"/>
-      <w:r>
-        <w:rPr>
-          <w:rFonts w:ascii="Arial" w:hAnsi="Arial" w:cs="Arial"/>
-          <w:b/>
-          <w:bCs/>
-          <w:color w:val="4472C4" w:themeColor="accent5"/>
-          <w:sz w:val="24"/>
-          <w:szCs w:val="24"/>
-        </w:rPr>
-        <w:t>v8.1.</w:t>
-      </w:r>
-      <w:r>
-        <w:rPr>
-          <w:rFonts w:ascii="Arial" w:hAnsi="Arial" w:cs="Arial"/>
-          <w:b/>
-          <w:bCs/>
-          <w:color w:val="4472C4" w:themeColor="accent5"/>
-          <w:sz w:val="24"/>
-          <w:szCs w:val="24"/>
-        </w:rPr>
-        <w:t>4</w:t>
-      </w:r>
-      <w:r>
-        <w:rPr>
-          <w:rFonts w:ascii="Arial" w:hAnsi="Arial" w:cs="Arial"/>
-          <w:b/>
-          <w:bCs/>
-          <w:color w:val="4472C4" w:themeColor="accent5"/>
-          <w:sz w:val="24"/>
-          <w:szCs w:val="24"/>
+      <w:r>
+        <w:rPr>
+          <w:rFonts w:ascii="Arial" w:hAnsi="Arial" w:cs="Arial"/>
+          <w:color w:val="1F497D"/>
+          <w:sz w:val="18"/>
+          <w:szCs w:val="18"/>
+        </w:rPr>
+        <w:t>-</w:t>
+      </w:r>
+      <w:r>
+        <w:rPr>
+          <w:rFonts w:ascii="Arial" w:hAnsi="Arial" w:cs="Arial"/>
+          <w:color w:val="1F497D"/>
+          <w:sz w:val="18"/>
+          <w:szCs w:val="18"/>
         </w:rPr>
         <w:tab/>
       </w:r>
       <w:r>
         <w:rPr>
           <w:rFonts w:ascii="Arial" w:hAnsi="Arial" w:cs="Arial"/>
-          <w:b/>
-          <w:bCs/>
-          <w:color w:val="4472C4" w:themeColor="accent5"/>
-          <w:sz w:val="24"/>
-          <w:szCs w:val="24"/>
-        </w:rPr>
-        <w:t>09</w:t>
-      </w:r>
-      <w:r>
-        <w:rPr>
-          <w:rFonts w:ascii="Arial" w:hAnsi="Arial" w:cs="Arial"/>
-          <w:b/>
-          <w:bCs/>
-          <w:color w:val="4472C4" w:themeColor="accent5"/>
-          <w:sz w:val="24"/>
-          <w:szCs w:val="24"/>
-        </w:rPr>
-        <w:t>/</w:t>
-      </w:r>
-      <w:r>
-        <w:rPr>
-          <w:rFonts w:ascii="Arial" w:hAnsi="Arial" w:cs="Arial"/>
-          <w:b/>
-          <w:bCs/>
-          <w:color w:val="4472C4" w:themeColor="accent5"/>
-          <w:sz w:val="24"/>
-          <w:szCs w:val="24"/>
-        </w:rPr>
-        <w:t>07</w:t>
-      </w:r>
-      <w:r>
-        <w:rPr>
-          <w:rFonts w:ascii="Arial" w:hAnsi="Arial" w:cs="Arial"/>
-          <w:b/>
-          <w:bCs/>
-          <w:color w:val="4472C4" w:themeColor="accent5"/>
-          <w:sz w:val="24"/>
-          <w:szCs w:val="24"/>
-        </w:rPr>
-        <w:t>/2025</w:t>
+          <w:color w:val="1F497D"/>
+          <w:sz w:val="18"/>
+          <w:szCs w:val="18"/>
+        </w:rPr>
+        <w:t xml:space="preserve">The panel </w:t>
+      </w:r>
+      <w:r>
+        <w:rPr>
+          <w:rFonts w:ascii="Arial" w:hAnsi="Arial" w:cs="Arial"/>
+          <w:color w:val="1F497D"/>
+          <w:sz w:val="18"/>
+          <w:szCs w:val="18"/>
+        </w:rPr>
+        <w:t xml:space="preserve">upload </w:t>
+      </w:r>
+      <w:r>
+        <w:rPr>
+          <w:rFonts w:ascii="Arial" w:hAnsi="Arial" w:cs="Arial"/>
+          <w:color w:val="1F497D"/>
+          <w:sz w:val="18"/>
+          <w:szCs w:val="18"/>
+        </w:rPr>
+        <w:t xml:space="preserve">has been refined </w:t>
+      </w:r>
+      <w:r>
+        <w:rPr>
+          <w:rFonts w:ascii="Arial" w:hAnsi="Arial" w:cs="Arial"/>
+          <w:color w:val="1F497D"/>
+          <w:sz w:val="18"/>
+          <w:szCs w:val="18"/>
+        </w:rPr>
+        <w:t>so that d</w:t>
+      </w:r>
+      <w:r>
+        <w:rPr>
+          <w:rFonts w:ascii="Arial" w:hAnsi="Arial" w:cs="Arial"/>
+          <w:color w:val="1F497D"/>
+          <w:sz w:val="18"/>
+          <w:szCs w:val="18"/>
+        </w:rPr>
+        <w:t>uplicate data items</w:t>
+      </w:r>
+      <w:r>
+        <w:rPr>
+          <w:rFonts w:ascii="Arial" w:hAnsi="Arial" w:cs="Arial"/>
+          <w:color w:val="1F497D"/>
+          <w:sz w:val="18"/>
+          <w:szCs w:val="18"/>
+        </w:rPr>
+        <w:t xml:space="preserve"> are not sent</w:t>
+      </w:r>
+      <w:r>
+        <w:rPr>
+          <w:rFonts w:ascii="Arial" w:hAnsi="Arial" w:cs="Arial"/>
+          <w:color w:val="1F497D"/>
+          <w:sz w:val="18"/>
+          <w:szCs w:val="18"/>
+        </w:rPr>
+        <w:t>.</w:t>
       </w:r>
     </w:p>
     <w:p>
@@ -3003,7 +3000,7 @@
           <w:sz w:val="18"/>
           <w:szCs w:val="18"/>
         </w:rPr>
-        <w:t>Groups page: Phased Delay can now be disabled by setting it to “--:--“.</w:t>
+        <w:t>The Validation Window now correctly reports multiple errors on a page instead of only one.</w:t>
       </w:r>
     </w:p>
     <w:p>
@@ -3034,6 +3031,273 @@
           <w:szCs w:val="18"/>
         </w:rPr>
         <w:lastRenderedPageBreak/>
+        <w:t>-</w:t>
+      </w:r>
+      <w:r>
+        <w:rPr>
+          <w:rFonts w:ascii="Arial" w:hAnsi="Arial" w:cs="Arial"/>
+          <w:color w:val="1F497D"/>
+          <w:sz w:val="18"/>
+          <w:szCs w:val="18"/>
+        </w:rPr>
+        <w:tab/>
+        <w:t xml:space="preserve">The device </w:t>
+      </w:r>
+      <w:r>
+        <w:rPr>
+          <w:rFonts w:ascii="Arial" w:hAnsi="Arial" w:cs="Arial"/>
+          <w:color w:val="1F497D"/>
+          <w:sz w:val="18"/>
+          <w:szCs w:val="18"/>
+        </w:rPr>
+        <w:t xml:space="preserve">count is </w:t>
+      </w:r>
+      <w:r>
+        <w:rPr>
+          <w:rFonts w:ascii="Arial" w:hAnsi="Arial" w:cs="Arial"/>
+          <w:color w:val="1F497D"/>
+          <w:sz w:val="18"/>
+          <w:szCs w:val="18"/>
+        </w:rPr>
+        <w:t xml:space="preserve">now </w:t>
+      </w:r>
+      <w:r>
+        <w:rPr>
+          <w:rFonts w:ascii="Arial" w:hAnsi="Arial" w:cs="Arial"/>
+          <w:color w:val="1F497D"/>
+          <w:sz w:val="18"/>
+          <w:szCs w:val="18"/>
+        </w:rPr>
+        <w:t>always correct after changing protocol when downloading from a panel or reading from a file.</w:t>
+      </w:r>
+    </w:p>
+    <w:p>
+      <w:pPr>
+        <w:tabs>
+          <w:tab w:val="left" w:pos="284"/>
+          <w:tab w:val="left" w:pos="567"/>
+          <w:tab w:val="left" w:pos="993"/>
+          <w:tab w:val="left" w:pos="1418"/>
+          <w:tab w:val="right" w:pos="9000"/>
+        </w:tabs>
+        <w:suppressAutoHyphens/>
+        <w:autoSpaceDN w:val="0"/>
+        <w:ind w:left="284" w:hanging="284"/>
+        <w:contextualSpacing/>
+        <w:rPr>
+          <w:rFonts w:ascii="Arial" w:hAnsi="Arial" w:cs="Arial"/>
+          <w:color w:val="1F497D"/>
+          <w:sz w:val="18"/>
+          <w:szCs w:val="18"/>
+        </w:rPr>
+      </w:pPr>
+      <w:r>
+        <w:rPr>
+          <w:rFonts w:ascii="Arial" w:hAnsi="Arial" w:cs="Arial"/>
+          <w:color w:val="1F497D"/>
+          <w:sz w:val="18"/>
+          <w:szCs w:val="18"/>
+        </w:rPr>
+        <w:t>-</w:t>
+      </w:r>
+      <w:r>
+        <w:rPr>
+          <w:rFonts w:ascii="Arial" w:hAnsi="Arial" w:cs="Arial"/>
+          <w:color w:val="1F497D"/>
+          <w:sz w:val="18"/>
+          <w:szCs w:val="18"/>
+        </w:rPr>
+        <w:tab/>
+        <w:t>Errors with the Causes &amp; Effects page not updating after downloading or reading from file have been fixed.</w:t>
+      </w:r>
+    </w:p>
+    <w:p>
+      <w:pPr>
+        <w:tabs>
+          <w:tab w:val="left" w:pos="284"/>
+          <w:tab w:val="left" w:pos="567"/>
+          <w:tab w:val="left" w:pos="993"/>
+          <w:tab w:val="left" w:pos="1418"/>
+          <w:tab w:val="right" w:pos="9000"/>
+        </w:tabs>
+        <w:suppressAutoHyphens/>
+        <w:autoSpaceDN w:val="0"/>
+        <w:ind w:left="284" w:hanging="284"/>
+        <w:contextualSpacing/>
+        <w:rPr>
+          <w:rFonts w:ascii="Arial" w:hAnsi="Arial" w:cs="Arial"/>
+          <w:color w:val="1F497D"/>
+          <w:sz w:val="18"/>
+          <w:szCs w:val="18"/>
+        </w:rPr>
+      </w:pPr>
+    </w:p>
+    <w:p>
+      <w:pPr>
+        <w:tabs>
+          <w:tab w:val="left" w:pos="993"/>
+        </w:tabs>
+        <w:rPr>
+          <w:rFonts w:ascii="Arial" w:hAnsi="Arial" w:cs="Arial"/>
+          <w:color w:val="9CC2E5" w:themeColor="accent1" w:themeTint="99"/>
+          <w:sz w:val="16"/>
+          <w:szCs w:val="16"/>
+        </w:rPr>
+      </w:pPr>
+      <w:bookmarkStart w:id="4" w:name="_Hlk199945625"/>
+      <w:r>
+        <w:rPr>
+          <w:rFonts w:ascii="Arial" w:hAnsi="Arial" w:cs="Arial"/>
+          <w:b/>
+          <w:bCs/>
+          <w:color w:val="4472C4" w:themeColor="accent5"/>
+          <w:sz w:val="24"/>
+          <w:szCs w:val="24"/>
+        </w:rPr>
+        <w:t>v8.1.</w:t>
+      </w:r>
+      <w:r>
+        <w:rPr>
+          <w:rFonts w:ascii="Arial" w:hAnsi="Arial" w:cs="Arial"/>
+          <w:b/>
+          <w:bCs/>
+          <w:color w:val="4472C4" w:themeColor="accent5"/>
+          <w:sz w:val="24"/>
+          <w:szCs w:val="24"/>
+        </w:rPr>
+        <w:t>4</w:t>
+      </w:r>
+      <w:r>
+        <w:rPr>
+          <w:rFonts w:ascii="Arial" w:hAnsi="Arial" w:cs="Arial"/>
+          <w:b/>
+          <w:bCs/>
+          <w:color w:val="4472C4" w:themeColor="accent5"/>
+          <w:sz w:val="24"/>
+          <w:szCs w:val="24"/>
+        </w:rPr>
+        <w:tab/>
+      </w:r>
+      <w:r>
+        <w:rPr>
+          <w:rFonts w:ascii="Arial" w:hAnsi="Arial" w:cs="Arial"/>
+          <w:b/>
+          <w:bCs/>
+          <w:color w:val="4472C4" w:themeColor="accent5"/>
+          <w:sz w:val="24"/>
+          <w:szCs w:val="24"/>
+        </w:rPr>
+        <w:t>09</w:t>
+      </w:r>
+      <w:r>
+        <w:rPr>
+          <w:rFonts w:ascii="Arial" w:hAnsi="Arial" w:cs="Arial"/>
+          <w:b/>
+          <w:bCs/>
+          <w:color w:val="4472C4" w:themeColor="accent5"/>
+          <w:sz w:val="24"/>
+          <w:szCs w:val="24"/>
+        </w:rPr>
+        <w:t>/</w:t>
+      </w:r>
+      <w:r>
+        <w:rPr>
+          <w:rFonts w:ascii="Arial" w:hAnsi="Arial" w:cs="Arial"/>
+          <w:b/>
+          <w:bCs/>
+          <w:color w:val="4472C4" w:themeColor="accent5"/>
+          <w:sz w:val="24"/>
+          <w:szCs w:val="24"/>
+        </w:rPr>
+        <w:t>07</w:t>
+      </w:r>
+      <w:r>
+        <w:rPr>
+          <w:rFonts w:ascii="Arial" w:hAnsi="Arial" w:cs="Arial"/>
+          <w:b/>
+          <w:bCs/>
+          <w:color w:val="4472C4" w:themeColor="accent5"/>
+          <w:sz w:val="24"/>
+          <w:szCs w:val="24"/>
+        </w:rPr>
+        <w:t>/2025</w:t>
+      </w:r>
+    </w:p>
+    <w:p>
+      <w:pPr>
+        <w:tabs>
+          <w:tab w:val="left" w:pos="284"/>
+          <w:tab w:val="left" w:pos="567"/>
+          <w:tab w:val="left" w:pos="993"/>
+          <w:tab w:val="left" w:pos="1418"/>
+          <w:tab w:val="right" w:pos="9000"/>
+        </w:tabs>
+        <w:suppressAutoHyphens/>
+        <w:autoSpaceDN w:val="0"/>
+        <w:ind w:left="284" w:hanging="284"/>
+        <w:contextualSpacing/>
+        <w:rPr>
+          <w:rFonts w:ascii="Arial" w:hAnsi="Arial" w:cs="Arial"/>
+          <w:color w:val="1F497D"/>
+          <w:sz w:val="18"/>
+          <w:szCs w:val="18"/>
+        </w:rPr>
+      </w:pPr>
+      <w:r>
+        <w:rPr>
+          <w:rFonts w:ascii="Arial" w:hAnsi="Arial" w:cs="Arial"/>
+          <w:color w:val="1F497D"/>
+          <w:sz w:val="18"/>
+          <w:szCs w:val="18"/>
+        </w:rPr>
+        <w:t>-</w:t>
+      </w:r>
+      <w:r>
+        <w:rPr>
+          <w:rFonts w:ascii="Arial" w:hAnsi="Arial" w:cs="Arial"/>
+          <w:color w:val="1F497D"/>
+          <w:sz w:val="18"/>
+          <w:szCs w:val="18"/>
+        </w:rPr>
+        <w:tab/>
+      </w:r>
+      <w:r>
+        <w:rPr>
+          <w:rFonts w:ascii="Arial" w:hAnsi="Arial" w:cs="Arial"/>
+          <w:color w:val="1F497D"/>
+          <w:sz w:val="18"/>
+          <w:szCs w:val="18"/>
+        </w:rPr>
+        <w:t>Groups page: Phased Delay can now be disabled by setting it to “--:--“.</w:t>
+      </w:r>
+    </w:p>
+    <w:p>
+      <w:pPr>
+        <w:tabs>
+          <w:tab w:val="left" w:pos="284"/>
+          <w:tab w:val="left" w:pos="567"/>
+          <w:tab w:val="left" w:pos="993"/>
+          <w:tab w:val="left" w:pos="1418"/>
+          <w:tab w:val="right" w:pos="9000"/>
+        </w:tabs>
+        <w:suppressAutoHyphens/>
+        <w:autoSpaceDN w:val="0"/>
+        <w:ind w:left="284" w:hanging="284"/>
+        <w:contextualSpacing/>
+        <w:rPr>
+          <w:rFonts w:ascii="Arial" w:hAnsi="Arial" w:cs="Arial"/>
+          <w:color w:val="1F497D"/>
+          <w:sz w:val="18"/>
+          <w:szCs w:val="18"/>
+        </w:rPr>
+      </w:pPr>
+      <w:r>
+        <w:rPr>
+          <w:rFonts w:ascii="Arial" w:hAnsi="Arial" w:cs="Arial"/>
+          <w:color w:val="1F497D"/>
+          <w:sz w:val="18"/>
+          <w:szCs w:val="18"/>
+        </w:rPr>
         <w:t>-</w:t>
       </w:r>
       <w:r>
@@ -5193,6 +5457,7 @@
           <w:sz w:val="24"/>
           <w:szCs w:val="24"/>
         </w:rPr>
+        <w:lastRenderedPageBreak/>
         <w:t>v8</w:t>
       </w:r>
       <w:r>
@@ -7083,45 +7348,14 @@
         </w:rPr>
         <w:tab/>
       </w:r>
-      <w:proofErr w:type="spellStart"/>
-      <w:r>
-        <w:rPr>
-          <w:rFonts w:ascii="Arial" w:hAnsi="Arial" w:cs="Arial"/>
-          <w:color w:val="1F4E79" w:themeColor="accent1" w:themeShade="80"/>
-          <w:sz w:val="18"/>
-          <w:szCs w:val="18"/>
-        </w:rPr>
-        <w:t>NumberSpinner</w:t>
-      </w:r>
-      <w:proofErr w:type="spellEnd"/>
-      <w:r>
-        <w:rPr>
-          <w:rFonts w:ascii="Arial" w:hAnsi="Arial" w:cs="Arial"/>
-          <w:color w:val="1F4E79" w:themeColor="accent1" w:themeShade="80"/>
-          <w:sz w:val="18"/>
-          <w:szCs w:val="18"/>
-        </w:rPr>
-        <w:t xml:space="preserve"> control: added </w:t>
-      </w:r>
-      <w:proofErr w:type="spellStart"/>
-      <w:r>
-        <w:rPr>
-          <w:rFonts w:ascii="Arial" w:hAnsi="Arial" w:cs="Arial"/>
-          <w:color w:val="1F4E79" w:themeColor="accent1" w:themeShade="80"/>
-          <w:sz w:val="18"/>
-          <w:szCs w:val="18"/>
-        </w:rPr>
-        <w:t>NumberSet</w:t>
-      </w:r>
-      <w:proofErr w:type="spellEnd"/>
-      <w:r>
-        <w:rPr>
-          <w:rFonts w:ascii="Arial" w:hAnsi="Arial" w:cs="Arial"/>
-          <w:color w:val="1F4E79" w:themeColor="accent1" w:themeShade="80"/>
-          <w:sz w:val="18"/>
-          <w:szCs w:val="18"/>
-        </w:rPr>
-        <w:t xml:space="preserve"> property, that defines the set of valid values for the case when the valid values are not consecutive, and </w:t>
+      <w:r>
+        <w:rPr>
+          <w:rFonts w:ascii="Arial" w:hAnsi="Arial" w:cs="Arial"/>
+          <w:color w:val="1F4E79" w:themeColor="accent1" w:themeShade="80"/>
+          <w:sz w:val="18"/>
+          <w:szCs w:val="18"/>
+        </w:rPr>
+        <w:t xml:space="preserve">NumberSpinner control: added NumberSet property, that defines the set of valid values for the case when the valid values are not consecutive, and </w:t>
       </w:r>
       <w:r>
         <w:rPr>
@@ -7454,6 +7688,7 @@
           <w:sz w:val="18"/>
           <w:szCs w:val="18"/>
         </w:rPr>
+        <w:lastRenderedPageBreak/>
         <w:t>-</w:t>
       </w:r>
       <w:r>
@@ -7715,7 +7950,6 @@
           <w:sz w:val="18"/>
           <w:szCs w:val="18"/>
         </w:rPr>
-        <w:lastRenderedPageBreak/>
         <w:t>-</w:t>
       </w:r>
       <w:r>
@@ -8076,37 +8310,7 @@
           <w:sz w:val="18"/>
           <w:szCs w:val="18"/>
         </w:rPr>
-        <w:t xml:space="preserve">Default </w:t>
-      </w:r>
-      <w:proofErr w:type="spellStart"/>
-      <w:r>
-        <w:rPr>
-          <w:rFonts w:ascii="Arial" w:hAnsi="Arial" w:cs="Arial"/>
-          <w:color w:val="1F4E79" w:themeColor="accent1" w:themeShade="80"/>
-          <w:sz w:val="18"/>
-          <w:szCs w:val="18"/>
-        </w:rPr>
-        <w:t>DeviceData</w:t>
-      </w:r>
-      <w:proofErr w:type="spellEnd"/>
-      <w:r>
-        <w:rPr>
-          <w:rFonts w:ascii="Arial" w:hAnsi="Arial" w:cs="Arial"/>
-          <w:color w:val="1F4E79" w:themeColor="accent1" w:themeShade="80"/>
-          <w:sz w:val="18"/>
-          <w:szCs w:val="18"/>
-        </w:rPr>
-        <w:t xml:space="preserve"> day/night modes are now set according to the device </w:t>
-      </w:r>
-      <w:proofErr w:type="gramStart"/>
-      <w:r>
-        <w:rPr>
-          <w:rFonts w:ascii="Arial" w:hAnsi="Arial" w:cs="Arial"/>
-          <w:color w:val="1F4E79" w:themeColor="accent1" w:themeShade="80"/>
-          <w:sz w:val="18"/>
-          <w:szCs w:val="18"/>
-        </w:rPr>
-        <w:t>type</w:t>
+        <w:t>Default DeviceData day/night modes are now set according to the device type</w:t>
       </w:r>
       <w:r>
         <w:rPr>
@@ -8124,17 +8328,7 @@
           <w:sz w:val="18"/>
           <w:szCs w:val="18"/>
         </w:rPr>
-        <w:t xml:space="preserve"> and</w:t>
-      </w:r>
-      <w:proofErr w:type="gramEnd"/>
-      <w:r>
-        <w:rPr>
-          <w:rFonts w:ascii="Arial" w:hAnsi="Arial" w:cs="Arial"/>
-          <w:color w:val="1F4E79" w:themeColor="accent1" w:themeShade="80"/>
-          <w:sz w:val="18"/>
-          <w:szCs w:val="18"/>
-        </w:rPr>
-        <w:t xml:space="preserve"> are set to default values when a device is changed or added.</w:t>
+        <w:t xml:space="preserve"> and are set to default values when a device is changed or added.</w:t>
       </w:r>
     </w:p>
     <w:p>
@@ -8793,27 +8987,7 @@
           <w:sz w:val="18"/>
           <w:szCs w:val="18"/>
         </w:rPr>
-        <w:t xml:space="preserve">; </w:t>
-      </w:r>
-      <w:proofErr w:type="gramStart"/>
-      <w:r>
-        <w:rPr>
-          <w:rFonts w:ascii="Arial" w:hAnsi="Arial" w:cs="Arial"/>
-          <w:color w:val="1F4E79" w:themeColor="accent1" w:themeShade="80"/>
-          <w:sz w:val="18"/>
-          <w:szCs w:val="18"/>
-        </w:rPr>
-        <w:t>also</w:t>
-      </w:r>
-      <w:proofErr w:type="gramEnd"/>
-      <w:r>
-        <w:rPr>
-          <w:rFonts w:ascii="Arial" w:hAnsi="Arial" w:cs="Arial"/>
-          <w:color w:val="1F4E79" w:themeColor="accent1" w:themeShade="80"/>
-          <w:sz w:val="18"/>
-          <w:szCs w:val="18"/>
-        </w:rPr>
-        <w:t xml:space="preserve"> the option to remove it from the Recent Files list</w:t>
+        <w:t>; also the option to remove it from the Recent Files list</w:t>
       </w:r>
       <w:r>
         <w:rPr>

--- a/XFP/Resources/XFP Revision History[en-GB].docx
+++ b/XFP/Resources/XFP Revision History[en-GB].docx
@@ -249,7 +249,54 @@
           <w:sz w:val="18"/>
           <w:szCs w:val="18"/>
         </w:rPr>
-        <w:t>ox control.  Error and warning messages now use red and orange title bars respectively.</w:t>
+        <w:t xml:space="preserve">ox control </w:t>
+      </w:r>
+      <w:r>
+        <w:rPr>
+          <w:rFonts w:ascii="Arial" w:hAnsi="Arial" w:cs="Arial"/>
+          <w:color w:val="1F497D"/>
+          <w:sz w:val="18"/>
+          <w:szCs w:val="18"/>
+        </w:rPr>
+        <w:t xml:space="preserve"> </w:t>
+      </w:r>
+      <w:proofErr w:type="gramStart"/>
+      <w:r>
+        <w:rPr>
+          <w:rFonts w:ascii="Arial" w:hAnsi="Arial" w:cs="Arial"/>
+          <w:color w:val="1F497D"/>
+          <w:sz w:val="18"/>
+          <w:szCs w:val="18"/>
+        </w:rPr>
+        <w:t>For</w:t>
+      </w:r>
+      <w:proofErr w:type="gramEnd"/>
+      <w:r>
+        <w:rPr>
+          <w:rFonts w:ascii="Arial" w:hAnsi="Arial" w:cs="Arial"/>
+          <w:color w:val="1F497D"/>
+          <w:sz w:val="18"/>
+          <w:szCs w:val="18"/>
+        </w:rPr>
+        <w:t xml:space="preserve"> example, e</w:t>
+      </w:r>
+      <w:r>
+        <w:rPr>
+          <w:rFonts w:ascii="Arial" w:hAnsi="Arial" w:cs="Arial"/>
+          <w:color w:val="1F497D"/>
+          <w:sz w:val="18"/>
+          <w:szCs w:val="18"/>
+        </w:rPr>
+        <w:t>rror and warning messages now use red and orange title bars respectively.</w:t>
+      </w:r>
+      <w:r>
+        <w:rPr>
+          <w:rFonts w:ascii="Arial" w:hAnsi="Arial" w:cs="Arial"/>
+          <w:color w:val="1F497D"/>
+          <w:sz w:val="18"/>
+          <w:szCs w:val="18"/>
+        </w:rPr>
+        <w:br/>
       </w:r>
     </w:p>
     <w:p>
@@ -272,18 +319,16 @@
           <w:color w:val="1F497D"/>
           <w:sz w:val="18"/>
           <w:szCs w:val="18"/>
-          <w:lang w:val="fr-FR"/>
-        </w:rPr>
-      </w:pPr>
-      <w:r>
-        <w:rPr>
-          <w:rFonts w:ascii="Arial" w:hAnsi="Arial" w:cs="Arial"/>
-          <w:b/>
-          <w:bCs/>
-          <w:color w:val="1F497D"/>
-          <w:sz w:val="18"/>
-          <w:szCs w:val="18"/>
-          <w:lang w:val="fr-FR"/>
+        </w:rPr>
+      </w:pPr>
+      <w:r>
+        <w:rPr>
+          <w:rFonts w:ascii="Arial" w:hAnsi="Arial" w:cs="Arial"/>
+          <w:b/>
+          <w:bCs/>
+          <w:color w:val="1F497D"/>
+          <w:sz w:val="18"/>
+          <w:szCs w:val="18"/>
         </w:rPr>
         <w:t>Fixes</w:t>
       </w:r>
@@ -306,16 +351,14 @@
           <w:color w:val="1F497D"/>
           <w:sz w:val="18"/>
           <w:szCs w:val="18"/>
-          <w:lang w:val="fr-FR"/>
-        </w:rPr>
-      </w:pPr>
-      <w:r>
-        <w:rPr>
-          <w:rFonts w:ascii="Arial" w:hAnsi="Arial" w:cs="Arial"/>
-          <w:color w:val="1F497D"/>
-          <w:sz w:val="18"/>
-          <w:szCs w:val="18"/>
-          <w:lang w:val="fr-FR"/>
+        </w:rPr>
+      </w:pPr>
+      <w:r>
+        <w:rPr>
+          <w:rFonts w:ascii="Arial" w:hAnsi="Arial" w:cs="Arial"/>
+          <w:color w:val="1F497D"/>
+          <w:sz w:val="18"/>
+          <w:szCs w:val="18"/>
         </w:rPr>
         <w:t>•</w:t>
       </w:r>
@@ -325,7 +368,6 @@
           <w:color w:val="1F497D"/>
           <w:sz w:val="18"/>
           <w:szCs w:val="18"/>
-          <w:lang w:val="fr-FR"/>
         </w:rPr>
         <w:tab/>
       </w:r>
@@ -335,17 +377,15 @@
           <w:color w:val="1F497D"/>
           <w:sz w:val="18"/>
           <w:szCs w:val="18"/>
-          <w:lang w:val="fr-FR"/>
-        </w:rPr>
-        <w:t>The app window's Maximise button now works correctly.</w:t>
-      </w:r>
-      <w:r>
-        <w:rPr>
-          <w:rFonts w:ascii="Arial" w:hAnsi="Arial" w:cs="Arial"/>
-          <w:color w:val="1F497D"/>
-          <w:sz w:val="18"/>
-          <w:szCs w:val="18"/>
-          <w:lang w:val="fr-FR"/>
+        </w:rPr>
+        <w:t>The app window's Maximise button now works correctly</w:t>
+      </w:r>
+      <w:r>
+        <w:rPr>
+          <w:rFonts w:ascii="Arial" w:hAnsi="Arial" w:cs="Arial"/>
+          <w:color w:val="1F497D"/>
+          <w:sz w:val="18"/>
+          <w:szCs w:val="18"/>
         </w:rPr>
         <w:t>.</w:t>
       </w:r>
@@ -368,120 +408,97 @@
           <w:color w:val="1F497D"/>
           <w:sz w:val="18"/>
           <w:szCs w:val="18"/>
-          <w:lang w:val="fr-FR"/>
-        </w:rPr>
-      </w:pPr>
-    </w:p>
-    <w:p>
-      <w:pPr>
-        <w:tabs>
-          <w:tab w:val="left" w:pos="993"/>
-        </w:tabs>
-        <w:rPr>
-          <w:rFonts w:ascii="Arial" w:hAnsi="Arial" w:cs="Arial"/>
-          <w:color w:val="9CC2E5" w:themeColor="accent1" w:themeTint="99"/>
-          <w:sz w:val="16"/>
-          <w:szCs w:val="16"/>
-        </w:rPr>
-      </w:pPr>
-      <w:r>
-        <w:rPr>
-          <w:rFonts w:ascii="Arial" w:hAnsi="Arial" w:cs="Arial"/>
-          <w:b/>
-          <w:bCs/>
-          <w:color w:val="4472C4" w:themeColor="accent5"/>
-          <w:sz w:val="24"/>
-          <w:szCs w:val="24"/>
-        </w:rPr>
-        <w:t>v8.1.</w:t>
-      </w:r>
-      <w:r>
-        <w:rPr>
-          <w:rFonts w:ascii="Arial" w:hAnsi="Arial" w:cs="Arial"/>
-          <w:b/>
-          <w:bCs/>
-          <w:color w:val="4472C4" w:themeColor="accent5"/>
-          <w:sz w:val="24"/>
-          <w:szCs w:val="24"/>
-        </w:rPr>
-        <w:t>1</w:t>
-      </w:r>
-      <w:r>
-        <w:rPr>
-          <w:rFonts w:ascii="Arial" w:hAnsi="Arial" w:cs="Arial"/>
-          <w:b/>
-          <w:bCs/>
-          <w:color w:val="4472C4" w:themeColor="accent5"/>
-          <w:sz w:val="24"/>
-          <w:szCs w:val="24"/>
-        </w:rPr>
-        <w:t>1</w:t>
-      </w:r>
-      <w:r>
-        <w:rPr>
-          <w:rFonts w:ascii="Arial" w:hAnsi="Arial" w:cs="Arial"/>
-          <w:b/>
-          <w:bCs/>
-          <w:color w:val="4472C4" w:themeColor="accent5"/>
-          <w:sz w:val="24"/>
-          <w:szCs w:val="24"/>
+        </w:rPr>
+      </w:pPr>
+      <w:r>
+        <w:rPr>
+          <w:rFonts w:ascii="Arial" w:hAnsi="Arial" w:cs="Arial"/>
+          <w:color w:val="1F497D"/>
+          <w:sz w:val="18"/>
+          <w:szCs w:val="18"/>
+        </w:rPr>
+        <w:t>•</w:t>
+      </w:r>
+      <w:r>
+        <w:rPr>
+          <w:rFonts w:ascii="Arial" w:hAnsi="Arial" w:cs="Arial"/>
+          <w:color w:val="1F497D"/>
+          <w:sz w:val="18"/>
+          <w:szCs w:val="18"/>
         </w:rPr>
         <w:tab/>
       </w:r>
       <w:r>
         <w:rPr>
           <w:rFonts w:ascii="Arial" w:hAnsi="Arial" w:cs="Arial"/>
-          <w:b/>
-          <w:bCs/>
-          <w:color w:val="4472C4" w:themeColor="accent5"/>
-          <w:sz w:val="24"/>
-          <w:szCs w:val="24"/>
-        </w:rPr>
-        <w:t>04</w:t>
-      </w:r>
-      <w:r>
-        <w:rPr>
-          <w:rFonts w:ascii="Arial" w:hAnsi="Arial" w:cs="Arial"/>
-          <w:b/>
-          <w:bCs/>
-          <w:color w:val="4472C4" w:themeColor="accent5"/>
-          <w:sz w:val="24"/>
-          <w:szCs w:val="24"/>
-        </w:rPr>
-        <w:t>/</w:t>
-      </w:r>
-      <w:r>
-        <w:rPr>
-          <w:rFonts w:ascii="Arial" w:hAnsi="Arial" w:cs="Arial"/>
-          <w:b/>
-          <w:bCs/>
-          <w:color w:val="4472C4" w:themeColor="accent5"/>
-          <w:sz w:val="24"/>
-          <w:szCs w:val="24"/>
-        </w:rPr>
-        <w:t>03</w:t>
-      </w:r>
-      <w:r>
-        <w:rPr>
-          <w:rFonts w:ascii="Arial" w:hAnsi="Arial" w:cs="Arial"/>
-          <w:b/>
-          <w:bCs/>
-          <w:color w:val="4472C4" w:themeColor="accent5"/>
-          <w:sz w:val="24"/>
-          <w:szCs w:val="24"/>
-        </w:rPr>
-        <w:t>/202</w:t>
-      </w:r>
-      <w:r>
-        <w:rPr>
-          <w:rFonts w:ascii="Arial" w:hAnsi="Arial" w:cs="Arial"/>
-          <w:b/>
-          <w:bCs/>
-          <w:color w:val="4472C4" w:themeColor="accent5"/>
-          <w:sz w:val="24"/>
-          <w:szCs w:val="24"/>
-        </w:rPr>
-        <w:t>6</w:t>
+          <w:color w:val="1F497D"/>
+          <w:sz w:val="18"/>
+          <w:szCs w:val="18"/>
+        </w:rPr>
+        <w:t>T</w:t>
+      </w:r>
+      <w:r>
+        <w:rPr>
+          <w:rFonts w:ascii="Arial" w:hAnsi="Arial" w:cs="Arial"/>
+          <w:color w:val="1F497D"/>
+          <w:sz w:val="18"/>
+          <w:szCs w:val="18"/>
+        </w:rPr>
+        <w:t xml:space="preserve">he </w:t>
+      </w:r>
+      <w:r>
+        <w:rPr>
+          <w:rFonts w:ascii="Arial" w:hAnsi="Arial" w:cs="Arial"/>
+          <w:color w:val="1F497D"/>
+          <w:sz w:val="18"/>
+          <w:szCs w:val="18"/>
+        </w:rPr>
+        <w:t xml:space="preserve">available </w:t>
+      </w:r>
+      <w:r>
+        <w:rPr>
+          <w:rFonts w:ascii="Arial" w:hAnsi="Arial" w:cs="Arial"/>
+          <w:color w:val="1F497D"/>
+          <w:sz w:val="18"/>
+          <w:szCs w:val="18"/>
+        </w:rPr>
+        <w:t xml:space="preserve">Day/Night </w:t>
+      </w:r>
+      <w:r>
+        <w:rPr>
+          <w:rFonts w:ascii="Arial" w:hAnsi="Arial" w:cs="Arial"/>
+          <w:color w:val="1F497D"/>
+          <w:sz w:val="18"/>
+          <w:szCs w:val="18"/>
+        </w:rPr>
+        <w:t>M</w:t>
+      </w:r>
+      <w:r>
+        <w:rPr>
+          <w:rFonts w:ascii="Arial" w:hAnsi="Arial" w:cs="Arial"/>
+          <w:color w:val="1F497D"/>
+          <w:sz w:val="18"/>
+          <w:szCs w:val="18"/>
+        </w:rPr>
+        <w:t xml:space="preserve">ode options </w:t>
+      </w:r>
+      <w:r>
+        <w:rPr>
+          <w:rFonts w:ascii="Arial" w:hAnsi="Arial" w:cs="Arial"/>
+          <w:color w:val="1F497D"/>
+          <w:sz w:val="18"/>
+          <w:szCs w:val="18"/>
+        </w:rPr>
+        <w:t>have been corrected</w:t>
+      </w:r>
+      <w:r>
+        <w:rPr>
+          <w:rFonts w:ascii="Arial" w:hAnsi="Arial" w:cs="Arial"/>
+          <w:color w:val="1F497D"/>
+          <w:sz w:val="18"/>
+          <w:szCs w:val="18"/>
+        </w:rPr>
+        <w:t xml:space="preserve"> for the various CAST Pro device types.</w:t>
       </w:r>
     </w:p>
     <w:p>
@@ -499,23 +516,122 @@
         <w:contextualSpacing/>
         <w:rPr>
           <w:rFonts w:ascii="Arial" w:hAnsi="Arial" w:cs="Arial"/>
-          <w:b/>
-          <w:bCs/>
-          <w:color w:val="1F497D"/>
-          <w:sz w:val="18"/>
-          <w:szCs w:val="18"/>
-        </w:rPr>
-      </w:pPr>
-      <w:r>
-        <w:rPr>
-          <w:rFonts w:ascii="Arial" w:hAnsi="Arial" w:cs="Arial"/>
-          <w:b/>
-          <w:bCs/>
-          <w:color w:val="1F497D"/>
-          <w:sz w:val="18"/>
-          <w:szCs w:val="18"/>
-        </w:rPr>
-        <w:t>Fixes</w:t>
+          <w:color w:val="1F497D"/>
+          <w:sz w:val="18"/>
+          <w:szCs w:val="18"/>
+        </w:rPr>
+      </w:pPr>
+    </w:p>
+    <w:p>
+      <w:pPr>
+        <w:tabs>
+          <w:tab w:val="left" w:pos="993"/>
+        </w:tabs>
+        <w:rPr>
+          <w:rFonts w:ascii="Arial" w:hAnsi="Arial" w:cs="Arial"/>
+          <w:color w:val="9CC2E5" w:themeColor="accent1" w:themeTint="99"/>
+          <w:sz w:val="16"/>
+          <w:szCs w:val="16"/>
+        </w:rPr>
+      </w:pPr>
+      <w:r>
+        <w:rPr>
+          <w:rFonts w:ascii="Arial" w:hAnsi="Arial" w:cs="Arial"/>
+          <w:b/>
+          <w:bCs/>
+          <w:color w:val="4472C4" w:themeColor="accent5"/>
+          <w:sz w:val="24"/>
+          <w:szCs w:val="24"/>
+        </w:rPr>
+        <w:t>v8.1.</w:t>
+      </w:r>
+      <w:r>
+        <w:rPr>
+          <w:rFonts w:ascii="Arial" w:hAnsi="Arial" w:cs="Arial"/>
+          <w:b/>
+          <w:bCs/>
+          <w:color w:val="4472C4" w:themeColor="accent5"/>
+          <w:sz w:val="24"/>
+          <w:szCs w:val="24"/>
+        </w:rPr>
+        <w:t>1</w:t>
+      </w:r>
+      <w:r>
+        <w:rPr>
+          <w:rFonts w:ascii="Arial" w:hAnsi="Arial" w:cs="Arial"/>
+          <w:b/>
+          <w:bCs/>
+          <w:color w:val="4472C4" w:themeColor="accent5"/>
+          <w:sz w:val="24"/>
+          <w:szCs w:val="24"/>
+        </w:rPr>
+        <w:t>1</w:t>
+      </w:r>
+      <w:r>
+        <w:rPr>
+          <w:rFonts w:ascii="Arial" w:hAnsi="Arial" w:cs="Arial"/>
+          <w:b/>
+          <w:bCs/>
+          <w:color w:val="4472C4" w:themeColor="accent5"/>
+          <w:sz w:val="24"/>
+          <w:szCs w:val="24"/>
+        </w:rPr>
+        <w:tab/>
+      </w:r>
+      <w:r>
+        <w:rPr>
+          <w:rFonts w:ascii="Arial" w:hAnsi="Arial" w:cs="Arial"/>
+          <w:b/>
+          <w:bCs/>
+          <w:color w:val="4472C4" w:themeColor="accent5"/>
+          <w:sz w:val="24"/>
+          <w:szCs w:val="24"/>
+        </w:rPr>
+        <w:t>04</w:t>
+      </w:r>
+      <w:r>
+        <w:rPr>
+          <w:rFonts w:ascii="Arial" w:hAnsi="Arial" w:cs="Arial"/>
+          <w:b/>
+          <w:bCs/>
+          <w:color w:val="4472C4" w:themeColor="accent5"/>
+          <w:sz w:val="24"/>
+          <w:szCs w:val="24"/>
+        </w:rPr>
+        <w:t>/</w:t>
+      </w:r>
+      <w:r>
+        <w:rPr>
+          <w:rFonts w:ascii="Arial" w:hAnsi="Arial" w:cs="Arial"/>
+          <w:b/>
+          <w:bCs/>
+          <w:color w:val="4472C4" w:themeColor="accent5"/>
+          <w:sz w:val="24"/>
+          <w:szCs w:val="24"/>
+        </w:rPr>
+        <w:t>03</w:t>
+      </w:r>
+      <w:r>
+        <w:rPr>
+          <w:rFonts w:ascii="Arial" w:hAnsi="Arial" w:cs="Arial"/>
+          <w:b/>
+          <w:bCs/>
+          <w:color w:val="4472C4" w:themeColor="accent5"/>
+          <w:sz w:val="24"/>
+          <w:szCs w:val="24"/>
+        </w:rPr>
+        <w:t>/202</w:t>
+      </w:r>
+      <w:r>
+        <w:rPr>
+          <w:rFonts w:ascii="Arial" w:hAnsi="Arial" w:cs="Arial"/>
+          <w:b/>
+          <w:bCs/>
+          <w:color w:val="4472C4" w:themeColor="accent5"/>
+          <w:sz w:val="24"/>
+          <w:szCs w:val="24"/>
+        </w:rPr>
+        <w:t>6</w:t>
       </w:r>
     </w:p>
     <w:p>
@@ -533,100 +649,23 @@
         <w:contextualSpacing/>
         <w:rPr>
           <w:rFonts w:ascii="Arial" w:hAnsi="Arial" w:cs="Arial"/>
-          <w:color w:val="1F497D"/>
-          <w:sz w:val="18"/>
-          <w:szCs w:val="18"/>
-        </w:rPr>
-      </w:pPr>
-      <w:r>
-        <w:rPr>
-          <w:rFonts w:ascii="Arial" w:hAnsi="Arial" w:cs="Arial"/>
-          <w:color w:val="1F497D"/>
-          <w:sz w:val="18"/>
-          <w:szCs w:val="18"/>
-        </w:rPr>
-        <w:t>•</w:t>
-      </w:r>
-      <w:r>
-        <w:rPr>
-          <w:rFonts w:ascii="Arial" w:hAnsi="Arial" w:cs="Arial"/>
-          <w:color w:val="1F497D"/>
-          <w:sz w:val="18"/>
-          <w:szCs w:val="18"/>
-        </w:rPr>
-        <w:tab/>
-      </w:r>
-      <w:r>
-        <w:rPr>
-          <w:rFonts w:ascii="Arial" w:hAnsi="Arial" w:cs="Arial"/>
-          <w:color w:val="1F497D"/>
-          <w:sz w:val="18"/>
-          <w:szCs w:val="18"/>
-        </w:rPr>
-        <w:t xml:space="preserve">The data for </w:t>
-      </w:r>
-      <w:r>
-        <w:rPr>
-          <w:rFonts w:ascii="Arial" w:hAnsi="Arial" w:cs="Arial"/>
-          <w:color w:val="1F497D"/>
-          <w:sz w:val="18"/>
-          <w:szCs w:val="18"/>
-        </w:rPr>
-        <w:t>‘</w:t>
-      </w:r>
-      <w:r>
-        <w:rPr>
-          <w:rFonts w:ascii="Arial" w:hAnsi="Arial" w:cs="Arial"/>
-          <w:color w:val="1F497D"/>
-          <w:sz w:val="18"/>
-          <w:szCs w:val="18"/>
-        </w:rPr>
-        <w:t>e</w:t>
-      </w:r>
-      <w:r>
-        <w:rPr>
-          <w:rFonts w:ascii="Arial" w:hAnsi="Arial" w:cs="Arial"/>
-          <w:color w:val="1F497D"/>
-          <w:sz w:val="18"/>
-          <w:szCs w:val="18"/>
-        </w:rPr>
-        <w:t xml:space="preserve">mpty’ device slots are now set with </w:t>
-      </w:r>
-      <w:r>
-        <w:rPr>
-          <w:rFonts w:ascii="Arial" w:hAnsi="Arial" w:cs="Arial"/>
-          <w:color w:val="1F497D"/>
-          <w:sz w:val="18"/>
-          <w:szCs w:val="18"/>
-        </w:rPr>
-        <w:t>specified</w:t>
-      </w:r>
-      <w:r>
-        <w:rPr>
-          <w:rFonts w:ascii="Arial" w:hAnsi="Arial" w:cs="Arial"/>
-          <w:color w:val="1F497D"/>
-          <w:sz w:val="18"/>
-          <w:szCs w:val="18"/>
-        </w:rPr>
-        <w:t xml:space="preserve"> default values.  This fixes an issue where Apollo I/O units were </w:t>
-      </w:r>
-      <w:r>
-        <w:rPr>
-          <w:rFonts w:ascii="Arial" w:hAnsi="Arial" w:cs="Arial"/>
-          <w:color w:val="1F497D"/>
-          <w:sz w:val="18"/>
-          <w:szCs w:val="18"/>
-        </w:rPr>
-        <w:t xml:space="preserve">incorrectly </w:t>
-      </w:r>
-      <w:r>
-        <w:rPr>
-          <w:rFonts w:ascii="Arial" w:hAnsi="Arial" w:cs="Arial"/>
-          <w:color w:val="1F497D"/>
-          <w:sz w:val="18"/>
-          <w:szCs w:val="18"/>
-        </w:rPr>
-        <w:t>resetting on Silence.</w:t>
+          <w:b/>
+          <w:bCs/>
+          <w:color w:val="1F497D"/>
+          <w:sz w:val="18"/>
+          <w:szCs w:val="18"/>
+        </w:rPr>
+      </w:pPr>
+      <w:r>
+        <w:rPr>
+          <w:rFonts w:ascii="Arial" w:hAnsi="Arial" w:cs="Arial"/>
+          <w:b/>
+          <w:bCs/>
+          <w:color w:val="1F497D"/>
+          <w:sz w:val="18"/>
+          <w:szCs w:val="18"/>
+        </w:rPr>
+        <w:t>Fixes</w:t>
       </w:r>
     </w:p>
     <w:p>
@@ -674,16 +713,70 @@
           <w:sz w:val="18"/>
           <w:szCs w:val="18"/>
         </w:rPr>
-        <w:t>The Site Details page was not showing recalibration or day/night times when reading from a config that was created by the old XFP tools</w:t>
-      </w:r>
-      <w:r>
-        <w:rPr>
-          <w:rFonts w:ascii="Arial" w:hAnsi="Arial" w:cs="Arial"/>
-          <w:color w:val="1F497D"/>
-          <w:sz w:val="18"/>
-          <w:szCs w:val="18"/>
-        </w:rPr>
-        <w:t>.</w:t>
+        <w:t xml:space="preserve">The data for </w:t>
+      </w:r>
+      <w:r>
+        <w:rPr>
+          <w:rFonts w:ascii="Arial" w:hAnsi="Arial" w:cs="Arial"/>
+          <w:color w:val="1F497D"/>
+          <w:sz w:val="18"/>
+          <w:szCs w:val="18"/>
+        </w:rPr>
+        <w:t>‘</w:t>
+      </w:r>
+      <w:r>
+        <w:rPr>
+          <w:rFonts w:ascii="Arial" w:hAnsi="Arial" w:cs="Arial"/>
+          <w:color w:val="1F497D"/>
+          <w:sz w:val="18"/>
+          <w:szCs w:val="18"/>
+        </w:rPr>
+        <w:t>e</w:t>
+      </w:r>
+      <w:r>
+        <w:rPr>
+          <w:rFonts w:ascii="Arial" w:hAnsi="Arial" w:cs="Arial"/>
+          <w:color w:val="1F497D"/>
+          <w:sz w:val="18"/>
+          <w:szCs w:val="18"/>
+        </w:rPr>
+        <w:t xml:space="preserve">mpty’ device slots are now set with </w:t>
+      </w:r>
+      <w:r>
+        <w:rPr>
+          <w:rFonts w:ascii="Arial" w:hAnsi="Arial" w:cs="Arial"/>
+          <w:color w:val="1F497D"/>
+          <w:sz w:val="18"/>
+          <w:szCs w:val="18"/>
+        </w:rPr>
+        <w:t>specified</w:t>
+      </w:r>
+      <w:r>
+        <w:rPr>
+          <w:rFonts w:ascii="Arial" w:hAnsi="Arial" w:cs="Arial"/>
+          <w:color w:val="1F497D"/>
+          <w:sz w:val="18"/>
+          <w:szCs w:val="18"/>
+        </w:rPr>
+        <w:t xml:space="preserve"> default values.  This fixes an issue where Apollo I/O units were </w:t>
+      </w:r>
+      <w:r>
+        <w:rPr>
+          <w:rFonts w:ascii="Arial" w:hAnsi="Arial" w:cs="Arial"/>
+          <w:color w:val="1F497D"/>
+          <w:sz w:val="18"/>
+          <w:szCs w:val="18"/>
+        </w:rPr>
+        <w:t xml:space="preserve">incorrectly </w:t>
+      </w:r>
+      <w:r>
+        <w:rPr>
+          <w:rFonts w:ascii="Arial" w:hAnsi="Arial" w:cs="Arial"/>
+          <w:color w:val="1F497D"/>
+          <w:sz w:val="18"/>
+          <w:szCs w:val="18"/>
+        </w:rPr>
+        <w:t>resetting on Silence.</w:t>
       </w:r>
     </w:p>
     <w:p>
@@ -706,106 +799,41 @@
           <w:szCs w:val="18"/>
         </w:rPr>
       </w:pPr>
-    </w:p>
-    <w:p>
-      <w:pPr>
-        <w:tabs>
-          <w:tab w:val="left" w:pos="993"/>
-        </w:tabs>
-        <w:rPr>
-          <w:rFonts w:ascii="Arial" w:hAnsi="Arial" w:cs="Arial"/>
-          <w:color w:val="9CC2E5" w:themeColor="accent1" w:themeTint="99"/>
-          <w:sz w:val="16"/>
-          <w:szCs w:val="16"/>
-        </w:rPr>
-      </w:pPr>
-      <w:r>
-        <w:rPr>
-          <w:rFonts w:ascii="Arial" w:hAnsi="Arial" w:cs="Arial"/>
-          <w:b/>
-          <w:bCs/>
-          <w:color w:val="4472C4" w:themeColor="accent5"/>
-          <w:sz w:val="24"/>
-          <w:szCs w:val="24"/>
-        </w:rPr>
-        <w:t>v8.1.</w:t>
-      </w:r>
-      <w:r>
-        <w:rPr>
-          <w:rFonts w:ascii="Arial" w:hAnsi="Arial" w:cs="Arial"/>
-          <w:b/>
-          <w:bCs/>
-          <w:color w:val="4472C4" w:themeColor="accent5"/>
-          <w:sz w:val="24"/>
-          <w:szCs w:val="24"/>
-        </w:rPr>
-        <w:t>10</w:t>
-      </w:r>
-      <w:r>
-        <w:rPr>
-          <w:rFonts w:ascii="Arial" w:hAnsi="Arial" w:cs="Arial"/>
-          <w:b/>
-          <w:bCs/>
-          <w:color w:val="4472C4" w:themeColor="accent5"/>
-          <w:sz w:val="24"/>
-          <w:szCs w:val="24"/>
+      <w:r>
+        <w:rPr>
+          <w:rFonts w:ascii="Arial" w:hAnsi="Arial" w:cs="Arial"/>
+          <w:color w:val="1F497D"/>
+          <w:sz w:val="18"/>
+          <w:szCs w:val="18"/>
+        </w:rPr>
+        <w:t>•</w:t>
+      </w:r>
+      <w:r>
+        <w:rPr>
+          <w:rFonts w:ascii="Arial" w:hAnsi="Arial" w:cs="Arial"/>
+          <w:color w:val="1F497D"/>
+          <w:sz w:val="18"/>
+          <w:szCs w:val="18"/>
         </w:rPr>
         <w:tab/>
       </w:r>
       <w:r>
         <w:rPr>
           <w:rFonts w:ascii="Arial" w:hAnsi="Arial" w:cs="Arial"/>
-          <w:b/>
-          <w:bCs/>
-          <w:color w:val="4472C4" w:themeColor="accent5"/>
-          <w:sz w:val="24"/>
-          <w:szCs w:val="24"/>
-        </w:rPr>
-        <w:t>16</w:t>
-      </w:r>
-      <w:r>
-        <w:rPr>
-          <w:rFonts w:ascii="Arial" w:hAnsi="Arial" w:cs="Arial"/>
-          <w:b/>
-          <w:bCs/>
-          <w:color w:val="4472C4" w:themeColor="accent5"/>
-          <w:sz w:val="24"/>
-          <w:szCs w:val="24"/>
-        </w:rPr>
-        <w:t>/</w:t>
-      </w:r>
-      <w:r>
-        <w:rPr>
-          <w:rFonts w:ascii="Arial" w:hAnsi="Arial" w:cs="Arial"/>
-          <w:b/>
-          <w:bCs/>
-          <w:color w:val="4472C4" w:themeColor="accent5"/>
-          <w:sz w:val="24"/>
-          <w:szCs w:val="24"/>
-        </w:rPr>
-        <w:t>02</w:t>
-      </w:r>
-      <w:r>
-        <w:rPr>
-          <w:rFonts w:ascii="Arial" w:hAnsi="Arial" w:cs="Arial"/>
-          <w:b/>
-          <w:bCs/>
-          <w:color w:val="4472C4" w:themeColor="accent5"/>
-          <w:sz w:val="24"/>
-          <w:szCs w:val="24"/>
-        </w:rPr>
-        <w:t>/202</w:t>
-      </w:r>
-      <w:r>
-        <w:rPr>
-          <w:rFonts w:ascii="Arial" w:hAnsi="Arial" w:cs="Arial"/>
-          <w:b/>
-          <w:bCs/>
-          <w:color w:val="4472C4" w:themeColor="accent5"/>
-          <w:sz w:val="24"/>
-          <w:szCs w:val="24"/>
-        </w:rPr>
-        <w:t>6</w:t>
+          <w:color w:val="1F497D"/>
+          <w:sz w:val="18"/>
+          <w:szCs w:val="18"/>
+        </w:rPr>
+        <w:t>The Site Details page was not showing recalibration or day/night times when reading from a config that was created by the old XFP tools</w:t>
+      </w:r>
+      <w:r>
+        <w:rPr>
+          <w:rFonts w:ascii="Arial" w:hAnsi="Arial" w:cs="Arial"/>
+          <w:color w:val="1F497D"/>
+          <w:sz w:val="18"/>
+          <w:szCs w:val="18"/>
+        </w:rPr>
+        <w:t>.</w:t>
       </w:r>
     </w:p>
     <w:p>
@@ -823,23 +851,111 @@
         <w:contextualSpacing/>
         <w:rPr>
           <w:rFonts w:ascii="Arial" w:hAnsi="Arial" w:cs="Arial"/>
-          <w:b/>
-          <w:bCs/>
-          <w:color w:val="1F497D"/>
-          <w:sz w:val="18"/>
-          <w:szCs w:val="18"/>
-        </w:rPr>
-      </w:pPr>
-      <w:r>
-        <w:rPr>
-          <w:rFonts w:ascii="Arial" w:hAnsi="Arial" w:cs="Arial"/>
-          <w:b/>
-          <w:bCs/>
-          <w:color w:val="1F497D"/>
-          <w:sz w:val="18"/>
-          <w:szCs w:val="18"/>
-        </w:rPr>
-        <w:t>New features</w:t>
+          <w:color w:val="1F497D"/>
+          <w:sz w:val="18"/>
+          <w:szCs w:val="18"/>
+        </w:rPr>
+      </w:pPr>
+    </w:p>
+    <w:p>
+      <w:pPr>
+        <w:tabs>
+          <w:tab w:val="left" w:pos="993"/>
+        </w:tabs>
+        <w:rPr>
+          <w:rFonts w:ascii="Arial" w:hAnsi="Arial" w:cs="Arial"/>
+          <w:color w:val="9CC2E5" w:themeColor="accent1" w:themeTint="99"/>
+          <w:sz w:val="16"/>
+          <w:szCs w:val="16"/>
+        </w:rPr>
+      </w:pPr>
+      <w:r>
+        <w:rPr>
+          <w:rFonts w:ascii="Arial" w:hAnsi="Arial" w:cs="Arial"/>
+          <w:b/>
+          <w:bCs/>
+          <w:color w:val="4472C4" w:themeColor="accent5"/>
+          <w:sz w:val="24"/>
+          <w:szCs w:val="24"/>
+        </w:rPr>
+        <w:t>v8.1.</w:t>
+      </w:r>
+      <w:r>
+        <w:rPr>
+          <w:rFonts w:ascii="Arial" w:hAnsi="Arial" w:cs="Arial"/>
+          <w:b/>
+          <w:bCs/>
+          <w:color w:val="4472C4" w:themeColor="accent5"/>
+          <w:sz w:val="24"/>
+          <w:szCs w:val="24"/>
+        </w:rPr>
+        <w:t>10</w:t>
+      </w:r>
+      <w:r>
+        <w:rPr>
+          <w:rFonts w:ascii="Arial" w:hAnsi="Arial" w:cs="Arial"/>
+          <w:b/>
+          <w:bCs/>
+          <w:color w:val="4472C4" w:themeColor="accent5"/>
+          <w:sz w:val="24"/>
+          <w:szCs w:val="24"/>
+        </w:rPr>
+        <w:tab/>
+      </w:r>
+      <w:r>
+        <w:rPr>
+          <w:rFonts w:ascii="Arial" w:hAnsi="Arial" w:cs="Arial"/>
+          <w:b/>
+          <w:bCs/>
+          <w:color w:val="4472C4" w:themeColor="accent5"/>
+          <w:sz w:val="24"/>
+          <w:szCs w:val="24"/>
+        </w:rPr>
+        <w:t>16</w:t>
+      </w:r>
+      <w:r>
+        <w:rPr>
+          <w:rFonts w:ascii="Arial" w:hAnsi="Arial" w:cs="Arial"/>
+          <w:b/>
+          <w:bCs/>
+          <w:color w:val="4472C4" w:themeColor="accent5"/>
+          <w:sz w:val="24"/>
+          <w:szCs w:val="24"/>
+        </w:rPr>
+        <w:t>/</w:t>
+      </w:r>
+      <w:r>
+        <w:rPr>
+          <w:rFonts w:ascii="Arial" w:hAnsi="Arial" w:cs="Arial"/>
+          <w:b/>
+          <w:bCs/>
+          <w:color w:val="4472C4" w:themeColor="accent5"/>
+          <w:sz w:val="24"/>
+          <w:szCs w:val="24"/>
+        </w:rPr>
+        <w:t>02</w:t>
+      </w:r>
+      <w:r>
+        <w:rPr>
+          <w:rFonts w:ascii="Arial" w:hAnsi="Arial" w:cs="Arial"/>
+          <w:b/>
+          <w:bCs/>
+          <w:color w:val="4472C4" w:themeColor="accent5"/>
+          <w:sz w:val="24"/>
+          <w:szCs w:val="24"/>
+        </w:rPr>
+        <w:t>/202</w:t>
+      </w:r>
+      <w:r>
+        <w:rPr>
+          <w:rFonts w:ascii="Arial" w:hAnsi="Arial" w:cs="Arial"/>
+          <w:b/>
+          <w:bCs/>
+          <w:color w:val="4472C4" w:themeColor="accent5"/>
+          <w:sz w:val="24"/>
+          <w:szCs w:val="24"/>
+        </w:rPr>
+        <w:t>6</w:t>
       </w:r>
     </w:p>
     <w:p>
@@ -857,46 +973,23 @@
         <w:contextualSpacing/>
         <w:rPr>
           <w:rFonts w:ascii="Arial" w:hAnsi="Arial" w:cs="Arial"/>
-          <w:color w:val="1F497D"/>
-          <w:sz w:val="18"/>
-          <w:szCs w:val="18"/>
-        </w:rPr>
-      </w:pPr>
-      <w:r>
-        <w:rPr>
-          <w:rFonts w:ascii="Arial" w:hAnsi="Arial" w:cs="Arial"/>
-          <w:color w:val="1F497D"/>
-          <w:sz w:val="18"/>
-          <w:szCs w:val="18"/>
-        </w:rPr>
-        <w:t>•</w:t>
-      </w:r>
-      <w:r>
-        <w:rPr>
-          <w:rFonts w:ascii="Arial" w:hAnsi="Arial" w:cs="Arial"/>
-          <w:color w:val="1F497D"/>
-          <w:sz w:val="18"/>
-          <w:szCs w:val="18"/>
-        </w:rPr>
-        <w:tab/>
-      </w:r>
-      <w:r>
-        <w:rPr>
-          <w:rFonts w:ascii="Arial" w:hAnsi="Arial" w:cs="Arial"/>
-          <w:color w:val="1F497D"/>
-          <w:sz w:val="18"/>
-          <w:szCs w:val="18"/>
-        </w:rPr>
-        <w:t>Support for Spanish language has</w:t>
-      </w:r>
-      <w:r>
-        <w:rPr>
-          <w:rFonts w:ascii="Arial" w:hAnsi="Arial" w:cs="Arial"/>
-          <w:color w:val="1F497D"/>
-          <w:sz w:val="18"/>
-          <w:szCs w:val="18"/>
-        </w:rPr>
-        <w:t xml:space="preserve"> been added.</w:t>
+          <w:b/>
+          <w:bCs/>
+          <w:color w:val="1F497D"/>
+          <w:sz w:val="18"/>
+          <w:szCs w:val="18"/>
+        </w:rPr>
+      </w:pPr>
+      <w:r>
+        <w:rPr>
+          <w:rFonts w:ascii="Arial" w:hAnsi="Arial" w:cs="Arial"/>
+          <w:b/>
+          <w:bCs/>
+          <w:color w:val="1F497D"/>
+          <w:sz w:val="18"/>
+          <w:szCs w:val="18"/>
+        </w:rPr>
+        <w:t>New features</w:t>
       </w:r>
     </w:p>
     <w:p>
@@ -919,106 +1012,41 @@
           <w:szCs w:val="18"/>
         </w:rPr>
       </w:pPr>
-    </w:p>
-    <w:p>
-      <w:pPr>
-        <w:tabs>
-          <w:tab w:val="left" w:pos="993"/>
-        </w:tabs>
-        <w:rPr>
-          <w:rFonts w:ascii="Arial" w:hAnsi="Arial" w:cs="Arial"/>
-          <w:color w:val="9CC2E5" w:themeColor="accent1" w:themeTint="99"/>
-          <w:sz w:val="16"/>
-          <w:szCs w:val="16"/>
-        </w:rPr>
-      </w:pPr>
-      <w:r>
-        <w:rPr>
-          <w:rFonts w:ascii="Arial" w:hAnsi="Arial" w:cs="Arial"/>
-          <w:b/>
-          <w:bCs/>
-          <w:color w:val="4472C4" w:themeColor="accent5"/>
-          <w:sz w:val="24"/>
-          <w:szCs w:val="24"/>
-        </w:rPr>
-        <w:t>v8.1.</w:t>
-      </w:r>
-      <w:r>
-        <w:rPr>
-          <w:rFonts w:ascii="Arial" w:hAnsi="Arial" w:cs="Arial"/>
-          <w:b/>
-          <w:bCs/>
-          <w:color w:val="4472C4" w:themeColor="accent5"/>
-          <w:sz w:val="24"/>
-          <w:szCs w:val="24"/>
-        </w:rPr>
-        <w:t>9</w:t>
-      </w:r>
-      <w:r>
-        <w:rPr>
-          <w:rFonts w:ascii="Arial" w:hAnsi="Arial" w:cs="Arial"/>
-          <w:b/>
-          <w:bCs/>
-          <w:color w:val="4472C4" w:themeColor="accent5"/>
-          <w:sz w:val="24"/>
-          <w:szCs w:val="24"/>
+      <w:r>
+        <w:rPr>
+          <w:rFonts w:ascii="Arial" w:hAnsi="Arial" w:cs="Arial"/>
+          <w:color w:val="1F497D"/>
+          <w:sz w:val="18"/>
+          <w:szCs w:val="18"/>
+        </w:rPr>
+        <w:t>•</w:t>
+      </w:r>
+      <w:r>
+        <w:rPr>
+          <w:rFonts w:ascii="Arial" w:hAnsi="Arial" w:cs="Arial"/>
+          <w:color w:val="1F497D"/>
+          <w:sz w:val="18"/>
+          <w:szCs w:val="18"/>
         </w:rPr>
         <w:tab/>
       </w:r>
       <w:r>
         <w:rPr>
           <w:rFonts w:ascii="Arial" w:hAnsi="Arial" w:cs="Arial"/>
-          <w:b/>
-          <w:bCs/>
-          <w:color w:val="4472C4" w:themeColor="accent5"/>
-          <w:sz w:val="24"/>
-          <w:szCs w:val="24"/>
-        </w:rPr>
-        <w:t>2</w:t>
-      </w:r>
-      <w:r>
-        <w:rPr>
-          <w:rFonts w:ascii="Arial" w:hAnsi="Arial" w:cs="Arial"/>
-          <w:b/>
-          <w:bCs/>
-          <w:color w:val="4472C4" w:themeColor="accent5"/>
-          <w:sz w:val="24"/>
-          <w:szCs w:val="24"/>
-        </w:rPr>
-        <w:t>4</w:t>
-      </w:r>
-      <w:r>
-        <w:rPr>
-          <w:rFonts w:ascii="Arial" w:hAnsi="Arial" w:cs="Arial"/>
-          <w:b/>
-          <w:bCs/>
-          <w:color w:val="4472C4" w:themeColor="accent5"/>
-          <w:sz w:val="24"/>
-          <w:szCs w:val="24"/>
-        </w:rPr>
-        <w:t>/</w:t>
-      </w:r>
-      <w:r>
-        <w:rPr>
-          <w:rFonts w:ascii="Arial" w:hAnsi="Arial" w:cs="Arial"/>
-          <w:b/>
-          <w:bCs/>
-          <w:color w:val="4472C4" w:themeColor="accent5"/>
-          <w:sz w:val="24"/>
-          <w:szCs w:val="24"/>
-        </w:rPr>
-        <w:t>12</w:t>
-      </w:r>
-      <w:r>
-        <w:rPr>
-          <w:rFonts w:ascii="Arial" w:hAnsi="Arial" w:cs="Arial"/>
-          <w:b/>
-          <w:bCs/>
-          <w:color w:val="4472C4" w:themeColor="accent5"/>
-          <w:sz w:val="24"/>
-          <w:szCs w:val="24"/>
-        </w:rPr>
-        <w:t>/2025</w:t>
+          <w:color w:val="1F497D"/>
+          <w:sz w:val="18"/>
+          <w:szCs w:val="18"/>
+        </w:rPr>
+        <w:t>Support for Spanish language has</w:t>
+      </w:r>
+      <w:r>
+        <w:rPr>
+          <w:rFonts w:ascii="Arial" w:hAnsi="Arial" w:cs="Arial"/>
+          <w:color w:val="1F497D"/>
+          <w:sz w:val="18"/>
+          <w:szCs w:val="18"/>
+        </w:rPr>
+        <w:t xml:space="preserve"> been added.</w:t>
       </w:r>
     </w:p>
     <w:p>
@@ -1036,23 +1064,111 @@
         <w:contextualSpacing/>
         <w:rPr>
           <w:rFonts w:ascii="Arial" w:hAnsi="Arial" w:cs="Arial"/>
-          <w:b/>
-          <w:bCs/>
-          <w:color w:val="1F497D"/>
-          <w:sz w:val="18"/>
-          <w:szCs w:val="18"/>
-        </w:rPr>
-      </w:pPr>
-      <w:r>
-        <w:rPr>
-          <w:rFonts w:ascii="Arial" w:hAnsi="Arial" w:cs="Arial"/>
-          <w:b/>
-          <w:bCs/>
-          <w:color w:val="1F497D"/>
-          <w:sz w:val="18"/>
-          <w:szCs w:val="18"/>
-        </w:rPr>
-        <w:t>New features</w:t>
+          <w:color w:val="1F497D"/>
+          <w:sz w:val="18"/>
+          <w:szCs w:val="18"/>
+        </w:rPr>
+      </w:pPr>
+    </w:p>
+    <w:p>
+      <w:pPr>
+        <w:tabs>
+          <w:tab w:val="left" w:pos="993"/>
+        </w:tabs>
+        <w:rPr>
+          <w:rFonts w:ascii="Arial" w:hAnsi="Arial" w:cs="Arial"/>
+          <w:color w:val="9CC2E5" w:themeColor="accent1" w:themeTint="99"/>
+          <w:sz w:val="16"/>
+          <w:szCs w:val="16"/>
+        </w:rPr>
+      </w:pPr>
+      <w:r>
+        <w:rPr>
+          <w:rFonts w:ascii="Arial" w:hAnsi="Arial" w:cs="Arial"/>
+          <w:b/>
+          <w:bCs/>
+          <w:color w:val="4472C4" w:themeColor="accent5"/>
+          <w:sz w:val="24"/>
+          <w:szCs w:val="24"/>
+        </w:rPr>
+        <w:t>v8.1.</w:t>
+      </w:r>
+      <w:r>
+        <w:rPr>
+          <w:rFonts w:ascii="Arial" w:hAnsi="Arial" w:cs="Arial"/>
+          <w:b/>
+          <w:bCs/>
+          <w:color w:val="4472C4" w:themeColor="accent5"/>
+          <w:sz w:val="24"/>
+          <w:szCs w:val="24"/>
+        </w:rPr>
+        <w:t>9</w:t>
+      </w:r>
+      <w:r>
+        <w:rPr>
+          <w:rFonts w:ascii="Arial" w:hAnsi="Arial" w:cs="Arial"/>
+          <w:b/>
+          <w:bCs/>
+          <w:color w:val="4472C4" w:themeColor="accent5"/>
+          <w:sz w:val="24"/>
+          <w:szCs w:val="24"/>
+        </w:rPr>
+        <w:tab/>
+      </w:r>
+      <w:r>
+        <w:rPr>
+          <w:rFonts w:ascii="Arial" w:hAnsi="Arial" w:cs="Arial"/>
+          <w:b/>
+          <w:bCs/>
+          <w:color w:val="4472C4" w:themeColor="accent5"/>
+          <w:sz w:val="24"/>
+          <w:szCs w:val="24"/>
+        </w:rPr>
+        <w:t>2</w:t>
+      </w:r>
+      <w:r>
+        <w:rPr>
+          <w:rFonts w:ascii="Arial" w:hAnsi="Arial" w:cs="Arial"/>
+          <w:b/>
+          <w:bCs/>
+          <w:color w:val="4472C4" w:themeColor="accent5"/>
+          <w:sz w:val="24"/>
+          <w:szCs w:val="24"/>
+        </w:rPr>
+        <w:t>4</w:t>
+      </w:r>
+      <w:r>
+        <w:rPr>
+          <w:rFonts w:ascii="Arial" w:hAnsi="Arial" w:cs="Arial"/>
+          <w:b/>
+          <w:bCs/>
+          <w:color w:val="4472C4" w:themeColor="accent5"/>
+          <w:sz w:val="24"/>
+          <w:szCs w:val="24"/>
+        </w:rPr>
+        <w:t>/</w:t>
+      </w:r>
+      <w:r>
+        <w:rPr>
+          <w:rFonts w:ascii="Arial" w:hAnsi="Arial" w:cs="Arial"/>
+          <w:b/>
+          <w:bCs/>
+          <w:color w:val="4472C4" w:themeColor="accent5"/>
+          <w:sz w:val="24"/>
+          <w:szCs w:val="24"/>
+        </w:rPr>
+        <w:t>12</w:t>
+      </w:r>
+      <w:r>
+        <w:rPr>
+          <w:rFonts w:ascii="Arial" w:hAnsi="Arial" w:cs="Arial"/>
+          <w:b/>
+          <w:bCs/>
+          <w:color w:val="4472C4" w:themeColor="accent5"/>
+          <w:sz w:val="24"/>
+          <w:szCs w:val="24"/>
+        </w:rPr>
+        <w:t>/2025</w:t>
       </w:r>
     </w:p>
     <w:p>
@@ -1070,29 +1186,23 @@
         <w:contextualSpacing/>
         <w:rPr>
           <w:rFonts w:ascii="Arial" w:hAnsi="Arial" w:cs="Arial"/>
-          <w:color w:val="1F497D"/>
-          <w:sz w:val="18"/>
-          <w:szCs w:val="18"/>
-        </w:rPr>
-      </w:pPr>
-      <w:r>
-        <w:rPr>
-          <w:rFonts w:ascii="Arial" w:hAnsi="Arial" w:cs="Arial"/>
-          <w:color w:val="1F497D"/>
-          <w:sz w:val="18"/>
-          <w:szCs w:val="18"/>
-        </w:rPr>
-        <w:t>•</w:t>
-      </w:r>
-      <w:r>
-        <w:rPr>
-          <w:rFonts w:ascii="Arial" w:hAnsi="Arial" w:cs="Arial"/>
-          <w:color w:val="1F497D"/>
-          <w:sz w:val="18"/>
-          <w:szCs w:val="18"/>
-        </w:rPr>
-        <w:tab/>
-        <w:t>The new CAST Pro devices have been added.</w:t>
+          <w:b/>
+          <w:bCs/>
+          <w:color w:val="1F497D"/>
+          <w:sz w:val="18"/>
+          <w:szCs w:val="18"/>
+        </w:rPr>
+      </w:pPr>
+      <w:r>
+        <w:rPr>
+          <w:rFonts w:ascii="Arial" w:hAnsi="Arial" w:cs="Arial"/>
+          <w:b/>
+          <w:bCs/>
+          <w:color w:val="1F497D"/>
+          <w:sz w:val="18"/>
+          <w:szCs w:val="18"/>
+        </w:rPr>
+        <w:t>New features</w:t>
       </w:r>
     </w:p>
     <w:p>
@@ -1132,7 +1242,7 @@
           <w:szCs w:val="18"/>
         </w:rPr>
         <w:tab/>
-        <w:t>The facility to print the settings has been added.</w:t>
+        <w:t>The new CAST Pro devices have been added.</w:t>
       </w:r>
     </w:p>
     <w:p>
@@ -1172,7 +1282,7 @@
           <w:szCs w:val="18"/>
         </w:rPr>
         <w:tab/>
-        <w:t>Device day &amp; night modes are now always set to their default values when a device type is changed.</w:t>
+        <w:t>The facility to print the settings has been added.</w:t>
       </w:r>
     </w:p>
     <w:p>
@@ -1212,7 +1322,7 @@
           <w:szCs w:val="18"/>
         </w:rPr>
         <w:tab/>
-        <w:t>A newly-added second loop is now correctly filled with empty device slots and the device pages are updated correspondingly.</w:t>
+        <w:t>Device day &amp; night modes are now always set to their default values when a device type is changed.</w:t>
       </w:r>
     </w:p>
     <w:p>
@@ -1252,16 +1362,7 @@
           <w:szCs w:val="18"/>
         </w:rPr>
         <w:tab/>
-        <w:t>Envision support for Apollo systems</w:t>
-      </w:r>
-      <w:r>
-        <w:rPr>
-          <w:rFonts w:ascii="Arial" w:hAnsi="Arial" w:cs="Arial"/>
-          <w:color w:val="1F497D"/>
-          <w:sz w:val="18"/>
-          <w:szCs w:val="18"/>
-        </w:rPr>
-        <w:t>:</w:t>
+        <w:t>A newly-added second loop is now correctly filled with empty device slots and the device pages are updated correspondingly.</w:t>
       </w:r>
     </w:p>
     <w:p>
@@ -1279,13 +1380,20 @@
         <w:contextualSpacing/>
         <w:rPr>
           <w:rFonts w:ascii="Arial" w:hAnsi="Arial" w:cs="Arial"/>
-          <w:i/>
-          <w:iCs/>
-          <w:color w:val="1F497D"/>
-          <w:sz w:val="18"/>
-          <w:szCs w:val="18"/>
-        </w:rPr>
-      </w:pPr>
+          <w:color w:val="1F497D"/>
+          <w:sz w:val="18"/>
+          <w:szCs w:val="18"/>
+        </w:rPr>
+      </w:pPr>
+      <w:r>
+        <w:rPr>
+          <w:rFonts w:ascii="Arial" w:hAnsi="Arial" w:cs="Arial"/>
+          <w:color w:val="1F497D"/>
+          <w:sz w:val="18"/>
+          <w:szCs w:val="18"/>
+        </w:rPr>
+        <w:t>•</w:t>
+      </w:r>
       <w:r>
         <w:rPr>
           <w:rFonts w:ascii="Arial" w:hAnsi="Arial" w:cs="Arial"/>
@@ -1294,39 +1402,16 @@
           <w:szCs w:val="18"/>
         </w:rPr>
         <w:tab/>
-      </w:r>
-      <w:r>
-        <w:rPr>
-          <w:rFonts w:ascii="Arial" w:hAnsi="Arial" w:cs="Arial"/>
-          <w:i/>
-          <w:iCs/>
-          <w:color w:val="1F497D"/>
-          <w:sz w:val="18"/>
-          <w:szCs w:val="18"/>
-        </w:rPr>
-        <w:t>For this, device names and zone descriptions are prefixed with type codes and zone numbers respectively.  If not already prefixed, before uploading the user is asked whether the pane</w:t>
-      </w:r>
-      <w:r>
-        <w:rPr>
-          <w:rFonts w:ascii="Arial" w:hAnsi="Arial" w:cs="Arial"/>
-          <w:i/>
-          <w:iCs/>
-          <w:color w:val="1F497D"/>
-          <w:sz w:val="18"/>
-          <w:szCs w:val="18"/>
-        </w:rPr>
-        <w:t>l</w:t>
-      </w:r>
-      <w:r>
-        <w:rPr>
-          <w:rFonts w:ascii="Arial" w:hAnsi="Arial" w:cs="Arial"/>
-          <w:i/>
-          <w:iCs/>
-          <w:color w:val="1F497D"/>
-          <w:sz w:val="18"/>
-          <w:szCs w:val="18"/>
-        </w:rPr>
-        <w:t xml:space="preserve"> is for Envision and, if Yes, the prefixes are added.</w:t>
+        <w:t>Envision support for Apollo systems</w:t>
+      </w:r>
+      <w:r>
+        <w:rPr>
+          <w:rFonts w:ascii="Arial" w:hAnsi="Arial" w:cs="Arial"/>
+          <w:color w:val="1F497D"/>
+          <w:sz w:val="18"/>
+          <w:szCs w:val="18"/>
+        </w:rPr>
+        <w:t>:</w:t>
       </w:r>
     </w:p>
     <w:p>
@@ -1344,23 +1429,85 @@
         <w:contextualSpacing/>
         <w:rPr>
           <w:rFonts w:ascii="Arial" w:hAnsi="Arial" w:cs="Arial"/>
-          <w:b/>
-          <w:bCs/>
-          <w:color w:val="1F497D"/>
-          <w:sz w:val="18"/>
-          <w:szCs w:val="18"/>
-        </w:rPr>
-      </w:pPr>
-      <w:r>
-        <w:rPr>
-          <w:rFonts w:ascii="Arial" w:hAnsi="Arial" w:cs="Arial"/>
-          <w:b/>
-          <w:bCs/>
-          <w:color w:val="1F497D"/>
-          <w:sz w:val="18"/>
-          <w:szCs w:val="18"/>
-        </w:rPr>
-        <w:t>Fixes</w:t>
+          <w:color w:val="1F497D"/>
+          <w:sz w:val="18"/>
+          <w:szCs w:val="18"/>
+        </w:rPr>
+      </w:pPr>
+      <w:r>
+        <w:rPr>
+          <w:rFonts w:ascii="Arial" w:hAnsi="Arial" w:cs="Arial"/>
+          <w:color w:val="1F497D"/>
+          <w:sz w:val="18"/>
+          <w:szCs w:val="18"/>
+        </w:rPr>
+        <w:tab/>
+      </w:r>
+      <w:r>
+        <w:rPr>
+          <w:rFonts w:ascii="Arial" w:hAnsi="Arial" w:cs="Arial"/>
+          <w:i/>
+          <w:iCs/>
+          <w:color w:val="1F497D"/>
+          <w:sz w:val="18"/>
+          <w:szCs w:val="18"/>
+        </w:rPr>
+        <w:t>For this, device names and zone descriptions are prefixed with type codes and zone numbers respectively.  If not already prefixed, before uploading the user is asked whether the pane</w:t>
+      </w:r>
+      <w:r>
+        <w:rPr>
+          <w:rFonts w:ascii="Arial" w:hAnsi="Arial" w:cs="Arial"/>
+          <w:i/>
+          <w:iCs/>
+          <w:color w:val="1F497D"/>
+          <w:sz w:val="18"/>
+          <w:szCs w:val="18"/>
+        </w:rPr>
+        <w:t>l</w:t>
+      </w:r>
+      <w:r>
+        <w:rPr>
+          <w:rFonts w:ascii="Arial" w:hAnsi="Arial" w:cs="Arial"/>
+          <w:i/>
+          <w:iCs/>
+          <w:color w:val="1F497D"/>
+          <w:sz w:val="18"/>
+          <w:szCs w:val="18"/>
+        </w:rPr>
+        <w:t xml:space="preserve"> is for Envision and, if </w:t>
+      </w:r>
+      <w:proofErr w:type="gramStart"/>
+      <w:r>
+        <w:rPr>
+          <w:rFonts w:ascii="Arial" w:hAnsi="Arial" w:cs="Arial"/>
+          <w:i/>
+          <w:iCs/>
+          <w:color w:val="1F497D"/>
+          <w:sz w:val="18"/>
+          <w:szCs w:val="18"/>
+        </w:rPr>
+        <w:t>Yes</w:t>
+      </w:r>
+      <w:proofErr w:type="gramEnd"/>
+      <w:r>
+        <w:rPr>
+          <w:rFonts w:ascii="Arial" w:hAnsi="Arial" w:cs="Arial"/>
+          <w:i/>
+          <w:iCs/>
+          <w:color w:val="1F497D"/>
+          <w:sz w:val="18"/>
+          <w:szCs w:val="18"/>
+        </w:rPr>
+        <w:t>, the prefixes are added.</w:t>
+      </w:r>
+      <w:r>
+        <w:rPr>
+          <w:rFonts w:ascii="Arial" w:hAnsi="Arial" w:cs="Arial"/>
+          <w:color w:val="1F497D"/>
+          <w:sz w:val="18"/>
+          <w:szCs w:val="18"/>
+        </w:rPr>
+        <w:br/>
       </w:r>
     </w:p>
     <w:p>
@@ -1378,154 +1525,23 @@
         <w:contextualSpacing/>
         <w:rPr>
           <w:rFonts w:ascii="Arial" w:hAnsi="Arial" w:cs="Arial"/>
-          <w:color w:val="1F497D"/>
-          <w:sz w:val="18"/>
-          <w:szCs w:val="18"/>
-        </w:rPr>
-      </w:pPr>
-      <w:r>
-        <w:rPr>
-          <w:rFonts w:ascii="Arial" w:hAnsi="Arial" w:cs="Arial"/>
-          <w:color w:val="1F497D"/>
-          <w:sz w:val="18"/>
-          <w:szCs w:val="18"/>
-        </w:rPr>
-        <w:t>•</w:t>
-      </w:r>
-      <w:r>
-        <w:rPr>
-          <w:rFonts w:ascii="Arial" w:hAnsi="Arial" w:cs="Arial"/>
-          <w:color w:val="1F497D"/>
-          <w:sz w:val="18"/>
-          <w:szCs w:val="18"/>
-        </w:rPr>
-        <w:tab/>
-      </w:r>
-      <w:r>
-        <w:rPr>
-          <w:rFonts w:ascii="Arial" w:hAnsi="Arial" w:cs="Arial"/>
-          <w:color w:val="1F497D"/>
-          <w:sz w:val="18"/>
-          <w:szCs w:val="18"/>
-        </w:rPr>
-        <w:t>Two faults that would cause the app to shut down have been corrected: s</w:t>
-      </w:r>
-      <w:r>
-        <w:rPr>
-          <w:rFonts w:ascii="Arial" w:hAnsi="Arial" w:cs="Arial"/>
-          <w:color w:val="1F497D"/>
-          <w:sz w:val="18"/>
-          <w:szCs w:val="18"/>
-        </w:rPr>
-        <w:t>end</w:t>
-      </w:r>
-      <w:r>
-        <w:rPr>
-          <w:rFonts w:ascii="Arial" w:hAnsi="Arial" w:cs="Arial"/>
-          <w:color w:val="1F497D"/>
-          <w:sz w:val="18"/>
-          <w:szCs w:val="18"/>
-        </w:rPr>
-        <w:t>ing</w:t>
-      </w:r>
-      <w:r>
-        <w:rPr>
-          <w:rFonts w:ascii="Arial" w:hAnsi="Arial" w:cs="Arial"/>
-          <w:color w:val="1F497D"/>
-          <w:sz w:val="18"/>
-          <w:szCs w:val="18"/>
-        </w:rPr>
-        <w:t xml:space="preserve"> </w:t>
-      </w:r>
-      <w:r>
-        <w:rPr>
-          <w:rFonts w:ascii="Arial" w:hAnsi="Arial" w:cs="Arial"/>
-          <w:color w:val="1F497D"/>
-          <w:sz w:val="18"/>
-          <w:szCs w:val="18"/>
-        </w:rPr>
-        <w:t>single-</w:t>
-      </w:r>
-      <w:r>
-        <w:rPr>
-          <w:rFonts w:ascii="Arial" w:hAnsi="Arial" w:cs="Arial"/>
-          <w:color w:val="1F497D"/>
-          <w:sz w:val="18"/>
-          <w:szCs w:val="18"/>
-        </w:rPr>
-        <w:t xml:space="preserve">loop </w:t>
-      </w:r>
-      <w:r>
-        <w:rPr>
-          <w:rFonts w:ascii="Arial" w:hAnsi="Arial" w:cs="Arial"/>
-          <w:color w:val="1F497D"/>
-          <w:sz w:val="18"/>
-          <w:szCs w:val="18"/>
-        </w:rPr>
-        <w:t>data to a</w:t>
-      </w:r>
-      <w:r>
-        <w:rPr>
-          <w:rFonts w:ascii="Arial" w:hAnsi="Arial" w:cs="Arial"/>
-          <w:color w:val="1F497D"/>
-          <w:sz w:val="18"/>
-          <w:szCs w:val="18"/>
-        </w:rPr>
-        <w:t xml:space="preserve"> 2-loop panel</w:t>
-      </w:r>
-      <w:r>
-        <w:rPr>
-          <w:rFonts w:ascii="Arial" w:hAnsi="Arial" w:cs="Arial"/>
-          <w:color w:val="1F497D"/>
-          <w:sz w:val="18"/>
-          <w:szCs w:val="18"/>
-        </w:rPr>
-        <w:t>,</w:t>
-      </w:r>
-      <w:r>
-        <w:rPr>
-          <w:rFonts w:ascii="Arial" w:hAnsi="Arial" w:cs="Arial"/>
-          <w:color w:val="1F497D"/>
-          <w:sz w:val="18"/>
-          <w:szCs w:val="18"/>
-        </w:rPr>
-        <w:t xml:space="preserve"> </w:t>
-      </w:r>
-      <w:r>
-        <w:rPr>
-          <w:rFonts w:ascii="Arial" w:hAnsi="Arial" w:cs="Arial"/>
-          <w:color w:val="1F497D"/>
-          <w:sz w:val="18"/>
-          <w:szCs w:val="18"/>
-        </w:rPr>
-        <w:t xml:space="preserve">and </w:t>
-      </w:r>
-      <w:r>
-        <w:rPr>
-          <w:rFonts w:ascii="Arial" w:hAnsi="Arial" w:cs="Arial"/>
-          <w:color w:val="1F497D"/>
-          <w:sz w:val="18"/>
-          <w:szCs w:val="18"/>
-        </w:rPr>
-        <w:t>opening a file wh</w:t>
-      </w:r>
-      <w:r>
-        <w:rPr>
-          <w:rFonts w:ascii="Arial" w:hAnsi="Arial" w:cs="Arial"/>
-          <w:color w:val="1F497D"/>
-          <w:sz w:val="18"/>
-          <w:szCs w:val="18"/>
-        </w:rPr>
-        <w:t xml:space="preserve">ich does not contain any panel numbers the same as the </w:t>
-      </w:r>
-      <w:r>
-        <w:rPr>
-          <w:rFonts w:ascii="Arial" w:hAnsi="Arial" w:cs="Arial"/>
-          <w:color w:val="1F497D"/>
-          <w:sz w:val="18"/>
-          <w:szCs w:val="18"/>
-        </w:rPr>
-        <w:t>current panel.</w:t>
+          <w:b/>
+          <w:bCs/>
+          <w:color w:val="1F497D"/>
+          <w:sz w:val="18"/>
+          <w:szCs w:val="18"/>
+        </w:rPr>
+      </w:pPr>
+      <w:r>
+        <w:rPr>
+          <w:rFonts w:ascii="Arial" w:hAnsi="Arial" w:cs="Arial"/>
+          <w:b/>
+          <w:bCs/>
+          <w:color w:val="1F497D"/>
+          <w:sz w:val="18"/>
+          <w:szCs w:val="18"/>
+        </w:rPr>
+        <w:t>Fixes</w:t>
       </w:r>
     </w:p>
     <w:p>
@@ -1573,34 +1589,144 @@
           <w:sz w:val="18"/>
           <w:szCs w:val="18"/>
         </w:rPr>
-        <w:t>The displaying of e</w:t>
-      </w:r>
-      <w:r>
-        <w:rPr>
-          <w:rFonts w:ascii="Arial" w:hAnsi="Arial" w:cs="Arial"/>
-          <w:color w:val="1F497D"/>
-          <w:sz w:val="18"/>
-          <w:szCs w:val="18"/>
-        </w:rPr>
-        <w:t xml:space="preserve">rror boxes on invalid items </w:t>
-      </w:r>
-      <w:r>
-        <w:rPr>
-          <w:rFonts w:ascii="Arial" w:hAnsi="Arial" w:cs="Arial"/>
-          <w:color w:val="1F497D"/>
-          <w:sz w:val="18"/>
-          <w:szCs w:val="18"/>
-        </w:rPr>
-        <w:t>has been made more consistent</w:t>
-      </w:r>
-      <w:r>
-        <w:rPr>
-          <w:rFonts w:ascii="Arial" w:hAnsi="Arial" w:cs="Arial"/>
-          <w:color w:val="1F497D"/>
-          <w:sz w:val="18"/>
-          <w:szCs w:val="18"/>
-        </w:rPr>
-        <w:t>.</w:t>
+        <w:t>Two faults that would cause the app to shut down have been corrected: s</w:t>
+      </w:r>
+      <w:r>
+        <w:rPr>
+          <w:rFonts w:ascii="Arial" w:hAnsi="Arial" w:cs="Arial"/>
+          <w:color w:val="1F497D"/>
+          <w:sz w:val="18"/>
+          <w:szCs w:val="18"/>
+        </w:rPr>
+        <w:t>end</w:t>
+      </w:r>
+      <w:r>
+        <w:rPr>
+          <w:rFonts w:ascii="Arial" w:hAnsi="Arial" w:cs="Arial"/>
+          <w:color w:val="1F497D"/>
+          <w:sz w:val="18"/>
+          <w:szCs w:val="18"/>
+        </w:rPr>
+        <w:t>ing</w:t>
+      </w:r>
+      <w:r>
+        <w:rPr>
+          <w:rFonts w:ascii="Arial" w:hAnsi="Arial" w:cs="Arial"/>
+          <w:color w:val="1F497D"/>
+          <w:sz w:val="18"/>
+          <w:szCs w:val="18"/>
+        </w:rPr>
+        <w:t xml:space="preserve"> </w:t>
+      </w:r>
+      <w:r>
+        <w:rPr>
+          <w:rFonts w:ascii="Arial" w:hAnsi="Arial" w:cs="Arial"/>
+          <w:color w:val="1F497D"/>
+          <w:sz w:val="18"/>
+          <w:szCs w:val="18"/>
+        </w:rPr>
+        <w:t>single-</w:t>
+      </w:r>
+      <w:r>
+        <w:rPr>
+          <w:rFonts w:ascii="Arial" w:hAnsi="Arial" w:cs="Arial"/>
+          <w:color w:val="1F497D"/>
+          <w:sz w:val="18"/>
+          <w:szCs w:val="18"/>
+        </w:rPr>
+        <w:t xml:space="preserve">loop </w:t>
+      </w:r>
+      <w:r>
+        <w:rPr>
+          <w:rFonts w:ascii="Arial" w:hAnsi="Arial" w:cs="Arial"/>
+          <w:color w:val="1F497D"/>
+          <w:sz w:val="18"/>
+          <w:szCs w:val="18"/>
+        </w:rPr>
+        <w:t>data to a</w:t>
+      </w:r>
+      <w:r>
+        <w:rPr>
+          <w:rFonts w:ascii="Arial" w:hAnsi="Arial" w:cs="Arial"/>
+          <w:color w:val="1F497D"/>
+          <w:sz w:val="18"/>
+          <w:szCs w:val="18"/>
+        </w:rPr>
+        <w:t xml:space="preserve"> 2-loop </w:t>
+      </w:r>
+      <w:proofErr w:type="gramStart"/>
+      <w:r>
+        <w:rPr>
+          <w:rFonts w:ascii="Arial" w:hAnsi="Arial" w:cs="Arial"/>
+          <w:color w:val="1F497D"/>
+          <w:sz w:val="18"/>
+          <w:szCs w:val="18"/>
+        </w:rPr>
+        <w:t>panel</w:t>
+      </w:r>
+      <w:r>
+        <w:rPr>
+          <w:rFonts w:ascii="Arial" w:hAnsi="Arial" w:cs="Arial"/>
+          <w:color w:val="1F497D"/>
+          <w:sz w:val="18"/>
+          <w:szCs w:val="18"/>
+        </w:rPr>
+        <w:t>,</w:t>
+      </w:r>
+      <w:r>
+        <w:rPr>
+          <w:rFonts w:ascii="Arial" w:hAnsi="Arial" w:cs="Arial"/>
+          <w:color w:val="1F497D"/>
+          <w:sz w:val="18"/>
+          <w:szCs w:val="18"/>
+        </w:rPr>
+        <w:t xml:space="preserve"> </w:t>
+      </w:r>
+      <w:r>
+        <w:rPr>
+          <w:rFonts w:ascii="Arial" w:hAnsi="Arial" w:cs="Arial"/>
+          <w:color w:val="1F497D"/>
+          <w:sz w:val="18"/>
+          <w:szCs w:val="18"/>
+        </w:rPr>
+        <w:t>and</w:t>
+      </w:r>
+      <w:proofErr w:type="gramEnd"/>
+      <w:r>
+        <w:rPr>
+          <w:rFonts w:ascii="Arial" w:hAnsi="Arial" w:cs="Arial"/>
+          <w:color w:val="1F497D"/>
+          <w:sz w:val="18"/>
+          <w:szCs w:val="18"/>
+        </w:rPr>
+        <w:t xml:space="preserve"> </w:t>
+      </w:r>
+      <w:r>
+        <w:rPr>
+          <w:rFonts w:ascii="Arial" w:hAnsi="Arial" w:cs="Arial"/>
+          <w:color w:val="1F497D"/>
+          <w:sz w:val="18"/>
+          <w:szCs w:val="18"/>
+        </w:rPr>
+        <w:t>opening a file wh</w:t>
+      </w:r>
+      <w:r>
+        <w:rPr>
+          <w:rFonts w:ascii="Arial" w:hAnsi="Arial" w:cs="Arial"/>
+          <w:color w:val="1F497D"/>
+          <w:sz w:val="18"/>
+          <w:szCs w:val="18"/>
+        </w:rPr>
+        <w:t xml:space="preserve">ich does not contain any panel numbers the same as the </w:t>
+      </w:r>
+      <w:r>
+        <w:rPr>
+          <w:rFonts w:ascii="Arial" w:hAnsi="Arial" w:cs="Arial"/>
+          <w:color w:val="1F497D"/>
+          <w:sz w:val="18"/>
+          <w:szCs w:val="18"/>
+        </w:rPr>
+        <w:t>current panel.</w:t>
       </w:r>
     </w:p>
     <w:p>
@@ -1640,43 +1766,42 @@
           <w:szCs w:val="18"/>
         </w:rPr>
         <w:tab/>
-        <w:t xml:space="preserve">The Validation Window no longer </w:t>
-      </w:r>
-      <w:r>
-        <w:rPr>
-          <w:rFonts w:ascii="Arial" w:hAnsi="Arial" w:cs="Arial"/>
-          <w:color w:val="1F497D"/>
-          <w:sz w:val="18"/>
-          <w:szCs w:val="18"/>
-        </w:rPr>
-        <w:t>indicate</w:t>
-      </w:r>
-      <w:r>
-        <w:rPr>
-          <w:rFonts w:ascii="Arial" w:hAnsi="Arial" w:cs="Arial"/>
-          <w:color w:val="1F497D"/>
-          <w:sz w:val="18"/>
-          <w:szCs w:val="18"/>
-        </w:rPr>
-        <w:t xml:space="preserve">s Loop 2 for </w:t>
-      </w:r>
-      <w:r>
-        <w:rPr>
-          <w:rFonts w:ascii="Arial" w:hAnsi="Arial" w:cs="Arial"/>
-          <w:color w:val="1F497D"/>
-          <w:sz w:val="18"/>
-          <w:szCs w:val="18"/>
-        </w:rPr>
-        <w:t xml:space="preserve">a </w:t>
-      </w:r>
-      <w:r>
-        <w:rPr>
-          <w:rFonts w:ascii="Arial" w:hAnsi="Arial" w:cs="Arial"/>
-          <w:color w:val="1F497D"/>
-          <w:sz w:val="18"/>
-          <w:szCs w:val="18"/>
-        </w:rPr>
-        <w:t>single-loop panel.</w:t>
+      </w:r>
+      <w:r>
+        <w:rPr>
+          <w:rFonts w:ascii="Arial" w:hAnsi="Arial" w:cs="Arial"/>
+          <w:color w:val="1F497D"/>
+          <w:sz w:val="18"/>
+          <w:szCs w:val="18"/>
+        </w:rPr>
+        <w:t>The displaying of e</w:t>
+      </w:r>
+      <w:r>
+        <w:rPr>
+          <w:rFonts w:ascii="Arial" w:hAnsi="Arial" w:cs="Arial"/>
+          <w:color w:val="1F497D"/>
+          <w:sz w:val="18"/>
+          <w:szCs w:val="18"/>
+        </w:rPr>
+        <w:t xml:space="preserve">rror boxes on invalid items </w:t>
+      </w:r>
+      <w:r>
+        <w:rPr>
+          <w:rFonts w:ascii="Arial" w:hAnsi="Arial" w:cs="Arial"/>
+          <w:color w:val="1F497D"/>
+          <w:sz w:val="18"/>
+          <w:szCs w:val="18"/>
+        </w:rPr>
+        <w:t>has been made more consistent</w:t>
+      </w:r>
+      <w:r>
+        <w:rPr>
+          <w:rFonts w:ascii="Arial" w:hAnsi="Arial" w:cs="Arial"/>
+          <w:color w:val="1F497D"/>
+          <w:sz w:val="18"/>
+          <w:szCs w:val="18"/>
+        </w:rPr>
+        <w:t>.</w:t>
       </w:r>
     </w:p>
     <w:p>
@@ -1716,42 +1841,43 @@
           <w:szCs w:val="18"/>
         </w:rPr>
         <w:tab/>
-      </w:r>
-      <w:r>
-        <w:rPr>
-          <w:rFonts w:ascii="Arial" w:hAnsi="Arial" w:cs="Arial"/>
-          <w:color w:val="1F497D"/>
-          <w:sz w:val="18"/>
-          <w:szCs w:val="18"/>
-        </w:rPr>
-        <w:t xml:space="preserve">On the </w:t>
-      </w:r>
-      <w:r>
-        <w:rPr>
-          <w:rFonts w:ascii="Arial" w:hAnsi="Arial" w:cs="Arial"/>
-          <w:color w:val="1F497D"/>
-          <w:sz w:val="18"/>
-          <w:szCs w:val="18"/>
-        </w:rPr>
-        <w:t>Causes &amp; Effects page</w:t>
-      </w:r>
-      <w:r>
-        <w:rPr>
-          <w:rFonts w:ascii="Arial" w:hAnsi="Arial" w:cs="Arial"/>
-          <w:color w:val="1F497D"/>
-          <w:sz w:val="18"/>
-          <w:szCs w:val="18"/>
-        </w:rPr>
-        <w:t>, data that has been read from a file is now updated correctly on all lines</w:t>
-      </w:r>
-      <w:r>
-        <w:rPr>
-          <w:rFonts w:ascii="Arial" w:hAnsi="Arial" w:cs="Arial"/>
-          <w:color w:val="1F497D"/>
-          <w:sz w:val="18"/>
-          <w:szCs w:val="18"/>
-        </w:rPr>
-        <w:t>.</w:t>
+        <w:t xml:space="preserve">The Validation Window no longer </w:t>
+      </w:r>
+      <w:r>
+        <w:rPr>
+          <w:rFonts w:ascii="Arial" w:hAnsi="Arial" w:cs="Arial"/>
+          <w:color w:val="1F497D"/>
+          <w:sz w:val="18"/>
+          <w:szCs w:val="18"/>
+        </w:rPr>
+        <w:t>indicate</w:t>
+      </w:r>
+      <w:r>
+        <w:rPr>
+          <w:rFonts w:ascii="Arial" w:hAnsi="Arial" w:cs="Arial"/>
+          <w:color w:val="1F497D"/>
+          <w:sz w:val="18"/>
+          <w:szCs w:val="18"/>
+        </w:rPr>
+        <w:t xml:space="preserve">s Loop 2 for </w:t>
+      </w:r>
+      <w:r>
+        <w:rPr>
+          <w:rFonts w:ascii="Arial" w:hAnsi="Arial" w:cs="Arial"/>
+          <w:color w:val="1F497D"/>
+          <w:sz w:val="18"/>
+          <w:szCs w:val="18"/>
+        </w:rPr>
+        <w:t xml:space="preserve">a </w:t>
+      </w:r>
+      <w:r>
+        <w:rPr>
+          <w:rFonts w:ascii="Arial" w:hAnsi="Arial" w:cs="Arial"/>
+          <w:color w:val="1F497D"/>
+          <w:sz w:val="18"/>
+          <w:szCs w:val="18"/>
+        </w:rPr>
+        <w:t>single-loop panel.</w:t>
       </w:r>
     </w:p>
     <w:p>
@@ -1774,95 +1900,59 @@
           <w:szCs w:val="18"/>
         </w:rPr>
       </w:pPr>
-    </w:p>
-    <w:p>
-      <w:pPr>
-        <w:tabs>
-          <w:tab w:val="left" w:pos="993"/>
-        </w:tabs>
-        <w:rPr>
-          <w:rFonts w:ascii="Arial" w:hAnsi="Arial" w:cs="Arial"/>
-          <w:color w:val="9CC2E5" w:themeColor="accent1" w:themeTint="99"/>
-          <w:sz w:val="16"/>
-          <w:szCs w:val="16"/>
-        </w:rPr>
-      </w:pPr>
-      <w:r>
-        <w:rPr>
-          <w:rFonts w:ascii="Arial" w:hAnsi="Arial" w:cs="Arial"/>
-          <w:b/>
-          <w:bCs/>
-          <w:color w:val="4472C4" w:themeColor="accent5"/>
-          <w:sz w:val="24"/>
-          <w:szCs w:val="24"/>
-        </w:rPr>
-        <w:t>v8.1.</w:t>
-      </w:r>
-      <w:r>
-        <w:rPr>
-          <w:rFonts w:ascii="Arial" w:hAnsi="Arial" w:cs="Arial"/>
-          <w:b/>
-          <w:bCs/>
-          <w:color w:val="4472C4" w:themeColor="accent5"/>
-          <w:sz w:val="24"/>
-          <w:szCs w:val="24"/>
-        </w:rPr>
-        <w:t>8</w:t>
-      </w:r>
-      <w:r>
-        <w:rPr>
-          <w:rFonts w:ascii="Arial" w:hAnsi="Arial" w:cs="Arial"/>
-          <w:b/>
-          <w:bCs/>
-          <w:color w:val="4472C4" w:themeColor="accent5"/>
-          <w:sz w:val="24"/>
-          <w:szCs w:val="24"/>
+      <w:r>
+        <w:rPr>
+          <w:rFonts w:ascii="Arial" w:hAnsi="Arial" w:cs="Arial"/>
+          <w:color w:val="1F497D"/>
+          <w:sz w:val="18"/>
+          <w:szCs w:val="18"/>
+        </w:rPr>
+        <w:t>•</w:t>
+      </w:r>
+      <w:r>
+        <w:rPr>
+          <w:rFonts w:ascii="Arial" w:hAnsi="Arial" w:cs="Arial"/>
+          <w:color w:val="1F497D"/>
+          <w:sz w:val="18"/>
+          <w:szCs w:val="18"/>
         </w:rPr>
         <w:tab/>
       </w:r>
       <w:r>
         <w:rPr>
           <w:rFonts w:ascii="Arial" w:hAnsi="Arial" w:cs="Arial"/>
-          <w:b/>
-          <w:bCs/>
-          <w:color w:val="4472C4" w:themeColor="accent5"/>
-          <w:sz w:val="24"/>
-          <w:szCs w:val="24"/>
-        </w:rPr>
-        <w:t>26</w:t>
-      </w:r>
-      <w:r>
-        <w:rPr>
-          <w:rFonts w:ascii="Arial" w:hAnsi="Arial" w:cs="Arial"/>
-          <w:b/>
-          <w:bCs/>
-          <w:color w:val="4472C4" w:themeColor="accent5"/>
-          <w:sz w:val="24"/>
-          <w:szCs w:val="24"/>
-        </w:rPr>
-        <w:t>/</w:t>
-      </w:r>
-      <w:r>
-        <w:rPr>
-          <w:rFonts w:ascii="Arial" w:hAnsi="Arial" w:cs="Arial"/>
-          <w:b/>
-          <w:bCs/>
-          <w:color w:val="4472C4" w:themeColor="accent5"/>
-          <w:sz w:val="24"/>
-          <w:szCs w:val="24"/>
-        </w:rPr>
-        <w:t>09</w:t>
-      </w:r>
-      <w:r>
-        <w:rPr>
-          <w:rFonts w:ascii="Arial" w:hAnsi="Arial" w:cs="Arial"/>
-          <w:b/>
-          <w:bCs/>
-          <w:color w:val="4472C4" w:themeColor="accent5"/>
-          <w:sz w:val="24"/>
-          <w:szCs w:val="24"/>
-        </w:rPr>
-        <w:t>/2025</w:t>
+          <w:color w:val="1F497D"/>
+          <w:sz w:val="18"/>
+          <w:szCs w:val="18"/>
+        </w:rPr>
+        <w:t xml:space="preserve">On the </w:t>
+      </w:r>
+      <w:r>
+        <w:rPr>
+          <w:rFonts w:ascii="Arial" w:hAnsi="Arial" w:cs="Arial"/>
+          <w:color w:val="1F497D"/>
+          <w:sz w:val="18"/>
+          <w:szCs w:val="18"/>
+        </w:rPr>
+        <w:t>Causes &amp; Effects page</w:t>
+      </w:r>
+      <w:r>
+        <w:rPr>
+          <w:rFonts w:ascii="Arial" w:hAnsi="Arial" w:cs="Arial"/>
+          <w:color w:val="1F497D"/>
+          <w:sz w:val="18"/>
+          <w:szCs w:val="18"/>
+        </w:rPr>
+        <w:t>, data that has been read from a file is now updated correctly on all lines</w:t>
+      </w:r>
+      <w:r>
+        <w:rPr>
+          <w:rFonts w:ascii="Arial" w:hAnsi="Arial" w:cs="Arial"/>
+          <w:color w:val="1F497D"/>
+          <w:sz w:val="18"/>
+          <w:szCs w:val="18"/>
+        </w:rPr>
+        <w:t>.</w:t>
       </w:r>
     </w:p>
     <w:p>
@@ -1885,113 +1975,95 @@
           <w:szCs w:val="18"/>
         </w:rPr>
       </w:pPr>
-      <w:r>
-        <w:rPr>
-          <w:rFonts w:ascii="Arial" w:hAnsi="Arial" w:cs="Arial"/>
-          <w:color w:val="1F497D"/>
-          <w:sz w:val="18"/>
-          <w:szCs w:val="18"/>
-        </w:rPr>
-        <w:t>-</w:t>
-      </w:r>
-      <w:r>
-        <w:rPr>
-          <w:rFonts w:ascii="Arial" w:hAnsi="Arial" w:cs="Arial"/>
-          <w:color w:val="1F497D"/>
-          <w:sz w:val="18"/>
-          <w:szCs w:val="18"/>
+    </w:p>
+    <w:p>
+      <w:pPr>
+        <w:tabs>
+          <w:tab w:val="left" w:pos="993"/>
+        </w:tabs>
+        <w:rPr>
+          <w:rFonts w:ascii="Arial" w:hAnsi="Arial" w:cs="Arial"/>
+          <w:color w:val="9CC2E5" w:themeColor="accent1" w:themeTint="99"/>
+          <w:sz w:val="16"/>
+          <w:szCs w:val="16"/>
+        </w:rPr>
+      </w:pPr>
+      <w:r>
+        <w:rPr>
+          <w:rFonts w:ascii="Arial" w:hAnsi="Arial" w:cs="Arial"/>
+          <w:b/>
+          <w:bCs/>
+          <w:color w:val="4472C4" w:themeColor="accent5"/>
+          <w:sz w:val="24"/>
+          <w:szCs w:val="24"/>
+        </w:rPr>
+        <w:t>v8.1.</w:t>
+      </w:r>
+      <w:r>
+        <w:rPr>
+          <w:rFonts w:ascii="Arial" w:hAnsi="Arial" w:cs="Arial"/>
+          <w:b/>
+          <w:bCs/>
+          <w:color w:val="4472C4" w:themeColor="accent5"/>
+          <w:sz w:val="24"/>
+          <w:szCs w:val="24"/>
+        </w:rPr>
+        <w:t>8</w:t>
+      </w:r>
+      <w:r>
+        <w:rPr>
+          <w:rFonts w:ascii="Arial" w:hAnsi="Arial" w:cs="Arial"/>
+          <w:b/>
+          <w:bCs/>
+          <w:color w:val="4472C4" w:themeColor="accent5"/>
+          <w:sz w:val="24"/>
+          <w:szCs w:val="24"/>
         </w:rPr>
         <w:tab/>
       </w:r>
       <w:r>
         <w:rPr>
           <w:rFonts w:ascii="Arial" w:hAnsi="Arial" w:cs="Arial"/>
-          <w:color w:val="1F497D"/>
-          <w:sz w:val="18"/>
-          <w:szCs w:val="18"/>
-        </w:rPr>
-        <w:t>Correction:</w:t>
-      </w:r>
-      <w:r>
-        <w:rPr>
-          <w:rFonts w:ascii="Arial" w:hAnsi="Arial" w:cs="Arial"/>
-          <w:color w:val="1F497D"/>
-          <w:sz w:val="18"/>
-          <w:szCs w:val="18"/>
-        </w:rPr>
-        <w:t xml:space="preserve"> device I/O configuration </w:t>
-      </w:r>
-      <w:r>
-        <w:rPr>
-          <w:rFonts w:ascii="Arial" w:hAnsi="Arial" w:cs="Arial"/>
-          <w:color w:val="1F497D"/>
-          <w:sz w:val="18"/>
-          <w:szCs w:val="18"/>
-        </w:rPr>
-        <w:t xml:space="preserve">item </w:t>
-      </w:r>
-      <w:r>
-        <w:rPr>
-          <w:rFonts w:ascii="Arial" w:hAnsi="Arial" w:cs="Arial"/>
-          <w:color w:val="1F497D"/>
-          <w:sz w:val="18"/>
-          <w:szCs w:val="18"/>
-        </w:rPr>
-        <w:t>description</w:t>
-      </w:r>
-      <w:r>
-        <w:rPr>
-          <w:rFonts w:ascii="Arial" w:hAnsi="Arial" w:cs="Arial"/>
-          <w:color w:val="1F497D"/>
-          <w:sz w:val="18"/>
-          <w:szCs w:val="18"/>
-        </w:rPr>
-        <w:t xml:space="preserve"> edit</w:t>
-      </w:r>
-      <w:r>
-        <w:rPr>
-          <w:rFonts w:ascii="Arial" w:hAnsi="Arial" w:cs="Arial"/>
-          <w:color w:val="1F497D"/>
-          <w:sz w:val="18"/>
-          <w:szCs w:val="18"/>
-        </w:rPr>
-        <w:t xml:space="preserve">s </w:t>
-      </w:r>
-      <w:r>
-        <w:rPr>
-          <w:rFonts w:ascii="Arial" w:hAnsi="Arial" w:cs="Arial"/>
-          <w:color w:val="1F497D"/>
-          <w:sz w:val="18"/>
-          <w:szCs w:val="18"/>
-        </w:rPr>
-        <w:t xml:space="preserve">have been corrected so that </w:t>
-      </w:r>
-      <w:r>
-        <w:rPr>
-          <w:rFonts w:ascii="Arial" w:hAnsi="Arial" w:cs="Arial"/>
-          <w:color w:val="1F497D"/>
-          <w:sz w:val="18"/>
-          <w:szCs w:val="18"/>
-        </w:rPr>
-        <w:t>descriptions and/or device names on other devices</w:t>
-      </w:r>
-      <w:r>
-        <w:rPr>
-          <w:rFonts w:ascii="Arial" w:hAnsi="Arial" w:cs="Arial"/>
-          <w:color w:val="1F497D"/>
-          <w:sz w:val="18"/>
-          <w:szCs w:val="18"/>
-        </w:rPr>
-        <w:t xml:space="preserve"> are not affected</w:t>
-      </w:r>
-      <w:r>
-        <w:rPr>
-          <w:rFonts w:ascii="Arial" w:hAnsi="Arial" w:cs="Arial"/>
-          <w:color w:val="1F497D"/>
-          <w:sz w:val="18"/>
-          <w:szCs w:val="18"/>
-        </w:rPr>
-        <w:t>.</w:t>
+          <w:b/>
+          <w:bCs/>
+          <w:color w:val="4472C4" w:themeColor="accent5"/>
+          <w:sz w:val="24"/>
+          <w:szCs w:val="24"/>
+        </w:rPr>
+        <w:t>26</w:t>
+      </w:r>
+      <w:r>
+        <w:rPr>
+          <w:rFonts w:ascii="Arial" w:hAnsi="Arial" w:cs="Arial"/>
+          <w:b/>
+          <w:bCs/>
+          <w:color w:val="4472C4" w:themeColor="accent5"/>
+          <w:sz w:val="24"/>
+          <w:szCs w:val="24"/>
+        </w:rPr>
+        <w:t>/</w:t>
+      </w:r>
+      <w:r>
+        <w:rPr>
+          <w:rFonts w:ascii="Arial" w:hAnsi="Arial" w:cs="Arial"/>
+          <w:b/>
+          <w:bCs/>
+          <w:color w:val="4472C4" w:themeColor="accent5"/>
+          <w:sz w:val="24"/>
+          <w:szCs w:val="24"/>
+        </w:rPr>
+        <w:t>09</w:t>
+      </w:r>
+      <w:r>
+        <w:rPr>
+          <w:rFonts w:ascii="Arial" w:hAnsi="Arial" w:cs="Arial"/>
+          <w:b/>
+          <w:bCs/>
+          <w:color w:val="4472C4" w:themeColor="accent5"/>
+          <w:sz w:val="24"/>
+          <w:szCs w:val="24"/>
+        </w:rPr>
+        <w:t>/2025</w:t>
       </w:r>
     </w:p>
     <w:p>
@@ -2031,6 +2103,14 @@
           <w:szCs w:val="18"/>
         </w:rPr>
         <w:tab/>
+      </w:r>
+      <w:r>
+        <w:rPr>
+          <w:rFonts w:ascii="Arial" w:hAnsi="Arial" w:cs="Arial"/>
+          <w:color w:val="1F497D"/>
+          <w:sz w:val="18"/>
+          <w:szCs w:val="18"/>
+        </w:rPr>
         <w:t>Correction:</w:t>
       </w:r>
       <w:r>
@@ -2040,25 +2120,79 @@
           <w:sz w:val="18"/>
           <w:szCs w:val="18"/>
         </w:rPr>
-        <w:t xml:space="preserve"> the Add Second Loop option for single-loop panels</w:t>
-      </w:r>
-      <w:r>
-        <w:rPr>
-          <w:rFonts w:ascii="Arial" w:hAnsi="Arial" w:cs="Arial"/>
-          <w:color w:val="1F497D"/>
-          <w:sz w:val="18"/>
-          <w:szCs w:val="18"/>
-        </w:rPr>
-        <w:t xml:space="preserve"> now ensures that the</w:t>
-      </w:r>
-      <w:r>
-        <w:rPr>
-          <w:rFonts w:ascii="Arial" w:hAnsi="Arial" w:cs="Arial"/>
-          <w:color w:val="1F497D"/>
-          <w:sz w:val="18"/>
-          <w:szCs w:val="18"/>
-        </w:rPr>
-        <w:t xml:space="preserve"> device lists on the other pages are now populated correctly with the required number of (empty) devices.</w:t>
+        <w:t xml:space="preserve"> device I/O configuration </w:t>
+      </w:r>
+      <w:r>
+        <w:rPr>
+          <w:rFonts w:ascii="Arial" w:hAnsi="Arial" w:cs="Arial"/>
+          <w:color w:val="1F497D"/>
+          <w:sz w:val="18"/>
+          <w:szCs w:val="18"/>
+        </w:rPr>
+        <w:t xml:space="preserve">item </w:t>
+      </w:r>
+      <w:r>
+        <w:rPr>
+          <w:rFonts w:ascii="Arial" w:hAnsi="Arial" w:cs="Arial"/>
+          <w:color w:val="1F497D"/>
+          <w:sz w:val="18"/>
+          <w:szCs w:val="18"/>
+        </w:rPr>
+        <w:t>description</w:t>
+      </w:r>
+      <w:r>
+        <w:rPr>
+          <w:rFonts w:ascii="Arial" w:hAnsi="Arial" w:cs="Arial"/>
+          <w:color w:val="1F497D"/>
+          <w:sz w:val="18"/>
+          <w:szCs w:val="18"/>
+        </w:rPr>
+        <w:t xml:space="preserve"> edit</w:t>
+      </w:r>
+      <w:r>
+        <w:rPr>
+          <w:rFonts w:ascii="Arial" w:hAnsi="Arial" w:cs="Arial"/>
+          <w:color w:val="1F497D"/>
+          <w:sz w:val="18"/>
+          <w:szCs w:val="18"/>
+        </w:rPr>
+        <w:t xml:space="preserve">s </w:t>
+      </w:r>
+      <w:r>
+        <w:rPr>
+          <w:rFonts w:ascii="Arial" w:hAnsi="Arial" w:cs="Arial"/>
+          <w:color w:val="1F497D"/>
+          <w:sz w:val="18"/>
+          <w:szCs w:val="18"/>
+        </w:rPr>
+        <w:t xml:space="preserve">have been corrected so that </w:t>
+      </w:r>
+      <w:r>
+        <w:rPr>
+          <w:rFonts w:ascii="Arial" w:hAnsi="Arial" w:cs="Arial"/>
+          <w:color w:val="1F497D"/>
+          <w:sz w:val="18"/>
+          <w:szCs w:val="18"/>
+        </w:rPr>
+        <w:t>descriptions and/or device names on other devices</w:t>
+      </w:r>
+      <w:r>
+        <w:rPr>
+          <w:rFonts w:ascii="Arial" w:hAnsi="Arial" w:cs="Arial"/>
+          <w:color w:val="1F497D"/>
+          <w:sz w:val="18"/>
+          <w:szCs w:val="18"/>
+        </w:rPr>
+        <w:t xml:space="preserve"> are not affected</w:t>
+      </w:r>
+      <w:r>
+        <w:rPr>
+          <w:rFonts w:ascii="Arial" w:hAnsi="Arial" w:cs="Arial"/>
+          <w:color w:val="1F497D"/>
+          <w:sz w:val="18"/>
+          <w:szCs w:val="18"/>
+        </w:rPr>
+        <w:t>.</w:t>
       </w:r>
     </w:p>
     <w:p>
@@ -2093,25 +2227,41 @@
       <w:r>
         <w:rPr>
           <w:rFonts w:ascii="Arial" w:hAnsi="Arial" w:cs="Arial"/>
-          <w:b/>
-          <w:bCs/>
           <w:color w:val="1F497D"/>
           <w:sz w:val="18"/>
           <w:szCs w:val="18"/>
         </w:rPr>
         <w:tab/>
-      </w:r>
-      <w:r>
-        <w:rPr>
-          <w:rFonts w:ascii="Arial" w:hAnsi="Arial" w:cs="Arial"/>
-          <w:color w:val="1F497D"/>
-          <w:sz w:val="18"/>
-          <w:szCs w:val="18"/>
-        </w:rPr>
-        <w:t xml:space="preserve">Notification popups are shown after each upload and download, indicating completion or otherwise. </w:t>
-      </w:r>
-    </w:p>
-    <w:bookmarkEnd w:id="0"/>
+        <w:t>Correction:</w:t>
+      </w:r>
+      <w:r>
+        <w:rPr>
+          <w:rFonts w:ascii="Arial" w:hAnsi="Arial" w:cs="Arial"/>
+          <w:color w:val="1F497D"/>
+          <w:sz w:val="18"/>
+          <w:szCs w:val="18"/>
+        </w:rPr>
+        <w:t xml:space="preserve"> the Add Second Loop option for single-loop panels</w:t>
+      </w:r>
+      <w:r>
+        <w:rPr>
+          <w:rFonts w:ascii="Arial" w:hAnsi="Arial" w:cs="Arial"/>
+          <w:color w:val="1F497D"/>
+          <w:sz w:val="18"/>
+          <w:szCs w:val="18"/>
+        </w:rPr>
+        <w:t xml:space="preserve"> now ensures that the</w:t>
+      </w:r>
+      <w:r>
+        <w:rPr>
+          <w:rFonts w:ascii="Arial" w:hAnsi="Arial" w:cs="Arial"/>
+          <w:color w:val="1F497D"/>
+          <w:sz w:val="18"/>
+          <w:szCs w:val="18"/>
+        </w:rPr>
+        <w:t xml:space="preserve"> device lists on the other pages are now populated correctly with the required number of (empty) devices.</w:t>
+      </w:r>
+    </w:p>
     <w:p>
       <w:pPr>
         <w:tabs>
@@ -2127,126 +2277,42 @@
         <w:contextualSpacing/>
         <w:rPr>
           <w:rFonts w:ascii="Arial" w:hAnsi="Arial" w:cs="Arial"/>
-          <w:b/>
-          <w:bCs/>
-          <w:color w:val="1F497D"/>
-          <w:sz w:val="18"/>
-          <w:szCs w:val="18"/>
-        </w:rPr>
-      </w:pPr>
-    </w:p>
-    <w:p>
-      <w:pPr>
-        <w:tabs>
-          <w:tab w:val="left" w:pos="993"/>
-        </w:tabs>
-        <w:rPr>
-          <w:rFonts w:ascii="Arial" w:hAnsi="Arial" w:cs="Arial"/>
-          <w:color w:val="9CC2E5" w:themeColor="accent1" w:themeTint="99"/>
-          <w:sz w:val="16"/>
-          <w:szCs w:val="16"/>
-        </w:rPr>
-      </w:pPr>
-      <w:r>
-        <w:rPr>
-          <w:rFonts w:ascii="Arial" w:hAnsi="Arial" w:cs="Arial"/>
-          <w:b/>
-          <w:bCs/>
-          <w:color w:val="4472C4" w:themeColor="accent5"/>
-          <w:sz w:val="24"/>
-          <w:szCs w:val="24"/>
-        </w:rPr>
-        <w:t>v8.1.</w:t>
-      </w:r>
-      <w:r>
-        <w:rPr>
-          <w:rFonts w:ascii="Arial" w:hAnsi="Arial" w:cs="Arial"/>
-          <w:b/>
-          <w:bCs/>
-          <w:color w:val="4472C4" w:themeColor="accent5"/>
-          <w:sz w:val="24"/>
-          <w:szCs w:val="24"/>
-        </w:rPr>
-        <w:t>7</w:t>
-      </w:r>
-      <w:r>
-        <w:rPr>
-          <w:rFonts w:ascii="Arial" w:hAnsi="Arial" w:cs="Arial"/>
-          <w:b/>
-          <w:bCs/>
-          <w:color w:val="4472C4" w:themeColor="accent5"/>
-          <w:sz w:val="24"/>
-          <w:szCs w:val="24"/>
+          <w:color w:val="1F497D"/>
+          <w:sz w:val="18"/>
+          <w:szCs w:val="18"/>
+        </w:rPr>
+      </w:pPr>
+      <w:r>
+        <w:rPr>
+          <w:rFonts w:ascii="Arial" w:hAnsi="Arial" w:cs="Arial"/>
+          <w:color w:val="1F497D"/>
+          <w:sz w:val="18"/>
+          <w:szCs w:val="18"/>
+        </w:rPr>
+        <w:t>-</w:t>
+      </w:r>
+      <w:r>
+        <w:rPr>
+          <w:rFonts w:ascii="Arial" w:hAnsi="Arial" w:cs="Arial"/>
+          <w:b/>
+          <w:bCs/>
+          <w:color w:val="1F497D"/>
+          <w:sz w:val="18"/>
+          <w:szCs w:val="18"/>
         </w:rPr>
         <w:tab/>
       </w:r>
       <w:r>
         <w:rPr>
           <w:rFonts w:ascii="Arial" w:hAnsi="Arial" w:cs="Arial"/>
-          <w:b/>
-          <w:bCs/>
-          <w:color w:val="4472C4" w:themeColor="accent5"/>
-          <w:sz w:val="24"/>
-          <w:szCs w:val="24"/>
-        </w:rPr>
-        <w:t>3</w:t>
-      </w:r>
-      <w:r>
-        <w:rPr>
-          <w:rFonts w:ascii="Arial" w:hAnsi="Arial" w:cs="Arial"/>
-          <w:b/>
-          <w:bCs/>
-          <w:color w:val="4472C4" w:themeColor="accent5"/>
-          <w:sz w:val="24"/>
-          <w:szCs w:val="24"/>
-        </w:rPr>
-        <w:t>1</w:t>
-      </w:r>
-      <w:r>
-        <w:rPr>
-          <w:rFonts w:ascii="Arial" w:hAnsi="Arial" w:cs="Arial"/>
-          <w:b/>
-          <w:bCs/>
-          <w:color w:val="4472C4" w:themeColor="accent5"/>
-          <w:sz w:val="24"/>
-          <w:szCs w:val="24"/>
-        </w:rPr>
-        <w:t>/</w:t>
-      </w:r>
-      <w:r>
-        <w:rPr>
-          <w:rFonts w:ascii="Arial" w:hAnsi="Arial" w:cs="Arial"/>
-          <w:b/>
-          <w:bCs/>
-          <w:color w:val="4472C4" w:themeColor="accent5"/>
-          <w:sz w:val="24"/>
-          <w:szCs w:val="24"/>
-        </w:rPr>
-        <w:t>0</w:t>
-      </w:r>
-      <w:r>
-        <w:rPr>
-          <w:rFonts w:ascii="Arial" w:hAnsi="Arial" w:cs="Arial"/>
-          <w:b/>
-          <w:bCs/>
-          <w:color w:val="4472C4" w:themeColor="accent5"/>
-          <w:sz w:val="24"/>
-          <w:szCs w:val="24"/>
-        </w:rPr>
-        <w:t>7</w:t>
-      </w:r>
-      <w:r>
-        <w:rPr>
-          <w:rFonts w:ascii="Arial" w:hAnsi="Arial" w:cs="Arial"/>
-          <w:b/>
-          <w:bCs/>
-          <w:color w:val="4472C4" w:themeColor="accent5"/>
-          <w:sz w:val="24"/>
-          <w:szCs w:val="24"/>
-        </w:rPr>
-        <w:t>/2025</w:t>
-      </w:r>
-    </w:p>
+          <w:color w:val="1F497D"/>
+          <w:sz w:val="18"/>
+          <w:szCs w:val="18"/>
+        </w:rPr>
+        <w:t xml:space="preserve">Notification popups are shown after each upload and download, indicating completion or otherwise. </w:t>
+      </w:r>
+    </w:p>
+    <w:bookmarkEnd w:id="0"/>
     <w:p>
       <w:pPr>
         <w:tabs>
@@ -2262,56 +2328,124 @@
         <w:contextualSpacing/>
         <w:rPr>
           <w:rFonts w:ascii="Arial" w:hAnsi="Arial" w:cs="Arial"/>
-          <w:color w:val="1F497D"/>
-          <w:sz w:val="18"/>
-          <w:szCs w:val="18"/>
-        </w:rPr>
-      </w:pPr>
-      <w:r>
-        <w:rPr>
-          <w:rFonts w:ascii="Arial" w:hAnsi="Arial" w:cs="Arial"/>
-          <w:color w:val="1F497D"/>
-          <w:sz w:val="18"/>
-          <w:szCs w:val="18"/>
-        </w:rPr>
-        <w:t>-</w:t>
-      </w:r>
-      <w:r>
-        <w:rPr>
-          <w:rFonts w:ascii="Arial" w:hAnsi="Arial" w:cs="Arial"/>
-          <w:color w:val="1F497D"/>
-          <w:sz w:val="18"/>
-          <w:szCs w:val="18"/>
+          <w:b/>
+          <w:bCs/>
+          <w:color w:val="1F497D"/>
+          <w:sz w:val="18"/>
+          <w:szCs w:val="18"/>
+        </w:rPr>
+      </w:pPr>
+    </w:p>
+    <w:p>
+      <w:pPr>
+        <w:tabs>
+          <w:tab w:val="left" w:pos="993"/>
+        </w:tabs>
+        <w:rPr>
+          <w:rFonts w:ascii="Arial" w:hAnsi="Arial" w:cs="Arial"/>
+          <w:color w:val="9CC2E5" w:themeColor="accent1" w:themeTint="99"/>
+          <w:sz w:val="16"/>
+          <w:szCs w:val="16"/>
+        </w:rPr>
+      </w:pPr>
+      <w:r>
+        <w:rPr>
+          <w:rFonts w:ascii="Arial" w:hAnsi="Arial" w:cs="Arial"/>
+          <w:b/>
+          <w:bCs/>
+          <w:color w:val="4472C4" w:themeColor="accent5"/>
+          <w:sz w:val="24"/>
+          <w:szCs w:val="24"/>
+        </w:rPr>
+        <w:t>v8.1.</w:t>
+      </w:r>
+      <w:r>
+        <w:rPr>
+          <w:rFonts w:ascii="Arial" w:hAnsi="Arial" w:cs="Arial"/>
+          <w:b/>
+          <w:bCs/>
+          <w:color w:val="4472C4" w:themeColor="accent5"/>
+          <w:sz w:val="24"/>
+          <w:szCs w:val="24"/>
+        </w:rPr>
+        <w:t>7</w:t>
+      </w:r>
+      <w:r>
+        <w:rPr>
+          <w:rFonts w:ascii="Arial" w:hAnsi="Arial" w:cs="Arial"/>
+          <w:b/>
+          <w:bCs/>
+          <w:color w:val="4472C4" w:themeColor="accent5"/>
+          <w:sz w:val="24"/>
+          <w:szCs w:val="24"/>
         </w:rPr>
         <w:tab/>
-        <w:t xml:space="preserve">Removed system notifications which were causing </w:t>
-      </w:r>
-      <w:r>
-        <w:rPr>
-          <w:rFonts w:ascii="Arial" w:hAnsi="Arial" w:cs="Arial"/>
-          <w:color w:val="1F497D"/>
-          <w:sz w:val="18"/>
-          <w:szCs w:val="18"/>
-        </w:rPr>
-        <w:t>freezes</w:t>
-      </w:r>
-      <w:r>
-        <w:rPr>
-          <w:rFonts w:ascii="Arial" w:hAnsi="Arial" w:cs="Arial"/>
-          <w:color w:val="1F497D"/>
-          <w:sz w:val="18"/>
-          <w:szCs w:val="18"/>
-        </w:rPr>
-        <w:t xml:space="preserve"> and </w:t>
-      </w:r>
-      <w:r>
-        <w:rPr>
-          <w:rFonts w:ascii="Arial" w:hAnsi="Arial" w:cs="Arial"/>
-          <w:color w:val="1F497D"/>
-          <w:sz w:val="18"/>
-          <w:szCs w:val="18"/>
-        </w:rPr>
-        <w:t>crashes after download/upload.</w:t>
+      </w:r>
+      <w:r>
+        <w:rPr>
+          <w:rFonts w:ascii="Arial" w:hAnsi="Arial" w:cs="Arial"/>
+          <w:b/>
+          <w:bCs/>
+          <w:color w:val="4472C4" w:themeColor="accent5"/>
+          <w:sz w:val="24"/>
+          <w:szCs w:val="24"/>
+        </w:rPr>
+        <w:t>3</w:t>
+      </w:r>
+      <w:r>
+        <w:rPr>
+          <w:rFonts w:ascii="Arial" w:hAnsi="Arial" w:cs="Arial"/>
+          <w:b/>
+          <w:bCs/>
+          <w:color w:val="4472C4" w:themeColor="accent5"/>
+          <w:sz w:val="24"/>
+          <w:szCs w:val="24"/>
+        </w:rPr>
+        <w:t>1</w:t>
+      </w:r>
+      <w:r>
+        <w:rPr>
+          <w:rFonts w:ascii="Arial" w:hAnsi="Arial" w:cs="Arial"/>
+          <w:b/>
+          <w:bCs/>
+          <w:color w:val="4472C4" w:themeColor="accent5"/>
+          <w:sz w:val="24"/>
+          <w:szCs w:val="24"/>
+        </w:rPr>
+        <w:t>/</w:t>
+      </w:r>
+      <w:r>
+        <w:rPr>
+          <w:rFonts w:ascii="Arial" w:hAnsi="Arial" w:cs="Arial"/>
+          <w:b/>
+          <w:bCs/>
+          <w:color w:val="4472C4" w:themeColor="accent5"/>
+          <w:sz w:val="24"/>
+          <w:szCs w:val="24"/>
+        </w:rPr>
+        <w:t>0</w:t>
+      </w:r>
+      <w:r>
+        <w:rPr>
+          <w:rFonts w:ascii="Arial" w:hAnsi="Arial" w:cs="Arial"/>
+          <w:b/>
+          <w:bCs/>
+          <w:color w:val="4472C4" w:themeColor="accent5"/>
+          <w:sz w:val="24"/>
+          <w:szCs w:val="24"/>
+        </w:rPr>
+        <w:t>7</w:t>
+      </w:r>
+      <w:r>
+        <w:rPr>
+          <w:rFonts w:ascii="Arial" w:hAnsi="Arial" w:cs="Arial"/>
+          <w:b/>
+          <w:bCs/>
+          <w:color w:val="4472C4" w:themeColor="accent5"/>
+          <w:sz w:val="24"/>
+          <w:szCs w:val="24"/>
+        </w:rPr>
+        <w:t>/2025</w:t>
       </w:r>
     </w:p>
     <w:p>
@@ -2351,51 +2485,34 @@
           <w:szCs w:val="18"/>
         </w:rPr>
         <w:tab/>
-      </w:r>
-      <w:r>
-        <w:rPr>
-          <w:rFonts w:ascii="Arial" w:hAnsi="Arial" w:cs="Arial"/>
-          <w:color w:val="1F497D"/>
-          <w:sz w:val="18"/>
-          <w:szCs w:val="18"/>
-        </w:rPr>
-        <w:t xml:space="preserve">Moved Revision History </w:t>
-      </w:r>
-      <w:r>
-        <w:rPr>
-          <w:rFonts w:ascii="Arial" w:hAnsi="Arial" w:cs="Arial"/>
-          <w:color w:val="1F497D"/>
-          <w:sz w:val="18"/>
-          <w:szCs w:val="18"/>
-        </w:rPr>
-        <w:t xml:space="preserve">(this document) </w:t>
-      </w:r>
-      <w:r>
-        <w:rPr>
-          <w:rFonts w:ascii="Arial" w:hAnsi="Arial" w:cs="Arial"/>
-          <w:color w:val="1F497D"/>
-          <w:sz w:val="18"/>
-          <w:szCs w:val="18"/>
-        </w:rPr>
-        <w:t xml:space="preserve">from the </w:t>
-      </w:r>
-      <w:r>
-        <w:rPr>
-          <w:rFonts w:ascii="Arial" w:hAnsi="Arial" w:cs="Arial"/>
-          <w:color w:val="1F497D"/>
-          <w:sz w:val="18"/>
-          <w:szCs w:val="18"/>
-        </w:rPr>
-        <w:t>m</w:t>
-      </w:r>
-      <w:r>
-        <w:rPr>
-          <w:rFonts w:ascii="Arial" w:hAnsi="Arial" w:cs="Arial"/>
-          <w:color w:val="1F497D"/>
-          <w:sz w:val="18"/>
-          <w:szCs w:val="18"/>
-        </w:rPr>
-        <w:t>ain menu to the About box.</w:t>
+        <w:t xml:space="preserve">Removed system notifications which were causing </w:t>
+      </w:r>
+      <w:r>
+        <w:rPr>
+          <w:rFonts w:ascii="Arial" w:hAnsi="Arial" w:cs="Arial"/>
+          <w:color w:val="1F497D"/>
+          <w:sz w:val="18"/>
+          <w:szCs w:val="18"/>
+        </w:rPr>
+        <w:t>freezes</w:t>
+      </w:r>
+      <w:r>
+        <w:rPr>
+          <w:rFonts w:ascii="Arial" w:hAnsi="Arial" w:cs="Arial"/>
+          <w:color w:val="1F497D"/>
+          <w:sz w:val="18"/>
+          <w:szCs w:val="18"/>
+        </w:rPr>
+        <w:t xml:space="preserve"> and </w:t>
+      </w:r>
+      <w:r>
+        <w:rPr>
+          <w:rFonts w:ascii="Arial" w:hAnsi="Arial" w:cs="Arial"/>
+          <w:color w:val="1F497D"/>
+          <w:sz w:val="18"/>
+          <w:szCs w:val="18"/>
+        </w:rPr>
+        <w:t>crashes after download/upload.</w:t>
       </w:r>
     </w:p>
     <w:p>
@@ -2435,52 +2552,51 @@
           <w:szCs w:val="18"/>
         </w:rPr>
         <w:tab/>
-        <w:t>Corrected</w:t>
-      </w:r>
-      <w:r>
-        <w:rPr>
-          <w:rFonts w:ascii="Arial" w:hAnsi="Arial" w:cs="Arial"/>
-          <w:color w:val="1F497D"/>
-          <w:sz w:val="18"/>
-          <w:szCs w:val="18"/>
-        </w:rPr>
-        <w:t xml:space="preserve"> </w:t>
-      </w:r>
-      <w:r>
-        <w:rPr>
-          <w:rFonts w:ascii="Arial" w:hAnsi="Arial" w:cs="Arial"/>
-          <w:color w:val="1F497D"/>
-          <w:sz w:val="18"/>
-          <w:szCs w:val="18"/>
-        </w:rPr>
-        <w:t xml:space="preserve">the </w:t>
-      </w:r>
-      <w:r>
-        <w:rPr>
-          <w:rFonts w:ascii="Arial" w:hAnsi="Arial" w:cs="Arial"/>
-          <w:color w:val="1F497D"/>
-          <w:sz w:val="18"/>
-          <w:szCs w:val="18"/>
-        </w:rPr>
-        <w:t xml:space="preserve">Comms Log viewer’s error </w:t>
-      </w:r>
-      <w:r>
-        <w:rPr>
-          <w:rFonts w:ascii="Arial" w:hAnsi="Arial" w:cs="Arial"/>
-          <w:color w:val="1F497D"/>
-          <w:sz w:val="18"/>
-          <w:szCs w:val="18"/>
-        </w:rPr>
-        <w:t>over</w:t>
-      </w:r>
-      <w:r>
-        <w:rPr>
-          <w:rFonts w:ascii="Arial" w:hAnsi="Arial" w:cs="Arial"/>
-          <w:color w:val="1F497D"/>
-          <w:sz w:val="18"/>
-          <w:szCs w:val="18"/>
-        </w:rPr>
-        <w:t>counts.</w:t>
+      </w:r>
+      <w:r>
+        <w:rPr>
+          <w:rFonts w:ascii="Arial" w:hAnsi="Arial" w:cs="Arial"/>
+          <w:color w:val="1F497D"/>
+          <w:sz w:val="18"/>
+          <w:szCs w:val="18"/>
+        </w:rPr>
+        <w:t xml:space="preserve">Moved Revision History </w:t>
+      </w:r>
+      <w:r>
+        <w:rPr>
+          <w:rFonts w:ascii="Arial" w:hAnsi="Arial" w:cs="Arial"/>
+          <w:color w:val="1F497D"/>
+          <w:sz w:val="18"/>
+          <w:szCs w:val="18"/>
+        </w:rPr>
+        <w:t xml:space="preserve">(this document) </w:t>
+      </w:r>
+      <w:r>
+        <w:rPr>
+          <w:rFonts w:ascii="Arial" w:hAnsi="Arial" w:cs="Arial"/>
+          <w:color w:val="1F497D"/>
+          <w:sz w:val="18"/>
+          <w:szCs w:val="18"/>
+        </w:rPr>
+        <w:t xml:space="preserve">from the </w:t>
+      </w:r>
+      <w:r>
+        <w:rPr>
+          <w:rFonts w:ascii="Arial" w:hAnsi="Arial" w:cs="Arial"/>
+          <w:color w:val="1F497D"/>
+          <w:sz w:val="18"/>
+          <w:szCs w:val="18"/>
+        </w:rPr>
+        <w:t>m</w:t>
+      </w:r>
+      <w:r>
+        <w:rPr>
+          <w:rFonts w:ascii="Arial" w:hAnsi="Arial" w:cs="Arial"/>
+          <w:color w:val="1F497D"/>
+          <w:sz w:val="18"/>
+          <w:szCs w:val="18"/>
+        </w:rPr>
+        <w:t>ain menu to the About box.</w:t>
       </w:r>
     </w:p>
     <w:p>
@@ -2503,95 +2619,69 @@
           <w:szCs w:val="18"/>
         </w:rPr>
       </w:pPr>
-    </w:p>
-    <w:p>
-      <w:pPr>
-        <w:tabs>
-          <w:tab w:val="left" w:pos="993"/>
-        </w:tabs>
-        <w:rPr>
-          <w:rFonts w:ascii="Arial" w:hAnsi="Arial" w:cs="Arial"/>
-          <w:color w:val="9CC2E5" w:themeColor="accent1" w:themeTint="99"/>
-          <w:sz w:val="16"/>
-          <w:szCs w:val="16"/>
-        </w:rPr>
-      </w:pPr>
-      <w:r>
-        <w:rPr>
-          <w:rFonts w:ascii="Arial" w:hAnsi="Arial" w:cs="Arial"/>
-          <w:b/>
-          <w:bCs/>
-          <w:color w:val="4472C4" w:themeColor="accent5"/>
-          <w:sz w:val="24"/>
-          <w:szCs w:val="24"/>
-        </w:rPr>
-        <w:t>v8.1.</w:t>
-      </w:r>
-      <w:r>
-        <w:rPr>
-          <w:rFonts w:ascii="Arial" w:hAnsi="Arial" w:cs="Arial"/>
-          <w:b/>
-          <w:bCs/>
-          <w:color w:val="4472C4" w:themeColor="accent5"/>
-          <w:sz w:val="24"/>
-          <w:szCs w:val="24"/>
-        </w:rPr>
-        <w:t>6</w:t>
-      </w:r>
-      <w:r>
-        <w:rPr>
-          <w:rFonts w:ascii="Arial" w:hAnsi="Arial" w:cs="Arial"/>
-          <w:b/>
-          <w:bCs/>
-          <w:color w:val="4472C4" w:themeColor="accent5"/>
-          <w:sz w:val="24"/>
-          <w:szCs w:val="24"/>
+      <w:r>
+        <w:rPr>
+          <w:rFonts w:ascii="Arial" w:hAnsi="Arial" w:cs="Arial"/>
+          <w:color w:val="1F497D"/>
+          <w:sz w:val="18"/>
+          <w:szCs w:val="18"/>
+        </w:rPr>
+        <w:t>-</w:t>
+      </w:r>
+      <w:r>
+        <w:rPr>
+          <w:rFonts w:ascii="Arial" w:hAnsi="Arial" w:cs="Arial"/>
+          <w:color w:val="1F497D"/>
+          <w:sz w:val="18"/>
+          <w:szCs w:val="18"/>
         </w:rPr>
         <w:tab/>
-      </w:r>
-      <w:r>
-        <w:rPr>
-          <w:rFonts w:ascii="Arial" w:hAnsi="Arial" w:cs="Arial"/>
-          <w:b/>
-          <w:bCs/>
-          <w:color w:val="4472C4" w:themeColor="accent5"/>
-          <w:sz w:val="24"/>
-          <w:szCs w:val="24"/>
-        </w:rPr>
-        <w:t>30</w:t>
-      </w:r>
-      <w:r>
-        <w:rPr>
-          <w:rFonts w:ascii="Arial" w:hAnsi="Arial" w:cs="Arial"/>
-          <w:b/>
-          <w:bCs/>
-          <w:color w:val="4472C4" w:themeColor="accent5"/>
-          <w:sz w:val="24"/>
-          <w:szCs w:val="24"/>
-        </w:rPr>
-        <w:t>/</w:t>
-      </w:r>
-      <w:r>
-        <w:rPr>
-          <w:rFonts w:ascii="Arial" w:hAnsi="Arial" w:cs="Arial"/>
-          <w:b/>
-          <w:bCs/>
-          <w:color w:val="4472C4" w:themeColor="accent5"/>
-          <w:sz w:val="24"/>
-          <w:szCs w:val="24"/>
-        </w:rPr>
-        <w:t>07</w:t>
-      </w:r>
-      <w:r>
-        <w:rPr>
-          <w:rFonts w:ascii="Arial" w:hAnsi="Arial" w:cs="Arial"/>
-          <w:b/>
-          <w:bCs/>
-          <w:color w:val="4472C4" w:themeColor="accent5"/>
-          <w:sz w:val="24"/>
-          <w:szCs w:val="24"/>
-        </w:rPr>
-        <w:t>/2025</w:t>
+        <w:t>Corrected</w:t>
+      </w:r>
+      <w:r>
+        <w:rPr>
+          <w:rFonts w:ascii="Arial" w:hAnsi="Arial" w:cs="Arial"/>
+          <w:color w:val="1F497D"/>
+          <w:sz w:val="18"/>
+          <w:szCs w:val="18"/>
+        </w:rPr>
+        <w:t xml:space="preserve"> </w:t>
+      </w:r>
+      <w:r>
+        <w:rPr>
+          <w:rFonts w:ascii="Arial" w:hAnsi="Arial" w:cs="Arial"/>
+          <w:color w:val="1F497D"/>
+          <w:sz w:val="18"/>
+          <w:szCs w:val="18"/>
+        </w:rPr>
+        <w:t xml:space="preserve">the </w:t>
+      </w:r>
+      <w:r>
+        <w:rPr>
+          <w:rFonts w:ascii="Arial" w:hAnsi="Arial" w:cs="Arial"/>
+          <w:color w:val="1F497D"/>
+          <w:sz w:val="18"/>
+          <w:szCs w:val="18"/>
+        </w:rPr>
+        <w:t xml:space="preserve">Comms Log viewer’s error </w:t>
+      </w:r>
+      <w:r>
+        <w:rPr>
+          <w:rFonts w:ascii="Arial" w:hAnsi="Arial" w:cs="Arial"/>
+          <w:color w:val="1F497D"/>
+          <w:sz w:val="18"/>
+          <w:szCs w:val="18"/>
+        </w:rPr>
+        <w:t>over</w:t>
+      </w:r>
+      <w:r>
+        <w:rPr>
+          <w:rFonts w:ascii="Arial" w:hAnsi="Arial" w:cs="Arial"/>
+          <w:color w:val="1F497D"/>
+          <w:sz w:val="18"/>
+          <w:szCs w:val="18"/>
+        </w:rPr>
+        <w:t>counts.</w:t>
       </w:r>
     </w:p>
     <w:p>
@@ -2614,131 +2704,95 @@
           <w:szCs w:val="18"/>
         </w:rPr>
       </w:pPr>
-      <w:r>
-        <w:rPr>
-          <w:rFonts w:ascii="Arial" w:hAnsi="Arial" w:cs="Arial"/>
-          <w:color w:val="1F497D"/>
-          <w:sz w:val="18"/>
-          <w:szCs w:val="18"/>
-        </w:rPr>
-        <w:t>-</w:t>
-      </w:r>
-      <w:r>
-        <w:rPr>
-          <w:rFonts w:ascii="Arial" w:hAnsi="Arial" w:cs="Arial"/>
-          <w:color w:val="1F497D"/>
-          <w:sz w:val="18"/>
-          <w:szCs w:val="18"/>
+    </w:p>
+    <w:p>
+      <w:pPr>
+        <w:tabs>
+          <w:tab w:val="left" w:pos="993"/>
+        </w:tabs>
+        <w:rPr>
+          <w:rFonts w:ascii="Arial" w:hAnsi="Arial" w:cs="Arial"/>
+          <w:color w:val="9CC2E5" w:themeColor="accent1" w:themeTint="99"/>
+          <w:sz w:val="16"/>
+          <w:szCs w:val="16"/>
+        </w:rPr>
+      </w:pPr>
+      <w:r>
+        <w:rPr>
+          <w:rFonts w:ascii="Arial" w:hAnsi="Arial" w:cs="Arial"/>
+          <w:b/>
+          <w:bCs/>
+          <w:color w:val="4472C4" w:themeColor="accent5"/>
+          <w:sz w:val="24"/>
+          <w:szCs w:val="24"/>
+        </w:rPr>
+        <w:t>v8.1.</w:t>
+      </w:r>
+      <w:r>
+        <w:rPr>
+          <w:rFonts w:ascii="Arial" w:hAnsi="Arial" w:cs="Arial"/>
+          <w:b/>
+          <w:bCs/>
+          <w:color w:val="4472C4" w:themeColor="accent5"/>
+          <w:sz w:val="24"/>
+          <w:szCs w:val="24"/>
+        </w:rPr>
+        <w:t>6</w:t>
+      </w:r>
+      <w:r>
+        <w:rPr>
+          <w:rFonts w:ascii="Arial" w:hAnsi="Arial" w:cs="Arial"/>
+          <w:b/>
+          <w:bCs/>
+          <w:color w:val="4472C4" w:themeColor="accent5"/>
+          <w:sz w:val="24"/>
+          <w:szCs w:val="24"/>
         </w:rPr>
         <w:tab/>
       </w:r>
       <w:r>
         <w:rPr>
           <w:rFonts w:ascii="Arial" w:hAnsi="Arial" w:cs="Arial"/>
-          <w:color w:val="1F497D"/>
-          <w:sz w:val="18"/>
-          <w:szCs w:val="18"/>
-        </w:rPr>
-        <w:t>Test</w:t>
-      </w:r>
-      <w:r>
-        <w:rPr>
-          <w:rFonts w:ascii="Arial" w:hAnsi="Arial" w:cs="Arial"/>
-          <w:color w:val="1F497D"/>
-          <w:sz w:val="18"/>
-          <w:szCs w:val="18"/>
-        </w:rPr>
-        <w:t xml:space="preserve"> version </w:t>
-      </w:r>
-      <w:r>
-        <w:rPr>
-          <w:rFonts w:ascii="Arial" w:hAnsi="Arial" w:cs="Arial"/>
-          <w:color w:val="1F497D"/>
-          <w:sz w:val="18"/>
-          <w:szCs w:val="18"/>
-        </w:rPr>
-        <w:t xml:space="preserve">to </w:t>
-      </w:r>
-      <w:r>
-        <w:rPr>
-          <w:rFonts w:ascii="Arial" w:hAnsi="Arial" w:cs="Arial"/>
-          <w:color w:val="1F497D"/>
-          <w:sz w:val="18"/>
-          <w:szCs w:val="18"/>
-        </w:rPr>
-        <w:t xml:space="preserve">investigate </w:t>
-      </w:r>
-      <w:r>
-        <w:rPr>
-          <w:rFonts w:ascii="Arial" w:hAnsi="Arial" w:cs="Arial"/>
-          <w:color w:val="1F497D"/>
-          <w:sz w:val="18"/>
-          <w:szCs w:val="18"/>
-        </w:rPr>
-        <w:t xml:space="preserve">the </w:t>
-      </w:r>
-      <w:r>
-        <w:rPr>
-          <w:rFonts w:ascii="Arial" w:hAnsi="Arial" w:cs="Arial"/>
-          <w:color w:val="1F497D"/>
-          <w:sz w:val="18"/>
-          <w:szCs w:val="18"/>
-        </w:rPr>
-        <w:t>freezes</w:t>
-      </w:r>
-      <w:r>
-        <w:rPr>
-          <w:rFonts w:ascii="Arial" w:hAnsi="Arial" w:cs="Arial"/>
-          <w:color w:val="1F497D"/>
-          <w:sz w:val="18"/>
-          <w:szCs w:val="18"/>
-        </w:rPr>
-        <w:t xml:space="preserve"> and </w:t>
-      </w:r>
-      <w:r>
-        <w:rPr>
-          <w:rFonts w:ascii="Arial" w:hAnsi="Arial" w:cs="Arial"/>
-          <w:color w:val="1F497D"/>
-          <w:sz w:val="18"/>
-          <w:szCs w:val="18"/>
-        </w:rPr>
-        <w:t xml:space="preserve">crashes </w:t>
-      </w:r>
-      <w:r>
-        <w:rPr>
-          <w:rFonts w:ascii="Arial" w:hAnsi="Arial" w:cs="Arial"/>
-          <w:color w:val="1F497D"/>
-          <w:sz w:val="18"/>
-          <w:szCs w:val="18"/>
-        </w:rPr>
-        <w:t xml:space="preserve">that instances of the </w:t>
-      </w:r>
-      <w:r>
-        <w:rPr>
-          <w:rFonts w:ascii="Arial" w:hAnsi="Arial" w:cs="Arial"/>
-          <w:color w:val="1F497D"/>
-          <w:sz w:val="18"/>
-          <w:szCs w:val="18"/>
-        </w:rPr>
-        <w:t>v8.1.5</w:t>
-      </w:r>
-      <w:r>
-        <w:rPr>
-          <w:rFonts w:ascii="Arial" w:hAnsi="Arial" w:cs="Arial"/>
-          <w:color w:val="1F497D"/>
-          <w:sz w:val="18"/>
-          <w:szCs w:val="18"/>
-        </w:rPr>
-        <w:t xml:space="preserve"> MS Store app exhibited </w:t>
-      </w:r>
-      <w:r>
-        <w:rPr>
-          <w:rFonts w:ascii="Arial" w:hAnsi="Arial" w:cs="Arial"/>
-          <w:color w:val="1F497D"/>
-          <w:sz w:val="18"/>
-          <w:szCs w:val="18"/>
-        </w:rPr>
-        <w:t>after download/upload.</w:t>
+          <w:b/>
+          <w:bCs/>
+          <w:color w:val="4472C4" w:themeColor="accent5"/>
+          <w:sz w:val="24"/>
+          <w:szCs w:val="24"/>
+        </w:rPr>
+        <w:t>30</w:t>
+      </w:r>
+      <w:r>
+        <w:rPr>
+          <w:rFonts w:ascii="Arial" w:hAnsi="Arial" w:cs="Arial"/>
+          <w:b/>
+          <w:bCs/>
+          <w:color w:val="4472C4" w:themeColor="accent5"/>
+          <w:sz w:val="24"/>
+          <w:szCs w:val="24"/>
+        </w:rPr>
+        <w:t>/</w:t>
+      </w:r>
+      <w:r>
+        <w:rPr>
+          <w:rFonts w:ascii="Arial" w:hAnsi="Arial" w:cs="Arial"/>
+          <w:b/>
+          <w:bCs/>
+          <w:color w:val="4472C4" w:themeColor="accent5"/>
+          <w:sz w:val="24"/>
+          <w:szCs w:val="24"/>
+        </w:rPr>
+        <w:t>07</w:t>
+      </w:r>
+      <w:r>
+        <w:rPr>
+          <w:rFonts w:ascii="Arial" w:hAnsi="Arial" w:cs="Arial"/>
+          <w:b/>
+          <w:bCs/>
+          <w:color w:val="4472C4" w:themeColor="accent5"/>
+          <w:sz w:val="24"/>
+          <w:szCs w:val="24"/>
+        </w:rPr>
+        <w:t>/2025</w:t>
       </w:r>
     </w:p>
     <w:p>
@@ -2761,96 +2815,131 @@
           <w:szCs w:val="18"/>
         </w:rPr>
       </w:pPr>
-    </w:p>
-    <w:p>
-      <w:pPr>
-        <w:tabs>
-          <w:tab w:val="left" w:pos="993"/>
-        </w:tabs>
-        <w:rPr>
-          <w:rFonts w:ascii="Arial" w:hAnsi="Arial" w:cs="Arial"/>
-          <w:color w:val="9CC2E5" w:themeColor="accent1" w:themeTint="99"/>
-          <w:sz w:val="16"/>
-          <w:szCs w:val="16"/>
-        </w:rPr>
-      </w:pPr>
-      <w:bookmarkStart w:id="3" w:name="_Hlk203052739"/>
-      <w:r>
-        <w:rPr>
-          <w:rFonts w:ascii="Arial" w:hAnsi="Arial" w:cs="Arial"/>
-          <w:b/>
-          <w:bCs/>
-          <w:color w:val="4472C4" w:themeColor="accent5"/>
-          <w:sz w:val="24"/>
-          <w:szCs w:val="24"/>
-        </w:rPr>
-        <w:t>v8.1.</w:t>
-      </w:r>
-      <w:r>
-        <w:rPr>
-          <w:rFonts w:ascii="Arial" w:hAnsi="Arial" w:cs="Arial"/>
-          <w:b/>
-          <w:bCs/>
-          <w:color w:val="4472C4" w:themeColor="accent5"/>
-          <w:sz w:val="24"/>
-          <w:szCs w:val="24"/>
-        </w:rPr>
-        <w:t>5</w:t>
-      </w:r>
-      <w:r>
-        <w:rPr>
-          <w:rFonts w:ascii="Arial" w:hAnsi="Arial" w:cs="Arial"/>
-          <w:b/>
-          <w:bCs/>
-          <w:color w:val="4472C4" w:themeColor="accent5"/>
-          <w:sz w:val="24"/>
-          <w:szCs w:val="24"/>
+      <w:r>
+        <w:rPr>
+          <w:rFonts w:ascii="Arial" w:hAnsi="Arial" w:cs="Arial"/>
+          <w:color w:val="1F497D"/>
+          <w:sz w:val="18"/>
+          <w:szCs w:val="18"/>
+        </w:rPr>
+        <w:t>-</w:t>
+      </w:r>
+      <w:r>
+        <w:rPr>
+          <w:rFonts w:ascii="Arial" w:hAnsi="Arial" w:cs="Arial"/>
+          <w:color w:val="1F497D"/>
+          <w:sz w:val="18"/>
+          <w:szCs w:val="18"/>
         </w:rPr>
         <w:tab/>
       </w:r>
       <w:r>
         <w:rPr>
           <w:rFonts w:ascii="Arial" w:hAnsi="Arial" w:cs="Arial"/>
-          <w:b/>
-          <w:bCs/>
-          <w:color w:val="4472C4" w:themeColor="accent5"/>
-          <w:sz w:val="24"/>
-          <w:szCs w:val="24"/>
-        </w:rPr>
-        <w:t>28</w:t>
-      </w:r>
-      <w:r>
-        <w:rPr>
-          <w:rFonts w:ascii="Arial" w:hAnsi="Arial" w:cs="Arial"/>
-          <w:b/>
-          <w:bCs/>
-          <w:color w:val="4472C4" w:themeColor="accent5"/>
-          <w:sz w:val="24"/>
-          <w:szCs w:val="24"/>
-        </w:rPr>
-        <w:t>/</w:t>
-      </w:r>
-      <w:r>
-        <w:rPr>
-          <w:rFonts w:ascii="Arial" w:hAnsi="Arial" w:cs="Arial"/>
-          <w:b/>
-          <w:bCs/>
-          <w:color w:val="4472C4" w:themeColor="accent5"/>
-          <w:sz w:val="24"/>
-          <w:szCs w:val="24"/>
-        </w:rPr>
-        <w:t>07</w:t>
-      </w:r>
-      <w:r>
-        <w:rPr>
-          <w:rFonts w:ascii="Arial" w:hAnsi="Arial" w:cs="Arial"/>
-          <w:b/>
-          <w:bCs/>
-          <w:color w:val="4472C4" w:themeColor="accent5"/>
-          <w:sz w:val="24"/>
-          <w:szCs w:val="24"/>
-        </w:rPr>
-        <w:t>/2025</w:t>
+          <w:color w:val="1F497D"/>
+          <w:sz w:val="18"/>
+          <w:szCs w:val="18"/>
+        </w:rPr>
+        <w:t>Test</w:t>
+      </w:r>
+      <w:r>
+        <w:rPr>
+          <w:rFonts w:ascii="Arial" w:hAnsi="Arial" w:cs="Arial"/>
+          <w:color w:val="1F497D"/>
+          <w:sz w:val="18"/>
+          <w:szCs w:val="18"/>
+        </w:rPr>
+        <w:t xml:space="preserve"> version </w:t>
+      </w:r>
+      <w:r>
+        <w:rPr>
+          <w:rFonts w:ascii="Arial" w:hAnsi="Arial" w:cs="Arial"/>
+          <w:color w:val="1F497D"/>
+          <w:sz w:val="18"/>
+          <w:szCs w:val="18"/>
+        </w:rPr>
+        <w:t xml:space="preserve">to </w:t>
+      </w:r>
+      <w:r>
+        <w:rPr>
+          <w:rFonts w:ascii="Arial" w:hAnsi="Arial" w:cs="Arial"/>
+          <w:color w:val="1F497D"/>
+          <w:sz w:val="18"/>
+          <w:szCs w:val="18"/>
+        </w:rPr>
+        <w:t xml:space="preserve">investigate </w:t>
+      </w:r>
+      <w:r>
+        <w:rPr>
+          <w:rFonts w:ascii="Arial" w:hAnsi="Arial" w:cs="Arial"/>
+          <w:color w:val="1F497D"/>
+          <w:sz w:val="18"/>
+          <w:szCs w:val="18"/>
+        </w:rPr>
+        <w:t xml:space="preserve">the </w:t>
+      </w:r>
+      <w:r>
+        <w:rPr>
+          <w:rFonts w:ascii="Arial" w:hAnsi="Arial" w:cs="Arial"/>
+          <w:color w:val="1F497D"/>
+          <w:sz w:val="18"/>
+          <w:szCs w:val="18"/>
+        </w:rPr>
+        <w:t>freezes</w:t>
+      </w:r>
+      <w:r>
+        <w:rPr>
+          <w:rFonts w:ascii="Arial" w:hAnsi="Arial" w:cs="Arial"/>
+          <w:color w:val="1F497D"/>
+          <w:sz w:val="18"/>
+          <w:szCs w:val="18"/>
+        </w:rPr>
+        <w:t xml:space="preserve"> and </w:t>
+      </w:r>
+      <w:r>
+        <w:rPr>
+          <w:rFonts w:ascii="Arial" w:hAnsi="Arial" w:cs="Arial"/>
+          <w:color w:val="1F497D"/>
+          <w:sz w:val="18"/>
+          <w:szCs w:val="18"/>
+        </w:rPr>
+        <w:t xml:space="preserve">crashes </w:t>
+      </w:r>
+      <w:r>
+        <w:rPr>
+          <w:rFonts w:ascii="Arial" w:hAnsi="Arial" w:cs="Arial"/>
+          <w:color w:val="1F497D"/>
+          <w:sz w:val="18"/>
+          <w:szCs w:val="18"/>
+        </w:rPr>
+        <w:t xml:space="preserve">that instances of the </w:t>
+      </w:r>
+      <w:r>
+        <w:rPr>
+          <w:rFonts w:ascii="Arial" w:hAnsi="Arial" w:cs="Arial"/>
+          <w:color w:val="1F497D"/>
+          <w:sz w:val="18"/>
+          <w:szCs w:val="18"/>
+        </w:rPr>
+        <w:t>v8.1.5</w:t>
+      </w:r>
+      <w:r>
+        <w:rPr>
+          <w:rFonts w:ascii="Arial" w:hAnsi="Arial" w:cs="Arial"/>
+          <w:color w:val="1F497D"/>
+          <w:sz w:val="18"/>
+          <w:szCs w:val="18"/>
+        </w:rPr>
+        <w:t xml:space="preserve"> MS Store app exhibited </w:t>
+      </w:r>
+      <w:r>
+        <w:rPr>
+          <w:rFonts w:ascii="Arial" w:hAnsi="Arial" w:cs="Arial"/>
+          <w:color w:val="1F497D"/>
+          <w:sz w:val="18"/>
+          <w:szCs w:val="18"/>
+        </w:rPr>
+        <w:t>after download/upload.</w:t>
       </w:r>
     </w:p>
     <w:p>
@@ -2873,86 +2962,96 @@
           <w:szCs w:val="18"/>
         </w:rPr>
       </w:pPr>
-      <w:r>
-        <w:rPr>
-          <w:rFonts w:ascii="Arial" w:hAnsi="Arial" w:cs="Arial"/>
-          <w:color w:val="1F497D"/>
-          <w:sz w:val="18"/>
-          <w:szCs w:val="18"/>
-        </w:rPr>
-        <w:t>-</w:t>
-      </w:r>
-      <w:r>
-        <w:rPr>
-          <w:rFonts w:ascii="Arial" w:hAnsi="Arial" w:cs="Arial"/>
-          <w:color w:val="1F497D"/>
-          <w:sz w:val="18"/>
-          <w:szCs w:val="18"/>
+    </w:p>
+    <w:p>
+      <w:pPr>
+        <w:tabs>
+          <w:tab w:val="left" w:pos="993"/>
+        </w:tabs>
+        <w:rPr>
+          <w:rFonts w:ascii="Arial" w:hAnsi="Arial" w:cs="Arial"/>
+          <w:color w:val="9CC2E5" w:themeColor="accent1" w:themeTint="99"/>
+          <w:sz w:val="16"/>
+          <w:szCs w:val="16"/>
+        </w:rPr>
+      </w:pPr>
+      <w:bookmarkStart w:id="3" w:name="_Hlk203052739"/>
+      <w:r>
+        <w:rPr>
+          <w:rFonts w:ascii="Arial" w:hAnsi="Arial" w:cs="Arial"/>
+          <w:b/>
+          <w:bCs/>
+          <w:color w:val="4472C4" w:themeColor="accent5"/>
+          <w:sz w:val="24"/>
+          <w:szCs w:val="24"/>
+        </w:rPr>
+        <w:t>v8.1.</w:t>
+      </w:r>
+      <w:r>
+        <w:rPr>
+          <w:rFonts w:ascii="Arial" w:hAnsi="Arial" w:cs="Arial"/>
+          <w:b/>
+          <w:bCs/>
+          <w:color w:val="4472C4" w:themeColor="accent5"/>
+          <w:sz w:val="24"/>
+          <w:szCs w:val="24"/>
+        </w:rPr>
+        <w:t>5</w:t>
+      </w:r>
+      <w:r>
+        <w:rPr>
+          <w:rFonts w:ascii="Arial" w:hAnsi="Arial" w:cs="Arial"/>
+          <w:b/>
+          <w:bCs/>
+          <w:color w:val="4472C4" w:themeColor="accent5"/>
+          <w:sz w:val="24"/>
+          <w:szCs w:val="24"/>
         </w:rPr>
         <w:tab/>
       </w:r>
       <w:r>
         <w:rPr>
           <w:rFonts w:ascii="Arial" w:hAnsi="Arial" w:cs="Arial"/>
-          <w:color w:val="1F497D"/>
-          <w:sz w:val="18"/>
-          <w:szCs w:val="18"/>
-        </w:rPr>
-        <w:t xml:space="preserve">The panel </w:t>
-      </w:r>
-      <w:r>
-        <w:rPr>
-          <w:rFonts w:ascii="Arial" w:hAnsi="Arial" w:cs="Arial"/>
-          <w:color w:val="1F497D"/>
-          <w:sz w:val="18"/>
-          <w:szCs w:val="18"/>
-        </w:rPr>
-        <w:t xml:space="preserve">upload </w:t>
-      </w:r>
-      <w:r>
-        <w:rPr>
-          <w:rFonts w:ascii="Arial" w:hAnsi="Arial" w:cs="Arial"/>
-          <w:color w:val="1F497D"/>
-          <w:sz w:val="18"/>
-          <w:szCs w:val="18"/>
-        </w:rPr>
-        <w:t xml:space="preserve">has been refined </w:t>
-      </w:r>
-      <w:r>
-        <w:rPr>
-          <w:rFonts w:ascii="Arial" w:hAnsi="Arial" w:cs="Arial"/>
-          <w:color w:val="1F497D"/>
-          <w:sz w:val="18"/>
-          <w:szCs w:val="18"/>
-        </w:rPr>
-        <w:t>so that d</w:t>
-      </w:r>
-      <w:r>
-        <w:rPr>
-          <w:rFonts w:ascii="Arial" w:hAnsi="Arial" w:cs="Arial"/>
-          <w:color w:val="1F497D"/>
-          <w:sz w:val="18"/>
-          <w:szCs w:val="18"/>
-        </w:rPr>
-        <w:t>uplicate data items</w:t>
-      </w:r>
-      <w:r>
-        <w:rPr>
-          <w:rFonts w:ascii="Arial" w:hAnsi="Arial" w:cs="Arial"/>
-          <w:color w:val="1F497D"/>
-          <w:sz w:val="18"/>
-          <w:szCs w:val="18"/>
-        </w:rPr>
-        <w:t xml:space="preserve"> are not sent</w:t>
-      </w:r>
-      <w:r>
-        <w:rPr>
-          <w:rFonts w:ascii="Arial" w:hAnsi="Arial" w:cs="Arial"/>
-          <w:color w:val="1F497D"/>
-          <w:sz w:val="18"/>
-          <w:szCs w:val="18"/>
-        </w:rPr>
-        <w:t>.</w:t>
+          <w:b/>
+          <w:bCs/>
+          <w:color w:val="4472C4" w:themeColor="accent5"/>
+          <w:sz w:val="24"/>
+          <w:szCs w:val="24"/>
+        </w:rPr>
+        <w:t>28</w:t>
+      </w:r>
+      <w:r>
+        <w:rPr>
+          <w:rFonts w:ascii="Arial" w:hAnsi="Arial" w:cs="Arial"/>
+          <w:b/>
+          <w:bCs/>
+          <w:color w:val="4472C4" w:themeColor="accent5"/>
+          <w:sz w:val="24"/>
+          <w:szCs w:val="24"/>
+        </w:rPr>
+        <w:t>/</w:t>
+      </w:r>
+      <w:r>
+        <w:rPr>
+          <w:rFonts w:ascii="Arial" w:hAnsi="Arial" w:cs="Arial"/>
+          <w:b/>
+          <w:bCs/>
+          <w:color w:val="4472C4" w:themeColor="accent5"/>
+          <w:sz w:val="24"/>
+          <w:szCs w:val="24"/>
+        </w:rPr>
+        <w:t>07</w:t>
+      </w:r>
+      <w:r>
+        <w:rPr>
+          <w:rFonts w:ascii="Arial" w:hAnsi="Arial" w:cs="Arial"/>
+          <w:b/>
+          <w:bCs/>
+          <w:color w:val="4472C4" w:themeColor="accent5"/>
+          <w:sz w:val="24"/>
+          <w:szCs w:val="24"/>
+        </w:rPr>
+        <w:t>/2025</w:t>
       </w:r>
     </w:p>
     <w:p>
@@ -2982,6 +3081,7 @@
           <w:sz w:val="18"/>
           <w:szCs w:val="18"/>
         </w:rPr>
+        <w:lastRenderedPageBreak/>
         <w:t>-</w:t>
       </w:r>
       <w:r>
@@ -3000,7 +3100,61 @@
           <w:sz w:val="18"/>
           <w:szCs w:val="18"/>
         </w:rPr>
-        <w:t>The Validation Window now correctly reports multiple errors on a page instead of only one.</w:t>
+        <w:t xml:space="preserve">The panel </w:t>
+      </w:r>
+      <w:r>
+        <w:rPr>
+          <w:rFonts w:ascii="Arial" w:hAnsi="Arial" w:cs="Arial"/>
+          <w:color w:val="1F497D"/>
+          <w:sz w:val="18"/>
+          <w:szCs w:val="18"/>
+        </w:rPr>
+        <w:t xml:space="preserve">upload </w:t>
+      </w:r>
+      <w:r>
+        <w:rPr>
+          <w:rFonts w:ascii="Arial" w:hAnsi="Arial" w:cs="Arial"/>
+          <w:color w:val="1F497D"/>
+          <w:sz w:val="18"/>
+          <w:szCs w:val="18"/>
+        </w:rPr>
+        <w:t xml:space="preserve">has been refined </w:t>
+      </w:r>
+      <w:r>
+        <w:rPr>
+          <w:rFonts w:ascii="Arial" w:hAnsi="Arial" w:cs="Arial"/>
+          <w:color w:val="1F497D"/>
+          <w:sz w:val="18"/>
+          <w:szCs w:val="18"/>
+        </w:rPr>
+        <w:t>so that d</w:t>
+      </w:r>
+      <w:r>
+        <w:rPr>
+          <w:rFonts w:ascii="Arial" w:hAnsi="Arial" w:cs="Arial"/>
+          <w:color w:val="1F497D"/>
+          <w:sz w:val="18"/>
+          <w:szCs w:val="18"/>
+        </w:rPr>
+        <w:t>uplicate data items</w:t>
+      </w:r>
+      <w:r>
+        <w:rPr>
+          <w:rFonts w:ascii="Arial" w:hAnsi="Arial" w:cs="Arial"/>
+          <w:color w:val="1F497D"/>
+          <w:sz w:val="18"/>
+          <w:szCs w:val="18"/>
+        </w:rPr>
+        <w:t xml:space="preserve"> are not sent</w:t>
+      </w:r>
+      <w:r>
+        <w:rPr>
+          <w:rFonts w:ascii="Arial" w:hAnsi="Arial" w:cs="Arial"/>
+          <w:color w:val="1F497D"/>
+          <w:sz w:val="18"/>
+          <w:szCs w:val="18"/>
+        </w:rPr>
+        <w:t>.</w:t>
       </w:r>
     </w:p>
     <w:p>
@@ -3030,7 +3184,54 @@
           <w:sz w:val="18"/>
           <w:szCs w:val="18"/>
         </w:rPr>
-        <w:lastRenderedPageBreak/>
+        <w:t>-</w:t>
+      </w:r>
+      <w:r>
+        <w:rPr>
+          <w:rFonts w:ascii="Arial" w:hAnsi="Arial" w:cs="Arial"/>
+          <w:color w:val="1F497D"/>
+          <w:sz w:val="18"/>
+          <w:szCs w:val="18"/>
+        </w:rPr>
+        <w:tab/>
+      </w:r>
+      <w:r>
+        <w:rPr>
+          <w:rFonts w:ascii="Arial" w:hAnsi="Arial" w:cs="Arial"/>
+          <w:color w:val="1F497D"/>
+          <w:sz w:val="18"/>
+          <w:szCs w:val="18"/>
+        </w:rPr>
+        <w:t>The Validation Window now correctly reports multiple errors on a page instead of only one.</w:t>
+      </w:r>
+    </w:p>
+    <w:p>
+      <w:pPr>
+        <w:tabs>
+          <w:tab w:val="left" w:pos="284"/>
+          <w:tab w:val="left" w:pos="567"/>
+          <w:tab w:val="left" w:pos="993"/>
+          <w:tab w:val="left" w:pos="1418"/>
+          <w:tab w:val="right" w:pos="9000"/>
+        </w:tabs>
+        <w:suppressAutoHyphens/>
+        <w:autoSpaceDN w:val="0"/>
+        <w:ind w:left="284" w:hanging="284"/>
+        <w:contextualSpacing/>
+        <w:rPr>
+          <w:rFonts w:ascii="Arial" w:hAnsi="Arial" w:cs="Arial"/>
+          <w:color w:val="1F497D"/>
+          <w:sz w:val="18"/>
+          <w:szCs w:val="18"/>
+        </w:rPr>
+      </w:pPr>
+      <w:r>
+        <w:rPr>
+          <w:rFonts w:ascii="Arial" w:hAnsi="Arial" w:cs="Arial"/>
+          <w:color w:val="1F497D"/>
+          <w:sz w:val="18"/>
+          <w:szCs w:val="18"/>
+        </w:rPr>
         <w:t>-</w:t>
       </w:r>
       <w:r>
@@ -5457,7 +5658,6 @@
           <w:sz w:val="24"/>
           <w:szCs w:val="24"/>
         </w:rPr>
-        <w:lastRenderedPageBreak/>
         <w:t>v8</w:t>
       </w:r>
       <w:r>
@@ -7355,7 +7555,27 @@
           <w:sz w:val="18"/>
           <w:szCs w:val="18"/>
         </w:rPr>
-        <w:t xml:space="preserve">NumberSpinner control: added NumberSet property, that defines the set of valid values for the case when the valid values are not consecutive, and </w:t>
+        <w:t xml:space="preserve">NumberSpinner control: added </w:t>
+      </w:r>
+      <w:proofErr w:type="spellStart"/>
+      <w:r>
+        <w:rPr>
+          <w:rFonts w:ascii="Arial" w:hAnsi="Arial" w:cs="Arial"/>
+          <w:color w:val="1F4E79" w:themeColor="accent1" w:themeShade="80"/>
+          <w:sz w:val="18"/>
+          <w:szCs w:val="18"/>
+        </w:rPr>
+        <w:t>NumberSet</w:t>
+      </w:r>
+      <w:proofErr w:type="spellEnd"/>
+      <w:r>
+        <w:rPr>
+          <w:rFonts w:ascii="Arial" w:hAnsi="Arial" w:cs="Arial"/>
+          <w:color w:val="1F4E79" w:themeColor="accent1" w:themeShade="80"/>
+          <w:sz w:val="18"/>
+          <w:szCs w:val="18"/>
+        </w:rPr>
+        <w:t xml:space="preserve"> property, that defines the set of valid values for the case when the valid values are not consecutive, and </w:t>
       </w:r>
       <w:r>
         <w:rPr>
@@ -7643,6 +7863,7 @@
           <w:sz w:val="18"/>
           <w:szCs w:val="18"/>
         </w:rPr>
+        <w:lastRenderedPageBreak/>
         <w:t>-</w:t>
       </w:r>
       <w:r>
@@ -7688,7 +7909,6 @@
           <w:sz w:val="18"/>
           <w:szCs w:val="18"/>
         </w:rPr>
-        <w:lastRenderedPageBreak/>
         <w:t>-</w:t>
       </w:r>
       <w:r>
@@ -8310,7 +8530,37 @@
           <w:sz w:val="18"/>
           <w:szCs w:val="18"/>
         </w:rPr>
-        <w:t>Default DeviceData day/night modes are now set according to the device type</w:t>
+        <w:t xml:space="preserve">Default </w:t>
+      </w:r>
+      <w:proofErr w:type="spellStart"/>
+      <w:r>
+        <w:rPr>
+          <w:rFonts w:ascii="Arial" w:hAnsi="Arial" w:cs="Arial"/>
+          <w:color w:val="1F4E79" w:themeColor="accent1" w:themeShade="80"/>
+          <w:sz w:val="18"/>
+          <w:szCs w:val="18"/>
+        </w:rPr>
+        <w:t>DeviceData</w:t>
+      </w:r>
+      <w:proofErr w:type="spellEnd"/>
+      <w:r>
+        <w:rPr>
+          <w:rFonts w:ascii="Arial" w:hAnsi="Arial" w:cs="Arial"/>
+          <w:color w:val="1F4E79" w:themeColor="accent1" w:themeShade="80"/>
+          <w:sz w:val="18"/>
+          <w:szCs w:val="18"/>
+        </w:rPr>
+        <w:t xml:space="preserve"> day/night modes are now set according to the device </w:t>
+      </w:r>
+      <w:proofErr w:type="gramStart"/>
+      <w:r>
+        <w:rPr>
+          <w:rFonts w:ascii="Arial" w:hAnsi="Arial" w:cs="Arial"/>
+          <w:color w:val="1F4E79" w:themeColor="accent1" w:themeShade="80"/>
+          <w:sz w:val="18"/>
+          <w:szCs w:val="18"/>
+        </w:rPr>
+        <w:t>type</w:t>
       </w:r>
       <w:r>
         <w:rPr>
@@ -8328,7 +8578,17 @@
           <w:sz w:val="18"/>
           <w:szCs w:val="18"/>
         </w:rPr>
-        <w:t xml:space="preserve"> and are set to default values when a device is changed or added.</w:t>
+        <w:t xml:space="preserve"> and</w:t>
+      </w:r>
+      <w:proofErr w:type="gramEnd"/>
+      <w:r>
+        <w:rPr>
+          <w:rFonts w:ascii="Arial" w:hAnsi="Arial" w:cs="Arial"/>
+          <w:color w:val="1F4E79" w:themeColor="accent1" w:themeShade="80"/>
+          <w:sz w:val="18"/>
+          <w:szCs w:val="18"/>
+        </w:rPr>
+        <w:t xml:space="preserve"> are set to default values when a device is changed or added.</w:t>
       </w:r>
     </w:p>
     <w:p>
@@ -8987,7 +9247,27 @@
           <w:sz w:val="18"/>
           <w:szCs w:val="18"/>
         </w:rPr>
-        <w:t>; also the option to remove it from the Recent Files list</w:t>
+        <w:t xml:space="preserve">; </w:t>
+      </w:r>
+      <w:proofErr w:type="gramStart"/>
+      <w:r>
+        <w:rPr>
+          <w:rFonts w:ascii="Arial" w:hAnsi="Arial" w:cs="Arial"/>
+          <w:color w:val="1F4E79" w:themeColor="accent1" w:themeShade="80"/>
+          <w:sz w:val="18"/>
+          <w:szCs w:val="18"/>
+        </w:rPr>
+        <w:t>also</w:t>
+      </w:r>
+      <w:proofErr w:type="gramEnd"/>
+      <w:r>
+        <w:rPr>
+          <w:rFonts w:ascii="Arial" w:hAnsi="Arial" w:cs="Arial"/>
+          <w:color w:val="1F4E79" w:themeColor="accent1" w:themeShade="80"/>
+          <w:sz w:val="18"/>
+          <w:szCs w:val="18"/>
+        </w:rPr>
+        <w:t xml:space="preserve"> the option to remove it from the Recent Files list</w:t>
       </w:r>
       <w:r>
         <w:rPr>

--- a/XFP/Resources/XFP Revision History[en-GB].docx
+++ b/XFP/Resources/XFP Revision History[en-GB].docx
@@ -58,7 +58,7 @@
           <w:sz w:val="24"/>
           <w:szCs w:val="24"/>
         </w:rPr>
-        <w:t>1</w:t>
+        <w:t>12</w:t>
       </w:r>
       <w:r>
         <w:rPr>
@@ -69,7 +69,7 @@
           <w:sz w:val="24"/>
           <w:szCs w:val="24"/>
         </w:rPr>
-        <w:t>2</w:t>
+        <w:tab/>
       </w:r>
       <w:r>
         <w:rPr>
@@ -80,7 +80,7 @@
           <w:sz w:val="24"/>
           <w:szCs w:val="24"/>
         </w:rPr>
-        <w:tab/>
+        <w:t>31</w:t>
       </w:r>
       <w:r>
         <w:rPr>
@@ -91,7 +91,7 @@
           <w:sz w:val="24"/>
           <w:szCs w:val="24"/>
         </w:rPr>
-        <w:t>04</w:t>
+        <w:t>/</w:t>
       </w:r>
       <w:r>
         <w:rPr>
@@ -102,29 +102,7 @@
           <w:sz w:val="24"/>
           <w:szCs w:val="24"/>
         </w:rPr>
-        <w:t>/</w:t>
-      </w:r>
-      <w:r>
-        <w:rPr>
-          <w:rFonts w:ascii="Arial" w:hAnsi="Arial" w:cs="Arial"/>
-          <w:b/>
-          <w:bCs/>
-          <w:color w:val="4472C4" w:themeColor="accent5"/>
-          <w:sz w:val="24"/>
-          <w:szCs w:val="24"/>
-        </w:rPr>
-        <w:t>0</w:t>
-      </w:r>
-      <w:r>
-        <w:rPr>
-          <w:rFonts w:ascii="Arial" w:hAnsi="Arial" w:cs="Arial"/>
-          <w:b/>
-          <w:bCs/>
-          <w:color w:val="4472C4" w:themeColor="accent5"/>
-          <w:sz w:val="24"/>
-          <w:szCs w:val="24"/>
-        </w:rPr>
-        <w:t>3</w:t>
+        <w:t>03</w:t>
       </w:r>
       <w:r>
         <w:rPr>
@@ -264,25 +242,34 @@
           <w:sz w:val="18"/>
           <w:szCs w:val="18"/>
         </w:rPr>
-        <w:t>specifi</w:t>
-      </w:r>
-      <w:r>
-        <w:rPr>
-          <w:rFonts w:ascii="Arial" w:hAnsi="Arial" w:cs="Arial"/>
-          <w:color w:val="1F497D"/>
-          <w:sz w:val="18"/>
-          <w:szCs w:val="18"/>
-        </w:rPr>
-        <w:t>ed</w:t>
-      </w:r>
-      <w:r>
-        <w:rPr>
-          <w:rFonts w:ascii="Arial" w:hAnsi="Arial" w:cs="Arial"/>
-          <w:color w:val="1F497D"/>
-          <w:sz w:val="18"/>
-          <w:szCs w:val="18"/>
-        </w:rPr>
-        <w:t xml:space="preserve"> default values.  This fixes an issue where Apollo I/O units were </w:t>
+        <w:t>specified</w:t>
+      </w:r>
+      <w:r>
+        <w:rPr>
+          <w:rFonts w:ascii="Arial" w:hAnsi="Arial" w:cs="Arial"/>
+          <w:color w:val="1F497D"/>
+          <w:sz w:val="18"/>
+          <w:szCs w:val="18"/>
+        </w:rPr>
+        <w:t xml:space="preserve"> default values.  This</w:t>
+      </w:r>
+      <w:r>
+        <w:rPr>
+          <w:rFonts w:ascii="Arial" w:hAnsi="Arial" w:cs="Arial"/>
+          <w:color w:val="1F497D"/>
+          <w:sz w:val="18"/>
+          <w:szCs w:val="18"/>
+        </w:rPr>
+        <w:t xml:space="preserve"> is to correct </w:t>
+      </w:r>
+      <w:r>
+        <w:rPr>
+          <w:rFonts w:ascii="Arial" w:hAnsi="Arial" w:cs="Arial"/>
+          <w:color w:val="1F497D"/>
+          <w:sz w:val="18"/>
+          <w:szCs w:val="18"/>
+        </w:rPr>
+        <w:t xml:space="preserve">an issue where Apollo I/O units were </w:t>
       </w:r>
       <w:r>
         <w:rPr>
@@ -348,25 +335,7 @@
           <w:sz w:val="18"/>
           <w:szCs w:val="18"/>
         </w:rPr>
-        <w:t xml:space="preserve">The Site Details page was not showing </w:t>
-      </w:r>
-      <w:r>
-        <w:rPr>
-          <w:rFonts w:ascii="Arial" w:hAnsi="Arial" w:cs="Arial"/>
-          <w:color w:val="1F497D"/>
-          <w:sz w:val="18"/>
-          <w:szCs w:val="18"/>
-        </w:rPr>
-        <w:t xml:space="preserve">recalibration </w:t>
-      </w:r>
-      <w:r>
-        <w:rPr>
-          <w:rFonts w:ascii="Arial" w:hAnsi="Arial" w:cs="Arial"/>
-          <w:color w:val="1F497D"/>
-          <w:sz w:val="18"/>
-          <w:szCs w:val="18"/>
-        </w:rPr>
-        <w:t>or day/night times when reading from a config that was created by the old XFP tools</w:t>
+        <w:t>The Site Details page was not showing recalibration or day/night times when reading from a config that was created by the old XFP tools</w:t>
       </w:r>
       <w:r>
         <w:rPr>
@@ -971,21 +940,30 @@
         <w:contextualSpacing/>
         <w:rPr>
           <w:rFonts w:ascii="Arial" w:hAnsi="Arial" w:cs="Arial"/>
+          <w:color w:val="1F497D"/>
+          <w:sz w:val="18"/>
+          <w:szCs w:val="18"/>
+        </w:rPr>
+      </w:pPr>
+      <w:r>
+        <w:rPr>
+          <w:rFonts w:ascii="Arial" w:hAnsi="Arial" w:cs="Arial"/>
+          <w:color w:val="1F497D"/>
+          <w:sz w:val="18"/>
+          <w:szCs w:val="18"/>
+        </w:rPr>
+        <w:tab/>
+      </w:r>
+      <w:r>
+        <w:rPr>
+          <w:rFonts w:ascii="Arial" w:hAnsi="Arial" w:cs="Arial"/>
           <w:i/>
           <w:iCs/>
           <w:color w:val="1F497D"/>
           <w:sz w:val="18"/>
           <w:szCs w:val="18"/>
         </w:rPr>
-      </w:pPr>
-      <w:r>
-        <w:rPr>
-          <w:rFonts w:ascii="Arial" w:hAnsi="Arial" w:cs="Arial"/>
-          <w:color w:val="1F497D"/>
-          <w:sz w:val="18"/>
-          <w:szCs w:val="18"/>
-        </w:rPr>
-        <w:tab/>
+        <w:t>For this, device names and zone descriptions are prefixed with type codes and zone numbers respectively.  If not already prefixed, before uploading the user is asked whether the pane</w:t>
       </w:r>
       <w:r>
         <w:rPr>
@@ -996,7 +974,7 @@
           <w:sz w:val="18"/>
           <w:szCs w:val="18"/>
         </w:rPr>
-        <w:t>For this, device names and zone descriptions are prefixed with type codes and zone numbers respectively.  If not already prefixed, before uploading the user is asked whether the pane</w:t>
+        <w:t>l</w:t>
       </w:r>
       <w:r>
         <w:rPr>
@@ -1007,42 +985,16 @@
           <w:sz w:val="18"/>
           <w:szCs w:val="18"/>
         </w:rPr>
-        <w:t>l</w:t>
-      </w:r>
-      <w:r>
-        <w:rPr>
-          <w:rFonts w:ascii="Arial" w:hAnsi="Arial" w:cs="Arial"/>
-          <w:i/>
-          <w:iCs/>
-          <w:color w:val="1F497D"/>
-          <w:sz w:val="18"/>
-          <w:szCs w:val="18"/>
-        </w:rPr>
-        <w:t xml:space="preserve"> is for Envision and, if </w:t>
-      </w:r>
-      <w:proofErr w:type="gramStart"/>
-      <w:r>
-        <w:rPr>
-          <w:rFonts w:ascii="Arial" w:hAnsi="Arial" w:cs="Arial"/>
-          <w:i/>
-          <w:iCs/>
-          <w:color w:val="1F497D"/>
-          <w:sz w:val="18"/>
-          <w:szCs w:val="18"/>
-        </w:rPr>
-        <w:t>Yes</w:t>
-      </w:r>
-      <w:proofErr w:type="gramEnd"/>
-      <w:r>
-        <w:rPr>
-          <w:rFonts w:ascii="Arial" w:hAnsi="Arial" w:cs="Arial"/>
-          <w:i/>
-          <w:iCs/>
-          <w:color w:val="1F497D"/>
-          <w:sz w:val="18"/>
-          <w:szCs w:val="18"/>
-        </w:rPr>
-        <w:t>, the prefixes are added.</w:t>
+        <w:t xml:space="preserve"> is for Envision and, if Yes, the prefixes are added.</w:t>
+      </w:r>
+      <w:r>
+        <w:rPr>
+          <w:rFonts w:ascii="Arial" w:hAnsi="Arial" w:cs="Arial"/>
+          <w:color w:val="1F497D"/>
+          <w:sz w:val="18"/>
+          <w:szCs w:val="18"/>
+        </w:rPr>
+        <w:br/>
       </w:r>
     </w:p>
     <w:p>
@@ -1187,17 +1139,7 @@
           <w:sz w:val="18"/>
           <w:szCs w:val="18"/>
         </w:rPr>
-        <w:t xml:space="preserve"> 2-loop </w:t>
-      </w:r>
-      <w:proofErr w:type="gramStart"/>
-      <w:r>
-        <w:rPr>
-          <w:rFonts w:ascii="Arial" w:hAnsi="Arial" w:cs="Arial"/>
-          <w:color w:val="1F497D"/>
-          <w:sz w:val="18"/>
-          <w:szCs w:val="18"/>
-        </w:rPr>
-        <w:t>panel</w:t>
+        <w:t xml:space="preserve"> 2-loop panel</w:t>
       </w:r>
       <w:r>
         <w:rPr>
@@ -1224,17 +1166,7 @@
           <w:sz w:val="18"/>
           <w:szCs w:val="18"/>
         </w:rPr>
-        <w:t>and</w:t>
-      </w:r>
-      <w:proofErr w:type="gramEnd"/>
-      <w:r>
-        <w:rPr>
-          <w:rFonts w:ascii="Arial" w:hAnsi="Arial" w:cs="Arial"/>
-          <w:color w:val="1F497D"/>
-          <w:sz w:val="18"/>
-          <w:szCs w:val="18"/>
-        </w:rPr>
-        <w:t xml:space="preserve"> </w:t>
+        <w:t xml:space="preserve">and </w:t>
       </w:r>
       <w:r>
         <w:rPr>
@@ -7083,45 +7015,14 @@
         </w:rPr>
         <w:tab/>
       </w:r>
-      <w:proofErr w:type="spellStart"/>
-      <w:r>
-        <w:rPr>
-          <w:rFonts w:ascii="Arial" w:hAnsi="Arial" w:cs="Arial"/>
-          <w:color w:val="1F4E79" w:themeColor="accent1" w:themeShade="80"/>
-          <w:sz w:val="18"/>
-          <w:szCs w:val="18"/>
-        </w:rPr>
-        <w:t>NumberSpinner</w:t>
-      </w:r>
-      <w:proofErr w:type="spellEnd"/>
-      <w:r>
-        <w:rPr>
-          <w:rFonts w:ascii="Arial" w:hAnsi="Arial" w:cs="Arial"/>
-          <w:color w:val="1F4E79" w:themeColor="accent1" w:themeShade="80"/>
-          <w:sz w:val="18"/>
-          <w:szCs w:val="18"/>
-        </w:rPr>
-        <w:t xml:space="preserve"> control: added </w:t>
-      </w:r>
-      <w:proofErr w:type="spellStart"/>
-      <w:r>
-        <w:rPr>
-          <w:rFonts w:ascii="Arial" w:hAnsi="Arial" w:cs="Arial"/>
-          <w:color w:val="1F4E79" w:themeColor="accent1" w:themeShade="80"/>
-          <w:sz w:val="18"/>
-          <w:szCs w:val="18"/>
-        </w:rPr>
-        <w:t>NumberSet</w:t>
-      </w:r>
-      <w:proofErr w:type="spellEnd"/>
-      <w:r>
-        <w:rPr>
-          <w:rFonts w:ascii="Arial" w:hAnsi="Arial" w:cs="Arial"/>
-          <w:color w:val="1F4E79" w:themeColor="accent1" w:themeShade="80"/>
-          <w:sz w:val="18"/>
-          <w:szCs w:val="18"/>
-        </w:rPr>
-        <w:t xml:space="preserve"> property, that defines the set of valid values for the case when the valid values are not consecutive, and </w:t>
+      <w:r>
+        <w:rPr>
+          <w:rFonts w:ascii="Arial" w:hAnsi="Arial" w:cs="Arial"/>
+          <w:color w:val="1F4E79" w:themeColor="accent1" w:themeShade="80"/>
+          <w:sz w:val="18"/>
+          <w:szCs w:val="18"/>
+        </w:rPr>
+        <w:t xml:space="preserve">NumberSpinner control: added NumberSet property, that defines the set of valid values for the case when the valid values are not consecutive, and </w:t>
       </w:r>
       <w:r>
         <w:rPr>
@@ -8076,37 +7977,7 @@
           <w:sz w:val="18"/>
           <w:szCs w:val="18"/>
         </w:rPr>
-        <w:t xml:space="preserve">Default </w:t>
-      </w:r>
-      <w:proofErr w:type="spellStart"/>
-      <w:r>
-        <w:rPr>
-          <w:rFonts w:ascii="Arial" w:hAnsi="Arial" w:cs="Arial"/>
-          <w:color w:val="1F4E79" w:themeColor="accent1" w:themeShade="80"/>
-          <w:sz w:val="18"/>
-          <w:szCs w:val="18"/>
-        </w:rPr>
-        <w:t>DeviceData</w:t>
-      </w:r>
-      <w:proofErr w:type="spellEnd"/>
-      <w:r>
-        <w:rPr>
-          <w:rFonts w:ascii="Arial" w:hAnsi="Arial" w:cs="Arial"/>
-          <w:color w:val="1F4E79" w:themeColor="accent1" w:themeShade="80"/>
-          <w:sz w:val="18"/>
-          <w:szCs w:val="18"/>
-        </w:rPr>
-        <w:t xml:space="preserve"> day/night modes are now set according to the device </w:t>
-      </w:r>
-      <w:proofErr w:type="gramStart"/>
-      <w:r>
-        <w:rPr>
-          <w:rFonts w:ascii="Arial" w:hAnsi="Arial" w:cs="Arial"/>
-          <w:color w:val="1F4E79" w:themeColor="accent1" w:themeShade="80"/>
-          <w:sz w:val="18"/>
-          <w:szCs w:val="18"/>
-        </w:rPr>
-        <w:t>type</w:t>
+        <w:t>Default DeviceData day/night modes are now set according to the device type</w:t>
       </w:r>
       <w:r>
         <w:rPr>
@@ -8124,17 +7995,7 @@
           <w:sz w:val="18"/>
           <w:szCs w:val="18"/>
         </w:rPr>
-        <w:t xml:space="preserve"> and</w:t>
-      </w:r>
-      <w:proofErr w:type="gramEnd"/>
-      <w:r>
-        <w:rPr>
-          <w:rFonts w:ascii="Arial" w:hAnsi="Arial" w:cs="Arial"/>
-          <w:color w:val="1F4E79" w:themeColor="accent1" w:themeShade="80"/>
-          <w:sz w:val="18"/>
-          <w:szCs w:val="18"/>
-        </w:rPr>
-        <w:t xml:space="preserve"> are set to default values when a device is changed or added.</w:t>
+        <w:t xml:space="preserve"> and are set to default values when a device is changed or added.</w:t>
       </w:r>
     </w:p>
     <w:p>
@@ -8793,27 +8654,7 @@
           <w:sz w:val="18"/>
           <w:szCs w:val="18"/>
         </w:rPr>
-        <w:t xml:space="preserve">; </w:t>
-      </w:r>
-      <w:proofErr w:type="gramStart"/>
-      <w:r>
-        <w:rPr>
-          <w:rFonts w:ascii="Arial" w:hAnsi="Arial" w:cs="Arial"/>
-          <w:color w:val="1F4E79" w:themeColor="accent1" w:themeShade="80"/>
-          <w:sz w:val="18"/>
-          <w:szCs w:val="18"/>
-        </w:rPr>
-        <w:t>also</w:t>
-      </w:r>
-      <w:proofErr w:type="gramEnd"/>
-      <w:r>
-        <w:rPr>
-          <w:rFonts w:ascii="Arial" w:hAnsi="Arial" w:cs="Arial"/>
-          <w:color w:val="1F4E79" w:themeColor="accent1" w:themeShade="80"/>
-          <w:sz w:val="18"/>
-          <w:szCs w:val="18"/>
-        </w:rPr>
-        <w:t xml:space="preserve"> the option to remove it from the Recent Files list</w:t>
+        <w:t>; also the option to remove it from the Recent Files list</w:t>
       </w:r>
       <w:r>
         <w:rPr>

--- a/XFP/Resources/XFP Revision History[en-GB].docx
+++ b/XFP/Resources/XFP Revision History[en-GB].docx
@@ -5,110 +5,6 @@
     <w:p>
       <w:pPr>
         <w:tabs>
-          <w:tab w:val="left" w:pos="993"/>
-        </w:tabs>
-        <w:rPr>
-          <w:rFonts w:ascii="Arial" w:hAnsi="Arial" w:cs="Arial"/>
-          <w:color w:val="9CC2E5" w:themeColor="accent1" w:themeTint="99"/>
-          <w:sz w:val="16"/>
-          <w:szCs w:val="16"/>
-        </w:rPr>
-      </w:pPr>
-      <w:bookmarkStart w:id="0" w:name="_Hlk209807528"/>
-      <w:bookmarkStart w:id="1" w:name="_Hlk202824411"/>
-      <w:bookmarkStart w:id="2" w:name="_Hlk198720185"/>
-      <w:r>
-        <w:rPr>
-          <w:rFonts w:ascii="Arial" w:hAnsi="Arial" w:cs="Arial"/>
-          <w:b/>
-          <w:bCs/>
-          <w:color w:val="4472C4" w:themeColor="accent5"/>
-          <w:sz w:val="24"/>
-          <w:szCs w:val="24"/>
-        </w:rPr>
-        <w:t>v8.1.</w:t>
-      </w:r>
-      <w:r>
-        <w:rPr>
-          <w:rFonts w:ascii="Arial" w:hAnsi="Arial" w:cs="Arial"/>
-          <w:b/>
-          <w:bCs/>
-          <w:color w:val="4472C4" w:themeColor="accent5"/>
-          <w:sz w:val="24"/>
-          <w:szCs w:val="24"/>
-        </w:rPr>
-        <w:t>12</w:t>
-      </w:r>
-      <w:r>
-        <w:rPr>
-          <w:rFonts w:ascii="Arial" w:hAnsi="Arial" w:cs="Arial"/>
-          <w:b/>
-          <w:bCs/>
-          <w:color w:val="4472C4" w:themeColor="accent5"/>
-          <w:sz w:val="24"/>
-          <w:szCs w:val="24"/>
-        </w:rPr>
-        <w:tab/>
-      </w:r>
-      <w:r>
-        <w:rPr>
-          <w:rFonts w:ascii="Arial" w:hAnsi="Arial" w:cs="Arial"/>
-          <w:b/>
-          <w:bCs/>
-          <w:color w:val="4472C4" w:themeColor="accent5"/>
-          <w:sz w:val="24"/>
-          <w:szCs w:val="24"/>
-        </w:rPr>
-        <w:t>xx</w:t>
-      </w:r>
-      <w:r>
-        <w:rPr>
-          <w:rFonts w:ascii="Arial" w:hAnsi="Arial" w:cs="Arial"/>
-          <w:b/>
-          <w:bCs/>
-          <w:color w:val="4472C4" w:themeColor="accent5"/>
-          <w:sz w:val="24"/>
-          <w:szCs w:val="24"/>
-        </w:rPr>
-        <w:t>/</w:t>
-      </w:r>
-      <w:r>
-        <w:rPr>
-          <w:rFonts w:ascii="Arial" w:hAnsi="Arial" w:cs="Arial"/>
-          <w:b/>
-          <w:bCs/>
-          <w:color w:val="4472C4" w:themeColor="accent5"/>
-          <w:sz w:val="24"/>
-          <w:szCs w:val="24"/>
-        </w:rPr>
-        <w:t>xx</w:t>
-      </w:r>
-      <w:r>
-        <w:rPr>
-          <w:rFonts w:ascii="Arial" w:hAnsi="Arial" w:cs="Arial"/>
-          <w:b/>
-          <w:bCs/>
-          <w:color w:val="4472C4" w:themeColor="accent5"/>
-          <w:sz w:val="24"/>
-          <w:szCs w:val="24"/>
-        </w:rPr>
-        <w:t>/202</w:t>
-      </w:r>
-      <w:r>
-        <w:rPr>
-          <w:rFonts w:ascii="Arial" w:hAnsi="Arial" w:cs="Arial"/>
-          <w:b/>
-          <w:bCs/>
-          <w:color w:val="4472C4" w:themeColor="accent5"/>
-          <w:sz w:val="24"/>
-          <w:szCs w:val="24"/>
-        </w:rPr>
-        <w:t>6</w:t>
-      </w:r>
-    </w:p>
-    <w:p>
-      <w:pPr>
-        <w:tabs>
           <w:tab w:val="left" w:pos="284"/>
           <w:tab w:val="left" w:pos="567"/>
           <w:tab w:val="left" w:pos="993"/>
@@ -121,23 +17,114 @@
         <w:contextualSpacing/>
         <w:rPr>
           <w:rFonts w:ascii="Arial" w:hAnsi="Arial" w:cs="Arial"/>
-          <w:b/>
-          <w:bCs/>
-          <w:color w:val="1F497D"/>
-          <w:sz w:val="18"/>
-          <w:szCs w:val="18"/>
-        </w:rPr>
-      </w:pPr>
-      <w:r>
-        <w:rPr>
-          <w:rFonts w:ascii="Arial" w:hAnsi="Arial" w:cs="Arial"/>
-          <w:b/>
-          <w:bCs/>
-          <w:color w:val="1F497D"/>
-          <w:sz w:val="18"/>
-          <w:szCs w:val="18"/>
-        </w:rPr>
-        <w:t>New features</w:t>
+          <w:color w:val="1F497D"/>
+          <w:sz w:val="18"/>
+          <w:szCs w:val="18"/>
+        </w:rPr>
+      </w:pPr>
+      <w:bookmarkStart w:id="0" w:name="_Hlk209807528"/>
+      <w:bookmarkStart w:id="1" w:name="_Hlk202824411"/>
+      <w:bookmarkStart w:id="2" w:name="_Hlk198720185"/>
+    </w:p>
+    <w:p>
+      <w:pPr>
+        <w:tabs>
+          <w:tab w:val="left" w:pos="993"/>
+        </w:tabs>
+        <w:rPr>
+          <w:rFonts w:ascii="Arial" w:hAnsi="Arial" w:cs="Arial"/>
+          <w:color w:val="9CC2E5" w:themeColor="accent1" w:themeTint="99"/>
+          <w:sz w:val="16"/>
+          <w:szCs w:val="16"/>
+        </w:rPr>
+      </w:pPr>
+      <w:r>
+        <w:rPr>
+          <w:rFonts w:ascii="Arial" w:hAnsi="Arial" w:cs="Arial"/>
+          <w:b/>
+          <w:bCs/>
+          <w:color w:val="4472C4" w:themeColor="accent5"/>
+          <w:sz w:val="24"/>
+          <w:szCs w:val="24"/>
+        </w:rPr>
+        <w:t>v8.1.</w:t>
+      </w:r>
+      <w:r>
+        <w:rPr>
+          <w:rFonts w:ascii="Arial" w:hAnsi="Arial" w:cs="Arial"/>
+          <w:b/>
+          <w:bCs/>
+          <w:color w:val="4472C4" w:themeColor="accent5"/>
+          <w:sz w:val="24"/>
+          <w:szCs w:val="24"/>
+        </w:rPr>
+        <w:t>12</w:t>
+      </w:r>
+      <w:r>
+        <w:rPr>
+          <w:rFonts w:ascii="Arial" w:hAnsi="Arial" w:cs="Arial"/>
+          <w:b/>
+          <w:bCs/>
+          <w:color w:val="4472C4" w:themeColor="accent5"/>
+          <w:sz w:val="24"/>
+          <w:szCs w:val="24"/>
+        </w:rPr>
+        <w:tab/>
+      </w:r>
+      <w:r>
+        <w:rPr>
+          <w:rFonts w:ascii="Arial" w:hAnsi="Arial" w:cs="Arial"/>
+          <w:b/>
+          <w:bCs/>
+          <w:color w:val="4472C4" w:themeColor="accent5"/>
+          <w:sz w:val="24"/>
+          <w:szCs w:val="24"/>
+        </w:rPr>
+        <w:t>31</w:t>
+      </w:r>
+      <w:r>
+        <w:rPr>
+          <w:rFonts w:ascii="Arial" w:hAnsi="Arial" w:cs="Arial"/>
+          <w:b/>
+          <w:bCs/>
+          <w:color w:val="4472C4" w:themeColor="accent5"/>
+          <w:sz w:val="24"/>
+          <w:szCs w:val="24"/>
+        </w:rPr>
+        <w:t>/</w:t>
+      </w:r>
+      <w:r>
+        <w:rPr>
+          <w:rFonts w:ascii="Arial" w:hAnsi="Arial" w:cs="Arial"/>
+          <w:b/>
+          <w:bCs/>
+          <w:color w:val="4472C4" w:themeColor="accent5"/>
+          <w:sz w:val="24"/>
+          <w:szCs w:val="24"/>
+        </w:rPr>
+        <w:t>03</w:t>
+      </w:r>
+      <w:r>
+        <w:rPr>
+          <w:rFonts w:ascii="Arial" w:hAnsi="Arial" w:cs="Arial"/>
+          <w:b/>
+          <w:bCs/>
+          <w:color w:val="4472C4" w:themeColor="accent5"/>
+          <w:sz w:val="24"/>
+          <w:szCs w:val="24"/>
+        </w:rPr>
+        <w:t>/202</w:t>
+      </w:r>
+      <w:r>
+        <w:rPr>
+          <w:rFonts w:ascii="Arial" w:hAnsi="Arial" w:cs="Arial"/>
+          <w:b/>
+          <w:bCs/>
+          <w:color w:val="4472C4" w:themeColor="accent5"/>
+          <w:sz w:val="24"/>
+          <w:szCs w:val="24"/>
+        </w:rPr>
+        <w:t>6</w:t>
       </w:r>
     </w:p>
     <w:p>
@@ -155,148 +142,23 @@
         <w:contextualSpacing/>
         <w:rPr>
           <w:rFonts w:ascii="Arial" w:hAnsi="Arial" w:cs="Arial"/>
-          <w:color w:val="1F497D"/>
-          <w:sz w:val="18"/>
-          <w:szCs w:val="18"/>
-        </w:rPr>
-      </w:pPr>
-      <w:r>
-        <w:rPr>
-          <w:rFonts w:ascii="Arial" w:hAnsi="Arial" w:cs="Arial"/>
-          <w:color w:val="1F497D"/>
-          <w:sz w:val="18"/>
-          <w:szCs w:val="18"/>
-        </w:rPr>
-        <w:t>•</w:t>
-      </w:r>
-      <w:r>
-        <w:rPr>
-          <w:rFonts w:ascii="Arial" w:hAnsi="Arial" w:cs="Arial"/>
-          <w:color w:val="1F497D"/>
-          <w:sz w:val="18"/>
-          <w:szCs w:val="18"/>
-        </w:rPr>
-        <w:tab/>
-        <w:t xml:space="preserve">The facility for customised icons and title bar </w:t>
-      </w:r>
-      <w:r>
-        <w:rPr>
-          <w:rFonts w:ascii="Arial" w:hAnsi="Arial" w:cs="Arial"/>
-          <w:color w:val="1F497D"/>
-          <w:sz w:val="18"/>
-          <w:szCs w:val="18"/>
-        </w:rPr>
-        <w:t>colour</w:t>
-      </w:r>
-      <w:r>
-        <w:rPr>
-          <w:rFonts w:ascii="Arial" w:hAnsi="Arial" w:cs="Arial"/>
-          <w:color w:val="1F497D"/>
-          <w:sz w:val="18"/>
-          <w:szCs w:val="18"/>
-        </w:rPr>
-        <w:t xml:space="preserve"> has been added to the</w:t>
-      </w:r>
-      <w:r>
-        <w:rPr>
-          <w:rFonts w:ascii="Arial" w:hAnsi="Arial" w:cs="Arial"/>
-          <w:color w:val="1F497D"/>
-          <w:sz w:val="18"/>
-          <w:szCs w:val="18"/>
-        </w:rPr>
-        <w:t xml:space="preserve"> pop-up</w:t>
-      </w:r>
-      <w:r>
-        <w:rPr>
-          <w:rFonts w:ascii="Arial" w:hAnsi="Arial" w:cs="Arial"/>
-          <w:color w:val="1F497D"/>
-          <w:sz w:val="18"/>
-          <w:szCs w:val="18"/>
-        </w:rPr>
-        <w:t xml:space="preserve"> </w:t>
-      </w:r>
-      <w:r>
-        <w:rPr>
-          <w:rFonts w:ascii="Arial" w:hAnsi="Arial" w:cs="Arial"/>
-          <w:color w:val="1F497D"/>
-          <w:sz w:val="18"/>
-          <w:szCs w:val="18"/>
-        </w:rPr>
-        <w:t>m</w:t>
-      </w:r>
-      <w:r>
-        <w:rPr>
-          <w:rFonts w:ascii="Arial" w:hAnsi="Arial" w:cs="Arial"/>
-          <w:color w:val="1F497D"/>
-          <w:sz w:val="18"/>
-          <w:szCs w:val="18"/>
-        </w:rPr>
-        <w:t>essage</w:t>
-      </w:r>
-      <w:r>
-        <w:rPr>
-          <w:rFonts w:ascii="Arial" w:hAnsi="Arial" w:cs="Arial"/>
-          <w:color w:val="1F497D"/>
-          <w:sz w:val="18"/>
-          <w:szCs w:val="18"/>
-        </w:rPr>
-        <w:t xml:space="preserve"> b</w:t>
-      </w:r>
-      <w:r>
-        <w:rPr>
-          <w:rFonts w:ascii="Arial" w:hAnsi="Arial" w:cs="Arial"/>
-          <w:color w:val="1F497D"/>
-          <w:sz w:val="18"/>
-          <w:szCs w:val="18"/>
-        </w:rPr>
-        <w:t xml:space="preserve">ox control </w:t>
-      </w:r>
-      <w:r>
-        <w:rPr>
-          <w:rFonts w:ascii="Arial" w:hAnsi="Arial" w:cs="Arial"/>
-          <w:color w:val="1F497D"/>
-          <w:sz w:val="18"/>
-          <w:szCs w:val="18"/>
-        </w:rPr>
-        <w:t xml:space="preserve"> </w:t>
-      </w:r>
-      <w:proofErr w:type="gramStart"/>
-      <w:r>
-        <w:rPr>
-          <w:rFonts w:ascii="Arial" w:hAnsi="Arial" w:cs="Arial"/>
-          <w:color w:val="1F497D"/>
-          <w:sz w:val="18"/>
-          <w:szCs w:val="18"/>
-        </w:rPr>
-        <w:t>For</w:t>
-      </w:r>
-      <w:proofErr w:type="gramEnd"/>
-      <w:r>
-        <w:rPr>
-          <w:rFonts w:ascii="Arial" w:hAnsi="Arial" w:cs="Arial"/>
-          <w:color w:val="1F497D"/>
-          <w:sz w:val="18"/>
-          <w:szCs w:val="18"/>
-        </w:rPr>
-        <w:t xml:space="preserve"> example, e</w:t>
-      </w:r>
-      <w:r>
-        <w:rPr>
-          <w:rFonts w:ascii="Arial" w:hAnsi="Arial" w:cs="Arial"/>
-          <w:color w:val="1F497D"/>
-          <w:sz w:val="18"/>
-          <w:szCs w:val="18"/>
-        </w:rPr>
-        <w:t>rror and warning messages now use red and orange title bars respectively.</w:t>
-      </w:r>
-      <w:r>
-        <w:rPr>
-          <w:rFonts w:ascii="Arial" w:hAnsi="Arial" w:cs="Arial"/>
-          <w:color w:val="1F497D"/>
-          <w:sz w:val="18"/>
-          <w:szCs w:val="18"/>
-        </w:rPr>
-        <w:br/>
+          <w:b/>
+          <w:bCs/>
+          <w:color w:val="1F497D"/>
+          <w:sz w:val="18"/>
+          <w:szCs w:val="18"/>
+        </w:rPr>
+      </w:pPr>
+      <w:r>
+        <w:rPr>
+          <w:rFonts w:ascii="Arial" w:hAnsi="Arial" w:cs="Arial"/>
+          <w:b/>
+          <w:bCs/>
+          <w:color w:val="1F497D"/>
+          <w:sz w:val="18"/>
+          <w:szCs w:val="18"/>
+        </w:rPr>
+        <w:t>Fixes</w:t>
       </w:r>
     </w:p>
     <w:p>
@@ -314,23 +176,118 @@
         <w:contextualSpacing/>
         <w:rPr>
           <w:rFonts w:ascii="Arial" w:hAnsi="Arial" w:cs="Arial"/>
-          <w:b/>
-          <w:bCs/>
-          <w:color w:val="1F497D"/>
-          <w:sz w:val="18"/>
-          <w:szCs w:val="18"/>
-        </w:rPr>
-      </w:pPr>
-      <w:r>
-        <w:rPr>
-          <w:rFonts w:ascii="Arial" w:hAnsi="Arial" w:cs="Arial"/>
-          <w:b/>
-          <w:bCs/>
-          <w:color w:val="1F497D"/>
-          <w:sz w:val="18"/>
-          <w:szCs w:val="18"/>
-        </w:rPr>
-        <w:t>Fixes</w:t>
+          <w:color w:val="1F497D"/>
+          <w:sz w:val="18"/>
+          <w:szCs w:val="18"/>
+        </w:rPr>
+      </w:pPr>
+      <w:r>
+        <w:rPr>
+          <w:rFonts w:ascii="Arial" w:hAnsi="Arial" w:cs="Arial"/>
+          <w:color w:val="1F497D"/>
+          <w:sz w:val="18"/>
+          <w:szCs w:val="18"/>
+        </w:rPr>
+        <w:t>•</w:t>
+      </w:r>
+      <w:r>
+        <w:rPr>
+          <w:rFonts w:ascii="Arial" w:hAnsi="Arial" w:cs="Arial"/>
+          <w:color w:val="1F497D"/>
+          <w:sz w:val="18"/>
+          <w:szCs w:val="18"/>
+        </w:rPr>
+        <w:tab/>
+      </w:r>
+      <w:r>
+        <w:rPr>
+          <w:rFonts w:ascii="Arial" w:hAnsi="Arial" w:cs="Arial"/>
+          <w:color w:val="1F497D"/>
+          <w:sz w:val="18"/>
+          <w:szCs w:val="18"/>
+        </w:rPr>
+        <w:t xml:space="preserve">The data for </w:t>
+      </w:r>
+      <w:r>
+        <w:rPr>
+          <w:rFonts w:ascii="Arial" w:hAnsi="Arial" w:cs="Arial"/>
+          <w:color w:val="1F497D"/>
+          <w:sz w:val="18"/>
+          <w:szCs w:val="18"/>
+        </w:rPr>
+        <w:t>‘</w:t>
+      </w:r>
+      <w:r>
+        <w:rPr>
+          <w:rFonts w:ascii="Arial" w:hAnsi="Arial" w:cs="Arial"/>
+          <w:color w:val="1F497D"/>
+          <w:sz w:val="18"/>
+          <w:szCs w:val="18"/>
+        </w:rPr>
+        <w:t>e</w:t>
+      </w:r>
+      <w:r>
+        <w:rPr>
+          <w:rFonts w:ascii="Arial" w:hAnsi="Arial" w:cs="Arial"/>
+          <w:color w:val="1F497D"/>
+          <w:sz w:val="18"/>
+          <w:szCs w:val="18"/>
+        </w:rPr>
+        <w:t xml:space="preserve">mpty’ device slots are now set with </w:t>
+      </w:r>
+      <w:r>
+        <w:rPr>
+          <w:rFonts w:ascii="Arial" w:hAnsi="Arial" w:cs="Arial"/>
+          <w:color w:val="1F497D"/>
+          <w:sz w:val="18"/>
+          <w:szCs w:val="18"/>
+        </w:rPr>
+        <w:t>specified</w:t>
+      </w:r>
+      <w:r>
+        <w:rPr>
+          <w:rFonts w:ascii="Arial" w:hAnsi="Arial" w:cs="Arial"/>
+          <w:color w:val="1F497D"/>
+          <w:sz w:val="18"/>
+          <w:szCs w:val="18"/>
+        </w:rPr>
+        <w:t xml:space="preserve"> default values.  This</w:t>
+      </w:r>
+      <w:r>
+        <w:rPr>
+          <w:rFonts w:ascii="Arial" w:hAnsi="Arial" w:cs="Arial"/>
+          <w:color w:val="1F497D"/>
+          <w:sz w:val="18"/>
+          <w:szCs w:val="18"/>
+        </w:rPr>
+        <w:t xml:space="preserve"> is to correct </w:t>
+      </w:r>
+      <w:r>
+        <w:rPr>
+          <w:rFonts w:ascii="Arial" w:hAnsi="Arial" w:cs="Arial"/>
+          <w:color w:val="1F497D"/>
+          <w:sz w:val="18"/>
+          <w:szCs w:val="18"/>
+        </w:rPr>
+        <w:t xml:space="preserve">an issue where Apollo I/O units were </w:t>
+      </w:r>
+      <w:r>
+        <w:rPr>
+          <w:rFonts w:ascii="Arial" w:hAnsi="Arial" w:cs="Arial"/>
+          <w:color w:val="1F497D"/>
+          <w:sz w:val="18"/>
+          <w:szCs w:val="18"/>
+        </w:rPr>
+        <w:t xml:space="preserve">incorrectly </w:t>
+      </w:r>
+      <w:r>
+        <w:rPr>
+          <w:rFonts w:ascii="Arial" w:hAnsi="Arial" w:cs="Arial"/>
+          <w:color w:val="1F497D"/>
+          <w:sz w:val="18"/>
+          <w:szCs w:val="18"/>
+        </w:rPr>
+        <w:t>resetting on Silence.</w:t>
       </w:r>
     </w:p>
     <w:p>
@@ -378,7 +335,7 @@
           <w:sz w:val="18"/>
           <w:szCs w:val="18"/>
         </w:rPr>
-        <w:t>The app window's Maximise button now works correctly</w:t>
+        <w:t>The Site Details page was not showing recalibration or day/night times when reading from a config that was created by the old XFP tools</w:t>
       </w:r>
       <w:r>
         <w:rPr>
@@ -410,95 +367,106 @@
           <w:szCs w:val="18"/>
         </w:rPr>
       </w:pPr>
-      <w:r>
-        <w:rPr>
-          <w:rFonts w:ascii="Arial" w:hAnsi="Arial" w:cs="Arial"/>
-          <w:color w:val="1F497D"/>
-          <w:sz w:val="18"/>
-          <w:szCs w:val="18"/>
-        </w:rPr>
-        <w:t>•</w:t>
-      </w:r>
-      <w:r>
-        <w:rPr>
-          <w:rFonts w:ascii="Arial" w:hAnsi="Arial" w:cs="Arial"/>
-          <w:color w:val="1F497D"/>
-          <w:sz w:val="18"/>
-          <w:szCs w:val="18"/>
+    </w:p>
+    <w:p>
+      <w:pPr>
+        <w:tabs>
+          <w:tab w:val="left" w:pos="993"/>
+        </w:tabs>
+        <w:rPr>
+          <w:rFonts w:ascii="Arial" w:hAnsi="Arial" w:cs="Arial"/>
+          <w:color w:val="9CC2E5" w:themeColor="accent1" w:themeTint="99"/>
+          <w:sz w:val="16"/>
+          <w:szCs w:val="16"/>
+        </w:rPr>
+      </w:pPr>
+      <w:r>
+        <w:rPr>
+          <w:rFonts w:ascii="Arial" w:hAnsi="Arial" w:cs="Arial"/>
+          <w:b/>
+          <w:bCs/>
+          <w:color w:val="4472C4" w:themeColor="accent5"/>
+          <w:sz w:val="24"/>
+          <w:szCs w:val="24"/>
+        </w:rPr>
+        <w:t>v8.1.</w:t>
+      </w:r>
+      <w:r>
+        <w:rPr>
+          <w:rFonts w:ascii="Arial" w:hAnsi="Arial" w:cs="Arial"/>
+          <w:b/>
+          <w:bCs/>
+          <w:color w:val="4472C4" w:themeColor="accent5"/>
+          <w:sz w:val="24"/>
+          <w:szCs w:val="24"/>
+        </w:rPr>
+        <w:t>10</w:t>
+      </w:r>
+      <w:r>
+        <w:rPr>
+          <w:rFonts w:ascii="Arial" w:hAnsi="Arial" w:cs="Arial"/>
+          <w:b/>
+          <w:bCs/>
+          <w:color w:val="4472C4" w:themeColor="accent5"/>
+          <w:sz w:val="24"/>
+          <w:szCs w:val="24"/>
         </w:rPr>
         <w:tab/>
       </w:r>
       <w:r>
         <w:rPr>
           <w:rFonts w:ascii="Arial" w:hAnsi="Arial" w:cs="Arial"/>
-          <w:color w:val="1F497D"/>
-          <w:sz w:val="18"/>
-          <w:szCs w:val="18"/>
-        </w:rPr>
-        <w:t>T</w:t>
-      </w:r>
-      <w:r>
-        <w:rPr>
-          <w:rFonts w:ascii="Arial" w:hAnsi="Arial" w:cs="Arial"/>
-          <w:color w:val="1F497D"/>
-          <w:sz w:val="18"/>
-          <w:szCs w:val="18"/>
-        </w:rPr>
-        <w:t xml:space="preserve">he </w:t>
-      </w:r>
-      <w:r>
-        <w:rPr>
-          <w:rFonts w:ascii="Arial" w:hAnsi="Arial" w:cs="Arial"/>
-          <w:color w:val="1F497D"/>
-          <w:sz w:val="18"/>
-          <w:szCs w:val="18"/>
-        </w:rPr>
-        <w:t xml:space="preserve">available </w:t>
-      </w:r>
-      <w:r>
-        <w:rPr>
-          <w:rFonts w:ascii="Arial" w:hAnsi="Arial" w:cs="Arial"/>
-          <w:color w:val="1F497D"/>
-          <w:sz w:val="18"/>
-          <w:szCs w:val="18"/>
-        </w:rPr>
-        <w:t xml:space="preserve">Day/Night </w:t>
-      </w:r>
-      <w:r>
-        <w:rPr>
-          <w:rFonts w:ascii="Arial" w:hAnsi="Arial" w:cs="Arial"/>
-          <w:color w:val="1F497D"/>
-          <w:sz w:val="18"/>
-          <w:szCs w:val="18"/>
-        </w:rPr>
-        <w:t>M</w:t>
-      </w:r>
-      <w:r>
-        <w:rPr>
-          <w:rFonts w:ascii="Arial" w:hAnsi="Arial" w:cs="Arial"/>
-          <w:color w:val="1F497D"/>
-          <w:sz w:val="18"/>
-          <w:szCs w:val="18"/>
-        </w:rPr>
-        <w:t xml:space="preserve">ode options </w:t>
-      </w:r>
-      <w:r>
-        <w:rPr>
-          <w:rFonts w:ascii="Arial" w:hAnsi="Arial" w:cs="Arial"/>
-          <w:color w:val="1F497D"/>
-          <w:sz w:val="18"/>
-          <w:szCs w:val="18"/>
-        </w:rPr>
-        <w:t>have been corrected</w:t>
-      </w:r>
-      <w:r>
-        <w:rPr>
-          <w:rFonts w:ascii="Arial" w:hAnsi="Arial" w:cs="Arial"/>
-          <w:color w:val="1F497D"/>
-          <w:sz w:val="18"/>
-          <w:szCs w:val="18"/>
-        </w:rPr>
-        <w:t xml:space="preserve"> for the various CAST Pro device types.</w:t>
+          <w:b/>
+          <w:bCs/>
+          <w:color w:val="4472C4" w:themeColor="accent5"/>
+          <w:sz w:val="24"/>
+          <w:szCs w:val="24"/>
+        </w:rPr>
+        <w:t>16</w:t>
+      </w:r>
+      <w:r>
+        <w:rPr>
+          <w:rFonts w:ascii="Arial" w:hAnsi="Arial" w:cs="Arial"/>
+          <w:b/>
+          <w:bCs/>
+          <w:color w:val="4472C4" w:themeColor="accent5"/>
+          <w:sz w:val="24"/>
+          <w:szCs w:val="24"/>
+        </w:rPr>
+        <w:t>/</w:t>
+      </w:r>
+      <w:r>
+        <w:rPr>
+          <w:rFonts w:ascii="Arial" w:hAnsi="Arial" w:cs="Arial"/>
+          <w:b/>
+          <w:bCs/>
+          <w:color w:val="4472C4" w:themeColor="accent5"/>
+          <w:sz w:val="24"/>
+          <w:szCs w:val="24"/>
+        </w:rPr>
+        <w:t>02</w:t>
+      </w:r>
+      <w:r>
+        <w:rPr>
+          <w:rFonts w:ascii="Arial" w:hAnsi="Arial" w:cs="Arial"/>
+          <w:b/>
+          <w:bCs/>
+          <w:color w:val="4472C4" w:themeColor="accent5"/>
+          <w:sz w:val="24"/>
+          <w:szCs w:val="24"/>
+        </w:rPr>
+        <w:t>/202</w:t>
+      </w:r>
+      <w:r>
+        <w:rPr>
+          <w:rFonts w:ascii="Arial" w:hAnsi="Arial" w:cs="Arial"/>
+          <w:b/>
+          <w:bCs/>
+          <w:color w:val="4472C4" w:themeColor="accent5"/>
+          <w:sz w:val="24"/>
+          <w:szCs w:val="24"/>
+        </w:rPr>
+        <w:t>6</w:t>
       </w:r>
     </w:p>
     <w:p>
@@ -516,122 +484,23 @@
         <w:contextualSpacing/>
         <w:rPr>
           <w:rFonts w:ascii="Arial" w:hAnsi="Arial" w:cs="Arial"/>
-          <w:color w:val="1F497D"/>
-          <w:sz w:val="18"/>
-          <w:szCs w:val="18"/>
-        </w:rPr>
-      </w:pPr>
-    </w:p>
-    <w:p>
-      <w:pPr>
-        <w:tabs>
-          <w:tab w:val="left" w:pos="993"/>
-        </w:tabs>
-        <w:rPr>
-          <w:rFonts w:ascii="Arial" w:hAnsi="Arial" w:cs="Arial"/>
-          <w:color w:val="9CC2E5" w:themeColor="accent1" w:themeTint="99"/>
-          <w:sz w:val="16"/>
-          <w:szCs w:val="16"/>
-        </w:rPr>
-      </w:pPr>
-      <w:r>
-        <w:rPr>
-          <w:rFonts w:ascii="Arial" w:hAnsi="Arial" w:cs="Arial"/>
-          <w:b/>
-          <w:bCs/>
-          <w:color w:val="4472C4" w:themeColor="accent5"/>
-          <w:sz w:val="24"/>
-          <w:szCs w:val="24"/>
-        </w:rPr>
-        <w:t>v8.1.</w:t>
-      </w:r>
-      <w:r>
-        <w:rPr>
-          <w:rFonts w:ascii="Arial" w:hAnsi="Arial" w:cs="Arial"/>
-          <w:b/>
-          <w:bCs/>
-          <w:color w:val="4472C4" w:themeColor="accent5"/>
-          <w:sz w:val="24"/>
-          <w:szCs w:val="24"/>
-        </w:rPr>
-        <w:t>1</w:t>
-      </w:r>
-      <w:r>
-        <w:rPr>
-          <w:rFonts w:ascii="Arial" w:hAnsi="Arial" w:cs="Arial"/>
-          <w:b/>
-          <w:bCs/>
-          <w:color w:val="4472C4" w:themeColor="accent5"/>
-          <w:sz w:val="24"/>
-          <w:szCs w:val="24"/>
-        </w:rPr>
-        <w:t>1</w:t>
-      </w:r>
-      <w:r>
-        <w:rPr>
-          <w:rFonts w:ascii="Arial" w:hAnsi="Arial" w:cs="Arial"/>
-          <w:b/>
-          <w:bCs/>
-          <w:color w:val="4472C4" w:themeColor="accent5"/>
-          <w:sz w:val="24"/>
-          <w:szCs w:val="24"/>
-        </w:rPr>
-        <w:tab/>
-      </w:r>
-      <w:r>
-        <w:rPr>
-          <w:rFonts w:ascii="Arial" w:hAnsi="Arial" w:cs="Arial"/>
-          <w:b/>
-          <w:bCs/>
-          <w:color w:val="4472C4" w:themeColor="accent5"/>
-          <w:sz w:val="24"/>
-          <w:szCs w:val="24"/>
-        </w:rPr>
-        <w:t>04</w:t>
-      </w:r>
-      <w:r>
-        <w:rPr>
-          <w:rFonts w:ascii="Arial" w:hAnsi="Arial" w:cs="Arial"/>
-          <w:b/>
-          <w:bCs/>
-          <w:color w:val="4472C4" w:themeColor="accent5"/>
-          <w:sz w:val="24"/>
-          <w:szCs w:val="24"/>
-        </w:rPr>
-        <w:t>/</w:t>
-      </w:r>
-      <w:r>
-        <w:rPr>
-          <w:rFonts w:ascii="Arial" w:hAnsi="Arial" w:cs="Arial"/>
-          <w:b/>
-          <w:bCs/>
-          <w:color w:val="4472C4" w:themeColor="accent5"/>
-          <w:sz w:val="24"/>
-          <w:szCs w:val="24"/>
-        </w:rPr>
-        <w:t>03</w:t>
-      </w:r>
-      <w:r>
-        <w:rPr>
-          <w:rFonts w:ascii="Arial" w:hAnsi="Arial" w:cs="Arial"/>
-          <w:b/>
-          <w:bCs/>
-          <w:color w:val="4472C4" w:themeColor="accent5"/>
-          <w:sz w:val="24"/>
-          <w:szCs w:val="24"/>
-        </w:rPr>
-        <w:t>/202</w:t>
-      </w:r>
-      <w:r>
-        <w:rPr>
-          <w:rFonts w:ascii="Arial" w:hAnsi="Arial" w:cs="Arial"/>
-          <w:b/>
-          <w:bCs/>
-          <w:color w:val="4472C4" w:themeColor="accent5"/>
-          <w:sz w:val="24"/>
-          <w:szCs w:val="24"/>
-        </w:rPr>
-        <w:t>6</w:t>
+          <w:b/>
+          <w:bCs/>
+          <w:color w:val="1F497D"/>
+          <w:sz w:val="18"/>
+          <w:szCs w:val="18"/>
+        </w:rPr>
+      </w:pPr>
+      <w:r>
+        <w:rPr>
+          <w:rFonts w:ascii="Arial" w:hAnsi="Arial" w:cs="Arial"/>
+          <w:b/>
+          <w:bCs/>
+          <w:color w:val="1F497D"/>
+          <w:sz w:val="18"/>
+          <w:szCs w:val="18"/>
+        </w:rPr>
+        <w:t>New features</w:t>
       </w:r>
     </w:p>
     <w:p>
@@ -649,23 +518,46 @@
         <w:contextualSpacing/>
         <w:rPr>
           <w:rFonts w:ascii="Arial" w:hAnsi="Arial" w:cs="Arial"/>
-          <w:b/>
-          <w:bCs/>
-          <w:color w:val="1F497D"/>
-          <w:sz w:val="18"/>
-          <w:szCs w:val="18"/>
-        </w:rPr>
-      </w:pPr>
-      <w:r>
-        <w:rPr>
-          <w:rFonts w:ascii="Arial" w:hAnsi="Arial" w:cs="Arial"/>
-          <w:b/>
-          <w:bCs/>
-          <w:color w:val="1F497D"/>
-          <w:sz w:val="18"/>
-          <w:szCs w:val="18"/>
-        </w:rPr>
-        <w:t>Fixes</w:t>
+          <w:color w:val="1F497D"/>
+          <w:sz w:val="18"/>
+          <w:szCs w:val="18"/>
+        </w:rPr>
+      </w:pPr>
+      <w:r>
+        <w:rPr>
+          <w:rFonts w:ascii="Arial" w:hAnsi="Arial" w:cs="Arial"/>
+          <w:color w:val="1F497D"/>
+          <w:sz w:val="18"/>
+          <w:szCs w:val="18"/>
+        </w:rPr>
+        <w:t>•</w:t>
+      </w:r>
+      <w:r>
+        <w:rPr>
+          <w:rFonts w:ascii="Arial" w:hAnsi="Arial" w:cs="Arial"/>
+          <w:color w:val="1F497D"/>
+          <w:sz w:val="18"/>
+          <w:szCs w:val="18"/>
+        </w:rPr>
+        <w:tab/>
+      </w:r>
+      <w:r>
+        <w:rPr>
+          <w:rFonts w:ascii="Arial" w:hAnsi="Arial" w:cs="Arial"/>
+          <w:color w:val="1F497D"/>
+          <w:sz w:val="18"/>
+          <w:szCs w:val="18"/>
+        </w:rPr>
+        <w:t>Support for Spanish language has</w:t>
+      </w:r>
+      <w:r>
+        <w:rPr>
+          <w:rFonts w:ascii="Arial" w:hAnsi="Arial" w:cs="Arial"/>
+          <w:color w:val="1F497D"/>
+          <w:sz w:val="18"/>
+          <w:szCs w:val="18"/>
+        </w:rPr>
+        <w:t xml:space="preserve"> been added.</w:t>
       </w:r>
     </w:p>
     <w:p>
@@ -688,95 +580,106 @@
           <w:szCs w:val="18"/>
         </w:rPr>
       </w:pPr>
-      <w:r>
-        <w:rPr>
-          <w:rFonts w:ascii="Arial" w:hAnsi="Arial" w:cs="Arial"/>
-          <w:color w:val="1F497D"/>
-          <w:sz w:val="18"/>
-          <w:szCs w:val="18"/>
-        </w:rPr>
-        <w:t>•</w:t>
-      </w:r>
-      <w:r>
-        <w:rPr>
-          <w:rFonts w:ascii="Arial" w:hAnsi="Arial" w:cs="Arial"/>
-          <w:color w:val="1F497D"/>
-          <w:sz w:val="18"/>
-          <w:szCs w:val="18"/>
+    </w:p>
+    <w:p>
+      <w:pPr>
+        <w:tabs>
+          <w:tab w:val="left" w:pos="993"/>
+        </w:tabs>
+        <w:rPr>
+          <w:rFonts w:ascii="Arial" w:hAnsi="Arial" w:cs="Arial"/>
+          <w:color w:val="9CC2E5" w:themeColor="accent1" w:themeTint="99"/>
+          <w:sz w:val="16"/>
+          <w:szCs w:val="16"/>
+        </w:rPr>
+      </w:pPr>
+      <w:r>
+        <w:rPr>
+          <w:rFonts w:ascii="Arial" w:hAnsi="Arial" w:cs="Arial"/>
+          <w:b/>
+          <w:bCs/>
+          <w:color w:val="4472C4" w:themeColor="accent5"/>
+          <w:sz w:val="24"/>
+          <w:szCs w:val="24"/>
+        </w:rPr>
+        <w:t>v8.1.</w:t>
+      </w:r>
+      <w:r>
+        <w:rPr>
+          <w:rFonts w:ascii="Arial" w:hAnsi="Arial" w:cs="Arial"/>
+          <w:b/>
+          <w:bCs/>
+          <w:color w:val="4472C4" w:themeColor="accent5"/>
+          <w:sz w:val="24"/>
+          <w:szCs w:val="24"/>
+        </w:rPr>
+        <w:t>9</w:t>
+      </w:r>
+      <w:r>
+        <w:rPr>
+          <w:rFonts w:ascii="Arial" w:hAnsi="Arial" w:cs="Arial"/>
+          <w:b/>
+          <w:bCs/>
+          <w:color w:val="4472C4" w:themeColor="accent5"/>
+          <w:sz w:val="24"/>
+          <w:szCs w:val="24"/>
         </w:rPr>
         <w:tab/>
       </w:r>
       <w:r>
         <w:rPr>
           <w:rFonts w:ascii="Arial" w:hAnsi="Arial" w:cs="Arial"/>
-          <w:color w:val="1F497D"/>
-          <w:sz w:val="18"/>
-          <w:szCs w:val="18"/>
-        </w:rPr>
-        <w:t xml:space="preserve">The data for </w:t>
-      </w:r>
-      <w:r>
-        <w:rPr>
-          <w:rFonts w:ascii="Arial" w:hAnsi="Arial" w:cs="Arial"/>
-          <w:color w:val="1F497D"/>
-          <w:sz w:val="18"/>
-          <w:szCs w:val="18"/>
-        </w:rPr>
-        <w:t>‘</w:t>
-      </w:r>
-      <w:r>
-        <w:rPr>
-          <w:rFonts w:ascii="Arial" w:hAnsi="Arial" w:cs="Arial"/>
-          <w:color w:val="1F497D"/>
-          <w:sz w:val="18"/>
-          <w:szCs w:val="18"/>
-        </w:rPr>
-        <w:t>e</w:t>
-      </w:r>
-      <w:r>
-        <w:rPr>
-          <w:rFonts w:ascii="Arial" w:hAnsi="Arial" w:cs="Arial"/>
-          <w:color w:val="1F497D"/>
-          <w:sz w:val="18"/>
-          <w:szCs w:val="18"/>
-        </w:rPr>
-        <w:t xml:space="preserve">mpty’ device slots are now set with </w:t>
-      </w:r>
-      <w:r>
-        <w:rPr>
-          <w:rFonts w:ascii="Arial" w:hAnsi="Arial" w:cs="Arial"/>
-          <w:color w:val="1F497D"/>
-          <w:sz w:val="18"/>
-          <w:szCs w:val="18"/>
-        </w:rPr>
-        <w:t>specified</w:t>
-      </w:r>
-      <w:r>
-        <w:rPr>
-          <w:rFonts w:ascii="Arial" w:hAnsi="Arial" w:cs="Arial"/>
-          <w:color w:val="1F497D"/>
-          <w:sz w:val="18"/>
-          <w:szCs w:val="18"/>
-        </w:rPr>
-        <w:t xml:space="preserve"> default values.  This fixes an issue where Apollo I/O units were </w:t>
-      </w:r>
-      <w:r>
-        <w:rPr>
-          <w:rFonts w:ascii="Arial" w:hAnsi="Arial" w:cs="Arial"/>
-          <w:color w:val="1F497D"/>
-          <w:sz w:val="18"/>
-          <w:szCs w:val="18"/>
-        </w:rPr>
-        <w:t xml:space="preserve">incorrectly </w:t>
-      </w:r>
-      <w:r>
-        <w:rPr>
-          <w:rFonts w:ascii="Arial" w:hAnsi="Arial" w:cs="Arial"/>
-          <w:color w:val="1F497D"/>
-          <w:sz w:val="18"/>
-          <w:szCs w:val="18"/>
-        </w:rPr>
-        <w:t>resetting on Silence.</w:t>
+          <w:b/>
+          <w:bCs/>
+          <w:color w:val="4472C4" w:themeColor="accent5"/>
+          <w:sz w:val="24"/>
+          <w:szCs w:val="24"/>
+        </w:rPr>
+        <w:t>2</w:t>
+      </w:r>
+      <w:r>
+        <w:rPr>
+          <w:rFonts w:ascii="Arial" w:hAnsi="Arial" w:cs="Arial"/>
+          <w:b/>
+          <w:bCs/>
+          <w:color w:val="4472C4" w:themeColor="accent5"/>
+          <w:sz w:val="24"/>
+          <w:szCs w:val="24"/>
+        </w:rPr>
+        <w:t>4</w:t>
+      </w:r>
+      <w:r>
+        <w:rPr>
+          <w:rFonts w:ascii="Arial" w:hAnsi="Arial" w:cs="Arial"/>
+          <w:b/>
+          <w:bCs/>
+          <w:color w:val="4472C4" w:themeColor="accent5"/>
+          <w:sz w:val="24"/>
+          <w:szCs w:val="24"/>
+        </w:rPr>
+        <w:t>/</w:t>
+      </w:r>
+      <w:r>
+        <w:rPr>
+          <w:rFonts w:ascii="Arial" w:hAnsi="Arial" w:cs="Arial"/>
+          <w:b/>
+          <w:bCs/>
+          <w:color w:val="4472C4" w:themeColor="accent5"/>
+          <w:sz w:val="24"/>
+          <w:szCs w:val="24"/>
+        </w:rPr>
+        <w:t>12</w:t>
+      </w:r>
+      <w:r>
+        <w:rPr>
+          <w:rFonts w:ascii="Arial" w:hAnsi="Arial" w:cs="Arial"/>
+          <w:b/>
+          <w:bCs/>
+          <w:color w:val="4472C4" w:themeColor="accent5"/>
+          <w:sz w:val="24"/>
+          <w:szCs w:val="24"/>
+        </w:rPr>
+        <w:t>/2025</w:t>
       </w:r>
     </w:p>
     <w:p>
@@ -794,46 +697,23 @@
         <w:contextualSpacing/>
         <w:rPr>
           <w:rFonts w:ascii="Arial" w:hAnsi="Arial" w:cs="Arial"/>
-          <w:color w:val="1F497D"/>
-          <w:sz w:val="18"/>
-          <w:szCs w:val="18"/>
-        </w:rPr>
-      </w:pPr>
-      <w:r>
-        <w:rPr>
-          <w:rFonts w:ascii="Arial" w:hAnsi="Arial" w:cs="Arial"/>
-          <w:color w:val="1F497D"/>
-          <w:sz w:val="18"/>
-          <w:szCs w:val="18"/>
-        </w:rPr>
-        <w:t>•</w:t>
-      </w:r>
-      <w:r>
-        <w:rPr>
-          <w:rFonts w:ascii="Arial" w:hAnsi="Arial" w:cs="Arial"/>
-          <w:color w:val="1F497D"/>
-          <w:sz w:val="18"/>
-          <w:szCs w:val="18"/>
-        </w:rPr>
-        <w:tab/>
-      </w:r>
-      <w:r>
-        <w:rPr>
-          <w:rFonts w:ascii="Arial" w:hAnsi="Arial" w:cs="Arial"/>
-          <w:color w:val="1F497D"/>
-          <w:sz w:val="18"/>
-          <w:szCs w:val="18"/>
-        </w:rPr>
-        <w:t>The Site Details page was not showing recalibration or day/night times when reading from a config that was created by the old XFP tools</w:t>
-      </w:r>
-      <w:r>
-        <w:rPr>
-          <w:rFonts w:ascii="Arial" w:hAnsi="Arial" w:cs="Arial"/>
-          <w:color w:val="1F497D"/>
-          <w:sz w:val="18"/>
-          <w:szCs w:val="18"/>
-        </w:rPr>
-        <w:t>.</w:t>
+          <w:b/>
+          <w:bCs/>
+          <w:color w:val="1F497D"/>
+          <w:sz w:val="18"/>
+          <w:szCs w:val="18"/>
+        </w:rPr>
+      </w:pPr>
+      <w:r>
+        <w:rPr>
+          <w:rFonts w:ascii="Arial" w:hAnsi="Arial" w:cs="Arial"/>
+          <w:b/>
+          <w:bCs/>
+          <w:color w:val="1F497D"/>
+          <w:sz w:val="18"/>
+          <w:szCs w:val="18"/>
+        </w:rPr>
+        <w:t>New features</w:t>
       </w:r>
     </w:p>
     <w:p>
@@ -856,106 +736,24 @@
           <w:szCs w:val="18"/>
         </w:rPr>
       </w:pPr>
-    </w:p>
-    <w:p>
-      <w:pPr>
-        <w:tabs>
-          <w:tab w:val="left" w:pos="993"/>
-        </w:tabs>
-        <w:rPr>
-          <w:rFonts w:ascii="Arial" w:hAnsi="Arial" w:cs="Arial"/>
-          <w:color w:val="9CC2E5" w:themeColor="accent1" w:themeTint="99"/>
-          <w:sz w:val="16"/>
-          <w:szCs w:val="16"/>
-        </w:rPr>
-      </w:pPr>
-      <w:r>
-        <w:rPr>
-          <w:rFonts w:ascii="Arial" w:hAnsi="Arial" w:cs="Arial"/>
-          <w:b/>
-          <w:bCs/>
-          <w:color w:val="4472C4" w:themeColor="accent5"/>
-          <w:sz w:val="24"/>
-          <w:szCs w:val="24"/>
-        </w:rPr>
-        <w:t>v8.1.</w:t>
-      </w:r>
-      <w:r>
-        <w:rPr>
-          <w:rFonts w:ascii="Arial" w:hAnsi="Arial" w:cs="Arial"/>
-          <w:b/>
-          <w:bCs/>
-          <w:color w:val="4472C4" w:themeColor="accent5"/>
-          <w:sz w:val="24"/>
-          <w:szCs w:val="24"/>
-        </w:rPr>
-        <w:t>10</w:t>
-      </w:r>
-      <w:r>
-        <w:rPr>
-          <w:rFonts w:ascii="Arial" w:hAnsi="Arial" w:cs="Arial"/>
-          <w:b/>
-          <w:bCs/>
-          <w:color w:val="4472C4" w:themeColor="accent5"/>
-          <w:sz w:val="24"/>
-          <w:szCs w:val="24"/>
+      <w:r>
+        <w:rPr>
+          <w:rFonts w:ascii="Arial" w:hAnsi="Arial" w:cs="Arial"/>
+          <w:color w:val="1F497D"/>
+          <w:sz w:val="18"/>
+          <w:szCs w:val="18"/>
+        </w:rPr>
+        <w:t>•</w:t>
+      </w:r>
+      <w:r>
+        <w:rPr>
+          <w:rFonts w:ascii="Arial" w:hAnsi="Arial" w:cs="Arial"/>
+          <w:color w:val="1F497D"/>
+          <w:sz w:val="18"/>
+          <w:szCs w:val="18"/>
         </w:rPr>
         <w:tab/>
-      </w:r>
-      <w:r>
-        <w:rPr>
-          <w:rFonts w:ascii="Arial" w:hAnsi="Arial" w:cs="Arial"/>
-          <w:b/>
-          <w:bCs/>
-          <w:color w:val="4472C4" w:themeColor="accent5"/>
-          <w:sz w:val="24"/>
-          <w:szCs w:val="24"/>
-        </w:rPr>
-        <w:t>16</w:t>
-      </w:r>
-      <w:r>
-        <w:rPr>
-          <w:rFonts w:ascii="Arial" w:hAnsi="Arial" w:cs="Arial"/>
-          <w:b/>
-          <w:bCs/>
-          <w:color w:val="4472C4" w:themeColor="accent5"/>
-          <w:sz w:val="24"/>
-          <w:szCs w:val="24"/>
-        </w:rPr>
-        <w:t>/</w:t>
-      </w:r>
-      <w:r>
-        <w:rPr>
-          <w:rFonts w:ascii="Arial" w:hAnsi="Arial" w:cs="Arial"/>
-          <w:b/>
-          <w:bCs/>
-          <w:color w:val="4472C4" w:themeColor="accent5"/>
-          <w:sz w:val="24"/>
-          <w:szCs w:val="24"/>
-        </w:rPr>
-        <w:t>02</w:t>
-      </w:r>
-      <w:r>
-        <w:rPr>
-          <w:rFonts w:ascii="Arial" w:hAnsi="Arial" w:cs="Arial"/>
-          <w:b/>
-          <w:bCs/>
-          <w:color w:val="4472C4" w:themeColor="accent5"/>
-          <w:sz w:val="24"/>
-          <w:szCs w:val="24"/>
-        </w:rPr>
-        <w:t>/202</w:t>
-      </w:r>
-      <w:r>
-        <w:rPr>
-          <w:rFonts w:ascii="Arial" w:hAnsi="Arial" w:cs="Arial"/>
-          <w:b/>
-          <w:bCs/>
-          <w:color w:val="4472C4" w:themeColor="accent5"/>
-          <w:sz w:val="24"/>
-          <w:szCs w:val="24"/>
-        </w:rPr>
-        <w:t>6</w:t>
+        <w:t>The new CAST Pro devices have been added.</w:t>
       </w:r>
     </w:p>
     <w:p>
@@ -973,23 +771,29 @@
         <w:contextualSpacing/>
         <w:rPr>
           <w:rFonts w:ascii="Arial" w:hAnsi="Arial" w:cs="Arial"/>
-          <w:b/>
-          <w:bCs/>
-          <w:color w:val="1F497D"/>
-          <w:sz w:val="18"/>
-          <w:szCs w:val="18"/>
-        </w:rPr>
-      </w:pPr>
-      <w:r>
-        <w:rPr>
-          <w:rFonts w:ascii="Arial" w:hAnsi="Arial" w:cs="Arial"/>
-          <w:b/>
-          <w:bCs/>
-          <w:color w:val="1F497D"/>
-          <w:sz w:val="18"/>
-          <w:szCs w:val="18"/>
-        </w:rPr>
-        <w:t>New features</w:t>
+          <w:color w:val="1F497D"/>
+          <w:sz w:val="18"/>
+          <w:szCs w:val="18"/>
+        </w:rPr>
+      </w:pPr>
+      <w:r>
+        <w:rPr>
+          <w:rFonts w:ascii="Arial" w:hAnsi="Arial" w:cs="Arial"/>
+          <w:color w:val="1F497D"/>
+          <w:sz w:val="18"/>
+          <w:szCs w:val="18"/>
+        </w:rPr>
+        <w:t>•</w:t>
+      </w:r>
+      <w:r>
+        <w:rPr>
+          <w:rFonts w:ascii="Arial" w:hAnsi="Arial" w:cs="Arial"/>
+          <w:color w:val="1F497D"/>
+          <w:sz w:val="18"/>
+          <w:szCs w:val="18"/>
+        </w:rPr>
+        <w:tab/>
+        <w:t>The facility to print the settings has been added.</w:t>
       </w:r>
     </w:p>
     <w:p>
@@ -1029,24 +833,7 @@
           <w:szCs w:val="18"/>
         </w:rPr>
         <w:tab/>
-      </w:r>
-      <w:r>
-        <w:rPr>
-          <w:rFonts w:ascii="Arial" w:hAnsi="Arial" w:cs="Arial"/>
-          <w:color w:val="1F497D"/>
-          <w:sz w:val="18"/>
-          <w:szCs w:val="18"/>
-        </w:rPr>
-        <w:t>Support for Spanish language has</w:t>
-      </w:r>
-      <w:r>
-        <w:rPr>
-          <w:rFonts w:ascii="Arial" w:hAnsi="Arial" w:cs="Arial"/>
-          <w:color w:val="1F497D"/>
-          <w:sz w:val="18"/>
-          <w:szCs w:val="18"/>
-        </w:rPr>
-        <w:t xml:space="preserve"> been added.</w:t>
+        <w:t>Device day &amp; night modes are now always set to their default values when a device type is changed.</w:t>
       </w:r>
     </w:p>
     <w:p>
@@ -1069,106 +856,24 @@
           <w:szCs w:val="18"/>
         </w:rPr>
       </w:pPr>
-    </w:p>
-    <w:p>
-      <w:pPr>
-        <w:tabs>
-          <w:tab w:val="left" w:pos="993"/>
-        </w:tabs>
-        <w:rPr>
-          <w:rFonts w:ascii="Arial" w:hAnsi="Arial" w:cs="Arial"/>
-          <w:color w:val="9CC2E5" w:themeColor="accent1" w:themeTint="99"/>
-          <w:sz w:val="16"/>
-          <w:szCs w:val="16"/>
-        </w:rPr>
-      </w:pPr>
-      <w:r>
-        <w:rPr>
-          <w:rFonts w:ascii="Arial" w:hAnsi="Arial" w:cs="Arial"/>
-          <w:b/>
-          <w:bCs/>
-          <w:color w:val="4472C4" w:themeColor="accent5"/>
-          <w:sz w:val="24"/>
-          <w:szCs w:val="24"/>
-        </w:rPr>
-        <w:t>v8.1.</w:t>
-      </w:r>
-      <w:r>
-        <w:rPr>
-          <w:rFonts w:ascii="Arial" w:hAnsi="Arial" w:cs="Arial"/>
-          <w:b/>
-          <w:bCs/>
-          <w:color w:val="4472C4" w:themeColor="accent5"/>
-          <w:sz w:val="24"/>
-          <w:szCs w:val="24"/>
-        </w:rPr>
-        <w:t>9</w:t>
-      </w:r>
-      <w:r>
-        <w:rPr>
-          <w:rFonts w:ascii="Arial" w:hAnsi="Arial" w:cs="Arial"/>
-          <w:b/>
-          <w:bCs/>
-          <w:color w:val="4472C4" w:themeColor="accent5"/>
-          <w:sz w:val="24"/>
-          <w:szCs w:val="24"/>
+      <w:r>
+        <w:rPr>
+          <w:rFonts w:ascii="Arial" w:hAnsi="Arial" w:cs="Arial"/>
+          <w:color w:val="1F497D"/>
+          <w:sz w:val="18"/>
+          <w:szCs w:val="18"/>
+        </w:rPr>
+        <w:t>•</w:t>
+      </w:r>
+      <w:r>
+        <w:rPr>
+          <w:rFonts w:ascii="Arial" w:hAnsi="Arial" w:cs="Arial"/>
+          <w:color w:val="1F497D"/>
+          <w:sz w:val="18"/>
+          <w:szCs w:val="18"/>
         </w:rPr>
         <w:tab/>
-      </w:r>
-      <w:r>
-        <w:rPr>
-          <w:rFonts w:ascii="Arial" w:hAnsi="Arial" w:cs="Arial"/>
-          <w:b/>
-          <w:bCs/>
-          <w:color w:val="4472C4" w:themeColor="accent5"/>
-          <w:sz w:val="24"/>
-          <w:szCs w:val="24"/>
-        </w:rPr>
-        <w:t>2</w:t>
-      </w:r>
-      <w:r>
-        <w:rPr>
-          <w:rFonts w:ascii="Arial" w:hAnsi="Arial" w:cs="Arial"/>
-          <w:b/>
-          <w:bCs/>
-          <w:color w:val="4472C4" w:themeColor="accent5"/>
-          <w:sz w:val="24"/>
-          <w:szCs w:val="24"/>
-        </w:rPr>
-        <w:t>4</w:t>
-      </w:r>
-      <w:r>
-        <w:rPr>
-          <w:rFonts w:ascii="Arial" w:hAnsi="Arial" w:cs="Arial"/>
-          <w:b/>
-          <w:bCs/>
-          <w:color w:val="4472C4" w:themeColor="accent5"/>
-          <w:sz w:val="24"/>
-          <w:szCs w:val="24"/>
-        </w:rPr>
-        <w:t>/</w:t>
-      </w:r>
-      <w:r>
-        <w:rPr>
-          <w:rFonts w:ascii="Arial" w:hAnsi="Arial" w:cs="Arial"/>
-          <w:b/>
-          <w:bCs/>
-          <w:color w:val="4472C4" w:themeColor="accent5"/>
-          <w:sz w:val="24"/>
-          <w:szCs w:val="24"/>
-        </w:rPr>
-        <w:t>12</w:t>
-      </w:r>
-      <w:r>
-        <w:rPr>
-          <w:rFonts w:ascii="Arial" w:hAnsi="Arial" w:cs="Arial"/>
-          <w:b/>
-          <w:bCs/>
-          <w:color w:val="4472C4" w:themeColor="accent5"/>
-          <w:sz w:val="24"/>
-          <w:szCs w:val="24"/>
-        </w:rPr>
-        <w:t>/2025</w:t>
+        <w:t>A newly-added second loop is now correctly filled with empty device slots and the device pages are updated correspondingly.</w:t>
       </w:r>
     </w:p>
     <w:p>
@@ -1186,23 +891,38 @@
         <w:contextualSpacing/>
         <w:rPr>
           <w:rFonts w:ascii="Arial" w:hAnsi="Arial" w:cs="Arial"/>
-          <w:b/>
-          <w:bCs/>
-          <w:color w:val="1F497D"/>
-          <w:sz w:val="18"/>
-          <w:szCs w:val="18"/>
-        </w:rPr>
-      </w:pPr>
-      <w:r>
-        <w:rPr>
-          <w:rFonts w:ascii="Arial" w:hAnsi="Arial" w:cs="Arial"/>
-          <w:b/>
-          <w:bCs/>
-          <w:color w:val="1F497D"/>
-          <w:sz w:val="18"/>
-          <w:szCs w:val="18"/>
-        </w:rPr>
-        <w:t>New features</w:t>
+          <w:color w:val="1F497D"/>
+          <w:sz w:val="18"/>
+          <w:szCs w:val="18"/>
+        </w:rPr>
+      </w:pPr>
+      <w:r>
+        <w:rPr>
+          <w:rFonts w:ascii="Arial" w:hAnsi="Arial" w:cs="Arial"/>
+          <w:color w:val="1F497D"/>
+          <w:sz w:val="18"/>
+          <w:szCs w:val="18"/>
+        </w:rPr>
+        <w:t>•</w:t>
+      </w:r>
+      <w:r>
+        <w:rPr>
+          <w:rFonts w:ascii="Arial" w:hAnsi="Arial" w:cs="Arial"/>
+          <w:color w:val="1F497D"/>
+          <w:sz w:val="18"/>
+          <w:szCs w:val="18"/>
+        </w:rPr>
+        <w:tab/>
+        <w:t>Envision support for Apollo systems</w:t>
+      </w:r>
+      <w:r>
+        <w:rPr>
+          <w:rFonts w:ascii="Arial" w:hAnsi="Arial" w:cs="Arial"/>
+          <w:color w:val="1F497D"/>
+          <w:sz w:val="18"/>
+          <w:szCs w:val="18"/>
+        </w:rPr>
+        <w:t>:</w:t>
       </w:r>
     </w:p>
     <w:p>
@@ -1232,17 +952,49 @@
           <w:sz w:val="18"/>
           <w:szCs w:val="18"/>
         </w:rPr>
-        <w:t>•</w:t>
-      </w:r>
-      <w:r>
-        <w:rPr>
-          <w:rFonts w:ascii="Arial" w:hAnsi="Arial" w:cs="Arial"/>
-          <w:color w:val="1F497D"/>
-          <w:sz w:val="18"/>
-          <w:szCs w:val="18"/>
-        </w:rPr>
         <w:tab/>
-        <w:t>The new CAST Pro devices have been added.</w:t>
+      </w:r>
+      <w:r>
+        <w:rPr>
+          <w:rFonts w:ascii="Arial" w:hAnsi="Arial" w:cs="Arial"/>
+          <w:i/>
+          <w:iCs/>
+          <w:color w:val="1F497D"/>
+          <w:sz w:val="18"/>
+          <w:szCs w:val="18"/>
+        </w:rPr>
+        <w:t>For this, device names and zone descriptions are prefixed with type codes and zone numbers respectively.  If not already prefixed, before uploading the user is asked whether the pane</w:t>
+      </w:r>
+      <w:r>
+        <w:rPr>
+          <w:rFonts w:ascii="Arial" w:hAnsi="Arial" w:cs="Arial"/>
+          <w:i/>
+          <w:iCs/>
+          <w:color w:val="1F497D"/>
+          <w:sz w:val="18"/>
+          <w:szCs w:val="18"/>
+        </w:rPr>
+        <w:t>l</w:t>
+      </w:r>
+      <w:r>
+        <w:rPr>
+          <w:rFonts w:ascii="Arial" w:hAnsi="Arial" w:cs="Arial"/>
+          <w:i/>
+          <w:iCs/>
+          <w:color w:val="1F497D"/>
+          <w:sz w:val="18"/>
+          <w:szCs w:val="18"/>
+        </w:rPr>
+        <w:t xml:space="preserve"> is for Envision and, if Yes, the prefixes are added.</w:t>
+      </w:r>
+      <w:r>
+        <w:rPr>
+          <w:rFonts w:ascii="Arial" w:hAnsi="Arial" w:cs="Arial"/>
+          <w:color w:val="1F497D"/>
+          <w:sz w:val="18"/>
+          <w:szCs w:val="18"/>
+        </w:rPr>
+        <w:br/>
       </w:r>
     </w:p>
     <w:p>
@@ -1260,29 +1012,23 @@
         <w:contextualSpacing/>
         <w:rPr>
           <w:rFonts w:ascii="Arial" w:hAnsi="Arial" w:cs="Arial"/>
-          <w:color w:val="1F497D"/>
-          <w:sz w:val="18"/>
-          <w:szCs w:val="18"/>
-        </w:rPr>
-      </w:pPr>
-      <w:r>
-        <w:rPr>
-          <w:rFonts w:ascii="Arial" w:hAnsi="Arial" w:cs="Arial"/>
-          <w:color w:val="1F497D"/>
-          <w:sz w:val="18"/>
-          <w:szCs w:val="18"/>
-        </w:rPr>
-        <w:t>•</w:t>
-      </w:r>
-      <w:r>
-        <w:rPr>
-          <w:rFonts w:ascii="Arial" w:hAnsi="Arial" w:cs="Arial"/>
-          <w:color w:val="1F497D"/>
-          <w:sz w:val="18"/>
-          <w:szCs w:val="18"/>
-        </w:rPr>
-        <w:tab/>
-        <w:t>The facility to print the settings has been added.</w:t>
+          <w:b/>
+          <w:bCs/>
+          <w:color w:val="1F497D"/>
+          <w:sz w:val="18"/>
+          <w:szCs w:val="18"/>
+        </w:rPr>
+      </w:pPr>
+      <w:r>
+        <w:rPr>
+          <w:rFonts w:ascii="Arial" w:hAnsi="Arial" w:cs="Arial"/>
+          <w:b/>
+          <w:bCs/>
+          <w:color w:val="1F497D"/>
+          <w:sz w:val="18"/>
+          <w:szCs w:val="18"/>
+        </w:rPr>
+        <w:t>Fixes</w:t>
       </w:r>
     </w:p>
     <w:p>
@@ -1322,7 +1068,132 @@
           <w:szCs w:val="18"/>
         </w:rPr>
         <w:tab/>
-        <w:t>Device day &amp; night modes are now always set to their default values when a device type is changed.</w:t>
+      </w:r>
+      <w:r>
+        <w:rPr>
+          <w:rFonts w:ascii="Arial" w:hAnsi="Arial" w:cs="Arial"/>
+          <w:color w:val="1F497D"/>
+          <w:sz w:val="18"/>
+          <w:szCs w:val="18"/>
+        </w:rPr>
+        <w:t>Two faults that would cause the app to shut down have been corrected: s</w:t>
+      </w:r>
+      <w:r>
+        <w:rPr>
+          <w:rFonts w:ascii="Arial" w:hAnsi="Arial" w:cs="Arial"/>
+          <w:color w:val="1F497D"/>
+          <w:sz w:val="18"/>
+          <w:szCs w:val="18"/>
+        </w:rPr>
+        <w:t>end</w:t>
+      </w:r>
+      <w:r>
+        <w:rPr>
+          <w:rFonts w:ascii="Arial" w:hAnsi="Arial" w:cs="Arial"/>
+          <w:color w:val="1F497D"/>
+          <w:sz w:val="18"/>
+          <w:szCs w:val="18"/>
+        </w:rPr>
+        <w:t>ing</w:t>
+      </w:r>
+      <w:r>
+        <w:rPr>
+          <w:rFonts w:ascii="Arial" w:hAnsi="Arial" w:cs="Arial"/>
+          <w:color w:val="1F497D"/>
+          <w:sz w:val="18"/>
+          <w:szCs w:val="18"/>
+        </w:rPr>
+        <w:t xml:space="preserve"> </w:t>
+      </w:r>
+      <w:r>
+        <w:rPr>
+          <w:rFonts w:ascii="Arial" w:hAnsi="Arial" w:cs="Arial"/>
+          <w:color w:val="1F497D"/>
+          <w:sz w:val="18"/>
+          <w:szCs w:val="18"/>
+        </w:rPr>
+        <w:t>single-</w:t>
+      </w:r>
+      <w:r>
+        <w:rPr>
+          <w:rFonts w:ascii="Arial" w:hAnsi="Arial" w:cs="Arial"/>
+          <w:color w:val="1F497D"/>
+          <w:sz w:val="18"/>
+          <w:szCs w:val="18"/>
+        </w:rPr>
+        <w:t xml:space="preserve">loop </w:t>
+      </w:r>
+      <w:r>
+        <w:rPr>
+          <w:rFonts w:ascii="Arial" w:hAnsi="Arial" w:cs="Arial"/>
+          <w:color w:val="1F497D"/>
+          <w:sz w:val="18"/>
+          <w:szCs w:val="18"/>
+        </w:rPr>
+        <w:t>data to a</w:t>
+      </w:r>
+      <w:r>
+        <w:rPr>
+          <w:rFonts w:ascii="Arial" w:hAnsi="Arial" w:cs="Arial"/>
+          <w:color w:val="1F497D"/>
+          <w:sz w:val="18"/>
+          <w:szCs w:val="18"/>
+        </w:rPr>
+        <w:t xml:space="preserve"> 2-loop panel</w:t>
+      </w:r>
+      <w:r>
+        <w:rPr>
+          <w:rFonts w:ascii="Arial" w:hAnsi="Arial" w:cs="Arial"/>
+          <w:color w:val="1F497D"/>
+          <w:sz w:val="18"/>
+          <w:szCs w:val="18"/>
+        </w:rPr>
+        <w:t>,</w:t>
+      </w:r>
+      <w:r>
+        <w:rPr>
+          <w:rFonts w:ascii="Arial" w:hAnsi="Arial" w:cs="Arial"/>
+          <w:color w:val="1F497D"/>
+          <w:sz w:val="18"/>
+          <w:szCs w:val="18"/>
+        </w:rPr>
+        <w:t xml:space="preserve"> </w:t>
+      </w:r>
+      <w:r>
+        <w:rPr>
+          <w:rFonts w:ascii="Arial" w:hAnsi="Arial" w:cs="Arial"/>
+          <w:color w:val="1F497D"/>
+          <w:sz w:val="18"/>
+          <w:szCs w:val="18"/>
+        </w:rPr>
+        <w:t xml:space="preserve">and </w:t>
+      </w:r>
+      <w:r>
+        <w:rPr>
+          <w:rFonts w:ascii="Arial" w:hAnsi="Arial" w:cs="Arial"/>
+          <w:color w:val="1F497D"/>
+          <w:sz w:val="18"/>
+          <w:szCs w:val="18"/>
+        </w:rPr>
+        <w:t>opening a file wh</w:t>
+      </w:r>
+      <w:r>
+        <w:rPr>
+          <w:rFonts w:ascii="Arial" w:hAnsi="Arial" w:cs="Arial"/>
+          <w:color w:val="1F497D"/>
+          <w:sz w:val="18"/>
+          <w:szCs w:val="18"/>
+        </w:rPr>
+        <w:t xml:space="preserve">ich does not contain any panel numbers the same as the </w:t>
+      </w:r>
+      <w:r>
+        <w:rPr>
+          <w:rFonts w:ascii="Arial" w:hAnsi="Arial" w:cs="Arial"/>
+          <w:color w:val="1F497D"/>
+          <w:sz w:val="18"/>
+          <w:szCs w:val="18"/>
+        </w:rPr>
+        <w:t>current panel.</w:t>
       </w:r>
     </w:p>
     <w:p>
@@ -1362,7 +1233,42 @@
           <w:szCs w:val="18"/>
         </w:rPr>
         <w:tab/>
-        <w:t>A newly-added second loop is now correctly filled with empty device slots and the device pages are updated correspondingly.</w:t>
+      </w:r>
+      <w:r>
+        <w:rPr>
+          <w:rFonts w:ascii="Arial" w:hAnsi="Arial" w:cs="Arial"/>
+          <w:color w:val="1F497D"/>
+          <w:sz w:val="18"/>
+          <w:szCs w:val="18"/>
+        </w:rPr>
+        <w:t>The displaying of e</w:t>
+      </w:r>
+      <w:r>
+        <w:rPr>
+          <w:rFonts w:ascii="Arial" w:hAnsi="Arial" w:cs="Arial"/>
+          <w:color w:val="1F497D"/>
+          <w:sz w:val="18"/>
+          <w:szCs w:val="18"/>
+        </w:rPr>
+        <w:t xml:space="preserve">rror boxes on invalid items </w:t>
+      </w:r>
+      <w:r>
+        <w:rPr>
+          <w:rFonts w:ascii="Arial" w:hAnsi="Arial" w:cs="Arial"/>
+          <w:color w:val="1F497D"/>
+          <w:sz w:val="18"/>
+          <w:szCs w:val="18"/>
+        </w:rPr>
+        <w:t>has been made more consistent</w:t>
+      </w:r>
+      <w:r>
+        <w:rPr>
+          <w:rFonts w:ascii="Arial" w:hAnsi="Arial" w:cs="Arial"/>
+          <w:color w:val="1F497D"/>
+          <w:sz w:val="18"/>
+          <w:szCs w:val="18"/>
+        </w:rPr>
+        <w:t>.</w:t>
       </w:r>
     </w:p>
     <w:p>
@@ -1402,16 +1308,43 @@
           <w:szCs w:val="18"/>
         </w:rPr>
         <w:tab/>
-        <w:t>Envision support for Apollo systems</w:t>
-      </w:r>
-      <w:r>
-        <w:rPr>
-          <w:rFonts w:ascii="Arial" w:hAnsi="Arial" w:cs="Arial"/>
-          <w:color w:val="1F497D"/>
-          <w:sz w:val="18"/>
-          <w:szCs w:val="18"/>
-        </w:rPr>
-        <w:t>:</w:t>
+        <w:t xml:space="preserve">The Validation Window no longer </w:t>
+      </w:r>
+      <w:r>
+        <w:rPr>
+          <w:rFonts w:ascii="Arial" w:hAnsi="Arial" w:cs="Arial"/>
+          <w:color w:val="1F497D"/>
+          <w:sz w:val="18"/>
+          <w:szCs w:val="18"/>
+        </w:rPr>
+        <w:t>indicate</w:t>
+      </w:r>
+      <w:r>
+        <w:rPr>
+          <w:rFonts w:ascii="Arial" w:hAnsi="Arial" w:cs="Arial"/>
+          <w:color w:val="1F497D"/>
+          <w:sz w:val="18"/>
+          <w:szCs w:val="18"/>
+        </w:rPr>
+        <w:t xml:space="preserve">s Loop 2 for </w:t>
+      </w:r>
+      <w:r>
+        <w:rPr>
+          <w:rFonts w:ascii="Arial" w:hAnsi="Arial" w:cs="Arial"/>
+          <w:color w:val="1F497D"/>
+          <w:sz w:val="18"/>
+          <w:szCs w:val="18"/>
+        </w:rPr>
+        <w:t xml:space="preserve">a </w:t>
+      </w:r>
+      <w:r>
+        <w:rPr>
+          <w:rFonts w:ascii="Arial" w:hAnsi="Arial" w:cs="Arial"/>
+          <w:color w:val="1F497D"/>
+          <w:sz w:val="18"/>
+          <w:szCs w:val="18"/>
+        </w:rPr>
+        <w:t>single-loop panel.</w:t>
       </w:r>
     </w:p>
     <w:p>
@@ -1441,73 +1374,52 @@
           <w:sz w:val="18"/>
           <w:szCs w:val="18"/>
         </w:rPr>
+        <w:t>•</w:t>
+      </w:r>
+      <w:r>
+        <w:rPr>
+          <w:rFonts w:ascii="Arial" w:hAnsi="Arial" w:cs="Arial"/>
+          <w:color w:val="1F497D"/>
+          <w:sz w:val="18"/>
+          <w:szCs w:val="18"/>
+        </w:rPr>
         <w:tab/>
       </w:r>
       <w:r>
         <w:rPr>
           <w:rFonts w:ascii="Arial" w:hAnsi="Arial" w:cs="Arial"/>
-          <w:i/>
-          <w:iCs/>
-          <w:color w:val="1F497D"/>
-          <w:sz w:val="18"/>
-          <w:szCs w:val="18"/>
-        </w:rPr>
-        <w:t>For this, device names and zone descriptions are prefixed with type codes and zone numbers respectively.  If not already prefixed, before uploading the user is asked whether the pane</w:t>
-      </w:r>
-      <w:r>
-        <w:rPr>
-          <w:rFonts w:ascii="Arial" w:hAnsi="Arial" w:cs="Arial"/>
-          <w:i/>
-          <w:iCs/>
-          <w:color w:val="1F497D"/>
-          <w:sz w:val="18"/>
-          <w:szCs w:val="18"/>
-        </w:rPr>
-        <w:t>l</w:t>
-      </w:r>
-      <w:r>
-        <w:rPr>
-          <w:rFonts w:ascii="Arial" w:hAnsi="Arial" w:cs="Arial"/>
-          <w:i/>
-          <w:iCs/>
-          <w:color w:val="1F497D"/>
-          <w:sz w:val="18"/>
-          <w:szCs w:val="18"/>
-        </w:rPr>
-        <w:t xml:space="preserve"> is for Envision and, if </w:t>
-      </w:r>
-      <w:proofErr w:type="gramStart"/>
-      <w:r>
-        <w:rPr>
-          <w:rFonts w:ascii="Arial" w:hAnsi="Arial" w:cs="Arial"/>
-          <w:i/>
-          <w:iCs/>
-          <w:color w:val="1F497D"/>
-          <w:sz w:val="18"/>
-          <w:szCs w:val="18"/>
-        </w:rPr>
-        <w:t>Yes</w:t>
-      </w:r>
-      <w:proofErr w:type="gramEnd"/>
-      <w:r>
-        <w:rPr>
-          <w:rFonts w:ascii="Arial" w:hAnsi="Arial" w:cs="Arial"/>
-          <w:i/>
-          <w:iCs/>
-          <w:color w:val="1F497D"/>
-          <w:sz w:val="18"/>
-          <w:szCs w:val="18"/>
-        </w:rPr>
-        <w:t>, the prefixes are added.</w:t>
-      </w:r>
-      <w:r>
-        <w:rPr>
-          <w:rFonts w:ascii="Arial" w:hAnsi="Arial" w:cs="Arial"/>
-          <w:color w:val="1F497D"/>
-          <w:sz w:val="18"/>
-          <w:szCs w:val="18"/>
-        </w:rPr>
-        <w:br/>
+          <w:color w:val="1F497D"/>
+          <w:sz w:val="18"/>
+          <w:szCs w:val="18"/>
+        </w:rPr>
+        <w:t xml:space="preserve">On the </w:t>
+      </w:r>
+      <w:r>
+        <w:rPr>
+          <w:rFonts w:ascii="Arial" w:hAnsi="Arial" w:cs="Arial"/>
+          <w:color w:val="1F497D"/>
+          <w:sz w:val="18"/>
+          <w:szCs w:val="18"/>
+        </w:rPr>
+        <w:t>Causes &amp; Effects page</w:t>
+      </w:r>
+      <w:r>
+        <w:rPr>
+          <w:rFonts w:ascii="Arial" w:hAnsi="Arial" w:cs="Arial"/>
+          <w:color w:val="1F497D"/>
+          <w:sz w:val="18"/>
+          <w:szCs w:val="18"/>
+        </w:rPr>
+        <w:t>, data that has been read from a file is now updated correctly on all lines</w:t>
+      </w:r>
+      <w:r>
+        <w:rPr>
+          <w:rFonts w:ascii="Arial" w:hAnsi="Arial" w:cs="Arial"/>
+          <w:color w:val="1F497D"/>
+          <w:sz w:val="18"/>
+          <w:szCs w:val="18"/>
+        </w:rPr>
+        <w:t>.</w:t>
       </w:r>
     </w:p>
     <w:p>
@@ -1525,23 +1437,100 @@
         <w:contextualSpacing/>
         <w:rPr>
           <w:rFonts w:ascii="Arial" w:hAnsi="Arial" w:cs="Arial"/>
-          <w:b/>
-          <w:bCs/>
-          <w:color w:val="1F497D"/>
-          <w:sz w:val="18"/>
-          <w:szCs w:val="18"/>
-        </w:rPr>
-      </w:pPr>
-      <w:r>
-        <w:rPr>
-          <w:rFonts w:ascii="Arial" w:hAnsi="Arial" w:cs="Arial"/>
-          <w:b/>
-          <w:bCs/>
-          <w:color w:val="1F497D"/>
-          <w:sz w:val="18"/>
-          <w:szCs w:val="18"/>
-        </w:rPr>
-        <w:t>Fixes</w:t>
+          <w:color w:val="1F497D"/>
+          <w:sz w:val="18"/>
+          <w:szCs w:val="18"/>
+        </w:rPr>
+      </w:pPr>
+    </w:p>
+    <w:p>
+      <w:pPr>
+        <w:tabs>
+          <w:tab w:val="left" w:pos="993"/>
+        </w:tabs>
+        <w:rPr>
+          <w:rFonts w:ascii="Arial" w:hAnsi="Arial" w:cs="Arial"/>
+          <w:color w:val="9CC2E5" w:themeColor="accent1" w:themeTint="99"/>
+          <w:sz w:val="16"/>
+          <w:szCs w:val="16"/>
+        </w:rPr>
+      </w:pPr>
+      <w:r>
+        <w:rPr>
+          <w:rFonts w:ascii="Arial" w:hAnsi="Arial" w:cs="Arial"/>
+          <w:b/>
+          <w:bCs/>
+          <w:color w:val="4472C4" w:themeColor="accent5"/>
+          <w:sz w:val="24"/>
+          <w:szCs w:val="24"/>
+        </w:rPr>
+        <w:t>v8.1.</w:t>
+      </w:r>
+      <w:r>
+        <w:rPr>
+          <w:rFonts w:ascii="Arial" w:hAnsi="Arial" w:cs="Arial"/>
+          <w:b/>
+          <w:bCs/>
+          <w:color w:val="4472C4" w:themeColor="accent5"/>
+          <w:sz w:val="24"/>
+          <w:szCs w:val="24"/>
+        </w:rPr>
+        <w:t>8</w:t>
+      </w:r>
+      <w:r>
+        <w:rPr>
+          <w:rFonts w:ascii="Arial" w:hAnsi="Arial" w:cs="Arial"/>
+          <w:b/>
+          <w:bCs/>
+          <w:color w:val="4472C4" w:themeColor="accent5"/>
+          <w:sz w:val="24"/>
+          <w:szCs w:val="24"/>
+        </w:rPr>
+        <w:tab/>
+      </w:r>
+      <w:r>
+        <w:rPr>
+          <w:rFonts w:ascii="Arial" w:hAnsi="Arial" w:cs="Arial"/>
+          <w:b/>
+          <w:bCs/>
+          <w:color w:val="4472C4" w:themeColor="accent5"/>
+          <w:sz w:val="24"/>
+          <w:szCs w:val="24"/>
+        </w:rPr>
+        <w:t>26</w:t>
+      </w:r>
+      <w:r>
+        <w:rPr>
+          <w:rFonts w:ascii="Arial" w:hAnsi="Arial" w:cs="Arial"/>
+          <w:b/>
+          <w:bCs/>
+          <w:color w:val="4472C4" w:themeColor="accent5"/>
+          <w:sz w:val="24"/>
+          <w:szCs w:val="24"/>
+        </w:rPr>
+        <w:t>/</w:t>
+      </w:r>
+      <w:r>
+        <w:rPr>
+          <w:rFonts w:ascii="Arial" w:hAnsi="Arial" w:cs="Arial"/>
+          <w:b/>
+          <w:bCs/>
+          <w:color w:val="4472C4" w:themeColor="accent5"/>
+          <w:sz w:val="24"/>
+          <w:szCs w:val="24"/>
+        </w:rPr>
+        <w:t>09</w:t>
+      </w:r>
+      <w:r>
+        <w:rPr>
+          <w:rFonts w:ascii="Arial" w:hAnsi="Arial" w:cs="Arial"/>
+          <w:b/>
+          <w:bCs/>
+          <w:color w:val="4472C4" w:themeColor="accent5"/>
+          <w:sz w:val="24"/>
+          <w:szCs w:val="24"/>
+        </w:rPr>
+        <w:t>/2025</w:t>
       </w:r>
     </w:p>
     <w:p>
@@ -1571,7 +1560,7 @@
           <w:sz w:val="18"/>
           <w:szCs w:val="18"/>
         </w:rPr>
-        <w:t>•</w:t>
+        <w:t>-</w:t>
       </w:r>
       <w:r>
         <w:rPr>
@@ -1589,144 +1578,88 @@
           <w:sz w:val="18"/>
           <w:szCs w:val="18"/>
         </w:rPr>
-        <w:t>Two faults that would cause the app to shut down have been corrected: s</w:t>
-      </w:r>
-      <w:r>
-        <w:rPr>
-          <w:rFonts w:ascii="Arial" w:hAnsi="Arial" w:cs="Arial"/>
-          <w:color w:val="1F497D"/>
-          <w:sz w:val="18"/>
-          <w:szCs w:val="18"/>
-        </w:rPr>
-        <w:t>end</w:t>
-      </w:r>
-      <w:r>
-        <w:rPr>
-          <w:rFonts w:ascii="Arial" w:hAnsi="Arial" w:cs="Arial"/>
-          <w:color w:val="1F497D"/>
-          <w:sz w:val="18"/>
-          <w:szCs w:val="18"/>
-        </w:rPr>
-        <w:t>ing</w:t>
-      </w:r>
-      <w:r>
-        <w:rPr>
-          <w:rFonts w:ascii="Arial" w:hAnsi="Arial" w:cs="Arial"/>
-          <w:color w:val="1F497D"/>
-          <w:sz w:val="18"/>
-          <w:szCs w:val="18"/>
-        </w:rPr>
-        <w:t xml:space="preserve"> </w:t>
-      </w:r>
-      <w:r>
-        <w:rPr>
-          <w:rFonts w:ascii="Arial" w:hAnsi="Arial" w:cs="Arial"/>
-          <w:color w:val="1F497D"/>
-          <w:sz w:val="18"/>
-          <w:szCs w:val="18"/>
-        </w:rPr>
-        <w:t>single-</w:t>
-      </w:r>
-      <w:r>
-        <w:rPr>
-          <w:rFonts w:ascii="Arial" w:hAnsi="Arial" w:cs="Arial"/>
-          <w:color w:val="1F497D"/>
-          <w:sz w:val="18"/>
-          <w:szCs w:val="18"/>
-        </w:rPr>
-        <w:t xml:space="preserve">loop </w:t>
-      </w:r>
-      <w:r>
-        <w:rPr>
-          <w:rFonts w:ascii="Arial" w:hAnsi="Arial" w:cs="Arial"/>
-          <w:color w:val="1F497D"/>
-          <w:sz w:val="18"/>
-          <w:szCs w:val="18"/>
-        </w:rPr>
-        <w:t>data to a</w:t>
-      </w:r>
-      <w:r>
-        <w:rPr>
-          <w:rFonts w:ascii="Arial" w:hAnsi="Arial" w:cs="Arial"/>
-          <w:color w:val="1F497D"/>
-          <w:sz w:val="18"/>
-          <w:szCs w:val="18"/>
-        </w:rPr>
-        <w:t xml:space="preserve"> 2-loop </w:t>
-      </w:r>
-      <w:proofErr w:type="gramStart"/>
-      <w:r>
-        <w:rPr>
-          <w:rFonts w:ascii="Arial" w:hAnsi="Arial" w:cs="Arial"/>
-          <w:color w:val="1F497D"/>
-          <w:sz w:val="18"/>
-          <w:szCs w:val="18"/>
-        </w:rPr>
-        <w:t>panel</w:t>
-      </w:r>
-      <w:r>
-        <w:rPr>
-          <w:rFonts w:ascii="Arial" w:hAnsi="Arial" w:cs="Arial"/>
-          <w:color w:val="1F497D"/>
-          <w:sz w:val="18"/>
-          <w:szCs w:val="18"/>
-        </w:rPr>
-        <w:t>,</w:t>
-      </w:r>
-      <w:r>
-        <w:rPr>
-          <w:rFonts w:ascii="Arial" w:hAnsi="Arial" w:cs="Arial"/>
-          <w:color w:val="1F497D"/>
-          <w:sz w:val="18"/>
-          <w:szCs w:val="18"/>
-        </w:rPr>
-        <w:t xml:space="preserve"> </w:t>
-      </w:r>
-      <w:r>
-        <w:rPr>
-          <w:rFonts w:ascii="Arial" w:hAnsi="Arial" w:cs="Arial"/>
-          <w:color w:val="1F497D"/>
-          <w:sz w:val="18"/>
-          <w:szCs w:val="18"/>
-        </w:rPr>
-        <w:t>and</w:t>
-      </w:r>
-      <w:proofErr w:type="gramEnd"/>
-      <w:r>
-        <w:rPr>
-          <w:rFonts w:ascii="Arial" w:hAnsi="Arial" w:cs="Arial"/>
-          <w:color w:val="1F497D"/>
-          <w:sz w:val="18"/>
-          <w:szCs w:val="18"/>
-        </w:rPr>
-        <w:t xml:space="preserve"> </w:t>
-      </w:r>
-      <w:r>
-        <w:rPr>
-          <w:rFonts w:ascii="Arial" w:hAnsi="Arial" w:cs="Arial"/>
-          <w:color w:val="1F497D"/>
-          <w:sz w:val="18"/>
-          <w:szCs w:val="18"/>
-        </w:rPr>
-        <w:t>opening a file wh</w:t>
-      </w:r>
-      <w:r>
-        <w:rPr>
-          <w:rFonts w:ascii="Arial" w:hAnsi="Arial" w:cs="Arial"/>
-          <w:color w:val="1F497D"/>
-          <w:sz w:val="18"/>
-          <w:szCs w:val="18"/>
-        </w:rPr>
-        <w:t xml:space="preserve">ich does not contain any panel numbers the same as the </w:t>
-      </w:r>
-      <w:r>
-        <w:rPr>
-          <w:rFonts w:ascii="Arial" w:hAnsi="Arial" w:cs="Arial"/>
-          <w:color w:val="1F497D"/>
-          <w:sz w:val="18"/>
-          <w:szCs w:val="18"/>
-        </w:rPr>
-        <w:t>current panel.</w:t>
+        <w:t>Correction:</w:t>
+      </w:r>
+      <w:r>
+        <w:rPr>
+          <w:rFonts w:ascii="Arial" w:hAnsi="Arial" w:cs="Arial"/>
+          <w:color w:val="1F497D"/>
+          <w:sz w:val="18"/>
+          <w:szCs w:val="18"/>
+        </w:rPr>
+        <w:t xml:space="preserve"> device I/O configuration </w:t>
+      </w:r>
+      <w:r>
+        <w:rPr>
+          <w:rFonts w:ascii="Arial" w:hAnsi="Arial" w:cs="Arial"/>
+          <w:color w:val="1F497D"/>
+          <w:sz w:val="18"/>
+          <w:szCs w:val="18"/>
+        </w:rPr>
+        <w:t xml:space="preserve">item </w:t>
+      </w:r>
+      <w:r>
+        <w:rPr>
+          <w:rFonts w:ascii="Arial" w:hAnsi="Arial" w:cs="Arial"/>
+          <w:color w:val="1F497D"/>
+          <w:sz w:val="18"/>
+          <w:szCs w:val="18"/>
+        </w:rPr>
+        <w:t>description</w:t>
+      </w:r>
+      <w:r>
+        <w:rPr>
+          <w:rFonts w:ascii="Arial" w:hAnsi="Arial" w:cs="Arial"/>
+          <w:color w:val="1F497D"/>
+          <w:sz w:val="18"/>
+          <w:szCs w:val="18"/>
+        </w:rPr>
+        <w:t xml:space="preserve"> edit</w:t>
+      </w:r>
+      <w:r>
+        <w:rPr>
+          <w:rFonts w:ascii="Arial" w:hAnsi="Arial" w:cs="Arial"/>
+          <w:color w:val="1F497D"/>
+          <w:sz w:val="18"/>
+          <w:szCs w:val="18"/>
+        </w:rPr>
+        <w:t xml:space="preserve">s </w:t>
+      </w:r>
+      <w:r>
+        <w:rPr>
+          <w:rFonts w:ascii="Arial" w:hAnsi="Arial" w:cs="Arial"/>
+          <w:color w:val="1F497D"/>
+          <w:sz w:val="18"/>
+          <w:szCs w:val="18"/>
+        </w:rPr>
+        <w:t xml:space="preserve">have been corrected so that </w:t>
+      </w:r>
+      <w:r>
+        <w:rPr>
+          <w:rFonts w:ascii="Arial" w:hAnsi="Arial" w:cs="Arial"/>
+          <w:color w:val="1F497D"/>
+          <w:sz w:val="18"/>
+          <w:szCs w:val="18"/>
+        </w:rPr>
+        <w:t>descriptions and/or device names on other devices</w:t>
+      </w:r>
+      <w:r>
+        <w:rPr>
+          <w:rFonts w:ascii="Arial" w:hAnsi="Arial" w:cs="Arial"/>
+          <w:color w:val="1F497D"/>
+          <w:sz w:val="18"/>
+          <w:szCs w:val="18"/>
+        </w:rPr>
+        <w:t xml:space="preserve"> are not affected</w:t>
+      </w:r>
+      <w:r>
+        <w:rPr>
+          <w:rFonts w:ascii="Arial" w:hAnsi="Arial" w:cs="Arial"/>
+          <w:color w:val="1F497D"/>
+          <w:sz w:val="18"/>
+          <w:szCs w:val="18"/>
+        </w:rPr>
+        <w:t>.</w:t>
       </w:r>
     </w:p>
     <w:p>
@@ -1756,7 +1689,7 @@
           <w:sz w:val="18"/>
           <w:szCs w:val="18"/>
         </w:rPr>
-        <w:t>•</w:t>
+        <w:t>-</w:t>
       </w:r>
       <w:r>
         <w:rPr>
@@ -1766,42 +1699,34 @@
           <w:szCs w:val="18"/>
         </w:rPr>
         <w:tab/>
-      </w:r>
-      <w:r>
-        <w:rPr>
-          <w:rFonts w:ascii="Arial" w:hAnsi="Arial" w:cs="Arial"/>
-          <w:color w:val="1F497D"/>
-          <w:sz w:val="18"/>
-          <w:szCs w:val="18"/>
-        </w:rPr>
-        <w:t>The displaying of e</w:t>
-      </w:r>
-      <w:r>
-        <w:rPr>
-          <w:rFonts w:ascii="Arial" w:hAnsi="Arial" w:cs="Arial"/>
-          <w:color w:val="1F497D"/>
-          <w:sz w:val="18"/>
-          <w:szCs w:val="18"/>
-        </w:rPr>
-        <w:t xml:space="preserve">rror boxes on invalid items </w:t>
-      </w:r>
-      <w:r>
-        <w:rPr>
-          <w:rFonts w:ascii="Arial" w:hAnsi="Arial" w:cs="Arial"/>
-          <w:color w:val="1F497D"/>
-          <w:sz w:val="18"/>
-          <w:szCs w:val="18"/>
-        </w:rPr>
-        <w:t>has been made more consistent</w:t>
-      </w:r>
-      <w:r>
-        <w:rPr>
-          <w:rFonts w:ascii="Arial" w:hAnsi="Arial" w:cs="Arial"/>
-          <w:color w:val="1F497D"/>
-          <w:sz w:val="18"/>
-          <w:szCs w:val="18"/>
-        </w:rPr>
-        <w:t>.</w:t>
+        <w:t>Correction:</w:t>
+      </w:r>
+      <w:r>
+        <w:rPr>
+          <w:rFonts w:ascii="Arial" w:hAnsi="Arial" w:cs="Arial"/>
+          <w:color w:val="1F497D"/>
+          <w:sz w:val="18"/>
+          <w:szCs w:val="18"/>
+        </w:rPr>
+        <w:t xml:space="preserve"> the Add Second Loop option for single-loop panels</w:t>
+      </w:r>
+      <w:r>
+        <w:rPr>
+          <w:rFonts w:ascii="Arial" w:hAnsi="Arial" w:cs="Arial"/>
+          <w:color w:val="1F497D"/>
+          <w:sz w:val="18"/>
+          <w:szCs w:val="18"/>
+        </w:rPr>
+        <w:t xml:space="preserve"> now ensures that the</w:t>
+      </w:r>
+      <w:r>
+        <w:rPr>
+          <w:rFonts w:ascii="Arial" w:hAnsi="Arial" w:cs="Arial"/>
+          <w:color w:val="1F497D"/>
+          <w:sz w:val="18"/>
+          <w:szCs w:val="18"/>
+        </w:rPr>
+        <w:t xml:space="preserve"> device lists on the other pages are now populated correctly with the required number of (empty) devices.</w:t>
       </w:r>
     </w:p>
     <w:p>
@@ -1831,55 +1756,30 @@
           <w:sz w:val="18"/>
           <w:szCs w:val="18"/>
         </w:rPr>
-        <w:t>•</w:t>
-      </w:r>
-      <w:r>
-        <w:rPr>
-          <w:rFonts w:ascii="Arial" w:hAnsi="Arial" w:cs="Arial"/>
+        <w:t>-</w:t>
+      </w:r>
+      <w:r>
+        <w:rPr>
+          <w:rFonts w:ascii="Arial" w:hAnsi="Arial" w:cs="Arial"/>
+          <w:b/>
+          <w:bCs/>
           <w:color w:val="1F497D"/>
           <w:sz w:val="18"/>
           <w:szCs w:val="18"/>
         </w:rPr>
         <w:tab/>
-        <w:t xml:space="preserve">The Validation Window no longer </w:t>
-      </w:r>
-      <w:r>
-        <w:rPr>
-          <w:rFonts w:ascii="Arial" w:hAnsi="Arial" w:cs="Arial"/>
-          <w:color w:val="1F497D"/>
-          <w:sz w:val="18"/>
-          <w:szCs w:val="18"/>
-        </w:rPr>
-        <w:t>indicate</w:t>
-      </w:r>
-      <w:r>
-        <w:rPr>
-          <w:rFonts w:ascii="Arial" w:hAnsi="Arial" w:cs="Arial"/>
-          <w:color w:val="1F497D"/>
-          <w:sz w:val="18"/>
-          <w:szCs w:val="18"/>
-        </w:rPr>
-        <w:t xml:space="preserve">s Loop 2 for </w:t>
-      </w:r>
-      <w:r>
-        <w:rPr>
-          <w:rFonts w:ascii="Arial" w:hAnsi="Arial" w:cs="Arial"/>
-          <w:color w:val="1F497D"/>
-          <w:sz w:val="18"/>
-          <w:szCs w:val="18"/>
-        </w:rPr>
-        <w:t xml:space="preserve">a </w:t>
-      </w:r>
-      <w:r>
-        <w:rPr>
-          <w:rFonts w:ascii="Arial" w:hAnsi="Arial" w:cs="Arial"/>
-          <w:color w:val="1F497D"/>
-          <w:sz w:val="18"/>
-          <w:szCs w:val="18"/>
-        </w:rPr>
-        <w:t>single-loop panel.</w:t>
-      </w:r>
-    </w:p>
+      </w:r>
+      <w:r>
+        <w:rPr>
+          <w:rFonts w:ascii="Arial" w:hAnsi="Arial" w:cs="Arial"/>
+          <w:color w:val="1F497D"/>
+          <w:sz w:val="18"/>
+          <w:szCs w:val="18"/>
+        </w:rPr>
+        <w:t xml:space="preserve">Notification popups are shown after each upload and download, indicating completion or otherwise. </w:t>
+      </w:r>
+    </w:p>
+    <w:bookmarkEnd w:id="0"/>
     <w:p>
       <w:pPr>
         <w:tabs>
@@ -1895,64 +1795,124 @@
         <w:contextualSpacing/>
         <w:rPr>
           <w:rFonts w:ascii="Arial" w:hAnsi="Arial" w:cs="Arial"/>
-          <w:color w:val="1F497D"/>
-          <w:sz w:val="18"/>
-          <w:szCs w:val="18"/>
-        </w:rPr>
-      </w:pPr>
-      <w:r>
-        <w:rPr>
-          <w:rFonts w:ascii="Arial" w:hAnsi="Arial" w:cs="Arial"/>
-          <w:color w:val="1F497D"/>
-          <w:sz w:val="18"/>
-          <w:szCs w:val="18"/>
-        </w:rPr>
-        <w:t>•</w:t>
-      </w:r>
-      <w:r>
-        <w:rPr>
-          <w:rFonts w:ascii="Arial" w:hAnsi="Arial" w:cs="Arial"/>
-          <w:color w:val="1F497D"/>
-          <w:sz w:val="18"/>
-          <w:szCs w:val="18"/>
+          <w:b/>
+          <w:bCs/>
+          <w:color w:val="1F497D"/>
+          <w:sz w:val="18"/>
+          <w:szCs w:val="18"/>
+        </w:rPr>
+      </w:pPr>
+    </w:p>
+    <w:p>
+      <w:pPr>
+        <w:tabs>
+          <w:tab w:val="left" w:pos="993"/>
+        </w:tabs>
+        <w:rPr>
+          <w:rFonts w:ascii="Arial" w:hAnsi="Arial" w:cs="Arial"/>
+          <w:color w:val="9CC2E5" w:themeColor="accent1" w:themeTint="99"/>
+          <w:sz w:val="16"/>
+          <w:szCs w:val="16"/>
+        </w:rPr>
+      </w:pPr>
+      <w:r>
+        <w:rPr>
+          <w:rFonts w:ascii="Arial" w:hAnsi="Arial" w:cs="Arial"/>
+          <w:b/>
+          <w:bCs/>
+          <w:color w:val="4472C4" w:themeColor="accent5"/>
+          <w:sz w:val="24"/>
+          <w:szCs w:val="24"/>
+        </w:rPr>
+        <w:t>v8.1.</w:t>
+      </w:r>
+      <w:r>
+        <w:rPr>
+          <w:rFonts w:ascii="Arial" w:hAnsi="Arial" w:cs="Arial"/>
+          <w:b/>
+          <w:bCs/>
+          <w:color w:val="4472C4" w:themeColor="accent5"/>
+          <w:sz w:val="24"/>
+          <w:szCs w:val="24"/>
+        </w:rPr>
+        <w:t>7</w:t>
+      </w:r>
+      <w:r>
+        <w:rPr>
+          <w:rFonts w:ascii="Arial" w:hAnsi="Arial" w:cs="Arial"/>
+          <w:b/>
+          <w:bCs/>
+          <w:color w:val="4472C4" w:themeColor="accent5"/>
+          <w:sz w:val="24"/>
+          <w:szCs w:val="24"/>
         </w:rPr>
         <w:tab/>
       </w:r>
       <w:r>
         <w:rPr>
           <w:rFonts w:ascii="Arial" w:hAnsi="Arial" w:cs="Arial"/>
-          <w:color w:val="1F497D"/>
-          <w:sz w:val="18"/>
-          <w:szCs w:val="18"/>
-        </w:rPr>
-        <w:t xml:space="preserve">On the </w:t>
-      </w:r>
-      <w:r>
-        <w:rPr>
-          <w:rFonts w:ascii="Arial" w:hAnsi="Arial" w:cs="Arial"/>
-          <w:color w:val="1F497D"/>
-          <w:sz w:val="18"/>
-          <w:szCs w:val="18"/>
-        </w:rPr>
-        <w:t>Causes &amp; Effects page</w:t>
-      </w:r>
-      <w:r>
-        <w:rPr>
-          <w:rFonts w:ascii="Arial" w:hAnsi="Arial" w:cs="Arial"/>
-          <w:color w:val="1F497D"/>
-          <w:sz w:val="18"/>
-          <w:szCs w:val="18"/>
-        </w:rPr>
-        <w:t>, data that has been read from a file is now updated correctly on all lines</w:t>
-      </w:r>
-      <w:r>
-        <w:rPr>
-          <w:rFonts w:ascii="Arial" w:hAnsi="Arial" w:cs="Arial"/>
-          <w:color w:val="1F497D"/>
-          <w:sz w:val="18"/>
-          <w:szCs w:val="18"/>
-        </w:rPr>
-        <w:t>.</w:t>
+          <w:b/>
+          <w:bCs/>
+          <w:color w:val="4472C4" w:themeColor="accent5"/>
+          <w:sz w:val="24"/>
+          <w:szCs w:val="24"/>
+        </w:rPr>
+        <w:t>3</w:t>
+      </w:r>
+      <w:r>
+        <w:rPr>
+          <w:rFonts w:ascii="Arial" w:hAnsi="Arial" w:cs="Arial"/>
+          <w:b/>
+          <w:bCs/>
+          <w:color w:val="4472C4" w:themeColor="accent5"/>
+          <w:sz w:val="24"/>
+          <w:szCs w:val="24"/>
+        </w:rPr>
+        <w:t>1</w:t>
+      </w:r>
+      <w:r>
+        <w:rPr>
+          <w:rFonts w:ascii="Arial" w:hAnsi="Arial" w:cs="Arial"/>
+          <w:b/>
+          <w:bCs/>
+          <w:color w:val="4472C4" w:themeColor="accent5"/>
+          <w:sz w:val="24"/>
+          <w:szCs w:val="24"/>
+        </w:rPr>
+        <w:t>/</w:t>
+      </w:r>
+      <w:r>
+        <w:rPr>
+          <w:rFonts w:ascii="Arial" w:hAnsi="Arial" w:cs="Arial"/>
+          <w:b/>
+          <w:bCs/>
+          <w:color w:val="4472C4" w:themeColor="accent5"/>
+          <w:sz w:val="24"/>
+          <w:szCs w:val="24"/>
+        </w:rPr>
+        <w:t>0</w:t>
+      </w:r>
+      <w:r>
+        <w:rPr>
+          <w:rFonts w:ascii="Arial" w:hAnsi="Arial" w:cs="Arial"/>
+          <w:b/>
+          <w:bCs/>
+          <w:color w:val="4472C4" w:themeColor="accent5"/>
+          <w:sz w:val="24"/>
+          <w:szCs w:val="24"/>
+        </w:rPr>
+        <w:t>7</w:t>
+      </w:r>
+      <w:r>
+        <w:rPr>
+          <w:rFonts w:ascii="Arial" w:hAnsi="Arial" w:cs="Arial"/>
+          <w:b/>
+          <w:bCs/>
+          <w:color w:val="4472C4" w:themeColor="accent5"/>
+          <w:sz w:val="24"/>
+          <w:szCs w:val="24"/>
+        </w:rPr>
+        <w:t>/2025</w:t>
       </w:r>
     </w:p>
     <w:p>
@@ -1975,95 +1935,51 @@
           <w:szCs w:val="18"/>
         </w:rPr>
       </w:pPr>
-    </w:p>
-    <w:p>
-      <w:pPr>
-        <w:tabs>
-          <w:tab w:val="left" w:pos="993"/>
-        </w:tabs>
-        <w:rPr>
-          <w:rFonts w:ascii="Arial" w:hAnsi="Arial" w:cs="Arial"/>
-          <w:color w:val="9CC2E5" w:themeColor="accent1" w:themeTint="99"/>
-          <w:sz w:val="16"/>
-          <w:szCs w:val="16"/>
-        </w:rPr>
-      </w:pPr>
-      <w:r>
-        <w:rPr>
-          <w:rFonts w:ascii="Arial" w:hAnsi="Arial" w:cs="Arial"/>
-          <w:b/>
-          <w:bCs/>
-          <w:color w:val="4472C4" w:themeColor="accent5"/>
-          <w:sz w:val="24"/>
-          <w:szCs w:val="24"/>
-        </w:rPr>
-        <w:t>v8.1.</w:t>
-      </w:r>
-      <w:r>
-        <w:rPr>
-          <w:rFonts w:ascii="Arial" w:hAnsi="Arial" w:cs="Arial"/>
-          <w:b/>
-          <w:bCs/>
-          <w:color w:val="4472C4" w:themeColor="accent5"/>
-          <w:sz w:val="24"/>
-          <w:szCs w:val="24"/>
-        </w:rPr>
-        <w:t>8</w:t>
-      </w:r>
-      <w:r>
-        <w:rPr>
-          <w:rFonts w:ascii="Arial" w:hAnsi="Arial" w:cs="Arial"/>
-          <w:b/>
-          <w:bCs/>
-          <w:color w:val="4472C4" w:themeColor="accent5"/>
-          <w:sz w:val="24"/>
-          <w:szCs w:val="24"/>
+      <w:r>
+        <w:rPr>
+          <w:rFonts w:ascii="Arial" w:hAnsi="Arial" w:cs="Arial"/>
+          <w:color w:val="1F497D"/>
+          <w:sz w:val="18"/>
+          <w:szCs w:val="18"/>
+        </w:rPr>
+        <w:t>-</w:t>
+      </w:r>
+      <w:r>
+        <w:rPr>
+          <w:rFonts w:ascii="Arial" w:hAnsi="Arial" w:cs="Arial"/>
+          <w:color w:val="1F497D"/>
+          <w:sz w:val="18"/>
+          <w:szCs w:val="18"/>
         </w:rPr>
         <w:tab/>
-      </w:r>
-      <w:r>
-        <w:rPr>
-          <w:rFonts w:ascii="Arial" w:hAnsi="Arial" w:cs="Arial"/>
-          <w:b/>
-          <w:bCs/>
-          <w:color w:val="4472C4" w:themeColor="accent5"/>
-          <w:sz w:val="24"/>
-          <w:szCs w:val="24"/>
-        </w:rPr>
-        <w:t>26</w:t>
-      </w:r>
-      <w:r>
-        <w:rPr>
-          <w:rFonts w:ascii="Arial" w:hAnsi="Arial" w:cs="Arial"/>
-          <w:b/>
-          <w:bCs/>
-          <w:color w:val="4472C4" w:themeColor="accent5"/>
-          <w:sz w:val="24"/>
-          <w:szCs w:val="24"/>
-        </w:rPr>
-        <w:t>/</w:t>
-      </w:r>
-      <w:r>
-        <w:rPr>
-          <w:rFonts w:ascii="Arial" w:hAnsi="Arial" w:cs="Arial"/>
-          <w:b/>
-          <w:bCs/>
-          <w:color w:val="4472C4" w:themeColor="accent5"/>
-          <w:sz w:val="24"/>
-          <w:szCs w:val="24"/>
-        </w:rPr>
-        <w:t>09</w:t>
-      </w:r>
-      <w:r>
-        <w:rPr>
-          <w:rFonts w:ascii="Arial" w:hAnsi="Arial" w:cs="Arial"/>
-          <w:b/>
-          <w:bCs/>
-          <w:color w:val="4472C4" w:themeColor="accent5"/>
-          <w:sz w:val="24"/>
-          <w:szCs w:val="24"/>
-        </w:rPr>
-        <w:t>/2025</w:t>
+        <w:t xml:space="preserve">Removed system notifications which were causing </w:t>
+      </w:r>
+      <w:r>
+        <w:rPr>
+          <w:rFonts w:ascii="Arial" w:hAnsi="Arial" w:cs="Arial"/>
+          <w:color w:val="1F497D"/>
+          <w:sz w:val="18"/>
+          <w:szCs w:val="18"/>
+        </w:rPr>
+        <w:t>freezes</w:t>
+      </w:r>
+      <w:r>
+        <w:rPr>
+          <w:rFonts w:ascii="Arial" w:hAnsi="Arial" w:cs="Arial"/>
+          <w:color w:val="1F497D"/>
+          <w:sz w:val="18"/>
+          <w:szCs w:val="18"/>
+        </w:rPr>
+        <w:t xml:space="preserve"> and </w:t>
+      </w:r>
+      <w:r>
+        <w:rPr>
+          <w:rFonts w:ascii="Arial" w:hAnsi="Arial" w:cs="Arial"/>
+          <w:color w:val="1F497D"/>
+          <w:sz w:val="18"/>
+          <w:szCs w:val="18"/>
+        </w:rPr>
+        <w:t>crashes after download/upload.</w:t>
       </w:r>
     </w:p>
     <w:p>
@@ -2111,88 +2027,43 @@
           <w:sz w:val="18"/>
           <w:szCs w:val="18"/>
         </w:rPr>
-        <w:t>Correction:</w:t>
-      </w:r>
-      <w:r>
-        <w:rPr>
-          <w:rFonts w:ascii="Arial" w:hAnsi="Arial" w:cs="Arial"/>
-          <w:color w:val="1F497D"/>
-          <w:sz w:val="18"/>
-          <w:szCs w:val="18"/>
-        </w:rPr>
-        <w:t xml:space="preserve"> device I/O configuration </w:t>
-      </w:r>
-      <w:r>
-        <w:rPr>
-          <w:rFonts w:ascii="Arial" w:hAnsi="Arial" w:cs="Arial"/>
-          <w:color w:val="1F497D"/>
-          <w:sz w:val="18"/>
-          <w:szCs w:val="18"/>
-        </w:rPr>
-        <w:t xml:space="preserve">item </w:t>
-      </w:r>
-      <w:r>
-        <w:rPr>
-          <w:rFonts w:ascii="Arial" w:hAnsi="Arial" w:cs="Arial"/>
-          <w:color w:val="1F497D"/>
-          <w:sz w:val="18"/>
-          <w:szCs w:val="18"/>
-        </w:rPr>
-        <w:t>description</w:t>
-      </w:r>
-      <w:r>
-        <w:rPr>
-          <w:rFonts w:ascii="Arial" w:hAnsi="Arial" w:cs="Arial"/>
-          <w:color w:val="1F497D"/>
-          <w:sz w:val="18"/>
-          <w:szCs w:val="18"/>
-        </w:rPr>
-        <w:t xml:space="preserve"> edit</w:t>
-      </w:r>
-      <w:r>
-        <w:rPr>
-          <w:rFonts w:ascii="Arial" w:hAnsi="Arial" w:cs="Arial"/>
-          <w:color w:val="1F497D"/>
-          <w:sz w:val="18"/>
-          <w:szCs w:val="18"/>
-        </w:rPr>
-        <w:t xml:space="preserve">s </w:t>
-      </w:r>
-      <w:r>
-        <w:rPr>
-          <w:rFonts w:ascii="Arial" w:hAnsi="Arial" w:cs="Arial"/>
-          <w:color w:val="1F497D"/>
-          <w:sz w:val="18"/>
-          <w:szCs w:val="18"/>
-        </w:rPr>
-        <w:t xml:space="preserve">have been corrected so that </w:t>
-      </w:r>
-      <w:r>
-        <w:rPr>
-          <w:rFonts w:ascii="Arial" w:hAnsi="Arial" w:cs="Arial"/>
-          <w:color w:val="1F497D"/>
-          <w:sz w:val="18"/>
-          <w:szCs w:val="18"/>
-        </w:rPr>
-        <w:t>descriptions and/or device names on other devices</w:t>
-      </w:r>
-      <w:r>
-        <w:rPr>
-          <w:rFonts w:ascii="Arial" w:hAnsi="Arial" w:cs="Arial"/>
-          <w:color w:val="1F497D"/>
-          <w:sz w:val="18"/>
-          <w:szCs w:val="18"/>
-        </w:rPr>
-        <w:t xml:space="preserve"> are not affected</w:t>
-      </w:r>
-      <w:r>
-        <w:rPr>
-          <w:rFonts w:ascii="Arial" w:hAnsi="Arial" w:cs="Arial"/>
-          <w:color w:val="1F497D"/>
-          <w:sz w:val="18"/>
-          <w:szCs w:val="18"/>
-        </w:rPr>
-        <w:t>.</w:t>
+        <w:t xml:space="preserve">Moved Revision History </w:t>
+      </w:r>
+      <w:r>
+        <w:rPr>
+          <w:rFonts w:ascii="Arial" w:hAnsi="Arial" w:cs="Arial"/>
+          <w:color w:val="1F497D"/>
+          <w:sz w:val="18"/>
+          <w:szCs w:val="18"/>
+        </w:rPr>
+        <w:t xml:space="preserve">(this document) </w:t>
+      </w:r>
+      <w:r>
+        <w:rPr>
+          <w:rFonts w:ascii="Arial" w:hAnsi="Arial" w:cs="Arial"/>
+          <w:color w:val="1F497D"/>
+          <w:sz w:val="18"/>
+          <w:szCs w:val="18"/>
+        </w:rPr>
+        <w:t xml:space="preserve">from the </w:t>
+      </w:r>
+      <w:r>
+        <w:rPr>
+          <w:rFonts w:ascii="Arial" w:hAnsi="Arial" w:cs="Arial"/>
+          <w:color w:val="1F497D"/>
+          <w:sz w:val="18"/>
+          <w:szCs w:val="18"/>
+        </w:rPr>
+        <w:t>m</w:t>
+      </w:r>
+      <w:r>
+        <w:rPr>
+          <w:rFonts w:ascii="Arial" w:hAnsi="Arial" w:cs="Arial"/>
+          <w:color w:val="1F497D"/>
+          <w:sz w:val="18"/>
+          <w:szCs w:val="18"/>
+        </w:rPr>
+        <w:t>ain menu to the About box.</w:t>
       </w:r>
     </w:p>
     <w:p>
@@ -2232,34 +2103,52 @@
           <w:szCs w:val="18"/>
         </w:rPr>
         <w:tab/>
-        <w:t>Correction:</w:t>
-      </w:r>
-      <w:r>
-        <w:rPr>
-          <w:rFonts w:ascii="Arial" w:hAnsi="Arial" w:cs="Arial"/>
-          <w:color w:val="1F497D"/>
-          <w:sz w:val="18"/>
-          <w:szCs w:val="18"/>
-        </w:rPr>
-        <w:t xml:space="preserve"> the Add Second Loop option for single-loop panels</w:t>
-      </w:r>
-      <w:r>
-        <w:rPr>
-          <w:rFonts w:ascii="Arial" w:hAnsi="Arial" w:cs="Arial"/>
-          <w:color w:val="1F497D"/>
-          <w:sz w:val="18"/>
-          <w:szCs w:val="18"/>
-        </w:rPr>
-        <w:t xml:space="preserve"> now ensures that the</w:t>
-      </w:r>
-      <w:r>
-        <w:rPr>
-          <w:rFonts w:ascii="Arial" w:hAnsi="Arial" w:cs="Arial"/>
-          <w:color w:val="1F497D"/>
-          <w:sz w:val="18"/>
-          <w:szCs w:val="18"/>
-        </w:rPr>
-        <w:t xml:space="preserve"> device lists on the other pages are now populated correctly with the required number of (empty) devices.</w:t>
+        <w:t>Corrected</w:t>
+      </w:r>
+      <w:r>
+        <w:rPr>
+          <w:rFonts w:ascii="Arial" w:hAnsi="Arial" w:cs="Arial"/>
+          <w:color w:val="1F497D"/>
+          <w:sz w:val="18"/>
+          <w:szCs w:val="18"/>
+        </w:rPr>
+        <w:t xml:space="preserve"> </w:t>
+      </w:r>
+      <w:r>
+        <w:rPr>
+          <w:rFonts w:ascii="Arial" w:hAnsi="Arial" w:cs="Arial"/>
+          <w:color w:val="1F497D"/>
+          <w:sz w:val="18"/>
+          <w:szCs w:val="18"/>
+        </w:rPr>
+        <w:t xml:space="preserve">the </w:t>
+      </w:r>
+      <w:r>
+        <w:rPr>
+          <w:rFonts w:ascii="Arial" w:hAnsi="Arial" w:cs="Arial"/>
+          <w:color w:val="1F497D"/>
+          <w:sz w:val="18"/>
+          <w:szCs w:val="18"/>
+        </w:rPr>
+        <w:t xml:space="preserve">Comms Log viewer’s error </w:t>
+      </w:r>
+      <w:r>
+        <w:rPr>
+          <w:rFonts w:ascii="Arial" w:hAnsi="Arial" w:cs="Arial"/>
+          <w:color w:val="1F497D"/>
+          <w:sz w:val="18"/>
+          <w:szCs w:val="18"/>
+        </w:rPr>
+        <w:t>over</w:t>
+      </w:r>
+      <w:r>
+        <w:rPr>
+          <w:rFonts w:ascii="Arial" w:hAnsi="Arial" w:cs="Arial"/>
+          <w:color w:val="1F497D"/>
+          <w:sz w:val="18"/>
+          <w:szCs w:val="18"/>
+        </w:rPr>
+        <w:t>counts.</w:t>
       </w:r>
     </w:p>
     <w:p>
@@ -2282,37 +2171,97 @@
           <w:szCs w:val="18"/>
         </w:rPr>
       </w:pPr>
-      <w:r>
-        <w:rPr>
-          <w:rFonts w:ascii="Arial" w:hAnsi="Arial" w:cs="Arial"/>
-          <w:color w:val="1F497D"/>
-          <w:sz w:val="18"/>
-          <w:szCs w:val="18"/>
-        </w:rPr>
-        <w:t>-</w:t>
-      </w:r>
-      <w:r>
-        <w:rPr>
-          <w:rFonts w:ascii="Arial" w:hAnsi="Arial" w:cs="Arial"/>
-          <w:b/>
-          <w:bCs/>
-          <w:color w:val="1F497D"/>
-          <w:sz w:val="18"/>
-          <w:szCs w:val="18"/>
+    </w:p>
+    <w:p>
+      <w:pPr>
+        <w:tabs>
+          <w:tab w:val="left" w:pos="993"/>
+        </w:tabs>
+        <w:rPr>
+          <w:rFonts w:ascii="Arial" w:hAnsi="Arial" w:cs="Arial"/>
+          <w:color w:val="9CC2E5" w:themeColor="accent1" w:themeTint="99"/>
+          <w:sz w:val="16"/>
+          <w:szCs w:val="16"/>
+        </w:rPr>
+      </w:pPr>
+      <w:r>
+        <w:rPr>
+          <w:rFonts w:ascii="Arial" w:hAnsi="Arial" w:cs="Arial"/>
+          <w:b/>
+          <w:bCs/>
+          <w:color w:val="4472C4" w:themeColor="accent5"/>
+          <w:sz w:val="24"/>
+          <w:szCs w:val="24"/>
+        </w:rPr>
+        <w:t>v8.1.</w:t>
+      </w:r>
+      <w:r>
+        <w:rPr>
+          <w:rFonts w:ascii="Arial" w:hAnsi="Arial" w:cs="Arial"/>
+          <w:b/>
+          <w:bCs/>
+          <w:color w:val="4472C4" w:themeColor="accent5"/>
+          <w:sz w:val="24"/>
+          <w:szCs w:val="24"/>
+        </w:rPr>
+        <w:t>6</w:t>
+      </w:r>
+      <w:r>
+        <w:rPr>
+          <w:rFonts w:ascii="Arial" w:hAnsi="Arial" w:cs="Arial"/>
+          <w:b/>
+          <w:bCs/>
+          <w:color w:val="4472C4" w:themeColor="accent5"/>
+          <w:sz w:val="24"/>
+          <w:szCs w:val="24"/>
         </w:rPr>
         <w:tab/>
       </w:r>
       <w:r>
         <w:rPr>
           <w:rFonts w:ascii="Arial" w:hAnsi="Arial" w:cs="Arial"/>
-          <w:color w:val="1F497D"/>
-          <w:sz w:val="18"/>
-          <w:szCs w:val="18"/>
-        </w:rPr>
-        <w:t xml:space="preserve">Notification popups are shown after each upload and download, indicating completion or otherwise. </w:t>
-      </w:r>
-    </w:p>
-    <w:bookmarkEnd w:id="0"/>
+          <w:b/>
+          <w:bCs/>
+          <w:color w:val="4472C4" w:themeColor="accent5"/>
+          <w:sz w:val="24"/>
+          <w:szCs w:val="24"/>
+        </w:rPr>
+        <w:t>30</w:t>
+      </w:r>
+      <w:r>
+        <w:rPr>
+          <w:rFonts w:ascii="Arial" w:hAnsi="Arial" w:cs="Arial"/>
+          <w:b/>
+          <w:bCs/>
+          <w:color w:val="4472C4" w:themeColor="accent5"/>
+          <w:sz w:val="24"/>
+          <w:szCs w:val="24"/>
+        </w:rPr>
+        <w:t>/</w:t>
+      </w:r>
+      <w:r>
+        <w:rPr>
+          <w:rFonts w:ascii="Arial" w:hAnsi="Arial" w:cs="Arial"/>
+          <w:b/>
+          <w:bCs/>
+          <w:color w:val="4472C4" w:themeColor="accent5"/>
+          <w:sz w:val="24"/>
+          <w:szCs w:val="24"/>
+        </w:rPr>
+        <w:t>07</w:t>
+      </w:r>
+      <w:r>
+        <w:rPr>
+          <w:rFonts w:ascii="Arial" w:hAnsi="Arial" w:cs="Arial"/>
+          <w:b/>
+          <w:bCs/>
+          <w:color w:val="4472C4" w:themeColor="accent5"/>
+          <w:sz w:val="24"/>
+          <w:szCs w:val="24"/>
+        </w:rPr>
+        <w:t>/2025</w:t>
+      </w:r>
+    </w:p>
     <w:p>
       <w:pPr>
         <w:tabs>
@@ -2328,124 +2277,136 @@
         <w:contextualSpacing/>
         <w:rPr>
           <w:rFonts w:ascii="Arial" w:hAnsi="Arial" w:cs="Arial"/>
-          <w:b/>
-          <w:bCs/>
-          <w:color w:val="1F497D"/>
-          <w:sz w:val="18"/>
-          <w:szCs w:val="18"/>
-        </w:rPr>
-      </w:pPr>
-    </w:p>
-    <w:p>
-      <w:pPr>
-        <w:tabs>
-          <w:tab w:val="left" w:pos="993"/>
-        </w:tabs>
-        <w:rPr>
-          <w:rFonts w:ascii="Arial" w:hAnsi="Arial" w:cs="Arial"/>
-          <w:color w:val="9CC2E5" w:themeColor="accent1" w:themeTint="99"/>
-          <w:sz w:val="16"/>
-          <w:szCs w:val="16"/>
-        </w:rPr>
-      </w:pPr>
-      <w:r>
-        <w:rPr>
-          <w:rFonts w:ascii="Arial" w:hAnsi="Arial" w:cs="Arial"/>
-          <w:b/>
-          <w:bCs/>
-          <w:color w:val="4472C4" w:themeColor="accent5"/>
-          <w:sz w:val="24"/>
-          <w:szCs w:val="24"/>
-        </w:rPr>
-        <w:t>v8.1.</w:t>
-      </w:r>
-      <w:r>
-        <w:rPr>
-          <w:rFonts w:ascii="Arial" w:hAnsi="Arial" w:cs="Arial"/>
-          <w:b/>
-          <w:bCs/>
-          <w:color w:val="4472C4" w:themeColor="accent5"/>
-          <w:sz w:val="24"/>
-          <w:szCs w:val="24"/>
-        </w:rPr>
-        <w:t>7</w:t>
-      </w:r>
-      <w:r>
-        <w:rPr>
-          <w:rFonts w:ascii="Arial" w:hAnsi="Arial" w:cs="Arial"/>
-          <w:b/>
-          <w:bCs/>
-          <w:color w:val="4472C4" w:themeColor="accent5"/>
-          <w:sz w:val="24"/>
-          <w:szCs w:val="24"/>
+          <w:color w:val="1F497D"/>
+          <w:sz w:val="18"/>
+          <w:szCs w:val="18"/>
+        </w:rPr>
+      </w:pPr>
+      <w:r>
+        <w:rPr>
+          <w:rFonts w:ascii="Arial" w:hAnsi="Arial" w:cs="Arial"/>
+          <w:color w:val="1F497D"/>
+          <w:sz w:val="18"/>
+          <w:szCs w:val="18"/>
+        </w:rPr>
+        <w:t>-</w:t>
+      </w:r>
+      <w:r>
+        <w:rPr>
+          <w:rFonts w:ascii="Arial" w:hAnsi="Arial" w:cs="Arial"/>
+          <w:color w:val="1F497D"/>
+          <w:sz w:val="18"/>
+          <w:szCs w:val="18"/>
         </w:rPr>
         <w:tab/>
       </w:r>
       <w:r>
         <w:rPr>
           <w:rFonts w:ascii="Arial" w:hAnsi="Arial" w:cs="Arial"/>
-          <w:b/>
-          <w:bCs/>
-          <w:color w:val="4472C4" w:themeColor="accent5"/>
-          <w:sz w:val="24"/>
-          <w:szCs w:val="24"/>
-        </w:rPr>
-        <w:t>3</w:t>
-      </w:r>
-      <w:r>
-        <w:rPr>
-          <w:rFonts w:ascii="Arial" w:hAnsi="Arial" w:cs="Arial"/>
-          <w:b/>
-          <w:bCs/>
-          <w:color w:val="4472C4" w:themeColor="accent5"/>
-          <w:sz w:val="24"/>
-          <w:szCs w:val="24"/>
-        </w:rPr>
-        <w:t>1</w:t>
-      </w:r>
-      <w:r>
-        <w:rPr>
-          <w:rFonts w:ascii="Arial" w:hAnsi="Arial" w:cs="Arial"/>
-          <w:b/>
-          <w:bCs/>
-          <w:color w:val="4472C4" w:themeColor="accent5"/>
-          <w:sz w:val="24"/>
-          <w:szCs w:val="24"/>
-        </w:rPr>
-        <w:t>/</w:t>
-      </w:r>
-      <w:r>
-        <w:rPr>
-          <w:rFonts w:ascii="Arial" w:hAnsi="Arial" w:cs="Arial"/>
-          <w:b/>
-          <w:bCs/>
-          <w:color w:val="4472C4" w:themeColor="accent5"/>
-          <w:sz w:val="24"/>
-          <w:szCs w:val="24"/>
-        </w:rPr>
-        <w:t>0</w:t>
-      </w:r>
-      <w:r>
-        <w:rPr>
-          <w:rFonts w:ascii="Arial" w:hAnsi="Arial" w:cs="Arial"/>
-          <w:b/>
-          <w:bCs/>
-          <w:color w:val="4472C4" w:themeColor="accent5"/>
-          <w:sz w:val="24"/>
-          <w:szCs w:val="24"/>
-        </w:rPr>
-        <w:t>7</w:t>
-      </w:r>
-      <w:r>
-        <w:rPr>
-          <w:rFonts w:ascii="Arial" w:hAnsi="Arial" w:cs="Arial"/>
-          <w:b/>
-          <w:bCs/>
-          <w:color w:val="4472C4" w:themeColor="accent5"/>
-          <w:sz w:val="24"/>
-          <w:szCs w:val="24"/>
-        </w:rPr>
-        <w:t>/2025</w:t>
+          <w:color w:val="1F497D"/>
+          <w:sz w:val="18"/>
+          <w:szCs w:val="18"/>
+        </w:rPr>
+        <w:t>Test</w:t>
+      </w:r>
+      <w:r>
+        <w:rPr>
+          <w:rFonts w:ascii="Arial" w:hAnsi="Arial" w:cs="Arial"/>
+          <w:color w:val="1F497D"/>
+          <w:sz w:val="18"/>
+          <w:szCs w:val="18"/>
+        </w:rPr>
+        <w:t xml:space="preserve"> version </w:t>
+      </w:r>
+      <w:r>
+        <w:rPr>
+          <w:rFonts w:ascii="Arial" w:hAnsi="Arial" w:cs="Arial"/>
+          <w:color w:val="1F497D"/>
+          <w:sz w:val="18"/>
+          <w:szCs w:val="18"/>
+        </w:rPr>
+        <w:t xml:space="preserve">to </w:t>
+      </w:r>
+      <w:r>
+        <w:rPr>
+          <w:rFonts w:ascii="Arial" w:hAnsi="Arial" w:cs="Arial"/>
+          <w:color w:val="1F497D"/>
+          <w:sz w:val="18"/>
+          <w:szCs w:val="18"/>
+        </w:rPr>
+        <w:t xml:space="preserve">investigate </w:t>
+      </w:r>
+      <w:r>
+        <w:rPr>
+          <w:rFonts w:ascii="Arial" w:hAnsi="Arial" w:cs="Arial"/>
+          <w:color w:val="1F497D"/>
+          <w:sz w:val="18"/>
+          <w:szCs w:val="18"/>
+        </w:rPr>
+        <w:t xml:space="preserve">the </w:t>
+      </w:r>
+      <w:r>
+        <w:rPr>
+          <w:rFonts w:ascii="Arial" w:hAnsi="Arial" w:cs="Arial"/>
+          <w:color w:val="1F497D"/>
+          <w:sz w:val="18"/>
+          <w:szCs w:val="18"/>
+        </w:rPr>
+        <w:t>freezes</w:t>
+      </w:r>
+      <w:r>
+        <w:rPr>
+          <w:rFonts w:ascii="Arial" w:hAnsi="Arial" w:cs="Arial"/>
+          <w:color w:val="1F497D"/>
+          <w:sz w:val="18"/>
+          <w:szCs w:val="18"/>
+        </w:rPr>
+        <w:t xml:space="preserve"> and </w:t>
+      </w:r>
+      <w:r>
+        <w:rPr>
+          <w:rFonts w:ascii="Arial" w:hAnsi="Arial" w:cs="Arial"/>
+          <w:color w:val="1F497D"/>
+          <w:sz w:val="18"/>
+          <w:szCs w:val="18"/>
+        </w:rPr>
+        <w:t xml:space="preserve">crashes </w:t>
+      </w:r>
+      <w:r>
+        <w:rPr>
+          <w:rFonts w:ascii="Arial" w:hAnsi="Arial" w:cs="Arial"/>
+          <w:color w:val="1F497D"/>
+          <w:sz w:val="18"/>
+          <w:szCs w:val="18"/>
+        </w:rPr>
+        <w:t xml:space="preserve">that instances of the </w:t>
+      </w:r>
+      <w:r>
+        <w:rPr>
+          <w:rFonts w:ascii="Arial" w:hAnsi="Arial" w:cs="Arial"/>
+          <w:color w:val="1F497D"/>
+          <w:sz w:val="18"/>
+          <w:szCs w:val="18"/>
+        </w:rPr>
+        <w:t>v8.1.5</w:t>
+      </w:r>
+      <w:r>
+        <w:rPr>
+          <w:rFonts w:ascii="Arial" w:hAnsi="Arial" w:cs="Arial"/>
+          <w:color w:val="1F497D"/>
+          <w:sz w:val="18"/>
+          <w:szCs w:val="18"/>
+        </w:rPr>
+        <w:t xml:space="preserve"> MS Store app exhibited </w:t>
+      </w:r>
+      <w:r>
+        <w:rPr>
+          <w:rFonts w:ascii="Arial" w:hAnsi="Arial" w:cs="Arial"/>
+          <w:color w:val="1F497D"/>
+          <w:sz w:val="18"/>
+          <w:szCs w:val="18"/>
+        </w:rPr>
+        <w:t>after download/upload.</w:t>
       </w:r>
     </w:p>
     <w:p>
@@ -2468,51 +2429,96 @@
           <w:szCs w:val="18"/>
         </w:rPr>
       </w:pPr>
-      <w:r>
-        <w:rPr>
-          <w:rFonts w:ascii="Arial" w:hAnsi="Arial" w:cs="Arial"/>
-          <w:color w:val="1F497D"/>
-          <w:sz w:val="18"/>
-          <w:szCs w:val="18"/>
-        </w:rPr>
-        <w:t>-</w:t>
-      </w:r>
-      <w:r>
-        <w:rPr>
-          <w:rFonts w:ascii="Arial" w:hAnsi="Arial" w:cs="Arial"/>
-          <w:color w:val="1F497D"/>
-          <w:sz w:val="18"/>
-          <w:szCs w:val="18"/>
+    </w:p>
+    <w:p>
+      <w:pPr>
+        <w:tabs>
+          <w:tab w:val="left" w:pos="993"/>
+        </w:tabs>
+        <w:rPr>
+          <w:rFonts w:ascii="Arial" w:hAnsi="Arial" w:cs="Arial"/>
+          <w:color w:val="9CC2E5" w:themeColor="accent1" w:themeTint="99"/>
+          <w:sz w:val="16"/>
+          <w:szCs w:val="16"/>
+        </w:rPr>
+      </w:pPr>
+      <w:bookmarkStart w:id="3" w:name="_Hlk203052739"/>
+      <w:r>
+        <w:rPr>
+          <w:rFonts w:ascii="Arial" w:hAnsi="Arial" w:cs="Arial"/>
+          <w:b/>
+          <w:bCs/>
+          <w:color w:val="4472C4" w:themeColor="accent5"/>
+          <w:sz w:val="24"/>
+          <w:szCs w:val="24"/>
+        </w:rPr>
+        <w:t>v8.1.</w:t>
+      </w:r>
+      <w:r>
+        <w:rPr>
+          <w:rFonts w:ascii="Arial" w:hAnsi="Arial" w:cs="Arial"/>
+          <w:b/>
+          <w:bCs/>
+          <w:color w:val="4472C4" w:themeColor="accent5"/>
+          <w:sz w:val="24"/>
+          <w:szCs w:val="24"/>
+        </w:rPr>
+        <w:t>5</w:t>
+      </w:r>
+      <w:r>
+        <w:rPr>
+          <w:rFonts w:ascii="Arial" w:hAnsi="Arial" w:cs="Arial"/>
+          <w:b/>
+          <w:bCs/>
+          <w:color w:val="4472C4" w:themeColor="accent5"/>
+          <w:sz w:val="24"/>
+          <w:szCs w:val="24"/>
         </w:rPr>
         <w:tab/>
-        <w:t xml:space="preserve">Removed system notifications which were causing </w:t>
-      </w:r>
-      <w:r>
-        <w:rPr>
-          <w:rFonts w:ascii="Arial" w:hAnsi="Arial" w:cs="Arial"/>
-          <w:color w:val="1F497D"/>
-          <w:sz w:val="18"/>
-          <w:szCs w:val="18"/>
-        </w:rPr>
-        <w:t>freezes</w:t>
-      </w:r>
-      <w:r>
-        <w:rPr>
-          <w:rFonts w:ascii="Arial" w:hAnsi="Arial" w:cs="Arial"/>
-          <w:color w:val="1F497D"/>
-          <w:sz w:val="18"/>
-          <w:szCs w:val="18"/>
-        </w:rPr>
-        <w:t xml:space="preserve"> and </w:t>
-      </w:r>
-      <w:r>
-        <w:rPr>
-          <w:rFonts w:ascii="Arial" w:hAnsi="Arial" w:cs="Arial"/>
-          <w:color w:val="1F497D"/>
-          <w:sz w:val="18"/>
-          <w:szCs w:val="18"/>
-        </w:rPr>
-        <w:t>crashes after download/upload.</w:t>
+      </w:r>
+      <w:r>
+        <w:rPr>
+          <w:rFonts w:ascii="Arial" w:hAnsi="Arial" w:cs="Arial"/>
+          <w:b/>
+          <w:bCs/>
+          <w:color w:val="4472C4" w:themeColor="accent5"/>
+          <w:sz w:val="24"/>
+          <w:szCs w:val="24"/>
+        </w:rPr>
+        <w:t>28</w:t>
+      </w:r>
+      <w:r>
+        <w:rPr>
+          <w:rFonts w:ascii="Arial" w:hAnsi="Arial" w:cs="Arial"/>
+          <w:b/>
+          <w:bCs/>
+          <w:color w:val="4472C4" w:themeColor="accent5"/>
+          <w:sz w:val="24"/>
+          <w:szCs w:val="24"/>
+        </w:rPr>
+        <w:t>/</w:t>
+      </w:r>
+      <w:r>
+        <w:rPr>
+          <w:rFonts w:ascii="Arial" w:hAnsi="Arial" w:cs="Arial"/>
+          <w:b/>
+          <w:bCs/>
+          <w:color w:val="4472C4" w:themeColor="accent5"/>
+          <w:sz w:val="24"/>
+          <w:szCs w:val="24"/>
+        </w:rPr>
+        <w:t>07</w:t>
+      </w:r>
+      <w:r>
+        <w:rPr>
+          <w:rFonts w:ascii="Arial" w:hAnsi="Arial" w:cs="Arial"/>
+          <w:b/>
+          <w:bCs/>
+          <w:color w:val="4472C4" w:themeColor="accent5"/>
+          <w:sz w:val="24"/>
+          <w:szCs w:val="24"/>
+        </w:rPr>
+        <w:t>/2025</w:t>
       </w:r>
     </w:p>
     <w:p>
@@ -2560,43 +2566,61 @@
           <w:sz w:val="18"/>
           <w:szCs w:val="18"/>
         </w:rPr>
-        <w:t xml:space="preserve">Moved Revision History </w:t>
-      </w:r>
-      <w:r>
-        <w:rPr>
-          <w:rFonts w:ascii="Arial" w:hAnsi="Arial" w:cs="Arial"/>
-          <w:color w:val="1F497D"/>
-          <w:sz w:val="18"/>
-          <w:szCs w:val="18"/>
-        </w:rPr>
-        <w:t xml:space="preserve">(this document) </w:t>
-      </w:r>
-      <w:r>
-        <w:rPr>
-          <w:rFonts w:ascii="Arial" w:hAnsi="Arial" w:cs="Arial"/>
-          <w:color w:val="1F497D"/>
-          <w:sz w:val="18"/>
-          <w:szCs w:val="18"/>
-        </w:rPr>
-        <w:t xml:space="preserve">from the </w:t>
-      </w:r>
-      <w:r>
-        <w:rPr>
-          <w:rFonts w:ascii="Arial" w:hAnsi="Arial" w:cs="Arial"/>
-          <w:color w:val="1F497D"/>
-          <w:sz w:val="18"/>
-          <w:szCs w:val="18"/>
-        </w:rPr>
-        <w:t>m</w:t>
-      </w:r>
-      <w:r>
-        <w:rPr>
-          <w:rFonts w:ascii="Arial" w:hAnsi="Arial" w:cs="Arial"/>
-          <w:color w:val="1F497D"/>
-          <w:sz w:val="18"/>
-          <w:szCs w:val="18"/>
-        </w:rPr>
-        <w:t>ain menu to the About box.</w:t>
+        <w:t xml:space="preserve">The panel </w:t>
+      </w:r>
+      <w:r>
+        <w:rPr>
+          <w:rFonts w:ascii="Arial" w:hAnsi="Arial" w:cs="Arial"/>
+          <w:color w:val="1F497D"/>
+          <w:sz w:val="18"/>
+          <w:szCs w:val="18"/>
+        </w:rPr>
+        <w:t xml:space="preserve">upload </w:t>
+      </w:r>
+      <w:r>
+        <w:rPr>
+          <w:rFonts w:ascii="Arial" w:hAnsi="Arial" w:cs="Arial"/>
+          <w:color w:val="1F497D"/>
+          <w:sz w:val="18"/>
+          <w:szCs w:val="18"/>
+        </w:rPr>
+        <w:t xml:space="preserve">has been refined </w:t>
+      </w:r>
+      <w:r>
+        <w:rPr>
+          <w:rFonts w:ascii="Arial" w:hAnsi="Arial" w:cs="Arial"/>
+          <w:color w:val="1F497D"/>
+          <w:sz w:val="18"/>
+          <w:szCs w:val="18"/>
+        </w:rPr>
+        <w:t>so that d</w:t>
+      </w:r>
+      <w:r>
+        <w:rPr>
+          <w:rFonts w:ascii="Arial" w:hAnsi="Arial" w:cs="Arial"/>
+          <w:color w:val="1F497D"/>
+          <w:sz w:val="18"/>
+          <w:szCs w:val="18"/>
+        </w:rPr>
+        <w:t>uplicate data items</w:t>
+      </w:r>
+      <w:r>
+        <w:rPr>
+          <w:rFonts w:ascii="Arial" w:hAnsi="Arial" w:cs="Arial"/>
+          <w:color w:val="1F497D"/>
+          <w:sz w:val="18"/>
+          <w:szCs w:val="18"/>
+        </w:rPr>
+        <w:t xml:space="preserve"> are not sent</w:t>
+      </w:r>
+      <w:r>
+        <w:rPr>
+          <w:rFonts w:ascii="Arial" w:hAnsi="Arial" w:cs="Arial"/>
+          <w:color w:val="1F497D"/>
+          <w:sz w:val="18"/>
+          <w:szCs w:val="18"/>
+        </w:rPr>
+        <w:t>.</w:t>
       </w:r>
     </w:p>
     <w:p>
@@ -2636,52 +2660,15 @@
           <w:szCs w:val="18"/>
         </w:rPr>
         <w:tab/>
-        <w:t>Corrected</w:t>
-      </w:r>
-      <w:r>
-        <w:rPr>
-          <w:rFonts w:ascii="Arial" w:hAnsi="Arial" w:cs="Arial"/>
-          <w:color w:val="1F497D"/>
-          <w:sz w:val="18"/>
-          <w:szCs w:val="18"/>
-        </w:rPr>
-        <w:t xml:space="preserve"> </w:t>
-      </w:r>
-      <w:r>
-        <w:rPr>
-          <w:rFonts w:ascii="Arial" w:hAnsi="Arial" w:cs="Arial"/>
-          <w:color w:val="1F497D"/>
-          <w:sz w:val="18"/>
-          <w:szCs w:val="18"/>
-        </w:rPr>
-        <w:t xml:space="preserve">the </w:t>
-      </w:r>
-      <w:r>
-        <w:rPr>
-          <w:rFonts w:ascii="Arial" w:hAnsi="Arial" w:cs="Arial"/>
-          <w:color w:val="1F497D"/>
-          <w:sz w:val="18"/>
-          <w:szCs w:val="18"/>
-        </w:rPr>
-        <w:t xml:space="preserve">Comms Log viewer’s error </w:t>
-      </w:r>
-      <w:r>
-        <w:rPr>
-          <w:rFonts w:ascii="Arial" w:hAnsi="Arial" w:cs="Arial"/>
-          <w:color w:val="1F497D"/>
-          <w:sz w:val="18"/>
-          <w:szCs w:val="18"/>
-        </w:rPr>
-        <w:t>over</w:t>
-      </w:r>
-      <w:r>
-        <w:rPr>
-          <w:rFonts w:ascii="Arial" w:hAnsi="Arial" w:cs="Arial"/>
-          <w:color w:val="1F497D"/>
-          <w:sz w:val="18"/>
-          <w:szCs w:val="18"/>
-        </w:rPr>
-        <w:t>counts.</w:t>
+      </w:r>
+      <w:r>
+        <w:rPr>
+          <w:rFonts w:ascii="Arial" w:hAnsi="Arial" w:cs="Arial"/>
+          <w:color w:val="1F497D"/>
+          <w:sz w:val="18"/>
+          <w:szCs w:val="18"/>
+        </w:rPr>
+        <w:t>The Validation Window now correctly reports multiple errors on a page instead of only one.</w:t>
       </w:r>
     </w:p>
     <w:p>
@@ -2704,95 +2691,51 @@
           <w:szCs w:val="18"/>
         </w:rPr>
       </w:pPr>
-    </w:p>
-    <w:p>
-      <w:pPr>
-        <w:tabs>
-          <w:tab w:val="left" w:pos="993"/>
-        </w:tabs>
-        <w:rPr>
-          <w:rFonts w:ascii="Arial" w:hAnsi="Arial" w:cs="Arial"/>
-          <w:color w:val="9CC2E5" w:themeColor="accent1" w:themeTint="99"/>
-          <w:sz w:val="16"/>
-          <w:szCs w:val="16"/>
-        </w:rPr>
-      </w:pPr>
-      <w:r>
-        <w:rPr>
-          <w:rFonts w:ascii="Arial" w:hAnsi="Arial" w:cs="Arial"/>
-          <w:b/>
-          <w:bCs/>
-          <w:color w:val="4472C4" w:themeColor="accent5"/>
-          <w:sz w:val="24"/>
-          <w:szCs w:val="24"/>
-        </w:rPr>
-        <w:t>v8.1.</w:t>
-      </w:r>
-      <w:r>
-        <w:rPr>
-          <w:rFonts w:ascii="Arial" w:hAnsi="Arial" w:cs="Arial"/>
-          <w:b/>
-          <w:bCs/>
-          <w:color w:val="4472C4" w:themeColor="accent5"/>
-          <w:sz w:val="24"/>
-          <w:szCs w:val="24"/>
-        </w:rPr>
-        <w:t>6</w:t>
-      </w:r>
-      <w:r>
-        <w:rPr>
-          <w:rFonts w:ascii="Arial" w:hAnsi="Arial" w:cs="Arial"/>
-          <w:b/>
-          <w:bCs/>
-          <w:color w:val="4472C4" w:themeColor="accent5"/>
-          <w:sz w:val="24"/>
-          <w:szCs w:val="24"/>
+      <w:r>
+        <w:rPr>
+          <w:rFonts w:ascii="Arial" w:hAnsi="Arial" w:cs="Arial"/>
+          <w:color w:val="1F497D"/>
+          <w:sz w:val="18"/>
+          <w:szCs w:val="18"/>
+        </w:rPr>
+        <w:t>-</w:t>
+      </w:r>
+      <w:r>
+        <w:rPr>
+          <w:rFonts w:ascii="Arial" w:hAnsi="Arial" w:cs="Arial"/>
+          <w:color w:val="1F497D"/>
+          <w:sz w:val="18"/>
+          <w:szCs w:val="18"/>
         </w:rPr>
         <w:tab/>
-      </w:r>
-      <w:r>
-        <w:rPr>
-          <w:rFonts w:ascii="Arial" w:hAnsi="Arial" w:cs="Arial"/>
-          <w:b/>
-          <w:bCs/>
-          <w:color w:val="4472C4" w:themeColor="accent5"/>
-          <w:sz w:val="24"/>
-          <w:szCs w:val="24"/>
-        </w:rPr>
-        <w:t>30</w:t>
-      </w:r>
-      <w:r>
-        <w:rPr>
-          <w:rFonts w:ascii="Arial" w:hAnsi="Arial" w:cs="Arial"/>
-          <w:b/>
-          <w:bCs/>
-          <w:color w:val="4472C4" w:themeColor="accent5"/>
-          <w:sz w:val="24"/>
-          <w:szCs w:val="24"/>
-        </w:rPr>
-        <w:t>/</w:t>
-      </w:r>
-      <w:r>
-        <w:rPr>
-          <w:rFonts w:ascii="Arial" w:hAnsi="Arial" w:cs="Arial"/>
-          <w:b/>
-          <w:bCs/>
-          <w:color w:val="4472C4" w:themeColor="accent5"/>
-          <w:sz w:val="24"/>
-          <w:szCs w:val="24"/>
-        </w:rPr>
-        <w:t>07</w:t>
-      </w:r>
-      <w:r>
-        <w:rPr>
-          <w:rFonts w:ascii="Arial" w:hAnsi="Arial" w:cs="Arial"/>
-          <w:b/>
-          <w:bCs/>
-          <w:color w:val="4472C4" w:themeColor="accent5"/>
-          <w:sz w:val="24"/>
-          <w:szCs w:val="24"/>
-        </w:rPr>
-        <w:t>/2025</w:t>
+        <w:t xml:space="preserve">The device </w:t>
+      </w:r>
+      <w:r>
+        <w:rPr>
+          <w:rFonts w:ascii="Arial" w:hAnsi="Arial" w:cs="Arial"/>
+          <w:color w:val="1F497D"/>
+          <w:sz w:val="18"/>
+          <w:szCs w:val="18"/>
+        </w:rPr>
+        <w:t xml:space="preserve">count is </w:t>
+      </w:r>
+      <w:r>
+        <w:rPr>
+          <w:rFonts w:ascii="Arial" w:hAnsi="Arial" w:cs="Arial"/>
+          <w:color w:val="1F497D"/>
+          <w:sz w:val="18"/>
+          <w:szCs w:val="18"/>
+        </w:rPr>
+        <w:t xml:space="preserve">now </w:t>
+      </w:r>
+      <w:r>
+        <w:rPr>
+          <w:rFonts w:ascii="Arial" w:hAnsi="Arial" w:cs="Arial"/>
+          <w:color w:val="1F497D"/>
+          <w:sz w:val="18"/>
+          <w:szCs w:val="18"/>
+        </w:rPr>
+        <w:t>always correct after changing protocol when downloading from a panel or reading from a file.</w:t>
       </w:r>
     </w:p>
     <w:p>
@@ -2832,114 +2775,7 @@
           <w:szCs w:val="18"/>
         </w:rPr>
         <w:tab/>
-      </w:r>
-      <w:r>
-        <w:rPr>
-          <w:rFonts w:ascii="Arial" w:hAnsi="Arial" w:cs="Arial"/>
-          <w:color w:val="1F497D"/>
-          <w:sz w:val="18"/>
-          <w:szCs w:val="18"/>
-        </w:rPr>
-        <w:t>Test</w:t>
-      </w:r>
-      <w:r>
-        <w:rPr>
-          <w:rFonts w:ascii="Arial" w:hAnsi="Arial" w:cs="Arial"/>
-          <w:color w:val="1F497D"/>
-          <w:sz w:val="18"/>
-          <w:szCs w:val="18"/>
-        </w:rPr>
-        <w:t xml:space="preserve"> version </w:t>
-      </w:r>
-      <w:r>
-        <w:rPr>
-          <w:rFonts w:ascii="Arial" w:hAnsi="Arial" w:cs="Arial"/>
-          <w:color w:val="1F497D"/>
-          <w:sz w:val="18"/>
-          <w:szCs w:val="18"/>
-        </w:rPr>
-        <w:t xml:space="preserve">to </w:t>
-      </w:r>
-      <w:r>
-        <w:rPr>
-          <w:rFonts w:ascii="Arial" w:hAnsi="Arial" w:cs="Arial"/>
-          <w:color w:val="1F497D"/>
-          <w:sz w:val="18"/>
-          <w:szCs w:val="18"/>
-        </w:rPr>
-        <w:t xml:space="preserve">investigate </w:t>
-      </w:r>
-      <w:r>
-        <w:rPr>
-          <w:rFonts w:ascii="Arial" w:hAnsi="Arial" w:cs="Arial"/>
-          <w:color w:val="1F497D"/>
-          <w:sz w:val="18"/>
-          <w:szCs w:val="18"/>
-        </w:rPr>
-        <w:t xml:space="preserve">the </w:t>
-      </w:r>
-      <w:r>
-        <w:rPr>
-          <w:rFonts w:ascii="Arial" w:hAnsi="Arial" w:cs="Arial"/>
-          <w:color w:val="1F497D"/>
-          <w:sz w:val="18"/>
-          <w:szCs w:val="18"/>
-        </w:rPr>
-        <w:t>freezes</w:t>
-      </w:r>
-      <w:r>
-        <w:rPr>
-          <w:rFonts w:ascii="Arial" w:hAnsi="Arial" w:cs="Arial"/>
-          <w:color w:val="1F497D"/>
-          <w:sz w:val="18"/>
-          <w:szCs w:val="18"/>
-        </w:rPr>
-        <w:t xml:space="preserve"> and </w:t>
-      </w:r>
-      <w:r>
-        <w:rPr>
-          <w:rFonts w:ascii="Arial" w:hAnsi="Arial" w:cs="Arial"/>
-          <w:color w:val="1F497D"/>
-          <w:sz w:val="18"/>
-          <w:szCs w:val="18"/>
-        </w:rPr>
-        <w:t xml:space="preserve">crashes </w:t>
-      </w:r>
-      <w:r>
-        <w:rPr>
-          <w:rFonts w:ascii="Arial" w:hAnsi="Arial" w:cs="Arial"/>
-          <w:color w:val="1F497D"/>
-          <w:sz w:val="18"/>
-          <w:szCs w:val="18"/>
-        </w:rPr>
-        <w:t xml:space="preserve">that instances of the </w:t>
-      </w:r>
-      <w:r>
-        <w:rPr>
-          <w:rFonts w:ascii="Arial" w:hAnsi="Arial" w:cs="Arial"/>
-          <w:color w:val="1F497D"/>
-          <w:sz w:val="18"/>
-          <w:szCs w:val="18"/>
-        </w:rPr>
-        <w:t>v8.1.5</w:t>
-      </w:r>
-      <w:r>
-        <w:rPr>
-          <w:rFonts w:ascii="Arial" w:hAnsi="Arial" w:cs="Arial"/>
-          <w:color w:val="1F497D"/>
-          <w:sz w:val="18"/>
-          <w:szCs w:val="18"/>
-        </w:rPr>
-        <w:t xml:space="preserve"> MS Store app exhibited </w:t>
-      </w:r>
-      <w:r>
-        <w:rPr>
-          <w:rFonts w:ascii="Arial" w:hAnsi="Arial" w:cs="Arial"/>
-          <w:color w:val="1F497D"/>
-          <w:sz w:val="18"/>
-          <w:szCs w:val="18"/>
-        </w:rPr>
-        <w:t>after download/upload.</w:t>
+        <w:t>Errors with the Causes &amp; Effects page not updating after downloading or reading from file have been fixed.</w:t>
       </w:r>
     </w:p>
     <w:p>
@@ -2975,7 +2811,7 @@
           <w:szCs w:val="16"/>
         </w:rPr>
       </w:pPr>
-      <w:bookmarkStart w:id="3" w:name="_Hlk203052739"/>
+      <w:bookmarkStart w:id="4" w:name="_Hlk199945625"/>
       <w:r>
         <w:rPr>
           <w:rFonts w:ascii="Arial" w:hAnsi="Arial" w:cs="Arial"/>
@@ -2996,7 +2832,7 @@
           <w:sz w:val="24"/>
           <w:szCs w:val="24"/>
         </w:rPr>
-        <w:t>5</w:t>
+        <w:t>4</w:t>
       </w:r>
       <w:r>
         <w:rPr>
@@ -3018,7 +2854,7 @@
           <w:sz w:val="24"/>
           <w:szCs w:val="24"/>
         </w:rPr>
-        <w:t>28</w:t>
+        <w:t>09</w:t>
       </w:r>
       <w:r>
         <w:rPr>
@@ -3081,7 +2917,6 @@
           <w:sz w:val="18"/>
           <w:szCs w:val="18"/>
         </w:rPr>
-        <w:lastRenderedPageBreak/>
         <w:t>-</w:t>
       </w:r>
       <w:r>
@@ -3100,61 +2935,7 @@
           <w:sz w:val="18"/>
           <w:szCs w:val="18"/>
         </w:rPr>
-        <w:t xml:space="preserve">The panel </w:t>
-      </w:r>
-      <w:r>
-        <w:rPr>
-          <w:rFonts w:ascii="Arial" w:hAnsi="Arial" w:cs="Arial"/>
-          <w:color w:val="1F497D"/>
-          <w:sz w:val="18"/>
-          <w:szCs w:val="18"/>
-        </w:rPr>
-        <w:t xml:space="preserve">upload </w:t>
-      </w:r>
-      <w:r>
-        <w:rPr>
-          <w:rFonts w:ascii="Arial" w:hAnsi="Arial" w:cs="Arial"/>
-          <w:color w:val="1F497D"/>
-          <w:sz w:val="18"/>
-          <w:szCs w:val="18"/>
-        </w:rPr>
-        <w:t xml:space="preserve">has been refined </w:t>
-      </w:r>
-      <w:r>
-        <w:rPr>
-          <w:rFonts w:ascii="Arial" w:hAnsi="Arial" w:cs="Arial"/>
-          <w:color w:val="1F497D"/>
-          <w:sz w:val="18"/>
-          <w:szCs w:val="18"/>
-        </w:rPr>
-        <w:t>so that d</w:t>
-      </w:r>
-      <w:r>
-        <w:rPr>
-          <w:rFonts w:ascii="Arial" w:hAnsi="Arial" w:cs="Arial"/>
-          <w:color w:val="1F497D"/>
-          <w:sz w:val="18"/>
-          <w:szCs w:val="18"/>
-        </w:rPr>
-        <w:t>uplicate data items</w:t>
-      </w:r>
-      <w:r>
-        <w:rPr>
-          <w:rFonts w:ascii="Arial" w:hAnsi="Arial" w:cs="Arial"/>
-          <w:color w:val="1F497D"/>
-          <w:sz w:val="18"/>
-          <w:szCs w:val="18"/>
-        </w:rPr>
-        <w:t xml:space="preserve"> are not sent</w:t>
-      </w:r>
-      <w:r>
-        <w:rPr>
-          <w:rFonts w:ascii="Arial" w:hAnsi="Arial" w:cs="Arial"/>
-          <w:color w:val="1F497D"/>
-          <w:sz w:val="18"/>
-          <w:szCs w:val="18"/>
-        </w:rPr>
-        <w:t>.</w:t>
+        <w:t>Groups page: Phased Delay can now be disabled by setting it to “--:--“.</w:t>
       </w:r>
     </w:p>
     <w:p>
@@ -3184,321 +2965,7 @@
           <w:sz w:val="18"/>
           <w:szCs w:val="18"/>
         </w:rPr>
-        <w:t>-</w:t>
-      </w:r>
-      <w:r>
-        <w:rPr>
-          <w:rFonts w:ascii="Arial" w:hAnsi="Arial" w:cs="Arial"/>
-          <w:color w:val="1F497D"/>
-          <w:sz w:val="18"/>
-          <w:szCs w:val="18"/>
-        </w:rPr>
-        <w:tab/>
-      </w:r>
-      <w:r>
-        <w:rPr>
-          <w:rFonts w:ascii="Arial" w:hAnsi="Arial" w:cs="Arial"/>
-          <w:color w:val="1F497D"/>
-          <w:sz w:val="18"/>
-          <w:szCs w:val="18"/>
-        </w:rPr>
-        <w:t>The Validation Window now correctly reports multiple errors on a page instead of only one.</w:t>
-      </w:r>
-    </w:p>
-    <w:p>
-      <w:pPr>
-        <w:tabs>
-          <w:tab w:val="left" w:pos="284"/>
-          <w:tab w:val="left" w:pos="567"/>
-          <w:tab w:val="left" w:pos="993"/>
-          <w:tab w:val="left" w:pos="1418"/>
-          <w:tab w:val="right" w:pos="9000"/>
-        </w:tabs>
-        <w:suppressAutoHyphens/>
-        <w:autoSpaceDN w:val="0"/>
-        <w:ind w:left="284" w:hanging="284"/>
-        <w:contextualSpacing/>
-        <w:rPr>
-          <w:rFonts w:ascii="Arial" w:hAnsi="Arial" w:cs="Arial"/>
-          <w:color w:val="1F497D"/>
-          <w:sz w:val="18"/>
-          <w:szCs w:val="18"/>
-        </w:rPr>
-      </w:pPr>
-      <w:r>
-        <w:rPr>
-          <w:rFonts w:ascii="Arial" w:hAnsi="Arial" w:cs="Arial"/>
-          <w:color w:val="1F497D"/>
-          <w:sz w:val="18"/>
-          <w:szCs w:val="18"/>
-        </w:rPr>
-        <w:t>-</w:t>
-      </w:r>
-      <w:r>
-        <w:rPr>
-          <w:rFonts w:ascii="Arial" w:hAnsi="Arial" w:cs="Arial"/>
-          <w:color w:val="1F497D"/>
-          <w:sz w:val="18"/>
-          <w:szCs w:val="18"/>
-        </w:rPr>
-        <w:tab/>
-        <w:t xml:space="preserve">The device </w:t>
-      </w:r>
-      <w:r>
-        <w:rPr>
-          <w:rFonts w:ascii="Arial" w:hAnsi="Arial" w:cs="Arial"/>
-          <w:color w:val="1F497D"/>
-          <w:sz w:val="18"/>
-          <w:szCs w:val="18"/>
-        </w:rPr>
-        <w:t xml:space="preserve">count is </w:t>
-      </w:r>
-      <w:r>
-        <w:rPr>
-          <w:rFonts w:ascii="Arial" w:hAnsi="Arial" w:cs="Arial"/>
-          <w:color w:val="1F497D"/>
-          <w:sz w:val="18"/>
-          <w:szCs w:val="18"/>
-        </w:rPr>
-        <w:t xml:space="preserve">now </w:t>
-      </w:r>
-      <w:r>
-        <w:rPr>
-          <w:rFonts w:ascii="Arial" w:hAnsi="Arial" w:cs="Arial"/>
-          <w:color w:val="1F497D"/>
-          <w:sz w:val="18"/>
-          <w:szCs w:val="18"/>
-        </w:rPr>
-        <w:t>always correct after changing protocol when downloading from a panel or reading from a file.</w:t>
-      </w:r>
-    </w:p>
-    <w:p>
-      <w:pPr>
-        <w:tabs>
-          <w:tab w:val="left" w:pos="284"/>
-          <w:tab w:val="left" w:pos="567"/>
-          <w:tab w:val="left" w:pos="993"/>
-          <w:tab w:val="left" w:pos="1418"/>
-          <w:tab w:val="right" w:pos="9000"/>
-        </w:tabs>
-        <w:suppressAutoHyphens/>
-        <w:autoSpaceDN w:val="0"/>
-        <w:ind w:left="284" w:hanging="284"/>
-        <w:contextualSpacing/>
-        <w:rPr>
-          <w:rFonts w:ascii="Arial" w:hAnsi="Arial" w:cs="Arial"/>
-          <w:color w:val="1F497D"/>
-          <w:sz w:val="18"/>
-          <w:szCs w:val="18"/>
-        </w:rPr>
-      </w:pPr>
-      <w:r>
-        <w:rPr>
-          <w:rFonts w:ascii="Arial" w:hAnsi="Arial" w:cs="Arial"/>
-          <w:color w:val="1F497D"/>
-          <w:sz w:val="18"/>
-          <w:szCs w:val="18"/>
-        </w:rPr>
-        <w:t>-</w:t>
-      </w:r>
-      <w:r>
-        <w:rPr>
-          <w:rFonts w:ascii="Arial" w:hAnsi="Arial" w:cs="Arial"/>
-          <w:color w:val="1F497D"/>
-          <w:sz w:val="18"/>
-          <w:szCs w:val="18"/>
-        </w:rPr>
-        <w:tab/>
-        <w:t>Errors with the Causes &amp; Effects page not updating after downloading or reading from file have been fixed.</w:t>
-      </w:r>
-    </w:p>
-    <w:p>
-      <w:pPr>
-        <w:tabs>
-          <w:tab w:val="left" w:pos="284"/>
-          <w:tab w:val="left" w:pos="567"/>
-          <w:tab w:val="left" w:pos="993"/>
-          <w:tab w:val="left" w:pos="1418"/>
-          <w:tab w:val="right" w:pos="9000"/>
-        </w:tabs>
-        <w:suppressAutoHyphens/>
-        <w:autoSpaceDN w:val="0"/>
-        <w:ind w:left="284" w:hanging="284"/>
-        <w:contextualSpacing/>
-        <w:rPr>
-          <w:rFonts w:ascii="Arial" w:hAnsi="Arial" w:cs="Arial"/>
-          <w:color w:val="1F497D"/>
-          <w:sz w:val="18"/>
-          <w:szCs w:val="18"/>
-        </w:rPr>
-      </w:pPr>
-    </w:p>
-    <w:p>
-      <w:pPr>
-        <w:tabs>
-          <w:tab w:val="left" w:pos="993"/>
-        </w:tabs>
-        <w:rPr>
-          <w:rFonts w:ascii="Arial" w:hAnsi="Arial" w:cs="Arial"/>
-          <w:color w:val="9CC2E5" w:themeColor="accent1" w:themeTint="99"/>
-          <w:sz w:val="16"/>
-          <w:szCs w:val="16"/>
-        </w:rPr>
-      </w:pPr>
-      <w:bookmarkStart w:id="4" w:name="_Hlk199945625"/>
-      <w:r>
-        <w:rPr>
-          <w:rFonts w:ascii="Arial" w:hAnsi="Arial" w:cs="Arial"/>
-          <w:b/>
-          <w:bCs/>
-          <w:color w:val="4472C4" w:themeColor="accent5"/>
-          <w:sz w:val="24"/>
-          <w:szCs w:val="24"/>
-        </w:rPr>
-        <w:t>v8.1.</w:t>
-      </w:r>
-      <w:r>
-        <w:rPr>
-          <w:rFonts w:ascii="Arial" w:hAnsi="Arial" w:cs="Arial"/>
-          <w:b/>
-          <w:bCs/>
-          <w:color w:val="4472C4" w:themeColor="accent5"/>
-          <w:sz w:val="24"/>
-          <w:szCs w:val="24"/>
-        </w:rPr>
-        <w:t>4</w:t>
-      </w:r>
-      <w:r>
-        <w:rPr>
-          <w:rFonts w:ascii="Arial" w:hAnsi="Arial" w:cs="Arial"/>
-          <w:b/>
-          <w:bCs/>
-          <w:color w:val="4472C4" w:themeColor="accent5"/>
-          <w:sz w:val="24"/>
-          <w:szCs w:val="24"/>
-        </w:rPr>
-        <w:tab/>
-      </w:r>
-      <w:r>
-        <w:rPr>
-          <w:rFonts w:ascii="Arial" w:hAnsi="Arial" w:cs="Arial"/>
-          <w:b/>
-          <w:bCs/>
-          <w:color w:val="4472C4" w:themeColor="accent5"/>
-          <w:sz w:val="24"/>
-          <w:szCs w:val="24"/>
-        </w:rPr>
-        <w:t>09</w:t>
-      </w:r>
-      <w:r>
-        <w:rPr>
-          <w:rFonts w:ascii="Arial" w:hAnsi="Arial" w:cs="Arial"/>
-          <w:b/>
-          <w:bCs/>
-          <w:color w:val="4472C4" w:themeColor="accent5"/>
-          <w:sz w:val="24"/>
-          <w:szCs w:val="24"/>
-        </w:rPr>
-        <w:t>/</w:t>
-      </w:r>
-      <w:r>
-        <w:rPr>
-          <w:rFonts w:ascii="Arial" w:hAnsi="Arial" w:cs="Arial"/>
-          <w:b/>
-          <w:bCs/>
-          <w:color w:val="4472C4" w:themeColor="accent5"/>
-          <w:sz w:val="24"/>
-          <w:szCs w:val="24"/>
-        </w:rPr>
-        <w:t>07</w:t>
-      </w:r>
-      <w:r>
-        <w:rPr>
-          <w:rFonts w:ascii="Arial" w:hAnsi="Arial" w:cs="Arial"/>
-          <w:b/>
-          <w:bCs/>
-          <w:color w:val="4472C4" w:themeColor="accent5"/>
-          <w:sz w:val="24"/>
-          <w:szCs w:val="24"/>
-        </w:rPr>
-        <w:t>/2025</w:t>
-      </w:r>
-    </w:p>
-    <w:p>
-      <w:pPr>
-        <w:tabs>
-          <w:tab w:val="left" w:pos="284"/>
-          <w:tab w:val="left" w:pos="567"/>
-          <w:tab w:val="left" w:pos="993"/>
-          <w:tab w:val="left" w:pos="1418"/>
-          <w:tab w:val="right" w:pos="9000"/>
-        </w:tabs>
-        <w:suppressAutoHyphens/>
-        <w:autoSpaceDN w:val="0"/>
-        <w:ind w:left="284" w:hanging="284"/>
-        <w:contextualSpacing/>
-        <w:rPr>
-          <w:rFonts w:ascii="Arial" w:hAnsi="Arial" w:cs="Arial"/>
-          <w:color w:val="1F497D"/>
-          <w:sz w:val="18"/>
-          <w:szCs w:val="18"/>
-        </w:rPr>
-      </w:pPr>
-      <w:r>
-        <w:rPr>
-          <w:rFonts w:ascii="Arial" w:hAnsi="Arial" w:cs="Arial"/>
-          <w:color w:val="1F497D"/>
-          <w:sz w:val="18"/>
-          <w:szCs w:val="18"/>
-        </w:rPr>
-        <w:t>-</w:t>
-      </w:r>
-      <w:r>
-        <w:rPr>
-          <w:rFonts w:ascii="Arial" w:hAnsi="Arial" w:cs="Arial"/>
-          <w:color w:val="1F497D"/>
-          <w:sz w:val="18"/>
-          <w:szCs w:val="18"/>
-        </w:rPr>
-        <w:tab/>
-      </w:r>
-      <w:r>
-        <w:rPr>
-          <w:rFonts w:ascii="Arial" w:hAnsi="Arial" w:cs="Arial"/>
-          <w:color w:val="1F497D"/>
-          <w:sz w:val="18"/>
-          <w:szCs w:val="18"/>
-        </w:rPr>
-        <w:t>Groups page: Phased Delay can now be disabled by setting it to “--:--“.</w:t>
-      </w:r>
-    </w:p>
-    <w:p>
-      <w:pPr>
-        <w:tabs>
-          <w:tab w:val="left" w:pos="284"/>
-          <w:tab w:val="left" w:pos="567"/>
-          <w:tab w:val="left" w:pos="993"/>
-          <w:tab w:val="left" w:pos="1418"/>
-          <w:tab w:val="right" w:pos="9000"/>
-        </w:tabs>
-        <w:suppressAutoHyphens/>
-        <w:autoSpaceDN w:val="0"/>
-        <w:ind w:left="284" w:hanging="284"/>
-        <w:contextualSpacing/>
-        <w:rPr>
-          <w:rFonts w:ascii="Arial" w:hAnsi="Arial" w:cs="Arial"/>
-          <w:color w:val="1F497D"/>
-          <w:sz w:val="18"/>
-          <w:szCs w:val="18"/>
-        </w:rPr>
-      </w:pPr>
-      <w:r>
-        <w:rPr>
-          <w:rFonts w:ascii="Arial" w:hAnsi="Arial" w:cs="Arial"/>
-          <w:color w:val="1F497D"/>
-          <w:sz w:val="18"/>
-          <w:szCs w:val="18"/>
-        </w:rPr>
+        <w:lastRenderedPageBreak/>
         <w:t>-</w:t>
       </w:r>
       <w:r>
@@ -7555,27 +7022,7 @@
           <w:sz w:val="18"/>
           <w:szCs w:val="18"/>
         </w:rPr>
-        <w:t xml:space="preserve">NumberSpinner control: added </w:t>
-      </w:r>
-      <w:proofErr w:type="spellStart"/>
-      <w:r>
-        <w:rPr>
-          <w:rFonts w:ascii="Arial" w:hAnsi="Arial" w:cs="Arial"/>
-          <w:color w:val="1F4E79" w:themeColor="accent1" w:themeShade="80"/>
-          <w:sz w:val="18"/>
-          <w:szCs w:val="18"/>
-        </w:rPr>
-        <w:t>NumberSet</w:t>
-      </w:r>
-      <w:proofErr w:type="spellEnd"/>
-      <w:r>
-        <w:rPr>
-          <w:rFonts w:ascii="Arial" w:hAnsi="Arial" w:cs="Arial"/>
-          <w:color w:val="1F4E79" w:themeColor="accent1" w:themeShade="80"/>
-          <w:sz w:val="18"/>
-          <w:szCs w:val="18"/>
-        </w:rPr>
-        <w:t xml:space="preserve"> property, that defines the set of valid values for the case when the valid values are not consecutive, and </w:t>
+        <w:t xml:space="preserve">NumberSpinner control: added NumberSet property, that defines the set of valid values for the case when the valid values are not consecutive, and </w:t>
       </w:r>
       <w:r>
         <w:rPr>
@@ -7863,7 +7310,6 @@
           <w:sz w:val="18"/>
           <w:szCs w:val="18"/>
         </w:rPr>
-        <w:lastRenderedPageBreak/>
         <w:t>-</w:t>
       </w:r>
       <w:r>
@@ -8170,6 +7616,7 @@
           <w:sz w:val="18"/>
           <w:szCs w:val="18"/>
         </w:rPr>
+        <w:lastRenderedPageBreak/>
         <w:t>-</w:t>
       </w:r>
       <w:r>
@@ -8530,37 +7977,7 @@
           <w:sz w:val="18"/>
           <w:szCs w:val="18"/>
         </w:rPr>
-        <w:t xml:space="preserve">Default </w:t>
-      </w:r>
-      <w:proofErr w:type="spellStart"/>
-      <w:r>
-        <w:rPr>
-          <w:rFonts w:ascii="Arial" w:hAnsi="Arial" w:cs="Arial"/>
-          <w:color w:val="1F4E79" w:themeColor="accent1" w:themeShade="80"/>
-          <w:sz w:val="18"/>
-          <w:szCs w:val="18"/>
-        </w:rPr>
-        <w:t>DeviceData</w:t>
-      </w:r>
-      <w:proofErr w:type="spellEnd"/>
-      <w:r>
-        <w:rPr>
-          <w:rFonts w:ascii="Arial" w:hAnsi="Arial" w:cs="Arial"/>
-          <w:color w:val="1F4E79" w:themeColor="accent1" w:themeShade="80"/>
-          <w:sz w:val="18"/>
-          <w:szCs w:val="18"/>
-        </w:rPr>
-        <w:t xml:space="preserve"> day/night modes are now set according to the device </w:t>
-      </w:r>
-      <w:proofErr w:type="gramStart"/>
-      <w:r>
-        <w:rPr>
-          <w:rFonts w:ascii="Arial" w:hAnsi="Arial" w:cs="Arial"/>
-          <w:color w:val="1F4E79" w:themeColor="accent1" w:themeShade="80"/>
-          <w:sz w:val="18"/>
-          <w:szCs w:val="18"/>
-        </w:rPr>
-        <w:t>type</w:t>
+        <w:t>Default DeviceData day/night modes are now set according to the device type</w:t>
       </w:r>
       <w:r>
         <w:rPr>
@@ -8578,17 +7995,7 @@
           <w:sz w:val="18"/>
           <w:szCs w:val="18"/>
         </w:rPr>
-        <w:t xml:space="preserve"> and</w:t>
-      </w:r>
-      <w:proofErr w:type="gramEnd"/>
-      <w:r>
-        <w:rPr>
-          <w:rFonts w:ascii="Arial" w:hAnsi="Arial" w:cs="Arial"/>
-          <w:color w:val="1F4E79" w:themeColor="accent1" w:themeShade="80"/>
-          <w:sz w:val="18"/>
-          <w:szCs w:val="18"/>
-        </w:rPr>
-        <w:t xml:space="preserve"> are set to default values when a device is changed or added.</w:t>
+        <w:t xml:space="preserve"> and are set to default values when a device is changed or added.</w:t>
       </w:r>
     </w:p>
     <w:p>
@@ -9247,27 +8654,7 @@
           <w:sz w:val="18"/>
           <w:szCs w:val="18"/>
         </w:rPr>
-        <w:t xml:space="preserve">; </w:t>
-      </w:r>
-      <w:proofErr w:type="gramStart"/>
-      <w:r>
-        <w:rPr>
-          <w:rFonts w:ascii="Arial" w:hAnsi="Arial" w:cs="Arial"/>
-          <w:color w:val="1F4E79" w:themeColor="accent1" w:themeShade="80"/>
-          <w:sz w:val="18"/>
-          <w:szCs w:val="18"/>
-        </w:rPr>
-        <w:t>also</w:t>
-      </w:r>
-      <w:proofErr w:type="gramEnd"/>
-      <w:r>
-        <w:rPr>
-          <w:rFonts w:ascii="Arial" w:hAnsi="Arial" w:cs="Arial"/>
-          <w:color w:val="1F4E79" w:themeColor="accent1" w:themeShade="80"/>
-          <w:sz w:val="18"/>
-          <w:szCs w:val="18"/>
-        </w:rPr>
-        <w:t xml:space="preserve"> the option to remove it from the Recent Files list</w:t>
+        <w:t>; also the option to remove it from the Recent Files list</w:t>
       </w:r>
       <w:r>
         <w:rPr>

--- a/XFP/Resources/XFP Revision History[en-GB].docx
+++ b/XFP/Resources/XFP Revision History[en-GB].docx
@@ -58,7 +58,7 @@
           <w:sz w:val="24"/>
           <w:szCs w:val="24"/>
         </w:rPr>
-        <w:t>12</w:t>
+        <w:t>1</w:t>
       </w:r>
       <w:r>
         <w:rPr>
@@ -69,7 +69,7 @@
           <w:sz w:val="24"/>
           <w:szCs w:val="24"/>
         </w:rPr>
-        <w:tab/>
+        <w:t>3</w:t>
       </w:r>
       <w:r>
         <w:rPr>
@@ -80,7 +80,7 @@
           <w:sz w:val="24"/>
           <w:szCs w:val="24"/>
         </w:rPr>
-        <w:t>31</w:t>
+        <w:tab/>
       </w:r>
       <w:r>
         <w:rPr>
@@ -91,7 +91,7 @@
           <w:sz w:val="24"/>
           <w:szCs w:val="24"/>
         </w:rPr>
-        <w:t>/</w:t>
+        <w:t>01</w:t>
       </w:r>
       <w:r>
         <w:rPr>
@@ -102,7 +102,29 @@
           <w:sz w:val="24"/>
           <w:szCs w:val="24"/>
         </w:rPr>
-        <w:t>03</w:t>
+        <w:t>/</w:t>
+      </w:r>
+      <w:r>
+        <w:rPr>
+          <w:rFonts w:ascii="Arial" w:hAnsi="Arial" w:cs="Arial"/>
+          <w:b/>
+          <w:bCs/>
+          <w:color w:val="4472C4" w:themeColor="accent5"/>
+          <w:sz w:val="24"/>
+          <w:szCs w:val="24"/>
+        </w:rPr>
+        <w:t>0</w:t>
+      </w:r>
+      <w:r>
+        <w:rPr>
+          <w:rFonts w:ascii="Arial" w:hAnsi="Arial" w:cs="Arial"/>
+          <w:b/>
+          <w:bCs/>
+          <w:color w:val="4472C4" w:themeColor="accent5"/>
+          <w:sz w:val="24"/>
+          <w:szCs w:val="24"/>
+        </w:rPr>
+        <w:t>4</w:t>
       </w:r>
       <w:r>
         <w:rPr>

--- a/XFP/Resources/XFP Revision History[en-GB].docx
+++ b/XFP/Resources/XFP Revision History[en-GB].docx
@@ -36,8 +36,10 @@
           <w:color w:val="9CC2E5" w:themeColor="accent1" w:themeTint="99"/>
           <w:sz w:val="16"/>
           <w:szCs w:val="16"/>
-        </w:rPr>
-      </w:pPr>
+          <w:lang w:val="fr-FR"/>
+        </w:rPr>
+      </w:pPr>
+      <w:proofErr w:type="gramStart"/>
       <w:r>
         <w:rPr>
           <w:rFonts w:ascii="Arial" w:hAnsi="Arial" w:cs="Arial"/>
@@ -46,9 +48,11 @@
           <w:color w:val="4472C4" w:themeColor="accent5"/>
           <w:sz w:val="24"/>
           <w:szCs w:val="24"/>
-        </w:rPr>
-        <w:t>v8.1.</w:t>
-      </w:r>
+          <w:lang w:val="fr-FR"/>
+        </w:rPr>
+        <w:t>v</w:t>
+      </w:r>
+      <w:proofErr w:type="gramEnd"/>
       <w:r>
         <w:rPr>
           <w:rFonts w:ascii="Arial" w:hAnsi="Arial" w:cs="Arial"/>
@@ -57,9 +61,11 @@
           <w:color w:val="4472C4" w:themeColor="accent5"/>
           <w:sz w:val="24"/>
           <w:szCs w:val="24"/>
-        </w:rPr>
-        <w:t>12</w:t>
-      </w:r>
+          <w:lang w:val="fr-FR"/>
+        </w:rPr>
+        <w:t>8.</w:t>
+      </w:r>
+      <w:proofErr w:type="gramStart"/>
       <w:r>
         <w:rPr>
           <w:rFonts w:ascii="Arial" w:hAnsi="Arial" w:cs="Arial"/>
@@ -68,8 +74,9 @@
           <w:color w:val="4472C4" w:themeColor="accent5"/>
           <w:sz w:val="24"/>
           <w:szCs w:val="24"/>
-        </w:rPr>
-        <w:tab/>
+          <w:lang w:val="fr-FR"/>
+        </w:rPr>
+        <w:t>1.</w:t>
       </w:r>
       <w:r>
         <w:rPr>
@@ -79,9 +86,11 @@
           <w:color w:val="4472C4" w:themeColor="accent5"/>
           <w:sz w:val="24"/>
           <w:szCs w:val="24"/>
-        </w:rPr>
-        <w:t>31</w:t>
-      </w:r>
+          <w:lang w:val="fr-FR"/>
+        </w:rPr>
+        <w:t>xx</w:t>
+      </w:r>
+      <w:proofErr w:type="gramEnd"/>
       <w:r>
         <w:rPr>
           <w:rFonts w:ascii="Arial" w:hAnsi="Arial" w:cs="Arial"/>
@@ -90,8 +99,9 @@
           <w:color w:val="4472C4" w:themeColor="accent5"/>
           <w:sz w:val="24"/>
           <w:szCs w:val="24"/>
-        </w:rPr>
-        <w:t>/</w:t>
+          <w:lang w:val="fr-FR"/>
+        </w:rPr>
+        <w:tab/>
       </w:r>
       <w:r>
         <w:rPr>
@@ -101,8 +111,9 @@
           <w:color w:val="4472C4" w:themeColor="accent5"/>
           <w:sz w:val="24"/>
           <w:szCs w:val="24"/>
-        </w:rPr>
-        <w:t>03</w:t>
+          <w:lang w:val="fr-FR"/>
+        </w:rPr>
+        <w:t>xx</w:t>
       </w:r>
       <w:r>
         <w:rPr>
@@ -112,8 +123,9 @@
           <w:color w:val="4472C4" w:themeColor="accent5"/>
           <w:sz w:val="24"/>
           <w:szCs w:val="24"/>
-        </w:rPr>
-        <w:t>/202</w:t>
+          <w:lang w:val="fr-FR"/>
+        </w:rPr>
+        <w:t>/</w:t>
       </w:r>
       <w:r>
         <w:rPr>
@@ -123,8 +135,21 @@
           <w:color w:val="4472C4" w:themeColor="accent5"/>
           <w:sz w:val="24"/>
           <w:szCs w:val="24"/>
-        </w:rPr>
-        <w:t>6</w:t>
+          <w:lang w:val="fr-FR"/>
+        </w:rPr>
+        <w:t>xx</w:t>
+      </w:r>
+      <w:r>
+        <w:rPr>
+          <w:rFonts w:ascii="Arial" w:hAnsi="Arial" w:cs="Arial"/>
+          <w:b/>
+          <w:bCs/>
+          <w:color w:val="4472C4" w:themeColor="accent5"/>
+          <w:sz w:val="24"/>
+          <w:szCs w:val="24"/>
+          <w:lang w:val="fr-FR"/>
+        </w:rPr>
+        <w:t>/2026</w:t>
       </w:r>
     </w:p>
     <w:p>
@@ -158,7 +183,7 @@
           <w:sz w:val="18"/>
           <w:szCs w:val="18"/>
         </w:rPr>
-        <w:t>Fixes</w:t>
+        <w:t>New features</w:t>
       </w:r>
     </w:p>
     <w:p>
@@ -198,96 +223,16 @@
           <w:szCs w:val="18"/>
         </w:rPr>
         <w:tab/>
-      </w:r>
-      <w:r>
-        <w:rPr>
-          <w:rFonts w:ascii="Arial" w:hAnsi="Arial" w:cs="Arial"/>
-          <w:color w:val="1F497D"/>
-          <w:sz w:val="18"/>
-          <w:szCs w:val="18"/>
-        </w:rPr>
-        <w:t xml:space="preserve">The data for </w:t>
-      </w:r>
-      <w:r>
-        <w:rPr>
-          <w:rFonts w:ascii="Arial" w:hAnsi="Arial" w:cs="Arial"/>
-          <w:color w:val="1F497D"/>
-          <w:sz w:val="18"/>
-          <w:szCs w:val="18"/>
-        </w:rPr>
-        <w:t>‘</w:t>
-      </w:r>
-      <w:r>
-        <w:rPr>
-          <w:rFonts w:ascii="Arial" w:hAnsi="Arial" w:cs="Arial"/>
-          <w:color w:val="1F497D"/>
-          <w:sz w:val="18"/>
-          <w:szCs w:val="18"/>
-        </w:rPr>
-        <w:t>e</w:t>
-      </w:r>
-      <w:r>
-        <w:rPr>
-          <w:rFonts w:ascii="Arial" w:hAnsi="Arial" w:cs="Arial"/>
-          <w:color w:val="1F497D"/>
-          <w:sz w:val="18"/>
-          <w:szCs w:val="18"/>
-        </w:rPr>
-        <w:t xml:space="preserve">mpty’ device slots are now set with </w:t>
-      </w:r>
-      <w:r>
-        <w:rPr>
-          <w:rFonts w:ascii="Arial" w:hAnsi="Arial" w:cs="Arial"/>
-          <w:color w:val="1F497D"/>
-          <w:sz w:val="18"/>
-          <w:szCs w:val="18"/>
-        </w:rPr>
-        <w:t>specified</w:t>
-      </w:r>
-      <w:r>
-        <w:rPr>
-          <w:rFonts w:ascii="Arial" w:hAnsi="Arial" w:cs="Arial"/>
-          <w:color w:val="1F497D"/>
-          <w:sz w:val="18"/>
-          <w:szCs w:val="18"/>
-        </w:rPr>
-        <w:t xml:space="preserve"> default values.  This</w:t>
-      </w:r>
-      <w:r>
-        <w:rPr>
-          <w:rFonts w:ascii="Arial" w:hAnsi="Arial" w:cs="Arial"/>
-          <w:color w:val="1F497D"/>
-          <w:sz w:val="18"/>
-          <w:szCs w:val="18"/>
-        </w:rPr>
-        <w:t xml:space="preserve"> is to correct </w:t>
-      </w:r>
-      <w:r>
-        <w:rPr>
-          <w:rFonts w:ascii="Arial" w:hAnsi="Arial" w:cs="Arial"/>
-          <w:color w:val="1F497D"/>
-          <w:sz w:val="18"/>
-          <w:szCs w:val="18"/>
-        </w:rPr>
-        <w:t xml:space="preserve">an issue where Apollo I/O units were </w:t>
-      </w:r>
-      <w:r>
-        <w:rPr>
-          <w:rFonts w:ascii="Arial" w:hAnsi="Arial" w:cs="Arial"/>
-          <w:color w:val="1F497D"/>
-          <w:sz w:val="18"/>
-          <w:szCs w:val="18"/>
-        </w:rPr>
-        <w:t xml:space="preserve">incorrectly </w:t>
-      </w:r>
-      <w:r>
-        <w:rPr>
-          <w:rFonts w:ascii="Arial" w:hAnsi="Arial" w:cs="Arial"/>
-          <w:color w:val="1F497D"/>
-          <w:sz w:val="18"/>
-          <w:szCs w:val="18"/>
-        </w:rPr>
-        <w:t>resetting on Silence.</w:t>
+        <w:t>The feature for custom icons and title bar colour has been added to the popup message box. For example, error and warning messages now use red and orange title bars respectively.</w:t>
+      </w:r>
+      <w:r>
+        <w:rPr>
+          <w:rFonts w:ascii="Arial" w:hAnsi="Arial" w:cs="Arial"/>
+          <w:color w:val="1F497D"/>
+          <w:sz w:val="18"/>
+          <w:szCs w:val="18"/>
+        </w:rPr>
+        <w:br/>
       </w:r>
     </w:p>
     <w:p>
@@ -305,46 +250,25 @@
         <w:contextualSpacing/>
         <w:rPr>
           <w:rFonts w:ascii="Arial" w:hAnsi="Arial" w:cs="Arial"/>
-          <w:color w:val="1F497D"/>
-          <w:sz w:val="18"/>
-          <w:szCs w:val="18"/>
-        </w:rPr>
-      </w:pPr>
-      <w:r>
-        <w:rPr>
-          <w:rFonts w:ascii="Arial" w:hAnsi="Arial" w:cs="Arial"/>
-          <w:color w:val="1F497D"/>
-          <w:sz w:val="18"/>
-          <w:szCs w:val="18"/>
-        </w:rPr>
-        <w:t>•</w:t>
-      </w:r>
-      <w:r>
-        <w:rPr>
-          <w:rFonts w:ascii="Arial" w:hAnsi="Arial" w:cs="Arial"/>
-          <w:color w:val="1F497D"/>
-          <w:sz w:val="18"/>
-          <w:szCs w:val="18"/>
-        </w:rPr>
-        <w:tab/>
-      </w:r>
-      <w:r>
-        <w:rPr>
-          <w:rFonts w:ascii="Arial" w:hAnsi="Arial" w:cs="Arial"/>
-          <w:color w:val="1F497D"/>
-          <w:sz w:val="18"/>
-          <w:szCs w:val="18"/>
-        </w:rPr>
-        <w:t>The Site Details page was not showing recalibration or day/night times when reading from a config that was created by the old XFP tools</w:t>
-      </w:r>
-      <w:r>
-        <w:rPr>
-          <w:rFonts w:ascii="Arial" w:hAnsi="Arial" w:cs="Arial"/>
-          <w:color w:val="1F497D"/>
-          <w:sz w:val="18"/>
-          <w:szCs w:val="18"/>
-        </w:rPr>
-        <w:t>.</w:t>
+          <w:b/>
+          <w:bCs/>
+          <w:color w:val="1F497D"/>
+          <w:sz w:val="18"/>
+          <w:szCs w:val="18"/>
+          <w:lang w:val="fr-FR"/>
+        </w:rPr>
+      </w:pPr>
+      <w:r>
+        <w:rPr>
+          <w:rFonts w:ascii="Arial" w:hAnsi="Arial" w:cs="Arial"/>
+          <w:b/>
+          <w:bCs/>
+          <w:color w:val="1F497D"/>
+          <w:sz w:val="18"/>
+          <w:szCs w:val="18"/>
+          <w:lang w:val="fr-FR"/>
+        </w:rPr>
+        <w:t>Fixes</w:t>
       </w:r>
     </w:p>
     <w:p>
@@ -367,106 +291,42 @@
           <w:szCs w:val="18"/>
         </w:rPr>
       </w:pPr>
-    </w:p>
-    <w:p>
-      <w:pPr>
-        <w:tabs>
-          <w:tab w:val="left" w:pos="993"/>
-        </w:tabs>
-        <w:rPr>
-          <w:rFonts w:ascii="Arial" w:hAnsi="Arial" w:cs="Arial"/>
-          <w:color w:val="9CC2E5" w:themeColor="accent1" w:themeTint="99"/>
-          <w:sz w:val="16"/>
-          <w:szCs w:val="16"/>
-        </w:rPr>
-      </w:pPr>
-      <w:r>
-        <w:rPr>
-          <w:rFonts w:ascii="Arial" w:hAnsi="Arial" w:cs="Arial"/>
-          <w:b/>
-          <w:bCs/>
-          <w:color w:val="4472C4" w:themeColor="accent5"/>
-          <w:sz w:val="24"/>
-          <w:szCs w:val="24"/>
-        </w:rPr>
-        <w:t>v8.1.</w:t>
-      </w:r>
-      <w:r>
-        <w:rPr>
-          <w:rFonts w:ascii="Arial" w:hAnsi="Arial" w:cs="Arial"/>
-          <w:b/>
-          <w:bCs/>
-          <w:color w:val="4472C4" w:themeColor="accent5"/>
-          <w:sz w:val="24"/>
-          <w:szCs w:val="24"/>
-        </w:rPr>
-        <w:t>10</w:t>
-      </w:r>
-      <w:r>
-        <w:rPr>
-          <w:rFonts w:ascii="Arial" w:hAnsi="Arial" w:cs="Arial"/>
-          <w:b/>
-          <w:bCs/>
-          <w:color w:val="4472C4" w:themeColor="accent5"/>
-          <w:sz w:val="24"/>
-          <w:szCs w:val="24"/>
+      <w:r>
+        <w:rPr>
+          <w:rFonts w:ascii="Arial" w:hAnsi="Arial" w:cs="Arial"/>
+          <w:color w:val="1F497D"/>
+          <w:sz w:val="18"/>
+          <w:szCs w:val="18"/>
+        </w:rPr>
+        <w:t>•</w:t>
+      </w:r>
+      <w:r>
+        <w:rPr>
+          <w:rFonts w:ascii="Arial" w:hAnsi="Arial" w:cs="Arial"/>
+          <w:color w:val="1F497D"/>
+          <w:sz w:val="18"/>
+          <w:szCs w:val="18"/>
         </w:rPr>
         <w:tab/>
-      </w:r>
-      <w:r>
-        <w:rPr>
-          <w:rFonts w:ascii="Arial" w:hAnsi="Arial" w:cs="Arial"/>
-          <w:b/>
-          <w:bCs/>
-          <w:color w:val="4472C4" w:themeColor="accent5"/>
-          <w:sz w:val="24"/>
-          <w:szCs w:val="24"/>
-        </w:rPr>
-        <w:t>16</w:t>
-      </w:r>
-      <w:r>
-        <w:rPr>
-          <w:rFonts w:ascii="Arial" w:hAnsi="Arial" w:cs="Arial"/>
-          <w:b/>
-          <w:bCs/>
-          <w:color w:val="4472C4" w:themeColor="accent5"/>
-          <w:sz w:val="24"/>
-          <w:szCs w:val="24"/>
-        </w:rPr>
-        <w:t>/</w:t>
-      </w:r>
-      <w:r>
-        <w:rPr>
-          <w:rFonts w:ascii="Arial" w:hAnsi="Arial" w:cs="Arial"/>
-          <w:b/>
-          <w:bCs/>
-          <w:color w:val="4472C4" w:themeColor="accent5"/>
-          <w:sz w:val="24"/>
-          <w:szCs w:val="24"/>
-        </w:rPr>
-        <w:t>02</w:t>
-      </w:r>
-      <w:r>
-        <w:rPr>
-          <w:rFonts w:ascii="Arial" w:hAnsi="Arial" w:cs="Arial"/>
-          <w:b/>
-          <w:bCs/>
-          <w:color w:val="4472C4" w:themeColor="accent5"/>
-          <w:sz w:val="24"/>
-          <w:szCs w:val="24"/>
-        </w:rPr>
-        <w:t>/202</w:t>
-      </w:r>
-      <w:r>
-        <w:rPr>
-          <w:rFonts w:ascii="Arial" w:hAnsi="Arial" w:cs="Arial"/>
-          <w:b/>
-          <w:bCs/>
-          <w:color w:val="4472C4" w:themeColor="accent5"/>
-          <w:sz w:val="24"/>
-          <w:szCs w:val="24"/>
-        </w:rPr>
-        <w:t>6</w:t>
+        <w:t xml:space="preserve">The </w:t>
+      </w:r>
+      <w:r>
+        <w:rPr>
+          <w:rFonts w:ascii="Arial" w:hAnsi="Arial" w:cs="Arial"/>
+          <w:color w:val="1F497D"/>
+          <w:sz w:val="18"/>
+          <w:szCs w:val="18"/>
+        </w:rPr>
+        <w:t>app’s Maximise W</w:t>
+      </w:r>
+      <w:r>
+        <w:rPr>
+          <w:rFonts w:ascii="Arial" w:hAnsi="Arial" w:cs="Arial"/>
+          <w:color w:val="1F497D"/>
+          <w:sz w:val="18"/>
+          <w:szCs w:val="18"/>
+        </w:rPr>
+        <w:t>indow button now works correctly.</w:t>
       </w:r>
     </w:p>
     <w:p>
@@ -484,23 +344,29 @@
         <w:contextualSpacing/>
         <w:rPr>
           <w:rFonts w:ascii="Arial" w:hAnsi="Arial" w:cs="Arial"/>
-          <w:b/>
-          <w:bCs/>
-          <w:color w:val="1F497D"/>
-          <w:sz w:val="18"/>
-          <w:szCs w:val="18"/>
-        </w:rPr>
-      </w:pPr>
-      <w:r>
-        <w:rPr>
-          <w:rFonts w:ascii="Arial" w:hAnsi="Arial" w:cs="Arial"/>
-          <w:b/>
-          <w:bCs/>
-          <w:color w:val="1F497D"/>
-          <w:sz w:val="18"/>
-          <w:szCs w:val="18"/>
-        </w:rPr>
-        <w:t>New features</w:t>
+          <w:color w:val="1F497D"/>
+          <w:sz w:val="18"/>
+          <w:szCs w:val="18"/>
+        </w:rPr>
+      </w:pPr>
+      <w:r>
+        <w:rPr>
+          <w:rFonts w:ascii="Arial" w:hAnsi="Arial" w:cs="Arial"/>
+          <w:color w:val="1F497D"/>
+          <w:sz w:val="18"/>
+          <w:szCs w:val="18"/>
+        </w:rPr>
+        <w:t>•</w:t>
+      </w:r>
+      <w:r>
+        <w:rPr>
+          <w:rFonts w:ascii="Arial" w:hAnsi="Arial" w:cs="Arial"/>
+          <w:color w:val="1F497D"/>
+          <w:sz w:val="18"/>
+          <w:szCs w:val="18"/>
+        </w:rPr>
+        <w:tab/>
+        <w:t>The available Day/Night mode options have been corrected for the different types of CAST Pro devices.</w:t>
       </w:r>
     </w:p>
     <w:p>
@@ -523,41 +389,128 @@
           <w:szCs w:val="18"/>
         </w:rPr>
       </w:pPr>
-      <w:r>
-        <w:rPr>
-          <w:rFonts w:ascii="Arial" w:hAnsi="Arial" w:cs="Arial"/>
-          <w:color w:val="1F497D"/>
-          <w:sz w:val="18"/>
-          <w:szCs w:val="18"/>
-        </w:rPr>
-        <w:t>•</w:t>
-      </w:r>
-      <w:r>
-        <w:rPr>
-          <w:rFonts w:ascii="Arial" w:hAnsi="Arial" w:cs="Arial"/>
-          <w:color w:val="1F497D"/>
-          <w:sz w:val="18"/>
-          <w:szCs w:val="18"/>
+    </w:p>
+    <w:p>
+      <w:pPr>
+        <w:tabs>
+          <w:tab w:val="left" w:pos="993"/>
+        </w:tabs>
+        <w:rPr>
+          <w:rFonts w:ascii="Arial" w:hAnsi="Arial" w:cs="Arial"/>
+          <w:color w:val="9CC2E5" w:themeColor="accent1" w:themeTint="99"/>
+          <w:sz w:val="16"/>
+          <w:szCs w:val="16"/>
+        </w:rPr>
+      </w:pPr>
+      <w:r>
+        <w:rPr>
+          <w:rFonts w:ascii="Arial" w:hAnsi="Arial" w:cs="Arial"/>
+          <w:b/>
+          <w:bCs/>
+          <w:color w:val="4472C4" w:themeColor="accent5"/>
+          <w:sz w:val="24"/>
+          <w:szCs w:val="24"/>
+        </w:rPr>
+        <w:t>v8.1.</w:t>
+      </w:r>
+      <w:r>
+        <w:rPr>
+          <w:rFonts w:ascii="Arial" w:hAnsi="Arial" w:cs="Arial"/>
+          <w:b/>
+          <w:bCs/>
+          <w:color w:val="4472C4" w:themeColor="accent5"/>
+          <w:sz w:val="24"/>
+          <w:szCs w:val="24"/>
+        </w:rPr>
+        <w:t>1</w:t>
+      </w:r>
+      <w:r>
+        <w:rPr>
+          <w:rFonts w:ascii="Arial" w:hAnsi="Arial" w:cs="Arial"/>
+          <w:b/>
+          <w:bCs/>
+          <w:color w:val="4472C4" w:themeColor="accent5"/>
+          <w:sz w:val="24"/>
+          <w:szCs w:val="24"/>
+        </w:rPr>
+        <w:t>4</w:t>
+      </w:r>
+      <w:r>
+        <w:rPr>
+          <w:rFonts w:ascii="Arial" w:hAnsi="Arial" w:cs="Arial"/>
+          <w:b/>
+          <w:bCs/>
+          <w:color w:val="4472C4" w:themeColor="accent5"/>
+          <w:sz w:val="24"/>
+          <w:szCs w:val="24"/>
         </w:rPr>
         <w:tab/>
       </w:r>
       <w:r>
         <w:rPr>
           <w:rFonts w:ascii="Arial" w:hAnsi="Arial" w:cs="Arial"/>
-          <w:color w:val="1F497D"/>
-          <w:sz w:val="18"/>
-          <w:szCs w:val="18"/>
-        </w:rPr>
-        <w:t>Support for Spanish language has</w:t>
-      </w:r>
-      <w:r>
-        <w:rPr>
-          <w:rFonts w:ascii="Arial" w:hAnsi="Arial" w:cs="Arial"/>
-          <w:color w:val="1F497D"/>
-          <w:sz w:val="18"/>
-          <w:szCs w:val="18"/>
-        </w:rPr>
-        <w:t xml:space="preserve"> been added.</w:t>
+          <w:b/>
+          <w:bCs/>
+          <w:color w:val="4472C4" w:themeColor="accent5"/>
+          <w:sz w:val="24"/>
+          <w:szCs w:val="24"/>
+        </w:rPr>
+        <w:t>01</w:t>
+      </w:r>
+      <w:r>
+        <w:rPr>
+          <w:rFonts w:ascii="Arial" w:hAnsi="Arial" w:cs="Arial"/>
+          <w:b/>
+          <w:bCs/>
+          <w:color w:val="4472C4" w:themeColor="accent5"/>
+          <w:sz w:val="24"/>
+          <w:szCs w:val="24"/>
+        </w:rPr>
+        <w:t>/</w:t>
+      </w:r>
+      <w:r>
+        <w:rPr>
+          <w:rFonts w:ascii="Arial" w:hAnsi="Arial" w:cs="Arial"/>
+          <w:b/>
+          <w:bCs/>
+          <w:color w:val="4472C4" w:themeColor="accent5"/>
+          <w:sz w:val="24"/>
+          <w:szCs w:val="24"/>
+        </w:rPr>
+        <w:t>0</w:t>
+      </w:r>
+      <w:r>
+        <w:rPr>
+          <w:rFonts w:ascii="Arial" w:hAnsi="Arial" w:cs="Arial"/>
+          <w:b/>
+          <w:bCs/>
+          <w:color w:val="4472C4" w:themeColor="accent5"/>
+          <w:sz w:val="24"/>
+          <w:szCs w:val="24"/>
+        </w:rPr>
+        <w:t>4</w:t>
+      </w:r>
+      <w:r>
+        <w:rPr>
+          <w:rFonts w:ascii="Arial" w:hAnsi="Arial" w:cs="Arial"/>
+          <w:b/>
+          <w:bCs/>
+          <w:color w:val="4472C4" w:themeColor="accent5"/>
+          <w:sz w:val="24"/>
+          <w:szCs w:val="24"/>
+        </w:rPr>
+        <w:t>/202</w:t>
+      </w:r>
+      <w:r>
+        <w:rPr>
+          <w:rFonts w:ascii="Arial" w:hAnsi="Arial" w:cs="Arial"/>
+          <w:b/>
+          <w:bCs/>
+          <w:color w:val="4472C4" w:themeColor="accent5"/>
+          <w:sz w:val="24"/>
+          <w:szCs w:val="24"/>
+        </w:rPr>
+        <w:t>6</w:t>
       </w:r>
     </w:p>
     <w:p>
@@ -575,111 +528,23 @@
         <w:contextualSpacing/>
         <w:rPr>
           <w:rFonts w:ascii="Arial" w:hAnsi="Arial" w:cs="Arial"/>
-          <w:color w:val="1F497D"/>
-          <w:sz w:val="18"/>
-          <w:szCs w:val="18"/>
-        </w:rPr>
-      </w:pPr>
-    </w:p>
-    <w:p>
-      <w:pPr>
-        <w:tabs>
-          <w:tab w:val="left" w:pos="993"/>
-        </w:tabs>
-        <w:rPr>
-          <w:rFonts w:ascii="Arial" w:hAnsi="Arial" w:cs="Arial"/>
-          <w:color w:val="9CC2E5" w:themeColor="accent1" w:themeTint="99"/>
-          <w:sz w:val="16"/>
-          <w:szCs w:val="16"/>
-        </w:rPr>
-      </w:pPr>
-      <w:r>
-        <w:rPr>
-          <w:rFonts w:ascii="Arial" w:hAnsi="Arial" w:cs="Arial"/>
-          <w:b/>
-          <w:bCs/>
-          <w:color w:val="4472C4" w:themeColor="accent5"/>
-          <w:sz w:val="24"/>
-          <w:szCs w:val="24"/>
-        </w:rPr>
-        <w:t>v8.1.</w:t>
-      </w:r>
-      <w:r>
-        <w:rPr>
-          <w:rFonts w:ascii="Arial" w:hAnsi="Arial" w:cs="Arial"/>
-          <w:b/>
-          <w:bCs/>
-          <w:color w:val="4472C4" w:themeColor="accent5"/>
-          <w:sz w:val="24"/>
-          <w:szCs w:val="24"/>
-        </w:rPr>
-        <w:t>9</w:t>
-      </w:r>
-      <w:r>
-        <w:rPr>
-          <w:rFonts w:ascii="Arial" w:hAnsi="Arial" w:cs="Arial"/>
-          <w:b/>
-          <w:bCs/>
-          <w:color w:val="4472C4" w:themeColor="accent5"/>
-          <w:sz w:val="24"/>
-          <w:szCs w:val="24"/>
-        </w:rPr>
-        <w:tab/>
-      </w:r>
-      <w:r>
-        <w:rPr>
-          <w:rFonts w:ascii="Arial" w:hAnsi="Arial" w:cs="Arial"/>
-          <w:b/>
-          <w:bCs/>
-          <w:color w:val="4472C4" w:themeColor="accent5"/>
-          <w:sz w:val="24"/>
-          <w:szCs w:val="24"/>
-        </w:rPr>
-        <w:t>2</w:t>
-      </w:r>
-      <w:r>
-        <w:rPr>
-          <w:rFonts w:ascii="Arial" w:hAnsi="Arial" w:cs="Arial"/>
-          <w:b/>
-          <w:bCs/>
-          <w:color w:val="4472C4" w:themeColor="accent5"/>
-          <w:sz w:val="24"/>
-          <w:szCs w:val="24"/>
-        </w:rPr>
-        <w:t>4</w:t>
-      </w:r>
-      <w:r>
-        <w:rPr>
-          <w:rFonts w:ascii="Arial" w:hAnsi="Arial" w:cs="Arial"/>
-          <w:b/>
-          <w:bCs/>
-          <w:color w:val="4472C4" w:themeColor="accent5"/>
-          <w:sz w:val="24"/>
-          <w:szCs w:val="24"/>
-        </w:rPr>
-        <w:t>/</w:t>
-      </w:r>
-      <w:r>
-        <w:rPr>
-          <w:rFonts w:ascii="Arial" w:hAnsi="Arial" w:cs="Arial"/>
-          <w:b/>
-          <w:bCs/>
-          <w:color w:val="4472C4" w:themeColor="accent5"/>
-          <w:sz w:val="24"/>
-          <w:szCs w:val="24"/>
-        </w:rPr>
-        <w:t>12</w:t>
-      </w:r>
-      <w:r>
-        <w:rPr>
-          <w:rFonts w:ascii="Arial" w:hAnsi="Arial" w:cs="Arial"/>
-          <w:b/>
-          <w:bCs/>
-          <w:color w:val="4472C4" w:themeColor="accent5"/>
-          <w:sz w:val="24"/>
-          <w:szCs w:val="24"/>
-        </w:rPr>
-        <w:t>/2025</w:t>
+          <w:b/>
+          <w:bCs/>
+          <w:color w:val="1F497D"/>
+          <w:sz w:val="18"/>
+          <w:szCs w:val="18"/>
+        </w:rPr>
+      </w:pPr>
+      <w:r>
+        <w:rPr>
+          <w:rFonts w:ascii="Arial" w:hAnsi="Arial" w:cs="Arial"/>
+          <w:b/>
+          <w:bCs/>
+          <w:color w:val="1F497D"/>
+          <w:sz w:val="18"/>
+          <w:szCs w:val="18"/>
+        </w:rPr>
+        <w:t>Fixes</w:t>
       </w:r>
     </w:p>
     <w:p>
@@ -697,23 +562,118 @@
         <w:contextualSpacing/>
         <w:rPr>
           <w:rFonts w:ascii="Arial" w:hAnsi="Arial" w:cs="Arial"/>
-          <w:b/>
-          <w:bCs/>
-          <w:color w:val="1F497D"/>
-          <w:sz w:val="18"/>
-          <w:szCs w:val="18"/>
-        </w:rPr>
-      </w:pPr>
-      <w:r>
-        <w:rPr>
-          <w:rFonts w:ascii="Arial" w:hAnsi="Arial" w:cs="Arial"/>
-          <w:b/>
-          <w:bCs/>
-          <w:color w:val="1F497D"/>
-          <w:sz w:val="18"/>
-          <w:szCs w:val="18"/>
-        </w:rPr>
-        <w:t>New features</w:t>
+          <w:color w:val="1F497D"/>
+          <w:sz w:val="18"/>
+          <w:szCs w:val="18"/>
+        </w:rPr>
+      </w:pPr>
+      <w:r>
+        <w:rPr>
+          <w:rFonts w:ascii="Arial" w:hAnsi="Arial" w:cs="Arial"/>
+          <w:color w:val="1F497D"/>
+          <w:sz w:val="18"/>
+          <w:szCs w:val="18"/>
+        </w:rPr>
+        <w:t>•</w:t>
+      </w:r>
+      <w:r>
+        <w:rPr>
+          <w:rFonts w:ascii="Arial" w:hAnsi="Arial" w:cs="Arial"/>
+          <w:color w:val="1F497D"/>
+          <w:sz w:val="18"/>
+          <w:szCs w:val="18"/>
+        </w:rPr>
+        <w:tab/>
+      </w:r>
+      <w:r>
+        <w:rPr>
+          <w:rFonts w:ascii="Arial" w:hAnsi="Arial" w:cs="Arial"/>
+          <w:color w:val="1F497D"/>
+          <w:sz w:val="18"/>
+          <w:szCs w:val="18"/>
+        </w:rPr>
+        <w:t xml:space="preserve">The data for </w:t>
+      </w:r>
+      <w:r>
+        <w:rPr>
+          <w:rFonts w:ascii="Arial" w:hAnsi="Arial" w:cs="Arial"/>
+          <w:color w:val="1F497D"/>
+          <w:sz w:val="18"/>
+          <w:szCs w:val="18"/>
+        </w:rPr>
+        <w:t>‘</w:t>
+      </w:r>
+      <w:r>
+        <w:rPr>
+          <w:rFonts w:ascii="Arial" w:hAnsi="Arial" w:cs="Arial"/>
+          <w:color w:val="1F497D"/>
+          <w:sz w:val="18"/>
+          <w:szCs w:val="18"/>
+        </w:rPr>
+        <w:t>e</w:t>
+      </w:r>
+      <w:r>
+        <w:rPr>
+          <w:rFonts w:ascii="Arial" w:hAnsi="Arial" w:cs="Arial"/>
+          <w:color w:val="1F497D"/>
+          <w:sz w:val="18"/>
+          <w:szCs w:val="18"/>
+        </w:rPr>
+        <w:t xml:space="preserve">mpty’ device slots are now set with </w:t>
+      </w:r>
+      <w:r>
+        <w:rPr>
+          <w:rFonts w:ascii="Arial" w:hAnsi="Arial" w:cs="Arial"/>
+          <w:color w:val="1F497D"/>
+          <w:sz w:val="18"/>
+          <w:szCs w:val="18"/>
+        </w:rPr>
+        <w:t>specified</w:t>
+      </w:r>
+      <w:r>
+        <w:rPr>
+          <w:rFonts w:ascii="Arial" w:hAnsi="Arial" w:cs="Arial"/>
+          <w:color w:val="1F497D"/>
+          <w:sz w:val="18"/>
+          <w:szCs w:val="18"/>
+        </w:rPr>
+        <w:t xml:space="preserve"> default values.  This</w:t>
+      </w:r>
+      <w:r>
+        <w:rPr>
+          <w:rFonts w:ascii="Arial" w:hAnsi="Arial" w:cs="Arial"/>
+          <w:color w:val="1F497D"/>
+          <w:sz w:val="18"/>
+          <w:szCs w:val="18"/>
+        </w:rPr>
+        <w:t xml:space="preserve"> is to correct </w:t>
+      </w:r>
+      <w:r>
+        <w:rPr>
+          <w:rFonts w:ascii="Arial" w:hAnsi="Arial" w:cs="Arial"/>
+          <w:color w:val="1F497D"/>
+          <w:sz w:val="18"/>
+          <w:szCs w:val="18"/>
+        </w:rPr>
+        <w:t xml:space="preserve">an issue where Apollo I/O units were </w:t>
+      </w:r>
+      <w:r>
+        <w:rPr>
+          <w:rFonts w:ascii="Arial" w:hAnsi="Arial" w:cs="Arial"/>
+          <w:color w:val="1F497D"/>
+          <w:sz w:val="18"/>
+          <w:szCs w:val="18"/>
+        </w:rPr>
+        <w:t xml:space="preserve">incorrectly </w:t>
+      </w:r>
+      <w:r>
+        <w:rPr>
+          <w:rFonts w:ascii="Arial" w:hAnsi="Arial" w:cs="Arial"/>
+          <w:color w:val="1F497D"/>
+          <w:sz w:val="18"/>
+          <w:szCs w:val="18"/>
+        </w:rPr>
+        <w:t>resetting on Silence.</w:t>
       </w:r>
     </w:p>
     <w:p>
@@ -753,7 +713,24 @@
           <w:szCs w:val="18"/>
         </w:rPr>
         <w:tab/>
-        <w:t>The new CAST Pro devices have been added.</w:t>
+      </w:r>
+      <w:r>
+        <w:rPr>
+          <w:rFonts w:ascii="Arial" w:hAnsi="Arial" w:cs="Arial"/>
+          <w:color w:val="1F497D"/>
+          <w:sz w:val="18"/>
+          <w:szCs w:val="18"/>
+        </w:rPr>
+        <w:t>The Site Details page was not showing recalibration or day/night times when reading from a config that was created by the old XFP tools</w:t>
+      </w:r>
+      <w:r>
+        <w:rPr>
+          <w:rFonts w:ascii="Arial" w:hAnsi="Arial" w:cs="Arial"/>
+          <w:color w:val="1F497D"/>
+          <w:sz w:val="18"/>
+          <w:szCs w:val="18"/>
+        </w:rPr>
+        <w:t>.</w:t>
       </w:r>
     </w:p>
     <w:p>
@@ -776,24 +753,106 @@
           <w:szCs w:val="18"/>
         </w:rPr>
       </w:pPr>
-      <w:r>
-        <w:rPr>
-          <w:rFonts w:ascii="Arial" w:hAnsi="Arial" w:cs="Arial"/>
-          <w:color w:val="1F497D"/>
-          <w:sz w:val="18"/>
-          <w:szCs w:val="18"/>
-        </w:rPr>
-        <w:t>•</w:t>
-      </w:r>
-      <w:r>
-        <w:rPr>
-          <w:rFonts w:ascii="Arial" w:hAnsi="Arial" w:cs="Arial"/>
-          <w:color w:val="1F497D"/>
-          <w:sz w:val="18"/>
-          <w:szCs w:val="18"/>
+    </w:p>
+    <w:p>
+      <w:pPr>
+        <w:tabs>
+          <w:tab w:val="left" w:pos="993"/>
+        </w:tabs>
+        <w:rPr>
+          <w:rFonts w:ascii="Arial" w:hAnsi="Arial" w:cs="Arial"/>
+          <w:color w:val="9CC2E5" w:themeColor="accent1" w:themeTint="99"/>
+          <w:sz w:val="16"/>
+          <w:szCs w:val="16"/>
+        </w:rPr>
+      </w:pPr>
+      <w:r>
+        <w:rPr>
+          <w:rFonts w:ascii="Arial" w:hAnsi="Arial" w:cs="Arial"/>
+          <w:b/>
+          <w:bCs/>
+          <w:color w:val="4472C4" w:themeColor="accent5"/>
+          <w:sz w:val="24"/>
+          <w:szCs w:val="24"/>
+        </w:rPr>
+        <w:t>v8.1.</w:t>
+      </w:r>
+      <w:r>
+        <w:rPr>
+          <w:rFonts w:ascii="Arial" w:hAnsi="Arial" w:cs="Arial"/>
+          <w:b/>
+          <w:bCs/>
+          <w:color w:val="4472C4" w:themeColor="accent5"/>
+          <w:sz w:val="24"/>
+          <w:szCs w:val="24"/>
+        </w:rPr>
+        <w:t>10</w:t>
+      </w:r>
+      <w:r>
+        <w:rPr>
+          <w:rFonts w:ascii="Arial" w:hAnsi="Arial" w:cs="Arial"/>
+          <w:b/>
+          <w:bCs/>
+          <w:color w:val="4472C4" w:themeColor="accent5"/>
+          <w:sz w:val="24"/>
+          <w:szCs w:val="24"/>
         </w:rPr>
         <w:tab/>
-        <w:t>The facility to print the settings has been added.</w:t>
+      </w:r>
+      <w:r>
+        <w:rPr>
+          <w:rFonts w:ascii="Arial" w:hAnsi="Arial" w:cs="Arial"/>
+          <w:b/>
+          <w:bCs/>
+          <w:color w:val="4472C4" w:themeColor="accent5"/>
+          <w:sz w:val="24"/>
+          <w:szCs w:val="24"/>
+        </w:rPr>
+        <w:t>16</w:t>
+      </w:r>
+      <w:r>
+        <w:rPr>
+          <w:rFonts w:ascii="Arial" w:hAnsi="Arial" w:cs="Arial"/>
+          <w:b/>
+          <w:bCs/>
+          <w:color w:val="4472C4" w:themeColor="accent5"/>
+          <w:sz w:val="24"/>
+          <w:szCs w:val="24"/>
+        </w:rPr>
+        <w:t>/</w:t>
+      </w:r>
+      <w:r>
+        <w:rPr>
+          <w:rFonts w:ascii="Arial" w:hAnsi="Arial" w:cs="Arial"/>
+          <w:b/>
+          <w:bCs/>
+          <w:color w:val="4472C4" w:themeColor="accent5"/>
+          <w:sz w:val="24"/>
+          <w:szCs w:val="24"/>
+        </w:rPr>
+        <w:t>02</w:t>
+      </w:r>
+      <w:r>
+        <w:rPr>
+          <w:rFonts w:ascii="Arial" w:hAnsi="Arial" w:cs="Arial"/>
+          <w:b/>
+          <w:bCs/>
+          <w:color w:val="4472C4" w:themeColor="accent5"/>
+          <w:sz w:val="24"/>
+          <w:szCs w:val="24"/>
+        </w:rPr>
+        <w:t>/202</w:t>
+      </w:r>
+      <w:r>
+        <w:rPr>
+          <w:rFonts w:ascii="Arial" w:hAnsi="Arial" w:cs="Arial"/>
+          <w:b/>
+          <w:bCs/>
+          <w:color w:val="4472C4" w:themeColor="accent5"/>
+          <w:sz w:val="24"/>
+          <w:szCs w:val="24"/>
+        </w:rPr>
+        <w:t>6</w:t>
       </w:r>
     </w:p>
     <w:p>
@@ -811,29 +870,23 @@
         <w:contextualSpacing/>
         <w:rPr>
           <w:rFonts w:ascii="Arial" w:hAnsi="Arial" w:cs="Arial"/>
-          <w:color w:val="1F497D"/>
-          <w:sz w:val="18"/>
-          <w:szCs w:val="18"/>
-        </w:rPr>
-      </w:pPr>
-      <w:r>
-        <w:rPr>
-          <w:rFonts w:ascii="Arial" w:hAnsi="Arial" w:cs="Arial"/>
-          <w:color w:val="1F497D"/>
-          <w:sz w:val="18"/>
-          <w:szCs w:val="18"/>
-        </w:rPr>
-        <w:t>•</w:t>
-      </w:r>
-      <w:r>
-        <w:rPr>
-          <w:rFonts w:ascii="Arial" w:hAnsi="Arial" w:cs="Arial"/>
-          <w:color w:val="1F497D"/>
-          <w:sz w:val="18"/>
-          <w:szCs w:val="18"/>
-        </w:rPr>
-        <w:tab/>
-        <w:t>Device day &amp; night modes are now always set to their default values when a device type is changed.</w:t>
+          <w:b/>
+          <w:bCs/>
+          <w:color w:val="1F497D"/>
+          <w:sz w:val="18"/>
+          <w:szCs w:val="18"/>
+        </w:rPr>
+      </w:pPr>
+      <w:r>
+        <w:rPr>
+          <w:rFonts w:ascii="Arial" w:hAnsi="Arial" w:cs="Arial"/>
+          <w:b/>
+          <w:bCs/>
+          <w:color w:val="1F497D"/>
+          <w:sz w:val="18"/>
+          <w:szCs w:val="18"/>
+        </w:rPr>
+        <w:t>New features</w:t>
       </w:r>
     </w:p>
     <w:p>
@@ -873,7 +926,24 @@
           <w:szCs w:val="18"/>
         </w:rPr>
         <w:tab/>
-        <w:t>A newly-added second loop is now correctly filled with empty device slots and the device pages are updated correspondingly.</w:t>
+      </w:r>
+      <w:r>
+        <w:rPr>
+          <w:rFonts w:ascii="Arial" w:hAnsi="Arial" w:cs="Arial"/>
+          <w:color w:val="1F497D"/>
+          <w:sz w:val="18"/>
+          <w:szCs w:val="18"/>
+        </w:rPr>
+        <w:t>Support for Spanish language has</w:t>
+      </w:r>
+      <w:r>
+        <w:rPr>
+          <w:rFonts w:ascii="Arial" w:hAnsi="Arial" w:cs="Arial"/>
+          <w:color w:val="1F497D"/>
+          <w:sz w:val="18"/>
+          <w:szCs w:val="18"/>
+        </w:rPr>
+        <w:t xml:space="preserve"> been added.</w:t>
       </w:r>
     </w:p>
     <w:p>
@@ -896,33 +966,106 @@
           <w:szCs w:val="18"/>
         </w:rPr>
       </w:pPr>
-      <w:r>
-        <w:rPr>
-          <w:rFonts w:ascii="Arial" w:hAnsi="Arial" w:cs="Arial"/>
-          <w:color w:val="1F497D"/>
-          <w:sz w:val="18"/>
-          <w:szCs w:val="18"/>
-        </w:rPr>
-        <w:t>•</w:t>
-      </w:r>
-      <w:r>
-        <w:rPr>
-          <w:rFonts w:ascii="Arial" w:hAnsi="Arial" w:cs="Arial"/>
-          <w:color w:val="1F497D"/>
-          <w:sz w:val="18"/>
-          <w:szCs w:val="18"/>
+    </w:p>
+    <w:p>
+      <w:pPr>
+        <w:tabs>
+          <w:tab w:val="left" w:pos="993"/>
+        </w:tabs>
+        <w:rPr>
+          <w:rFonts w:ascii="Arial" w:hAnsi="Arial" w:cs="Arial"/>
+          <w:color w:val="9CC2E5" w:themeColor="accent1" w:themeTint="99"/>
+          <w:sz w:val="16"/>
+          <w:szCs w:val="16"/>
+        </w:rPr>
+      </w:pPr>
+      <w:r>
+        <w:rPr>
+          <w:rFonts w:ascii="Arial" w:hAnsi="Arial" w:cs="Arial"/>
+          <w:b/>
+          <w:bCs/>
+          <w:color w:val="4472C4" w:themeColor="accent5"/>
+          <w:sz w:val="24"/>
+          <w:szCs w:val="24"/>
+        </w:rPr>
+        <w:t>v8.1.</w:t>
+      </w:r>
+      <w:r>
+        <w:rPr>
+          <w:rFonts w:ascii="Arial" w:hAnsi="Arial" w:cs="Arial"/>
+          <w:b/>
+          <w:bCs/>
+          <w:color w:val="4472C4" w:themeColor="accent5"/>
+          <w:sz w:val="24"/>
+          <w:szCs w:val="24"/>
+        </w:rPr>
+        <w:t>9</w:t>
+      </w:r>
+      <w:r>
+        <w:rPr>
+          <w:rFonts w:ascii="Arial" w:hAnsi="Arial" w:cs="Arial"/>
+          <w:b/>
+          <w:bCs/>
+          <w:color w:val="4472C4" w:themeColor="accent5"/>
+          <w:sz w:val="24"/>
+          <w:szCs w:val="24"/>
         </w:rPr>
         <w:tab/>
-        <w:t>Envision support for Apollo systems</w:t>
-      </w:r>
-      <w:r>
-        <w:rPr>
-          <w:rFonts w:ascii="Arial" w:hAnsi="Arial" w:cs="Arial"/>
-          <w:color w:val="1F497D"/>
-          <w:sz w:val="18"/>
-          <w:szCs w:val="18"/>
-        </w:rPr>
-        <w:t>:</w:t>
+      </w:r>
+      <w:r>
+        <w:rPr>
+          <w:rFonts w:ascii="Arial" w:hAnsi="Arial" w:cs="Arial"/>
+          <w:b/>
+          <w:bCs/>
+          <w:color w:val="4472C4" w:themeColor="accent5"/>
+          <w:sz w:val="24"/>
+          <w:szCs w:val="24"/>
+        </w:rPr>
+        <w:t>2</w:t>
+      </w:r>
+      <w:r>
+        <w:rPr>
+          <w:rFonts w:ascii="Arial" w:hAnsi="Arial" w:cs="Arial"/>
+          <w:b/>
+          <w:bCs/>
+          <w:color w:val="4472C4" w:themeColor="accent5"/>
+          <w:sz w:val="24"/>
+          <w:szCs w:val="24"/>
+        </w:rPr>
+        <w:t>4</w:t>
+      </w:r>
+      <w:r>
+        <w:rPr>
+          <w:rFonts w:ascii="Arial" w:hAnsi="Arial" w:cs="Arial"/>
+          <w:b/>
+          <w:bCs/>
+          <w:color w:val="4472C4" w:themeColor="accent5"/>
+          <w:sz w:val="24"/>
+          <w:szCs w:val="24"/>
+        </w:rPr>
+        <w:t>/</w:t>
+      </w:r>
+      <w:r>
+        <w:rPr>
+          <w:rFonts w:ascii="Arial" w:hAnsi="Arial" w:cs="Arial"/>
+          <w:b/>
+          <w:bCs/>
+          <w:color w:val="4472C4" w:themeColor="accent5"/>
+          <w:sz w:val="24"/>
+          <w:szCs w:val="24"/>
+        </w:rPr>
+        <w:t>12</w:t>
+      </w:r>
+      <w:r>
+        <w:rPr>
+          <w:rFonts w:ascii="Arial" w:hAnsi="Arial" w:cs="Arial"/>
+          <w:b/>
+          <w:bCs/>
+          <w:color w:val="4472C4" w:themeColor="accent5"/>
+          <w:sz w:val="24"/>
+          <w:szCs w:val="24"/>
+        </w:rPr>
+        <w:t>/2025</w:t>
       </w:r>
     </w:p>
     <w:p>
@@ -940,61 +1083,23 @@
         <w:contextualSpacing/>
         <w:rPr>
           <w:rFonts w:ascii="Arial" w:hAnsi="Arial" w:cs="Arial"/>
-          <w:color w:val="1F497D"/>
-          <w:sz w:val="18"/>
-          <w:szCs w:val="18"/>
-        </w:rPr>
-      </w:pPr>
-      <w:r>
-        <w:rPr>
-          <w:rFonts w:ascii="Arial" w:hAnsi="Arial" w:cs="Arial"/>
-          <w:color w:val="1F497D"/>
-          <w:sz w:val="18"/>
-          <w:szCs w:val="18"/>
-        </w:rPr>
-        <w:tab/>
-      </w:r>
-      <w:r>
-        <w:rPr>
-          <w:rFonts w:ascii="Arial" w:hAnsi="Arial" w:cs="Arial"/>
-          <w:i/>
-          <w:iCs/>
-          <w:color w:val="1F497D"/>
-          <w:sz w:val="18"/>
-          <w:szCs w:val="18"/>
-        </w:rPr>
-        <w:t>For this, device names and zone descriptions are prefixed with type codes and zone numbers respectively.  If not already prefixed, before uploading the user is asked whether the pane</w:t>
-      </w:r>
-      <w:r>
-        <w:rPr>
-          <w:rFonts w:ascii="Arial" w:hAnsi="Arial" w:cs="Arial"/>
-          <w:i/>
-          <w:iCs/>
-          <w:color w:val="1F497D"/>
-          <w:sz w:val="18"/>
-          <w:szCs w:val="18"/>
-        </w:rPr>
-        <w:t>l</w:t>
-      </w:r>
-      <w:r>
-        <w:rPr>
-          <w:rFonts w:ascii="Arial" w:hAnsi="Arial" w:cs="Arial"/>
-          <w:i/>
-          <w:iCs/>
-          <w:color w:val="1F497D"/>
-          <w:sz w:val="18"/>
-          <w:szCs w:val="18"/>
-        </w:rPr>
-        <w:t xml:space="preserve"> is for Envision and, if Yes, the prefixes are added.</w:t>
-      </w:r>
-      <w:r>
-        <w:rPr>
-          <w:rFonts w:ascii="Arial" w:hAnsi="Arial" w:cs="Arial"/>
-          <w:color w:val="1F497D"/>
-          <w:sz w:val="18"/>
-          <w:szCs w:val="18"/>
-        </w:rPr>
-        <w:br/>
+          <w:b/>
+          <w:bCs/>
+          <w:color w:val="1F497D"/>
+          <w:sz w:val="18"/>
+          <w:szCs w:val="18"/>
+        </w:rPr>
+      </w:pPr>
+      <w:r>
+        <w:rPr>
+          <w:rFonts w:ascii="Arial" w:hAnsi="Arial" w:cs="Arial"/>
+          <w:b/>
+          <w:bCs/>
+          <w:color w:val="1F497D"/>
+          <w:sz w:val="18"/>
+          <w:szCs w:val="18"/>
+        </w:rPr>
+        <w:t>New features</w:t>
       </w:r>
     </w:p>
     <w:p>
@@ -1012,23 +1117,29 @@
         <w:contextualSpacing/>
         <w:rPr>
           <w:rFonts w:ascii="Arial" w:hAnsi="Arial" w:cs="Arial"/>
-          <w:b/>
-          <w:bCs/>
-          <w:color w:val="1F497D"/>
-          <w:sz w:val="18"/>
-          <w:szCs w:val="18"/>
-        </w:rPr>
-      </w:pPr>
-      <w:r>
-        <w:rPr>
-          <w:rFonts w:ascii="Arial" w:hAnsi="Arial" w:cs="Arial"/>
-          <w:b/>
-          <w:bCs/>
-          <w:color w:val="1F497D"/>
-          <w:sz w:val="18"/>
-          <w:szCs w:val="18"/>
-        </w:rPr>
-        <w:t>Fixes</w:t>
+          <w:color w:val="1F497D"/>
+          <w:sz w:val="18"/>
+          <w:szCs w:val="18"/>
+        </w:rPr>
+      </w:pPr>
+      <w:r>
+        <w:rPr>
+          <w:rFonts w:ascii="Arial" w:hAnsi="Arial" w:cs="Arial"/>
+          <w:color w:val="1F497D"/>
+          <w:sz w:val="18"/>
+          <w:szCs w:val="18"/>
+        </w:rPr>
+        <w:t>•</w:t>
+      </w:r>
+      <w:r>
+        <w:rPr>
+          <w:rFonts w:ascii="Arial" w:hAnsi="Arial" w:cs="Arial"/>
+          <w:color w:val="1F497D"/>
+          <w:sz w:val="18"/>
+          <w:szCs w:val="18"/>
+        </w:rPr>
+        <w:tab/>
+        <w:t>The new CAST Pro devices have been added.</w:t>
       </w:r>
     </w:p>
     <w:p>
@@ -1068,132 +1179,7 @@
           <w:szCs w:val="18"/>
         </w:rPr>
         <w:tab/>
-      </w:r>
-      <w:r>
-        <w:rPr>
-          <w:rFonts w:ascii="Arial" w:hAnsi="Arial" w:cs="Arial"/>
-          <w:color w:val="1F497D"/>
-          <w:sz w:val="18"/>
-          <w:szCs w:val="18"/>
-        </w:rPr>
-        <w:t>Two faults that would cause the app to shut down have been corrected: s</w:t>
-      </w:r>
-      <w:r>
-        <w:rPr>
-          <w:rFonts w:ascii="Arial" w:hAnsi="Arial" w:cs="Arial"/>
-          <w:color w:val="1F497D"/>
-          <w:sz w:val="18"/>
-          <w:szCs w:val="18"/>
-        </w:rPr>
-        <w:t>end</w:t>
-      </w:r>
-      <w:r>
-        <w:rPr>
-          <w:rFonts w:ascii="Arial" w:hAnsi="Arial" w:cs="Arial"/>
-          <w:color w:val="1F497D"/>
-          <w:sz w:val="18"/>
-          <w:szCs w:val="18"/>
-        </w:rPr>
-        <w:t>ing</w:t>
-      </w:r>
-      <w:r>
-        <w:rPr>
-          <w:rFonts w:ascii="Arial" w:hAnsi="Arial" w:cs="Arial"/>
-          <w:color w:val="1F497D"/>
-          <w:sz w:val="18"/>
-          <w:szCs w:val="18"/>
-        </w:rPr>
-        <w:t xml:space="preserve"> </w:t>
-      </w:r>
-      <w:r>
-        <w:rPr>
-          <w:rFonts w:ascii="Arial" w:hAnsi="Arial" w:cs="Arial"/>
-          <w:color w:val="1F497D"/>
-          <w:sz w:val="18"/>
-          <w:szCs w:val="18"/>
-        </w:rPr>
-        <w:t>single-</w:t>
-      </w:r>
-      <w:r>
-        <w:rPr>
-          <w:rFonts w:ascii="Arial" w:hAnsi="Arial" w:cs="Arial"/>
-          <w:color w:val="1F497D"/>
-          <w:sz w:val="18"/>
-          <w:szCs w:val="18"/>
-        </w:rPr>
-        <w:t xml:space="preserve">loop </w:t>
-      </w:r>
-      <w:r>
-        <w:rPr>
-          <w:rFonts w:ascii="Arial" w:hAnsi="Arial" w:cs="Arial"/>
-          <w:color w:val="1F497D"/>
-          <w:sz w:val="18"/>
-          <w:szCs w:val="18"/>
-        </w:rPr>
-        <w:t>data to a</w:t>
-      </w:r>
-      <w:r>
-        <w:rPr>
-          <w:rFonts w:ascii="Arial" w:hAnsi="Arial" w:cs="Arial"/>
-          <w:color w:val="1F497D"/>
-          <w:sz w:val="18"/>
-          <w:szCs w:val="18"/>
-        </w:rPr>
-        <w:t xml:space="preserve"> 2-loop panel</w:t>
-      </w:r>
-      <w:r>
-        <w:rPr>
-          <w:rFonts w:ascii="Arial" w:hAnsi="Arial" w:cs="Arial"/>
-          <w:color w:val="1F497D"/>
-          <w:sz w:val="18"/>
-          <w:szCs w:val="18"/>
-        </w:rPr>
-        <w:t>,</w:t>
-      </w:r>
-      <w:r>
-        <w:rPr>
-          <w:rFonts w:ascii="Arial" w:hAnsi="Arial" w:cs="Arial"/>
-          <w:color w:val="1F497D"/>
-          <w:sz w:val="18"/>
-          <w:szCs w:val="18"/>
-        </w:rPr>
-        <w:t xml:space="preserve"> </w:t>
-      </w:r>
-      <w:r>
-        <w:rPr>
-          <w:rFonts w:ascii="Arial" w:hAnsi="Arial" w:cs="Arial"/>
-          <w:color w:val="1F497D"/>
-          <w:sz w:val="18"/>
-          <w:szCs w:val="18"/>
-        </w:rPr>
-        <w:t xml:space="preserve">and </w:t>
-      </w:r>
-      <w:r>
-        <w:rPr>
-          <w:rFonts w:ascii="Arial" w:hAnsi="Arial" w:cs="Arial"/>
-          <w:color w:val="1F497D"/>
-          <w:sz w:val="18"/>
-          <w:szCs w:val="18"/>
-        </w:rPr>
-        <w:t>opening a file wh</w:t>
-      </w:r>
-      <w:r>
-        <w:rPr>
-          <w:rFonts w:ascii="Arial" w:hAnsi="Arial" w:cs="Arial"/>
-          <w:color w:val="1F497D"/>
-          <w:sz w:val="18"/>
-          <w:szCs w:val="18"/>
-        </w:rPr>
-        <w:t xml:space="preserve">ich does not contain any panel numbers the same as the </w:t>
-      </w:r>
-      <w:r>
-        <w:rPr>
-          <w:rFonts w:ascii="Arial" w:hAnsi="Arial" w:cs="Arial"/>
-          <w:color w:val="1F497D"/>
-          <w:sz w:val="18"/>
-          <w:szCs w:val="18"/>
-        </w:rPr>
-        <w:t>current panel.</w:t>
+        <w:t>The facility to print the settings has been added.</w:t>
       </w:r>
     </w:p>
     <w:p>
@@ -1233,42 +1219,7 @@
           <w:szCs w:val="18"/>
         </w:rPr>
         <w:tab/>
-      </w:r>
-      <w:r>
-        <w:rPr>
-          <w:rFonts w:ascii="Arial" w:hAnsi="Arial" w:cs="Arial"/>
-          <w:color w:val="1F497D"/>
-          <w:sz w:val="18"/>
-          <w:szCs w:val="18"/>
-        </w:rPr>
-        <w:t>The displaying of e</w:t>
-      </w:r>
-      <w:r>
-        <w:rPr>
-          <w:rFonts w:ascii="Arial" w:hAnsi="Arial" w:cs="Arial"/>
-          <w:color w:val="1F497D"/>
-          <w:sz w:val="18"/>
-          <w:szCs w:val="18"/>
-        </w:rPr>
-        <w:t xml:space="preserve">rror boxes on invalid items </w:t>
-      </w:r>
-      <w:r>
-        <w:rPr>
-          <w:rFonts w:ascii="Arial" w:hAnsi="Arial" w:cs="Arial"/>
-          <w:color w:val="1F497D"/>
-          <w:sz w:val="18"/>
-          <w:szCs w:val="18"/>
-        </w:rPr>
-        <w:t>has been made more consistent</w:t>
-      </w:r>
-      <w:r>
-        <w:rPr>
-          <w:rFonts w:ascii="Arial" w:hAnsi="Arial" w:cs="Arial"/>
-          <w:color w:val="1F497D"/>
-          <w:sz w:val="18"/>
-          <w:szCs w:val="18"/>
-        </w:rPr>
-        <w:t>.</w:t>
+        <w:t>Device day &amp; night modes are now always set to their default values when a device type is changed.</w:t>
       </w:r>
     </w:p>
     <w:p>
@@ -1308,43 +1259,7 @@
           <w:szCs w:val="18"/>
         </w:rPr>
         <w:tab/>
-        <w:t xml:space="preserve">The Validation Window no longer </w:t>
-      </w:r>
-      <w:r>
-        <w:rPr>
-          <w:rFonts w:ascii="Arial" w:hAnsi="Arial" w:cs="Arial"/>
-          <w:color w:val="1F497D"/>
-          <w:sz w:val="18"/>
-          <w:szCs w:val="18"/>
-        </w:rPr>
-        <w:t>indicate</w:t>
-      </w:r>
-      <w:r>
-        <w:rPr>
-          <w:rFonts w:ascii="Arial" w:hAnsi="Arial" w:cs="Arial"/>
-          <w:color w:val="1F497D"/>
-          <w:sz w:val="18"/>
-          <w:szCs w:val="18"/>
-        </w:rPr>
-        <w:t xml:space="preserve">s Loop 2 for </w:t>
-      </w:r>
-      <w:r>
-        <w:rPr>
-          <w:rFonts w:ascii="Arial" w:hAnsi="Arial" w:cs="Arial"/>
-          <w:color w:val="1F497D"/>
-          <w:sz w:val="18"/>
-          <w:szCs w:val="18"/>
-        </w:rPr>
-        <w:t xml:space="preserve">a </w:t>
-      </w:r>
-      <w:r>
-        <w:rPr>
-          <w:rFonts w:ascii="Arial" w:hAnsi="Arial" w:cs="Arial"/>
-          <w:color w:val="1F497D"/>
-          <w:sz w:val="18"/>
-          <w:szCs w:val="18"/>
-        </w:rPr>
-        <w:t>single-loop panel.</w:t>
+        <w:t>A newly-added second loop is now correctly filled with empty device slots and the device pages are updated correspondingly.</w:t>
       </w:r>
     </w:p>
     <w:p>
@@ -1384,42 +1299,16 @@
           <w:szCs w:val="18"/>
         </w:rPr>
         <w:tab/>
-      </w:r>
-      <w:r>
-        <w:rPr>
-          <w:rFonts w:ascii="Arial" w:hAnsi="Arial" w:cs="Arial"/>
-          <w:color w:val="1F497D"/>
-          <w:sz w:val="18"/>
-          <w:szCs w:val="18"/>
-        </w:rPr>
-        <w:t xml:space="preserve">On the </w:t>
-      </w:r>
-      <w:r>
-        <w:rPr>
-          <w:rFonts w:ascii="Arial" w:hAnsi="Arial" w:cs="Arial"/>
-          <w:color w:val="1F497D"/>
-          <w:sz w:val="18"/>
-          <w:szCs w:val="18"/>
-        </w:rPr>
-        <w:t>Causes &amp; Effects page</w:t>
-      </w:r>
-      <w:r>
-        <w:rPr>
-          <w:rFonts w:ascii="Arial" w:hAnsi="Arial" w:cs="Arial"/>
-          <w:color w:val="1F497D"/>
-          <w:sz w:val="18"/>
-          <w:szCs w:val="18"/>
-        </w:rPr>
-        <w:t>, data that has been read from a file is now updated correctly on all lines</w:t>
-      </w:r>
-      <w:r>
-        <w:rPr>
-          <w:rFonts w:ascii="Arial" w:hAnsi="Arial" w:cs="Arial"/>
-          <w:color w:val="1F497D"/>
-          <w:sz w:val="18"/>
-          <w:szCs w:val="18"/>
-        </w:rPr>
-        <w:t>.</w:t>
+        <w:t>Envision support for Apollo systems</w:t>
+      </w:r>
+      <w:r>
+        <w:rPr>
+          <w:rFonts w:ascii="Arial" w:hAnsi="Arial" w:cs="Arial"/>
+          <w:color w:val="1F497D"/>
+          <w:sz w:val="18"/>
+          <w:szCs w:val="18"/>
+        </w:rPr>
+        <w:t>:</w:t>
       </w:r>
     </w:p>
     <w:p>
@@ -1442,95 +1331,80 @@
           <w:szCs w:val="18"/>
         </w:rPr>
       </w:pPr>
-    </w:p>
-    <w:p>
-      <w:pPr>
-        <w:tabs>
-          <w:tab w:val="left" w:pos="993"/>
-        </w:tabs>
-        <w:rPr>
-          <w:rFonts w:ascii="Arial" w:hAnsi="Arial" w:cs="Arial"/>
-          <w:color w:val="9CC2E5" w:themeColor="accent1" w:themeTint="99"/>
-          <w:sz w:val="16"/>
-          <w:szCs w:val="16"/>
-        </w:rPr>
-      </w:pPr>
-      <w:r>
-        <w:rPr>
-          <w:rFonts w:ascii="Arial" w:hAnsi="Arial" w:cs="Arial"/>
-          <w:b/>
-          <w:bCs/>
-          <w:color w:val="4472C4" w:themeColor="accent5"/>
-          <w:sz w:val="24"/>
-          <w:szCs w:val="24"/>
-        </w:rPr>
-        <w:t>v8.1.</w:t>
-      </w:r>
-      <w:r>
-        <w:rPr>
-          <w:rFonts w:ascii="Arial" w:hAnsi="Arial" w:cs="Arial"/>
-          <w:b/>
-          <w:bCs/>
-          <w:color w:val="4472C4" w:themeColor="accent5"/>
-          <w:sz w:val="24"/>
-          <w:szCs w:val="24"/>
-        </w:rPr>
-        <w:t>8</w:t>
-      </w:r>
-      <w:r>
-        <w:rPr>
-          <w:rFonts w:ascii="Arial" w:hAnsi="Arial" w:cs="Arial"/>
-          <w:b/>
-          <w:bCs/>
-          <w:color w:val="4472C4" w:themeColor="accent5"/>
-          <w:sz w:val="24"/>
-          <w:szCs w:val="24"/>
+      <w:r>
+        <w:rPr>
+          <w:rFonts w:ascii="Arial" w:hAnsi="Arial" w:cs="Arial"/>
+          <w:color w:val="1F497D"/>
+          <w:sz w:val="18"/>
+          <w:szCs w:val="18"/>
         </w:rPr>
         <w:tab/>
       </w:r>
       <w:r>
         <w:rPr>
           <w:rFonts w:ascii="Arial" w:hAnsi="Arial" w:cs="Arial"/>
-          <w:b/>
-          <w:bCs/>
-          <w:color w:val="4472C4" w:themeColor="accent5"/>
-          <w:sz w:val="24"/>
-          <w:szCs w:val="24"/>
-        </w:rPr>
-        <w:t>26</w:t>
-      </w:r>
-      <w:r>
-        <w:rPr>
-          <w:rFonts w:ascii="Arial" w:hAnsi="Arial" w:cs="Arial"/>
-          <w:b/>
-          <w:bCs/>
-          <w:color w:val="4472C4" w:themeColor="accent5"/>
-          <w:sz w:val="24"/>
-          <w:szCs w:val="24"/>
-        </w:rPr>
-        <w:t>/</w:t>
-      </w:r>
-      <w:r>
-        <w:rPr>
-          <w:rFonts w:ascii="Arial" w:hAnsi="Arial" w:cs="Arial"/>
-          <w:b/>
-          <w:bCs/>
-          <w:color w:val="4472C4" w:themeColor="accent5"/>
-          <w:sz w:val="24"/>
-          <w:szCs w:val="24"/>
-        </w:rPr>
-        <w:t>09</w:t>
-      </w:r>
-      <w:r>
-        <w:rPr>
-          <w:rFonts w:ascii="Arial" w:hAnsi="Arial" w:cs="Arial"/>
-          <w:b/>
-          <w:bCs/>
-          <w:color w:val="4472C4" w:themeColor="accent5"/>
-          <w:sz w:val="24"/>
-          <w:szCs w:val="24"/>
-        </w:rPr>
-        <w:t>/2025</w:t>
+          <w:i/>
+          <w:iCs/>
+          <w:color w:val="1F497D"/>
+          <w:sz w:val="18"/>
+          <w:szCs w:val="18"/>
+        </w:rPr>
+        <w:t>For this, device names and zone descriptions are prefixed with type codes and zone numbers respectively.  If not already prefixed, before uploading the user is asked whether the pane</w:t>
+      </w:r>
+      <w:r>
+        <w:rPr>
+          <w:rFonts w:ascii="Arial" w:hAnsi="Arial" w:cs="Arial"/>
+          <w:i/>
+          <w:iCs/>
+          <w:color w:val="1F497D"/>
+          <w:sz w:val="18"/>
+          <w:szCs w:val="18"/>
+        </w:rPr>
+        <w:t>l</w:t>
+      </w:r>
+      <w:r>
+        <w:rPr>
+          <w:rFonts w:ascii="Arial" w:hAnsi="Arial" w:cs="Arial"/>
+          <w:i/>
+          <w:iCs/>
+          <w:color w:val="1F497D"/>
+          <w:sz w:val="18"/>
+          <w:szCs w:val="18"/>
+        </w:rPr>
+        <w:t xml:space="preserve"> is for Envision and, if </w:t>
+      </w:r>
+      <w:proofErr w:type="gramStart"/>
+      <w:r>
+        <w:rPr>
+          <w:rFonts w:ascii="Arial" w:hAnsi="Arial" w:cs="Arial"/>
+          <w:i/>
+          <w:iCs/>
+          <w:color w:val="1F497D"/>
+          <w:sz w:val="18"/>
+          <w:szCs w:val="18"/>
+        </w:rPr>
+        <w:t>Yes</w:t>
+      </w:r>
+      <w:proofErr w:type="gramEnd"/>
+      <w:r>
+        <w:rPr>
+          <w:rFonts w:ascii="Arial" w:hAnsi="Arial" w:cs="Arial"/>
+          <w:i/>
+          <w:iCs/>
+          <w:color w:val="1F497D"/>
+          <w:sz w:val="18"/>
+          <w:szCs w:val="18"/>
+        </w:rPr>
+        <w:t>, the prefixes are added.</w:t>
+      </w:r>
+      <w:r>
+        <w:rPr>
+          <w:rFonts w:ascii="Arial" w:hAnsi="Arial" w:cs="Arial"/>
+          <w:color w:val="1F497D"/>
+          <w:sz w:val="18"/>
+          <w:szCs w:val="18"/>
+        </w:rPr>
+        <w:br/>
       </w:r>
     </w:p>
     <w:p>
@@ -1548,118 +1422,23 @@
         <w:contextualSpacing/>
         <w:rPr>
           <w:rFonts w:ascii="Arial" w:hAnsi="Arial" w:cs="Arial"/>
-          <w:color w:val="1F497D"/>
-          <w:sz w:val="18"/>
-          <w:szCs w:val="18"/>
-        </w:rPr>
-      </w:pPr>
-      <w:r>
-        <w:rPr>
-          <w:rFonts w:ascii="Arial" w:hAnsi="Arial" w:cs="Arial"/>
-          <w:color w:val="1F497D"/>
-          <w:sz w:val="18"/>
-          <w:szCs w:val="18"/>
-        </w:rPr>
-        <w:t>-</w:t>
-      </w:r>
-      <w:r>
-        <w:rPr>
-          <w:rFonts w:ascii="Arial" w:hAnsi="Arial" w:cs="Arial"/>
-          <w:color w:val="1F497D"/>
-          <w:sz w:val="18"/>
-          <w:szCs w:val="18"/>
-        </w:rPr>
-        <w:tab/>
-      </w:r>
-      <w:r>
-        <w:rPr>
-          <w:rFonts w:ascii="Arial" w:hAnsi="Arial" w:cs="Arial"/>
-          <w:color w:val="1F497D"/>
-          <w:sz w:val="18"/>
-          <w:szCs w:val="18"/>
-        </w:rPr>
-        <w:t>Correction:</w:t>
-      </w:r>
-      <w:r>
-        <w:rPr>
-          <w:rFonts w:ascii="Arial" w:hAnsi="Arial" w:cs="Arial"/>
-          <w:color w:val="1F497D"/>
-          <w:sz w:val="18"/>
-          <w:szCs w:val="18"/>
-        </w:rPr>
-        <w:t xml:space="preserve"> device I/O configuration </w:t>
-      </w:r>
-      <w:r>
-        <w:rPr>
-          <w:rFonts w:ascii="Arial" w:hAnsi="Arial" w:cs="Arial"/>
-          <w:color w:val="1F497D"/>
-          <w:sz w:val="18"/>
-          <w:szCs w:val="18"/>
-        </w:rPr>
-        <w:t xml:space="preserve">item </w:t>
-      </w:r>
-      <w:r>
-        <w:rPr>
-          <w:rFonts w:ascii="Arial" w:hAnsi="Arial" w:cs="Arial"/>
-          <w:color w:val="1F497D"/>
-          <w:sz w:val="18"/>
-          <w:szCs w:val="18"/>
-        </w:rPr>
-        <w:t>description</w:t>
-      </w:r>
-      <w:r>
-        <w:rPr>
-          <w:rFonts w:ascii="Arial" w:hAnsi="Arial" w:cs="Arial"/>
-          <w:color w:val="1F497D"/>
-          <w:sz w:val="18"/>
-          <w:szCs w:val="18"/>
-        </w:rPr>
-        <w:t xml:space="preserve"> edit</w:t>
-      </w:r>
-      <w:r>
-        <w:rPr>
-          <w:rFonts w:ascii="Arial" w:hAnsi="Arial" w:cs="Arial"/>
-          <w:color w:val="1F497D"/>
-          <w:sz w:val="18"/>
-          <w:szCs w:val="18"/>
-        </w:rPr>
-        <w:t xml:space="preserve">s </w:t>
-      </w:r>
-      <w:r>
-        <w:rPr>
-          <w:rFonts w:ascii="Arial" w:hAnsi="Arial" w:cs="Arial"/>
-          <w:color w:val="1F497D"/>
-          <w:sz w:val="18"/>
-          <w:szCs w:val="18"/>
-        </w:rPr>
-        <w:t xml:space="preserve">have been corrected so that </w:t>
-      </w:r>
-      <w:r>
-        <w:rPr>
-          <w:rFonts w:ascii="Arial" w:hAnsi="Arial" w:cs="Arial"/>
-          <w:color w:val="1F497D"/>
-          <w:sz w:val="18"/>
-          <w:szCs w:val="18"/>
-        </w:rPr>
-        <w:t>descriptions and/or device names on other devices</w:t>
-      </w:r>
-      <w:r>
-        <w:rPr>
-          <w:rFonts w:ascii="Arial" w:hAnsi="Arial" w:cs="Arial"/>
-          <w:color w:val="1F497D"/>
-          <w:sz w:val="18"/>
-          <w:szCs w:val="18"/>
-        </w:rPr>
-        <w:t xml:space="preserve"> are not affected</w:t>
-      </w:r>
-      <w:r>
-        <w:rPr>
-          <w:rFonts w:ascii="Arial" w:hAnsi="Arial" w:cs="Arial"/>
-          <w:color w:val="1F497D"/>
-          <w:sz w:val="18"/>
-          <w:szCs w:val="18"/>
-        </w:rPr>
-        <w:t>.</w:t>
+          <w:b/>
+          <w:bCs/>
+          <w:color w:val="1F497D"/>
+          <w:sz w:val="18"/>
+          <w:szCs w:val="18"/>
+        </w:rPr>
+      </w:pPr>
+      <w:r>
+        <w:rPr>
+          <w:rFonts w:ascii="Arial" w:hAnsi="Arial" w:cs="Arial"/>
+          <w:b/>
+          <w:bCs/>
+          <w:color w:val="1F497D"/>
+          <w:sz w:val="18"/>
+          <w:szCs w:val="18"/>
+        </w:rPr>
+        <w:t>Fixes</w:t>
       </w:r>
     </w:p>
     <w:p>
@@ -1689,7 +1468,7 @@
           <w:sz w:val="18"/>
           <w:szCs w:val="18"/>
         </w:rPr>
-        <w:t>-</w:t>
+        <w:t>•</w:t>
       </w:r>
       <w:r>
         <w:rPr>
@@ -1699,34 +1478,152 @@
           <w:szCs w:val="18"/>
         </w:rPr>
         <w:tab/>
-        <w:t>Correction:</w:t>
-      </w:r>
-      <w:r>
-        <w:rPr>
-          <w:rFonts w:ascii="Arial" w:hAnsi="Arial" w:cs="Arial"/>
-          <w:color w:val="1F497D"/>
-          <w:sz w:val="18"/>
-          <w:szCs w:val="18"/>
-        </w:rPr>
-        <w:t xml:space="preserve"> the Add Second Loop option for single-loop panels</w:t>
-      </w:r>
-      <w:r>
-        <w:rPr>
-          <w:rFonts w:ascii="Arial" w:hAnsi="Arial" w:cs="Arial"/>
-          <w:color w:val="1F497D"/>
-          <w:sz w:val="18"/>
-          <w:szCs w:val="18"/>
-        </w:rPr>
-        <w:t xml:space="preserve"> now ensures that the</w:t>
-      </w:r>
-      <w:r>
-        <w:rPr>
-          <w:rFonts w:ascii="Arial" w:hAnsi="Arial" w:cs="Arial"/>
-          <w:color w:val="1F497D"/>
-          <w:sz w:val="18"/>
-          <w:szCs w:val="18"/>
-        </w:rPr>
-        <w:t xml:space="preserve"> device lists on the other pages are now populated correctly with the required number of (empty) devices.</w:t>
+      </w:r>
+      <w:r>
+        <w:rPr>
+          <w:rFonts w:ascii="Arial" w:hAnsi="Arial" w:cs="Arial"/>
+          <w:color w:val="1F497D"/>
+          <w:sz w:val="18"/>
+          <w:szCs w:val="18"/>
+        </w:rPr>
+        <w:t>Two faults that would cause the app to shut down have been corrected: s</w:t>
+      </w:r>
+      <w:r>
+        <w:rPr>
+          <w:rFonts w:ascii="Arial" w:hAnsi="Arial" w:cs="Arial"/>
+          <w:color w:val="1F497D"/>
+          <w:sz w:val="18"/>
+          <w:szCs w:val="18"/>
+        </w:rPr>
+        <w:t>end</w:t>
+      </w:r>
+      <w:r>
+        <w:rPr>
+          <w:rFonts w:ascii="Arial" w:hAnsi="Arial" w:cs="Arial"/>
+          <w:color w:val="1F497D"/>
+          <w:sz w:val="18"/>
+          <w:szCs w:val="18"/>
+        </w:rPr>
+        <w:t>ing</w:t>
+      </w:r>
+      <w:r>
+        <w:rPr>
+          <w:rFonts w:ascii="Arial" w:hAnsi="Arial" w:cs="Arial"/>
+          <w:color w:val="1F497D"/>
+          <w:sz w:val="18"/>
+          <w:szCs w:val="18"/>
+        </w:rPr>
+        <w:t xml:space="preserve"> </w:t>
+      </w:r>
+      <w:r>
+        <w:rPr>
+          <w:rFonts w:ascii="Arial" w:hAnsi="Arial" w:cs="Arial"/>
+          <w:color w:val="1F497D"/>
+          <w:sz w:val="18"/>
+          <w:szCs w:val="18"/>
+        </w:rPr>
+        <w:t>single-</w:t>
+      </w:r>
+      <w:r>
+        <w:rPr>
+          <w:rFonts w:ascii="Arial" w:hAnsi="Arial" w:cs="Arial"/>
+          <w:color w:val="1F497D"/>
+          <w:sz w:val="18"/>
+          <w:szCs w:val="18"/>
+        </w:rPr>
+        <w:t xml:space="preserve">loop </w:t>
+      </w:r>
+      <w:r>
+        <w:rPr>
+          <w:rFonts w:ascii="Arial" w:hAnsi="Arial" w:cs="Arial"/>
+          <w:color w:val="1F497D"/>
+          <w:sz w:val="18"/>
+          <w:szCs w:val="18"/>
+        </w:rPr>
+        <w:t>data to a</w:t>
+      </w:r>
+      <w:r>
+        <w:rPr>
+          <w:rFonts w:ascii="Arial" w:hAnsi="Arial" w:cs="Arial"/>
+          <w:color w:val="1F497D"/>
+          <w:sz w:val="18"/>
+          <w:szCs w:val="18"/>
+        </w:rPr>
+        <w:t xml:space="preserve"> 2-loop </w:t>
+      </w:r>
+      <w:proofErr w:type="gramStart"/>
+      <w:r>
+        <w:rPr>
+          <w:rFonts w:ascii="Arial" w:hAnsi="Arial" w:cs="Arial"/>
+          <w:color w:val="1F497D"/>
+          <w:sz w:val="18"/>
+          <w:szCs w:val="18"/>
+        </w:rPr>
+        <w:t>panel</w:t>
+      </w:r>
+      <w:r>
+        <w:rPr>
+          <w:rFonts w:ascii="Arial" w:hAnsi="Arial" w:cs="Arial"/>
+          <w:color w:val="1F497D"/>
+          <w:sz w:val="18"/>
+          <w:szCs w:val="18"/>
+        </w:rPr>
+        <w:t>,</w:t>
+      </w:r>
+      <w:r>
+        <w:rPr>
+          <w:rFonts w:ascii="Arial" w:hAnsi="Arial" w:cs="Arial"/>
+          <w:color w:val="1F497D"/>
+          <w:sz w:val="18"/>
+          <w:szCs w:val="18"/>
+        </w:rPr>
+        <w:t xml:space="preserve"> </w:t>
+      </w:r>
+      <w:r>
+        <w:rPr>
+          <w:rFonts w:ascii="Arial" w:hAnsi="Arial" w:cs="Arial"/>
+          <w:color w:val="1F497D"/>
+          <w:sz w:val="18"/>
+          <w:szCs w:val="18"/>
+        </w:rPr>
+        <w:t>and</w:t>
+      </w:r>
+      <w:proofErr w:type="gramEnd"/>
+      <w:r>
+        <w:rPr>
+          <w:rFonts w:ascii="Arial" w:hAnsi="Arial" w:cs="Arial"/>
+          <w:color w:val="1F497D"/>
+          <w:sz w:val="18"/>
+          <w:szCs w:val="18"/>
+        </w:rPr>
+        <w:t xml:space="preserve"> </w:t>
+      </w:r>
+      <w:r>
+        <w:rPr>
+          <w:rFonts w:ascii="Arial" w:hAnsi="Arial" w:cs="Arial"/>
+          <w:color w:val="1F497D"/>
+          <w:sz w:val="18"/>
+          <w:szCs w:val="18"/>
+        </w:rPr>
+        <w:t>opening a file wh</w:t>
+      </w:r>
+      <w:r>
+        <w:rPr>
+          <w:rFonts w:ascii="Arial" w:hAnsi="Arial" w:cs="Arial"/>
+          <w:color w:val="1F497D"/>
+          <w:sz w:val="18"/>
+          <w:szCs w:val="18"/>
+        </w:rPr>
+        <w:t xml:space="preserve">ich does not contain any panel numbers the same as the </w:t>
+      </w:r>
+      <w:r>
+        <w:rPr>
+          <w:rFonts w:ascii="Arial" w:hAnsi="Arial" w:cs="Arial"/>
+          <w:color w:val="1F497D"/>
+          <w:sz w:val="18"/>
+          <w:szCs w:val="18"/>
+        </w:rPr>
+        <w:t>current panel.</w:t>
       </w:r>
     </w:p>
     <w:p>
@@ -1756,13 +1653,11 @@
           <w:sz w:val="18"/>
           <w:szCs w:val="18"/>
         </w:rPr>
-        <w:t>-</w:t>
-      </w:r>
-      <w:r>
-        <w:rPr>
-          <w:rFonts w:ascii="Arial" w:hAnsi="Arial" w:cs="Arial"/>
-          <w:b/>
-          <w:bCs/>
+        <w:t>•</w:t>
+      </w:r>
+      <w:r>
+        <w:rPr>
+          <w:rFonts w:ascii="Arial" w:hAnsi="Arial" w:cs="Arial"/>
           <w:color w:val="1F497D"/>
           <w:sz w:val="18"/>
           <w:szCs w:val="18"/>
@@ -1776,10 +1671,36 @@
           <w:sz w:val="18"/>
           <w:szCs w:val="18"/>
         </w:rPr>
-        <w:t xml:space="preserve">Notification popups are shown after each upload and download, indicating completion or otherwise. </w:t>
-      </w:r>
-    </w:p>
-    <w:bookmarkEnd w:id="0"/>
+        <w:t>The displaying of e</w:t>
+      </w:r>
+      <w:r>
+        <w:rPr>
+          <w:rFonts w:ascii="Arial" w:hAnsi="Arial" w:cs="Arial"/>
+          <w:color w:val="1F497D"/>
+          <w:sz w:val="18"/>
+          <w:szCs w:val="18"/>
+        </w:rPr>
+        <w:t xml:space="preserve">rror boxes on invalid items </w:t>
+      </w:r>
+      <w:r>
+        <w:rPr>
+          <w:rFonts w:ascii="Arial" w:hAnsi="Arial" w:cs="Arial"/>
+          <w:color w:val="1F497D"/>
+          <w:sz w:val="18"/>
+          <w:szCs w:val="18"/>
+        </w:rPr>
+        <w:t>has been made more consistent</w:t>
+      </w:r>
+      <w:r>
+        <w:rPr>
+          <w:rFonts w:ascii="Arial" w:hAnsi="Arial" w:cs="Arial"/>
+          <w:color w:val="1F497D"/>
+          <w:sz w:val="18"/>
+          <w:szCs w:val="18"/>
+        </w:rPr>
+        <w:t>.</w:t>
+      </w:r>
+    </w:p>
     <w:p>
       <w:pPr>
         <w:tabs>
@@ -1795,124 +1716,65 @@
         <w:contextualSpacing/>
         <w:rPr>
           <w:rFonts w:ascii="Arial" w:hAnsi="Arial" w:cs="Arial"/>
-          <w:b/>
-          <w:bCs/>
-          <w:color w:val="1F497D"/>
-          <w:sz w:val="18"/>
-          <w:szCs w:val="18"/>
-        </w:rPr>
-      </w:pPr>
-    </w:p>
-    <w:p>
-      <w:pPr>
-        <w:tabs>
-          <w:tab w:val="left" w:pos="993"/>
-        </w:tabs>
-        <w:rPr>
-          <w:rFonts w:ascii="Arial" w:hAnsi="Arial" w:cs="Arial"/>
-          <w:color w:val="9CC2E5" w:themeColor="accent1" w:themeTint="99"/>
-          <w:sz w:val="16"/>
-          <w:szCs w:val="16"/>
-        </w:rPr>
-      </w:pPr>
-      <w:r>
-        <w:rPr>
-          <w:rFonts w:ascii="Arial" w:hAnsi="Arial" w:cs="Arial"/>
-          <w:b/>
-          <w:bCs/>
-          <w:color w:val="4472C4" w:themeColor="accent5"/>
-          <w:sz w:val="24"/>
-          <w:szCs w:val="24"/>
-        </w:rPr>
-        <w:t>v8.1.</w:t>
-      </w:r>
-      <w:r>
-        <w:rPr>
-          <w:rFonts w:ascii="Arial" w:hAnsi="Arial" w:cs="Arial"/>
-          <w:b/>
-          <w:bCs/>
-          <w:color w:val="4472C4" w:themeColor="accent5"/>
-          <w:sz w:val="24"/>
-          <w:szCs w:val="24"/>
-        </w:rPr>
-        <w:t>7</w:t>
-      </w:r>
-      <w:r>
-        <w:rPr>
-          <w:rFonts w:ascii="Arial" w:hAnsi="Arial" w:cs="Arial"/>
-          <w:b/>
-          <w:bCs/>
-          <w:color w:val="4472C4" w:themeColor="accent5"/>
-          <w:sz w:val="24"/>
-          <w:szCs w:val="24"/>
+          <w:color w:val="1F497D"/>
+          <w:sz w:val="18"/>
+          <w:szCs w:val="18"/>
+        </w:rPr>
+      </w:pPr>
+      <w:r>
+        <w:rPr>
+          <w:rFonts w:ascii="Arial" w:hAnsi="Arial" w:cs="Arial"/>
+          <w:color w:val="1F497D"/>
+          <w:sz w:val="18"/>
+          <w:szCs w:val="18"/>
+        </w:rPr>
+        <w:t>•</w:t>
+      </w:r>
+      <w:r>
+        <w:rPr>
+          <w:rFonts w:ascii="Arial" w:hAnsi="Arial" w:cs="Arial"/>
+          <w:color w:val="1F497D"/>
+          <w:sz w:val="18"/>
+          <w:szCs w:val="18"/>
         </w:rPr>
         <w:tab/>
-      </w:r>
-      <w:r>
-        <w:rPr>
-          <w:rFonts w:ascii="Arial" w:hAnsi="Arial" w:cs="Arial"/>
-          <w:b/>
-          <w:bCs/>
-          <w:color w:val="4472C4" w:themeColor="accent5"/>
-          <w:sz w:val="24"/>
-          <w:szCs w:val="24"/>
-        </w:rPr>
-        <w:t>3</w:t>
-      </w:r>
-      <w:r>
-        <w:rPr>
-          <w:rFonts w:ascii="Arial" w:hAnsi="Arial" w:cs="Arial"/>
-          <w:b/>
-          <w:bCs/>
-          <w:color w:val="4472C4" w:themeColor="accent5"/>
-          <w:sz w:val="24"/>
-          <w:szCs w:val="24"/>
-        </w:rPr>
-        <w:t>1</w:t>
-      </w:r>
-      <w:r>
-        <w:rPr>
-          <w:rFonts w:ascii="Arial" w:hAnsi="Arial" w:cs="Arial"/>
-          <w:b/>
-          <w:bCs/>
-          <w:color w:val="4472C4" w:themeColor="accent5"/>
-          <w:sz w:val="24"/>
-          <w:szCs w:val="24"/>
-        </w:rPr>
-        <w:t>/</w:t>
-      </w:r>
-      <w:r>
-        <w:rPr>
-          <w:rFonts w:ascii="Arial" w:hAnsi="Arial" w:cs="Arial"/>
-          <w:b/>
-          <w:bCs/>
-          <w:color w:val="4472C4" w:themeColor="accent5"/>
-          <w:sz w:val="24"/>
-          <w:szCs w:val="24"/>
-        </w:rPr>
-        <w:t>0</w:t>
-      </w:r>
-      <w:r>
-        <w:rPr>
-          <w:rFonts w:ascii="Arial" w:hAnsi="Arial" w:cs="Arial"/>
-          <w:b/>
-          <w:bCs/>
-          <w:color w:val="4472C4" w:themeColor="accent5"/>
-          <w:sz w:val="24"/>
-          <w:szCs w:val="24"/>
-        </w:rPr>
-        <w:t>7</w:t>
-      </w:r>
-      <w:r>
-        <w:rPr>
-          <w:rFonts w:ascii="Arial" w:hAnsi="Arial" w:cs="Arial"/>
-          <w:b/>
-          <w:bCs/>
-          <w:color w:val="4472C4" w:themeColor="accent5"/>
-          <w:sz w:val="24"/>
-          <w:szCs w:val="24"/>
-        </w:rPr>
-        <w:t>/2025</w:t>
+        <w:t xml:space="preserve">The Validation Window no longer </w:t>
+      </w:r>
+      <w:r>
+        <w:rPr>
+          <w:rFonts w:ascii="Arial" w:hAnsi="Arial" w:cs="Arial"/>
+          <w:color w:val="1F497D"/>
+          <w:sz w:val="18"/>
+          <w:szCs w:val="18"/>
+        </w:rPr>
+        <w:t>indicate</w:t>
+      </w:r>
+      <w:r>
+        <w:rPr>
+          <w:rFonts w:ascii="Arial" w:hAnsi="Arial" w:cs="Arial"/>
+          <w:color w:val="1F497D"/>
+          <w:sz w:val="18"/>
+          <w:szCs w:val="18"/>
+        </w:rPr>
+        <w:t xml:space="preserve">s Loop 2 for </w:t>
+      </w:r>
+      <w:r>
+        <w:rPr>
+          <w:rFonts w:ascii="Arial" w:hAnsi="Arial" w:cs="Arial"/>
+          <w:color w:val="1F497D"/>
+          <w:sz w:val="18"/>
+          <w:szCs w:val="18"/>
+        </w:rPr>
+        <w:t xml:space="preserve">a </w:t>
+      </w:r>
+      <w:r>
+        <w:rPr>
+          <w:rFonts w:ascii="Arial" w:hAnsi="Arial" w:cs="Arial"/>
+          <w:color w:val="1F497D"/>
+          <w:sz w:val="18"/>
+          <w:szCs w:val="18"/>
+        </w:rPr>
+        <w:t>single-loop panel.</w:t>
       </w:r>
     </w:p>
     <w:p>
@@ -1942,7 +1804,7 @@
           <w:sz w:val="18"/>
           <w:szCs w:val="18"/>
         </w:rPr>
-        <w:t>-</w:t>
+        <w:t>•</w:t>
       </w:r>
       <w:r>
         <w:rPr>
@@ -1952,34 +1814,42 @@
           <w:szCs w:val="18"/>
         </w:rPr>
         <w:tab/>
-        <w:t xml:space="preserve">Removed system notifications which were causing </w:t>
-      </w:r>
-      <w:r>
-        <w:rPr>
-          <w:rFonts w:ascii="Arial" w:hAnsi="Arial" w:cs="Arial"/>
-          <w:color w:val="1F497D"/>
-          <w:sz w:val="18"/>
-          <w:szCs w:val="18"/>
-        </w:rPr>
-        <w:t>freezes</w:t>
-      </w:r>
-      <w:r>
-        <w:rPr>
-          <w:rFonts w:ascii="Arial" w:hAnsi="Arial" w:cs="Arial"/>
-          <w:color w:val="1F497D"/>
-          <w:sz w:val="18"/>
-          <w:szCs w:val="18"/>
-        </w:rPr>
-        <w:t xml:space="preserve"> and </w:t>
-      </w:r>
-      <w:r>
-        <w:rPr>
-          <w:rFonts w:ascii="Arial" w:hAnsi="Arial" w:cs="Arial"/>
-          <w:color w:val="1F497D"/>
-          <w:sz w:val="18"/>
-          <w:szCs w:val="18"/>
-        </w:rPr>
-        <w:t>crashes after download/upload.</w:t>
+      </w:r>
+      <w:r>
+        <w:rPr>
+          <w:rFonts w:ascii="Arial" w:hAnsi="Arial" w:cs="Arial"/>
+          <w:color w:val="1F497D"/>
+          <w:sz w:val="18"/>
+          <w:szCs w:val="18"/>
+        </w:rPr>
+        <w:t xml:space="preserve">On the </w:t>
+      </w:r>
+      <w:r>
+        <w:rPr>
+          <w:rFonts w:ascii="Arial" w:hAnsi="Arial" w:cs="Arial"/>
+          <w:color w:val="1F497D"/>
+          <w:sz w:val="18"/>
+          <w:szCs w:val="18"/>
+        </w:rPr>
+        <w:t>Causes &amp; Effects page</w:t>
+      </w:r>
+      <w:r>
+        <w:rPr>
+          <w:rFonts w:ascii="Arial" w:hAnsi="Arial" w:cs="Arial"/>
+          <w:color w:val="1F497D"/>
+          <w:sz w:val="18"/>
+          <w:szCs w:val="18"/>
+        </w:rPr>
+        <w:t>, data that has been read from a file is now updated correctly on all lines</w:t>
+      </w:r>
+      <w:r>
+        <w:rPr>
+          <w:rFonts w:ascii="Arial" w:hAnsi="Arial" w:cs="Arial"/>
+          <w:color w:val="1F497D"/>
+          <w:sz w:val="18"/>
+          <w:szCs w:val="18"/>
+        </w:rPr>
+        <w:t>.</w:t>
       </w:r>
     </w:p>
     <w:p>
@@ -2002,68 +1872,95 @@
           <w:szCs w:val="18"/>
         </w:rPr>
       </w:pPr>
-      <w:r>
-        <w:rPr>
-          <w:rFonts w:ascii="Arial" w:hAnsi="Arial" w:cs="Arial"/>
-          <w:color w:val="1F497D"/>
-          <w:sz w:val="18"/>
-          <w:szCs w:val="18"/>
-        </w:rPr>
-        <w:t>-</w:t>
-      </w:r>
-      <w:r>
-        <w:rPr>
-          <w:rFonts w:ascii="Arial" w:hAnsi="Arial" w:cs="Arial"/>
-          <w:color w:val="1F497D"/>
-          <w:sz w:val="18"/>
-          <w:szCs w:val="18"/>
+    </w:p>
+    <w:p>
+      <w:pPr>
+        <w:tabs>
+          <w:tab w:val="left" w:pos="993"/>
+        </w:tabs>
+        <w:rPr>
+          <w:rFonts w:ascii="Arial" w:hAnsi="Arial" w:cs="Arial"/>
+          <w:color w:val="9CC2E5" w:themeColor="accent1" w:themeTint="99"/>
+          <w:sz w:val="16"/>
+          <w:szCs w:val="16"/>
+        </w:rPr>
+      </w:pPr>
+      <w:r>
+        <w:rPr>
+          <w:rFonts w:ascii="Arial" w:hAnsi="Arial" w:cs="Arial"/>
+          <w:b/>
+          <w:bCs/>
+          <w:color w:val="4472C4" w:themeColor="accent5"/>
+          <w:sz w:val="24"/>
+          <w:szCs w:val="24"/>
+        </w:rPr>
+        <w:t>v8.1.</w:t>
+      </w:r>
+      <w:r>
+        <w:rPr>
+          <w:rFonts w:ascii="Arial" w:hAnsi="Arial" w:cs="Arial"/>
+          <w:b/>
+          <w:bCs/>
+          <w:color w:val="4472C4" w:themeColor="accent5"/>
+          <w:sz w:val="24"/>
+          <w:szCs w:val="24"/>
+        </w:rPr>
+        <w:t>8</w:t>
+      </w:r>
+      <w:r>
+        <w:rPr>
+          <w:rFonts w:ascii="Arial" w:hAnsi="Arial" w:cs="Arial"/>
+          <w:b/>
+          <w:bCs/>
+          <w:color w:val="4472C4" w:themeColor="accent5"/>
+          <w:sz w:val="24"/>
+          <w:szCs w:val="24"/>
         </w:rPr>
         <w:tab/>
       </w:r>
       <w:r>
         <w:rPr>
           <w:rFonts w:ascii="Arial" w:hAnsi="Arial" w:cs="Arial"/>
-          <w:color w:val="1F497D"/>
-          <w:sz w:val="18"/>
-          <w:szCs w:val="18"/>
-        </w:rPr>
-        <w:t xml:space="preserve">Moved Revision History </w:t>
-      </w:r>
-      <w:r>
-        <w:rPr>
-          <w:rFonts w:ascii="Arial" w:hAnsi="Arial" w:cs="Arial"/>
-          <w:color w:val="1F497D"/>
-          <w:sz w:val="18"/>
-          <w:szCs w:val="18"/>
-        </w:rPr>
-        <w:t xml:space="preserve">(this document) </w:t>
-      </w:r>
-      <w:r>
-        <w:rPr>
-          <w:rFonts w:ascii="Arial" w:hAnsi="Arial" w:cs="Arial"/>
-          <w:color w:val="1F497D"/>
-          <w:sz w:val="18"/>
-          <w:szCs w:val="18"/>
-        </w:rPr>
-        <w:t xml:space="preserve">from the </w:t>
-      </w:r>
-      <w:r>
-        <w:rPr>
-          <w:rFonts w:ascii="Arial" w:hAnsi="Arial" w:cs="Arial"/>
-          <w:color w:val="1F497D"/>
-          <w:sz w:val="18"/>
-          <w:szCs w:val="18"/>
-        </w:rPr>
-        <w:t>m</w:t>
-      </w:r>
-      <w:r>
-        <w:rPr>
-          <w:rFonts w:ascii="Arial" w:hAnsi="Arial" w:cs="Arial"/>
-          <w:color w:val="1F497D"/>
-          <w:sz w:val="18"/>
-          <w:szCs w:val="18"/>
-        </w:rPr>
-        <w:t>ain menu to the About box.</w:t>
+          <w:b/>
+          <w:bCs/>
+          <w:color w:val="4472C4" w:themeColor="accent5"/>
+          <w:sz w:val="24"/>
+          <w:szCs w:val="24"/>
+        </w:rPr>
+        <w:t>26</w:t>
+      </w:r>
+      <w:r>
+        <w:rPr>
+          <w:rFonts w:ascii="Arial" w:hAnsi="Arial" w:cs="Arial"/>
+          <w:b/>
+          <w:bCs/>
+          <w:color w:val="4472C4" w:themeColor="accent5"/>
+          <w:sz w:val="24"/>
+          <w:szCs w:val="24"/>
+        </w:rPr>
+        <w:t>/</w:t>
+      </w:r>
+      <w:r>
+        <w:rPr>
+          <w:rFonts w:ascii="Arial" w:hAnsi="Arial" w:cs="Arial"/>
+          <w:b/>
+          <w:bCs/>
+          <w:color w:val="4472C4" w:themeColor="accent5"/>
+          <w:sz w:val="24"/>
+          <w:szCs w:val="24"/>
+        </w:rPr>
+        <w:t>09</w:t>
+      </w:r>
+      <w:r>
+        <w:rPr>
+          <w:rFonts w:ascii="Arial" w:hAnsi="Arial" w:cs="Arial"/>
+          <w:b/>
+          <w:bCs/>
+          <w:color w:val="4472C4" w:themeColor="accent5"/>
+          <w:sz w:val="24"/>
+          <w:szCs w:val="24"/>
+        </w:rPr>
+        <w:t>/2025</w:t>
       </w:r>
     </w:p>
     <w:p>
@@ -2103,52 +2000,96 @@
           <w:szCs w:val="18"/>
         </w:rPr>
         <w:tab/>
-        <w:t>Corrected</w:t>
-      </w:r>
-      <w:r>
-        <w:rPr>
-          <w:rFonts w:ascii="Arial" w:hAnsi="Arial" w:cs="Arial"/>
-          <w:color w:val="1F497D"/>
-          <w:sz w:val="18"/>
-          <w:szCs w:val="18"/>
-        </w:rPr>
-        <w:t xml:space="preserve"> </w:t>
-      </w:r>
-      <w:r>
-        <w:rPr>
-          <w:rFonts w:ascii="Arial" w:hAnsi="Arial" w:cs="Arial"/>
-          <w:color w:val="1F497D"/>
-          <w:sz w:val="18"/>
-          <w:szCs w:val="18"/>
-        </w:rPr>
-        <w:t xml:space="preserve">the </w:t>
-      </w:r>
-      <w:r>
-        <w:rPr>
-          <w:rFonts w:ascii="Arial" w:hAnsi="Arial" w:cs="Arial"/>
-          <w:color w:val="1F497D"/>
-          <w:sz w:val="18"/>
-          <w:szCs w:val="18"/>
-        </w:rPr>
-        <w:t xml:space="preserve">Comms Log viewer’s error </w:t>
-      </w:r>
-      <w:r>
-        <w:rPr>
-          <w:rFonts w:ascii="Arial" w:hAnsi="Arial" w:cs="Arial"/>
-          <w:color w:val="1F497D"/>
-          <w:sz w:val="18"/>
-          <w:szCs w:val="18"/>
-        </w:rPr>
-        <w:t>over</w:t>
-      </w:r>
-      <w:r>
-        <w:rPr>
-          <w:rFonts w:ascii="Arial" w:hAnsi="Arial" w:cs="Arial"/>
-          <w:color w:val="1F497D"/>
-          <w:sz w:val="18"/>
-          <w:szCs w:val="18"/>
-        </w:rPr>
-        <w:t>counts.</w:t>
+      </w:r>
+      <w:r>
+        <w:rPr>
+          <w:rFonts w:ascii="Arial" w:hAnsi="Arial" w:cs="Arial"/>
+          <w:color w:val="1F497D"/>
+          <w:sz w:val="18"/>
+          <w:szCs w:val="18"/>
+        </w:rPr>
+        <w:t>Correction:</w:t>
+      </w:r>
+      <w:r>
+        <w:rPr>
+          <w:rFonts w:ascii="Arial" w:hAnsi="Arial" w:cs="Arial"/>
+          <w:color w:val="1F497D"/>
+          <w:sz w:val="18"/>
+          <w:szCs w:val="18"/>
+        </w:rPr>
+        <w:t xml:space="preserve"> device I/O configuration </w:t>
+      </w:r>
+      <w:r>
+        <w:rPr>
+          <w:rFonts w:ascii="Arial" w:hAnsi="Arial" w:cs="Arial"/>
+          <w:color w:val="1F497D"/>
+          <w:sz w:val="18"/>
+          <w:szCs w:val="18"/>
+        </w:rPr>
+        <w:t xml:space="preserve">item </w:t>
+      </w:r>
+      <w:r>
+        <w:rPr>
+          <w:rFonts w:ascii="Arial" w:hAnsi="Arial" w:cs="Arial"/>
+          <w:color w:val="1F497D"/>
+          <w:sz w:val="18"/>
+          <w:szCs w:val="18"/>
+        </w:rPr>
+        <w:t>description</w:t>
+      </w:r>
+      <w:r>
+        <w:rPr>
+          <w:rFonts w:ascii="Arial" w:hAnsi="Arial" w:cs="Arial"/>
+          <w:color w:val="1F497D"/>
+          <w:sz w:val="18"/>
+          <w:szCs w:val="18"/>
+        </w:rPr>
+        <w:t xml:space="preserve"> edit</w:t>
+      </w:r>
+      <w:r>
+        <w:rPr>
+          <w:rFonts w:ascii="Arial" w:hAnsi="Arial" w:cs="Arial"/>
+          <w:color w:val="1F497D"/>
+          <w:sz w:val="18"/>
+          <w:szCs w:val="18"/>
+        </w:rPr>
+        <w:t xml:space="preserve">s </w:t>
+      </w:r>
+      <w:r>
+        <w:rPr>
+          <w:rFonts w:ascii="Arial" w:hAnsi="Arial" w:cs="Arial"/>
+          <w:color w:val="1F497D"/>
+          <w:sz w:val="18"/>
+          <w:szCs w:val="18"/>
+        </w:rPr>
+        <w:t xml:space="preserve">have been corrected so that </w:t>
+      </w:r>
+      <w:r>
+        <w:rPr>
+          <w:rFonts w:ascii="Arial" w:hAnsi="Arial" w:cs="Arial"/>
+          <w:color w:val="1F497D"/>
+          <w:sz w:val="18"/>
+          <w:szCs w:val="18"/>
+        </w:rPr>
+        <w:t>descriptions and/or device names on other devices</w:t>
+      </w:r>
+      <w:r>
+        <w:rPr>
+          <w:rFonts w:ascii="Arial" w:hAnsi="Arial" w:cs="Arial"/>
+          <w:color w:val="1F497D"/>
+          <w:sz w:val="18"/>
+          <w:szCs w:val="18"/>
+        </w:rPr>
+        <w:t xml:space="preserve"> are not affected</w:t>
+      </w:r>
+      <w:r>
+        <w:rPr>
+          <w:rFonts w:ascii="Arial" w:hAnsi="Arial" w:cs="Arial"/>
+          <w:color w:val="1F497D"/>
+          <w:sz w:val="18"/>
+          <w:szCs w:val="18"/>
+        </w:rPr>
+        <w:t>.</w:t>
       </w:r>
     </w:p>
     <w:p>
@@ -2171,95 +2112,51 @@
           <w:szCs w:val="18"/>
         </w:rPr>
       </w:pPr>
-    </w:p>
-    <w:p>
-      <w:pPr>
-        <w:tabs>
-          <w:tab w:val="left" w:pos="993"/>
-        </w:tabs>
-        <w:rPr>
-          <w:rFonts w:ascii="Arial" w:hAnsi="Arial" w:cs="Arial"/>
-          <w:color w:val="9CC2E5" w:themeColor="accent1" w:themeTint="99"/>
-          <w:sz w:val="16"/>
-          <w:szCs w:val="16"/>
-        </w:rPr>
-      </w:pPr>
-      <w:r>
-        <w:rPr>
-          <w:rFonts w:ascii="Arial" w:hAnsi="Arial" w:cs="Arial"/>
-          <w:b/>
-          <w:bCs/>
-          <w:color w:val="4472C4" w:themeColor="accent5"/>
-          <w:sz w:val="24"/>
-          <w:szCs w:val="24"/>
-        </w:rPr>
-        <w:t>v8.1.</w:t>
-      </w:r>
-      <w:r>
-        <w:rPr>
-          <w:rFonts w:ascii="Arial" w:hAnsi="Arial" w:cs="Arial"/>
-          <w:b/>
-          <w:bCs/>
-          <w:color w:val="4472C4" w:themeColor="accent5"/>
-          <w:sz w:val="24"/>
-          <w:szCs w:val="24"/>
-        </w:rPr>
-        <w:t>6</w:t>
-      </w:r>
-      <w:r>
-        <w:rPr>
-          <w:rFonts w:ascii="Arial" w:hAnsi="Arial" w:cs="Arial"/>
-          <w:b/>
-          <w:bCs/>
-          <w:color w:val="4472C4" w:themeColor="accent5"/>
-          <w:sz w:val="24"/>
-          <w:szCs w:val="24"/>
+      <w:r>
+        <w:rPr>
+          <w:rFonts w:ascii="Arial" w:hAnsi="Arial" w:cs="Arial"/>
+          <w:color w:val="1F497D"/>
+          <w:sz w:val="18"/>
+          <w:szCs w:val="18"/>
+        </w:rPr>
+        <w:t>-</w:t>
+      </w:r>
+      <w:r>
+        <w:rPr>
+          <w:rFonts w:ascii="Arial" w:hAnsi="Arial" w:cs="Arial"/>
+          <w:color w:val="1F497D"/>
+          <w:sz w:val="18"/>
+          <w:szCs w:val="18"/>
         </w:rPr>
         <w:tab/>
-      </w:r>
-      <w:r>
-        <w:rPr>
-          <w:rFonts w:ascii="Arial" w:hAnsi="Arial" w:cs="Arial"/>
-          <w:b/>
-          <w:bCs/>
-          <w:color w:val="4472C4" w:themeColor="accent5"/>
-          <w:sz w:val="24"/>
-          <w:szCs w:val="24"/>
-        </w:rPr>
-        <w:t>30</w:t>
-      </w:r>
-      <w:r>
-        <w:rPr>
-          <w:rFonts w:ascii="Arial" w:hAnsi="Arial" w:cs="Arial"/>
-          <w:b/>
-          <w:bCs/>
-          <w:color w:val="4472C4" w:themeColor="accent5"/>
-          <w:sz w:val="24"/>
-          <w:szCs w:val="24"/>
-        </w:rPr>
-        <w:t>/</w:t>
-      </w:r>
-      <w:r>
-        <w:rPr>
-          <w:rFonts w:ascii="Arial" w:hAnsi="Arial" w:cs="Arial"/>
-          <w:b/>
-          <w:bCs/>
-          <w:color w:val="4472C4" w:themeColor="accent5"/>
-          <w:sz w:val="24"/>
-          <w:szCs w:val="24"/>
-        </w:rPr>
-        <w:t>07</w:t>
-      </w:r>
-      <w:r>
-        <w:rPr>
-          <w:rFonts w:ascii="Arial" w:hAnsi="Arial" w:cs="Arial"/>
-          <w:b/>
-          <w:bCs/>
-          <w:color w:val="4472C4" w:themeColor="accent5"/>
-          <w:sz w:val="24"/>
-          <w:szCs w:val="24"/>
-        </w:rPr>
-        <w:t>/2025</w:t>
+        <w:t>Correction:</w:t>
+      </w:r>
+      <w:r>
+        <w:rPr>
+          <w:rFonts w:ascii="Arial" w:hAnsi="Arial" w:cs="Arial"/>
+          <w:color w:val="1F497D"/>
+          <w:sz w:val="18"/>
+          <w:szCs w:val="18"/>
+        </w:rPr>
+        <w:t xml:space="preserve"> the Add Second Loop option for single-loop panels</w:t>
+      </w:r>
+      <w:r>
+        <w:rPr>
+          <w:rFonts w:ascii="Arial" w:hAnsi="Arial" w:cs="Arial"/>
+          <w:color w:val="1F497D"/>
+          <w:sz w:val="18"/>
+          <w:szCs w:val="18"/>
+        </w:rPr>
+        <w:t xml:space="preserve"> now ensures that the</w:t>
+      </w:r>
+      <w:r>
+        <w:rPr>
+          <w:rFonts w:ascii="Arial" w:hAnsi="Arial" w:cs="Arial"/>
+          <w:color w:val="1F497D"/>
+          <w:sz w:val="18"/>
+          <w:szCs w:val="18"/>
+        </w:rPr>
+        <w:t xml:space="preserve"> device lists on the other pages are now populated correctly with the required number of (empty) devices.</w:t>
       </w:r>
     </w:p>
     <w:p>
@@ -2294,6 +2191,8 @@
       <w:r>
         <w:rPr>
           <w:rFonts w:ascii="Arial" w:hAnsi="Arial" w:cs="Arial"/>
+          <w:b/>
+          <w:bCs/>
           <w:color w:val="1F497D"/>
           <w:sz w:val="18"/>
           <w:szCs w:val="18"/>
@@ -2307,108 +2206,10 @@
           <w:sz w:val="18"/>
           <w:szCs w:val="18"/>
         </w:rPr>
-        <w:t>Test</w:t>
-      </w:r>
-      <w:r>
-        <w:rPr>
-          <w:rFonts w:ascii="Arial" w:hAnsi="Arial" w:cs="Arial"/>
-          <w:color w:val="1F497D"/>
-          <w:sz w:val="18"/>
-          <w:szCs w:val="18"/>
-        </w:rPr>
-        <w:t xml:space="preserve"> version </w:t>
-      </w:r>
-      <w:r>
-        <w:rPr>
-          <w:rFonts w:ascii="Arial" w:hAnsi="Arial" w:cs="Arial"/>
-          <w:color w:val="1F497D"/>
-          <w:sz w:val="18"/>
-          <w:szCs w:val="18"/>
-        </w:rPr>
-        <w:t xml:space="preserve">to </w:t>
-      </w:r>
-      <w:r>
-        <w:rPr>
-          <w:rFonts w:ascii="Arial" w:hAnsi="Arial" w:cs="Arial"/>
-          <w:color w:val="1F497D"/>
-          <w:sz w:val="18"/>
-          <w:szCs w:val="18"/>
-        </w:rPr>
-        <w:t xml:space="preserve">investigate </w:t>
-      </w:r>
-      <w:r>
-        <w:rPr>
-          <w:rFonts w:ascii="Arial" w:hAnsi="Arial" w:cs="Arial"/>
-          <w:color w:val="1F497D"/>
-          <w:sz w:val="18"/>
-          <w:szCs w:val="18"/>
-        </w:rPr>
-        <w:t xml:space="preserve">the </w:t>
-      </w:r>
-      <w:r>
-        <w:rPr>
-          <w:rFonts w:ascii="Arial" w:hAnsi="Arial" w:cs="Arial"/>
-          <w:color w:val="1F497D"/>
-          <w:sz w:val="18"/>
-          <w:szCs w:val="18"/>
-        </w:rPr>
-        <w:t>freezes</w:t>
-      </w:r>
-      <w:r>
-        <w:rPr>
-          <w:rFonts w:ascii="Arial" w:hAnsi="Arial" w:cs="Arial"/>
-          <w:color w:val="1F497D"/>
-          <w:sz w:val="18"/>
-          <w:szCs w:val="18"/>
-        </w:rPr>
-        <w:t xml:space="preserve"> and </w:t>
-      </w:r>
-      <w:r>
-        <w:rPr>
-          <w:rFonts w:ascii="Arial" w:hAnsi="Arial" w:cs="Arial"/>
-          <w:color w:val="1F497D"/>
-          <w:sz w:val="18"/>
-          <w:szCs w:val="18"/>
-        </w:rPr>
-        <w:t xml:space="preserve">crashes </w:t>
-      </w:r>
-      <w:r>
-        <w:rPr>
-          <w:rFonts w:ascii="Arial" w:hAnsi="Arial" w:cs="Arial"/>
-          <w:color w:val="1F497D"/>
-          <w:sz w:val="18"/>
-          <w:szCs w:val="18"/>
-        </w:rPr>
-        <w:t xml:space="preserve">that instances of the </w:t>
-      </w:r>
-      <w:r>
-        <w:rPr>
-          <w:rFonts w:ascii="Arial" w:hAnsi="Arial" w:cs="Arial"/>
-          <w:color w:val="1F497D"/>
-          <w:sz w:val="18"/>
-          <w:szCs w:val="18"/>
-        </w:rPr>
-        <w:t>v8.1.5</w:t>
-      </w:r>
-      <w:r>
-        <w:rPr>
-          <w:rFonts w:ascii="Arial" w:hAnsi="Arial" w:cs="Arial"/>
-          <w:color w:val="1F497D"/>
-          <w:sz w:val="18"/>
-          <w:szCs w:val="18"/>
-        </w:rPr>
-        <w:t xml:space="preserve"> MS Store app exhibited </w:t>
-      </w:r>
-      <w:r>
-        <w:rPr>
-          <w:rFonts w:ascii="Arial" w:hAnsi="Arial" w:cs="Arial"/>
-          <w:color w:val="1F497D"/>
-          <w:sz w:val="18"/>
-          <w:szCs w:val="18"/>
-        </w:rPr>
-        <w:t>after download/upload.</w:t>
-      </w:r>
-    </w:p>
+        <w:t xml:space="preserve">Notification popups are shown after each upload and download, indicating completion or otherwise. </w:t>
+      </w:r>
+    </w:p>
+    <w:bookmarkEnd w:id="0"/>
     <w:p>
       <w:pPr>
         <w:tabs>
@@ -2424,6 +2225,8 @@
         <w:contextualSpacing/>
         <w:rPr>
           <w:rFonts w:ascii="Arial" w:hAnsi="Arial" w:cs="Arial"/>
+          <w:b/>
+          <w:bCs/>
           <w:color w:val="1F497D"/>
           <w:sz w:val="18"/>
           <w:szCs w:val="18"/>
@@ -2442,7 +2245,6 @@
           <w:szCs w:val="16"/>
         </w:rPr>
       </w:pPr>
-      <w:bookmarkStart w:id="3" w:name="_Hlk203052739"/>
       <w:r>
         <w:rPr>
           <w:rFonts w:ascii="Arial" w:hAnsi="Arial" w:cs="Arial"/>
@@ -2463,7 +2265,7 @@
           <w:sz w:val="24"/>
           <w:szCs w:val="24"/>
         </w:rPr>
-        <w:t>5</w:t>
+        <w:t>7</w:t>
       </w:r>
       <w:r>
         <w:rPr>
@@ -2485,7 +2287,7 @@
           <w:sz w:val="24"/>
           <w:szCs w:val="24"/>
         </w:rPr>
-        <w:t>28</w:t>
+        <w:t>3</w:t>
       </w:r>
       <w:r>
         <w:rPr>
@@ -2496,7 +2298,7 @@
           <w:sz w:val="24"/>
           <w:szCs w:val="24"/>
         </w:rPr>
-        <w:t>/</w:t>
+        <w:t>1</w:t>
       </w:r>
       <w:r>
         <w:rPr>
@@ -2507,7 +2309,29 @@
           <w:sz w:val="24"/>
           <w:szCs w:val="24"/>
         </w:rPr>
-        <w:t>07</w:t>
+        <w:t>/</w:t>
+      </w:r>
+      <w:r>
+        <w:rPr>
+          <w:rFonts w:ascii="Arial" w:hAnsi="Arial" w:cs="Arial"/>
+          <w:b/>
+          <w:bCs/>
+          <w:color w:val="4472C4" w:themeColor="accent5"/>
+          <w:sz w:val="24"/>
+          <w:szCs w:val="24"/>
+        </w:rPr>
+        <w:t>0</w:t>
+      </w:r>
+      <w:r>
+        <w:rPr>
+          <w:rFonts w:ascii="Arial" w:hAnsi="Arial" w:cs="Arial"/>
+          <w:b/>
+          <w:bCs/>
+          <w:color w:val="4472C4" w:themeColor="accent5"/>
+          <w:sz w:val="24"/>
+          <w:szCs w:val="24"/>
+        </w:rPr>
+        <w:t>7</w:t>
       </w:r>
       <w:r>
         <w:rPr>
@@ -2558,69 +2382,34 @@
           <w:szCs w:val="18"/>
         </w:rPr>
         <w:tab/>
-      </w:r>
-      <w:r>
-        <w:rPr>
-          <w:rFonts w:ascii="Arial" w:hAnsi="Arial" w:cs="Arial"/>
-          <w:color w:val="1F497D"/>
-          <w:sz w:val="18"/>
-          <w:szCs w:val="18"/>
-        </w:rPr>
-        <w:t xml:space="preserve">The panel </w:t>
-      </w:r>
-      <w:r>
-        <w:rPr>
-          <w:rFonts w:ascii="Arial" w:hAnsi="Arial" w:cs="Arial"/>
-          <w:color w:val="1F497D"/>
-          <w:sz w:val="18"/>
-          <w:szCs w:val="18"/>
-        </w:rPr>
-        <w:t xml:space="preserve">upload </w:t>
-      </w:r>
-      <w:r>
-        <w:rPr>
-          <w:rFonts w:ascii="Arial" w:hAnsi="Arial" w:cs="Arial"/>
-          <w:color w:val="1F497D"/>
-          <w:sz w:val="18"/>
-          <w:szCs w:val="18"/>
-        </w:rPr>
-        <w:t xml:space="preserve">has been refined </w:t>
-      </w:r>
-      <w:r>
-        <w:rPr>
-          <w:rFonts w:ascii="Arial" w:hAnsi="Arial" w:cs="Arial"/>
-          <w:color w:val="1F497D"/>
-          <w:sz w:val="18"/>
-          <w:szCs w:val="18"/>
-        </w:rPr>
-        <w:t>so that d</w:t>
-      </w:r>
-      <w:r>
-        <w:rPr>
-          <w:rFonts w:ascii="Arial" w:hAnsi="Arial" w:cs="Arial"/>
-          <w:color w:val="1F497D"/>
-          <w:sz w:val="18"/>
-          <w:szCs w:val="18"/>
-        </w:rPr>
-        <w:t>uplicate data items</w:t>
-      </w:r>
-      <w:r>
-        <w:rPr>
-          <w:rFonts w:ascii="Arial" w:hAnsi="Arial" w:cs="Arial"/>
-          <w:color w:val="1F497D"/>
-          <w:sz w:val="18"/>
-          <w:szCs w:val="18"/>
-        </w:rPr>
-        <w:t xml:space="preserve"> are not sent</w:t>
-      </w:r>
-      <w:r>
-        <w:rPr>
-          <w:rFonts w:ascii="Arial" w:hAnsi="Arial" w:cs="Arial"/>
-          <w:color w:val="1F497D"/>
-          <w:sz w:val="18"/>
-          <w:szCs w:val="18"/>
-        </w:rPr>
-        <w:t>.</w:t>
+        <w:t xml:space="preserve">Removed system notifications which were causing </w:t>
+      </w:r>
+      <w:r>
+        <w:rPr>
+          <w:rFonts w:ascii="Arial" w:hAnsi="Arial" w:cs="Arial"/>
+          <w:color w:val="1F497D"/>
+          <w:sz w:val="18"/>
+          <w:szCs w:val="18"/>
+        </w:rPr>
+        <w:t>freezes</w:t>
+      </w:r>
+      <w:r>
+        <w:rPr>
+          <w:rFonts w:ascii="Arial" w:hAnsi="Arial" w:cs="Arial"/>
+          <w:color w:val="1F497D"/>
+          <w:sz w:val="18"/>
+          <w:szCs w:val="18"/>
+        </w:rPr>
+        <w:t xml:space="preserve"> and </w:t>
+      </w:r>
+      <w:r>
+        <w:rPr>
+          <w:rFonts w:ascii="Arial" w:hAnsi="Arial" w:cs="Arial"/>
+          <w:color w:val="1F497D"/>
+          <w:sz w:val="18"/>
+          <w:szCs w:val="18"/>
+        </w:rPr>
+        <w:t>crashes after download/upload.</w:t>
       </w:r>
     </w:p>
     <w:p>
@@ -2668,7 +2457,43 @@
           <w:sz w:val="18"/>
           <w:szCs w:val="18"/>
         </w:rPr>
-        <w:t>The Validation Window now correctly reports multiple errors on a page instead of only one.</w:t>
+        <w:t xml:space="preserve">Moved Revision History </w:t>
+      </w:r>
+      <w:r>
+        <w:rPr>
+          <w:rFonts w:ascii="Arial" w:hAnsi="Arial" w:cs="Arial"/>
+          <w:color w:val="1F497D"/>
+          <w:sz w:val="18"/>
+          <w:szCs w:val="18"/>
+        </w:rPr>
+        <w:t xml:space="preserve">(this document) </w:t>
+      </w:r>
+      <w:r>
+        <w:rPr>
+          <w:rFonts w:ascii="Arial" w:hAnsi="Arial" w:cs="Arial"/>
+          <w:color w:val="1F497D"/>
+          <w:sz w:val="18"/>
+          <w:szCs w:val="18"/>
+        </w:rPr>
+        <w:t xml:space="preserve">from the </w:t>
+      </w:r>
+      <w:r>
+        <w:rPr>
+          <w:rFonts w:ascii="Arial" w:hAnsi="Arial" w:cs="Arial"/>
+          <w:color w:val="1F497D"/>
+          <w:sz w:val="18"/>
+          <w:szCs w:val="18"/>
+        </w:rPr>
+        <w:t>m</w:t>
+      </w:r>
+      <w:r>
+        <w:rPr>
+          <w:rFonts w:ascii="Arial" w:hAnsi="Arial" w:cs="Arial"/>
+          <w:color w:val="1F497D"/>
+          <w:sz w:val="18"/>
+          <w:szCs w:val="18"/>
+        </w:rPr>
+        <w:t>ain menu to the About box.</w:t>
       </w:r>
     </w:p>
     <w:p>
@@ -2708,34 +2533,52 @@
           <w:szCs w:val="18"/>
         </w:rPr>
         <w:tab/>
-        <w:t xml:space="preserve">The device </w:t>
-      </w:r>
-      <w:r>
-        <w:rPr>
-          <w:rFonts w:ascii="Arial" w:hAnsi="Arial" w:cs="Arial"/>
-          <w:color w:val="1F497D"/>
-          <w:sz w:val="18"/>
-          <w:szCs w:val="18"/>
-        </w:rPr>
-        <w:t xml:space="preserve">count is </w:t>
-      </w:r>
-      <w:r>
-        <w:rPr>
-          <w:rFonts w:ascii="Arial" w:hAnsi="Arial" w:cs="Arial"/>
-          <w:color w:val="1F497D"/>
-          <w:sz w:val="18"/>
-          <w:szCs w:val="18"/>
-        </w:rPr>
-        <w:t xml:space="preserve">now </w:t>
-      </w:r>
-      <w:r>
-        <w:rPr>
-          <w:rFonts w:ascii="Arial" w:hAnsi="Arial" w:cs="Arial"/>
-          <w:color w:val="1F497D"/>
-          <w:sz w:val="18"/>
-          <w:szCs w:val="18"/>
-        </w:rPr>
-        <w:t>always correct after changing protocol when downloading from a panel or reading from a file.</w:t>
+        <w:t>Corrected</w:t>
+      </w:r>
+      <w:r>
+        <w:rPr>
+          <w:rFonts w:ascii="Arial" w:hAnsi="Arial" w:cs="Arial"/>
+          <w:color w:val="1F497D"/>
+          <w:sz w:val="18"/>
+          <w:szCs w:val="18"/>
+        </w:rPr>
+        <w:t xml:space="preserve"> </w:t>
+      </w:r>
+      <w:r>
+        <w:rPr>
+          <w:rFonts w:ascii="Arial" w:hAnsi="Arial" w:cs="Arial"/>
+          <w:color w:val="1F497D"/>
+          <w:sz w:val="18"/>
+          <w:szCs w:val="18"/>
+        </w:rPr>
+        <w:t xml:space="preserve">the </w:t>
+      </w:r>
+      <w:r>
+        <w:rPr>
+          <w:rFonts w:ascii="Arial" w:hAnsi="Arial" w:cs="Arial"/>
+          <w:color w:val="1F497D"/>
+          <w:sz w:val="18"/>
+          <w:szCs w:val="18"/>
+        </w:rPr>
+        <w:t xml:space="preserve">Comms Log viewer’s error </w:t>
+      </w:r>
+      <w:r>
+        <w:rPr>
+          <w:rFonts w:ascii="Arial" w:hAnsi="Arial" w:cs="Arial"/>
+          <w:color w:val="1F497D"/>
+          <w:sz w:val="18"/>
+          <w:szCs w:val="18"/>
+        </w:rPr>
+        <w:t>over</w:t>
+      </w:r>
+      <w:r>
+        <w:rPr>
+          <w:rFonts w:ascii="Arial" w:hAnsi="Arial" w:cs="Arial"/>
+          <w:color w:val="1F497D"/>
+          <w:sz w:val="18"/>
+          <w:szCs w:val="18"/>
+        </w:rPr>
+        <w:t>counts.</w:t>
       </w:r>
     </w:p>
     <w:p>
@@ -2758,24 +2601,95 @@
           <w:szCs w:val="18"/>
         </w:rPr>
       </w:pPr>
-      <w:r>
-        <w:rPr>
-          <w:rFonts w:ascii="Arial" w:hAnsi="Arial" w:cs="Arial"/>
-          <w:color w:val="1F497D"/>
-          <w:sz w:val="18"/>
-          <w:szCs w:val="18"/>
-        </w:rPr>
-        <w:t>-</w:t>
-      </w:r>
-      <w:r>
-        <w:rPr>
-          <w:rFonts w:ascii="Arial" w:hAnsi="Arial" w:cs="Arial"/>
-          <w:color w:val="1F497D"/>
-          <w:sz w:val="18"/>
-          <w:szCs w:val="18"/>
+    </w:p>
+    <w:p>
+      <w:pPr>
+        <w:tabs>
+          <w:tab w:val="left" w:pos="993"/>
+        </w:tabs>
+        <w:rPr>
+          <w:rFonts w:ascii="Arial" w:hAnsi="Arial" w:cs="Arial"/>
+          <w:color w:val="9CC2E5" w:themeColor="accent1" w:themeTint="99"/>
+          <w:sz w:val="16"/>
+          <w:szCs w:val="16"/>
+        </w:rPr>
+      </w:pPr>
+      <w:r>
+        <w:rPr>
+          <w:rFonts w:ascii="Arial" w:hAnsi="Arial" w:cs="Arial"/>
+          <w:b/>
+          <w:bCs/>
+          <w:color w:val="4472C4" w:themeColor="accent5"/>
+          <w:sz w:val="24"/>
+          <w:szCs w:val="24"/>
+        </w:rPr>
+        <w:t>v8.1.</w:t>
+      </w:r>
+      <w:r>
+        <w:rPr>
+          <w:rFonts w:ascii="Arial" w:hAnsi="Arial" w:cs="Arial"/>
+          <w:b/>
+          <w:bCs/>
+          <w:color w:val="4472C4" w:themeColor="accent5"/>
+          <w:sz w:val="24"/>
+          <w:szCs w:val="24"/>
+        </w:rPr>
+        <w:t>6</w:t>
+      </w:r>
+      <w:r>
+        <w:rPr>
+          <w:rFonts w:ascii="Arial" w:hAnsi="Arial" w:cs="Arial"/>
+          <w:b/>
+          <w:bCs/>
+          <w:color w:val="4472C4" w:themeColor="accent5"/>
+          <w:sz w:val="24"/>
+          <w:szCs w:val="24"/>
         </w:rPr>
         <w:tab/>
-        <w:t>Errors with the Causes &amp; Effects page not updating after downloading or reading from file have been fixed.</w:t>
+      </w:r>
+      <w:r>
+        <w:rPr>
+          <w:rFonts w:ascii="Arial" w:hAnsi="Arial" w:cs="Arial"/>
+          <w:b/>
+          <w:bCs/>
+          <w:color w:val="4472C4" w:themeColor="accent5"/>
+          <w:sz w:val="24"/>
+          <w:szCs w:val="24"/>
+        </w:rPr>
+        <w:t>30</w:t>
+      </w:r>
+      <w:r>
+        <w:rPr>
+          <w:rFonts w:ascii="Arial" w:hAnsi="Arial" w:cs="Arial"/>
+          <w:b/>
+          <w:bCs/>
+          <w:color w:val="4472C4" w:themeColor="accent5"/>
+          <w:sz w:val="24"/>
+          <w:szCs w:val="24"/>
+        </w:rPr>
+        <w:t>/</w:t>
+      </w:r>
+      <w:r>
+        <w:rPr>
+          <w:rFonts w:ascii="Arial" w:hAnsi="Arial" w:cs="Arial"/>
+          <w:b/>
+          <w:bCs/>
+          <w:color w:val="4472C4" w:themeColor="accent5"/>
+          <w:sz w:val="24"/>
+          <w:szCs w:val="24"/>
+        </w:rPr>
+        <w:t>07</w:t>
+      </w:r>
+      <w:r>
+        <w:rPr>
+          <w:rFonts w:ascii="Arial" w:hAnsi="Arial" w:cs="Arial"/>
+          <w:b/>
+          <w:bCs/>
+          <w:color w:val="4472C4" w:themeColor="accent5"/>
+          <w:sz w:val="24"/>
+          <w:szCs w:val="24"/>
+        </w:rPr>
+        <w:t>/2025</w:t>
       </w:r>
     </w:p>
     <w:p>
@@ -2798,96 +2712,131 @@
           <w:szCs w:val="18"/>
         </w:rPr>
       </w:pPr>
-    </w:p>
-    <w:p>
-      <w:pPr>
-        <w:tabs>
-          <w:tab w:val="left" w:pos="993"/>
-        </w:tabs>
-        <w:rPr>
-          <w:rFonts w:ascii="Arial" w:hAnsi="Arial" w:cs="Arial"/>
-          <w:color w:val="9CC2E5" w:themeColor="accent1" w:themeTint="99"/>
-          <w:sz w:val="16"/>
-          <w:szCs w:val="16"/>
-        </w:rPr>
-      </w:pPr>
-      <w:bookmarkStart w:id="4" w:name="_Hlk199945625"/>
-      <w:r>
-        <w:rPr>
-          <w:rFonts w:ascii="Arial" w:hAnsi="Arial" w:cs="Arial"/>
-          <w:b/>
-          <w:bCs/>
-          <w:color w:val="4472C4" w:themeColor="accent5"/>
-          <w:sz w:val="24"/>
-          <w:szCs w:val="24"/>
-        </w:rPr>
-        <w:t>v8.1.</w:t>
-      </w:r>
-      <w:r>
-        <w:rPr>
-          <w:rFonts w:ascii="Arial" w:hAnsi="Arial" w:cs="Arial"/>
-          <w:b/>
-          <w:bCs/>
-          <w:color w:val="4472C4" w:themeColor="accent5"/>
-          <w:sz w:val="24"/>
-          <w:szCs w:val="24"/>
-        </w:rPr>
-        <w:t>4</w:t>
-      </w:r>
-      <w:r>
-        <w:rPr>
-          <w:rFonts w:ascii="Arial" w:hAnsi="Arial" w:cs="Arial"/>
-          <w:b/>
-          <w:bCs/>
-          <w:color w:val="4472C4" w:themeColor="accent5"/>
-          <w:sz w:val="24"/>
-          <w:szCs w:val="24"/>
+      <w:r>
+        <w:rPr>
+          <w:rFonts w:ascii="Arial" w:hAnsi="Arial" w:cs="Arial"/>
+          <w:color w:val="1F497D"/>
+          <w:sz w:val="18"/>
+          <w:szCs w:val="18"/>
+        </w:rPr>
+        <w:t>-</w:t>
+      </w:r>
+      <w:r>
+        <w:rPr>
+          <w:rFonts w:ascii="Arial" w:hAnsi="Arial" w:cs="Arial"/>
+          <w:color w:val="1F497D"/>
+          <w:sz w:val="18"/>
+          <w:szCs w:val="18"/>
         </w:rPr>
         <w:tab/>
       </w:r>
       <w:r>
         <w:rPr>
           <w:rFonts w:ascii="Arial" w:hAnsi="Arial" w:cs="Arial"/>
-          <w:b/>
-          <w:bCs/>
-          <w:color w:val="4472C4" w:themeColor="accent5"/>
-          <w:sz w:val="24"/>
-          <w:szCs w:val="24"/>
-        </w:rPr>
-        <w:t>09</w:t>
-      </w:r>
-      <w:r>
-        <w:rPr>
-          <w:rFonts w:ascii="Arial" w:hAnsi="Arial" w:cs="Arial"/>
-          <w:b/>
-          <w:bCs/>
-          <w:color w:val="4472C4" w:themeColor="accent5"/>
-          <w:sz w:val="24"/>
-          <w:szCs w:val="24"/>
-        </w:rPr>
-        <w:t>/</w:t>
-      </w:r>
-      <w:r>
-        <w:rPr>
-          <w:rFonts w:ascii="Arial" w:hAnsi="Arial" w:cs="Arial"/>
-          <w:b/>
-          <w:bCs/>
-          <w:color w:val="4472C4" w:themeColor="accent5"/>
-          <w:sz w:val="24"/>
-          <w:szCs w:val="24"/>
-        </w:rPr>
-        <w:t>07</w:t>
-      </w:r>
-      <w:r>
-        <w:rPr>
-          <w:rFonts w:ascii="Arial" w:hAnsi="Arial" w:cs="Arial"/>
-          <w:b/>
-          <w:bCs/>
-          <w:color w:val="4472C4" w:themeColor="accent5"/>
-          <w:sz w:val="24"/>
-          <w:szCs w:val="24"/>
-        </w:rPr>
-        <w:t>/2025</w:t>
+          <w:color w:val="1F497D"/>
+          <w:sz w:val="18"/>
+          <w:szCs w:val="18"/>
+        </w:rPr>
+        <w:t>Test</w:t>
+      </w:r>
+      <w:r>
+        <w:rPr>
+          <w:rFonts w:ascii="Arial" w:hAnsi="Arial" w:cs="Arial"/>
+          <w:color w:val="1F497D"/>
+          <w:sz w:val="18"/>
+          <w:szCs w:val="18"/>
+        </w:rPr>
+        <w:t xml:space="preserve"> version </w:t>
+      </w:r>
+      <w:r>
+        <w:rPr>
+          <w:rFonts w:ascii="Arial" w:hAnsi="Arial" w:cs="Arial"/>
+          <w:color w:val="1F497D"/>
+          <w:sz w:val="18"/>
+          <w:szCs w:val="18"/>
+        </w:rPr>
+        <w:t xml:space="preserve">to </w:t>
+      </w:r>
+      <w:r>
+        <w:rPr>
+          <w:rFonts w:ascii="Arial" w:hAnsi="Arial" w:cs="Arial"/>
+          <w:color w:val="1F497D"/>
+          <w:sz w:val="18"/>
+          <w:szCs w:val="18"/>
+        </w:rPr>
+        <w:t xml:space="preserve">investigate </w:t>
+      </w:r>
+      <w:r>
+        <w:rPr>
+          <w:rFonts w:ascii="Arial" w:hAnsi="Arial" w:cs="Arial"/>
+          <w:color w:val="1F497D"/>
+          <w:sz w:val="18"/>
+          <w:szCs w:val="18"/>
+        </w:rPr>
+        <w:t xml:space="preserve">the </w:t>
+      </w:r>
+      <w:r>
+        <w:rPr>
+          <w:rFonts w:ascii="Arial" w:hAnsi="Arial" w:cs="Arial"/>
+          <w:color w:val="1F497D"/>
+          <w:sz w:val="18"/>
+          <w:szCs w:val="18"/>
+        </w:rPr>
+        <w:t>freezes</w:t>
+      </w:r>
+      <w:r>
+        <w:rPr>
+          <w:rFonts w:ascii="Arial" w:hAnsi="Arial" w:cs="Arial"/>
+          <w:color w:val="1F497D"/>
+          <w:sz w:val="18"/>
+          <w:szCs w:val="18"/>
+        </w:rPr>
+        <w:t xml:space="preserve"> and </w:t>
+      </w:r>
+      <w:r>
+        <w:rPr>
+          <w:rFonts w:ascii="Arial" w:hAnsi="Arial" w:cs="Arial"/>
+          <w:color w:val="1F497D"/>
+          <w:sz w:val="18"/>
+          <w:szCs w:val="18"/>
+        </w:rPr>
+        <w:t xml:space="preserve">crashes </w:t>
+      </w:r>
+      <w:r>
+        <w:rPr>
+          <w:rFonts w:ascii="Arial" w:hAnsi="Arial" w:cs="Arial"/>
+          <w:color w:val="1F497D"/>
+          <w:sz w:val="18"/>
+          <w:szCs w:val="18"/>
+        </w:rPr>
+        <w:t xml:space="preserve">that instances of the </w:t>
+      </w:r>
+      <w:r>
+        <w:rPr>
+          <w:rFonts w:ascii="Arial" w:hAnsi="Arial" w:cs="Arial"/>
+          <w:color w:val="1F497D"/>
+          <w:sz w:val="18"/>
+          <w:szCs w:val="18"/>
+        </w:rPr>
+        <w:t>v8.1.5</w:t>
+      </w:r>
+      <w:r>
+        <w:rPr>
+          <w:rFonts w:ascii="Arial" w:hAnsi="Arial" w:cs="Arial"/>
+          <w:color w:val="1F497D"/>
+          <w:sz w:val="18"/>
+          <w:szCs w:val="18"/>
+        </w:rPr>
+        <w:t xml:space="preserve"> MS Store app exhibited </w:t>
+      </w:r>
+      <w:r>
+        <w:rPr>
+          <w:rFonts w:ascii="Arial" w:hAnsi="Arial" w:cs="Arial"/>
+          <w:color w:val="1F497D"/>
+          <w:sz w:val="18"/>
+          <w:szCs w:val="18"/>
+        </w:rPr>
+        <w:t>after download/upload.</w:t>
       </w:r>
     </w:p>
     <w:p>
@@ -2910,32 +2859,96 @@
           <w:szCs w:val="18"/>
         </w:rPr>
       </w:pPr>
-      <w:r>
-        <w:rPr>
-          <w:rFonts w:ascii="Arial" w:hAnsi="Arial" w:cs="Arial"/>
-          <w:color w:val="1F497D"/>
-          <w:sz w:val="18"/>
-          <w:szCs w:val="18"/>
-        </w:rPr>
-        <w:t>-</w:t>
-      </w:r>
-      <w:r>
-        <w:rPr>
-          <w:rFonts w:ascii="Arial" w:hAnsi="Arial" w:cs="Arial"/>
-          <w:color w:val="1F497D"/>
-          <w:sz w:val="18"/>
-          <w:szCs w:val="18"/>
+    </w:p>
+    <w:p>
+      <w:pPr>
+        <w:tabs>
+          <w:tab w:val="left" w:pos="993"/>
+        </w:tabs>
+        <w:rPr>
+          <w:rFonts w:ascii="Arial" w:hAnsi="Arial" w:cs="Arial"/>
+          <w:color w:val="9CC2E5" w:themeColor="accent1" w:themeTint="99"/>
+          <w:sz w:val="16"/>
+          <w:szCs w:val="16"/>
+        </w:rPr>
+      </w:pPr>
+      <w:bookmarkStart w:id="3" w:name="_Hlk203052739"/>
+      <w:r>
+        <w:rPr>
+          <w:rFonts w:ascii="Arial" w:hAnsi="Arial" w:cs="Arial"/>
+          <w:b/>
+          <w:bCs/>
+          <w:color w:val="4472C4" w:themeColor="accent5"/>
+          <w:sz w:val="24"/>
+          <w:szCs w:val="24"/>
+        </w:rPr>
+        <w:t>v8.1.</w:t>
+      </w:r>
+      <w:r>
+        <w:rPr>
+          <w:rFonts w:ascii="Arial" w:hAnsi="Arial" w:cs="Arial"/>
+          <w:b/>
+          <w:bCs/>
+          <w:color w:val="4472C4" w:themeColor="accent5"/>
+          <w:sz w:val="24"/>
+          <w:szCs w:val="24"/>
+        </w:rPr>
+        <w:t>5</w:t>
+      </w:r>
+      <w:r>
+        <w:rPr>
+          <w:rFonts w:ascii="Arial" w:hAnsi="Arial" w:cs="Arial"/>
+          <w:b/>
+          <w:bCs/>
+          <w:color w:val="4472C4" w:themeColor="accent5"/>
+          <w:sz w:val="24"/>
+          <w:szCs w:val="24"/>
         </w:rPr>
         <w:tab/>
       </w:r>
       <w:r>
         <w:rPr>
           <w:rFonts w:ascii="Arial" w:hAnsi="Arial" w:cs="Arial"/>
-          <w:color w:val="1F497D"/>
-          <w:sz w:val="18"/>
-          <w:szCs w:val="18"/>
-        </w:rPr>
-        <w:t>Groups page: Phased Delay can now be disabled by setting it to “--:--“.</w:t>
+          <w:b/>
+          <w:bCs/>
+          <w:color w:val="4472C4" w:themeColor="accent5"/>
+          <w:sz w:val="24"/>
+          <w:szCs w:val="24"/>
+        </w:rPr>
+        <w:t>28</w:t>
+      </w:r>
+      <w:r>
+        <w:rPr>
+          <w:rFonts w:ascii="Arial" w:hAnsi="Arial" w:cs="Arial"/>
+          <w:b/>
+          <w:bCs/>
+          <w:color w:val="4472C4" w:themeColor="accent5"/>
+          <w:sz w:val="24"/>
+          <w:szCs w:val="24"/>
+        </w:rPr>
+        <w:t>/</w:t>
+      </w:r>
+      <w:r>
+        <w:rPr>
+          <w:rFonts w:ascii="Arial" w:hAnsi="Arial" w:cs="Arial"/>
+          <w:b/>
+          <w:bCs/>
+          <w:color w:val="4472C4" w:themeColor="accent5"/>
+          <w:sz w:val="24"/>
+          <w:szCs w:val="24"/>
+        </w:rPr>
+        <w:t>07</w:t>
+      </w:r>
+      <w:r>
+        <w:rPr>
+          <w:rFonts w:ascii="Arial" w:hAnsi="Arial" w:cs="Arial"/>
+          <w:b/>
+          <w:bCs/>
+          <w:color w:val="4472C4" w:themeColor="accent5"/>
+          <w:sz w:val="24"/>
+          <w:szCs w:val="24"/>
+        </w:rPr>
+        <w:t>/2025</w:t>
       </w:r>
     </w:p>
     <w:p>
@@ -2966,6 +2979,443 @@
           <w:szCs w:val="18"/>
         </w:rPr>
         <w:lastRenderedPageBreak/>
+        <w:t>-</w:t>
+      </w:r>
+      <w:r>
+        <w:rPr>
+          <w:rFonts w:ascii="Arial" w:hAnsi="Arial" w:cs="Arial"/>
+          <w:color w:val="1F497D"/>
+          <w:sz w:val="18"/>
+          <w:szCs w:val="18"/>
+        </w:rPr>
+        <w:tab/>
+      </w:r>
+      <w:r>
+        <w:rPr>
+          <w:rFonts w:ascii="Arial" w:hAnsi="Arial" w:cs="Arial"/>
+          <w:color w:val="1F497D"/>
+          <w:sz w:val="18"/>
+          <w:szCs w:val="18"/>
+        </w:rPr>
+        <w:t xml:space="preserve">The panel </w:t>
+      </w:r>
+      <w:r>
+        <w:rPr>
+          <w:rFonts w:ascii="Arial" w:hAnsi="Arial" w:cs="Arial"/>
+          <w:color w:val="1F497D"/>
+          <w:sz w:val="18"/>
+          <w:szCs w:val="18"/>
+        </w:rPr>
+        <w:t xml:space="preserve">upload </w:t>
+      </w:r>
+      <w:r>
+        <w:rPr>
+          <w:rFonts w:ascii="Arial" w:hAnsi="Arial" w:cs="Arial"/>
+          <w:color w:val="1F497D"/>
+          <w:sz w:val="18"/>
+          <w:szCs w:val="18"/>
+        </w:rPr>
+        <w:t xml:space="preserve">has been refined </w:t>
+      </w:r>
+      <w:r>
+        <w:rPr>
+          <w:rFonts w:ascii="Arial" w:hAnsi="Arial" w:cs="Arial"/>
+          <w:color w:val="1F497D"/>
+          <w:sz w:val="18"/>
+          <w:szCs w:val="18"/>
+        </w:rPr>
+        <w:t>so that d</w:t>
+      </w:r>
+      <w:r>
+        <w:rPr>
+          <w:rFonts w:ascii="Arial" w:hAnsi="Arial" w:cs="Arial"/>
+          <w:color w:val="1F497D"/>
+          <w:sz w:val="18"/>
+          <w:szCs w:val="18"/>
+        </w:rPr>
+        <w:t>uplicate data items</w:t>
+      </w:r>
+      <w:r>
+        <w:rPr>
+          <w:rFonts w:ascii="Arial" w:hAnsi="Arial" w:cs="Arial"/>
+          <w:color w:val="1F497D"/>
+          <w:sz w:val="18"/>
+          <w:szCs w:val="18"/>
+        </w:rPr>
+        <w:t xml:space="preserve"> are not sent</w:t>
+      </w:r>
+      <w:r>
+        <w:rPr>
+          <w:rFonts w:ascii="Arial" w:hAnsi="Arial" w:cs="Arial"/>
+          <w:color w:val="1F497D"/>
+          <w:sz w:val="18"/>
+          <w:szCs w:val="18"/>
+        </w:rPr>
+        <w:t>.</w:t>
+      </w:r>
+    </w:p>
+    <w:p>
+      <w:pPr>
+        <w:tabs>
+          <w:tab w:val="left" w:pos="284"/>
+          <w:tab w:val="left" w:pos="567"/>
+          <w:tab w:val="left" w:pos="993"/>
+          <w:tab w:val="left" w:pos="1418"/>
+          <w:tab w:val="right" w:pos="9000"/>
+        </w:tabs>
+        <w:suppressAutoHyphens/>
+        <w:autoSpaceDN w:val="0"/>
+        <w:ind w:left="284" w:hanging="284"/>
+        <w:contextualSpacing/>
+        <w:rPr>
+          <w:rFonts w:ascii="Arial" w:hAnsi="Arial" w:cs="Arial"/>
+          <w:color w:val="1F497D"/>
+          <w:sz w:val="18"/>
+          <w:szCs w:val="18"/>
+        </w:rPr>
+      </w:pPr>
+      <w:r>
+        <w:rPr>
+          <w:rFonts w:ascii="Arial" w:hAnsi="Arial" w:cs="Arial"/>
+          <w:color w:val="1F497D"/>
+          <w:sz w:val="18"/>
+          <w:szCs w:val="18"/>
+        </w:rPr>
+        <w:t>-</w:t>
+      </w:r>
+      <w:r>
+        <w:rPr>
+          <w:rFonts w:ascii="Arial" w:hAnsi="Arial" w:cs="Arial"/>
+          <w:color w:val="1F497D"/>
+          <w:sz w:val="18"/>
+          <w:szCs w:val="18"/>
+        </w:rPr>
+        <w:tab/>
+      </w:r>
+      <w:r>
+        <w:rPr>
+          <w:rFonts w:ascii="Arial" w:hAnsi="Arial" w:cs="Arial"/>
+          <w:color w:val="1F497D"/>
+          <w:sz w:val="18"/>
+          <w:szCs w:val="18"/>
+        </w:rPr>
+        <w:t>The Validation Window now correctly reports multiple errors on a page instead of only one.</w:t>
+      </w:r>
+    </w:p>
+    <w:p>
+      <w:pPr>
+        <w:tabs>
+          <w:tab w:val="left" w:pos="284"/>
+          <w:tab w:val="left" w:pos="567"/>
+          <w:tab w:val="left" w:pos="993"/>
+          <w:tab w:val="left" w:pos="1418"/>
+          <w:tab w:val="right" w:pos="9000"/>
+        </w:tabs>
+        <w:suppressAutoHyphens/>
+        <w:autoSpaceDN w:val="0"/>
+        <w:ind w:left="284" w:hanging="284"/>
+        <w:contextualSpacing/>
+        <w:rPr>
+          <w:rFonts w:ascii="Arial" w:hAnsi="Arial" w:cs="Arial"/>
+          <w:color w:val="1F497D"/>
+          <w:sz w:val="18"/>
+          <w:szCs w:val="18"/>
+        </w:rPr>
+      </w:pPr>
+      <w:r>
+        <w:rPr>
+          <w:rFonts w:ascii="Arial" w:hAnsi="Arial" w:cs="Arial"/>
+          <w:color w:val="1F497D"/>
+          <w:sz w:val="18"/>
+          <w:szCs w:val="18"/>
+        </w:rPr>
+        <w:t>-</w:t>
+      </w:r>
+      <w:r>
+        <w:rPr>
+          <w:rFonts w:ascii="Arial" w:hAnsi="Arial" w:cs="Arial"/>
+          <w:color w:val="1F497D"/>
+          <w:sz w:val="18"/>
+          <w:szCs w:val="18"/>
+        </w:rPr>
+        <w:tab/>
+        <w:t xml:space="preserve">The device </w:t>
+      </w:r>
+      <w:r>
+        <w:rPr>
+          <w:rFonts w:ascii="Arial" w:hAnsi="Arial" w:cs="Arial"/>
+          <w:color w:val="1F497D"/>
+          <w:sz w:val="18"/>
+          <w:szCs w:val="18"/>
+        </w:rPr>
+        <w:t xml:space="preserve">count is </w:t>
+      </w:r>
+      <w:r>
+        <w:rPr>
+          <w:rFonts w:ascii="Arial" w:hAnsi="Arial" w:cs="Arial"/>
+          <w:color w:val="1F497D"/>
+          <w:sz w:val="18"/>
+          <w:szCs w:val="18"/>
+        </w:rPr>
+        <w:t xml:space="preserve">now </w:t>
+      </w:r>
+      <w:r>
+        <w:rPr>
+          <w:rFonts w:ascii="Arial" w:hAnsi="Arial" w:cs="Arial"/>
+          <w:color w:val="1F497D"/>
+          <w:sz w:val="18"/>
+          <w:szCs w:val="18"/>
+        </w:rPr>
+        <w:t>always correct after changing protocol when downloading from a panel or reading from a file.</w:t>
+      </w:r>
+    </w:p>
+    <w:p>
+      <w:pPr>
+        <w:tabs>
+          <w:tab w:val="left" w:pos="284"/>
+          <w:tab w:val="left" w:pos="567"/>
+          <w:tab w:val="left" w:pos="993"/>
+          <w:tab w:val="left" w:pos="1418"/>
+          <w:tab w:val="right" w:pos="9000"/>
+        </w:tabs>
+        <w:suppressAutoHyphens/>
+        <w:autoSpaceDN w:val="0"/>
+        <w:ind w:left="284" w:hanging="284"/>
+        <w:contextualSpacing/>
+        <w:rPr>
+          <w:rFonts w:ascii="Arial" w:hAnsi="Arial" w:cs="Arial"/>
+          <w:color w:val="1F497D"/>
+          <w:sz w:val="18"/>
+          <w:szCs w:val="18"/>
+        </w:rPr>
+      </w:pPr>
+      <w:r>
+        <w:rPr>
+          <w:rFonts w:ascii="Arial" w:hAnsi="Arial" w:cs="Arial"/>
+          <w:color w:val="1F497D"/>
+          <w:sz w:val="18"/>
+          <w:szCs w:val="18"/>
+        </w:rPr>
+        <w:t>-</w:t>
+      </w:r>
+      <w:r>
+        <w:rPr>
+          <w:rFonts w:ascii="Arial" w:hAnsi="Arial" w:cs="Arial"/>
+          <w:color w:val="1F497D"/>
+          <w:sz w:val="18"/>
+          <w:szCs w:val="18"/>
+        </w:rPr>
+        <w:tab/>
+        <w:t>Errors with the Causes &amp; Effects page not updating after downloading or reading from file have been fixed.</w:t>
+      </w:r>
+    </w:p>
+    <w:p>
+      <w:pPr>
+        <w:tabs>
+          <w:tab w:val="left" w:pos="284"/>
+          <w:tab w:val="left" w:pos="567"/>
+          <w:tab w:val="left" w:pos="993"/>
+          <w:tab w:val="left" w:pos="1418"/>
+          <w:tab w:val="right" w:pos="9000"/>
+        </w:tabs>
+        <w:suppressAutoHyphens/>
+        <w:autoSpaceDN w:val="0"/>
+        <w:ind w:left="284" w:hanging="284"/>
+        <w:contextualSpacing/>
+        <w:rPr>
+          <w:rFonts w:ascii="Arial" w:hAnsi="Arial" w:cs="Arial"/>
+          <w:color w:val="1F497D"/>
+          <w:sz w:val="18"/>
+          <w:szCs w:val="18"/>
+        </w:rPr>
+      </w:pPr>
+    </w:p>
+    <w:p>
+      <w:pPr>
+        <w:tabs>
+          <w:tab w:val="left" w:pos="993"/>
+        </w:tabs>
+        <w:rPr>
+          <w:rFonts w:ascii="Arial" w:hAnsi="Arial" w:cs="Arial"/>
+          <w:color w:val="9CC2E5" w:themeColor="accent1" w:themeTint="99"/>
+          <w:sz w:val="16"/>
+          <w:szCs w:val="16"/>
+        </w:rPr>
+      </w:pPr>
+      <w:bookmarkStart w:id="4" w:name="_Hlk199945625"/>
+      <w:r>
+        <w:rPr>
+          <w:rFonts w:ascii="Arial" w:hAnsi="Arial" w:cs="Arial"/>
+          <w:b/>
+          <w:bCs/>
+          <w:color w:val="4472C4" w:themeColor="accent5"/>
+          <w:sz w:val="24"/>
+          <w:szCs w:val="24"/>
+        </w:rPr>
+        <w:t>v8.1.</w:t>
+      </w:r>
+      <w:r>
+        <w:rPr>
+          <w:rFonts w:ascii="Arial" w:hAnsi="Arial" w:cs="Arial"/>
+          <w:b/>
+          <w:bCs/>
+          <w:color w:val="4472C4" w:themeColor="accent5"/>
+          <w:sz w:val="24"/>
+          <w:szCs w:val="24"/>
+        </w:rPr>
+        <w:t>4</w:t>
+      </w:r>
+      <w:r>
+        <w:rPr>
+          <w:rFonts w:ascii="Arial" w:hAnsi="Arial" w:cs="Arial"/>
+          <w:b/>
+          <w:bCs/>
+          <w:color w:val="4472C4" w:themeColor="accent5"/>
+          <w:sz w:val="24"/>
+          <w:szCs w:val="24"/>
+        </w:rPr>
+        <w:tab/>
+      </w:r>
+      <w:r>
+        <w:rPr>
+          <w:rFonts w:ascii="Arial" w:hAnsi="Arial" w:cs="Arial"/>
+          <w:b/>
+          <w:bCs/>
+          <w:color w:val="4472C4" w:themeColor="accent5"/>
+          <w:sz w:val="24"/>
+          <w:szCs w:val="24"/>
+        </w:rPr>
+        <w:t>09</w:t>
+      </w:r>
+      <w:r>
+        <w:rPr>
+          <w:rFonts w:ascii="Arial" w:hAnsi="Arial" w:cs="Arial"/>
+          <w:b/>
+          <w:bCs/>
+          <w:color w:val="4472C4" w:themeColor="accent5"/>
+          <w:sz w:val="24"/>
+          <w:szCs w:val="24"/>
+        </w:rPr>
+        <w:t>/</w:t>
+      </w:r>
+      <w:r>
+        <w:rPr>
+          <w:rFonts w:ascii="Arial" w:hAnsi="Arial" w:cs="Arial"/>
+          <w:b/>
+          <w:bCs/>
+          <w:color w:val="4472C4" w:themeColor="accent5"/>
+          <w:sz w:val="24"/>
+          <w:szCs w:val="24"/>
+        </w:rPr>
+        <w:t>07</w:t>
+      </w:r>
+      <w:r>
+        <w:rPr>
+          <w:rFonts w:ascii="Arial" w:hAnsi="Arial" w:cs="Arial"/>
+          <w:b/>
+          <w:bCs/>
+          <w:color w:val="4472C4" w:themeColor="accent5"/>
+          <w:sz w:val="24"/>
+          <w:szCs w:val="24"/>
+        </w:rPr>
+        <w:t>/2025</w:t>
+      </w:r>
+    </w:p>
+    <w:p>
+      <w:pPr>
+        <w:tabs>
+          <w:tab w:val="left" w:pos="284"/>
+          <w:tab w:val="left" w:pos="567"/>
+          <w:tab w:val="left" w:pos="993"/>
+          <w:tab w:val="left" w:pos="1418"/>
+          <w:tab w:val="right" w:pos="9000"/>
+        </w:tabs>
+        <w:suppressAutoHyphens/>
+        <w:autoSpaceDN w:val="0"/>
+        <w:ind w:left="284" w:hanging="284"/>
+        <w:contextualSpacing/>
+        <w:rPr>
+          <w:rFonts w:ascii="Arial" w:hAnsi="Arial" w:cs="Arial"/>
+          <w:color w:val="1F497D"/>
+          <w:sz w:val="18"/>
+          <w:szCs w:val="18"/>
+        </w:rPr>
+      </w:pPr>
+      <w:r>
+        <w:rPr>
+          <w:rFonts w:ascii="Arial" w:hAnsi="Arial" w:cs="Arial"/>
+          <w:color w:val="1F497D"/>
+          <w:sz w:val="18"/>
+          <w:szCs w:val="18"/>
+        </w:rPr>
+        <w:t>-</w:t>
+      </w:r>
+      <w:r>
+        <w:rPr>
+          <w:rFonts w:ascii="Arial" w:hAnsi="Arial" w:cs="Arial"/>
+          <w:color w:val="1F497D"/>
+          <w:sz w:val="18"/>
+          <w:szCs w:val="18"/>
+        </w:rPr>
+        <w:tab/>
+      </w:r>
+      <w:r>
+        <w:rPr>
+          <w:rFonts w:ascii="Arial" w:hAnsi="Arial" w:cs="Arial"/>
+          <w:color w:val="1F497D"/>
+          <w:sz w:val="18"/>
+          <w:szCs w:val="18"/>
+        </w:rPr>
+        <w:t>Groups page: Phased Delay can now be disabled by setting it to “</w:t>
+      </w:r>
+      <w:proofErr w:type="gramStart"/>
+      <w:r>
+        <w:rPr>
+          <w:rFonts w:ascii="Arial" w:hAnsi="Arial" w:cs="Arial"/>
+          <w:color w:val="1F497D"/>
+          <w:sz w:val="18"/>
+          <w:szCs w:val="18"/>
+        </w:rPr>
+        <w:t>--:--</w:t>
+      </w:r>
+      <w:proofErr w:type="gramEnd"/>
+      <w:r>
+        <w:rPr>
+          <w:rFonts w:ascii="Arial" w:hAnsi="Arial" w:cs="Arial"/>
+          <w:color w:val="1F497D"/>
+          <w:sz w:val="18"/>
+          <w:szCs w:val="18"/>
+        </w:rPr>
+        <w:t>“.</w:t>
+      </w:r>
+    </w:p>
+    <w:p>
+      <w:pPr>
+        <w:tabs>
+          <w:tab w:val="left" w:pos="284"/>
+          <w:tab w:val="left" w:pos="567"/>
+          <w:tab w:val="left" w:pos="993"/>
+          <w:tab w:val="left" w:pos="1418"/>
+          <w:tab w:val="right" w:pos="9000"/>
+        </w:tabs>
+        <w:suppressAutoHyphens/>
+        <w:autoSpaceDN w:val="0"/>
+        <w:ind w:left="284" w:hanging="284"/>
+        <w:contextualSpacing/>
+        <w:rPr>
+          <w:rFonts w:ascii="Arial" w:hAnsi="Arial" w:cs="Arial"/>
+          <w:color w:val="1F497D"/>
+          <w:sz w:val="18"/>
+          <w:szCs w:val="18"/>
+        </w:rPr>
+      </w:pPr>
+      <w:r>
+        <w:rPr>
+          <w:rFonts w:ascii="Arial" w:hAnsi="Arial" w:cs="Arial"/>
+          <w:color w:val="1F497D"/>
+          <w:sz w:val="18"/>
+          <w:szCs w:val="18"/>
+        </w:rPr>
         <w:t>-</w:t>
       </w:r>
       <w:r>
@@ -7015,14 +7465,45 @@
         </w:rPr>
         <w:tab/>
       </w:r>
-      <w:r>
-        <w:rPr>
-          <w:rFonts w:ascii="Arial" w:hAnsi="Arial" w:cs="Arial"/>
-          <w:color w:val="1F4E79" w:themeColor="accent1" w:themeShade="80"/>
-          <w:sz w:val="18"/>
-          <w:szCs w:val="18"/>
-        </w:rPr>
-        <w:t xml:space="preserve">NumberSpinner control: added NumberSet property, that defines the set of valid values for the case when the valid values are not consecutive, and </w:t>
+      <w:proofErr w:type="spellStart"/>
+      <w:r>
+        <w:rPr>
+          <w:rFonts w:ascii="Arial" w:hAnsi="Arial" w:cs="Arial"/>
+          <w:color w:val="1F4E79" w:themeColor="accent1" w:themeShade="80"/>
+          <w:sz w:val="18"/>
+          <w:szCs w:val="18"/>
+        </w:rPr>
+        <w:t>NumberSpinner</w:t>
+      </w:r>
+      <w:proofErr w:type="spellEnd"/>
+      <w:r>
+        <w:rPr>
+          <w:rFonts w:ascii="Arial" w:hAnsi="Arial" w:cs="Arial"/>
+          <w:color w:val="1F4E79" w:themeColor="accent1" w:themeShade="80"/>
+          <w:sz w:val="18"/>
+          <w:szCs w:val="18"/>
+        </w:rPr>
+        <w:t xml:space="preserve"> control: added </w:t>
+      </w:r>
+      <w:proofErr w:type="spellStart"/>
+      <w:r>
+        <w:rPr>
+          <w:rFonts w:ascii="Arial" w:hAnsi="Arial" w:cs="Arial"/>
+          <w:color w:val="1F4E79" w:themeColor="accent1" w:themeShade="80"/>
+          <w:sz w:val="18"/>
+          <w:szCs w:val="18"/>
+        </w:rPr>
+        <w:t>NumberSet</w:t>
+      </w:r>
+      <w:proofErr w:type="spellEnd"/>
+      <w:r>
+        <w:rPr>
+          <w:rFonts w:ascii="Arial" w:hAnsi="Arial" w:cs="Arial"/>
+          <w:color w:val="1F4E79" w:themeColor="accent1" w:themeShade="80"/>
+          <w:sz w:val="18"/>
+          <w:szCs w:val="18"/>
+        </w:rPr>
+        <w:t xml:space="preserve"> property, that defines the set of valid values for the case when the valid values are not consecutive, and </w:t>
       </w:r>
       <w:r>
         <w:rPr>
@@ -7310,6 +7791,7 @@
           <w:sz w:val="18"/>
           <w:szCs w:val="18"/>
         </w:rPr>
+        <w:lastRenderedPageBreak/>
         <w:t>-</w:t>
       </w:r>
       <w:r>
@@ -7616,7 +8098,6 @@
           <w:sz w:val="18"/>
           <w:szCs w:val="18"/>
         </w:rPr>
-        <w:lastRenderedPageBreak/>
         <w:t>-</w:t>
       </w:r>
       <w:r>
@@ -7977,7 +8458,37 @@
           <w:sz w:val="18"/>
           <w:szCs w:val="18"/>
         </w:rPr>
-        <w:t>Default DeviceData day/night modes are now set according to the device type</w:t>
+        <w:t xml:space="preserve">Default </w:t>
+      </w:r>
+      <w:proofErr w:type="spellStart"/>
+      <w:r>
+        <w:rPr>
+          <w:rFonts w:ascii="Arial" w:hAnsi="Arial" w:cs="Arial"/>
+          <w:color w:val="1F4E79" w:themeColor="accent1" w:themeShade="80"/>
+          <w:sz w:val="18"/>
+          <w:szCs w:val="18"/>
+        </w:rPr>
+        <w:t>DeviceData</w:t>
+      </w:r>
+      <w:proofErr w:type="spellEnd"/>
+      <w:r>
+        <w:rPr>
+          <w:rFonts w:ascii="Arial" w:hAnsi="Arial" w:cs="Arial"/>
+          <w:color w:val="1F4E79" w:themeColor="accent1" w:themeShade="80"/>
+          <w:sz w:val="18"/>
+          <w:szCs w:val="18"/>
+        </w:rPr>
+        <w:t xml:space="preserve"> day/night modes are now set according to the device </w:t>
+      </w:r>
+      <w:proofErr w:type="gramStart"/>
+      <w:r>
+        <w:rPr>
+          <w:rFonts w:ascii="Arial" w:hAnsi="Arial" w:cs="Arial"/>
+          <w:color w:val="1F4E79" w:themeColor="accent1" w:themeShade="80"/>
+          <w:sz w:val="18"/>
+          <w:szCs w:val="18"/>
+        </w:rPr>
+        <w:t>type</w:t>
       </w:r>
       <w:r>
         <w:rPr>
@@ -7995,7 +8506,17 @@
           <w:sz w:val="18"/>
           <w:szCs w:val="18"/>
         </w:rPr>
-        <w:t xml:space="preserve"> and are set to default values when a device is changed or added.</w:t>
+        <w:t xml:space="preserve"> and</w:t>
+      </w:r>
+      <w:proofErr w:type="gramEnd"/>
+      <w:r>
+        <w:rPr>
+          <w:rFonts w:ascii="Arial" w:hAnsi="Arial" w:cs="Arial"/>
+          <w:color w:val="1F4E79" w:themeColor="accent1" w:themeShade="80"/>
+          <w:sz w:val="18"/>
+          <w:szCs w:val="18"/>
+        </w:rPr>
+        <w:t xml:space="preserve"> are set to default values when a device is changed or added.</w:t>
       </w:r>
     </w:p>
     <w:p>
@@ -8328,7 +8849,27 @@
           <w:sz w:val="18"/>
           <w:szCs w:val="18"/>
         </w:rPr>
-        <w:t xml:space="preserve">The TimePicker control </w:t>
+        <w:t xml:space="preserve">The </w:t>
+      </w:r>
+      <w:proofErr w:type="spellStart"/>
+      <w:r>
+        <w:rPr>
+          <w:rFonts w:ascii="Arial" w:hAnsi="Arial" w:cs="Arial"/>
+          <w:color w:val="1F4E79" w:themeColor="accent1" w:themeShade="80"/>
+          <w:sz w:val="18"/>
+          <w:szCs w:val="18"/>
+        </w:rPr>
+        <w:t>TimePicker</w:t>
+      </w:r>
+      <w:proofErr w:type="spellEnd"/>
+      <w:r>
+        <w:rPr>
+          <w:rFonts w:ascii="Arial" w:hAnsi="Arial" w:cs="Arial"/>
+          <w:color w:val="1F4E79" w:themeColor="accent1" w:themeShade="80"/>
+          <w:sz w:val="18"/>
+          <w:szCs w:val="18"/>
+        </w:rPr>
+        <w:t xml:space="preserve"> control </w:t>
       </w:r>
       <w:r>
         <w:rPr>
@@ -8364,8 +8905,9 @@
           <w:sz w:val="18"/>
           <w:szCs w:val="18"/>
         </w:rPr>
-        <w:t xml:space="preserve"> “-</w:t>
-      </w:r>
+        <w:t xml:space="preserve"> “</w:t>
+      </w:r>
+      <w:proofErr w:type="gramStart"/>
       <w:r>
         <w:rPr>
           <w:rFonts w:ascii="Arial" w:hAnsi="Arial" w:cs="Arial"/>
@@ -8382,6 +8924,15 @@
           <w:sz w:val="18"/>
           <w:szCs w:val="18"/>
         </w:rPr>
+        <w:t>-</w:t>
+      </w:r>
+      <w:r>
+        <w:rPr>
+          <w:rFonts w:ascii="Arial" w:hAnsi="Arial" w:cs="Arial"/>
+          <w:color w:val="1F4E79" w:themeColor="accent1" w:themeShade="80"/>
+          <w:sz w:val="18"/>
+          <w:szCs w:val="18"/>
+        </w:rPr>
         <w:t>:--“</w:t>
       </w:r>
       <w:r>
@@ -8391,7 +8942,17 @@
           <w:sz w:val="18"/>
           <w:szCs w:val="18"/>
         </w:rPr>
-        <w:t xml:space="preserve"> to indicate Never</w:t>
+        <w:t xml:space="preserve"> to</w:t>
+      </w:r>
+      <w:proofErr w:type="gramEnd"/>
+      <w:r>
+        <w:rPr>
+          <w:rFonts w:ascii="Arial" w:hAnsi="Arial" w:cs="Arial"/>
+          <w:color w:val="1F4E79" w:themeColor="accent1" w:themeShade="80"/>
+          <w:sz w:val="18"/>
+          <w:szCs w:val="18"/>
+        </w:rPr>
+        <w:t xml:space="preserve"> indicate Never</w:t>
       </w:r>
       <w:r>
         <w:rPr>
@@ -8654,7 +9215,27 @@
           <w:sz w:val="18"/>
           <w:szCs w:val="18"/>
         </w:rPr>
-        <w:t>; also the option to remove it from the Recent Files list</w:t>
+        <w:t xml:space="preserve">; </w:t>
+      </w:r>
+      <w:proofErr w:type="gramStart"/>
+      <w:r>
+        <w:rPr>
+          <w:rFonts w:ascii="Arial" w:hAnsi="Arial" w:cs="Arial"/>
+          <w:color w:val="1F4E79" w:themeColor="accent1" w:themeShade="80"/>
+          <w:sz w:val="18"/>
+          <w:szCs w:val="18"/>
+        </w:rPr>
+        <w:t>also</w:t>
+      </w:r>
+      <w:proofErr w:type="gramEnd"/>
+      <w:r>
+        <w:rPr>
+          <w:rFonts w:ascii="Arial" w:hAnsi="Arial" w:cs="Arial"/>
+          <w:color w:val="1F4E79" w:themeColor="accent1" w:themeShade="80"/>
+          <w:sz w:val="18"/>
+          <w:szCs w:val="18"/>
+        </w:rPr>
+        <w:t xml:space="preserve"> the option to remove it from the Recent Files list</w:t>
       </w:r>
       <w:r>
         <w:rPr>
@@ -8762,16 +9343,38 @@
           <w:sz w:val="18"/>
           <w:szCs w:val="18"/>
         </w:rPr>
-        <w:t>Importing from a .</w:t>
-      </w:r>
-      <w:r>
-        <w:rPr>
-          <w:rFonts w:ascii="Arial" w:hAnsi="Arial" w:cs="Arial"/>
-          <w:color w:val="1F4E79" w:themeColor="accent1" w:themeShade="80"/>
-          <w:sz w:val="18"/>
-          <w:szCs w:val="18"/>
-        </w:rPr>
-        <w:t xml:space="preserve">xfp </w:t>
+        <w:t xml:space="preserve">Importing from </w:t>
+      </w:r>
+      <w:proofErr w:type="gramStart"/>
+      <w:r>
+        <w:rPr>
+          <w:rFonts w:ascii="Arial" w:hAnsi="Arial" w:cs="Arial"/>
+          <w:color w:val="1F4E79" w:themeColor="accent1" w:themeShade="80"/>
+          <w:sz w:val="18"/>
+          <w:szCs w:val="18"/>
+        </w:rPr>
+        <w:t>a .</w:t>
+      </w:r>
+      <w:proofErr w:type="spellStart"/>
+      <w:r>
+        <w:rPr>
+          <w:rFonts w:ascii="Arial" w:hAnsi="Arial" w:cs="Arial"/>
+          <w:color w:val="1F4E79" w:themeColor="accent1" w:themeShade="80"/>
+          <w:sz w:val="18"/>
+          <w:szCs w:val="18"/>
+        </w:rPr>
+        <w:t>xfp</w:t>
+      </w:r>
+      <w:proofErr w:type="spellEnd"/>
+      <w:proofErr w:type="gramEnd"/>
+      <w:r>
+        <w:rPr>
+          <w:rFonts w:ascii="Arial" w:hAnsi="Arial" w:cs="Arial"/>
+          <w:color w:val="1F4E79" w:themeColor="accent1" w:themeShade="80"/>
+          <w:sz w:val="18"/>
+          <w:szCs w:val="18"/>
+        </w:rPr>
+        <w:t xml:space="preserve"> </w:t>
       </w:r>
       <w:r>
         <w:rPr>
@@ -9312,7 +9915,27 @@
           <w:sz w:val="18"/>
           <w:szCs w:val="18"/>
         </w:rPr>
-        <w:t>Corrected the TimePicker control so that its time format now reflects a change of language.</w:t>
+        <w:t xml:space="preserve">Corrected the </w:t>
+      </w:r>
+      <w:proofErr w:type="spellStart"/>
+      <w:r>
+        <w:rPr>
+          <w:rFonts w:ascii="Arial" w:hAnsi="Arial" w:cs="Arial"/>
+          <w:color w:val="1F4E79" w:themeColor="accent1" w:themeShade="80"/>
+          <w:sz w:val="18"/>
+          <w:szCs w:val="18"/>
+        </w:rPr>
+        <w:t>TimePicker</w:t>
+      </w:r>
+      <w:proofErr w:type="spellEnd"/>
+      <w:r>
+        <w:rPr>
+          <w:rFonts w:ascii="Arial" w:hAnsi="Arial" w:cs="Arial"/>
+          <w:color w:val="1F4E79" w:themeColor="accent1" w:themeShade="80"/>
+          <w:sz w:val="18"/>
+          <w:szCs w:val="18"/>
+        </w:rPr>
+        <w:t xml:space="preserve"> control so that its time format now reflects a change of language.</w:t>
       </w:r>
     </w:p>
     <w:p>

--- a/XFP/Resources/XFP Revision History[en-GB].docx
+++ b/XFP/Resources/XFP Revision History[en-GB].docx
@@ -69,7 +69,7 @@
           <w:sz w:val="24"/>
           <w:szCs w:val="24"/>
         </w:rPr>
-        <w:t>3</w:t>
+        <w:t>4</w:t>
       </w:r>
       <w:r>
         <w:rPr>
@@ -357,7 +357,61 @@
           <w:sz w:val="18"/>
           <w:szCs w:val="18"/>
         </w:rPr>
-        <w:t>The Site Details page was not showing recalibration or day/night times when reading from a config that was created by the old XFP tools</w:t>
+        <w:t xml:space="preserve">The Site Details page was not showing </w:t>
+      </w:r>
+      <w:r>
+        <w:rPr>
+          <w:rFonts w:ascii="Arial" w:hAnsi="Arial" w:cs="Arial"/>
+          <w:color w:val="1F497D"/>
+          <w:sz w:val="18"/>
+          <w:szCs w:val="18"/>
+        </w:rPr>
+        <w:t>R</w:t>
+      </w:r>
+      <w:r>
+        <w:rPr>
+          <w:rFonts w:ascii="Arial" w:hAnsi="Arial" w:cs="Arial"/>
+          <w:color w:val="1F497D"/>
+          <w:sz w:val="18"/>
+          <w:szCs w:val="18"/>
+        </w:rPr>
+        <w:t xml:space="preserve">ecalibration or </w:t>
+      </w:r>
+      <w:r>
+        <w:rPr>
+          <w:rFonts w:ascii="Arial" w:hAnsi="Arial" w:cs="Arial"/>
+          <w:color w:val="1F497D"/>
+          <w:sz w:val="18"/>
+          <w:szCs w:val="18"/>
+        </w:rPr>
+        <w:t>D</w:t>
+      </w:r>
+      <w:r>
+        <w:rPr>
+          <w:rFonts w:ascii="Arial" w:hAnsi="Arial" w:cs="Arial"/>
+          <w:color w:val="1F497D"/>
+          <w:sz w:val="18"/>
+          <w:szCs w:val="18"/>
+        </w:rPr>
+        <w:t>ay/</w:t>
+      </w:r>
+      <w:r>
+        <w:rPr>
+          <w:rFonts w:ascii="Arial" w:hAnsi="Arial" w:cs="Arial"/>
+          <w:color w:val="1F497D"/>
+          <w:sz w:val="18"/>
+          <w:szCs w:val="18"/>
+        </w:rPr>
+        <w:t>N</w:t>
+      </w:r>
+      <w:r>
+        <w:rPr>
+          <w:rFonts w:ascii="Arial" w:hAnsi="Arial" w:cs="Arial"/>
+          <w:color w:val="1F497D"/>
+          <w:sz w:val="18"/>
+          <w:szCs w:val="18"/>
+        </w:rPr>
+        <w:t>ight times when reading from a config that was created by the old XFP tools</w:t>
       </w:r>
       <w:r>
         <w:rPr>

--- a/XFP/Resources/XFP Revision History[en-GB].docx
+++ b/XFP/Resources/XFP Revision History[en-GB].docx
@@ -1061,7 +1061,31 @@
           <w:sz w:val="18"/>
           <w:szCs w:val="18"/>
         </w:rPr>
-        <w:t xml:space="preserve"> is for Envision and, if Yes, the prefixes are added.</w:t>
+        <w:t xml:space="preserve"> is for Envision and, if </w:t>
+      </w:r>
+      <w:proofErr w:type="gramStart"/>
+      <w:r>
+        <w:rPr>
+          <w:rFonts w:ascii="Arial" w:hAnsi="Arial" w:cs="Arial"/>
+          <w:i/>
+          <w:iCs/>
+          <w:color w:val="1F497D"/>
+          <w:sz w:val="18"/>
+          <w:szCs w:val="18"/>
+        </w:rPr>
+        <w:t>Yes</w:t>
+      </w:r>
+      <w:proofErr w:type="gramEnd"/>
+      <w:r>
+        <w:rPr>
+          <w:rFonts w:ascii="Arial" w:hAnsi="Arial" w:cs="Arial"/>
+          <w:i/>
+          <w:iCs/>
+          <w:color w:val="1F497D"/>
+          <w:sz w:val="18"/>
+          <w:szCs w:val="18"/>
+        </w:rPr>
+        <w:t>, the prefixes are added.</w:t>
       </w:r>
       <w:r>
         <w:rPr>
@@ -1215,7 +1239,17 @@
           <w:sz w:val="18"/>
           <w:szCs w:val="18"/>
         </w:rPr>
-        <w:t xml:space="preserve"> 2-loop panel</w:t>
+        <w:t xml:space="preserve"> 2-loop </w:t>
+      </w:r>
+      <w:proofErr w:type="gramStart"/>
+      <w:r>
+        <w:rPr>
+          <w:rFonts w:ascii="Arial" w:hAnsi="Arial" w:cs="Arial"/>
+          <w:color w:val="1F497D"/>
+          <w:sz w:val="18"/>
+          <w:szCs w:val="18"/>
+        </w:rPr>
+        <w:t>panel</w:t>
       </w:r>
       <w:r>
         <w:rPr>
@@ -1242,7 +1276,17 @@
           <w:sz w:val="18"/>
           <w:szCs w:val="18"/>
         </w:rPr>
-        <w:t xml:space="preserve">and </w:t>
+        <w:t>and</w:t>
+      </w:r>
+      <w:proofErr w:type="gramEnd"/>
+      <w:r>
+        <w:rPr>
+          <w:rFonts w:ascii="Arial" w:hAnsi="Arial" w:cs="Arial"/>
+          <w:color w:val="1F497D"/>
+          <w:sz w:val="18"/>
+          <w:szCs w:val="18"/>
+        </w:rPr>
+        <w:t xml:space="preserve"> </w:t>
       </w:r>
       <w:r>
         <w:rPr>
@@ -3011,7 +3055,27 @@
           <w:sz w:val="18"/>
           <w:szCs w:val="18"/>
         </w:rPr>
-        <w:t>Groups page: Phased Delay can now be disabled by setting it to “--:--“.</w:t>
+        <w:t>Groups page: Phased Delay can now be disabled by setting it to “</w:t>
+      </w:r>
+      <w:proofErr w:type="gramStart"/>
+      <w:r>
+        <w:rPr>
+          <w:rFonts w:ascii="Arial" w:hAnsi="Arial" w:cs="Arial"/>
+          <w:color w:val="1F497D"/>
+          <w:sz w:val="18"/>
+          <w:szCs w:val="18"/>
+        </w:rPr>
+        <w:t>--:--</w:t>
+      </w:r>
+      <w:proofErr w:type="gramEnd"/>
+      <w:r>
+        <w:rPr>
+          <w:rFonts w:ascii="Arial" w:hAnsi="Arial" w:cs="Arial"/>
+          <w:color w:val="1F497D"/>
+          <w:sz w:val="18"/>
+          <w:szCs w:val="18"/>
+        </w:rPr>
+        <w:t>“.</w:t>
       </w:r>
     </w:p>
     <w:p>
@@ -7091,14 +7155,45 @@
         </w:rPr>
         <w:tab/>
       </w:r>
-      <w:r>
-        <w:rPr>
-          <w:rFonts w:ascii="Arial" w:hAnsi="Arial" w:cs="Arial"/>
-          <w:color w:val="1F4E79" w:themeColor="accent1" w:themeShade="80"/>
-          <w:sz w:val="18"/>
-          <w:szCs w:val="18"/>
-        </w:rPr>
-        <w:t xml:space="preserve">NumberSpinner control: added NumberSet property, that defines the set of valid values for the case when the valid values are not consecutive, and </w:t>
+      <w:proofErr w:type="spellStart"/>
+      <w:r>
+        <w:rPr>
+          <w:rFonts w:ascii="Arial" w:hAnsi="Arial" w:cs="Arial"/>
+          <w:color w:val="1F4E79" w:themeColor="accent1" w:themeShade="80"/>
+          <w:sz w:val="18"/>
+          <w:szCs w:val="18"/>
+        </w:rPr>
+        <w:t>NumberSpinner</w:t>
+      </w:r>
+      <w:proofErr w:type="spellEnd"/>
+      <w:r>
+        <w:rPr>
+          <w:rFonts w:ascii="Arial" w:hAnsi="Arial" w:cs="Arial"/>
+          <w:color w:val="1F4E79" w:themeColor="accent1" w:themeShade="80"/>
+          <w:sz w:val="18"/>
+          <w:szCs w:val="18"/>
+        </w:rPr>
+        <w:t xml:space="preserve"> control: added </w:t>
+      </w:r>
+      <w:proofErr w:type="spellStart"/>
+      <w:r>
+        <w:rPr>
+          <w:rFonts w:ascii="Arial" w:hAnsi="Arial" w:cs="Arial"/>
+          <w:color w:val="1F4E79" w:themeColor="accent1" w:themeShade="80"/>
+          <w:sz w:val="18"/>
+          <w:szCs w:val="18"/>
+        </w:rPr>
+        <w:t>NumberSet</w:t>
+      </w:r>
+      <w:proofErr w:type="spellEnd"/>
+      <w:r>
+        <w:rPr>
+          <w:rFonts w:ascii="Arial" w:hAnsi="Arial" w:cs="Arial"/>
+          <w:color w:val="1F4E79" w:themeColor="accent1" w:themeShade="80"/>
+          <w:sz w:val="18"/>
+          <w:szCs w:val="18"/>
+        </w:rPr>
+        <w:t xml:space="preserve"> property, that defines the set of valid values for the case when the valid values are not consecutive, and </w:t>
       </w:r>
       <w:r>
         <w:rPr>
@@ -8053,7 +8148,37 @@
           <w:sz w:val="18"/>
           <w:szCs w:val="18"/>
         </w:rPr>
-        <w:t>Default DeviceData day/night modes are now set according to the device type</w:t>
+        <w:t xml:space="preserve">Default </w:t>
+      </w:r>
+      <w:proofErr w:type="spellStart"/>
+      <w:r>
+        <w:rPr>
+          <w:rFonts w:ascii="Arial" w:hAnsi="Arial" w:cs="Arial"/>
+          <w:color w:val="1F4E79" w:themeColor="accent1" w:themeShade="80"/>
+          <w:sz w:val="18"/>
+          <w:szCs w:val="18"/>
+        </w:rPr>
+        <w:t>DeviceData</w:t>
+      </w:r>
+      <w:proofErr w:type="spellEnd"/>
+      <w:r>
+        <w:rPr>
+          <w:rFonts w:ascii="Arial" w:hAnsi="Arial" w:cs="Arial"/>
+          <w:color w:val="1F4E79" w:themeColor="accent1" w:themeShade="80"/>
+          <w:sz w:val="18"/>
+          <w:szCs w:val="18"/>
+        </w:rPr>
+        <w:t xml:space="preserve"> day/night modes are now set according to the device </w:t>
+      </w:r>
+      <w:proofErr w:type="gramStart"/>
+      <w:r>
+        <w:rPr>
+          <w:rFonts w:ascii="Arial" w:hAnsi="Arial" w:cs="Arial"/>
+          <w:color w:val="1F4E79" w:themeColor="accent1" w:themeShade="80"/>
+          <w:sz w:val="18"/>
+          <w:szCs w:val="18"/>
+        </w:rPr>
+        <w:t>type</w:t>
       </w:r>
       <w:r>
         <w:rPr>
@@ -8071,7 +8196,17 @@
           <w:sz w:val="18"/>
           <w:szCs w:val="18"/>
         </w:rPr>
-        <w:t xml:space="preserve"> and are set to default values when a device is changed or added.</w:t>
+        <w:t xml:space="preserve"> and</w:t>
+      </w:r>
+      <w:proofErr w:type="gramEnd"/>
+      <w:r>
+        <w:rPr>
+          <w:rFonts w:ascii="Arial" w:hAnsi="Arial" w:cs="Arial"/>
+          <w:color w:val="1F4E79" w:themeColor="accent1" w:themeShade="80"/>
+          <w:sz w:val="18"/>
+          <w:szCs w:val="18"/>
+        </w:rPr>
+        <w:t xml:space="preserve"> are set to default values when a device is changed or added.</w:t>
       </w:r>
     </w:p>
     <w:p>
@@ -8404,7 +8539,27 @@
           <w:sz w:val="18"/>
           <w:szCs w:val="18"/>
         </w:rPr>
-        <w:t xml:space="preserve">The TimePicker control </w:t>
+        <w:t xml:space="preserve">The </w:t>
+      </w:r>
+      <w:proofErr w:type="spellStart"/>
+      <w:r>
+        <w:rPr>
+          <w:rFonts w:ascii="Arial" w:hAnsi="Arial" w:cs="Arial"/>
+          <w:color w:val="1F4E79" w:themeColor="accent1" w:themeShade="80"/>
+          <w:sz w:val="18"/>
+          <w:szCs w:val="18"/>
+        </w:rPr>
+        <w:t>TimePicker</w:t>
+      </w:r>
+      <w:proofErr w:type="spellEnd"/>
+      <w:r>
+        <w:rPr>
+          <w:rFonts w:ascii="Arial" w:hAnsi="Arial" w:cs="Arial"/>
+          <w:color w:val="1F4E79" w:themeColor="accent1" w:themeShade="80"/>
+          <w:sz w:val="18"/>
+          <w:szCs w:val="18"/>
+        </w:rPr>
+        <w:t xml:space="preserve"> control </w:t>
       </w:r>
       <w:r>
         <w:rPr>
@@ -8440,8 +8595,9 @@
           <w:sz w:val="18"/>
           <w:szCs w:val="18"/>
         </w:rPr>
-        <w:t xml:space="preserve"> “-</w:t>
-      </w:r>
+        <w:t xml:space="preserve"> “</w:t>
+      </w:r>
+      <w:proofErr w:type="gramStart"/>
       <w:r>
         <w:rPr>
           <w:rFonts w:ascii="Arial" w:hAnsi="Arial" w:cs="Arial"/>
@@ -8458,6 +8614,15 @@
           <w:sz w:val="18"/>
           <w:szCs w:val="18"/>
         </w:rPr>
+        <w:t>-</w:t>
+      </w:r>
+      <w:r>
+        <w:rPr>
+          <w:rFonts w:ascii="Arial" w:hAnsi="Arial" w:cs="Arial"/>
+          <w:color w:val="1F4E79" w:themeColor="accent1" w:themeShade="80"/>
+          <w:sz w:val="18"/>
+          <w:szCs w:val="18"/>
+        </w:rPr>
         <w:t>:--“</w:t>
       </w:r>
       <w:r>
@@ -8467,7 +8632,17 @@
           <w:sz w:val="18"/>
           <w:szCs w:val="18"/>
         </w:rPr>
-        <w:t xml:space="preserve"> to indicate Never</w:t>
+        <w:t xml:space="preserve"> to</w:t>
+      </w:r>
+      <w:proofErr w:type="gramEnd"/>
+      <w:r>
+        <w:rPr>
+          <w:rFonts w:ascii="Arial" w:hAnsi="Arial" w:cs="Arial"/>
+          <w:color w:val="1F4E79" w:themeColor="accent1" w:themeShade="80"/>
+          <w:sz w:val="18"/>
+          <w:szCs w:val="18"/>
+        </w:rPr>
+        <w:t xml:space="preserve"> indicate Never</w:t>
       </w:r>
       <w:r>
         <w:rPr>
@@ -8730,7 +8905,27 @@
           <w:sz w:val="18"/>
           <w:szCs w:val="18"/>
         </w:rPr>
-        <w:t>; also the option to remove it from the Recent Files list</w:t>
+        <w:t xml:space="preserve">; </w:t>
+      </w:r>
+      <w:proofErr w:type="gramStart"/>
+      <w:r>
+        <w:rPr>
+          <w:rFonts w:ascii="Arial" w:hAnsi="Arial" w:cs="Arial"/>
+          <w:color w:val="1F4E79" w:themeColor="accent1" w:themeShade="80"/>
+          <w:sz w:val="18"/>
+          <w:szCs w:val="18"/>
+        </w:rPr>
+        <w:t>also</w:t>
+      </w:r>
+      <w:proofErr w:type="gramEnd"/>
+      <w:r>
+        <w:rPr>
+          <w:rFonts w:ascii="Arial" w:hAnsi="Arial" w:cs="Arial"/>
+          <w:color w:val="1F4E79" w:themeColor="accent1" w:themeShade="80"/>
+          <w:sz w:val="18"/>
+          <w:szCs w:val="18"/>
+        </w:rPr>
+        <w:t xml:space="preserve"> the option to remove it from the Recent Files list</w:t>
       </w:r>
       <w:r>
         <w:rPr>
@@ -8838,16 +9033,38 @@
           <w:sz w:val="18"/>
           <w:szCs w:val="18"/>
         </w:rPr>
-        <w:t>Importing from a .</w:t>
-      </w:r>
-      <w:r>
-        <w:rPr>
-          <w:rFonts w:ascii="Arial" w:hAnsi="Arial" w:cs="Arial"/>
-          <w:color w:val="1F4E79" w:themeColor="accent1" w:themeShade="80"/>
-          <w:sz w:val="18"/>
-          <w:szCs w:val="18"/>
-        </w:rPr>
-        <w:t xml:space="preserve">xfp </w:t>
+        <w:t xml:space="preserve">Importing from </w:t>
+      </w:r>
+      <w:proofErr w:type="gramStart"/>
+      <w:r>
+        <w:rPr>
+          <w:rFonts w:ascii="Arial" w:hAnsi="Arial" w:cs="Arial"/>
+          <w:color w:val="1F4E79" w:themeColor="accent1" w:themeShade="80"/>
+          <w:sz w:val="18"/>
+          <w:szCs w:val="18"/>
+        </w:rPr>
+        <w:t>a .</w:t>
+      </w:r>
+      <w:proofErr w:type="spellStart"/>
+      <w:r>
+        <w:rPr>
+          <w:rFonts w:ascii="Arial" w:hAnsi="Arial" w:cs="Arial"/>
+          <w:color w:val="1F4E79" w:themeColor="accent1" w:themeShade="80"/>
+          <w:sz w:val="18"/>
+          <w:szCs w:val="18"/>
+        </w:rPr>
+        <w:t>xfp</w:t>
+      </w:r>
+      <w:proofErr w:type="spellEnd"/>
+      <w:proofErr w:type="gramEnd"/>
+      <w:r>
+        <w:rPr>
+          <w:rFonts w:ascii="Arial" w:hAnsi="Arial" w:cs="Arial"/>
+          <w:color w:val="1F4E79" w:themeColor="accent1" w:themeShade="80"/>
+          <w:sz w:val="18"/>
+          <w:szCs w:val="18"/>
+        </w:rPr>
+        <w:t xml:space="preserve"> </w:t>
       </w:r>
       <w:r>
         <w:rPr>
@@ -9388,7 +9605,27 @@
           <w:sz w:val="18"/>
           <w:szCs w:val="18"/>
         </w:rPr>
-        <w:t>Corrected the TimePicker control so that its time format now reflects a change of language.</w:t>
+        <w:t xml:space="preserve">Corrected the </w:t>
+      </w:r>
+      <w:proofErr w:type="spellStart"/>
+      <w:r>
+        <w:rPr>
+          <w:rFonts w:ascii="Arial" w:hAnsi="Arial" w:cs="Arial"/>
+          <w:color w:val="1F4E79" w:themeColor="accent1" w:themeShade="80"/>
+          <w:sz w:val="18"/>
+          <w:szCs w:val="18"/>
+        </w:rPr>
+        <w:t>TimePicker</w:t>
+      </w:r>
+      <w:proofErr w:type="spellEnd"/>
+      <w:r>
+        <w:rPr>
+          <w:rFonts w:ascii="Arial" w:hAnsi="Arial" w:cs="Arial"/>
+          <w:color w:val="1F4E79" w:themeColor="accent1" w:themeShade="80"/>
+          <w:sz w:val="18"/>
+          <w:szCs w:val="18"/>
+        </w:rPr>
+        <w:t xml:space="preserve"> control so that its time format now reflects a change of language.</w:t>
       </w:r>
     </w:p>
     <w:p>

--- a/XFP/Resources/XFP Revision History[en-GB].docx
+++ b/XFP/Resources/XFP Revision History[en-GB].docx
@@ -36,10 +36,8 @@
           <w:color w:val="9CC2E5" w:themeColor="accent1" w:themeTint="99"/>
           <w:sz w:val="16"/>
           <w:szCs w:val="16"/>
-          <w:lang w:val="fr-FR"/>
-        </w:rPr>
-      </w:pPr>
-      <w:proofErr w:type="gramStart"/>
+        </w:rPr>
+      </w:pPr>
       <w:r>
         <w:rPr>
           <w:rFonts w:ascii="Arial" w:hAnsi="Arial" w:cs="Arial"/>
@@ -48,11 +46,9 @@
           <w:color w:val="4472C4" w:themeColor="accent5"/>
           <w:sz w:val="24"/>
           <w:szCs w:val="24"/>
-          <w:lang w:val="fr-FR"/>
-        </w:rPr>
-        <w:t>v</w:t>
-      </w:r>
-      <w:proofErr w:type="gramEnd"/>
+        </w:rPr>
+        <w:t>v8.1.</w:t>
+      </w:r>
       <w:r>
         <w:rPr>
           <w:rFonts w:ascii="Arial" w:hAnsi="Arial" w:cs="Arial"/>
@@ -61,11 +57,9 @@
           <w:color w:val="4472C4" w:themeColor="accent5"/>
           <w:sz w:val="24"/>
           <w:szCs w:val="24"/>
-          <w:lang w:val="fr-FR"/>
-        </w:rPr>
-        <w:t>8.</w:t>
-      </w:r>
-      <w:proofErr w:type="gramStart"/>
+        </w:rPr>
+        <w:t>15</w:t>
+      </w:r>
       <w:r>
         <w:rPr>
           <w:rFonts w:ascii="Arial" w:hAnsi="Arial" w:cs="Arial"/>
@@ -74,9 +68,8 @@
           <w:color w:val="4472C4" w:themeColor="accent5"/>
           <w:sz w:val="24"/>
           <w:szCs w:val="24"/>
-          <w:lang w:val="fr-FR"/>
-        </w:rPr>
-        <w:t>1.</w:t>
+        </w:rPr>
+        <w:tab/>
       </w:r>
       <w:r>
         <w:rPr>
@@ -86,11 +79,9 @@
           <w:color w:val="4472C4" w:themeColor="accent5"/>
           <w:sz w:val="24"/>
           <w:szCs w:val="24"/>
-          <w:lang w:val="fr-FR"/>
-        </w:rPr>
-        <w:t>xx</w:t>
-      </w:r>
-      <w:proofErr w:type="gramEnd"/>
+        </w:rPr>
+        <w:t>14/</w:t>
+      </w:r>
       <w:r>
         <w:rPr>
           <w:rFonts w:ascii="Arial" w:hAnsi="Arial" w:cs="Arial"/>
@@ -99,9 +90,8 @@
           <w:color w:val="4472C4" w:themeColor="accent5"/>
           <w:sz w:val="24"/>
           <w:szCs w:val="24"/>
-          <w:lang w:val="fr-FR"/>
-        </w:rPr>
-        <w:tab/>
+        </w:rPr>
+        <w:t>04</w:t>
       </w:r>
       <w:r>
         <w:rPr>
@@ -111,43 +101,6 @@
           <w:color w:val="4472C4" w:themeColor="accent5"/>
           <w:sz w:val="24"/>
           <w:szCs w:val="24"/>
-          <w:lang w:val="fr-FR"/>
-        </w:rPr>
-        <w:t>xx</w:t>
-      </w:r>
-      <w:r>
-        <w:rPr>
-          <w:rFonts w:ascii="Arial" w:hAnsi="Arial" w:cs="Arial"/>
-          <w:b/>
-          <w:bCs/>
-          <w:color w:val="4472C4" w:themeColor="accent5"/>
-          <w:sz w:val="24"/>
-          <w:szCs w:val="24"/>
-          <w:lang w:val="fr-FR"/>
-        </w:rPr>
-        <w:t>/</w:t>
-      </w:r>
-      <w:r>
-        <w:rPr>
-          <w:rFonts w:ascii="Arial" w:hAnsi="Arial" w:cs="Arial"/>
-          <w:b/>
-          <w:bCs/>
-          <w:color w:val="4472C4" w:themeColor="accent5"/>
-          <w:sz w:val="24"/>
-          <w:szCs w:val="24"/>
-          <w:lang w:val="fr-FR"/>
-        </w:rPr>
-        <w:t>xx</w:t>
-      </w:r>
-      <w:r>
-        <w:rPr>
-          <w:rFonts w:ascii="Arial" w:hAnsi="Arial" w:cs="Arial"/>
-          <w:b/>
-          <w:bCs/>
-          <w:color w:val="4472C4" w:themeColor="accent5"/>
-          <w:sz w:val="24"/>
-          <w:szCs w:val="24"/>
-          <w:lang w:val="fr-FR"/>
         </w:rPr>
         <w:t>/2026</w:t>
       </w:r>
@@ -225,15 +178,6 @@
         <w:tab/>
         <w:t>The feature for custom icons and title bar colour has been added to the popup message box. For example, error and warning messages now use red and orange title bars respectively.</w:t>
       </w:r>
-      <w:r>
-        <w:rPr>
-          <w:rFonts w:ascii="Arial" w:hAnsi="Arial" w:cs="Arial"/>
-          <w:color w:val="1F497D"/>
-          <w:sz w:val="18"/>
-          <w:szCs w:val="18"/>
-        </w:rPr>
-        <w:br/>
-      </w:r>
     </w:p>
     <w:p>
       <w:pPr>
@@ -250,26 +194,11 @@
         <w:contextualSpacing/>
         <w:rPr>
           <w:rFonts w:ascii="Arial" w:hAnsi="Arial" w:cs="Arial"/>
-          <w:b/>
-          <w:bCs/>
-          <w:color w:val="1F497D"/>
-          <w:sz w:val="18"/>
-          <w:szCs w:val="18"/>
-          <w:lang w:val="fr-FR"/>
-        </w:rPr>
-      </w:pPr>
-      <w:r>
-        <w:rPr>
-          <w:rFonts w:ascii="Arial" w:hAnsi="Arial" w:cs="Arial"/>
-          <w:b/>
-          <w:bCs/>
-          <w:color w:val="1F497D"/>
-          <w:sz w:val="18"/>
-          <w:szCs w:val="18"/>
-          <w:lang w:val="fr-FR"/>
-        </w:rPr>
-        <w:t>Fixes</w:t>
-      </w:r>
+          <w:color w:val="1F497D"/>
+          <w:sz w:val="18"/>
+          <w:szCs w:val="18"/>
+        </w:rPr>
+      </w:pPr>
     </w:p>
     <w:p>
       <w:pPr>
@@ -286,47 +215,23 @@
         <w:contextualSpacing/>
         <w:rPr>
           <w:rFonts w:ascii="Arial" w:hAnsi="Arial" w:cs="Arial"/>
-          <w:color w:val="1F497D"/>
-          <w:sz w:val="18"/>
-          <w:szCs w:val="18"/>
-        </w:rPr>
-      </w:pPr>
-      <w:r>
-        <w:rPr>
-          <w:rFonts w:ascii="Arial" w:hAnsi="Arial" w:cs="Arial"/>
-          <w:color w:val="1F497D"/>
-          <w:sz w:val="18"/>
-          <w:szCs w:val="18"/>
-        </w:rPr>
-        <w:t>•</w:t>
-      </w:r>
-      <w:r>
-        <w:rPr>
-          <w:rFonts w:ascii="Arial" w:hAnsi="Arial" w:cs="Arial"/>
-          <w:color w:val="1F497D"/>
-          <w:sz w:val="18"/>
-          <w:szCs w:val="18"/>
-        </w:rPr>
-        <w:tab/>
-        <w:t xml:space="preserve">The </w:t>
-      </w:r>
-      <w:r>
-        <w:rPr>
-          <w:rFonts w:ascii="Arial" w:hAnsi="Arial" w:cs="Arial"/>
-          <w:color w:val="1F497D"/>
-          <w:sz w:val="18"/>
-          <w:szCs w:val="18"/>
-        </w:rPr>
-        <w:t>app’s Maximise W</w:t>
-      </w:r>
-      <w:r>
-        <w:rPr>
-          <w:rFonts w:ascii="Arial" w:hAnsi="Arial" w:cs="Arial"/>
-          <w:color w:val="1F497D"/>
-          <w:sz w:val="18"/>
-          <w:szCs w:val="18"/>
-        </w:rPr>
-        <w:t>indow button now works correctly.</w:t>
+          <w:b/>
+          <w:bCs/>
+          <w:color w:val="1F497D"/>
+          <w:sz w:val="18"/>
+          <w:szCs w:val="18"/>
+        </w:rPr>
+      </w:pPr>
+      <w:r>
+        <w:rPr>
+          <w:rFonts w:ascii="Arial" w:hAnsi="Arial" w:cs="Arial"/>
+          <w:b/>
+          <w:bCs/>
+          <w:color w:val="1F497D"/>
+          <w:sz w:val="18"/>
+          <w:szCs w:val="18"/>
+        </w:rPr>
+        <w:t>Fixes</w:t>
       </w:r>
     </w:p>
     <w:p>
@@ -366,7 +271,33 @@
           <w:szCs w:val="18"/>
         </w:rPr>
         <w:tab/>
-        <w:t>The available Day/Night mode options have been corrected for the different types of CAST Pro devices.</w:t>
+      </w:r>
+      <w:r>
+        <w:rPr>
+          <w:rFonts w:ascii="Arial" w:hAnsi="Arial" w:cs="Arial"/>
+          <w:color w:val="1F497D"/>
+          <w:sz w:val="18"/>
+          <w:szCs w:val="18"/>
+        </w:rPr>
+        <w:t xml:space="preserve">Zone </w:t>
+      </w:r>
+      <w:r>
+        <w:rPr>
+          <w:rFonts w:ascii="Arial" w:hAnsi="Arial" w:cs="Arial"/>
+          <w:color w:val="1F497D"/>
+          <w:sz w:val="18"/>
+          <w:szCs w:val="18"/>
+        </w:rPr>
+        <w:t>names sent to the XFP panel being placed on the wrong zone has been corrected</w:t>
+      </w:r>
+      <w:r>
+        <w:rPr>
+          <w:rFonts w:ascii="Arial" w:hAnsi="Arial" w:cs="Arial"/>
+          <w:color w:val="1F497D"/>
+          <w:sz w:val="18"/>
+          <w:szCs w:val="18"/>
+        </w:rPr>
+        <w:t>.</w:t>
       </w:r>
     </w:p>
     <w:p>
@@ -389,128 +320,24 @@
           <w:szCs w:val="18"/>
         </w:rPr>
       </w:pPr>
-    </w:p>
-    <w:p>
-      <w:pPr>
-        <w:tabs>
-          <w:tab w:val="left" w:pos="993"/>
-        </w:tabs>
-        <w:rPr>
-          <w:rFonts w:ascii="Arial" w:hAnsi="Arial" w:cs="Arial"/>
-          <w:color w:val="9CC2E5" w:themeColor="accent1" w:themeTint="99"/>
-          <w:sz w:val="16"/>
-          <w:szCs w:val="16"/>
-        </w:rPr>
-      </w:pPr>
-      <w:r>
-        <w:rPr>
-          <w:rFonts w:ascii="Arial" w:hAnsi="Arial" w:cs="Arial"/>
-          <w:b/>
-          <w:bCs/>
-          <w:color w:val="4472C4" w:themeColor="accent5"/>
-          <w:sz w:val="24"/>
-          <w:szCs w:val="24"/>
-        </w:rPr>
-        <w:t>v8.1.</w:t>
-      </w:r>
-      <w:r>
-        <w:rPr>
-          <w:rFonts w:ascii="Arial" w:hAnsi="Arial" w:cs="Arial"/>
-          <w:b/>
-          <w:bCs/>
-          <w:color w:val="4472C4" w:themeColor="accent5"/>
-          <w:sz w:val="24"/>
-          <w:szCs w:val="24"/>
-        </w:rPr>
-        <w:t>1</w:t>
-      </w:r>
-      <w:r>
-        <w:rPr>
-          <w:rFonts w:ascii="Arial" w:hAnsi="Arial" w:cs="Arial"/>
-          <w:b/>
-          <w:bCs/>
-          <w:color w:val="4472C4" w:themeColor="accent5"/>
-          <w:sz w:val="24"/>
-          <w:szCs w:val="24"/>
-        </w:rPr>
-        <w:t>4</w:t>
-      </w:r>
-      <w:r>
-        <w:rPr>
-          <w:rFonts w:ascii="Arial" w:hAnsi="Arial" w:cs="Arial"/>
-          <w:b/>
-          <w:bCs/>
-          <w:color w:val="4472C4" w:themeColor="accent5"/>
-          <w:sz w:val="24"/>
-          <w:szCs w:val="24"/>
+      <w:r>
+        <w:rPr>
+          <w:rFonts w:ascii="Arial" w:hAnsi="Arial" w:cs="Arial"/>
+          <w:color w:val="1F497D"/>
+          <w:sz w:val="18"/>
+          <w:szCs w:val="18"/>
+        </w:rPr>
+        <w:t>•</w:t>
+      </w:r>
+      <w:r>
+        <w:rPr>
+          <w:rFonts w:ascii="Arial" w:hAnsi="Arial" w:cs="Arial"/>
+          <w:color w:val="1F497D"/>
+          <w:sz w:val="18"/>
+          <w:szCs w:val="18"/>
         </w:rPr>
         <w:tab/>
-      </w:r>
-      <w:r>
-        <w:rPr>
-          <w:rFonts w:ascii="Arial" w:hAnsi="Arial" w:cs="Arial"/>
-          <w:b/>
-          <w:bCs/>
-          <w:color w:val="4472C4" w:themeColor="accent5"/>
-          <w:sz w:val="24"/>
-          <w:szCs w:val="24"/>
-        </w:rPr>
-        <w:t>01</w:t>
-      </w:r>
-      <w:r>
-        <w:rPr>
-          <w:rFonts w:ascii="Arial" w:hAnsi="Arial" w:cs="Arial"/>
-          <w:b/>
-          <w:bCs/>
-          <w:color w:val="4472C4" w:themeColor="accent5"/>
-          <w:sz w:val="24"/>
-          <w:szCs w:val="24"/>
-        </w:rPr>
-        <w:t>/</w:t>
-      </w:r>
-      <w:r>
-        <w:rPr>
-          <w:rFonts w:ascii="Arial" w:hAnsi="Arial" w:cs="Arial"/>
-          <w:b/>
-          <w:bCs/>
-          <w:color w:val="4472C4" w:themeColor="accent5"/>
-          <w:sz w:val="24"/>
-          <w:szCs w:val="24"/>
-        </w:rPr>
-        <w:t>0</w:t>
-      </w:r>
-      <w:r>
-        <w:rPr>
-          <w:rFonts w:ascii="Arial" w:hAnsi="Arial" w:cs="Arial"/>
-          <w:b/>
-          <w:bCs/>
-          <w:color w:val="4472C4" w:themeColor="accent5"/>
-          <w:sz w:val="24"/>
-          <w:szCs w:val="24"/>
-        </w:rPr>
-        <w:t>4</w:t>
-      </w:r>
-      <w:r>
-        <w:rPr>
-          <w:rFonts w:ascii="Arial" w:hAnsi="Arial" w:cs="Arial"/>
-          <w:b/>
-          <w:bCs/>
-          <w:color w:val="4472C4" w:themeColor="accent5"/>
-          <w:sz w:val="24"/>
-          <w:szCs w:val="24"/>
-        </w:rPr>
-        <w:t>/202</w:t>
-      </w:r>
-      <w:r>
-        <w:rPr>
-          <w:rFonts w:ascii="Arial" w:hAnsi="Arial" w:cs="Arial"/>
-          <w:b/>
-          <w:bCs/>
-          <w:color w:val="4472C4" w:themeColor="accent5"/>
-          <w:sz w:val="24"/>
-          <w:szCs w:val="24"/>
-        </w:rPr>
-        <w:t>6</w:t>
+        <w:t>The available Day/Night mode options have been corrected for the different types of CAST Pro devices.</w:t>
       </w:r>
     </w:p>
     <w:p>
@@ -528,23 +355,47 @@
         <w:contextualSpacing/>
         <w:rPr>
           <w:rFonts w:ascii="Arial" w:hAnsi="Arial" w:cs="Arial"/>
-          <w:b/>
-          <w:bCs/>
-          <w:color w:val="1F497D"/>
-          <w:sz w:val="18"/>
-          <w:szCs w:val="18"/>
-        </w:rPr>
-      </w:pPr>
-      <w:r>
-        <w:rPr>
-          <w:rFonts w:ascii="Arial" w:hAnsi="Arial" w:cs="Arial"/>
-          <w:b/>
-          <w:bCs/>
-          <w:color w:val="1F497D"/>
-          <w:sz w:val="18"/>
-          <w:szCs w:val="18"/>
-        </w:rPr>
-        <w:t>Fixes</w:t>
+          <w:color w:val="1F497D"/>
+          <w:sz w:val="18"/>
+          <w:szCs w:val="18"/>
+        </w:rPr>
+      </w:pPr>
+      <w:r>
+        <w:rPr>
+          <w:rFonts w:ascii="Arial" w:hAnsi="Arial" w:cs="Arial"/>
+          <w:color w:val="1F497D"/>
+          <w:sz w:val="18"/>
+          <w:szCs w:val="18"/>
+        </w:rPr>
+        <w:t>•</w:t>
+      </w:r>
+      <w:r>
+        <w:rPr>
+          <w:rFonts w:ascii="Arial" w:hAnsi="Arial" w:cs="Arial"/>
+          <w:color w:val="1F497D"/>
+          <w:sz w:val="18"/>
+          <w:szCs w:val="18"/>
+        </w:rPr>
+        <w:tab/>
+        <w:t xml:space="preserve">The </w:t>
+      </w:r>
+      <w:r>
+        <w:rPr>
+          <w:rFonts w:ascii="Arial" w:hAnsi="Arial" w:cs="Arial"/>
+          <w:color w:val="1F497D"/>
+          <w:sz w:val="18"/>
+          <w:szCs w:val="18"/>
+        </w:rPr>
+        <w:t>app’s Maximise W</w:t>
+      </w:r>
+      <w:r>
+        <w:rPr>
+          <w:rFonts w:ascii="Arial" w:hAnsi="Arial" w:cs="Arial"/>
+          <w:color w:val="1F497D"/>
+          <w:sz w:val="18"/>
+          <w:szCs w:val="18"/>
+        </w:rPr>
+        <w:t>indow button now works correctly.</w:t>
       </w:r>
     </w:p>
     <w:p>
@@ -567,113 +418,128 @@
           <w:szCs w:val="18"/>
         </w:rPr>
       </w:pPr>
-      <w:r>
-        <w:rPr>
-          <w:rFonts w:ascii="Arial" w:hAnsi="Arial" w:cs="Arial"/>
-          <w:color w:val="1F497D"/>
-          <w:sz w:val="18"/>
-          <w:szCs w:val="18"/>
-        </w:rPr>
-        <w:t>•</w:t>
-      </w:r>
-      <w:r>
-        <w:rPr>
-          <w:rFonts w:ascii="Arial" w:hAnsi="Arial" w:cs="Arial"/>
-          <w:color w:val="1F497D"/>
-          <w:sz w:val="18"/>
-          <w:szCs w:val="18"/>
+    </w:p>
+    <w:p>
+      <w:pPr>
+        <w:tabs>
+          <w:tab w:val="left" w:pos="993"/>
+        </w:tabs>
+        <w:rPr>
+          <w:rFonts w:ascii="Arial" w:hAnsi="Arial" w:cs="Arial"/>
+          <w:color w:val="9CC2E5" w:themeColor="accent1" w:themeTint="99"/>
+          <w:sz w:val="16"/>
+          <w:szCs w:val="16"/>
+        </w:rPr>
+      </w:pPr>
+      <w:r>
+        <w:rPr>
+          <w:rFonts w:ascii="Arial" w:hAnsi="Arial" w:cs="Arial"/>
+          <w:b/>
+          <w:bCs/>
+          <w:color w:val="4472C4" w:themeColor="accent5"/>
+          <w:sz w:val="24"/>
+          <w:szCs w:val="24"/>
+        </w:rPr>
+        <w:t>v8.1.</w:t>
+      </w:r>
+      <w:r>
+        <w:rPr>
+          <w:rFonts w:ascii="Arial" w:hAnsi="Arial" w:cs="Arial"/>
+          <w:b/>
+          <w:bCs/>
+          <w:color w:val="4472C4" w:themeColor="accent5"/>
+          <w:sz w:val="24"/>
+          <w:szCs w:val="24"/>
+        </w:rPr>
+        <w:t>1</w:t>
+      </w:r>
+      <w:r>
+        <w:rPr>
+          <w:rFonts w:ascii="Arial" w:hAnsi="Arial" w:cs="Arial"/>
+          <w:b/>
+          <w:bCs/>
+          <w:color w:val="4472C4" w:themeColor="accent5"/>
+          <w:sz w:val="24"/>
+          <w:szCs w:val="24"/>
+        </w:rPr>
+        <w:t>4</w:t>
+      </w:r>
+      <w:r>
+        <w:rPr>
+          <w:rFonts w:ascii="Arial" w:hAnsi="Arial" w:cs="Arial"/>
+          <w:b/>
+          <w:bCs/>
+          <w:color w:val="4472C4" w:themeColor="accent5"/>
+          <w:sz w:val="24"/>
+          <w:szCs w:val="24"/>
         </w:rPr>
         <w:tab/>
       </w:r>
       <w:r>
         <w:rPr>
           <w:rFonts w:ascii="Arial" w:hAnsi="Arial" w:cs="Arial"/>
-          <w:color w:val="1F497D"/>
-          <w:sz w:val="18"/>
-          <w:szCs w:val="18"/>
-        </w:rPr>
-        <w:t xml:space="preserve">The data for </w:t>
-      </w:r>
-      <w:r>
-        <w:rPr>
-          <w:rFonts w:ascii="Arial" w:hAnsi="Arial" w:cs="Arial"/>
-          <w:color w:val="1F497D"/>
-          <w:sz w:val="18"/>
-          <w:szCs w:val="18"/>
-        </w:rPr>
-        <w:t>‘</w:t>
-      </w:r>
-      <w:r>
-        <w:rPr>
-          <w:rFonts w:ascii="Arial" w:hAnsi="Arial" w:cs="Arial"/>
-          <w:color w:val="1F497D"/>
-          <w:sz w:val="18"/>
-          <w:szCs w:val="18"/>
-        </w:rPr>
-        <w:t>e</w:t>
-      </w:r>
-      <w:r>
-        <w:rPr>
-          <w:rFonts w:ascii="Arial" w:hAnsi="Arial" w:cs="Arial"/>
-          <w:color w:val="1F497D"/>
-          <w:sz w:val="18"/>
-          <w:szCs w:val="18"/>
-        </w:rPr>
-        <w:t xml:space="preserve">mpty’ device slots are now set with </w:t>
-      </w:r>
-      <w:r>
-        <w:rPr>
-          <w:rFonts w:ascii="Arial" w:hAnsi="Arial" w:cs="Arial"/>
-          <w:color w:val="1F497D"/>
-          <w:sz w:val="18"/>
-          <w:szCs w:val="18"/>
-        </w:rPr>
-        <w:t>specified</w:t>
-      </w:r>
-      <w:r>
-        <w:rPr>
-          <w:rFonts w:ascii="Arial" w:hAnsi="Arial" w:cs="Arial"/>
-          <w:color w:val="1F497D"/>
-          <w:sz w:val="18"/>
-          <w:szCs w:val="18"/>
-        </w:rPr>
-        <w:t xml:space="preserve"> default values.  This</w:t>
-      </w:r>
-      <w:r>
-        <w:rPr>
-          <w:rFonts w:ascii="Arial" w:hAnsi="Arial" w:cs="Arial"/>
-          <w:color w:val="1F497D"/>
-          <w:sz w:val="18"/>
-          <w:szCs w:val="18"/>
-        </w:rPr>
-        <w:t xml:space="preserve"> is to correct </w:t>
-      </w:r>
-      <w:r>
-        <w:rPr>
-          <w:rFonts w:ascii="Arial" w:hAnsi="Arial" w:cs="Arial"/>
-          <w:color w:val="1F497D"/>
-          <w:sz w:val="18"/>
-          <w:szCs w:val="18"/>
-        </w:rPr>
-        <w:t xml:space="preserve">an issue where Apollo I/O units were </w:t>
-      </w:r>
-      <w:r>
-        <w:rPr>
-          <w:rFonts w:ascii="Arial" w:hAnsi="Arial" w:cs="Arial"/>
-          <w:color w:val="1F497D"/>
-          <w:sz w:val="18"/>
-          <w:szCs w:val="18"/>
-        </w:rPr>
-        <w:t xml:space="preserve">incorrectly </w:t>
-      </w:r>
-      <w:r>
-        <w:rPr>
-          <w:rFonts w:ascii="Arial" w:hAnsi="Arial" w:cs="Arial"/>
-          <w:color w:val="1F497D"/>
-          <w:sz w:val="18"/>
-          <w:szCs w:val="18"/>
-        </w:rPr>
-        <w:t>resetting on Silence.</w:t>
+          <w:b/>
+          <w:bCs/>
+          <w:color w:val="4472C4" w:themeColor="accent5"/>
+          <w:sz w:val="24"/>
+          <w:szCs w:val="24"/>
+        </w:rPr>
+        <w:t>01</w:t>
+      </w:r>
+      <w:r>
+        <w:rPr>
+          <w:rFonts w:ascii="Arial" w:hAnsi="Arial" w:cs="Arial"/>
+          <w:b/>
+          <w:bCs/>
+          <w:color w:val="4472C4" w:themeColor="accent5"/>
+          <w:sz w:val="24"/>
+          <w:szCs w:val="24"/>
+        </w:rPr>
+        <w:t>/</w:t>
+      </w:r>
+      <w:r>
+        <w:rPr>
+          <w:rFonts w:ascii="Arial" w:hAnsi="Arial" w:cs="Arial"/>
+          <w:b/>
+          <w:bCs/>
+          <w:color w:val="4472C4" w:themeColor="accent5"/>
+          <w:sz w:val="24"/>
+          <w:szCs w:val="24"/>
+        </w:rPr>
+        <w:t>0</w:t>
+      </w:r>
+      <w:r>
+        <w:rPr>
+          <w:rFonts w:ascii="Arial" w:hAnsi="Arial" w:cs="Arial"/>
+          <w:b/>
+          <w:bCs/>
+          <w:color w:val="4472C4" w:themeColor="accent5"/>
+          <w:sz w:val="24"/>
+          <w:szCs w:val="24"/>
+        </w:rPr>
+        <w:t>4</w:t>
+      </w:r>
+      <w:r>
+        <w:rPr>
+          <w:rFonts w:ascii="Arial" w:hAnsi="Arial" w:cs="Arial"/>
+          <w:b/>
+          <w:bCs/>
+          <w:color w:val="4472C4" w:themeColor="accent5"/>
+          <w:sz w:val="24"/>
+          <w:szCs w:val="24"/>
+        </w:rPr>
+        <w:t>/202</w:t>
+      </w:r>
+      <w:r>
+        <w:rPr>
+          <w:rFonts w:ascii="Arial" w:hAnsi="Arial" w:cs="Arial"/>
+          <w:b/>
+          <w:bCs/>
+          <w:color w:val="4472C4" w:themeColor="accent5"/>
+          <w:sz w:val="24"/>
+          <w:szCs w:val="24"/>
+        </w:rPr>
+        <w:t>6</w:t>
       </w:r>
     </w:p>
     <w:p>
@@ -691,46 +557,23 @@
         <w:contextualSpacing/>
         <w:rPr>
           <w:rFonts w:ascii="Arial" w:hAnsi="Arial" w:cs="Arial"/>
-          <w:color w:val="1F497D"/>
-          <w:sz w:val="18"/>
-          <w:szCs w:val="18"/>
-        </w:rPr>
-      </w:pPr>
-      <w:r>
-        <w:rPr>
-          <w:rFonts w:ascii="Arial" w:hAnsi="Arial" w:cs="Arial"/>
-          <w:color w:val="1F497D"/>
-          <w:sz w:val="18"/>
-          <w:szCs w:val="18"/>
-        </w:rPr>
-        <w:t>•</w:t>
-      </w:r>
-      <w:r>
-        <w:rPr>
-          <w:rFonts w:ascii="Arial" w:hAnsi="Arial" w:cs="Arial"/>
-          <w:color w:val="1F497D"/>
-          <w:sz w:val="18"/>
-          <w:szCs w:val="18"/>
-        </w:rPr>
-        <w:tab/>
-      </w:r>
-      <w:r>
-        <w:rPr>
-          <w:rFonts w:ascii="Arial" w:hAnsi="Arial" w:cs="Arial"/>
-          <w:color w:val="1F497D"/>
-          <w:sz w:val="18"/>
-          <w:szCs w:val="18"/>
-        </w:rPr>
-        <w:t>The Site Details page was not showing recalibration or day/night times when reading from a config that was created by the old XFP tools</w:t>
-      </w:r>
-      <w:r>
-        <w:rPr>
-          <w:rFonts w:ascii="Arial" w:hAnsi="Arial" w:cs="Arial"/>
-          <w:color w:val="1F497D"/>
-          <w:sz w:val="18"/>
-          <w:szCs w:val="18"/>
-        </w:rPr>
-        <w:t>.</w:t>
+          <w:b/>
+          <w:bCs/>
+          <w:color w:val="1F497D"/>
+          <w:sz w:val="18"/>
+          <w:szCs w:val="18"/>
+        </w:rPr>
+      </w:pPr>
+      <w:r>
+        <w:rPr>
+          <w:rFonts w:ascii="Arial" w:hAnsi="Arial" w:cs="Arial"/>
+          <w:b/>
+          <w:bCs/>
+          <w:color w:val="1F497D"/>
+          <w:sz w:val="18"/>
+          <w:szCs w:val="18"/>
+        </w:rPr>
+        <w:t>Fixes</w:t>
       </w:r>
     </w:p>
     <w:p>
@@ -753,106 +596,113 @@
           <w:szCs w:val="18"/>
         </w:rPr>
       </w:pPr>
-    </w:p>
-    <w:p>
-      <w:pPr>
-        <w:tabs>
-          <w:tab w:val="left" w:pos="993"/>
-        </w:tabs>
-        <w:rPr>
-          <w:rFonts w:ascii="Arial" w:hAnsi="Arial" w:cs="Arial"/>
-          <w:color w:val="9CC2E5" w:themeColor="accent1" w:themeTint="99"/>
-          <w:sz w:val="16"/>
-          <w:szCs w:val="16"/>
-        </w:rPr>
-      </w:pPr>
-      <w:r>
-        <w:rPr>
-          <w:rFonts w:ascii="Arial" w:hAnsi="Arial" w:cs="Arial"/>
-          <w:b/>
-          <w:bCs/>
-          <w:color w:val="4472C4" w:themeColor="accent5"/>
-          <w:sz w:val="24"/>
-          <w:szCs w:val="24"/>
-        </w:rPr>
-        <w:t>v8.1.</w:t>
-      </w:r>
-      <w:r>
-        <w:rPr>
-          <w:rFonts w:ascii="Arial" w:hAnsi="Arial" w:cs="Arial"/>
-          <w:b/>
-          <w:bCs/>
-          <w:color w:val="4472C4" w:themeColor="accent5"/>
-          <w:sz w:val="24"/>
-          <w:szCs w:val="24"/>
-        </w:rPr>
-        <w:t>10</w:t>
-      </w:r>
-      <w:r>
-        <w:rPr>
-          <w:rFonts w:ascii="Arial" w:hAnsi="Arial" w:cs="Arial"/>
-          <w:b/>
-          <w:bCs/>
-          <w:color w:val="4472C4" w:themeColor="accent5"/>
-          <w:sz w:val="24"/>
-          <w:szCs w:val="24"/>
+      <w:r>
+        <w:rPr>
+          <w:rFonts w:ascii="Arial" w:hAnsi="Arial" w:cs="Arial"/>
+          <w:color w:val="1F497D"/>
+          <w:sz w:val="18"/>
+          <w:szCs w:val="18"/>
+        </w:rPr>
+        <w:t>•</w:t>
+      </w:r>
+      <w:r>
+        <w:rPr>
+          <w:rFonts w:ascii="Arial" w:hAnsi="Arial" w:cs="Arial"/>
+          <w:color w:val="1F497D"/>
+          <w:sz w:val="18"/>
+          <w:szCs w:val="18"/>
         </w:rPr>
         <w:tab/>
       </w:r>
       <w:r>
         <w:rPr>
           <w:rFonts w:ascii="Arial" w:hAnsi="Arial" w:cs="Arial"/>
-          <w:b/>
-          <w:bCs/>
-          <w:color w:val="4472C4" w:themeColor="accent5"/>
-          <w:sz w:val="24"/>
-          <w:szCs w:val="24"/>
-        </w:rPr>
-        <w:t>16</w:t>
-      </w:r>
-      <w:r>
-        <w:rPr>
-          <w:rFonts w:ascii="Arial" w:hAnsi="Arial" w:cs="Arial"/>
-          <w:b/>
-          <w:bCs/>
-          <w:color w:val="4472C4" w:themeColor="accent5"/>
-          <w:sz w:val="24"/>
-          <w:szCs w:val="24"/>
-        </w:rPr>
-        <w:t>/</w:t>
-      </w:r>
-      <w:r>
-        <w:rPr>
-          <w:rFonts w:ascii="Arial" w:hAnsi="Arial" w:cs="Arial"/>
-          <w:b/>
-          <w:bCs/>
-          <w:color w:val="4472C4" w:themeColor="accent5"/>
-          <w:sz w:val="24"/>
-          <w:szCs w:val="24"/>
-        </w:rPr>
-        <w:t>02</w:t>
-      </w:r>
-      <w:r>
-        <w:rPr>
-          <w:rFonts w:ascii="Arial" w:hAnsi="Arial" w:cs="Arial"/>
-          <w:b/>
-          <w:bCs/>
-          <w:color w:val="4472C4" w:themeColor="accent5"/>
-          <w:sz w:val="24"/>
-          <w:szCs w:val="24"/>
-        </w:rPr>
-        <w:t>/202</w:t>
-      </w:r>
-      <w:r>
-        <w:rPr>
-          <w:rFonts w:ascii="Arial" w:hAnsi="Arial" w:cs="Arial"/>
-          <w:b/>
-          <w:bCs/>
-          <w:color w:val="4472C4" w:themeColor="accent5"/>
-          <w:sz w:val="24"/>
-          <w:szCs w:val="24"/>
-        </w:rPr>
-        <w:t>6</w:t>
+          <w:color w:val="1F497D"/>
+          <w:sz w:val="18"/>
+          <w:szCs w:val="18"/>
+        </w:rPr>
+        <w:t xml:space="preserve">The data for </w:t>
+      </w:r>
+      <w:r>
+        <w:rPr>
+          <w:rFonts w:ascii="Arial" w:hAnsi="Arial" w:cs="Arial"/>
+          <w:color w:val="1F497D"/>
+          <w:sz w:val="18"/>
+          <w:szCs w:val="18"/>
+        </w:rPr>
+        <w:t>‘</w:t>
+      </w:r>
+      <w:r>
+        <w:rPr>
+          <w:rFonts w:ascii="Arial" w:hAnsi="Arial" w:cs="Arial"/>
+          <w:color w:val="1F497D"/>
+          <w:sz w:val="18"/>
+          <w:szCs w:val="18"/>
+        </w:rPr>
+        <w:t>e</w:t>
+      </w:r>
+      <w:r>
+        <w:rPr>
+          <w:rFonts w:ascii="Arial" w:hAnsi="Arial" w:cs="Arial"/>
+          <w:color w:val="1F497D"/>
+          <w:sz w:val="18"/>
+          <w:szCs w:val="18"/>
+        </w:rPr>
+        <w:t xml:space="preserve">mpty’ device slots are now set with </w:t>
+      </w:r>
+      <w:r>
+        <w:rPr>
+          <w:rFonts w:ascii="Arial" w:hAnsi="Arial" w:cs="Arial"/>
+          <w:color w:val="1F497D"/>
+          <w:sz w:val="18"/>
+          <w:szCs w:val="18"/>
+        </w:rPr>
+        <w:t>specified</w:t>
+      </w:r>
+      <w:r>
+        <w:rPr>
+          <w:rFonts w:ascii="Arial" w:hAnsi="Arial" w:cs="Arial"/>
+          <w:color w:val="1F497D"/>
+          <w:sz w:val="18"/>
+          <w:szCs w:val="18"/>
+        </w:rPr>
+        <w:t xml:space="preserve"> default values.  This</w:t>
+      </w:r>
+      <w:r>
+        <w:rPr>
+          <w:rFonts w:ascii="Arial" w:hAnsi="Arial" w:cs="Arial"/>
+          <w:color w:val="1F497D"/>
+          <w:sz w:val="18"/>
+          <w:szCs w:val="18"/>
+        </w:rPr>
+        <w:t xml:space="preserve"> is to correct </w:t>
+      </w:r>
+      <w:r>
+        <w:rPr>
+          <w:rFonts w:ascii="Arial" w:hAnsi="Arial" w:cs="Arial"/>
+          <w:color w:val="1F497D"/>
+          <w:sz w:val="18"/>
+          <w:szCs w:val="18"/>
+        </w:rPr>
+        <w:t xml:space="preserve">an issue where Apollo I/O units were </w:t>
+      </w:r>
+      <w:r>
+        <w:rPr>
+          <w:rFonts w:ascii="Arial" w:hAnsi="Arial" w:cs="Arial"/>
+          <w:color w:val="1F497D"/>
+          <w:sz w:val="18"/>
+          <w:szCs w:val="18"/>
+        </w:rPr>
+        <w:t xml:space="preserve">incorrectly </w:t>
+      </w:r>
+      <w:r>
+        <w:rPr>
+          <w:rFonts w:ascii="Arial" w:hAnsi="Arial" w:cs="Arial"/>
+          <w:color w:val="1F497D"/>
+          <w:sz w:val="18"/>
+          <w:szCs w:val="18"/>
+        </w:rPr>
+        <w:t>resetting on Silence.</w:t>
       </w:r>
     </w:p>
     <w:p>
@@ -870,23 +720,46 @@
         <w:contextualSpacing/>
         <w:rPr>
           <w:rFonts w:ascii="Arial" w:hAnsi="Arial" w:cs="Arial"/>
-          <w:b/>
-          <w:bCs/>
-          <w:color w:val="1F497D"/>
-          <w:sz w:val="18"/>
-          <w:szCs w:val="18"/>
-        </w:rPr>
-      </w:pPr>
-      <w:r>
-        <w:rPr>
-          <w:rFonts w:ascii="Arial" w:hAnsi="Arial" w:cs="Arial"/>
-          <w:b/>
-          <w:bCs/>
-          <w:color w:val="1F497D"/>
-          <w:sz w:val="18"/>
-          <w:szCs w:val="18"/>
-        </w:rPr>
-        <w:t>New features</w:t>
+          <w:color w:val="1F497D"/>
+          <w:sz w:val="18"/>
+          <w:szCs w:val="18"/>
+        </w:rPr>
+      </w:pPr>
+      <w:r>
+        <w:rPr>
+          <w:rFonts w:ascii="Arial" w:hAnsi="Arial" w:cs="Arial"/>
+          <w:color w:val="1F497D"/>
+          <w:sz w:val="18"/>
+          <w:szCs w:val="18"/>
+        </w:rPr>
+        <w:t>•</w:t>
+      </w:r>
+      <w:r>
+        <w:rPr>
+          <w:rFonts w:ascii="Arial" w:hAnsi="Arial" w:cs="Arial"/>
+          <w:color w:val="1F497D"/>
+          <w:sz w:val="18"/>
+          <w:szCs w:val="18"/>
+        </w:rPr>
+        <w:tab/>
+      </w:r>
+      <w:r>
+        <w:rPr>
+          <w:rFonts w:ascii="Arial" w:hAnsi="Arial" w:cs="Arial"/>
+          <w:color w:val="1F497D"/>
+          <w:sz w:val="18"/>
+          <w:szCs w:val="18"/>
+        </w:rPr>
+        <w:t>The Site Details page was not showing recalibration or day/night times when reading from a config that was created by the old XFP tools</w:t>
+      </w:r>
+      <w:r>
+        <w:rPr>
+          <w:rFonts w:ascii="Arial" w:hAnsi="Arial" w:cs="Arial"/>
+          <w:color w:val="1F497D"/>
+          <w:sz w:val="18"/>
+          <w:szCs w:val="18"/>
+        </w:rPr>
+        <w:t>.</w:t>
       </w:r>
     </w:p>
     <w:p>
@@ -909,41 +782,106 @@
           <w:szCs w:val="18"/>
         </w:rPr>
       </w:pPr>
-      <w:r>
-        <w:rPr>
-          <w:rFonts w:ascii="Arial" w:hAnsi="Arial" w:cs="Arial"/>
-          <w:color w:val="1F497D"/>
-          <w:sz w:val="18"/>
-          <w:szCs w:val="18"/>
-        </w:rPr>
-        <w:t>•</w:t>
-      </w:r>
-      <w:r>
-        <w:rPr>
-          <w:rFonts w:ascii="Arial" w:hAnsi="Arial" w:cs="Arial"/>
-          <w:color w:val="1F497D"/>
-          <w:sz w:val="18"/>
-          <w:szCs w:val="18"/>
+    </w:p>
+    <w:p>
+      <w:pPr>
+        <w:tabs>
+          <w:tab w:val="left" w:pos="993"/>
+        </w:tabs>
+        <w:rPr>
+          <w:rFonts w:ascii="Arial" w:hAnsi="Arial" w:cs="Arial"/>
+          <w:color w:val="9CC2E5" w:themeColor="accent1" w:themeTint="99"/>
+          <w:sz w:val="16"/>
+          <w:szCs w:val="16"/>
+        </w:rPr>
+      </w:pPr>
+      <w:r>
+        <w:rPr>
+          <w:rFonts w:ascii="Arial" w:hAnsi="Arial" w:cs="Arial"/>
+          <w:b/>
+          <w:bCs/>
+          <w:color w:val="4472C4" w:themeColor="accent5"/>
+          <w:sz w:val="24"/>
+          <w:szCs w:val="24"/>
+        </w:rPr>
+        <w:t>v8.1.</w:t>
+      </w:r>
+      <w:r>
+        <w:rPr>
+          <w:rFonts w:ascii="Arial" w:hAnsi="Arial" w:cs="Arial"/>
+          <w:b/>
+          <w:bCs/>
+          <w:color w:val="4472C4" w:themeColor="accent5"/>
+          <w:sz w:val="24"/>
+          <w:szCs w:val="24"/>
+        </w:rPr>
+        <w:t>10</w:t>
+      </w:r>
+      <w:r>
+        <w:rPr>
+          <w:rFonts w:ascii="Arial" w:hAnsi="Arial" w:cs="Arial"/>
+          <w:b/>
+          <w:bCs/>
+          <w:color w:val="4472C4" w:themeColor="accent5"/>
+          <w:sz w:val="24"/>
+          <w:szCs w:val="24"/>
         </w:rPr>
         <w:tab/>
       </w:r>
       <w:r>
         <w:rPr>
           <w:rFonts w:ascii="Arial" w:hAnsi="Arial" w:cs="Arial"/>
-          <w:color w:val="1F497D"/>
-          <w:sz w:val="18"/>
-          <w:szCs w:val="18"/>
-        </w:rPr>
-        <w:t>Support for Spanish language has</w:t>
-      </w:r>
-      <w:r>
-        <w:rPr>
-          <w:rFonts w:ascii="Arial" w:hAnsi="Arial" w:cs="Arial"/>
-          <w:color w:val="1F497D"/>
-          <w:sz w:val="18"/>
-          <w:szCs w:val="18"/>
-        </w:rPr>
-        <w:t xml:space="preserve"> been added.</w:t>
+          <w:b/>
+          <w:bCs/>
+          <w:color w:val="4472C4" w:themeColor="accent5"/>
+          <w:sz w:val="24"/>
+          <w:szCs w:val="24"/>
+        </w:rPr>
+        <w:t>16</w:t>
+      </w:r>
+      <w:r>
+        <w:rPr>
+          <w:rFonts w:ascii="Arial" w:hAnsi="Arial" w:cs="Arial"/>
+          <w:b/>
+          <w:bCs/>
+          <w:color w:val="4472C4" w:themeColor="accent5"/>
+          <w:sz w:val="24"/>
+          <w:szCs w:val="24"/>
+        </w:rPr>
+        <w:t>/</w:t>
+      </w:r>
+      <w:r>
+        <w:rPr>
+          <w:rFonts w:ascii="Arial" w:hAnsi="Arial" w:cs="Arial"/>
+          <w:b/>
+          <w:bCs/>
+          <w:color w:val="4472C4" w:themeColor="accent5"/>
+          <w:sz w:val="24"/>
+          <w:szCs w:val="24"/>
+        </w:rPr>
+        <w:t>02</w:t>
+      </w:r>
+      <w:r>
+        <w:rPr>
+          <w:rFonts w:ascii="Arial" w:hAnsi="Arial" w:cs="Arial"/>
+          <w:b/>
+          <w:bCs/>
+          <w:color w:val="4472C4" w:themeColor="accent5"/>
+          <w:sz w:val="24"/>
+          <w:szCs w:val="24"/>
+        </w:rPr>
+        <w:t>/202</w:t>
+      </w:r>
+      <w:r>
+        <w:rPr>
+          <w:rFonts w:ascii="Arial" w:hAnsi="Arial" w:cs="Arial"/>
+          <w:b/>
+          <w:bCs/>
+          <w:color w:val="4472C4" w:themeColor="accent5"/>
+          <w:sz w:val="24"/>
+          <w:szCs w:val="24"/>
+        </w:rPr>
+        <w:t>6</w:t>
       </w:r>
     </w:p>
     <w:p>
@@ -961,111 +899,23 @@
         <w:contextualSpacing/>
         <w:rPr>
           <w:rFonts w:ascii="Arial" w:hAnsi="Arial" w:cs="Arial"/>
-          <w:color w:val="1F497D"/>
-          <w:sz w:val="18"/>
-          <w:szCs w:val="18"/>
-        </w:rPr>
-      </w:pPr>
-    </w:p>
-    <w:p>
-      <w:pPr>
-        <w:tabs>
-          <w:tab w:val="left" w:pos="993"/>
-        </w:tabs>
-        <w:rPr>
-          <w:rFonts w:ascii="Arial" w:hAnsi="Arial" w:cs="Arial"/>
-          <w:color w:val="9CC2E5" w:themeColor="accent1" w:themeTint="99"/>
-          <w:sz w:val="16"/>
-          <w:szCs w:val="16"/>
-        </w:rPr>
-      </w:pPr>
-      <w:r>
-        <w:rPr>
-          <w:rFonts w:ascii="Arial" w:hAnsi="Arial" w:cs="Arial"/>
-          <w:b/>
-          <w:bCs/>
-          <w:color w:val="4472C4" w:themeColor="accent5"/>
-          <w:sz w:val="24"/>
-          <w:szCs w:val="24"/>
-        </w:rPr>
-        <w:t>v8.1.</w:t>
-      </w:r>
-      <w:r>
-        <w:rPr>
-          <w:rFonts w:ascii="Arial" w:hAnsi="Arial" w:cs="Arial"/>
-          <w:b/>
-          <w:bCs/>
-          <w:color w:val="4472C4" w:themeColor="accent5"/>
-          <w:sz w:val="24"/>
-          <w:szCs w:val="24"/>
-        </w:rPr>
-        <w:t>9</w:t>
-      </w:r>
-      <w:r>
-        <w:rPr>
-          <w:rFonts w:ascii="Arial" w:hAnsi="Arial" w:cs="Arial"/>
-          <w:b/>
-          <w:bCs/>
-          <w:color w:val="4472C4" w:themeColor="accent5"/>
-          <w:sz w:val="24"/>
-          <w:szCs w:val="24"/>
-        </w:rPr>
-        <w:tab/>
-      </w:r>
-      <w:r>
-        <w:rPr>
-          <w:rFonts w:ascii="Arial" w:hAnsi="Arial" w:cs="Arial"/>
-          <w:b/>
-          <w:bCs/>
-          <w:color w:val="4472C4" w:themeColor="accent5"/>
-          <w:sz w:val="24"/>
-          <w:szCs w:val="24"/>
-        </w:rPr>
-        <w:t>2</w:t>
-      </w:r>
-      <w:r>
-        <w:rPr>
-          <w:rFonts w:ascii="Arial" w:hAnsi="Arial" w:cs="Arial"/>
-          <w:b/>
-          <w:bCs/>
-          <w:color w:val="4472C4" w:themeColor="accent5"/>
-          <w:sz w:val="24"/>
-          <w:szCs w:val="24"/>
-        </w:rPr>
-        <w:t>4</w:t>
-      </w:r>
-      <w:r>
-        <w:rPr>
-          <w:rFonts w:ascii="Arial" w:hAnsi="Arial" w:cs="Arial"/>
-          <w:b/>
-          <w:bCs/>
-          <w:color w:val="4472C4" w:themeColor="accent5"/>
-          <w:sz w:val="24"/>
-          <w:szCs w:val="24"/>
-        </w:rPr>
-        <w:t>/</w:t>
-      </w:r>
-      <w:r>
-        <w:rPr>
-          <w:rFonts w:ascii="Arial" w:hAnsi="Arial" w:cs="Arial"/>
-          <w:b/>
-          <w:bCs/>
-          <w:color w:val="4472C4" w:themeColor="accent5"/>
-          <w:sz w:val="24"/>
-          <w:szCs w:val="24"/>
-        </w:rPr>
-        <w:t>12</w:t>
-      </w:r>
-      <w:r>
-        <w:rPr>
-          <w:rFonts w:ascii="Arial" w:hAnsi="Arial" w:cs="Arial"/>
-          <w:b/>
-          <w:bCs/>
-          <w:color w:val="4472C4" w:themeColor="accent5"/>
-          <w:sz w:val="24"/>
-          <w:szCs w:val="24"/>
-        </w:rPr>
-        <w:t>/2025</w:t>
+          <w:b/>
+          <w:bCs/>
+          <w:color w:val="1F497D"/>
+          <w:sz w:val="18"/>
+          <w:szCs w:val="18"/>
+        </w:rPr>
+      </w:pPr>
+      <w:r>
+        <w:rPr>
+          <w:rFonts w:ascii="Arial" w:hAnsi="Arial" w:cs="Arial"/>
+          <w:b/>
+          <w:bCs/>
+          <w:color w:val="1F497D"/>
+          <w:sz w:val="18"/>
+          <w:szCs w:val="18"/>
+        </w:rPr>
+        <w:t>New features</w:t>
       </w:r>
     </w:p>
     <w:p>
@@ -1083,23 +933,46 @@
         <w:contextualSpacing/>
         <w:rPr>
           <w:rFonts w:ascii="Arial" w:hAnsi="Arial" w:cs="Arial"/>
-          <w:b/>
-          <w:bCs/>
-          <w:color w:val="1F497D"/>
-          <w:sz w:val="18"/>
-          <w:szCs w:val="18"/>
-        </w:rPr>
-      </w:pPr>
-      <w:r>
-        <w:rPr>
-          <w:rFonts w:ascii="Arial" w:hAnsi="Arial" w:cs="Arial"/>
-          <w:b/>
-          <w:bCs/>
-          <w:color w:val="1F497D"/>
-          <w:sz w:val="18"/>
-          <w:szCs w:val="18"/>
-        </w:rPr>
-        <w:t>New features</w:t>
+          <w:color w:val="1F497D"/>
+          <w:sz w:val="18"/>
+          <w:szCs w:val="18"/>
+        </w:rPr>
+      </w:pPr>
+      <w:r>
+        <w:rPr>
+          <w:rFonts w:ascii="Arial" w:hAnsi="Arial" w:cs="Arial"/>
+          <w:color w:val="1F497D"/>
+          <w:sz w:val="18"/>
+          <w:szCs w:val="18"/>
+        </w:rPr>
+        <w:t>•</w:t>
+      </w:r>
+      <w:r>
+        <w:rPr>
+          <w:rFonts w:ascii="Arial" w:hAnsi="Arial" w:cs="Arial"/>
+          <w:color w:val="1F497D"/>
+          <w:sz w:val="18"/>
+          <w:szCs w:val="18"/>
+        </w:rPr>
+        <w:tab/>
+      </w:r>
+      <w:r>
+        <w:rPr>
+          <w:rFonts w:ascii="Arial" w:hAnsi="Arial" w:cs="Arial"/>
+          <w:color w:val="1F497D"/>
+          <w:sz w:val="18"/>
+          <w:szCs w:val="18"/>
+        </w:rPr>
+        <w:t>Support for Spanish language has</w:t>
+      </w:r>
+      <w:r>
+        <w:rPr>
+          <w:rFonts w:ascii="Arial" w:hAnsi="Arial" w:cs="Arial"/>
+          <w:color w:val="1F497D"/>
+          <w:sz w:val="18"/>
+          <w:szCs w:val="18"/>
+        </w:rPr>
+        <w:t xml:space="preserve"> been added.</w:t>
       </w:r>
     </w:p>
     <w:p>
@@ -1122,24 +995,106 @@
           <w:szCs w:val="18"/>
         </w:rPr>
       </w:pPr>
-      <w:r>
-        <w:rPr>
-          <w:rFonts w:ascii="Arial" w:hAnsi="Arial" w:cs="Arial"/>
-          <w:color w:val="1F497D"/>
-          <w:sz w:val="18"/>
-          <w:szCs w:val="18"/>
-        </w:rPr>
-        <w:t>•</w:t>
-      </w:r>
-      <w:r>
-        <w:rPr>
-          <w:rFonts w:ascii="Arial" w:hAnsi="Arial" w:cs="Arial"/>
-          <w:color w:val="1F497D"/>
-          <w:sz w:val="18"/>
-          <w:szCs w:val="18"/>
+    </w:p>
+    <w:p>
+      <w:pPr>
+        <w:tabs>
+          <w:tab w:val="left" w:pos="993"/>
+        </w:tabs>
+        <w:rPr>
+          <w:rFonts w:ascii="Arial" w:hAnsi="Arial" w:cs="Arial"/>
+          <w:color w:val="9CC2E5" w:themeColor="accent1" w:themeTint="99"/>
+          <w:sz w:val="16"/>
+          <w:szCs w:val="16"/>
+        </w:rPr>
+      </w:pPr>
+      <w:r>
+        <w:rPr>
+          <w:rFonts w:ascii="Arial" w:hAnsi="Arial" w:cs="Arial"/>
+          <w:b/>
+          <w:bCs/>
+          <w:color w:val="4472C4" w:themeColor="accent5"/>
+          <w:sz w:val="24"/>
+          <w:szCs w:val="24"/>
+        </w:rPr>
+        <w:t>v8.1.</w:t>
+      </w:r>
+      <w:r>
+        <w:rPr>
+          <w:rFonts w:ascii="Arial" w:hAnsi="Arial" w:cs="Arial"/>
+          <w:b/>
+          <w:bCs/>
+          <w:color w:val="4472C4" w:themeColor="accent5"/>
+          <w:sz w:val="24"/>
+          <w:szCs w:val="24"/>
+        </w:rPr>
+        <w:t>9</w:t>
+      </w:r>
+      <w:r>
+        <w:rPr>
+          <w:rFonts w:ascii="Arial" w:hAnsi="Arial" w:cs="Arial"/>
+          <w:b/>
+          <w:bCs/>
+          <w:color w:val="4472C4" w:themeColor="accent5"/>
+          <w:sz w:val="24"/>
+          <w:szCs w:val="24"/>
         </w:rPr>
         <w:tab/>
-        <w:t>The new CAST Pro devices have been added.</w:t>
+      </w:r>
+      <w:r>
+        <w:rPr>
+          <w:rFonts w:ascii="Arial" w:hAnsi="Arial" w:cs="Arial"/>
+          <w:b/>
+          <w:bCs/>
+          <w:color w:val="4472C4" w:themeColor="accent5"/>
+          <w:sz w:val="24"/>
+          <w:szCs w:val="24"/>
+        </w:rPr>
+        <w:t>2</w:t>
+      </w:r>
+      <w:r>
+        <w:rPr>
+          <w:rFonts w:ascii="Arial" w:hAnsi="Arial" w:cs="Arial"/>
+          <w:b/>
+          <w:bCs/>
+          <w:color w:val="4472C4" w:themeColor="accent5"/>
+          <w:sz w:val="24"/>
+          <w:szCs w:val="24"/>
+        </w:rPr>
+        <w:t>4</w:t>
+      </w:r>
+      <w:r>
+        <w:rPr>
+          <w:rFonts w:ascii="Arial" w:hAnsi="Arial" w:cs="Arial"/>
+          <w:b/>
+          <w:bCs/>
+          <w:color w:val="4472C4" w:themeColor="accent5"/>
+          <w:sz w:val="24"/>
+          <w:szCs w:val="24"/>
+        </w:rPr>
+        <w:t>/</w:t>
+      </w:r>
+      <w:r>
+        <w:rPr>
+          <w:rFonts w:ascii="Arial" w:hAnsi="Arial" w:cs="Arial"/>
+          <w:b/>
+          <w:bCs/>
+          <w:color w:val="4472C4" w:themeColor="accent5"/>
+          <w:sz w:val="24"/>
+          <w:szCs w:val="24"/>
+        </w:rPr>
+        <w:t>12</w:t>
+      </w:r>
+      <w:r>
+        <w:rPr>
+          <w:rFonts w:ascii="Arial" w:hAnsi="Arial" w:cs="Arial"/>
+          <w:b/>
+          <w:bCs/>
+          <w:color w:val="4472C4" w:themeColor="accent5"/>
+          <w:sz w:val="24"/>
+          <w:szCs w:val="24"/>
+        </w:rPr>
+        <w:t>/2025</w:t>
       </w:r>
     </w:p>
     <w:p>
@@ -1157,29 +1112,23 @@
         <w:contextualSpacing/>
         <w:rPr>
           <w:rFonts w:ascii="Arial" w:hAnsi="Arial" w:cs="Arial"/>
-          <w:color w:val="1F497D"/>
-          <w:sz w:val="18"/>
-          <w:szCs w:val="18"/>
-        </w:rPr>
-      </w:pPr>
-      <w:r>
-        <w:rPr>
-          <w:rFonts w:ascii="Arial" w:hAnsi="Arial" w:cs="Arial"/>
-          <w:color w:val="1F497D"/>
-          <w:sz w:val="18"/>
-          <w:szCs w:val="18"/>
-        </w:rPr>
-        <w:t>•</w:t>
-      </w:r>
-      <w:r>
-        <w:rPr>
-          <w:rFonts w:ascii="Arial" w:hAnsi="Arial" w:cs="Arial"/>
-          <w:color w:val="1F497D"/>
-          <w:sz w:val="18"/>
-          <w:szCs w:val="18"/>
-        </w:rPr>
-        <w:tab/>
-        <w:t>The facility to print the settings has been added.</w:t>
+          <w:b/>
+          <w:bCs/>
+          <w:color w:val="1F497D"/>
+          <w:sz w:val="18"/>
+          <w:szCs w:val="18"/>
+        </w:rPr>
+      </w:pPr>
+      <w:r>
+        <w:rPr>
+          <w:rFonts w:ascii="Arial" w:hAnsi="Arial" w:cs="Arial"/>
+          <w:b/>
+          <w:bCs/>
+          <w:color w:val="1F497D"/>
+          <w:sz w:val="18"/>
+          <w:szCs w:val="18"/>
+        </w:rPr>
+        <w:t>New features</w:t>
       </w:r>
     </w:p>
     <w:p>
@@ -1219,7 +1168,7 @@
           <w:szCs w:val="18"/>
         </w:rPr>
         <w:tab/>
-        <w:t>Device day &amp; night modes are now always set to their default values when a device type is changed.</w:t>
+        <w:t>The new CAST Pro devices have been added.</w:t>
       </w:r>
     </w:p>
     <w:p>
@@ -1259,7 +1208,7 @@
           <w:szCs w:val="18"/>
         </w:rPr>
         <w:tab/>
-        <w:t>A newly-added second loop is now correctly filled with empty device slots and the device pages are updated correspondingly.</w:t>
+        <w:t>The facility to print the settings has been added.</w:t>
       </w:r>
     </w:p>
     <w:p>
@@ -1299,16 +1248,7 @@
           <w:szCs w:val="18"/>
         </w:rPr>
         <w:tab/>
-        <w:t>Envision support for Apollo systems</w:t>
-      </w:r>
-      <w:r>
-        <w:rPr>
-          <w:rFonts w:ascii="Arial" w:hAnsi="Arial" w:cs="Arial"/>
-          <w:color w:val="1F497D"/>
-          <w:sz w:val="18"/>
-          <w:szCs w:val="18"/>
-        </w:rPr>
-        <w:t>:</w:t>
+        <w:t>Device day &amp; night modes are now always set to their default values when a device type is changed.</w:t>
       </w:r>
     </w:p>
     <w:p>
@@ -1338,73 +1278,17 @@
           <w:sz w:val="18"/>
           <w:szCs w:val="18"/>
         </w:rPr>
+        <w:t>•</w:t>
+      </w:r>
+      <w:r>
+        <w:rPr>
+          <w:rFonts w:ascii="Arial" w:hAnsi="Arial" w:cs="Arial"/>
+          <w:color w:val="1F497D"/>
+          <w:sz w:val="18"/>
+          <w:szCs w:val="18"/>
+        </w:rPr>
         <w:tab/>
-      </w:r>
-      <w:r>
-        <w:rPr>
-          <w:rFonts w:ascii="Arial" w:hAnsi="Arial" w:cs="Arial"/>
-          <w:i/>
-          <w:iCs/>
-          <w:color w:val="1F497D"/>
-          <w:sz w:val="18"/>
-          <w:szCs w:val="18"/>
-        </w:rPr>
-        <w:t>For this, device names and zone descriptions are prefixed with type codes and zone numbers respectively.  If not already prefixed, before uploading the user is asked whether the pane</w:t>
-      </w:r>
-      <w:r>
-        <w:rPr>
-          <w:rFonts w:ascii="Arial" w:hAnsi="Arial" w:cs="Arial"/>
-          <w:i/>
-          <w:iCs/>
-          <w:color w:val="1F497D"/>
-          <w:sz w:val="18"/>
-          <w:szCs w:val="18"/>
-        </w:rPr>
-        <w:t>l</w:t>
-      </w:r>
-      <w:r>
-        <w:rPr>
-          <w:rFonts w:ascii="Arial" w:hAnsi="Arial" w:cs="Arial"/>
-          <w:i/>
-          <w:iCs/>
-          <w:color w:val="1F497D"/>
-          <w:sz w:val="18"/>
-          <w:szCs w:val="18"/>
-        </w:rPr>
-        <w:t xml:space="preserve"> is for Envision and, if </w:t>
-      </w:r>
-      <w:proofErr w:type="gramStart"/>
-      <w:r>
-        <w:rPr>
-          <w:rFonts w:ascii="Arial" w:hAnsi="Arial" w:cs="Arial"/>
-          <w:i/>
-          <w:iCs/>
-          <w:color w:val="1F497D"/>
-          <w:sz w:val="18"/>
-          <w:szCs w:val="18"/>
-        </w:rPr>
-        <w:t>Yes</w:t>
-      </w:r>
-      <w:proofErr w:type="gramEnd"/>
-      <w:r>
-        <w:rPr>
-          <w:rFonts w:ascii="Arial" w:hAnsi="Arial" w:cs="Arial"/>
-          <w:i/>
-          <w:iCs/>
-          <w:color w:val="1F497D"/>
-          <w:sz w:val="18"/>
-          <w:szCs w:val="18"/>
-        </w:rPr>
-        <w:t>, the prefixes are added.</w:t>
-      </w:r>
-      <w:r>
-        <w:rPr>
-          <w:rFonts w:ascii="Arial" w:hAnsi="Arial" w:cs="Arial"/>
-          <w:color w:val="1F497D"/>
-          <w:sz w:val="18"/>
-          <w:szCs w:val="18"/>
-        </w:rPr>
-        <w:br/>
+        <w:t>A newly-added second loop is now correctly filled with empty device slots and the device pages are updated correspondingly.</w:t>
       </w:r>
     </w:p>
     <w:p>
@@ -1422,23 +1306,38 @@
         <w:contextualSpacing/>
         <w:rPr>
           <w:rFonts w:ascii="Arial" w:hAnsi="Arial" w:cs="Arial"/>
-          <w:b/>
-          <w:bCs/>
-          <w:color w:val="1F497D"/>
-          <w:sz w:val="18"/>
-          <w:szCs w:val="18"/>
-        </w:rPr>
-      </w:pPr>
-      <w:r>
-        <w:rPr>
-          <w:rFonts w:ascii="Arial" w:hAnsi="Arial" w:cs="Arial"/>
-          <w:b/>
-          <w:bCs/>
-          <w:color w:val="1F497D"/>
-          <w:sz w:val="18"/>
-          <w:szCs w:val="18"/>
-        </w:rPr>
-        <w:t>Fixes</w:t>
+          <w:color w:val="1F497D"/>
+          <w:sz w:val="18"/>
+          <w:szCs w:val="18"/>
+        </w:rPr>
+      </w:pPr>
+      <w:r>
+        <w:rPr>
+          <w:rFonts w:ascii="Arial" w:hAnsi="Arial" w:cs="Arial"/>
+          <w:color w:val="1F497D"/>
+          <w:sz w:val="18"/>
+          <w:szCs w:val="18"/>
+        </w:rPr>
+        <w:t>•</w:t>
+      </w:r>
+      <w:r>
+        <w:rPr>
+          <w:rFonts w:ascii="Arial" w:hAnsi="Arial" w:cs="Arial"/>
+          <w:color w:val="1F497D"/>
+          <w:sz w:val="18"/>
+          <w:szCs w:val="18"/>
+        </w:rPr>
+        <w:tab/>
+        <w:t>Envision support for Apollo systems</w:t>
+      </w:r>
+      <w:r>
+        <w:rPr>
+          <w:rFonts w:ascii="Arial" w:hAnsi="Arial" w:cs="Arial"/>
+          <w:color w:val="1F497D"/>
+          <w:sz w:val="18"/>
+          <w:szCs w:val="18"/>
+        </w:rPr>
+        <w:t>:</w:t>
       </w:r>
     </w:p>
     <w:p>
@@ -1468,162 +1367,49 @@
           <w:sz w:val="18"/>
           <w:szCs w:val="18"/>
         </w:rPr>
-        <w:t>•</w:t>
-      </w:r>
-      <w:r>
-        <w:rPr>
-          <w:rFonts w:ascii="Arial" w:hAnsi="Arial" w:cs="Arial"/>
-          <w:color w:val="1F497D"/>
-          <w:sz w:val="18"/>
-          <w:szCs w:val="18"/>
-        </w:rPr>
         <w:tab/>
       </w:r>
       <w:r>
         <w:rPr>
           <w:rFonts w:ascii="Arial" w:hAnsi="Arial" w:cs="Arial"/>
-          <w:color w:val="1F497D"/>
-          <w:sz w:val="18"/>
-          <w:szCs w:val="18"/>
-        </w:rPr>
-        <w:t>Two faults that would cause the app to shut down have been corrected: s</w:t>
-      </w:r>
-      <w:r>
-        <w:rPr>
-          <w:rFonts w:ascii="Arial" w:hAnsi="Arial" w:cs="Arial"/>
-          <w:color w:val="1F497D"/>
-          <w:sz w:val="18"/>
-          <w:szCs w:val="18"/>
-        </w:rPr>
-        <w:t>end</w:t>
-      </w:r>
-      <w:r>
-        <w:rPr>
-          <w:rFonts w:ascii="Arial" w:hAnsi="Arial" w:cs="Arial"/>
-          <w:color w:val="1F497D"/>
-          <w:sz w:val="18"/>
-          <w:szCs w:val="18"/>
-        </w:rPr>
-        <w:t>ing</w:t>
-      </w:r>
-      <w:r>
-        <w:rPr>
-          <w:rFonts w:ascii="Arial" w:hAnsi="Arial" w:cs="Arial"/>
-          <w:color w:val="1F497D"/>
-          <w:sz w:val="18"/>
-          <w:szCs w:val="18"/>
-        </w:rPr>
-        <w:t xml:space="preserve"> </w:t>
-      </w:r>
-      <w:r>
-        <w:rPr>
-          <w:rFonts w:ascii="Arial" w:hAnsi="Arial" w:cs="Arial"/>
-          <w:color w:val="1F497D"/>
-          <w:sz w:val="18"/>
-          <w:szCs w:val="18"/>
-        </w:rPr>
-        <w:t>single-</w:t>
-      </w:r>
-      <w:r>
-        <w:rPr>
-          <w:rFonts w:ascii="Arial" w:hAnsi="Arial" w:cs="Arial"/>
-          <w:color w:val="1F497D"/>
-          <w:sz w:val="18"/>
-          <w:szCs w:val="18"/>
-        </w:rPr>
-        <w:t xml:space="preserve">loop </w:t>
-      </w:r>
-      <w:r>
-        <w:rPr>
-          <w:rFonts w:ascii="Arial" w:hAnsi="Arial" w:cs="Arial"/>
-          <w:color w:val="1F497D"/>
-          <w:sz w:val="18"/>
-          <w:szCs w:val="18"/>
-        </w:rPr>
-        <w:t>data to a</w:t>
-      </w:r>
-      <w:r>
-        <w:rPr>
-          <w:rFonts w:ascii="Arial" w:hAnsi="Arial" w:cs="Arial"/>
-          <w:color w:val="1F497D"/>
-          <w:sz w:val="18"/>
-          <w:szCs w:val="18"/>
-        </w:rPr>
-        <w:t xml:space="preserve"> 2-loop </w:t>
-      </w:r>
-      <w:proofErr w:type="gramStart"/>
-      <w:r>
-        <w:rPr>
-          <w:rFonts w:ascii="Arial" w:hAnsi="Arial" w:cs="Arial"/>
-          <w:color w:val="1F497D"/>
-          <w:sz w:val="18"/>
-          <w:szCs w:val="18"/>
-        </w:rPr>
-        <w:t>panel</w:t>
-      </w:r>
-      <w:r>
-        <w:rPr>
-          <w:rFonts w:ascii="Arial" w:hAnsi="Arial" w:cs="Arial"/>
-          <w:color w:val="1F497D"/>
-          <w:sz w:val="18"/>
-          <w:szCs w:val="18"/>
-        </w:rPr>
-        <w:t>,</w:t>
-      </w:r>
-      <w:r>
-        <w:rPr>
-          <w:rFonts w:ascii="Arial" w:hAnsi="Arial" w:cs="Arial"/>
-          <w:color w:val="1F497D"/>
-          <w:sz w:val="18"/>
-          <w:szCs w:val="18"/>
-        </w:rPr>
-        <w:t xml:space="preserve"> </w:t>
-      </w:r>
-      <w:r>
-        <w:rPr>
-          <w:rFonts w:ascii="Arial" w:hAnsi="Arial" w:cs="Arial"/>
-          <w:color w:val="1F497D"/>
-          <w:sz w:val="18"/>
-          <w:szCs w:val="18"/>
-        </w:rPr>
-        <w:t>and</w:t>
-      </w:r>
-      <w:proofErr w:type="gramEnd"/>
-      <w:r>
-        <w:rPr>
-          <w:rFonts w:ascii="Arial" w:hAnsi="Arial" w:cs="Arial"/>
-          <w:color w:val="1F497D"/>
-          <w:sz w:val="18"/>
-          <w:szCs w:val="18"/>
-        </w:rPr>
-        <w:t xml:space="preserve"> </w:t>
-      </w:r>
-      <w:r>
-        <w:rPr>
-          <w:rFonts w:ascii="Arial" w:hAnsi="Arial" w:cs="Arial"/>
-          <w:color w:val="1F497D"/>
-          <w:sz w:val="18"/>
-          <w:szCs w:val="18"/>
-        </w:rPr>
-        <w:t>opening a file wh</w:t>
-      </w:r>
-      <w:r>
-        <w:rPr>
-          <w:rFonts w:ascii="Arial" w:hAnsi="Arial" w:cs="Arial"/>
-          <w:color w:val="1F497D"/>
-          <w:sz w:val="18"/>
-          <w:szCs w:val="18"/>
-        </w:rPr>
-        <w:t xml:space="preserve">ich does not contain any panel numbers the same as the </w:t>
-      </w:r>
-      <w:r>
-        <w:rPr>
-          <w:rFonts w:ascii="Arial" w:hAnsi="Arial" w:cs="Arial"/>
-          <w:color w:val="1F497D"/>
-          <w:sz w:val="18"/>
-          <w:szCs w:val="18"/>
-        </w:rPr>
-        <w:t>current panel.</w:t>
+          <w:i/>
+          <w:iCs/>
+          <w:color w:val="1F497D"/>
+          <w:sz w:val="18"/>
+          <w:szCs w:val="18"/>
+        </w:rPr>
+        <w:t>For this, device names and zone descriptions are prefixed with type codes and zone numbers respectively.  If not already prefixed, before uploading the user is asked whether the pane</w:t>
+      </w:r>
+      <w:r>
+        <w:rPr>
+          <w:rFonts w:ascii="Arial" w:hAnsi="Arial" w:cs="Arial"/>
+          <w:i/>
+          <w:iCs/>
+          <w:color w:val="1F497D"/>
+          <w:sz w:val="18"/>
+          <w:szCs w:val="18"/>
+        </w:rPr>
+        <w:t>l</w:t>
+      </w:r>
+      <w:r>
+        <w:rPr>
+          <w:rFonts w:ascii="Arial" w:hAnsi="Arial" w:cs="Arial"/>
+          <w:i/>
+          <w:iCs/>
+          <w:color w:val="1F497D"/>
+          <w:sz w:val="18"/>
+          <w:szCs w:val="18"/>
+        </w:rPr>
+        <w:t xml:space="preserve"> is for Envision and, if Yes, the prefixes are added.</w:t>
+      </w:r>
+      <w:r>
+        <w:rPr>
+          <w:rFonts w:ascii="Arial" w:hAnsi="Arial" w:cs="Arial"/>
+          <w:color w:val="1F497D"/>
+          <w:sz w:val="18"/>
+          <w:szCs w:val="18"/>
+        </w:rPr>
+        <w:br/>
       </w:r>
     </w:p>
     <w:p>
@@ -1641,64 +1427,23 @@
         <w:contextualSpacing/>
         <w:rPr>
           <w:rFonts w:ascii="Arial" w:hAnsi="Arial" w:cs="Arial"/>
-          <w:color w:val="1F497D"/>
-          <w:sz w:val="18"/>
-          <w:szCs w:val="18"/>
-        </w:rPr>
-      </w:pPr>
-      <w:r>
-        <w:rPr>
-          <w:rFonts w:ascii="Arial" w:hAnsi="Arial" w:cs="Arial"/>
-          <w:color w:val="1F497D"/>
-          <w:sz w:val="18"/>
-          <w:szCs w:val="18"/>
-        </w:rPr>
-        <w:t>•</w:t>
-      </w:r>
-      <w:r>
-        <w:rPr>
-          <w:rFonts w:ascii="Arial" w:hAnsi="Arial" w:cs="Arial"/>
-          <w:color w:val="1F497D"/>
-          <w:sz w:val="18"/>
-          <w:szCs w:val="18"/>
-        </w:rPr>
-        <w:tab/>
-      </w:r>
-      <w:r>
-        <w:rPr>
-          <w:rFonts w:ascii="Arial" w:hAnsi="Arial" w:cs="Arial"/>
-          <w:color w:val="1F497D"/>
-          <w:sz w:val="18"/>
-          <w:szCs w:val="18"/>
-        </w:rPr>
-        <w:t>The displaying of e</w:t>
-      </w:r>
-      <w:r>
-        <w:rPr>
-          <w:rFonts w:ascii="Arial" w:hAnsi="Arial" w:cs="Arial"/>
-          <w:color w:val="1F497D"/>
-          <w:sz w:val="18"/>
-          <w:szCs w:val="18"/>
-        </w:rPr>
-        <w:t xml:space="preserve">rror boxes on invalid items </w:t>
-      </w:r>
-      <w:r>
-        <w:rPr>
-          <w:rFonts w:ascii="Arial" w:hAnsi="Arial" w:cs="Arial"/>
-          <w:color w:val="1F497D"/>
-          <w:sz w:val="18"/>
-          <w:szCs w:val="18"/>
-        </w:rPr>
-        <w:t>has been made more consistent</w:t>
-      </w:r>
-      <w:r>
-        <w:rPr>
-          <w:rFonts w:ascii="Arial" w:hAnsi="Arial" w:cs="Arial"/>
-          <w:color w:val="1F497D"/>
-          <w:sz w:val="18"/>
-          <w:szCs w:val="18"/>
-        </w:rPr>
-        <w:t>.</w:t>
+          <w:b/>
+          <w:bCs/>
+          <w:color w:val="1F497D"/>
+          <w:sz w:val="18"/>
+          <w:szCs w:val="18"/>
+        </w:rPr>
+      </w:pPr>
+      <w:r>
+        <w:rPr>
+          <w:rFonts w:ascii="Arial" w:hAnsi="Arial" w:cs="Arial"/>
+          <w:b/>
+          <w:bCs/>
+          <w:color w:val="1F497D"/>
+          <w:sz w:val="18"/>
+          <w:szCs w:val="18"/>
+        </w:rPr>
+        <w:t>Fixes</w:t>
       </w:r>
     </w:p>
     <w:p>
@@ -1738,43 +1483,132 @@
           <w:szCs w:val="18"/>
         </w:rPr>
         <w:tab/>
-        <w:t xml:space="preserve">The Validation Window no longer </w:t>
-      </w:r>
-      <w:r>
-        <w:rPr>
-          <w:rFonts w:ascii="Arial" w:hAnsi="Arial" w:cs="Arial"/>
-          <w:color w:val="1F497D"/>
-          <w:sz w:val="18"/>
-          <w:szCs w:val="18"/>
-        </w:rPr>
-        <w:t>indicate</w:t>
-      </w:r>
-      <w:r>
-        <w:rPr>
-          <w:rFonts w:ascii="Arial" w:hAnsi="Arial" w:cs="Arial"/>
-          <w:color w:val="1F497D"/>
-          <w:sz w:val="18"/>
-          <w:szCs w:val="18"/>
-        </w:rPr>
-        <w:t xml:space="preserve">s Loop 2 for </w:t>
-      </w:r>
-      <w:r>
-        <w:rPr>
-          <w:rFonts w:ascii="Arial" w:hAnsi="Arial" w:cs="Arial"/>
-          <w:color w:val="1F497D"/>
-          <w:sz w:val="18"/>
-          <w:szCs w:val="18"/>
-        </w:rPr>
-        <w:t xml:space="preserve">a </w:t>
-      </w:r>
-      <w:r>
-        <w:rPr>
-          <w:rFonts w:ascii="Arial" w:hAnsi="Arial" w:cs="Arial"/>
-          <w:color w:val="1F497D"/>
-          <w:sz w:val="18"/>
-          <w:szCs w:val="18"/>
-        </w:rPr>
-        <w:t>single-loop panel.</w:t>
+      </w:r>
+      <w:r>
+        <w:rPr>
+          <w:rFonts w:ascii="Arial" w:hAnsi="Arial" w:cs="Arial"/>
+          <w:color w:val="1F497D"/>
+          <w:sz w:val="18"/>
+          <w:szCs w:val="18"/>
+        </w:rPr>
+        <w:t>Two faults that would cause the app to shut down have been corrected: s</w:t>
+      </w:r>
+      <w:r>
+        <w:rPr>
+          <w:rFonts w:ascii="Arial" w:hAnsi="Arial" w:cs="Arial"/>
+          <w:color w:val="1F497D"/>
+          <w:sz w:val="18"/>
+          <w:szCs w:val="18"/>
+        </w:rPr>
+        <w:t>end</w:t>
+      </w:r>
+      <w:r>
+        <w:rPr>
+          <w:rFonts w:ascii="Arial" w:hAnsi="Arial" w:cs="Arial"/>
+          <w:color w:val="1F497D"/>
+          <w:sz w:val="18"/>
+          <w:szCs w:val="18"/>
+        </w:rPr>
+        <w:t>ing</w:t>
+      </w:r>
+      <w:r>
+        <w:rPr>
+          <w:rFonts w:ascii="Arial" w:hAnsi="Arial" w:cs="Arial"/>
+          <w:color w:val="1F497D"/>
+          <w:sz w:val="18"/>
+          <w:szCs w:val="18"/>
+        </w:rPr>
+        <w:t xml:space="preserve"> </w:t>
+      </w:r>
+      <w:r>
+        <w:rPr>
+          <w:rFonts w:ascii="Arial" w:hAnsi="Arial" w:cs="Arial"/>
+          <w:color w:val="1F497D"/>
+          <w:sz w:val="18"/>
+          <w:szCs w:val="18"/>
+        </w:rPr>
+        <w:t>single-</w:t>
+      </w:r>
+      <w:r>
+        <w:rPr>
+          <w:rFonts w:ascii="Arial" w:hAnsi="Arial" w:cs="Arial"/>
+          <w:color w:val="1F497D"/>
+          <w:sz w:val="18"/>
+          <w:szCs w:val="18"/>
+        </w:rPr>
+        <w:t xml:space="preserve">loop </w:t>
+      </w:r>
+      <w:r>
+        <w:rPr>
+          <w:rFonts w:ascii="Arial" w:hAnsi="Arial" w:cs="Arial"/>
+          <w:color w:val="1F497D"/>
+          <w:sz w:val="18"/>
+          <w:szCs w:val="18"/>
+        </w:rPr>
+        <w:t>data to a</w:t>
+      </w:r>
+      <w:r>
+        <w:rPr>
+          <w:rFonts w:ascii="Arial" w:hAnsi="Arial" w:cs="Arial"/>
+          <w:color w:val="1F497D"/>
+          <w:sz w:val="18"/>
+          <w:szCs w:val="18"/>
+        </w:rPr>
+        <w:t xml:space="preserve"> 2-loop panel</w:t>
+      </w:r>
+      <w:r>
+        <w:rPr>
+          <w:rFonts w:ascii="Arial" w:hAnsi="Arial" w:cs="Arial"/>
+          <w:color w:val="1F497D"/>
+          <w:sz w:val="18"/>
+          <w:szCs w:val="18"/>
+        </w:rPr>
+        <w:t>,</w:t>
+      </w:r>
+      <w:r>
+        <w:rPr>
+          <w:rFonts w:ascii="Arial" w:hAnsi="Arial" w:cs="Arial"/>
+          <w:color w:val="1F497D"/>
+          <w:sz w:val="18"/>
+          <w:szCs w:val="18"/>
+        </w:rPr>
+        <w:t xml:space="preserve"> </w:t>
+      </w:r>
+      <w:r>
+        <w:rPr>
+          <w:rFonts w:ascii="Arial" w:hAnsi="Arial" w:cs="Arial"/>
+          <w:color w:val="1F497D"/>
+          <w:sz w:val="18"/>
+          <w:szCs w:val="18"/>
+        </w:rPr>
+        <w:t xml:space="preserve">and </w:t>
+      </w:r>
+      <w:r>
+        <w:rPr>
+          <w:rFonts w:ascii="Arial" w:hAnsi="Arial" w:cs="Arial"/>
+          <w:color w:val="1F497D"/>
+          <w:sz w:val="18"/>
+          <w:szCs w:val="18"/>
+        </w:rPr>
+        <w:t>opening a file wh</w:t>
+      </w:r>
+      <w:r>
+        <w:rPr>
+          <w:rFonts w:ascii="Arial" w:hAnsi="Arial" w:cs="Arial"/>
+          <w:color w:val="1F497D"/>
+          <w:sz w:val="18"/>
+          <w:szCs w:val="18"/>
+        </w:rPr>
+        <w:t xml:space="preserve">ich does not contain any panel numbers the same as the </w:t>
+      </w:r>
+      <w:r>
+        <w:rPr>
+          <w:rFonts w:ascii="Arial" w:hAnsi="Arial" w:cs="Arial"/>
+          <w:color w:val="1F497D"/>
+          <w:sz w:val="18"/>
+          <w:szCs w:val="18"/>
+        </w:rPr>
+        <w:t>current panel.</w:t>
       </w:r>
     </w:p>
     <w:p>
@@ -1822,25 +1656,25 @@
           <w:sz w:val="18"/>
           <w:szCs w:val="18"/>
         </w:rPr>
-        <w:t xml:space="preserve">On the </w:t>
-      </w:r>
-      <w:r>
-        <w:rPr>
-          <w:rFonts w:ascii="Arial" w:hAnsi="Arial" w:cs="Arial"/>
-          <w:color w:val="1F497D"/>
-          <w:sz w:val="18"/>
-          <w:szCs w:val="18"/>
-        </w:rPr>
-        <w:t>Causes &amp; Effects page</w:t>
-      </w:r>
-      <w:r>
-        <w:rPr>
-          <w:rFonts w:ascii="Arial" w:hAnsi="Arial" w:cs="Arial"/>
-          <w:color w:val="1F497D"/>
-          <w:sz w:val="18"/>
-          <w:szCs w:val="18"/>
-        </w:rPr>
-        <w:t>, data that has been read from a file is now updated correctly on all lines</w:t>
+        <w:t>The displaying of e</w:t>
+      </w:r>
+      <w:r>
+        <w:rPr>
+          <w:rFonts w:ascii="Arial" w:hAnsi="Arial" w:cs="Arial"/>
+          <w:color w:val="1F497D"/>
+          <w:sz w:val="18"/>
+          <w:szCs w:val="18"/>
+        </w:rPr>
+        <w:t xml:space="preserve">rror boxes on invalid items </w:t>
+      </w:r>
+      <w:r>
+        <w:rPr>
+          <w:rFonts w:ascii="Arial" w:hAnsi="Arial" w:cs="Arial"/>
+          <w:color w:val="1F497D"/>
+          <w:sz w:val="18"/>
+          <w:szCs w:val="18"/>
+        </w:rPr>
+        <w:t>has been made more consistent</w:t>
       </w:r>
       <w:r>
         <w:rPr>
@@ -1872,95 +1706,60 @@
           <w:szCs w:val="18"/>
         </w:rPr>
       </w:pPr>
-    </w:p>
-    <w:p>
-      <w:pPr>
-        <w:tabs>
-          <w:tab w:val="left" w:pos="993"/>
-        </w:tabs>
-        <w:rPr>
-          <w:rFonts w:ascii="Arial" w:hAnsi="Arial" w:cs="Arial"/>
-          <w:color w:val="9CC2E5" w:themeColor="accent1" w:themeTint="99"/>
-          <w:sz w:val="16"/>
-          <w:szCs w:val="16"/>
-        </w:rPr>
-      </w:pPr>
-      <w:r>
-        <w:rPr>
-          <w:rFonts w:ascii="Arial" w:hAnsi="Arial" w:cs="Arial"/>
-          <w:b/>
-          <w:bCs/>
-          <w:color w:val="4472C4" w:themeColor="accent5"/>
-          <w:sz w:val="24"/>
-          <w:szCs w:val="24"/>
-        </w:rPr>
-        <w:t>v8.1.</w:t>
-      </w:r>
-      <w:r>
-        <w:rPr>
-          <w:rFonts w:ascii="Arial" w:hAnsi="Arial" w:cs="Arial"/>
-          <w:b/>
-          <w:bCs/>
-          <w:color w:val="4472C4" w:themeColor="accent5"/>
-          <w:sz w:val="24"/>
-          <w:szCs w:val="24"/>
-        </w:rPr>
-        <w:t>8</w:t>
-      </w:r>
-      <w:r>
-        <w:rPr>
-          <w:rFonts w:ascii="Arial" w:hAnsi="Arial" w:cs="Arial"/>
-          <w:b/>
-          <w:bCs/>
-          <w:color w:val="4472C4" w:themeColor="accent5"/>
-          <w:sz w:val="24"/>
-          <w:szCs w:val="24"/>
+      <w:r>
+        <w:rPr>
+          <w:rFonts w:ascii="Arial" w:hAnsi="Arial" w:cs="Arial"/>
+          <w:color w:val="1F497D"/>
+          <w:sz w:val="18"/>
+          <w:szCs w:val="18"/>
+        </w:rPr>
+        <w:t>•</w:t>
+      </w:r>
+      <w:r>
+        <w:rPr>
+          <w:rFonts w:ascii="Arial" w:hAnsi="Arial" w:cs="Arial"/>
+          <w:color w:val="1F497D"/>
+          <w:sz w:val="18"/>
+          <w:szCs w:val="18"/>
         </w:rPr>
         <w:tab/>
-      </w:r>
-      <w:r>
-        <w:rPr>
-          <w:rFonts w:ascii="Arial" w:hAnsi="Arial" w:cs="Arial"/>
-          <w:b/>
-          <w:bCs/>
-          <w:color w:val="4472C4" w:themeColor="accent5"/>
-          <w:sz w:val="24"/>
-          <w:szCs w:val="24"/>
-        </w:rPr>
-        <w:t>26</w:t>
-      </w:r>
-      <w:r>
-        <w:rPr>
-          <w:rFonts w:ascii="Arial" w:hAnsi="Arial" w:cs="Arial"/>
-          <w:b/>
-          <w:bCs/>
-          <w:color w:val="4472C4" w:themeColor="accent5"/>
-          <w:sz w:val="24"/>
-          <w:szCs w:val="24"/>
-        </w:rPr>
-        <w:t>/</w:t>
-      </w:r>
-      <w:r>
-        <w:rPr>
-          <w:rFonts w:ascii="Arial" w:hAnsi="Arial" w:cs="Arial"/>
-          <w:b/>
-          <w:bCs/>
-          <w:color w:val="4472C4" w:themeColor="accent5"/>
-          <w:sz w:val="24"/>
-          <w:szCs w:val="24"/>
-        </w:rPr>
-        <w:t>09</w:t>
-      </w:r>
-      <w:r>
-        <w:rPr>
-          <w:rFonts w:ascii="Arial" w:hAnsi="Arial" w:cs="Arial"/>
-          <w:b/>
-          <w:bCs/>
-          <w:color w:val="4472C4" w:themeColor="accent5"/>
-          <w:sz w:val="24"/>
-          <w:szCs w:val="24"/>
-        </w:rPr>
-        <w:t>/2025</w:t>
+        <w:t xml:space="preserve">The Validation Window no longer </w:t>
+      </w:r>
+      <w:r>
+        <w:rPr>
+          <w:rFonts w:ascii="Arial" w:hAnsi="Arial" w:cs="Arial"/>
+          <w:color w:val="1F497D"/>
+          <w:sz w:val="18"/>
+          <w:szCs w:val="18"/>
+        </w:rPr>
+        <w:t>indicate</w:t>
+      </w:r>
+      <w:r>
+        <w:rPr>
+          <w:rFonts w:ascii="Arial" w:hAnsi="Arial" w:cs="Arial"/>
+          <w:color w:val="1F497D"/>
+          <w:sz w:val="18"/>
+          <w:szCs w:val="18"/>
+        </w:rPr>
+        <w:t xml:space="preserve">s Loop 2 for </w:t>
+      </w:r>
+      <w:r>
+        <w:rPr>
+          <w:rFonts w:ascii="Arial" w:hAnsi="Arial" w:cs="Arial"/>
+          <w:color w:val="1F497D"/>
+          <w:sz w:val="18"/>
+          <w:szCs w:val="18"/>
+        </w:rPr>
+        <w:t xml:space="preserve">a </w:t>
+      </w:r>
+      <w:r>
+        <w:rPr>
+          <w:rFonts w:ascii="Arial" w:hAnsi="Arial" w:cs="Arial"/>
+          <w:color w:val="1F497D"/>
+          <w:sz w:val="18"/>
+          <w:szCs w:val="18"/>
+        </w:rPr>
+        <w:t>single-loop panel.</w:t>
       </w:r>
     </w:p>
     <w:p>
@@ -1990,7 +1789,7 @@
           <w:sz w:val="18"/>
           <w:szCs w:val="18"/>
         </w:rPr>
-        <w:t>-</w:t>
+        <w:t>•</w:t>
       </w:r>
       <w:r>
         <w:rPr>
@@ -2008,79 +1807,25 @@
           <w:sz w:val="18"/>
           <w:szCs w:val="18"/>
         </w:rPr>
-        <w:t>Correction:</w:t>
-      </w:r>
-      <w:r>
-        <w:rPr>
-          <w:rFonts w:ascii="Arial" w:hAnsi="Arial" w:cs="Arial"/>
-          <w:color w:val="1F497D"/>
-          <w:sz w:val="18"/>
-          <w:szCs w:val="18"/>
-        </w:rPr>
-        <w:t xml:space="preserve"> device I/O configuration </w:t>
-      </w:r>
-      <w:r>
-        <w:rPr>
-          <w:rFonts w:ascii="Arial" w:hAnsi="Arial" w:cs="Arial"/>
-          <w:color w:val="1F497D"/>
-          <w:sz w:val="18"/>
-          <w:szCs w:val="18"/>
-        </w:rPr>
-        <w:t xml:space="preserve">item </w:t>
-      </w:r>
-      <w:r>
-        <w:rPr>
-          <w:rFonts w:ascii="Arial" w:hAnsi="Arial" w:cs="Arial"/>
-          <w:color w:val="1F497D"/>
-          <w:sz w:val="18"/>
-          <w:szCs w:val="18"/>
-        </w:rPr>
-        <w:t>description</w:t>
-      </w:r>
-      <w:r>
-        <w:rPr>
-          <w:rFonts w:ascii="Arial" w:hAnsi="Arial" w:cs="Arial"/>
-          <w:color w:val="1F497D"/>
-          <w:sz w:val="18"/>
-          <w:szCs w:val="18"/>
-        </w:rPr>
-        <w:t xml:space="preserve"> edit</w:t>
-      </w:r>
-      <w:r>
-        <w:rPr>
-          <w:rFonts w:ascii="Arial" w:hAnsi="Arial" w:cs="Arial"/>
-          <w:color w:val="1F497D"/>
-          <w:sz w:val="18"/>
-          <w:szCs w:val="18"/>
-        </w:rPr>
-        <w:t xml:space="preserve">s </w:t>
-      </w:r>
-      <w:r>
-        <w:rPr>
-          <w:rFonts w:ascii="Arial" w:hAnsi="Arial" w:cs="Arial"/>
-          <w:color w:val="1F497D"/>
-          <w:sz w:val="18"/>
-          <w:szCs w:val="18"/>
-        </w:rPr>
-        <w:t xml:space="preserve">have been corrected so that </w:t>
-      </w:r>
-      <w:r>
-        <w:rPr>
-          <w:rFonts w:ascii="Arial" w:hAnsi="Arial" w:cs="Arial"/>
-          <w:color w:val="1F497D"/>
-          <w:sz w:val="18"/>
-          <w:szCs w:val="18"/>
-        </w:rPr>
-        <w:t>descriptions and/or device names on other devices</w:t>
-      </w:r>
-      <w:r>
-        <w:rPr>
-          <w:rFonts w:ascii="Arial" w:hAnsi="Arial" w:cs="Arial"/>
-          <w:color w:val="1F497D"/>
-          <w:sz w:val="18"/>
-          <w:szCs w:val="18"/>
-        </w:rPr>
-        <w:t xml:space="preserve"> are not affected</w:t>
+        <w:t xml:space="preserve">On the </w:t>
+      </w:r>
+      <w:r>
+        <w:rPr>
+          <w:rFonts w:ascii="Arial" w:hAnsi="Arial" w:cs="Arial"/>
+          <w:color w:val="1F497D"/>
+          <w:sz w:val="18"/>
+          <w:szCs w:val="18"/>
+        </w:rPr>
+        <w:t>Causes &amp; Effects page</w:t>
+      </w:r>
+      <w:r>
+        <w:rPr>
+          <w:rFonts w:ascii="Arial" w:hAnsi="Arial" w:cs="Arial"/>
+          <w:color w:val="1F497D"/>
+          <w:sz w:val="18"/>
+          <w:szCs w:val="18"/>
+        </w:rPr>
+        <w:t>, data that has been read from a file is now updated correctly on all lines</w:t>
       </w:r>
       <w:r>
         <w:rPr>
@@ -2112,51 +1857,95 @@
           <w:szCs w:val="18"/>
         </w:rPr>
       </w:pPr>
-      <w:r>
-        <w:rPr>
-          <w:rFonts w:ascii="Arial" w:hAnsi="Arial" w:cs="Arial"/>
-          <w:color w:val="1F497D"/>
-          <w:sz w:val="18"/>
-          <w:szCs w:val="18"/>
-        </w:rPr>
-        <w:t>-</w:t>
-      </w:r>
-      <w:r>
-        <w:rPr>
-          <w:rFonts w:ascii="Arial" w:hAnsi="Arial" w:cs="Arial"/>
-          <w:color w:val="1F497D"/>
-          <w:sz w:val="18"/>
-          <w:szCs w:val="18"/>
+    </w:p>
+    <w:p>
+      <w:pPr>
+        <w:tabs>
+          <w:tab w:val="left" w:pos="993"/>
+        </w:tabs>
+        <w:rPr>
+          <w:rFonts w:ascii="Arial" w:hAnsi="Arial" w:cs="Arial"/>
+          <w:color w:val="9CC2E5" w:themeColor="accent1" w:themeTint="99"/>
+          <w:sz w:val="16"/>
+          <w:szCs w:val="16"/>
+        </w:rPr>
+      </w:pPr>
+      <w:r>
+        <w:rPr>
+          <w:rFonts w:ascii="Arial" w:hAnsi="Arial" w:cs="Arial"/>
+          <w:b/>
+          <w:bCs/>
+          <w:color w:val="4472C4" w:themeColor="accent5"/>
+          <w:sz w:val="24"/>
+          <w:szCs w:val="24"/>
+        </w:rPr>
+        <w:t>v8.1.</w:t>
+      </w:r>
+      <w:r>
+        <w:rPr>
+          <w:rFonts w:ascii="Arial" w:hAnsi="Arial" w:cs="Arial"/>
+          <w:b/>
+          <w:bCs/>
+          <w:color w:val="4472C4" w:themeColor="accent5"/>
+          <w:sz w:val="24"/>
+          <w:szCs w:val="24"/>
+        </w:rPr>
+        <w:t>8</w:t>
+      </w:r>
+      <w:r>
+        <w:rPr>
+          <w:rFonts w:ascii="Arial" w:hAnsi="Arial" w:cs="Arial"/>
+          <w:b/>
+          <w:bCs/>
+          <w:color w:val="4472C4" w:themeColor="accent5"/>
+          <w:sz w:val="24"/>
+          <w:szCs w:val="24"/>
         </w:rPr>
         <w:tab/>
-        <w:t>Correction:</w:t>
-      </w:r>
-      <w:r>
-        <w:rPr>
-          <w:rFonts w:ascii="Arial" w:hAnsi="Arial" w:cs="Arial"/>
-          <w:color w:val="1F497D"/>
-          <w:sz w:val="18"/>
-          <w:szCs w:val="18"/>
-        </w:rPr>
-        <w:t xml:space="preserve"> the Add Second Loop option for single-loop panels</w:t>
-      </w:r>
-      <w:r>
-        <w:rPr>
-          <w:rFonts w:ascii="Arial" w:hAnsi="Arial" w:cs="Arial"/>
-          <w:color w:val="1F497D"/>
-          <w:sz w:val="18"/>
-          <w:szCs w:val="18"/>
-        </w:rPr>
-        <w:t xml:space="preserve"> now ensures that the</w:t>
-      </w:r>
-      <w:r>
-        <w:rPr>
-          <w:rFonts w:ascii="Arial" w:hAnsi="Arial" w:cs="Arial"/>
-          <w:color w:val="1F497D"/>
-          <w:sz w:val="18"/>
-          <w:szCs w:val="18"/>
-        </w:rPr>
-        <w:t xml:space="preserve"> device lists on the other pages are now populated correctly with the required number of (empty) devices.</w:t>
+      </w:r>
+      <w:r>
+        <w:rPr>
+          <w:rFonts w:ascii="Arial" w:hAnsi="Arial" w:cs="Arial"/>
+          <w:b/>
+          <w:bCs/>
+          <w:color w:val="4472C4" w:themeColor="accent5"/>
+          <w:sz w:val="24"/>
+          <w:szCs w:val="24"/>
+        </w:rPr>
+        <w:t>26</w:t>
+      </w:r>
+      <w:r>
+        <w:rPr>
+          <w:rFonts w:ascii="Arial" w:hAnsi="Arial" w:cs="Arial"/>
+          <w:b/>
+          <w:bCs/>
+          <w:color w:val="4472C4" w:themeColor="accent5"/>
+          <w:sz w:val="24"/>
+          <w:szCs w:val="24"/>
+        </w:rPr>
+        <w:t>/</w:t>
+      </w:r>
+      <w:r>
+        <w:rPr>
+          <w:rFonts w:ascii="Arial" w:hAnsi="Arial" w:cs="Arial"/>
+          <w:b/>
+          <w:bCs/>
+          <w:color w:val="4472C4" w:themeColor="accent5"/>
+          <w:sz w:val="24"/>
+          <w:szCs w:val="24"/>
+        </w:rPr>
+        <w:t>09</w:t>
+      </w:r>
+      <w:r>
+        <w:rPr>
+          <w:rFonts w:ascii="Arial" w:hAnsi="Arial" w:cs="Arial"/>
+          <w:b/>
+          <w:bCs/>
+          <w:color w:val="4472C4" w:themeColor="accent5"/>
+          <w:sz w:val="24"/>
+          <w:szCs w:val="24"/>
+        </w:rPr>
+        <w:t>/2025</w:t>
       </w:r>
     </w:p>
     <w:p>
@@ -2191,8 +1980,6 @@
       <w:r>
         <w:rPr>
           <w:rFonts w:ascii="Arial" w:hAnsi="Arial" w:cs="Arial"/>
-          <w:b/>
-          <w:bCs/>
           <w:color w:val="1F497D"/>
           <w:sz w:val="18"/>
           <w:szCs w:val="18"/>
@@ -2206,10 +1993,90 @@
           <w:sz w:val="18"/>
           <w:szCs w:val="18"/>
         </w:rPr>
-        <w:t xml:space="preserve">Notification popups are shown after each upload and download, indicating completion or otherwise. </w:t>
-      </w:r>
-    </w:p>
-    <w:bookmarkEnd w:id="0"/>
+        <w:t>Correction:</w:t>
+      </w:r>
+      <w:r>
+        <w:rPr>
+          <w:rFonts w:ascii="Arial" w:hAnsi="Arial" w:cs="Arial"/>
+          <w:color w:val="1F497D"/>
+          <w:sz w:val="18"/>
+          <w:szCs w:val="18"/>
+        </w:rPr>
+        <w:t xml:space="preserve"> device I/O configuration </w:t>
+      </w:r>
+      <w:r>
+        <w:rPr>
+          <w:rFonts w:ascii="Arial" w:hAnsi="Arial" w:cs="Arial"/>
+          <w:color w:val="1F497D"/>
+          <w:sz w:val="18"/>
+          <w:szCs w:val="18"/>
+        </w:rPr>
+        <w:t xml:space="preserve">item </w:t>
+      </w:r>
+      <w:r>
+        <w:rPr>
+          <w:rFonts w:ascii="Arial" w:hAnsi="Arial" w:cs="Arial"/>
+          <w:color w:val="1F497D"/>
+          <w:sz w:val="18"/>
+          <w:szCs w:val="18"/>
+        </w:rPr>
+        <w:t>description</w:t>
+      </w:r>
+      <w:r>
+        <w:rPr>
+          <w:rFonts w:ascii="Arial" w:hAnsi="Arial" w:cs="Arial"/>
+          <w:color w:val="1F497D"/>
+          <w:sz w:val="18"/>
+          <w:szCs w:val="18"/>
+        </w:rPr>
+        <w:t xml:space="preserve"> edit</w:t>
+      </w:r>
+      <w:r>
+        <w:rPr>
+          <w:rFonts w:ascii="Arial" w:hAnsi="Arial" w:cs="Arial"/>
+          <w:color w:val="1F497D"/>
+          <w:sz w:val="18"/>
+          <w:szCs w:val="18"/>
+        </w:rPr>
+        <w:t xml:space="preserve">s </w:t>
+      </w:r>
+      <w:r>
+        <w:rPr>
+          <w:rFonts w:ascii="Arial" w:hAnsi="Arial" w:cs="Arial"/>
+          <w:color w:val="1F497D"/>
+          <w:sz w:val="18"/>
+          <w:szCs w:val="18"/>
+        </w:rPr>
+        <w:t xml:space="preserve">have been corrected so that </w:t>
+      </w:r>
+      <w:r>
+        <w:rPr>
+          <w:rFonts w:ascii="Arial" w:hAnsi="Arial" w:cs="Arial"/>
+          <w:color w:val="1F497D"/>
+          <w:sz w:val="18"/>
+          <w:szCs w:val="18"/>
+        </w:rPr>
+        <w:t>descriptions and/or device names on other devices</w:t>
+      </w:r>
+      <w:r>
+        <w:rPr>
+          <w:rFonts w:ascii="Arial" w:hAnsi="Arial" w:cs="Arial"/>
+          <w:color w:val="1F497D"/>
+          <w:sz w:val="18"/>
+          <w:szCs w:val="18"/>
+        </w:rPr>
+        <w:t xml:space="preserve"> are not affected</w:t>
+      </w:r>
+      <w:r>
+        <w:rPr>
+          <w:rFonts w:ascii="Arial" w:hAnsi="Arial" w:cs="Arial"/>
+          <w:color w:val="1F497D"/>
+          <w:sz w:val="18"/>
+          <w:szCs w:val="18"/>
+        </w:rPr>
+        <w:t>.</w:t>
+      </w:r>
+    </w:p>
     <w:p>
       <w:pPr>
         <w:tabs>
@@ -2225,124 +2092,56 @@
         <w:contextualSpacing/>
         <w:rPr>
           <w:rFonts w:ascii="Arial" w:hAnsi="Arial" w:cs="Arial"/>
-          <w:b/>
-          <w:bCs/>
-          <w:color w:val="1F497D"/>
-          <w:sz w:val="18"/>
-          <w:szCs w:val="18"/>
-        </w:rPr>
-      </w:pPr>
-    </w:p>
-    <w:p>
-      <w:pPr>
-        <w:tabs>
-          <w:tab w:val="left" w:pos="993"/>
-        </w:tabs>
-        <w:rPr>
-          <w:rFonts w:ascii="Arial" w:hAnsi="Arial" w:cs="Arial"/>
-          <w:color w:val="9CC2E5" w:themeColor="accent1" w:themeTint="99"/>
-          <w:sz w:val="16"/>
-          <w:szCs w:val="16"/>
-        </w:rPr>
-      </w:pPr>
-      <w:r>
-        <w:rPr>
-          <w:rFonts w:ascii="Arial" w:hAnsi="Arial" w:cs="Arial"/>
-          <w:b/>
-          <w:bCs/>
-          <w:color w:val="4472C4" w:themeColor="accent5"/>
-          <w:sz w:val="24"/>
-          <w:szCs w:val="24"/>
-        </w:rPr>
-        <w:t>v8.1.</w:t>
-      </w:r>
-      <w:r>
-        <w:rPr>
-          <w:rFonts w:ascii="Arial" w:hAnsi="Arial" w:cs="Arial"/>
-          <w:b/>
-          <w:bCs/>
-          <w:color w:val="4472C4" w:themeColor="accent5"/>
-          <w:sz w:val="24"/>
-          <w:szCs w:val="24"/>
-        </w:rPr>
-        <w:t>7</w:t>
-      </w:r>
-      <w:r>
-        <w:rPr>
-          <w:rFonts w:ascii="Arial" w:hAnsi="Arial" w:cs="Arial"/>
-          <w:b/>
-          <w:bCs/>
-          <w:color w:val="4472C4" w:themeColor="accent5"/>
-          <w:sz w:val="24"/>
-          <w:szCs w:val="24"/>
+          <w:color w:val="1F497D"/>
+          <w:sz w:val="18"/>
+          <w:szCs w:val="18"/>
+        </w:rPr>
+      </w:pPr>
+      <w:r>
+        <w:rPr>
+          <w:rFonts w:ascii="Arial" w:hAnsi="Arial" w:cs="Arial"/>
+          <w:color w:val="1F497D"/>
+          <w:sz w:val="18"/>
+          <w:szCs w:val="18"/>
+        </w:rPr>
+        <w:t>-</w:t>
+      </w:r>
+      <w:r>
+        <w:rPr>
+          <w:rFonts w:ascii="Arial" w:hAnsi="Arial" w:cs="Arial"/>
+          <w:color w:val="1F497D"/>
+          <w:sz w:val="18"/>
+          <w:szCs w:val="18"/>
         </w:rPr>
         <w:tab/>
-      </w:r>
-      <w:r>
-        <w:rPr>
-          <w:rFonts w:ascii="Arial" w:hAnsi="Arial" w:cs="Arial"/>
-          <w:b/>
-          <w:bCs/>
-          <w:color w:val="4472C4" w:themeColor="accent5"/>
-          <w:sz w:val="24"/>
-          <w:szCs w:val="24"/>
-        </w:rPr>
-        <w:t>3</w:t>
-      </w:r>
-      <w:r>
-        <w:rPr>
-          <w:rFonts w:ascii="Arial" w:hAnsi="Arial" w:cs="Arial"/>
-          <w:b/>
-          <w:bCs/>
-          <w:color w:val="4472C4" w:themeColor="accent5"/>
-          <w:sz w:val="24"/>
-          <w:szCs w:val="24"/>
-        </w:rPr>
-        <w:t>1</w:t>
-      </w:r>
-      <w:r>
-        <w:rPr>
-          <w:rFonts w:ascii="Arial" w:hAnsi="Arial" w:cs="Arial"/>
-          <w:b/>
-          <w:bCs/>
-          <w:color w:val="4472C4" w:themeColor="accent5"/>
-          <w:sz w:val="24"/>
-          <w:szCs w:val="24"/>
-        </w:rPr>
-        <w:t>/</w:t>
-      </w:r>
-      <w:r>
-        <w:rPr>
-          <w:rFonts w:ascii="Arial" w:hAnsi="Arial" w:cs="Arial"/>
-          <w:b/>
-          <w:bCs/>
-          <w:color w:val="4472C4" w:themeColor="accent5"/>
-          <w:sz w:val="24"/>
-          <w:szCs w:val="24"/>
-        </w:rPr>
-        <w:t>0</w:t>
-      </w:r>
-      <w:r>
-        <w:rPr>
-          <w:rFonts w:ascii="Arial" w:hAnsi="Arial" w:cs="Arial"/>
-          <w:b/>
-          <w:bCs/>
-          <w:color w:val="4472C4" w:themeColor="accent5"/>
-          <w:sz w:val="24"/>
-          <w:szCs w:val="24"/>
-        </w:rPr>
-        <w:t>7</w:t>
-      </w:r>
-      <w:r>
-        <w:rPr>
-          <w:rFonts w:ascii="Arial" w:hAnsi="Arial" w:cs="Arial"/>
-          <w:b/>
-          <w:bCs/>
-          <w:color w:val="4472C4" w:themeColor="accent5"/>
-          <w:sz w:val="24"/>
-          <w:szCs w:val="24"/>
-        </w:rPr>
-        <w:t>/2025</w:t>
+        <w:t>Correction:</w:t>
+      </w:r>
+      <w:r>
+        <w:rPr>
+          <w:rFonts w:ascii="Arial" w:hAnsi="Arial" w:cs="Arial"/>
+          <w:color w:val="1F497D"/>
+          <w:sz w:val="18"/>
+          <w:szCs w:val="18"/>
+        </w:rPr>
+        <w:t xml:space="preserve"> the Add Second Loop option for single-loop panels</w:t>
+      </w:r>
+      <w:r>
+        <w:rPr>
+          <w:rFonts w:ascii="Arial" w:hAnsi="Arial" w:cs="Arial"/>
+          <w:color w:val="1F497D"/>
+          <w:sz w:val="18"/>
+          <w:szCs w:val="18"/>
+        </w:rPr>
+        <w:t xml:space="preserve"> now ensures that the</w:t>
+      </w:r>
+      <w:r>
+        <w:rPr>
+          <w:rFonts w:ascii="Arial" w:hAnsi="Arial" w:cs="Arial"/>
+          <w:color w:val="1F497D"/>
+          <w:sz w:val="18"/>
+          <w:szCs w:val="18"/>
+        </w:rPr>
+        <w:t xml:space="preserve"> device lists on the other pages are now populated correctly with the required number of (empty) devices.</w:t>
       </w:r>
     </w:p>
     <w:p>
@@ -2377,41 +2176,25 @@
       <w:r>
         <w:rPr>
           <w:rFonts w:ascii="Arial" w:hAnsi="Arial" w:cs="Arial"/>
+          <w:b/>
+          <w:bCs/>
           <w:color w:val="1F497D"/>
           <w:sz w:val="18"/>
           <w:szCs w:val="18"/>
         </w:rPr>
         <w:tab/>
-        <w:t xml:space="preserve">Removed system notifications which were causing </w:t>
-      </w:r>
-      <w:r>
-        <w:rPr>
-          <w:rFonts w:ascii="Arial" w:hAnsi="Arial" w:cs="Arial"/>
-          <w:color w:val="1F497D"/>
-          <w:sz w:val="18"/>
-          <w:szCs w:val="18"/>
-        </w:rPr>
-        <w:t>freezes</w:t>
-      </w:r>
-      <w:r>
-        <w:rPr>
-          <w:rFonts w:ascii="Arial" w:hAnsi="Arial" w:cs="Arial"/>
-          <w:color w:val="1F497D"/>
-          <w:sz w:val="18"/>
-          <w:szCs w:val="18"/>
-        </w:rPr>
-        <w:t xml:space="preserve"> and </w:t>
-      </w:r>
-      <w:r>
-        <w:rPr>
-          <w:rFonts w:ascii="Arial" w:hAnsi="Arial" w:cs="Arial"/>
-          <w:color w:val="1F497D"/>
-          <w:sz w:val="18"/>
-          <w:szCs w:val="18"/>
-        </w:rPr>
-        <w:t>crashes after download/upload.</w:t>
-      </w:r>
-    </w:p>
+      </w:r>
+      <w:r>
+        <w:rPr>
+          <w:rFonts w:ascii="Arial" w:hAnsi="Arial" w:cs="Arial"/>
+          <w:color w:val="1F497D"/>
+          <w:sz w:val="18"/>
+          <w:szCs w:val="18"/>
+        </w:rPr>
+        <w:t xml:space="preserve">Notification popups are shown after each upload and download, indicating completion or otherwise. </w:t>
+      </w:r>
+    </w:p>
+    <w:bookmarkEnd w:id="0"/>
     <w:p>
       <w:pPr>
         <w:tabs>
@@ -2427,73 +2210,124 @@
         <w:contextualSpacing/>
         <w:rPr>
           <w:rFonts w:ascii="Arial" w:hAnsi="Arial" w:cs="Arial"/>
-          <w:color w:val="1F497D"/>
-          <w:sz w:val="18"/>
-          <w:szCs w:val="18"/>
-        </w:rPr>
-      </w:pPr>
-      <w:r>
-        <w:rPr>
-          <w:rFonts w:ascii="Arial" w:hAnsi="Arial" w:cs="Arial"/>
-          <w:color w:val="1F497D"/>
-          <w:sz w:val="18"/>
-          <w:szCs w:val="18"/>
-        </w:rPr>
-        <w:t>-</w:t>
-      </w:r>
-      <w:r>
-        <w:rPr>
-          <w:rFonts w:ascii="Arial" w:hAnsi="Arial" w:cs="Arial"/>
-          <w:color w:val="1F497D"/>
-          <w:sz w:val="18"/>
-          <w:szCs w:val="18"/>
+          <w:b/>
+          <w:bCs/>
+          <w:color w:val="1F497D"/>
+          <w:sz w:val="18"/>
+          <w:szCs w:val="18"/>
+        </w:rPr>
+      </w:pPr>
+    </w:p>
+    <w:p>
+      <w:pPr>
+        <w:tabs>
+          <w:tab w:val="left" w:pos="993"/>
+        </w:tabs>
+        <w:rPr>
+          <w:rFonts w:ascii="Arial" w:hAnsi="Arial" w:cs="Arial"/>
+          <w:color w:val="9CC2E5" w:themeColor="accent1" w:themeTint="99"/>
+          <w:sz w:val="16"/>
+          <w:szCs w:val="16"/>
+        </w:rPr>
+      </w:pPr>
+      <w:r>
+        <w:rPr>
+          <w:rFonts w:ascii="Arial" w:hAnsi="Arial" w:cs="Arial"/>
+          <w:b/>
+          <w:bCs/>
+          <w:color w:val="4472C4" w:themeColor="accent5"/>
+          <w:sz w:val="24"/>
+          <w:szCs w:val="24"/>
+        </w:rPr>
+        <w:t>v8.1.</w:t>
+      </w:r>
+      <w:r>
+        <w:rPr>
+          <w:rFonts w:ascii="Arial" w:hAnsi="Arial" w:cs="Arial"/>
+          <w:b/>
+          <w:bCs/>
+          <w:color w:val="4472C4" w:themeColor="accent5"/>
+          <w:sz w:val="24"/>
+          <w:szCs w:val="24"/>
+        </w:rPr>
+        <w:t>7</w:t>
+      </w:r>
+      <w:r>
+        <w:rPr>
+          <w:rFonts w:ascii="Arial" w:hAnsi="Arial" w:cs="Arial"/>
+          <w:b/>
+          <w:bCs/>
+          <w:color w:val="4472C4" w:themeColor="accent5"/>
+          <w:sz w:val="24"/>
+          <w:szCs w:val="24"/>
         </w:rPr>
         <w:tab/>
       </w:r>
       <w:r>
         <w:rPr>
           <w:rFonts w:ascii="Arial" w:hAnsi="Arial" w:cs="Arial"/>
-          <w:color w:val="1F497D"/>
-          <w:sz w:val="18"/>
-          <w:szCs w:val="18"/>
-        </w:rPr>
-        <w:t xml:space="preserve">Moved Revision History </w:t>
-      </w:r>
-      <w:r>
-        <w:rPr>
-          <w:rFonts w:ascii="Arial" w:hAnsi="Arial" w:cs="Arial"/>
-          <w:color w:val="1F497D"/>
-          <w:sz w:val="18"/>
-          <w:szCs w:val="18"/>
-        </w:rPr>
-        <w:t xml:space="preserve">(this document) </w:t>
-      </w:r>
-      <w:r>
-        <w:rPr>
-          <w:rFonts w:ascii="Arial" w:hAnsi="Arial" w:cs="Arial"/>
-          <w:color w:val="1F497D"/>
-          <w:sz w:val="18"/>
-          <w:szCs w:val="18"/>
-        </w:rPr>
-        <w:t xml:space="preserve">from the </w:t>
-      </w:r>
-      <w:r>
-        <w:rPr>
-          <w:rFonts w:ascii="Arial" w:hAnsi="Arial" w:cs="Arial"/>
-          <w:color w:val="1F497D"/>
-          <w:sz w:val="18"/>
-          <w:szCs w:val="18"/>
-        </w:rPr>
-        <w:t>m</w:t>
-      </w:r>
-      <w:r>
-        <w:rPr>
-          <w:rFonts w:ascii="Arial" w:hAnsi="Arial" w:cs="Arial"/>
-          <w:color w:val="1F497D"/>
-          <w:sz w:val="18"/>
-          <w:szCs w:val="18"/>
-        </w:rPr>
-        <w:t>ain menu to the About box.</w:t>
+          <w:b/>
+          <w:bCs/>
+          <w:color w:val="4472C4" w:themeColor="accent5"/>
+          <w:sz w:val="24"/>
+          <w:szCs w:val="24"/>
+        </w:rPr>
+        <w:t>3</w:t>
+      </w:r>
+      <w:r>
+        <w:rPr>
+          <w:rFonts w:ascii="Arial" w:hAnsi="Arial" w:cs="Arial"/>
+          <w:b/>
+          <w:bCs/>
+          <w:color w:val="4472C4" w:themeColor="accent5"/>
+          <w:sz w:val="24"/>
+          <w:szCs w:val="24"/>
+        </w:rPr>
+        <w:t>1</w:t>
+      </w:r>
+      <w:r>
+        <w:rPr>
+          <w:rFonts w:ascii="Arial" w:hAnsi="Arial" w:cs="Arial"/>
+          <w:b/>
+          <w:bCs/>
+          <w:color w:val="4472C4" w:themeColor="accent5"/>
+          <w:sz w:val="24"/>
+          <w:szCs w:val="24"/>
+        </w:rPr>
+        <w:t>/</w:t>
+      </w:r>
+      <w:r>
+        <w:rPr>
+          <w:rFonts w:ascii="Arial" w:hAnsi="Arial" w:cs="Arial"/>
+          <w:b/>
+          <w:bCs/>
+          <w:color w:val="4472C4" w:themeColor="accent5"/>
+          <w:sz w:val="24"/>
+          <w:szCs w:val="24"/>
+        </w:rPr>
+        <w:t>0</w:t>
+      </w:r>
+      <w:r>
+        <w:rPr>
+          <w:rFonts w:ascii="Arial" w:hAnsi="Arial" w:cs="Arial"/>
+          <w:b/>
+          <w:bCs/>
+          <w:color w:val="4472C4" w:themeColor="accent5"/>
+          <w:sz w:val="24"/>
+          <w:szCs w:val="24"/>
+        </w:rPr>
+        <w:t>7</w:t>
+      </w:r>
+      <w:r>
+        <w:rPr>
+          <w:rFonts w:ascii="Arial" w:hAnsi="Arial" w:cs="Arial"/>
+          <w:b/>
+          <w:bCs/>
+          <w:color w:val="4472C4" w:themeColor="accent5"/>
+          <w:sz w:val="24"/>
+          <w:szCs w:val="24"/>
+        </w:rPr>
+        <w:t>/2025</w:t>
       </w:r>
     </w:p>
     <w:p>
@@ -2533,52 +2367,34 @@
           <w:szCs w:val="18"/>
         </w:rPr>
         <w:tab/>
-        <w:t>Corrected</w:t>
-      </w:r>
-      <w:r>
-        <w:rPr>
-          <w:rFonts w:ascii="Arial" w:hAnsi="Arial" w:cs="Arial"/>
-          <w:color w:val="1F497D"/>
-          <w:sz w:val="18"/>
-          <w:szCs w:val="18"/>
-        </w:rPr>
-        <w:t xml:space="preserve"> </w:t>
-      </w:r>
-      <w:r>
-        <w:rPr>
-          <w:rFonts w:ascii="Arial" w:hAnsi="Arial" w:cs="Arial"/>
-          <w:color w:val="1F497D"/>
-          <w:sz w:val="18"/>
-          <w:szCs w:val="18"/>
-        </w:rPr>
-        <w:t xml:space="preserve">the </w:t>
-      </w:r>
-      <w:r>
-        <w:rPr>
-          <w:rFonts w:ascii="Arial" w:hAnsi="Arial" w:cs="Arial"/>
-          <w:color w:val="1F497D"/>
-          <w:sz w:val="18"/>
-          <w:szCs w:val="18"/>
-        </w:rPr>
-        <w:t xml:space="preserve">Comms Log viewer’s error </w:t>
-      </w:r>
-      <w:r>
-        <w:rPr>
-          <w:rFonts w:ascii="Arial" w:hAnsi="Arial" w:cs="Arial"/>
-          <w:color w:val="1F497D"/>
-          <w:sz w:val="18"/>
-          <w:szCs w:val="18"/>
-        </w:rPr>
-        <w:t>over</w:t>
-      </w:r>
-      <w:r>
-        <w:rPr>
-          <w:rFonts w:ascii="Arial" w:hAnsi="Arial" w:cs="Arial"/>
-          <w:color w:val="1F497D"/>
-          <w:sz w:val="18"/>
-          <w:szCs w:val="18"/>
-        </w:rPr>
-        <w:t>counts.</w:t>
+        <w:t xml:space="preserve">Removed system notifications which were causing </w:t>
+      </w:r>
+      <w:r>
+        <w:rPr>
+          <w:rFonts w:ascii="Arial" w:hAnsi="Arial" w:cs="Arial"/>
+          <w:color w:val="1F497D"/>
+          <w:sz w:val="18"/>
+          <w:szCs w:val="18"/>
+        </w:rPr>
+        <w:t>freezes</w:t>
+      </w:r>
+      <w:r>
+        <w:rPr>
+          <w:rFonts w:ascii="Arial" w:hAnsi="Arial" w:cs="Arial"/>
+          <w:color w:val="1F497D"/>
+          <w:sz w:val="18"/>
+          <w:szCs w:val="18"/>
+        </w:rPr>
+        <w:t xml:space="preserve"> and </w:t>
+      </w:r>
+      <w:r>
+        <w:rPr>
+          <w:rFonts w:ascii="Arial" w:hAnsi="Arial" w:cs="Arial"/>
+          <w:color w:val="1F497D"/>
+          <w:sz w:val="18"/>
+          <w:szCs w:val="18"/>
+        </w:rPr>
+        <w:t>crashes after download/upload.</w:t>
       </w:r>
     </w:p>
     <w:p>
@@ -2601,95 +2417,68 @@
           <w:szCs w:val="18"/>
         </w:rPr>
       </w:pPr>
-    </w:p>
-    <w:p>
-      <w:pPr>
-        <w:tabs>
-          <w:tab w:val="left" w:pos="993"/>
-        </w:tabs>
-        <w:rPr>
-          <w:rFonts w:ascii="Arial" w:hAnsi="Arial" w:cs="Arial"/>
-          <w:color w:val="9CC2E5" w:themeColor="accent1" w:themeTint="99"/>
-          <w:sz w:val="16"/>
-          <w:szCs w:val="16"/>
-        </w:rPr>
-      </w:pPr>
-      <w:r>
-        <w:rPr>
-          <w:rFonts w:ascii="Arial" w:hAnsi="Arial" w:cs="Arial"/>
-          <w:b/>
-          <w:bCs/>
-          <w:color w:val="4472C4" w:themeColor="accent5"/>
-          <w:sz w:val="24"/>
-          <w:szCs w:val="24"/>
-        </w:rPr>
-        <w:t>v8.1.</w:t>
-      </w:r>
-      <w:r>
-        <w:rPr>
-          <w:rFonts w:ascii="Arial" w:hAnsi="Arial" w:cs="Arial"/>
-          <w:b/>
-          <w:bCs/>
-          <w:color w:val="4472C4" w:themeColor="accent5"/>
-          <w:sz w:val="24"/>
-          <w:szCs w:val="24"/>
-        </w:rPr>
-        <w:t>6</w:t>
-      </w:r>
-      <w:r>
-        <w:rPr>
-          <w:rFonts w:ascii="Arial" w:hAnsi="Arial" w:cs="Arial"/>
-          <w:b/>
-          <w:bCs/>
-          <w:color w:val="4472C4" w:themeColor="accent5"/>
-          <w:sz w:val="24"/>
-          <w:szCs w:val="24"/>
+      <w:r>
+        <w:rPr>
+          <w:rFonts w:ascii="Arial" w:hAnsi="Arial" w:cs="Arial"/>
+          <w:color w:val="1F497D"/>
+          <w:sz w:val="18"/>
+          <w:szCs w:val="18"/>
+        </w:rPr>
+        <w:t>-</w:t>
+      </w:r>
+      <w:r>
+        <w:rPr>
+          <w:rFonts w:ascii="Arial" w:hAnsi="Arial" w:cs="Arial"/>
+          <w:color w:val="1F497D"/>
+          <w:sz w:val="18"/>
+          <w:szCs w:val="18"/>
         </w:rPr>
         <w:tab/>
       </w:r>
       <w:r>
         <w:rPr>
           <w:rFonts w:ascii="Arial" w:hAnsi="Arial" w:cs="Arial"/>
-          <w:b/>
-          <w:bCs/>
-          <w:color w:val="4472C4" w:themeColor="accent5"/>
-          <w:sz w:val="24"/>
-          <w:szCs w:val="24"/>
-        </w:rPr>
-        <w:t>30</w:t>
-      </w:r>
-      <w:r>
-        <w:rPr>
-          <w:rFonts w:ascii="Arial" w:hAnsi="Arial" w:cs="Arial"/>
-          <w:b/>
-          <w:bCs/>
-          <w:color w:val="4472C4" w:themeColor="accent5"/>
-          <w:sz w:val="24"/>
-          <w:szCs w:val="24"/>
-        </w:rPr>
-        <w:t>/</w:t>
-      </w:r>
-      <w:r>
-        <w:rPr>
-          <w:rFonts w:ascii="Arial" w:hAnsi="Arial" w:cs="Arial"/>
-          <w:b/>
-          <w:bCs/>
-          <w:color w:val="4472C4" w:themeColor="accent5"/>
-          <w:sz w:val="24"/>
-          <w:szCs w:val="24"/>
-        </w:rPr>
-        <w:t>07</w:t>
-      </w:r>
-      <w:r>
-        <w:rPr>
-          <w:rFonts w:ascii="Arial" w:hAnsi="Arial" w:cs="Arial"/>
-          <w:b/>
-          <w:bCs/>
-          <w:color w:val="4472C4" w:themeColor="accent5"/>
-          <w:sz w:val="24"/>
-          <w:szCs w:val="24"/>
-        </w:rPr>
-        <w:t>/2025</w:t>
+          <w:color w:val="1F497D"/>
+          <w:sz w:val="18"/>
+          <w:szCs w:val="18"/>
+        </w:rPr>
+        <w:t xml:space="preserve">Moved Revision History </w:t>
+      </w:r>
+      <w:r>
+        <w:rPr>
+          <w:rFonts w:ascii="Arial" w:hAnsi="Arial" w:cs="Arial"/>
+          <w:color w:val="1F497D"/>
+          <w:sz w:val="18"/>
+          <w:szCs w:val="18"/>
+        </w:rPr>
+        <w:t xml:space="preserve">(this document) </w:t>
+      </w:r>
+      <w:r>
+        <w:rPr>
+          <w:rFonts w:ascii="Arial" w:hAnsi="Arial" w:cs="Arial"/>
+          <w:color w:val="1F497D"/>
+          <w:sz w:val="18"/>
+          <w:szCs w:val="18"/>
+        </w:rPr>
+        <w:t xml:space="preserve">from the </w:t>
+      </w:r>
+      <w:r>
+        <w:rPr>
+          <w:rFonts w:ascii="Arial" w:hAnsi="Arial" w:cs="Arial"/>
+          <w:color w:val="1F497D"/>
+          <w:sz w:val="18"/>
+          <w:szCs w:val="18"/>
+        </w:rPr>
+        <w:t>m</w:t>
+      </w:r>
+      <w:r>
+        <w:rPr>
+          <w:rFonts w:ascii="Arial" w:hAnsi="Arial" w:cs="Arial"/>
+          <w:color w:val="1F497D"/>
+          <w:sz w:val="18"/>
+          <w:szCs w:val="18"/>
+        </w:rPr>
+        <w:t>ain menu to the About box.</w:t>
       </w:r>
     </w:p>
     <w:p>
@@ -2729,42 +2518,16 @@
           <w:szCs w:val="18"/>
         </w:rPr>
         <w:tab/>
-      </w:r>
-      <w:r>
-        <w:rPr>
-          <w:rFonts w:ascii="Arial" w:hAnsi="Arial" w:cs="Arial"/>
-          <w:color w:val="1F497D"/>
-          <w:sz w:val="18"/>
-          <w:szCs w:val="18"/>
-        </w:rPr>
-        <w:t>Test</w:t>
-      </w:r>
-      <w:r>
-        <w:rPr>
-          <w:rFonts w:ascii="Arial" w:hAnsi="Arial" w:cs="Arial"/>
-          <w:color w:val="1F497D"/>
-          <w:sz w:val="18"/>
-          <w:szCs w:val="18"/>
-        </w:rPr>
-        <w:t xml:space="preserve"> version </w:t>
-      </w:r>
-      <w:r>
-        <w:rPr>
-          <w:rFonts w:ascii="Arial" w:hAnsi="Arial" w:cs="Arial"/>
-          <w:color w:val="1F497D"/>
-          <w:sz w:val="18"/>
-          <w:szCs w:val="18"/>
-        </w:rPr>
-        <w:t xml:space="preserve">to </w:t>
-      </w:r>
-      <w:r>
-        <w:rPr>
-          <w:rFonts w:ascii="Arial" w:hAnsi="Arial" w:cs="Arial"/>
-          <w:color w:val="1F497D"/>
-          <w:sz w:val="18"/>
-          <w:szCs w:val="18"/>
-        </w:rPr>
-        <w:t xml:space="preserve">investigate </w:t>
+        <w:t>Corrected</w:t>
+      </w:r>
+      <w:r>
+        <w:rPr>
+          <w:rFonts w:ascii="Arial" w:hAnsi="Arial" w:cs="Arial"/>
+          <w:color w:val="1F497D"/>
+          <w:sz w:val="18"/>
+          <w:szCs w:val="18"/>
+        </w:rPr>
+        <w:t xml:space="preserve"> </w:t>
       </w:r>
       <w:r>
         <w:rPr>
@@ -2782,61 +2545,25 @@
           <w:sz w:val="18"/>
           <w:szCs w:val="18"/>
         </w:rPr>
-        <w:t>freezes</w:t>
-      </w:r>
-      <w:r>
-        <w:rPr>
-          <w:rFonts w:ascii="Arial" w:hAnsi="Arial" w:cs="Arial"/>
-          <w:color w:val="1F497D"/>
-          <w:sz w:val="18"/>
-          <w:szCs w:val="18"/>
-        </w:rPr>
-        <w:t xml:space="preserve"> and </w:t>
-      </w:r>
-      <w:r>
-        <w:rPr>
-          <w:rFonts w:ascii="Arial" w:hAnsi="Arial" w:cs="Arial"/>
-          <w:color w:val="1F497D"/>
-          <w:sz w:val="18"/>
-          <w:szCs w:val="18"/>
-        </w:rPr>
-        <w:t xml:space="preserve">crashes </w:t>
-      </w:r>
-      <w:r>
-        <w:rPr>
-          <w:rFonts w:ascii="Arial" w:hAnsi="Arial" w:cs="Arial"/>
-          <w:color w:val="1F497D"/>
-          <w:sz w:val="18"/>
-          <w:szCs w:val="18"/>
-        </w:rPr>
-        <w:t xml:space="preserve">that instances of the </w:t>
-      </w:r>
-      <w:r>
-        <w:rPr>
-          <w:rFonts w:ascii="Arial" w:hAnsi="Arial" w:cs="Arial"/>
-          <w:color w:val="1F497D"/>
-          <w:sz w:val="18"/>
-          <w:szCs w:val="18"/>
-        </w:rPr>
-        <w:t>v8.1.5</w:t>
-      </w:r>
-      <w:r>
-        <w:rPr>
-          <w:rFonts w:ascii="Arial" w:hAnsi="Arial" w:cs="Arial"/>
-          <w:color w:val="1F497D"/>
-          <w:sz w:val="18"/>
-          <w:szCs w:val="18"/>
-        </w:rPr>
-        <w:t xml:space="preserve"> MS Store app exhibited </w:t>
-      </w:r>
-      <w:r>
-        <w:rPr>
-          <w:rFonts w:ascii="Arial" w:hAnsi="Arial" w:cs="Arial"/>
-          <w:color w:val="1F497D"/>
-          <w:sz w:val="18"/>
-          <w:szCs w:val="18"/>
-        </w:rPr>
-        <w:t>after download/upload.</w:t>
+        <w:t xml:space="preserve">Comms Log viewer’s error </w:t>
+      </w:r>
+      <w:r>
+        <w:rPr>
+          <w:rFonts w:ascii="Arial" w:hAnsi="Arial" w:cs="Arial"/>
+          <w:color w:val="1F497D"/>
+          <w:sz w:val="18"/>
+          <w:szCs w:val="18"/>
+        </w:rPr>
+        <w:t>over</w:t>
+      </w:r>
+      <w:r>
+        <w:rPr>
+          <w:rFonts w:ascii="Arial" w:hAnsi="Arial" w:cs="Arial"/>
+          <w:color w:val="1F497D"/>
+          <w:sz w:val="18"/>
+          <w:szCs w:val="18"/>
+        </w:rPr>
+        <w:t>counts.</w:t>
       </w:r>
     </w:p>
     <w:p>
@@ -2872,7 +2599,6 @@
           <w:szCs w:val="16"/>
         </w:rPr>
       </w:pPr>
-      <w:bookmarkStart w:id="3" w:name="_Hlk203052739"/>
       <w:r>
         <w:rPr>
           <w:rFonts w:ascii="Arial" w:hAnsi="Arial" w:cs="Arial"/>
@@ -2893,7 +2619,7 @@
           <w:sz w:val="24"/>
           <w:szCs w:val="24"/>
         </w:rPr>
-        <w:t>5</w:t>
+        <w:t>6</w:t>
       </w:r>
       <w:r>
         <w:rPr>
@@ -2915,7 +2641,7 @@
           <w:sz w:val="24"/>
           <w:szCs w:val="24"/>
         </w:rPr>
-        <w:t>28</w:t>
+        <w:t>30</w:t>
       </w:r>
       <w:r>
         <w:rPr>
@@ -2978,7 +2704,6 @@
           <w:sz w:val="18"/>
           <w:szCs w:val="18"/>
         </w:rPr>
-        <w:lastRenderedPageBreak/>
         <w:t>-</w:t>
       </w:r>
       <w:r>
@@ -2997,61 +2722,106 @@
           <w:sz w:val="18"/>
           <w:szCs w:val="18"/>
         </w:rPr>
-        <w:t xml:space="preserve">The panel </w:t>
-      </w:r>
-      <w:r>
-        <w:rPr>
-          <w:rFonts w:ascii="Arial" w:hAnsi="Arial" w:cs="Arial"/>
-          <w:color w:val="1F497D"/>
-          <w:sz w:val="18"/>
-          <w:szCs w:val="18"/>
-        </w:rPr>
-        <w:t xml:space="preserve">upload </w:t>
-      </w:r>
-      <w:r>
-        <w:rPr>
-          <w:rFonts w:ascii="Arial" w:hAnsi="Arial" w:cs="Arial"/>
-          <w:color w:val="1F497D"/>
-          <w:sz w:val="18"/>
-          <w:szCs w:val="18"/>
-        </w:rPr>
-        <w:t xml:space="preserve">has been refined </w:t>
-      </w:r>
-      <w:r>
-        <w:rPr>
-          <w:rFonts w:ascii="Arial" w:hAnsi="Arial" w:cs="Arial"/>
-          <w:color w:val="1F497D"/>
-          <w:sz w:val="18"/>
-          <w:szCs w:val="18"/>
-        </w:rPr>
-        <w:t>so that d</w:t>
-      </w:r>
-      <w:r>
-        <w:rPr>
-          <w:rFonts w:ascii="Arial" w:hAnsi="Arial" w:cs="Arial"/>
-          <w:color w:val="1F497D"/>
-          <w:sz w:val="18"/>
-          <w:szCs w:val="18"/>
-        </w:rPr>
-        <w:t>uplicate data items</w:t>
-      </w:r>
-      <w:r>
-        <w:rPr>
-          <w:rFonts w:ascii="Arial" w:hAnsi="Arial" w:cs="Arial"/>
-          <w:color w:val="1F497D"/>
-          <w:sz w:val="18"/>
-          <w:szCs w:val="18"/>
-        </w:rPr>
-        <w:t xml:space="preserve"> are not sent</w:t>
-      </w:r>
-      <w:r>
-        <w:rPr>
-          <w:rFonts w:ascii="Arial" w:hAnsi="Arial" w:cs="Arial"/>
-          <w:color w:val="1F497D"/>
-          <w:sz w:val="18"/>
-          <w:szCs w:val="18"/>
-        </w:rPr>
-        <w:t>.</w:t>
+        <w:t>Test</w:t>
+      </w:r>
+      <w:r>
+        <w:rPr>
+          <w:rFonts w:ascii="Arial" w:hAnsi="Arial" w:cs="Arial"/>
+          <w:color w:val="1F497D"/>
+          <w:sz w:val="18"/>
+          <w:szCs w:val="18"/>
+        </w:rPr>
+        <w:t xml:space="preserve"> version </w:t>
+      </w:r>
+      <w:r>
+        <w:rPr>
+          <w:rFonts w:ascii="Arial" w:hAnsi="Arial" w:cs="Arial"/>
+          <w:color w:val="1F497D"/>
+          <w:sz w:val="18"/>
+          <w:szCs w:val="18"/>
+        </w:rPr>
+        <w:t xml:space="preserve">to </w:t>
+      </w:r>
+      <w:r>
+        <w:rPr>
+          <w:rFonts w:ascii="Arial" w:hAnsi="Arial" w:cs="Arial"/>
+          <w:color w:val="1F497D"/>
+          <w:sz w:val="18"/>
+          <w:szCs w:val="18"/>
+        </w:rPr>
+        <w:t xml:space="preserve">investigate </w:t>
+      </w:r>
+      <w:r>
+        <w:rPr>
+          <w:rFonts w:ascii="Arial" w:hAnsi="Arial" w:cs="Arial"/>
+          <w:color w:val="1F497D"/>
+          <w:sz w:val="18"/>
+          <w:szCs w:val="18"/>
+        </w:rPr>
+        <w:t xml:space="preserve">the </w:t>
+      </w:r>
+      <w:r>
+        <w:rPr>
+          <w:rFonts w:ascii="Arial" w:hAnsi="Arial" w:cs="Arial"/>
+          <w:color w:val="1F497D"/>
+          <w:sz w:val="18"/>
+          <w:szCs w:val="18"/>
+        </w:rPr>
+        <w:t>freezes</w:t>
+      </w:r>
+      <w:r>
+        <w:rPr>
+          <w:rFonts w:ascii="Arial" w:hAnsi="Arial" w:cs="Arial"/>
+          <w:color w:val="1F497D"/>
+          <w:sz w:val="18"/>
+          <w:szCs w:val="18"/>
+        </w:rPr>
+        <w:t xml:space="preserve"> and </w:t>
+      </w:r>
+      <w:r>
+        <w:rPr>
+          <w:rFonts w:ascii="Arial" w:hAnsi="Arial" w:cs="Arial"/>
+          <w:color w:val="1F497D"/>
+          <w:sz w:val="18"/>
+          <w:szCs w:val="18"/>
+        </w:rPr>
+        <w:t xml:space="preserve">crashes </w:t>
+      </w:r>
+      <w:r>
+        <w:rPr>
+          <w:rFonts w:ascii="Arial" w:hAnsi="Arial" w:cs="Arial"/>
+          <w:color w:val="1F497D"/>
+          <w:sz w:val="18"/>
+          <w:szCs w:val="18"/>
+        </w:rPr>
+        <w:t xml:space="preserve">that instances of the </w:t>
+      </w:r>
+      <w:r>
+        <w:rPr>
+          <w:rFonts w:ascii="Arial" w:hAnsi="Arial" w:cs="Arial"/>
+          <w:color w:val="1F497D"/>
+          <w:sz w:val="18"/>
+          <w:szCs w:val="18"/>
+        </w:rPr>
+        <w:t>v8.1.5</w:t>
+      </w:r>
+      <w:r>
+        <w:rPr>
+          <w:rFonts w:ascii="Arial" w:hAnsi="Arial" w:cs="Arial"/>
+          <w:color w:val="1F497D"/>
+          <w:sz w:val="18"/>
+          <w:szCs w:val="18"/>
+        </w:rPr>
+        <w:t xml:space="preserve"> MS Store app exhibited </w:t>
+      </w:r>
+      <w:r>
+        <w:rPr>
+          <w:rFonts w:ascii="Arial" w:hAnsi="Arial" w:cs="Arial"/>
+          <w:color w:val="1F497D"/>
+          <w:sz w:val="18"/>
+          <w:szCs w:val="18"/>
+        </w:rPr>
+        <w:t>after download/upload.</w:t>
       </w:r>
     </w:p>
     <w:p>
@@ -3074,32 +2844,97 @@
           <w:szCs w:val="18"/>
         </w:rPr>
       </w:pPr>
-      <w:r>
-        <w:rPr>
-          <w:rFonts w:ascii="Arial" w:hAnsi="Arial" w:cs="Arial"/>
-          <w:color w:val="1F497D"/>
-          <w:sz w:val="18"/>
-          <w:szCs w:val="18"/>
-        </w:rPr>
-        <w:t>-</w:t>
-      </w:r>
-      <w:r>
-        <w:rPr>
-          <w:rFonts w:ascii="Arial" w:hAnsi="Arial" w:cs="Arial"/>
-          <w:color w:val="1F497D"/>
-          <w:sz w:val="18"/>
-          <w:szCs w:val="18"/>
+    </w:p>
+    <w:p>
+      <w:pPr>
+        <w:tabs>
+          <w:tab w:val="left" w:pos="993"/>
+        </w:tabs>
+        <w:rPr>
+          <w:rFonts w:ascii="Arial" w:hAnsi="Arial" w:cs="Arial"/>
+          <w:color w:val="9CC2E5" w:themeColor="accent1" w:themeTint="99"/>
+          <w:sz w:val="16"/>
+          <w:szCs w:val="16"/>
+        </w:rPr>
+      </w:pPr>
+      <w:bookmarkStart w:id="3" w:name="_Hlk203052739"/>
+      <w:r>
+        <w:rPr>
+          <w:rFonts w:ascii="Arial" w:hAnsi="Arial" w:cs="Arial"/>
+          <w:b/>
+          <w:bCs/>
+          <w:color w:val="4472C4" w:themeColor="accent5"/>
+          <w:sz w:val="24"/>
+          <w:szCs w:val="24"/>
+        </w:rPr>
+        <w:lastRenderedPageBreak/>
+        <w:t>v8.1.</w:t>
+      </w:r>
+      <w:r>
+        <w:rPr>
+          <w:rFonts w:ascii="Arial" w:hAnsi="Arial" w:cs="Arial"/>
+          <w:b/>
+          <w:bCs/>
+          <w:color w:val="4472C4" w:themeColor="accent5"/>
+          <w:sz w:val="24"/>
+          <w:szCs w:val="24"/>
+        </w:rPr>
+        <w:t>5</w:t>
+      </w:r>
+      <w:r>
+        <w:rPr>
+          <w:rFonts w:ascii="Arial" w:hAnsi="Arial" w:cs="Arial"/>
+          <w:b/>
+          <w:bCs/>
+          <w:color w:val="4472C4" w:themeColor="accent5"/>
+          <w:sz w:val="24"/>
+          <w:szCs w:val="24"/>
         </w:rPr>
         <w:tab/>
       </w:r>
       <w:r>
         <w:rPr>
           <w:rFonts w:ascii="Arial" w:hAnsi="Arial" w:cs="Arial"/>
-          <w:color w:val="1F497D"/>
-          <w:sz w:val="18"/>
-          <w:szCs w:val="18"/>
-        </w:rPr>
-        <w:t>The Validation Window now correctly reports multiple errors on a page instead of only one.</w:t>
+          <w:b/>
+          <w:bCs/>
+          <w:color w:val="4472C4" w:themeColor="accent5"/>
+          <w:sz w:val="24"/>
+          <w:szCs w:val="24"/>
+        </w:rPr>
+        <w:t>28</w:t>
+      </w:r>
+      <w:r>
+        <w:rPr>
+          <w:rFonts w:ascii="Arial" w:hAnsi="Arial" w:cs="Arial"/>
+          <w:b/>
+          <w:bCs/>
+          <w:color w:val="4472C4" w:themeColor="accent5"/>
+          <w:sz w:val="24"/>
+          <w:szCs w:val="24"/>
+        </w:rPr>
+        <w:t>/</w:t>
+      </w:r>
+      <w:r>
+        <w:rPr>
+          <w:rFonts w:ascii="Arial" w:hAnsi="Arial" w:cs="Arial"/>
+          <w:b/>
+          <w:bCs/>
+          <w:color w:val="4472C4" w:themeColor="accent5"/>
+          <w:sz w:val="24"/>
+          <w:szCs w:val="24"/>
+        </w:rPr>
+        <w:t>07</w:t>
+      </w:r>
+      <w:r>
+        <w:rPr>
+          <w:rFonts w:ascii="Arial" w:hAnsi="Arial" w:cs="Arial"/>
+          <w:b/>
+          <w:bCs/>
+          <w:color w:val="4472C4" w:themeColor="accent5"/>
+          <w:sz w:val="24"/>
+          <w:szCs w:val="24"/>
+        </w:rPr>
+        <w:t>/2025</w:t>
       </w:r>
     </w:p>
     <w:p>
@@ -3139,34 +2974,69 @@
           <w:szCs w:val="18"/>
         </w:rPr>
         <w:tab/>
-        <w:t xml:space="preserve">The device </w:t>
-      </w:r>
-      <w:r>
-        <w:rPr>
-          <w:rFonts w:ascii="Arial" w:hAnsi="Arial" w:cs="Arial"/>
-          <w:color w:val="1F497D"/>
-          <w:sz w:val="18"/>
-          <w:szCs w:val="18"/>
-        </w:rPr>
-        <w:t xml:space="preserve">count is </w:t>
-      </w:r>
-      <w:r>
-        <w:rPr>
-          <w:rFonts w:ascii="Arial" w:hAnsi="Arial" w:cs="Arial"/>
-          <w:color w:val="1F497D"/>
-          <w:sz w:val="18"/>
-          <w:szCs w:val="18"/>
-        </w:rPr>
-        <w:t xml:space="preserve">now </w:t>
-      </w:r>
-      <w:r>
-        <w:rPr>
-          <w:rFonts w:ascii="Arial" w:hAnsi="Arial" w:cs="Arial"/>
-          <w:color w:val="1F497D"/>
-          <w:sz w:val="18"/>
-          <w:szCs w:val="18"/>
-        </w:rPr>
-        <w:t>always correct after changing protocol when downloading from a panel or reading from a file.</w:t>
+      </w:r>
+      <w:r>
+        <w:rPr>
+          <w:rFonts w:ascii="Arial" w:hAnsi="Arial" w:cs="Arial"/>
+          <w:color w:val="1F497D"/>
+          <w:sz w:val="18"/>
+          <w:szCs w:val="18"/>
+        </w:rPr>
+        <w:t xml:space="preserve">The panel </w:t>
+      </w:r>
+      <w:r>
+        <w:rPr>
+          <w:rFonts w:ascii="Arial" w:hAnsi="Arial" w:cs="Arial"/>
+          <w:color w:val="1F497D"/>
+          <w:sz w:val="18"/>
+          <w:szCs w:val="18"/>
+        </w:rPr>
+        <w:t xml:space="preserve">upload </w:t>
+      </w:r>
+      <w:r>
+        <w:rPr>
+          <w:rFonts w:ascii="Arial" w:hAnsi="Arial" w:cs="Arial"/>
+          <w:color w:val="1F497D"/>
+          <w:sz w:val="18"/>
+          <w:szCs w:val="18"/>
+        </w:rPr>
+        <w:t xml:space="preserve">has been refined </w:t>
+      </w:r>
+      <w:r>
+        <w:rPr>
+          <w:rFonts w:ascii="Arial" w:hAnsi="Arial" w:cs="Arial"/>
+          <w:color w:val="1F497D"/>
+          <w:sz w:val="18"/>
+          <w:szCs w:val="18"/>
+        </w:rPr>
+        <w:t>so that d</w:t>
+      </w:r>
+      <w:r>
+        <w:rPr>
+          <w:rFonts w:ascii="Arial" w:hAnsi="Arial" w:cs="Arial"/>
+          <w:color w:val="1F497D"/>
+          <w:sz w:val="18"/>
+          <w:szCs w:val="18"/>
+        </w:rPr>
+        <w:t>uplicate data items</w:t>
+      </w:r>
+      <w:r>
+        <w:rPr>
+          <w:rFonts w:ascii="Arial" w:hAnsi="Arial" w:cs="Arial"/>
+          <w:color w:val="1F497D"/>
+          <w:sz w:val="18"/>
+          <w:szCs w:val="18"/>
+        </w:rPr>
+        <w:t xml:space="preserve"> are not sent</w:t>
+      </w:r>
+      <w:r>
+        <w:rPr>
+          <w:rFonts w:ascii="Arial" w:hAnsi="Arial" w:cs="Arial"/>
+          <w:color w:val="1F497D"/>
+          <w:sz w:val="18"/>
+          <w:szCs w:val="18"/>
+        </w:rPr>
+        <w:t>.</w:t>
       </w:r>
     </w:p>
     <w:p>
@@ -3206,7 +3076,15 @@
           <w:szCs w:val="18"/>
         </w:rPr>
         <w:tab/>
-        <w:t>Errors with the Causes &amp; Effects page not updating after downloading or reading from file have been fixed.</w:t>
+      </w:r>
+      <w:r>
+        <w:rPr>
+          <w:rFonts w:ascii="Arial" w:hAnsi="Arial" w:cs="Arial"/>
+          <w:color w:val="1F497D"/>
+          <w:sz w:val="18"/>
+          <w:szCs w:val="18"/>
+        </w:rPr>
+        <w:t>The Validation Window now correctly reports multiple errors on a page instead of only one.</w:t>
       </w:r>
     </w:p>
     <w:p>
@@ -3229,96 +3107,51 @@
           <w:szCs w:val="18"/>
         </w:rPr>
       </w:pPr>
-    </w:p>
-    <w:p>
-      <w:pPr>
-        <w:tabs>
-          <w:tab w:val="left" w:pos="993"/>
-        </w:tabs>
-        <w:rPr>
-          <w:rFonts w:ascii="Arial" w:hAnsi="Arial" w:cs="Arial"/>
-          <w:color w:val="9CC2E5" w:themeColor="accent1" w:themeTint="99"/>
-          <w:sz w:val="16"/>
-          <w:szCs w:val="16"/>
-        </w:rPr>
-      </w:pPr>
-      <w:bookmarkStart w:id="4" w:name="_Hlk199945625"/>
-      <w:r>
-        <w:rPr>
-          <w:rFonts w:ascii="Arial" w:hAnsi="Arial" w:cs="Arial"/>
-          <w:b/>
-          <w:bCs/>
-          <w:color w:val="4472C4" w:themeColor="accent5"/>
-          <w:sz w:val="24"/>
-          <w:szCs w:val="24"/>
-        </w:rPr>
-        <w:t>v8.1.</w:t>
-      </w:r>
-      <w:r>
-        <w:rPr>
-          <w:rFonts w:ascii="Arial" w:hAnsi="Arial" w:cs="Arial"/>
-          <w:b/>
-          <w:bCs/>
-          <w:color w:val="4472C4" w:themeColor="accent5"/>
-          <w:sz w:val="24"/>
-          <w:szCs w:val="24"/>
-        </w:rPr>
-        <w:t>4</w:t>
-      </w:r>
-      <w:r>
-        <w:rPr>
-          <w:rFonts w:ascii="Arial" w:hAnsi="Arial" w:cs="Arial"/>
-          <w:b/>
-          <w:bCs/>
-          <w:color w:val="4472C4" w:themeColor="accent5"/>
-          <w:sz w:val="24"/>
-          <w:szCs w:val="24"/>
+      <w:r>
+        <w:rPr>
+          <w:rFonts w:ascii="Arial" w:hAnsi="Arial" w:cs="Arial"/>
+          <w:color w:val="1F497D"/>
+          <w:sz w:val="18"/>
+          <w:szCs w:val="18"/>
+        </w:rPr>
+        <w:t>-</w:t>
+      </w:r>
+      <w:r>
+        <w:rPr>
+          <w:rFonts w:ascii="Arial" w:hAnsi="Arial" w:cs="Arial"/>
+          <w:color w:val="1F497D"/>
+          <w:sz w:val="18"/>
+          <w:szCs w:val="18"/>
         </w:rPr>
         <w:tab/>
-      </w:r>
-      <w:r>
-        <w:rPr>
-          <w:rFonts w:ascii="Arial" w:hAnsi="Arial" w:cs="Arial"/>
-          <w:b/>
-          <w:bCs/>
-          <w:color w:val="4472C4" w:themeColor="accent5"/>
-          <w:sz w:val="24"/>
-          <w:szCs w:val="24"/>
-        </w:rPr>
-        <w:t>09</w:t>
-      </w:r>
-      <w:r>
-        <w:rPr>
-          <w:rFonts w:ascii="Arial" w:hAnsi="Arial" w:cs="Arial"/>
-          <w:b/>
-          <w:bCs/>
-          <w:color w:val="4472C4" w:themeColor="accent5"/>
-          <w:sz w:val="24"/>
-          <w:szCs w:val="24"/>
-        </w:rPr>
-        <w:t>/</w:t>
-      </w:r>
-      <w:r>
-        <w:rPr>
-          <w:rFonts w:ascii="Arial" w:hAnsi="Arial" w:cs="Arial"/>
-          <w:b/>
-          <w:bCs/>
-          <w:color w:val="4472C4" w:themeColor="accent5"/>
-          <w:sz w:val="24"/>
-          <w:szCs w:val="24"/>
-        </w:rPr>
-        <w:t>07</w:t>
-      </w:r>
-      <w:r>
-        <w:rPr>
-          <w:rFonts w:ascii="Arial" w:hAnsi="Arial" w:cs="Arial"/>
-          <w:b/>
-          <w:bCs/>
-          <w:color w:val="4472C4" w:themeColor="accent5"/>
-          <w:sz w:val="24"/>
-          <w:szCs w:val="24"/>
-        </w:rPr>
-        <w:t>/2025</w:t>
+        <w:t xml:space="preserve">The device </w:t>
+      </w:r>
+      <w:r>
+        <w:rPr>
+          <w:rFonts w:ascii="Arial" w:hAnsi="Arial" w:cs="Arial"/>
+          <w:color w:val="1F497D"/>
+          <w:sz w:val="18"/>
+          <w:szCs w:val="18"/>
+        </w:rPr>
+        <w:t xml:space="preserve">count is </w:t>
+      </w:r>
+      <w:r>
+        <w:rPr>
+          <w:rFonts w:ascii="Arial" w:hAnsi="Arial" w:cs="Arial"/>
+          <w:color w:val="1F497D"/>
+          <w:sz w:val="18"/>
+          <w:szCs w:val="18"/>
+        </w:rPr>
+        <w:t xml:space="preserve">now </w:t>
+      </w:r>
+      <w:r>
+        <w:rPr>
+          <w:rFonts w:ascii="Arial" w:hAnsi="Arial" w:cs="Arial"/>
+          <w:color w:val="1F497D"/>
+          <w:sz w:val="18"/>
+          <w:szCs w:val="18"/>
+        </w:rPr>
+        <w:t>always correct after changing protocol when downloading from a panel or reading from a file.</w:t>
       </w:r>
     </w:p>
     <w:p>
@@ -3358,35 +3191,167 @@
           <w:szCs w:val="18"/>
         </w:rPr>
         <w:tab/>
-      </w:r>
-      <w:r>
-        <w:rPr>
-          <w:rFonts w:ascii="Arial" w:hAnsi="Arial" w:cs="Arial"/>
-          <w:color w:val="1F497D"/>
-          <w:sz w:val="18"/>
-          <w:szCs w:val="18"/>
-        </w:rPr>
-        <w:t>Groups page: Phased Delay can now be disabled by setting it to “</w:t>
-      </w:r>
-      <w:proofErr w:type="gramStart"/>
-      <w:r>
-        <w:rPr>
-          <w:rFonts w:ascii="Arial" w:hAnsi="Arial" w:cs="Arial"/>
-          <w:color w:val="1F497D"/>
-          <w:sz w:val="18"/>
-          <w:szCs w:val="18"/>
-        </w:rPr>
-        <w:t>--:--</w:t>
-      </w:r>
-      <w:proofErr w:type="gramEnd"/>
-      <w:r>
-        <w:rPr>
-          <w:rFonts w:ascii="Arial" w:hAnsi="Arial" w:cs="Arial"/>
-          <w:color w:val="1F497D"/>
-          <w:sz w:val="18"/>
-          <w:szCs w:val="18"/>
-        </w:rPr>
-        <w:t>“.</w:t>
+        <w:t>Errors with the Causes &amp; Effects page not updating after downloading or reading from file have been fixed.</w:t>
+      </w:r>
+    </w:p>
+    <w:p>
+      <w:pPr>
+        <w:tabs>
+          <w:tab w:val="left" w:pos="284"/>
+          <w:tab w:val="left" w:pos="567"/>
+          <w:tab w:val="left" w:pos="993"/>
+          <w:tab w:val="left" w:pos="1418"/>
+          <w:tab w:val="right" w:pos="9000"/>
+        </w:tabs>
+        <w:suppressAutoHyphens/>
+        <w:autoSpaceDN w:val="0"/>
+        <w:ind w:left="284" w:hanging="284"/>
+        <w:contextualSpacing/>
+        <w:rPr>
+          <w:rFonts w:ascii="Arial" w:hAnsi="Arial" w:cs="Arial"/>
+          <w:color w:val="1F497D"/>
+          <w:sz w:val="18"/>
+          <w:szCs w:val="18"/>
+        </w:rPr>
+      </w:pPr>
+    </w:p>
+    <w:p>
+      <w:pPr>
+        <w:tabs>
+          <w:tab w:val="left" w:pos="993"/>
+        </w:tabs>
+        <w:rPr>
+          <w:rFonts w:ascii="Arial" w:hAnsi="Arial" w:cs="Arial"/>
+          <w:color w:val="9CC2E5" w:themeColor="accent1" w:themeTint="99"/>
+          <w:sz w:val="16"/>
+          <w:szCs w:val="16"/>
+        </w:rPr>
+      </w:pPr>
+      <w:bookmarkStart w:id="4" w:name="_Hlk199945625"/>
+      <w:r>
+        <w:rPr>
+          <w:rFonts w:ascii="Arial" w:hAnsi="Arial" w:cs="Arial"/>
+          <w:b/>
+          <w:bCs/>
+          <w:color w:val="4472C4" w:themeColor="accent5"/>
+          <w:sz w:val="24"/>
+          <w:szCs w:val="24"/>
+        </w:rPr>
+        <w:t>v8.1.</w:t>
+      </w:r>
+      <w:r>
+        <w:rPr>
+          <w:rFonts w:ascii="Arial" w:hAnsi="Arial" w:cs="Arial"/>
+          <w:b/>
+          <w:bCs/>
+          <w:color w:val="4472C4" w:themeColor="accent5"/>
+          <w:sz w:val="24"/>
+          <w:szCs w:val="24"/>
+        </w:rPr>
+        <w:t>4</w:t>
+      </w:r>
+      <w:r>
+        <w:rPr>
+          <w:rFonts w:ascii="Arial" w:hAnsi="Arial" w:cs="Arial"/>
+          <w:b/>
+          <w:bCs/>
+          <w:color w:val="4472C4" w:themeColor="accent5"/>
+          <w:sz w:val="24"/>
+          <w:szCs w:val="24"/>
+        </w:rPr>
+        <w:tab/>
+      </w:r>
+      <w:r>
+        <w:rPr>
+          <w:rFonts w:ascii="Arial" w:hAnsi="Arial" w:cs="Arial"/>
+          <w:b/>
+          <w:bCs/>
+          <w:color w:val="4472C4" w:themeColor="accent5"/>
+          <w:sz w:val="24"/>
+          <w:szCs w:val="24"/>
+        </w:rPr>
+        <w:t>09</w:t>
+      </w:r>
+      <w:r>
+        <w:rPr>
+          <w:rFonts w:ascii="Arial" w:hAnsi="Arial" w:cs="Arial"/>
+          <w:b/>
+          <w:bCs/>
+          <w:color w:val="4472C4" w:themeColor="accent5"/>
+          <w:sz w:val="24"/>
+          <w:szCs w:val="24"/>
+        </w:rPr>
+        <w:t>/</w:t>
+      </w:r>
+      <w:r>
+        <w:rPr>
+          <w:rFonts w:ascii="Arial" w:hAnsi="Arial" w:cs="Arial"/>
+          <w:b/>
+          <w:bCs/>
+          <w:color w:val="4472C4" w:themeColor="accent5"/>
+          <w:sz w:val="24"/>
+          <w:szCs w:val="24"/>
+        </w:rPr>
+        <w:t>07</w:t>
+      </w:r>
+      <w:r>
+        <w:rPr>
+          <w:rFonts w:ascii="Arial" w:hAnsi="Arial" w:cs="Arial"/>
+          <w:b/>
+          <w:bCs/>
+          <w:color w:val="4472C4" w:themeColor="accent5"/>
+          <w:sz w:val="24"/>
+          <w:szCs w:val="24"/>
+        </w:rPr>
+        <w:t>/2025</w:t>
+      </w:r>
+    </w:p>
+    <w:p>
+      <w:pPr>
+        <w:tabs>
+          <w:tab w:val="left" w:pos="284"/>
+          <w:tab w:val="left" w:pos="567"/>
+          <w:tab w:val="left" w:pos="993"/>
+          <w:tab w:val="left" w:pos="1418"/>
+          <w:tab w:val="right" w:pos="9000"/>
+        </w:tabs>
+        <w:suppressAutoHyphens/>
+        <w:autoSpaceDN w:val="0"/>
+        <w:ind w:left="284" w:hanging="284"/>
+        <w:contextualSpacing/>
+        <w:rPr>
+          <w:rFonts w:ascii="Arial" w:hAnsi="Arial" w:cs="Arial"/>
+          <w:color w:val="1F497D"/>
+          <w:sz w:val="18"/>
+          <w:szCs w:val="18"/>
+        </w:rPr>
+      </w:pPr>
+      <w:r>
+        <w:rPr>
+          <w:rFonts w:ascii="Arial" w:hAnsi="Arial" w:cs="Arial"/>
+          <w:color w:val="1F497D"/>
+          <w:sz w:val="18"/>
+          <w:szCs w:val="18"/>
+        </w:rPr>
+        <w:t>-</w:t>
+      </w:r>
+      <w:r>
+        <w:rPr>
+          <w:rFonts w:ascii="Arial" w:hAnsi="Arial" w:cs="Arial"/>
+          <w:color w:val="1F497D"/>
+          <w:sz w:val="18"/>
+          <w:szCs w:val="18"/>
+        </w:rPr>
+        <w:tab/>
+      </w:r>
+      <w:r>
+        <w:rPr>
+          <w:rFonts w:ascii="Arial" w:hAnsi="Arial" w:cs="Arial"/>
+          <w:color w:val="1F497D"/>
+          <w:sz w:val="18"/>
+          <w:szCs w:val="18"/>
+        </w:rPr>
+        <w:t>Groups page: Phased Delay can now be disabled by setting it to “--:--“.</w:t>
       </w:r>
     </w:p>
     <w:p>
@@ -5462,6 +5427,7 @@
           <w:sz w:val="18"/>
           <w:szCs w:val="18"/>
         </w:rPr>
+        <w:lastRenderedPageBreak/>
         <w:t>-</w:t>
       </w:r>
       <w:r>
@@ -7465,45 +7431,14 @@
         </w:rPr>
         <w:tab/>
       </w:r>
-      <w:proofErr w:type="spellStart"/>
-      <w:r>
-        <w:rPr>
-          <w:rFonts w:ascii="Arial" w:hAnsi="Arial" w:cs="Arial"/>
-          <w:color w:val="1F4E79" w:themeColor="accent1" w:themeShade="80"/>
-          <w:sz w:val="18"/>
-          <w:szCs w:val="18"/>
-        </w:rPr>
-        <w:t>NumberSpinner</w:t>
-      </w:r>
-      <w:proofErr w:type="spellEnd"/>
-      <w:r>
-        <w:rPr>
-          <w:rFonts w:ascii="Arial" w:hAnsi="Arial" w:cs="Arial"/>
-          <w:color w:val="1F4E79" w:themeColor="accent1" w:themeShade="80"/>
-          <w:sz w:val="18"/>
-          <w:szCs w:val="18"/>
-        </w:rPr>
-        <w:t xml:space="preserve"> control: added </w:t>
-      </w:r>
-      <w:proofErr w:type="spellStart"/>
-      <w:r>
-        <w:rPr>
-          <w:rFonts w:ascii="Arial" w:hAnsi="Arial" w:cs="Arial"/>
-          <w:color w:val="1F4E79" w:themeColor="accent1" w:themeShade="80"/>
-          <w:sz w:val="18"/>
-          <w:szCs w:val="18"/>
-        </w:rPr>
-        <w:t>NumberSet</w:t>
-      </w:r>
-      <w:proofErr w:type="spellEnd"/>
-      <w:r>
-        <w:rPr>
-          <w:rFonts w:ascii="Arial" w:hAnsi="Arial" w:cs="Arial"/>
-          <w:color w:val="1F4E79" w:themeColor="accent1" w:themeShade="80"/>
-          <w:sz w:val="18"/>
-          <w:szCs w:val="18"/>
-        </w:rPr>
-        <w:t xml:space="preserve"> property, that defines the set of valid values for the case when the valid values are not consecutive, and </w:t>
+      <w:r>
+        <w:rPr>
+          <w:rFonts w:ascii="Arial" w:hAnsi="Arial" w:cs="Arial"/>
+          <w:color w:val="1F4E79" w:themeColor="accent1" w:themeShade="80"/>
+          <w:sz w:val="18"/>
+          <w:szCs w:val="18"/>
+        </w:rPr>
+        <w:t xml:space="preserve">NumberSpinner control: added NumberSet property, that defines the set of valid values for the case when the valid values are not consecutive, and </w:t>
       </w:r>
       <w:r>
         <w:rPr>
@@ -7692,6 +7627,7 @@
           <w:sz w:val="18"/>
           <w:szCs w:val="18"/>
         </w:rPr>
+        <w:lastRenderedPageBreak/>
         <w:t>-</w:t>
       </w:r>
       <w:r>
@@ -7791,7 +7727,6 @@
           <w:sz w:val="18"/>
           <w:szCs w:val="18"/>
         </w:rPr>
-        <w:lastRenderedPageBreak/>
         <w:t>-</w:t>
       </w:r>
       <w:r>
@@ -8458,37 +8393,7 @@
           <w:sz w:val="18"/>
           <w:szCs w:val="18"/>
         </w:rPr>
-        <w:t xml:space="preserve">Default </w:t>
-      </w:r>
-      <w:proofErr w:type="spellStart"/>
-      <w:r>
-        <w:rPr>
-          <w:rFonts w:ascii="Arial" w:hAnsi="Arial" w:cs="Arial"/>
-          <w:color w:val="1F4E79" w:themeColor="accent1" w:themeShade="80"/>
-          <w:sz w:val="18"/>
-          <w:szCs w:val="18"/>
-        </w:rPr>
-        <w:t>DeviceData</w:t>
-      </w:r>
-      <w:proofErr w:type="spellEnd"/>
-      <w:r>
-        <w:rPr>
-          <w:rFonts w:ascii="Arial" w:hAnsi="Arial" w:cs="Arial"/>
-          <w:color w:val="1F4E79" w:themeColor="accent1" w:themeShade="80"/>
-          <w:sz w:val="18"/>
-          <w:szCs w:val="18"/>
-        </w:rPr>
-        <w:t xml:space="preserve"> day/night modes are now set according to the device </w:t>
-      </w:r>
-      <w:proofErr w:type="gramStart"/>
-      <w:r>
-        <w:rPr>
-          <w:rFonts w:ascii="Arial" w:hAnsi="Arial" w:cs="Arial"/>
-          <w:color w:val="1F4E79" w:themeColor="accent1" w:themeShade="80"/>
-          <w:sz w:val="18"/>
-          <w:szCs w:val="18"/>
-        </w:rPr>
-        <w:t>type</w:t>
+        <w:t>Default DeviceData day/night modes are now set according to the device type</w:t>
       </w:r>
       <w:r>
         <w:rPr>
@@ -8506,17 +8411,7 @@
           <w:sz w:val="18"/>
           <w:szCs w:val="18"/>
         </w:rPr>
-        <w:t xml:space="preserve"> and</w:t>
-      </w:r>
-      <w:proofErr w:type="gramEnd"/>
-      <w:r>
-        <w:rPr>
-          <w:rFonts w:ascii="Arial" w:hAnsi="Arial" w:cs="Arial"/>
-          <w:color w:val="1F4E79" w:themeColor="accent1" w:themeShade="80"/>
-          <w:sz w:val="18"/>
-          <w:szCs w:val="18"/>
-        </w:rPr>
-        <w:t xml:space="preserve"> are set to default values when a device is changed or added.</w:t>
+        <w:t xml:space="preserve"> and are set to default values when a device is changed or added.</w:t>
       </w:r>
     </w:p>
     <w:p>
@@ -8849,27 +8744,7 @@
           <w:sz w:val="18"/>
           <w:szCs w:val="18"/>
         </w:rPr>
-        <w:t xml:space="preserve">The </w:t>
-      </w:r>
-      <w:proofErr w:type="spellStart"/>
-      <w:r>
-        <w:rPr>
-          <w:rFonts w:ascii="Arial" w:hAnsi="Arial" w:cs="Arial"/>
-          <w:color w:val="1F4E79" w:themeColor="accent1" w:themeShade="80"/>
-          <w:sz w:val="18"/>
-          <w:szCs w:val="18"/>
-        </w:rPr>
-        <w:t>TimePicker</w:t>
-      </w:r>
-      <w:proofErr w:type="spellEnd"/>
-      <w:r>
-        <w:rPr>
-          <w:rFonts w:ascii="Arial" w:hAnsi="Arial" w:cs="Arial"/>
-          <w:color w:val="1F4E79" w:themeColor="accent1" w:themeShade="80"/>
-          <w:sz w:val="18"/>
-          <w:szCs w:val="18"/>
-        </w:rPr>
-        <w:t xml:space="preserve"> control </w:t>
+        <w:t xml:space="preserve">The TimePicker control </w:t>
       </w:r>
       <w:r>
         <w:rPr>
@@ -8905,9 +8780,8 @@
           <w:sz w:val="18"/>
           <w:szCs w:val="18"/>
         </w:rPr>
-        <w:t xml:space="preserve"> “</w:t>
-      </w:r>
-      <w:proofErr w:type="gramStart"/>
+        <w:t xml:space="preserve"> “-</w:t>
+      </w:r>
       <w:r>
         <w:rPr>
           <w:rFonts w:ascii="Arial" w:hAnsi="Arial" w:cs="Arial"/>
@@ -8924,15 +8798,6 @@
           <w:sz w:val="18"/>
           <w:szCs w:val="18"/>
         </w:rPr>
-        <w:t>-</w:t>
-      </w:r>
-      <w:r>
-        <w:rPr>
-          <w:rFonts w:ascii="Arial" w:hAnsi="Arial" w:cs="Arial"/>
-          <w:color w:val="1F4E79" w:themeColor="accent1" w:themeShade="80"/>
-          <w:sz w:val="18"/>
-          <w:szCs w:val="18"/>
-        </w:rPr>
         <w:t>:--“</w:t>
       </w:r>
       <w:r>
@@ -8942,17 +8807,7 @@
           <w:sz w:val="18"/>
           <w:szCs w:val="18"/>
         </w:rPr>
-        <w:t xml:space="preserve"> to</w:t>
-      </w:r>
-      <w:proofErr w:type="gramEnd"/>
-      <w:r>
-        <w:rPr>
-          <w:rFonts w:ascii="Arial" w:hAnsi="Arial" w:cs="Arial"/>
-          <w:color w:val="1F4E79" w:themeColor="accent1" w:themeShade="80"/>
-          <w:sz w:val="18"/>
-          <w:szCs w:val="18"/>
-        </w:rPr>
-        <w:t xml:space="preserve"> indicate Never</w:t>
+        <w:t xml:space="preserve"> to indicate Never</w:t>
       </w:r>
       <w:r>
         <w:rPr>
@@ -9215,27 +9070,7 @@
           <w:sz w:val="18"/>
           <w:szCs w:val="18"/>
         </w:rPr>
-        <w:t xml:space="preserve">; </w:t>
-      </w:r>
-      <w:proofErr w:type="gramStart"/>
-      <w:r>
-        <w:rPr>
-          <w:rFonts w:ascii="Arial" w:hAnsi="Arial" w:cs="Arial"/>
-          <w:color w:val="1F4E79" w:themeColor="accent1" w:themeShade="80"/>
-          <w:sz w:val="18"/>
-          <w:szCs w:val="18"/>
-        </w:rPr>
-        <w:t>also</w:t>
-      </w:r>
-      <w:proofErr w:type="gramEnd"/>
-      <w:r>
-        <w:rPr>
-          <w:rFonts w:ascii="Arial" w:hAnsi="Arial" w:cs="Arial"/>
-          <w:color w:val="1F4E79" w:themeColor="accent1" w:themeShade="80"/>
-          <w:sz w:val="18"/>
-          <w:szCs w:val="18"/>
-        </w:rPr>
-        <w:t xml:space="preserve"> the option to remove it from the Recent Files list</w:t>
+        <w:t>; also the option to remove it from the Recent Files list</w:t>
       </w:r>
       <w:r>
         <w:rPr>
@@ -9343,38 +9178,16 @@
           <w:sz w:val="18"/>
           <w:szCs w:val="18"/>
         </w:rPr>
-        <w:t xml:space="preserve">Importing from </w:t>
-      </w:r>
-      <w:proofErr w:type="gramStart"/>
-      <w:r>
-        <w:rPr>
-          <w:rFonts w:ascii="Arial" w:hAnsi="Arial" w:cs="Arial"/>
-          <w:color w:val="1F4E79" w:themeColor="accent1" w:themeShade="80"/>
-          <w:sz w:val="18"/>
-          <w:szCs w:val="18"/>
-        </w:rPr>
-        <w:t>a .</w:t>
-      </w:r>
-      <w:proofErr w:type="spellStart"/>
-      <w:r>
-        <w:rPr>
-          <w:rFonts w:ascii="Arial" w:hAnsi="Arial" w:cs="Arial"/>
-          <w:color w:val="1F4E79" w:themeColor="accent1" w:themeShade="80"/>
-          <w:sz w:val="18"/>
-          <w:szCs w:val="18"/>
-        </w:rPr>
-        <w:t>xfp</w:t>
-      </w:r>
-      <w:proofErr w:type="spellEnd"/>
-      <w:proofErr w:type="gramEnd"/>
-      <w:r>
-        <w:rPr>
-          <w:rFonts w:ascii="Arial" w:hAnsi="Arial" w:cs="Arial"/>
-          <w:color w:val="1F4E79" w:themeColor="accent1" w:themeShade="80"/>
-          <w:sz w:val="18"/>
-          <w:szCs w:val="18"/>
-        </w:rPr>
-        <w:t xml:space="preserve"> </w:t>
+        <w:t>Importing from a .</w:t>
+      </w:r>
+      <w:r>
+        <w:rPr>
+          <w:rFonts w:ascii="Arial" w:hAnsi="Arial" w:cs="Arial"/>
+          <w:color w:val="1F4E79" w:themeColor="accent1" w:themeShade="80"/>
+          <w:sz w:val="18"/>
+          <w:szCs w:val="18"/>
+        </w:rPr>
+        <w:t xml:space="preserve">xfp </w:t>
       </w:r>
       <w:r>
         <w:rPr>
@@ -9915,27 +9728,7 @@
           <w:sz w:val="18"/>
           <w:szCs w:val="18"/>
         </w:rPr>
-        <w:t xml:space="preserve">Corrected the </w:t>
-      </w:r>
-      <w:proofErr w:type="spellStart"/>
-      <w:r>
-        <w:rPr>
-          <w:rFonts w:ascii="Arial" w:hAnsi="Arial" w:cs="Arial"/>
-          <w:color w:val="1F4E79" w:themeColor="accent1" w:themeShade="80"/>
-          <w:sz w:val="18"/>
-          <w:szCs w:val="18"/>
-        </w:rPr>
-        <w:t>TimePicker</w:t>
-      </w:r>
-      <w:proofErr w:type="spellEnd"/>
-      <w:r>
-        <w:rPr>
-          <w:rFonts w:ascii="Arial" w:hAnsi="Arial" w:cs="Arial"/>
-          <w:color w:val="1F4E79" w:themeColor="accent1" w:themeShade="80"/>
-          <w:sz w:val="18"/>
-          <w:szCs w:val="18"/>
-        </w:rPr>
-        <w:t xml:space="preserve"> control so that its time format now reflects a change of language.</w:t>
+        <w:t>Corrected the TimePicker control so that its time format now reflects a change of language.</w:t>
       </w:r>
     </w:p>
     <w:p>
@@ -9977,6 +9770,7 @@
           <w:sz w:val="24"/>
           <w:szCs w:val="24"/>
         </w:rPr>
+        <w:lastRenderedPageBreak/>
         <w:t>v7.0.5</w:t>
       </w:r>
       <w:r>

--- a/XFP/Resources/XFP Revision History[en-GB].docx
+++ b/XFP/Resources/XFP Revision History[en-GB].docx
@@ -288,7 +288,25 @@
           <w:sz w:val="18"/>
           <w:szCs w:val="18"/>
         </w:rPr>
-        <w:t>names sent to the XFP panel being placed on the wrong zone has been corrected</w:t>
+        <w:t xml:space="preserve">names sent to the XFP panel being </w:t>
+      </w:r>
+      <w:r>
+        <w:rPr>
+          <w:rFonts w:ascii="Arial" w:hAnsi="Arial" w:cs="Arial"/>
+          <w:color w:val="1F497D"/>
+          <w:sz w:val="18"/>
+          <w:szCs w:val="18"/>
+        </w:rPr>
+        <w:t>assigned to</w:t>
+      </w:r>
+      <w:r>
+        <w:rPr>
+          <w:rFonts w:ascii="Arial" w:hAnsi="Arial" w:cs="Arial"/>
+          <w:color w:val="1F497D"/>
+          <w:sz w:val="18"/>
+          <w:szCs w:val="18"/>
+        </w:rPr>
+        <w:t xml:space="preserve"> the wrong zone has been corrected</w:t>
       </w:r>
       <w:r>
         <w:rPr>
@@ -337,7 +355,34 @@
           <w:szCs w:val="18"/>
         </w:rPr>
         <w:tab/>
-        <w:t>The available Day/Night mode options have been corrected for the different types of CAST Pro devices.</w:t>
+        <w:t xml:space="preserve">The available Day/Night mode options have been corrected for </w:t>
+      </w:r>
+      <w:r>
+        <w:rPr>
+          <w:rFonts w:ascii="Arial" w:hAnsi="Arial" w:cs="Arial"/>
+          <w:color w:val="1F497D"/>
+          <w:sz w:val="18"/>
+          <w:szCs w:val="18"/>
+        </w:rPr>
+        <w:t xml:space="preserve">CAST Pro </w:t>
+      </w:r>
+      <w:r>
+        <w:rPr>
+          <w:rFonts w:ascii="Arial" w:hAnsi="Arial" w:cs="Arial"/>
+          <w:color w:val="1F497D"/>
+          <w:sz w:val="18"/>
+          <w:szCs w:val="18"/>
+        </w:rPr>
+        <w:t>multi detectors</w:t>
+      </w:r>
+      <w:r>
+        <w:rPr>
+          <w:rFonts w:ascii="Arial" w:hAnsi="Arial" w:cs="Arial"/>
+          <w:color w:val="1F497D"/>
+          <w:sz w:val="18"/>
+          <w:szCs w:val="18"/>
+        </w:rPr>
+        <w:t>.</w:t>
       </w:r>
     </w:p>
     <w:p>
@@ -1400,7 +1445,31 @@
           <w:sz w:val="18"/>
           <w:szCs w:val="18"/>
         </w:rPr>
-        <w:t xml:space="preserve"> is for Envision and, if Yes, the prefixes are added.</w:t>
+        <w:t xml:space="preserve"> is for Envision and, if </w:t>
+      </w:r>
+      <w:proofErr w:type="gramStart"/>
+      <w:r>
+        <w:rPr>
+          <w:rFonts w:ascii="Arial" w:hAnsi="Arial" w:cs="Arial"/>
+          <w:i/>
+          <w:iCs/>
+          <w:color w:val="1F497D"/>
+          <w:sz w:val="18"/>
+          <w:szCs w:val="18"/>
+        </w:rPr>
+        <w:t>Yes</w:t>
+      </w:r>
+      <w:proofErr w:type="gramEnd"/>
+      <w:r>
+        <w:rPr>
+          <w:rFonts w:ascii="Arial" w:hAnsi="Arial" w:cs="Arial"/>
+          <w:i/>
+          <w:iCs/>
+          <w:color w:val="1F497D"/>
+          <w:sz w:val="18"/>
+          <w:szCs w:val="18"/>
+        </w:rPr>
+        <w:t>, the prefixes are added.</w:t>
       </w:r>
       <w:r>
         <w:rPr>
@@ -1554,7 +1623,17 @@
           <w:sz w:val="18"/>
           <w:szCs w:val="18"/>
         </w:rPr>
-        <w:t xml:space="preserve"> 2-loop panel</w:t>
+        <w:t xml:space="preserve"> 2-loop </w:t>
+      </w:r>
+      <w:proofErr w:type="gramStart"/>
+      <w:r>
+        <w:rPr>
+          <w:rFonts w:ascii="Arial" w:hAnsi="Arial" w:cs="Arial"/>
+          <w:color w:val="1F497D"/>
+          <w:sz w:val="18"/>
+          <w:szCs w:val="18"/>
+        </w:rPr>
+        <w:t>panel</w:t>
       </w:r>
       <w:r>
         <w:rPr>
@@ -1581,7 +1660,17 @@
           <w:sz w:val="18"/>
           <w:szCs w:val="18"/>
         </w:rPr>
-        <w:t xml:space="preserve">and </w:t>
+        <w:t>and</w:t>
+      </w:r>
+      <w:proofErr w:type="gramEnd"/>
+      <w:r>
+        <w:rPr>
+          <w:rFonts w:ascii="Arial" w:hAnsi="Arial" w:cs="Arial"/>
+          <w:color w:val="1F497D"/>
+          <w:sz w:val="18"/>
+          <w:szCs w:val="18"/>
+        </w:rPr>
+        <w:t xml:space="preserve"> </w:t>
       </w:r>
       <w:r>
         <w:rPr>
@@ -3351,7 +3440,27 @@
           <w:sz w:val="18"/>
           <w:szCs w:val="18"/>
         </w:rPr>
-        <w:t>Groups page: Phased Delay can now be disabled by setting it to “--:--“.</w:t>
+        <w:t>Groups page: Phased Delay can now be disabled by setting it to “</w:t>
+      </w:r>
+      <w:proofErr w:type="gramStart"/>
+      <w:r>
+        <w:rPr>
+          <w:rFonts w:ascii="Arial" w:hAnsi="Arial" w:cs="Arial"/>
+          <w:color w:val="1F497D"/>
+          <w:sz w:val="18"/>
+          <w:szCs w:val="18"/>
+        </w:rPr>
+        <w:t>--:--</w:t>
+      </w:r>
+      <w:proofErr w:type="gramEnd"/>
+      <w:r>
+        <w:rPr>
+          <w:rFonts w:ascii="Arial" w:hAnsi="Arial" w:cs="Arial"/>
+          <w:color w:val="1F497D"/>
+          <w:sz w:val="18"/>
+          <w:szCs w:val="18"/>
+        </w:rPr>
+        <w:t>“.</w:t>
       </w:r>
     </w:p>
     <w:p>
@@ -7431,14 +7540,45 @@
         </w:rPr>
         <w:tab/>
       </w:r>
-      <w:r>
-        <w:rPr>
-          <w:rFonts w:ascii="Arial" w:hAnsi="Arial" w:cs="Arial"/>
-          <w:color w:val="1F4E79" w:themeColor="accent1" w:themeShade="80"/>
-          <w:sz w:val="18"/>
-          <w:szCs w:val="18"/>
-        </w:rPr>
-        <w:t xml:space="preserve">NumberSpinner control: added NumberSet property, that defines the set of valid values for the case when the valid values are not consecutive, and </w:t>
+      <w:proofErr w:type="spellStart"/>
+      <w:r>
+        <w:rPr>
+          <w:rFonts w:ascii="Arial" w:hAnsi="Arial" w:cs="Arial"/>
+          <w:color w:val="1F4E79" w:themeColor="accent1" w:themeShade="80"/>
+          <w:sz w:val="18"/>
+          <w:szCs w:val="18"/>
+        </w:rPr>
+        <w:t>NumberSpinner</w:t>
+      </w:r>
+      <w:proofErr w:type="spellEnd"/>
+      <w:r>
+        <w:rPr>
+          <w:rFonts w:ascii="Arial" w:hAnsi="Arial" w:cs="Arial"/>
+          <w:color w:val="1F4E79" w:themeColor="accent1" w:themeShade="80"/>
+          <w:sz w:val="18"/>
+          <w:szCs w:val="18"/>
+        </w:rPr>
+        <w:t xml:space="preserve"> control: added </w:t>
+      </w:r>
+      <w:proofErr w:type="spellStart"/>
+      <w:r>
+        <w:rPr>
+          <w:rFonts w:ascii="Arial" w:hAnsi="Arial" w:cs="Arial"/>
+          <w:color w:val="1F4E79" w:themeColor="accent1" w:themeShade="80"/>
+          <w:sz w:val="18"/>
+          <w:szCs w:val="18"/>
+        </w:rPr>
+        <w:t>NumberSet</w:t>
+      </w:r>
+      <w:proofErr w:type="spellEnd"/>
+      <w:r>
+        <w:rPr>
+          <w:rFonts w:ascii="Arial" w:hAnsi="Arial" w:cs="Arial"/>
+          <w:color w:val="1F4E79" w:themeColor="accent1" w:themeShade="80"/>
+          <w:sz w:val="18"/>
+          <w:szCs w:val="18"/>
+        </w:rPr>
+        <w:t xml:space="preserve"> property, that defines the set of valid values for the case when the valid values are not consecutive, and </w:t>
       </w:r>
       <w:r>
         <w:rPr>
@@ -8393,7 +8533,37 @@
           <w:sz w:val="18"/>
           <w:szCs w:val="18"/>
         </w:rPr>
-        <w:t>Default DeviceData day/night modes are now set according to the device type</w:t>
+        <w:t xml:space="preserve">Default </w:t>
+      </w:r>
+      <w:proofErr w:type="spellStart"/>
+      <w:r>
+        <w:rPr>
+          <w:rFonts w:ascii="Arial" w:hAnsi="Arial" w:cs="Arial"/>
+          <w:color w:val="1F4E79" w:themeColor="accent1" w:themeShade="80"/>
+          <w:sz w:val="18"/>
+          <w:szCs w:val="18"/>
+        </w:rPr>
+        <w:t>DeviceData</w:t>
+      </w:r>
+      <w:proofErr w:type="spellEnd"/>
+      <w:r>
+        <w:rPr>
+          <w:rFonts w:ascii="Arial" w:hAnsi="Arial" w:cs="Arial"/>
+          <w:color w:val="1F4E79" w:themeColor="accent1" w:themeShade="80"/>
+          <w:sz w:val="18"/>
+          <w:szCs w:val="18"/>
+        </w:rPr>
+        <w:t xml:space="preserve"> day/night modes are now set according to the device </w:t>
+      </w:r>
+      <w:proofErr w:type="gramStart"/>
+      <w:r>
+        <w:rPr>
+          <w:rFonts w:ascii="Arial" w:hAnsi="Arial" w:cs="Arial"/>
+          <w:color w:val="1F4E79" w:themeColor="accent1" w:themeShade="80"/>
+          <w:sz w:val="18"/>
+          <w:szCs w:val="18"/>
+        </w:rPr>
+        <w:t>type</w:t>
       </w:r>
       <w:r>
         <w:rPr>
@@ -8411,7 +8581,17 @@
           <w:sz w:val="18"/>
           <w:szCs w:val="18"/>
         </w:rPr>
-        <w:t xml:space="preserve"> and are set to default values when a device is changed or added.</w:t>
+        <w:t xml:space="preserve"> and</w:t>
+      </w:r>
+      <w:proofErr w:type="gramEnd"/>
+      <w:r>
+        <w:rPr>
+          <w:rFonts w:ascii="Arial" w:hAnsi="Arial" w:cs="Arial"/>
+          <w:color w:val="1F4E79" w:themeColor="accent1" w:themeShade="80"/>
+          <w:sz w:val="18"/>
+          <w:szCs w:val="18"/>
+        </w:rPr>
+        <w:t xml:space="preserve"> are set to default values when a device is changed or added.</w:t>
       </w:r>
     </w:p>
     <w:p>
@@ -8744,7 +8924,27 @@
           <w:sz w:val="18"/>
           <w:szCs w:val="18"/>
         </w:rPr>
-        <w:t xml:space="preserve">The TimePicker control </w:t>
+        <w:t xml:space="preserve">The </w:t>
+      </w:r>
+      <w:proofErr w:type="spellStart"/>
+      <w:r>
+        <w:rPr>
+          <w:rFonts w:ascii="Arial" w:hAnsi="Arial" w:cs="Arial"/>
+          <w:color w:val="1F4E79" w:themeColor="accent1" w:themeShade="80"/>
+          <w:sz w:val="18"/>
+          <w:szCs w:val="18"/>
+        </w:rPr>
+        <w:t>TimePicker</w:t>
+      </w:r>
+      <w:proofErr w:type="spellEnd"/>
+      <w:r>
+        <w:rPr>
+          <w:rFonts w:ascii="Arial" w:hAnsi="Arial" w:cs="Arial"/>
+          <w:color w:val="1F4E79" w:themeColor="accent1" w:themeShade="80"/>
+          <w:sz w:val="18"/>
+          <w:szCs w:val="18"/>
+        </w:rPr>
+        <w:t xml:space="preserve"> control </w:t>
       </w:r>
       <w:r>
         <w:rPr>
@@ -8780,8 +8980,9 @@
           <w:sz w:val="18"/>
           <w:szCs w:val="18"/>
         </w:rPr>
-        <w:t xml:space="preserve"> “-</w:t>
-      </w:r>
+        <w:t xml:space="preserve"> “</w:t>
+      </w:r>
+      <w:proofErr w:type="gramStart"/>
       <w:r>
         <w:rPr>
           <w:rFonts w:ascii="Arial" w:hAnsi="Arial" w:cs="Arial"/>
@@ -8798,6 +8999,15 @@
           <w:sz w:val="18"/>
           <w:szCs w:val="18"/>
         </w:rPr>
+        <w:t>-</w:t>
+      </w:r>
+      <w:r>
+        <w:rPr>
+          <w:rFonts w:ascii="Arial" w:hAnsi="Arial" w:cs="Arial"/>
+          <w:color w:val="1F4E79" w:themeColor="accent1" w:themeShade="80"/>
+          <w:sz w:val="18"/>
+          <w:szCs w:val="18"/>
+        </w:rPr>
         <w:t>:--“</w:t>
       </w:r>
       <w:r>
@@ -8807,7 +9017,17 @@
           <w:sz w:val="18"/>
           <w:szCs w:val="18"/>
         </w:rPr>
-        <w:t xml:space="preserve"> to indicate Never</w:t>
+        <w:t xml:space="preserve"> to</w:t>
+      </w:r>
+      <w:proofErr w:type="gramEnd"/>
+      <w:r>
+        <w:rPr>
+          <w:rFonts w:ascii="Arial" w:hAnsi="Arial" w:cs="Arial"/>
+          <w:color w:val="1F4E79" w:themeColor="accent1" w:themeShade="80"/>
+          <w:sz w:val="18"/>
+          <w:szCs w:val="18"/>
+        </w:rPr>
+        <w:t xml:space="preserve"> indicate Never</w:t>
       </w:r>
       <w:r>
         <w:rPr>
@@ -9070,7 +9290,27 @@
           <w:sz w:val="18"/>
           <w:szCs w:val="18"/>
         </w:rPr>
-        <w:t>; also the option to remove it from the Recent Files list</w:t>
+        <w:t xml:space="preserve">; </w:t>
+      </w:r>
+      <w:proofErr w:type="gramStart"/>
+      <w:r>
+        <w:rPr>
+          <w:rFonts w:ascii="Arial" w:hAnsi="Arial" w:cs="Arial"/>
+          <w:color w:val="1F4E79" w:themeColor="accent1" w:themeShade="80"/>
+          <w:sz w:val="18"/>
+          <w:szCs w:val="18"/>
+        </w:rPr>
+        <w:t>also</w:t>
+      </w:r>
+      <w:proofErr w:type="gramEnd"/>
+      <w:r>
+        <w:rPr>
+          <w:rFonts w:ascii="Arial" w:hAnsi="Arial" w:cs="Arial"/>
+          <w:color w:val="1F4E79" w:themeColor="accent1" w:themeShade="80"/>
+          <w:sz w:val="18"/>
+          <w:szCs w:val="18"/>
+        </w:rPr>
+        <w:t xml:space="preserve"> the option to remove it from the Recent Files list</w:t>
       </w:r>
       <w:r>
         <w:rPr>
@@ -9178,16 +9418,38 @@
           <w:sz w:val="18"/>
           <w:szCs w:val="18"/>
         </w:rPr>
-        <w:t>Importing from a .</w:t>
-      </w:r>
-      <w:r>
-        <w:rPr>
-          <w:rFonts w:ascii="Arial" w:hAnsi="Arial" w:cs="Arial"/>
-          <w:color w:val="1F4E79" w:themeColor="accent1" w:themeShade="80"/>
-          <w:sz w:val="18"/>
-          <w:szCs w:val="18"/>
-        </w:rPr>
-        <w:t xml:space="preserve">xfp </w:t>
+        <w:t xml:space="preserve">Importing from </w:t>
+      </w:r>
+      <w:proofErr w:type="gramStart"/>
+      <w:r>
+        <w:rPr>
+          <w:rFonts w:ascii="Arial" w:hAnsi="Arial" w:cs="Arial"/>
+          <w:color w:val="1F4E79" w:themeColor="accent1" w:themeShade="80"/>
+          <w:sz w:val="18"/>
+          <w:szCs w:val="18"/>
+        </w:rPr>
+        <w:t>a .</w:t>
+      </w:r>
+      <w:proofErr w:type="spellStart"/>
+      <w:r>
+        <w:rPr>
+          <w:rFonts w:ascii="Arial" w:hAnsi="Arial" w:cs="Arial"/>
+          <w:color w:val="1F4E79" w:themeColor="accent1" w:themeShade="80"/>
+          <w:sz w:val="18"/>
+          <w:szCs w:val="18"/>
+        </w:rPr>
+        <w:t>xfp</w:t>
+      </w:r>
+      <w:proofErr w:type="spellEnd"/>
+      <w:proofErr w:type="gramEnd"/>
+      <w:r>
+        <w:rPr>
+          <w:rFonts w:ascii="Arial" w:hAnsi="Arial" w:cs="Arial"/>
+          <w:color w:val="1F4E79" w:themeColor="accent1" w:themeShade="80"/>
+          <w:sz w:val="18"/>
+          <w:szCs w:val="18"/>
+        </w:rPr>
+        <w:t xml:space="preserve"> </w:t>
       </w:r>
       <w:r>
         <w:rPr>
@@ -9728,7 +9990,27 @@
           <w:sz w:val="18"/>
           <w:szCs w:val="18"/>
         </w:rPr>
-        <w:t>Corrected the TimePicker control so that its time format now reflects a change of language.</w:t>
+        <w:t xml:space="preserve">Corrected the </w:t>
+      </w:r>
+      <w:proofErr w:type="spellStart"/>
+      <w:r>
+        <w:rPr>
+          <w:rFonts w:ascii="Arial" w:hAnsi="Arial" w:cs="Arial"/>
+          <w:color w:val="1F4E79" w:themeColor="accent1" w:themeShade="80"/>
+          <w:sz w:val="18"/>
+          <w:szCs w:val="18"/>
+        </w:rPr>
+        <w:t>TimePicker</w:t>
+      </w:r>
+      <w:proofErr w:type="spellEnd"/>
+      <w:r>
+        <w:rPr>
+          <w:rFonts w:ascii="Arial" w:hAnsi="Arial" w:cs="Arial"/>
+          <w:color w:val="1F4E79" w:themeColor="accent1" w:themeShade="80"/>
+          <w:sz w:val="18"/>
+          <w:szCs w:val="18"/>
+        </w:rPr>
+        <w:t xml:space="preserve"> control so that its time format now reflects a change of language.</w:t>
       </w:r>
     </w:p>
     <w:p>
@@ -14390,7 +14672,6 @@
   <w:style w:type="character" w:default="1" w:styleId="DefaultParagraphFont">
     <w:name w:val="Default Paragraph Font"/>
     <w:uiPriority w:val="1"/>
-    <w:semiHidden/>
     <w:unhideWhenUsed/>
   </w:style>
   <w:style w:type="table" w:default="1" w:styleId="TableNormal">

--- a/XFP/Resources/XFP Revision History[en-GB].docx
+++ b/XFP/Resources/XFP Revision History[en-GB].docx
@@ -47,7 +47,7 @@
           <w:sz w:val="24"/>
           <w:szCs w:val="24"/>
         </w:rPr>
-        <w:t>v8.1.</w:t>
+        <w:t>v8.1.1</w:t>
       </w:r>
       <w:r>
         <w:rPr>
@@ -58,7 +58,7 @@
           <w:sz w:val="24"/>
           <w:szCs w:val="24"/>
         </w:rPr>
-        <w:t>15</w:t>
+        <w:t>6</w:t>
       </w:r>
       <w:r>
         <w:rPr>
@@ -80,7 +80,7 @@
           <w:sz w:val="24"/>
           <w:szCs w:val="24"/>
         </w:rPr>
-        <w:t>14/</w:t>
+        <w:t>29</w:t>
       </w:r>
       <w:r>
         <w:rPr>
@@ -91,7 +91,7 @@
           <w:sz w:val="24"/>
           <w:szCs w:val="24"/>
         </w:rPr>
-        <w:t>04</w:t>
+        <w:t>/04</w:t>
       </w:r>
       <w:r>
         <w:rPr>
@@ -136,7 +136,7 @@
           <w:sz w:val="18"/>
           <w:szCs w:val="18"/>
         </w:rPr>
-        <w:t>New features</w:t>
+        <w:t>Fixes</w:t>
       </w:r>
     </w:p>
     <w:p>
@@ -176,7 +176,141 @@
           <w:szCs w:val="18"/>
         </w:rPr>
         <w:tab/>
-        <w:t>The feature for custom icons and title bar colour has been added to the popup message box. For example, error and warning messages now use red and orange title bars respectively.</w:t>
+      </w:r>
+      <w:r>
+        <w:rPr>
+          <w:rFonts w:ascii="Arial" w:hAnsi="Arial" w:cs="Arial"/>
+          <w:color w:val="1F497D"/>
+          <w:sz w:val="18"/>
+          <w:szCs w:val="18"/>
+        </w:rPr>
+        <w:t xml:space="preserve">The fault that caused the app to shut down when opening the </w:t>
+      </w:r>
+      <w:r>
+        <w:rPr>
+          <w:rFonts w:ascii="Arial" w:hAnsi="Arial" w:cs="Arial"/>
+          <w:color w:val="1F497D"/>
+          <w:sz w:val="18"/>
+          <w:szCs w:val="18"/>
+        </w:rPr>
+        <w:t>print options window</w:t>
+      </w:r>
+      <w:r>
+        <w:rPr>
+          <w:rFonts w:ascii="Arial" w:hAnsi="Arial" w:cs="Arial"/>
+          <w:color w:val="1F497D"/>
+          <w:sz w:val="18"/>
+          <w:szCs w:val="18"/>
+        </w:rPr>
+        <w:t xml:space="preserve"> has been corrected</w:t>
+      </w:r>
+      <w:r>
+        <w:rPr>
+          <w:rFonts w:ascii="Arial" w:hAnsi="Arial" w:cs="Arial"/>
+          <w:color w:val="1F497D"/>
+          <w:sz w:val="18"/>
+          <w:szCs w:val="18"/>
+        </w:rPr>
+        <w:t>.</w:t>
+      </w:r>
+    </w:p>
+    <w:p>
+      <w:pPr>
+        <w:tabs>
+          <w:tab w:val="left" w:pos="284"/>
+          <w:tab w:val="left" w:pos="567"/>
+          <w:tab w:val="left" w:pos="993"/>
+          <w:tab w:val="left" w:pos="1418"/>
+          <w:tab w:val="right" w:pos="9000"/>
+        </w:tabs>
+        <w:suppressAutoHyphens/>
+        <w:autoSpaceDN w:val="0"/>
+        <w:contextualSpacing/>
+        <w:rPr>
+          <w:rFonts w:ascii="Arial" w:hAnsi="Arial" w:cs="Arial"/>
+          <w:color w:val="1F497D"/>
+          <w:sz w:val="18"/>
+          <w:szCs w:val="18"/>
+        </w:rPr>
+      </w:pPr>
+    </w:p>
+    <w:p>
+      <w:pPr>
+        <w:tabs>
+          <w:tab w:val="left" w:pos="993"/>
+        </w:tabs>
+        <w:rPr>
+          <w:rFonts w:ascii="Arial" w:hAnsi="Arial" w:cs="Arial"/>
+          <w:color w:val="9CC2E5" w:themeColor="accent1" w:themeTint="99"/>
+          <w:sz w:val="16"/>
+          <w:szCs w:val="16"/>
+        </w:rPr>
+      </w:pPr>
+      <w:r>
+        <w:rPr>
+          <w:rFonts w:ascii="Arial" w:hAnsi="Arial" w:cs="Arial"/>
+          <w:b/>
+          <w:bCs/>
+          <w:color w:val="4472C4" w:themeColor="accent5"/>
+          <w:sz w:val="24"/>
+          <w:szCs w:val="24"/>
+        </w:rPr>
+        <w:t>v8.1.</w:t>
+      </w:r>
+      <w:r>
+        <w:rPr>
+          <w:rFonts w:ascii="Arial" w:hAnsi="Arial" w:cs="Arial"/>
+          <w:b/>
+          <w:bCs/>
+          <w:color w:val="4472C4" w:themeColor="accent5"/>
+          <w:sz w:val="24"/>
+          <w:szCs w:val="24"/>
+        </w:rPr>
+        <w:t>15</w:t>
+      </w:r>
+      <w:r>
+        <w:rPr>
+          <w:rFonts w:ascii="Arial" w:hAnsi="Arial" w:cs="Arial"/>
+          <w:b/>
+          <w:bCs/>
+          <w:color w:val="4472C4" w:themeColor="accent5"/>
+          <w:sz w:val="24"/>
+          <w:szCs w:val="24"/>
+        </w:rPr>
+        <w:tab/>
+      </w:r>
+      <w:r>
+        <w:rPr>
+          <w:rFonts w:ascii="Arial" w:hAnsi="Arial" w:cs="Arial"/>
+          <w:b/>
+          <w:bCs/>
+          <w:color w:val="4472C4" w:themeColor="accent5"/>
+          <w:sz w:val="24"/>
+          <w:szCs w:val="24"/>
+        </w:rPr>
+        <w:t>14/</w:t>
+      </w:r>
+      <w:r>
+        <w:rPr>
+          <w:rFonts w:ascii="Arial" w:hAnsi="Arial" w:cs="Arial"/>
+          <w:b/>
+          <w:bCs/>
+          <w:color w:val="4472C4" w:themeColor="accent5"/>
+          <w:sz w:val="24"/>
+          <w:szCs w:val="24"/>
+        </w:rPr>
+        <w:t>04</w:t>
+      </w:r>
+      <w:r>
+        <w:rPr>
+          <w:rFonts w:ascii="Arial" w:hAnsi="Arial" w:cs="Arial"/>
+          <w:b/>
+          <w:bCs/>
+          <w:color w:val="4472C4" w:themeColor="accent5"/>
+          <w:sz w:val="24"/>
+          <w:szCs w:val="24"/>
+        </w:rPr>
+        <w:t>/2026</w:t>
       </w:r>
     </w:p>
     <w:p>
@@ -194,11 +328,24 @@
         <w:contextualSpacing/>
         <w:rPr>
           <w:rFonts w:ascii="Arial" w:hAnsi="Arial" w:cs="Arial"/>
-          <w:color w:val="1F497D"/>
-          <w:sz w:val="18"/>
-          <w:szCs w:val="18"/>
-        </w:rPr>
-      </w:pPr>
+          <w:b/>
+          <w:bCs/>
+          <w:color w:val="1F497D"/>
+          <w:sz w:val="18"/>
+          <w:szCs w:val="18"/>
+        </w:rPr>
+      </w:pPr>
+      <w:r>
+        <w:rPr>
+          <w:rFonts w:ascii="Arial" w:hAnsi="Arial" w:cs="Arial"/>
+          <w:b/>
+          <w:bCs/>
+          <w:color w:val="1F497D"/>
+          <w:sz w:val="18"/>
+          <w:szCs w:val="18"/>
+        </w:rPr>
+        <w:t>New features</w:t>
+      </w:r>
     </w:p>
     <w:p>
       <w:pPr>
@@ -215,23 +362,29 @@
         <w:contextualSpacing/>
         <w:rPr>
           <w:rFonts w:ascii="Arial" w:hAnsi="Arial" w:cs="Arial"/>
-          <w:b/>
-          <w:bCs/>
-          <w:color w:val="1F497D"/>
-          <w:sz w:val="18"/>
-          <w:szCs w:val="18"/>
-        </w:rPr>
-      </w:pPr>
-      <w:r>
-        <w:rPr>
-          <w:rFonts w:ascii="Arial" w:hAnsi="Arial" w:cs="Arial"/>
-          <w:b/>
-          <w:bCs/>
-          <w:color w:val="1F497D"/>
-          <w:sz w:val="18"/>
-          <w:szCs w:val="18"/>
-        </w:rPr>
-        <w:t>Fixes</w:t>
+          <w:color w:val="1F497D"/>
+          <w:sz w:val="18"/>
+          <w:szCs w:val="18"/>
+        </w:rPr>
+      </w:pPr>
+      <w:r>
+        <w:rPr>
+          <w:rFonts w:ascii="Arial" w:hAnsi="Arial" w:cs="Arial"/>
+          <w:color w:val="1F497D"/>
+          <w:sz w:val="18"/>
+          <w:szCs w:val="18"/>
+        </w:rPr>
+        <w:t>•</w:t>
+      </w:r>
+      <w:r>
+        <w:rPr>
+          <w:rFonts w:ascii="Arial" w:hAnsi="Arial" w:cs="Arial"/>
+          <w:color w:val="1F497D"/>
+          <w:sz w:val="18"/>
+          <w:szCs w:val="18"/>
+        </w:rPr>
+        <w:tab/>
+        <w:t>The feature for custom icons and title bar colour has been added to the popup message box. For example, error and warning messages now use red and orange title bars respectively.</w:t>
       </w:r>
     </w:p>
     <w:p>
@@ -254,69 +407,6 @@
           <w:szCs w:val="18"/>
         </w:rPr>
       </w:pPr>
-      <w:r>
-        <w:rPr>
-          <w:rFonts w:ascii="Arial" w:hAnsi="Arial" w:cs="Arial"/>
-          <w:color w:val="1F497D"/>
-          <w:sz w:val="18"/>
-          <w:szCs w:val="18"/>
-        </w:rPr>
-        <w:t>•</w:t>
-      </w:r>
-      <w:r>
-        <w:rPr>
-          <w:rFonts w:ascii="Arial" w:hAnsi="Arial" w:cs="Arial"/>
-          <w:color w:val="1F497D"/>
-          <w:sz w:val="18"/>
-          <w:szCs w:val="18"/>
-        </w:rPr>
-        <w:tab/>
-      </w:r>
-      <w:r>
-        <w:rPr>
-          <w:rFonts w:ascii="Arial" w:hAnsi="Arial" w:cs="Arial"/>
-          <w:color w:val="1F497D"/>
-          <w:sz w:val="18"/>
-          <w:szCs w:val="18"/>
-        </w:rPr>
-        <w:t xml:space="preserve">Zone </w:t>
-      </w:r>
-      <w:r>
-        <w:rPr>
-          <w:rFonts w:ascii="Arial" w:hAnsi="Arial" w:cs="Arial"/>
-          <w:color w:val="1F497D"/>
-          <w:sz w:val="18"/>
-          <w:szCs w:val="18"/>
-        </w:rPr>
-        <w:t xml:space="preserve">names sent to the XFP panel being </w:t>
-      </w:r>
-      <w:r>
-        <w:rPr>
-          <w:rFonts w:ascii="Arial" w:hAnsi="Arial" w:cs="Arial"/>
-          <w:color w:val="1F497D"/>
-          <w:sz w:val="18"/>
-          <w:szCs w:val="18"/>
-        </w:rPr>
-        <w:t>assigned to</w:t>
-      </w:r>
-      <w:r>
-        <w:rPr>
-          <w:rFonts w:ascii="Arial" w:hAnsi="Arial" w:cs="Arial"/>
-          <w:color w:val="1F497D"/>
-          <w:sz w:val="18"/>
-          <w:szCs w:val="18"/>
-        </w:rPr>
-        <w:t xml:space="preserve"> the wrong zone has been corrected</w:t>
-      </w:r>
-      <w:r>
-        <w:rPr>
-          <w:rFonts w:ascii="Arial" w:hAnsi="Arial" w:cs="Arial"/>
-          <w:color w:val="1F497D"/>
-          <w:sz w:val="18"/>
-          <w:szCs w:val="18"/>
-        </w:rPr>
-        <w:t>.</w:t>
-      </w:r>
     </w:p>
     <w:p>
       <w:pPr>
@@ -333,56 +423,23 @@
         <w:contextualSpacing/>
         <w:rPr>
           <w:rFonts w:ascii="Arial" w:hAnsi="Arial" w:cs="Arial"/>
-          <w:color w:val="1F497D"/>
-          <w:sz w:val="18"/>
-          <w:szCs w:val="18"/>
-        </w:rPr>
-      </w:pPr>
-      <w:r>
-        <w:rPr>
-          <w:rFonts w:ascii="Arial" w:hAnsi="Arial" w:cs="Arial"/>
-          <w:color w:val="1F497D"/>
-          <w:sz w:val="18"/>
-          <w:szCs w:val="18"/>
-        </w:rPr>
-        <w:t>•</w:t>
-      </w:r>
-      <w:r>
-        <w:rPr>
-          <w:rFonts w:ascii="Arial" w:hAnsi="Arial" w:cs="Arial"/>
-          <w:color w:val="1F497D"/>
-          <w:sz w:val="18"/>
-          <w:szCs w:val="18"/>
-        </w:rPr>
-        <w:tab/>
-        <w:t xml:space="preserve">The available Day/Night mode options have been corrected for </w:t>
-      </w:r>
-      <w:r>
-        <w:rPr>
-          <w:rFonts w:ascii="Arial" w:hAnsi="Arial" w:cs="Arial"/>
-          <w:color w:val="1F497D"/>
-          <w:sz w:val="18"/>
-          <w:szCs w:val="18"/>
-        </w:rPr>
-        <w:t xml:space="preserve">CAST Pro </w:t>
-      </w:r>
-      <w:r>
-        <w:rPr>
-          <w:rFonts w:ascii="Arial" w:hAnsi="Arial" w:cs="Arial"/>
-          <w:color w:val="1F497D"/>
-          <w:sz w:val="18"/>
-          <w:szCs w:val="18"/>
-        </w:rPr>
-        <w:t>multi detectors</w:t>
-      </w:r>
-      <w:r>
-        <w:rPr>
-          <w:rFonts w:ascii="Arial" w:hAnsi="Arial" w:cs="Arial"/>
-          <w:color w:val="1F497D"/>
-          <w:sz w:val="18"/>
-          <w:szCs w:val="18"/>
-        </w:rPr>
-        <w:t>.</w:t>
+          <w:b/>
+          <w:bCs/>
+          <w:color w:val="1F497D"/>
+          <w:sz w:val="18"/>
+          <w:szCs w:val="18"/>
+        </w:rPr>
+      </w:pPr>
+      <w:r>
+        <w:rPr>
+          <w:rFonts w:ascii="Arial" w:hAnsi="Arial" w:cs="Arial"/>
+          <w:b/>
+          <w:bCs/>
+          <w:color w:val="1F497D"/>
+          <w:sz w:val="18"/>
+          <w:szCs w:val="18"/>
+        </w:rPr>
+        <w:t>Fixes</w:t>
       </w:r>
     </w:p>
     <w:p>
@@ -422,25 +479,51 @@
           <w:szCs w:val="18"/>
         </w:rPr>
         <w:tab/>
-        <w:t xml:space="preserve">The </w:t>
-      </w:r>
-      <w:r>
-        <w:rPr>
-          <w:rFonts w:ascii="Arial" w:hAnsi="Arial" w:cs="Arial"/>
-          <w:color w:val="1F497D"/>
-          <w:sz w:val="18"/>
-          <w:szCs w:val="18"/>
-        </w:rPr>
-        <w:t>app’s Maximise W</w:t>
-      </w:r>
-      <w:r>
-        <w:rPr>
-          <w:rFonts w:ascii="Arial" w:hAnsi="Arial" w:cs="Arial"/>
-          <w:color w:val="1F497D"/>
-          <w:sz w:val="18"/>
-          <w:szCs w:val="18"/>
-        </w:rPr>
-        <w:t>indow button now works correctly.</w:t>
+      </w:r>
+      <w:r>
+        <w:rPr>
+          <w:rFonts w:ascii="Arial" w:hAnsi="Arial" w:cs="Arial"/>
+          <w:color w:val="1F497D"/>
+          <w:sz w:val="18"/>
+          <w:szCs w:val="18"/>
+        </w:rPr>
+        <w:t xml:space="preserve">Zone </w:t>
+      </w:r>
+      <w:r>
+        <w:rPr>
+          <w:rFonts w:ascii="Arial" w:hAnsi="Arial" w:cs="Arial"/>
+          <w:color w:val="1F497D"/>
+          <w:sz w:val="18"/>
+          <w:szCs w:val="18"/>
+        </w:rPr>
+        <w:t xml:space="preserve">names sent to the XFP panel being </w:t>
+      </w:r>
+      <w:r>
+        <w:rPr>
+          <w:rFonts w:ascii="Arial" w:hAnsi="Arial" w:cs="Arial"/>
+          <w:color w:val="1F497D"/>
+          <w:sz w:val="18"/>
+          <w:szCs w:val="18"/>
+        </w:rPr>
+        <w:t>assigned to</w:t>
+      </w:r>
+      <w:r>
+        <w:rPr>
+          <w:rFonts w:ascii="Arial" w:hAnsi="Arial" w:cs="Arial"/>
+          <w:color w:val="1F497D"/>
+          <w:sz w:val="18"/>
+          <w:szCs w:val="18"/>
+        </w:rPr>
+        <w:t xml:space="preserve"> the wrong zone has been corrected</w:t>
+      </w:r>
+      <w:r>
+        <w:rPr>
+          <w:rFonts w:ascii="Arial" w:hAnsi="Arial" w:cs="Arial"/>
+          <w:color w:val="1F497D"/>
+          <w:sz w:val="18"/>
+          <w:szCs w:val="18"/>
+        </w:rPr>
+        <w:t>.</w:t>
       </w:r>
     </w:p>
     <w:p>
@@ -463,128 +546,51 @@
           <w:szCs w:val="18"/>
         </w:rPr>
       </w:pPr>
-    </w:p>
-    <w:p>
-      <w:pPr>
-        <w:tabs>
-          <w:tab w:val="left" w:pos="993"/>
-        </w:tabs>
-        <w:rPr>
-          <w:rFonts w:ascii="Arial" w:hAnsi="Arial" w:cs="Arial"/>
-          <w:color w:val="9CC2E5" w:themeColor="accent1" w:themeTint="99"/>
-          <w:sz w:val="16"/>
-          <w:szCs w:val="16"/>
-        </w:rPr>
-      </w:pPr>
-      <w:r>
-        <w:rPr>
-          <w:rFonts w:ascii="Arial" w:hAnsi="Arial" w:cs="Arial"/>
-          <w:b/>
-          <w:bCs/>
-          <w:color w:val="4472C4" w:themeColor="accent5"/>
-          <w:sz w:val="24"/>
-          <w:szCs w:val="24"/>
-        </w:rPr>
-        <w:t>v8.1.</w:t>
-      </w:r>
-      <w:r>
-        <w:rPr>
-          <w:rFonts w:ascii="Arial" w:hAnsi="Arial" w:cs="Arial"/>
-          <w:b/>
-          <w:bCs/>
-          <w:color w:val="4472C4" w:themeColor="accent5"/>
-          <w:sz w:val="24"/>
-          <w:szCs w:val="24"/>
-        </w:rPr>
-        <w:t>1</w:t>
-      </w:r>
-      <w:r>
-        <w:rPr>
-          <w:rFonts w:ascii="Arial" w:hAnsi="Arial" w:cs="Arial"/>
-          <w:b/>
-          <w:bCs/>
-          <w:color w:val="4472C4" w:themeColor="accent5"/>
-          <w:sz w:val="24"/>
-          <w:szCs w:val="24"/>
-        </w:rPr>
-        <w:t>4</w:t>
-      </w:r>
-      <w:r>
-        <w:rPr>
-          <w:rFonts w:ascii="Arial" w:hAnsi="Arial" w:cs="Arial"/>
-          <w:b/>
-          <w:bCs/>
-          <w:color w:val="4472C4" w:themeColor="accent5"/>
-          <w:sz w:val="24"/>
-          <w:szCs w:val="24"/>
+      <w:r>
+        <w:rPr>
+          <w:rFonts w:ascii="Arial" w:hAnsi="Arial" w:cs="Arial"/>
+          <w:color w:val="1F497D"/>
+          <w:sz w:val="18"/>
+          <w:szCs w:val="18"/>
+        </w:rPr>
+        <w:t>•</w:t>
+      </w:r>
+      <w:r>
+        <w:rPr>
+          <w:rFonts w:ascii="Arial" w:hAnsi="Arial" w:cs="Arial"/>
+          <w:color w:val="1F497D"/>
+          <w:sz w:val="18"/>
+          <w:szCs w:val="18"/>
         </w:rPr>
         <w:tab/>
-      </w:r>
-      <w:r>
-        <w:rPr>
-          <w:rFonts w:ascii="Arial" w:hAnsi="Arial" w:cs="Arial"/>
-          <w:b/>
-          <w:bCs/>
-          <w:color w:val="4472C4" w:themeColor="accent5"/>
-          <w:sz w:val="24"/>
-          <w:szCs w:val="24"/>
-        </w:rPr>
-        <w:t>01</w:t>
-      </w:r>
-      <w:r>
-        <w:rPr>
-          <w:rFonts w:ascii="Arial" w:hAnsi="Arial" w:cs="Arial"/>
-          <w:b/>
-          <w:bCs/>
-          <w:color w:val="4472C4" w:themeColor="accent5"/>
-          <w:sz w:val="24"/>
-          <w:szCs w:val="24"/>
-        </w:rPr>
-        <w:t>/</w:t>
-      </w:r>
-      <w:r>
-        <w:rPr>
-          <w:rFonts w:ascii="Arial" w:hAnsi="Arial" w:cs="Arial"/>
-          <w:b/>
-          <w:bCs/>
-          <w:color w:val="4472C4" w:themeColor="accent5"/>
-          <w:sz w:val="24"/>
-          <w:szCs w:val="24"/>
-        </w:rPr>
-        <w:t>0</w:t>
-      </w:r>
-      <w:r>
-        <w:rPr>
-          <w:rFonts w:ascii="Arial" w:hAnsi="Arial" w:cs="Arial"/>
-          <w:b/>
-          <w:bCs/>
-          <w:color w:val="4472C4" w:themeColor="accent5"/>
-          <w:sz w:val="24"/>
-          <w:szCs w:val="24"/>
-        </w:rPr>
-        <w:t>4</w:t>
-      </w:r>
-      <w:r>
-        <w:rPr>
-          <w:rFonts w:ascii="Arial" w:hAnsi="Arial" w:cs="Arial"/>
-          <w:b/>
-          <w:bCs/>
-          <w:color w:val="4472C4" w:themeColor="accent5"/>
-          <w:sz w:val="24"/>
-          <w:szCs w:val="24"/>
-        </w:rPr>
-        <w:t>/202</w:t>
-      </w:r>
-      <w:r>
-        <w:rPr>
-          <w:rFonts w:ascii="Arial" w:hAnsi="Arial" w:cs="Arial"/>
-          <w:b/>
-          <w:bCs/>
-          <w:color w:val="4472C4" w:themeColor="accent5"/>
-          <w:sz w:val="24"/>
-          <w:szCs w:val="24"/>
-        </w:rPr>
-        <w:t>6</w:t>
+        <w:t xml:space="preserve">The available Day/Night mode options have been corrected for </w:t>
+      </w:r>
+      <w:r>
+        <w:rPr>
+          <w:rFonts w:ascii="Arial" w:hAnsi="Arial" w:cs="Arial"/>
+          <w:color w:val="1F497D"/>
+          <w:sz w:val="18"/>
+          <w:szCs w:val="18"/>
+        </w:rPr>
+        <w:t xml:space="preserve">CAST Pro </w:t>
+      </w:r>
+      <w:r>
+        <w:rPr>
+          <w:rFonts w:ascii="Arial" w:hAnsi="Arial" w:cs="Arial"/>
+          <w:color w:val="1F497D"/>
+          <w:sz w:val="18"/>
+          <w:szCs w:val="18"/>
+        </w:rPr>
+        <w:t>multi detectors</w:t>
+      </w:r>
+      <w:r>
+        <w:rPr>
+          <w:rFonts w:ascii="Arial" w:hAnsi="Arial" w:cs="Arial"/>
+          <w:color w:val="1F497D"/>
+          <w:sz w:val="18"/>
+          <w:szCs w:val="18"/>
+        </w:rPr>
+        <w:t>.</w:t>
       </w:r>
     </w:p>
     <w:p>
@@ -602,23 +608,47 @@
         <w:contextualSpacing/>
         <w:rPr>
           <w:rFonts w:ascii="Arial" w:hAnsi="Arial" w:cs="Arial"/>
-          <w:b/>
-          <w:bCs/>
-          <w:color w:val="1F497D"/>
-          <w:sz w:val="18"/>
-          <w:szCs w:val="18"/>
-        </w:rPr>
-      </w:pPr>
-      <w:r>
-        <w:rPr>
-          <w:rFonts w:ascii="Arial" w:hAnsi="Arial" w:cs="Arial"/>
-          <w:b/>
-          <w:bCs/>
-          <w:color w:val="1F497D"/>
-          <w:sz w:val="18"/>
-          <w:szCs w:val="18"/>
-        </w:rPr>
-        <w:t>Fixes</w:t>
+          <w:color w:val="1F497D"/>
+          <w:sz w:val="18"/>
+          <w:szCs w:val="18"/>
+        </w:rPr>
+      </w:pPr>
+      <w:r>
+        <w:rPr>
+          <w:rFonts w:ascii="Arial" w:hAnsi="Arial" w:cs="Arial"/>
+          <w:color w:val="1F497D"/>
+          <w:sz w:val="18"/>
+          <w:szCs w:val="18"/>
+        </w:rPr>
+        <w:t>•</w:t>
+      </w:r>
+      <w:r>
+        <w:rPr>
+          <w:rFonts w:ascii="Arial" w:hAnsi="Arial" w:cs="Arial"/>
+          <w:color w:val="1F497D"/>
+          <w:sz w:val="18"/>
+          <w:szCs w:val="18"/>
+        </w:rPr>
+        <w:tab/>
+        <w:t xml:space="preserve">The </w:t>
+      </w:r>
+      <w:r>
+        <w:rPr>
+          <w:rFonts w:ascii="Arial" w:hAnsi="Arial" w:cs="Arial"/>
+          <w:color w:val="1F497D"/>
+          <w:sz w:val="18"/>
+          <w:szCs w:val="18"/>
+        </w:rPr>
+        <w:t>app’s Maximise W</w:t>
+      </w:r>
+      <w:r>
+        <w:rPr>
+          <w:rFonts w:ascii="Arial" w:hAnsi="Arial" w:cs="Arial"/>
+          <w:color w:val="1F497D"/>
+          <w:sz w:val="18"/>
+          <w:szCs w:val="18"/>
+        </w:rPr>
+        <w:t>indow button now works correctly.</w:t>
       </w:r>
     </w:p>
     <w:p>
@@ -641,113 +671,128 @@
           <w:szCs w:val="18"/>
         </w:rPr>
       </w:pPr>
-      <w:r>
-        <w:rPr>
-          <w:rFonts w:ascii="Arial" w:hAnsi="Arial" w:cs="Arial"/>
-          <w:color w:val="1F497D"/>
-          <w:sz w:val="18"/>
-          <w:szCs w:val="18"/>
-        </w:rPr>
-        <w:t>•</w:t>
-      </w:r>
-      <w:r>
-        <w:rPr>
-          <w:rFonts w:ascii="Arial" w:hAnsi="Arial" w:cs="Arial"/>
-          <w:color w:val="1F497D"/>
-          <w:sz w:val="18"/>
-          <w:szCs w:val="18"/>
+    </w:p>
+    <w:p>
+      <w:pPr>
+        <w:tabs>
+          <w:tab w:val="left" w:pos="993"/>
+        </w:tabs>
+        <w:rPr>
+          <w:rFonts w:ascii="Arial" w:hAnsi="Arial" w:cs="Arial"/>
+          <w:color w:val="9CC2E5" w:themeColor="accent1" w:themeTint="99"/>
+          <w:sz w:val="16"/>
+          <w:szCs w:val="16"/>
+        </w:rPr>
+      </w:pPr>
+      <w:r>
+        <w:rPr>
+          <w:rFonts w:ascii="Arial" w:hAnsi="Arial" w:cs="Arial"/>
+          <w:b/>
+          <w:bCs/>
+          <w:color w:val="4472C4" w:themeColor="accent5"/>
+          <w:sz w:val="24"/>
+          <w:szCs w:val="24"/>
+        </w:rPr>
+        <w:t>v8.1.</w:t>
+      </w:r>
+      <w:r>
+        <w:rPr>
+          <w:rFonts w:ascii="Arial" w:hAnsi="Arial" w:cs="Arial"/>
+          <w:b/>
+          <w:bCs/>
+          <w:color w:val="4472C4" w:themeColor="accent5"/>
+          <w:sz w:val="24"/>
+          <w:szCs w:val="24"/>
+        </w:rPr>
+        <w:t>1</w:t>
+      </w:r>
+      <w:r>
+        <w:rPr>
+          <w:rFonts w:ascii="Arial" w:hAnsi="Arial" w:cs="Arial"/>
+          <w:b/>
+          <w:bCs/>
+          <w:color w:val="4472C4" w:themeColor="accent5"/>
+          <w:sz w:val="24"/>
+          <w:szCs w:val="24"/>
+        </w:rPr>
+        <w:t>4</w:t>
+      </w:r>
+      <w:r>
+        <w:rPr>
+          <w:rFonts w:ascii="Arial" w:hAnsi="Arial" w:cs="Arial"/>
+          <w:b/>
+          <w:bCs/>
+          <w:color w:val="4472C4" w:themeColor="accent5"/>
+          <w:sz w:val="24"/>
+          <w:szCs w:val="24"/>
         </w:rPr>
         <w:tab/>
       </w:r>
       <w:r>
         <w:rPr>
           <w:rFonts w:ascii="Arial" w:hAnsi="Arial" w:cs="Arial"/>
-          <w:color w:val="1F497D"/>
-          <w:sz w:val="18"/>
-          <w:szCs w:val="18"/>
-        </w:rPr>
-        <w:t xml:space="preserve">The data for </w:t>
-      </w:r>
-      <w:r>
-        <w:rPr>
-          <w:rFonts w:ascii="Arial" w:hAnsi="Arial" w:cs="Arial"/>
-          <w:color w:val="1F497D"/>
-          <w:sz w:val="18"/>
-          <w:szCs w:val="18"/>
-        </w:rPr>
-        <w:t>‘</w:t>
-      </w:r>
-      <w:r>
-        <w:rPr>
-          <w:rFonts w:ascii="Arial" w:hAnsi="Arial" w:cs="Arial"/>
-          <w:color w:val="1F497D"/>
-          <w:sz w:val="18"/>
-          <w:szCs w:val="18"/>
-        </w:rPr>
-        <w:t>e</w:t>
-      </w:r>
-      <w:r>
-        <w:rPr>
-          <w:rFonts w:ascii="Arial" w:hAnsi="Arial" w:cs="Arial"/>
-          <w:color w:val="1F497D"/>
-          <w:sz w:val="18"/>
-          <w:szCs w:val="18"/>
-        </w:rPr>
-        <w:t xml:space="preserve">mpty’ device slots are now set with </w:t>
-      </w:r>
-      <w:r>
-        <w:rPr>
-          <w:rFonts w:ascii="Arial" w:hAnsi="Arial" w:cs="Arial"/>
-          <w:color w:val="1F497D"/>
-          <w:sz w:val="18"/>
-          <w:szCs w:val="18"/>
-        </w:rPr>
-        <w:t>specified</w:t>
-      </w:r>
-      <w:r>
-        <w:rPr>
-          <w:rFonts w:ascii="Arial" w:hAnsi="Arial" w:cs="Arial"/>
-          <w:color w:val="1F497D"/>
-          <w:sz w:val="18"/>
-          <w:szCs w:val="18"/>
-        </w:rPr>
-        <w:t xml:space="preserve"> default values.  This</w:t>
-      </w:r>
-      <w:r>
-        <w:rPr>
-          <w:rFonts w:ascii="Arial" w:hAnsi="Arial" w:cs="Arial"/>
-          <w:color w:val="1F497D"/>
-          <w:sz w:val="18"/>
-          <w:szCs w:val="18"/>
-        </w:rPr>
-        <w:t xml:space="preserve"> is to correct </w:t>
-      </w:r>
-      <w:r>
-        <w:rPr>
-          <w:rFonts w:ascii="Arial" w:hAnsi="Arial" w:cs="Arial"/>
-          <w:color w:val="1F497D"/>
-          <w:sz w:val="18"/>
-          <w:szCs w:val="18"/>
-        </w:rPr>
-        <w:t xml:space="preserve">an issue where Apollo I/O units were </w:t>
-      </w:r>
-      <w:r>
-        <w:rPr>
-          <w:rFonts w:ascii="Arial" w:hAnsi="Arial" w:cs="Arial"/>
-          <w:color w:val="1F497D"/>
-          <w:sz w:val="18"/>
-          <w:szCs w:val="18"/>
-        </w:rPr>
-        <w:t xml:space="preserve">incorrectly </w:t>
-      </w:r>
-      <w:r>
-        <w:rPr>
-          <w:rFonts w:ascii="Arial" w:hAnsi="Arial" w:cs="Arial"/>
-          <w:color w:val="1F497D"/>
-          <w:sz w:val="18"/>
-          <w:szCs w:val="18"/>
-        </w:rPr>
-        <w:t>resetting on Silence.</w:t>
+          <w:b/>
+          <w:bCs/>
+          <w:color w:val="4472C4" w:themeColor="accent5"/>
+          <w:sz w:val="24"/>
+          <w:szCs w:val="24"/>
+        </w:rPr>
+        <w:t>01</w:t>
+      </w:r>
+      <w:r>
+        <w:rPr>
+          <w:rFonts w:ascii="Arial" w:hAnsi="Arial" w:cs="Arial"/>
+          <w:b/>
+          <w:bCs/>
+          <w:color w:val="4472C4" w:themeColor="accent5"/>
+          <w:sz w:val="24"/>
+          <w:szCs w:val="24"/>
+        </w:rPr>
+        <w:t>/</w:t>
+      </w:r>
+      <w:r>
+        <w:rPr>
+          <w:rFonts w:ascii="Arial" w:hAnsi="Arial" w:cs="Arial"/>
+          <w:b/>
+          <w:bCs/>
+          <w:color w:val="4472C4" w:themeColor="accent5"/>
+          <w:sz w:val="24"/>
+          <w:szCs w:val="24"/>
+        </w:rPr>
+        <w:t>0</w:t>
+      </w:r>
+      <w:r>
+        <w:rPr>
+          <w:rFonts w:ascii="Arial" w:hAnsi="Arial" w:cs="Arial"/>
+          <w:b/>
+          <w:bCs/>
+          <w:color w:val="4472C4" w:themeColor="accent5"/>
+          <w:sz w:val="24"/>
+          <w:szCs w:val="24"/>
+        </w:rPr>
+        <w:t>4</w:t>
+      </w:r>
+      <w:r>
+        <w:rPr>
+          <w:rFonts w:ascii="Arial" w:hAnsi="Arial" w:cs="Arial"/>
+          <w:b/>
+          <w:bCs/>
+          <w:color w:val="4472C4" w:themeColor="accent5"/>
+          <w:sz w:val="24"/>
+          <w:szCs w:val="24"/>
+        </w:rPr>
+        <w:t>/202</w:t>
+      </w:r>
+      <w:r>
+        <w:rPr>
+          <w:rFonts w:ascii="Arial" w:hAnsi="Arial" w:cs="Arial"/>
+          <w:b/>
+          <w:bCs/>
+          <w:color w:val="4472C4" w:themeColor="accent5"/>
+          <w:sz w:val="24"/>
+          <w:szCs w:val="24"/>
+        </w:rPr>
+        <w:t>6</w:t>
       </w:r>
     </w:p>
     <w:p>
@@ -765,46 +810,23 @@
         <w:contextualSpacing/>
         <w:rPr>
           <w:rFonts w:ascii="Arial" w:hAnsi="Arial" w:cs="Arial"/>
-          <w:color w:val="1F497D"/>
-          <w:sz w:val="18"/>
-          <w:szCs w:val="18"/>
-        </w:rPr>
-      </w:pPr>
-      <w:r>
-        <w:rPr>
-          <w:rFonts w:ascii="Arial" w:hAnsi="Arial" w:cs="Arial"/>
-          <w:color w:val="1F497D"/>
-          <w:sz w:val="18"/>
-          <w:szCs w:val="18"/>
-        </w:rPr>
-        <w:t>•</w:t>
-      </w:r>
-      <w:r>
-        <w:rPr>
-          <w:rFonts w:ascii="Arial" w:hAnsi="Arial" w:cs="Arial"/>
-          <w:color w:val="1F497D"/>
-          <w:sz w:val="18"/>
-          <w:szCs w:val="18"/>
-        </w:rPr>
-        <w:tab/>
-      </w:r>
-      <w:r>
-        <w:rPr>
-          <w:rFonts w:ascii="Arial" w:hAnsi="Arial" w:cs="Arial"/>
-          <w:color w:val="1F497D"/>
-          <w:sz w:val="18"/>
-          <w:szCs w:val="18"/>
-        </w:rPr>
-        <w:t>The Site Details page was not showing recalibration or day/night times when reading from a config that was created by the old XFP tools</w:t>
-      </w:r>
-      <w:r>
-        <w:rPr>
-          <w:rFonts w:ascii="Arial" w:hAnsi="Arial" w:cs="Arial"/>
-          <w:color w:val="1F497D"/>
-          <w:sz w:val="18"/>
-          <w:szCs w:val="18"/>
-        </w:rPr>
-        <w:t>.</w:t>
+          <w:b/>
+          <w:bCs/>
+          <w:color w:val="1F497D"/>
+          <w:sz w:val="18"/>
+          <w:szCs w:val="18"/>
+        </w:rPr>
+      </w:pPr>
+      <w:r>
+        <w:rPr>
+          <w:rFonts w:ascii="Arial" w:hAnsi="Arial" w:cs="Arial"/>
+          <w:b/>
+          <w:bCs/>
+          <w:color w:val="1F497D"/>
+          <w:sz w:val="18"/>
+          <w:szCs w:val="18"/>
+        </w:rPr>
+        <w:t>Fixes</w:t>
       </w:r>
     </w:p>
     <w:p>
@@ -827,106 +849,113 @@
           <w:szCs w:val="18"/>
         </w:rPr>
       </w:pPr>
-    </w:p>
-    <w:p>
-      <w:pPr>
-        <w:tabs>
-          <w:tab w:val="left" w:pos="993"/>
-        </w:tabs>
-        <w:rPr>
-          <w:rFonts w:ascii="Arial" w:hAnsi="Arial" w:cs="Arial"/>
-          <w:color w:val="9CC2E5" w:themeColor="accent1" w:themeTint="99"/>
-          <w:sz w:val="16"/>
-          <w:szCs w:val="16"/>
-        </w:rPr>
-      </w:pPr>
-      <w:r>
-        <w:rPr>
-          <w:rFonts w:ascii="Arial" w:hAnsi="Arial" w:cs="Arial"/>
-          <w:b/>
-          <w:bCs/>
-          <w:color w:val="4472C4" w:themeColor="accent5"/>
-          <w:sz w:val="24"/>
-          <w:szCs w:val="24"/>
-        </w:rPr>
-        <w:t>v8.1.</w:t>
-      </w:r>
-      <w:r>
-        <w:rPr>
-          <w:rFonts w:ascii="Arial" w:hAnsi="Arial" w:cs="Arial"/>
-          <w:b/>
-          <w:bCs/>
-          <w:color w:val="4472C4" w:themeColor="accent5"/>
-          <w:sz w:val="24"/>
-          <w:szCs w:val="24"/>
-        </w:rPr>
-        <w:t>10</w:t>
-      </w:r>
-      <w:r>
-        <w:rPr>
-          <w:rFonts w:ascii="Arial" w:hAnsi="Arial" w:cs="Arial"/>
-          <w:b/>
-          <w:bCs/>
-          <w:color w:val="4472C4" w:themeColor="accent5"/>
-          <w:sz w:val="24"/>
-          <w:szCs w:val="24"/>
+      <w:r>
+        <w:rPr>
+          <w:rFonts w:ascii="Arial" w:hAnsi="Arial" w:cs="Arial"/>
+          <w:color w:val="1F497D"/>
+          <w:sz w:val="18"/>
+          <w:szCs w:val="18"/>
+        </w:rPr>
+        <w:t>•</w:t>
+      </w:r>
+      <w:r>
+        <w:rPr>
+          <w:rFonts w:ascii="Arial" w:hAnsi="Arial" w:cs="Arial"/>
+          <w:color w:val="1F497D"/>
+          <w:sz w:val="18"/>
+          <w:szCs w:val="18"/>
         </w:rPr>
         <w:tab/>
       </w:r>
       <w:r>
         <w:rPr>
           <w:rFonts w:ascii="Arial" w:hAnsi="Arial" w:cs="Arial"/>
-          <w:b/>
-          <w:bCs/>
-          <w:color w:val="4472C4" w:themeColor="accent5"/>
-          <w:sz w:val="24"/>
-          <w:szCs w:val="24"/>
-        </w:rPr>
-        <w:t>16</w:t>
-      </w:r>
-      <w:r>
-        <w:rPr>
-          <w:rFonts w:ascii="Arial" w:hAnsi="Arial" w:cs="Arial"/>
-          <w:b/>
-          <w:bCs/>
-          <w:color w:val="4472C4" w:themeColor="accent5"/>
-          <w:sz w:val="24"/>
-          <w:szCs w:val="24"/>
-        </w:rPr>
-        <w:t>/</w:t>
-      </w:r>
-      <w:r>
-        <w:rPr>
-          <w:rFonts w:ascii="Arial" w:hAnsi="Arial" w:cs="Arial"/>
-          <w:b/>
-          <w:bCs/>
-          <w:color w:val="4472C4" w:themeColor="accent5"/>
-          <w:sz w:val="24"/>
-          <w:szCs w:val="24"/>
-        </w:rPr>
-        <w:t>02</w:t>
-      </w:r>
-      <w:r>
-        <w:rPr>
-          <w:rFonts w:ascii="Arial" w:hAnsi="Arial" w:cs="Arial"/>
-          <w:b/>
-          <w:bCs/>
-          <w:color w:val="4472C4" w:themeColor="accent5"/>
-          <w:sz w:val="24"/>
-          <w:szCs w:val="24"/>
-        </w:rPr>
-        <w:t>/202</w:t>
-      </w:r>
-      <w:r>
-        <w:rPr>
-          <w:rFonts w:ascii="Arial" w:hAnsi="Arial" w:cs="Arial"/>
-          <w:b/>
-          <w:bCs/>
-          <w:color w:val="4472C4" w:themeColor="accent5"/>
-          <w:sz w:val="24"/>
-          <w:szCs w:val="24"/>
-        </w:rPr>
-        <w:t>6</w:t>
+          <w:color w:val="1F497D"/>
+          <w:sz w:val="18"/>
+          <w:szCs w:val="18"/>
+        </w:rPr>
+        <w:t xml:space="preserve">The data for </w:t>
+      </w:r>
+      <w:r>
+        <w:rPr>
+          <w:rFonts w:ascii="Arial" w:hAnsi="Arial" w:cs="Arial"/>
+          <w:color w:val="1F497D"/>
+          <w:sz w:val="18"/>
+          <w:szCs w:val="18"/>
+        </w:rPr>
+        <w:t>‘</w:t>
+      </w:r>
+      <w:r>
+        <w:rPr>
+          <w:rFonts w:ascii="Arial" w:hAnsi="Arial" w:cs="Arial"/>
+          <w:color w:val="1F497D"/>
+          <w:sz w:val="18"/>
+          <w:szCs w:val="18"/>
+        </w:rPr>
+        <w:t>e</w:t>
+      </w:r>
+      <w:r>
+        <w:rPr>
+          <w:rFonts w:ascii="Arial" w:hAnsi="Arial" w:cs="Arial"/>
+          <w:color w:val="1F497D"/>
+          <w:sz w:val="18"/>
+          <w:szCs w:val="18"/>
+        </w:rPr>
+        <w:t xml:space="preserve">mpty’ device slots are now set with </w:t>
+      </w:r>
+      <w:r>
+        <w:rPr>
+          <w:rFonts w:ascii="Arial" w:hAnsi="Arial" w:cs="Arial"/>
+          <w:color w:val="1F497D"/>
+          <w:sz w:val="18"/>
+          <w:szCs w:val="18"/>
+        </w:rPr>
+        <w:t>specified</w:t>
+      </w:r>
+      <w:r>
+        <w:rPr>
+          <w:rFonts w:ascii="Arial" w:hAnsi="Arial" w:cs="Arial"/>
+          <w:color w:val="1F497D"/>
+          <w:sz w:val="18"/>
+          <w:szCs w:val="18"/>
+        </w:rPr>
+        <w:t xml:space="preserve"> default values.  This</w:t>
+      </w:r>
+      <w:r>
+        <w:rPr>
+          <w:rFonts w:ascii="Arial" w:hAnsi="Arial" w:cs="Arial"/>
+          <w:color w:val="1F497D"/>
+          <w:sz w:val="18"/>
+          <w:szCs w:val="18"/>
+        </w:rPr>
+        <w:t xml:space="preserve"> is to correct </w:t>
+      </w:r>
+      <w:r>
+        <w:rPr>
+          <w:rFonts w:ascii="Arial" w:hAnsi="Arial" w:cs="Arial"/>
+          <w:color w:val="1F497D"/>
+          <w:sz w:val="18"/>
+          <w:szCs w:val="18"/>
+        </w:rPr>
+        <w:t xml:space="preserve">an issue where Apollo I/O units were </w:t>
+      </w:r>
+      <w:r>
+        <w:rPr>
+          <w:rFonts w:ascii="Arial" w:hAnsi="Arial" w:cs="Arial"/>
+          <w:color w:val="1F497D"/>
+          <w:sz w:val="18"/>
+          <w:szCs w:val="18"/>
+        </w:rPr>
+        <w:t xml:space="preserve">incorrectly </w:t>
+      </w:r>
+      <w:r>
+        <w:rPr>
+          <w:rFonts w:ascii="Arial" w:hAnsi="Arial" w:cs="Arial"/>
+          <w:color w:val="1F497D"/>
+          <w:sz w:val="18"/>
+          <w:szCs w:val="18"/>
+        </w:rPr>
+        <w:t>resetting on Silence.</w:t>
       </w:r>
     </w:p>
     <w:p>
@@ -944,23 +973,46 @@
         <w:contextualSpacing/>
         <w:rPr>
           <w:rFonts w:ascii="Arial" w:hAnsi="Arial" w:cs="Arial"/>
-          <w:b/>
-          <w:bCs/>
-          <w:color w:val="1F497D"/>
-          <w:sz w:val="18"/>
-          <w:szCs w:val="18"/>
-        </w:rPr>
-      </w:pPr>
-      <w:r>
-        <w:rPr>
-          <w:rFonts w:ascii="Arial" w:hAnsi="Arial" w:cs="Arial"/>
-          <w:b/>
-          <w:bCs/>
-          <w:color w:val="1F497D"/>
-          <w:sz w:val="18"/>
-          <w:szCs w:val="18"/>
-        </w:rPr>
-        <w:t>New features</w:t>
+          <w:color w:val="1F497D"/>
+          <w:sz w:val="18"/>
+          <w:szCs w:val="18"/>
+        </w:rPr>
+      </w:pPr>
+      <w:r>
+        <w:rPr>
+          <w:rFonts w:ascii="Arial" w:hAnsi="Arial" w:cs="Arial"/>
+          <w:color w:val="1F497D"/>
+          <w:sz w:val="18"/>
+          <w:szCs w:val="18"/>
+        </w:rPr>
+        <w:t>•</w:t>
+      </w:r>
+      <w:r>
+        <w:rPr>
+          <w:rFonts w:ascii="Arial" w:hAnsi="Arial" w:cs="Arial"/>
+          <w:color w:val="1F497D"/>
+          <w:sz w:val="18"/>
+          <w:szCs w:val="18"/>
+        </w:rPr>
+        <w:tab/>
+      </w:r>
+      <w:r>
+        <w:rPr>
+          <w:rFonts w:ascii="Arial" w:hAnsi="Arial" w:cs="Arial"/>
+          <w:color w:val="1F497D"/>
+          <w:sz w:val="18"/>
+          <w:szCs w:val="18"/>
+        </w:rPr>
+        <w:t>The Site Details page was not showing recalibration or day/night times when reading from a config that was created by the old XFP tools</w:t>
+      </w:r>
+      <w:r>
+        <w:rPr>
+          <w:rFonts w:ascii="Arial" w:hAnsi="Arial" w:cs="Arial"/>
+          <w:color w:val="1F497D"/>
+          <w:sz w:val="18"/>
+          <w:szCs w:val="18"/>
+        </w:rPr>
+        <w:t>.</w:t>
       </w:r>
     </w:p>
     <w:p>
@@ -983,41 +1035,106 @@
           <w:szCs w:val="18"/>
         </w:rPr>
       </w:pPr>
-      <w:r>
-        <w:rPr>
-          <w:rFonts w:ascii="Arial" w:hAnsi="Arial" w:cs="Arial"/>
-          <w:color w:val="1F497D"/>
-          <w:sz w:val="18"/>
-          <w:szCs w:val="18"/>
-        </w:rPr>
-        <w:t>•</w:t>
-      </w:r>
-      <w:r>
-        <w:rPr>
-          <w:rFonts w:ascii="Arial" w:hAnsi="Arial" w:cs="Arial"/>
-          <w:color w:val="1F497D"/>
-          <w:sz w:val="18"/>
-          <w:szCs w:val="18"/>
+    </w:p>
+    <w:p>
+      <w:pPr>
+        <w:tabs>
+          <w:tab w:val="left" w:pos="993"/>
+        </w:tabs>
+        <w:rPr>
+          <w:rFonts w:ascii="Arial" w:hAnsi="Arial" w:cs="Arial"/>
+          <w:color w:val="9CC2E5" w:themeColor="accent1" w:themeTint="99"/>
+          <w:sz w:val="16"/>
+          <w:szCs w:val="16"/>
+        </w:rPr>
+      </w:pPr>
+      <w:r>
+        <w:rPr>
+          <w:rFonts w:ascii="Arial" w:hAnsi="Arial" w:cs="Arial"/>
+          <w:b/>
+          <w:bCs/>
+          <w:color w:val="4472C4" w:themeColor="accent5"/>
+          <w:sz w:val="24"/>
+          <w:szCs w:val="24"/>
+        </w:rPr>
+        <w:t>v8.1.</w:t>
+      </w:r>
+      <w:r>
+        <w:rPr>
+          <w:rFonts w:ascii="Arial" w:hAnsi="Arial" w:cs="Arial"/>
+          <w:b/>
+          <w:bCs/>
+          <w:color w:val="4472C4" w:themeColor="accent5"/>
+          <w:sz w:val="24"/>
+          <w:szCs w:val="24"/>
+        </w:rPr>
+        <w:t>10</w:t>
+      </w:r>
+      <w:r>
+        <w:rPr>
+          <w:rFonts w:ascii="Arial" w:hAnsi="Arial" w:cs="Arial"/>
+          <w:b/>
+          <w:bCs/>
+          <w:color w:val="4472C4" w:themeColor="accent5"/>
+          <w:sz w:val="24"/>
+          <w:szCs w:val="24"/>
         </w:rPr>
         <w:tab/>
       </w:r>
       <w:r>
         <w:rPr>
           <w:rFonts w:ascii="Arial" w:hAnsi="Arial" w:cs="Arial"/>
-          <w:color w:val="1F497D"/>
-          <w:sz w:val="18"/>
-          <w:szCs w:val="18"/>
-        </w:rPr>
-        <w:t>Support for Spanish language has</w:t>
-      </w:r>
-      <w:r>
-        <w:rPr>
-          <w:rFonts w:ascii="Arial" w:hAnsi="Arial" w:cs="Arial"/>
-          <w:color w:val="1F497D"/>
-          <w:sz w:val="18"/>
-          <w:szCs w:val="18"/>
-        </w:rPr>
-        <w:t xml:space="preserve"> been added.</w:t>
+          <w:b/>
+          <w:bCs/>
+          <w:color w:val="4472C4" w:themeColor="accent5"/>
+          <w:sz w:val="24"/>
+          <w:szCs w:val="24"/>
+        </w:rPr>
+        <w:t>16</w:t>
+      </w:r>
+      <w:r>
+        <w:rPr>
+          <w:rFonts w:ascii="Arial" w:hAnsi="Arial" w:cs="Arial"/>
+          <w:b/>
+          <w:bCs/>
+          <w:color w:val="4472C4" w:themeColor="accent5"/>
+          <w:sz w:val="24"/>
+          <w:szCs w:val="24"/>
+        </w:rPr>
+        <w:t>/</w:t>
+      </w:r>
+      <w:r>
+        <w:rPr>
+          <w:rFonts w:ascii="Arial" w:hAnsi="Arial" w:cs="Arial"/>
+          <w:b/>
+          <w:bCs/>
+          <w:color w:val="4472C4" w:themeColor="accent5"/>
+          <w:sz w:val="24"/>
+          <w:szCs w:val="24"/>
+        </w:rPr>
+        <w:t>02</w:t>
+      </w:r>
+      <w:r>
+        <w:rPr>
+          <w:rFonts w:ascii="Arial" w:hAnsi="Arial" w:cs="Arial"/>
+          <w:b/>
+          <w:bCs/>
+          <w:color w:val="4472C4" w:themeColor="accent5"/>
+          <w:sz w:val="24"/>
+          <w:szCs w:val="24"/>
+        </w:rPr>
+        <w:t>/202</w:t>
+      </w:r>
+      <w:r>
+        <w:rPr>
+          <w:rFonts w:ascii="Arial" w:hAnsi="Arial" w:cs="Arial"/>
+          <w:b/>
+          <w:bCs/>
+          <w:color w:val="4472C4" w:themeColor="accent5"/>
+          <w:sz w:val="24"/>
+          <w:szCs w:val="24"/>
+        </w:rPr>
+        <w:t>6</w:t>
       </w:r>
     </w:p>
     <w:p>
@@ -1035,111 +1152,23 @@
         <w:contextualSpacing/>
         <w:rPr>
           <w:rFonts w:ascii="Arial" w:hAnsi="Arial" w:cs="Arial"/>
-          <w:color w:val="1F497D"/>
-          <w:sz w:val="18"/>
-          <w:szCs w:val="18"/>
-        </w:rPr>
-      </w:pPr>
-    </w:p>
-    <w:p>
-      <w:pPr>
-        <w:tabs>
-          <w:tab w:val="left" w:pos="993"/>
-        </w:tabs>
-        <w:rPr>
-          <w:rFonts w:ascii="Arial" w:hAnsi="Arial" w:cs="Arial"/>
-          <w:color w:val="9CC2E5" w:themeColor="accent1" w:themeTint="99"/>
-          <w:sz w:val="16"/>
-          <w:szCs w:val="16"/>
-        </w:rPr>
-      </w:pPr>
-      <w:r>
-        <w:rPr>
-          <w:rFonts w:ascii="Arial" w:hAnsi="Arial" w:cs="Arial"/>
-          <w:b/>
-          <w:bCs/>
-          <w:color w:val="4472C4" w:themeColor="accent5"/>
-          <w:sz w:val="24"/>
-          <w:szCs w:val="24"/>
-        </w:rPr>
-        <w:t>v8.1.</w:t>
-      </w:r>
-      <w:r>
-        <w:rPr>
-          <w:rFonts w:ascii="Arial" w:hAnsi="Arial" w:cs="Arial"/>
-          <w:b/>
-          <w:bCs/>
-          <w:color w:val="4472C4" w:themeColor="accent5"/>
-          <w:sz w:val="24"/>
-          <w:szCs w:val="24"/>
-        </w:rPr>
-        <w:t>9</w:t>
-      </w:r>
-      <w:r>
-        <w:rPr>
-          <w:rFonts w:ascii="Arial" w:hAnsi="Arial" w:cs="Arial"/>
-          <w:b/>
-          <w:bCs/>
-          <w:color w:val="4472C4" w:themeColor="accent5"/>
-          <w:sz w:val="24"/>
-          <w:szCs w:val="24"/>
-        </w:rPr>
-        <w:tab/>
-      </w:r>
-      <w:r>
-        <w:rPr>
-          <w:rFonts w:ascii="Arial" w:hAnsi="Arial" w:cs="Arial"/>
-          <w:b/>
-          <w:bCs/>
-          <w:color w:val="4472C4" w:themeColor="accent5"/>
-          <w:sz w:val="24"/>
-          <w:szCs w:val="24"/>
-        </w:rPr>
-        <w:t>2</w:t>
-      </w:r>
-      <w:r>
-        <w:rPr>
-          <w:rFonts w:ascii="Arial" w:hAnsi="Arial" w:cs="Arial"/>
-          <w:b/>
-          <w:bCs/>
-          <w:color w:val="4472C4" w:themeColor="accent5"/>
-          <w:sz w:val="24"/>
-          <w:szCs w:val="24"/>
-        </w:rPr>
-        <w:t>4</w:t>
-      </w:r>
-      <w:r>
-        <w:rPr>
-          <w:rFonts w:ascii="Arial" w:hAnsi="Arial" w:cs="Arial"/>
-          <w:b/>
-          <w:bCs/>
-          <w:color w:val="4472C4" w:themeColor="accent5"/>
-          <w:sz w:val="24"/>
-          <w:szCs w:val="24"/>
-        </w:rPr>
-        <w:t>/</w:t>
-      </w:r>
-      <w:r>
-        <w:rPr>
-          <w:rFonts w:ascii="Arial" w:hAnsi="Arial" w:cs="Arial"/>
-          <w:b/>
-          <w:bCs/>
-          <w:color w:val="4472C4" w:themeColor="accent5"/>
-          <w:sz w:val="24"/>
-          <w:szCs w:val="24"/>
-        </w:rPr>
-        <w:t>12</w:t>
-      </w:r>
-      <w:r>
-        <w:rPr>
-          <w:rFonts w:ascii="Arial" w:hAnsi="Arial" w:cs="Arial"/>
-          <w:b/>
-          <w:bCs/>
-          <w:color w:val="4472C4" w:themeColor="accent5"/>
-          <w:sz w:val="24"/>
-          <w:szCs w:val="24"/>
-        </w:rPr>
-        <w:t>/2025</w:t>
+          <w:b/>
+          <w:bCs/>
+          <w:color w:val="1F497D"/>
+          <w:sz w:val="18"/>
+          <w:szCs w:val="18"/>
+        </w:rPr>
+      </w:pPr>
+      <w:r>
+        <w:rPr>
+          <w:rFonts w:ascii="Arial" w:hAnsi="Arial" w:cs="Arial"/>
+          <w:b/>
+          <w:bCs/>
+          <w:color w:val="1F497D"/>
+          <w:sz w:val="18"/>
+          <w:szCs w:val="18"/>
+        </w:rPr>
+        <w:t>New features</w:t>
       </w:r>
     </w:p>
     <w:p>
@@ -1157,23 +1186,46 @@
         <w:contextualSpacing/>
         <w:rPr>
           <w:rFonts w:ascii="Arial" w:hAnsi="Arial" w:cs="Arial"/>
-          <w:b/>
-          <w:bCs/>
-          <w:color w:val="1F497D"/>
-          <w:sz w:val="18"/>
-          <w:szCs w:val="18"/>
-        </w:rPr>
-      </w:pPr>
-      <w:r>
-        <w:rPr>
-          <w:rFonts w:ascii="Arial" w:hAnsi="Arial" w:cs="Arial"/>
-          <w:b/>
-          <w:bCs/>
-          <w:color w:val="1F497D"/>
-          <w:sz w:val="18"/>
-          <w:szCs w:val="18"/>
-        </w:rPr>
-        <w:t>New features</w:t>
+          <w:color w:val="1F497D"/>
+          <w:sz w:val="18"/>
+          <w:szCs w:val="18"/>
+        </w:rPr>
+      </w:pPr>
+      <w:r>
+        <w:rPr>
+          <w:rFonts w:ascii="Arial" w:hAnsi="Arial" w:cs="Arial"/>
+          <w:color w:val="1F497D"/>
+          <w:sz w:val="18"/>
+          <w:szCs w:val="18"/>
+        </w:rPr>
+        <w:t>•</w:t>
+      </w:r>
+      <w:r>
+        <w:rPr>
+          <w:rFonts w:ascii="Arial" w:hAnsi="Arial" w:cs="Arial"/>
+          <w:color w:val="1F497D"/>
+          <w:sz w:val="18"/>
+          <w:szCs w:val="18"/>
+        </w:rPr>
+        <w:tab/>
+      </w:r>
+      <w:r>
+        <w:rPr>
+          <w:rFonts w:ascii="Arial" w:hAnsi="Arial" w:cs="Arial"/>
+          <w:color w:val="1F497D"/>
+          <w:sz w:val="18"/>
+          <w:szCs w:val="18"/>
+        </w:rPr>
+        <w:t>Support for Spanish language has</w:t>
+      </w:r>
+      <w:r>
+        <w:rPr>
+          <w:rFonts w:ascii="Arial" w:hAnsi="Arial" w:cs="Arial"/>
+          <w:color w:val="1F497D"/>
+          <w:sz w:val="18"/>
+          <w:szCs w:val="18"/>
+        </w:rPr>
+        <w:t xml:space="preserve"> been added.</w:t>
       </w:r>
     </w:p>
     <w:p>
@@ -1196,24 +1248,106 @@
           <w:szCs w:val="18"/>
         </w:rPr>
       </w:pPr>
-      <w:r>
-        <w:rPr>
-          <w:rFonts w:ascii="Arial" w:hAnsi="Arial" w:cs="Arial"/>
-          <w:color w:val="1F497D"/>
-          <w:sz w:val="18"/>
-          <w:szCs w:val="18"/>
-        </w:rPr>
-        <w:t>•</w:t>
-      </w:r>
-      <w:r>
-        <w:rPr>
-          <w:rFonts w:ascii="Arial" w:hAnsi="Arial" w:cs="Arial"/>
-          <w:color w:val="1F497D"/>
-          <w:sz w:val="18"/>
-          <w:szCs w:val="18"/>
+    </w:p>
+    <w:p>
+      <w:pPr>
+        <w:tabs>
+          <w:tab w:val="left" w:pos="993"/>
+        </w:tabs>
+        <w:rPr>
+          <w:rFonts w:ascii="Arial" w:hAnsi="Arial" w:cs="Arial"/>
+          <w:color w:val="9CC2E5" w:themeColor="accent1" w:themeTint="99"/>
+          <w:sz w:val="16"/>
+          <w:szCs w:val="16"/>
+        </w:rPr>
+      </w:pPr>
+      <w:r>
+        <w:rPr>
+          <w:rFonts w:ascii="Arial" w:hAnsi="Arial" w:cs="Arial"/>
+          <w:b/>
+          <w:bCs/>
+          <w:color w:val="4472C4" w:themeColor="accent5"/>
+          <w:sz w:val="24"/>
+          <w:szCs w:val="24"/>
+        </w:rPr>
+        <w:t>v8.1.</w:t>
+      </w:r>
+      <w:r>
+        <w:rPr>
+          <w:rFonts w:ascii="Arial" w:hAnsi="Arial" w:cs="Arial"/>
+          <w:b/>
+          <w:bCs/>
+          <w:color w:val="4472C4" w:themeColor="accent5"/>
+          <w:sz w:val="24"/>
+          <w:szCs w:val="24"/>
+        </w:rPr>
+        <w:t>9</w:t>
+      </w:r>
+      <w:r>
+        <w:rPr>
+          <w:rFonts w:ascii="Arial" w:hAnsi="Arial" w:cs="Arial"/>
+          <w:b/>
+          <w:bCs/>
+          <w:color w:val="4472C4" w:themeColor="accent5"/>
+          <w:sz w:val="24"/>
+          <w:szCs w:val="24"/>
         </w:rPr>
         <w:tab/>
-        <w:t>The new CAST Pro devices have been added.</w:t>
+      </w:r>
+      <w:r>
+        <w:rPr>
+          <w:rFonts w:ascii="Arial" w:hAnsi="Arial" w:cs="Arial"/>
+          <w:b/>
+          <w:bCs/>
+          <w:color w:val="4472C4" w:themeColor="accent5"/>
+          <w:sz w:val="24"/>
+          <w:szCs w:val="24"/>
+        </w:rPr>
+        <w:t>2</w:t>
+      </w:r>
+      <w:r>
+        <w:rPr>
+          <w:rFonts w:ascii="Arial" w:hAnsi="Arial" w:cs="Arial"/>
+          <w:b/>
+          <w:bCs/>
+          <w:color w:val="4472C4" w:themeColor="accent5"/>
+          <w:sz w:val="24"/>
+          <w:szCs w:val="24"/>
+        </w:rPr>
+        <w:t>4</w:t>
+      </w:r>
+      <w:r>
+        <w:rPr>
+          <w:rFonts w:ascii="Arial" w:hAnsi="Arial" w:cs="Arial"/>
+          <w:b/>
+          <w:bCs/>
+          <w:color w:val="4472C4" w:themeColor="accent5"/>
+          <w:sz w:val="24"/>
+          <w:szCs w:val="24"/>
+        </w:rPr>
+        <w:t>/</w:t>
+      </w:r>
+      <w:r>
+        <w:rPr>
+          <w:rFonts w:ascii="Arial" w:hAnsi="Arial" w:cs="Arial"/>
+          <w:b/>
+          <w:bCs/>
+          <w:color w:val="4472C4" w:themeColor="accent5"/>
+          <w:sz w:val="24"/>
+          <w:szCs w:val="24"/>
+        </w:rPr>
+        <w:t>12</w:t>
+      </w:r>
+      <w:r>
+        <w:rPr>
+          <w:rFonts w:ascii="Arial" w:hAnsi="Arial" w:cs="Arial"/>
+          <w:b/>
+          <w:bCs/>
+          <w:color w:val="4472C4" w:themeColor="accent5"/>
+          <w:sz w:val="24"/>
+          <w:szCs w:val="24"/>
+        </w:rPr>
+        <w:t>/2025</w:t>
       </w:r>
     </w:p>
     <w:p>
@@ -1231,29 +1365,23 @@
         <w:contextualSpacing/>
         <w:rPr>
           <w:rFonts w:ascii="Arial" w:hAnsi="Arial" w:cs="Arial"/>
-          <w:color w:val="1F497D"/>
-          <w:sz w:val="18"/>
-          <w:szCs w:val="18"/>
-        </w:rPr>
-      </w:pPr>
-      <w:r>
-        <w:rPr>
-          <w:rFonts w:ascii="Arial" w:hAnsi="Arial" w:cs="Arial"/>
-          <w:color w:val="1F497D"/>
-          <w:sz w:val="18"/>
-          <w:szCs w:val="18"/>
-        </w:rPr>
-        <w:t>•</w:t>
-      </w:r>
-      <w:r>
-        <w:rPr>
-          <w:rFonts w:ascii="Arial" w:hAnsi="Arial" w:cs="Arial"/>
-          <w:color w:val="1F497D"/>
-          <w:sz w:val="18"/>
-          <w:szCs w:val="18"/>
-        </w:rPr>
-        <w:tab/>
-        <w:t>The facility to print the settings has been added.</w:t>
+          <w:b/>
+          <w:bCs/>
+          <w:color w:val="1F497D"/>
+          <w:sz w:val="18"/>
+          <w:szCs w:val="18"/>
+        </w:rPr>
+      </w:pPr>
+      <w:r>
+        <w:rPr>
+          <w:rFonts w:ascii="Arial" w:hAnsi="Arial" w:cs="Arial"/>
+          <w:b/>
+          <w:bCs/>
+          <w:color w:val="1F497D"/>
+          <w:sz w:val="18"/>
+          <w:szCs w:val="18"/>
+        </w:rPr>
+        <w:t>New features</w:t>
       </w:r>
     </w:p>
     <w:p>
@@ -1293,7 +1421,7 @@
           <w:szCs w:val="18"/>
         </w:rPr>
         <w:tab/>
-        <w:t>Device day &amp; night modes are now always set to their default values when a device type is changed.</w:t>
+        <w:t>The new CAST Pro devices have been added.</w:t>
       </w:r>
     </w:p>
     <w:p>
@@ -1333,7 +1461,7 @@
           <w:szCs w:val="18"/>
         </w:rPr>
         <w:tab/>
-        <w:t>A newly-added second loop is now correctly filled with empty device slots and the device pages are updated correspondingly.</w:t>
+        <w:t>The facility to print the settings has been added.</w:t>
       </w:r>
     </w:p>
     <w:p>
@@ -1373,16 +1501,7 @@
           <w:szCs w:val="18"/>
         </w:rPr>
         <w:tab/>
-        <w:t>Envision support for Apollo systems</w:t>
-      </w:r>
-      <w:r>
-        <w:rPr>
-          <w:rFonts w:ascii="Arial" w:hAnsi="Arial" w:cs="Arial"/>
-          <w:color w:val="1F497D"/>
-          <w:sz w:val="18"/>
-          <w:szCs w:val="18"/>
-        </w:rPr>
-        <w:t>:</w:t>
+        <w:t>Device day &amp; night modes are now always set to their default values when a device type is changed.</w:t>
       </w:r>
     </w:p>
     <w:p>
@@ -1412,73 +1531,17 @@
           <w:sz w:val="18"/>
           <w:szCs w:val="18"/>
         </w:rPr>
+        <w:t>•</w:t>
+      </w:r>
+      <w:r>
+        <w:rPr>
+          <w:rFonts w:ascii="Arial" w:hAnsi="Arial" w:cs="Arial"/>
+          <w:color w:val="1F497D"/>
+          <w:sz w:val="18"/>
+          <w:szCs w:val="18"/>
+        </w:rPr>
         <w:tab/>
-      </w:r>
-      <w:r>
-        <w:rPr>
-          <w:rFonts w:ascii="Arial" w:hAnsi="Arial" w:cs="Arial"/>
-          <w:i/>
-          <w:iCs/>
-          <w:color w:val="1F497D"/>
-          <w:sz w:val="18"/>
-          <w:szCs w:val="18"/>
-        </w:rPr>
-        <w:t>For this, device names and zone descriptions are prefixed with type codes and zone numbers respectively.  If not already prefixed, before uploading the user is asked whether the pane</w:t>
-      </w:r>
-      <w:r>
-        <w:rPr>
-          <w:rFonts w:ascii="Arial" w:hAnsi="Arial" w:cs="Arial"/>
-          <w:i/>
-          <w:iCs/>
-          <w:color w:val="1F497D"/>
-          <w:sz w:val="18"/>
-          <w:szCs w:val="18"/>
-        </w:rPr>
-        <w:t>l</w:t>
-      </w:r>
-      <w:r>
-        <w:rPr>
-          <w:rFonts w:ascii="Arial" w:hAnsi="Arial" w:cs="Arial"/>
-          <w:i/>
-          <w:iCs/>
-          <w:color w:val="1F497D"/>
-          <w:sz w:val="18"/>
-          <w:szCs w:val="18"/>
-        </w:rPr>
-        <w:t xml:space="preserve"> is for Envision and, if </w:t>
-      </w:r>
-      <w:proofErr w:type="gramStart"/>
-      <w:r>
-        <w:rPr>
-          <w:rFonts w:ascii="Arial" w:hAnsi="Arial" w:cs="Arial"/>
-          <w:i/>
-          <w:iCs/>
-          <w:color w:val="1F497D"/>
-          <w:sz w:val="18"/>
-          <w:szCs w:val="18"/>
-        </w:rPr>
-        <w:t>Yes</w:t>
-      </w:r>
-      <w:proofErr w:type="gramEnd"/>
-      <w:r>
-        <w:rPr>
-          <w:rFonts w:ascii="Arial" w:hAnsi="Arial" w:cs="Arial"/>
-          <w:i/>
-          <w:iCs/>
-          <w:color w:val="1F497D"/>
-          <w:sz w:val="18"/>
-          <w:szCs w:val="18"/>
-        </w:rPr>
-        <w:t>, the prefixes are added.</w:t>
-      </w:r>
-      <w:r>
-        <w:rPr>
-          <w:rFonts w:ascii="Arial" w:hAnsi="Arial" w:cs="Arial"/>
-          <w:color w:val="1F497D"/>
-          <w:sz w:val="18"/>
-          <w:szCs w:val="18"/>
-        </w:rPr>
-        <w:br/>
+        <w:t>A newly-added second loop is now correctly filled with empty device slots and the device pages are updated correspondingly.</w:t>
       </w:r>
     </w:p>
     <w:p>
@@ -1496,23 +1559,38 @@
         <w:contextualSpacing/>
         <w:rPr>
           <w:rFonts w:ascii="Arial" w:hAnsi="Arial" w:cs="Arial"/>
-          <w:b/>
-          <w:bCs/>
-          <w:color w:val="1F497D"/>
-          <w:sz w:val="18"/>
-          <w:szCs w:val="18"/>
-        </w:rPr>
-      </w:pPr>
-      <w:r>
-        <w:rPr>
-          <w:rFonts w:ascii="Arial" w:hAnsi="Arial" w:cs="Arial"/>
-          <w:b/>
-          <w:bCs/>
-          <w:color w:val="1F497D"/>
-          <w:sz w:val="18"/>
-          <w:szCs w:val="18"/>
-        </w:rPr>
-        <w:t>Fixes</w:t>
+          <w:color w:val="1F497D"/>
+          <w:sz w:val="18"/>
+          <w:szCs w:val="18"/>
+        </w:rPr>
+      </w:pPr>
+      <w:r>
+        <w:rPr>
+          <w:rFonts w:ascii="Arial" w:hAnsi="Arial" w:cs="Arial"/>
+          <w:color w:val="1F497D"/>
+          <w:sz w:val="18"/>
+          <w:szCs w:val="18"/>
+        </w:rPr>
+        <w:t>•</w:t>
+      </w:r>
+      <w:r>
+        <w:rPr>
+          <w:rFonts w:ascii="Arial" w:hAnsi="Arial" w:cs="Arial"/>
+          <w:color w:val="1F497D"/>
+          <w:sz w:val="18"/>
+          <w:szCs w:val="18"/>
+        </w:rPr>
+        <w:tab/>
+        <w:t>Envision support for Apollo systems</w:t>
+      </w:r>
+      <w:r>
+        <w:rPr>
+          <w:rFonts w:ascii="Arial" w:hAnsi="Arial" w:cs="Arial"/>
+          <w:color w:val="1F497D"/>
+          <w:sz w:val="18"/>
+          <w:szCs w:val="18"/>
+        </w:rPr>
+        <w:t>:</w:t>
       </w:r>
     </w:p>
     <w:p>
@@ -1542,162 +1620,49 @@
           <w:sz w:val="18"/>
           <w:szCs w:val="18"/>
         </w:rPr>
-        <w:t>•</w:t>
-      </w:r>
-      <w:r>
-        <w:rPr>
-          <w:rFonts w:ascii="Arial" w:hAnsi="Arial" w:cs="Arial"/>
-          <w:color w:val="1F497D"/>
-          <w:sz w:val="18"/>
-          <w:szCs w:val="18"/>
-        </w:rPr>
         <w:tab/>
       </w:r>
       <w:r>
         <w:rPr>
           <w:rFonts w:ascii="Arial" w:hAnsi="Arial" w:cs="Arial"/>
-          <w:color w:val="1F497D"/>
-          <w:sz w:val="18"/>
-          <w:szCs w:val="18"/>
-        </w:rPr>
-        <w:t>Two faults that would cause the app to shut down have been corrected: s</w:t>
-      </w:r>
-      <w:r>
-        <w:rPr>
-          <w:rFonts w:ascii="Arial" w:hAnsi="Arial" w:cs="Arial"/>
-          <w:color w:val="1F497D"/>
-          <w:sz w:val="18"/>
-          <w:szCs w:val="18"/>
-        </w:rPr>
-        <w:t>end</w:t>
-      </w:r>
-      <w:r>
-        <w:rPr>
-          <w:rFonts w:ascii="Arial" w:hAnsi="Arial" w:cs="Arial"/>
-          <w:color w:val="1F497D"/>
-          <w:sz w:val="18"/>
-          <w:szCs w:val="18"/>
-        </w:rPr>
-        <w:t>ing</w:t>
-      </w:r>
-      <w:r>
-        <w:rPr>
-          <w:rFonts w:ascii="Arial" w:hAnsi="Arial" w:cs="Arial"/>
-          <w:color w:val="1F497D"/>
-          <w:sz w:val="18"/>
-          <w:szCs w:val="18"/>
-        </w:rPr>
-        <w:t xml:space="preserve"> </w:t>
-      </w:r>
-      <w:r>
-        <w:rPr>
-          <w:rFonts w:ascii="Arial" w:hAnsi="Arial" w:cs="Arial"/>
-          <w:color w:val="1F497D"/>
-          <w:sz w:val="18"/>
-          <w:szCs w:val="18"/>
-        </w:rPr>
-        <w:t>single-</w:t>
-      </w:r>
-      <w:r>
-        <w:rPr>
-          <w:rFonts w:ascii="Arial" w:hAnsi="Arial" w:cs="Arial"/>
-          <w:color w:val="1F497D"/>
-          <w:sz w:val="18"/>
-          <w:szCs w:val="18"/>
-        </w:rPr>
-        <w:t xml:space="preserve">loop </w:t>
-      </w:r>
-      <w:r>
-        <w:rPr>
-          <w:rFonts w:ascii="Arial" w:hAnsi="Arial" w:cs="Arial"/>
-          <w:color w:val="1F497D"/>
-          <w:sz w:val="18"/>
-          <w:szCs w:val="18"/>
-        </w:rPr>
-        <w:t>data to a</w:t>
-      </w:r>
-      <w:r>
-        <w:rPr>
-          <w:rFonts w:ascii="Arial" w:hAnsi="Arial" w:cs="Arial"/>
-          <w:color w:val="1F497D"/>
-          <w:sz w:val="18"/>
-          <w:szCs w:val="18"/>
-        </w:rPr>
-        <w:t xml:space="preserve"> 2-loop </w:t>
-      </w:r>
-      <w:proofErr w:type="gramStart"/>
-      <w:r>
-        <w:rPr>
-          <w:rFonts w:ascii="Arial" w:hAnsi="Arial" w:cs="Arial"/>
-          <w:color w:val="1F497D"/>
-          <w:sz w:val="18"/>
-          <w:szCs w:val="18"/>
-        </w:rPr>
-        <w:t>panel</w:t>
-      </w:r>
-      <w:r>
-        <w:rPr>
-          <w:rFonts w:ascii="Arial" w:hAnsi="Arial" w:cs="Arial"/>
-          <w:color w:val="1F497D"/>
-          <w:sz w:val="18"/>
-          <w:szCs w:val="18"/>
-        </w:rPr>
-        <w:t>,</w:t>
-      </w:r>
-      <w:r>
-        <w:rPr>
-          <w:rFonts w:ascii="Arial" w:hAnsi="Arial" w:cs="Arial"/>
-          <w:color w:val="1F497D"/>
-          <w:sz w:val="18"/>
-          <w:szCs w:val="18"/>
-        </w:rPr>
-        <w:t xml:space="preserve"> </w:t>
-      </w:r>
-      <w:r>
-        <w:rPr>
-          <w:rFonts w:ascii="Arial" w:hAnsi="Arial" w:cs="Arial"/>
-          <w:color w:val="1F497D"/>
-          <w:sz w:val="18"/>
-          <w:szCs w:val="18"/>
-        </w:rPr>
-        <w:t>and</w:t>
-      </w:r>
-      <w:proofErr w:type="gramEnd"/>
-      <w:r>
-        <w:rPr>
-          <w:rFonts w:ascii="Arial" w:hAnsi="Arial" w:cs="Arial"/>
-          <w:color w:val="1F497D"/>
-          <w:sz w:val="18"/>
-          <w:szCs w:val="18"/>
-        </w:rPr>
-        <w:t xml:space="preserve"> </w:t>
-      </w:r>
-      <w:r>
-        <w:rPr>
-          <w:rFonts w:ascii="Arial" w:hAnsi="Arial" w:cs="Arial"/>
-          <w:color w:val="1F497D"/>
-          <w:sz w:val="18"/>
-          <w:szCs w:val="18"/>
-        </w:rPr>
-        <w:t>opening a file wh</w:t>
-      </w:r>
-      <w:r>
-        <w:rPr>
-          <w:rFonts w:ascii="Arial" w:hAnsi="Arial" w:cs="Arial"/>
-          <w:color w:val="1F497D"/>
-          <w:sz w:val="18"/>
-          <w:szCs w:val="18"/>
-        </w:rPr>
-        <w:t xml:space="preserve">ich does not contain any panel numbers the same as the </w:t>
-      </w:r>
-      <w:r>
-        <w:rPr>
-          <w:rFonts w:ascii="Arial" w:hAnsi="Arial" w:cs="Arial"/>
-          <w:color w:val="1F497D"/>
-          <w:sz w:val="18"/>
-          <w:szCs w:val="18"/>
-        </w:rPr>
-        <w:t>current panel.</w:t>
+          <w:i/>
+          <w:iCs/>
+          <w:color w:val="1F497D"/>
+          <w:sz w:val="18"/>
+          <w:szCs w:val="18"/>
+        </w:rPr>
+        <w:t>For this, device names and zone descriptions are prefixed with type codes and zone numbers respectively.  If not already prefixed, before uploading the user is asked whether the pane</w:t>
+      </w:r>
+      <w:r>
+        <w:rPr>
+          <w:rFonts w:ascii="Arial" w:hAnsi="Arial" w:cs="Arial"/>
+          <w:i/>
+          <w:iCs/>
+          <w:color w:val="1F497D"/>
+          <w:sz w:val="18"/>
+          <w:szCs w:val="18"/>
+        </w:rPr>
+        <w:t>l</w:t>
+      </w:r>
+      <w:r>
+        <w:rPr>
+          <w:rFonts w:ascii="Arial" w:hAnsi="Arial" w:cs="Arial"/>
+          <w:i/>
+          <w:iCs/>
+          <w:color w:val="1F497D"/>
+          <w:sz w:val="18"/>
+          <w:szCs w:val="18"/>
+        </w:rPr>
+        <w:t xml:space="preserve"> is for Envision and, if Yes, the prefixes are added.</w:t>
+      </w:r>
+      <w:r>
+        <w:rPr>
+          <w:rFonts w:ascii="Arial" w:hAnsi="Arial" w:cs="Arial"/>
+          <w:color w:val="1F497D"/>
+          <w:sz w:val="18"/>
+          <w:szCs w:val="18"/>
+        </w:rPr>
+        <w:br/>
       </w:r>
     </w:p>
     <w:p>
@@ -1715,64 +1680,23 @@
         <w:contextualSpacing/>
         <w:rPr>
           <w:rFonts w:ascii="Arial" w:hAnsi="Arial" w:cs="Arial"/>
-          <w:color w:val="1F497D"/>
-          <w:sz w:val="18"/>
-          <w:szCs w:val="18"/>
-        </w:rPr>
-      </w:pPr>
-      <w:r>
-        <w:rPr>
-          <w:rFonts w:ascii="Arial" w:hAnsi="Arial" w:cs="Arial"/>
-          <w:color w:val="1F497D"/>
-          <w:sz w:val="18"/>
-          <w:szCs w:val="18"/>
-        </w:rPr>
-        <w:t>•</w:t>
-      </w:r>
-      <w:r>
-        <w:rPr>
-          <w:rFonts w:ascii="Arial" w:hAnsi="Arial" w:cs="Arial"/>
-          <w:color w:val="1F497D"/>
-          <w:sz w:val="18"/>
-          <w:szCs w:val="18"/>
-        </w:rPr>
-        <w:tab/>
-      </w:r>
-      <w:r>
-        <w:rPr>
-          <w:rFonts w:ascii="Arial" w:hAnsi="Arial" w:cs="Arial"/>
-          <w:color w:val="1F497D"/>
-          <w:sz w:val="18"/>
-          <w:szCs w:val="18"/>
-        </w:rPr>
-        <w:t>The displaying of e</w:t>
-      </w:r>
-      <w:r>
-        <w:rPr>
-          <w:rFonts w:ascii="Arial" w:hAnsi="Arial" w:cs="Arial"/>
-          <w:color w:val="1F497D"/>
-          <w:sz w:val="18"/>
-          <w:szCs w:val="18"/>
-        </w:rPr>
-        <w:t xml:space="preserve">rror boxes on invalid items </w:t>
-      </w:r>
-      <w:r>
-        <w:rPr>
-          <w:rFonts w:ascii="Arial" w:hAnsi="Arial" w:cs="Arial"/>
-          <w:color w:val="1F497D"/>
-          <w:sz w:val="18"/>
-          <w:szCs w:val="18"/>
-        </w:rPr>
-        <w:t>has been made more consistent</w:t>
-      </w:r>
-      <w:r>
-        <w:rPr>
-          <w:rFonts w:ascii="Arial" w:hAnsi="Arial" w:cs="Arial"/>
-          <w:color w:val="1F497D"/>
-          <w:sz w:val="18"/>
-          <w:szCs w:val="18"/>
-        </w:rPr>
-        <w:t>.</w:t>
+          <w:b/>
+          <w:bCs/>
+          <w:color w:val="1F497D"/>
+          <w:sz w:val="18"/>
+          <w:szCs w:val="18"/>
+        </w:rPr>
+      </w:pPr>
+      <w:r>
+        <w:rPr>
+          <w:rFonts w:ascii="Arial" w:hAnsi="Arial" w:cs="Arial"/>
+          <w:b/>
+          <w:bCs/>
+          <w:color w:val="1F497D"/>
+          <w:sz w:val="18"/>
+          <w:szCs w:val="18"/>
+        </w:rPr>
+        <w:t>Fixes</w:t>
       </w:r>
     </w:p>
     <w:p>
@@ -1812,43 +1736,132 @@
           <w:szCs w:val="18"/>
         </w:rPr>
         <w:tab/>
-        <w:t xml:space="preserve">The Validation Window no longer </w:t>
-      </w:r>
-      <w:r>
-        <w:rPr>
-          <w:rFonts w:ascii="Arial" w:hAnsi="Arial" w:cs="Arial"/>
-          <w:color w:val="1F497D"/>
-          <w:sz w:val="18"/>
-          <w:szCs w:val="18"/>
-        </w:rPr>
-        <w:t>indicate</w:t>
-      </w:r>
-      <w:r>
-        <w:rPr>
-          <w:rFonts w:ascii="Arial" w:hAnsi="Arial" w:cs="Arial"/>
-          <w:color w:val="1F497D"/>
-          <w:sz w:val="18"/>
-          <w:szCs w:val="18"/>
-        </w:rPr>
-        <w:t xml:space="preserve">s Loop 2 for </w:t>
-      </w:r>
-      <w:r>
-        <w:rPr>
-          <w:rFonts w:ascii="Arial" w:hAnsi="Arial" w:cs="Arial"/>
-          <w:color w:val="1F497D"/>
-          <w:sz w:val="18"/>
-          <w:szCs w:val="18"/>
-        </w:rPr>
-        <w:t xml:space="preserve">a </w:t>
-      </w:r>
-      <w:r>
-        <w:rPr>
-          <w:rFonts w:ascii="Arial" w:hAnsi="Arial" w:cs="Arial"/>
-          <w:color w:val="1F497D"/>
-          <w:sz w:val="18"/>
-          <w:szCs w:val="18"/>
-        </w:rPr>
-        <w:t>single-loop panel.</w:t>
+      </w:r>
+      <w:r>
+        <w:rPr>
+          <w:rFonts w:ascii="Arial" w:hAnsi="Arial" w:cs="Arial"/>
+          <w:color w:val="1F497D"/>
+          <w:sz w:val="18"/>
+          <w:szCs w:val="18"/>
+        </w:rPr>
+        <w:t>Two faults that would cause the app to shut down have been corrected: s</w:t>
+      </w:r>
+      <w:r>
+        <w:rPr>
+          <w:rFonts w:ascii="Arial" w:hAnsi="Arial" w:cs="Arial"/>
+          <w:color w:val="1F497D"/>
+          <w:sz w:val="18"/>
+          <w:szCs w:val="18"/>
+        </w:rPr>
+        <w:t>end</w:t>
+      </w:r>
+      <w:r>
+        <w:rPr>
+          <w:rFonts w:ascii="Arial" w:hAnsi="Arial" w:cs="Arial"/>
+          <w:color w:val="1F497D"/>
+          <w:sz w:val="18"/>
+          <w:szCs w:val="18"/>
+        </w:rPr>
+        <w:t>ing</w:t>
+      </w:r>
+      <w:r>
+        <w:rPr>
+          <w:rFonts w:ascii="Arial" w:hAnsi="Arial" w:cs="Arial"/>
+          <w:color w:val="1F497D"/>
+          <w:sz w:val="18"/>
+          <w:szCs w:val="18"/>
+        </w:rPr>
+        <w:t xml:space="preserve"> </w:t>
+      </w:r>
+      <w:r>
+        <w:rPr>
+          <w:rFonts w:ascii="Arial" w:hAnsi="Arial" w:cs="Arial"/>
+          <w:color w:val="1F497D"/>
+          <w:sz w:val="18"/>
+          <w:szCs w:val="18"/>
+        </w:rPr>
+        <w:t>single-</w:t>
+      </w:r>
+      <w:r>
+        <w:rPr>
+          <w:rFonts w:ascii="Arial" w:hAnsi="Arial" w:cs="Arial"/>
+          <w:color w:val="1F497D"/>
+          <w:sz w:val="18"/>
+          <w:szCs w:val="18"/>
+        </w:rPr>
+        <w:t xml:space="preserve">loop </w:t>
+      </w:r>
+      <w:r>
+        <w:rPr>
+          <w:rFonts w:ascii="Arial" w:hAnsi="Arial" w:cs="Arial"/>
+          <w:color w:val="1F497D"/>
+          <w:sz w:val="18"/>
+          <w:szCs w:val="18"/>
+        </w:rPr>
+        <w:t>data to a</w:t>
+      </w:r>
+      <w:r>
+        <w:rPr>
+          <w:rFonts w:ascii="Arial" w:hAnsi="Arial" w:cs="Arial"/>
+          <w:color w:val="1F497D"/>
+          <w:sz w:val="18"/>
+          <w:szCs w:val="18"/>
+        </w:rPr>
+        <w:t xml:space="preserve"> 2-loop panel</w:t>
+      </w:r>
+      <w:r>
+        <w:rPr>
+          <w:rFonts w:ascii="Arial" w:hAnsi="Arial" w:cs="Arial"/>
+          <w:color w:val="1F497D"/>
+          <w:sz w:val="18"/>
+          <w:szCs w:val="18"/>
+        </w:rPr>
+        <w:t>,</w:t>
+      </w:r>
+      <w:r>
+        <w:rPr>
+          <w:rFonts w:ascii="Arial" w:hAnsi="Arial" w:cs="Arial"/>
+          <w:color w:val="1F497D"/>
+          <w:sz w:val="18"/>
+          <w:szCs w:val="18"/>
+        </w:rPr>
+        <w:t xml:space="preserve"> </w:t>
+      </w:r>
+      <w:r>
+        <w:rPr>
+          <w:rFonts w:ascii="Arial" w:hAnsi="Arial" w:cs="Arial"/>
+          <w:color w:val="1F497D"/>
+          <w:sz w:val="18"/>
+          <w:szCs w:val="18"/>
+        </w:rPr>
+        <w:t xml:space="preserve">and </w:t>
+      </w:r>
+      <w:r>
+        <w:rPr>
+          <w:rFonts w:ascii="Arial" w:hAnsi="Arial" w:cs="Arial"/>
+          <w:color w:val="1F497D"/>
+          <w:sz w:val="18"/>
+          <w:szCs w:val="18"/>
+        </w:rPr>
+        <w:t>opening a file wh</w:t>
+      </w:r>
+      <w:r>
+        <w:rPr>
+          <w:rFonts w:ascii="Arial" w:hAnsi="Arial" w:cs="Arial"/>
+          <w:color w:val="1F497D"/>
+          <w:sz w:val="18"/>
+          <w:szCs w:val="18"/>
+        </w:rPr>
+        <w:t xml:space="preserve">ich does not contain any panel numbers the same as the </w:t>
+      </w:r>
+      <w:r>
+        <w:rPr>
+          <w:rFonts w:ascii="Arial" w:hAnsi="Arial" w:cs="Arial"/>
+          <w:color w:val="1F497D"/>
+          <w:sz w:val="18"/>
+          <w:szCs w:val="18"/>
+        </w:rPr>
+        <w:t>current panel.</w:t>
       </w:r>
     </w:p>
     <w:p>
@@ -1896,25 +1909,25 @@
           <w:sz w:val="18"/>
           <w:szCs w:val="18"/>
         </w:rPr>
-        <w:t xml:space="preserve">On the </w:t>
-      </w:r>
-      <w:r>
-        <w:rPr>
-          <w:rFonts w:ascii="Arial" w:hAnsi="Arial" w:cs="Arial"/>
-          <w:color w:val="1F497D"/>
-          <w:sz w:val="18"/>
-          <w:szCs w:val="18"/>
-        </w:rPr>
-        <w:t>Causes &amp; Effects page</w:t>
-      </w:r>
-      <w:r>
-        <w:rPr>
-          <w:rFonts w:ascii="Arial" w:hAnsi="Arial" w:cs="Arial"/>
-          <w:color w:val="1F497D"/>
-          <w:sz w:val="18"/>
-          <w:szCs w:val="18"/>
-        </w:rPr>
-        <w:t>, data that has been read from a file is now updated correctly on all lines</w:t>
+        <w:t>The displaying of e</w:t>
+      </w:r>
+      <w:r>
+        <w:rPr>
+          <w:rFonts w:ascii="Arial" w:hAnsi="Arial" w:cs="Arial"/>
+          <w:color w:val="1F497D"/>
+          <w:sz w:val="18"/>
+          <w:szCs w:val="18"/>
+        </w:rPr>
+        <w:t xml:space="preserve">rror boxes on invalid items </w:t>
+      </w:r>
+      <w:r>
+        <w:rPr>
+          <w:rFonts w:ascii="Arial" w:hAnsi="Arial" w:cs="Arial"/>
+          <w:color w:val="1F497D"/>
+          <w:sz w:val="18"/>
+          <w:szCs w:val="18"/>
+        </w:rPr>
+        <w:t>has been made more consistent</w:t>
       </w:r>
       <w:r>
         <w:rPr>
@@ -1946,95 +1959,60 @@
           <w:szCs w:val="18"/>
         </w:rPr>
       </w:pPr>
-    </w:p>
-    <w:p>
-      <w:pPr>
-        <w:tabs>
-          <w:tab w:val="left" w:pos="993"/>
-        </w:tabs>
-        <w:rPr>
-          <w:rFonts w:ascii="Arial" w:hAnsi="Arial" w:cs="Arial"/>
-          <w:color w:val="9CC2E5" w:themeColor="accent1" w:themeTint="99"/>
-          <w:sz w:val="16"/>
-          <w:szCs w:val="16"/>
-        </w:rPr>
-      </w:pPr>
-      <w:r>
-        <w:rPr>
-          <w:rFonts w:ascii="Arial" w:hAnsi="Arial" w:cs="Arial"/>
-          <w:b/>
-          <w:bCs/>
-          <w:color w:val="4472C4" w:themeColor="accent5"/>
-          <w:sz w:val="24"/>
-          <w:szCs w:val="24"/>
-        </w:rPr>
-        <w:t>v8.1.</w:t>
-      </w:r>
-      <w:r>
-        <w:rPr>
-          <w:rFonts w:ascii="Arial" w:hAnsi="Arial" w:cs="Arial"/>
-          <w:b/>
-          <w:bCs/>
-          <w:color w:val="4472C4" w:themeColor="accent5"/>
-          <w:sz w:val="24"/>
-          <w:szCs w:val="24"/>
-        </w:rPr>
-        <w:t>8</w:t>
-      </w:r>
-      <w:r>
-        <w:rPr>
-          <w:rFonts w:ascii="Arial" w:hAnsi="Arial" w:cs="Arial"/>
-          <w:b/>
-          <w:bCs/>
-          <w:color w:val="4472C4" w:themeColor="accent5"/>
-          <w:sz w:val="24"/>
-          <w:szCs w:val="24"/>
+      <w:r>
+        <w:rPr>
+          <w:rFonts w:ascii="Arial" w:hAnsi="Arial" w:cs="Arial"/>
+          <w:color w:val="1F497D"/>
+          <w:sz w:val="18"/>
+          <w:szCs w:val="18"/>
+        </w:rPr>
+        <w:t>•</w:t>
+      </w:r>
+      <w:r>
+        <w:rPr>
+          <w:rFonts w:ascii="Arial" w:hAnsi="Arial" w:cs="Arial"/>
+          <w:color w:val="1F497D"/>
+          <w:sz w:val="18"/>
+          <w:szCs w:val="18"/>
         </w:rPr>
         <w:tab/>
-      </w:r>
-      <w:r>
-        <w:rPr>
-          <w:rFonts w:ascii="Arial" w:hAnsi="Arial" w:cs="Arial"/>
-          <w:b/>
-          <w:bCs/>
-          <w:color w:val="4472C4" w:themeColor="accent5"/>
-          <w:sz w:val="24"/>
-          <w:szCs w:val="24"/>
-        </w:rPr>
-        <w:t>26</w:t>
-      </w:r>
-      <w:r>
-        <w:rPr>
-          <w:rFonts w:ascii="Arial" w:hAnsi="Arial" w:cs="Arial"/>
-          <w:b/>
-          <w:bCs/>
-          <w:color w:val="4472C4" w:themeColor="accent5"/>
-          <w:sz w:val="24"/>
-          <w:szCs w:val="24"/>
-        </w:rPr>
-        <w:t>/</w:t>
-      </w:r>
-      <w:r>
-        <w:rPr>
-          <w:rFonts w:ascii="Arial" w:hAnsi="Arial" w:cs="Arial"/>
-          <w:b/>
-          <w:bCs/>
-          <w:color w:val="4472C4" w:themeColor="accent5"/>
-          <w:sz w:val="24"/>
-          <w:szCs w:val="24"/>
-        </w:rPr>
-        <w:t>09</w:t>
-      </w:r>
-      <w:r>
-        <w:rPr>
-          <w:rFonts w:ascii="Arial" w:hAnsi="Arial" w:cs="Arial"/>
-          <w:b/>
-          <w:bCs/>
-          <w:color w:val="4472C4" w:themeColor="accent5"/>
-          <w:sz w:val="24"/>
-          <w:szCs w:val="24"/>
-        </w:rPr>
-        <w:t>/2025</w:t>
+        <w:t xml:space="preserve">The Validation Window no longer </w:t>
+      </w:r>
+      <w:r>
+        <w:rPr>
+          <w:rFonts w:ascii="Arial" w:hAnsi="Arial" w:cs="Arial"/>
+          <w:color w:val="1F497D"/>
+          <w:sz w:val="18"/>
+          <w:szCs w:val="18"/>
+        </w:rPr>
+        <w:t>indicate</w:t>
+      </w:r>
+      <w:r>
+        <w:rPr>
+          <w:rFonts w:ascii="Arial" w:hAnsi="Arial" w:cs="Arial"/>
+          <w:color w:val="1F497D"/>
+          <w:sz w:val="18"/>
+          <w:szCs w:val="18"/>
+        </w:rPr>
+        <w:t xml:space="preserve">s Loop 2 for </w:t>
+      </w:r>
+      <w:r>
+        <w:rPr>
+          <w:rFonts w:ascii="Arial" w:hAnsi="Arial" w:cs="Arial"/>
+          <w:color w:val="1F497D"/>
+          <w:sz w:val="18"/>
+          <w:szCs w:val="18"/>
+        </w:rPr>
+        <w:t xml:space="preserve">a </w:t>
+      </w:r>
+      <w:r>
+        <w:rPr>
+          <w:rFonts w:ascii="Arial" w:hAnsi="Arial" w:cs="Arial"/>
+          <w:color w:val="1F497D"/>
+          <w:sz w:val="18"/>
+          <w:szCs w:val="18"/>
+        </w:rPr>
+        <w:t>single-loop panel.</w:t>
       </w:r>
     </w:p>
     <w:p>
@@ -2064,7 +2042,7 @@
           <w:sz w:val="18"/>
           <w:szCs w:val="18"/>
         </w:rPr>
-        <w:t>-</w:t>
+        <w:t>•</w:t>
       </w:r>
       <w:r>
         <w:rPr>
@@ -2082,79 +2060,25 @@
           <w:sz w:val="18"/>
           <w:szCs w:val="18"/>
         </w:rPr>
-        <w:t>Correction:</w:t>
-      </w:r>
-      <w:r>
-        <w:rPr>
-          <w:rFonts w:ascii="Arial" w:hAnsi="Arial" w:cs="Arial"/>
-          <w:color w:val="1F497D"/>
-          <w:sz w:val="18"/>
-          <w:szCs w:val="18"/>
-        </w:rPr>
-        <w:t xml:space="preserve"> device I/O configuration </w:t>
-      </w:r>
-      <w:r>
-        <w:rPr>
-          <w:rFonts w:ascii="Arial" w:hAnsi="Arial" w:cs="Arial"/>
-          <w:color w:val="1F497D"/>
-          <w:sz w:val="18"/>
-          <w:szCs w:val="18"/>
-        </w:rPr>
-        <w:t xml:space="preserve">item </w:t>
-      </w:r>
-      <w:r>
-        <w:rPr>
-          <w:rFonts w:ascii="Arial" w:hAnsi="Arial" w:cs="Arial"/>
-          <w:color w:val="1F497D"/>
-          <w:sz w:val="18"/>
-          <w:szCs w:val="18"/>
-        </w:rPr>
-        <w:t>description</w:t>
-      </w:r>
-      <w:r>
-        <w:rPr>
-          <w:rFonts w:ascii="Arial" w:hAnsi="Arial" w:cs="Arial"/>
-          <w:color w:val="1F497D"/>
-          <w:sz w:val="18"/>
-          <w:szCs w:val="18"/>
-        </w:rPr>
-        <w:t xml:space="preserve"> edit</w:t>
-      </w:r>
-      <w:r>
-        <w:rPr>
-          <w:rFonts w:ascii="Arial" w:hAnsi="Arial" w:cs="Arial"/>
-          <w:color w:val="1F497D"/>
-          <w:sz w:val="18"/>
-          <w:szCs w:val="18"/>
-        </w:rPr>
-        <w:t xml:space="preserve">s </w:t>
-      </w:r>
-      <w:r>
-        <w:rPr>
-          <w:rFonts w:ascii="Arial" w:hAnsi="Arial" w:cs="Arial"/>
-          <w:color w:val="1F497D"/>
-          <w:sz w:val="18"/>
-          <w:szCs w:val="18"/>
-        </w:rPr>
-        <w:t xml:space="preserve">have been corrected so that </w:t>
-      </w:r>
-      <w:r>
-        <w:rPr>
-          <w:rFonts w:ascii="Arial" w:hAnsi="Arial" w:cs="Arial"/>
-          <w:color w:val="1F497D"/>
-          <w:sz w:val="18"/>
-          <w:szCs w:val="18"/>
-        </w:rPr>
-        <w:t>descriptions and/or device names on other devices</w:t>
-      </w:r>
-      <w:r>
-        <w:rPr>
-          <w:rFonts w:ascii="Arial" w:hAnsi="Arial" w:cs="Arial"/>
-          <w:color w:val="1F497D"/>
-          <w:sz w:val="18"/>
-          <w:szCs w:val="18"/>
-        </w:rPr>
-        <w:t xml:space="preserve"> are not affected</w:t>
+        <w:t xml:space="preserve">On the </w:t>
+      </w:r>
+      <w:r>
+        <w:rPr>
+          <w:rFonts w:ascii="Arial" w:hAnsi="Arial" w:cs="Arial"/>
+          <w:color w:val="1F497D"/>
+          <w:sz w:val="18"/>
+          <w:szCs w:val="18"/>
+        </w:rPr>
+        <w:t>Causes &amp; Effects page</w:t>
+      </w:r>
+      <w:r>
+        <w:rPr>
+          <w:rFonts w:ascii="Arial" w:hAnsi="Arial" w:cs="Arial"/>
+          <w:color w:val="1F497D"/>
+          <w:sz w:val="18"/>
+          <w:szCs w:val="18"/>
+        </w:rPr>
+        <w:t>, data that has been read from a file is now updated correctly on all lines</w:t>
       </w:r>
       <w:r>
         <w:rPr>
@@ -2186,51 +2110,95 @@
           <w:szCs w:val="18"/>
         </w:rPr>
       </w:pPr>
-      <w:r>
-        <w:rPr>
-          <w:rFonts w:ascii="Arial" w:hAnsi="Arial" w:cs="Arial"/>
-          <w:color w:val="1F497D"/>
-          <w:sz w:val="18"/>
-          <w:szCs w:val="18"/>
-        </w:rPr>
-        <w:t>-</w:t>
-      </w:r>
-      <w:r>
-        <w:rPr>
-          <w:rFonts w:ascii="Arial" w:hAnsi="Arial" w:cs="Arial"/>
-          <w:color w:val="1F497D"/>
-          <w:sz w:val="18"/>
-          <w:szCs w:val="18"/>
+    </w:p>
+    <w:p>
+      <w:pPr>
+        <w:tabs>
+          <w:tab w:val="left" w:pos="993"/>
+        </w:tabs>
+        <w:rPr>
+          <w:rFonts w:ascii="Arial" w:hAnsi="Arial" w:cs="Arial"/>
+          <w:color w:val="9CC2E5" w:themeColor="accent1" w:themeTint="99"/>
+          <w:sz w:val="16"/>
+          <w:szCs w:val="16"/>
+        </w:rPr>
+      </w:pPr>
+      <w:r>
+        <w:rPr>
+          <w:rFonts w:ascii="Arial" w:hAnsi="Arial" w:cs="Arial"/>
+          <w:b/>
+          <w:bCs/>
+          <w:color w:val="4472C4" w:themeColor="accent5"/>
+          <w:sz w:val="24"/>
+          <w:szCs w:val="24"/>
+        </w:rPr>
+        <w:t>v8.1.</w:t>
+      </w:r>
+      <w:r>
+        <w:rPr>
+          <w:rFonts w:ascii="Arial" w:hAnsi="Arial" w:cs="Arial"/>
+          <w:b/>
+          <w:bCs/>
+          <w:color w:val="4472C4" w:themeColor="accent5"/>
+          <w:sz w:val="24"/>
+          <w:szCs w:val="24"/>
+        </w:rPr>
+        <w:t>8</w:t>
+      </w:r>
+      <w:r>
+        <w:rPr>
+          <w:rFonts w:ascii="Arial" w:hAnsi="Arial" w:cs="Arial"/>
+          <w:b/>
+          <w:bCs/>
+          <w:color w:val="4472C4" w:themeColor="accent5"/>
+          <w:sz w:val="24"/>
+          <w:szCs w:val="24"/>
         </w:rPr>
         <w:tab/>
-        <w:t>Correction:</w:t>
-      </w:r>
-      <w:r>
-        <w:rPr>
-          <w:rFonts w:ascii="Arial" w:hAnsi="Arial" w:cs="Arial"/>
-          <w:color w:val="1F497D"/>
-          <w:sz w:val="18"/>
-          <w:szCs w:val="18"/>
-        </w:rPr>
-        <w:t xml:space="preserve"> the Add Second Loop option for single-loop panels</w:t>
-      </w:r>
-      <w:r>
-        <w:rPr>
-          <w:rFonts w:ascii="Arial" w:hAnsi="Arial" w:cs="Arial"/>
-          <w:color w:val="1F497D"/>
-          <w:sz w:val="18"/>
-          <w:szCs w:val="18"/>
-        </w:rPr>
-        <w:t xml:space="preserve"> now ensures that the</w:t>
-      </w:r>
-      <w:r>
-        <w:rPr>
-          <w:rFonts w:ascii="Arial" w:hAnsi="Arial" w:cs="Arial"/>
-          <w:color w:val="1F497D"/>
-          <w:sz w:val="18"/>
-          <w:szCs w:val="18"/>
-        </w:rPr>
-        <w:t xml:space="preserve"> device lists on the other pages are now populated correctly with the required number of (empty) devices.</w:t>
+      </w:r>
+      <w:r>
+        <w:rPr>
+          <w:rFonts w:ascii="Arial" w:hAnsi="Arial" w:cs="Arial"/>
+          <w:b/>
+          <w:bCs/>
+          <w:color w:val="4472C4" w:themeColor="accent5"/>
+          <w:sz w:val="24"/>
+          <w:szCs w:val="24"/>
+        </w:rPr>
+        <w:t>26</w:t>
+      </w:r>
+      <w:r>
+        <w:rPr>
+          <w:rFonts w:ascii="Arial" w:hAnsi="Arial" w:cs="Arial"/>
+          <w:b/>
+          <w:bCs/>
+          <w:color w:val="4472C4" w:themeColor="accent5"/>
+          <w:sz w:val="24"/>
+          <w:szCs w:val="24"/>
+        </w:rPr>
+        <w:t>/</w:t>
+      </w:r>
+      <w:r>
+        <w:rPr>
+          <w:rFonts w:ascii="Arial" w:hAnsi="Arial" w:cs="Arial"/>
+          <w:b/>
+          <w:bCs/>
+          <w:color w:val="4472C4" w:themeColor="accent5"/>
+          <w:sz w:val="24"/>
+          <w:szCs w:val="24"/>
+        </w:rPr>
+        <w:t>09</w:t>
+      </w:r>
+      <w:r>
+        <w:rPr>
+          <w:rFonts w:ascii="Arial" w:hAnsi="Arial" w:cs="Arial"/>
+          <w:b/>
+          <w:bCs/>
+          <w:color w:val="4472C4" w:themeColor="accent5"/>
+          <w:sz w:val="24"/>
+          <w:szCs w:val="24"/>
+        </w:rPr>
+        <w:t>/2025</w:t>
       </w:r>
     </w:p>
     <w:p>
@@ -2265,8 +2233,6 @@
       <w:r>
         <w:rPr>
           <w:rFonts w:ascii="Arial" w:hAnsi="Arial" w:cs="Arial"/>
-          <w:b/>
-          <w:bCs/>
           <w:color w:val="1F497D"/>
           <w:sz w:val="18"/>
           <w:szCs w:val="18"/>
@@ -2280,10 +2246,90 @@
           <w:sz w:val="18"/>
           <w:szCs w:val="18"/>
         </w:rPr>
-        <w:t xml:space="preserve">Notification popups are shown after each upload and download, indicating completion or otherwise. </w:t>
-      </w:r>
-    </w:p>
-    <w:bookmarkEnd w:id="0"/>
+        <w:t>Correction:</w:t>
+      </w:r>
+      <w:r>
+        <w:rPr>
+          <w:rFonts w:ascii="Arial" w:hAnsi="Arial" w:cs="Arial"/>
+          <w:color w:val="1F497D"/>
+          <w:sz w:val="18"/>
+          <w:szCs w:val="18"/>
+        </w:rPr>
+        <w:t xml:space="preserve"> device I/O configuration </w:t>
+      </w:r>
+      <w:r>
+        <w:rPr>
+          <w:rFonts w:ascii="Arial" w:hAnsi="Arial" w:cs="Arial"/>
+          <w:color w:val="1F497D"/>
+          <w:sz w:val="18"/>
+          <w:szCs w:val="18"/>
+        </w:rPr>
+        <w:t xml:space="preserve">item </w:t>
+      </w:r>
+      <w:r>
+        <w:rPr>
+          <w:rFonts w:ascii="Arial" w:hAnsi="Arial" w:cs="Arial"/>
+          <w:color w:val="1F497D"/>
+          <w:sz w:val="18"/>
+          <w:szCs w:val="18"/>
+        </w:rPr>
+        <w:t>description</w:t>
+      </w:r>
+      <w:r>
+        <w:rPr>
+          <w:rFonts w:ascii="Arial" w:hAnsi="Arial" w:cs="Arial"/>
+          <w:color w:val="1F497D"/>
+          <w:sz w:val="18"/>
+          <w:szCs w:val="18"/>
+        </w:rPr>
+        <w:t xml:space="preserve"> edit</w:t>
+      </w:r>
+      <w:r>
+        <w:rPr>
+          <w:rFonts w:ascii="Arial" w:hAnsi="Arial" w:cs="Arial"/>
+          <w:color w:val="1F497D"/>
+          <w:sz w:val="18"/>
+          <w:szCs w:val="18"/>
+        </w:rPr>
+        <w:t xml:space="preserve">s </w:t>
+      </w:r>
+      <w:r>
+        <w:rPr>
+          <w:rFonts w:ascii="Arial" w:hAnsi="Arial" w:cs="Arial"/>
+          <w:color w:val="1F497D"/>
+          <w:sz w:val="18"/>
+          <w:szCs w:val="18"/>
+        </w:rPr>
+        <w:t xml:space="preserve">have been corrected so that </w:t>
+      </w:r>
+      <w:r>
+        <w:rPr>
+          <w:rFonts w:ascii="Arial" w:hAnsi="Arial" w:cs="Arial"/>
+          <w:color w:val="1F497D"/>
+          <w:sz w:val="18"/>
+          <w:szCs w:val="18"/>
+        </w:rPr>
+        <w:t>descriptions and/or device names on other devices</w:t>
+      </w:r>
+      <w:r>
+        <w:rPr>
+          <w:rFonts w:ascii="Arial" w:hAnsi="Arial" w:cs="Arial"/>
+          <w:color w:val="1F497D"/>
+          <w:sz w:val="18"/>
+          <w:szCs w:val="18"/>
+        </w:rPr>
+        <w:t xml:space="preserve"> are not affected</w:t>
+      </w:r>
+      <w:r>
+        <w:rPr>
+          <w:rFonts w:ascii="Arial" w:hAnsi="Arial" w:cs="Arial"/>
+          <w:color w:val="1F497D"/>
+          <w:sz w:val="18"/>
+          <w:szCs w:val="18"/>
+        </w:rPr>
+        <w:t>.</w:t>
+      </w:r>
+    </w:p>
     <w:p>
       <w:pPr>
         <w:tabs>
@@ -2299,124 +2345,56 @@
         <w:contextualSpacing/>
         <w:rPr>
           <w:rFonts w:ascii="Arial" w:hAnsi="Arial" w:cs="Arial"/>
-          <w:b/>
-          <w:bCs/>
-          <w:color w:val="1F497D"/>
-          <w:sz w:val="18"/>
-          <w:szCs w:val="18"/>
-        </w:rPr>
-      </w:pPr>
-    </w:p>
-    <w:p>
-      <w:pPr>
-        <w:tabs>
-          <w:tab w:val="left" w:pos="993"/>
-        </w:tabs>
-        <w:rPr>
-          <w:rFonts w:ascii="Arial" w:hAnsi="Arial" w:cs="Arial"/>
-          <w:color w:val="9CC2E5" w:themeColor="accent1" w:themeTint="99"/>
-          <w:sz w:val="16"/>
-          <w:szCs w:val="16"/>
-        </w:rPr>
-      </w:pPr>
-      <w:r>
-        <w:rPr>
-          <w:rFonts w:ascii="Arial" w:hAnsi="Arial" w:cs="Arial"/>
-          <w:b/>
-          <w:bCs/>
-          <w:color w:val="4472C4" w:themeColor="accent5"/>
-          <w:sz w:val="24"/>
-          <w:szCs w:val="24"/>
-        </w:rPr>
-        <w:t>v8.1.</w:t>
-      </w:r>
-      <w:r>
-        <w:rPr>
-          <w:rFonts w:ascii="Arial" w:hAnsi="Arial" w:cs="Arial"/>
-          <w:b/>
-          <w:bCs/>
-          <w:color w:val="4472C4" w:themeColor="accent5"/>
-          <w:sz w:val="24"/>
-          <w:szCs w:val="24"/>
-        </w:rPr>
-        <w:t>7</w:t>
-      </w:r>
-      <w:r>
-        <w:rPr>
-          <w:rFonts w:ascii="Arial" w:hAnsi="Arial" w:cs="Arial"/>
-          <w:b/>
-          <w:bCs/>
-          <w:color w:val="4472C4" w:themeColor="accent5"/>
-          <w:sz w:val="24"/>
-          <w:szCs w:val="24"/>
+          <w:color w:val="1F497D"/>
+          <w:sz w:val="18"/>
+          <w:szCs w:val="18"/>
+        </w:rPr>
+      </w:pPr>
+      <w:r>
+        <w:rPr>
+          <w:rFonts w:ascii="Arial" w:hAnsi="Arial" w:cs="Arial"/>
+          <w:color w:val="1F497D"/>
+          <w:sz w:val="18"/>
+          <w:szCs w:val="18"/>
+        </w:rPr>
+        <w:t>-</w:t>
+      </w:r>
+      <w:r>
+        <w:rPr>
+          <w:rFonts w:ascii="Arial" w:hAnsi="Arial" w:cs="Arial"/>
+          <w:color w:val="1F497D"/>
+          <w:sz w:val="18"/>
+          <w:szCs w:val="18"/>
         </w:rPr>
         <w:tab/>
-      </w:r>
-      <w:r>
-        <w:rPr>
-          <w:rFonts w:ascii="Arial" w:hAnsi="Arial" w:cs="Arial"/>
-          <w:b/>
-          <w:bCs/>
-          <w:color w:val="4472C4" w:themeColor="accent5"/>
-          <w:sz w:val="24"/>
-          <w:szCs w:val="24"/>
-        </w:rPr>
-        <w:t>3</w:t>
-      </w:r>
-      <w:r>
-        <w:rPr>
-          <w:rFonts w:ascii="Arial" w:hAnsi="Arial" w:cs="Arial"/>
-          <w:b/>
-          <w:bCs/>
-          <w:color w:val="4472C4" w:themeColor="accent5"/>
-          <w:sz w:val="24"/>
-          <w:szCs w:val="24"/>
-        </w:rPr>
-        <w:t>1</w:t>
-      </w:r>
-      <w:r>
-        <w:rPr>
-          <w:rFonts w:ascii="Arial" w:hAnsi="Arial" w:cs="Arial"/>
-          <w:b/>
-          <w:bCs/>
-          <w:color w:val="4472C4" w:themeColor="accent5"/>
-          <w:sz w:val="24"/>
-          <w:szCs w:val="24"/>
-        </w:rPr>
-        <w:t>/</w:t>
-      </w:r>
-      <w:r>
-        <w:rPr>
-          <w:rFonts w:ascii="Arial" w:hAnsi="Arial" w:cs="Arial"/>
-          <w:b/>
-          <w:bCs/>
-          <w:color w:val="4472C4" w:themeColor="accent5"/>
-          <w:sz w:val="24"/>
-          <w:szCs w:val="24"/>
-        </w:rPr>
-        <w:t>0</w:t>
-      </w:r>
-      <w:r>
-        <w:rPr>
-          <w:rFonts w:ascii="Arial" w:hAnsi="Arial" w:cs="Arial"/>
-          <w:b/>
-          <w:bCs/>
-          <w:color w:val="4472C4" w:themeColor="accent5"/>
-          <w:sz w:val="24"/>
-          <w:szCs w:val="24"/>
-        </w:rPr>
-        <w:t>7</w:t>
-      </w:r>
-      <w:r>
-        <w:rPr>
-          <w:rFonts w:ascii="Arial" w:hAnsi="Arial" w:cs="Arial"/>
-          <w:b/>
-          <w:bCs/>
-          <w:color w:val="4472C4" w:themeColor="accent5"/>
-          <w:sz w:val="24"/>
-          <w:szCs w:val="24"/>
-        </w:rPr>
-        <w:t>/2025</w:t>
+        <w:t>Correction:</w:t>
+      </w:r>
+      <w:r>
+        <w:rPr>
+          <w:rFonts w:ascii="Arial" w:hAnsi="Arial" w:cs="Arial"/>
+          <w:color w:val="1F497D"/>
+          <w:sz w:val="18"/>
+          <w:szCs w:val="18"/>
+        </w:rPr>
+        <w:t xml:space="preserve"> the Add Second Loop option for single-loop panels</w:t>
+      </w:r>
+      <w:r>
+        <w:rPr>
+          <w:rFonts w:ascii="Arial" w:hAnsi="Arial" w:cs="Arial"/>
+          <w:color w:val="1F497D"/>
+          <w:sz w:val="18"/>
+          <w:szCs w:val="18"/>
+        </w:rPr>
+        <w:t xml:space="preserve"> now ensures that the</w:t>
+      </w:r>
+      <w:r>
+        <w:rPr>
+          <w:rFonts w:ascii="Arial" w:hAnsi="Arial" w:cs="Arial"/>
+          <w:color w:val="1F497D"/>
+          <w:sz w:val="18"/>
+          <w:szCs w:val="18"/>
+        </w:rPr>
+        <w:t xml:space="preserve"> device lists on the other pages are now populated correctly with the required number of (empty) devices.</w:t>
       </w:r>
     </w:p>
     <w:p>
@@ -2451,41 +2429,25 @@
       <w:r>
         <w:rPr>
           <w:rFonts w:ascii="Arial" w:hAnsi="Arial" w:cs="Arial"/>
+          <w:b/>
+          <w:bCs/>
           <w:color w:val="1F497D"/>
           <w:sz w:val="18"/>
           <w:szCs w:val="18"/>
         </w:rPr>
         <w:tab/>
-        <w:t xml:space="preserve">Removed system notifications which were causing </w:t>
-      </w:r>
-      <w:r>
-        <w:rPr>
-          <w:rFonts w:ascii="Arial" w:hAnsi="Arial" w:cs="Arial"/>
-          <w:color w:val="1F497D"/>
-          <w:sz w:val="18"/>
-          <w:szCs w:val="18"/>
-        </w:rPr>
-        <w:t>freezes</w:t>
-      </w:r>
-      <w:r>
-        <w:rPr>
-          <w:rFonts w:ascii="Arial" w:hAnsi="Arial" w:cs="Arial"/>
-          <w:color w:val="1F497D"/>
-          <w:sz w:val="18"/>
-          <w:szCs w:val="18"/>
-        </w:rPr>
-        <w:t xml:space="preserve"> and </w:t>
-      </w:r>
-      <w:r>
-        <w:rPr>
-          <w:rFonts w:ascii="Arial" w:hAnsi="Arial" w:cs="Arial"/>
-          <w:color w:val="1F497D"/>
-          <w:sz w:val="18"/>
-          <w:szCs w:val="18"/>
-        </w:rPr>
-        <w:t>crashes after download/upload.</w:t>
-      </w:r>
-    </w:p>
+      </w:r>
+      <w:r>
+        <w:rPr>
+          <w:rFonts w:ascii="Arial" w:hAnsi="Arial" w:cs="Arial"/>
+          <w:color w:val="1F497D"/>
+          <w:sz w:val="18"/>
+          <w:szCs w:val="18"/>
+        </w:rPr>
+        <w:t xml:space="preserve">Notification popups are shown after each upload and download, indicating completion or otherwise. </w:t>
+      </w:r>
+    </w:p>
+    <w:bookmarkEnd w:id="0"/>
     <w:p>
       <w:pPr>
         <w:tabs>
@@ -2501,73 +2463,124 @@
         <w:contextualSpacing/>
         <w:rPr>
           <w:rFonts w:ascii="Arial" w:hAnsi="Arial" w:cs="Arial"/>
-          <w:color w:val="1F497D"/>
-          <w:sz w:val="18"/>
-          <w:szCs w:val="18"/>
-        </w:rPr>
-      </w:pPr>
-      <w:r>
-        <w:rPr>
-          <w:rFonts w:ascii="Arial" w:hAnsi="Arial" w:cs="Arial"/>
-          <w:color w:val="1F497D"/>
-          <w:sz w:val="18"/>
-          <w:szCs w:val="18"/>
-        </w:rPr>
-        <w:t>-</w:t>
-      </w:r>
-      <w:r>
-        <w:rPr>
-          <w:rFonts w:ascii="Arial" w:hAnsi="Arial" w:cs="Arial"/>
-          <w:color w:val="1F497D"/>
-          <w:sz w:val="18"/>
-          <w:szCs w:val="18"/>
+          <w:b/>
+          <w:bCs/>
+          <w:color w:val="1F497D"/>
+          <w:sz w:val="18"/>
+          <w:szCs w:val="18"/>
+        </w:rPr>
+      </w:pPr>
+    </w:p>
+    <w:p>
+      <w:pPr>
+        <w:tabs>
+          <w:tab w:val="left" w:pos="993"/>
+        </w:tabs>
+        <w:rPr>
+          <w:rFonts w:ascii="Arial" w:hAnsi="Arial" w:cs="Arial"/>
+          <w:color w:val="9CC2E5" w:themeColor="accent1" w:themeTint="99"/>
+          <w:sz w:val="16"/>
+          <w:szCs w:val="16"/>
+        </w:rPr>
+      </w:pPr>
+      <w:r>
+        <w:rPr>
+          <w:rFonts w:ascii="Arial" w:hAnsi="Arial" w:cs="Arial"/>
+          <w:b/>
+          <w:bCs/>
+          <w:color w:val="4472C4" w:themeColor="accent5"/>
+          <w:sz w:val="24"/>
+          <w:szCs w:val="24"/>
+        </w:rPr>
+        <w:t>v8.1.</w:t>
+      </w:r>
+      <w:r>
+        <w:rPr>
+          <w:rFonts w:ascii="Arial" w:hAnsi="Arial" w:cs="Arial"/>
+          <w:b/>
+          <w:bCs/>
+          <w:color w:val="4472C4" w:themeColor="accent5"/>
+          <w:sz w:val="24"/>
+          <w:szCs w:val="24"/>
+        </w:rPr>
+        <w:t>7</w:t>
+      </w:r>
+      <w:r>
+        <w:rPr>
+          <w:rFonts w:ascii="Arial" w:hAnsi="Arial" w:cs="Arial"/>
+          <w:b/>
+          <w:bCs/>
+          <w:color w:val="4472C4" w:themeColor="accent5"/>
+          <w:sz w:val="24"/>
+          <w:szCs w:val="24"/>
         </w:rPr>
         <w:tab/>
       </w:r>
       <w:r>
         <w:rPr>
           <w:rFonts w:ascii="Arial" w:hAnsi="Arial" w:cs="Arial"/>
-          <w:color w:val="1F497D"/>
-          <w:sz w:val="18"/>
-          <w:szCs w:val="18"/>
-        </w:rPr>
-        <w:t xml:space="preserve">Moved Revision History </w:t>
-      </w:r>
-      <w:r>
-        <w:rPr>
-          <w:rFonts w:ascii="Arial" w:hAnsi="Arial" w:cs="Arial"/>
-          <w:color w:val="1F497D"/>
-          <w:sz w:val="18"/>
-          <w:szCs w:val="18"/>
-        </w:rPr>
-        <w:t xml:space="preserve">(this document) </w:t>
-      </w:r>
-      <w:r>
-        <w:rPr>
-          <w:rFonts w:ascii="Arial" w:hAnsi="Arial" w:cs="Arial"/>
-          <w:color w:val="1F497D"/>
-          <w:sz w:val="18"/>
-          <w:szCs w:val="18"/>
-        </w:rPr>
-        <w:t xml:space="preserve">from the </w:t>
-      </w:r>
-      <w:r>
-        <w:rPr>
-          <w:rFonts w:ascii="Arial" w:hAnsi="Arial" w:cs="Arial"/>
-          <w:color w:val="1F497D"/>
-          <w:sz w:val="18"/>
-          <w:szCs w:val="18"/>
-        </w:rPr>
-        <w:t>m</w:t>
-      </w:r>
-      <w:r>
-        <w:rPr>
-          <w:rFonts w:ascii="Arial" w:hAnsi="Arial" w:cs="Arial"/>
-          <w:color w:val="1F497D"/>
-          <w:sz w:val="18"/>
-          <w:szCs w:val="18"/>
-        </w:rPr>
-        <w:t>ain menu to the About box.</w:t>
+          <w:b/>
+          <w:bCs/>
+          <w:color w:val="4472C4" w:themeColor="accent5"/>
+          <w:sz w:val="24"/>
+          <w:szCs w:val="24"/>
+        </w:rPr>
+        <w:t>3</w:t>
+      </w:r>
+      <w:r>
+        <w:rPr>
+          <w:rFonts w:ascii="Arial" w:hAnsi="Arial" w:cs="Arial"/>
+          <w:b/>
+          <w:bCs/>
+          <w:color w:val="4472C4" w:themeColor="accent5"/>
+          <w:sz w:val="24"/>
+          <w:szCs w:val="24"/>
+        </w:rPr>
+        <w:t>1</w:t>
+      </w:r>
+      <w:r>
+        <w:rPr>
+          <w:rFonts w:ascii="Arial" w:hAnsi="Arial" w:cs="Arial"/>
+          <w:b/>
+          <w:bCs/>
+          <w:color w:val="4472C4" w:themeColor="accent5"/>
+          <w:sz w:val="24"/>
+          <w:szCs w:val="24"/>
+        </w:rPr>
+        <w:t>/</w:t>
+      </w:r>
+      <w:r>
+        <w:rPr>
+          <w:rFonts w:ascii="Arial" w:hAnsi="Arial" w:cs="Arial"/>
+          <w:b/>
+          <w:bCs/>
+          <w:color w:val="4472C4" w:themeColor="accent5"/>
+          <w:sz w:val="24"/>
+          <w:szCs w:val="24"/>
+        </w:rPr>
+        <w:t>0</w:t>
+      </w:r>
+      <w:r>
+        <w:rPr>
+          <w:rFonts w:ascii="Arial" w:hAnsi="Arial" w:cs="Arial"/>
+          <w:b/>
+          <w:bCs/>
+          <w:color w:val="4472C4" w:themeColor="accent5"/>
+          <w:sz w:val="24"/>
+          <w:szCs w:val="24"/>
+        </w:rPr>
+        <w:t>7</w:t>
+      </w:r>
+      <w:r>
+        <w:rPr>
+          <w:rFonts w:ascii="Arial" w:hAnsi="Arial" w:cs="Arial"/>
+          <w:b/>
+          <w:bCs/>
+          <w:color w:val="4472C4" w:themeColor="accent5"/>
+          <w:sz w:val="24"/>
+          <w:szCs w:val="24"/>
+        </w:rPr>
+        <w:t>/2025</w:t>
       </w:r>
     </w:p>
     <w:p>
@@ -2607,52 +2620,34 @@
           <w:szCs w:val="18"/>
         </w:rPr>
         <w:tab/>
-        <w:t>Corrected</w:t>
-      </w:r>
-      <w:r>
-        <w:rPr>
-          <w:rFonts w:ascii="Arial" w:hAnsi="Arial" w:cs="Arial"/>
-          <w:color w:val="1F497D"/>
-          <w:sz w:val="18"/>
-          <w:szCs w:val="18"/>
-        </w:rPr>
-        <w:t xml:space="preserve"> </w:t>
-      </w:r>
-      <w:r>
-        <w:rPr>
-          <w:rFonts w:ascii="Arial" w:hAnsi="Arial" w:cs="Arial"/>
-          <w:color w:val="1F497D"/>
-          <w:sz w:val="18"/>
-          <w:szCs w:val="18"/>
-        </w:rPr>
-        <w:t xml:space="preserve">the </w:t>
-      </w:r>
-      <w:r>
-        <w:rPr>
-          <w:rFonts w:ascii="Arial" w:hAnsi="Arial" w:cs="Arial"/>
-          <w:color w:val="1F497D"/>
-          <w:sz w:val="18"/>
-          <w:szCs w:val="18"/>
-        </w:rPr>
-        <w:t xml:space="preserve">Comms Log viewer’s error </w:t>
-      </w:r>
-      <w:r>
-        <w:rPr>
-          <w:rFonts w:ascii="Arial" w:hAnsi="Arial" w:cs="Arial"/>
-          <w:color w:val="1F497D"/>
-          <w:sz w:val="18"/>
-          <w:szCs w:val="18"/>
-        </w:rPr>
-        <w:t>over</w:t>
-      </w:r>
-      <w:r>
-        <w:rPr>
-          <w:rFonts w:ascii="Arial" w:hAnsi="Arial" w:cs="Arial"/>
-          <w:color w:val="1F497D"/>
-          <w:sz w:val="18"/>
-          <w:szCs w:val="18"/>
-        </w:rPr>
-        <w:t>counts.</w:t>
+        <w:t xml:space="preserve">Removed system notifications which were causing </w:t>
+      </w:r>
+      <w:r>
+        <w:rPr>
+          <w:rFonts w:ascii="Arial" w:hAnsi="Arial" w:cs="Arial"/>
+          <w:color w:val="1F497D"/>
+          <w:sz w:val="18"/>
+          <w:szCs w:val="18"/>
+        </w:rPr>
+        <w:t>freezes</w:t>
+      </w:r>
+      <w:r>
+        <w:rPr>
+          <w:rFonts w:ascii="Arial" w:hAnsi="Arial" w:cs="Arial"/>
+          <w:color w:val="1F497D"/>
+          <w:sz w:val="18"/>
+          <w:szCs w:val="18"/>
+        </w:rPr>
+        <w:t xml:space="preserve"> and </w:t>
+      </w:r>
+      <w:r>
+        <w:rPr>
+          <w:rFonts w:ascii="Arial" w:hAnsi="Arial" w:cs="Arial"/>
+          <w:color w:val="1F497D"/>
+          <w:sz w:val="18"/>
+          <w:szCs w:val="18"/>
+        </w:rPr>
+        <w:t>crashes after download/upload.</w:t>
       </w:r>
     </w:p>
     <w:p>
@@ -2675,95 +2670,68 @@
           <w:szCs w:val="18"/>
         </w:rPr>
       </w:pPr>
-    </w:p>
-    <w:p>
-      <w:pPr>
-        <w:tabs>
-          <w:tab w:val="left" w:pos="993"/>
-        </w:tabs>
-        <w:rPr>
-          <w:rFonts w:ascii="Arial" w:hAnsi="Arial" w:cs="Arial"/>
-          <w:color w:val="9CC2E5" w:themeColor="accent1" w:themeTint="99"/>
-          <w:sz w:val="16"/>
-          <w:szCs w:val="16"/>
-        </w:rPr>
-      </w:pPr>
-      <w:r>
-        <w:rPr>
-          <w:rFonts w:ascii="Arial" w:hAnsi="Arial" w:cs="Arial"/>
-          <w:b/>
-          <w:bCs/>
-          <w:color w:val="4472C4" w:themeColor="accent5"/>
-          <w:sz w:val="24"/>
-          <w:szCs w:val="24"/>
-        </w:rPr>
-        <w:t>v8.1.</w:t>
-      </w:r>
-      <w:r>
-        <w:rPr>
-          <w:rFonts w:ascii="Arial" w:hAnsi="Arial" w:cs="Arial"/>
-          <w:b/>
-          <w:bCs/>
-          <w:color w:val="4472C4" w:themeColor="accent5"/>
-          <w:sz w:val="24"/>
-          <w:szCs w:val="24"/>
-        </w:rPr>
-        <w:t>6</w:t>
-      </w:r>
-      <w:r>
-        <w:rPr>
-          <w:rFonts w:ascii="Arial" w:hAnsi="Arial" w:cs="Arial"/>
-          <w:b/>
-          <w:bCs/>
-          <w:color w:val="4472C4" w:themeColor="accent5"/>
-          <w:sz w:val="24"/>
-          <w:szCs w:val="24"/>
+      <w:r>
+        <w:rPr>
+          <w:rFonts w:ascii="Arial" w:hAnsi="Arial" w:cs="Arial"/>
+          <w:color w:val="1F497D"/>
+          <w:sz w:val="18"/>
+          <w:szCs w:val="18"/>
+        </w:rPr>
+        <w:t>-</w:t>
+      </w:r>
+      <w:r>
+        <w:rPr>
+          <w:rFonts w:ascii="Arial" w:hAnsi="Arial" w:cs="Arial"/>
+          <w:color w:val="1F497D"/>
+          <w:sz w:val="18"/>
+          <w:szCs w:val="18"/>
         </w:rPr>
         <w:tab/>
       </w:r>
       <w:r>
         <w:rPr>
           <w:rFonts w:ascii="Arial" w:hAnsi="Arial" w:cs="Arial"/>
-          <w:b/>
-          <w:bCs/>
-          <w:color w:val="4472C4" w:themeColor="accent5"/>
-          <w:sz w:val="24"/>
-          <w:szCs w:val="24"/>
-        </w:rPr>
-        <w:t>30</w:t>
-      </w:r>
-      <w:r>
-        <w:rPr>
-          <w:rFonts w:ascii="Arial" w:hAnsi="Arial" w:cs="Arial"/>
-          <w:b/>
-          <w:bCs/>
-          <w:color w:val="4472C4" w:themeColor="accent5"/>
-          <w:sz w:val="24"/>
-          <w:szCs w:val="24"/>
-        </w:rPr>
-        <w:t>/</w:t>
-      </w:r>
-      <w:r>
-        <w:rPr>
-          <w:rFonts w:ascii="Arial" w:hAnsi="Arial" w:cs="Arial"/>
-          <w:b/>
-          <w:bCs/>
-          <w:color w:val="4472C4" w:themeColor="accent5"/>
-          <w:sz w:val="24"/>
-          <w:szCs w:val="24"/>
-        </w:rPr>
-        <w:t>07</w:t>
-      </w:r>
-      <w:r>
-        <w:rPr>
-          <w:rFonts w:ascii="Arial" w:hAnsi="Arial" w:cs="Arial"/>
-          <w:b/>
-          <w:bCs/>
-          <w:color w:val="4472C4" w:themeColor="accent5"/>
-          <w:sz w:val="24"/>
-          <w:szCs w:val="24"/>
-        </w:rPr>
-        <w:t>/2025</w:t>
+          <w:color w:val="1F497D"/>
+          <w:sz w:val="18"/>
+          <w:szCs w:val="18"/>
+        </w:rPr>
+        <w:t xml:space="preserve">Moved Revision History </w:t>
+      </w:r>
+      <w:r>
+        <w:rPr>
+          <w:rFonts w:ascii="Arial" w:hAnsi="Arial" w:cs="Arial"/>
+          <w:color w:val="1F497D"/>
+          <w:sz w:val="18"/>
+          <w:szCs w:val="18"/>
+        </w:rPr>
+        <w:t xml:space="preserve">(this document) </w:t>
+      </w:r>
+      <w:r>
+        <w:rPr>
+          <w:rFonts w:ascii="Arial" w:hAnsi="Arial" w:cs="Arial"/>
+          <w:color w:val="1F497D"/>
+          <w:sz w:val="18"/>
+          <w:szCs w:val="18"/>
+        </w:rPr>
+        <w:t xml:space="preserve">from the </w:t>
+      </w:r>
+      <w:r>
+        <w:rPr>
+          <w:rFonts w:ascii="Arial" w:hAnsi="Arial" w:cs="Arial"/>
+          <w:color w:val="1F497D"/>
+          <w:sz w:val="18"/>
+          <w:szCs w:val="18"/>
+        </w:rPr>
+        <w:t>m</w:t>
+      </w:r>
+      <w:r>
+        <w:rPr>
+          <w:rFonts w:ascii="Arial" w:hAnsi="Arial" w:cs="Arial"/>
+          <w:color w:val="1F497D"/>
+          <w:sz w:val="18"/>
+          <w:szCs w:val="18"/>
+        </w:rPr>
+        <w:t>ain menu to the About box.</w:t>
       </w:r>
     </w:p>
     <w:p>
@@ -2803,42 +2771,16 @@
           <w:szCs w:val="18"/>
         </w:rPr>
         <w:tab/>
-      </w:r>
-      <w:r>
-        <w:rPr>
-          <w:rFonts w:ascii="Arial" w:hAnsi="Arial" w:cs="Arial"/>
-          <w:color w:val="1F497D"/>
-          <w:sz w:val="18"/>
-          <w:szCs w:val="18"/>
-        </w:rPr>
-        <w:t>Test</w:t>
-      </w:r>
-      <w:r>
-        <w:rPr>
-          <w:rFonts w:ascii="Arial" w:hAnsi="Arial" w:cs="Arial"/>
-          <w:color w:val="1F497D"/>
-          <w:sz w:val="18"/>
-          <w:szCs w:val="18"/>
-        </w:rPr>
-        <w:t xml:space="preserve"> version </w:t>
-      </w:r>
-      <w:r>
-        <w:rPr>
-          <w:rFonts w:ascii="Arial" w:hAnsi="Arial" w:cs="Arial"/>
-          <w:color w:val="1F497D"/>
-          <w:sz w:val="18"/>
-          <w:szCs w:val="18"/>
-        </w:rPr>
-        <w:t xml:space="preserve">to </w:t>
-      </w:r>
-      <w:r>
-        <w:rPr>
-          <w:rFonts w:ascii="Arial" w:hAnsi="Arial" w:cs="Arial"/>
-          <w:color w:val="1F497D"/>
-          <w:sz w:val="18"/>
-          <w:szCs w:val="18"/>
-        </w:rPr>
-        <w:t xml:space="preserve">investigate </w:t>
+        <w:t>Corrected</w:t>
+      </w:r>
+      <w:r>
+        <w:rPr>
+          <w:rFonts w:ascii="Arial" w:hAnsi="Arial" w:cs="Arial"/>
+          <w:color w:val="1F497D"/>
+          <w:sz w:val="18"/>
+          <w:szCs w:val="18"/>
+        </w:rPr>
+        <w:t xml:space="preserve"> </w:t>
       </w:r>
       <w:r>
         <w:rPr>
@@ -2856,61 +2798,25 @@
           <w:sz w:val="18"/>
           <w:szCs w:val="18"/>
         </w:rPr>
-        <w:t>freezes</w:t>
-      </w:r>
-      <w:r>
-        <w:rPr>
-          <w:rFonts w:ascii="Arial" w:hAnsi="Arial" w:cs="Arial"/>
-          <w:color w:val="1F497D"/>
-          <w:sz w:val="18"/>
-          <w:szCs w:val="18"/>
-        </w:rPr>
-        <w:t xml:space="preserve"> and </w:t>
-      </w:r>
-      <w:r>
-        <w:rPr>
-          <w:rFonts w:ascii="Arial" w:hAnsi="Arial" w:cs="Arial"/>
-          <w:color w:val="1F497D"/>
-          <w:sz w:val="18"/>
-          <w:szCs w:val="18"/>
-        </w:rPr>
-        <w:t xml:space="preserve">crashes </w:t>
-      </w:r>
-      <w:r>
-        <w:rPr>
-          <w:rFonts w:ascii="Arial" w:hAnsi="Arial" w:cs="Arial"/>
-          <w:color w:val="1F497D"/>
-          <w:sz w:val="18"/>
-          <w:szCs w:val="18"/>
-        </w:rPr>
-        <w:t xml:space="preserve">that instances of the </w:t>
-      </w:r>
-      <w:r>
-        <w:rPr>
-          <w:rFonts w:ascii="Arial" w:hAnsi="Arial" w:cs="Arial"/>
-          <w:color w:val="1F497D"/>
-          <w:sz w:val="18"/>
-          <w:szCs w:val="18"/>
-        </w:rPr>
-        <w:t>v8.1.5</w:t>
-      </w:r>
-      <w:r>
-        <w:rPr>
-          <w:rFonts w:ascii="Arial" w:hAnsi="Arial" w:cs="Arial"/>
-          <w:color w:val="1F497D"/>
-          <w:sz w:val="18"/>
-          <w:szCs w:val="18"/>
-        </w:rPr>
-        <w:t xml:space="preserve"> MS Store app exhibited </w:t>
-      </w:r>
-      <w:r>
-        <w:rPr>
-          <w:rFonts w:ascii="Arial" w:hAnsi="Arial" w:cs="Arial"/>
-          <w:color w:val="1F497D"/>
-          <w:sz w:val="18"/>
-          <w:szCs w:val="18"/>
-        </w:rPr>
-        <w:t>after download/upload.</w:t>
+        <w:t xml:space="preserve">Comms Log viewer’s error </w:t>
+      </w:r>
+      <w:r>
+        <w:rPr>
+          <w:rFonts w:ascii="Arial" w:hAnsi="Arial" w:cs="Arial"/>
+          <w:color w:val="1F497D"/>
+          <w:sz w:val="18"/>
+          <w:szCs w:val="18"/>
+        </w:rPr>
+        <w:t>over</w:t>
+      </w:r>
+      <w:r>
+        <w:rPr>
+          <w:rFonts w:ascii="Arial" w:hAnsi="Arial" w:cs="Arial"/>
+          <w:color w:val="1F497D"/>
+          <w:sz w:val="18"/>
+          <w:szCs w:val="18"/>
+        </w:rPr>
+        <w:t>counts.</w:t>
       </w:r>
     </w:p>
     <w:p>
@@ -2946,7 +2852,6 @@
           <w:szCs w:val="16"/>
         </w:rPr>
       </w:pPr>
-      <w:bookmarkStart w:id="3" w:name="_Hlk203052739"/>
       <w:r>
         <w:rPr>
           <w:rFonts w:ascii="Arial" w:hAnsi="Arial" w:cs="Arial"/>
@@ -2968,7 +2873,7 @@
           <w:sz w:val="24"/>
           <w:szCs w:val="24"/>
         </w:rPr>
-        <w:t>5</w:t>
+        <w:t>6</w:t>
       </w:r>
       <w:r>
         <w:rPr>
@@ -2990,7 +2895,7 @@
           <w:sz w:val="24"/>
           <w:szCs w:val="24"/>
         </w:rPr>
-        <w:t>28</w:t>
+        <w:t>30</w:t>
       </w:r>
       <w:r>
         <w:rPr>
@@ -3071,61 +2976,106 @@
           <w:sz w:val="18"/>
           <w:szCs w:val="18"/>
         </w:rPr>
-        <w:t xml:space="preserve">The panel </w:t>
-      </w:r>
-      <w:r>
-        <w:rPr>
-          <w:rFonts w:ascii="Arial" w:hAnsi="Arial" w:cs="Arial"/>
-          <w:color w:val="1F497D"/>
-          <w:sz w:val="18"/>
-          <w:szCs w:val="18"/>
-        </w:rPr>
-        <w:t xml:space="preserve">upload </w:t>
-      </w:r>
-      <w:r>
-        <w:rPr>
-          <w:rFonts w:ascii="Arial" w:hAnsi="Arial" w:cs="Arial"/>
-          <w:color w:val="1F497D"/>
-          <w:sz w:val="18"/>
-          <w:szCs w:val="18"/>
-        </w:rPr>
-        <w:t xml:space="preserve">has been refined </w:t>
-      </w:r>
-      <w:r>
-        <w:rPr>
-          <w:rFonts w:ascii="Arial" w:hAnsi="Arial" w:cs="Arial"/>
-          <w:color w:val="1F497D"/>
-          <w:sz w:val="18"/>
-          <w:szCs w:val="18"/>
-        </w:rPr>
-        <w:t>so that d</w:t>
-      </w:r>
-      <w:r>
-        <w:rPr>
-          <w:rFonts w:ascii="Arial" w:hAnsi="Arial" w:cs="Arial"/>
-          <w:color w:val="1F497D"/>
-          <w:sz w:val="18"/>
-          <w:szCs w:val="18"/>
-        </w:rPr>
-        <w:t>uplicate data items</w:t>
-      </w:r>
-      <w:r>
-        <w:rPr>
-          <w:rFonts w:ascii="Arial" w:hAnsi="Arial" w:cs="Arial"/>
-          <w:color w:val="1F497D"/>
-          <w:sz w:val="18"/>
-          <w:szCs w:val="18"/>
-        </w:rPr>
-        <w:t xml:space="preserve"> are not sent</w:t>
-      </w:r>
-      <w:r>
-        <w:rPr>
-          <w:rFonts w:ascii="Arial" w:hAnsi="Arial" w:cs="Arial"/>
-          <w:color w:val="1F497D"/>
-          <w:sz w:val="18"/>
-          <w:szCs w:val="18"/>
-        </w:rPr>
-        <w:t>.</w:t>
+        <w:t>Test</w:t>
+      </w:r>
+      <w:r>
+        <w:rPr>
+          <w:rFonts w:ascii="Arial" w:hAnsi="Arial" w:cs="Arial"/>
+          <w:color w:val="1F497D"/>
+          <w:sz w:val="18"/>
+          <w:szCs w:val="18"/>
+        </w:rPr>
+        <w:t xml:space="preserve"> version </w:t>
+      </w:r>
+      <w:r>
+        <w:rPr>
+          <w:rFonts w:ascii="Arial" w:hAnsi="Arial" w:cs="Arial"/>
+          <w:color w:val="1F497D"/>
+          <w:sz w:val="18"/>
+          <w:szCs w:val="18"/>
+        </w:rPr>
+        <w:t xml:space="preserve">to </w:t>
+      </w:r>
+      <w:r>
+        <w:rPr>
+          <w:rFonts w:ascii="Arial" w:hAnsi="Arial" w:cs="Arial"/>
+          <w:color w:val="1F497D"/>
+          <w:sz w:val="18"/>
+          <w:szCs w:val="18"/>
+        </w:rPr>
+        <w:t xml:space="preserve">investigate </w:t>
+      </w:r>
+      <w:r>
+        <w:rPr>
+          <w:rFonts w:ascii="Arial" w:hAnsi="Arial" w:cs="Arial"/>
+          <w:color w:val="1F497D"/>
+          <w:sz w:val="18"/>
+          <w:szCs w:val="18"/>
+        </w:rPr>
+        <w:t xml:space="preserve">the </w:t>
+      </w:r>
+      <w:r>
+        <w:rPr>
+          <w:rFonts w:ascii="Arial" w:hAnsi="Arial" w:cs="Arial"/>
+          <w:color w:val="1F497D"/>
+          <w:sz w:val="18"/>
+          <w:szCs w:val="18"/>
+        </w:rPr>
+        <w:t>freezes</w:t>
+      </w:r>
+      <w:r>
+        <w:rPr>
+          <w:rFonts w:ascii="Arial" w:hAnsi="Arial" w:cs="Arial"/>
+          <w:color w:val="1F497D"/>
+          <w:sz w:val="18"/>
+          <w:szCs w:val="18"/>
+        </w:rPr>
+        <w:t xml:space="preserve"> and </w:t>
+      </w:r>
+      <w:r>
+        <w:rPr>
+          <w:rFonts w:ascii="Arial" w:hAnsi="Arial" w:cs="Arial"/>
+          <w:color w:val="1F497D"/>
+          <w:sz w:val="18"/>
+          <w:szCs w:val="18"/>
+        </w:rPr>
+        <w:t xml:space="preserve">crashes </w:t>
+      </w:r>
+      <w:r>
+        <w:rPr>
+          <w:rFonts w:ascii="Arial" w:hAnsi="Arial" w:cs="Arial"/>
+          <w:color w:val="1F497D"/>
+          <w:sz w:val="18"/>
+          <w:szCs w:val="18"/>
+        </w:rPr>
+        <w:t xml:space="preserve">that instances of the </w:t>
+      </w:r>
+      <w:r>
+        <w:rPr>
+          <w:rFonts w:ascii="Arial" w:hAnsi="Arial" w:cs="Arial"/>
+          <w:color w:val="1F497D"/>
+          <w:sz w:val="18"/>
+          <w:szCs w:val="18"/>
+        </w:rPr>
+        <w:t>v8.1.5</w:t>
+      </w:r>
+      <w:r>
+        <w:rPr>
+          <w:rFonts w:ascii="Arial" w:hAnsi="Arial" w:cs="Arial"/>
+          <w:color w:val="1F497D"/>
+          <w:sz w:val="18"/>
+          <w:szCs w:val="18"/>
+        </w:rPr>
+        <w:t xml:space="preserve"> MS Store app exhibited </w:t>
+      </w:r>
+      <w:r>
+        <w:rPr>
+          <w:rFonts w:ascii="Arial" w:hAnsi="Arial" w:cs="Arial"/>
+          <w:color w:val="1F497D"/>
+          <w:sz w:val="18"/>
+          <w:szCs w:val="18"/>
+        </w:rPr>
+        <w:t>after download/upload.</w:t>
       </w:r>
     </w:p>
     <w:p>
@@ -3148,32 +3098,96 @@
           <w:szCs w:val="18"/>
         </w:rPr>
       </w:pPr>
-      <w:r>
-        <w:rPr>
-          <w:rFonts w:ascii="Arial" w:hAnsi="Arial" w:cs="Arial"/>
-          <w:color w:val="1F497D"/>
-          <w:sz w:val="18"/>
-          <w:szCs w:val="18"/>
-        </w:rPr>
-        <w:t>-</w:t>
-      </w:r>
-      <w:r>
-        <w:rPr>
-          <w:rFonts w:ascii="Arial" w:hAnsi="Arial" w:cs="Arial"/>
-          <w:color w:val="1F497D"/>
-          <w:sz w:val="18"/>
-          <w:szCs w:val="18"/>
+    </w:p>
+    <w:p>
+      <w:pPr>
+        <w:tabs>
+          <w:tab w:val="left" w:pos="993"/>
+        </w:tabs>
+        <w:rPr>
+          <w:rFonts w:ascii="Arial" w:hAnsi="Arial" w:cs="Arial"/>
+          <w:color w:val="9CC2E5" w:themeColor="accent1" w:themeTint="99"/>
+          <w:sz w:val="16"/>
+          <w:szCs w:val="16"/>
+        </w:rPr>
+      </w:pPr>
+      <w:bookmarkStart w:id="3" w:name="_Hlk203052739"/>
+      <w:r>
+        <w:rPr>
+          <w:rFonts w:ascii="Arial" w:hAnsi="Arial" w:cs="Arial"/>
+          <w:b/>
+          <w:bCs/>
+          <w:color w:val="4472C4" w:themeColor="accent5"/>
+          <w:sz w:val="24"/>
+          <w:szCs w:val="24"/>
+        </w:rPr>
+        <w:t>v8.1.</w:t>
+      </w:r>
+      <w:r>
+        <w:rPr>
+          <w:rFonts w:ascii="Arial" w:hAnsi="Arial" w:cs="Arial"/>
+          <w:b/>
+          <w:bCs/>
+          <w:color w:val="4472C4" w:themeColor="accent5"/>
+          <w:sz w:val="24"/>
+          <w:szCs w:val="24"/>
+        </w:rPr>
+        <w:t>5</w:t>
+      </w:r>
+      <w:r>
+        <w:rPr>
+          <w:rFonts w:ascii="Arial" w:hAnsi="Arial" w:cs="Arial"/>
+          <w:b/>
+          <w:bCs/>
+          <w:color w:val="4472C4" w:themeColor="accent5"/>
+          <w:sz w:val="24"/>
+          <w:szCs w:val="24"/>
         </w:rPr>
         <w:tab/>
       </w:r>
       <w:r>
         <w:rPr>
           <w:rFonts w:ascii="Arial" w:hAnsi="Arial" w:cs="Arial"/>
-          <w:color w:val="1F497D"/>
-          <w:sz w:val="18"/>
-          <w:szCs w:val="18"/>
-        </w:rPr>
-        <w:t>The Validation Window now correctly reports multiple errors on a page instead of only one.</w:t>
+          <w:b/>
+          <w:bCs/>
+          <w:color w:val="4472C4" w:themeColor="accent5"/>
+          <w:sz w:val="24"/>
+          <w:szCs w:val="24"/>
+        </w:rPr>
+        <w:t>28</w:t>
+      </w:r>
+      <w:r>
+        <w:rPr>
+          <w:rFonts w:ascii="Arial" w:hAnsi="Arial" w:cs="Arial"/>
+          <w:b/>
+          <w:bCs/>
+          <w:color w:val="4472C4" w:themeColor="accent5"/>
+          <w:sz w:val="24"/>
+          <w:szCs w:val="24"/>
+        </w:rPr>
+        <w:t>/</w:t>
+      </w:r>
+      <w:r>
+        <w:rPr>
+          <w:rFonts w:ascii="Arial" w:hAnsi="Arial" w:cs="Arial"/>
+          <w:b/>
+          <w:bCs/>
+          <w:color w:val="4472C4" w:themeColor="accent5"/>
+          <w:sz w:val="24"/>
+          <w:szCs w:val="24"/>
+        </w:rPr>
+        <w:t>07</w:t>
+      </w:r>
+      <w:r>
+        <w:rPr>
+          <w:rFonts w:ascii="Arial" w:hAnsi="Arial" w:cs="Arial"/>
+          <w:b/>
+          <w:bCs/>
+          <w:color w:val="4472C4" w:themeColor="accent5"/>
+          <w:sz w:val="24"/>
+          <w:szCs w:val="24"/>
+        </w:rPr>
+        <w:t>/2025</w:t>
       </w:r>
     </w:p>
     <w:p>
@@ -3213,34 +3227,69 @@
           <w:szCs w:val="18"/>
         </w:rPr>
         <w:tab/>
-        <w:t xml:space="preserve">The device </w:t>
-      </w:r>
-      <w:r>
-        <w:rPr>
-          <w:rFonts w:ascii="Arial" w:hAnsi="Arial" w:cs="Arial"/>
-          <w:color w:val="1F497D"/>
-          <w:sz w:val="18"/>
-          <w:szCs w:val="18"/>
-        </w:rPr>
-        <w:t xml:space="preserve">count is </w:t>
-      </w:r>
-      <w:r>
-        <w:rPr>
-          <w:rFonts w:ascii="Arial" w:hAnsi="Arial" w:cs="Arial"/>
-          <w:color w:val="1F497D"/>
-          <w:sz w:val="18"/>
-          <w:szCs w:val="18"/>
-        </w:rPr>
-        <w:t xml:space="preserve">now </w:t>
-      </w:r>
-      <w:r>
-        <w:rPr>
-          <w:rFonts w:ascii="Arial" w:hAnsi="Arial" w:cs="Arial"/>
-          <w:color w:val="1F497D"/>
-          <w:sz w:val="18"/>
-          <w:szCs w:val="18"/>
-        </w:rPr>
-        <w:t>always correct after changing protocol when downloading from a panel or reading from a file.</w:t>
+      </w:r>
+      <w:r>
+        <w:rPr>
+          <w:rFonts w:ascii="Arial" w:hAnsi="Arial" w:cs="Arial"/>
+          <w:color w:val="1F497D"/>
+          <w:sz w:val="18"/>
+          <w:szCs w:val="18"/>
+        </w:rPr>
+        <w:t xml:space="preserve">The panel </w:t>
+      </w:r>
+      <w:r>
+        <w:rPr>
+          <w:rFonts w:ascii="Arial" w:hAnsi="Arial" w:cs="Arial"/>
+          <w:color w:val="1F497D"/>
+          <w:sz w:val="18"/>
+          <w:szCs w:val="18"/>
+        </w:rPr>
+        <w:t xml:space="preserve">upload </w:t>
+      </w:r>
+      <w:r>
+        <w:rPr>
+          <w:rFonts w:ascii="Arial" w:hAnsi="Arial" w:cs="Arial"/>
+          <w:color w:val="1F497D"/>
+          <w:sz w:val="18"/>
+          <w:szCs w:val="18"/>
+        </w:rPr>
+        <w:t xml:space="preserve">has been refined </w:t>
+      </w:r>
+      <w:r>
+        <w:rPr>
+          <w:rFonts w:ascii="Arial" w:hAnsi="Arial" w:cs="Arial"/>
+          <w:color w:val="1F497D"/>
+          <w:sz w:val="18"/>
+          <w:szCs w:val="18"/>
+        </w:rPr>
+        <w:t>so that d</w:t>
+      </w:r>
+      <w:r>
+        <w:rPr>
+          <w:rFonts w:ascii="Arial" w:hAnsi="Arial" w:cs="Arial"/>
+          <w:color w:val="1F497D"/>
+          <w:sz w:val="18"/>
+          <w:szCs w:val="18"/>
+        </w:rPr>
+        <w:t>uplicate data items</w:t>
+      </w:r>
+      <w:r>
+        <w:rPr>
+          <w:rFonts w:ascii="Arial" w:hAnsi="Arial" w:cs="Arial"/>
+          <w:color w:val="1F497D"/>
+          <w:sz w:val="18"/>
+          <w:szCs w:val="18"/>
+        </w:rPr>
+        <w:t xml:space="preserve"> are not sent</w:t>
+      </w:r>
+      <w:r>
+        <w:rPr>
+          <w:rFonts w:ascii="Arial" w:hAnsi="Arial" w:cs="Arial"/>
+          <w:color w:val="1F497D"/>
+          <w:sz w:val="18"/>
+          <w:szCs w:val="18"/>
+        </w:rPr>
+        <w:t>.</w:t>
       </w:r>
     </w:p>
     <w:p>
@@ -3280,7 +3329,15 @@
           <w:szCs w:val="18"/>
         </w:rPr>
         <w:tab/>
-        <w:t>Errors with the Causes &amp; Effects page not updating after downloading or reading from file have been fixed.</w:t>
+      </w:r>
+      <w:r>
+        <w:rPr>
+          <w:rFonts w:ascii="Arial" w:hAnsi="Arial" w:cs="Arial"/>
+          <w:color w:val="1F497D"/>
+          <w:sz w:val="18"/>
+          <w:szCs w:val="18"/>
+        </w:rPr>
+        <w:t>The Validation Window now correctly reports multiple errors on a page instead of only one.</w:t>
       </w:r>
     </w:p>
     <w:p>
@@ -3303,96 +3360,51 @@
           <w:szCs w:val="18"/>
         </w:rPr>
       </w:pPr>
-    </w:p>
-    <w:p>
-      <w:pPr>
-        <w:tabs>
-          <w:tab w:val="left" w:pos="993"/>
-        </w:tabs>
-        <w:rPr>
-          <w:rFonts w:ascii="Arial" w:hAnsi="Arial" w:cs="Arial"/>
-          <w:color w:val="9CC2E5" w:themeColor="accent1" w:themeTint="99"/>
-          <w:sz w:val="16"/>
-          <w:szCs w:val="16"/>
-        </w:rPr>
-      </w:pPr>
-      <w:bookmarkStart w:id="4" w:name="_Hlk199945625"/>
-      <w:r>
-        <w:rPr>
-          <w:rFonts w:ascii="Arial" w:hAnsi="Arial" w:cs="Arial"/>
-          <w:b/>
-          <w:bCs/>
-          <w:color w:val="4472C4" w:themeColor="accent5"/>
-          <w:sz w:val="24"/>
-          <w:szCs w:val="24"/>
-        </w:rPr>
-        <w:t>v8.1.</w:t>
-      </w:r>
-      <w:r>
-        <w:rPr>
-          <w:rFonts w:ascii="Arial" w:hAnsi="Arial" w:cs="Arial"/>
-          <w:b/>
-          <w:bCs/>
-          <w:color w:val="4472C4" w:themeColor="accent5"/>
-          <w:sz w:val="24"/>
-          <w:szCs w:val="24"/>
-        </w:rPr>
-        <w:t>4</w:t>
-      </w:r>
-      <w:r>
-        <w:rPr>
-          <w:rFonts w:ascii="Arial" w:hAnsi="Arial" w:cs="Arial"/>
-          <w:b/>
-          <w:bCs/>
-          <w:color w:val="4472C4" w:themeColor="accent5"/>
-          <w:sz w:val="24"/>
-          <w:szCs w:val="24"/>
+      <w:r>
+        <w:rPr>
+          <w:rFonts w:ascii="Arial" w:hAnsi="Arial" w:cs="Arial"/>
+          <w:color w:val="1F497D"/>
+          <w:sz w:val="18"/>
+          <w:szCs w:val="18"/>
+        </w:rPr>
+        <w:t>-</w:t>
+      </w:r>
+      <w:r>
+        <w:rPr>
+          <w:rFonts w:ascii="Arial" w:hAnsi="Arial" w:cs="Arial"/>
+          <w:color w:val="1F497D"/>
+          <w:sz w:val="18"/>
+          <w:szCs w:val="18"/>
         </w:rPr>
         <w:tab/>
-      </w:r>
-      <w:r>
-        <w:rPr>
-          <w:rFonts w:ascii="Arial" w:hAnsi="Arial" w:cs="Arial"/>
-          <w:b/>
-          <w:bCs/>
-          <w:color w:val="4472C4" w:themeColor="accent5"/>
-          <w:sz w:val="24"/>
-          <w:szCs w:val="24"/>
-        </w:rPr>
-        <w:t>09</w:t>
-      </w:r>
-      <w:r>
-        <w:rPr>
-          <w:rFonts w:ascii="Arial" w:hAnsi="Arial" w:cs="Arial"/>
-          <w:b/>
-          <w:bCs/>
-          <w:color w:val="4472C4" w:themeColor="accent5"/>
-          <w:sz w:val="24"/>
-          <w:szCs w:val="24"/>
-        </w:rPr>
-        <w:t>/</w:t>
-      </w:r>
-      <w:r>
-        <w:rPr>
-          <w:rFonts w:ascii="Arial" w:hAnsi="Arial" w:cs="Arial"/>
-          <w:b/>
-          <w:bCs/>
-          <w:color w:val="4472C4" w:themeColor="accent5"/>
-          <w:sz w:val="24"/>
-          <w:szCs w:val="24"/>
-        </w:rPr>
-        <w:t>07</w:t>
-      </w:r>
-      <w:r>
-        <w:rPr>
-          <w:rFonts w:ascii="Arial" w:hAnsi="Arial" w:cs="Arial"/>
-          <w:b/>
-          <w:bCs/>
-          <w:color w:val="4472C4" w:themeColor="accent5"/>
-          <w:sz w:val="24"/>
-          <w:szCs w:val="24"/>
-        </w:rPr>
-        <w:t>/2025</w:t>
+        <w:t xml:space="preserve">The device </w:t>
+      </w:r>
+      <w:r>
+        <w:rPr>
+          <w:rFonts w:ascii="Arial" w:hAnsi="Arial" w:cs="Arial"/>
+          <w:color w:val="1F497D"/>
+          <w:sz w:val="18"/>
+          <w:szCs w:val="18"/>
+        </w:rPr>
+        <w:t xml:space="preserve">count is </w:t>
+      </w:r>
+      <w:r>
+        <w:rPr>
+          <w:rFonts w:ascii="Arial" w:hAnsi="Arial" w:cs="Arial"/>
+          <w:color w:val="1F497D"/>
+          <w:sz w:val="18"/>
+          <w:szCs w:val="18"/>
+        </w:rPr>
+        <w:t xml:space="preserve">now </w:t>
+      </w:r>
+      <w:r>
+        <w:rPr>
+          <w:rFonts w:ascii="Arial" w:hAnsi="Arial" w:cs="Arial"/>
+          <w:color w:val="1F497D"/>
+          <w:sz w:val="18"/>
+          <w:szCs w:val="18"/>
+        </w:rPr>
+        <w:t>always correct after changing protocol when downloading from a panel or reading from a file.</w:t>
       </w:r>
     </w:p>
     <w:p>
@@ -3432,35 +3444,167 @@
           <w:szCs w:val="18"/>
         </w:rPr>
         <w:tab/>
-      </w:r>
-      <w:r>
-        <w:rPr>
-          <w:rFonts w:ascii="Arial" w:hAnsi="Arial" w:cs="Arial"/>
-          <w:color w:val="1F497D"/>
-          <w:sz w:val="18"/>
-          <w:szCs w:val="18"/>
-        </w:rPr>
-        <w:t>Groups page: Phased Delay can now be disabled by setting it to “</w:t>
-      </w:r>
-      <w:proofErr w:type="gramStart"/>
-      <w:r>
-        <w:rPr>
-          <w:rFonts w:ascii="Arial" w:hAnsi="Arial" w:cs="Arial"/>
-          <w:color w:val="1F497D"/>
-          <w:sz w:val="18"/>
-          <w:szCs w:val="18"/>
-        </w:rPr>
-        <w:t>--:--</w:t>
-      </w:r>
-      <w:proofErr w:type="gramEnd"/>
-      <w:r>
-        <w:rPr>
-          <w:rFonts w:ascii="Arial" w:hAnsi="Arial" w:cs="Arial"/>
-          <w:color w:val="1F497D"/>
-          <w:sz w:val="18"/>
-          <w:szCs w:val="18"/>
-        </w:rPr>
-        <w:t>“.</w:t>
+        <w:t>Errors with the Causes &amp; Effects page not updating after downloading or reading from file have been fixed.</w:t>
+      </w:r>
+    </w:p>
+    <w:p>
+      <w:pPr>
+        <w:tabs>
+          <w:tab w:val="left" w:pos="284"/>
+          <w:tab w:val="left" w:pos="567"/>
+          <w:tab w:val="left" w:pos="993"/>
+          <w:tab w:val="left" w:pos="1418"/>
+          <w:tab w:val="right" w:pos="9000"/>
+        </w:tabs>
+        <w:suppressAutoHyphens/>
+        <w:autoSpaceDN w:val="0"/>
+        <w:ind w:left="284" w:hanging="284"/>
+        <w:contextualSpacing/>
+        <w:rPr>
+          <w:rFonts w:ascii="Arial" w:hAnsi="Arial" w:cs="Arial"/>
+          <w:color w:val="1F497D"/>
+          <w:sz w:val="18"/>
+          <w:szCs w:val="18"/>
+        </w:rPr>
+      </w:pPr>
+    </w:p>
+    <w:p>
+      <w:pPr>
+        <w:tabs>
+          <w:tab w:val="left" w:pos="993"/>
+        </w:tabs>
+        <w:rPr>
+          <w:rFonts w:ascii="Arial" w:hAnsi="Arial" w:cs="Arial"/>
+          <w:color w:val="9CC2E5" w:themeColor="accent1" w:themeTint="99"/>
+          <w:sz w:val="16"/>
+          <w:szCs w:val="16"/>
+        </w:rPr>
+      </w:pPr>
+      <w:bookmarkStart w:id="4" w:name="_Hlk199945625"/>
+      <w:r>
+        <w:rPr>
+          <w:rFonts w:ascii="Arial" w:hAnsi="Arial" w:cs="Arial"/>
+          <w:b/>
+          <w:bCs/>
+          <w:color w:val="4472C4" w:themeColor="accent5"/>
+          <w:sz w:val="24"/>
+          <w:szCs w:val="24"/>
+        </w:rPr>
+        <w:t>v8.1.</w:t>
+      </w:r>
+      <w:r>
+        <w:rPr>
+          <w:rFonts w:ascii="Arial" w:hAnsi="Arial" w:cs="Arial"/>
+          <w:b/>
+          <w:bCs/>
+          <w:color w:val="4472C4" w:themeColor="accent5"/>
+          <w:sz w:val="24"/>
+          <w:szCs w:val="24"/>
+        </w:rPr>
+        <w:t>4</w:t>
+      </w:r>
+      <w:r>
+        <w:rPr>
+          <w:rFonts w:ascii="Arial" w:hAnsi="Arial" w:cs="Arial"/>
+          <w:b/>
+          <w:bCs/>
+          <w:color w:val="4472C4" w:themeColor="accent5"/>
+          <w:sz w:val="24"/>
+          <w:szCs w:val="24"/>
+        </w:rPr>
+        <w:tab/>
+      </w:r>
+      <w:r>
+        <w:rPr>
+          <w:rFonts w:ascii="Arial" w:hAnsi="Arial" w:cs="Arial"/>
+          <w:b/>
+          <w:bCs/>
+          <w:color w:val="4472C4" w:themeColor="accent5"/>
+          <w:sz w:val="24"/>
+          <w:szCs w:val="24"/>
+        </w:rPr>
+        <w:t>09</w:t>
+      </w:r>
+      <w:r>
+        <w:rPr>
+          <w:rFonts w:ascii="Arial" w:hAnsi="Arial" w:cs="Arial"/>
+          <w:b/>
+          <w:bCs/>
+          <w:color w:val="4472C4" w:themeColor="accent5"/>
+          <w:sz w:val="24"/>
+          <w:szCs w:val="24"/>
+        </w:rPr>
+        <w:t>/</w:t>
+      </w:r>
+      <w:r>
+        <w:rPr>
+          <w:rFonts w:ascii="Arial" w:hAnsi="Arial" w:cs="Arial"/>
+          <w:b/>
+          <w:bCs/>
+          <w:color w:val="4472C4" w:themeColor="accent5"/>
+          <w:sz w:val="24"/>
+          <w:szCs w:val="24"/>
+        </w:rPr>
+        <w:t>07</w:t>
+      </w:r>
+      <w:r>
+        <w:rPr>
+          <w:rFonts w:ascii="Arial" w:hAnsi="Arial" w:cs="Arial"/>
+          <w:b/>
+          <w:bCs/>
+          <w:color w:val="4472C4" w:themeColor="accent5"/>
+          <w:sz w:val="24"/>
+          <w:szCs w:val="24"/>
+        </w:rPr>
+        <w:t>/2025</w:t>
+      </w:r>
+    </w:p>
+    <w:p>
+      <w:pPr>
+        <w:tabs>
+          <w:tab w:val="left" w:pos="284"/>
+          <w:tab w:val="left" w:pos="567"/>
+          <w:tab w:val="left" w:pos="993"/>
+          <w:tab w:val="left" w:pos="1418"/>
+          <w:tab w:val="right" w:pos="9000"/>
+        </w:tabs>
+        <w:suppressAutoHyphens/>
+        <w:autoSpaceDN w:val="0"/>
+        <w:ind w:left="284" w:hanging="284"/>
+        <w:contextualSpacing/>
+        <w:rPr>
+          <w:rFonts w:ascii="Arial" w:hAnsi="Arial" w:cs="Arial"/>
+          <w:color w:val="1F497D"/>
+          <w:sz w:val="18"/>
+          <w:szCs w:val="18"/>
+        </w:rPr>
+      </w:pPr>
+      <w:r>
+        <w:rPr>
+          <w:rFonts w:ascii="Arial" w:hAnsi="Arial" w:cs="Arial"/>
+          <w:color w:val="1F497D"/>
+          <w:sz w:val="18"/>
+          <w:szCs w:val="18"/>
+        </w:rPr>
+        <w:t>-</w:t>
+      </w:r>
+      <w:r>
+        <w:rPr>
+          <w:rFonts w:ascii="Arial" w:hAnsi="Arial" w:cs="Arial"/>
+          <w:color w:val="1F497D"/>
+          <w:sz w:val="18"/>
+          <w:szCs w:val="18"/>
+        </w:rPr>
+        <w:tab/>
+      </w:r>
+      <w:r>
+        <w:rPr>
+          <w:rFonts w:ascii="Arial" w:hAnsi="Arial" w:cs="Arial"/>
+          <w:color w:val="1F497D"/>
+          <w:sz w:val="18"/>
+          <w:szCs w:val="18"/>
+        </w:rPr>
+        <w:t>Groups page: Phased Delay can now be disabled by setting it to “--:--“.</w:t>
       </w:r>
     </w:p>
     <w:p>
@@ -5439,6 +5583,7 @@
           <w:sz w:val="18"/>
           <w:szCs w:val="18"/>
         </w:rPr>
+        <w:lastRenderedPageBreak/>
         <w:t>-</w:t>
       </w:r>
       <w:r>
@@ -5536,7 +5681,6 @@
           <w:sz w:val="18"/>
           <w:szCs w:val="18"/>
         </w:rPr>
-        <w:lastRenderedPageBreak/>
         <w:t>-</w:t>
       </w:r>
       <w:r>
@@ -7540,45 +7684,14 @@
         </w:rPr>
         <w:tab/>
       </w:r>
-      <w:proofErr w:type="spellStart"/>
-      <w:r>
-        <w:rPr>
-          <w:rFonts w:ascii="Arial" w:hAnsi="Arial" w:cs="Arial"/>
-          <w:color w:val="1F4E79" w:themeColor="accent1" w:themeShade="80"/>
-          <w:sz w:val="18"/>
-          <w:szCs w:val="18"/>
-        </w:rPr>
-        <w:t>NumberSpinner</w:t>
-      </w:r>
-      <w:proofErr w:type="spellEnd"/>
-      <w:r>
-        <w:rPr>
-          <w:rFonts w:ascii="Arial" w:hAnsi="Arial" w:cs="Arial"/>
-          <w:color w:val="1F4E79" w:themeColor="accent1" w:themeShade="80"/>
-          <w:sz w:val="18"/>
-          <w:szCs w:val="18"/>
-        </w:rPr>
-        <w:t xml:space="preserve"> control: added </w:t>
-      </w:r>
-      <w:proofErr w:type="spellStart"/>
-      <w:r>
-        <w:rPr>
-          <w:rFonts w:ascii="Arial" w:hAnsi="Arial" w:cs="Arial"/>
-          <w:color w:val="1F4E79" w:themeColor="accent1" w:themeShade="80"/>
-          <w:sz w:val="18"/>
-          <w:szCs w:val="18"/>
-        </w:rPr>
-        <w:t>NumberSet</w:t>
-      </w:r>
-      <w:proofErr w:type="spellEnd"/>
-      <w:r>
-        <w:rPr>
-          <w:rFonts w:ascii="Arial" w:hAnsi="Arial" w:cs="Arial"/>
-          <w:color w:val="1F4E79" w:themeColor="accent1" w:themeShade="80"/>
-          <w:sz w:val="18"/>
-          <w:szCs w:val="18"/>
-        </w:rPr>
-        <w:t xml:space="preserve"> property, that defines the set of valid values for the case when the valid values are not consecutive, and </w:t>
+      <w:r>
+        <w:rPr>
+          <w:rFonts w:ascii="Arial" w:hAnsi="Arial" w:cs="Arial"/>
+          <w:color w:val="1F4E79" w:themeColor="accent1" w:themeShade="80"/>
+          <w:sz w:val="18"/>
+          <w:szCs w:val="18"/>
+        </w:rPr>
+        <w:t xml:space="preserve">NumberSpinner control: added NumberSet property, that defines the set of valid values for the case when the valid values are not consecutive, and </w:t>
       </w:r>
       <w:r>
         <w:rPr>
@@ -7623,6 +7736,7 @@
           <w:sz w:val="18"/>
           <w:szCs w:val="18"/>
         </w:rPr>
+        <w:lastRenderedPageBreak/>
         <w:t>-</w:t>
       </w:r>
       <w:r>
@@ -7767,7 +7881,6 @@
           <w:sz w:val="18"/>
           <w:szCs w:val="18"/>
         </w:rPr>
-        <w:lastRenderedPageBreak/>
         <w:t>-</w:t>
       </w:r>
       <w:r>
@@ -8533,37 +8646,7 @@
           <w:sz w:val="18"/>
           <w:szCs w:val="18"/>
         </w:rPr>
-        <w:t xml:space="preserve">Default </w:t>
-      </w:r>
-      <w:proofErr w:type="spellStart"/>
-      <w:r>
-        <w:rPr>
-          <w:rFonts w:ascii="Arial" w:hAnsi="Arial" w:cs="Arial"/>
-          <w:color w:val="1F4E79" w:themeColor="accent1" w:themeShade="80"/>
-          <w:sz w:val="18"/>
-          <w:szCs w:val="18"/>
-        </w:rPr>
-        <w:t>DeviceData</w:t>
-      </w:r>
-      <w:proofErr w:type="spellEnd"/>
-      <w:r>
-        <w:rPr>
-          <w:rFonts w:ascii="Arial" w:hAnsi="Arial" w:cs="Arial"/>
-          <w:color w:val="1F4E79" w:themeColor="accent1" w:themeShade="80"/>
-          <w:sz w:val="18"/>
-          <w:szCs w:val="18"/>
-        </w:rPr>
-        <w:t xml:space="preserve"> day/night modes are now set according to the device </w:t>
-      </w:r>
-      <w:proofErr w:type="gramStart"/>
-      <w:r>
-        <w:rPr>
-          <w:rFonts w:ascii="Arial" w:hAnsi="Arial" w:cs="Arial"/>
-          <w:color w:val="1F4E79" w:themeColor="accent1" w:themeShade="80"/>
-          <w:sz w:val="18"/>
-          <w:szCs w:val="18"/>
-        </w:rPr>
-        <w:t>type</w:t>
+        <w:t>Default DeviceData day/night modes are now set according to the device type</w:t>
       </w:r>
       <w:r>
         <w:rPr>
@@ -8581,17 +8664,7 @@
           <w:sz w:val="18"/>
           <w:szCs w:val="18"/>
         </w:rPr>
-        <w:t xml:space="preserve"> and</w:t>
-      </w:r>
-      <w:proofErr w:type="gramEnd"/>
-      <w:r>
-        <w:rPr>
-          <w:rFonts w:ascii="Arial" w:hAnsi="Arial" w:cs="Arial"/>
-          <w:color w:val="1F4E79" w:themeColor="accent1" w:themeShade="80"/>
-          <w:sz w:val="18"/>
-          <w:szCs w:val="18"/>
-        </w:rPr>
-        <w:t xml:space="preserve"> are set to default values when a device is changed or added.</w:t>
+        <w:t xml:space="preserve"> and are set to default values when a device is changed or added.</w:t>
       </w:r>
     </w:p>
     <w:p>
@@ -8924,27 +8997,7 @@
           <w:sz w:val="18"/>
           <w:szCs w:val="18"/>
         </w:rPr>
-        <w:t xml:space="preserve">The </w:t>
-      </w:r>
-      <w:proofErr w:type="spellStart"/>
-      <w:r>
-        <w:rPr>
-          <w:rFonts w:ascii="Arial" w:hAnsi="Arial" w:cs="Arial"/>
-          <w:color w:val="1F4E79" w:themeColor="accent1" w:themeShade="80"/>
-          <w:sz w:val="18"/>
-          <w:szCs w:val="18"/>
-        </w:rPr>
-        <w:t>TimePicker</w:t>
-      </w:r>
-      <w:proofErr w:type="spellEnd"/>
-      <w:r>
-        <w:rPr>
-          <w:rFonts w:ascii="Arial" w:hAnsi="Arial" w:cs="Arial"/>
-          <w:color w:val="1F4E79" w:themeColor="accent1" w:themeShade="80"/>
-          <w:sz w:val="18"/>
-          <w:szCs w:val="18"/>
-        </w:rPr>
-        <w:t xml:space="preserve"> control </w:t>
+        <w:t xml:space="preserve">The TimePicker control </w:t>
       </w:r>
       <w:r>
         <w:rPr>
@@ -8980,9 +9033,8 @@
           <w:sz w:val="18"/>
           <w:szCs w:val="18"/>
         </w:rPr>
-        <w:t xml:space="preserve"> “</w:t>
-      </w:r>
-      <w:proofErr w:type="gramStart"/>
+        <w:t xml:space="preserve"> “-</w:t>
+      </w:r>
       <w:r>
         <w:rPr>
           <w:rFonts w:ascii="Arial" w:hAnsi="Arial" w:cs="Arial"/>
@@ -8999,15 +9051,6 @@
           <w:sz w:val="18"/>
           <w:szCs w:val="18"/>
         </w:rPr>
-        <w:t>-</w:t>
-      </w:r>
-      <w:r>
-        <w:rPr>
-          <w:rFonts w:ascii="Arial" w:hAnsi="Arial" w:cs="Arial"/>
-          <w:color w:val="1F4E79" w:themeColor="accent1" w:themeShade="80"/>
-          <w:sz w:val="18"/>
-          <w:szCs w:val="18"/>
-        </w:rPr>
         <w:t>:--“</w:t>
       </w:r>
       <w:r>
@@ -9017,17 +9060,7 @@
           <w:sz w:val="18"/>
           <w:szCs w:val="18"/>
         </w:rPr>
-        <w:t xml:space="preserve"> to</w:t>
-      </w:r>
-      <w:proofErr w:type="gramEnd"/>
-      <w:r>
-        <w:rPr>
-          <w:rFonts w:ascii="Arial" w:hAnsi="Arial" w:cs="Arial"/>
-          <w:color w:val="1F4E79" w:themeColor="accent1" w:themeShade="80"/>
-          <w:sz w:val="18"/>
-          <w:szCs w:val="18"/>
-        </w:rPr>
-        <w:t xml:space="preserve"> indicate Never</w:t>
+        <w:t xml:space="preserve"> to indicate Never</w:t>
       </w:r>
       <w:r>
         <w:rPr>
@@ -9290,27 +9323,7 @@
           <w:sz w:val="18"/>
           <w:szCs w:val="18"/>
         </w:rPr>
-        <w:t xml:space="preserve">; </w:t>
-      </w:r>
-      <w:proofErr w:type="gramStart"/>
-      <w:r>
-        <w:rPr>
-          <w:rFonts w:ascii="Arial" w:hAnsi="Arial" w:cs="Arial"/>
-          <w:color w:val="1F4E79" w:themeColor="accent1" w:themeShade="80"/>
-          <w:sz w:val="18"/>
-          <w:szCs w:val="18"/>
-        </w:rPr>
-        <w:t>also</w:t>
-      </w:r>
-      <w:proofErr w:type="gramEnd"/>
-      <w:r>
-        <w:rPr>
-          <w:rFonts w:ascii="Arial" w:hAnsi="Arial" w:cs="Arial"/>
-          <w:color w:val="1F4E79" w:themeColor="accent1" w:themeShade="80"/>
-          <w:sz w:val="18"/>
-          <w:szCs w:val="18"/>
-        </w:rPr>
-        <w:t xml:space="preserve"> the option to remove it from the Recent Files list</w:t>
+        <w:t>; also the option to remove it from the Recent Files list</w:t>
       </w:r>
       <w:r>
         <w:rPr>
@@ -9418,38 +9431,16 @@
           <w:sz w:val="18"/>
           <w:szCs w:val="18"/>
         </w:rPr>
-        <w:t xml:space="preserve">Importing from </w:t>
-      </w:r>
-      <w:proofErr w:type="gramStart"/>
-      <w:r>
-        <w:rPr>
-          <w:rFonts w:ascii="Arial" w:hAnsi="Arial" w:cs="Arial"/>
-          <w:color w:val="1F4E79" w:themeColor="accent1" w:themeShade="80"/>
-          <w:sz w:val="18"/>
-          <w:szCs w:val="18"/>
-        </w:rPr>
-        <w:t>a .</w:t>
-      </w:r>
-      <w:proofErr w:type="spellStart"/>
-      <w:r>
-        <w:rPr>
-          <w:rFonts w:ascii="Arial" w:hAnsi="Arial" w:cs="Arial"/>
-          <w:color w:val="1F4E79" w:themeColor="accent1" w:themeShade="80"/>
-          <w:sz w:val="18"/>
-          <w:szCs w:val="18"/>
-        </w:rPr>
-        <w:t>xfp</w:t>
-      </w:r>
-      <w:proofErr w:type="spellEnd"/>
-      <w:proofErr w:type="gramEnd"/>
-      <w:r>
-        <w:rPr>
-          <w:rFonts w:ascii="Arial" w:hAnsi="Arial" w:cs="Arial"/>
-          <w:color w:val="1F4E79" w:themeColor="accent1" w:themeShade="80"/>
-          <w:sz w:val="18"/>
-          <w:szCs w:val="18"/>
-        </w:rPr>
-        <w:t xml:space="preserve"> </w:t>
+        <w:t>Importing from a .</w:t>
+      </w:r>
+      <w:r>
+        <w:rPr>
+          <w:rFonts w:ascii="Arial" w:hAnsi="Arial" w:cs="Arial"/>
+          <w:color w:val="1F4E79" w:themeColor="accent1" w:themeShade="80"/>
+          <w:sz w:val="18"/>
+          <w:szCs w:val="18"/>
+        </w:rPr>
+        <w:t xml:space="preserve">xfp </w:t>
       </w:r>
       <w:r>
         <w:rPr>
@@ -9800,6 +9791,7 @@
           <w:sz w:val="18"/>
           <w:szCs w:val="18"/>
         </w:rPr>
+        <w:lastRenderedPageBreak/>
         <w:t>-</w:t>
       </w:r>
       <w:r>
@@ -9990,27 +9982,7 @@
           <w:sz w:val="18"/>
           <w:szCs w:val="18"/>
         </w:rPr>
-        <w:t xml:space="preserve">Corrected the </w:t>
-      </w:r>
-      <w:proofErr w:type="spellStart"/>
-      <w:r>
-        <w:rPr>
-          <w:rFonts w:ascii="Arial" w:hAnsi="Arial" w:cs="Arial"/>
-          <w:color w:val="1F4E79" w:themeColor="accent1" w:themeShade="80"/>
-          <w:sz w:val="18"/>
-          <w:szCs w:val="18"/>
-        </w:rPr>
-        <w:t>TimePicker</w:t>
-      </w:r>
-      <w:proofErr w:type="spellEnd"/>
-      <w:r>
-        <w:rPr>
-          <w:rFonts w:ascii="Arial" w:hAnsi="Arial" w:cs="Arial"/>
-          <w:color w:val="1F4E79" w:themeColor="accent1" w:themeShade="80"/>
-          <w:sz w:val="18"/>
-          <w:szCs w:val="18"/>
-        </w:rPr>
-        <w:t xml:space="preserve"> control so that its time format now reflects a change of language.</w:t>
+        <w:t>Corrected the TimePicker control so that its time format now reflects a change of language.</w:t>
       </w:r>
     </w:p>
     <w:p>
@@ -10052,7 +10024,6 @@
           <w:sz w:val="24"/>
           <w:szCs w:val="24"/>
         </w:rPr>
-        <w:lastRenderedPageBreak/>
         <w:t>v7.0.5</w:t>
       </w:r>
       <w:r>
@@ -14672,6 +14643,7 @@
   <w:style w:type="character" w:default="1" w:styleId="DefaultParagraphFont">
     <w:name w:val="Default Paragraph Font"/>
     <w:uiPriority w:val="1"/>
+    <w:semiHidden/>
     <w:unhideWhenUsed/>
   </w:style>
   <w:style w:type="table" w:default="1" w:styleId="TableNormal">

--- a/XFP/Resources/XFP Revision History[en-GB].docx
+++ b/XFP/Resources/XFP Revision History[en-GB].docx
@@ -58,7 +58,7 @@
           <w:sz w:val="24"/>
           <w:szCs w:val="24"/>
         </w:rPr>
-        <w:t>6</w:t>
+        <w:t>7</w:t>
       </w:r>
       <w:r>
         <w:rPr>
@@ -80,18 +80,29 @@
           <w:sz w:val="24"/>
           <w:szCs w:val="24"/>
         </w:rPr>
-        <w:t>29</w:t>
-      </w:r>
-      <w:r>
-        <w:rPr>
-          <w:rFonts w:ascii="Arial" w:hAnsi="Arial" w:cs="Arial"/>
-          <w:b/>
-          <w:bCs/>
-          <w:color w:val="4472C4" w:themeColor="accent5"/>
-          <w:sz w:val="24"/>
-          <w:szCs w:val="24"/>
-        </w:rPr>
-        <w:t>/04</w:t>
+        <w:t>16</w:t>
+      </w:r>
+      <w:r>
+        <w:rPr>
+          <w:rFonts w:ascii="Arial" w:hAnsi="Arial" w:cs="Arial"/>
+          <w:b/>
+          <w:bCs/>
+          <w:color w:val="4472C4" w:themeColor="accent5"/>
+          <w:sz w:val="24"/>
+          <w:szCs w:val="24"/>
+        </w:rPr>
+        <w:t>/0</w:t>
+      </w:r>
+      <w:r>
+        <w:rPr>
+          <w:rFonts w:ascii="Arial" w:hAnsi="Arial" w:cs="Arial"/>
+          <w:b/>
+          <w:bCs/>
+          <w:color w:val="4472C4" w:themeColor="accent5"/>
+          <w:sz w:val="24"/>
+          <w:szCs w:val="24"/>
+        </w:rPr>
+        <w:t>5</w:t>
       </w:r>
       <w:r>
         <w:rPr>
@@ -184,25 +195,43 @@
           <w:sz w:val="18"/>
           <w:szCs w:val="18"/>
         </w:rPr>
-        <w:t xml:space="preserve">The fault that caused the app to shut down when opening the </w:t>
-      </w:r>
-      <w:r>
-        <w:rPr>
-          <w:rFonts w:ascii="Arial" w:hAnsi="Arial" w:cs="Arial"/>
-          <w:color w:val="1F497D"/>
-          <w:sz w:val="18"/>
-          <w:szCs w:val="18"/>
-        </w:rPr>
-        <w:t>print options window</w:t>
-      </w:r>
-      <w:r>
-        <w:rPr>
-          <w:rFonts w:ascii="Arial" w:hAnsi="Arial" w:cs="Arial"/>
-          <w:color w:val="1F497D"/>
-          <w:sz w:val="18"/>
-          <w:szCs w:val="18"/>
-        </w:rPr>
-        <w:t xml:space="preserve"> has been corrected</w:t>
+        <w:t>T</w:t>
+      </w:r>
+      <w:r>
+        <w:rPr>
+          <w:rFonts w:ascii="Arial" w:hAnsi="Arial" w:cs="Arial"/>
+          <w:color w:val="1F497D"/>
+          <w:sz w:val="18"/>
+          <w:szCs w:val="18"/>
+        </w:rPr>
+        <w:t>he Causes and Effects page</w:t>
+      </w:r>
+      <w:r>
+        <w:rPr>
+          <w:rFonts w:ascii="Arial" w:hAnsi="Arial" w:cs="Arial"/>
+          <w:color w:val="1F497D"/>
+          <w:sz w:val="18"/>
+          <w:szCs w:val="18"/>
+        </w:rPr>
+        <w:t>’s</w:t>
+      </w:r>
+      <w:r>
+        <w:rPr>
+          <w:rFonts w:ascii="Arial" w:hAnsi="Arial" w:cs="Arial"/>
+          <w:color w:val="1F497D"/>
+          <w:sz w:val="18"/>
+          <w:szCs w:val="18"/>
+        </w:rPr>
+        <w:t xml:space="preserve"> zone options showing sets </w:t>
+      </w:r>
+      <w:r>
+        <w:rPr>
+          <w:rFonts w:ascii="Arial" w:hAnsi="Arial" w:cs="Arial"/>
+          <w:color w:val="1F497D"/>
+          <w:sz w:val="18"/>
+          <w:szCs w:val="18"/>
+        </w:rPr>
+        <w:t>instead has been corrected</w:t>
       </w:r>
       <w:r>
         <w:rPr>
@@ -255,18 +284,18 @@
           <w:sz w:val="24"/>
           <w:szCs w:val="24"/>
         </w:rPr>
-        <w:t>v8.1.</w:t>
-      </w:r>
-      <w:r>
-        <w:rPr>
-          <w:rFonts w:ascii="Arial" w:hAnsi="Arial" w:cs="Arial"/>
-          <w:b/>
-          <w:bCs/>
-          <w:color w:val="4472C4" w:themeColor="accent5"/>
-          <w:sz w:val="24"/>
-          <w:szCs w:val="24"/>
-        </w:rPr>
-        <w:t>15</w:t>
+        <w:t>v8.1.1</w:t>
+      </w:r>
+      <w:r>
+        <w:rPr>
+          <w:rFonts w:ascii="Arial" w:hAnsi="Arial" w:cs="Arial"/>
+          <w:b/>
+          <w:bCs/>
+          <w:color w:val="4472C4" w:themeColor="accent5"/>
+          <w:sz w:val="24"/>
+          <w:szCs w:val="24"/>
+        </w:rPr>
+        <w:t>6</w:t>
       </w:r>
       <w:r>
         <w:rPr>
@@ -288,18 +317,7 @@
           <w:sz w:val="24"/>
           <w:szCs w:val="24"/>
         </w:rPr>
-        <w:t>14/</w:t>
-      </w:r>
-      <w:r>
-        <w:rPr>
-          <w:rFonts w:ascii="Arial" w:hAnsi="Arial" w:cs="Arial"/>
-          <w:b/>
-          <w:bCs/>
-          <w:color w:val="4472C4" w:themeColor="accent5"/>
-          <w:sz w:val="24"/>
-          <w:szCs w:val="24"/>
-        </w:rPr>
-        <w:t>04</w:t>
+        <w:t>29/04</w:t>
       </w:r>
       <w:r>
         <w:rPr>
@@ -344,7 +362,7 @@
           <w:sz w:val="18"/>
           <w:szCs w:val="18"/>
         </w:rPr>
-        <w:t>New features</w:t>
+        <w:t>Fixes</w:t>
       </w:r>
     </w:p>
     <w:p>
@@ -384,7 +402,141 @@
           <w:szCs w:val="18"/>
         </w:rPr>
         <w:tab/>
-        <w:t>The feature for custom icons and title bar colour has been added to the popup message box. For example, error and warning messages now use red and orange title bars respectively.</w:t>
+      </w:r>
+      <w:r>
+        <w:rPr>
+          <w:rFonts w:ascii="Arial" w:hAnsi="Arial" w:cs="Arial"/>
+          <w:color w:val="1F497D"/>
+          <w:sz w:val="18"/>
+          <w:szCs w:val="18"/>
+        </w:rPr>
+        <w:t xml:space="preserve">The fault that caused the app to shut down when opening the </w:t>
+      </w:r>
+      <w:r>
+        <w:rPr>
+          <w:rFonts w:ascii="Arial" w:hAnsi="Arial" w:cs="Arial"/>
+          <w:color w:val="1F497D"/>
+          <w:sz w:val="18"/>
+          <w:szCs w:val="18"/>
+        </w:rPr>
+        <w:t>print options window</w:t>
+      </w:r>
+      <w:r>
+        <w:rPr>
+          <w:rFonts w:ascii="Arial" w:hAnsi="Arial" w:cs="Arial"/>
+          <w:color w:val="1F497D"/>
+          <w:sz w:val="18"/>
+          <w:szCs w:val="18"/>
+        </w:rPr>
+        <w:t xml:space="preserve"> has been corrected</w:t>
+      </w:r>
+      <w:r>
+        <w:rPr>
+          <w:rFonts w:ascii="Arial" w:hAnsi="Arial" w:cs="Arial"/>
+          <w:color w:val="1F497D"/>
+          <w:sz w:val="18"/>
+          <w:szCs w:val="18"/>
+        </w:rPr>
+        <w:t>.</w:t>
+      </w:r>
+    </w:p>
+    <w:p>
+      <w:pPr>
+        <w:tabs>
+          <w:tab w:val="left" w:pos="284"/>
+          <w:tab w:val="left" w:pos="567"/>
+          <w:tab w:val="left" w:pos="993"/>
+          <w:tab w:val="left" w:pos="1418"/>
+          <w:tab w:val="right" w:pos="9000"/>
+        </w:tabs>
+        <w:suppressAutoHyphens/>
+        <w:autoSpaceDN w:val="0"/>
+        <w:contextualSpacing/>
+        <w:rPr>
+          <w:rFonts w:ascii="Arial" w:hAnsi="Arial" w:cs="Arial"/>
+          <w:color w:val="1F497D"/>
+          <w:sz w:val="18"/>
+          <w:szCs w:val="18"/>
+        </w:rPr>
+      </w:pPr>
+    </w:p>
+    <w:p>
+      <w:pPr>
+        <w:tabs>
+          <w:tab w:val="left" w:pos="993"/>
+        </w:tabs>
+        <w:rPr>
+          <w:rFonts w:ascii="Arial" w:hAnsi="Arial" w:cs="Arial"/>
+          <w:color w:val="9CC2E5" w:themeColor="accent1" w:themeTint="99"/>
+          <w:sz w:val="16"/>
+          <w:szCs w:val="16"/>
+        </w:rPr>
+      </w:pPr>
+      <w:r>
+        <w:rPr>
+          <w:rFonts w:ascii="Arial" w:hAnsi="Arial" w:cs="Arial"/>
+          <w:b/>
+          <w:bCs/>
+          <w:color w:val="4472C4" w:themeColor="accent5"/>
+          <w:sz w:val="24"/>
+          <w:szCs w:val="24"/>
+        </w:rPr>
+        <w:t>v8.1.</w:t>
+      </w:r>
+      <w:r>
+        <w:rPr>
+          <w:rFonts w:ascii="Arial" w:hAnsi="Arial" w:cs="Arial"/>
+          <w:b/>
+          <w:bCs/>
+          <w:color w:val="4472C4" w:themeColor="accent5"/>
+          <w:sz w:val="24"/>
+          <w:szCs w:val="24"/>
+        </w:rPr>
+        <w:t>15</w:t>
+      </w:r>
+      <w:r>
+        <w:rPr>
+          <w:rFonts w:ascii="Arial" w:hAnsi="Arial" w:cs="Arial"/>
+          <w:b/>
+          <w:bCs/>
+          <w:color w:val="4472C4" w:themeColor="accent5"/>
+          <w:sz w:val="24"/>
+          <w:szCs w:val="24"/>
+        </w:rPr>
+        <w:tab/>
+      </w:r>
+      <w:r>
+        <w:rPr>
+          <w:rFonts w:ascii="Arial" w:hAnsi="Arial" w:cs="Arial"/>
+          <w:b/>
+          <w:bCs/>
+          <w:color w:val="4472C4" w:themeColor="accent5"/>
+          <w:sz w:val="24"/>
+          <w:szCs w:val="24"/>
+        </w:rPr>
+        <w:t>14/</w:t>
+      </w:r>
+      <w:r>
+        <w:rPr>
+          <w:rFonts w:ascii="Arial" w:hAnsi="Arial" w:cs="Arial"/>
+          <w:b/>
+          <w:bCs/>
+          <w:color w:val="4472C4" w:themeColor="accent5"/>
+          <w:sz w:val="24"/>
+          <w:szCs w:val="24"/>
+        </w:rPr>
+        <w:t>04</w:t>
+      </w:r>
+      <w:r>
+        <w:rPr>
+          <w:rFonts w:ascii="Arial" w:hAnsi="Arial" w:cs="Arial"/>
+          <w:b/>
+          <w:bCs/>
+          <w:color w:val="4472C4" w:themeColor="accent5"/>
+          <w:sz w:val="24"/>
+          <w:szCs w:val="24"/>
+        </w:rPr>
+        <w:t>/2026</w:t>
       </w:r>
     </w:p>
     <w:p>
@@ -402,11 +554,24 @@
         <w:contextualSpacing/>
         <w:rPr>
           <w:rFonts w:ascii="Arial" w:hAnsi="Arial" w:cs="Arial"/>
-          <w:color w:val="1F497D"/>
-          <w:sz w:val="18"/>
-          <w:szCs w:val="18"/>
-        </w:rPr>
-      </w:pPr>
+          <w:b/>
+          <w:bCs/>
+          <w:color w:val="1F497D"/>
+          <w:sz w:val="18"/>
+          <w:szCs w:val="18"/>
+        </w:rPr>
+      </w:pPr>
+      <w:r>
+        <w:rPr>
+          <w:rFonts w:ascii="Arial" w:hAnsi="Arial" w:cs="Arial"/>
+          <w:b/>
+          <w:bCs/>
+          <w:color w:val="1F497D"/>
+          <w:sz w:val="18"/>
+          <w:szCs w:val="18"/>
+        </w:rPr>
+        <w:t>New features</w:t>
+      </w:r>
     </w:p>
     <w:p>
       <w:pPr>
@@ -423,23 +588,29 @@
         <w:contextualSpacing/>
         <w:rPr>
           <w:rFonts w:ascii="Arial" w:hAnsi="Arial" w:cs="Arial"/>
-          <w:b/>
-          <w:bCs/>
-          <w:color w:val="1F497D"/>
-          <w:sz w:val="18"/>
-          <w:szCs w:val="18"/>
-        </w:rPr>
-      </w:pPr>
-      <w:r>
-        <w:rPr>
-          <w:rFonts w:ascii="Arial" w:hAnsi="Arial" w:cs="Arial"/>
-          <w:b/>
-          <w:bCs/>
-          <w:color w:val="1F497D"/>
-          <w:sz w:val="18"/>
-          <w:szCs w:val="18"/>
-        </w:rPr>
-        <w:t>Fixes</w:t>
+          <w:color w:val="1F497D"/>
+          <w:sz w:val="18"/>
+          <w:szCs w:val="18"/>
+        </w:rPr>
+      </w:pPr>
+      <w:r>
+        <w:rPr>
+          <w:rFonts w:ascii="Arial" w:hAnsi="Arial" w:cs="Arial"/>
+          <w:color w:val="1F497D"/>
+          <w:sz w:val="18"/>
+          <w:szCs w:val="18"/>
+        </w:rPr>
+        <w:t>•</w:t>
+      </w:r>
+      <w:r>
+        <w:rPr>
+          <w:rFonts w:ascii="Arial" w:hAnsi="Arial" w:cs="Arial"/>
+          <w:color w:val="1F497D"/>
+          <w:sz w:val="18"/>
+          <w:szCs w:val="18"/>
+        </w:rPr>
+        <w:tab/>
+        <w:t>The feature for custom icons and title bar colour has been added to the popup message box. For example, error and warning messages now use red and orange title bars respectively.</w:t>
       </w:r>
     </w:p>
     <w:p>
@@ -462,69 +633,6 @@
           <w:szCs w:val="18"/>
         </w:rPr>
       </w:pPr>
-      <w:r>
-        <w:rPr>
-          <w:rFonts w:ascii="Arial" w:hAnsi="Arial" w:cs="Arial"/>
-          <w:color w:val="1F497D"/>
-          <w:sz w:val="18"/>
-          <w:szCs w:val="18"/>
-        </w:rPr>
-        <w:t>•</w:t>
-      </w:r>
-      <w:r>
-        <w:rPr>
-          <w:rFonts w:ascii="Arial" w:hAnsi="Arial" w:cs="Arial"/>
-          <w:color w:val="1F497D"/>
-          <w:sz w:val="18"/>
-          <w:szCs w:val="18"/>
-        </w:rPr>
-        <w:tab/>
-      </w:r>
-      <w:r>
-        <w:rPr>
-          <w:rFonts w:ascii="Arial" w:hAnsi="Arial" w:cs="Arial"/>
-          <w:color w:val="1F497D"/>
-          <w:sz w:val="18"/>
-          <w:szCs w:val="18"/>
-        </w:rPr>
-        <w:t xml:space="preserve">Zone </w:t>
-      </w:r>
-      <w:r>
-        <w:rPr>
-          <w:rFonts w:ascii="Arial" w:hAnsi="Arial" w:cs="Arial"/>
-          <w:color w:val="1F497D"/>
-          <w:sz w:val="18"/>
-          <w:szCs w:val="18"/>
-        </w:rPr>
-        <w:t xml:space="preserve">names sent to the XFP panel being </w:t>
-      </w:r>
-      <w:r>
-        <w:rPr>
-          <w:rFonts w:ascii="Arial" w:hAnsi="Arial" w:cs="Arial"/>
-          <w:color w:val="1F497D"/>
-          <w:sz w:val="18"/>
-          <w:szCs w:val="18"/>
-        </w:rPr>
-        <w:t>assigned to</w:t>
-      </w:r>
-      <w:r>
-        <w:rPr>
-          <w:rFonts w:ascii="Arial" w:hAnsi="Arial" w:cs="Arial"/>
-          <w:color w:val="1F497D"/>
-          <w:sz w:val="18"/>
-          <w:szCs w:val="18"/>
-        </w:rPr>
-        <w:t xml:space="preserve"> the wrong zone has been corrected</w:t>
-      </w:r>
-      <w:r>
-        <w:rPr>
-          <w:rFonts w:ascii="Arial" w:hAnsi="Arial" w:cs="Arial"/>
-          <w:color w:val="1F497D"/>
-          <w:sz w:val="18"/>
-          <w:szCs w:val="18"/>
-        </w:rPr>
-        <w:t>.</w:t>
-      </w:r>
     </w:p>
     <w:p>
       <w:pPr>
@@ -541,56 +649,23 @@
         <w:contextualSpacing/>
         <w:rPr>
           <w:rFonts w:ascii="Arial" w:hAnsi="Arial" w:cs="Arial"/>
-          <w:color w:val="1F497D"/>
-          <w:sz w:val="18"/>
-          <w:szCs w:val="18"/>
-        </w:rPr>
-      </w:pPr>
-      <w:r>
-        <w:rPr>
-          <w:rFonts w:ascii="Arial" w:hAnsi="Arial" w:cs="Arial"/>
-          <w:color w:val="1F497D"/>
-          <w:sz w:val="18"/>
-          <w:szCs w:val="18"/>
-        </w:rPr>
-        <w:t>•</w:t>
-      </w:r>
-      <w:r>
-        <w:rPr>
-          <w:rFonts w:ascii="Arial" w:hAnsi="Arial" w:cs="Arial"/>
-          <w:color w:val="1F497D"/>
-          <w:sz w:val="18"/>
-          <w:szCs w:val="18"/>
-        </w:rPr>
-        <w:tab/>
-        <w:t xml:space="preserve">The available Day/Night mode options have been corrected for </w:t>
-      </w:r>
-      <w:r>
-        <w:rPr>
-          <w:rFonts w:ascii="Arial" w:hAnsi="Arial" w:cs="Arial"/>
-          <w:color w:val="1F497D"/>
-          <w:sz w:val="18"/>
-          <w:szCs w:val="18"/>
-        </w:rPr>
-        <w:t xml:space="preserve">CAST Pro </w:t>
-      </w:r>
-      <w:r>
-        <w:rPr>
-          <w:rFonts w:ascii="Arial" w:hAnsi="Arial" w:cs="Arial"/>
-          <w:color w:val="1F497D"/>
-          <w:sz w:val="18"/>
-          <w:szCs w:val="18"/>
-        </w:rPr>
-        <w:t>multi detectors</w:t>
-      </w:r>
-      <w:r>
-        <w:rPr>
-          <w:rFonts w:ascii="Arial" w:hAnsi="Arial" w:cs="Arial"/>
-          <w:color w:val="1F497D"/>
-          <w:sz w:val="18"/>
-          <w:szCs w:val="18"/>
-        </w:rPr>
-        <w:t>.</w:t>
+          <w:b/>
+          <w:bCs/>
+          <w:color w:val="1F497D"/>
+          <w:sz w:val="18"/>
+          <w:szCs w:val="18"/>
+        </w:rPr>
+      </w:pPr>
+      <w:r>
+        <w:rPr>
+          <w:rFonts w:ascii="Arial" w:hAnsi="Arial" w:cs="Arial"/>
+          <w:b/>
+          <w:bCs/>
+          <w:color w:val="1F497D"/>
+          <w:sz w:val="18"/>
+          <w:szCs w:val="18"/>
+        </w:rPr>
+        <w:t>Fixes</w:t>
       </w:r>
     </w:p>
     <w:p>
@@ -630,25 +705,51 @@
           <w:szCs w:val="18"/>
         </w:rPr>
         <w:tab/>
-        <w:t xml:space="preserve">The </w:t>
-      </w:r>
-      <w:r>
-        <w:rPr>
-          <w:rFonts w:ascii="Arial" w:hAnsi="Arial" w:cs="Arial"/>
-          <w:color w:val="1F497D"/>
-          <w:sz w:val="18"/>
-          <w:szCs w:val="18"/>
-        </w:rPr>
-        <w:t>app’s Maximise W</w:t>
-      </w:r>
-      <w:r>
-        <w:rPr>
-          <w:rFonts w:ascii="Arial" w:hAnsi="Arial" w:cs="Arial"/>
-          <w:color w:val="1F497D"/>
-          <w:sz w:val="18"/>
-          <w:szCs w:val="18"/>
-        </w:rPr>
-        <w:t>indow button now works correctly.</w:t>
+      </w:r>
+      <w:r>
+        <w:rPr>
+          <w:rFonts w:ascii="Arial" w:hAnsi="Arial" w:cs="Arial"/>
+          <w:color w:val="1F497D"/>
+          <w:sz w:val="18"/>
+          <w:szCs w:val="18"/>
+        </w:rPr>
+        <w:t xml:space="preserve">Zone </w:t>
+      </w:r>
+      <w:r>
+        <w:rPr>
+          <w:rFonts w:ascii="Arial" w:hAnsi="Arial" w:cs="Arial"/>
+          <w:color w:val="1F497D"/>
+          <w:sz w:val="18"/>
+          <w:szCs w:val="18"/>
+        </w:rPr>
+        <w:t xml:space="preserve">names sent to the XFP panel being </w:t>
+      </w:r>
+      <w:r>
+        <w:rPr>
+          <w:rFonts w:ascii="Arial" w:hAnsi="Arial" w:cs="Arial"/>
+          <w:color w:val="1F497D"/>
+          <w:sz w:val="18"/>
+          <w:szCs w:val="18"/>
+        </w:rPr>
+        <w:t>assigned to</w:t>
+      </w:r>
+      <w:r>
+        <w:rPr>
+          <w:rFonts w:ascii="Arial" w:hAnsi="Arial" w:cs="Arial"/>
+          <w:color w:val="1F497D"/>
+          <w:sz w:val="18"/>
+          <w:szCs w:val="18"/>
+        </w:rPr>
+        <w:t xml:space="preserve"> the wrong zone has been corrected</w:t>
+      </w:r>
+      <w:r>
+        <w:rPr>
+          <w:rFonts w:ascii="Arial" w:hAnsi="Arial" w:cs="Arial"/>
+          <w:color w:val="1F497D"/>
+          <w:sz w:val="18"/>
+          <w:szCs w:val="18"/>
+        </w:rPr>
+        <w:t>.</w:t>
       </w:r>
     </w:p>
     <w:p>
@@ -671,128 +772,51 @@
           <w:szCs w:val="18"/>
         </w:rPr>
       </w:pPr>
-    </w:p>
-    <w:p>
-      <w:pPr>
-        <w:tabs>
-          <w:tab w:val="left" w:pos="993"/>
-        </w:tabs>
-        <w:rPr>
-          <w:rFonts w:ascii="Arial" w:hAnsi="Arial" w:cs="Arial"/>
-          <w:color w:val="9CC2E5" w:themeColor="accent1" w:themeTint="99"/>
-          <w:sz w:val="16"/>
-          <w:szCs w:val="16"/>
-        </w:rPr>
-      </w:pPr>
-      <w:r>
-        <w:rPr>
-          <w:rFonts w:ascii="Arial" w:hAnsi="Arial" w:cs="Arial"/>
-          <w:b/>
-          <w:bCs/>
-          <w:color w:val="4472C4" w:themeColor="accent5"/>
-          <w:sz w:val="24"/>
-          <w:szCs w:val="24"/>
-        </w:rPr>
-        <w:t>v8.1.</w:t>
-      </w:r>
-      <w:r>
-        <w:rPr>
-          <w:rFonts w:ascii="Arial" w:hAnsi="Arial" w:cs="Arial"/>
-          <w:b/>
-          <w:bCs/>
-          <w:color w:val="4472C4" w:themeColor="accent5"/>
-          <w:sz w:val="24"/>
-          <w:szCs w:val="24"/>
-        </w:rPr>
-        <w:t>1</w:t>
-      </w:r>
-      <w:r>
-        <w:rPr>
-          <w:rFonts w:ascii="Arial" w:hAnsi="Arial" w:cs="Arial"/>
-          <w:b/>
-          <w:bCs/>
-          <w:color w:val="4472C4" w:themeColor="accent5"/>
-          <w:sz w:val="24"/>
-          <w:szCs w:val="24"/>
-        </w:rPr>
-        <w:t>4</w:t>
-      </w:r>
-      <w:r>
-        <w:rPr>
-          <w:rFonts w:ascii="Arial" w:hAnsi="Arial" w:cs="Arial"/>
-          <w:b/>
-          <w:bCs/>
-          <w:color w:val="4472C4" w:themeColor="accent5"/>
-          <w:sz w:val="24"/>
-          <w:szCs w:val="24"/>
+      <w:r>
+        <w:rPr>
+          <w:rFonts w:ascii="Arial" w:hAnsi="Arial" w:cs="Arial"/>
+          <w:color w:val="1F497D"/>
+          <w:sz w:val="18"/>
+          <w:szCs w:val="18"/>
+        </w:rPr>
+        <w:t>•</w:t>
+      </w:r>
+      <w:r>
+        <w:rPr>
+          <w:rFonts w:ascii="Arial" w:hAnsi="Arial" w:cs="Arial"/>
+          <w:color w:val="1F497D"/>
+          <w:sz w:val="18"/>
+          <w:szCs w:val="18"/>
         </w:rPr>
         <w:tab/>
-      </w:r>
-      <w:r>
-        <w:rPr>
-          <w:rFonts w:ascii="Arial" w:hAnsi="Arial" w:cs="Arial"/>
-          <w:b/>
-          <w:bCs/>
-          <w:color w:val="4472C4" w:themeColor="accent5"/>
-          <w:sz w:val="24"/>
-          <w:szCs w:val="24"/>
-        </w:rPr>
-        <w:t>01</w:t>
-      </w:r>
-      <w:r>
-        <w:rPr>
-          <w:rFonts w:ascii="Arial" w:hAnsi="Arial" w:cs="Arial"/>
-          <w:b/>
-          <w:bCs/>
-          <w:color w:val="4472C4" w:themeColor="accent5"/>
-          <w:sz w:val="24"/>
-          <w:szCs w:val="24"/>
-        </w:rPr>
-        <w:t>/</w:t>
-      </w:r>
-      <w:r>
-        <w:rPr>
-          <w:rFonts w:ascii="Arial" w:hAnsi="Arial" w:cs="Arial"/>
-          <w:b/>
-          <w:bCs/>
-          <w:color w:val="4472C4" w:themeColor="accent5"/>
-          <w:sz w:val="24"/>
-          <w:szCs w:val="24"/>
-        </w:rPr>
-        <w:t>0</w:t>
-      </w:r>
-      <w:r>
-        <w:rPr>
-          <w:rFonts w:ascii="Arial" w:hAnsi="Arial" w:cs="Arial"/>
-          <w:b/>
-          <w:bCs/>
-          <w:color w:val="4472C4" w:themeColor="accent5"/>
-          <w:sz w:val="24"/>
-          <w:szCs w:val="24"/>
-        </w:rPr>
-        <w:t>4</w:t>
-      </w:r>
-      <w:r>
-        <w:rPr>
-          <w:rFonts w:ascii="Arial" w:hAnsi="Arial" w:cs="Arial"/>
-          <w:b/>
-          <w:bCs/>
-          <w:color w:val="4472C4" w:themeColor="accent5"/>
-          <w:sz w:val="24"/>
-          <w:szCs w:val="24"/>
-        </w:rPr>
-        <w:t>/202</w:t>
-      </w:r>
-      <w:r>
-        <w:rPr>
-          <w:rFonts w:ascii="Arial" w:hAnsi="Arial" w:cs="Arial"/>
-          <w:b/>
-          <w:bCs/>
-          <w:color w:val="4472C4" w:themeColor="accent5"/>
-          <w:sz w:val="24"/>
-          <w:szCs w:val="24"/>
-        </w:rPr>
-        <w:t>6</w:t>
+        <w:t xml:space="preserve">The available Day/Night mode options have been corrected for </w:t>
+      </w:r>
+      <w:r>
+        <w:rPr>
+          <w:rFonts w:ascii="Arial" w:hAnsi="Arial" w:cs="Arial"/>
+          <w:color w:val="1F497D"/>
+          <w:sz w:val="18"/>
+          <w:szCs w:val="18"/>
+        </w:rPr>
+        <w:t xml:space="preserve">CAST Pro </w:t>
+      </w:r>
+      <w:r>
+        <w:rPr>
+          <w:rFonts w:ascii="Arial" w:hAnsi="Arial" w:cs="Arial"/>
+          <w:color w:val="1F497D"/>
+          <w:sz w:val="18"/>
+          <w:szCs w:val="18"/>
+        </w:rPr>
+        <w:t>multi detectors</w:t>
+      </w:r>
+      <w:r>
+        <w:rPr>
+          <w:rFonts w:ascii="Arial" w:hAnsi="Arial" w:cs="Arial"/>
+          <w:color w:val="1F497D"/>
+          <w:sz w:val="18"/>
+          <w:szCs w:val="18"/>
+        </w:rPr>
+        <w:t>.</w:t>
       </w:r>
     </w:p>
     <w:p>
@@ -810,23 +834,47 @@
         <w:contextualSpacing/>
         <w:rPr>
           <w:rFonts w:ascii="Arial" w:hAnsi="Arial" w:cs="Arial"/>
-          <w:b/>
-          <w:bCs/>
-          <w:color w:val="1F497D"/>
-          <w:sz w:val="18"/>
-          <w:szCs w:val="18"/>
-        </w:rPr>
-      </w:pPr>
-      <w:r>
-        <w:rPr>
-          <w:rFonts w:ascii="Arial" w:hAnsi="Arial" w:cs="Arial"/>
-          <w:b/>
-          <w:bCs/>
-          <w:color w:val="1F497D"/>
-          <w:sz w:val="18"/>
-          <w:szCs w:val="18"/>
-        </w:rPr>
-        <w:t>Fixes</w:t>
+          <w:color w:val="1F497D"/>
+          <w:sz w:val="18"/>
+          <w:szCs w:val="18"/>
+        </w:rPr>
+      </w:pPr>
+      <w:r>
+        <w:rPr>
+          <w:rFonts w:ascii="Arial" w:hAnsi="Arial" w:cs="Arial"/>
+          <w:color w:val="1F497D"/>
+          <w:sz w:val="18"/>
+          <w:szCs w:val="18"/>
+        </w:rPr>
+        <w:t>•</w:t>
+      </w:r>
+      <w:r>
+        <w:rPr>
+          <w:rFonts w:ascii="Arial" w:hAnsi="Arial" w:cs="Arial"/>
+          <w:color w:val="1F497D"/>
+          <w:sz w:val="18"/>
+          <w:szCs w:val="18"/>
+        </w:rPr>
+        <w:tab/>
+        <w:t xml:space="preserve">The </w:t>
+      </w:r>
+      <w:r>
+        <w:rPr>
+          <w:rFonts w:ascii="Arial" w:hAnsi="Arial" w:cs="Arial"/>
+          <w:color w:val="1F497D"/>
+          <w:sz w:val="18"/>
+          <w:szCs w:val="18"/>
+        </w:rPr>
+        <w:t>app’s Maximise W</w:t>
+      </w:r>
+      <w:r>
+        <w:rPr>
+          <w:rFonts w:ascii="Arial" w:hAnsi="Arial" w:cs="Arial"/>
+          <w:color w:val="1F497D"/>
+          <w:sz w:val="18"/>
+          <w:szCs w:val="18"/>
+        </w:rPr>
+        <w:t>indow button now works correctly.</w:t>
       </w:r>
     </w:p>
     <w:p>
@@ -849,113 +897,128 @@
           <w:szCs w:val="18"/>
         </w:rPr>
       </w:pPr>
-      <w:r>
-        <w:rPr>
-          <w:rFonts w:ascii="Arial" w:hAnsi="Arial" w:cs="Arial"/>
-          <w:color w:val="1F497D"/>
-          <w:sz w:val="18"/>
-          <w:szCs w:val="18"/>
-        </w:rPr>
-        <w:t>•</w:t>
-      </w:r>
-      <w:r>
-        <w:rPr>
-          <w:rFonts w:ascii="Arial" w:hAnsi="Arial" w:cs="Arial"/>
-          <w:color w:val="1F497D"/>
-          <w:sz w:val="18"/>
-          <w:szCs w:val="18"/>
+    </w:p>
+    <w:p>
+      <w:pPr>
+        <w:tabs>
+          <w:tab w:val="left" w:pos="993"/>
+        </w:tabs>
+        <w:rPr>
+          <w:rFonts w:ascii="Arial" w:hAnsi="Arial" w:cs="Arial"/>
+          <w:color w:val="9CC2E5" w:themeColor="accent1" w:themeTint="99"/>
+          <w:sz w:val="16"/>
+          <w:szCs w:val="16"/>
+        </w:rPr>
+      </w:pPr>
+      <w:r>
+        <w:rPr>
+          <w:rFonts w:ascii="Arial" w:hAnsi="Arial" w:cs="Arial"/>
+          <w:b/>
+          <w:bCs/>
+          <w:color w:val="4472C4" w:themeColor="accent5"/>
+          <w:sz w:val="24"/>
+          <w:szCs w:val="24"/>
+        </w:rPr>
+        <w:t>v8.1.</w:t>
+      </w:r>
+      <w:r>
+        <w:rPr>
+          <w:rFonts w:ascii="Arial" w:hAnsi="Arial" w:cs="Arial"/>
+          <w:b/>
+          <w:bCs/>
+          <w:color w:val="4472C4" w:themeColor="accent5"/>
+          <w:sz w:val="24"/>
+          <w:szCs w:val="24"/>
+        </w:rPr>
+        <w:t>1</w:t>
+      </w:r>
+      <w:r>
+        <w:rPr>
+          <w:rFonts w:ascii="Arial" w:hAnsi="Arial" w:cs="Arial"/>
+          <w:b/>
+          <w:bCs/>
+          <w:color w:val="4472C4" w:themeColor="accent5"/>
+          <w:sz w:val="24"/>
+          <w:szCs w:val="24"/>
+        </w:rPr>
+        <w:t>4</w:t>
+      </w:r>
+      <w:r>
+        <w:rPr>
+          <w:rFonts w:ascii="Arial" w:hAnsi="Arial" w:cs="Arial"/>
+          <w:b/>
+          <w:bCs/>
+          <w:color w:val="4472C4" w:themeColor="accent5"/>
+          <w:sz w:val="24"/>
+          <w:szCs w:val="24"/>
         </w:rPr>
         <w:tab/>
       </w:r>
       <w:r>
         <w:rPr>
           <w:rFonts w:ascii="Arial" w:hAnsi="Arial" w:cs="Arial"/>
-          <w:color w:val="1F497D"/>
-          <w:sz w:val="18"/>
-          <w:szCs w:val="18"/>
-        </w:rPr>
-        <w:t xml:space="preserve">The data for </w:t>
-      </w:r>
-      <w:r>
-        <w:rPr>
-          <w:rFonts w:ascii="Arial" w:hAnsi="Arial" w:cs="Arial"/>
-          <w:color w:val="1F497D"/>
-          <w:sz w:val="18"/>
-          <w:szCs w:val="18"/>
-        </w:rPr>
-        <w:t>‘</w:t>
-      </w:r>
-      <w:r>
-        <w:rPr>
-          <w:rFonts w:ascii="Arial" w:hAnsi="Arial" w:cs="Arial"/>
-          <w:color w:val="1F497D"/>
-          <w:sz w:val="18"/>
-          <w:szCs w:val="18"/>
-        </w:rPr>
-        <w:t>e</w:t>
-      </w:r>
-      <w:r>
-        <w:rPr>
-          <w:rFonts w:ascii="Arial" w:hAnsi="Arial" w:cs="Arial"/>
-          <w:color w:val="1F497D"/>
-          <w:sz w:val="18"/>
-          <w:szCs w:val="18"/>
-        </w:rPr>
-        <w:t xml:space="preserve">mpty’ device slots are now set with </w:t>
-      </w:r>
-      <w:r>
-        <w:rPr>
-          <w:rFonts w:ascii="Arial" w:hAnsi="Arial" w:cs="Arial"/>
-          <w:color w:val="1F497D"/>
-          <w:sz w:val="18"/>
-          <w:szCs w:val="18"/>
-        </w:rPr>
-        <w:t>specified</w:t>
-      </w:r>
-      <w:r>
-        <w:rPr>
-          <w:rFonts w:ascii="Arial" w:hAnsi="Arial" w:cs="Arial"/>
-          <w:color w:val="1F497D"/>
-          <w:sz w:val="18"/>
-          <w:szCs w:val="18"/>
-        </w:rPr>
-        <w:t xml:space="preserve"> default values.  This</w:t>
-      </w:r>
-      <w:r>
-        <w:rPr>
-          <w:rFonts w:ascii="Arial" w:hAnsi="Arial" w:cs="Arial"/>
-          <w:color w:val="1F497D"/>
-          <w:sz w:val="18"/>
-          <w:szCs w:val="18"/>
-        </w:rPr>
-        <w:t xml:space="preserve"> is to correct </w:t>
-      </w:r>
-      <w:r>
-        <w:rPr>
-          <w:rFonts w:ascii="Arial" w:hAnsi="Arial" w:cs="Arial"/>
-          <w:color w:val="1F497D"/>
-          <w:sz w:val="18"/>
-          <w:szCs w:val="18"/>
-        </w:rPr>
-        <w:t xml:space="preserve">an issue where Apollo I/O units were </w:t>
-      </w:r>
-      <w:r>
-        <w:rPr>
-          <w:rFonts w:ascii="Arial" w:hAnsi="Arial" w:cs="Arial"/>
-          <w:color w:val="1F497D"/>
-          <w:sz w:val="18"/>
-          <w:szCs w:val="18"/>
-        </w:rPr>
-        <w:t xml:space="preserve">incorrectly </w:t>
-      </w:r>
-      <w:r>
-        <w:rPr>
-          <w:rFonts w:ascii="Arial" w:hAnsi="Arial" w:cs="Arial"/>
-          <w:color w:val="1F497D"/>
-          <w:sz w:val="18"/>
-          <w:szCs w:val="18"/>
-        </w:rPr>
-        <w:t>resetting on Silence.</w:t>
+          <w:b/>
+          <w:bCs/>
+          <w:color w:val="4472C4" w:themeColor="accent5"/>
+          <w:sz w:val="24"/>
+          <w:szCs w:val="24"/>
+        </w:rPr>
+        <w:t>01</w:t>
+      </w:r>
+      <w:r>
+        <w:rPr>
+          <w:rFonts w:ascii="Arial" w:hAnsi="Arial" w:cs="Arial"/>
+          <w:b/>
+          <w:bCs/>
+          <w:color w:val="4472C4" w:themeColor="accent5"/>
+          <w:sz w:val="24"/>
+          <w:szCs w:val="24"/>
+        </w:rPr>
+        <w:t>/</w:t>
+      </w:r>
+      <w:r>
+        <w:rPr>
+          <w:rFonts w:ascii="Arial" w:hAnsi="Arial" w:cs="Arial"/>
+          <w:b/>
+          <w:bCs/>
+          <w:color w:val="4472C4" w:themeColor="accent5"/>
+          <w:sz w:val="24"/>
+          <w:szCs w:val="24"/>
+        </w:rPr>
+        <w:t>0</w:t>
+      </w:r>
+      <w:r>
+        <w:rPr>
+          <w:rFonts w:ascii="Arial" w:hAnsi="Arial" w:cs="Arial"/>
+          <w:b/>
+          <w:bCs/>
+          <w:color w:val="4472C4" w:themeColor="accent5"/>
+          <w:sz w:val="24"/>
+          <w:szCs w:val="24"/>
+        </w:rPr>
+        <w:t>4</w:t>
+      </w:r>
+      <w:r>
+        <w:rPr>
+          <w:rFonts w:ascii="Arial" w:hAnsi="Arial" w:cs="Arial"/>
+          <w:b/>
+          <w:bCs/>
+          <w:color w:val="4472C4" w:themeColor="accent5"/>
+          <w:sz w:val="24"/>
+          <w:szCs w:val="24"/>
+        </w:rPr>
+        <w:t>/202</w:t>
+      </w:r>
+      <w:r>
+        <w:rPr>
+          <w:rFonts w:ascii="Arial" w:hAnsi="Arial" w:cs="Arial"/>
+          <w:b/>
+          <w:bCs/>
+          <w:color w:val="4472C4" w:themeColor="accent5"/>
+          <w:sz w:val="24"/>
+          <w:szCs w:val="24"/>
+        </w:rPr>
+        <w:t>6</w:t>
       </w:r>
     </w:p>
     <w:p>
@@ -973,46 +1036,23 @@
         <w:contextualSpacing/>
         <w:rPr>
           <w:rFonts w:ascii="Arial" w:hAnsi="Arial" w:cs="Arial"/>
-          <w:color w:val="1F497D"/>
-          <w:sz w:val="18"/>
-          <w:szCs w:val="18"/>
-        </w:rPr>
-      </w:pPr>
-      <w:r>
-        <w:rPr>
-          <w:rFonts w:ascii="Arial" w:hAnsi="Arial" w:cs="Arial"/>
-          <w:color w:val="1F497D"/>
-          <w:sz w:val="18"/>
-          <w:szCs w:val="18"/>
-        </w:rPr>
-        <w:t>•</w:t>
-      </w:r>
-      <w:r>
-        <w:rPr>
-          <w:rFonts w:ascii="Arial" w:hAnsi="Arial" w:cs="Arial"/>
-          <w:color w:val="1F497D"/>
-          <w:sz w:val="18"/>
-          <w:szCs w:val="18"/>
-        </w:rPr>
-        <w:tab/>
-      </w:r>
-      <w:r>
-        <w:rPr>
-          <w:rFonts w:ascii="Arial" w:hAnsi="Arial" w:cs="Arial"/>
-          <w:color w:val="1F497D"/>
-          <w:sz w:val="18"/>
-          <w:szCs w:val="18"/>
-        </w:rPr>
-        <w:t>The Site Details page was not showing recalibration or day/night times when reading from a config that was created by the old XFP tools</w:t>
-      </w:r>
-      <w:r>
-        <w:rPr>
-          <w:rFonts w:ascii="Arial" w:hAnsi="Arial" w:cs="Arial"/>
-          <w:color w:val="1F497D"/>
-          <w:sz w:val="18"/>
-          <w:szCs w:val="18"/>
-        </w:rPr>
-        <w:t>.</w:t>
+          <w:b/>
+          <w:bCs/>
+          <w:color w:val="1F497D"/>
+          <w:sz w:val="18"/>
+          <w:szCs w:val="18"/>
+        </w:rPr>
+      </w:pPr>
+      <w:r>
+        <w:rPr>
+          <w:rFonts w:ascii="Arial" w:hAnsi="Arial" w:cs="Arial"/>
+          <w:b/>
+          <w:bCs/>
+          <w:color w:val="1F497D"/>
+          <w:sz w:val="18"/>
+          <w:szCs w:val="18"/>
+        </w:rPr>
+        <w:t>Fixes</w:t>
       </w:r>
     </w:p>
     <w:p>
@@ -1035,106 +1075,113 @@
           <w:szCs w:val="18"/>
         </w:rPr>
       </w:pPr>
-    </w:p>
-    <w:p>
-      <w:pPr>
-        <w:tabs>
-          <w:tab w:val="left" w:pos="993"/>
-        </w:tabs>
-        <w:rPr>
-          <w:rFonts w:ascii="Arial" w:hAnsi="Arial" w:cs="Arial"/>
-          <w:color w:val="9CC2E5" w:themeColor="accent1" w:themeTint="99"/>
-          <w:sz w:val="16"/>
-          <w:szCs w:val="16"/>
-        </w:rPr>
-      </w:pPr>
-      <w:r>
-        <w:rPr>
-          <w:rFonts w:ascii="Arial" w:hAnsi="Arial" w:cs="Arial"/>
-          <w:b/>
-          <w:bCs/>
-          <w:color w:val="4472C4" w:themeColor="accent5"/>
-          <w:sz w:val="24"/>
-          <w:szCs w:val="24"/>
-        </w:rPr>
-        <w:t>v8.1.</w:t>
-      </w:r>
-      <w:r>
-        <w:rPr>
-          <w:rFonts w:ascii="Arial" w:hAnsi="Arial" w:cs="Arial"/>
-          <w:b/>
-          <w:bCs/>
-          <w:color w:val="4472C4" w:themeColor="accent5"/>
-          <w:sz w:val="24"/>
-          <w:szCs w:val="24"/>
-        </w:rPr>
-        <w:t>10</w:t>
-      </w:r>
-      <w:r>
-        <w:rPr>
-          <w:rFonts w:ascii="Arial" w:hAnsi="Arial" w:cs="Arial"/>
-          <w:b/>
-          <w:bCs/>
-          <w:color w:val="4472C4" w:themeColor="accent5"/>
-          <w:sz w:val="24"/>
-          <w:szCs w:val="24"/>
+      <w:r>
+        <w:rPr>
+          <w:rFonts w:ascii="Arial" w:hAnsi="Arial" w:cs="Arial"/>
+          <w:color w:val="1F497D"/>
+          <w:sz w:val="18"/>
+          <w:szCs w:val="18"/>
+        </w:rPr>
+        <w:t>•</w:t>
+      </w:r>
+      <w:r>
+        <w:rPr>
+          <w:rFonts w:ascii="Arial" w:hAnsi="Arial" w:cs="Arial"/>
+          <w:color w:val="1F497D"/>
+          <w:sz w:val="18"/>
+          <w:szCs w:val="18"/>
         </w:rPr>
         <w:tab/>
       </w:r>
       <w:r>
         <w:rPr>
           <w:rFonts w:ascii="Arial" w:hAnsi="Arial" w:cs="Arial"/>
-          <w:b/>
-          <w:bCs/>
-          <w:color w:val="4472C4" w:themeColor="accent5"/>
-          <w:sz w:val="24"/>
-          <w:szCs w:val="24"/>
-        </w:rPr>
-        <w:t>16</w:t>
-      </w:r>
-      <w:r>
-        <w:rPr>
-          <w:rFonts w:ascii="Arial" w:hAnsi="Arial" w:cs="Arial"/>
-          <w:b/>
-          <w:bCs/>
-          <w:color w:val="4472C4" w:themeColor="accent5"/>
-          <w:sz w:val="24"/>
-          <w:szCs w:val="24"/>
-        </w:rPr>
-        <w:t>/</w:t>
-      </w:r>
-      <w:r>
-        <w:rPr>
-          <w:rFonts w:ascii="Arial" w:hAnsi="Arial" w:cs="Arial"/>
-          <w:b/>
-          <w:bCs/>
-          <w:color w:val="4472C4" w:themeColor="accent5"/>
-          <w:sz w:val="24"/>
-          <w:szCs w:val="24"/>
-        </w:rPr>
-        <w:t>02</w:t>
-      </w:r>
-      <w:r>
-        <w:rPr>
-          <w:rFonts w:ascii="Arial" w:hAnsi="Arial" w:cs="Arial"/>
-          <w:b/>
-          <w:bCs/>
-          <w:color w:val="4472C4" w:themeColor="accent5"/>
-          <w:sz w:val="24"/>
-          <w:szCs w:val="24"/>
-        </w:rPr>
-        <w:t>/202</w:t>
-      </w:r>
-      <w:r>
-        <w:rPr>
-          <w:rFonts w:ascii="Arial" w:hAnsi="Arial" w:cs="Arial"/>
-          <w:b/>
-          <w:bCs/>
-          <w:color w:val="4472C4" w:themeColor="accent5"/>
-          <w:sz w:val="24"/>
-          <w:szCs w:val="24"/>
-        </w:rPr>
-        <w:t>6</w:t>
+          <w:color w:val="1F497D"/>
+          <w:sz w:val="18"/>
+          <w:szCs w:val="18"/>
+        </w:rPr>
+        <w:t xml:space="preserve">The data for </w:t>
+      </w:r>
+      <w:r>
+        <w:rPr>
+          <w:rFonts w:ascii="Arial" w:hAnsi="Arial" w:cs="Arial"/>
+          <w:color w:val="1F497D"/>
+          <w:sz w:val="18"/>
+          <w:szCs w:val="18"/>
+        </w:rPr>
+        <w:t>‘</w:t>
+      </w:r>
+      <w:r>
+        <w:rPr>
+          <w:rFonts w:ascii="Arial" w:hAnsi="Arial" w:cs="Arial"/>
+          <w:color w:val="1F497D"/>
+          <w:sz w:val="18"/>
+          <w:szCs w:val="18"/>
+        </w:rPr>
+        <w:t>e</w:t>
+      </w:r>
+      <w:r>
+        <w:rPr>
+          <w:rFonts w:ascii="Arial" w:hAnsi="Arial" w:cs="Arial"/>
+          <w:color w:val="1F497D"/>
+          <w:sz w:val="18"/>
+          <w:szCs w:val="18"/>
+        </w:rPr>
+        <w:t xml:space="preserve">mpty’ device slots are now set with </w:t>
+      </w:r>
+      <w:r>
+        <w:rPr>
+          <w:rFonts w:ascii="Arial" w:hAnsi="Arial" w:cs="Arial"/>
+          <w:color w:val="1F497D"/>
+          <w:sz w:val="18"/>
+          <w:szCs w:val="18"/>
+        </w:rPr>
+        <w:t>specified</w:t>
+      </w:r>
+      <w:r>
+        <w:rPr>
+          <w:rFonts w:ascii="Arial" w:hAnsi="Arial" w:cs="Arial"/>
+          <w:color w:val="1F497D"/>
+          <w:sz w:val="18"/>
+          <w:szCs w:val="18"/>
+        </w:rPr>
+        <w:t xml:space="preserve"> default values.  This</w:t>
+      </w:r>
+      <w:r>
+        <w:rPr>
+          <w:rFonts w:ascii="Arial" w:hAnsi="Arial" w:cs="Arial"/>
+          <w:color w:val="1F497D"/>
+          <w:sz w:val="18"/>
+          <w:szCs w:val="18"/>
+        </w:rPr>
+        <w:t xml:space="preserve"> is to correct </w:t>
+      </w:r>
+      <w:r>
+        <w:rPr>
+          <w:rFonts w:ascii="Arial" w:hAnsi="Arial" w:cs="Arial"/>
+          <w:color w:val="1F497D"/>
+          <w:sz w:val="18"/>
+          <w:szCs w:val="18"/>
+        </w:rPr>
+        <w:t xml:space="preserve">an issue where Apollo I/O units were </w:t>
+      </w:r>
+      <w:r>
+        <w:rPr>
+          <w:rFonts w:ascii="Arial" w:hAnsi="Arial" w:cs="Arial"/>
+          <w:color w:val="1F497D"/>
+          <w:sz w:val="18"/>
+          <w:szCs w:val="18"/>
+        </w:rPr>
+        <w:t xml:space="preserve">incorrectly </w:t>
+      </w:r>
+      <w:r>
+        <w:rPr>
+          <w:rFonts w:ascii="Arial" w:hAnsi="Arial" w:cs="Arial"/>
+          <w:color w:val="1F497D"/>
+          <w:sz w:val="18"/>
+          <w:szCs w:val="18"/>
+        </w:rPr>
+        <w:t>resetting on Silence.</w:t>
       </w:r>
     </w:p>
     <w:p>
@@ -1152,23 +1199,46 @@
         <w:contextualSpacing/>
         <w:rPr>
           <w:rFonts w:ascii="Arial" w:hAnsi="Arial" w:cs="Arial"/>
-          <w:b/>
-          <w:bCs/>
-          <w:color w:val="1F497D"/>
-          <w:sz w:val="18"/>
-          <w:szCs w:val="18"/>
-        </w:rPr>
-      </w:pPr>
-      <w:r>
-        <w:rPr>
-          <w:rFonts w:ascii="Arial" w:hAnsi="Arial" w:cs="Arial"/>
-          <w:b/>
-          <w:bCs/>
-          <w:color w:val="1F497D"/>
-          <w:sz w:val="18"/>
-          <w:szCs w:val="18"/>
-        </w:rPr>
-        <w:t>New features</w:t>
+          <w:color w:val="1F497D"/>
+          <w:sz w:val="18"/>
+          <w:szCs w:val="18"/>
+        </w:rPr>
+      </w:pPr>
+      <w:r>
+        <w:rPr>
+          <w:rFonts w:ascii="Arial" w:hAnsi="Arial" w:cs="Arial"/>
+          <w:color w:val="1F497D"/>
+          <w:sz w:val="18"/>
+          <w:szCs w:val="18"/>
+        </w:rPr>
+        <w:t>•</w:t>
+      </w:r>
+      <w:r>
+        <w:rPr>
+          <w:rFonts w:ascii="Arial" w:hAnsi="Arial" w:cs="Arial"/>
+          <w:color w:val="1F497D"/>
+          <w:sz w:val="18"/>
+          <w:szCs w:val="18"/>
+        </w:rPr>
+        <w:tab/>
+      </w:r>
+      <w:r>
+        <w:rPr>
+          <w:rFonts w:ascii="Arial" w:hAnsi="Arial" w:cs="Arial"/>
+          <w:color w:val="1F497D"/>
+          <w:sz w:val="18"/>
+          <w:szCs w:val="18"/>
+        </w:rPr>
+        <w:t>The Site Details page was not showing recalibration or day/night times when reading from a config that was created by the old XFP tools</w:t>
+      </w:r>
+      <w:r>
+        <w:rPr>
+          <w:rFonts w:ascii="Arial" w:hAnsi="Arial" w:cs="Arial"/>
+          <w:color w:val="1F497D"/>
+          <w:sz w:val="18"/>
+          <w:szCs w:val="18"/>
+        </w:rPr>
+        <w:t>.</w:t>
       </w:r>
     </w:p>
     <w:p>
@@ -1191,41 +1261,106 @@
           <w:szCs w:val="18"/>
         </w:rPr>
       </w:pPr>
-      <w:r>
-        <w:rPr>
-          <w:rFonts w:ascii="Arial" w:hAnsi="Arial" w:cs="Arial"/>
-          <w:color w:val="1F497D"/>
-          <w:sz w:val="18"/>
-          <w:szCs w:val="18"/>
-        </w:rPr>
-        <w:t>•</w:t>
-      </w:r>
-      <w:r>
-        <w:rPr>
-          <w:rFonts w:ascii="Arial" w:hAnsi="Arial" w:cs="Arial"/>
-          <w:color w:val="1F497D"/>
-          <w:sz w:val="18"/>
-          <w:szCs w:val="18"/>
+    </w:p>
+    <w:p>
+      <w:pPr>
+        <w:tabs>
+          <w:tab w:val="left" w:pos="993"/>
+        </w:tabs>
+        <w:rPr>
+          <w:rFonts w:ascii="Arial" w:hAnsi="Arial" w:cs="Arial"/>
+          <w:color w:val="9CC2E5" w:themeColor="accent1" w:themeTint="99"/>
+          <w:sz w:val="16"/>
+          <w:szCs w:val="16"/>
+        </w:rPr>
+      </w:pPr>
+      <w:r>
+        <w:rPr>
+          <w:rFonts w:ascii="Arial" w:hAnsi="Arial" w:cs="Arial"/>
+          <w:b/>
+          <w:bCs/>
+          <w:color w:val="4472C4" w:themeColor="accent5"/>
+          <w:sz w:val="24"/>
+          <w:szCs w:val="24"/>
+        </w:rPr>
+        <w:t>v8.1.</w:t>
+      </w:r>
+      <w:r>
+        <w:rPr>
+          <w:rFonts w:ascii="Arial" w:hAnsi="Arial" w:cs="Arial"/>
+          <w:b/>
+          <w:bCs/>
+          <w:color w:val="4472C4" w:themeColor="accent5"/>
+          <w:sz w:val="24"/>
+          <w:szCs w:val="24"/>
+        </w:rPr>
+        <w:t>10</w:t>
+      </w:r>
+      <w:r>
+        <w:rPr>
+          <w:rFonts w:ascii="Arial" w:hAnsi="Arial" w:cs="Arial"/>
+          <w:b/>
+          <w:bCs/>
+          <w:color w:val="4472C4" w:themeColor="accent5"/>
+          <w:sz w:val="24"/>
+          <w:szCs w:val="24"/>
         </w:rPr>
         <w:tab/>
       </w:r>
       <w:r>
         <w:rPr>
           <w:rFonts w:ascii="Arial" w:hAnsi="Arial" w:cs="Arial"/>
-          <w:color w:val="1F497D"/>
-          <w:sz w:val="18"/>
-          <w:szCs w:val="18"/>
-        </w:rPr>
-        <w:t>Support for Spanish language has</w:t>
-      </w:r>
-      <w:r>
-        <w:rPr>
-          <w:rFonts w:ascii="Arial" w:hAnsi="Arial" w:cs="Arial"/>
-          <w:color w:val="1F497D"/>
-          <w:sz w:val="18"/>
-          <w:szCs w:val="18"/>
-        </w:rPr>
-        <w:t xml:space="preserve"> been added.</w:t>
+          <w:b/>
+          <w:bCs/>
+          <w:color w:val="4472C4" w:themeColor="accent5"/>
+          <w:sz w:val="24"/>
+          <w:szCs w:val="24"/>
+        </w:rPr>
+        <w:t>16</w:t>
+      </w:r>
+      <w:r>
+        <w:rPr>
+          <w:rFonts w:ascii="Arial" w:hAnsi="Arial" w:cs="Arial"/>
+          <w:b/>
+          <w:bCs/>
+          <w:color w:val="4472C4" w:themeColor="accent5"/>
+          <w:sz w:val="24"/>
+          <w:szCs w:val="24"/>
+        </w:rPr>
+        <w:t>/</w:t>
+      </w:r>
+      <w:r>
+        <w:rPr>
+          <w:rFonts w:ascii="Arial" w:hAnsi="Arial" w:cs="Arial"/>
+          <w:b/>
+          <w:bCs/>
+          <w:color w:val="4472C4" w:themeColor="accent5"/>
+          <w:sz w:val="24"/>
+          <w:szCs w:val="24"/>
+        </w:rPr>
+        <w:t>02</w:t>
+      </w:r>
+      <w:r>
+        <w:rPr>
+          <w:rFonts w:ascii="Arial" w:hAnsi="Arial" w:cs="Arial"/>
+          <w:b/>
+          <w:bCs/>
+          <w:color w:val="4472C4" w:themeColor="accent5"/>
+          <w:sz w:val="24"/>
+          <w:szCs w:val="24"/>
+        </w:rPr>
+        <w:t>/202</w:t>
+      </w:r>
+      <w:r>
+        <w:rPr>
+          <w:rFonts w:ascii="Arial" w:hAnsi="Arial" w:cs="Arial"/>
+          <w:b/>
+          <w:bCs/>
+          <w:color w:val="4472C4" w:themeColor="accent5"/>
+          <w:sz w:val="24"/>
+          <w:szCs w:val="24"/>
+        </w:rPr>
+        <w:t>6</w:t>
       </w:r>
     </w:p>
     <w:p>
@@ -1243,111 +1378,23 @@
         <w:contextualSpacing/>
         <w:rPr>
           <w:rFonts w:ascii="Arial" w:hAnsi="Arial" w:cs="Arial"/>
-          <w:color w:val="1F497D"/>
-          <w:sz w:val="18"/>
-          <w:szCs w:val="18"/>
-        </w:rPr>
-      </w:pPr>
-    </w:p>
-    <w:p>
-      <w:pPr>
-        <w:tabs>
-          <w:tab w:val="left" w:pos="993"/>
-        </w:tabs>
-        <w:rPr>
-          <w:rFonts w:ascii="Arial" w:hAnsi="Arial" w:cs="Arial"/>
-          <w:color w:val="9CC2E5" w:themeColor="accent1" w:themeTint="99"/>
-          <w:sz w:val="16"/>
-          <w:szCs w:val="16"/>
-        </w:rPr>
-      </w:pPr>
-      <w:r>
-        <w:rPr>
-          <w:rFonts w:ascii="Arial" w:hAnsi="Arial" w:cs="Arial"/>
-          <w:b/>
-          <w:bCs/>
-          <w:color w:val="4472C4" w:themeColor="accent5"/>
-          <w:sz w:val="24"/>
-          <w:szCs w:val="24"/>
-        </w:rPr>
-        <w:t>v8.1.</w:t>
-      </w:r>
-      <w:r>
-        <w:rPr>
-          <w:rFonts w:ascii="Arial" w:hAnsi="Arial" w:cs="Arial"/>
-          <w:b/>
-          <w:bCs/>
-          <w:color w:val="4472C4" w:themeColor="accent5"/>
-          <w:sz w:val="24"/>
-          <w:szCs w:val="24"/>
-        </w:rPr>
-        <w:t>9</w:t>
-      </w:r>
-      <w:r>
-        <w:rPr>
-          <w:rFonts w:ascii="Arial" w:hAnsi="Arial" w:cs="Arial"/>
-          <w:b/>
-          <w:bCs/>
-          <w:color w:val="4472C4" w:themeColor="accent5"/>
-          <w:sz w:val="24"/>
-          <w:szCs w:val="24"/>
-        </w:rPr>
-        <w:tab/>
-      </w:r>
-      <w:r>
-        <w:rPr>
-          <w:rFonts w:ascii="Arial" w:hAnsi="Arial" w:cs="Arial"/>
-          <w:b/>
-          <w:bCs/>
-          <w:color w:val="4472C4" w:themeColor="accent5"/>
-          <w:sz w:val="24"/>
-          <w:szCs w:val="24"/>
-        </w:rPr>
-        <w:t>2</w:t>
-      </w:r>
-      <w:r>
-        <w:rPr>
-          <w:rFonts w:ascii="Arial" w:hAnsi="Arial" w:cs="Arial"/>
-          <w:b/>
-          <w:bCs/>
-          <w:color w:val="4472C4" w:themeColor="accent5"/>
-          <w:sz w:val="24"/>
-          <w:szCs w:val="24"/>
-        </w:rPr>
-        <w:t>4</w:t>
-      </w:r>
-      <w:r>
-        <w:rPr>
-          <w:rFonts w:ascii="Arial" w:hAnsi="Arial" w:cs="Arial"/>
-          <w:b/>
-          <w:bCs/>
-          <w:color w:val="4472C4" w:themeColor="accent5"/>
-          <w:sz w:val="24"/>
-          <w:szCs w:val="24"/>
-        </w:rPr>
-        <w:t>/</w:t>
-      </w:r>
-      <w:r>
-        <w:rPr>
-          <w:rFonts w:ascii="Arial" w:hAnsi="Arial" w:cs="Arial"/>
-          <w:b/>
-          <w:bCs/>
-          <w:color w:val="4472C4" w:themeColor="accent5"/>
-          <w:sz w:val="24"/>
-          <w:szCs w:val="24"/>
-        </w:rPr>
-        <w:t>12</w:t>
-      </w:r>
-      <w:r>
-        <w:rPr>
-          <w:rFonts w:ascii="Arial" w:hAnsi="Arial" w:cs="Arial"/>
-          <w:b/>
-          <w:bCs/>
-          <w:color w:val="4472C4" w:themeColor="accent5"/>
-          <w:sz w:val="24"/>
-          <w:szCs w:val="24"/>
-        </w:rPr>
-        <w:t>/2025</w:t>
+          <w:b/>
+          <w:bCs/>
+          <w:color w:val="1F497D"/>
+          <w:sz w:val="18"/>
+          <w:szCs w:val="18"/>
+        </w:rPr>
+      </w:pPr>
+      <w:r>
+        <w:rPr>
+          <w:rFonts w:ascii="Arial" w:hAnsi="Arial" w:cs="Arial"/>
+          <w:b/>
+          <w:bCs/>
+          <w:color w:val="1F497D"/>
+          <w:sz w:val="18"/>
+          <w:szCs w:val="18"/>
+        </w:rPr>
+        <w:t>New features</w:t>
       </w:r>
     </w:p>
     <w:p>
@@ -1365,23 +1412,46 @@
         <w:contextualSpacing/>
         <w:rPr>
           <w:rFonts w:ascii="Arial" w:hAnsi="Arial" w:cs="Arial"/>
-          <w:b/>
-          <w:bCs/>
-          <w:color w:val="1F497D"/>
-          <w:sz w:val="18"/>
-          <w:szCs w:val="18"/>
-        </w:rPr>
-      </w:pPr>
-      <w:r>
-        <w:rPr>
-          <w:rFonts w:ascii="Arial" w:hAnsi="Arial" w:cs="Arial"/>
-          <w:b/>
-          <w:bCs/>
-          <w:color w:val="1F497D"/>
-          <w:sz w:val="18"/>
-          <w:szCs w:val="18"/>
-        </w:rPr>
-        <w:t>New features</w:t>
+          <w:color w:val="1F497D"/>
+          <w:sz w:val="18"/>
+          <w:szCs w:val="18"/>
+        </w:rPr>
+      </w:pPr>
+      <w:r>
+        <w:rPr>
+          <w:rFonts w:ascii="Arial" w:hAnsi="Arial" w:cs="Arial"/>
+          <w:color w:val="1F497D"/>
+          <w:sz w:val="18"/>
+          <w:szCs w:val="18"/>
+        </w:rPr>
+        <w:t>•</w:t>
+      </w:r>
+      <w:r>
+        <w:rPr>
+          <w:rFonts w:ascii="Arial" w:hAnsi="Arial" w:cs="Arial"/>
+          <w:color w:val="1F497D"/>
+          <w:sz w:val="18"/>
+          <w:szCs w:val="18"/>
+        </w:rPr>
+        <w:tab/>
+      </w:r>
+      <w:r>
+        <w:rPr>
+          <w:rFonts w:ascii="Arial" w:hAnsi="Arial" w:cs="Arial"/>
+          <w:color w:val="1F497D"/>
+          <w:sz w:val="18"/>
+          <w:szCs w:val="18"/>
+        </w:rPr>
+        <w:t>Support for Spanish language has</w:t>
+      </w:r>
+      <w:r>
+        <w:rPr>
+          <w:rFonts w:ascii="Arial" w:hAnsi="Arial" w:cs="Arial"/>
+          <w:color w:val="1F497D"/>
+          <w:sz w:val="18"/>
+          <w:szCs w:val="18"/>
+        </w:rPr>
+        <w:t xml:space="preserve"> been added.</w:t>
       </w:r>
     </w:p>
     <w:p>
@@ -1404,24 +1474,106 @@
           <w:szCs w:val="18"/>
         </w:rPr>
       </w:pPr>
-      <w:r>
-        <w:rPr>
-          <w:rFonts w:ascii="Arial" w:hAnsi="Arial" w:cs="Arial"/>
-          <w:color w:val="1F497D"/>
-          <w:sz w:val="18"/>
-          <w:szCs w:val="18"/>
-        </w:rPr>
-        <w:t>•</w:t>
-      </w:r>
-      <w:r>
-        <w:rPr>
-          <w:rFonts w:ascii="Arial" w:hAnsi="Arial" w:cs="Arial"/>
-          <w:color w:val="1F497D"/>
-          <w:sz w:val="18"/>
-          <w:szCs w:val="18"/>
+    </w:p>
+    <w:p>
+      <w:pPr>
+        <w:tabs>
+          <w:tab w:val="left" w:pos="993"/>
+        </w:tabs>
+        <w:rPr>
+          <w:rFonts w:ascii="Arial" w:hAnsi="Arial" w:cs="Arial"/>
+          <w:color w:val="9CC2E5" w:themeColor="accent1" w:themeTint="99"/>
+          <w:sz w:val="16"/>
+          <w:szCs w:val="16"/>
+        </w:rPr>
+      </w:pPr>
+      <w:r>
+        <w:rPr>
+          <w:rFonts w:ascii="Arial" w:hAnsi="Arial" w:cs="Arial"/>
+          <w:b/>
+          <w:bCs/>
+          <w:color w:val="4472C4" w:themeColor="accent5"/>
+          <w:sz w:val="24"/>
+          <w:szCs w:val="24"/>
+        </w:rPr>
+        <w:t>v8.1.</w:t>
+      </w:r>
+      <w:r>
+        <w:rPr>
+          <w:rFonts w:ascii="Arial" w:hAnsi="Arial" w:cs="Arial"/>
+          <w:b/>
+          <w:bCs/>
+          <w:color w:val="4472C4" w:themeColor="accent5"/>
+          <w:sz w:val="24"/>
+          <w:szCs w:val="24"/>
+        </w:rPr>
+        <w:t>9</w:t>
+      </w:r>
+      <w:r>
+        <w:rPr>
+          <w:rFonts w:ascii="Arial" w:hAnsi="Arial" w:cs="Arial"/>
+          <w:b/>
+          <w:bCs/>
+          <w:color w:val="4472C4" w:themeColor="accent5"/>
+          <w:sz w:val="24"/>
+          <w:szCs w:val="24"/>
         </w:rPr>
         <w:tab/>
-        <w:t>The new CAST Pro devices have been added.</w:t>
+      </w:r>
+      <w:r>
+        <w:rPr>
+          <w:rFonts w:ascii="Arial" w:hAnsi="Arial" w:cs="Arial"/>
+          <w:b/>
+          <w:bCs/>
+          <w:color w:val="4472C4" w:themeColor="accent5"/>
+          <w:sz w:val="24"/>
+          <w:szCs w:val="24"/>
+        </w:rPr>
+        <w:t>2</w:t>
+      </w:r>
+      <w:r>
+        <w:rPr>
+          <w:rFonts w:ascii="Arial" w:hAnsi="Arial" w:cs="Arial"/>
+          <w:b/>
+          <w:bCs/>
+          <w:color w:val="4472C4" w:themeColor="accent5"/>
+          <w:sz w:val="24"/>
+          <w:szCs w:val="24"/>
+        </w:rPr>
+        <w:t>4</w:t>
+      </w:r>
+      <w:r>
+        <w:rPr>
+          <w:rFonts w:ascii="Arial" w:hAnsi="Arial" w:cs="Arial"/>
+          <w:b/>
+          <w:bCs/>
+          <w:color w:val="4472C4" w:themeColor="accent5"/>
+          <w:sz w:val="24"/>
+          <w:szCs w:val="24"/>
+        </w:rPr>
+        <w:t>/</w:t>
+      </w:r>
+      <w:r>
+        <w:rPr>
+          <w:rFonts w:ascii="Arial" w:hAnsi="Arial" w:cs="Arial"/>
+          <w:b/>
+          <w:bCs/>
+          <w:color w:val="4472C4" w:themeColor="accent5"/>
+          <w:sz w:val="24"/>
+          <w:szCs w:val="24"/>
+        </w:rPr>
+        <w:t>12</w:t>
+      </w:r>
+      <w:r>
+        <w:rPr>
+          <w:rFonts w:ascii="Arial" w:hAnsi="Arial" w:cs="Arial"/>
+          <w:b/>
+          <w:bCs/>
+          <w:color w:val="4472C4" w:themeColor="accent5"/>
+          <w:sz w:val="24"/>
+          <w:szCs w:val="24"/>
+        </w:rPr>
+        <w:t>/2025</w:t>
       </w:r>
     </w:p>
     <w:p>
@@ -1439,29 +1591,23 @@
         <w:contextualSpacing/>
         <w:rPr>
           <w:rFonts w:ascii="Arial" w:hAnsi="Arial" w:cs="Arial"/>
-          <w:color w:val="1F497D"/>
-          <w:sz w:val="18"/>
-          <w:szCs w:val="18"/>
-        </w:rPr>
-      </w:pPr>
-      <w:r>
-        <w:rPr>
-          <w:rFonts w:ascii="Arial" w:hAnsi="Arial" w:cs="Arial"/>
-          <w:color w:val="1F497D"/>
-          <w:sz w:val="18"/>
-          <w:szCs w:val="18"/>
-        </w:rPr>
-        <w:t>•</w:t>
-      </w:r>
-      <w:r>
-        <w:rPr>
-          <w:rFonts w:ascii="Arial" w:hAnsi="Arial" w:cs="Arial"/>
-          <w:color w:val="1F497D"/>
-          <w:sz w:val="18"/>
-          <w:szCs w:val="18"/>
-        </w:rPr>
-        <w:tab/>
-        <w:t>The facility to print the settings has been added.</w:t>
+          <w:b/>
+          <w:bCs/>
+          <w:color w:val="1F497D"/>
+          <w:sz w:val="18"/>
+          <w:szCs w:val="18"/>
+        </w:rPr>
+      </w:pPr>
+      <w:r>
+        <w:rPr>
+          <w:rFonts w:ascii="Arial" w:hAnsi="Arial" w:cs="Arial"/>
+          <w:b/>
+          <w:bCs/>
+          <w:color w:val="1F497D"/>
+          <w:sz w:val="18"/>
+          <w:szCs w:val="18"/>
+        </w:rPr>
+        <w:t>New features</w:t>
       </w:r>
     </w:p>
     <w:p>
@@ -1501,7 +1647,7 @@
           <w:szCs w:val="18"/>
         </w:rPr>
         <w:tab/>
-        <w:t>Device day &amp; night modes are now always set to their default values when a device type is changed.</w:t>
+        <w:t>The new CAST Pro devices have been added.</w:t>
       </w:r>
     </w:p>
     <w:p>
@@ -1541,7 +1687,7 @@
           <w:szCs w:val="18"/>
         </w:rPr>
         <w:tab/>
-        <w:t>A newly-added second loop is now correctly filled with empty device slots and the device pages are updated correspondingly.</w:t>
+        <w:t>The facility to print the settings has been added.</w:t>
       </w:r>
     </w:p>
     <w:p>
@@ -1581,16 +1727,7 @@
           <w:szCs w:val="18"/>
         </w:rPr>
         <w:tab/>
-        <w:t>Envision support for Apollo systems</w:t>
-      </w:r>
-      <w:r>
-        <w:rPr>
-          <w:rFonts w:ascii="Arial" w:hAnsi="Arial" w:cs="Arial"/>
-          <w:color w:val="1F497D"/>
-          <w:sz w:val="18"/>
-          <w:szCs w:val="18"/>
-        </w:rPr>
-        <w:t>:</w:t>
+        <w:t>Device day &amp; night modes are now always set to their default values when a device type is changed.</w:t>
       </w:r>
     </w:p>
     <w:p>
@@ -1620,49 +1757,17 @@
           <w:sz w:val="18"/>
           <w:szCs w:val="18"/>
         </w:rPr>
+        <w:t>•</w:t>
+      </w:r>
+      <w:r>
+        <w:rPr>
+          <w:rFonts w:ascii="Arial" w:hAnsi="Arial" w:cs="Arial"/>
+          <w:color w:val="1F497D"/>
+          <w:sz w:val="18"/>
+          <w:szCs w:val="18"/>
+        </w:rPr>
         <w:tab/>
-      </w:r>
-      <w:r>
-        <w:rPr>
-          <w:rFonts w:ascii="Arial" w:hAnsi="Arial" w:cs="Arial"/>
-          <w:i/>
-          <w:iCs/>
-          <w:color w:val="1F497D"/>
-          <w:sz w:val="18"/>
-          <w:szCs w:val="18"/>
-        </w:rPr>
-        <w:t>For this, device names and zone descriptions are prefixed with type codes and zone numbers respectively.  If not already prefixed, before uploading the user is asked whether the pane</w:t>
-      </w:r>
-      <w:r>
-        <w:rPr>
-          <w:rFonts w:ascii="Arial" w:hAnsi="Arial" w:cs="Arial"/>
-          <w:i/>
-          <w:iCs/>
-          <w:color w:val="1F497D"/>
-          <w:sz w:val="18"/>
-          <w:szCs w:val="18"/>
-        </w:rPr>
-        <w:t>l</w:t>
-      </w:r>
-      <w:r>
-        <w:rPr>
-          <w:rFonts w:ascii="Arial" w:hAnsi="Arial" w:cs="Arial"/>
-          <w:i/>
-          <w:iCs/>
-          <w:color w:val="1F497D"/>
-          <w:sz w:val="18"/>
-          <w:szCs w:val="18"/>
-        </w:rPr>
-        <w:t xml:space="preserve"> is for Envision and, if Yes, the prefixes are added.</w:t>
-      </w:r>
-      <w:r>
-        <w:rPr>
-          <w:rFonts w:ascii="Arial" w:hAnsi="Arial" w:cs="Arial"/>
-          <w:color w:val="1F497D"/>
-          <w:sz w:val="18"/>
-          <w:szCs w:val="18"/>
-        </w:rPr>
-        <w:br/>
+        <w:t>A newly-added second loop is now correctly filled with empty device slots and the device pages are updated correspondingly.</w:t>
       </w:r>
     </w:p>
     <w:p>
@@ -1680,23 +1785,38 @@
         <w:contextualSpacing/>
         <w:rPr>
           <w:rFonts w:ascii="Arial" w:hAnsi="Arial" w:cs="Arial"/>
-          <w:b/>
-          <w:bCs/>
-          <w:color w:val="1F497D"/>
-          <w:sz w:val="18"/>
-          <w:szCs w:val="18"/>
-        </w:rPr>
-      </w:pPr>
-      <w:r>
-        <w:rPr>
-          <w:rFonts w:ascii="Arial" w:hAnsi="Arial" w:cs="Arial"/>
-          <w:b/>
-          <w:bCs/>
-          <w:color w:val="1F497D"/>
-          <w:sz w:val="18"/>
-          <w:szCs w:val="18"/>
-        </w:rPr>
-        <w:t>Fixes</w:t>
+          <w:color w:val="1F497D"/>
+          <w:sz w:val="18"/>
+          <w:szCs w:val="18"/>
+        </w:rPr>
+      </w:pPr>
+      <w:r>
+        <w:rPr>
+          <w:rFonts w:ascii="Arial" w:hAnsi="Arial" w:cs="Arial"/>
+          <w:color w:val="1F497D"/>
+          <w:sz w:val="18"/>
+          <w:szCs w:val="18"/>
+        </w:rPr>
+        <w:t>•</w:t>
+      </w:r>
+      <w:r>
+        <w:rPr>
+          <w:rFonts w:ascii="Arial" w:hAnsi="Arial" w:cs="Arial"/>
+          <w:color w:val="1F497D"/>
+          <w:sz w:val="18"/>
+          <w:szCs w:val="18"/>
+        </w:rPr>
+        <w:tab/>
+        <w:t>Envision support for Apollo systems</w:t>
+      </w:r>
+      <w:r>
+        <w:rPr>
+          <w:rFonts w:ascii="Arial" w:hAnsi="Arial" w:cs="Arial"/>
+          <w:color w:val="1F497D"/>
+          <w:sz w:val="18"/>
+          <w:szCs w:val="18"/>
+        </w:rPr>
+        <w:t>:</w:t>
       </w:r>
     </w:p>
     <w:p>
@@ -1726,142 +1846,73 @@
           <w:sz w:val="18"/>
           <w:szCs w:val="18"/>
         </w:rPr>
-        <w:t>•</w:t>
-      </w:r>
-      <w:r>
-        <w:rPr>
-          <w:rFonts w:ascii="Arial" w:hAnsi="Arial" w:cs="Arial"/>
-          <w:color w:val="1F497D"/>
-          <w:sz w:val="18"/>
-          <w:szCs w:val="18"/>
-        </w:rPr>
         <w:tab/>
       </w:r>
       <w:r>
         <w:rPr>
           <w:rFonts w:ascii="Arial" w:hAnsi="Arial" w:cs="Arial"/>
-          <w:color w:val="1F497D"/>
-          <w:sz w:val="18"/>
-          <w:szCs w:val="18"/>
-        </w:rPr>
-        <w:t>Two faults that would cause the app to shut down have been corrected: s</w:t>
-      </w:r>
-      <w:r>
-        <w:rPr>
-          <w:rFonts w:ascii="Arial" w:hAnsi="Arial" w:cs="Arial"/>
-          <w:color w:val="1F497D"/>
-          <w:sz w:val="18"/>
-          <w:szCs w:val="18"/>
-        </w:rPr>
-        <w:t>end</w:t>
-      </w:r>
-      <w:r>
-        <w:rPr>
-          <w:rFonts w:ascii="Arial" w:hAnsi="Arial" w:cs="Arial"/>
-          <w:color w:val="1F497D"/>
-          <w:sz w:val="18"/>
-          <w:szCs w:val="18"/>
-        </w:rPr>
-        <w:t>ing</w:t>
-      </w:r>
-      <w:r>
-        <w:rPr>
-          <w:rFonts w:ascii="Arial" w:hAnsi="Arial" w:cs="Arial"/>
-          <w:color w:val="1F497D"/>
-          <w:sz w:val="18"/>
-          <w:szCs w:val="18"/>
-        </w:rPr>
-        <w:t xml:space="preserve"> </w:t>
-      </w:r>
-      <w:r>
-        <w:rPr>
-          <w:rFonts w:ascii="Arial" w:hAnsi="Arial" w:cs="Arial"/>
-          <w:color w:val="1F497D"/>
-          <w:sz w:val="18"/>
-          <w:szCs w:val="18"/>
-        </w:rPr>
-        <w:t>single-</w:t>
-      </w:r>
-      <w:r>
-        <w:rPr>
-          <w:rFonts w:ascii="Arial" w:hAnsi="Arial" w:cs="Arial"/>
-          <w:color w:val="1F497D"/>
-          <w:sz w:val="18"/>
-          <w:szCs w:val="18"/>
-        </w:rPr>
-        <w:t xml:space="preserve">loop </w:t>
-      </w:r>
-      <w:r>
-        <w:rPr>
-          <w:rFonts w:ascii="Arial" w:hAnsi="Arial" w:cs="Arial"/>
-          <w:color w:val="1F497D"/>
-          <w:sz w:val="18"/>
-          <w:szCs w:val="18"/>
-        </w:rPr>
-        <w:t>data to a</w:t>
-      </w:r>
-      <w:r>
-        <w:rPr>
-          <w:rFonts w:ascii="Arial" w:hAnsi="Arial" w:cs="Arial"/>
-          <w:color w:val="1F497D"/>
-          <w:sz w:val="18"/>
-          <w:szCs w:val="18"/>
-        </w:rPr>
-        <w:t xml:space="preserve"> 2-loop panel</w:t>
-      </w:r>
-      <w:r>
-        <w:rPr>
-          <w:rFonts w:ascii="Arial" w:hAnsi="Arial" w:cs="Arial"/>
-          <w:color w:val="1F497D"/>
-          <w:sz w:val="18"/>
-          <w:szCs w:val="18"/>
-        </w:rPr>
-        <w:t>,</w:t>
-      </w:r>
-      <w:r>
-        <w:rPr>
-          <w:rFonts w:ascii="Arial" w:hAnsi="Arial" w:cs="Arial"/>
-          <w:color w:val="1F497D"/>
-          <w:sz w:val="18"/>
-          <w:szCs w:val="18"/>
-        </w:rPr>
-        <w:t xml:space="preserve"> </w:t>
-      </w:r>
-      <w:r>
-        <w:rPr>
-          <w:rFonts w:ascii="Arial" w:hAnsi="Arial" w:cs="Arial"/>
-          <w:color w:val="1F497D"/>
-          <w:sz w:val="18"/>
-          <w:szCs w:val="18"/>
-        </w:rPr>
-        <w:t xml:space="preserve">and </w:t>
-      </w:r>
-      <w:r>
-        <w:rPr>
-          <w:rFonts w:ascii="Arial" w:hAnsi="Arial" w:cs="Arial"/>
-          <w:color w:val="1F497D"/>
-          <w:sz w:val="18"/>
-          <w:szCs w:val="18"/>
-        </w:rPr>
-        <w:t>opening a file wh</w:t>
-      </w:r>
-      <w:r>
-        <w:rPr>
-          <w:rFonts w:ascii="Arial" w:hAnsi="Arial" w:cs="Arial"/>
-          <w:color w:val="1F497D"/>
-          <w:sz w:val="18"/>
-          <w:szCs w:val="18"/>
-        </w:rPr>
-        <w:t xml:space="preserve">ich does not contain any panel numbers the same as the </w:t>
-      </w:r>
-      <w:r>
-        <w:rPr>
-          <w:rFonts w:ascii="Arial" w:hAnsi="Arial" w:cs="Arial"/>
-          <w:color w:val="1F497D"/>
-          <w:sz w:val="18"/>
-          <w:szCs w:val="18"/>
-        </w:rPr>
-        <w:t>current panel.</w:t>
+          <w:i/>
+          <w:iCs/>
+          <w:color w:val="1F497D"/>
+          <w:sz w:val="18"/>
+          <w:szCs w:val="18"/>
+        </w:rPr>
+        <w:t>For this, device names and zone descriptions are prefixed with type codes and zone numbers respectively.  If not already prefixed, before uploading the user is asked whether the pane</w:t>
+      </w:r>
+      <w:r>
+        <w:rPr>
+          <w:rFonts w:ascii="Arial" w:hAnsi="Arial" w:cs="Arial"/>
+          <w:i/>
+          <w:iCs/>
+          <w:color w:val="1F497D"/>
+          <w:sz w:val="18"/>
+          <w:szCs w:val="18"/>
+        </w:rPr>
+        <w:t>l</w:t>
+      </w:r>
+      <w:r>
+        <w:rPr>
+          <w:rFonts w:ascii="Arial" w:hAnsi="Arial" w:cs="Arial"/>
+          <w:i/>
+          <w:iCs/>
+          <w:color w:val="1F497D"/>
+          <w:sz w:val="18"/>
+          <w:szCs w:val="18"/>
+        </w:rPr>
+        <w:t xml:space="preserve"> is for Envision and, if </w:t>
+      </w:r>
+      <w:proofErr w:type="gramStart"/>
+      <w:r>
+        <w:rPr>
+          <w:rFonts w:ascii="Arial" w:hAnsi="Arial" w:cs="Arial"/>
+          <w:i/>
+          <w:iCs/>
+          <w:color w:val="1F497D"/>
+          <w:sz w:val="18"/>
+          <w:szCs w:val="18"/>
+        </w:rPr>
+        <w:t>Yes</w:t>
+      </w:r>
+      <w:proofErr w:type="gramEnd"/>
+      <w:r>
+        <w:rPr>
+          <w:rFonts w:ascii="Arial" w:hAnsi="Arial" w:cs="Arial"/>
+          <w:i/>
+          <w:iCs/>
+          <w:color w:val="1F497D"/>
+          <w:sz w:val="18"/>
+          <w:szCs w:val="18"/>
+        </w:rPr>
+        <w:t>, the prefixes are added.</w:t>
+      </w:r>
+      <w:r>
+        <w:rPr>
+          <w:rFonts w:ascii="Arial" w:hAnsi="Arial" w:cs="Arial"/>
+          <w:color w:val="1F497D"/>
+          <w:sz w:val="18"/>
+          <w:szCs w:val="18"/>
+        </w:rPr>
+        <w:br/>
       </w:r>
     </w:p>
     <w:p>
@@ -1879,64 +1930,23 @@
         <w:contextualSpacing/>
         <w:rPr>
           <w:rFonts w:ascii="Arial" w:hAnsi="Arial" w:cs="Arial"/>
-          <w:color w:val="1F497D"/>
-          <w:sz w:val="18"/>
-          <w:szCs w:val="18"/>
-        </w:rPr>
-      </w:pPr>
-      <w:r>
-        <w:rPr>
-          <w:rFonts w:ascii="Arial" w:hAnsi="Arial" w:cs="Arial"/>
-          <w:color w:val="1F497D"/>
-          <w:sz w:val="18"/>
-          <w:szCs w:val="18"/>
-        </w:rPr>
-        <w:t>•</w:t>
-      </w:r>
-      <w:r>
-        <w:rPr>
-          <w:rFonts w:ascii="Arial" w:hAnsi="Arial" w:cs="Arial"/>
-          <w:color w:val="1F497D"/>
-          <w:sz w:val="18"/>
-          <w:szCs w:val="18"/>
-        </w:rPr>
-        <w:tab/>
-      </w:r>
-      <w:r>
-        <w:rPr>
-          <w:rFonts w:ascii="Arial" w:hAnsi="Arial" w:cs="Arial"/>
-          <w:color w:val="1F497D"/>
-          <w:sz w:val="18"/>
-          <w:szCs w:val="18"/>
-        </w:rPr>
-        <w:t>The displaying of e</w:t>
-      </w:r>
-      <w:r>
-        <w:rPr>
-          <w:rFonts w:ascii="Arial" w:hAnsi="Arial" w:cs="Arial"/>
-          <w:color w:val="1F497D"/>
-          <w:sz w:val="18"/>
-          <w:szCs w:val="18"/>
-        </w:rPr>
-        <w:t xml:space="preserve">rror boxes on invalid items </w:t>
-      </w:r>
-      <w:r>
-        <w:rPr>
-          <w:rFonts w:ascii="Arial" w:hAnsi="Arial" w:cs="Arial"/>
-          <w:color w:val="1F497D"/>
-          <w:sz w:val="18"/>
-          <w:szCs w:val="18"/>
-        </w:rPr>
-        <w:t>has been made more consistent</w:t>
-      </w:r>
-      <w:r>
-        <w:rPr>
-          <w:rFonts w:ascii="Arial" w:hAnsi="Arial" w:cs="Arial"/>
-          <w:color w:val="1F497D"/>
-          <w:sz w:val="18"/>
-          <w:szCs w:val="18"/>
-        </w:rPr>
-        <w:t>.</w:t>
+          <w:b/>
+          <w:bCs/>
+          <w:color w:val="1F497D"/>
+          <w:sz w:val="18"/>
+          <w:szCs w:val="18"/>
+        </w:rPr>
+      </w:pPr>
+      <w:r>
+        <w:rPr>
+          <w:rFonts w:ascii="Arial" w:hAnsi="Arial" w:cs="Arial"/>
+          <w:b/>
+          <w:bCs/>
+          <w:color w:val="1F497D"/>
+          <w:sz w:val="18"/>
+          <w:szCs w:val="18"/>
+        </w:rPr>
+        <w:t>Fixes</w:t>
       </w:r>
     </w:p>
     <w:p>
@@ -1976,43 +1986,152 @@
           <w:szCs w:val="18"/>
         </w:rPr>
         <w:tab/>
-        <w:t xml:space="preserve">The Validation Window no longer </w:t>
-      </w:r>
-      <w:r>
-        <w:rPr>
-          <w:rFonts w:ascii="Arial" w:hAnsi="Arial" w:cs="Arial"/>
-          <w:color w:val="1F497D"/>
-          <w:sz w:val="18"/>
-          <w:szCs w:val="18"/>
-        </w:rPr>
-        <w:t>indicate</w:t>
-      </w:r>
-      <w:r>
-        <w:rPr>
-          <w:rFonts w:ascii="Arial" w:hAnsi="Arial" w:cs="Arial"/>
-          <w:color w:val="1F497D"/>
-          <w:sz w:val="18"/>
-          <w:szCs w:val="18"/>
-        </w:rPr>
-        <w:t xml:space="preserve">s Loop 2 for </w:t>
-      </w:r>
-      <w:r>
-        <w:rPr>
-          <w:rFonts w:ascii="Arial" w:hAnsi="Arial" w:cs="Arial"/>
-          <w:color w:val="1F497D"/>
-          <w:sz w:val="18"/>
-          <w:szCs w:val="18"/>
-        </w:rPr>
-        <w:t xml:space="preserve">a </w:t>
-      </w:r>
-      <w:r>
-        <w:rPr>
-          <w:rFonts w:ascii="Arial" w:hAnsi="Arial" w:cs="Arial"/>
-          <w:color w:val="1F497D"/>
-          <w:sz w:val="18"/>
-          <w:szCs w:val="18"/>
-        </w:rPr>
-        <w:t>single-loop panel.</w:t>
+      </w:r>
+      <w:r>
+        <w:rPr>
+          <w:rFonts w:ascii="Arial" w:hAnsi="Arial" w:cs="Arial"/>
+          <w:color w:val="1F497D"/>
+          <w:sz w:val="18"/>
+          <w:szCs w:val="18"/>
+        </w:rPr>
+        <w:t>Two faults that would cause the app to shut down have been corrected: s</w:t>
+      </w:r>
+      <w:r>
+        <w:rPr>
+          <w:rFonts w:ascii="Arial" w:hAnsi="Arial" w:cs="Arial"/>
+          <w:color w:val="1F497D"/>
+          <w:sz w:val="18"/>
+          <w:szCs w:val="18"/>
+        </w:rPr>
+        <w:t>end</w:t>
+      </w:r>
+      <w:r>
+        <w:rPr>
+          <w:rFonts w:ascii="Arial" w:hAnsi="Arial" w:cs="Arial"/>
+          <w:color w:val="1F497D"/>
+          <w:sz w:val="18"/>
+          <w:szCs w:val="18"/>
+        </w:rPr>
+        <w:t>ing</w:t>
+      </w:r>
+      <w:r>
+        <w:rPr>
+          <w:rFonts w:ascii="Arial" w:hAnsi="Arial" w:cs="Arial"/>
+          <w:color w:val="1F497D"/>
+          <w:sz w:val="18"/>
+          <w:szCs w:val="18"/>
+        </w:rPr>
+        <w:t xml:space="preserve"> </w:t>
+      </w:r>
+      <w:r>
+        <w:rPr>
+          <w:rFonts w:ascii="Arial" w:hAnsi="Arial" w:cs="Arial"/>
+          <w:color w:val="1F497D"/>
+          <w:sz w:val="18"/>
+          <w:szCs w:val="18"/>
+        </w:rPr>
+        <w:t>single-</w:t>
+      </w:r>
+      <w:r>
+        <w:rPr>
+          <w:rFonts w:ascii="Arial" w:hAnsi="Arial" w:cs="Arial"/>
+          <w:color w:val="1F497D"/>
+          <w:sz w:val="18"/>
+          <w:szCs w:val="18"/>
+        </w:rPr>
+        <w:t xml:space="preserve">loop </w:t>
+      </w:r>
+      <w:r>
+        <w:rPr>
+          <w:rFonts w:ascii="Arial" w:hAnsi="Arial" w:cs="Arial"/>
+          <w:color w:val="1F497D"/>
+          <w:sz w:val="18"/>
+          <w:szCs w:val="18"/>
+        </w:rPr>
+        <w:t>data to a</w:t>
+      </w:r>
+      <w:r>
+        <w:rPr>
+          <w:rFonts w:ascii="Arial" w:hAnsi="Arial" w:cs="Arial"/>
+          <w:color w:val="1F497D"/>
+          <w:sz w:val="18"/>
+          <w:szCs w:val="18"/>
+        </w:rPr>
+        <w:t xml:space="preserve"> 2-loop </w:t>
+      </w:r>
+      <w:proofErr w:type="gramStart"/>
+      <w:r>
+        <w:rPr>
+          <w:rFonts w:ascii="Arial" w:hAnsi="Arial" w:cs="Arial"/>
+          <w:color w:val="1F497D"/>
+          <w:sz w:val="18"/>
+          <w:szCs w:val="18"/>
+        </w:rPr>
+        <w:t>panel</w:t>
+      </w:r>
+      <w:r>
+        <w:rPr>
+          <w:rFonts w:ascii="Arial" w:hAnsi="Arial" w:cs="Arial"/>
+          <w:color w:val="1F497D"/>
+          <w:sz w:val="18"/>
+          <w:szCs w:val="18"/>
+        </w:rPr>
+        <w:t>,</w:t>
+      </w:r>
+      <w:r>
+        <w:rPr>
+          <w:rFonts w:ascii="Arial" w:hAnsi="Arial" w:cs="Arial"/>
+          <w:color w:val="1F497D"/>
+          <w:sz w:val="18"/>
+          <w:szCs w:val="18"/>
+        </w:rPr>
+        <w:t xml:space="preserve"> </w:t>
+      </w:r>
+      <w:r>
+        <w:rPr>
+          <w:rFonts w:ascii="Arial" w:hAnsi="Arial" w:cs="Arial"/>
+          <w:color w:val="1F497D"/>
+          <w:sz w:val="18"/>
+          <w:szCs w:val="18"/>
+        </w:rPr>
+        <w:t>and</w:t>
+      </w:r>
+      <w:proofErr w:type="gramEnd"/>
+      <w:r>
+        <w:rPr>
+          <w:rFonts w:ascii="Arial" w:hAnsi="Arial" w:cs="Arial"/>
+          <w:color w:val="1F497D"/>
+          <w:sz w:val="18"/>
+          <w:szCs w:val="18"/>
+        </w:rPr>
+        <w:t xml:space="preserve"> </w:t>
+      </w:r>
+      <w:r>
+        <w:rPr>
+          <w:rFonts w:ascii="Arial" w:hAnsi="Arial" w:cs="Arial"/>
+          <w:color w:val="1F497D"/>
+          <w:sz w:val="18"/>
+          <w:szCs w:val="18"/>
+        </w:rPr>
+        <w:t>opening a file wh</w:t>
+      </w:r>
+      <w:r>
+        <w:rPr>
+          <w:rFonts w:ascii="Arial" w:hAnsi="Arial" w:cs="Arial"/>
+          <w:color w:val="1F497D"/>
+          <w:sz w:val="18"/>
+          <w:szCs w:val="18"/>
+        </w:rPr>
+        <w:t xml:space="preserve">ich does not contain any panel numbers the same as the </w:t>
+      </w:r>
+      <w:r>
+        <w:rPr>
+          <w:rFonts w:ascii="Arial" w:hAnsi="Arial" w:cs="Arial"/>
+          <w:color w:val="1F497D"/>
+          <w:sz w:val="18"/>
+          <w:szCs w:val="18"/>
+        </w:rPr>
+        <w:t>current panel.</w:t>
       </w:r>
     </w:p>
     <w:p>
@@ -2060,25 +2179,25 @@
           <w:sz w:val="18"/>
           <w:szCs w:val="18"/>
         </w:rPr>
-        <w:t xml:space="preserve">On the </w:t>
-      </w:r>
-      <w:r>
-        <w:rPr>
-          <w:rFonts w:ascii="Arial" w:hAnsi="Arial" w:cs="Arial"/>
-          <w:color w:val="1F497D"/>
-          <w:sz w:val="18"/>
-          <w:szCs w:val="18"/>
-        </w:rPr>
-        <w:t>Causes &amp; Effects page</w:t>
-      </w:r>
-      <w:r>
-        <w:rPr>
-          <w:rFonts w:ascii="Arial" w:hAnsi="Arial" w:cs="Arial"/>
-          <w:color w:val="1F497D"/>
-          <w:sz w:val="18"/>
-          <w:szCs w:val="18"/>
-        </w:rPr>
-        <w:t>, data that has been read from a file is now updated correctly on all lines</w:t>
+        <w:t>The displaying of e</w:t>
+      </w:r>
+      <w:r>
+        <w:rPr>
+          <w:rFonts w:ascii="Arial" w:hAnsi="Arial" w:cs="Arial"/>
+          <w:color w:val="1F497D"/>
+          <w:sz w:val="18"/>
+          <w:szCs w:val="18"/>
+        </w:rPr>
+        <w:t xml:space="preserve">rror boxes on invalid items </w:t>
+      </w:r>
+      <w:r>
+        <w:rPr>
+          <w:rFonts w:ascii="Arial" w:hAnsi="Arial" w:cs="Arial"/>
+          <w:color w:val="1F497D"/>
+          <w:sz w:val="18"/>
+          <w:szCs w:val="18"/>
+        </w:rPr>
+        <w:t>has been made more consistent</w:t>
       </w:r>
       <w:r>
         <w:rPr>
@@ -2110,95 +2229,60 @@
           <w:szCs w:val="18"/>
         </w:rPr>
       </w:pPr>
-    </w:p>
-    <w:p>
-      <w:pPr>
-        <w:tabs>
-          <w:tab w:val="left" w:pos="993"/>
-        </w:tabs>
-        <w:rPr>
-          <w:rFonts w:ascii="Arial" w:hAnsi="Arial" w:cs="Arial"/>
-          <w:color w:val="9CC2E5" w:themeColor="accent1" w:themeTint="99"/>
-          <w:sz w:val="16"/>
-          <w:szCs w:val="16"/>
-        </w:rPr>
-      </w:pPr>
-      <w:r>
-        <w:rPr>
-          <w:rFonts w:ascii="Arial" w:hAnsi="Arial" w:cs="Arial"/>
-          <w:b/>
-          <w:bCs/>
-          <w:color w:val="4472C4" w:themeColor="accent5"/>
-          <w:sz w:val="24"/>
-          <w:szCs w:val="24"/>
-        </w:rPr>
-        <w:t>v8.1.</w:t>
-      </w:r>
-      <w:r>
-        <w:rPr>
-          <w:rFonts w:ascii="Arial" w:hAnsi="Arial" w:cs="Arial"/>
-          <w:b/>
-          <w:bCs/>
-          <w:color w:val="4472C4" w:themeColor="accent5"/>
-          <w:sz w:val="24"/>
-          <w:szCs w:val="24"/>
-        </w:rPr>
-        <w:t>8</w:t>
-      </w:r>
-      <w:r>
-        <w:rPr>
-          <w:rFonts w:ascii="Arial" w:hAnsi="Arial" w:cs="Arial"/>
-          <w:b/>
-          <w:bCs/>
-          <w:color w:val="4472C4" w:themeColor="accent5"/>
-          <w:sz w:val="24"/>
-          <w:szCs w:val="24"/>
+      <w:r>
+        <w:rPr>
+          <w:rFonts w:ascii="Arial" w:hAnsi="Arial" w:cs="Arial"/>
+          <w:color w:val="1F497D"/>
+          <w:sz w:val="18"/>
+          <w:szCs w:val="18"/>
+        </w:rPr>
+        <w:t>•</w:t>
+      </w:r>
+      <w:r>
+        <w:rPr>
+          <w:rFonts w:ascii="Arial" w:hAnsi="Arial" w:cs="Arial"/>
+          <w:color w:val="1F497D"/>
+          <w:sz w:val="18"/>
+          <w:szCs w:val="18"/>
         </w:rPr>
         <w:tab/>
-      </w:r>
-      <w:r>
-        <w:rPr>
-          <w:rFonts w:ascii="Arial" w:hAnsi="Arial" w:cs="Arial"/>
-          <w:b/>
-          <w:bCs/>
-          <w:color w:val="4472C4" w:themeColor="accent5"/>
-          <w:sz w:val="24"/>
-          <w:szCs w:val="24"/>
-        </w:rPr>
-        <w:t>26</w:t>
-      </w:r>
-      <w:r>
-        <w:rPr>
-          <w:rFonts w:ascii="Arial" w:hAnsi="Arial" w:cs="Arial"/>
-          <w:b/>
-          <w:bCs/>
-          <w:color w:val="4472C4" w:themeColor="accent5"/>
-          <w:sz w:val="24"/>
-          <w:szCs w:val="24"/>
-        </w:rPr>
-        <w:t>/</w:t>
-      </w:r>
-      <w:r>
-        <w:rPr>
-          <w:rFonts w:ascii="Arial" w:hAnsi="Arial" w:cs="Arial"/>
-          <w:b/>
-          <w:bCs/>
-          <w:color w:val="4472C4" w:themeColor="accent5"/>
-          <w:sz w:val="24"/>
-          <w:szCs w:val="24"/>
-        </w:rPr>
-        <w:t>09</w:t>
-      </w:r>
-      <w:r>
-        <w:rPr>
-          <w:rFonts w:ascii="Arial" w:hAnsi="Arial" w:cs="Arial"/>
-          <w:b/>
-          <w:bCs/>
-          <w:color w:val="4472C4" w:themeColor="accent5"/>
-          <w:sz w:val="24"/>
-          <w:szCs w:val="24"/>
-        </w:rPr>
-        <w:t>/2025</w:t>
+        <w:t xml:space="preserve">The Validation Window no longer </w:t>
+      </w:r>
+      <w:r>
+        <w:rPr>
+          <w:rFonts w:ascii="Arial" w:hAnsi="Arial" w:cs="Arial"/>
+          <w:color w:val="1F497D"/>
+          <w:sz w:val="18"/>
+          <w:szCs w:val="18"/>
+        </w:rPr>
+        <w:t>indicate</w:t>
+      </w:r>
+      <w:r>
+        <w:rPr>
+          <w:rFonts w:ascii="Arial" w:hAnsi="Arial" w:cs="Arial"/>
+          <w:color w:val="1F497D"/>
+          <w:sz w:val="18"/>
+          <w:szCs w:val="18"/>
+        </w:rPr>
+        <w:t xml:space="preserve">s Loop 2 for </w:t>
+      </w:r>
+      <w:r>
+        <w:rPr>
+          <w:rFonts w:ascii="Arial" w:hAnsi="Arial" w:cs="Arial"/>
+          <w:color w:val="1F497D"/>
+          <w:sz w:val="18"/>
+          <w:szCs w:val="18"/>
+        </w:rPr>
+        <w:t xml:space="preserve">a </w:t>
+      </w:r>
+      <w:r>
+        <w:rPr>
+          <w:rFonts w:ascii="Arial" w:hAnsi="Arial" w:cs="Arial"/>
+          <w:color w:val="1F497D"/>
+          <w:sz w:val="18"/>
+          <w:szCs w:val="18"/>
+        </w:rPr>
+        <w:t>single-loop panel.</w:t>
       </w:r>
     </w:p>
     <w:p>
@@ -2228,7 +2312,7 @@
           <w:sz w:val="18"/>
           <w:szCs w:val="18"/>
         </w:rPr>
-        <w:t>-</w:t>
+        <w:t>•</w:t>
       </w:r>
       <w:r>
         <w:rPr>
@@ -2246,79 +2330,25 @@
           <w:sz w:val="18"/>
           <w:szCs w:val="18"/>
         </w:rPr>
-        <w:t>Correction:</w:t>
-      </w:r>
-      <w:r>
-        <w:rPr>
-          <w:rFonts w:ascii="Arial" w:hAnsi="Arial" w:cs="Arial"/>
-          <w:color w:val="1F497D"/>
-          <w:sz w:val="18"/>
-          <w:szCs w:val="18"/>
-        </w:rPr>
-        <w:t xml:space="preserve"> device I/O configuration </w:t>
-      </w:r>
-      <w:r>
-        <w:rPr>
-          <w:rFonts w:ascii="Arial" w:hAnsi="Arial" w:cs="Arial"/>
-          <w:color w:val="1F497D"/>
-          <w:sz w:val="18"/>
-          <w:szCs w:val="18"/>
-        </w:rPr>
-        <w:t xml:space="preserve">item </w:t>
-      </w:r>
-      <w:r>
-        <w:rPr>
-          <w:rFonts w:ascii="Arial" w:hAnsi="Arial" w:cs="Arial"/>
-          <w:color w:val="1F497D"/>
-          <w:sz w:val="18"/>
-          <w:szCs w:val="18"/>
-        </w:rPr>
-        <w:t>description</w:t>
-      </w:r>
-      <w:r>
-        <w:rPr>
-          <w:rFonts w:ascii="Arial" w:hAnsi="Arial" w:cs="Arial"/>
-          <w:color w:val="1F497D"/>
-          <w:sz w:val="18"/>
-          <w:szCs w:val="18"/>
-        </w:rPr>
-        <w:t xml:space="preserve"> edit</w:t>
-      </w:r>
-      <w:r>
-        <w:rPr>
-          <w:rFonts w:ascii="Arial" w:hAnsi="Arial" w:cs="Arial"/>
-          <w:color w:val="1F497D"/>
-          <w:sz w:val="18"/>
-          <w:szCs w:val="18"/>
-        </w:rPr>
-        <w:t xml:space="preserve">s </w:t>
-      </w:r>
-      <w:r>
-        <w:rPr>
-          <w:rFonts w:ascii="Arial" w:hAnsi="Arial" w:cs="Arial"/>
-          <w:color w:val="1F497D"/>
-          <w:sz w:val="18"/>
-          <w:szCs w:val="18"/>
-        </w:rPr>
-        <w:t xml:space="preserve">have been corrected so that </w:t>
-      </w:r>
-      <w:r>
-        <w:rPr>
-          <w:rFonts w:ascii="Arial" w:hAnsi="Arial" w:cs="Arial"/>
-          <w:color w:val="1F497D"/>
-          <w:sz w:val="18"/>
-          <w:szCs w:val="18"/>
-        </w:rPr>
-        <w:t>descriptions and/or device names on other devices</w:t>
-      </w:r>
-      <w:r>
-        <w:rPr>
-          <w:rFonts w:ascii="Arial" w:hAnsi="Arial" w:cs="Arial"/>
-          <w:color w:val="1F497D"/>
-          <w:sz w:val="18"/>
-          <w:szCs w:val="18"/>
-        </w:rPr>
-        <w:t xml:space="preserve"> are not affected</w:t>
+        <w:t xml:space="preserve">On the </w:t>
+      </w:r>
+      <w:r>
+        <w:rPr>
+          <w:rFonts w:ascii="Arial" w:hAnsi="Arial" w:cs="Arial"/>
+          <w:color w:val="1F497D"/>
+          <w:sz w:val="18"/>
+          <w:szCs w:val="18"/>
+        </w:rPr>
+        <w:t>Causes &amp; Effects page</w:t>
+      </w:r>
+      <w:r>
+        <w:rPr>
+          <w:rFonts w:ascii="Arial" w:hAnsi="Arial" w:cs="Arial"/>
+          <w:color w:val="1F497D"/>
+          <w:sz w:val="18"/>
+          <w:szCs w:val="18"/>
+        </w:rPr>
+        <w:t>, data that has been read from a file is now updated correctly on all lines</w:t>
       </w:r>
       <w:r>
         <w:rPr>
@@ -2350,51 +2380,95 @@
           <w:szCs w:val="18"/>
         </w:rPr>
       </w:pPr>
-      <w:r>
-        <w:rPr>
-          <w:rFonts w:ascii="Arial" w:hAnsi="Arial" w:cs="Arial"/>
-          <w:color w:val="1F497D"/>
-          <w:sz w:val="18"/>
-          <w:szCs w:val="18"/>
-        </w:rPr>
-        <w:t>-</w:t>
-      </w:r>
-      <w:r>
-        <w:rPr>
-          <w:rFonts w:ascii="Arial" w:hAnsi="Arial" w:cs="Arial"/>
-          <w:color w:val="1F497D"/>
-          <w:sz w:val="18"/>
-          <w:szCs w:val="18"/>
+    </w:p>
+    <w:p>
+      <w:pPr>
+        <w:tabs>
+          <w:tab w:val="left" w:pos="993"/>
+        </w:tabs>
+        <w:rPr>
+          <w:rFonts w:ascii="Arial" w:hAnsi="Arial" w:cs="Arial"/>
+          <w:color w:val="9CC2E5" w:themeColor="accent1" w:themeTint="99"/>
+          <w:sz w:val="16"/>
+          <w:szCs w:val="16"/>
+        </w:rPr>
+      </w:pPr>
+      <w:r>
+        <w:rPr>
+          <w:rFonts w:ascii="Arial" w:hAnsi="Arial" w:cs="Arial"/>
+          <w:b/>
+          <w:bCs/>
+          <w:color w:val="4472C4" w:themeColor="accent5"/>
+          <w:sz w:val="24"/>
+          <w:szCs w:val="24"/>
+        </w:rPr>
+        <w:t>v8.1.</w:t>
+      </w:r>
+      <w:r>
+        <w:rPr>
+          <w:rFonts w:ascii="Arial" w:hAnsi="Arial" w:cs="Arial"/>
+          <w:b/>
+          <w:bCs/>
+          <w:color w:val="4472C4" w:themeColor="accent5"/>
+          <w:sz w:val="24"/>
+          <w:szCs w:val="24"/>
+        </w:rPr>
+        <w:t>8</w:t>
+      </w:r>
+      <w:r>
+        <w:rPr>
+          <w:rFonts w:ascii="Arial" w:hAnsi="Arial" w:cs="Arial"/>
+          <w:b/>
+          <w:bCs/>
+          <w:color w:val="4472C4" w:themeColor="accent5"/>
+          <w:sz w:val="24"/>
+          <w:szCs w:val="24"/>
         </w:rPr>
         <w:tab/>
-        <w:t>Correction:</w:t>
-      </w:r>
-      <w:r>
-        <w:rPr>
-          <w:rFonts w:ascii="Arial" w:hAnsi="Arial" w:cs="Arial"/>
-          <w:color w:val="1F497D"/>
-          <w:sz w:val="18"/>
-          <w:szCs w:val="18"/>
-        </w:rPr>
-        <w:t xml:space="preserve"> the Add Second Loop option for single-loop panels</w:t>
-      </w:r>
-      <w:r>
-        <w:rPr>
-          <w:rFonts w:ascii="Arial" w:hAnsi="Arial" w:cs="Arial"/>
-          <w:color w:val="1F497D"/>
-          <w:sz w:val="18"/>
-          <w:szCs w:val="18"/>
-        </w:rPr>
-        <w:t xml:space="preserve"> now ensures that the</w:t>
-      </w:r>
-      <w:r>
-        <w:rPr>
-          <w:rFonts w:ascii="Arial" w:hAnsi="Arial" w:cs="Arial"/>
-          <w:color w:val="1F497D"/>
-          <w:sz w:val="18"/>
-          <w:szCs w:val="18"/>
-        </w:rPr>
-        <w:t xml:space="preserve"> device lists on the other pages are now populated correctly with the required number of (empty) devices.</w:t>
+      </w:r>
+      <w:r>
+        <w:rPr>
+          <w:rFonts w:ascii="Arial" w:hAnsi="Arial" w:cs="Arial"/>
+          <w:b/>
+          <w:bCs/>
+          <w:color w:val="4472C4" w:themeColor="accent5"/>
+          <w:sz w:val="24"/>
+          <w:szCs w:val="24"/>
+        </w:rPr>
+        <w:t>26</w:t>
+      </w:r>
+      <w:r>
+        <w:rPr>
+          <w:rFonts w:ascii="Arial" w:hAnsi="Arial" w:cs="Arial"/>
+          <w:b/>
+          <w:bCs/>
+          <w:color w:val="4472C4" w:themeColor="accent5"/>
+          <w:sz w:val="24"/>
+          <w:szCs w:val="24"/>
+        </w:rPr>
+        <w:t>/</w:t>
+      </w:r>
+      <w:r>
+        <w:rPr>
+          <w:rFonts w:ascii="Arial" w:hAnsi="Arial" w:cs="Arial"/>
+          <w:b/>
+          <w:bCs/>
+          <w:color w:val="4472C4" w:themeColor="accent5"/>
+          <w:sz w:val="24"/>
+          <w:szCs w:val="24"/>
+        </w:rPr>
+        <w:t>09</w:t>
+      </w:r>
+      <w:r>
+        <w:rPr>
+          <w:rFonts w:ascii="Arial" w:hAnsi="Arial" w:cs="Arial"/>
+          <w:b/>
+          <w:bCs/>
+          <w:color w:val="4472C4" w:themeColor="accent5"/>
+          <w:sz w:val="24"/>
+          <w:szCs w:val="24"/>
+        </w:rPr>
+        <w:t>/2025</w:t>
       </w:r>
     </w:p>
     <w:p>
@@ -2429,8 +2503,6 @@
       <w:r>
         <w:rPr>
           <w:rFonts w:ascii="Arial" w:hAnsi="Arial" w:cs="Arial"/>
-          <w:b/>
-          <w:bCs/>
           <w:color w:val="1F497D"/>
           <w:sz w:val="18"/>
           <w:szCs w:val="18"/>
@@ -2444,10 +2516,90 @@
           <w:sz w:val="18"/>
           <w:szCs w:val="18"/>
         </w:rPr>
-        <w:t xml:space="preserve">Notification popups are shown after each upload and download, indicating completion or otherwise. </w:t>
-      </w:r>
-    </w:p>
-    <w:bookmarkEnd w:id="0"/>
+        <w:t>Correction:</w:t>
+      </w:r>
+      <w:r>
+        <w:rPr>
+          <w:rFonts w:ascii="Arial" w:hAnsi="Arial" w:cs="Arial"/>
+          <w:color w:val="1F497D"/>
+          <w:sz w:val="18"/>
+          <w:szCs w:val="18"/>
+        </w:rPr>
+        <w:t xml:space="preserve"> device I/O configuration </w:t>
+      </w:r>
+      <w:r>
+        <w:rPr>
+          <w:rFonts w:ascii="Arial" w:hAnsi="Arial" w:cs="Arial"/>
+          <w:color w:val="1F497D"/>
+          <w:sz w:val="18"/>
+          <w:szCs w:val="18"/>
+        </w:rPr>
+        <w:t xml:space="preserve">item </w:t>
+      </w:r>
+      <w:r>
+        <w:rPr>
+          <w:rFonts w:ascii="Arial" w:hAnsi="Arial" w:cs="Arial"/>
+          <w:color w:val="1F497D"/>
+          <w:sz w:val="18"/>
+          <w:szCs w:val="18"/>
+        </w:rPr>
+        <w:t>description</w:t>
+      </w:r>
+      <w:r>
+        <w:rPr>
+          <w:rFonts w:ascii="Arial" w:hAnsi="Arial" w:cs="Arial"/>
+          <w:color w:val="1F497D"/>
+          <w:sz w:val="18"/>
+          <w:szCs w:val="18"/>
+        </w:rPr>
+        <w:t xml:space="preserve"> edit</w:t>
+      </w:r>
+      <w:r>
+        <w:rPr>
+          <w:rFonts w:ascii="Arial" w:hAnsi="Arial" w:cs="Arial"/>
+          <w:color w:val="1F497D"/>
+          <w:sz w:val="18"/>
+          <w:szCs w:val="18"/>
+        </w:rPr>
+        <w:t xml:space="preserve">s </w:t>
+      </w:r>
+      <w:r>
+        <w:rPr>
+          <w:rFonts w:ascii="Arial" w:hAnsi="Arial" w:cs="Arial"/>
+          <w:color w:val="1F497D"/>
+          <w:sz w:val="18"/>
+          <w:szCs w:val="18"/>
+        </w:rPr>
+        <w:t xml:space="preserve">have been corrected so that </w:t>
+      </w:r>
+      <w:r>
+        <w:rPr>
+          <w:rFonts w:ascii="Arial" w:hAnsi="Arial" w:cs="Arial"/>
+          <w:color w:val="1F497D"/>
+          <w:sz w:val="18"/>
+          <w:szCs w:val="18"/>
+        </w:rPr>
+        <w:t>descriptions and/or device names on other devices</w:t>
+      </w:r>
+      <w:r>
+        <w:rPr>
+          <w:rFonts w:ascii="Arial" w:hAnsi="Arial" w:cs="Arial"/>
+          <w:color w:val="1F497D"/>
+          <w:sz w:val="18"/>
+          <w:szCs w:val="18"/>
+        </w:rPr>
+        <w:t xml:space="preserve"> are not affected</w:t>
+      </w:r>
+      <w:r>
+        <w:rPr>
+          <w:rFonts w:ascii="Arial" w:hAnsi="Arial" w:cs="Arial"/>
+          <w:color w:val="1F497D"/>
+          <w:sz w:val="18"/>
+          <w:szCs w:val="18"/>
+        </w:rPr>
+        <w:t>.</w:t>
+      </w:r>
+    </w:p>
     <w:p>
       <w:pPr>
         <w:tabs>
@@ -2463,124 +2615,56 @@
         <w:contextualSpacing/>
         <w:rPr>
           <w:rFonts w:ascii="Arial" w:hAnsi="Arial" w:cs="Arial"/>
-          <w:b/>
-          <w:bCs/>
-          <w:color w:val="1F497D"/>
-          <w:sz w:val="18"/>
-          <w:szCs w:val="18"/>
-        </w:rPr>
-      </w:pPr>
-    </w:p>
-    <w:p>
-      <w:pPr>
-        <w:tabs>
-          <w:tab w:val="left" w:pos="993"/>
-        </w:tabs>
-        <w:rPr>
-          <w:rFonts w:ascii="Arial" w:hAnsi="Arial" w:cs="Arial"/>
-          <w:color w:val="9CC2E5" w:themeColor="accent1" w:themeTint="99"/>
-          <w:sz w:val="16"/>
-          <w:szCs w:val="16"/>
-        </w:rPr>
-      </w:pPr>
-      <w:r>
-        <w:rPr>
-          <w:rFonts w:ascii="Arial" w:hAnsi="Arial" w:cs="Arial"/>
-          <w:b/>
-          <w:bCs/>
-          <w:color w:val="4472C4" w:themeColor="accent5"/>
-          <w:sz w:val="24"/>
-          <w:szCs w:val="24"/>
-        </w:rPr>
-        <w:t>v8.1.</w:t>
-      </w:r>
-      <w:r>
-        <w:rPr>
-          <w:rFonts w:ascii="Arial" w:hAnsi="Arial" w:cs="Arial"/>
-          <w:b/>
-          <w:bCs/>
-          <w:color w:val="4472C4" w:themeColor="accent5"/>
-          <w:sz w:val="24"/>
-          <w:szCs w:val="24"/>
-        </w:rPr>
-        <w:t>7</w:t>
-      </w:r>
-      <w:r>
-        <w:rPr>
-          <w:rFonts w:ascii="Arial" w:hAnsi="Arial" w:cs="Arial"/>
-          <w:b/>
-          <w:bCs/>
-          <w:color w:val="4472C4" w:themeColor="accent5"/>
-          <w:sz w:val="24"/>
-          <w:szCs w:val="24"/>
+          <w:color w:val="1F497D"/>
+          <w:sz w:val="18"/>
+          <w:szCs w:val="18"/>
+        </w:rPr>
+      </w:pPr>
+      <w:r>
+        <w:rPr>
+          <w:rFonts w:ascii="Arial" w:hAnsi="Arial" w:cs="Arial"/>
+          <w:color w:val="1F497D"/>
+          <w:sz w:val="18"/>
+          <w:szCs w:val="18"/>
+        </w:rPr>
+        <w:t>-</w:t>
+      </w:r>
+      <w:r>
+        <w:rPr>
+          <w:rFonts w:ascii="Arial" w:hAnsi="Arial" w:cs="Arial"/>
+          <w:color w:val="1F497D"/>
+          <w:sz w:val="18"/>
+          <w:szCs w:val="18"/>
         </w:rPr>
         <w:tab/>
-      </w:r>
-      <w:r>
-        <w:rPr>
-          <w:rFonts w:ascii="Arial" w:hAnsi="Arial" w:cs="Arial"/>
-          <w:b/>
-          <w:bCs/>
-          <w:color w:val="4472C4" w:themeColor="accent5"/>
-          <w:sz w:val="24"/>
-          <w:szCs w:val="24"/>
-        </w:rPr>
-        <w:t>3</w:t>
-      </w:r>
-      <w:r>
-        <w:rPr>
-          <w:rFonts w:ascii="Arial" w:hAnsi="Arial" w:cs="Arial"/>
-          <w:b/>
-          <w:bCs/>
-          <w:color w:val="4472C4" w:themeColor="accent5"/>
-          <w:sz w:val="24"/>
-          <w:szCs w:val="24"/>
-        </w:rPr>
-        <w:t>1</w:t>
-      </w:r>
-      <w:r>
-        <w:rPr>
-          <w:rFonts w:ascii="Arial" w:hAnsi="Arial" w:cs="Arial"/>
-          <w:b/>
-          <w:bCs/>
-          <w:color w:val="4472C4" w:themeColor="accent5"/>
-          <w:sz w:val="24"/>
-          <w:szCs w:val="24"/>
-        </w:rPr>
-        <w:t>/</w:t>
-      </w:r>
-      <w:r>
-        <w:rPr>
-          <w:rFonts w:ascii="Arial" w:hAnsi="Arial" w:cs="Arial"/>
-          <w:b/>
-          <w:bCs/>
-          <w:color w:val="4472C4" w:themeColor="accent5"/>
-          <w:sz w:val="24"/>
-          <w:szCs w:val="24"/>
-        </w:rPr>
-        <w:t>0</w:t>
-      </w:r>
-      <w:r>
-        <w:rPr>
-          <w:rFonts w:ascii="Arial" w:hAnsi="Arial" w:cs="Arial"/>
-          <w:b/>
-          <w:bCs/>
-          <w:color w:val="4472C4" w:themeColor="accent5"/>
-          <w:sz w:val="24"/>
-          <w:szCs w:val="24"/>
-        </w:rPr>
-        <w:t>7</w:t>
-      </w:r>
-      <w:r>
-        <w:rPr>
-          <w:rFonts w:ascii="Arial" w:hAnsi="Arial" w:cs="Arial"/>
-          <w:b/>
-          <w:bCs/>
-          <w:color w:val="4472C4" w:themeColor="accent5"/>
-          <w:sz w:val="24"/>
-          <w:szCs w:val="24"/>
-        </w:rPr>
-        <w:t>/2025</w:t>
+        <w:t>Correction:</w:t>
+      </w:r>
+      <w:r>
+        <w:rPr>
+          <w:rFonts w:ascii="Arial" w:hAnsi="Arial" w:cs="Arial"/>
+          <w:color w:val="1F497D"/>
+          <w:sz w:val="18"/>
+          <w:szCs w:val="18"/>
+        </w:rPr>
+        <w:t xml:space="preserve"> the Add Second Loop option for single-loop panels</w:t>
+      </w:r>
+      <w:r>
+        <w:rPr>
+          <w:rFonts w:ascii="Arial" w:hAnsi="Arial" w:cs="Arial"/>
+          <w:color w:val="1F497D"/>
+          <w:sz w:val="18"/>
+          <w:szCs w:val="18"/>
+        </w:rPr>
+        <w:t xml:space="preserve"> now ensures that the</w:t>
+      </w:r>
+      <w:r>
+        <w:rPr>
+          <w:rFonts w:ascii="Arial" w:hAnsi="Arial" w:cs="Arial"/>
+          <w:color w:val="1F497D"/>
+          <w:sz w:val="18"/>
+          <w:szCs w:val="18"/>
+        </w:rPr>
+        <w:t xml:space="preserve"> device lists on the other pages are now populated correctly with the required number of (empty) devices.</w:t>
       </w:r>
     </w:p>
     <w:p>
@@ -2615,41 +2699,25 @@
       <w:r>
         <w:rPr>
           <w:rFonts w:ascii="Arial" w:hAnsi="Arial" w:cs="Arial"/>
+          <w:b/>
+          <w:bCs/>
           <w:color w:val="1F497D"/>
           <w:sz w:val="18"/>
           <w:szCs w:val="18"/>
         </w:rPr>
         <w:tab/>
-        <w:t xml:space="preserve">Removed system notifications which were causing </w:t>
-      </w:r>
-      <w:r>
-        <w:rPr>
-          <w:rFonts w:ascii="Arial" w:hAnsi="Arial" w:cs="Arial"/>
-          <w:color w:val="1F497D"/>
-          <w:sz w:val="18"/>
-          <w:szCs w:val="18"/>
-        </w:rPr>
-        <w:t>freezes</w:t>
-      </w:r>
-      <w:r>
-        <w:rPr>
-          <w:rFonts w:ascii="Arial" w:hAnsi="Arial" w:cs="Arial"/>
-          <w:color w:val="1F497D"/>
-          <w:sz w:val="18"/>
-          <w:szCs w:val="18"/>
-        </w:rPr>
-        <w:t xml:space="preserve"> and </w:t>
-      </w:r>
-      <w:r>
-        <w:rPr>
-          <w:rFonts w:ascii="Arial" w:hAnsi="Arial" w:cs="Arial"/>
-          <w:color w:val="1F497D"/>
-          <w:sz w:val="18"/>
-          <w:szCs w:val="18"/>
-        </w:rPr>
-        <w:t>crashes after download/upload.</w:t>
-      </w:r>
-    </w:p>
+      </w:r>
+      <w:r>
+        <w:rPr>
+          <w:rFonts w:ascii="Arial" w:hAnsi="Arial" w:cs="Arial"/>
+          <w:color w:val="1F497D"/>
+          <w:sz w:val="18"/>
+          <w:szCs w:val="18"/>
+        </w:rPr>
+        <w:t xml:space="preserve">Notification popups are shown after each upload and download, indicating completion or otherwise. </w:t>
+      </w:r>
+    </w:p>
+    <w:bookmarkEnd w:id="0"/>
     <w:p>
       <w:pPr>
         <w:tabs>
@@ -2665,73 +2733,124 @@
         <w:contextualSpacing/>
         <w:rPr>
           <w:rFonts w:ascii="Arial" w:hAnsi="Arial" w:cs="Arial"/>
-          <w:color w:val="1F497D"/>
-          <w:sz w:val="18"/>
-          <w:szCs w:val="18"/>
-        </w:rPr>
-      </w:pPr>
-      <w:r>
-        <w:rPr>
-          <w:rFonts w:ascii="Arial" w:hAnsi="Arial" w:cs="Arial"/>
-          <w:color w:val="1F497D"/>
-          <w:sz w:val="18"/>
-          <w:szCs w:val="18"/>
-        </w:rPr>
-        <w:t>-</w:t>
-      </w:r>
-      <w:r>
-        <w:rPr>
-          <w:rFonts w:ascii="Arial" w:hAnsi="Arial" w:cs="Arial"/>
-          <w:color w:val="1F497D"/>
-          <w:sz w:val="18"/>
-          <w:szCs w:val="18"/>
+          <w:b/>
+          <w:bCs/>
+          <w:color w:val="1F497D"/>
+          <w:sz w:val="18"/>
+          <w:szCs w:val="18"/>
+        </w:rPr>
+      </w:pPr>
+    </w:p>
+    <w:p>
+      <w:pPr>
+        <w:tabs>
+          <w:tab w:val="left" w:pos="993"/>
+        </w:tabs>
+        <w:rPr>
+          <w:rFonts w:ascii="Arial" w:hAnsi="Arial" w:cs="Arial"/>
+          <w:color w:val="9CC2E5" w:themeColor="accent1" w:themeTint="99"/>
+          <w:sz w:val="16"/>
+          <w:szCs w:val="16"/>
+        </w:rPr>
+      </w:pPr>
+      <w:r>
+        <w:rPr>
+          <w:rFonts w:ascii="Arial" w:hAnsi="Arial" w:cs="Arial"/>
+          <w:b/>
+          <w:bCs/>
+          <w:color w:val="4472C4" w:themeColor="accent5"/>
+          <w:sz w:val="24"/>
+          <w:szCs w:val="24"/>
+        </w:rPr>
+        <w:t>v8.1.</w:t>
+      </w:r>
+      <w:r>
+        <w:rPr>
+          <w:rFonts w:ascii="Arial" w:hAnsi="Arial" w:cs="Arial"/>
+          <w:b/>
+          <w:bCs/>
+          <w:color w:val="4472C4" w:themeColor="accent5"/>
+          <w:sz w:val="24"/>
+          <w:szCs w:val="24"/>
+        </w:rPr>
+        <w:t>7</w:t>
+      </w:r>
+      <w:r>
+        <w:rPr>
+          <w:rFonts w:ascii="Arial" w:hAnsi="Arial" w:cs="Arial"/>
+          <w:b/>
+          <w:bCs/>
+          <w:color w:val="4472C4" w:themeColor="accent5"/>
+          <w:sz w:val="24"/>
+          <w:szCs w:val="24"/>
         </w:rPr>
         <w:tab/>
       </w:r>
       <w:r>
         <w:rPr>
           <w:rFonts w:ascii="Arial" w:hAnsi="Arial" w:cs="Arial"/>
-          <w:color w:val="1F497D"/>
-          <w:sz w:val="18"/>
-          <w:szCs w:val="18"/>
-        </w:rPr>
-        <w:t xml:space="preserve">Moved Revision History </w:t>
-      </w:r>
-      <w:r>
-        <w:rPr>
-          <w:rFonts w:ascii="Arial" w:hAnsi="Arial" w:cs="Arial"/>
-          <w:color w:val="1F497D"/>
-          <w:sz w:val="18"/>
-          <w:szCs w:val="18"/>
-        </w:rPr>
-        <w:t xml:space="preserve">(this document) </w:t>
-      </w:r>
-      <w:r>
-        <w:rPr>
-          <w:rFonts w:ascii="Arial" w:hAnsi="Arial" w:cs="Arial"/>
-          <w:color w:val="1F497D"/>
-          <w:sz w:val="18"/>
-          <w:szCs w:val="18"/>
-        </w:rPr>
-        <w:t xml:space="preserve">from the </w:t>
-      </w:r>
-      <w:r>
-        <w:rPr>
-          <w:rFonts w:ascii="Arial" w:hAnsi="Arial" w:cs="Arial"/>
-          <w:color w:val="1F497D"/>
-          <w:sz w:val="18"/>
-          <w:szCs w:val="18"/>
-        </w:rPr>
-        <w:t>m</w:t>
-      </w:r>
-      <w:r>
-        <w:rPr>
-          <w:rFonts w:ascii="Arial" w:hAnsi="Arial" w:cs="Arial"/>
-          <w:color w:val="1F497D"/>
-          <w:sz w:val="18"/>
-          <w:szCs w:val="18"/>
-        </w:rPr>
-        <w:t>ain menu to the About box.</w:t>
+          <w:b/>
+          <w:bCs/>
+          <w:color w:val="4472C4" w:themeColor="accent5"/>
+          <w:sz w:val="24"/>
+          <w:szCs w:val="24"/>
+        </w:rPr>
+        <w:t>3</w:t>
+      </w:r>
+      <w:r>
+        <w:rPr>
+          <w:rFonts w:ascii="Arial" w:hAnsi="Arial" w:cs="Arial"/>
+          <w:b/>
+          <w:bCs/>
+          <w:color w:val="4472C4" w:themeColor="accent5"/>
+          <w:sz w:val="24"/>
+          <w:szCs w:val="24"/>
+        </w:rPr>
+        <w:t>1</w:t>
+      </w:r>
+      <w:r>
+        <w:rPr>
+          <w:rFonts w:ascii="Arial" w:hAnsi="Arial" w:cs="Arial"/>
+          <w:b/>
+          <w:bCs/>
+          <w:color w:val="4472C4" w:themeColor="accent5"/>
+          <w:sz w:val="24"/>
+          <w:szCs w:val="24"/>
+        </w:rPr>
+        <w:t>/</w:t>
+      </w:r>
+      <w:r>
+        <w:rPr>
+          <w:rFonts w:ascii="Arial" w:hAnsi="Arial" w:cs="Arial"/>
+          <w:b/>
+          <w:bCs/>
+          <w:color w:val="4472C4" w:themeColor="accent5"/>
+          <w:sz w:val="24"/>
+          <w:szCs w:val="24"/>
+        </w:rPr>
+        <w:t>0</w:t>
+      </w:r>
+      <w:r>
+        <w:rPr>
+          <w:rFonts w:ascii="Arial" w:hAnsi="Arial" w:cs="Arial"/>
+          <w:b/>
+          <w:bCs/>
+          <w:color w:val="4472C4" w:themeColor="accent5"/>
+          <w:sz w:val="24"/>
+          <w:szCs w:val="24"/>
+        </w:rPr>
+        <w:t>7</w:t>
+      </w:r>
+      <w:r>
+        <w:rPr>
+          <w:rFonts w:ascii="Arial" w:hAnsi="Arial" w:cs="Arial"/>
+          <w:b/>
+          <w:bCs/>
+          <w:color w:val="4472C4" w:themeColor="accent5"/>
+          <w:sz w:val="24"/>
+          <w:szCs w:val="24"/>
+        </w:rPr>
+        <w:t>/2025</w:t>
       </w:r>
     </w:p>
     <w:p>
@@ -2761,6 +2880,7 @@
           <w:sz w:val="18"/>
           <w:szCs w:val="18"/>
         </w:rPr>
+        <w:lastRenderedPageBreak/>
         <w:t>-</w:t>
       </w:r>
       <w:r>
@@ -2771,52 +2891,34 @@
           <w:szCs w:val="18"/>
         </w:rPr>
         <w:tab/>
-        <w:t>Corrected</w:t>
-      </w:r>
-      <w:r>
-        <w:rPr>
-          <w:rFonts w:ascii="Arial" w:hAnsi="Arial" w:cs="Arial"/>
-          <w:color w:val="1F497D"/>
-          <w:sz w:val="18"/>
-          <w:szCs w:val="18"/>
-        </w:rPr>
-        <w:t xml:space="preserve"> </w:t>
-      </w:r>
-      <w:r>
-        <w:rPr>
-          <w:rFonts w:ascii="Arial" w:hAnsi="Arial" w:cs="Arial"/>
-          <w:color w:val="1F497D"/>
-          <w:sz w:val="18"/>
-          <w:szCs w:val="18"/>
-        </w:rPr>
-        <w:t xml:space="preserve">the </w:t>
-      </w:r>
-      <w:r>
-        <w:rPr>
-          <w:rFonts w:ascii="Arial" w:hAnsi="Arial" w:cs="Arial"/>
-          <w:color w:val="1F497D"/>
-          <w:sz w:val="18"/>
-          <w:szCs w:val="18"/>
-        </w:rPr>
-        <w:t xml:space="preserve">Comms Log viewer’s error </w:t>
-      </w:r>
-      <w:r>
-        <w:rPr>
-          <w:rFonts w:ascii="Arial" w:hAnsi="Arial" w:cs="Arial"/>
-          <w:color w:val="1F497D"/>
-          <w:sz w:val="18"/>
-          <w:szCs w:val="18"/>
-        </w:rPr>
-        <w:t>over</w:t>
-      </w:r>
-      <w:r>
-        <w:rPr>
-          <w:rFonts w:ascii="Arial" w:hAnsi="Arial" w:cs="Arial"/>
-          <w:color w:val="1F497D"/>
-          <w:sz w:val="18"/>
-          <w:szCs w:val="18"/>
-        </w:rPr>
-        <w:t>counts.</w:t>
+        <w:t xml:space="preserve">Removed system notifications which were causing </w:t>
+      </w:r>
+      <w:r>
+        <w:rPr>
+          <w:rFonts w:ascii="Arial" w:hAnsi="Arial" w:cs="Arial"/>
+          <w:color w:val="1F497D"/>
+          <w:sz w:val="18"/>
+          <w:szCs w:val="18"/>
+        </w:rPr>
+        <w:t>freezes</w:t>
+      </w:r>
+      <w:r>
+        <w:rPr>
+          <w:rFonts w:ascii="Arial" w:hAnsi="Arial" w:cs="Arial"/>
+          <w:color w:val="1F497D"/>
+          <w:sz w:val="18"/>
+          <w:szCs w:val="18"/>
+        </w:rPr>
+        <w:t xml:space="preserve"> and </w:t>
+      </w:r>
+      <w:r>
+        <w:rPr>
+          <w:rFonts w:ascii="Arial" w:hAnsi="Arial" w:cs="Arial"/>
+          <w:color w:val="1F497D"/>
+          <w:sz w:val="18"/>
+          <w:szCs w:val="18"/>
+        </w:rPr>
+        <w:t>crashes after download/upload.</w:t>
       </w:r>
     </w:p>
     <w:p>
@@ -2839,6 +2941,175 @@
           <w:szCs w:val="18"/>
         </w:rPr>
       </w:pPr>
+      <w:r>
+        <w:rPr>
+          <w:rFonts w:ascii="Arial" w:hAnsi="Arial" w:cs="Arial"/>
+          <w:color w:val="1F497D"/>
+          <w:sz w:val="18"/>
+          <w:szCs w:val="18"/>
+        </w:rPr>
+        <w:t>-</w:t>
+      </w:r>
+      <w:r>
+        <w:rPr>
+          <w:rFonts w:ascii="Arial" w:hAnsi="Arial" w:cs="Arial"/>
+          <w:color w:val="1F497D"/>
+          <w:sz w:val="18"/>
+          <w:szCs w:val="18"/>
+        </w:rPr>
+        <w:tab/>
+      </w:r>
+      <w:r>
+        <w:rPr>
+          <w:rFonts w:ascii="Arial" w:hAnsi="Arial" w:cs="Arial"/>
+          <w:color w:val="1F497D"/>
+          <w:sz w:val="18"/>
+          <w:szCs w:val="18"/>
+        </w:rPr>
+        <w:t xml:space="preserve">Moved Revision History </w:t>
+      </w:r>
+      <w:r>
+        <w:rPr>
+          <w:rFonts w:ascii="Arial" w:hAnsi="Arial" w:cs="Arial"/>
+          <w:color w:val="1F497D"/>
+          <w:sz w:val="18"/>
+          <w:szCs w:val="18"/>
+        </w:rPr>
+        <w:t xml:space="preserve">(this document) </w:t>
+      </w:r>
+      <w:r>
+        <w:rPr>
+          <w:rFonts w:ascii="Arial" w:hAnsi="Arial" w:cs="Arial"/>
+          <w:color w:val="1F497D"/>
+          <w:sz w:val="18"/>
+          <w:szCs w:val="18"/>
+        </w:rPr>
+        <w:t xml:space="preserve">from the </w:t>
+      </w:r>
+      <w:r>
+        <w:rPr>
+          <w:rFonts w:ascii="Arial" w:hAnsi="Arial" w:cs="Arial"/>
+          <w:color w:val="1F497D"/>
+          <w:sz w:val="18"/>
+          <w:szCs w:val="18"/>
+        </w:rPr>
+        <w:t>m</w:t>
+      </w:r>
+      <w:r>
+        <w:rPr>
+          <w:rFonts w:ascii="Arial" w:hAnsi="Arial" w:cs="Arial"/>
+          <w:color w:val="1F497D"/>
+          <w:sz w:val="18"/>
+          <w:szCs w:val="18"/>
+        </w:rPr>
+        <w:t>ain menu to the About box.</w:t>
+      </w:r>
+    </w:p>
+    <w:p>
+      <w:pPr>
+        <w:tabs>
+          <w:tab w:val="left" w:pos="284"/>
+          <w:tab w:val="left" w:pos="567"/>
+          <w:tab w:val="left" w:pos="993"/>
+          <w:tab w:val="left" w:pos="1418"/>
+          <w:tab w:val="right" w:pos="9000"/>
+        </w:tabs>
+        <w:suppressAutoHyphens/>
+        <w:autoSpaceDN w:val="0"/>
+        <w:ind w:left="284" w:hanging="284"/>
+        <w:contextualSpacing/>
+        <w:rPr>
+          <w:rFonts w:ascii="Arial" w:hAnsi="Arial" w:cs="Arial"/>
+          <w:color w:val="1F497D"/>
+          <w:sz w:val="18"/>
+          <w:szCs w:val="18"/>
+        </w:rPr>
+      </w:pPr>
+      <w:r>
+        <w:rPr>
+          <w:rFonts w:ascii="Arial" w:hAnsi="Arial" w:cs="Arial"/>
+          <w:color w:val="1F497D"/>
+          <w:sz w:val="18"/>
+          <w:szCs w:val="18"/>
+        </w:rPr>
+        <w:t>-</w:t>
+      </w:r>
+      <w:r>
+        <w:rPr>
+          <w:rFonts w:ascii="Arial" w:hAnsi="Arial" w:cs="Arial"/>
+          <w:color w:val="1F497D"/>
+          <w:sz w:val="18"/>
+          <w:szCs w:val="18"/>
+        </w:rPr>
+        <w:tab/>
+        <w:t>Corrected</w:t>
+      </w:r>
+      <w:r>
+        <w:rPr>
+          <w:rFonts w:ascii="Arial" w:hAnsi="Arial" w:cs="Arial"/>
+          <w:color w:val="1F497D"/>
+          <w:sz w:val="18"/>
+          <w:szCs w:val="18"/>
+        </w:rPr>
+        <w:t xml:space="preserve"> </w:t>
+      </w:r>
+      <w:r>
+        <w:rPr>
+          <w:rFonts w:ascii="Arial" w:hAnsi="Arial" w:cs="Arial"/>
+          <w:color w:val="1F497D"/>
+          <w:sz w:val="18"/>
+          <w:szCs w:val="18"/>
+        </w:rPr>
+        <w:t xml:space="preserve">the </w:t>
+      </w:r>
+      <w:r>
+        <w:rPr>
+          <w:rFonts w:ascii="Arial" w:hAnsi="Arial" w:cs="Arial"/>
+          <w:color w:val="1F497D"/>
+          <w:sz w:val="18"/>
+          <w:szCs w:val="18"/>
+        </w:rPr>
+        <w:t xml:space="preserve">Comms Log viewer’s error </w:t>
+      </w:r>
+      <w:r>
+        <w:rPr>
+          <w:rFonts w:ascii="Arial" w:hAnsi="Arial" w:cs="Arial"/>
+          <w:color w:val="1F497D"/>
+          <w:sz w:val="18"/>
+          <w:szCs w:val="18"/>
+        </w:rPr>
+        <w:t>over</w:t>
+      </w:r>
+      <w:r>
+        <w:rPr>
+          <w:rFonts w:ascii="Arial" w:hAnsi="Arial" w:cs="Arial"/>
+          <w:color w:val="1F497D"/>
+          <w:sz w:val="18"/>
+          <w:szCs w:val="18"/>
+        </w:rPr>
+        <w:t>counts.</w:t>
+      </w:r>
+    </w:p>
+    <w:p>
+      <w:pPr>
+        <w:tabs>
+          <w:tab w:val="left" w:pos="284"/>
+          <w:tab w:val="left" w:pos="567"/>
+          <w:tab w:val="left" w:pos="993"/>
+          <w:tab w:val="left" w:pos="1418"/>
+          <w:tab w:val="right" w:pos="9000"/>
+        </w:tabs>
+        <w:suppressAutoHyphens/>
+        <w:autoSpaceDN w:val="0"/>
+        <w:ind w:left="284" w:hanging="284"/>
+        <w:contextualSpacing/>
+        <w:rPr>
+          <w:rFonts w:ascii="Arial" w:hAnsi="Arial" w:cs="Arial"/>
+          <w:color w:val="1F497D"/>
+          <w:sz w:val="18"/>
+          <w:szCs w:val="18"/>
+        </w:rPr>
+      </w:pPr>
     </w:p>
     <w:p>
       <w:pPr>
@@ -2861,7 +3132,6 @@
           <w:sz w:val="24"/>
           <w:szCs w:val="24"/>
         </w:rPr>
-        <w:lastRenderedPageBreak/>
         <w:t>v8.1.</w:t>
       </w:r>
       <w:r>
@@ -5414,6 +5684,7 @@
           <w:sz w:val="18"/>
           <w:szCs w:val="18"/>
         </w:rPr>
+        <w:lastRenderedPageBreak/>
         <w:t>-</w:t>
       </w:r>
       <w:r>
@@ -5583,7 +5854,6 @@
           <w:sz w:val="18"/>
           <w:szCs w:val="18"/>
         </w:rPr>
-        <w:lastRenderedPageBreak/>
         <w:t>-</w:t>
       </w:r>
       <w:r>
@@ -7636,6 +7906,7 @@
           <w:sz w:val="18"/>
           <w:szCs w:val="18"/>
         </w:rPr>
+        <w:lastRenderedPageBreak/>
         <w:t>-</w:t>
       </w:r>
       <w:r>
@@ -7691,7 +7962,27 @@
           <w:sz w:val="18"/>
           <w:szCs w:val="18"/>
         </w:rPr>
-        <w:t xml:space="preserve">NumberSpinner control: added NumberSet property, that defines the set of valid values for the case when the valid values are not consecutive, and </w:t>
+        <w:t xml:space="preserve">NumberSpinner control: added </w:t>
+      </w:r>
+      <w:proofErr w:type="spellStart"/>
+      <w:r>
+        <w:rPr>
+          <w:rFonts w:ascii="Arial" w:hAnsi="Arial" w:cs="Arial"/>
+          <w:color w:val="1F4E79" w:themeColor="accent1" w:themeShade="80"/>
+          <w:sz w:val="18"/>
+          <w:szCs w:val="18"/>
+        </w:rPr>
+        <w:t>NumberSet</w:t>
+      </w:r>
+      <w:proofErr w:type="spellEnd"/>
+      <w:r>
+        <w:rPr>
+          <w:rFonts w:ascii="Arial" w:hAnsi="Arial" w:cs="Arial"/>
+          <w:color w:val="1F4E79" w:themeColor="accent1" w:themeShade="80"/>
+          <w:sz w:val="18"/>
+          <w:szCs w:val="18"/>
+        </w:rPr>
+        <w:t xml:space="preserve"> property, that defines the set of valid values for the case when the valid values are not consecutive, and </w:t>
       </w:r>
       <w:r>
         <w:rPr>
@@ -7736,7 +8027,6 @@
           <w:sz w:val="18"/>
           <w:szCs w:val="18"/>
         </w:rPr>
-        <w:lastRenderedPageBreak/>
         <w:t>-</w:t>
       </w:r>
       <w:r>
@@ -8646,7 +8936,37 @@
           <w:sz w:val="18"/>
           <w:szCs w:val="18"/>
         </w:rPr>
-        <w:t>Default DeviceData day/night modes are now set according to the device type</w:t>
+        <w:t xml:space="preserve">Default </w:t>
+      </w:r>
+      <w:proofErr w:type="spellStart"/>
+      <w:r>
+        <w:rPr>
+          <w:rFonts w:ascii="Arial" w:hAnsi="Arial" w:cs="Arial"/>
+          <w:color w:val="1F4E79" w:themeColor="accent1" w:themeShade="80"/>
+          <w:sz w:val="18"/>
+          <w:szCs w:val="18"/>
+        </w:rPr>
+        <w:t>DeviceData</w:t>
+      </w:r>
+      <w:proofErr w:type="spellEnd"/>
+      <w:r>
+        <w:rPr>
+          <w:rFonts w:ascii="Arial" w:hAnsi="Arial" w:cs="Arial"/>
+          <w:color w:val="1F4E79" w:themeColor="accent1" w:themeShade="80"/>
+          <w:sz w:val="18"/>
+          <w:szCs w:val="18"/>
+        </w:rPr>
+        <w:t xml:space="preserve"> day/night modes are now set according to the device </w:t>
+      </w:r>
+      <w:proofErr w:type="gramStart"/>
+      <w:r>
+        <w:rPr>
+          <w:rFonts w:ascii="Arial" w:hAnsi="Arial" w:cs="Arial"/>
+          <w:color w:val="1F4E79" w:themeColor="accent1" w:themeShade="80"/>
+          <w:sz w:val="18"/>
+          <w:szCs w:val="18"/>
+        </w:rPr>
+        <w:t>type</w:t>
       </w:r>
       <w:r>
         <w:rPr>
@@ -8664,7 +8984,17 @@
           <w:sz w:val="18"/>
           <w:szCs w:val="18"/>
         </w:rPr>
-        <w:t xml:space="preserve"> and are set to default values when a device is changed or added.</w:t>
+        <w:t xml:space="preserve"> and</w:t>
+      </w:r>
+      <w:proofErr w:type="gramEnd"/>
+      <w:r>
+        <w:rPr>
+          <w:rFonts w:ascii="Arial" w:hAnsi="Arial" w:cs="Arial"/>
+          <w:color w:val="1F4E79" w:themeColor="accent1" w:themeShade="80"/>
+          <w:sz w:val="18"/>
+          <w:szCs w:val="18"/>
+        </w:rPr>
+        <w:t xml:space="preserve"> are set to default values when a device is changed or added.</w:t>
       </w:r>
     </w:p>
     <w:p>
@@ -9323,7 +9653,27 @@
           <w:sz w:val="18"/>
           <w:szCs w:val="18"/>
         </w:rPr>
-        <w:t>; also the option to remove it from the Recent Files list</w:t>
+        <w:t xml:space="preserve">; </w:t>
+      </w:r>
+      <w:proofErr w:type="gramStart"/>
+      <w:r>
+        <w:rPr>
+          <w:rFonts w:ascii="Arial" w:hAnsi="Arial" w:cs="Arial"/>
+          <w:color w:val="1F4E79" w:themeColor="accent1" w:themeShade="80"/>
+          <w:sz w:val="18"/>
+          <w:szCs w:val="18"/>
+        </w:rPr>
+        <w:t>also</w:t>
+      </w:r>
+      <w:proofErr w:type="gramEnd"/>
+      <w:r>
+        <w:rPr>
+          <w:rFonts w:ascii="Arial" w:hAnsi="Arial" w:cs="Arial"/>
+          <w:color w:val="1F4E79" w:themeColor="accent1" w:themeShade="80"/>
+          <w:sz w:val="18"/>
+          <w:szCs w:val="18"/>
+        </w:rPr>
+        <w:t xml:space="preserve"> the option to remove it from the Recent Files list</w:t>
       </w:r>
       <w:r>
         <w:rPr>
@@ -9638,6 +9988,7 @@
           <w:sz w:val="18"/>
           <w:szCs w:val="18"/>
         </w:rPr>
+        <w:lastRenderedPageBreak/>
         <w:t>-</w:t>
       </w:r>
       <w:r>
@@ -9791,7 +10142,6 @@
           <w:sz w:val="18"/>
           <w:szCs w:val="18"/>
         </w:rPr>
-        <w:lastRenderedPageBreak/>
         <w:t>-</w:t>
       </w:r>
       <w:r>

--- a/XFP/Resources/XFP Revision History[en-GB].docx
+++ b/XFP/Resources/XFP Revision History[en-GB].docx
@@ -58,7 +58,7 @@
           <w:sz w:val="24"/>
           <w:szCs w:val="24"/>
         </w:rPr>
-        <w:t>7</w:t>
+        <w:t>6</w:t>
       </w:r>
       <w:r>
         <w:rPr>
@@ -80,7 +80,7 @@
           <w:sz w:val="24"/>
           <w:szCs w:val="24"/>
         </w:rPr>
-        <w:t>16</w:t>
+        <w:t>29</w:t>
       </w:r>
       <w:r>
         <w:rPr>
@@ -91,18 +91,7 @@
           <w:sz w:val="24"/>
           <w:szCs w:val="24"/>
         </w:rPr>
-        <w:t>/0</w:t>
-      </w:r>
-      <w:r>
-        <w:rPr>
-          <w:rFonts w:ascii="Arial" w:hAnsi="Arial" w:cs="Arial"/>
-          <w:b/>
-          <w:bCs/>
-          <w:color w:val="4472C4" w:themeColor="accent5"/>
-          <w:sz w:val="24"/>
-          <w:szCs w:val="24"/>
-        </w:rPr>
-        <w:t>5</w:t>
+        <w:t>/04</w:t>
       </w:r>
       <w:r>
         <w:rPr>
@@ -195,43 +184,25 @@
           <w:sz w:val="18"/>
           <w:szCs w:val="18"/>
         </w:rPr>
-        <w:t>T</w:t>
-      </w:r>
-      <w:r>
-        <w:rPr>
-          <w:rFonts w:ascii="Arial" w:hAnsi="Arial" w:cs="Arial"/>
-          <w:color w:val="1F497D"/>
-          <w:sz w:val="18"/>
-          <w:szCs w:val="18"/>
-        </w:rPr>
-        <w:t>he Causes and Effects page</w:t>
-      </w:r>
-      <w:r>
-        <w:rPr>
-          <w:rFonts w:ascii="Arial" w:hAnsi="Arial" w:cs="Arial"/>
-          <w:color w:val="1F497D"/>
-          <w:sz w:val="18"/>
-          <w:szCs w:val="18"/>
-        </w:rPr>
-        <w:t>’s</w:t>
-      </w:r>
-      <w:r>
-        <w:rPr>
-          <w:rFonts w:ascii="Arial" w:hAnsi="Arial" w:cs="Arial"/>
-          <w:color w:val="1F497D"/>
-          <w:sz w:val="18"/>
-          <w:szCs w:val="18"/>
-        </w:rPr>
-        <w:t xml:space="preserve"> zone options showing sets </w:t>
-      </w:r>
-      <w:r>
-        <w:rPr>
-          <w:rFonts w:ascii="Arial" w:hAnsi="Arial" w:cs="Arial"/>
-          <w:color w:val="1F497D"/>
-          <w:sz w:val="18"/>
-          <w:szCs w:val="18"/>
-        </w:rPr>
-        <w:t>instead has been corrected</w:t>
+        <w:t xml:space="preserve">The fault that caused the app to shut down when opening the </w:t>
+      </w:r>
+      <w:r>
+        <w:rPr>
+          <w:rFonts w:ascii="Arial" w:hAnsi="Arial" w:cs="Arial"/>
+          <w:color w:val="1F497D"/>
+          <w:sz w:val="18"/>
+          <w:szCs w:val="18"/>
+        </w:rPr>
+        <w:t>print options window</w:t>
+      </w:r>
+      <w:r>
+        <w:rPr>
+          <w:rFonts w:ascii="Arial" w:hAnsi="Arial" w:cs="Arial"/>
+          <w:color w:val="1F497D"/>
+          <w:sz w:val="18"/>
+          <w:szCs w:val="18"/>
+        </w:rPr>
+        <w:t xml:space="preserve"> has been corrected</w:t>
       </w:r>
       <w:r>
         <w:rPr>
@@ -284,7 +255,7 @@
           <w:sz w:val="24"/>
           <w:szCs w:val="24"/>
         </w:rPr>
-        <w:t>v8.1.1</w:t>
+        <w:t>v8.1.</w:t>
       </w:r>
       <w:r>
         <w:rPr>
@@ -295,7 +266,7 @@
           <w:sz w:val="24"/>
           <w:szCs w:val="24"/>
         </w:rPr>
-        <w:t>6</w:t>
+        <w:t>15</w:t>
       </w:r>
       <w:r>
         <w:rPr>
@@ -317,7 +288,18 @@
           <w:sz w:val="24"/>
           <w:szCs w:val="24"/>
         </w:rPr>
-        <w:t>29/04</w:t>
+        <w:t>14/</w:t>
+      </w:r>
+      <w:r>
+        <w:rPr>
+          <w:rFonts w:ascii="Arial" w:hAnsi="Arial" w:cs="Arial"/>
+          <w:b/>
+          <w:bCs/>
+          <w:color w:val="4472C4" w:themeColor="accent5"/>
+          <w:sz w:val="24"/>
+          <w:szCs w:val="24"/>
+        </w:rPr>
+        <w:t>04</w:t>
       </w:r>
       <w:r>
         <w:rPr>
@@ -362,7 +344,7 @@
           <w:sz w:val="18"/>
           <w:szCs w:val="18"/>
         </w:rPr>
-        <w:t>Fixes</w:t>
+        <w:t>New features</w:t>
       </w:r>
     </w:p>
     <w:p>
@@ -402,141 +384,7 @@
           <w:szCs w:val="18"/>
         </w:rPr>
         <w:tab/>
-      </w:r>
-      <w:r>
-        <w:rPr>
-          <w:rFonts w:ascii="Arial" w:hAnsi="Arial" w:cs="Arial"/>
-          <w:color w:val="1F497D"/>
-          <w:sz w:val="18"/>
-          <w:szCs w:val="18"/>
-        </w:rPr>
-        <w:t xml:space="preserve">The fault that caused the app to shut down when opening the </w:t>
-      </w:r>
-      <w:r>
-        <w:rPr>
-          <w:rFonts w:ascii="Arial" w:hAnsi="Arial" w:cs="Arial"/>
-          <w:color w:val="1F497D"/>
-          <w:sz w:val="18"/>
-          <w:szCs w:val="18"/>
-        </w:rPr>
-        <w:t>print options window</w:t>
-      </w:r>
-      <w:r>
-        <w:rPr>
-          <w:rFonts w:ascii="Arial" w:hAnsi="Arial" w:cs="Arial"/>
-          <w:color w:val="1F497D"/>
-          <w:sz w:val="18"/>
-          <w:szCs w:val="18"/>
-        </w:rPr>
-        <w:t xml:space="preserve"> has been corrected</w:t>
-      </w:r>
-      <w:r>
-        <w:rPr>
-          <w:rFonts w:ascii="Arial" w:hAnsi="Arial" w:cs="Arial"/>
-          <w:color w:val="1F497D"/>
-          <w:sz w:val="18"/>
-          <w:szCs w:val="18"/>
-        </w:rPr>
-        <w:t>.</w:t>
-      </w:r>
-    </w:p>
-    <w:p>
-      <w:pPr>
-        <w:tabs>
-          <w:tab w:val="left" w:pos="284"/>
-          <w:tab w:val="left" w:pos="567"/>
-          <w:tab w:val="left" w:pos="993"/>
-          <w:tab w:val="left" w:pos="1418"/>
-          <w:tab w:val="right" w:pos="9000"/>
-        </w:tabs>
-        <w:suppressAutoHyphens/>
-        <w:autoSpaceDN w:val="0"/>
-        <w:contextualSpacing/>
-        <w:rPr>
-          <w:rFonts w:ascii="Arial" w:hAnsi="Arial" w:cs="Arial"/>
-          <w:color w:val="1F497D"/>
-          <w:sz w:val="18"/>
-          <w:szCs w:val="18"/>
-        </w:rPr>
-      </w:pPr>
-    </w:p>
-    <w:p>
-      <w:pPr>
-        <w:tabs>
-          <w:tab w:val="left" w:pos="993"/>
-        </w:tabs>
-        <w:rPr>
-          <w:rFonts w:ascii="Arial" w:hAnsi="Arial" w:cs="Arial"/>
-          <w:color w:val="9CC2E5" w:themeColor="accent1" w:themeTint="99"/>
-          <w:sz w:val="16"/>
-          <w:szCs w:val="16"/>
-        </w:rPr>
-      </w:pPr>
-      <w:r>
-        <w:rPr>
-          <w:rFonts w:ascii="Arial" w:hAnsi="Arial" w:cs="Arial"/>
-          <w:b/>
-          <w:bCs/>
-          <w:color w:val="4472C4" w:themeColor="accent5"/>
-          <w:sz w:val="24"/>
-          <w:szCs w:val="24"/>
-        </w:rPr>
-        <w:t>v8.1.</w:t>
-      </w:r>
-      <w:r>
-        <w:rPr>
-          <w:rFonts w:ascii="Arial" w:hAnsi="Arial" w:cs="Arial"/>
-          <w:b/>
-          <w:bCs/>
-          <w:color w:val="4472C4" w:themeColor="accent5"/>
-          <w:sz w:val="24"/>
-          <w:szCs w:val="24"/>
-        </w:rPr>
-        <w:t>15</w:t>
-      </w:r>
-      <w:r>
-        <w:rPr>
-          <w:rFonts w:ascii="Arial" w:hAnsi="Arial" w:cs="Arial"/>
-          <w:b/>
-          <w:bCs/>
-          <w:color w:val="4472C4" w:themeColor="accent5"/>
-          <w:sz w:val="24"/>
-          <w:szCs w:val="24"/>
-        </w:rPr>
-        <w:tab/>
-      </w:r>
-      <w:r>
-        <w:rPr>
-          <w:rFonts w:ascii="Arial" w:hAnsi="Arial" w:cs="Arial"/>
-          <w:b/>
-          <w:bCs/>
-          <w:color w:val="4472C4" w:themeColor="accent5"/>
-          <w:sz w:val="24"/>
-          <w:szCs w:val="24"/>
-        </w:rPr>
-        <w:t>14/</w:t>
-      </w:r>
-      <w:r>
-        <w:rPr>
-          <w:rFonts w:ascii="Arial" w:hAnsi="Arial" w:cs="Arial"/>
-          <w:b/>
-          <w:bCs/>
-          <w:color w:val="4472C4" w:themeColor="accent5"/>
-          <w:sz w:val="24"/>
-          <w:szCs w:val="24"/>
-        </w:rPr>
-        <w:t>04</w:t>
-      </w:r>
-      <w:r>
-        <w:rPr>
-          <w:rFonts w:ascii="Arial" w:hAnsi="Arial" w:cs="Arial"/>
-          <w:b/>
-          <w:bCs/>
-          <w:color w:val="4472C4" w:themeColor="accent5"/>
-          <w:sz w:val="24"/>
-          <w:szCs w:val="24"/>
-        </w:rPr>
-        <w:t>/2026</w:t>
+        <w:t>The feature for custom icons and title bar colour has been added to the popup message box. For example, error and warning messages now use red and orange title bars respectively.</w:t>
       </w:r>
     </w:p>
     <w:p>
@@ -554,24 +402,11 @@
         <w:contextualSpacing/>
         <w:rPr>
           <w:rFonts w:ascii="Arial" w:hAnsi="Arial" w:cs="Arial"/>
-          <w:b/>
-          <w:bCs/>
-          <w:color w:val="1F497D"/>
-          <w:sz w:val="18"/>
-          <w:szCs w:val="18"/>
-        </w:rPr>
-      </w:pPr>
-      <w:r>
-        <w:rPr>
-          <w:rFonts w:ascii="Arial" w:hAnsi="Arial" w:cs="Arial"/>
-          <w:b/>
-          <w:bCs/>
-          <w:color w:val="1F497D"/>
-          <w:sz w:val="18"/>
-          <w:szCs w:val="18"/>
-        </w:rPr>
-        <w:t>New features</w:t>
-      </w:r>
+          <w:color w:val="1F497D"/>
+          <w:sz w:val="18"/>
+          <w:szCs w:val="18"/>
+        </w:rPr>
+      </w:pPr>
     </w:p>
     <w:p>
       <w:pPr>
@@ -588,29 +423,23 @@
         <w:contextualSpacing/>
         <w:rPr>
           <w:rFonts w:ascii="Arial" w:hAnsi="Arial" w:cs="Arial"/>
-          <w:color w:val="1F497D"/>
-          <w:sz w:val="18"/>
-          <w:szCs w:val="18"/>
-        </w:rPr>
-      </w:pPr>
-      <w:r>
-        <w:rPr>
-          <w:rFonts w:ascii="Arial" w:hAnsi="Arial" w:cs="Arial"/>
-          <w:color w:val="1F497D"/>
-          <w:sz w:val="18"/>
-          <w:szCs w:val="18"/>
-        </w:rPr>
-        <w:t>•</w:t>
-      </w:r>
-      <w:r>
-        <w:rPr>
-          <w:rFonts w:ascii="Arial" w:hAnsi="Arial" w:cs="Arial"/>
-          <w:color w:val="1F497D"/>
-          <w:sz w:val="18"/>
-          <w:szCs w:val="18"/>
-        </w:rPr>
-        <w:tab/>
-        <w:t>The feature for custom icons and title bar colour has been added to the popup message box. For example, error and warning messages now use red and orange title bars respectively.</w:t>
+          <w:b/>
+          <w:bCs/>
+          <w:color w:val="1F497D"/>
+          <w:sz w:val="18"/>
+          <w:szCs w:val="18"/>
+        </w:rPr>
+      </w:pPr>
+      <w:r>
+        <w:rPr>
+          <w:rFonts w:ascii="Arial" w:hAnsi="Arial" w:cs="Arial"/>
+          <w:b/>
+          <w:bCs/>
+          <w:color w:val="1F497D"/>
+          <w:sz w:val="18"/>
+          <w:szCs w:val="18"/>
+        </w:rPr>
+        <w:t>Fixes</w:t>
       </w:r>
     </w:p>
     <w:p>
@@ -633,6 +462,69 @@
           <w:szCs w:val="18"/>
         </w:rPr>
       </w:pPr>
+      <w:r>
+        <w:rPr>
+          <w:rFonts w:ascii="Arial" w:hAnsi="Arial" w:cs="Arial"/>
+          <w:color w:val="1F497D"/>
+          <w:sz w:val="18"/>
+          <w:szCs w:val="18"/>
+        </w:rPr>
+        <w:t>•</w:t>
+      </w:r>
+      <w:r>
+        <w:rPr>
+          <w:rFonts w:ascii="Arial" w:hAnsi="Arial" w:cs="Arial"/>
+          <w:color w:val="1F497D"/>
+          <w:sz w:val="18"/>
+          <w:szCs w:val="18"/>
+        </w:rPr>
+        <w:tab/>
+      </w:r>
+      <w:r>
+        <w:rPr>
+          <w:rFonts w:ascii="Arial" w:hAnsi="Arial" w:cs="Arial"/>
+          <w:color w:val="1F497D"/>
+          <w:sz w:val="18"/>
+          <w:szCs w:val="18"/>
+        </w:rPr>
+        <w:t xml:space="preserve">Zone </w:t>
+      </w:r>
+      <w:r>
+        <w:rPr>
+          <w:rFonts w:ascii="Arial" w:hAnsi="Arial" w:cs="Arial"/>
+          <w:color w:val="1F497D"/>
+          <w:sz w:val="18"/>
+          <w:szCs w:val="18"/>
+        </w:rPr>
+        <w:t xml:space="preserve">names sent to the XFP panel being </w:t>
+      </w:r>
+      <w:r>
+        <w:rPr>
+          <w:rFonts w:ascii="Arial" w:hAnsi="Arial" w:cs="Arial"/>
+          <w:color w:val="1F497D"/>
+          <w:sz w:val="18"/>
+          <w:szCs w:val="18"/>
+        </w:rPr>
+        <w:t>assigned to</w:t>
+      </w:r>
+      <w:r>
+        <w:rPr>
+          <w:rFonts w:ascii="Arial" w:hAnsi="Arial" w:cs="Arial"/>
+          <w:color w:val="1F497D"/>
+          <w:sz w:val="18"/>
+          <w:szCs w:val="18"/>
+        </w:rPr>
+        <w:t xml:space="preserve"> the wrong zone has been corrected</w:t>
+      </w:r>
+      <w:r>
+        <w:rPr>
+          <w:rFonts w:ascii="Arial" w:hAnsi="Arial" w:cs="Arial"/>
+          <w:color w:val="1F497D"/>
+          <w:sz w:val="18"/>
+          <w:szCs w:val="18"/>
+        </w:rPr>
+        <w:t>.</w:t>
+      </w:r>
     </w:p>
     <w:p>
       <w:pPr>
@@ -649,23 +541,56 @@
         <w:contextualSpacing/>
         <w:rPr>
           <w:rFonts w:ascii="Arial" w:hAnsi="Arial" w:cs="Arial"/>
-          <w:b/>
-          <w:bCs/>
-          <w:color w:val="1F497D"/>
-          <w:sz w:val="18"/>
-          <w:szCs w:val="18"/>
-        </w:rPr>
-      </w:pPr>
-      <w:r>
-        <w:rPr>
-          <w:rFonts w:ascii="Arial" w:hAnsi="Arial" w:cs="Arial"/>
-          <w:b/>
-          <w:bCs/>
-          <w:color w:val="1F497D"/>
-          <w:sz w:val="18"/>
-          <w:szCs w:val="18"/>
-        </w:rPr>
-        <w:t>Fixes</w:t>
+          <w:color w:val="1F497D"/>
+          <w:sz w:val="18"/>
+          <w:szCs w:val="18"/>
+        </w:rPr>
+      </w:pPr>
+      <w:r>
+        <w:rPr>
+          <w:rFonts w:ascii="Arial" w:hAnsi="Arial" w:cs="Arial"/>
+          <w:color w:val="1F497D"/>
+          <w:sz w:val="18"/>
+          <w:szCs w:val="18"/>
+        </w:rPr>
+        <w:t>•</w:t>
+      </w:r>
+      <w:r>
+        <w:rPr>
+          <w:rFonts w:ascii="Arial" w:hAnsi="Arial" w:cs="Arial"/>
+          <w:color w:val="1F497D"/>
+          <w:sz w:val="18"/>
+          <w:szCs w:val="18"/>
+        </w:rPr>
+        <w:tab/>
+        <w:t xml:space="preserve">The available Day/Night mode options have been corrected for </w:t>
+      </w:r>
+      <w:r>
+        <w:rPr>
+          <w:rFonts w:ascii="Arial" w:hAnsi="Arial" w:cs="Arial"/>
+          <w:color w:val="1F497D"/>
+          <w:sz w:val="18"/>
+          <w:szCs w:val="18"/>
+        </w:rPr>
+        <w:t xml:space="preserve">CAST Pro </w:t>
+      </w:r>
+      <w:r>
+        <w:rPr>
+          <w:rFonts w:ascii="Arial" w:hAnsi="Arial" w:cs="Arial"/>
+          <w:color w:val="1F497D"/>
+          <w:sz w:val="18"/>
+          <w:szCs w:val="18"/>
+        </w:rPr>
+        <w:t>multi detectors</w:t>
+      </w:r>
+      <w:r>
+        <w:rPr>
+          <w:rFonts w:ascii="Arial" w:hAnsi="Arial" w:cs="Arial"/>
+          <w:color w:val="1F497D"/>
+          <w:sz w:val="18"/>
+          <w:szCs w:val="18"/>
+        </w:rPr>
+        <w:t>.</w:t>
       </w:r>
     </w:p>
     <w:p>
@@ -705,51 +630,25 @@
           <w:szCs w:val="18"/>
         </w:rPr>
         <w:tab/>
-      </w:r>
-      <w:r>
-        <w:rPr>
-          <w:rFonts w:ascii="Arial" w:hAnsi="Arial" w:cs="Arial"/>
-          <w:color w:val="1F497D"/>
-          <w:sz w:val="18"/>
-          <w:szCs w:val="18"/>
-        </w:rPr>
-        <w:t xml:space="preserve">Zone </w:t>
-      </w:r>
-      <w:r>
-        <w:rPr>
-          <w:rFonts w:ascii="Arial" w:hAnsi="Arial" w:cs="Arial"/>
-          <w:color w:val="1F497D"/>
-          <w:sz w:val="18"/>
-          <w:szCs w:val="18"/>
-        </w:rPr>
-        <w:t xml:space="preserve">names sent to the XFP panel being </w:t>
-      </w:r>
-      <w:r>
-        <w:rPr>
-          <w:rFonts w:ascii="Arial" w:hAnsi="Arial" w:cs="Arial"/>
-          <w:color w:val="1F497D"/>
-          <w:sz w:val="18"/>
-          <w:szCs w:val="18"/>
-        </w:rPr>
-        <w:t>assigned to</w:t>
-      </w:r>
-      <w:r>
-        <w:rPr>
-          <w:rFonts w:ascii="Arial" w:hAnsi="Arial" w:cs="Arial"/>
-          <w:color w:val="1F497D"/>
-          <w:sz w:val="18"/>
-          <w:szCs w:val="18"/>
-        </w:rPr>
-        <w:t xml:space="preserve"> the wrong zone has been corrected</w:t>
-      </w:r>
-      <w:r>
-        <w:rPr>
-          <w:rFonts w:ascii="Arial" w:hAnsi="Arial" w:cs="Arial"/>
-          <w:color w:val="1F497D"/>
-          <w:sz w:val="18"/>
-          <w:szCs w:val="18"/>
-        </w:rPr>
-        <w:t>.</w:t>
+        <w:t xml:space="preserve">The </w:t>
+      </w:r>
+      <w:r>
+        <w:rPr>
+          <w:rFonts w:ascii="Arial" w:hAnsi="Arial" w:cs="Arial"/>
+          <w:color w:val="1F497D"/>
+          <w:sz w:val="18"/>
+          <w:szCs w:val="18"/>
+        </w:rPr>
+        <w:t>app’s Maximise W</w:t>
+      </w:r>
+      <w:r>
+        <w:rPr>
+          <w:rFonts w:ascii="Arial" w:hAnsi="Arial" w:cs="Arial"/>
+          <w:color w:val="1F497D"/>
+          <w:sz w:val="18"/>
+          <w:szCs w:val="18"/>
+        </w:rPr>
+        <w:t>indow button now works correctly.</w:t>
       </w:r>
     </w:p>
     <w:p>
@@ -772,51 +671,128 @@
           <w:szCs w:val="18"/>
         </w:rPr>
       </w:pPr>
-      <w:r>
-        <w:rPr>
-          <w:rFonts w:ascii="Arial" w:hAnsi="Arial" w:cs="Arial"/>
-          <w:color w:val="1F497D"/>
-          <w:sz w:val="18"/>
-          <w:szCs w:val="18"/>
-        </w:rPr>
-        <w:t>•</w:t>
-      </w:r>
-      <w:r>
-        <w:rPr>
-          <w:rFonts w:ascii="Arial" w:hAnsi="Arial" w:cs="Arial"/>
-          <w:color w:val="1F497D"/>
-          <w:sz w:val="18"/>
-          <w:szCs w:val="18"/>
+    </w:p>
+    <w:p>
+      <w:pPr>
+        <w:tabs>
+          <w:tab w:val="left" w:pos="993"/>
+        </w:tabs>
+        <w:rPr>
+          <w:rFonts w:ascii="Arial" w:hAnsi="Arial" w:cs="Arial"/>
+          <w:color w:val="9CC2E5" w:themeColor="accent1" w:themeTint="99"/>
+          <w:sz w:val="16"/>
+          <w:szCs w:val="16"/>
+        </w:rPr>
+      </w:pPr>
+      <w:r>
+        <w:rPr>
+          <w:rFonts w:ascii="Arial" w:hAnsi="Arial" w:cs="Arial"/>
+          <w:b/>
+          <w:bCs/>
+          <w:color w:val="4472C4" w:themeColor="accent5"/>
+          <w:sz w:val="24"/>
+          <w:szCs w:val="24"/>
+        </w:rPr>
+        <w:t>v8.1.</w:t>
+      </w:r>
+      <w:r>
+        <w:rPr>
+          <w:rFonts w:ascii="Arial" w:hAnsi="Arial" w:cs="Arial"/>
+          <w:b/>
+          <w:bCs/>
+          <w:color w:val="4472C4" w:themeColor="accent5"/>
+          <w:sz w:val="24"/>
+          <w:szCs w:val="24"/>
+        </w:rPr>
+        <w:t>1</w:t>
+      </w:r>
+      <w:r>
+        <w:rPr>
+          <w:rFonts w:ascii="Arial" w:hAnsi="Arial" w:cs="Arial"/>
+          <w:b/>
+          <w:bCs/>
+          <w:color w:val="4472C4" w:themeColor="accent5"/>
+          <w:sz w:val="24"/>
+          <w:szCs w:val="24"/>
+        </w:rPr>
+        <w:t>4</w:t>
+      </w:r>
+      <w:r>
+        <w:rPr>
+          <w:rFonts w:ascii="Arial" w:hAnsi="Arial" w:cs="Arial"/>
+          <w:b/>
+          <w:bCs/>
+          <w:color w:val="4472C4" w:themeColor="accent5"/>
+          <w:sz w:val="24"/>
+          <w:szCs w:val="24"/>
         </w:rPr>
         <w:tab/>
-        <w:t xml:space="preserve">The available Day/Night mode options have been corrected for </w:t>
-      </w:r>
-      <w:r>
-        <w:rPr>
-          <w:rFonts w:ascii="Arial" w:hAnsi="Arial" w:cs="Arial"/>
-          <w:color w:val="1F497D"/>
-          <w:sz w:val="18"/>
-          <w:szCs w:val="18"/>
-        </w:rPr>
-        <w:t xml:space="preserve">CAST Pro </w:t>
-      </w:r>
-      <w:r>
-        <w:rPr>
-          <w:rFonts w:ascii="Arial" w:hAnsi="Arial" w:cs="Arial"/>
-          <w:color w:val="1F497D"/>
-          <w:sz w:val="18"/>
-          <w:szCs w:val="18"/>
-        </w:rPr>
-        <w:t>multi detectors</w:t>
-      </w:r>
-      <w:r>
-        <w:rPr>
-          <w:rFonts w:ascii="Arial" w:hAnsi="Arial" w:cs="Arial"/>
-          <w:color w:val="1F497D"/>
-          <w:sz w:val="18"/>
-          <w:szCs w:val="18"/>
-        </w:rPr>
-        <w:t>.</w:t>
+      </w:r>
+      <w:r>
+        <w:rPr>
+          <w:rFonts w:ascii="Arial" w:hAnsi="Arial" w:cs="Arial"/>
+          <w:b/>
+          <w:bCs/>
+          <w:color w:val="4472C4" w:themeColor="accent5"/>
+          <w:sz w:val="24"/>
+          <w:szCs w:val="24"/>
+        </w:rPr>
+        <w:t>01</w:t>
+      </w:r>
+      <w:r>
+        <w:rPr>
+          <w:rFonts w:ascii="Arial" w:hAnsi="Arial" w:cs="Arial"/>
+          <w:b/>
+          <w:bCs/>
+          <w:color w:val="4472C4" w:themeColor="accent5"/>
+          <w:sz w:val="24"/>
+          <w:szCs w:val="24"/>
+        </w:rPr>
+        <w:t>/</w:t>
+      </w:r>
+      <w:r>
+        <w:rPr>
+          <w:rFonts w:ascii="Arial" w:hAnsi="Arial" w:cs="Arial"/>
+          <w:b/>
+          <w:bCs/>
+          <w:color w:val="4472C4" w:themeColor="accent5"/>
+          <w:sz w:val="24"/>
+          <w:szCs w:val="24"/>
+        </w:rPr>
+        <w:t>0</w:t>
+      </w:r>
+      <w:r>
+        <w:rPr>
+          <w:rFonts w:ascii="Arial" w:hAnsi="Arial" w:cs="Arial"/>
+          <w:b/>
+          <w:bCs/>
+          <w:color w:val="4472C4" w:themeColor="accent5"/>
+          <w:sz w:val="24"/>
+          <w:szCs w:val="24"/>
+        </w:rPr>
+        <w:t>4</w:t>
+      </w:r>
+      <w:r>
+        <w:rPr>
+          <w:rFonts w:ascii="Arial" w:hAnsi="Arial" w:cs="Arial"/>
+          <w:b/>
+          <w:bCs/>
+          <w:color w:val="4472C4" w:themeColor="accent5"/>
+          <w:sz w:val="24"/>
+          <w:szCs w:val="24"/>
+        </w:rPr>
+        <w:t>/202</w:t>
+      </w:r>
+      <w:r>
+        <w:rPr>
+          <w:rFonts w:ascii="Arial" w:hAnsi="Arial" w:cs="Arial"/>
+          <w:b/>
+          <w:bCs/>
+          <w:color w:val="4472C4" w:themeColor="accent5"/>
+          <w:sz w:val="24"/>
+          <w:szCs w:val="24"/>
+        </w:rPr>
+        <w:t>6</w:t>
       </w:r>
     </w:p>
     <w:p>
@@ -834,47 +810,23 @@
         <w:contextualSpacing/>
         <w:rPr>
           <w:rFonts w:ascii="Arial" w:hAnsi="Arial" w:cs="Arial"/>
-          <w:color w:val="1F497D"/>
-          <w:sz w:val="18"/>
-          <w:szCs w:val="18"/>
-        </w:rPr>
-      </w:pPr>
-      <w:r>
-        <w:rPr>
-          <w:rFonts w:ascii="Arial" w:hAnsi="Arial" w:cs="Arial"/>
-          <w:color w:val="1F497D"/>
-          <w:sz w:val="18"/>
-          <w:szCs w:val="18"/>
-        </w:rPr>
-        <w:t>•</w:t>
-      </w:r>
-      <w:r>
-        <w:rPr>
-          <w:rFonts w:ascii="Arial" w:hAnsi="Arial" w:cs="Arial"/>
-          <w:color w:val="1F497D"/>
-          <w:sz w:val="18"/>
-          <w:szCs w:val="18"/>
-        </w:rPr>
-        <w:tab/>
-        <w:t xml:space="preserve">The </w:t>
-      </w:r>
-      <w:r>
-        <w:rPr>
-          <w:rFonts w:ascii="Arial" w:hAnsi="Arial" w:cs="Arial"/>
-          <w:color w:val="1F497D"/>
-          <w:sz w:val="18"/>
-          <w:szCs w:val="18"/>
-        </w:rPr>
-        <w:t>app’s Maximise W</w:t>
-      </w:r>
-      <w:r>
-        <w:rPr>
-          <w:rFonts w:ascii="Arial" w:hAnsi="Arial" w:cs="Arial"/>
-          <w:color w:val="1F497D"/>
-          <w:sz w:val="18"/>
-          <w:szCs w:val="18"/>
-        </w:rPr>
-        <w:t>indow button now works correctly.</w:t>
+          <w:b/>
+          <w:bCs/>
+          <w:color w:val="1F497D"/>
+          <w:sz w:val="18"/>
+          <w:szCs w:val="18"/>
+        </w:rPr>
+      </w:pPr>
+      <w:r>
+        <w:rPr>
+          <w:rFonts w:ascii="Arial" w:hAnsi="Arial" w:cs="Arial"/>
+          <w:b/>
+          <w:bCs/>
+          <w:color w:val="1F497D"/>
+          <w:sz w:val="18"/>
+          <w:szCs w:val="18"/>
+        </w:rPr>
+        <w:t>Fixes</w:t>
       </w:r>
     </w:p>
     <w:p>
@@ -897,128 +849,113 @@
           <w:szCs w:val="18"/>
         </w:rPr>
       </w:pPr>
-    </w:p>
-    <w:p>
-      <w:pPr>
-        <w:tabs>
-          <w:tab w:val="left" w:pos="993"/>
-        </w:tabs>
-        <w:rPr>
-          <w:rFonts w:ascii="Arial" w:hAnsi="Arial" w:cs="Arial"/>
-          <w:color w:val="9CC2E5" w:themeColor="accent1" w:themeTint="99"/>
-          <w:sz w:val="16"/>
-          <w:szCs w:val="16"/>
-        </w:rPr>
-      </w:pPr>
-      <w:r>
-        <w:rPr>
-          <w:rFonts w:ascii="Arial" w:hAnsi="Arial" w:cs="Arial"/>
-          <w:b/>
-          <w:bCs/>
-          <w:color w:val="4472C4" w:themeColor="accent5"/>
-          <w:sz w:val="24"/>
-          <w:szCs w:val="24"/>
-        </w:rPr>
-        <w:t>v8.1.</w:t>
-      </w:r>
-      <w:r>
-        <w:rPr>
-          <w:rFonts w:ascii="Arial" w:hAnsi="Arial" w:cs="Arial"/>
-          <w:b/>
-          <w:bCs/>
-          <w:color w:val="4472C4" w:themeColor="accent5"/>
-          <w:sz w:val="24"/>
-          <w:szCs w:val="24"/>
-        </w:rPr>
-        <w:t>1</w:t>
-      </w:r>
-      <w:r>
-        <w:rPr>
-          <w:rFonts w:ascii="Arial" w:hAnsi="Arial" w:cs="Arial"/>
-          <w:b/>
-          <w:bCs/>
-          <w:color w:val="4472C4" w:themeColor="accent5"/>
-          <w:sz w:val="24"/>
-          <w:szCs w:val="24"/>
-        </w:rPr>
-        <w:t>4</w:t>
-      </w:r>
-      <w:r>
-        <w:rPr>
-          <w:rFonts w:ascii="Arial" w:hAnsi="Arial" w:cs="Arial"/>
-          <w:b/>
-          <w:bCs/>
-          <w:color w:val="4472C4" w:themeColor="accent5"/>
-          <w:sz w:val="24"/>
-          <w:szCs w:val="24"/>
+      <w:r>
+        <w:rPr>
+          <w:rFonts w:ascii="Arial" w:hAnsi="Arial" w:cs="Arial"/>
+          <w:color w:val="1F497D"/>
+          <w:sz w:val="18"/>
+          <w:szCs w:val="18"/>
+        </w:rPr>
+        <w:t>•</w:t>
+      </w:r>
+      <w:r>
+        <w:rPr>
+          <w:rFonts w:ascii="Arial" w:hAnsi="Arial" w:cs="Arial"/>
+          <w:color w:val="1F497D"/>
+          <w:sz w:val="18"/>
+          <w:szCs w:val="18"/>
         </w:rPr>
         <w:tab/>
       </w:r>
       <w:r>
         <w:rPr>
           <w:rFonts w:ascii="Arial" w:hAnsi="Arial" w:cs="Arial"/>
-          <w:b/>
-          <w:bCs/>
-          <w:color w:val="4472C4" w:themeColor="accent5"/>
-          <w:sz w:val="24"/>
-          <w:szCs w:val="24"/>
-        </w:rPr>
-        <w:t>01</w:t>
-      </w:r>
-      <w:r>
-        <w:rPr>
-          <w:rFonts w:ascii="Arial" w:hAnsi="Arial" w:cs="Arial"/>
-          <w:b/>
-          <w:bCs/>
-          <w:color w:val="4472C4" w:themeColor="accent5"/>
-          <w:sz w:val="24"/>
-          <w:szCs w:val="24"/>
-        </w:rPr>
-        <w:t>/</w:t>
-      </w:r>
-      <w:r>
-        <w:rPr>
-          <w:rFonts w:ascii="Arial" w:hAnsi="Arial" w:cs="Arial"/>
-          <w:b/>
-          <w:bCs/>
-          <w:color w:val="4472C4" w:themeColor="accent5"/>
-          <w:sz w:val="24"/>
-          <w:szCs w:val="24"/>
-        </w:rPr>
-        <w:t>0</w:t>
-      </w:r>
-      <w:r>
-        <w:rPr>
-          <w:rFonts w:ascii="Arial" w:hAnsi="Arial" w:cs="Arial"/>
-          <w:b/>
-          <w:bCs/>
-          <w:color w:val="4472C4" w:themeColor="accent5"/>
-          <w:sz w:val="24"/>
-          <w:szCs w:val="24"/>
-        </w:rPr>
-        <w:t>4</w:t>
-      </w:r>
-      <w:r>
-        <w:rPr>
-          <w:rFonts w:ascii="Arial" w:hAnsi="Arial" w:cs="Arial"/>
-          <w:b/>
-          <w:bCs/>
-          <w:color w:val="4472C4" w:themeColor="accent5"/>
-          <w:sz w:val="24"/>
-          <w:szCs w:val="24"/>
-        </w:rPr>
-        <w:t>/202</w:t>
-      </w:r>
-      <w:r>
-        <w:rPr>
-          <w:rFonts w:ascii="Arial" w:hAnsi="Arial" w:cs="Arial"/>
-          <w:b/>
-          <w:bCs/>
-          <w:color w:val="4472C4" w:themeColor="accent5"/>
-          <w:sz w:val="24"/>
-          <w:szCs w:val="24"/>
-        </w:rPr>
-        <w:t>6</w:t>
+          <w:color w:val="1F497D"/>
+          <w:sz w:val="18"/>
+          <w:szCs w:val="18"/>
+        </w:rPr>
+        <w:t xml:space="preserve">The data for </w:t>
+      </w:r>
+      <w:r>
+        <w:rPr>
+          <w:rFonts w:ascii="Arial" w:hAnsi="Arial" w:cs="Arial"/>
+          <w:color w:val="1F497D"/>
+          <w:sz w:val="18"/>
+          <w:szCs w:val="18"/>
+        </w:rPr>
+        <w:t>‘</w:t>
+      </w:r>
+      <w:r>
+        <w:rPr>
+          <w:rFonts w:ascii="Arial" w:hAnsi="Arial" w:cs="Arial"/>
+          <w:color w:val="1F497D"/>
+          <w:sz w:val="18"/>
+          <w:szCs w:val="18"/>
+        </w:rPr>
+        <w:t>e</w:t>
+      </w:r>
+      <w:r>
+        <w:rPr>
+          <w:rFonts w:ascii="Arial" w:hAnsi="Arial" w:cs="Arial"/>
+          <w:color w:val="1F497D"/>
+          <w:sz w:val="18"/>
+          <w:szCs w:val="18"/>
+        </w:rPr>
+        <w:t xml:space="preserve">mpty’ device slots are now set with </w:t>
+      </w:r>
+      <w:r>
+        <w:rPr>
+          <w:rFonts w:ascii="Arial" w:hAnsi="Arial" w:cs="Arial"/>
+          <w:color w:val="1F497D"/>
+          <w:sz w:val="18"/>
+          <w:szCs w:val="18"/>
+        </w:rPr>
+        <w:t>specified</w:t>
+      </w:r>
+      <w:r>
+        <w:rPr>
+          <w:rFonts w:ascii="Arial" w:hAnsi="Arial" w:cs="Arial"/>
+          <w:color w:val="1F497D"/>
+          <w:sz w:val="18"/>
+          <w:szCs w:val="18"/>
+        </w:rPr>
+        <w:t xml:space="preserve"> default values.  This</w:t>
+      </w:r>
+      <w:r>
+        <w:rPr>
+          <w:rFonts w:ascii="Arial" w:hAnsi="Arial" w:cs="Arial"/>
+          <w:color w:val="1F497D"/>
+          <w:sz w:val="18"/>
+          <w:szCs w:val="18"/>
+        </w:rPr>
+        <w:t xml:space="preserve"> is to correct </w:t>
+      </w:r>
+      <w:r>
+        <w:rPr>
+          <w:rFonts w:ascii="Arial" w:hAnsi="Arial" w:cs="Arial"/>
+          <w:color w:val="1F497D"/>
+          <w:sz w:val="18"/>
+          <w:szCs w:val="18"/>
+        </w:rPr>
+        <w:t xml:space="preserve">an issue where Apollo I/O units were </w:t>
+      </w:r>
+      <w:r>
+        <w:rPr>
+          <w:rFonts w:ascii="Arial" w:hAnsi="Arial" w:cs="Arial"/>
+          <w:color w:val="1F497D"/>
+          <w:sz w:val="18"/>
+          <w:szCs w:val="18"/>
+        </w:rPr>
+        <w:t xml:space="preserve">incorrectly </w:t>
+      </w:r>
+      <w:r>
+        <w:rPr>
+          <w:rFonts w:ascii="Arial" w:hAnsi="Arial" w:cs="Arial"/>
+          <w:color w:val="1F497D"/>
+          <w:sz w:val="18"/>
+          <w:szCs w:val="18"/>
+        </w:rPr>
+        <w:t>resetting on Silence.</w:t>
       </w:r>
     </w:p>
     <w:p>
@@ -1036,23 +973,46 @@
         <w:contextualSpacing/>
         <w:rPr>
           <w:rFonts w:ascii="Arial" w:hAnsi="Arial" w:cs="Arial"/>
-          <w:b/>
-          <w:bCs/>
-          <w:color w:val="1F497D"/>
-          <w:sz w:val="18"/>
-          <w:szCs w:val="18"/>
-        </w:rPr>
-      </w:pPr>
-      <w:r>
-        <w:rPr>
-          <w:rFonts w:ascii="Arial" w:hAnsi="Arial" w:cs="Arial"/>
-          <w:b/>
-          <w:bCs/>
-          <w:color w:val="1F497D"/>
-          <w:sz w:val="18"/>
-          <w:szCs w:val="18"/>
-        </w:rPr>
-        <w:t>Fixes</w:t>
+          <w:color w:val="1F497D"/>
+          <w:sz w:val="18"/>
+          <w:szCs w:val="18"/>
+        </w:rPr>
+      </w:pPr>
+      <w:r>
+        <w:rPr>
+          <w:rFonts w:ascii="Arial" w:hAnsi="Arial" w:cs="Arial"/>
+          <w:color w:val="1F497D"/>
+          <w:sz w:val="18"/>
+          <w:szCs w:val="18"/>
+        </w:rPr>
+        <w:t>•</w:t>
+      </w:r>
+      <w:r>
+        <w:rPr>
+          <w:rFonts w:ascii="Arial" w:hAnsi="Arial" w:cs="Arial"/>
+          <w:color w:val="1F497D"/>
+          <w:sz w:val="18"/>
+          <w:szCs w:val="18"/>
+        </w:rPr>
+        <w:tab/>
+      </w:r>
+      <w:r>
+        <w:rPr>
+          <w:rFonts w:ascii="Arial" w:hAnsi="Arial" w:cs="Arial"/>
+          <w:color w:val="1F497D"/>
+          <w:sz w:val="18"/>
+          <w:szCs w:val="18"/>
+        </w:rPr>
+        <w:t>The Site Details page was not showing recalibration or day/night times when reading from a config that was created by the old XFP tools</w:t>
+      </w:r>
+      <w:r>
+        <w:rPr>
+          <w:rFonts w:ascii="Arial" w:hAnsi="Arial" w:cs="Arial"/>
+          <w:color w:val="1F497D"/>
+          <w:sz w:val="18"/>
+          <w:szCs w:val="18"/>
+        </w:rPr>
+        <w:t>.</w:t>
       </w:r>
     </w:p>
     <w:p>
@@ -1075,113 +1035,106 @@
           <w:szCs w:val="18"/>
         </w:rPr>
       </w:pPr>
-      <w:r>
-        <w:rPr>
-          <w:rFonts w:ascii="Arial" w:hAnsi="Arial" w:cs="Arial"/>
-          <w:color w:val="1F497D"/>
-          <w:sz w:val="18"/>
-          <w:szCs w:val="18"/>
-        </w:rPr>
-        <w:t>•</w:t>
-      </w:r>
-      <w:r>
-        <w:rPr>
-          <w:rFonts w:ascii="Arial" w:hAnsi="Arial" w:cs="Arial"/>
-          <w:color w:val="1F497D"/>
-          <w:sz w:val="18"/>
-          <w:szCs w:val="18"/>
+    </w:p>
+    <w:p>
+      <w:pPr>
+        <w:tabs>
+          <w:tab w:val="left" w:pos="993"/>
+        </w:tabs>
+        <w:rPr>
+          <w:rFonts w:ascii="Arial" w:hAnsi="Arial" w:cs="Arial"/>
+          <w:color w:val="9CC2E5" w:themeColor="accent1" w:themeTint="99"/>
+          <w:sz w:val="16"/>
+          <w:szCs w:val="16"/>
+        </w:rPr>
+      </w:pPr>
+      <w:r>
+        <w:rPr>
+          <w:rFonts w:ascii="Arial" w:hAnsi="Arial" w:cs="Arial"/>
+          <w:b/>
+          <w:bCs/>
+          <w:color w:val="4472C4" w:themeColor="accent5"/>
+          <w:sz w:val="24"/>
+          <w:szCs w:val="24"/>
+        </w:rPr>
+        <w:t>v8.1.</w:t>
+      </w:r>
+      <w:r>
+        <w:rPr>
+          <w:rFonts w:ascii="Arial" w:hAnsi="Arial" w:cs="Arial"/>
+          <w:b/>
+          <w:bCs/>
+          <w:color w:val="4472C4" w:themeColor="accent5"/>
+          <w:sz w:val="24"/>
+          <w:szCs w:val="24"/>
+        </w:rPr>
+        <w:t>10</w:t>
+      </w:r>
+      <w:r>
+        <w:rPr>
+          <w:rFonts w:ascii="Arial" w:hAnsi="Arial" w:cs="Arial"/>
+          <w:b/>
+          <w:bCs/>
+          <w:color w:val="4472C4" w:themeColor="accent5"/>
+          <w:sz w:val="24"/>
+          <w:szCs w:val="24"/>
         </w:rPr>
         <w:tab/>
       </w:r>
       <w:r>
         <w:rPr>
           <w:rFonts w:ascii="Arial" w:hAnsi="Arial" w:cs="Arial"/>
-          <w:color w:val="1F497D"/>
-          <w:sz w:val="18"/>
-          <w:szCs w:val="18"/>
-        </w:rPr>
-        <w:t xml:space="preserve">The data for </w:t>
-      </w:r>
-      <w:r>
-        <w:rPr>
-          <w:rFonts w:ascii="Arial" w:hAnsi="Arial" w:cs="Arial"/>
-          <w:color w:val="1F497D"/>
-          <w:sz w:val="18"/>
-          <w:szCs w:val="18"/>
-        </w:rPr>
-        <w:t>‘</w:t>
-      </w:r>
-      <w:r>
-        <w:rPr>
-          <w:rFonts w:ascii="Arial" w:hAnsi="Arial" w:cs="Arial"/>
-          <w:color w:val="1F497D"/>
-          <w:sz w:val="18"/>
-          <w:szCs w:val="18"/>
-        </w:rPr>
-        <w:t>e</w:t>
-      </w:r>
-      <w:r>
-        <w:rPr>
-          <w:rFonts w:ascii="Arial" w:hAnsi="Arial" w:cs="Arial"/>
-          <w:color w:val="1F497D"/>
-          <w:sz w:val="18"/>
-          <w:szCs w:val="18"/>
-        </w:rPr>
-        <w:t xml:space="preserve">mpty’ device slots are now set with </w:t>
-      </w:r>
-      <w:r>
-        <w:rPr>
-          <w:rFonts w:ascii="Arial" w:hAnsi="Arial" w:cs="Arial"/>
-          <w:color w:val="1F497D"/>
-          <w:sz w:val="18"/>
-          <w:szCs w:val="18"/>
-        </w:rPr>
-        <w:t>specified</w:t>
-      </w:r>
-      <w:r>
-        <w:rPr>
-          <w:rFonts w:ascii="Arial" w:hAnsi="Arial" w:cs="Arial"/>
-          <w:color w:val="1F497D"/>
-          <w:sz w:val="18"/>
-          <w:szCs w:val="18"/>
-        </w:rPr>
-        <w:t xml:space="preserve"> default values.  This</w:t>
-      </w:r>
-      <w:r>
-        <w:rPr>
-          <w:rFonts w:ascii="Arial" w:hAnsi="Arial" w:cs="Arial"/>
-          <w:color w:val="1F497D"/>
-          <w:sz w:val="18"/>
-          <w:szCs w:val="18"/>
-        </w:rPr>
-        <w:t xml:space="preserve"> is to correct </w:t>
-      </w:r>
-      <w:r>
-        <w:rPr>
-          <w:rFonts w:ascii="Arial" w:hAnsi="Arial" w:cs="Arial"/>
-          <w:color w:val="1F497D"/>
-          <w:sz w:val="18"/>
-          <w:szCs w:val="18"/>
-        </w:rPr>
-        <w:t xml:space="preserve">an issue where Apollo I/O units were </w:t>
-      </w:r>
-      <w:r>
-        <w:rPr>
-          <w:rFonts w:ascii="Arial" w:hAnsi="Arial" w:cs="Arial"/>
-          <w:color w:val="1F497D"/>
-          <w:sz w:val="18"/>
-          <w:szCs w:val="18"/>
-        </w:rPr>
-        <w:t xml:space="preserve">incorrectly </w:t>
-      </w:r>
-      <w:r>
-        <w:rPr>
-          <w:rFonts w:ascii="Arial" w:hAnsi="Arial" w:cs="Arial"/>
-          <w:color w:val="1F497D"/>
-          <w:sz w:val="18"/>
-          <w:szCs w:val="18"/>
-        </w:rPr>
-        <w:t>resetting on Silence.</w:t>
+          <w:b/>
+          <w:bCs/>
+          <w:color w:val="4472C4" w:themeColor="accent5"/>
+          <w:sz w:val="24"/>
+          <w:szCs w:val="24"/>
+        </w:rPr>
+        <w:t>16</w:t>
+      </w:r>
+      <w:r>
+        <w:rPr>
+          <w:rFonts w:ascii="Arial" w:hAnsi="Arial" w:cs="Arial"/>
+          <w:b/>
+          <w:bCs/>
+          <w:color w:val="4472C4" w:themeColor="accent5"/>
+          <w:sz w:val="24"/>
+          <w:szCs w:val="24"/>
+        </w:rPr>
+        <w:t>/</w:t>
+      </w:r>
+      <w:r>
+        <w:rPr>
+          <w:rFonts w:ascii="Arial" w:hAnsi="Arial" w:cs="Arial"/>
+          <w:b/>
+          <w:bCs/>
+          <w:color w:val="4472C4" w:themeColor="accent5"/>
+          <w:sz w:val="24"/>
+          <w:szCs w:val="24"/>
+        </w:rPr>
+        <w:t>02</w:t>
+      </w:r>
+      <w:r>
+        <w:rPr>
+          <w:rFonts w:ascii="Arial" w:hAnsi="Arial" w:cs="Arial"/>
+          <w:b/>
+          <w:bCs/>
+          <w:color w:val="4472C4" w:themeColor="accent5"/>
+          <w:sz w:val="24"/>
+          <w:szCs w:val="24"/>
+        </w:rPr>
+        <w:t>/202</w:t>
+      </w:r>
+      <w:r>
+        <w:rPr>
+          <w:rFonts w:ascii="Arial" w:hAnsi="Arial" w:cs="Arial"/>
+          <w:b/>
+          <w:bCs/>
+          <w:color w:val="4472C4" w:themeColor="accent5"/>
+          <w:sz w:val="24"/>
+          <w:szCs w:val="24"/>
+        </w:rPr>
+        <w:t>6</w:t>
       </w:r>
     </w:p>
     <w:p>
@@ -1199,46 +1152,23 @@
         <w:contextualSpacing/>
         <w:rPr>
           <w:rFonts w:ascii="Arial" w:hAnsi="Arial" w:cs="Arial"/>
-          <w:color w:val="1F497D"/>
-          <w:sz w:val="18"/>
-          <w:szCs w:val="18"/>
-        </w:rPr>
-      </w:pPr>
-      <w:r>
-        <w:rPr>
-          <w:rFonts w:ascii="Arial" w:hAnsi="Arial" w:cs="Arial"/>
-          <w:color w:val="1F497D"/>
-          <w:sz w:val="18"/>
-          <w:szCs w:val="18"/>
-        </w:rPr>
-        <w:t>•</w:t>
-      </w:r>
-      <w:r>
-        <w:rPr>
-          <w:rFonts w:ascii="Arial" w:hAnsi="Arial" w:cs="Arial"/>
-          <w:color w:val="1F497D"/>
-          <w:sz w:val="18"/>
-          <w:szCs w:val="18"/>
-        </w:rPr>
-        <w:tab/>
-      </w:r>
-      <w:r>
-        <w:rPr>
-          <w:rFonts w:ascii="Arial" w:hAnsi="Arial" w:cs="Arial"/>
-          <w:color w:val="1F497D"/>
-          <w:sz w:val="18"/>
-          <w:szCs w:val="18"/>
-        </w:rPr>
-        <w:t>The Site Details page was not showing recalibration or day/night times when reading from a config that was created by the old XFP tools</w:t>
-      </w:r>
-      <w:r>
-        <w:rPr>
-          <w:rFonts w:ascii="Arial" w:hAnsi="Arial" w:cs="Arial"/>
-          <w:color w:val="1F497D"/>
-          <w:sz w:val="18"/>
-          <w:szCs w:val="18"/>
-        </w:rPr>
-        <w:t>.</w:t>
+          <w:b/>
+          <w:bCs/>
+          <w:color w:val="1F497D"/>
+          <w:sz w:val="18"/>
+          <w:szCs w:val="18"/>
+        </w:rPr>
+      </w:pPr>
+      <w:r>
+        <w:rPr>
+          <w:rFonts w:ascii="Arial" w:hAnsi="Arial" w:cs="Arial"/>
+          <w:b/>
+          <w:bCs/>
+          <w:color w:val="1F497D"/>
+          <w:sz w:val="18"/>
+          <w:szCs w:val="18"/>
+        </w:rPr>
+        <w:t>New features</w:t>
       </w:r>
     </w:p>
     <w:p>
@@ -1261,106 +1191,41 @@
           <w:szCs w:val="18"/>
         </w:rPr>
       </w:pPr>
-    </w:p>
-    <w:p>
-      <w:pPr>
-        <w:tabs>
-          <w:tab w:val="left" w:pos="993"/>
-        </w:tabs>
-        <w:rPr>
-          <w:rFonts w:ascii="Arial" w:hAnsi="Arial" w:cs="Arial"/>
-          <w:color w:val="9CC2E5" w:themeColor="accent1" w:themeTint="99"/>
-          <w:sz w:val="16"/>
-          <w:szCs w:val="16"/>
-        </w:rPr>
-      </w:pPr>
-      <w:r>
-        <w:rPr>
-          <w:rFonts w:ascii="Arial" w:hAnsi="Arial" w:cs="Arial"/>
-          <w:b/>
-          <w:bCs/>
-          <w:color w:val="4472C4" w:themeColor="accent5"/>
-          <w:sz w:val="24"/>
-          <w:szCs w:val="24"/>
-        </w:rPr>
-        <w:t>v8.1.</w:t>
-      </w:r>
-      <w:r>
-        <w:rPr>
-          <w:rFonts w:ascii="Arial" w:hAnsi="Arial" w:cs="Arial"/>
-          <w:b/>
-          <w:bCs/>
-          <w:color w:val="4472C4" w:themeColor="accent5"/>
-          <w:sz w:val="24"/>
-          <w:szCs w:val="24"/>
-        </w:rPr>
-        <w:t>10</w:t>
-      </w:r>
-      <w:r>
-        <w:rPr>
-          <w:rFonts w:ascii="Arial" w:hAnsi="Arial" w:cs="Arial"/>
-          <w:b/>
-          <w:bCs/>
-          <w:color w:val="4472C4" w:themeColor="accent5"/>
-          <w:sz w:val="24"/>
-          <w:szCs w:val="24"/>
+      <w:r>
+        <w:rPr>
+          <w:rFonts w:ascii="Arial" w:hAnsi="Arial" w:cs="Arial"/>
+          <w:color w:val="1F497D"/>
+          <w:sz w:val="18"/>
+          <w:szCs w:val="18"/>
+        </w:rPr>
+        <w:t>•</w:t>
+      </w:r>
+      <w:r>
+        <w:rPr>
+          <w:rFonts w:ascii="Arial" w:hAnsi="Arial" w:cs="Arial"/>
+          <w:color w:val="1F497D"/>
+          <w:sz w:val="18"/>
+          <w:szCs w:val="18"/>
         </w:rPr>
         <w:tab/>
       </w:r>
       <w:r>
         <w:rPr>
           <w:rFonts w:ascii="Arial" w:hAnsi="Arial" w:cs="Arial"/>
-          <w:b/>
-          <w:bCs/>
-          <w:color w:val="4472C4" w:themeColor="accent5"/>
-          <w:sz w:val="24"/>
-          <w:szCs w:val="24"/>
-        </w:rPr>
-        <w:t>16</w:t>
-      </w:r>
-      <w:r>
-        <w:rPr>
-          <w:rFonts w:ascii="Arial" w:hAnsi="Arial" w:cs="Arial"/>
-          <w:b/>
-          <w:bCs/>
-          <w:color w:val="4472C4" w:themeColor="accent5"/>
-          <w:sz w:val="24"/>
-          <w:szCs w:val="24"/>
-        </w:rPr>
-        <w:t>/</w:t>
-      </w:r>
-      <w:r>
-        <w:rPr>
-          <w:rFonts w:ascii="Arial" w:hAnsi="Arial" w:cs="Arial"/>
-          <w:b/>
-          <w:bCs/>
-          <w:color w:val="4472C4" w:themeColor="accent5"/>
-          <w:sz w:val="24"/>
-          <w:szCs w:val="24"/>
-        </w:rPr>
-        <w:t>02</w:t>
-      </w:r>
-      <w:r>
-        <w:rPr>
-          <w:rFonts w:ascii="Arial" w:hAnsi="Arial" w:cs="Arial"/>
-          <w:b/>
-          <w:bCs/>
-          <w:color w:val="4472C4" w:themeColor="accent5"/>
-          <w:sz w:val="24"/>
-          <w:szCs w:val="24"/>
-        </w:rPr>
-        <w:t>/202</w:t>
-      </w:r>
-      <w:r>
-        <w:rPr>
-          <w:rFonts w:ascii="Arial" w:hAnsi="Arial" w:cs="Arial"/>
-          <w:b/>
-          <w:bCs/>
-          <w:color w:val="4472C4" w:themeColor="accent5"/>
-          <w:sz w:val="24"/>
-          <w:szCs w:val="24"/>
-        </w:rPr>
-        <w:t>6</w:t>
+          <w:color w:val="1F497D"/>
+          <w:sz w:val="18"/>
+          <w:szCs w:val="18"/>
+        </w:rPr>
+        <w:t>Support for Spanish language has</w:t>
+      </w:r>
+      <w:r>
+        <w:rPr>
+          <w:rFonts w:ascii="Arial" w:hAnsi="Arial" w:cs="Arial"/>
+          <w:color w:val="1F497D"/>
+          <w:sz w:val="18"/>
+          <w:szCs w:val="18"/>
+        </w:rPr>
+        <w:t xml:space="preserve"> been added.</w:t>
       </w:r>
     </w:p>
     <w:p>
@@ -1378,23 +1243,111 @@
         <w:contextualSpacing/>
         <w:rPr>
           <w:rFonts w:ascii="Arial" w:hAnsi="Arial" w:cs="Arial"/>
-          <w:b/>
-          <w:bCs/>
-          <w:color w:val="1F497D"/>
-          <w:sz w:val="18"/>
-          <w:szCs w:val="18"/>
-        </w:rPr>
-      </w:pPr>
-      <w:r>
-        <w:rPr>
-          <w:rFonts w:ascii="Arial" w:hAnsi="Arial" w:cs="Arial"/>
-          <w:b/>
-          <w:bCs/>
-          <w:color w:val="1F497D"/>
-          <w:sz w:val="18"/>
-          <w:szCs w:val="18"/>
-        </w:rPr>
-        <w:t>New features</w:t>
+          <w:color w:val="1F497D"/>
+          <w:sz w:val="18"/>
+          <w:szCs w:val="18"/>
+        </w:rPr>
+      </w:pPr>
+    </w:p>
+    <w:p>
+      <w:pPr>
+        <w:tabs>
+          <w:tab w:val="left" w:pos="993"/>
+        </w:tabs>
+        <w:rPr>
+          <w:rFonts w:ascii="Arial" w:hAnsi="Arial" w:cs="Arial"/>
+          <w:color w:val="9CC2E5" w:themeColor="accent1" w:themeTint="99"/>
+          <w:sz w:val="16"/>
+          <w:szCs w:val="16"/>
+        </w:rPr>
+      </w:pPr>
+      <w:r>
+        <w:rPr>
+          <w:rFonts w:ascii="Arial" w:hAnsi="Arial" w:cs="Arial"/>
+          <w:b/>
+          <w:bCs/>
+          <w:color w:val="4472C4" w:themeColor="accent5"/>
+          <w:sz w:val="24"/>
+          <w:szCs w:val="24"/>
+        </w:rPr>
+        <w:t>v8.1.</w:t>
+      </w:r>
+      <w:r>
+        <w:rPr>
+          <w:rFonts w:ascii="Arial" w:hAnsi="Arial" w:cs="Arial"/>
+          <w:b/>
+          <w:bCs/>
+          <w:color w:val="4472C4" w:themeColor="accent5"/>
+          <w:sz w:val="24"/>
+          <w:szCs w:val="24"/>
+        </w:rPr>
+        <w:t>9</w:t>
+      </w:r>
+      <w:r>
+        <w:rPr>
+          <w:rFonts w:ascii="Arial" w:hAnsi="Arial" w:cs="Arial"/>
+          <w:b/>
+          <w:bCs/>
+          <w:color w:val="4472C4" w:themeColor="accent5"/>
+          <w:sz w:val="24"/>
+          <w:szCs w:val="24"/>
+        </w:rPr>
+        <w:tab/>
+      </w:r>
+      <w:r>
+        <w:rPr>
+          <w:rFonts w:ascii="Arial" w:hAnsi="Arial" w:cs="Arial"/>
+          <w:b/>
+          <w:bCs/>
+          <w:color w:val="4472C4" w:themeColor="accent5"/>
+          <w:sz w:val="24"/>
+          <w:szCs w:val="24"/>
+        </w:rPr>
+        <w:t>2</w:t>
+      </w:r>
+      <w:r>
+        <w:rPr>
+          <w:rFonts w:ascii="Arial" w:hAnsi="Arial" w:cs="Arial"/>
+          <w:b/>
+          <w:bCs/>
+          <w:color w:val="4472C4" w:themeColor="accent5"/>
+          <w:sz w:val="24"/>
+          <w:szCs w:val="24"/>
+        </w:rPr>
+        <w:t>4</w:t>
+      </w:r>
+      <w:r>
+        <w:rPr>
+          <w:rFonts w:ascii="Arial" w:hAnsi="Arial" w:cs="Arial"/>
+          <w:b/>
+          <w:bCs/>
+          <w:color w:val="4472C4" w:themeColor="accent5"/>
+          <w:sz w:val="24"/>
+          <w:szCs w:val="24"/>
+        </w:rPr>
+        <w:t>/</w:t>
+      </w:r>
+      <w:r>
+        <w:rPr>
+          <w:rFonts w:ascii="Arial" w:hAnsi="Arial" w:cs="Arial"/>
+          <w:b/>
+          <w:bCs/>
+          <w:color w:val="4472C4" w:themeColor="accent5"/>
+          <w:sz w:val="24"/>
+          <w:szCs w:val="24"/>
+        </w:rPr>
+        <w:t>12</w:t>
+      </w:r>
+      <w:r>
+        <w:rPr>
+          <w:rFonts w:ascii="Arial" w:hAnsi="Arial" w:cs="Arial"/>
+          <w:b/>
+          <w:bCs/>
+          <w:color w:val="4472C4" w:themeColor="accent5"/>
+          <w:sz w:val="24"/>
+          <w:szCs w:val="24"/>
+        </w:rPr>
+        <w:t>/2025</w:t>
       </w:r>
     </w:p>
     <w:p>
@@ -1412,46 +1365,23 @@
         <w:contextualSpacing/>
         <w:rPr>
           <w:rFonts w:ascii="Arial" w:hAnsi="Arial" w:cs="Arial"/>
-          <w:color w:val="1F497D"/>
-          <w:sz w:val="18"/>
-          <w:szCs w:val="18"/>
-        </w:rPr>
-      </w:pPr>
-      <w:r>
-        <w:rPr>
-          <w:rFonts w:ascii="Arial" w:hAnsi="Arial" w:cs="Arial"/>
-          <w:color w:val="1F497D"/>
-          <w:sz w:val="18"/>
-          <w:szCs w:val="18"/>
-        </w:rPr>
-        <w:t>•</w:t>
-      </w:r>
-      <w:r>
-        <w:rPr>
-          <w:rFonts w:ascii="Arial" w:hAnsi="Arial" w:cs="Arial"/>
-          <w:color w:val="1F497D"/>
-          <w:sz w:val="18"/>
-          <w:szCs w:val="18"/>
-        </w:rPr>
-        <w:tab/>
-      </w:r>
-      <w:r>
-        <w:rPr>
-          <w:rFonts w:ascii="Arial" w:hAnsi="Arial" w:cs="Arial"/>
-          <w:color w:val="1F497D"/>
-          <w:sz w:val="18"/>
-          <w:szCs w:val="18"/>
-        </w:rPr>
-        <w:t>Support for Spanish language has</w:t>
-      </w:r>
-      <w:r>
-        <w:rPr>
-          <w:rFonts w:ascii="Arial" w:hAnsi="Arial" w:cs="Arial"/>
-          <w:color w:val="1F497D"/>
-          <w:sz w:val="18"/>
-          <w:szCs w:val="18"/>
-        </w:rPr>
-        <w:t xml:space="preserve"> been added.</w:t>
+          <w:b/>
+          <w:bCs/>
+          <w:color w:val="1F497D"/>
+          <w:sz w:val="18"/>
+          <w:szCs w:val="18"/>
+        </w:rPr>
+      </w:pPr>
+      <w:r>
+        <w:rPr>
+          <w:rFonts w:ascii="Arial" w:hAnsi="Arial" w:cs="Arial"/>
+          <w:b/>
+          <w:bCs/>
+          <w:color w:val="1F497D"/>
+          <w:sz w:val="18"/>
+          <w:szCs w:val="18"/>
+        </w:rPr>
+        <w:t>New features</w:t>
       </w:r>
     </w:p>
     <w:p>
@@ -1474,106 +1404,24 @@
           <w:szCs w:val="18"/>
         </w:rPr>
       </w:pPr>
-    </w:p>
-    <w:p>
-      <w:pPr>
-        <w:tabs>
-          <w:tab w:val="left" w:pos="993"/>
-        </w:tabs>
-        <w:rPr>
-          <w:rFonts w:ascii="Arial" w:hAnsi="Arial" w:cs="Arial"/>
-          <w:color w:val="9CC2E5" w:themeColor="accent1" w:themeTint="99"/>
-          <w:sz w:val="16"/>
-          <w:szCs w:val="16"/>
-        </w:rPr>
-      </w:pPr>
-      <w:r>
-        <w:rPr>
-          <w:rFonts w:ascii="Arial" w:hAnsi="Arial" w:cs="Arial"/>
-          <w:b/>
-          <w:bCs/>
-          <w:color w:val="4472C4" w:themeColor="accent5"/>
-          <w:sz w:val="24"/>
-          <w:szCs w:val="24"/>
-        </w:rPr>
-        <w:t>v8.1.</w:t>
-      </w:r>
-      <w:r>
-        <w:rPr>
-          <w:rFonts w:ascii="Arial" w:hAnsi="Arial" w:cs="Arial"/>
-          <w:b/>
-          <w:bCs/>
-          <w:color w:val="4472C4" w:themeColor="accent5"/>
-          <w:sz w:val="24"/>
-          <w:szCs w:val="24"/>
-        </w:rPr>
-        <w:t>9</w:t>
-      </w:r>
-      <w:r>
-        <w:rPr>
-          <w:rFonts w:ascii="Arial" w:hAnsi="Arial" w:cs="Arial"/>
-          <w:b/>
-          <w:bCs/>
-          <w:color w:val="4472C4" w:themeColor="accent5"/>
-          <w:sz w:val="24"/>
-          <w:szCs w:val="24"/>
+      <w:r>
+        <w:rPr>
+          <w:rFonts w:ascii="Arial" w:hAnsi="Arial" w:cs="Arial"/>
+          <w:color w:val="1F497D"/>
+          <w:sz w:val="18"/>
+          <w:szCs w:val="18"/>
+        </w:rPr>
+        <w:t>•</w:t>
+      </w:r>
+      <w:r>
+        <w:rPr>
+          <w:rFonts w:ascii="Arial" w:hAnsi="Arial" w:cs="Arial"/>
+          <w:color w:val="1F497D"/>
+          <w:sz w:val="18"/>
+          <w:szCs w:val="18"/>
         </w:rPr>
         <w:tab/>
-      </w:r>
-      <w:r>
-        <w:rPr>
-          <w:rFonts w:ascii="Arial" w:hAnsi="Arial" w:cs="Arial"/>
-          <w:b/>
-          <w:bCs/>
-          <w:color w:val="4472C4" w:themeColor="accent5"/>
-          <w:sz w:val="24"/>
-          <w:szCs w:val="24"/>
-        </w:rPr>
-        <w:t>2</w:t>
-      </w:r>
-      <w:r>
-        <w:rPr>
-          <w:rFonts w:ascii="Arial" w:hAnsi="Arial" w:cs="Arial"/>
-          <w:b/>
-          <w:bCs/>
-          <w:color w:val="4472C4" w:themeColor="accent5"/>
-          <w:sz w:val="24"/>
-          <w:szCs w:val="24"/>
-        </w:rPr>
-        <w:t>4</w:t>
-      </w:r>
-      <w:r>
-        <w:rPr>
-          <w:rFonts w:ascii="Arial" w:hAnsi="Arial" w:cs="Arial"/>
-          <w:b/>
-          <w:bCs/>
-          <w:color w:val="4472C4" w:themeColor="accent5"/>
-          <w:sz w:val="24"/>
-          <w:szCs w:val="24"/>
-        </w:rPr>
-        <w:t>/</w:t>
-      </w:r>
-      <w:r>
-        <w:rPr>
-          <w:rFonts w:ascii="Arial" w:hAnsi="Arial" w:cs="Arial"/>
-          <w:b/>
-          <w:bCs/>
-          <w:color w:val="4472C4" w:themeColor="accent5"/>
-          <w:sz w:val="24"/>
-          <w:szCs w:val="24"/>
-        </w:rPr>
-        <w:t>12</w:t>
-      </w:r>
-      <w:r>
-        <w:rPr>
-          <w:rFonts w:ascii="Arial" w:hAnsi="Arial" w:cs="Arial"/>
-          <w:b/>
-          <w:bCs/>
-          <w:color w:val="4472C4" w:themeColor="accent5"/>
-          <w:sz w:val="24"/>
-          <w:szCs w:val="24"/>
-        </w:rPr>
-        <w:t>/2025</w:t>
+        <w:t>The new CAST Pro devices have been added.</w:t>
       </w:r>
     </w:p>
     <w:p>
@@ -1591,23 +1439,29 @@
         <w:contextualSpacing/>
         <w:rPr>
           <w:rFonts w:ascii="Arial" w:hAnsi="Arial" w:cs="Arial"/>
-          <w:b/>
-          <w:bCs/>
-          <w:color w:val="1F497D"/>
-          <w:sz w:val="18"/>
-          <w:szCs w:val="18"/>
-        </w:rPr>
-      </w:pPr>
-      <w:r>
-        <w:rPr>
-          <w:rFonts w:ascii="Arial" w:hAnsi="Arial" w:cs="Arial"/>
-          <w:b/>
-          <w:bCs/>
-          <w:color w:val="1F497D"/>
-          <w:sz w:val="18"/>
-          <w:szCs w:val="18"/>
-        </w:rPr>
-        <w:t>New features</w:t>
+          <w:color w:val="1F497D"/>
+          <w:sz w:val="18"/>
+          <w:szCs w:val="18"/>
+        </w:rPr>
+      </w:pPr>
+      <w:r>
+        <w:rPr>
+          <w:rFonts w:ascii="Arial" w:hAnsi="Arial" w:cs="Arial"/>
+          <w:color w:val="1F497D"/>
+          <w:sz w:val="18"/>
+          <w:szCs w:val="18"/>
+        </w:rPr>
+        <w:t>•</w:t>
+      </w:r>
+      <w:r>
+        <w:rPr>
+          <w:rFonts w:ascii="Arial" w:hAnsi="Arial" w:cs="Arial"/>
+          <w:color w:val="1F497D"/>
+          <w:sz w:val="18"/>
+          <w:szCs w:val="18"/>
+        </w:rPr>
+        <w:tab/>
+        <w:t>The facility to print the settings has been added.</w:t>
       </w:r>
     </w:p>
     <w:p>
@@ -1647,7 +1501,7 @@
           <w:szCs w:val="18"/>
         </w:rPr>
         <w:tab/>
-        <w:t>The new CAST Pro devices have been added.</w:t>
+        <w:t>Device day &amp; night modes are now always set to their default values when a device type is changed.</w:t>
       </w:r>
     </w:p>
     <w:p>
@@ -1687,7 +1541,7 @@
           <w:szCs w:val="18"/>
         </w:rPr>
         <w:tab/>
-        <w:t>The facility to print the settings has been added.</w:t>
+        <w:t>A newly-added second loop is now correctly filled with empty device slots and the device pages are updated correspondingly.</w:t>
       </w:r>
     </w:p>
     <w:p>
@@ -1727,7 +1581,16 @@
           <w:szCs w:val="18"/>
         </w:rPr>
         <w:tab/>
-        <w:t>Device day &amp; night modes are now always set to their default values when a device type is changed.</w:t>
+        <w:t>Envision support for Apollo systems</w:t>
+      </w:r>
+      <w:r>
+        <w:rPr>
+          <w:rFonts w:ascii="Arial" w:hAnsi="Arial" w:cs="Arial"/>
+          <w:color w:val="1F497D"/>
+          <w:sz w:val="18"/>
+          <w:szCs w:val="18"/>
+        </w:rPr>
+        <w:t>:</w:t>
       </w:r>
     </w:p>
     <w:p>
@@ -1757,17 +1620,49 @@
           <w:sz w:val="18"/>
           <w:szCs w:val="18"/>
         </w:rPr>
-        <w:t>•</w:t>
-      </w:r>
-      <w:r>
-        <w:rPr>
-          <w:rFonts w:ascii="Arial" w:hAnsi="Arial" w:cs="Arial"/>
-          <w:color w:val="1F497D"/>
-          <w:sz w:val="18"/>
-          <w:szCs w:val="18"/>
-        </w:rPr>
         <w:tab/>
-        <w:t>A newly-added second loop is now correctly filled with empty device slots and the device pages are updated correspondingly.</w:t>
+      </w:r>
+      <w:r>
+        <w:rPr>
+          <w:rFonts w:ascii="Arial" w:hAnsi="Arial" w:cs="Arial"/>
+          <w:i/>
+          <w:iCs/>
+          <w:color w:val="1F497D"/>
+          <w:sz w:val="18"/>
+          <w:szCs w:val="18"/>
+        </w:rPr>
+        <w:t>For this, device names and zone descriptions are prefixed with type codes and zone numbers respectively.  If not already prefixed, before uploading the user is asked whether the pane</w:t>
+      </w:r>
+      <w:r>
+        <w:rPr>
+          <w:rFonts w:ascii="Arial" w:hAnsi="Arial" w:cs="Arial"/>
+          <w:i/>
+          <w:iCs/>
+          <w:color w:val="1F497D"/>
+          <w:sz w:val="18"/>
+          <w:szCs w:val="18"/>
+        </w:rPr>
+        <w:t>l</w:t>
+      </w:r>
+      <w:r>
+        <w:rPr>
+          <w:rFonts w:ascii="Arial" w:hAnsi="Arial" w:cs="Arial"/>
+          <w:i/>
+          <w:iCs/>
+          <w:color w:val="1F497D"/>
+          <w:sz w:val="18"/>
+          <w:szCs w:val="18"/>
+        </w:rPr>
+        <w:t xml:space="preserve"> is for Envision and, if Yes, the prefixes are added.</w:t>
+      </w:r>
+      <w:r>
+        <w:rPr>
+          <w:rFonts w:ascii="Arial" w:hAnsi="Arial" w:cs="Arial"/>
+          <w:color w:val="1F497D"/>
+          <w:sz w:val="18"/>
+          <w:szCs w:val="18"/>
+        </w:rPr>
+        <w:br/>
       </w:r>
     </w:p>
     <w:p>
@@ -1785,38 +1680,23 @@
         <w:contextualSpacing/>
         <w:rPr>
           <w:rFonts w:ascii="Arial" w:hAnsi="Arial" w:cs="Arial"/>
-          <w:color w:val="1F497D"/>
-          <w:sz w:val="18"/>
-          <w:szCs w:val="18"/>
-        </w:rPr>
-      </w:pPr>
-      <w:r>
-        <w:rPr>
-          <w:rFonts w:ascii="Arial" w:hAnsi="Arial" w:cs="Arial"/>
-          <w:color w:val="1F497D"/>
-          <w:sz w:val="18"/>
-          <w:szCs w:val="18"/>
-        </w:rPr>
-        <w:t>•</w:t>
-      </w:r>
-      <w:r>
-        <w:rPr>
-          <w:rFonts w:ascii="Arial" w:hAnsi="Arial" w:cs="Arial"/>
-          <w:color w:val="1F497D"/>
-          <w:sz w:val="18"/>
-          <w:szCs w:val="18"/>
-        </w:rPr>
-        <w:tab/>
-        <w:t>Envision support for Apollo systems</w:t>
-      </w:r>
-      <w:r>
-        <w:rPr>
-          <w:rFonts w:ascii="Arial" w:hAnsi="Arial" w:cs="Arial"/>
-          <w:color w:val="1F497D"/>
-          <w:sz w:val="18"/>
-          <w:szCs w:val="18"/>
-        </w:rPr>
-        <w:t>:</w:t>
+          <w:b/>
+          <w:bCs/>
+          <w:color w:val="1F497D"/>
+          <w:sz w:val="18"/>
+          <w:szCs w:val="18"/>
+        </w:rPr>
+      </w:pPr>
+      <w:r>
+        <w:rPr>
+          <w:rFonts w:ascii="Arial" w:hAnsi="Arial" w:cs="Arial"/>
+          <w:b/>
+          <w:bCs/>
+          <w:color w:val="1F497D"/>
+          <w:sz w:val="18"/>
+          <w:szCs w:val="18"/>
+        </w:rPr>
+        <w:t>Fixes</w:t>
       </w:r>
     </w:p>
     <w:p>
@@ -1846,73 +1726,142 @@
           <w:sz w:val="18"/>
           <w:szCs w:val="18"/>
         </w:rPr>
+        <w:t>•</w:t>
+      </w:r>
+      <w:r>
+        <w:rPr>
+          <w:rFonts w:ascii="Arial" w:hAnsi="Arial" w:cs="Arial"/>
+          <w:color w:val="1F497D"/>
+          <w:sz w:val="18"/>
+          <w:szCs w:val="18"/>
+        </w:rPr>
         <w:tab/>
       </w:r>
       <w:r>
         <w:rPr>
           <w:rFonts w:ascii="Arial" w:hAnsi="Arial" w:cs="Arial"/>
-          <w:i/>
-          <w:iCs/>
-          <w:color w:val="1F497D"/>
-          <w:sz w:val="18"/>
-          <w:szCs w:val="18"/>
-        </w:rPr>
-        <w:t>For this, device names and zone descriptions are prefixed with type codes and zone numbers respectively.  If not already prefixed, before uploading the user is asked whether the pane</w:t>
-      </w:r>
-      <w:r>
-        <w:rPr>
-          <w:rFonts w:ascii="Arial" w:hAnsi="Arial" w:cs="Arial"/>
-          <w:i/>
-          <w:iCs/>
-          <w:color w:val="1F497D"/>
-          <w:sz w:val="18"/>
-          <w:szCs w:val="18"/>
-        </w:rPr>
-        <w:t>l</w:t>
-      </w:r>
-      <w:r>
-        <w:rPr>
-          <w:rFonts w:ascii="Arial" w:hAnsi="Arial" w:cs="Arial"/>
-          <w:i/>
-          <w:iCs/>
-          <w:color w:val="1F497D"/>
-          <w:sz w:val="18"/>
-          <w:szCs w:val="18"/>
-        </w:rPr>
-        <w:t xml:space="preserve"> is for Envision and, if </w:t>
-      </w:r>
-      <w:proofErr w:type="gramStart"/>
-      <w:r>
-        <w:rPr>
-          <w:rFonts w:ascii="Arial" w:hAnsi="Arial" w:cs="Arial"/>
-          <w:i/>
-          <w:iCs/>
-          <w:color w:val="1F497D"/>
-          <w:sz w:val="18"/>
-          <w:szCs w:val="18"/>
-        </w:rPr>
-        <w:t>Yes</w:t>
-      </w:r>
-      <w:proofErr w:type="gramEnd"/>
-      <w:r>
-        <w:rPr>
-          <w:rFonts w:ascii="Arial" w:hAnsi="Arial" w:cs="Arial"/>
-          <w:i/>
-          <w:iCs/>
-          <w:color w:val="1F497D"/>
-          <w:sz w:val="18"/>
-          <w:szCs w:val="18"/>
-        </w:rPr>
-        <w:t>, the prefixes are added.</w:t>
-      </w:r>
-      <w:r>
-        <w:rPr>
-          <w:rFonts w:ascii="Arial" w:hAnsi="Arial" w:cs="Arial"/>
-          <w:color w:val="1F497D"/>
-          <w:sz w:val="18"/>
-          <w:szCs w:val="18"/>
-        </w:rPr>
-        <w:br/>
+          <w:color w:val="1F497D"/>
+          <w:sz w:val="18"/>
+          <w:szCs w:val="18"/>
+        </w:rPr>
+        <w:t>Two faults that would cause the app to shut down have been corrected: s</w:t>
+      </w:r>
+      <w:r>
+        <w:rPr>
+          <w:rFonts w:ascii="Arial" w:hAnsi="Arial" w:cs="Arial"/>
+          <w:color w:val="1F497D"/>
+          <w:sz w:val="18"/>
+          <w:szCs w:val="18"/>
+        </w:rPr>
+        <w:t>end</w:t>
+      </w:r>
+      <w:r>
+        <w:rPr>
+          <w:rFonts w:ascii="Arial" w:hAnsi="Arial" w:cs="Arial"/>
+          <w:color w:val="1F497D"/>
+          <w:sz w:val="18"/>
+          <w:szCs w:val="18"/>
+        </w:rPr>
+        <w:t>ing</w:t>
+      </w:r>
+      <w:r>
+        <w:rPr>
+          <w:rFonts w:ascii="Arial" w:hAnsi="Arial" w:cs="Arial"/>
+          <w:color w:val="1F497D"/>
+          <w:sz w:val="18"/>
+          <w:szCs w:val="18"/>
+        </w:rPr>
+        <w:t xml:space="preserve"> </w:t>
+      </w:r>
+      <w:r>
+        <w:rPr>
+          <w:rFonts w:ascii="Arial" w:hAnsi="Arial" w:cs="Arial"/>
+          <w:color w:val="1F497D"/>
+          <w:sz w:val="18"/>
+          <w:szCs w:val="18"/>
+        </w:rPr>
+        <w:t>single-</w:t>
+      </w:r>
+      <w:r>
+        <w:rPr>
+          <w:rFonts w:ascii="Arial" w:hAnsi="Arial" w:cs="Arial"/>
+          <w:color w:val="1F497D"/>
+          <w:sz w:val="18"/>
+          <w:szCs w:val="18"/>
+        </w:rPr>
+        <w:t xml:space="preserve">loop </w:t>
+      </w:r>
+      <w:r>
+        <w:rPr>
+          <w:rFonts w:ascii="Arial" w:hAnsi="Arial" w:cs="Arial"/>
+          <w:color w:val="1F497D"/>
+          <w:sz w:val="18"/>
+          <w:szCs w:val="18"/>
+        </w:rPr>
+        <w:t>data to a</w:t>
+      </w:r>
+      <w:r>
+        <w:rPr>
+          <w:rFonts w:ascii="Arial" w:hAnsi="Arial" w:cs="Arial"/>
+          <w:color w:val="1F497D"/>
+          <w:sz w:val="18"/>
+          <w:szCs w:val="18"/>
+        </w:rPr>
+        <w:t xml:space="preserve"> 2-loop panel</w:t>
+      </w:r>
+      <w:r>
+        <w:rPr>
+          <w:rFonts w:ascii="Arial" w:hAnsi="Arial" w:cs="Arial"/>
+          <w:color w:val="1F497D"/>
+          <w:sz w:val="18"/>
+          <w:szCs w:val="18"/>
+        </w:rPr>
+        <w:t>,</w:t>
+      </w:r>
+      <w:r>
+        <w:rPr>
+          <w:rFonts w:ascii="Arial" w:hAnsi="Arial" w:cs="Arial"/>
+          <w:color w:val="1F497D"/>
+          <w:sz w:val="18"/>
+          <w:szCs w:val="18"/>
+        </w:rPr>
+        <w:t xml:space="preserve"> </w:t>
+      </w:r>
+      <w:r>
+        <w:rPr>
+          <w:rFonts w:ascii="Arial" w:hAnsi="Arial" w:cs="Arial"/>
+          <w:color w:val="1F497D"/>
+          <w:sz w:val="18"/>
+          <w:szCs w:val="18"/>
+        </w:rPr>
+        <w:t xml:space="preserve">and </w:t>
+      </w:r>
+      <w:r>
+        <w:rPr>
+          <w:rFonts w:ascii="Arial" w:hAnsi="Arial" w:cs="Arial"/>
+          <w:color w:val="1F497D"/>
+          <w:sz w:val="18"/>
+          <w:szCs w:val="18"/>
+        </w:rPr>
+        <w:t>opening a file wh</w:t>
+      </w:r>
+      <w:r>
+        <w:rPr>
+          <w:rFonts w:ascii="Arial" w:hAnsi="Arial" w:cs="Arial"/>
+          <w:color w:val="1F497D"/>
+          <w:sz w:val="18"/>
+          <w:szCs w:val="18"/>
+        </w:rPr>
+        <w:t xml:space="preserve">ich does not contain any panel numbers the same as the </w:t>
+      </w:r>
+      <w:r>
+        <w:rPr>
+          <w:rFonts w:ascii="Arial" w:hAnsi="Arial" w:cs="Arial"/>
+          <w:color w:val="1F497D"/>
+          <w:sz w:val="18"/>
+          <w:szCs w:val="18"/>
+        </w:rPr>
+        <w:t>current panel.</w:t>
       </w:r>
     </w:p>
     <w:p>
@@ -1930,23 +1879,64 @@
         <w:contextualSpacing/>
         <w:rPr>
           <w:rFonts w:ascii="Arial" w:hAnsi="Arial" w:cs="Arial"/>
-          <w:b/>
-          <w:bCs/>
-          <w:color w:val="1F497D"/>
-          <w:sz w:val="18"/>
-          <w:szCs w:val="18"/>
-        </w:rPr>
-      </w:pPr>
-      <w:r>
-        <w:rPr>
-          <w:rFonts w:ascii="Arial" w:hAnsi="Arial" w:cs="Arial"/>
-          <w:b/>
-          <w:bCs/>
-          <w:color w:val="1F497D"/>
-          <w:sz w:val="18"/>
-          <w:szCs w:val="18"/>
-        </w:rPr>
-        <w:t>Fixes</w:t>
+          <w:color w:val="1F497D"/>
+          <w:sz w:val="18"/>
+          <w:szCs w:val="18"/>
+        </w:rPr>
+      </w:pPr>
+      <w:r>
+        <w:rPr>
+          <w:rFonts w:ascii="Arial" w:hAnsi="Arial" w:cs="Arial"/>
+          <w:color w:val="1F497D"/>
+          <w:sz w:val="18"/>
+          <w:szCs w:val="18"/>
+        </w:rPr>
+        <w:t>•</w:t>
+      </w:r>
+      <w:r>
+        <w:rPr>
+          <w:rFonts w:ascii="Arial" w:hAnsi="Arial" w:cs="Arial"/>
+          <w:color w:val="1F497D"/>
+          <w:sz w:val="18"/>
+          <w:szCs w:val="18"/>
+        </w:rPr>
+        <w:tab/>
+      </w:r>
+      <w:r>
+        <w:rPr>
+          <w:rFonts w:ascii="Arial" w:hAnsi="Arial" w:cs="Arial"/>
+          <w:color w:val="1F497D"/>
+          <w:sz w:val="18"/>
+          <w:szCs w:val="18"/>
+        </w:rPr>
+        <w:t>The displaying of e</w:t>
+      </w:r>
+      <w:r>
+        <w:rPr>
+          <w:rFonts w:ascii="Arial" w:hAnsi="Arial" w:cs="Arial"/>
+          <w:color w:val="1F497D"/>
+          <w:sz w:val="18"/>
+          <w:szCs w:val="18"/>
+        </w:rPr>
+        <w:t xml:space="preserve">rror boxes on invalid items </w:t>
+      </w:r>
+      <w:r>
+        <w:rPr>
+          <w:rFonts w:ascii="Arial" w:hAnsi="Arial" w:cs="Arial"/>
+          <w:color w:val="1F497D"/>
+          <w:sz w:val="18"/>
+          <w:szCs w:val="18"/>
+        </w:rPr>
+        <w:t>has been made more consistent</w:t>
+      </w:r>
+      <w:r>
+        <w:rPr>
+          <w:rFonts w:ascii="Arial" w:hAnsi="Arial" w:cs="Arial"/>
+          <w:color w:val="1F497D"/>
+          <w:sz w:val="18"/>
+          <w:szCs w:val="18"/>
+        </w:rPr>
+        <w:t>.</w:t>
       </w:r>
     </w:p>
     <w:p>
@@ -1986,152 +1976,43 @@
           <w:szCs w:val="18"/>
         </w:rPr>
         <w:tab/>
-      </w:r>
-      <w:r>
-        <w:rPr>
-          <w:rFonts w:ascii="Arial" w:hAnsi="Arial" w:cs="Arial"/>
-          <w:color w:val="1F497D"/>
-          <w:sz w:val="18"/>
-          <w:szCs w:val="18"/>
-        </w:rPr>
-        <w:t>Two faults that would cause the app to shut down have been corrected: s</w:t>
-      </w:r>
-      <w:r>
-        <w:rPr>
-          <w:rFonts w:ascii="Arial" w:hAnsi="Arial" w:cs="Arial"/>
-          <w:color w:val="1F497D"/>
-          <w:sz w:val="18"/>
-          <w:szCs w:val="18"/>
-        </w:rPr>
-        <w:t>end</w:t>
-      </w:r>
-      <w:r>
-        <w:rPr>
-          <w:rFonts w:ascii="Arial" w:hAnsi="Arial" w:cs="Arial"/>
-          <w:color w:val="1F497D"/>
-          <w:sz w:val="18"/>
-          <w:szCs w:val="18"/>
-        </w:rPr>
-        <w:t>ing</w:t>
-      </w:r>
-      <w:r>
-        <w:rPr>
-          <w:rFonts w:ascii="Arial" w:hAnsi="Arial" w:cs="Arial"/>
-          <w:color w:val="1F497D"/>
-          <w:sz w:val="18"/>
-          <w:szCs w:val="18"/>
-        </w:rPr>
-        <w:t xml:space="preserve"> </w:t>
-      </w:r>
-      <w:r>
-        <w:rPr>
-          <w:rFonts w:ascii="Arial" w:hAnsi="Arial" w:cs="Arial"/>
-          <w:color w:val="1F497D"/>
-          <w:sz w:val="18"/>
-          <w:szCs w:val="18"/>
-        </w:rPr>
-        <w:t>single-</w:t>
-      </w:r>
-      <w:r>
-        <w:rPr>
-          <w:rFonts w:ascii="Arial" w:hAnsi="Arial" w:cs="Arial"/>
-          <w:color w:val="1F497D"/>
-          <w:sz w:val="18"/>
-          <w:szCs w:val="18"/>
-        </w:rPr>
-        <w:t xml:space="preserve">loop </w:t>
-      </w:r>
-      <w:r>
-        <w:rPr>
-          <w:rFonts w:ascii="Arial" w:hAnsi="Arial" w:cs="Arial"/>
-          <w:color w:val="1F497D"/>
-          <w:sz w:val="18"/>
-          <w:szCs w:val="18"/>
-        </w:rPr>
-        <w:t>data to a</w:t>
-      </w:r>
-      <w:r>
-        <w:rPr>
-          <w:rFonts w:ascii="Arial" w:hAnsi="Arial" w:cs="Arial"/>
-          <w:color w:val="1F497D"/>
-          <w:sz w:val="18"/>
-          <w:szCs w:val="18"/>
-        </w:rPr>
-        <w:t xml:space="preserve"> 2-loop </w:t>
-      </w:r>
-      <w:proofErr w:type="gramStart"/>
-      <w:r>
-        <w:rPr>
-          <w:rFonts w:ascii="Arial" w:hAnsi="Arial" w:cs="Arial"/>
-          <w:color w:val="1F497D"/>
-          <w:sz w:val="18"/>
-          <w:szCs w:val="18"/>
-        </w:rPr>
-        <w:t>panel</w:t>
-      </w:r>
-      <w:r>
-        <w:rPr>
-          <w:rFonts w:ascii="Arial" w:hAnsi="Arial" w:cs="Arial"/>
-          <w:color w:val="1F497D"/>
-          <w:sz w:val="18"/>
-          <w:szCs w:val="18"/>
-        </w:rPr>
-        <w:t>,</w:t>
-      </w:r>
-      <w:r>
-        <w:rPr>
-          <w:rFonts w:ascii="Arial" w:hAnsi="Arial" w:cs="Arial"/>
-          <w:color w:val="1F497D"/>
-          <w:sz w:val="18"/>
-          <w:szCs w:val="18"/>
-        </w:rPr>
-        <w:t xml:space="preserve"> </w:t>
-      </w:r>
-      <w:r>
-        <w:rPr>
-          <w:rFonts w:ascii="Arial" w:hAnsi="Arial" w:cs="Arial"/>
-          <w:color w:val="1F497D"/>
-          <w:sz w:val="18"/>
-          <w:szCs w:val="18"/>
-        </w:rPr>
-        <w:t>and</w:t>
-      </w:r>
-      <w:proofErr w:type="gramEnd"/>
-      <w:r>
-        <w:rPr>
-          <w:rFonts w:ascii="Arial" w:hAnsi="Arial" w:cs="Arial"/>
-          <w:color w:val="1F497D"/>
-          <w:sz w:val="18"/>
-          <w:szCs w:val="18"/>
-        </w:rPr>
-        <w:t xml:space="preserve"> </w:t>
-      </w:r>
-      <w:r>
-        <w:rPr>
-          <w:rFonts w:ascii="Arial" w:hAnsi="Arial" w:cs="Arial"/>
-          <w:color w:val="1F497D"/>
-          <w:sz w:val="18"/>
-          <w:szCs w:val="18"/>
-        </w:rPr>
-        <w:t>opening a file wh</w:t>
-      </w:r>
-      <w:r>
-        <w:rPr>
-          <w:rFonts w:ascii="Arial" w:hAnsi="Arial" w:cs="Arial"/>
-          <w:color w:val="1F497D"/>
-          <w:sz w:val="18"/>
-          <w:szCs w:val="18"/>
-        </w:rPr>
-        <w:t xml:space="preserve">ich does not contain any panel numbers the same as the </w:t>
-      </w:r>
-      <w:r>
-        <w:rPr>
-          <w:rFonts w:ascii="Arial" w:hAnsi="Arial" w:cs="Arial"/>
-          <w:color w:val="1F497D"/>
-          <w:sz w:val="18"/>
-          <w:szCs w:val="18"/>
-        </w:rPr>
-        <w:t>current panel.</w:t>
+        <w:t xml:space="preserve">The Validation Window no longer </w:t>
+      </w:r>
+      <w:r>
+        <w:rPr>
+          <w:rFonts w:ascii="Arial" w:hAnsi="Arial" w:cs="Arial"/>
+          <w:color w:val="1F497D"/>
+          <w:sz w:val="18"/>
+          <w:szCs w:val="18"/>
+        </w:rPr>
+        <w:t>indicate</w:t>
+      </w:r>
+      <w:r>
+        <w:rPr>
+          <w:rFonts w:ascii="Arial" w:hAnsi="Arial" w:cs="Arial"/>
+          <w:color w:val="1F497D"/>
+          <w:sz w:val="18"/>
+          <w:szCs w:val="18"/>
+        </w:rPr>
+        <w:t xml:space="preserve">s Loop 2 for </w:t>
+      </w:r>
+      <w:r>
+        <w:rPr>
+          <w:rFonts w:ascii="Arial" w:hAnsi="Arial" w:cs="Arial"/>
+          <w:color w:val="1F497D"/>
+          <w:sz w:val="18"/>
+          <w:szCs w:val="18"/>
+        </w:rPr>
+        <w:t xml:space="preserve">a </w:t>
+      </w:r>
+      <w:r>
+        <w:rPr>
+          <w:rFonts w:ascii="Arial" w:hAnsi="Arial" w:cs="Arial"/>
+          <w:color w:val="1F497D"/>
+          <w:sz w:val="18"/>
+          <w:szCs w:val="18"/>
+        </w:rPr>
+        <w:t>single-loop panel.</w:t>
       </w:r>
     </w:p>
     <w:p>
@@ -2179,25 +2060,25 @@
           <w:sz w:val="18"/>
           <w:szCs w:val="18"/>
         </w:rPr>
-        <w:t>The displaying of e</w:t>
-      </w:r>
-      <w:r>
-        <w:rPr>
-          <w:rFonts w:ascii="Arial" w:hAnsi="Arial" w:cs="Arial"/>
-          <w:color w:val="1F497D"/>
-          <w:sz w:val="18"/>
-          <w:szCs w:val="18"/>
-        </w:rPr>
-        <w:t xml:space="preserve">rror boxes on invalid items </w:t>
-      </w:r>
-      <w:r>
-        <w:rPr>
-          <w:rFonts w:ascii="Arial" w:hAnsi="Arial" w:cs="Arial"/>
-          <w:color w:val="1F497D"/>
-          <w:sz w:val="18"/>
-          <w:szCs w:val="18"/>
-        </w:rPr>
-        <w:t>has been made more consistent</w:t>
+        <w:t xml:space="preserve">On the </w:t>
+      </w:r>
+      <w:r>
+        <w:rPr>
+          <w:rFonts w:ascii="Arial" w:hAnsi="Arial" w:cs="Arial"/>
+          <w:color w:val="1F497D"/>
+          <w:sz w:val="18"/>
+          <w:szCs w:val="18"/>
+        </w:rPr>
+        <w:t>Causes &amp; Effects page</w:t>
+      </w:r>
+      <w:r>
+        <w:rPr>
+          <w:rFonts w:ascii="Arial" w:hAnsi="Arial" w:cs="Arial"/>
+          <w:color w:val="1F497D"/>
+          <w:sz w:val="18"/>
+          <w:szCs w:val="18"/>
+        </w:rPr>
+        <w:t>, data that has been read from a file is now updated correctly on all lines</w:t>
       </w:r>
       <w:r>
         <w:rPr>
@@ -2229,60 +2110,95 @@
           <w:szCs w:val="18"/>
         </w:rPr>
       </w:pPr>
-      <w:r>
-        <w:rPr>
-          <w:rFonts w:ascii="Arial" w:hAnsi="Arial" w:cs="Arial"/>
-          <w:color w:val="1F497D"/>
-          <w:sz w:val="18"/>
-          <w:szCs w:val="18"/>
-        </w:rPr>
-        <w:t>•</w:t>
-      </w:r>
-      <w:r>
-        <w:rPr>
-          <w:rFonts w:ascii="Arial" w:hAnsi="Arial" w:cs="Arial"/>
-          <w:color w:val="1F497D"/>
-          <w:sz w:val="18"/>
-          <w:szCs w:val="18"/>
+    </w:p>
+    <w:p>
+      <w:pPr>
+        <w:tabs>
+          <w:tab w:val="left" w:pos="993"/>
+        </w:tabs>
+        <w:rPr>
+          <w:rFonts w:ascii="Arial" w:hAnsi="Arial" w:cs="Arial"/>
+          <w:color w:val="9CC2E5" w:themeColor="accent1" w:themeTint="99"/>
+          <w:sz w:val="16"/>
+          <w:szCs w:val="16"/>
+        </w:rPr>
+      </w:pPr>
+      <w:r>
+        <w:rPr>
+          <w:rFonts w:ascii="Arial" w:hAnsi="Arial" w:cs="Arial"/>
+          <w:b/>
+          <w:bCs/>
+          <w:color w:val="4472C4" w:themeColor="accent5"/>
+          <w:sz w:val="24"/>
+          <w:szCs w:val="24"/>
+        </w:rPr>
+        <w:t>v8.1.</w:t>
+      </w:r>
+      <w:r>
+        <w:rPr>
+          <w:rFonts w:ascii="Arial" w:hAnsi="Arial" w:cs="Arial"/>
+          <w:b/>
+          <w:bCs/>
+          <w:color w:val="4472C4" w:themeColor="accent5"/>
+          <w:sz w:val="24"/>
+          <w:szCs w:val="24"/>
+        </w:rPr>
+        <w:t>8</w:t>
+      </w:r>
+      <w:r>
+        <w:rPr>
+          <w:rFonts w:ascii="Arial" w:hAnsi="Arial" w:cs="Arial"/>
+          <w:b/>
+          <w:bCs/>
+          <w:color w:val="4472C4" w:themeColor="accent5"/>
+          <w:sz w:val="24"/>
+          <w:szCs w:val="24"/>
         </w:rPr>
         <w:tab/>
-        <w:t xml:space="preserve">The Validation Window no longer </w:t>
-      </w:r>
-      <w:r>
-        <w:rPr>
-          <w:rFonts w:ascii="Arial" w:hAnsi="Arial" w:cs="Arial"/>
-          <w:color w:val="1F497D"/>
-          <w:sz w:val="18"/>
-          <w:szCs w:val="18"/>
-        </w:rPr>
-        <w:t>indicate</w:t>
-      </w:r>
-      <w:r>
-        <w:rPr>
-          <w:rFonts w:ascii="Arial" w:hAnsi="Arial" w:cs="Arial"/>
-          <w:color w:val="1F497D"/>
-          <w:sz w:val="18"/>
-          <w:szCs w:val="18"/>
-        </w:rPr>
-        <w:t xml:space="preserve">s Loop 2 for </w:t>
-      </w:r>
-      <w:r>
-        <w:rPr>
-          <w:rFonts w:ascii="Arial" w:hAnsi="Arial" w:cs="Arial"/>
-          <w:color w:val="1F497D"/>
-          <w:sz w:val="18"/>
-          <w:szCs w:val="18"/>
-        </w:rPr>
-        <w:t xml:space="preserve">a </w:t>
-      </w:r>
-      <w:r>
-        <w:rPr>
-          <w:rFonts w:ascii="Arial" w:hAnsi="Arial" w:cs="Arial"/>
-          <w:color w:val="1F497D"/>
-          <w:sz w:val="18"/>
-          <w:szCs w:val="18"/>
-        </w:rPr>
-        <w:t>single-loop panel.</w:t>
+      </w:r>
+      <w:r>
+        <w:rPr>
+          <w:rFonts w:ascii="Arial" w:hAnsi="Arial" w:cs="Arial"/>
+          <w:b/>
+          <w:bCs/>
+          <w:color w:val="4472C4" w:themeColor="accent5"/>
+          <w:sz w:val="24"/>
+          <w:szCs w:val="24"/>
+        </w:rPr>
+        <w:t>26</w:t>
+      </w:r>
+      <w:r>
+        <w:rPr>
+          <w:rFonts w:ascii="Arial" w:hAnsi="Arial" w:cs="Arial"/>
+          <w:b/>
+          <w:bCs/>
+          <w:color w:val="4472C4" w:themeColor="accent5"/>
+          <w:sz w:val="24"/>
+          <w:szCs w:val="24"/>
+        </w:rPr>
+        <w:t>/</w:t>
+      </w:r>
+      <w:r>
+        <w:rPr>
+          <w:rFonts w:ascii="Arial" w:hAnsi="Arial" w:cs="Arial"/>
+          <w:b/>
+          <w:bCs/>
+          <w:color w:val="4472C4" w:themeColor="accent5"/>
+          <w:sz w:val="24"/>
+          <w:szCs w:val="24"/>
+        </w:rPr>
+        <w:t>09</w:t>
+      </w:r>
+      <w:r>
+        <w:rPr>
+          <w:rFonts w:ascii="Arial" w:hAnsi="Arial" w:cs="Arial"/>
+          <w:b/>
+          <w:bCs/>
+          <w:color w:val="4472C4" w:themeColor="accent5"/>
+          <w:sz w:val="24"/>
+          <w:szCs w:val="24"/>
+        </w:rPr>
+        <w:t>/2025</w:t>
       </w:r>
     </w:p>
     <w:p>
@@ -2312,7 +2228,7 @@
           <w:sz w:val="18"/>
           <w:szCs w:val="18"/>
         </w:rPr>
-        <w:t>•</w:t>
+        <w:t>-</w:t>
       </w:r>
       <w:r>
         <w:rPr>
@@ -2330,25 +2246,79 @@
           <w:sz w:val="18"/>
           <w:szCs w:val="18"/>
         </w:rPr>
-        <w:t xml:space="preserve">On the </w:t>
-      </w:r>
-      <w:r>
-        <w:rPr>
-          <w:rFonts w:ascii="Arial" w:hAnsi="Arial" w:cs="Arial"/>
-          <w:color w:val="1F497D"/>
-          <w:sz w:val="18"/>
-          <w:szCs w:val="18"/>
-        </w:rPr>
-        <w:t>Causes &amp; Effects page</w:t>
-      </w:r>
-      <w:r>
-        <w:rPr>
-          <w:rFonts w:ascii="Arial" w:hAnsi="Arial" w:cs="Arial"/>
-          <w:color w:val="1F497D"/>
-          <w:sz w:val="18"/>
-          <w:szCs w:val="18"/>
-        </w:rPr>
-        <w:t>, data that has been read from a file is now updated correctly on all lines</w:t>
+        <w:t>Correction:</w:t>
+      </w:r>
+      <w:r>
+        <w:rPr>
+          <w:rFonts w:ascii="Arial" w:hAnsi="Arial" w:cs="Arial"/>
+          <w:color w:val="1F497D"/>
+          <w:sz w:val="18"/>
+          <w:szCs w:val="18"/>
+        </w:rPr>
+        <w:t xml:space="preserve"> device I/O configuration </w:t>
+      </w:r>
+      <w:r>
+        <w:rPr>
+          <w:rFonts w:ascii="Arial" w:hAnsi="Arial" w:cs="Arial"/>
+          <w:color w:val="1F497D"/>
+          <w:sz w:val="18"/>
+          <w:szCs w:val="18"/>
+        </w:rPr>
+        <w:t xml:space="preserve">item </w:t>
+      </w:r>
+      <w:r>
+        <w:rPr>
+          <w:rFonts w:ascii="Arial" w:hAnsi="Arial" w:cs="Arial"/>
+          <w:color w:val="1F497D"/>
+          <w:sz w:val="18"/>
+          <w:szCs w:val="18"/>
+        </w:rPr>
+        <w:t>description</w:t>
+      </w:r>
+      <w:r>
+        <w:rPr>
+          <w:rFonts w:ascii="Arial" w:hAnsi="Arial" w:cs="Arial"/>
+          <w:color w:val="1F497D"/>
+          <w:sz w:val="18"/>
+          <w:szCs w:val="18"/>
+        </w:rPr>
+        <w:t xml:space="preserve"> edit</w:t>
+      </w:r>
+      <w:r>
+        <w:rPr>
+          <w:rFonts w:ascii="Arial" w:hAnsi="Arial" w:cs="Arial"/>
+          <w:color w:val="1F497D"/>
+          <w:sz w:val="18"/>
+          <w:szCs w:val="18"/>
+        </w:rPr>
+        <w:t xml:space="preserve">s </w:t>
+      </w:r>
+      <w:r>
+        <w:rPr>
+          <w:rFonts w:ascii="Arial" w:hAnsi="Arial" w:cs="Arial"/>
+          <w:color w:val="1F497D"/>
+          <w:sz w:val="18"/>
+          <w:szCs w:val="18"/>
+        </w:rPr>
+        <w:t xml:space="preserve">have been corrected so that </w:t>
+      </w:r>
+      <w:r>
+        <w:rPr>
+          <w:rFonts w:ascii="Arial" w:hAnsi="Arial" w:cs="Arial"/>
+          <w:color w:val="1F497D"/>
+          <w:sz w:val="18"/>
+          <w:szCs w:val="18"/>
+        </w:rPr>
+        <w:t>descriptions and/or device names on other devices</w:t>
+      </w:r>
+      <w:r>
+        <w:rPr>
+          <w:rFonts w:ascii="Arial" w:hAnsi="Arial" w:cs="Arial"/>
+          <w:color w:val="1F497D"/>
+          <w:sz w:val="18"/>
+          <w:szCs w:val="18"/>
+        </w:rPr>
+        <w:t xml:space="preserve"> are not affected</w:t>
       </w:r>
       <w:r>
         <w:rPr>
@@ -2380,95 +2350,51 @@
           <w:szCs w:val="18"/>
         </w:rPr>
       </w:pPr>
-    </w:p>
-    <w:p>
-      <w:pPr>
-        <w:tabs>
-          <w:tab w:val="left" w:pos="993"/>
-        </w:tabs>
-        <w:rPr>
-          <w:rFonts w:ascii="Arial" w:hAnsi="Arial" w:cs="Arial"/>
-          <w:color w:val="9CC2E5" w:themeColor="accent1" w:themeTint="99"/>
-          <w:sz w:val="16"/>
-          <w:szCs w:val="16"/>
-        </w:rPr>
-      </w:pPr>
-      <w:r>
-        <w:rPr>
-          <w:rFonts w:ascii="Arial" w:hAnsi="Arial" w:cs="Arial"/>
-          <w:b/>
-          <w:bCs/>
-          <w:color w:val="4472C4" w:themeColor="accent5"/>
-          <w:sz w:val="24"/>
-          <w:szCs w:val="24"/>
-        </w:rPr>
-        <w:t>v8.1.</w:t>
-      </w:r>
-      <w:r>
-        <w:rPr>
-          <w:rFonts w:ascii="Arial" w:hAnsi="Arial" w:cs="Arial"/>
-          <w:b/>
-          <w:bCs/>
-          <w:color w:val="4472C4" w:themeColor="accent5"/>
-          <w:sz w:val="24"/>
-          <w:szCs w:val="24"/>
-        </w:rPr>
-        <w:t>8</w:t>
-      </w:r>
-      <w:r>
-        <w:rPr>
-          <w:rFonts w:ascii="Arial" w:hAnsi="Arial" w:cs="Arial"/>
-          <w:b/>
-          <w:bCs/>
-          <w:color w:val="4472C4" w:themeColor="accent5"/>
-          <w:sz w:val="24"/>
-          <w:szCs w:val="24"/>
+      <w:r>
+        <w:rPr>
+          <w:rFonts w:ascii="Arial" w:hAnsi="Arial" w:cs="Arial"/>
+          <w:color w:val="1F497D"/>
+          <w:sz w:val="18"/>
+          <w:szCs w:val="18"/>
+        </w:rPr>
+        <w:t>-</w:t>
+      </w:r>
+      <w:r>
+        <w:rPr>
+          <w:rFonts w:ascii="Arial" w:hAnsi="Arial" w:cs="Arial"/>
+          <w:color w:val="1F497D"/>
+          <w:sz w:val="18"/>
+          <w:szCs w:val="18"/>
         </w:rPr>
         <w:tab/>
-      </w:r>
-      <w:r>
-        <w:rPr>
-          <w:rFonts w:ascii="Arial" w:hAnsi="Arial" w:cs="Arial"/>
-          <w:b/>
-          <w:bCs/>
-          <w:color w:val="4472C4" w:themeColor="accent5"/>
-          <w:sz w:val="24"/>
-          <w:szCs w:val="24"/>
-        </w:rPr>
-        <w:t>26</w:t>
-      </w:r>
-      <w:r>
-        <w:rPr>
-          <w:rFonts w:ascii="Arial" w:hAnsi="Arial" w:cs="Arial"/>
-          <w:b/>
-          <w:bCs/>
-          <w:color w:val="4472C4" w:themeColor="accent5"/>
-          <w:sz w:val="24"/>
-          <w:szCs w:val="24"/>
-        </w:rPr>
-        <w:t>/</w:t>
-      </w:r>
-      <w:r>
-        <w:rPr>
-          <w:rFonts w:ascii="Arial" w:hAnsi="Arial" w:cs="Arial"/>
-          <w:b/>
-          <w:bCs/>
-          <w:color w:val="4472C4" w:themeColor="accent5"/>
-          <w:sz w:val="24"/>
-          <w:szCs w:val="24"/>
-        </w:rPr>
-        <w:t>09</w:t>
-      </w:r>
-      <w:r>
-        <w:rPr>
-          <w:rFonts w:ascii="Arial" w:hAnsi="Arial" w:cs="Arial"/>
-          <w:b/>
-          <w:bCs/>
-          <w:color w:val="4472C4" w:themeColor="accent5"/>
-          <w:sz w:val="24"/>
-          <w:szCs w:val="24"/>
-        </w:rPr>
-        <w:t>/2025</w:t>
+        <w:t>Correction:</w:t>
+      </w:r>
+      <w:r>
+        <w:rPr>
+          <w:rFonts w:ascii="Arial" w:hAnsi="Arial" w:cs="Arial"/>
+          <w:color w:val="1F497D"/>
+          <w:sz w:val="18"/>
+          <w:szCs w:val="18"/>
+        </w:rPr>
+        <w:t xml:space="preserve"> the Add Second Loop option for single-loop panels</w:t>
+      </w:r>
+      <w:r>
+        <w:rPr>
+          <w:rFonts w:ascii="Arial" w:hAnsi="Arial" w:cs="Arial"/>
+          <w:color w:val="1F497D"/>
+          <w:sz w:val="18"/>
+          <w:szCs w:val="18"/>
+        </w:rPr>
+        <w:t xml:space="preserve"> now ensures that the</w:t>
+      </w:r>
+      <w:r>
+        <w:rPr>
+          <w:rFonts w:ascii="Arial" w:hAnsi="Arial" w:cs="Arial"/>
+          <w:color w:val="1F497D"/>
+          <w:sz w:val="18"/>
+          <w:szCs w:val="18"/>
+        </w:rPr>
+        <w:t xml:space="preserve"> device lists on the other pages are now populated correctly with the required number of (empty) devices.</w:t>
       </w:r>
     </w:p>
     <w:p>
@@ -2503,6 +2429,8 @@
       <w:r>
         <w:rPr>
           <w:rFonts w:ascii="Arial" w:hAnsi="Arial" w:cs="Arial"/>
+          <w:b/>
+          <w:bCs/>
           <w:color w:val="1F497D"/>
           <w:sz w:val="18"/>
           <w:szCs w:val="18"/>
@@ -2516,90 +2444,10 @@
           <w:sz w:val="18"/>
           <w:szCs w:val="18"/>
         </w:rPr>
-        <w:t>Correction:</w:t>
-      </w:r>
-      <w:r>
-        <w:rPr>
-          <w:rFonts w:ascii="Arial" w:hAnsi="Arial" w:cs="Arial"/>
-          <w:color w:val="1F497D"/>
-          <w:sz w:val="18"/>
-          <w:szCs w:val="18"/>
-        </w:rPr>
-        <w:t xml:space="preserve"> device I/O configuration </w:t>
-      </w:r>
-      <w:r>
-        <w:rPr>
-          <w:rFonts w:ascii="Arial" w:hAnsi="Arial" w:cs="Arial"/>
-          <w:color w:val="1F497D"/>
-          <w:sz w:val="18"/>
-          <w:szCs w:val="18"/>
-        </w:rPr>
-        <w:t xml:space="preserve">item </w:t>
-      </w:r>
-      <w:r>
-        <w:rPr>
-          <w:rFonts w:ascii="Arial" w:hAnsi="Arial" w:cs="Arial"/>
-          <w:color w:val="1F497D"/>
-          <w:sz w:val="18"/>
-          <w:szCs w:val="18"/>
-        </w:rPr>
-        <w:t>description</w:t>
-      </w:r>
-      <w:r>
-        <w:rPr>
-          <w:rFonts w:ascii="Arial" w:hAnsi="Arial" w:cs="Arial"/>
-          <w:color w:val="1F497D"/>
-          <w:sz w:val="18"/>
-          <w:szCs w:val="18"/>
-        </w:rPr>
-        <w:t xml:space="preserve"> edit</w:t>
-      </w:r>
-      <w:r>
-        <w:rPr>
-          <w:rFonts w:ascii="Arial" w:hAnsi="Arial" w:cs="Arial"/>
-          <w:color w:val="1F497D"/>
-          <w:sz w:val="18"/>
-          <w:szCs w:val="18"/>
-        </w:rPr>
-        <w:t xml:space="preserve">s </w:t>
-      </w:r>
-      <w:r>
-        <w:rPr>
-          <w:rFonts w:ascii="Arial" w:hAnsi="Arial" w:cs="Arial"/>
-          <w:color w:val="1F497D"/>
-          <w:sz w:val="18"/>
-          <w:szCs w:val="18"/>
-        </w:rPr>
-        <w:t xml:space="preserve">have been corrected so that </w:t>
-      </w:r>
-      <w:r>
-        <w:rPr>
-          <w:rFonts w:ascii="Arial" w:hAnsi="Arial" w:cs="Arial"/>
-          <w:color w:val="1F497D"/>
-          <w:sz w:val="18"/>
-          <w:szCs w:val="18"/>
-        </w:rPr>
-        <w:t>descriptions and/or device names on other devices</w:t>
-      </w:r>
-      <w:r>
-        <w:rPr>
-          <w:rFonts w:ascii="Arial" w:hAnsi="Arial" w:cs="Arial"/>
-          <w:color w:val="1F497D"/>
-          <w:sz w:val="18"/>
-          <w:szCs w:val="18"/>
-        </w:rPr>
-        <w:t xml:space="preserve"> are not affected</w:t>
-      </w:r>
-      <w:r>
-        <w:rPr>
-          <w:rFonts w:ascii="Arial" w:hAnsi="Arial" w:cs="Arial"/>
-          <w:color w:val="1F497D"/>
-          <w:sz w:val="18"/>
-          <w:szCs w:val="18"/>
-        </w:rPr>
-        <w:t>.</w:t>
-      </w:r>
-    </w:p>
+        <w:t xml:space="preserve">Notification popups are shown after each upload and download, indicating completion or otherwise. </w:t>
+      </w:r>
+    </w:p>
+    <w:bookmarkEnd w:id="0"/>
     <w:p>
       <w:pPr>
         <w:tabs>
@@ -2615,56 +2463,124 @@
         <w:contextualSpacing/>
         <w:rPr>
           <w:rFonts w:ascii="Arial" w:hAnsi="Arial" w:cs="Arial"/>
-          <w:color w:val="1F497D"/>
-          <w:sz w:val="18"/>
-          <w:szCs w:val="18"/>
-        </w:rPr>
-      </w:pPr>
-      <w:r>
-        <w:rPr>
-          <w:rFonts w:ascii="Arial" w:hAnsi="Arial" w:cs="Arial"/>
-          <w:color w:val="1F497D"/>
-          <w:sz w:val="18"/>
-          <w:szCs w:val="18"/>
-        </w:rPr>
-        <w:t>-</w:t>
-      </w:r>
-      <w:r>
-        <w:rPr>
-          <w:rFonts w:ascii="Arial" w:hAnsi="Arial" w:cs="Arial"/>
-          <w:color w:val="1F497D"/>
-          <w:sz w:val="18"/>
-          <w:szCs w:val="18"/>
+          <w:b/>
+          <w:bCs/>
+          <w:color w:val="1F497D"/>
+          <w:sz w:val="18"/>
+          <w:szCs w:val="18"/>
+        </w:rPr>
+      </w:pPr>
+    </w:p>
+    <w:p>
+      <w:pPr>
+        <w:tabs>
+          <w:tab w:val="left" w:pos="993"/>
+        </w:tabs>
+        <w:rPr>
+          <w:rFonts w:ascii="Arial" w:hAnsi="Arial" w:cs="Arial"/>
+          <w:color w:val="9CC2E5" w:themeColor="accent1" w:themeTint="99"/>
+          <w:sz w:val="16"/>
+          <w:szCs w:val="16"/>
+        </w:rPr>
+      </w:pPr>
+      <w:r>
+        <w:rPr>
+          <w:rFonts w:ascii="Arial" w:hAnsi="Arial" w:cs="Arial"/>
+          <w:b/>
+          <w:bCs/>
+          <w:color w:val="4472C4" w:themeColor="accent5"/>
+          <w:sz w:val="24"/>
+          <w:szCs w:val="24"/>
+        </w:rPr>
+        <w:t>v8.1.</w:t>
+      </w:r>
+      <w:r>
+        <w:rPr>
+          <w:rFonts w:ascii="Arial" w:hAnsi="Arial" w:cs="Arial"/>
+          <w:b/>
+          <w:bCs/>
+          <w:color w:val="4472C4" w:themeColor="accent5"/>
+          <w:sz w:val="24"/>
+          <w:szCs w:val="24"/>
+        </w:rPr>
+        <w:t>7</w:t>
+      </w:r>
+      <w:r>
+        <w:rPr>
+          <w:rFonts w:ascii="Arial" w:hAnsi="Arial" w:cs="Arial"/>
+          <w:b/>
+          <w:bCs/>
+          <w:color w:val="4472C4" w:themeColor="accent5"/>
+          <w:sz w:val="24"/>
+          <w:szCs w:val="24"/>
         </w:rPr>
         <w:tab/>
-        <w:t>Correction:</w:t>
-      </w:r>
-      <w:r>
-        <w:rPr>
-          <w:rFonts w:ascii="Arial" w:hAnsi="Arial" w:cs="Arial"/>
-          <w:color w:val="1F497D"/>
-          <w:sz w:val="18"/>
-          <w:szCs w:val="18"/>
-        </w:rPr>
-        <w:t xml:space="preserve"> the Add Second Loop option for single-loop panels</w:t>
-      </w:r>
-      <w:r>
-        <w:rPr>
-          <w:rFonts w:ascii="Arial" w:hAnsi="Arial" w:cs="Arial"/>
-          <w:color w:val="1F497D"/>
-          <w:sz w:val="18"/>
-          <w:szCs w:val="18"/>
-        </w:rPr>
-        <w:t xml:space="preserve"> now ensures that the</w:t>
-      </w:r>
-      <w:r>
-        <w:rPr>
-          <w:rFonts w:ascii="Arial" w:hAnsi="Arial" w:cs="Arial"/>
-          <w:color w:val="1F497D"/>
-          <w:sz w:val="18"/>
-          <w:szCs w:val="18"/>
-        </w:rPr>
-        <w:t xml:space="preserve"> device lists on the other pages are now populated correctly with the required number of (empty) devices.</w:t>
+      </w:r>
+      <w:r>
+        <w:rPr>
+          <w:rFonts w:ascii="Arial" w:hAnsi="Arial" w:cs="Arial"/>
+          <w:b/>
+          <w:bCs/>
+          <w:color w:val="4472C4" w:themeColor="accent5"/>
+          <w:sz w:val="24"/>
+          <w:szCs w:val="24"/>
+        </w:rPr>
+        <w:t>3</w:t>
+      </w:r>
+      <w:r>
+        <w:rPr>
+          <w:rFonts w:ascii="Arial" w:hAnsi="Arial" w:cs="Arial"/>
+          <w:b/>
+          <w:bCs/>
+          <w:color w:val="4472C4" w:themeColor="accent5"/>
+          <w:sz w:val="24"/>
+          <w:szCs w:val="24"/>
+        </w:rPr>
+        <w:t>1</w:t>
+      </w:r>
+      <w:r>
+        <w:rPr>
+          <w:rFonts w:ascii="Arial" w:hAnsi="Arial" w:cs="Arial"/>
+          <w:b/>
+          <w:bCs/>
+          <w:color w:val="4472C4" w:themeColor="accent5"/>
+          <w:sz w:val="24"/>
+          <w:szCs w:val="24"/>
+        </w:rPr>
+        <w:t>/</w:t>
+      </w:r>
+      <w:r>
+        <w:rPr>
+          <w:rFonts w:ascii="Arial" w:hAnsi="Arial" w:cs="Arial"/>
+          <w:b/>
+          <w:bCs/>
+          <w:color w:val="4472C4" w:themeColor="accent5"/>
+          <w:sz w:val="24"/>
+          <w:szCs w:val="24"/>
+        </w:rPr>
+        <w:t>0</w:t>
+      </w:r>
+      <w:r>
+        <w:rPr>
+          <w:rFonts w:ascii="Arial" w:hAnsi="Arial" w:cs="Arial"/>
+          <w:b/>
+          <w:bCs/>
+          <w:color w:val="4472C4" w:themeColor="accent5"/>
+          <w:sz w:val="24"/>
+          <w:szCs w:val="24"/>
+        </w:rPr>
+        <w:t>7</w:t>
+      </w:r>
+      <w:r>
+        <w:rPr>
+          <w:rFonts w:ascii="Arial" w:hAnsi="Arial" w:cs="Arial"/>
+          <w:b/>
+          <w:bCs/>
+          <w:color w:val="4472C4" w:themeColor="accent5"/>
+          <w:sz w:val="24"/>
+          <w:szCs w:val="24"/>
+        </w:rPr>
+        <w:t>/2025</w:t>
       </w:r>
     </w:p>
     <w:p>
@@ -2699,25 +2615,41 @@
       <w:r>
         <w:rPr>
           <w:rFonts w:ascii="Arial" w:hAnsi="Arial" w:cs="Arial"/>
-          <w:b/>
-          <w:bCs/>
           <w:color w:val="1F497D"/>
           <w:sz w:val="18"/>
           <w:szCs w:val="18"/>
         </w:rPr>
         <w:tab/>
-      </w:r>
-      <w:r>
-        <w:rPr>
-          <w:rFonts w:ascii="Arial" w:hAnsi="Arial" w:cs="Arial"/>
-          <w:color w:val="1F497D"/>
-          <w:sz w:val="18"/>
-          <w:szCs w:val="18"/>
-        </w:rPr>
-        <w:t xml:space="preserve">Notification popups are shown after each upload and download, indicating completion or otherwise. </w:t>
-      </w:r>
-    </w:p>
-    <w:bookmarkEnd w:id="0"/>
+        <w:t xml:space="preserve">Removed system notifications which were causing </w:t>
+      </w:r>
+      <w:r>
+        <w:rPr>
+          <w:rFonts w:ascii="Arial" w:hAnsi="Arial" w:cs="Arial"/>
+          <w:color w:val="1F497D"/>
+          <w:sz w:val="18"/>
+          <w:szCs w:val="18"/>
+        </w:rPr>
+        <w:t>freezes</w:t>
+      </w:r>
+      <w:r>
+        <w:rPr>
+          <w:rFonts w:ascii="Arial" w:hAnsi="Arial" w:cs="Arial"/>
+          <w:color w:val="1F497D"/>
+          <w:sz w:val="18"/>
+          <w:szCs w:val="18"/>
+        </w:rPr>
+        <w:t xml:space="preserve"> and </w:t>
+      </w:r>
+      <w:r>
+        <w:rPr>
+          <w:rFonts w:ascii="Arial" w:hAnsi="Arial" w:cs="Arial"/>
+          <w:color w:val="1F497D"/>
+          <w:sz w:val="18"/>
+          <w:szCs w:val="18"/>
+        </w:rPr>
+        <w:t>crashes after download/upload.</w:t>
+      </w:r>
+    </w:p>
     <w:p>
       <w:pPr>
         <w:tabs>
@@ -2733,124 +2665,73 @@
         <w:contextualSpacing/>
         <w:rPr>
           <w:rFonts w:ascii="Arial" w:hAnsi="Arial" w:cs="Arial"/>
-          <w:b/>
-          <w:bCs/>
-          <w:color w:val="1F497D"/>
-          <w:sz w:val="18"/>
-          <w:szCs w:val="18"/>
-        </w:rPr>
-      </w:pPr>
-    </w:p>
-    <w:p>
-      <w:pPr>
-        <w:tabs>
-          <w:tab w:val="left" w:pos="993"/>
-        </w:tabs>
-        <w:rPr>
-          <w:rFonts w:ascii="Arial" w:hAnsi="Arial" w:cs="Arial"/>
-          <w:color w:val="9CC2E5" w:themeColor="accent1" w:themeTint="99"/>
-          <w:sz w:val="16"/>
-          <w:szCs w:val="16"/>
-        </w:rPr>
-      </w:pPr>
-      <w:r>
-        <w:rPr>
-          <w:rFonts w:ascii="Arial" w:hAnsi="Arial" w:cs="Arial"/>
-          <w:b/>
-          <w:bCs/>
-          <w:color w:val="4472C4" w:themeColor="accent5"/>
-          <w:sz w:val="24"/>
-          <w:szCs w:val="24"/>
-        </w:rPr>
-        <w:t>v8.1.</w:t>
-      </w:r>
-      <w:r>
-        <w:rPr>
-          <w:rFonts w:ascii="Arial" w:hAnsi="Arial" w:cs="Arial"/>
-          <w:b/>
-          <w:bCs/>
-          <w:color w:val="4472C4" w:themeColor="accent5"/>
-          <w:sz w:val="24"/>
-          <w:szCs w:val="24"/>
-        </w:rPr>
-        <w:t>7</w:t>
-      </w:r>
-      <w:r>
-        <w:rPr>
-          <w:rFonts w:ascii="Arial" w:hAnsi="Arial" w:cs="Arial"/>
-          <w:b/>
-          <w:bCs/>
-          <w:color w:val="4472C4" w:themeColor="accent5"/>
-          <w:sz w:val="24"/>
-          <w:szCs w:val="24"/>
+          <w:color w:val="1F497D"/>
+          <w:sz w:val="18"/>
+          <w:szCs w:val="18"/>
+        </w:rPr>
+      </w:pPr>
+      <w:r>
+        <w:rPr>
+          <w:rFonts w:ascii="Arial" w:hAnsi="Arial" w:cs="Arial"/>
+          <w:color w:val="1F497D"/>
+          <w:sz w:val="18"/>
+          <w:szCs w:val="18"/>
+        </w:rPr>
+        <w:t>-</w:t>
+      </w:r>
+      <w:r>
+        <w:rPr>
+          <w:rFonts w:ascii="Arial" w:hAnsi="Arial" w:cs="Arial"/>
+          <w:color w:val="1F497D"/>
+          <w:sz w:val="18"/>
+          <w:szCs w:val="18"/>
         </w:rPr>
         <w:tab/>
       </w:r>
       <w:r>
         <w:rPr>
           <w:rFonts w:ascii="Arial" w:hAnsi="Arial" w:cs="Arial"/>
-          <w:b/>
-          <w:bCs/>
-          <w:color w:val="4472C4" w:themeColor="accent5"/>
-          <w:sz w:val="24"/>
-          <w:szCs w:val="24"/>
-        </w:rPr>
-        <w:t>3</w:t>
-      </w:r>
-      <w:r>
-        <w:rPr>
-          <w:rFonts w:ascii="Arial" w:hAnsi="Arial" w:cs="Arial"/>
-          <w:b/>
-          <w:bCs/>
-          <w:color w:val="4472C4" w:themeColor="accent5"/>
-          <w:sz w:val="24"/>
-          <w:szCs w:val="24"/>
-        </w:rPr>
-        <w:t>1</w:t>
-      </w:r>
-      <w:r>
-        <w:rPr>
-          <w:rFonts w:ascii="Arial" w:hAnsi="Arial" w:cs="Arial"/>
-          <w:b/>
-          <w:bCs/>
-          <w:color w:val="4472C4" w:themeColor="accent5"/>
-          <w:sz w:val="24"/>
-          <w:szCs w:val="24"/>
-        </w:rPr>
-        <w:t>/</w:t>
-      </w:r>
-      <w:r>
-        <w:rPr>
-          <w:rFonts w:ascii="Arial" w:hAnsi="Arial" w:cs="Arial"/>
-          <w:b/>
-          <w:bCs/>
-          <w:color w:val="4472C4" w:themeColor="accent5"/>
-          <w:sz w:val="24"/>
-          <w:szCs w:val="24"/>
-        </w:rPr>
-        <w:t>0</w:t>
-      </w:r>
-      <w:r>
-        <w:rPr>
-          <w:rFonts w:ascii="Arial" w:hAnsi="Arial" w:cs="Arial"/>
-          <w:b/>
-          <w:bCs/>
-          <w:color w:val="4472C4" w:themeColor="accent5"/>
-          <w:sz w:val="24"/>
-          <w:szCs w:val="24"/>
-        </w:rPr>
-        <w:t>7</w:t>
-      </w:r>
-      <w:r>
-        <w:rPr>
-          <w:rFonts w:ascii="Arial" w:hAnsi="Arial" w:cs="Arial"/>
-          <w:b/>
-          <w:bCs/>
-          <w:color w:val="4472C4" w:themeColor="accent5"/>
-          <w:sz w:val="24"/>
-          <w:szCs w:val="24"/>
-        </w:rPr>
-        <w:t>/2025</w:t>
+          <w:color w:val="1F497D"/>
+          <w:sz w:val="18"/>
+          <w:szCs w:val="18"/>
+        </w:rPr>
+        <w:t xml:space="preserve">Moved Revision History </w:t>
+      </w:r>
+      <w:r>
+        <w:rPr>
+          <w:rFonts w:ascii="Arial" w:hAnsi="Arial" w:cs="Arial"/>
+          <w:color w:val="1F497D"/>
+          <w:sz w:val="18"/>
+          <w:szCs w:val="18"/>
+        </w:rPr>
+        <w:t xml:space="preserve">(this document) </w:t>
+      </w:r>
+      <w:r>
+        <w:rPr>
+          <w:rFonts w:ascii="Arial" w:hAnsi="Arial" w:cs="Arial"/>
+          <w:color w:val="1F497D"/>
+          <w:sz w:val="18"/>
+          <w:szCs w:val="18"/>
+        </w:rPr>
+        <w:t xml:space="preserve">from the </w:t>
+      </w:r>
+      <w:r>
+        <w:rPr>
+          <w:rFonts w:ascii="Arial" w:hAnsi="Arial" w:cs="Arial"/>
+          <w:color w:val="1F497D"/>
+          <w:sz w:val="18"/>
+          <w:szCs w:val="18"/>
+        </w:rPr>
+        <w:t>m</w:t>
+      </w:r>
+      <w:r>
+        <w:rPr>
+          <w:rFonts w:ascii="Arial" w:hAnsi="Arial" w:cs="Arial"/>
+          <w:color w:val="1F497D"/>
+          <w:sz w:val="18"/>
+          <w:szCs w:val="18"/>
+        </w:rPr>
+        <w:t>ain menu to the About box.</w:t>
       </w:r>
     </w:p>
     <w:p>
@@ -2880,7 +2761,6 @@
           <w:sz w:val="18"/>
           <w:szCs w:val="18"/>
         </w:rPr>
-        <w:lastRenderedPageBreak/>
         <w:t>-</w:t>
       </w:r>
       <w:r>
@@ -2891,34 +2771,52 @@
           <w:szCs w:val="18"/>
         </w:rPr>
         <w:tab/>
-        <w:t xml:space="preserve">Removed system notifications which were causing </w:t>
-      </w:r>
-      <w:r>
-        <w:rPr>
-          <w:rFonts w:ascii="Arial" w:hAnsi="Arial" w:cs="Arial"/>
-          <w:color w:val="1F497D"/>
-          <w:sz w:val="18"/>
-          <w:szCs w:val="18"/>
-        </w:rPr>
-        <w:t>freezes</w:t>
-      </w:r>
-      <w:r>
-        <w:rPr>
-          <w:rFonts w:ascii="Arial" w:hAnsi="Arial" w:cs="Arial"/>
-          <w:color w:val="1F497D"/>
-          <w:sz w:val="18"/>
-          <w:szCs w:val="18"/>
-        </w:rPr>
-        <w:t xml:space="preserve"> and </w:t>
-      </w:r>
-      <w:r>
-        <w:rPr>
-          <w:rFonts w:ascii="Arial" w:hAnsi="Arial" w:cs="Arial"/>
-          <w:color w:val="1F497D"/>
-          <w:sz w:val="18"/>
-          <w:szCs w:val="18"/>
-        </w:rPr>
-        <w:t>crashes after download/upload.</w:t>
+        <w:t>Corrected</w:t>
+      </w:r>
+      <w:r>
+        <w:rPr>
+          <w:rFonts w:ascii="Arial" w:hAnsi="Arial" w:cs="Arial"/>
+          <w:color w:val="1F497D"/>
+          <w:sz w:val="18"/>
+          <w:szCs w:val="18"/>
+        </w:rPr>
+        <w:t xml:space="preserve"> </w:t>
+      </w:r>
+      <w:r>
+        <w:rPr>
+          <w:rFonts w:ascii="Arial" w:hAnsi="Arial" w:cs="Arial"/>
+          <w:color w:val="1F497D"/>
+          <w:sz w:val="18"/>
+          <w:szCs w:val="18"/>
+        </w:rPr>
+        <w:t xml:space="preserve">the </w:t>
+      </w:r>
+      <w:r>
+        <w:rPr>
+          <w:rFonts w:ascii="Arial" w:hAnsi="Arial" w:cs="Arial"/>
+          <w:color w:val="1F497D"/>
+          <w:sz w:val="18"/>
+          <w:szCs w:val="18"/>
+        </w:rPr>
+        <w:t xml:space="preserve">Comms Log viewer’s error </w:t>
+      </w:r>
+      <w:r>
+        <w:rPr>
+          <w:rFonts w:ascii="Arial" w:hAnsi="Arial" w:cs="Arial"/>
+          <w:color w:val="1F497D"/>
+          <w:sz w:val="18"/>
+          <w:szCs w:val="18"/>
+        </w:rPr>
+        <w:t>over</w:t>
+      </w:r>
+      <w:r>
+        <w:rPr>
+          <w:rFonts w:ascii="Arial" w:hAnsi="Arial" w:cs="Arial"/>
+          <w:color w:val="1F497D"/>
+          <w:sz w:val="18"/>
+          <w:szCs w:val="18"/>
+        </w:rPr>
+        <w:t>counts.</w:t>
       </w:r>
     </w:p>
     <w:p>
@@ -2941,175 +2839,6 @@
           <w:szCs w:val="18"/>
         </w:rPr>
       </w:pPr>
-      <w:r>
-        <w:rPr>
-          <w:rFonts w:ascii="Arial" w:hAnsi="Arial" w:cs="Arial"/>
-          <w:color w:val="1F497D"/>
-          <w:sz w:val="18"/>
-          <w:szCs w:val="18"/>
-        </w:rPr>
-        <w:t>-</w:t>
-      </w:r>
-      <w:r>
-        <w:rPr>
-          <w:rFonts w:ascii="Arial" w:hAnsi="Arial" w:cs="Arial"/>
-          <w:color w:val="1F497D"/>
-          <w:sz w:val="18"/>
-          <w:szCs w:val="18"/>
-        </w:rPr>
-        <w:tab/>
-      </w:r>
-      <w:r>
-        <w:rPr>
-          <w:rFonts w:ascii="Arial" w:hAnsi="Arial" w:cs="Arial"/>
-          <w:color w:val="1F497D"/>
-          <w:sz w:val="18"/>
-          <w:szCs w:val="18"/>
-        </w:rPr>
-        <w:t xml:space="preserve">Moved Revision History </w:t>
-      </w:r>
-      <w:r>
-        <w:rPr>
-          <w:rFonts w:ascii="Arial" w:hAnsi="Arial" w:cs="Arial"/>
-          <w:color w:val="1F497D"/>
-          <w:sz w:val="18"/>
-          <w:szCs w:val="18"/>
-        </w:rPr>
-        <w:t xml:space="preserve">(this document) </w:t>
-      </w:r>
-      <w:r>
-        <w:rPr>
-          <w:rFonts w:ascii="Arial" w:hAnsi="Arial" w:cs="Arial"/>
-          <w:color w:val="1F497D"/>
-          <w:sz w:val="18"/>
-          <w:szCs w:val="18"/>
-        </w:rPr>
-        <w:t xml:space="preserve">from the </w:t>
-      </w:r>
-      <w:r>
-        <w:rPr>
-          <w:rFonts w:ascii="Arial" w:hAnsi="Arial" w:cs="Arial"/>
-          <w:color w:val="1F497D"/>
-          <w:sz w:val="18"/>
-          <w:szCs w:val="18"/>
-        </w:rPr>
-        <w:t>m</w:t>
-      </w:r>
-      <w:r>
-        <w:rPr>
-          <w:rFonts w:ascii="Arial" w:hAnsi="Arial" w:cs="Arial"/>
-          <w:color w:val="1F497D"/>
-          <w:sz w:val="18"/>
-          <w:szCs w:val="18"/>
-        </w:rPr>
-        <w:t>ain menu to the About box.</w:t>
-      </w:r>
-    </w:p>
-    <w:p>
-      <w:pPr>
-        <w:tabs>
-          <w:tab w:val="left" w:pos="284"/>
-          <w:tab w:val="left" w:pos="567"/>
-          <w:tab w:val="left" w:pos="993"/>
-          <w:tab w:val="left" w:pos="1418"/>
-          <w:tab w:val="right" w:pos="9000"/>
-        </w:tabs>
-        <w:suppressAutoHyphens/>
-        <w:autoSpaceDN w:val="0"/>
-        <w:ind w:left="284" w:hanging="284"/>
-        <w:contextualSpacing/>
-        <w:rPr>
-          <w:rFonts w:ascii="Arial" w:hAnsi="Arial" w:cs="Arial"/>
-          <w:color w:val="1F497D"/>
-          <w:sz w:val="18"/>
-          <w:szCs w:val="18"/>
-        </w:rPr>
-      </w:pPr>
-      <w:r>
-        <w:rPr>
-          <w:rFonts w:ascii="Arial" w:hAnsi="Arial" w:cs="Arial"/>
-          <w:color w:val="1F497D"/>
-          <w:sz w:val="18"/>
-          <w:szCs w:val="18"/>
-        </w:rPr>
-        <w:t>-</w:t>
-      </w:r>
-      <w:r>
-        <w:rPr>
-          <w:rFonts w:ascii="Arial" w:hAnsi="Arial" w:cs="Arial"/>
-          <w:color w:val="1F497D"/>
-          <w:sz w:val="18"/>
-          <w:szCs w:val="18"/>
-        </w:rPr>
-        <w:tab/>
-        <w:t>Corrected</w:t>
-      </w:r>
-      <w:r>
-        <w:rPr>
-          <w:rFonts w:ascii="Arial" w:hAnsi="Arial" w:cs="Arial"/>
-          <w:color w:val="1F497D"/>
-          <w:sz w:val="18"/>
-          <w:szCs w:val="18"/>
-        </w:rPr>
-        <w:t xml:space="preserve"> </w:t>
-      </w:r>
-      <w:r>
-        <w:rPr>
-          <w:rFonts w:ascii="Arial" w:hAnsi="Arial" w:cs="Arial"/>
-          <w:color w:val="1F497D"/>
-          <w:sz w:val="18"/>
-          <w:szCs w:val="18"/>
-        </w:rPr>
-        <w:t xml:space="preserve">the </w:t>
-      </w:r>
-      <w:r>
-        <w:rPr>
-          <w:rFonts w:ascii="Arial" w:hAnsi="Arial" w:cs="Arial"/>
-          <w:color w:val="1F497D"/>
-          <w:sz w:val="18"/>
-          <w:szCs w:val="18"/>
-        </w:rPr>
-        <w:t xml:space="preserve">Comms Log viewer’s error </w:t>
-      </w:r>
-      <w:r>
-        <w:rPr>
-          <w:rFonts w:ascii="Arial" w:hAnsi="Arial" w:cs="Arial"/>
-          <w:color w:val="1F497D"/>
-          <w:sz w:val="18"/>
-          <w:szCs w:val="18"/>
-        </w:rPr>
-        <w:t>over</w:t>
-      </w:r>
-      <w:r>
-        <w:rPr>
-          <w:rFonts w:ascii="Arial" w:hAnsi="Arial" w:cs="Arial"/>
-          <w:color w:val="1F497D"/>
-          <w:sz w:val="18"/>
-          <w:szCs w:val="18"/>
-        </w:rPr>
-        <w:t>counts.</w:t>
-      </w:r>
-    </w:p>
-    <w:p>
-      <w:pPr>
-        <w:tabs>
-          <w:tab w:val="left" w:pos="284"/>
-          <w:tab w:val="left" w:pos="567"/>
-          <w:tab w:val="left" w:pos="993"/>
-          <w:tab w:val="left" w:pos="1418"/>
-          <w:tab w:val="right" w:pos="9000"/>
-        </w:tabs>
-        <w:suppressAutoHyphens/>
-        <w:autoSpaceDN w:val="0"/>
-        <w:ind w:left="284" w:hanging="284"/>
-        <w:contextualSpacing/>
-        <w:rPr>
-          <w:rFonts w:ascii="Arial" w:hAnsi="Arial" w:cs="Arial"/>
-          <w:color w:val="1F497D"/>
-          <w:sz w:val="18"/>
-          <w:szCs w:val="18"/>
-        </w:rPr>
-      </w:pPr>
     </w:p>
     <w:p>
       <w:pPr>
@@ -3132,6 +2861,7 @@
           <w:sz w:val="24"/>
           <w:szCs w:val="24"/>
         </w:rPr>
+        <w:lastRenderedPageBreak/>
         <w:t>v8.1.</w:t>
       </w:r>
       <w:r>
@@ -5684,7 +5414,6 @@
           <w:sz w:val="18"/>
           <w:szCs w:val="18"/>
         </w:rPr>
-        <w:lastRenderedPageBreak/>
         <w:t>-</w:t>
       </w:r>
       <w:r>
@@ -5854,6 +5583,7 @@
           <w:sz w:val="18"/>
           <w:szCs w:val="18"/>
         </w:rPr>
+        <w:lastRenderedPageBreak/>
         <w:t>-</w:t>
       </w:r>
       <w:r>
@@ -7906,7 +7636,6 @@
           <w:sz w:val="18"/>
           <w:szCs w:val="18"/>
         </w:rPr>
-        <w:lastRenderedPageBreak/>
         <w:t>-</w:t>
       </w:r>
       <w:r>
@@ -7962,27 +7691,7 @@
           <w:sz w:val="18"/>
           <w:szCs w:val="18"/>
         </w:rPr>
-        <w:t xml:space="preserve">NumberSpinner control: added </w:t>
-      </w:r>
-      <w:proofErr w:type="spellStart"/>
-      <w:r>
-        <w:rPr>
-          <w:rFonts w:ascii="Arial" w:hAnsi="Arial" w:cs="Arial"/>
-          <w:color w:val="1F4E79" w:themeColor="accent1" w:themeShade="80"/>
-          <w:sz w:val="18"/>
-          <w:szCs w:val="18"/>
-        </w:rPr>
-        <w:t>NumberSet</w:t>
-      </w:r>
-      <w:proofErr w:type="spellEnd"/>
-      <w:r>
-        <w:rPr>
-          <w:rFonts w:ascii="Arial" w:hAnsi="Arial" w:cs="Arial"/>
-          <w:color w:val="1F4E79" w:themeColor="accent1" w:themeShade="80"/>
-          <w:sz w:val="18"/>
-          <w:szCs w:val="18"/>
-        </w:rPr>
-        <w:t xml:space="preserve"> property, that defines the set of valid values for the case when the valid values are not consecutive, and </w:t>
+        <w:t xml:space="preserve">NumberSpinner control: added NumberSet property, that defines the set of valid values for the case when the valid values are not consecutive, and </w:t>
       </w:r>
       <w:r>
         <w:rPr>
@@ -8027,6 +7736,7 @@
           <w:sz w:val="18"/>
           <w:szCs w:val="18"/>
         </w:rPr>
+        <w:lastRenderedPageBreak/>
         <w:t>-</w:t>
       </w:r>
       <w:r>
@@ -8936,37 +8646,7 @@
           <w:sz w:val="18"/>
           <w:szCs w:val="18"/>
         </w:rPr>
-        <w:t xml:space="preserve">Default </w:t>
-      </w:r>
-      <w:proofErr w:type="spellStart"/>
-      <w:r>
-        <w:rPr>
-          <w:rFonts w:ascii="Arial" w:hAnsi="Arial" w:cs="Arial"/>
-          <w:color w:val="1F4E79" w:themeColor="accent1" w:themeShade="80"/>
-          <w:sz w:val="18"/>
-          <w:szCs w:val="18"/>
-        </w:rPr>
-        <w:t>DeviceData</w:t>
-      </w:r>
-      <w:proofErr w:type="spellEnd"/>
-      <w:r>
-        <w:rPr>
-          <w:rFonts w:ascii="Arial" w:hAnsi="Arial" w:cs="Arial"/>
-          <w:color w:val="1F4E79" w:themeColor="accent1" w:themeShade="80"/>
-          <w:sz w:val="18"/>
-          <w:szCs w:val="18"/>
-        </w:rPr>
-        <w:t xml:space="preserve"> day/night modes are now set according to the device </w:t>
-      </w:r>
-      <w:proofErr w:type="gramStart"/>
-      <w:r>
-        <w:rPr>
-          <w:rFonts w:ascii="Arial" w:hAnsi="Arial" w:cs="Arial"/>
-          <w:color w:val="1F4E79" w:themeColor="accent1" w:themeShade="80"/>
-          <w:sz w:val="18"/>
-          <w:szCs w:val="18"/>
-        </w:rPr>
-        <w:t>type</w:t>
+        <w:t>Default DeviceData day/night modes are now set according to the device type</w:t>
       </w:r>
       <w:r>
         <w:rPr>
@@ -8984,17 +8664,7 @@
           <w:sz w:val="18"/>
           <w:szCs w:val="18"/>
         </w:rPr>
-        <w:t xml:space="preserve"> and</w:t>
-      </w:r>
-      <w:proofErr w:type="gramEnd"/>
-      <w:r>
-        <w:rPr>
-          <w:rFonts w:ascii="Arial" w:hAnsi="Arial" w:cs="Arial"/>
-          <w:color w:val="1F4E79" w:themeColor="accent1" w:themeShade="80"/>
-          <w:sz w:val="18"/>
-          <w:szCs w:val="18"/>
-        </w:rPr>
-        <w:t xml:space="preserve"> are set to default values when a device is changed or added.</w:t>
+        <w:t xml:space="preserve"> and are set to default values when a device is changed or added.</w:t>
       </w:r>
     </w:p>
     <w:p>
@@ -9653,27 +9323,7 @@
           <w:sz w:val="18"/>
           <w:szCs w:val="18"/>
         </w:rPr>
-        <w:t xml:space="preserve">; </w:t>
-      </w:r>
-      <w:proofErr w:type="gramStart"/>
-      <w:r>
-        <w:rPr>
-          <w:rFonts w:ascii="Arial" w:hAnsi="Arial" w:cs="Arial"/>
-          <w:color w:val="1F4E79" w:themeColor="accent1" w:themeShade="80"/>
-          <w:sz w:val="18"/>
-          <w:szCs w:val="18"/>
-        </w:rPr>
-        <w:t>also</w:t>
-      </w:r>
-      <w:proofErr w:type="gramEnd"/>
-      <w:r>
-        <w:rPr>
-          <w:rFonts w:ascii="Arial" w:hAnsi="Arial" w:cs="Arial"/>
-          <w:color w:val="1F4E79" w:themeColor="accent1" w:themeShade="80"/>
-          <w:sz w:val="18"/>
-          <w:szCs w:val="18"/>
-        </w:rPr>
-        <w:t xml:space="preserve"> the option to remove it from the Recent Files list</w:t>
+        <w:t>; also the option to remove it from the Recent Files list</w:t>
       </w:r>
       <w:r>
         <w:rPr>
@@ -9988,7 +9638,6 @@
           <w:sz w:val="18"/>
           <w:szCs w:val="18"/>
         </w:rPr>
-        <w:lastRenderedPageBreak/>
         <w:t>-</w:t>
       </w:r>
       <w:r>
@@ -10142,6 +9791,7 @@
           <w:sz w:val="18"/>
           <w:szCs w:val="18"/>
         </w:rPr>
+        <w:lastRenderedPageBreak/>
         <w:t>-</w:t>
       </w:r>
       <w:r>

--- a/XFP/Resources/XFP Revision History[en-GB].docx
+++ b/XFP/Resources/XFP Revision History[en-GB].docx
@@ -80,7 +80,7 @@
           <w:sz w:val="24"/>
           <w:szCs w:val="24"/>
         </w:rPr>
-        <w:t>16</w:t>
+        <w:t>0</w:t>
       </w:r>
       <w:r>
         <w:rPr>
@@ -91,18 +91,7 @@
           <w:sz w:val="24"/>
           <w:szCs w:val="24"/>
         </w:rPr>
-        <w:t>/0</w:t>
-      </w:r>
-      <w:r>
-        <w:rPr>
-          <w:rFonts w:ascii="Arial" w:hAnsi="Arial" w:cs="Arial"/>
-          <w:b/>
-          <w:bCs/>
-          <w:color w:val="4472C4" w:themeColor="accent5"/>
-          <w:sz w:val="24"/>
-          <w:szCs w:val="24"/>
-        </w:rPr>
-        <w:t>5</w:t>
+        <w:t>6/05</w:t>
       </w:r>
       <w:r>
         <w:rPr>

--- a/XFP/Resources/XFP Revision History[en-GB].docx
+++ b/XFP/Resources/XFP Revision History[en-GB].docx
@@ -80,29 +80,18 @@
           <w:sz w:val="24"/>
           <w:szCs w:val="24"/>
         </w:rPr>
-        <w:t>16</w:t>
-      </w:r>
-      <w:r>
-        <w:rPr>
-          <w:rFonts w:ascii="Arial" w:hAnsi="Arial" w:cs="Arial"/>
-          <w:b/>
-          <w:bCs/>
-          <w:color w:val="4472C4" w:themeColor="accent5"/>
-          <w:sz w:val="24"/>
-          <w:szCs w:val="24"/>
-        </w:rPr>
-        <w:t>/0</w:t>
-      </w:r>
-      <w:r>
-        <w:rPr>
-          <w:rFonts w:ascii="Arial" w:hAnsi="Arial" w:cs="Arial"/>
-          <w:b/>
-          <w:bCs/>
-          <w:color w:val="4472C4" w:themeColor="accent5"/>
-          <w:sz w:val="24"/>
-          <w:szCs w:val="24"/>
-        </w:rPr>
-        <w:t>5</w:t>
+        <w:t>0</w:t>
+      </w:r>
+      <w:r>
+        <w:rPr>
+          <w:rFonts w:ascii="Arial" w:hAnsi="Arial" w:cs="Arial"/>
+          <w:b/>
+          <w:bCs/>
+          <w:color w:val="4472C4" w:themeColor="accent5"/>
+          <w:sz w:val="24"/>
+          <w:szCs w:val="24"/>
+        </w:rPr>
+        <w:t>6/05</w:t>
       </w:r>
       <w:r>
         <w:rPr>
@@ -1879,31 +1868,7 @@
           <w:sz w:val="18"/>
           <w:szCs w:val="18"/>
         </w:rPr>
-        <w:t xml:space="preserve"> is for Envision and, if </w:t>
-      </w:r>
-      <w:proofErr w:type="gramStart"/>
-      <w:r>
-        <w:rPr>
-          <w:rFonts w:ascii="Arial" w:hAnsi="Arial" w:cs="Arial"/>
-          <w:i/>
-          <w:iCs/>
-          <w:color w:val="1F497D"/>
-          <w:sz w:val="18"/>
-          <w:szCs w:val="18"/>
-        </w:rPr>
-        <w:t>Yes</w:t>
-      </w:r>
-      <w:proofErr w:type="gramEnd"/>
-      <w:r>
-        <w:rPr>
-          <w:rFonts w:ascii="Arial" w:hAnsi="Arial" w:cs="Arial"/>
-          <w:i/>
-          <w:iCs/>
-          <w:color w:val="1F497D"/>
-          <w:sz w:val="18"/>
-          <w:szCs w:val="18"/>
-        </w:rPr>
-        <w:t>, the prefixes are added.</w:t>
+        <w:t xml:space="preserve"> is for Envision and, if Yes, the prefixes are added.</w:t>
       </w:r>
       <w:r>
         <w:rPr>
@@ -2057,17 +2022,7 @@
           <w:sz w:val="18"/>
           <w:szCs w:val="18"/>
         </w:rPr>
-        <w:t xml:space="preserve"> 2-loop </w:t>
-      </w:r>
-      <w:proofErr w:type="gramStart"/>
-      <w:r>
-        <w:rPr>
-          <w:rFonts w:ascii="Arial" w:hAnsi="Arial" w:cs="Arial"/>
-          <w:color w:val="1F497D"/>
-          <w:sz w:val="18"/>
-          <w:szCs w:val="18"/>
-        </w:rPr>
-        <w:t>panel</w:t>
+        <w:t xml:space="preserve"> 2-loop panel</w:t>
       </w:r>
       <w:r>
         <w:rPr>
@@ -2094,17 +2049,7 @@
           <w:sz w:val="18"/>
           <w:szCs w:val="18"/>
         </w:rPr>
-        <w:t>and</w:t>
-      </w:r>
-      <w:proofErr w:type="gramEnd"/>
-      <w:r>
-        <w:rPr>
-          <w:rFonts w:ascii="Arial" w:hAnsi="Arial" w:cs="Arial"/>
-          <w:color w:val="1F497D"/>
-          <w:sz w:val="18"/>
-          <w:szCs w:val="18"/>
-        </w:rPr>
-        <w:t xml:space="preserve"> </w:t>
+        <w:t xml:space="preserve">and </w:t>
       </w:r>
       <w:r>
         <w:rPr>
@@ -7962,27 +7907,7 @@
           <w:sz w:val="18"/>
           <w:szCs w:val="18"/>
         </w:rPr>
-        <w:t xml:space="preserve">NumberSpinner control: added </w:t>
-      </w:r>
-      <w:proofErr w:type="spellStart"/>
-      <w:r>
-        <w:rPr>
-          <w:rFonts w:ascii="Arial" w:hAnsi="Arial" w:cs="Arial"/>
-          <w:color w:val="1F4E79" w:themeColor="accent1" w:themeShade="80"/>
-          <w:sz w:val="18"/>
-          <w:szCs w:val="18"/>
-        </w:rPr>
-        <w:t>NumberSet</w:t>
-      </w:r>
-      <w:proofErr w:type="spellEnd"/>
-      <w:r>
-        <w:rPr>
-          <w:rFonts w:ascii="Arial" w:hAnsi="Arial" w:cs="Arial"/>
-          <w:color w:val="1F4E79" w:themeColor="accent1" w:themeShade="80"/>
-          <w:sz w:val="18"/>
-          <w:szCs w:val="18"/>
-        </w:rPr>
-        <w:t xml:space="preserve"> property, that defines the set of valid values for the case when the valid values are not consecutive, and </w:t>
+        <w:t xml:space="preserve">NumberSpinner control: added NumberSet property, that defines the set of valid values for the case when the valid values are not consecutive, and </w:t>
       </w:r>
       <w:r>
         <w:rPr>
@@ -8936,37 +8861,7 @@
           <w:sz w:val="18"/>
           <w:szCs w:val="18"/>
         </w:rPr>
-        <w:t xml:space="preserve">Default </w:t>
-      </w:r>
-      <w:proofErr w:type="spellStart"/>
-      <w:r>
-        <w:rPr>
-          <w:rFonts w:ascii="Arial" w:hAnsi="Arial" w:cs="Arial"/>
-          <w:color w:val="1F4E79" w:themeColor="accent1" w:themeShade="80"/>
-          <w:sz w:val="18"/>
-          <w:szCs w:val="18"/>
-        </w:rPr>
-        <w:t>DeviceData</w:t>
-      </w:r>
-      <w:proofErr w:type="spellEnd"/>
-      <w:r>
-        <w:rPr>
-          <w:rFonts w:ascii="Arial" w:hAnsi="Arial" w:cs="Arial"/>
-          <w:color w:val="1F4E79" w:themeColor="accent1" w:themeShade="80"/>
-          <w:sz w:val="18"/>
-          <w:szCs w:val="18"/>
-        </w:rPr>
-        <w:t xml:space="preserve"> day/night modes are now set according to the device </w:t>
-      </w:r>
-      <w:proofErr w:type="gramStart"/>
-      <w:r>
-        <w:rPr>
-          <w:rFonts w:ascii="Arial" w:hAnsi="Arial" w:cs="Arial"/>
-          <w:color w:val="1F4E79" w:themeColor="accent1" w:themeShade="80"/>
-          <w:sz w:val="18"/>
-          <w:szCs w:val="18"/>
-        </w:rPr>
-        <w:t>type</w:t>
+        <w:t>Default DeviceData day/night modes are now set according to the device type</w:t>
       </w:r>
       <w:r>
         <w:rPr>
@@ -8984,17 +8879,7 @@
           <w:sz w:val="18"/>
           <w:szCs w:val="18"/>
         </w:rPr>
-        <w:t xml:space="preserve"> and</w:t>
-      </w:r>
-      <w:proofErr w:type="gramEnd"/>
-      <w:r>
-        <w:rPr>
-          <w:rFonts w:ascii="Arial" w:hAnsi="Arial" w:cs="Arial"/>
-          <w:color w:val="1F4E79" w:themeColor="accent1" w:themeShade="80"/>
-          <w:sz w:val="18"/>
-          <w:szCs w:val="18"/>
-        </w:rPr>
-        <w:t xml:space="preserve"> are set to default values when a device is changed or added.</w:t>
+        <w:t xml:space="preserve"> and are set to default values when a device is changed or added.</w:t>
       </w:r>
     </w:p>
     <w:p>
@@ -9653,27 +9538,7 @@
           <w:sz w:val="18"/>
           <w:szCs w:val="18"/>
         </w:rPr>
-        <w:t xml:space="preserve">; </w:t>
-      </w:r>
-      <w:proofErr w:type="gramStart"/>
-      <w:r>
-        <w:rPr>
-          <w:rFonts w:ascii="Arial" w:hAnsi="Arial" w:cs="Arial"/>
-          <w:color w:val="1F4E79" w:themeColor="accent1" w:themeShade="80"/>
-          <w:sz w:val="18"/>
-          <w:szCs w:val="18"/>
-        </w:rPr>
-        <w:t>also</w:t>
-      </w:r>
-      <w:proofErr w:type="gramEnd"/>
-      <w:r>
-        <w:rPr>
-          <w:rFonts w:ascii="Arial" w:hAnsi="Arial" w:cs="Arial"/>
-          <w:color w:val="1F4E79" w:themeColor="accent1" w:themeShade="80"/>
-          <w:sz w:val="18"/>
-          <w:szCs w:val="18"/>
-        </w:rPr>
-        <w:t xml:space="preserve"> the option to remove it from the Recent Files list</w:t>
+        <w:t>; also the option to remove it from the Recent Files list</w:t>
       </w:r>
       <w:r>
         <w:rPr>

--- a/XFP/Resources/XFP Revision History[en-GB].docx
+++ b/XFP/Resources/XFP Revision History[en-GB].docx
@@ -7944,14 +7944,25 @@
         </w:rPr>
         <w:tab/>
       </w:r>
-      <w:r>
-        <w:rPr>
-          <w:rFonts w:ascii="Arial" w:hAnsi="Arial" w:cs="Arial"/>
-          <w:color w:val="1F4E79" w:themeColor="accent1" w:themeShade="80"/>
-          <w:sz w:val="18"/>
-          <w:szCs w:val="18"/>
-        </w:rPr>
-        <w:t xml:space="preserve">NumberSpinner control: added </w:t>
+      <w:proofErr w:type="spellStart"/>
+      <w:r>
+        <w:rPr>
+          <w:rFonts w:ascii="Arial" w:hAnsi="Arial" w:cs="Arial"/>
+          <w:color w:val="1F4E79" w:themeColor="accent1" w:themeShade="80"/>
+          <w:sz w:val="18"/>
+          <w:szCs w:val="18"/>
+        </w:rPr>
+        <w:t>NumberSpinner</w:t>
+      </w:r>
+      <w:proofErr w:type="spellEnd"/>
+      <w:r>
+        <w:rPr>
+          <w:rFonts w:ascii="Arial" w:hAnsi="Arial" w:cs="Arial"/>
+          <w:color w:val="1F4E79" w:themeColor="accent1" w:themeShade="80"/>
+          <w:sz w:val="18"/>
+          <w:szCs w:val="18"/>
+        </w:rPr>
+        <w:t xml:space="preserve"> control: added </w:t>
       </w:r>
       <w:proofErr w:type="spellStart"/>
       <w:r>

--- a/XFP/Resources/XFP Revision History[en-GB].docx
+++ b/XFP/Resources/XFP Revision History[en-GB].docx
@@ -2487,7 +2487,7 @@
           <w:sz w:val="18"/>
           <w:szCs w:val="18"/>
         </w:rPr>
-        <w:t>-</w:t>
+        <w:t>•</w:t>
       </w:r>
       <w:r>
         <w:rPr>
@@ -2616,7 +2616,7 @@
           <w:sz w:val="18"/>
           <w:szCs w:val="18"/>
         </w:rPr>
-        <w:t>-</w:t>
+        <w:t>•</w:t>
       </w:r>
       <w:r>
         <w:rPr>
@@ -2626,6 +2626,14 @@
           <w:szCs w:val="18"/>
         </w:rPr>
         <w:tab/>
+      </w:r>
+      <w:r>
+        <w:rPr>
+          <w:rFonts w:ascii="Arial" w:hAnsi="Arial" w:cs="Arial"/>
+          <w:color w:val="1F497D"/>
+          <w:sz w:val="18"/>
+          <w:szCs w:val="18"/>
+        </w:rPr>
         <w:t>Correction:</w:t>
       </w:r>
       <w:r>
@@ -2683,13 +2691,11 @@
           <w:sz w:val="18"/>
           <w:szCs w:val="18"/>
         </w:rPr>
-        <w:t>-</w:t>
-      </w:r>
-      <w:r>
-        <w:rPr>
-          <w:rFonts w:ascii="Arial" w:hAnsi="Arial" w:cs="Arial"/>
-          <w:b/>
-          <w:bCs/>
+        <w:t>•</w:t>
+      </w:r>
+      <w:r>
+        <w:rPr>
+          <w:rFonts w:ascii="Arial" w:hAnsi="Arial" w:cs="Arial"/>
           <w:color w:val="1F497D"/>
           <w:sz w:val="18"/>
           <w:szCs w:val="18"/>
@@ -2870,7 +2876,7 @@
           <w:szCs w:val="18"/>
         </w:rPr>
         <w:lastRenderedPageBreak/>
-        <w:t>-</w:t>
+        <w:t>•</w:t>
       </w:r>
       <w:r>
         <w:rPr>
@@ -2880,6 +2886,14 @@
           <w:szCs w:val="18"/>
         </w:rPr>
         <w:tab/>
+      </w:r>
+      <w:r>
+        <w:rPr>
+          <w:rFonts w:ascii="Arial" w:hAnsi="Arial" w:cs="Arial"/>
+          <w:color w:val="1F497D"/>
+          <w:sz w:val="18"/>
+          <w:szCs w:val="18"/>
+        </w:rPr>
         <w:t xml:space="preserve">Removed system notifications which were causing </w:t>
       </w:r>
       <w:r>
@@ -2937,7 +2951,7 @@
           <w:sz w:val="18"/>
           <w:szCs w:val="18"/>
         </w:rPr>
-        <w:t>-</w:t>
+        <w:t>•</w:t>
       </w:r>
       <w:r>
         <w:rPr>
@@ -3021,7 +3035,7 @@
           <w:sz w:val="18"/>
           <w:szCs w:val="18"/>
         </w:rPr>
-        <w:t>-</w:t>
+        <w:t>•</w:t>
       </w:r>
       <w:r>
         <w:rPr>
@@ -3031,6 +3045,14 @@
           <w:szCs w:val="18"/>
         </w:rPr>
         <w:tab/>
+      </w:r>
+      <w:r>
+        <w:rPr>
+          <w:rFonts w:ascii="Arial" w:hAnsi="Arial" w:cs="Arial"/>
+          <w:color w:val="1F497D"/>
+          <w:sz w:val="18"/>
+          <w:szCs w:val="18"/>
+        </w:rPr>
         <w:t>Corrected</w:t>
       </w:r>
       <w:r>
@@ -3217,7 +3239,7 @@
           <w:sz w:val="18"/>
           <w:szCs w:val="18"/>
         </w:rPr>
-        <w:t>-</w:t>
+        <w:t>•</w:t>
       </w:r>
       <w:r>
         <w:rPr>
@@ -3476,7 +3498,7 @@
           <w:sz w:val="18"/>
           <w:szCs w:val="18"/>
         </w:rPr>
-        <w:t>-</w:t>
+        <w:t>•</w:t>
       </w:r>
       <w:r>
         <w:rPr>
@@ -3578,7 +3600,7 @@
           <w:sz w:val="18"/>
           <w:szCs w:val="18"/>
         </w:rPr>
-        <w:t>-</w:t>
+        <w:t>•</w:t>
       </w:r>
       <w:r>
         <w:rPr>
@@ -3626,7 +3648,7 @@
           <w:sz w:val="18"/>
           <w:szCs w:val="18"/>
         </w:rPr>
-        <w:t>-</w:t>
+        <w:t>•</w:t>
       </w:r>
       <w:r>
         <w:rPr>
@@ -3636,6 +3658,14 @@
           <w:szCs w:val="18"/>
         </w:rPr>
         <w:tab/>
+      </w:r>
+      <w:r>
+        <w:rPr>
+          <w:rFonts w:ascii="Arial" w:hAnsi="Arial" w:cs="Arial"/>
+          <w:color w:val="1F497D"/>
+          <w:sz w:val="18"/>
+          <w:szCs w:val="18"/>
+        </w:rPr>
         <w:t xml:space="preserve">The device </w:t>
       </w:r>
       <w:r>
@@ -3693,7 +3723,7 @@
           <w:sz w:val="18"/>
           <w:szCs w:val="18"/>
         </w:rPr>
-        <w:t>-</w:t>
+        <w:t>•</w:t>
       </w:r>
       <w:r>
         <w:rPr>
@@ -3703,6 +3733,14 @@
           <w:szCs w:val="18"/>
         </w:rPr>
         <w:tab/>
+      </w:r>
+      <w:r>
+        <w:rPr>
+          <w:rFonts w:ascii="Arial" w:hAnsi="Arial" w:cs="Arial"/>
+          <w:color w:val="1F497D"/>
+          <w:sz w:val="18"/>
+          <w:szCs w:val="18"/>
+        </w:rPr>
         <w:t>Errors with the Causes &amp; Effects page not updating after downloading or reading from file have been fixed.</w:t>
       </w:r>
     </w:p>
@@ -3845,7 +3883,7 @@
           <w:sz w:val="18"/>
           <w:szCs w:val="18"/>
         </w:rPr>
-        <w:t>-</w:t>
+        <w:t>•</w:t>
       </w:r>
       <w:r>
         <w:rPr>
@@ -3863,7 +3901,27 @@
           <w:sz w:val="18"/>
           <w:szCs w:val="18"/>
         </w:rPr>
-        <w:t>Groups page: Phased Delay can now be disabled by setting it to “--:--“.</w:t>
+        <w:t>Groups page: Phased Delay can now be disabled by setting it to “</w:t>
+      </w:r>
+      <w:proofErr w:type="gramStart"/>
+      <w:r>
+        <w:rPr>
+          <w:rFonts w:ascii="Arial" w:hAnsi="Arial" w:cs="Arial"/>
+          <w:color w:val="1F497D"/>
+          <w:sz w:val="18"/>
+          <w:szCs w:val="18"/>
+        </w:rPr>
+        <w:t>--:--</w:t>
+      </w:r>
+      <w:proofErr w:type="gramEnd"/>
+      <w:r>
+        <w:rPr>
+          <w:rFonts w:ascii="Arial" w:hAnsi="Arial" w:cs="Arial"/>
+          <w:color w:val="1F497D"/>
+          <w:sz w:val="18"/>
+          <w:szCs w:val="18"/>
+        </w:rPr>
+        <w:t>“.</w:t>
       </w:r>
     </w:p>
     <w:p>
@@ -3893,7 +3951,7 @@
           <w:sz w:val="18"/>
           <w:szCs w:val="18"/>
         </w:rPr>
-        <w:t>-</w:t>
+        <w:t>•</w:t>
       </w:r>
       <w:r>
         <w:rPr>
@@ -3903,6 +3961,14 @@
           <w:szCs w:val="18"/>
         </w:rPr>
         <w:tab/>
+      </w:r>
+      <w:r>
+        <w:rPr>
+          <w:rFonts w:ascii="Arial" w:hAnsi="Arial" w:cs="Arial"/>
+          <w:color w:val="1F497D"/>
+          <w:sz w:val="18"/>
+          <w:szCs w:val="18"/>
+        </w:rPr>
         <w:t>Corrected erroneous validation errors in Causes &amp; Effects for Output disable actions when set to Relay #3 and for group parameters when set to Group #16.</w:t>
       </w:r>
     </w:p>
@@ -3933,7 +3999,7 @@
           <w:sz w:val="18"/>
           <w:szCs w:val="18"/>
         </w:rPr>
-        <w:t>-</w:t>
+        <w:t>•</w:t>
       </w:r>
       <w:r>
         <w:rPr>
@@ -4106,7 +4172,7 @@
           <w:sz w:val="18"/>
           <w:szCs w:val="18"/>
         </w:rPr>
-        <w:t>-</w:t>
+        <w:t>•</w:t>
       </w:r>
       <w:r>
         <w:rPr>
@@ -4116,6 +4182,14 @@
           <w:szCs w:val="18"/>
         </w:rPr>
         <w:tab/>
+      </w:r>
+      <w:r>
+        <w:rPr>
+          <w:rFonts w:ascii="Arial" w:hAnsi="Arial" w:cs="Arial"/>
+          <w:color w:val="1F497D"/>
+          <w:sz w:val="18"/>
+          <w:szCs w:val="18"/>
+        </w:rPr>
         <w:t>Various fixes on the</w:t>
       </w:r>
       <w:r>
@@ -4227,7 +4301,7 @@
           <w:sz w:val="18"/>
           <w:szCs w:val="18"/>
         </w:rPr>
-        <w:t>-</w:t>
+        <w:t>•</w:t>
       </w:r>
       <w:r>
         <w:rPr>
@@ -4275,7 +4349,7 @@
           <w:sz w:val="18"/>
           <w:szCs w:val="18"/>
         </w:rPr>
-        <w:t>-</w:t>
+        <w:t>•</w:t>
       </w:r>
       <w:r>
         <w:rPr>
@@ -4368,7 +4442,7 @@
           <w:sz w:val="18"/>
           <w:szCs w:val="18"/>
         </w:rPr>
-        <w:t>-</w:t>
+        <w:t>•</w:t>
       </w:r>
       <w:r>
         <w:rPr>
@@ -4580,7 +4654,7 @@
           <w:sz w:val="18"/>
           <w:szCs w:val="18"/>
         </w:rPr>
-        <w:t>-</w:t>
+        <w:t>•</w:t>
       </w:r>
       <w:r>
         <w:rPr>
@@ -4628,7 +4702,7 @@
           <w:sz w:val="18"/>
           <w:szCs w:val="18"/>
         </w:rPr>
-        <w:t>-</w:t>
+        <w:t>•</w:t>
       </w:r>
       <w:r>
         <w:rPr>
@@ -4638,6 +4712,14 @@
           <w:szCs w:val="18"/>
         </w:rPr>
         <w:tab/>
+      </w:r>
+      <w:r>
+        <w:rPr>
+          <w:rFonts w:ascii="Arial" w:hAnsi="Arial" w:cs="Arial"/>
+          <w:color w:val="1F497D"/>
+          <w:sz w:val="18"/>
+          <w:szCs w:val="18"/>
+        </w:rPr>
         <w:t>The Device Details page now hides the base sounder group if Remote LED is selected (Apollo devices).</w:t>
       </w:r>
     </w:p>
@@ -4668,7 +4750,7 @@
           <w:sz w:val="18"/>
           <w:szCs w:val="18"/>
         </w:rPr>
-        <w:t>-</w:t>
+        <w:t>•</w:t>
       </w:r>
       <w:r>
         <w:rPr>
@@ -4678,6 +4760,14 @@
           <w:szCs w:val="18"/>
         </w:rPr>
         <w:tab/>
+      </w:r>
+      <w:r>
+        <w:rPr>
+          <w:rFonts w:ascii="Arial" w:hAnsi="Arial" w:cs="Arial"/>
+          <w:color w:val="1F497D"/>
+          <w:sz w:val="18"/>
+          <w:szCs w:val="18"/>
+        </w:rPr>
         <w:t>The on-screen values in Zones, Groups and Network Configuration are updated straight away when data is read from a panel.</w:t>
       </w:r>
     </w:p>
@@ -4708,7 +4798,7 @@
           <w:sz w:val="18"/>
           <w:szCs w:val="18"/>
         </w:rPr>
-        <w:t>-</w:t>
+        <w:t>•</w:t>
       </w:r>
       <w:r>
         <w:rPr>
@@ -4718,6 +4808,14 @@
           <w:szCs w:val="18"/>
         </w:rPr>
         <w:tab/>
+      </w:r>
+      <w:r>
+        <w:rPr>
+          <w:rFonts w:ascii="Arial" w:hAnsi="Arial" w:cs="Arial"/>
+          <w:color w:val="1F497D"/>
+          <w:sz w:val="18"/>
+          <w:szCs w:val="18"/>
+        </w:rPr>
         <w:t>Causes and Effects settings are consistently read correctly both from panels and files.</w:t>
       </w:r>
     </w:p>
@@ -4749,7 +4847,7 @@
           <w:sz w:val="18"/>
           <w:szCs w:val="18"/>
         </w:rPr>
-        <w:t>-</w:t>
+        <w:t>•</w:t>
       </w:r>
       <w:r>
         <w:rPr>
@@ -4759,6 +4857,14 @@
           <w:szCs w:val="18"/>
         </w:rPr>
         <w:tab/>
+      </w:r>
+      <w:r>
+        <w:rPr>
+          <w:rFonts w:ascii="Arial" w:hAnsi="Arial" w:cs="Arial"/>
+          <w:color w:val="1F497D"/>
+          <w:sz w:val="18"/>
+          <w:szCs w:val="18"/>
+        </w:rPr>
         <w:t>Windows app notifications are shown after each upload and download, indicating completion or otherwise.</w:t>
       </w:r>
     </w:p>
@@ -4790,7 +4896,7 @@
           <w:sz w:val="18"/>
           <w:szCs w:val="18"/>
         </w:rPr>
-        <w:t>-</w:t>
+        <w:t>•</w:t>
       </w:r>
       <w:r>
         <w:rPr>
@@ -4883,7 +4989,7 @@
           <w:sz w:val="18"/>
           <w:szCs w:val="18"/>
         </w:rPr>
-        <w:t>-</w:t>
+        <w:t>•</w:t>
       </w:r>
       <w:r>
         <w:rPr>
@@ -5062,7 +5168,7 @@
           <w:sz w:val="18"/>
           <w:szCs w:val="18"/>
         </w:rPr>
-        <w:t>-</w:t>
+        <w:t>•</w:t>
       </w:r>
       <w:r>
         <w:rPr>
@@ -5072,6 +5178,14 @@
           <w:szCs w:val="18"/>
         </w:rPr>
         <w:tab/>
+      </w:r>
+      <w:r>
+        <w:rPr>
+          <w:rFonts w:ascii="Arial" w:hAnsi="Arial" w:cs="Arial"/>
+          <w:color w:val="1F497D"/>
+          <w:sz w:val="18"/>
+          <w:szCs w:val="18"/>
+        </w:rPr>
         <w:t xml:space="preserve">The </w:t>
       </w:r>
       <w:r>
@@ -5228,7 +5342,7 @@
           <w:sz w:val="18"/>
           <w:szCs w:val="18"/>
         </w:rPr>
-        <w:t>-</w:t>
+        <w:t>•</w:t>
       </w:r>
       <w:r>
         <w:rPr>
@@ -5303,7 +5417,7 @@
           <w:sz w:val="18"/>
           <w:szCs w:val="18"/>
         </w:rPr>
-        <w:t>-</w:t>
+        <w:t>•</w:t>
       </w:r>
       <w:r>
         <w:rPr>
@@ -5313,6 +5427,14 @@
           <w:szCs w:val="18"/>
         </w:rPr>
         <w:tab/>
+      </w:r>
+      <w:r>
+        <w:rPr>
+          <w:rFonts w:ascii="Arial" w:hAnsi="Arial" w:cs="Arial"/>
+          <w:color w:val="1F497D"/>
+          <w:sz w:val="18"/>
+          <w:szCs w:val="18"/>
+        </w:rPr>
         <w:t>A base sounder group can no longer be set for a</w:t>
       </w:r>
       <w:r>
@@ -5352,7 +5474,7 @@
           <w:sz w:val="18"/>
           <w:szCs w:val="18"/>
         </w:rPr>
-        <w:t>-</w:t>
+        <w:t>•</w:t>
       </w:r>
       <w:r>
         <w:rPr>
@@ -5362,6 +5484,14 @@
           <w:szCs w:val="18"/>
         </w:rPr>
         <w:tab/>
+      </w:r>
+      <w:r>
+        <w:rPr>
+          <w:rFonts w:ascii="Arial" w:hAnsi="Arial" w:cs="Arial"/>
+          <w:color w:val="1F497D"/>
+          <w:sz w:val="18"/>
+          <w:szCs w:val="18"/>
+        </w:rPr>
         <w:t>Fix:</w:t>
       </w:r>
       <w:r>
@@ -5513,7 +5643,7 @@
           <w:sz w:val="18"/>
           <w:szCs w:val="18"/>
         </w:rPr>
-        <w:t>-</w:t>
+        <w:t>•</w:t>
       </w:r>
       <w:r>
         <w:rPr>
@@ -5523,6 +5653,14 @@
           <w:szCs w:val="18"/>
         </w:rPr>
         <w:tab/>
+      </w:r>
+      <w:r>
+        <w:rPr>
+          <w:rFonts w:ascii="Arial" w:hAnsi="Arial" w:cs="Arial"/>
+          <w:color w:val="1F497D"/>
+          <w:sz w:val="18"/>
+          <w:szCs w:val="18"/>
+        </w:rPr>
         <w:t>Moved the Site Configuration details that are non-global to per-panel settings.</w:t>
       </w:r>
     </w:p>
@@ -5553,7 +5691,7 @@
           <w:sz w:val="18"/>
           <w:szCs w:val="18"/>
         </w:rPr>
-        <w:t>-</w:t>
+        <w:t>•</w:t>
       </w:r>
       <w:r>
         <w:rPr>
@@ -5563,6 +5701,14 @@
           <w:szCs w:val="18"/>
         </w:rPr>
         <w:tab/>
+      </w:r>
+      <w:r>
+        <w:rPr>
+          <w:rFonts w:ascii="Arial" w:hAnsi="Arial" w:cs="Arial"/>
+          <w:color w:val="1F497D"/>
+          <w:sz w:val="18"/>
+          <w:szCs w:val="18"/>
+        </w:rPr>
         <w:t>A new Revision History viewer has been added to the Help menu.</w:t>
       </w:r>
     </w:p>
@@ -5593,7 +5739,7 @@
           <w:sz w:val="18"/>
           <w:szCs w:val="18"/>
         </w:rPr>
-        <w:t>-</w:t>
+        <w:t>•</w:t>
       </w:r>
       <w:r>
         <w:rPr>
@@ -5603,6 +5749,14 @@
           <w:szCs w:val="18"/>
         </w:rPr>
         <w:tab/>
+      </w:r>
+      <w:r>
+        <w:rPr>
+          <w:rFonts w:ascii="Arial" w:hAnsi="Arial" w:cs="Arial"/>
+          <w:color w:val="1F497D"/>
+          <w:sz w:val="18"/>
+          <w:szCs w:val="18"/>
+        </w:rPr>
         <w:t>Added the Engineer No. field to the Site Configuration page; it was missing from previous versions.</w:t>
       </w:r>
     </w:p>
@@ -5633,7 +5787,7 @@
           <w:sz w:val="18"/>
           <w:szCs w:val="18"/>
         </w:rPr>
-        <w:t>-</w:t>
+        <w:t>•</w:t>
       </w:r>
       <w:r>
         <w:rPr>
@@ -5643,6 +5797,14 @@
           <w:szCs w:val="18"/>
         </w:rPr>
         <w:tab/>
+      </w:r>
+      <w:r>
+        <w:rPr>
+          <w:rFonts w:ascii="Arial" w:hAnsi="Arial" w:cs="Arial"/>
+          <w:color w:val="1F497D"/>
+          <w:sz w:val="18"/>
+          <w:szCs w:val="18"/>
+        </w:rPr>
         <w:t>The app will now start up on the current screen if its last saved location was on a screen that is no longer physically present.</w:t>
       </w:r>
     </w:p>
@@ -5674,7 +5836,7 @@
           <w:szCs w:val="18"/>
         </w:rPr>
         <w:lastRenderedPageBreak/>
-        <w:t>-</w:t>
+        <w:t>•</w:t>
       </w:r>
       <w:r>
         <w:rPr>
@@ -5684,6 +5846,14 @@
           <w:szCs w:val="18"/>
         </w:rPr>
         <w:tab/>
+      </w:r>
+      <w:r>
+        <w:rPr>
+          <w:rFonts w:ascii="Arial" w:hAnsi="Arial" w:cs="Arial"/>
+          <w:color w:val="1F497D"/>
+          <w:sz w:val="18"/>
+          <w:szCs w:val="18"/>
+        </w:rPr>
         <w:t>XFP Programming Tools now targets .NET9.</w:t>
       </w:r>
     </w:p>
@@ -5714,7 +5884,7 @@
           <w:sz w:val="18"/>
           <w:szCs w:val="18"/>
         </w:rPr>
-        <w:t>-</w:t>
+        <w:t>•</w:t>
       </w:r>
       <w:r>
         <w:rPr>
@@ -5724,6 +5894,14 @@
           <w:szCs w:val="18"/>
         </w:rPr>
         <w:tab/>
+      </w:r>
+      <w:r>
+        <w:rPr>
+          <w:rFonts w:ascii="Arial" w:hAnsi="Arial" w:cs="Arial"/>
+          <w:color w:val="1F497D"/>
+          <w:sz w:val="18"/>
+          <w:szCs w:val="18"/>
+        </w:rPr>
         <w:t xml:space="preserve">Corrected the detection of the protocol when </w:t>
       </w:r>
       <w:r>
@@ -5763,7 +5941,7 @@
           <w:sz w:val="18"/>
           <w:szCs w:val="18"/>
         </w:rPr>
-        <w:t>-</w:t>
+        <w:t>•</w:t>
       </w:r>
       <w:r>
         <w:rPr>
@@ -5773,6 +5951,14 @@
           <w:szCs w:val="18"/>
         </w:rPr>
         <w:tab/>
+      </w:r>
+      <w:r>
+        <w:rPr>
+          <w:rFonts w:ascii="Arial" w:hAnsi="Arial" w:cs="Arial"/>
+          <w:color w:val="1F497D"/>
+          <w:sz w:val="18"/>
+          <w:szCs w:val="18"/>
+        </w:rPr>
         <w:t>Corrected validation of device volume settings.</w:t>
       </w:r>
     </w:p>
@@ -5803,7 +5989,7 @@
           <w:sz w:val="18"/>
           <w:szCs w:val="18"/>
         </w:rPr>
-        <w:t>-</w:t>
+        <w:t>•</w:t>
       </w:r>
       <w:r>
         <w:rPr>
@@ -5813,6 +5999,14 @@
           <w:szCs w:val="18"/>
         </w:rPr>
         <w:tab/>
+      </w:r>
+      <w:r>
+        <w:rPr>
+          <w:rFonts w:ascii="Arial" w:hAnsi="Arial" w:cs="Arial"/>
+          <w:color w:val="1F497D"/>
+          <w:sz w:val="18"/>
+          <w:szCs w:val="18"/>
+        </w:rPr>
         <w:t>Corrected handling of empty day/night zone dependencies.</w:t>
       </w:r>
     </w:p>
@@ -5843,7 +6037,7 @@
           <w:sz w:val="18"/>
           <w:szCs w:val="18"/>
         </w:rPr>
-        <w:t>-</w:t>
+        <w:t>•</w:t>
       </w:r>
       <w:r>
         <w:rPr>
@@ -5853,6 +6047,14 @@
           <w:szCs w:val="18"/>
         </w:rPr>
         <w:tab/>
+      </w:r>
+      <w:r>
+        <w:rPr>
+          <w:rFonts w:ascii="Arial" w:hAnsi="Arial" w:cs="Arial"/>
+          <w:color w:val="1F497D"/>
+          <w:sz w:val="18"/>
+          <w:szCs w:val="18"/>
+        </w:rPr>
         <w:t>Corrected panel name errors in Network Configuration.</w:t>
       </w:r>
     </w:p>
@@ -5940,7 +6142,7 @@
           <w:sz w:val="18"/>
           <w:szCs w:val="18"/>
         </w:rPr>
-        <w:t>-</w:t>
+        <w:t>•</w:t>
       </w:r>
       <w:r>
         <w:rPr>
@@ -5950,6 +6152,14 @@
           <w:szCs w:val="18"/>
         </w:rPr>
         <w:tab/>
+      </w:r>
+      <w:r>
+        <w:rPr>
+          <w:rFonts w:ascii="Arial" w:hAnsi="Arial" w:cs="Arial"/>
+          <w:color w:val="1F497D"/>
+          <w:sz w:val="18"/>
+          <w:szCs w:val="18"/>
+        </w:rPr>
         <w:t>A new View Comms Log feature has been added</w:t>
       </w:r>
       <w:r>
@@ -5998,7 +6208,7 @@
           <w:sz w:val="18"/>
           <w:szCs w:val="18"/>
         </w:rPr>
-        <w:t>-</w:t>
+        <w:t>•</w:t>
       </w:r>
       <w:r>
         <w:rPr>
@@ -6008,6 +6218,14 @@
           <w:szCs w:val="18"/>
         </w:rPr>
         <w:tab/>
+      </w:r>
+      <w:r>
+        <w:rPr>
+          <w:rFonts w:ascii="Arial" w:hAnsi="Arial" w:cs="Arial"/>
+          <w:color w:val="1F497D"/>
+          <w:sz w:val="18"/>
+          <w:szCs w:val="18"/>
+        </w:rPr>
         <w:t>Groups Configuration: corrected parsing of the Phased Delay value.</w:t>
       </w:r>
     </w:p>
@@ -6105,7 +6323,7 @@
           <w:sz w:val="18"/>
           <w:szCs w:val="18"/>
         </w:rPr>
-        <w:t>-</w:t>
+        <w:t>•</w:t>
       </w:r>
       <w:r>
         <w:rPr>
@@ -6219,7 +6437,7 @@
           <w:sz w:val="18"/>
           <w:szCs w:val="18"/>
         </w:rPr>
-        <w:t>-</w:t>
+        <w:t>•</w:t>
       </w:r>
       <w:r>
         <w:rPr>
@@ -6384,7 +6602,7 @@
           <w:sz w:val="18"/>
           <w:szCs w:val="18"/>
         </w:rPr>
-        <w:t>-</w:t>
+        <w:t>•</w:t>
       </w:r>
       <w:r>
         <w:rPr>
@@ -6512,7 +6730,7 @@
           <w:sz w:val="18"/>
           <w:szCs w:val="18"/>
         </w:rPr>
-        <w:t>-</w:t>
+        <w:t>•</w:t>
       </w:r>
       <w:r>
         <w:rPr>
@@ -6629,7 +6847,7 @@
           <w:sz w:val="18"/>
           <w:szCs w:val="18"/>
         </w:rPr>
-        <w:t>-</w:t>
+        <w:t>•</w:t>
       </w:r>
       <w:r>
         <w:rPr>
@@ -6775,7 +6993,7 @@
           <w:sz w:val="18"/>
           <w:szCs w:val="18"/>
         </w:rPr>
-        <w:t>-</w:t>
+        <w:t>•</w:t>
       </w:r>
       <w:r>
         <w:rPr>
@@ -6930,7 +7148,7 @@
           <w:sz w:val="18"/>
           <w:szCs w:val="18"/>
         </w:rPr>
-        <w:t>-</w:t>
+        <w:t>•</w:t>
       </w:r>
       <w:r>
         <w:rPr>
@@ -7038,7 +7256,7 @@
           <w:sz w:val="18"/>
           <w:szCs w:val="18"/>
         </w:rPr>
-        <w:t>-</w:t>
+        <w:t>•</w:t>
       </w:r>
       <w:r>
         <w:rPr>
@@ -7166,7 +7384,7 @@
           <w:sz w:val="18"/>
           <w:szCs w:val="18"/>
         </w:rPr>
-        <w:t>-</w:t>
+        <w:t>•</w:t>
       </w:r>
       <w:r>
         <w:rPr>
@@ -7210,7 +7428,7 @@
           <w:sz w:val="18"/>
           <w:szCs w:val="18"/>
         </w:rPr>
-        <w:t>-</w:t>
+        <w:t>•</w:t>
       </w:r>
       <w:r>
         <w:rPr>
@@ -7220,6 +7438,14 @@
           <w:szCs w:val="18"/>
         </w:rPr>
         <w:tab/>
+      </w:r>
+      <w:r>
+        <w:rPr>
+          <w:rFonts w:ascii="Arial" w:hAnsi="Arial" w:cs="Arial"/>
+          <w:color w:val="1F497D"/>
+          <w:sz w:val="18"/>
+          <w:szCs w:val="18"/>
+        </w:rPr>
         <w:t>The Event Log Viewer is now operational.</w:t>
       </w:r>
     </w:p>
@@ -7247,7 +7473,7 @@
           <w:sz w:val="18"/>
           <w:szCs w:val="18"/>
         </w:rPr>
-        <w:t>-</w:t>
+        <w:t>•</w:t>
       </w:r>
       <w:r>
         <w:rPr>
@@ -7328,7 +7554,7 @@
           <w:sz w:val="18"/>
           <w:szCs w:val="18"/>
         </w:rPr>
-        <w:t>-</w:t>
+        <w:t>•</w:t>
       </w:r>
       <w:r>
         <w:rPr>
@@ -7427,7 +7653,7 @@
           <w:sz w:val="18"/>
           <w:szCs w:val="18"/>
         </w:rPr>
-        <w:t>-</w:t>
+        <w:t>•</w:t>
       </w:r>
       <w:r>
         <w:rPr>
@@ -7472,7 +7698,7 @@
           <w:sz w:val="18"/>
           <w:szCs w:val="18"/>
         </w:rPr>
-        <w:t>-</w:t>
+        <w:t>•</w:t>
       </w:r>
       <w:r>
         <w:rPr>
@@ -7580,7 +7806,7 @@
           <w:sz w:val="18"/>
           <w:szCs w:val="18"/>
         </w:rPr>
-        <w:t>-</w:t>
+        <w:t>•</w:t>
       </w:r>
       <w:r>
         <w:rPr>
@@ -7679,7 +7905,7 @@
           <w:sz w:val="18"/>
           <w:szCs w:val="18"/>
         </w:rPr>
-        <w:t>-</w:t>
+        <w:t>•</w:t>
       </w:r>
       <w:r>
         <w:rPr>
@@ -7733,7 +7959,7 @@
           <w:sz w:val="18"/>
           <w:szCs w:val="18"/>
         </w:rPr>
-        <w:t>-</w:t>
+        <w:t>•</w:t>
       </w:r>
       <w:r>
         <w:rPr>
@@ -7896,7 +8122,7 @@
           <w:szCs w:val="18"/>
         </w:rPr>
         <w:lastRenderedPageBreak/>
-        <w:t>-</w:t>
+        <w:t>•</w:t>
       </w:r>
       <w:r>
         <w:rPr>
@@ -7906,6 +8132,14 @@
           <w:szCs w:val="18"/>
         </w:rPr>
         <w:tab/>
+      </w:r>
+      <w:r>
+        <w:rPr>
+          <w:rFonts w:ascii="Arial" w:hAnsi="Arial" w:cs="Arial"/>
+          <w:color w:val="1F497D"/>
+          <w:sz w:val="18"/>
+          <w:szCs w:val="18"/>
+        </w:rPr>
         <w:t>The app now handles datasets for multiple panels.  When data is read from a device or file it is added to the existing data set in its respective panel position, optionally preserving any pre-existing panel data relating to other panels.  A Panel Management pop-up has been added for adding/removing panels.</w:t>
       </w:r>
     </w:p>
@@ -7933,7 +8167,7 @@
           <w:sz w:val="18"/>
           <w:szCs w:val="18"/>
         </w:rPr>
-        <w:t>-</w:t>
+        <w:t>•</w:t>
       </w:r>
       <w:r>
         <w:rPr>
@@ -8027,7 +8261,7 @@
           <w:sz w:val="18"/>
           <w:szCs w:val="18"/>
         </w:rPr>
-        <w:t>-</w:t>
+        <w:t>•</w:t>
       </w:r>
       <w:r>
         <w:rPr>
@@ -8171,7 +8405,7 @@
           <w:sz w:val="18"/>
           <w:szCs w:val="18"/>
         </w:rPr>
-        <w:t>-</w:t>
+        <w:t>•</w:t>
       </w:r>
       <w:r>
         <w:rPr>
@@ -8270,7 +8504,7 @@
           <w:sz w:val="18"/>
           <w:szCs w:val="18"/>
         </w:rPr>
-        <w:t>-</w:t>
+        <w:t>•</w:t>
       </w:r>
       <w:r>
         <w:rPr>
@@ -8315,7 +8549,7 @@
           <w:sz w:val="18"/>
           <w:szCs w:val="18"/>
         </w:rPr>
-        <w:t>-</w:t>
+        <w:t>•</w:t>
       </w:r>
       <w:r>
         <w:rPr>
@@ -8360,7 +8594,7 @@
           <w:sz w:val="18"/>
           <w:szCs w:val="18"/>
         </w:rPr>
-        <w:t>-</w:t>
+        <w:t>•</w:t>
       </w:r>
       <w:r>
         <w:rPr>
@@ -8432,7 +8666,7 @@
           <w:sz w:val="18"/>
           <w:szCs w:val="18"/>
         </w:rPr>
-        <w:t>-</w:t>
+        <w:t>•</w:t>
       </w:r>
       <w:r>
         <w:rPr>
@@ -8531,7 +8765,7 @@
           <w:sz w:val="18"/>
           <w:szCs w:val="18"/>
         </w:rPr>
-        <w:t>-</w:t>
+        <w:t>•</w:t>
       </w:r>
       <w:r>
         <w:rPr>
@@ -8576,7 +8810,7 @@
           <w:sz w:val="18"/>
           <w:szCs w:val="18"/>
         </w:rPr>
-        <w:t>-</w:t>
+        <w:t>•</w:t>
       </w:r>
       <w:r>
         <w:rPr>
@@ -8675,7 +8909,7 @@
           <w:sz w:val="18"/>
           <w:szCs w:val="18"/>
         </w:rPr>
-        <w:t>-</w:t>
+        <w:t>•</w:t>
       </w:r>
       <w:r>
         <w:rPr>
@@ -8774,7 +9008,7 @@
           <w:sz w:val="18"/>
           <w:szCs w:val="18"/>
         </w:rPr>
-        <w:t>-</w:t>
+        <w:t>•</w:t>
       </w:r>
       <w:r>
         <w:rPr>
@@ -8918,7 +9152,7 @@
           <w:sz w:val="18"/>
           <w:szCs w:val="18"/>
         </w:rPr>
-        <w:t>-</w:t>
+        <w:t>•</w:t>
       </w:r>
       <w:r>
         <w:rPr>
@@ -9021,7 +9255,7 @@
           <w:sz w:val="18"/>
           <w:szCs w:val="18"/>
         </w:rPr>
-        <w:t>-</w:t>
+        <w:t>•</w:t>
       </w:r>
       <w:r>
         <w:rPr>
@@ -9066,7 +9300,7 @@
           <w:sz w:val="18"/>
           <w:szCs w:val="18"/>
         </w:rPr>
-        <w:t>-</w:t>
+        <w:t>•</w:t>
       </w:r>
       <w:r>
         <w:rPr>
@@ -9165,7 +9399,7 @@
           <w:sz w:val="18"/>
           <w:szCs w:val="18"/>
         </w:rPr>
-        <w:t>-</w:t>
+        <w:t>•</w:t>
       </w:r>
       <w:r>
         <w:rPr>
@@ -9210,7 +9444,7 @@
           <w:sz w:val="18"/>
           <w:szCs w:val="18"/>
         </w:rPr>
-        <w:t>-</w:t>
+        <w:t>•</w:t>
       </w:r>
       <w:r>
         <w:rPr>
@@ -9309,65 +9543,95 @@
           <w:sz w:val="18"/>
           <w:szCs w:val="18"/>
         </w:rPr>
+        <w:t>•</w:t>
+      </w:r>
+      <w:r>
+        <w:rPr>
+          <w:rFonts w:ascii="Arial" w:hAnsi="Arial" w:cs="Arial"/>
+          <w:color w:val="1F497D"/>
+          <w:sz w:val="18"/>
+          <w:szCs w:val="18"/>
+        </w:rPr>
+        <w:tab/>
+      </w:r>
+      <w:r>
+        <w:rPr>
+          <w:rFonts w:ascii="Arial" w:hAnsi="Arial" w:cs="Arial"/>
+          <w:color w:val="1F4E79" w:themeColor="accent1" w:themeShade="80"/>
+          <w:sz w:val="18"/>
+          <w:szCs w:val="18"/>
+        </w:rPr>
+        <w:t xml:space="preserve">The </w:t>
+      </w:r>
+      <w:proofErr w:type="spellStart"/>
+      <w:r>
+        <w:rPr>
+          <w:rFonts w:ascii="Arial" w:hAnsi="Arial" w:cs="Arial"/>
+          <w:color w:val="1F4E79" w:themeColor="accent1" w:themeShade="80"/>
+          <w:sz w:val="18"/>
+          <w:szCs w:val="18"/>
+        </w:rPr>
+        <w:t>TimePicker</w:t>
+      </w:r>
+      <w:proofErr w:type="spellEnd"/>
+      <w:r>
+        <w:rPr>
+          <w:rFonts w:ascii="Arial" w:hAnsi="Arial" w:cs="Arial"/>
+          <w:color w:val="1F4E79" w:themeColor="accent1" w:themeShade="80"/>
+          <w:sz w:val="18"/>
+          <w:szCs w:val="18"/>
+        </w:rPr>
+        <w:t xml:space="preserve"> control </w:t>
+      </w:r>
+      <w:r>
+        <w:rPr>
+          <w:rFonts w:ascii="Arial" w:hAnsi="Arial" w:cs="Arial"/>
+          <w:color w:val="1F4E79" w:themeColor="accent1" w:themeShade="80"/>
+          <w:sz w:val="18"/>
+          <w:szCs w:val="18"/>
+        </w:rPr>
+        <w:t xml:space="preserve">can </w:t>
+      </w:r>
+      <w:r>
+        <w:rPr>
+          <w:rFonts w:ascii="Arial" w:hAnsi="Arial" w:cs="Arial"/>
+          <w:color w:val="1F4E79" w:themeColor="accent1" w:themeShade="80"/>
+          <w:sz w:val="18"/>
+          <w:szCs w:val="18"/>
+        </w:rPr>
+        <w:t xml:space="preserve">now </w:t>
+      </w:r>
+      <w:r>
+        <w:rPr>
+          <w:rFonts w:ascii="Arial" w:hAnsi="Arial" w:cs="Arial"/>
+          <w:color w:val="1F4E79" w:themeColor="accent1" w:themeShade="80"/>
+          <w:sz w:val="18"/>
+          <w:szCs w:val="18"/>
+        </w:rPr>
+        <w:t>show</w:t>
+      </w:r>
+      <w:r>
+        <w:rPr>
+          <w:rFonts w:ascii="Arial" w:hAnsi="Arial" w:cs="Arial"/>
+          <w:color w:val="1F4E79" w:themeColor="accent1" w:themeShade="80"/>
+          <w:sz w:val="18"/>
+          <w:szCs w:val="18"/>
+        </w:rPr>
+        <w:t xml:space="preserve"> “</w:t>
+      </w:r>
+      <w:proofErr w:type="gramStart"/>
+      <w:r>
+        <w:rPr>
+          <w:rFonts w:ascii="Arial" w:hAnsi="Arial" w:cs="Arial"/>
+          <w:color w:val="1F4E79" w:themeColor="accent1" w:themeShade="80"/>
+          <w:sz w:val="18"/>
+          <w:szCs w:val="18"/>
+        </w:rPr>
         <w:t>-</w:t>
       </w:r>
       <w:r>
         <w:rPr>
           <w:rFonts w:ascii="Arial" w:hAnsi="Arial" w:cs="Arial"/>
-          <w:color w:val="1F497D"/>
-          <w:sz w:val="18"/>
-          <w:szCs w:val="18"/>
-        </w:rPr>
-        <w:tab/>
-      </w:r>
-      <w:r>
-        <w:rPr>
-          <w:rFonts w:ascii="Arial" w:hAnsi="Arial" w:cs="Arial"/>
-          <w:color w:val="1F4E79" w:themeColor="accent1" w:themeShade="80"/>
-          <w:sz w:val="18"/>
-          <w:szCs w:val="18"/>
-        </w:rPr>
-        <w:t xml:space="preserve">The TimePicker control </w:t>
-      </w:r>
-      <w:r>
-        <w:rPr>
-          <w:rFonts w:ascii="Arial" w:hAnsi="Arial" w:cs="Arial"/>
-          <w:color w:val="1F4E79" w:themeColor="accent1" w:themeShade="80"/>
-          <w:sz w:val="18"/>
-          <w:szCs w:val="18"/>
-        </w:rPr>
-        <w:t xml:space="preserve">can </w:t>
-      </w:r>
-      <w:r>
-        <w:rPr>
-          <w:rFonts w:ascii="Arial" w:hAnsi="Arial" w:cs="Arial"/>
-          <w:color w:val="1F4E79" w:themeColor="accent1" w:themeShade="80"/>
-          <w:sz w:val="18"/>
-          <w:szCs w:val="18"/>
-        </w:rPr>
-        <w:t xml:space="preserve">now </w:t>
-      </w:r>
-      <w:r>
-        <w:rPr>
-          <w:rFonts w:ascii="Arial" w:hAnsi="Arial" w:cs="Arial"/>
-          <w:color w:val="1F4E79" w:themeColor="accent1" w:themeShade="80"/>
-          <w:sz w:val="18"/>
-          <w:szCs w:val="18"/>
-        </w:rPr>
-        <w:t>show</w:t>
-      </w:r>
-      <w:r>
-        <w:rPr>
-          <w:rFonts w:ascii="Arial" w:hAnsi="Arial" w:cs="Arial"/>
-          <w:color w:val="1F4E79" w:themeColor="accent1" w:themeShade="80"/>
-          <w:sz w:val="18"/>
-          <w:szCs w:val="18"/>
-        </w:rPr>
-        <w:t xml:space="preserve"> “-</w:t>
-      </w:r>
-      <w:r>
-        <w:rPr>
-          <w:rFonts w:ascii="Arial" w:hAnsi="Arial" w:cs="Arial"/>
           <w:color w:val="1F4E79" w:themeColor="accent1" w:themeShade="80"/>
           <w:sz w:val="18"/>
           <w:szCs w:val="18"/>
@@ -9390,7 +9654,17 @@
           <w:sz w:val="18"/>
           <w:szCs w:val="18"/>
         </w:rPr>
-        <w:t xml:space="preserve"> to indicate Never</w:t>
+        <w:t xml:space="preserve"> to</w:t>
+      </w:r>
+      <w:proofErr w:type="gramEnd"/>
+      <w:r>
+        <w:rPr>
+          <w:rFonts w:ascii="Arial" w:hAnsi="Arial" w:cs="Arial"/>
+          <w:color w:val="1F4E79" w:themeColor="accent1" w:themeShade="80"/>
+          <w:sz w:val="18"/>
+          <w:szCs w:val="18"/>
+        </w:rPr>
+        <w:t xml:space="preserve"> indicate Never</w:t>
       </w:r>
       <w:r>
         <w:rPr>
@@ -9481,7 +9755,7 @@
           <w:sz w:val="18"/>
           <w:szCs w:val="18"/>
         </w:rPr>
-        <w:t>-</w:t>
+        <w:t>•</w:t>
       </w:r>
       <w:r>
         <w:rPr>
@@ -9581,7 +9855,7 @@
           <w:sz w:val="18"/>
           <w:szCs w:val="18"/>
         </w:rPr>
-        <w:t>-</w:t>
+        <w:t>•</w:t>
       </w:r>
       <w:r>
         <w:rPr>
@@ -9718,7 +9992,7 @@
           <w:sz w:val="18"/>
           <w:szCs w:val="18"/>
         </w:rPr>
-        <w:t>-</w:t>
+        <w:t>•</w:t>
       </w:r>
       <w:r>
         <w:rPr>
@@ -9763,7 +10037,7 @@
           <w:sz w:val="18"/>
           <w:szCs w:val="18"/>
         </w:rPr>
-        <w:t>-</w:t>
+        <w:t>•</w:t>
       </w:r>
       <w:r>
         <w:rPr>
@@ -9781,16 +10055,38 @@
           <w:sz w:val="18"/>
           <w:szCs w:val="18"/>
         </w:rPr>
-        <w:t>Importing from a .</w:t>
-      </w:r>
-      <w:r>
-        <w:rPr>
-          <w:rFonts w:ascii="Arial" w:hAnsi="Arial" w:cs="Arial"/>
-          <w:color w:val="1F4E79" w:themeColor="accent1" w:themeShade="80"/>
-          <w:sz w:val="18"/>
-          <w:szCs w:val="18"/>
-        </w:rPr>
-        <w:t xml:space="preserve">xfp </w:t>
+        <w:t xml:space="preserve">Importing from </w:t>
+      </w:r>
+      <w:proofErr w:type="gramStart"/>
+      <w:r>
+        <w:rPr>
+          <w:rFonts w:ascii="Arial" w:hAnsi="Arial" w:cs="Arial"/>
+          <w:color w:val="1F4E79" w:themeColor="accent1" w:themeShade="80"/>
+          <w:sz w:val="18"/>
+          <w:szCs w:val="18"/>
+        </w:rPr>
+        <w:t>a .</w:t>
+      </w:r>
+      <w:proofErr w:type="spellStart"/>
+      <w:r>
+        <w:rPr>
+          <w:rFonts w:ascii="Arial" w:hAnsi="Arial" w:cs="Arial"/>
+          <w:color w:val="1F4E79" w:themeColor="accent1" w:themeShade="80"/>
+          <w:sz w:val="18"/>
+          <w:szCs w:val="18"/>
+        </w:rPr>
+        <w:t>xfp</w:t>
+      </w:r>
+      <w:proofErr w:type="spellEnd"/>
+      <w:proofErr w:type="gramEnd"/>
+      <w:r>
+        <w:rPr>
+          <w:rFonts w:ascii="Arial" w:hAnsi="Arial" w:cs="Arial"/>
+          <w:color w:val="1F4E79" w:themeColor="accent1" w:themeShade="80"/>
+          <w:sz w:val="18"/>
+          <w:szCs w:val="18"/>
+        </w:rPr>
+        <w:t xml:space="preserve"> </w:t>
       </w:r>
       <w:r>
         <w:rPr>
@@ -9880,7 +10176,7 @@
           <w:sz w:val="18"/>
           <w:szCs w:val="18"/>
         </w:rPr>
-        <w:t>-</w:t>
+        <w:t>•</w:t>
       </w:r>
       <w:r>
         <w:rPr>
@@ -9925,7 +10221,7 @@
           <w:sz w:val="18"/>
           <w:szCs w:val="18"/>
         </w:rPr>
-        <w:t>-</w:t>
+        <w:t>•</w:t>
       </w:r>
       <w:r>
         <w:rPr>
@@ -9989,7 +10285,7 @@
           <w:szCs w:val="18"/>
         </w:rPr>
         <w:lastRenderedPageBreak/>
-        <w:t>-</w:t>
+        <w:t>•</w:t>
       </w:r>
       <w:r>
         <w:rPr>
@@ -10034,7 +10330,7 @@
           <w:sz w:val="18"/>
           <w:szCs w:val="18"/>
         </w:rPr>
-        <w:t>-</w:t>
+        <w:t>•</w:t>
       </w:r>
       <w:r>
         <w:rPr>
@@ -10097,7 +10393,7 @@
           <w:sz w:val="18"/>
           <w:szCs w:val="18"/>
         </w:rPr>
-        <w:t>-</w:t>
+        <w:t>•</w:t>
       </w:r>
       <w:r>
         <w:rPr>
@@ -10142,7 +10438,7 @@
           <w:sz w:val="18"/>
           <w:szCs w:val="18"/>
         </w:rPr>
-        <w:t>-</w:t>
+        <w:t>•</w:t>
       </w:r>
       <w:r>
         <w:rPr>
@@ -10232,7 +10528,7 @@
           <w:sz w:val="18"/>
           <w:szCs w:val="18"/>
         </w:rPr>
-        <w:t>-</w:t>
+        <w:t>•</w:t>
       </w:r>
       <w:r>
         <w:rPr>
@@ -10242,6 +10538,14 @@
           <w:szCs w:val="18"/>
         </w:rPr>
         <w:tab/>
+      </w:r>
+      <w:r>
+        <w:rPr>
+          <w:rFonts w:ascii="Arial" w:hAnsi="Arial" w:cs="Arial"/>
+          <w:color w:val="1F497D"/>
+          <w:sz w:val="18"/>
+          <w:szCs w:val="18"/>
+        </w:rPr>
         <w:t xml:space="preserve">A </w:t>
       </w:r>
       <w:r>
@@ -10314,7 +10618,7 @@
           <w:sz w:val="18"/>
           <w:szCs w:val="18"/>
         </w:rPr>
-        <w:t>-</w:t>
+        <w:t>•</w:t>
       </w:r>
       <w:r>
         <w:rPr>
@@ -10332,7 +10636,27 @@
           <w:sz w:val="18"/>
           <w:szCs w:val="18"/>
         </w:rPr>
-        <w:t>Corrected the TimePicker control so that its time format now reflects a change of language.</w:t>
+        <w:t xml:space="preserve">Corrected the </w:t>
+      </w:r>
+      <w:proofErr w:type="spellStart"/>
+      <w:r>
+        <w:rPr>
+          <w:rFonts w:ascii="Arial" w:hAnsi="Arial" w:cs="Arial"/>
+          <w:color w:val="1F4E79" w:themeColor="accent1" w:themeShade="80"/>
+          <w:sz w:val="18"/>
+          <w:szCs w:val="18"/>
+        </w:rPr>
+        <w:t>TimePicker</w:t>
+      </w:r>
+      <w:proofErr w:type="spellEnd"/>
+      <w:r>
+        <w:rPr>
+          <w:rFonts w:ascii="Arial" w:hAnsi="Arial" w:cs="Arial"/>
+          <w:color w:val="1F4E79" w:themeColor="accent1" w:themeShade="80"/>
+          <w:sz w:val="18"/>
+          <w:szCs w:val="18"/>
+        </w:rPr>
+        <w:t xml:space="preserve"> control so that its time format now reflects a change of language.</w:t>
       </w:r>
     </w:p>
     <w:p>
@@ -10413,7 +10737,7 @@
           <w:sz w:val="18"/>
           <w:szCs w:val="18"/>
         </w:rPr>
-        <w:t>-</w:t>
+        <w:t>•</w:t>
       </w:r>
       <w:r>
         <w:rPr>

--- a/XFP/Resources/XFP Revision History[en-GB].docx
+++ b/XFP/Resources/XFP Revision History[en-GB].docx
@@ -13,7 +13,6 @@
         </w:tabs>
         <w:suppressAutoHyphens/>
         <w:autoSpaceDN w:val="0"/>
-        <w:ind w:left="284" w:hanging="284"/>
         <w:contextualSpacing/>
         <w:rPr>
           <w:rFonts w:ascii="Arial" w:hAnsi="Arial" w:cs="Arial"/>
@@ -58,7 +57,7 @@
           <w:sz w:val="24"/>
           <w:szCs w:val="24"/>
         </w:rPr>
-        <w:t>7</w:t>
+        <w:t>8</w:t>
       </w:r>
       <w:r>
         <w:rPr>
@@ -80,7 +79,7 @@
           <w:sz w:val="24"/>
           <w:szCs w:val="24"/>
         </w:rPr>
-        <w:t>0</w:t>
+        <w:t>xx</w:t>
       </w:r>
       <w:r>
         <w:rPr>
@@ -91,7 +90,18 @@
           <w:sz w:val="24"/>
           <w:szCs w:val="24"/>
         </w:rPr>
-        <w:t>6/05</w:t>
+        <w:t>/</w:t>
+      </w:r>
+      <w:r>
+        <w:rPr>
+          <w:rFonts w:ascii="Arial" w:hAnsi="Arial" w:cs="Arial"/>
+          <w:b/>
+          <w:bCs/>
+          <w:color w:val="4472C4" w:themeColor="accent5"/>
+          <w:sz w:val="24"/>
+          <w:szCs w:val="24"/>
+        </w:rPr>
+        <w:t>xx</w:t>
       </w:r>
       <w:r>
         <w:rPr>
@@ -184,140 +194,34 @@
           <w:sz w:val="18"/>
           <w:szCs w:val="18"/>
         </w:rPr>
-        <w:t>T</w:t>
-      </w:r>
-      <w:r>
-        <w:rPr>
-          <w:rFonts w:ascii="Arial" w:hAnsi="Arial" w:cs="Arial"/>
-          <w:color w:val="1F497D"/>
-          <w:sz w:val="18"/>
-          <w:szCs w:val="18"/>
-        </w:rPr>
-        <w:t>he Causes and Effects page</w:t>
-      </w:r>
-      <w:r>
-        <w:rPr>
-          <w:rFonts w:ascii="Arial" w:hAnsi="Arial" w:cs="Arial"/>
-          <w:color w:val="1F497D"/>
-          <w:sz w:val="18"/>
-          <w:szCs w:val="18"/>
-        </w:rPr>
-        <w:t>’s</w:t>
-      </w:r>
-      <w:r>
-        <w:rPr>
-          <w:rFonts w:ascii="Arial" w:hAnsi="Arial" w:cs="Arial"/>
-          <w:color w:val="1F497D"/>
-          <w:sz w:val="18"/>
-          <w:szCs w:val="18"/>
-        </w:rPr>
-        <w:t xml:space="preserve"> zone options showing sets </w:t>
-      </w:r>
-      <w:r>
-        <w:rPr>
-          <w:rFonts w:ascii="Arial" w:hAnsi="Arial" w:cs="Arial"/>
-          <w:color w:val="1F497D"/>
-          <w:sz w:val="18"/>
-          <w:szCs w:val="18"/>
-        </w:rPr>
-        <w:t>instead has been corrected</w:t>
-      </w:r>
-      <w:r>
-        <w:rPr>
-          <w:rFonts w:ascii="Arial" w:hAnsi="Arial" w:cs="Arial"/>
-          <w:color w:val="1F497D"/>
-          <w:sz w:val="18"/>
-          <w:szCs w:val="18"/>
-        </w:rPr>
-        <w:t>.</w:t>
-      </w:r>
-    </w:p>
-    <w:p>
-      <w:pPr>
-        <w:tabs>
-          <w:tab w:val="left" w:pos="284"/>
-          <w:tab w:val="left" w:pos="567"/>
-          <w:tab w:val="left" w:pos="993"/>
-          <w:tab w:val="left" w:pos="1418"/>
-          <w:tab w:val="right" w:pos="9000"/>
-        </w:tabs>
-        <w:suppressAutoHyphens/>
-        <w:autoSpaceDN w:val="0"/>
-        <w:contextualSpacing/>
-        <w:rPr>
-          <w:rFonts w:ascii="Arial" w:hAnsi="Arial" w:cs="Arial"/>
-          <w:color w:val="1F497D"/>
-          <w:sz w:val="18"/>
-          <w:szCs w:val="18"/>
-        </w:rPr>
-      </w:pPr>
-    </w:p>
-    <w:p>
-      <w:pPr>
-        <w:tabs>
-          <w:tab w:val="left" w:pos="993"/>
-        </w:tabs>
-        <w:rPr>
-          <w:rFonts w:ascii="Arial" w:hAnsi="Arial" w:cs="Arial"/>
-          <w:color w:val="9CC2E5" w:themeColor="accent1" w:themeTint="99"/>
-          <w:sz w:val="16"/>
-          <w:szCs w:val="16"/>
-        </w:rPr>
-      </w:pPr>
-      <w:r>
-        <w:rPr>
-          <w:rFonts w:ascii="Arial" w:hAnsi="Arial" w:cs="Arial"/>
-          <w:b/>
-          <w:bCs/>
-          <w:color w:val="4472C4" w:themeColor="accent5"/>
-          <w:sz w:val="24"/>
-          <w:szCs w:val="24"/>
-        </w:rPr>
-        <w:t>v8.1.1</w:t>
-      </w:r>
-      <w:r>
-        <w:rPr>
-          <w:rFonts w:ascii="Arial" w:hAnsi="Arial" w:cs="Arial"/>
-          <w:b/>
-          <w:bCs/>
-          <w:color w:val="4472C4" w:themeColor="accent5"/>
-          <w:sz w:val="24"/>
-          <w:szCs w:val="24"/>
-        </w:rPr>
-        <w:t>6</w:t>
-      </w:r>
-      <w:r>
-        <w:rPr>
-          <w:rFonts w:ascii="Arial" w:hAnsi="Arial" w:cs="Arial"/>
-          <w:b/>
-          <w:bCs/>
-          <w:color w:val="4472C4" w:themeColor="accent5"/>
-          <w:sz w:val="24"/>
-          <w:szCs w:val="24"/>
-        </w:rPr>
-        <w:tab/>
-      </w:r>
-      <w:r>
-        <w:rPr>
-          <w:rFonts w:ascii="Arial" w:hAnsi="Arial" w:cs="Arial"/>
-          <w:b/>
-          <w:bCs/>
-          <w:color w:val="4472C4" w:themeColor="accent5"/>
-          <w:sz w:val="24"/>
-          <w:szCs w:val="24"/>
-        </w:rPr>
-        <w:t>29/04</w:t>
-      </w:r>
-      <w:r>
-        <w:rPr>
-          <w:rFonts w:ascii="Arial" w:hAnsi="Arial" w:cs="Arial"/>
-          <w:b/>
-          <w:bCs/>
-          <w:color w:val="4472C4" w:themeColor="accent5"/>
-          <w:sz w:val="24"/>
-          <w:szCs w:val="24"/>
-        </w:rPr>
-        <w:t>/2026</w:t>
+        <w:t>Z</w:t>
+      </w:r>
+      <w:r>
+        <w:rPr>
+          <w:rFonts w:ascii="Arial" w:hAnsi="Arial" w:cs="Arial"/>
+          <w:color w:val="1F497D"/>
+          <w:sz w:val="18"/>
+          <w:szCs w:val="18"/>
+        </w:rPr>
+        <w:t xml:space="preserve">one names on the </w:t>
+      </w:r>
+      <w:r>
+        <w:rPr>
+          <w:rFonts w:ascii="Arial" w:hAnsi="Arial" w:cs="Arial"/>
+          <w:color w:val="1F497D"/>
+          <w:sz w:val="18"/>
+          <w:szCs w:val="18"/>
+        </w:rPr>
+        <w:t>D</w:t>
+      </w:r>
+      <w:r>
+        <w:rPr>
+          <w:rFonts w:ascii="Arial" w:hAnsi="Arial" w:cs="Arial"/>
+          <w:color w:val="1F497D"/>
+          <w:sz w:val="18"/>
+          <w:szCs w:val="18"/>
+        </w:rPr>
+        <w:t>evices pages are now correctly updated to reflect any edits on the Zones page.</w:t>
       </w:r>
     </w:p>
     <w:p>
@@ -335,23 +239,119 @@
         <w:contextualSpacing/>
         <w:rPr>
           <w:rFonts w:ascii="Arial" w:hAnsi="Arial" w:cs="Arial"/>
-          <w:b/>
-          <w:bCs/>
-          <w:color w:val="1F497D"/>
-          <w:sz w:val="18"/>
-          <w:szCs w:val="18"/>
-        </w:rPr>
-      </w:pPr>
-      <w:r>
-        <w:rPr>
-          <w:rFonts w:ascii="Arial" w:hAnsi="Arial" w:cs="Arial"/>
-          <w:b/>
-          <w:bCs/>
-          <w:color w:val="1F497D"/>
-          <w:sz w:val="18"/>
-          <w:szCs w:val="18"/>
-        </w:rPr>
-        <w:t>Fixes</w:t>
+          <w:color w:val="1F497D"/>
+          <w:sz w:val="18"/>
+          <w:szCs w:val="18"/>
+        </w:rPr>
+      </w:pPr>
+      <w:r>
+        <w:rPr>
+          <w:rFonts w:ascii="Arial" w:hAnsi="Arial" w:cs="Arial"/>
+          <w:color w:val="1F497D"/>
+          <w:sz w:val="18"/>
+          <w:szCs w:val="18"/>
+        </w:rPr>
+        <w:t>•</w:t>
+      </w:r>
+      <w:r>
+        <w:rPr>
+          <w:rFonts w:ascii="Arial" w:hAnsi="Arial" w:cs="Arial"/>
+          <w:color w:val="1F497D"/>
+          <w:sz w:val="18"/>
+          <w:szCs w:val="18"/>
+        </w:rPr>
+        <w:tab/>
+        <w:t>I</w:t>
+      </w:r>
+      <w:r>
+        <w:rPr>
+          <w:rFonts w:ascii="Arial" w:hAnsi="Arial" w:cs="Arial"/>
+          <w:color w:val="1F497D"/>
+          <w:sz w:val="18"/>
+          <w:szCs w:val="18"/>
+        </w:rPr>
+        <w:t>/</w:t>
+      </w:r>
+      <w:r>
+        <w:rPr>
+          <w:rFonts w:ascii="Arial" w:hAnsi="Arial" w:cs="Arial"/>
+          <w:color w:val="1F497D"/>
+          <w:sz w:val="18"/>
+          <w:szCs w:val="18"/>
+        </w:rPr>
+        <w:t xml:space="preserve">O </w:t>
+      </w:r>
+      <w:r>
+        <w:rPr>
+          <w:rFonts w:ascii="Arial" w:hAnsi="Arial" w:cs="Arial"/>
+          <w:color w:val="1F497D"/>
+          <w:sz w:val="18"/>
+          <w:szCs w:val="18"/>
+        </w:rPr>
+        <w:t>s</w:t>
+      </w:r>
+      <w:r>
+        <w:rPr>
+          <w:rFonts w:ascii="Arial" w:hAnsi="Arial" w:cs="Arial"/>
+          <w:color w:val="1F497D"/>
+          <w:sz w:val="18"/>
+          <w:szCs w:val="18"/>
+        </w:rPr>
+        <w:t xml:space="preserve">ettings’ </w:t>
+      </w:r>
+      <w:r>
+        <w:rPr>
+          <w:rFonts w:ascii="Arial" w:hAnsi="Arial" w:cs="Arial"/>
+          <w:color w:val="1F497D"/>
+          <w:sz w:val="18"/>
+          <w:szCs w:val="18"/>
+        </w:rPr>
+        <w:t>zone/group/set</w:t>
+      </w:r>
+      <w:r>
+        <w:rPr>
+          <w:rFonts w:ascii="Arial" w:hAnsi="Arial" w:cs="Arial"/>
+          <w:color w:val="1F497D"/>
+          <w:sz w:val="18"/>
+          <w:szCs w:val="18"/>
+        </w:rPr>
+        <w:t xml:space="preserve"> values </w:t>
+      </w:r>
+      <w:r>
+        <w:rPr>
+          <w:rFonts w:ascii="Arial" w:hAnsi="Arial" w:cs="Arial"/>
+          <w:color w:val="1F497D"/>
+          <w:sz w:val="18"/>
+          <w:szCs w:val="18"/>
+        </w:rPr>
+        <w:t xml:space="preserve">are </w:t>
+      </w:r>
+      <w:r>
+        <w:rPr>
+          <w:rFonts w:ascii="Arial" w:hAnsi="Arial" w:cs="Arial"/>
+          <w:color w:val="1F497D"/>
+          <w:sz w:val="18"/>
+          <w:szCs w:val="18"/>
+        </w:rPr>
+        <w:t xml:space="preserve">remembered </w:t>
+      </w:r>
+      <w:r>
+        <w:rPr>
+          <w:rFonts w:ascii="Arial" w:hAnsi="Arial" w:cs="Arial"/>
+          <w:color w:val="1F497D"/>
+          <w:sz w:val="18"/>
+          <w:szCs w:val="18"/>
+        </w:rPr>
+        <w:t>correctly</w:t>
+      </w:r>
+      <w:r>
+        <w:rPr>
+          <w:rFonts w:ascii="Arial" w:hAnsi="Arial" w:cs="Arial"/>
+          <w:color w:val="1F497D"/>
+          <w:sz w:val="18"/>
+          <w:szCs w:val="18"/>
+        </w:rPr>
+        <w:t>.</w:t>
       </w:r>
     </w:p>
     <w:p>
@@ -399,133 +399,16 @@
           <w:sz w:val="18"/>
           <w:szCs w:val="18"/>
         </w:rPr>
-        <w:t xml:space="preserve">The fault that caused the app to shut down when opening the </w:t>
-      </w:r>
-      <w:r>
-        <w:rPr>
-          <w:rFonts w:ascii="Arial" w:hAnsi="Arial" w:cs="Arial"/>
-          <w:color w:val="1F497D"/>
-          <w:sz w:val="18"/>
-          <w:szCs w:val="18"/>
-        </w:rPr>
-        <w:t>print options window</w:t>
-      </w:r>
-      <w:r>
-        <w:rPr>
-          <w:rFonts w:ascii="Arial" w:hAnsi="Arial" w:cs="Arial"/>
-          <w:color w:val="1F497D"/>
-          <w:sz w:val="18"/>
-          <w:szCs w:val="18"/>
-        </w:rPr>
-        <w:t xml:space="preserve"> has been corrected</w:t>
-      </w:r>
-      <w:r>
-        <w:rPr>
-          <w:rFonts w:ascii="Arial" w:hAnsi="Arial" w:cs="Arial"/>
-          <w:color w:val="1F497D"/>
-          <w:sz w:val="18"/>
-          <w:szCs w:val="18"/>
-        </w:rPr>
-        <w:t>.</w:t>
-      </w:r>
-    </w:p>
-    <w:p>
-      <w:pPr>
-        <w:tabs>
-          <w:tab w:val="left" w:pos="284"/>
-          <w:tab w:val="left" w:pos="567"/>
-          <w:tab w:val="left" w:pos="993"/>
-          <w:tab w:val="left" w:pos="1418"/>
-          <w:tab w:val="right" w:pos="9000"/>
-        </w:tabs>
-        <w:suppressAutoHyphens/>
-        <w:autoSpaceDN w:val="0"/>
-        <w:contextualSpacing/>
-        <w:rPr>
-          <w:rFonts w:ascii="Arial" w:hAnsi="Arial" w:cs="Arial"/>
-          <w:color w:val="1F497D"/>
-          <w:sz w:val="18"/>
-          <w:szCs w:val="18"/>
-        </w:rPr>
-      </w:pPr>
-    </w:p>
-    <w:p>
-      <w:pPr>
-        <w:tabs>
-          <w:tab w:val="left" w:pos="993"/>
-        </w:tabs>
-        <w:rPr>
-          <w:rFonts w:ascii="Arial" w:hAnsi="Arial" w:cs="Arial"/>
-          <w:color w:val="9CC2E5" w:themeColor="accent1" w:themeTint="99"/>
-          <w:sz w:val="16"/>
-          <w:szCs w:val="16"/>
-        </w:rPr>
-      </w:pPr>
-      <w:r>
-        <w:rPr>
-          <w:rFonts w:ascii="Arial" w:hAnsi="Arial" w:cs="Arial"/>
-          <w:b/>
-          <w:bCs/>
-          <w:color w:val="4472C4" w:themeColor="accent5"/>
-          <w:sz w:val="24"/>
-          <w:szCs w:val="24"/>
-        </w:rPr>
-        <w:t>v8.1.</w:t>
-      </w:r>
-      <w:r>
-        <w:rPr>
-          <w:rFonts w:ascii="Arial" w:hAnsi="Arial" w:cs="Arial"/>
-          <w:b/>
-          <w:bCs/>
-          <w:color w:val="4472C4" w:themeColor="accent5"/>
-          <w:sz w:val="24"/>
-          <w:szCs w:val="24"/>
-        </w:rPr>
-        <w:t>15</w:t>
-      </w:r>
-      <w:r>
-        <w:rPr>
-          <w:rFonts w:ascii="Arial" w:hAnsi="Arial" w:cs="Arial"/>
-          <w:b/>
-          <w:bCs/>
-          <w:color w:val="4472C4" w:themeColor="accent5"/>
-          <w:sz w:val="24"/>
-          <w:szCs w:val="24"/>
-        </w:rPr>
-        <w:tab/>
-      </w:r>
-      <w:r>
-        <w:rPr>
-          <w:rFonts w:ascii="Arial" w:hAnsi="Arial" w:cs="Arial"/>
-          <w:b/>
-          <w:bCs/>
-          <w:color w:val="4472C4" w:themeColor="accent5"/>
-          <w:sz w:val="24"/>
-          <w:szCs w:val="24"/>
-        </w:rPr>
-        <w:t>14/</w:t>
-      </w:r>
-      <w:r>
-        <w:rPr>
-          <w:rFonts w:ascii="Arial" w:hAnsi="Arial" w:cs="Arial"/>
-          <w:b/>
-          <w:bCs/>
-          <w:color w:val="4472C4" w:themeColor="accent5"/>
-          <w:sz w:val="24"/>
-          <w:szCs w:val="24"/>
-        </w:rPr>
-        <w:t>04</w:t>
-      </w:r>
-      <w:r>
-        <w:rPr>
-          <w:rFonts w:ascii="Arial" w:hAnsi="Arial" w:cs="Arial"/>
-          <w:b/>
-          <w:bCs/>
-          <w:color w:val="4472C4" w:themeColor="accent5"/>
-          <w:sz w:val="24"/>
-          <w:szCs w:val="24"/>
-        </w:rPr>
-        <w:t>/2026</w:t>
+        <w:t>T</w:t>
+      </w:r>
+      <w:r>
+        <w:rPr>
+          <w:rFonts w:ascii="Arial" w:hAnsi="Arial" w:cs="Arial"/>
+          <w:color w:val="1F497D"/>
+          <w:sz w:val="18"/>
+          <w:szCs w:val="18"/>
+        </w:rPr>
+        <w:t>ext on the Comments page now updates correctly.</w:t>
       </w:r>
     </w:p>
     <w:p>
@@ -543,23 +426,100 @@
         <w:contextualSpacing/>
         <w:rPr>
           <w:rFonts w:ascii="Arial" w:hAnsi="Arial" w:cs="Arial"/>
-          <w:b/>
-          <w:bCs/>
-          <w:color w:val="1F497D"/>
-          <w:sz w:val="18"/>
-          <w:szCs w:val="18"/>
-        </w:rPr>
-      </w:pPr>
-      <w:r>
-        <w:rPr>
-          <w:rFonts w:ascii="Arial" w:hAnsi="Arial" w:cs="Arial"/>
-          <w:b/>
-          <w:bCs/>
-          <w:color w:val="1F497D"/>
-          <w:sz w:val="18"/>
-          <w:szCs w:val="18"/>
-        </w:rPr>
-        <w:t>New features</w:t>
+          <w:color w:val="1F497D"/>
+          <w:sz w:val="18"/>
+          <w:szCs w:val="18"/>
+        </w:rPr>
+      </w:pPr>
+      <w:r>
+        <w:rPr>
+          <w:rFonts w:ascii="Arial" w:hAnsi="Arial" w:cs="Arial"/>
+          <w:color w:val="1F497D"/>
+          <w:sz w:val="18"/>
+          <w:szCs w:val="18"/>
+        </w:rPr>
+        <w:t>•</w:t>
+      </w:r>
+      <w:r>
+        <w:rPr>
+          <w:rFonts w:ascii="Arial" w:hAnsi="Arial" w:cs="Arial"/>
+          <w:color w:val="1F497D"/>
+          <w:sz w:val="18"/>
+          <w:szCs w:val="18"/>
+        </w:rPr>
+        <w:tab/>
+      </w:r>
+      <w:r>
+        <w:rPr>
+          <w:rFonts w:ascii="Arial" w:hAnsi="Arial" w:cs="Arial"/>
+          <w:color w:val="1F497D"/>
+          <w:sz w:val="18"/>
+          <w:szCs w:val="18"/>
+        </w:rPr>
+        <w:t>R</w:t>
+      </w:r>
+      <w:r>
+        <w:rPr>
+          <w:rFonts w:ascii="Arial" w:hAnsi="Arial" w:cs="Arial"/>
+          <w:color w:val="1F497D"/>
+          <w:sz w:val="18"/>
+          <w:szCs w:val="18"/>
+        </w:rPr>
+        <w:t>ight-click</w:t>
+      </w:r>
+      <w:r>
+        <w:rPr>
+          <w:rFonts w:ascii="Arial" w:hAnsi="Arial" w:cs="Arial"/>
+          <w:color w:val="1F497D"/>
+          <w:sz w:val="18"/>
+          <w:szCs w:val="18"/>
+        </w:rPr>
+        <w:t xml:space="preserve"> + </w:t>
+      </w:r>
+      <w:r>
+        <w:rPr>
+          <w:rFonts w:ascii="Arial" w:hAnsi="Arial" w:cs="Arial"/>
+          <w:color w:val="1F497D"/>
+          <w:sz w:val="18"/>
+          <w:szCs w:val="18"/>
+        </w:rPr>
+        <w:t xml:space="preserve">paste </w:t>
+      </w:r>
+      <w:r>
+        <w:rPr>
+          <w:rFonts w:ascii="Arial" w:hAnsi="Arial" w:cs="Arial"/>
+          <w:color w:val="1F497D"/>
+          <w:sz w:val="18"/>
+          <w:szCs w:val="18"/>
+        </w:rPr>
+        <w:t xml:space="preserve">in text boxes, etc., is now prevented </w:t>
+      </w:r>
+      <w:r>
+        <w:rPr>
+          <w:rFonts w:ascii="Arial" w:hAnsi="Arial" w:cs="Arial"/>
+          <w:color w:val="1F497D"/>
+          <w:sz w:val="18"/>
+          <w:szCs w:val="18"/>
+        </w:rPr>
+        <w:t xml:space="preserve">when </w:t>
+      </w:r>
+      <w:r>
+        <w:rPr>
+          <w:rFonts w:ascii="Arial" w:hAnsi="Arial" w:cs="Arial"/>
+          <w:color w:val="1F497D"/>
+          <w:sz w:val="18"/>
+          <w:szCs w:val="18"/>
+        </w:rPr>
+        <w:t xml:space="preserve">the </w:t>
+      </w:r>
+      <w:r>
+        <w:rPr>
+          <w:rFonts w:ascii="Arial" w:hAnsi="Arial" w:cs="Arial"/>
+          <w:color w:val="1F497D"/>
+          <w:sz w:val="18"/>
+          <w:szCs w:val="18"/>
+        </w:rPr>
+        <w:t>data is read-only.</w:t>
       </w:r>
     </w:p>
     <w:p>
@@ -599,7 +559,322 @@
           <w:szCs w:val="18"/>
         </w:rPr>
         <w:tab/>
-        <w:t>The feature for custom icons and title bar colour has been added to the popup message box. For example, error and warning messages now use red and orange title bars respectively.</w:t>
+      </w:r>
+      <w:r>
+        <w:rPr>
+          <w:rFonts w:ascii="Arial" w:hAnsi="Arial" w:cs="Arial"/>
+          <w:color w:val="1F497D"/>
+          <w:sz w:val="18"/>
+          <w:szCs w:val="18"/>
+        </w:rPr>
+        <w:t>P</w:t>
+      </w:r>
+      <w:r>
+        <w:rPr>
+          <w:rFonts w:ascii="Arial" w:hAnsi="Arial" w:cs="Arial"/>
+          <w:color w:val="1F497D"/>
+          <w:sz w:val="18"/>
+          <w:szCs w:val="18"/>
+        </w:rPr>
+        <w:t xml:space="preserve">rinting: </w:t>
+      </w:r>
+      <w:r>
+        <w:rPr>
+          <w:rFonts w:ascii="Arial" w:hAnsi="Arial" w:cs="Arial"/>
+          <w:color w:val="1F497D"/>
+          <w:sz w:val="18"/>
+          <w:szCs w:val="18"/>
+        </w:rPr>
+        <w:br/>
+      </w:r>
+      <w:r>
+        <w:rPr>
+          <w:rFonts w:ascii="Arial" w:hAnsi="Arial" w:cs="Arial"/>
+          <w:color w:val="1F497D"/>
+          <w:sz w:val="18"/>
+          <w:szCs w:val="18"/>
+        </w:rPr>
+        <w:t>•</w:t>
+      </w:r>
+      <w:r>
+        <w:rPr>
+          <w:rFonts w:ascii="Arial" w:hAnsi="Arial" w:cs="Arial"/>
+          <w:color w:val="1F497D"/>
+          <w:sz w:val="18"/>
+          <w:szCs w:val="18"/>
+        </w:rPr>
+        <w:tab/>
+        <w:t xml:space="preserve">I/O </w:t>
+      </w:r>
+      <w:r>
+        <w:rPr>
+          <w:rFonts w:ascii="Arial" w:hAnsi="Arial" w:cs="Arial"/>
+          <w:color w:val="1F497D"/>
+          <w:sz w:val="18"/>
+          <w:szCs w:val="18"/>
+        </w:rPr>
+        <w:t xml:space="preserve">settings now show the </w:t>
+      </w:r>
+      <w:r>
+        <w:rPr>
+          <w:rFonts w:ascii="Arial" w:hAnsi="Arial" w:cs="Arial"/>
+          <w:color w:val="1F497D"/>
+          <w:sz w:val="18"/>
+          <w:szCs w:val="18"/>
+        </w:rPr>
+        <w:t>correct</w:t>
+      </w:r>
+      <w:r>
+        <w:rPr>
+          <w:rFonts w:ascii="Arial" w:hAnsi="Arial" w:cs="Arial"/>
+          <w:color w:val="1F497D"/>
+          <w:sz w:val="18"/>
+          <w:szCs w:val="18"/>
+        </w:rPr>
+        <w:t xml:space="preserve"> </w:t>
+      </w:r>
+      <w:r>
+        <w:rPr>
+          <w:rFonts w:ascii="Arial" w:hAnsi="Arial" w:cs="Arial"/>
+          <w:color w:val="1F497D"/>
+          <w:sz w:val="18"/>
+          <w:szCs w:val="18"/>
+        </w:rPr>
+        <w:t>group/set</w:t>
+      </w:r>
+      <w:r>
+        <w:rPr>
+          <w:rFonts w:ascii="Arial" w:hAnsi="Arial" w:cs="Arial"/>
+          <w:color w:val="1F497D"/>
+          <w:sz w:val="18"/>
+          <w:szCs w:val="18"/>
+        </w:rPr>
+        <w:t xml:space="preserve"> </w:t>
+      </w:r>
+      <w:r>
+        <w:rPr>
+          <w:rFonts w:ascii="Arial" w:hAnsi="Arial" w:cs="Arial"/>
+          <w:color w:val="1F497D"/>
+          <w:sz w:val="18"/>
+          <w:szCs w:val="18"/>
+        </w:rPr>
+        <w:t>numbers</w:t>
+      </w:r>
+      <w:r>
+        <w:rPr>
+          <w:rFonts w:ascii="Arial" w:hAnsi="Arial" w:cs="Arial"/>
+          <w:color w:val="1F497D"/>
+          <w:sz w:val="18"/>
+          <w:szCs w:val="18"/>
+        </w:rPr>
+        <w:br/>
+      </w:r>
+      <w:r>
+        <w:rPr>
+          <w:rFonts w:ascii="Arial" w:hAnsi="Arial" w:cs="Arial"/>
+          <w:color w:val="1F497D"/>
+          <w:sz w:val="18"/>
+          <w:szCs w:val="18"/>
+        </w:rPr>
+        <w:t>•</w:t>
+      </w:r>
+      <w:r>
+        <w:rPr>
+          <w:rFonts w:ascii="Arial" w:hAnsi="Arial" w:cs="Arial"/>
+          <w:color w:val="1F497D"/>
+          <w:sz w:val="18"/>
+          <w:szCs w:val="18"/>
+        </w:rPr>
+        <w:tab/>
+      </w:r>
+      <w:r>
+        <w:rPr>
+          <w:rFonts w:ascii="Arial" w:hAnsi="Arial" w:cs="Arial"/>
+          <w:color w:val="1F497D"/>
+          <w:sz w:val="18"/>
+          <w:szCs w:val="18"/>
+        </w:rPr>
+        <w:t xml:space="preserve">The sort order has been corrected for </w:t>
+      </w:r>
+      <w:r>
+        <w:rPr>
+          <w:rFonts w:ascii="Arial" w:hAnsi="Arial" w:cs="Arial"/>
+          <w:color w:val="1F497D"/>
+          <w:sz w:val="18"/>
+          <w:szCs w:val="18"/>
+        </w:rPr>
+        <w:t>device print</w:t>
+      </w:r>
+      <w:r>
+        <w:rPr>
+          <w:rFonts w:ascii="Arial" w:hAnsi="Arial" w:cs="Arial"/>
+          <w:color w:val="1F497D"/>
+          <w:sz w:val="18"/>
+          <w:szCs w:val="18"/>
+        </w:rPr>
+        <w:t>ing</w:t>
+      </w:r>
+      <w:r>
+        <w:rPr>
+          <w:rFonts w:ascii="Arial" w:hAnsi="Arial" w:cs="Arial"/>
+          <w:color w:val="1F497D"/>
+          <w:sz w:val="18"/>
+          <w:szCs w:val="18"/>
+        </w:rPr>
+        <w:t xml:space="preserve"> when </w:t>
+      </w:r>
+      <w:r>
+        <w:rPr>
+          <w:rFonts w:ascii="Arial" w:hAnsi="Arial" w:cs="Arial"/>
+          <w:color w:val="1F497D"/>
+          <w:sz w:val="18"/>
+          <w:szCs w:val="18"/>
+        </w:rPr>
+        <w:t>“</w:t>
+      </w:r>
+      <w:r>
+        <w:rPr>
+          <w:rFonts w:ascii="Arial" w:hAnsi="Arial" w:cs="Arial"/>
+          <w:color w:val="1F497D"/>
+          <w:sz w:val="18"/>
+          <w:szCs w:val="18"/>
+        </w:rPr>
+        <w:t>Order by group</w:t>
+      </w:r>
+      <w:r>
+        <w:rPr>
+          <w:rFonts w:ascii="Arial" w:hAnsi="Arial" w:cs="Arial"/>
+          <w:color w:val="1F497D"/>
+          <w:sz w:val="18"/>
+          <w:szCs w:val="18"/>
+        </w:rPr>
+        <w:t>/zone</w:t>
+      </w:r>
+      <w:r>
+        <w:rPr>
+          <w:rFonts w:ascii="Arial" w:hAnsi="Arial" w:cs="Arial"/>
+          <w:color w:val="1F497D"/>
+          <w:sz w:val="18"/>
+          <w:szCs w:val="18"/>
+        </w:rPr>
+        <w:t>/area</w:t>
+      </w:r>
+      <w:r>
+        <w:rPr>
+          <w:rFonts w:ascii="Arial" w:hAnsi="Arial" w:cs="Arial"/>
+          <w:color w:val="1F497D"/>
+          <w:sz w:val="18"/>
+          <w:szCs w:val="18"/>
+        </w:rPr>
+        <w:t>”</w:t>
+      </w:r>
+      <w:r>
+        <w:rPr>
+          <w:rFonts w:ascii="Arial" w:hAnsi="Arial" w:cs="Arial"/>
+          <w:color w:val="1F497D"/>
+          <w:sz w:val="18"/>
+          <w:szCs w:val="18"/>
+        </w:rPr>
+        <w:t xml:space="preserve"> is selected</w:t>
+      </w:r>
+      <w:r>
+        <w:rPr>
+          <w:rFonts w:ascii="Arial" w:hAnsi="Arial" w:cs="Arial"/>
+          <w:color w:val="1F497D"/>
+          <w:sz w:val="18"/>
+          <w:szCs w:val="18"/>
+        </w:rPr>
+        <w:br/>
+      </w:r>
+      <w:r>
+        <w:rPr>
+          <w:rFonts w:ascii="Arial" w:hAnsi="Arial" w:cs="Arial"/>
+          <w:color w:val="1F497D"/>
+          <w:sz w:val="18"/>
+          <w:szCs w:val="18"/>
+        </w:rPr>
+        <w:t>•</w:t>
+      </w:r>
+      <w:r>
+        <w:rPr>
+          <w:rFonts w:ascii="Arial" w:hAnsi="Arial" w:cs="Arial"/>
+          <w:color w:val="1F497D"/>
+          <w:sz w:val="18"/>
+          <w:szCs w:val="18"/>
+        </w:rPr>
+        <w:tab/>
+      </w:r>
+      <w:r>
+        <w:rPr>
+          <w:rFonts w:ascii="Arial" w:hAnsi="Arial" w:cs="Arial"/>
+          <w:color w:val="1F497D"/>
+          <w:sz w:val="18"/>
+          <w:szCs w:val="18"/>
+        </w:rPr>
+        <w:t>The zone and group are now shown for devices with both (e.g. CAST Pro optical detector).</w:t>
+      </w:r>
+      <w:r>
+        <w:rPr>
+          <w:rFonts w:ascii="Arial" w:hAnsi="Arial" w:cs="Arial"/>
+          <w:color w:val="1F497D"/>
+          <w:sz w:val="18"/>
+          <w:szCs w:val="18"/>
+        </w:rPr>
+        <w:br/>
+      </w:r>
+      <w:r>
+        <w:rPr>
+          <w:rFonts w:ascii="Arial" w:hAnsi="Arial" w:cs="Arial"/>
+          <w:color w:val="1F497D"/>
+          <w:sz w:val="18"/>
+          <w:szCs w:val="18"/>
+        </w:rPr>
+        <w:t>•</w:t>
+      </w:r>
+      <w:r>
+        <w:rPr>
+          <w:rFonts w:ascii="Arial" w:hAnsi="Arial" w:cs="Arial"/>
+          <w:color w:val="1F497D"/>
+          <w:sz w:val="18"/>
+          <w:szCs w:val="18"/>
+        </w:rPr>
+        <w:tab/>
+      </w:r>
+      <w:r>
+        <w:rPr>
+          <w:rFonts w:ascii="Arial" w:hAnsi="Arial" w:cs="Arial"/>
+          <w:color w:val="1F497D"/>
+          <w:sz w:val="18"/>
+          <w:szCs w:val="18"/>
+        </w:rPr>
+        <w:t>Z</w:t>
+      </w:r>
+      <w:r>
+        <w:rPr>
+          <w:rFonts w:ascii="Arial" w:hAnsi="Arial" w:cs="Arial"/>
+          <w:color w:val="1F497D"/>
+          <w:sz w:val="18"/>
+          <w:szCs w:val="18"/>
+        </w:rPr>
+        <w:t>ones/groups/sets that are not set</w:t>
+      </w:r>
+      <w:r>
+        <w:rPr>
+          <w:rFonts w:ascii="Arial" w:hAnsi="Arial" w:cs="Arial"/>
+          <w:color w:val="1F497D"/>
+          <w:sz w:val="18"/>
+          <w:szCs w:val="18"/>
+        </w:rPr>
+        <w:t xml:space="preserve"> no longer result in an error message</w:t>
+      </w:r>
+      <w:r>
+        <w:rPr>
+          <w:rFonts w:ascii="Arial" w:hAnsi="Arial" w:cs="Arial"/>
+          <w:color w:val="1F497D"/>
+          <w:sz w:val="18"/>
+          <w:szCs w:val="18"/>
+        </w:rPr>
+        <w:t>.</w:t>
       </w:r>
     </w:p>
     <w:p>
@@ -626,6 +901,85 @@
     <w:p>
       <w:pPr>
         <w:tabs>
+          <w:tab w:val="left" w:pos="993"/>
+        </w:tabs>
+        <w:rPr>
+          <w:rFonts w:ascii="Arial" w:hAnsi="Arial" w:cs="Arial"/>
+          <w:color w:val="9CC2E5" w:themeColor="accent1" w:themeTint="99"/>
+          <w:sz w:val="16"/>
+          <w:szCs w:val="16"/>
+        </w:rPr>
+      </w:pPr>
+      <w:r>
+        <w:rPr>
+          <w:rFonts w:ascii="Arial" w:hAnsi="Arial" w:cs="Arial"/>
+          <w:b/>
+          <w:bCs/>
+          <w:color w:val="4472C4" w:themeColor="accent5"/>
+          <w:sz w:val="24"/>
+          <w:szCs w:val="24"/>
+        </w:rPr>
+        <w:t>v8.1.1</w:t>
+      </w:r>
+      <w:r>
+        <w:rPr>
+          <w:rFonts w:ascii="Arial" w:hAnsi="Arial" w:cs="Arial"/>
+          <w:b/>
+          <w:bCs/>
+          <w:color w:val="4472C4" w:themeColor="accent5"/>
+          <w:sz w:val="24"/>
+          <w:szCs w:val="24"/>
+        </w:rPr>
+        <w:t>7</w:t>
+      </w:r>
+      <w:r>
+        <w:rPr>
+          <w:rFonts w:ascii="Arial" w:hAnsi="Arial" w:cs="Arial"/>
+          <w:b/>
+          <w:bCs/>
+          <w:color w:val="4472C4" w:themeColor="accent5"/>
+          <w:sz w:val="24"/>
+          <w:szCs w:val="24"/>
+        </w:rPr>
+        <w:tab/>
+      </w:r>
+      <w:r>
+        <w:rPr>
+          <w:rFonts w:ascii="Arial" w:hAnsi="Arial" w:cs="Arial"/>
+          <w:b/>
+          <w:bCs/>
+          <w:color w:val="4472C4" w:themeColor="accent5"/>
+          <w:sz w:val="24"/>
+          <w:szCs w:val="24"/>
+        </w:rPr>
+        <w:t>0</w:t>
+      </w:r>
+      <w:r>
+        <w:rPr>
+          <w:rFonts w:ascii="Arial" w:hAnsi="Arial" w:cs="Arial"/>
+          <w:b/>
+          <w:bCs/>
+          <w:color w:val="4472C4" w:themeColor="accent5"/>
+          <w:sz w:val="24"/>
+          <w:szCs w:val="24"/>
+        </w:rPr>
+        <w:t>6/05</w:t>
+      </w:r>
+      <w:r>
+        <w:rPr>
+          <w:rFonts w:ascii="Arial" w:hAnsi="Arial" w:cs="Arial"/>
+          <w:b/>
+          <w:bCs/>
+          <w:color w:val="4472C4" w:themeColor="accent5"/>
+          <w:sz w:val="24"/>
+          <w:szCs w:val="24"/>
+        </w:rPr>
+        <w:t>/2026</w:t>
+      </w:r>
+    </w:p>
+    <w:p>
+      <w:pPr>
+        <w:tabs>
           <w:tab w:val="left" w:pos="284"/>
           <w:tab w:val="left" w:pos="567"/>
           <w:tab w:val="left" w:pos="993"/>
@@ -702,34 +1056,43 @@
           <w:sz w:val="18"/>
           <w:szCs w:val="18"/>
         </w:rPr>
-        <w:t xml:space="preserve">Zone </w:t>
-      </w:r>
-      <w:r>
-        <w:rPr>
-          <w:rFonts w:ascii="Arial" w:hAnsi="Arial" w:cs="Arial"/>
-          <w:color w:val="1F497D"/>
-          <w:sz w:val="18"/>
-          <w:szCs w:val="18"/>
-        </w:rPr>
-        <w:t xml:space="preserve">names sent to the XFP panel being </w:t>
-      </w:r>
-      <w:r>
-        <w:rPr>
-          <w:rFonts w:ascii="Arial" w:hAnsi="Arial" w:cs="Arial"/>
-          <w:color w:val="1F497D"/>
-          <w:sz w:val="18"/>
-          <w:szCs w:val="18"/>
-        </w:rPr>
-        <w:t>assigned to</w:t>
-      </w:r>
-      <w:r>
-        <w:rPr>
-          <w:rFonts w:ascii="Arial" w:hAnsi="Arial" w:cs="Arial"/>
-          <w:color w:val="1F497D"/>
-          <w:sz w:val="18"/>
-          <w:szCs w:val="18"/>
-        </w:rPr>
-        <w:t xml:space="preserve"> the wrong zone has been corrected</w:t>
+        <w:t>T</w:t>
+      </w:r>
+      <w:r>
+        <w:rPr>
+          <w:rFonts w:ascii="Arial" w:hAnsi="Arial" w:cs="Arial"/>
+          <w:color w:val="1F497D"/>
+          <w:sz w:val="18"/>
+          <w:szCs w:val="18"/>
+        </w:rPr>
+        <w:t>he Causes and Effects page</w:t>
+      </w:r>
+      <w:r>
+        <w:rPr>
+          <w:rFonts w:ascii="Arial" w:hAnsi="Arial" w:cs="Arial"/>
+          <w:color w:val="1F497D"/>
+          <w:sz w:val="18"/>
+          <w:szCs w:val="18"/>
+        </w:rPr>
+        <w:t>’s</w:t>
+      </w:r>
+      <w:r>
+        <w:rPr>
+          <w:rFonts w:ascii="Arial" w:hAnsi="Arial" w:cs="Arial"/>
+          <w:color w:val="1F497D"/>
+          <w:sz w:val="18"/>
+          <w:szCs w:val="18"/>
+        </w:rPr>
+        <w:t xml:space="preserve"> zone options showing sets </w:t>
+      </w:r>
+      <w:r>
+        <w:rPr>
+          <w:rFonts w:ascii="Arial" w:hAnsi="Arial" w:cs="Arial"/>
+          <w:color w:val="1F497D"/>
+          <w:sz w:val="18"/>
+          <w:szCs w:val="18"/>
+        </w:rPr>
+        <w:t>instead has been corrected</w:t>
       </w:r>
       <w:r>
         <w:rPr>
@@ -739,6 +1102,94 @@
           <w:szCs w:val="18"/>
         </w:rPr>
         <w:t>.</w:t>
+      </w:r>
+    </w:p>
+    <w:p>
+      <w:pPr>
+        <w:tabs>
+          <w:tab w:val="left" w:pos="284"/>
+          <w:tab w:val="left" w:pos="567"/>
+          <w:tab w:val="left" w:pos="993"/>
+          <w:tab w:val="left" w:pos="1418"/>
+          <w:tab w:val="right" w:pos="9000"/>
+        </w:tabs>
+        <w:suppressAutoHyphens/>
+        <w:autoSpaceDN w:val="0"/>
+        <w:contextualSpacing/>
+        <w:rPr>
+          <w:rFonts w:ascii="Arial" w:hAnsi="Arial" w:cs="Arial"/>
+          <w:color w:val="1F497D"/>
+          <w:sz w:val="18"/>
+          <w:szCs w:val="18"/>
+        </w:rPr>
+      </w:pPr>
+    </w:p>
+    <w:p>
+      <w:pPr>
+        <w:tabs>
+          <w:tab w:val="left" w:pos="993"/>
+        </w:tabs>
+        <w:rPr>
+          <w:rFonts w:ascii="Arial" w:hAnsi="Arial" w:cs="Arial"/>
+          <w:color w:val="9CC2E5" w:themeColor="accent1" w:themeTint="99"/>
+          <w:sz w:val="16"/>
+          <w:szCs w:val="16"/>
+        </w:rPr>
+      </w:pPr>
+      <w:r>
+        <w:rPr>
+          <w:rFonts w:ascii="Arial" w:hAnsi="Arial" w:cs="Arial"/>
+          <w:b/>
+          <w:bCs/>
+          <w:color w:val="4472C4" w:themeColor="accent5"/>
+          <w:sz w:val="24"/>
+          <w:szCs w:val="24"/>
+        </w:rPr>
+        <w:t>v8.1.1</w:t>
+      </w:r>
+      <w:r>
+        <w:rPr>
+          <w:rFonts w:ascii="Arial" w:hAnsi="Arial" w:cs="Arial"/>
+          <w:b/>
+          <w:bCs/>
+          <w:color w:val="4472C4" w:themeColor="accent5"/>
+          <w:sz w:val="24"/>
+          <w:szCs w:val="24"/>
+        </w:rPr>
+        <w:t>6</w:t>
+      </w:r>
+      <w:r>
+        <w:rPr>
+          <w:rFonts w:ascii="Arial" w:hAnsi="Arial" w:cs="Arial"/>
+          <w:b/>
+          <w:bCs/>
+          <w:color w:val="4472C4" w:themeColor="accent5"/>
+          <w:sz w:val="24"/>
+          <w:szCs w:val="24"/>
+        </w:rPr>
+        <w:tab/>
+      </w:r>
+      <w:r>
+        <w:rPr>
+          <w:rFonts w:ascii="Arial" w:hAnsi="Arial" w:cs="Arial"/>
+          <w:b/>
+          <w:bCs/>
+          <w:color w:val="4472C4" w:themeColor="accent5"/>
+          <w:sz w:val="24"/>
+          <w:szCs w:val="24"/>
+        </w:rPr>
+        <w:t>29/04</w:t>
+      </w:r>
+      <w:r>
+        <w:rPr>
+          <w:rFonts w:ascii="Arial" w:hAnsi="Arial" w:cs="Arial"/>
+          <w:b/>
+          <w:bCs/>
+          <w:color w:val="4472C4" w:themeColor="accent5"/>
+          <w:sz w:val="24"/>
+          <w:szCs w:val="24"/>
+        </w:rPr>
+        <w:t>/2026</w:t>
       </w:r>
     </w:p>
     <w:p>
@@ -756,56 +1207,23 @@
         <w:contextualSpacing/>
         <w:rPr>
           <w:rFonts w:ascii="Arial" w:hAnsi="Arial" w:cs="Arial"/>
-          <w:color w:val="1F497D"/>
-          <w:sz w:val="18"/>
-          <w:szCs w:val="18"/>
-        </w:rPr>
-      </w:pPr>
-      <w:r>
-        <w:rPr>
-          <w:rFonts w:ascii="Arial" w:hAnsi="Arial" w:cs="Arial"/>
-          <w:color w:val="1F497D"/>
-          <w:sz w:val="18"/>
-          <w:szCs w:val="18"/>
-        </w:rPr>
-        <w:t>•</w:t>
-      </w:r>
-      <w:r>
-        <w:rPr>
-          <w:rFonts w:ascii="Arial" w:hAnsi="Arial" w:cs="Arial"/>
-          <w:color w:val="1F497D"/>
-          <w:sz w:val="18"/>
-          <w:szCs w:val="18"/>
-        </w:rPr>
-        <w:tab/>
-        <w:t xml:space="preserve">The available Day/Night mode options have been corrected for </w:t>
-      </w:r>
-      <w:r>
-        <w:rPr>
-          <w:rFonts w:ascii="Arial" w:hAnsi="Arial" w:cs="Arial"/>
-          <w:color w:val="1F497D"/>
-          <w:sz w:val="18"/>
-          <w:szCs w:val="18"/>
-        </w:rPr>
-        <w:t xml:space="preserve">CAST Pro </w:t>
-      </w:r>
-      <w:r>
-        <w:rPr>
-          <w:rFonts w:ascii="Arial" w:hAnsi="Arial" w:cs="Arial"/>
-          <w:color w:val="1F497D"/>
-          <w:sz w:val="18"/>
-          <w:szCs w:val="18"/>
-        </w:rPr>
-        <w:t>multi detectors</w:t>
-      </w:r>
-      <w:r>
-        <w:rPr>
-          <w:rFonts w:ascii="Arial" w:hAnsi="Arial" w:cs="Arial"/>
-          <w:color w:val="1F497D"/>
-          <w:sz w:val="18"/>
-          <w:szCs w:val="18"/>
-        </w:rPr>
-        <w:t>.</w:t>
+          <w:b/>
+          <w:bCs/>
+          <w:color w:val="1F497D"/>
+          <w:sz w:val="18"/>
+          <w:szCs w:val="18"/>
+        </w:rPr>
+      </w:pPr>
+      <w:r>
+        <w:rPr>
+          <w:rFonts w:ascii="Arial" w:hAnsi="Arial" w:cs="Arial"/>
+          <w:b/>
+          <w:bCs/>
+          <w:color w:val="1F497D"/>
+          <w:sz w:val="18"/>
+          <w:szCs w:val="18"/>
+        </w:rPr>
+        <w:t>Fixes</w:t>
       </w:r>
     </w:p>
     <w:p>
@@ -845,25 +1263,141 @@
           <w:szCs w:val="18"/>
         </w:rPr>
         <w:tab/>
-        <w:t xml:space="preserve">The </w:t>
-      </w:r>
-      <w:r>
-        <w:rPr>
-          <w:rFonts w:ascii="Arial" w:hAnsi="Arial" w:cs="Arial"/>
-          <w:color w:val="1F497D"/>
-          <w:sz w:val="18"/>
-          <w:szCs w:val="18"/>
-        </w:rPr>
-        <w:t>app’s Maximise W</w:t>
-      </w:r>
-      <w:r>
-        <w:rPr>
-          <w:rFonts w:ascii="Arial" w:hAnsi="Arial" w:cs="Arial"/>
-          <w:color w:val="1F497D"/>
-          <w:sz w:val="18"/>
-          <w:szCs w:val="18"/>
-        </w:rPr>
-        <w:t>indow button now works correctly.</w:t>
+      </w:r>
+      <w:r>
+        <w:rPr>
+          <w:rFonts w:ascii="Arial" w:hAnsi="Arial" w:cs="Arial"/>
+          <w:color w:val="1F497D"/>
+          <w:sz w:val="18"/>
+          <w:szCs w:val="18"/>
+        </w:rPr>
+        <w:t xml:space="preserve">The fault that caused the app to shut down when opening the </w:t>
+      </w:r>
+      <w:r>
+        <w:rPr>
+          <w:rFonts w:ascii="Arial" w:hAnsi="Arial" w:cs="Arial"/>
+          <w:color w:val="1F497D"/>
+          <w:sz w:val="18"/>
+          <w:szCs w:val="18"/>
+        </w:rPr>
+        <w:t>print options window</w:t>
+      </w:r>
+      <w:r>
+        <w:rPr>
+          <w:rFonts w:ascii="Arial" w:hAnsi="Arial" w:cs="Arial"/>
+          <w:color w:val="1F497D"/>
+          <w:sz w:val="18"/>
+          <w:szCs w:val="18"/>
+        </w:rPr>
+        <w:t xml:space="preserve"> has been corrected</w:t>
+      </w:r>
+      <w:r>
+        <w:rPr>
+          <w:rFonts w:ascii="Arial" w:hAnsi="Arial" w:cs="Arial"/>
+          <w:color w:val="1F497D"/>
+          <w:sz w:val="18"/>
+          <w:szCs w:val="18"/>
+        </w:rPr>
+        <w:t>.</w:t>
+      </w:r>
+    </w:p>
+    <w:p>
+      <w:pPr>
+        <w:tabs>
+          <w:tab w:val="left" w:pos="284"/>
+          <w:tab w:val="left" w:pos="567"/>
+          <w:tab w:val="left" w:pos="993"/>
+          <w:tab w:val="left" w:pos="1418"/>
+          <w:tab w:val="right" w:pos="9000"/>
+        </w:tabs>
+        <w:suppressAutoHyphens/>
+        <w:autoSpaceDN w:val="0"/>
+        <w:contextualSpacing/>
+        <w:rPr>
+          <w:rFonts w:ascii="Arial" w:hAnsi="Arial" w:cs="Arial"/>
+          <w:color w:val="1F497D"/>
+          <w:sz w:val="18"/>
+          <w:szCs w:val="18"/>
+        </w:rPr>
+      </w:pPr>
+    </w:p>
+    <w:p>
+      <w:pPr>
+        <w:tabs>
+          <w:tab w:val="left" w:pos="993"/>
+        </w:tabs>
+        <w:rPr>
+          <w:rFonts w:ascii="Arial" w:hAnsi="Arial" w:cs="Arial"/>
+          <w:color w:val="9CC2E5" w:themeColor="accent1" w:themeTint="99"/>
+          <w:sz w:val="16"/>
+          <w:szCs w:val="16"/>
+        </w:rPr>
+      </w:pPr>
+      <w:r>
+        <w:rPr>
+          <w:rFonts w:ascii="Arial" w:hAnsi="Arial" w:cs="Arial"/>
+          <w:b/>
+          <w:bCs/>
+          <w:color w:val="4472C4" w:themeColor="accent5"/>
+          <w:sz w:val="24"/>
+          <w:szCs w:val="24"/>
+        </w:rPr>
+        <w:t>v8.1.</w:t>
+      </w:r>
+      <w:r>
+        <w:rPr>
+          <w:rFonts w:ascii="Arial" w:hAnsi="Arial" w:cs="Arial"/>
+          <w:b/>
+          <w:bCs/>
+          <w:color w:val="4472C4" w:themeColor="accent5"/>
+          <w:sz w:val="24"/>
+          <w:szCs w:val="24"/>
+        </w:rPr>
+        <w:t>15</w:t>
+      </w:r>
+      <w:r>
+        <w:rPr>
+          <w:rFonts w:ascii="Arial" w:hAnsi="Arial" w:cs="Arial"/>
+          <w:b/>
+          <w:bCs/>
+          <w:color w:val="4472C4" w:themeColor="accent5"/>
+          <w:sz w:val="24"/>
+          <w:szCs w:val="24"/>
+        </w:rPr>
+        <w:tab/>
+      </w:r>
+      <w:r>
+        <w:rPr>
+          <w:rFonts w:ascii="Arial" w:hAnsi="Arial" w:cs="Arial"/>
+          <w:b/>
+          <w:bCs/>
+          <w:color w:val="4472C4" w:themeColor="accent5"/>
+          <w:sz w:val="24"/>
+          <w:szCs w:val="24"/>
+        </w:rPr>
+        <w:t>14/</w:t>
+      </w:r>
+      <w:r>
+        <w:rPr>
+          <w:rFonts w:ascii="Arial" w:hAnsi="Arial" w:cs="Arial"/>
+          <w:b/>
+          <w:bCs/>
+          <w:color w:val="4472C4" w:themeColor="accent5"/>
+          <w:sz w:val="24"/>
+          <w:szCs w:val="24"/>
+        </w:rPr>
+        <w:t>04</w:t>
+      </w:r>
+      <w:r>
+        <w:rPr>
+          <w:rFonts w:ascii="Arial" w:hAnsi="Arial" w:cs="Arial"/>
+          <w:b/>
+          <w:bCs/>
+          <w:color w:val="4472C4" w:themeColor="accent5"/>
+          <w:sz w:val="24"/>
+          <w:szCs w:val="24"/>
+        </w:rPr>
+        <w:t>/2026</w:t>
       </w:r>
     </w:p>
     <w:p>
@@ -881,133 +1415,23 @@
         <w:contextualSpacing/>
         <w:rPr>
           <w:rFonts w:ascii="Arial" w:hAnsi="Arial" w:cs="Arial"/>
-          <w:color w:val="1F497D"/>
-          <w:sz w:val="18"/>
-          <w:szCs w:val="18"/>
-        </w:rPr>
-      </w:pPr>
-    </w:p>
-    <w:p>
-      <w:pPr>
-        <w:tabs>
-          <w:tab w:val="left" w:pos="993"/>
-        </w:tabs>
-        <w:rPr>
-          <w:rFonts w:ascii="Arial" w:hAnsi="Arial" w:cs="Arial"/>
-          <w:color w:val="9CC2E5" w:themeColor="accent1" w:themeTint="99"/>
-          <w:sz w:val="16"/>
-          <w:szCs w:val="16"/>
-        </w:rPr>
-      </w:pPr>
-      <w:r>
-        <w:rPr>
-          <w:rFonts w:ascii="Arial" w:hAnsi="Arial" w:cs="Arial"/>
-          <w:b/>
-          <w:bCs/>
-          <w:color w:val="4472C4" w:themeColor="accent5"/>
-          <w:sz w:val="24"/>
-          <w:szCs w:val="24"/>
-        </w:rPr>
-        <w:t>v8.1.</w:t>
-      </w:r>
-      <w:r>
-        <w:rPr>
-          <w:rFonts w:ascii="Arial" w:hAnsi="Arial" w:cs="Arial"/>
-          <w:b/>
-          <w:bCs/>
-          <w:color w:val="4472C4" w:themeColor="accent5"/>
-          <w:sz w:val="24"/>
-          <w:szCs w:val="24"/>
-        </w:rPr>
-        <w:t>1</w:t>
-      </w:r>
-      <w:r>
-        <w:rPr>
-          <w:rFonts w:ascii="Arial" w:hAnsi="Arial" w:cs="Arial"/>
-          <w:b/>
-          <w:bCs/>
-          <w:color w:val="4472C4" w:themeColor="accent5"/>
-          <w:sz w:val="24"/>
-          <w:szCs w:val="24"/>
-        </w:rPr>
-        <w:t>4</w:t>
-      </w:r>
-      <w:r>
-        <w:rPr>
-          <w:rFonts w:ascii="Arial" w:hAnsi="Arial" w:cs="Arial"/>
-          <w:b/>
-          <w:bCs/>
-          <w:color w:val="4472C4" w:themeColor="accent5"/>
-          <w:sz w:val="24"/>
-          <w:szCs w:val="24"/>
-        </w:rPr>
-        <w:tab/>
-      </w:r>
-      <w:r>
-        <w:rPr>
-          <w:rFonts w:ascii="Arial" w:hAnsi="Arial" w:cs="Arial"/>
-          <w:b/>
-          <w:bCs/>
-          <w:color w:val="4472C4" w:themeColor="accent5"/>
-          <w:sz w:val="24"/>
-          <w:szCs w:val="24"/>
-        </w:rPr>
-        <w:t>01</w:t>
-      </w:r>
-      <w:r>
-        <w:rPr>
-          <w:rFonts w:ascii="Arial" w:hAnsi="Arial" w:cs="Arial"/>
-          <w:b/>
-          <w:bCs/>
-          <w:color w:val="4472C4" w:themeColor="accent5"/>
-          <w:sz w:val="24"/>
-          <w:szCs w:val="24"/>
-        </w:rPr>
-        <w:t>/</w:t>
-      </w:r>
-      <w:r>
-        <w:rPr>
-          <w:rFonts w:ascii="Arial" w:hAnsi="Arial" w:cs="Arial"/>
-          <w:b/>
-          <w:bCs/>
-          <w:color w:val="4472C4" w:themeColor="accent5"/>
-          <w:sz w:val="24"/>
-          <w:szCs w:val="24"/>
-        </w:rPr>
-        <w:t>0</w:t>
-      </w:r>
-      <w:r>
-        <w:rPr>
-          <w:rFonts w:ascii="Arial" w:hAnsi="Arial" w:cs="Arial"/>
-          <w:b/>
-          <w:bCs/>
-          <w:color w:val="4472C4" w:themeColor="accent5"/>
-          <w:sz w:val="24"/>
-          <w:szCs w:val="24"/>
-        </w:rPr>
-        <w:t>4</w:t>
-      </w:r>
-      <w:r>
-        <w:rPr>
-          <w:rFonts w:ascii="Arial" w:hAnsi="Arial" w:cs="Arial"/>
-          <w:b/>
-          <w:bCs/>
-          <w:color w:val="4472C4" w:themeColor="accent5"/>
-          <w:sz w:val="24"/>
-          <w:szCs w:val="24"/>
-        </w:rPr>
-        <w:t>/202</w:t>
-      </w:r>
-      <w:r>
-        <w:rPr>
-          <w:rFonts w:ascii="Arial" w:hAnsi="Arial" w:cs="Arial"/>
-          <w:b/>
-          <w:bCs/>
-          <w:color w:val="4472C4" w:themeColor="accent5"/>
-          <w:sz w:val="24"/>
-          <w:szCs w:val="24"/>
-        </w:rPr>
-        <w:t>6</w:t>
+          <w:b/>
+          <w:bCs/>
+          <w:color w:val="1F497D"/>
+          <w:sz w:val="18"/>
+          <w:szCs w:val="18"/>
+        </w:rPr>
+      </w:pPr>
+      <w:r>
+        <w:rPr>
+          <w:rFonts w:ascii="Arial" w:hAnsi="Arial" w:cs="Arial"/>
+          <w:b/>
+          <w:bCs/>
+          <w:color w:val="1F497D"/>
+          <w:sz w:val="18"/>
+          <w:szCs w:val="18"/>
+        </w:rPr>
+        <w:t>New features</w:t>
       </w:r>
     </w:p>
     <w:p>
@@ -1025,23 +1449,29 @@
         <w:contextualSpacing/>
         <w:rPr>
           <w:rFonts w:ascii="Arial" w:hAnsi="Arial" w:cs="Arial"/>
-          <w:b/>
-          <w:bCs/>
-          <w:color w:val="1F497D"/>
-          <w:sz w:val="18"/>
-          <w:szCs w:val="18"/>
-        </w:rPr>
-      </w:pPr>
-      <w:r>
-        <w:rPr>
-          <w:rFonts w:ascii="Arial" w:hAnsi="Arial" w:cs="Arial"/>
-          <w:b/>
-          <w:bCs/>
-          <w:color w:val="1F497D"/>
-          <w:sz w:val="18"/>
-          <w:szCs w:val="18"/>
-        </w:rPr>
-        <w:t>Fixes</w:t>
+          <w:color w:val="1F497D"/>
+          <w:sz w:val="18"/>
+          <w:szCs w:val="18"/>
+        </w:rPr>
+      </w:pPr>
+      <w:r>
+        <w:rPr>
+          <w:rFonts w:ascii="Arial" w:hAnsi="Arial" w:cs="Arial"/>
+          <w:color w:val="1F497D"/>
+          <w:sz w:val="18"/>
+          <w:szCs w:val="18"/>
+        </w:rPr>
+        <w:t>•</w:t>
+      </w:r>
+      <w:r>
+        <w:rPr>
+          <w:rFonts w:ascii="Arial" w:hAnsi="Arial" w:cs="Arial"/>
+          <w:color w:val="1F497D"/>
+          <w:sz w:val="18"/>
+          <w:szCs w:val="18"/>
+        </w:rPr>
+        <w:tab/>
+        <w:t>The feature for custom icons and title bar colour has been added to the popup message box. For example, error and warning messages now use red and orange title bars respectively.</w:t>
       </w:r>
     </w:p>
     <w:p>
@@ -1064,114 +1494,6 @@
           <w:szCs w:val="18"/>
         </w:rPr>
       </w:pPr>
-      <w:r>
-        <w:rPr>
-          <w:rFonts w:ascii="Arial" w:hAnsi="Arial" w:cs="Arial"/>
-          <w:color w:val="1F497D"/>
-          <w:sz w:val="18"/>
-          <w:szCs w:val="18"/>
-        </w:rPr>
-        <w:t>•</w:t>
-      </w:r>
-      <w:r>
-        <w:rPr>
-          <w:rFonts w:ascii="Arial" w:hAnsi="Arial" w:cs="Arial"/>
-          <w:color w:val="1F497D"/>
-          <w:sz w:val="18"/>
-          <w:szCs w:val="18"/>
-        </w:rPr>
-        <w:tab/>
-      </w:r>
-      <w:r>
-        <w:rPr>
-          <w:rFonts w:ascii="Arial" w:hAnsi="Arial" w:cs="Arial"/>
-          <w:color w:val="1F497D"/>
-          <w:sz w:val="18"/>
-          <w:szCs w:val="18"/>
-        </w:rPr>
-        <w:t xml:space="preserve">The data for </w:t>
-      </w:r>
-      <w:r>
-        <w:rPr>
-          <w:rFonts w:ascii="Arial" w:hAnsi="Arial" w:cs="Arial"/>
-          <w:color w:val="1F497D"/>
-          <w:sz w:val="18"/>
-          <w:szCs w:val="18"/>
-        </w:rPr>
-        <w:t>‘</w:t>
-      </w:r>
-      <w:r>
-        <w:rPr>
-          <w:rFonts w:ascii="Arial" w:hAnsi="Arial" w:cs="Arial"/>
-          <w:color w:val="1F497D"/>
-          <w:sz w:val="18"/>
-          <w:szCs w:val="18"/>
-        </w:rPr>
-        <w:t>e</w:t>
-      </w:r>
-      <w:r>
-        <w:rPr>
-          <w:rFonts w:ascii="Arial" w:hAnsi="Arial" w:cs="Arial"/>
-          <w:color w:val="1F497D"/>
-          <w:sz w:val="18"/>
-          <w:szCs w:val="18"/>
-        </w:rPr>
-        <w:t xml:space="preserve">mpty’ device slots are now set with </w:t>
-      </w:r>
-      <w:r>
-        <w:rPr>
-          <w:rFonts w:ascii="Arial" w:hAnsi="Arial" w:cs="Arial"/>
-          <w:color w:val="1F497D"/>
-          <w:sz w:val="18"/>
-          <w:szCs w:val="18"/>
-        </w:rPr>
-        <w:t>specified</w:t>
-      </w:r>
-      <w:r>
-        <w:rPr>
-          <w:rFonts w:ascii="Arial" w:hAnsi="Arial" w:cs="Arial"/>
-          <w:color w:val="1F497D"/>
-          <w:sz w:val="18"/>
-          <w:szCs w:val="18"/>
-        </w:rPr>
-        <w:t xml:space="preserve"> default values.  This</w:t>
-      </w:r>
-      <w:r>
-        <w:rPr>
-          <w:rFonts w:ascii="Arial" w:hAnsi="Arial" w:cs="Arial"/>
-          <w:color w:val="1F497D"/>
-          <w:sz w:val="18"/>
-          <w:szCs w:val="18"/>
-        </w:rPr>
-        <w:t xml:space="preserve"> is to correct </w:t>
-      </w:r>
-      <w:r>
-        <w:rPr>
-          <w:rFonts w:ascii="Arial" w:hAnsi="Arial" w:cs="Arial"/>
-          <w:color w:val="1F497D"/>
-          <w:sz w:val="18"/>
-          <w:szCs w:val="18"/>
-        </w:rPr>
-        <w:t xml:space="preserve">an issue where Apollo I/O units were </w:t>
-      </w:r>
-      <w:r>
-        <w:rPr>
-          <w:rFonts w:ascii="Arial" w:hAnsi="Arial" w:cs="Arial"/>
-          <w:color w:val="1F497D"/>
-          <w:sz w:val="18"/>
-          <w:szCs w:val="18"/>
-        </w:rPr>
-        <w:t xml:space="preserve">incorrectly </w:t>
-      </w:r>
-      <w:r>
-        <w:rPr>
-          <w:rFonts w:ascii="Arial" w:hAnsi="Arial" w:cs="Arial"/>
-          <w:color w:val="1F497D"/>
-          <w:sz w:val="18"/>
-          <w:szCs w:val="18"/>
-        </w:rPr>
-        <w:t>resetting on Silence.</w:t>
-      </w:r>
     </w:p>
     <w:p>
       <w:pPr>
@@ -1188,46 +1510,23 @@
         <w:contextualSpacing/>
         <w:rPr>
           <w:rFonts w:ascii="Arial" w:hAnsi="Arial" w:cs="Arial"/>
-          <w:color w:val="1F497D"/>
-          <w:sz w:val="18"/>
-          <w:szCs w:val="18"/>
-        </w:rPr>
-      </w:pPr>
-      <w:r>
-        <w:rPr>
-          <w:rFonts w:ascii="Arial" w:hAnsi="Arial" w:cs="Arial"/>
-          <w:color w:val="1F497D"/>
-          <w:sz w:val="18"/>
-          <w:szCs w:val="18"/>
-        </w:rPr>
-        <w:t>•</w:t>
-      </w:r>
-      <w:r>
-        <w:rPr>
-          <w:rFonts w:ascii="Arial" w:hAnsi="Arial" w:cs="Arial"/>
-          <w:color w:val="1F497D"/>
-          <w:sz w:val="18"/>
-          <w:szCs w:val="18"/>
-        </w:rPr>
-        <w:tab/>
-      </w:r>
-      <w:r>
-        <w:rPr>
-          <w:rFonts w:ascii="Arial" w:hAnsi="Arial" w:cs="Arial"/>
-          <w:color w:val="1F497D"/>
-          <w:sz w:val="18"/>
-          <w:szCs w:val="18"/>
-        </w:rPr>
-        <w:t>The Site Details page was not showing recalibration or day/night times when reading from a config that was created by the old XFP tools</w:t>
-      </w:r>
-      <w:r>
-        <w:rPr>
-          <w:rFonts w:ascii="Arial" w:hAnsi="Arial" w:cs="Arial"/>
-          <w:color w:val="1F497D"/>
-          <w:sz w:val="18"/>
-          <w:szCs w:val="18"/>
-        </w:rPr>
-        <w:t>.</w:t>
+          <w:b/>
+          <w:bCs/>
+          <w:color w:val="1F497D"/>
+          <w:sz w:val="18"/>
+          <w:szCs w:val="18"/>
+        </w:rPr>
+      </w:pPr>
+      <w:r>
+        <w:rPr>
+          <w:rFonts w:ascii="Arial" w:hAnsi="Arial" w:cs="Arial"/>
+          <w:b/>
+          <w:bCs/>
+          <w:color w:val="1F497D"/>
+          <w:sz w:val="18"/>
+          <w:szCs w:val="18"/>
+        </w:rPr>
+        <w:t>Fixes</w:t>
       </w:r>
     </w:p>
     <w:p>
@@ -1250,106 +1549,68 @@
           <w:szCs w:val="18"/>
         </w:rPr>
       </w:pPr>
-    </w:p>
-    <w:p>
-      <w:pPr>
-        <w:tabs>
-          <w:tab w:val="left" w:pos="993"/>
-        </w:tabs>
-        <w:rPr>
-          <w:rFonts w:ascii="Arial" w:hAnsi="Arial" w:cs="Arial"/>
-          <w:color w:val="9CC2E5" w:themeColor="accent1" w:themeTint="99"/>
-          <w:sz w:val="16"/>
-          <w:szCs w:val="16"/>
-        </w:rPr>
-      </w:pPr>
-      <w:r>
-        <w:rPr>
-          <w:rFonts w:ascii="Arial" w:hAnsi="Arial" w:cs="Arial"/>
-          <w:b/>
-          <w:bCs/>
-          <w:color w:val="4472C4" w:themeColor="accent5"/>
-          <w:sz w:val="24"/>
-          <w:szCs w:val="24"/>
-        </w:rPr>
-        <w:t>v8.1.</w:t>
-      </w:r>
-      <w:r>
-        <w:rPr>
-          <w:rFonts w:ascii="Arial" w:hAnsi="Arial" w:cs="Arial"/>
-          <w:b/>
-          <w:bCs/>
-          <w:color w:val="4472C4" w:themeColor="accent5"/>
-          <w:sz w:val="24"/>
-          <w:szCs w:val="24"/>
-        </w:rPr>
-        <w:t>10</w:t>
-      </w:r>
-      <w:r>
-        <w:rPr>
-          <w:rFonts w:ascii="Arial" w:hAnsi="Arial" w:cs="Arial"/>
-          <w:b/>
-          <w:bCs/>
-          <w:color w:val="4472C4" w:themeColor="accent5"/>
-          <w:sz w:val="24"/>
-          <w:szCs w:val="24"/>
+      <w:r>
+        <w:rPr>
+          <w:rFonts w:ascii="Arial" w:hAnsi="Arial" w:cs="Arial"/>
+          <w:color w:val="1F497D"/>
+          <w:sz w:val="18"/>
+          <w:szCs w:val="18"/>
+        </w:rPr>
+        <w:t>•</w:t>
+      </w:r>
+      <w:r>
+        <w:rPr>
+          <w:rFonts w:ascii="Arial" w:hAnsi="Arial" w:cs="Arial"/>
+          <w:color w:val="1F497D"/>
+          <w:sz w:val="18"/>
+          <w:szCs w:val="18"/>
         </w:rPr>
         <w:tab/>
       </w:r>
       <w:r>
         <w:rPr>
           <w:rFonts w:ascii="Arial" w:hAnsi="Arial" w:cs="Arial"/>
-          <w:b/>
-          <w:bCs/>
-          <w:color w:val="4472C4" w:themeColor="accent5"/>
-          <w:sz w:val="24"/>
-          <w:szCs w:val="24"/>
-        </w:rPr>
-        <w:t>16</w:t>
-      </w:r>
-      <w:r>
-        <w:rPr>
-          <w:rFonts w:ascii="Arial" w:hAnsi="Arial" w:cs="Arial"/>
-          <w:b/>
-          <w:bCs/>
-          <w:color w:val="4472C4" w:themeColor="accent5"/>
-          <w:sz w:val="24"/>
-          <w:szCs w:val="24"/>
-        </w:rPr>
-        <w:t>/</w:t>
-      </w:r>
-      <w:r>
-        <w:rPr>
-          <w:rFonts w:ascii="Arial" w:hAnsi="Arial" w:cs="Arial"/>
-          <w:b/>
-          <w:bCs/>
-          <w:color w:val="4472C4" w:themeColor="accent5"/>
-          <w:sz w:val="24"/>
-          <w:szCs w:val="24"/>
-        </w:rPr>
-        <w:t>02</w:t>
-      </w:r>
-      <w:r>
-        <w:rPr>
-          <w:rFonts w:ascii="Arial" w:hAnsi="Arial" w:cs="Arial"/>
-          <w:b/>
-          <w:bCs/>
-          <w:color w:val="4472C4" w:themeColor="accent5"/>
-          <w:sz w:val="24"/>
-          <w:szCs w:val="24"/>
-        </w:rPr>
-        <w:t>/202</w:t>
-      </w:r>
-      <w:r>
-        <w:rPr>
-          <w:rFonts w:ascii="Arial" w:hAnsi="Arial" w:cs="Arial"/>
-          <w:b/>
-          <w:bCs/>
-          <w:color w:val="4472C4" w:themeColor="accent5"/>
-          <w:sz w:val="24"/>
-          <w:szCs w:val="24"/>
-        </w:rPr>
-        <w:t>6</w:t>
+          <w:color w:val="1F497D"/>
+          <w:sz w:val="18"/>
+          <w:szCs w:val="18"/>
+        </w:rPr>
+        <w:t xml:space="preserve">Zone </w:t>
+      </w:r>
+      <w:r>
+        <w:rPr>
+          <w:rFonts w:ascii="Arial" w:hAnsi="Arial" w:cs="Arial"/>
+          <w:color w:val="1F497D"/>
+          <w:sz w:val="18"/>
+          <w:szCs w:val="18"/>
+        </w:rPr>
+        <w:t xml:space="preserve">names sent to the XFP panel being </w:t>
+      </w:r>
+      <w:r>
+        <w:rPr>
+          <w:rFonts w:ascii="Arial" w:hAnsi="Arial" w:cs="Arial"/>
+          <w:color w:val="1F497D"/>
+          <w:sz w:val="18"/>
+          <w:szCs w:val="18"/>
+        </w:rPr>
+        <w:t>assigned to</w:t>
+      </w:r>
+      <w:r>
+        <w:rPr>
+          <w:rFonts w:ascii="Arial" w:hAnsi="Arial" w:cs="Arial"/>
+          <w:color w:val="1F497D"/>
+          <w:sz w:val="18"/>
+          <w:szCs w:val="18"/>
+        </w:rPr>
+        <w:t xml:space="preserve"> the wrong zone has been corrected</w:t>
+      </w:r>
+      <w:r>
+        <w:rPr>
+          <w:rFonts w:ascii="Arial" w:hAnsi="Arial" w:cs="Arial"/>
+          <w:color w:val="1F497D"/>
+          <w:sz w:val="18"/>
+          <w:szCs w:val="18"/>
+        </w:rPr>
+        <w:t>.</w:t>
       </w:r>
     </w:p>
     <w:p>
@@ -1367,23 +1628,56 @@
         <w:contextualSpacing/>
         <w:rPr>
           <w:rFonts w:ascii="Arial" w:hAnsi="Arial" w:cs="Arial"/>
-          <w:b/>
-          <w:bCs/>
-          <w:color w:val="1F497D"/>
-          <w:sz w:val="18"/>
-          <w:szCs w:val="18"/>
-        </w:rPr>
-      </w:pPr>
-      <w:r>
-        <w:rPr>
-          <w:rFonts w:ascii="Arial" w:hAnsi="Arial" w:cs="Arial"/>
-          <w:b/>
-          <w:bCs/>
-          <w:color w:val="1F497D"/>
-          <w:sz w:val="18"/>
-          <w:szCs w:val="18"/>
-        </w:rPr>
-        <w:t>New features</w:t>
+          <w:color w:val="1F497D"/>
+          <w:sz w:val="18"/>
+          <w:szCs w:val="18"/>
+        </w:rPr>
+      </w:pPr>
+      <w:r>
+        <w:rPr>
+          <w:rFonts w:ascii="Arial" w:hAnsi="Arial" w:cs="Arial"/>
+          <w:color w:val="1F497D"/>
+          <w:sz w:val="18"/>
+          <w:szCs w:val="18"/>
+        </w:rPr>
+        <w:t>•</w:t>
+      </w:r>
+      <w:r>
+        <w:rPr>
+          <w:rFonts w:ascii="Arial" w:hAnsi="Arial" w:cs="Arial"/>
+          <w:color w:val="1F497D"/>
+          <w:sz w:val="18"/>
+          <w:szCs w:val="18"/>
+        </w:rPr>
+        <w:tab/>
+        <w:t xml:space="preserve">The available Day/Night mode options have been corrected for </w:t>
+      </w:r>
+      <w:r>
+        <w:rPr>
+          <w:rFonts w:ascii="Arial" w:hAnsi="Arial" w:cs="Arial"/>
+          <w:color w:val="1F497D"/>
+          <w:sz w:val="18"/>
+          <w:szCs w:val="18"/>
+        </w:rPr>
+        <w:t xml:space="preserve">CAST Pro </w:t>
+      </w:r>
+      <w:r>
+        <w:rPr>
+          <w:rFonts w:ascii="Arial" w:hAnsi="Arial" w:cs="Arial"/>
+          <w:color w:val="1F497D"/>
+          <w:sz w:val="18"/>
+          <w:szCs w:val="18"/>
+        </w:rPr>
+        <w:t>multi detectors</w:t>
+      </w:r>
+      <w:r>
+        <w:rPr>
+          <w:rFonts w:ascii="Arial" w:hAnsi="Arial" w:cs="Arial"/>
+          <w:color w:val="1F497D"/>
+          <w:sz w:val="18"/>
+          <w:szCs w:val="18"/>
+        </w:rPr>
+        <w:t>.</w:t>
       </w:r>
     </w:p>
     <w:p>
@@ -1423,24 +1717,25 @@
           <w:szCs w:val="18"/>
         </w:rPr>
         <w:tab/>
-      </w:r>
-      <w:r>
-        <w:rPr>
-          <w:rFonts w:ascii="Arial" w:hAnsi="Arial" w:cs="Arial"/>
-          <w:color w:val="1F497D"/>
-          <w:sz w:val="18"/>
-          <w:szCs w:val="18"/>
-        </w:rPr>
-        <w:t>Support for Spanish language has</w:t>
-      </w:r>
-      <w:r>
-        <w:rPr>
-          <w:rFonts w:ascii="Arial" w:hAnsi="Arial" w:cs="Arial"/>
-          <w:color w:val="1F497D"/>
-          <w:sz w:val="18"/>
-          <w:szCs w:val="18"/>
-        </w:rPr>
-        <w:t xml:space="preserve"> been added.</w:t>
+        <w:t xml:space="preserve">The </w:t>
+      </w:r>
+      <w:r>
+        <w:rPr>
+          <w:rFonts w:ascii="Arial" w:hAnsi="Arial" w:cs="Arial"/>
+          <w:color w:val="1F497D"/>
+          <w:sz w:val="18"/>
+          <w:szCs w:val="18"/>
+        </w:rPr>
+        <w:t>app’s Maximise W</w:t>
+      </w:r>
+      <w:r>
+        <w:rPr>
+          <w:rFonts w:ascii="Arial" w:hAnsi="Arial" w:cs="Arial"/>
+          <w:color w:val="1F497D"/>
+          <w:sz w:val="18"/>
+          <w:szCs w:val="18"/>
+        </w:rPr>
+        <w:t>indow button now works correctly.</w:t>
       </w:r>
     </w:p>
     <w:p>
@@ -1496,7 +1791,7 @@
           <w:sz w:val="24"/>
           <w:szCs w:val="24"/>
         </w:rPr>
-        <w:t>9</w:t>
+        <w:t>1</w:t>
       </w:r>
       <w:r>
         <w:rPr>
@@ -1507,7 +1802,7 @@
           <w:sz w:val="24"/>
           <w:szCs w:val="24"/>
         </w:rPr>
-        <w:tab/>
+        <w:t>4</w:t>
       </w:r>
       <w:r>
         <w:rPr>
@@ -1518,7 +1813,7 @@
           <w:sz w:val="24"/>
           <w:szCs w:val="24"/>
         </w:rPr>
-        <w:t>2</w:t>
+        <w:tab/>
       </w:r>
       <w:r>
         <w:rPr>
@@ -1529,7 +1824,7 @@
           <w:sz w:val="24"/>
           <w:szCs w:val="24"/>
         </w:rPr>
-        <w:t>4</w:t>
+        <w:t>01</w:t>
       </w:r>
       <w:r>
         <w:rPr>
@@ -1551,7 +1846,7 @@
           <w:sz w:val="24"/>
           <w:szCs w:val="24"/>
         </w:rPr>
-        <w:t>12</w:t>
+        <w:t>0</w:t>
       </w:r>
       <w:r>
         <w:rPr>
@@ -1562,7 +1857,29 @@
           <w:sz w:val="24"/>
           <w:szCs w:val="24"/>
         </w:rPr>
-        <w:t>/2025</w:t>
+        <w:t>4</w:t>
+      </w:r>
+      <w:r>
+        <w:rPr>
+          <w:rFonts w:ascii="Arial" w:hAnsi="Arial" w:cs="Arial"/>
+          <w:b/>
+          <w:bCs/>
+          <w:color w:val="4472C4" w:themeColor="accent5"/>
+          <w:sz w:val="24"/>
+          <w:szCs w:val="24"/>
+        </w:rPr>
+        <w:t>/202</w:t>
+      </w:r>
+      <w:r>
+        <w:rPr>
+          <w:rFonts w:ascii="Arial" w:hAnsi="Arial" w:cs="Arial"/>
+          <w:b/>
+          <w:bCs/>
+          <w:color w:val="4472C4" w:themeColor="accent5"/>
+          <w:sz w:val="24"/>
+          <w:szCs w:val="24"/>
+        </w:rPr>
+        <w:t>6</w:t>
       </w:r>
     </w:p>
     <w:p>
@@ -1596,7 +1913,7 @@
           <w:sz w:val="18"/>
           <w:szCs w:val="18"/>
         </w:rPr>
-        <w:t>New features</w:t>
+        <w:t>Fixes</w:t>
       </w:r>
     </w:p>
     <w:p>
@@ -1636,7 +1953,96 @@
           <w:szCs w:val="18"/>
         </w:rPr>
         <w:tab/>
-        <w:t>The new CAST Pro devices have been added.</w:t>
+      </w:r>
+      <w:r>
+        <w:rPr>
+          <w:rFonts w:ascii="Arial" w:hAnsi="Arial" w:cs="Arial"/>
+          <w:color w:val="1F497D"/>
+          <w:sz w:val="18"/>
+          <w:szCs w:val="18"/>
+        </w:rPr>
+        <w:t xml:space="preserve">The data for </w:t>
+      </w:r>
+      <w:r>
+        <w:rPr>
+          <w:rFonts w:ascii="Arial" w:hAnsi="Arial" w:cs="Arial"/>
+          <w:color w:val="1F497D"/>
+          <w:sz w:val="18"/>
+          <w:szCs w:val="18"/>
+        </w:rPr>
+        <w:t>‘</w:t>
+      </w:r>
+      <w:r>
+        <w:rPr>
+          <w:rFonts w:ascii="Arial" w:hAnsi="Arial" w:cs="Arial"/>
+          <w:color w:val="1F497D"/>
+          <w:sz w:val="18"/>
+          <w:szCs w:val="18"/>
+        </w:rPr>
+        <w:t>e</w:t>
+      </w:r>
+      <w:r>
+        <w:rPr>
+          <w:rFonts w:ascii="Arial" w:hAnsi="Arial" w:cs="Arial"/>
+          <w:color w:val="1F497D"/>
+          <w:sz w:val="18"/>
+          <w:szCs w:val="18"/>
+        </w:rPr>
+        <w:t xml:space="preserve">mpty’ device slots are now set with </w:t>
+      </w:r>
+      <w:r>
+        <w:rPr>
+          <w:rFonts w:ascii="Arial" w:hAnsi="Arial" w:cs="Arial"/>
+          <w:color w:val="1F497D"/>
+          <w:sz w:val="18"/>
+          <w:szCs w:val="18"/>
+        </w:rPr>
+        <w:t>specified</w:t>
+      </w:r>
+      <w:r>
+        <w:rPr>
+          <w:rFonts w:ascii="Arial" w:hAnsi="Arial" w:cs="Arial"/>
+          <w:color w:val="1F497D"/>
+          <w:sz w:val="18"/>
+          <w:szCs w:val="18"/>
+        </w:rPr>
+        <w:t xml:space="preserve"> default values.  This</w:t>
+      </w:r>
+      <w:r>
+        <w:rPr>
+          <w:rFonts w:ascii="Arial" w:hAnsi="Arial" w:cs="Arial"/>
+          <w:color w:val="1F497D"/>
+          <w:sz w:val="18"/>
+          <w:szCs w:val="18"/>
+        </w:rPr>
+        <w:t xml:space="preserve"> is to correct </w:t>
+      </w:r>
+      <w:r>
+        <w:rPr>
+          <w:rFonts w:ascii="Arial" w:hAnsi="Arial" w:cs="Arial"/>
+          <w:color w:val="1F497D"/>
+          <w:sz w:val="18"/>
+          <w:szCs w:val="18"/>
+        </w:rPr>
+        <w:t xml:space="preserve">an issue where Apollo I/O units were </w:t>
+      </w:r>
+      <w:r>
+        <w:rPr>
+          <w:rFonts w:ascii="Arial" w:hAnsi="Arial" w:cs="Arial"/>
+          <w:color w:val="1F497D"/>
+          <w:sz w:val="18"/>
+          <w:szCs w:val="18"/>
+        </w:rPr>
+        <w:t xml:space="preserve">incorrectly </w:t>
+      </w:r>
+      <w:r>
+        <w:rPr>
+          <w:rFonts w:ascii="Arial" w:hAnsi="Arial" w:cs="Arial"/>
+          <w:color w:val="1F497D"/>
+          <w:sz w:val="18"/>
+          <w:szCs w:val="18"/>
+        </w:rPr>
+        <w:t>resetting on Silence.</w:t>
       </w:r>
     </w:p>
     <w:p>
@@ -1676,7 +2082,24 @@
           <w:szCs w:val="18"/>
         </w:rPr>
         <w:tab/>
-        <w:t>The facility to print the settings has been added.</w:t>
+      </w:r>
+      <w:r>
+        <w:rPr>
+          <w:rFonts w:ascii="Arial" w:hAnsi="Arial" w:cs="Arial"/>
+          <w:color w:val="1F497D"/>
+          <w:sz w:val="18"/>
+          <w:szCs w:val="18"/>
+        </w:rPr>
+        <w:t>The Site Details page was not showing recalibration or day/night times when reading from a config that was created by the old XFP tools</w:t>
+      </w:r>
+      <w:r>
+        <w:rPr>
+          <w:rFonts w:ascii="Arial" w:hAnsi="Arial" w:cs="Arial"/>
+          <w:color w:val="1F497D"/>
+          <w:sz w:val="18"/>
+          <w:szCs w:val="18"/>
+        </w:rPr>
+        <w:t>.</w:t>
       </w:r>
     </w:p>
     <w:p>
@@ -1699,24 +2122,106 @@
           <w:szCs w:val="18"/>
         </w:rPr>
       </w:pPr>
-      <w:r>
-        <w:rPr>
-          <w:rFonts w:ascii="Arial" w:hAnsi="Arial" w:cs="Arial"/>
-          <w:color w:val="1F497D"/>
-          <w:sz w:val="18"/>
-          <w:szCs w:val="18"/>
-        </w:rPr>
-        <w:t>•</w:t>
-      </w:r>
-      <w:r>
-        <w:rPr>
-          <w:rFonts w:ascii="Arial" w:hAnsi="Arial" w:cs="Arial"/>
-          <w:color w:val="1F497D"/>
-          <w:sz w:val="18"/>
-          <w:szCs w:val="18"/>
+    </w:p>
+    <w:p>
+      <w:pPr>
+        <w:tabs>
+          <w:tab w:val="left" w:pos="993"/>
+        </w:tabs>
+        <w:rPr>
+          <w:rFonts w:ascii="Arial" w:hAnsi="Arial" w:cs="Arial"/>
+          <w:color w:val="9CC2E5" w:themeColor="accent1" w:themeTint="99"/>
+          <w:sz w:val="16"/>
+          <w:szCs w:val="16"/>
+        </w:rPr>
+      </w:pPr>
+      <w:r>
+        <w:rPr>
+          <w:rFonts w:ascii="Arial" w:hAnsi="Arial" w:cs="Arial"/>
+          <w:b/>
+          <w:bCs/>
+          <w:color w:val="4472C4" w:themeColor="accent5"/>
+          <w:sz w:val="24"/>
+          <w:szCs w:val="24"/>
+        </w:rPr>
+        <w:t>v8.1.</w:t>
+      </w:r>
+      <w:r>
+        <w:rPr>
+          <w:rFonts w:ascii="Arial" w:hAnsi="Arial" w:cs="Arial"/>
+          <w:b/>
+          <w:bCs/>
+          <w:color w:val="4472C4" w:themeColor="accent5"/>
+          <w:sz w:val="24"/>
+          <w:szCs w:val="24"/>
+        </w:rPr>
+        <w:t>10</w:t>
+      </w:r>
+      <w:r>
+        <w:rPr>
+          <w:rFonts w:ascii="Arial" w:hAnsi="Arial" w:cs="Arial"/>
+          <w:b/>
+          <w:bCs/>
+          <w:color w:val="4472C4" w:themeColor="accent5"/>
+          <w:sz w:val="24"/>
+          <w:szCs w:val="24"/>
         </w:rPr>
         <w:tab/>
-        <w:t>Device day &amp; night modes are now always set to their default values when a device type is changed.</w:t>
+      </w:r>
+      <w:r>
+        <w:rPr>
+          <w:rFonts w:ascii="Arial" w:hAnsi="Arial" w:cs="Arial"/>
+          <w:b/>
+          <w:bCs/>
+          <w:color w:val="4472C4" w:themeColor="accent5"/>
+          <w:sz w:val="24"/>
+          <w:szCs w:val="24"/>
+        </w:rPr>
+        <w:t>16</w:t>
+      </w:r>
+      <w:r>
+        <w:rPr>
+          <w:rFonts w:ascii="Arial" w:hAnsi="Arial" w:cs="Arial"/>
+          <w:b/>
+          <w:bCs/>
+          <w:color w:val="4472C4" w:themeColor="accent5"/>
+          <w:sz w:val="24"/>
+          <w:szCs w:val="24"/>
+        </w:rPr>
+        <w:t>/</w:t>
+      </w:r>
+      <w:r>
+        <w:rPr>
+          <w:rFonts w:ascii="Arial" w:hAnsi="Arial" w:cs="Arial"/>
+          <w:b/>
+          <w:bCs/>
+          <w:color w:val="4472C4" w:themeColor="accent5"/>
+          <w:sz w:val="24"/>
+          <w:szCs w:val="24"/>
+        </w:rPr>
+        <w:t>02</w:t>
+      </w:r>
+      <w:r>
+        <w:rPr>
+          <w:rFonts w:ascii="Arial" w:hAnsi="Arial" w:cs="Arial"/>
+          <w:b/>
+          <w:bCs/>
+          <w:color w:val="4472C4" w:themeColor="accent5"/>
+          <w:sz w:val="24"/>
+          <w:szCs w:val="24"/>
+        </w:rPr>
+        <w:t>/202</w:t>
+      </w:r>
+      <w:r>
+        <w:rPr>
+          <w:rFonts w:ascii="Arial" w:hAnsi="Arial" w:cs="Arial"/>
+          <w:b/>
+          <w:bCs/>
+          <w:color w:val="4472C4" w:themeColor="accent5"/>
+          <w:sz w:val="24"/>
+          <w:szCs w:val="24"/>
+        </w:rPr>
+        <w:t>6</w:t>
       </w:r>
     </w:p>
     <w:p>
@@ -1734,29 +2239,23 @@
         <w:contextualSpacing/>
         <w:rPr>
           <w:rFonts w:ascii="Arial" w:hAnsi="Arial" w:cs="Arial"/>
-          <w:color w:val="1F497D"/>
-          <w:sz w:val="18"/>
-          <w:szCs w:val="18"/>
-        </w:rPr>
-      </w:pPr>
-      <w:r>
-        <w:rPr>
-          <w:rFonts w:ascii="Arial" w:hAnsi="Arial" w:cs="Arial"/>
-          <w:color w:val="1F497D"/>
-          <w:sz w:val="18"/>
-          <w:szCs w:val="18"/>
-        </w:rPr>
-        <w:t>•</w:t>
-      </w:r>
-      <w:r>
-        <w:rPr>
-          <w:rFonts w:ascii="Arial" w:hAnsi="Arial" w:cs="Arial"/>
-          <w:color w:val="1F497D"/>
-          <w:sz w:val="18"/>
-          <w:szCs w:val="18"/>
-        </w:rPr>
-        <w:tab/>
-        <w:t>A newly-added second loop is now correctly filled with empty device slots and the device pages are updated correspondingly.</w:t>
+          <w:b/>
+          <w:bCs/>
+          <w:color w:val="1F497D"/>
+          <w:sz w:val="18"/>
+          <w:szCs w:val="18"/>
+        </w:rPr>
+      </w:pPr>
+      <w:r>
+        <w:rPr>
+          <w:rFonts w:ascii="Arial" w:hAnsi="Arial" w:cs="Arial"/>
+          <w:b/>
+          <w:bCs/>
+          <w:color w:val="1F497D"/>
+          <w:sz w:val="18"/>
+          <w:szCs w:val="18"/>
+        </w:rPr>
+        <w:t>New features</w:t>
       </w:r>
     </w:p>
     <w:p>
@@ -1796,16 +2295,24 @@
           <w:szCs w:val="18"/>
         </w:rPr>
         <w:tab/>
-        <w:t>Envision support for Apollo systems</w:t>
-      </w:r>
-      <w:r>
-        <w:rPr>
-          <w:rFonts w:ascii="Arial" w:hAnsi="Arial" w:cs="Arial"/>
-          <w:color w:val="1F497D"/>
-          <w:sz w:val="18"/>
-          <w:szCs w:val="18"/>
-        </w:rPr>
-        <w:t>:</w:t>
+      </w:r>
+      <w:r>
+        <w:rPr>
+          <w:rFonts w:ascii="Arial" w:hAnsi="Arial" w:cs="Arial"/>
+          <w:color w:val="1F497D"/>
+          <w:sz w:val="18"/>
+          <w:szCs w:val="18"/>
+        </w:rPr>
+        <w:t>Support for Spanish language has</w:t>
+      </w:r>
+      <w:r>
+        <w:rPr>
+          <w:rFonts w:ascii="Arial" w:hAnsi="Arial" w:cs="Arial"/>
+          <w:color w:val="1F497D"/>
+          <w:sz w:val="18"/>
+          <w:szCs w:val="18"/>
+        </w:rPr>
+        <w:t xml:space="preserve"> been added.</w:t>
       </w:r>
     </w:p>
     <w:p>
@@ -1828,80 +2335,106 @@
           <w:szCs w:val="18"/>
         </w:rPr>
       </w:pPr>
-      <w:r>
-        <w:rPr>
-          <w:rFonts w:ascii="Arial" w:hAnsi="Arial" w:cs="Arial"/>
-          <w:color w:val="1F497D"/>
-          <w:sz w:val="18"/>
-          <w:szCs w:val="18"/>
+    </w:p>
+    <w:p>
+      <w:pPr>
+        <w:tabs>
+          <w:tab w:val="left" w:pos="993"/>
+        </w:tabs>
+        <w:rPr>
+          <w:rFonts w:ascii="Arial" w:hAnsi="Arial" w:cs="Arial"/>
+          <w:color w:val="9CC2E5" w:themeColor="accent1" w:themeTint="99"/>
+          <w:sz w:val="16"/>
+          <w:szCs w:val="16"/>
+        </w:rPr>
+      </w:pPr>
+      <w:r>
+        <w:rPr>
+          <w:rFonts w:ascii="Arial" w:hAnsi="Arial" w:cs="Arial"/>
+          <w:b/>
+          <w:bCs/>
+          <w:color w:val="4472C4" w:themeColor="accent5"/>
+          <w:sz w:val="24"/>
+          <w:szCs w:val="24"/>
+        </w:rPr>
+        <w:t>v8.1.</w:t>
+      </w:r>
+      <w:r>
+        <w:rPr>
+          <w:rFonts w:ascii="Arial" w:hAnsi="Arial" w:cs="Arial"/>
+          <w:b/>
+          <w:bCs/>
+          <w:color w:val="4472C4" w:themeColor="accent5"/>
+          <w:sz w:val="24"/>
+          <w:szCs w:val="24"/>
+        </w:rPr>
+        <w:t>9</w:t>
+      </w:r>
+      <w:r>
+        <w:rPr>
+          <w:rFonts w:ascii="Arial" w:hAnsi="Arial" w:cs="Arial"/>
+          <w:b/>
+          <w:bCs/>
+          <w:color w:val="4472C4" w:themeColor="accent5"/>
+          <w:sz w:val="24"/>
+          <w:szCs w:val="24"/>
         </w:rPr>
         <w:tab/>
       </w:r>
       <w:r>
         <w:rPr>
           <w:rFonts w:ascii="Arial" w:hAnsi="Arial" w:cs="Arial"/>
-          <w:i/>
-          <w:iCs/>
-          <w:color w:val="1F497D"/>
-          <w:sz w:val="18"/>
-          <w:szCs w:val="18"/>
-        </w:rPr>
-        <w:t>For this, device names and zone descriptions are prefixed with type codes and zone numbers respectively.  If not already prefixed, before uploading the user is asked whether the pane</w:t>
-      </w:r>
-      <w:r>
-        <w:rPr>
-          <w:rFonts w:ascii="Arial" w:hAnsi="Arial" w:cs="Arial"/>
-          <w:i/>
-          <w:iCs/>
-          <w:color w:val="1F497D"/>
-          <w:sz w:val="18"/>
-          <w:szCs w:val="18"/>
-        </w:rPr>
-        <w:t>l</w:t>
-      </w:r>
-      <w:r>
-        <w:rPr>
-          <w:rFonts w:ascii="Arial" w:hAnsi="Arial" w:cs="Arial"/>
-          <w:i/>
-          <w:iCs/>
-          <w:color w:val="1F497D"/>
-          <w:sz w:val="18"/>
-          <w:szCs w:val="18"/>
-        </w:rPr>
-        <w:t xml:space="preserve"> is for Envision and, if </w:t>
-      </w:r>
-      <w:proofErr w:type="gramStart"/>
-      <w:r>
-        <w:rPr>
-          <w:rFonts w:ascii="Arial" w:hAnsi="Arial" w:cs="Arial"/>
-          <w:i/>
-          <w:iCs/>
-          <w:color w:val="1F497D"/>
-          <w:sz w:val="18"/>
-          <w:szCs w:val="18"/>
-        </w:rPr>
-        <w:t>Yes</w:t>
-      </w:r>
-      <w:proofErr w:type="gramEnd"/>
-      <w:r>
-        <w:rPr>
-          <w:rFonts w:ascii="Arial" w:hAnsi="Arial" w:cs="Arial"/>
-          <w:i/>
-          <w:iCs/>
-          <w:color w:val="1F497D"/>
-          <w:sz w:val="18"/>
-          <w:szCs w:val="18"/>
-        </w:rPr>
-        <w:t>, the prefixes are added.</w:t>
-      </w:r>
-      <w:r>
-        <w:rPr>
-          <w:rFonts w:ascii="Arial" w:hAnsi="Arial" w:cs="Arial"/>
-          <w:color w:val="1F497D"/>
-          <w:sz w:val="18"/>
-          <w:szCs w:val="18"/>
-        </w:rPr>
-        <w:br/>
+          <w:b/>
+          <w:bCs/>
+          <w:color w:val="4472C4" w:themeColor="accent5"/>
+          <w:sz w:val="24"/>
+          <w:szCs w:val="24"/>
+        </w:rPr>
+        <w:t>2</w:t>
+      </w:r>
+      <w:r>
+        <w:rPr>
+          <w:rFonts w:ascii="Arial" w:hAnsi="Arial" w:cs="Arial"/>
+          <w:b/>
+          <w:bCs/>
+          <w:color w:val="4472C4" w:themeColor="accent5"/>
+          <w:sz w:val="24"/>
+          <w:szCs w:val="24"/>
+        </w:rPr>
+        <w:t>4</w:t>
+      </w:r>
+      <w:r>
+        <w:rPr>
+          <w:rFonts w:ascii="Arial" w:hAnsi="Arial" w:cs="Arial"/>
+          <w:b/>
+          <w:bCs/>
+          <w:color w:val="4472C4" w:themeColor="accent5"/>
+          <w:sz w:val="24"/>
+          <w:szCs w:val="24"/>
+        </w:rPr>
+        <w:t>/</w:t>
+      </w:r>
+      <w:r>
+        <w:rPr>
+          <w:rFonts w:ascii="Arial" w:hAnsi="Arial" w:cs="Arial"/>
+          <w:b/>
+          <w:bCs/>
+          <w:color w:val="4472C4" w:themeColor="accent5"/>
+          <w:sz w:val="24"/>
+          <w:szCs w:val="24"/>
+        </w:rPr>
+        <w:t>12</w:t>
+      </w:r>
+      <w:r>
+        <w:rPr>
+          <w:rFonts w:ascii="Arial" w:hAnsi="Arial" w:cs="Arial"/>
+          <w:b/>
+          <w:bCs/>
+          <w:color w:val="4472C4" w:themeColor="accent5"/>
+          <w:sz w:val="24"/>
+          <w:szCs w:val="24"/>
+        </w:rPr>
+        <w:t>/2025</w:t>
       </w:r>
     </w:p>
     <w:p>
@@ -1935,7 +2468,7 @@
           <w:sz w:val="18"/>
           <w:szCs w:val="18"/>
         </w:rPr>
-        <w:t>Fixes</w:t>
+        <w:t>New features</w:t>
       </w:r>
     </w:p>
     <w:p>
@@ -1975,152 +2508,7 @@
           <w:szCs w:val="18"/>
         </w:rPr>
         <w:tab/>
-      </w:r>
-      <w:r>
-        <w:rPr>
-          <w:rFonts w:ascii="Arial" w:hAnsi="Arial" w:cs="Arial"/>
-          <w:color w:val="1F497D"/>
-          <w:sz w:val="18"/>
-          <w:szCs w:val="18"/>
-        </w:rPr>
-        <w:t>Two faults that would cause the app to shut down have been corrected: s</w:t>
-      </w:r>
-      <w:r>
-        <w:rPr>
-          <w:rFonts w:ascii="Arial" w:hAnsi="Arial" w:cs="Arial"/>
-          <w:color w:val="1F497D"/>
-          <w:sz w:val="18"/>
-          <w:szCs w:val="18"/>
-        </w:rPr>
-        <w:t>end</w:t>
-      </w:r>
-      <w:r>
-        <w:rPr>
-          <w:rFonts w:ascii="Arial" w:hAnsi="Arial" w:cs="Arial"/>
-          <w:color w:val="1F497D"/>
-          <w:sz w:val="18"/>
-          <w:szCs w:val="18"/>
-        </w:rPr>
-        <w:t>ing</w:t>
-      </w:r>
-      <w:r>
-        <w:rPr>
-          <w:rFonts w:ascii="Arial" w:hAnsi="Arial" w:cs="Arial"/>
-          <w:color w:val="1F497D"/>
-          <w:sz w:val="18"/>
-          <w:szCs w:val="18"/>
-        </w:rPr>
-        <w:t xml:space="preserve"> </w:t>
-      </w:r>
-      <w:r>
-        <w:rPr>
-          <w:rFonts w:ascii="Arial" w:hAnsi="Arial" w:cs="Arial"/>
-          <w:color w:val="1F497D"/>
-          <w:sz w:val="18"/>
-          <w:szCs w:val="18"/>
-        </w:rPr>
-        <w:t>single-</w:t>
-      </w:r>
-      <w:r>
-        <w:rPr>
-          <w:rFonts w:ascii="Arial" w:hAnsi="Arial" w:cs="Arial"/>
-          <w:color w:val="1F497D"/>
-          <w:sz w:val="18"/>
-          <w:szCs w:val="18"/>
-        </w:rPr>
-        <w:t xml:space="preserve">loop </w:t>
-      </w:r>
-      <w:r>
-        <w:rPr>
-          <w:rFonts w:ascii="Arial" w:hAnsi="Arial" w:cs="Arial"/>
-          <w:color w:val="1F497D"/>
-          <w:sz w:val="18"/>
-          <w:szCs w:val="18"/>
-        </w:rPr>
-        <w:t>data to a</w:t>
-      </w:r>
-      <w:r>
-        <w:rPr>
-          <w:rFonts w:ascii="Arial" w:hAnsi="Arial" w:cs="Arial"/>
-          <w:color w:val="1F497D"/>
-          <w:sz w:val="18"/>
-          <w:szCs w:val="18"/>
-        </w:rPr>
-        <w:t xml:space="preserve"> 2-loop </w:t>
-      </w:r>
-      <w:proofErr w:type="gramStart"/>
-      <w:r>
-        <w:rPr>
-          <w:rFonts w:ascii="Arial" w:hAnsi="Arial" w:cs="Arial"/>
-          <w:color w:val="1F497D"/>
-          <w:sz w:val="18"/>
-          <w:szCs w:val="18"/>
-        </w:rPr>
-        <w:t>panel</w:t>
-      </w:r>
-      <w:r>
-        <w:rPr>
-          <w:rFonts w:ascii="Arial" w:hAnsi="Arial" w:cs="Arial"/>
-          <w:color w:val="1F497D"/>
-          <w:sz w:val="18"/>
-          <w:szCs w:val="18"/>
-        </w:rPr>
-        <w:t>,</w:t>
-      </w:r>
-      <w:r>
-        <w:rPr>
-          <w:rFonts w:ascii="Arial" w:hAnsi="Arial" w:cs="Arial"/>
-          <w:color w:val="1F497D"/>
-          <w:sz w:val="18"/>
-          <w:szCs w:val="18"/>
-        </w:rPr>
-        <w:t xml:space="preserve"> </w:t>
-      </w:r>
-      <w:r>
-        <w:rPr>
-          <w:rFonts w:ascii="Arial" w:hAnsi="Arial" w:cs="Arial"/>
-          <w:color w:val="1F497D"/>
-          <w:sz w:val="18"/>
-          <w:szCs w:val="18"/>
-        </w:rPr>
-        <w:t>and</w:t>
-      </w:r>
-      <w:proofErr w:type="gramEnd"/>
-      <w:r>
-        <w:rPr>
-          <w:rFonts w:ascii="Arial" w:hAnsi="Arial" w:cs="Arial"/>
-          <w:color w:val="1F497D"/>
-          <w:sz w:val="18"/>
-          <w:szCs w:val="18"/>
-        </w:rPr>
-        <w:t xml:space="preserve"> </w:t>
-      </w:r>
-      <w:r>
-        <w:rPr>
-          <w:rFonts w:ascii="Arial" w:hAnsi="Arial" w:cs="Arial"/>
-          <w:color w:val="1F497D"/>
-          <w:sz w:val="18"/>
-          <w:szCs w:val="18"/>
-        </w:rPr>
-        <w:t>opening a file wh</w:t>
-      </w:r>
-      <w:r>
-        <w:rPr>
-          <w:rFonts w:ascii="Arial" w:hAnsi="Arial" w:cs="Arial"/>
-          <w:color w:val="1F497D"/>
-          <w:sz w:val="18"/>
-          <w:szCs w:val="18"/>
-        </w:rPr>
-        <w:t xml:space="preserve">ich does not contain any panel numbers the same as the </w:t>
-      </w:r>
-      <w:r>
-        <w:rPr>
-          <w:rFonts w:ascii="Arial" w:hAnsi="Arial" w:cs="Arial"/>
-          <w:color w:val="1F497D"/>
-          <w:sz w:val="18"/>
-          <w:szCs w:val="18"/>
-        </w:rPr>
-        <w:t>current panel.</w:t>
+        <w:t>The new CAST Pro devices have been added.</w:t>
       </w:r>
     </w:p>
     <w:p>
@@ -2160,42 +2548,7 @@
           <w:szCs w:val="18"/>
         </w:rPr>
         <w:tab/>
-      </w:r>
-      <w:r>
-        <w:rPr>
-          <w:rFonts w:ascii="Arial" w:hAnsi="Arial" w:cs="Arial"/>
-          <w:color w:val="1F497D"/>
-          <w:sz w:val="18"/>
-          <w:szCs w:val="18"/>
-        </w:rPr>
-        <w:t>The displaying of e</w:t>
-      </w:r>
-      <w:r>
-        <w:rPr>
-          <w:rFonts w:ascii="Arial" w:hAnsi="Arial" w:cs="Arial"/>
-          <w:color w:val="1F497D"/>
-          <w:sz w:val="18"/>
-          <w:szCs w:val="18"/>
-        </w:rPr>
-        <w:t xml:space="preserve">rror boxes on invalid items </w:t>
-      </w:r>
-      <w:r>
-        <w:rPr>
-          <w:rFonts w:ascii="Arial" w:hAnsi="Arial" w:cs="Arial"/>
-          <w:color w:val="1F497D"/>
-          <w:sz w:val="18"/>
-          <w:szCs w:val="18"/>
-        </w:rPr>
-        <w:t>has been made more consistent</w:t>
-      </w:r>
-      <w:r>
-        <w:rPr>
-          <w:rFonts w:ascii="Arial" w:hAnsi="Arial" w:cs="Arial"/>
-          <w:color w:val="1F497D"/>
-          <w:sz w:val="18"/>
-          <w:szCs w:val="18"/>
-        </w:rPr>
-        <w:t>.</w:t>
+        <w:t>The facility to print the settings has been added.</w:t>
       </w:r>
     </w:p>
     <w:p>
@@ -2235,43 +2588,7 @@
           <w:szCs w:val="18"/>
         </w:rPr>
         <w:tab/>
-        <w:t xml:space="preserve">The Validation Window no longer </w:t>
-      </w:r>
-      <w:r>
-        <w:rPr>
-          <w:rFonts w:ascii="Arial" w:hAnsi="Arial" w:cs="Arial"/>
-          <w:color w:val="1F497D"/>
-          <w:sz w:val="18"/>
-          <w:szCs w:val="18"/>
-        </w:rPr>
-        <w:t>indicate</w:t>
-      </w:r>
-      <w:r>
-        <w:rPr>
-          <w:rFonts w:ascii="Arial" w:hAnsi="Arial" w:cs="Arial"/>
-          <w:color w:val="1F497D"/>
-          <w:sz w:val="18"/>
-          <w:szCs w:val="18"/>
-        </w:rPr>
-        <w:t xml:space="preserve">s Loop 2 for </w:t>
-      </w:r>
-      <w:r>
-        <w:rPr>
-          <w:rFonts w:ascii="Arial" w:hAnsi="Arial" w:cs="Arial"/>
-          <w:color w:val="1F497D"/>
-          <w:sz w:val="18"/>
-          <w:szCs w:val="18"/>
-        </w:rPr>
-        <w:t xml:space="preserve">a </w:t>
-      </w:r>
-      <w:r>
-        <w:rPr>
-          <w:rFonts w:ascii="Arial" w:hAnsi="Arial" w:cs="Arial"/>
-          <w:color w:val="1F497D"/>
-          <w:sz w:val="18"/>
-          <w:szCs w:val="18"/>
-        </w:rPr>
-        <w:t>single-loop panel.</w:t>
+        <w:t>Device day &amp; night modes are now always set to their default values when a device type is changed.</w:t>
       </w:r>
     </w:p>
     <w:p>
@@ -2311,42 +2628,7 @@
           <w:szCs w:val="18"/>
         </w:rPr>
         <w:tab/>
-      </w:r>
-      <w:r>
-        <w:rPr>
-          <w:rFonts w:ascii="Arial" w:hAnsi="Arial" w:cs="Arial"/>
-          <w:color w:val="1F497D"/>
-          <w:sz w:val="18"/>
-          <w:szCs w:val="18"/>
-        </w:rPr>
-        <w:t xml:space="preserve">On the </w:t>
-      </w:r>
-      <w:r>
-        <w:rPr>
-          <w:rFonts w:ascii="Arial" w:hAnsi="Arial" w:cs="Arial"/>
-          <w:color w:val="1F497D"/>
-          <w:sz w:val="18"/>
-          <w:szCs w:val="18"/>
-        </w:rPr>
-        <w:t>Causes &amp; Effects page</w:t>
-      </w:r>
-      <w:r>
-        <w:rPr>
-          <w:rFonts w:ascii="Arial" w:hAnsi="Arial" w:cs="Arial"/>
-          <w:color w:val="1F497D"/>
-          <w:sz w:val="18"/>
-          <w:szCs w:val="18"/>
-        </w:rPr>
-        <w:t>, data that has been read from a file is now updated correctly on all lines</w:t>
-      </w:r>
-      <w:r>
-        <w:rPr>
-          <w:rFonts w:ascii="Arial" w:hAnsi="Arial" w:cs="Arial"/>
-          <w:color w:val="1F497D"/>
-          <w:sz w:val="18"/>
-          <w:szCs w:val="18"/>
-        </w:rPr>
-        <w:t>.</w:t>
+        <w:t>A newly-added second loop is now correctly filled with empty device slots and the device pages are updated correspondingly.</w:t>
       </w:r>
     </w:p>
     <w:p>
@@ -2369,95 +2651,33 @@
           <w:szCs w:val="18"/>
         </w:rPr>
       </w:pPr>
-    </w:p>
-    <w:p>
-      <w:pPr>
-        <w:tabs>
-          <w:tab w:val="left" w:pos="993"/>
-        </w:tabs>
-        <w:rPr>
-          <w:rFonts w:ascii="Arial" w:hAnsi="Arial" w:cs="Arial"/>
-          <w:color w:val="9CC2E5" w:themeColor="accent1" w:themeTint="99"/>
-          <w:sz w:val="16"/>
-          <w:szCs w:val="16"/>
-        </w:rPr>
-      </w:pPr>
-      <w:r>
-        <w:rPr>
-          <w:rFonts w:ascii="Arial" w:hAnsi="Arial" w:cs="Arial"/>
-          <w:b/>
-          <w:bCs/>
-          <w:color w:val="4472C4" w:themeColor="accent5"/>
-          <w:sz w:val="24"/>
-          <w:szCs w:val="24"/>
-        </w:rPr>
-        <w:t>v8.1.</w:t>
-      </w:r>
-      <w:r>
-        <w:rPr>
-          <w:rFonts w:ascii="Arial" w:hAnsi="Arial" w:cs="Arial"/>
-          <w:b/>
-          <w:bCs/>
-          <w:color w:val="4472C4" w:themeColor="accent5"/>
-          <w:sz w:val="24"/>
-          <w:szCs w:val="24"/>
-        </w:rPr>
-        <w:t>8</w:t>
-      </w:r>
-      <w:r>
-        <w:rPr>
-          <w:rFonts w:ascii="Arial" w:hAnsi="Arial" w:cs="Arial"/>
-          <w:b/>
-          <w:bCs/>
-          <w:color w:val="4472C4" w:themeColor="accent5"/>
-          <w:sz w:val="24"/>
-          <w:szCs w:val="24"/>
+      <w:r>
+        <w:rPr>
+          <w:rFonts w:ascii="Arial" w:hAnsi="Arial" w:cs="Arial"/>
+          <w:color w:val="1F497D"/>
+          <w:sz w:val="18"/>
+          <w:szCs w:val="18"/>
+        </w:rPr>
+        <w:t>•</w:t>
+      </w:r>
+      <w:r>
+        <w:rPr>
+          <w:rFonts w:ascii="Arial" w:hAnsi="Arial" w:cs="Arial"/>
+          <w:color w:val="1F497D"/>
+          <w:sz w:val="18"/>
+          <w:szCs w:val="18"/>
         </w:rPr>
         <w:tab/>
-      </w:r>
-      <w:r>
-        <w:rPr>
-          <w:rFonts w:ascii="Arial" w:hAnsi="Arial" w:cs="Arial"/>
-          <w:b/>
-          <w:bCs/>
-          <w:color w:val="4472C4" w:themeColor="accent5"/>
-          <w:sz w:val="24"/>
-          <w:szCs w:val="24"/>
-        </w:rPr>
-        <w:t>26</w:t>
-      </w:r>
-      <w:r>
-        <w:rPr>
-          <w:rFonts w:ascii="Arial" w:hAnsi="Arial" w:cs="Arial"/>
-          <w:b/>
-          <w:bCs/>
-          <w:color w:val="4472C4" w:themeColor="accent5"/>
-          <w:sz w:val="24"/>
-          <w:szCs w:val="24"/>
-        </w:rPr>
-        <w:t>/</w:t>
-      </w:r>
-      <w:r>
-        <w:rPr>
-          <w:rFonts w:ascii="Arial" w:hAnsi="Arial" w:cs="Arial"/>
-          <w:b/>
-          <w:bCs/>
-          <w:color w:val="4472C4" w:themeColor="accent5"/>
-          <w:sz w:val="24"/>
-          <w:szCs w:val="24"/>
-        </w:rPr>
-        <w:t>09</w:t>
-      </w:r>
-      <w:r>
-        <w:rPr>
-          <w:rFonts w:ascii="Arial" w:hAnsi="Arial" w:cs="Arial"/>
-          <w:b/>
-          <w:bCs/>
-          <w:color w:val="4472C4" w:themeColor="accent5"/>
-          <w:sz w:val="24"/>
-          <w:szCs w:val="24"/>
-        </w:rPr>
-        <w:t>/2025</w:t>
+        <w:t>Envision support for Apollo systems</w:t>
+      </w:r>
+      <w:r>
+        <w:rPr>
+          <w:rFonts w:ascii="Arial" w:hAnsi="Arial" w:cs="Arial"/>
+          <w:color w:val="1F497D"/>
+          <w:sz w:val="18"/>
+          <w:szCs w:val="18"/>
+        </w:rPr>
+        <w:t>:</w:t>
       </w:r>
     </w:p>
     <w:p>
@@ -2487,106 +2707,73 @@
           <w:sz w:val="18"/>
           <w:szCs w:val="18"/>
         </w:rPr>
-        <w:t>•</w:t>
-      </w:r>
-      <w:r>
-        <w:rPr>
-          <w:rFonts w:ascii="Arial" w:hAnsi="Arial" w:cs="Arial"/>
-          <w:color w:val="1F497D"/>
-          <w:sz w:val="18"/>
-          <w:szCs w:val="18"/>
-        </w:rPr>
         <w:tab/>
       </w:r>
       <w:r>
         <w:rPr>
           <w:rFonts w:ascii="Arial" w:hAnsi="Arial" w:cs="Arial"/>
-          <w:color w:val="1F497D"/>
-          <w:sz w:val="18"/>
-          <w:szCs w:val="18"/>
-        </w:rPr>
-        <w:t>Correction:</w:t>
-      </w:r>
-      <w:r>
-        <w:rPr>
-          <w:rFonts w:ascii="Arial" w:hAnsi="Arial" w:cs="Arial"/>
-          <w:color w:val="1F497D"/>
-          <w:sz w:val="18"/>
-          <w:szCs w:val="18"/>
-        </w:rPr>
-        <w:t xml:space="preserve"> device I/O configuration </w:t>
-      </w:r>
-      <w:r>
-        <w:rPr>
-          <w:rFonts w:ascii="Arial" w:hAnsi="Arial" w:cs="Arial"/>
-          <w:color w:val="1F497D"/>
-          <w:sz w:val="18"/>
-          <w:szCs w:val="18"/>
-        </w:rPr>
-        <w:t xml:space="preserve">item </w:t>
-      </w:r>
-      <w:r>
-        <w:rPr>
-          <w:rFonts w:ascii="Arial" w:hAnsi="Arial" w:cs="Arial"/>
-          <w:color w:val="1F497D"/>
-          <w:sz w:val="18"/>
-          <w:szCs w:val="18"/>
-        </w:rPr>
-        <w:t>description</w:t>
-      </w:r>
-      <w:r>
-        <w:rPr>
-          <w:rFonts w:ascii="Arial" w:hAnsi="Arial" w:cs="Arial"/>
-          <w:color w:val="1F497D"/>
-          <w:sz w:val="18"/>
-          <w:szCs w:val="18"/>
-        </w:rPr>
-        <w:t xml:space="preserve"> edit</w:t>
-      </w:r>
-      <w:r>
-        <w:rPr>
-          <w:rFonts w:ascii="Arial" w:hAnsi="Arial" w:cs="Arial"/>
-          <w:color w:val="1F497D"/>
-          <w:sz w:val="18"/>
-          <w:szCs w:val="18"/>
-        </w:rPr>
-        <w:t xml:space="preserve">s </w:t>
-      </w:r>
-      <w:r>
-        <w:rPr>
-          <w:rFonts w:ascii="Arial" w:hAnsi="Arial" w:cs="Arial"/>
-          <w:color w:val="1F497D"/>
-          <w:sz w:val="18"/>
-          <w:szCs w:val="18"/>
-        </w:rPr>
-        <w:t xml:space="preserve">have been corrected so that </w:t>
-      </w:r>
-      <w:r>
-        <w:rPr>
-          <w:rFonts w:ascii="Arial" w:hAnsi="Arial" w:cs="Arial"/>
-          <w:color w:val="1F497D"/>
-          <w:sz w:val="18"/>
-          <w:szCs w:val="18"/>
-        </w:rPr>
-        <w:t>descriptions and/or device names on other devices</w:t>
-      </w:r>
-      <w:r>
-        <w:rPr>
-          <w:rFonts w:ascii="Arial" w:hAnsi="Arial" w:cs="Arial"/>
-          <w:color w:val="1F497D"/>
-          <w:sz w:val="18"/>
-          <w:szCs w:val="18"/>
-        </w:rPr>
-        <w:t xml:space="preserve"> are not affected</w:t>
-      </w:r>
-      <w:r>
-        <w:rPr>
-          <w:rFonts w:ascii="Arial" w:hAnsi="Arial" w:cs="Arial"/>
-          <w:color w:val="1F497D"/>
-          <w:sz w:val="18"/>
-          <w:szCs w:val="18"/>
-        </w:rPr>
-        <w:t>.</w:t>
+          <w:i/>
+          <w:iCs/>
+          <w:color w:val="1F497D"/>
+          <w:sz w:val="18"/>
+          <w:szCs w:val="18"/>
+        </w:rPr>
+        <w:t>For this, device names and zone descriptions are prefixed with type codes and zone numbers respectively.  If not already prefixed, before uploading the user is asked whether the pane</w:t>
+      </w:r>
+      <w:r>
+        <w:rPr>
+          <w:rFonts w:ascii="Arial" w:hAnsi="Arial" w:cs="Arial"/>
+          <w:i/>
+          <w:iCs/>
+          <w:color w:val="1F497D"/>
+          <w:sz w:val="18"/>
+          <w:szCs w:val="18"/>
+        </w:rPr>
+        <w:t>l</w:t>
+      </w:r>
+      <w:r>
+        <w:rPr>
+          <w:rFonts w:ascii="Arial" w:hAnsi="Arial" w:cs="Arial"/>
+          <w:i/>
+          <w:iCs/>
+          <w:color w:val="1F497D"/>
+          <w:sz w:val="18"/>
+          <w:szCs w:val="18"/>
+        </w:rPr>
+        <w:t xml:space="preserve"> is for Envision and, if </w:t>
+      </w:r>
+      <w:proofErr w:type="gramStart"/>
+      <w:r>
+        <w:rPr>
+          <w:rFonts w:ascii="Arial" w:hAnsi="Arial" w:cs="Arial"/>
+          <w:i/>
+          <w:iCs/>
+          <w:color w:val="1F497D"/>
+          <w:sz w:val="18"/>
+          <w:szCs w:val="18"/>
+        </w:rPr>
+        <w:t>Yes</w:t>
+      </w:r>
+      <w:proofErr w:type="gramEnd"/>
+      <w:r>
+        <w:rPr>
+          <w:rFonts w:ascii="Arial" w:hAnsi="Arial" w:cs="Arial"/>
+          <w:i/>
+          <w:iCs/>
+          <w:color w:val="1F497D"/>
+          <w:sz w:val="18"/>
+          <w:szCs w:val="18"/>
+        </w:rPr>
+        <w:t>, the prefixes are added.</w:t>
+      </w:r>
+      <w:r>
+        <w:rPr>
+          <w:rFonts w:ascii="Arial" w:hAnsi="Arial" w:cs="Arial"/>
+          <w:color w:val="1F497D"/>
+          <w:sz w:val="18"/>
+          <w:szCs w:val="18"/>
+        </w:rPr>
+        <w:br/>
       </w:r>
     </w:p>
     <w:p>
@@ -2604,64 +2791,23 @@
         <w:contextualSpacing/>
         <w:rPr>
           <w:rFonts w:ascii="Arial" w:hAnsi="Arial" w:cs="Arial"/>
-          <w:color w:val="1F497D"/>
-          <w:sz w:val="18"/>
-          <w:szCs w:val="18"/>
-        </w:rPr>
-      </w:pPr>
-      <w:r>
-        <w:rPr>
-          <w:rFonts w:ascii="Arial" w:hAnsi="Arial" w:cs="Arial"/>
-          <w:color w:val="1F497D"/>
-          <w:sz w:val="18"/>
-          <w:szCs w:val="18"/>
-        </w:rPr>
-        <w:t>•</w:t>
-      </w:r>
-      <w:r>
-        <w:rPr>
-          <w:rFonts w:ascii="Arial" w:hAnsi="Arial" w:cs="Arial"/>
-          <w:color w:val="1F497D"/>
-          <w:sz w:val="18"/>
-          <w:szCs w:val="18"/>
-        </w:rPr>
-        <w:tab/>
-      </w:r>
-      <w:r>
-        <w:rPr>
-          <w:rFonts w:ascii="Arial" w:hAnsi="Arial" w:cs="Arial"/>
-          <w:color w:val="1F497D"/>
-          <w:sz w:val="18"/>
-          <w:szCs w:val="18"/>
-        </w:rPr>
-        <w:t>Correction:</w:t>
-      </w:r>
-      <w:r>
-        <w:rPr>
-          <w:rFonts w:ascii="Arial" w:hAnsi="Arial" w:cs="Arial"/>
-          <w:color w:val="1F497D"/>
-          <w:sz w:val="18"/>
-          <w:szCs w:val="18"/>
-        </w:rPr>
-        <w:t xml:space="preserve"> the Add Second Loop option for single-loop panels</w:t>
-      </w:r>
-      <w:r>
-        <w:rPr>
-          <w:rFonts w:ascii="Arial" w:hAnsi="Arial" w:cs="Arial"/>
-          <w:color w:val="1F497D"/>
-          <w:sz w:val="18"/>
-          <w:szCs w:val="18"/>
-        </w:rPr>
-        <w:t xml:space="preserve"> now ensures that the</w:t>
-      </w:r>
-      <w:r>
-        <w:rPr>
-          <w:rFonts w:ascii="Arial" w:hAnsi="Arial" w:cs="Arial"/>
-          <w:color w:val="1F497D"/>
-          <w:sz w:val="18"/>
-          <w:szCs w:val="18"/>
-        </w:rPr>
-        <w:t xml:space="preserve"> device lists on the other pages are now populated correctly with the required number of (empty) devices.</w:t>
+          <w:b/>
+          <w:bCs/>
+          <w:color w:val="1F497D"/>
+          <w:sz w:val="18"/>
+          <w:szCs w:val="18"/>
+        </w:rPr>
+      </w:pPr>
+      <w:r>
+        <w:rPr>
+          <w:rFonts w:ascii="Arial" w:hAnsi="Arial" w:cs="Arial"/>
+          <w:b/>
+          <w:bCs/>
+          <w:color w:val="1F497D"/>
+          <w:sz w:val="18"/>
+          <w:szCs w:val="18"/>
+        </w:rPr>
+        <w:t>Fixes</w:t>
       </w:r>
     </w:p>
     <w:p>
@@ -2709,10 +2855,146 @@
           <w:sz w:val="18"/>
           <w:szCs w:val="18"/>
         </w:rPr>
-        <w:t xml:space="preserve">Notification popups are shown after each upload and download, indicating completion or otherwise. </w:t>
-      </w:r>
-    </w:p>
-    <w:bookmarkEnd w:id="0"/>
+        <w:t>Two faults that would cause the app to shut down have been corrected: s</w:t>
+      </w:r>
+      <w:r>
+        <w:rPr>
+          <w:rFonts w:ascii="Arial" w:hAnsi="Arial" w:cs="Arial"/>
+          <w:color w:val="1F497D"/>
+          <w:sz w:val="18"/>
+          <w:szCs w:val="18"/>
+        </w:rPr>
+        <w:t>end</w:t>
+      </w:r>
+      <w:r>
+        <w:rPr>
+          <w:rFonts w:ascii="Arial" w:hAnsi="Arial" w:cs="Arial"/>
+          <w:color w:val="1F497D"/>
+          <w:sz w:val="18"/>
+          <w:szCs w:val="18"/>
+        </w:rPr>
+        <w:t>ing</w:t>
+      </w:r>
+      <w:r>
+        <w:rPr>
+          <w:rFonts w:ascii="Arial" w:hAnsi="Arial" w:cs="Arial"/>
+          <w:color w:val="1F497D"/>
+          <w:sz w:val="18"/>
+          <w:szCs w:val="18"/>
+        </w:rPr>
+        <w:t xml:space="preserve"> </w:t>
+      </w:r>
+      <w:r>
+        <w:rPr>
+          <w:rFonts w:ascii="Arial" w:hAnsi="Arial" w:cs="Arial"/>
+          <w:color w:val="1F497D"/>
+          <w:sz w:val="18"/>
+          <w:szCs w:val="18"/>
+        </w:rPr>
+        <w:t>single-</w:t>
+      </w:r>
+      <w:r>
+        <w:rPr>
+          <w:rFonts w:ascii="Arial" w:hAnsi="Arial" w:cs="Arial"/>
+          <w:color w:val="1F497D"/>
+          <w:sz w:val="18"/>
+          <w:szCs w:val="18"/>
+        </w:rPr>
+        <w:t xml:space="preserve">loop </w:t>
+      </w:r>
+      <w:r>
+        <w:rPr>
+          <w:rFonts w:ascii="Arial" w:hAnsi="Arial" w:cs="Arial"/>
+          <w:color w:val="1F497D"/>
+          <w:sz w:val="18"/>
+          <w:szCs w:val="18"/>
+        </w:rPr>
+        <w:t>data to a</w:t>
+      </w:r>
+      <w:r>
+        <w:rPr>
+          <w:rFonts w:ascii="Arial" w:hAnsi="Arial" w:cs="Arial"/>
+          <w:color w:val="1F497D"/>
+          <w:sz w:val="18"/>
+          <w:szCs w:val="18"/>
+        </w:rPr>
+        <w:t xml:space="preserve"> 2-loop </w:t>
+      </w:r>
+      <w:proofErr w:type="gramStart"/>
+      <w:r>
+        <w:rPr>
+          <w:rFonts w:ascii="Arial" w:hAnsi="Arial" w:cs="Arial"/>
+          <w:color w:val="1F497D"/>
+          <w:sz w:val="18"/>
+          <w:szCs w:val="18"/>
+        </w:rPr>
+        <w:t>panel</w:t>
+      </w:r>
+      <w:r>
+        <w:rPr>
+          <w:rFonts w:ascii="Arial" w:hAnsi="Arial" w:cs="Arial"/>
+          <w:color w:val="1F497D"/>
+          <w:sz w:val="18"/>
+          <w:szCs w:val="18"/>
+        </w:rPr>
+        <w:t>,</w:t>
+      </w:r>
+      <w:r>
+        <w:rPr>
+          <w:rFonts w:ascii="Arial" w:hAnsi="Arial" w:cs="Arial"/>
+          <w:color w:val="1F497D"/>
+          <w:sz w:val="18"/>
+          <w:szCs w:val="18"/>
+        </w:rPr>
+        <w:t xml:space="preserve"> </w:t>
+      </w:r>
+      <w:r>
+        <w:rPr>
+          <w:rFonts w:ascii="Arial" w:hAnsi="Arial" w:cs="Arial"/>
+          <w:color w:val="1F497D"/>
+          <w:sz w:val="18"/>
+          <w:szCs w:val="18"/>
+        </w:rPr>
+        <w:t>and</w:t>
+      </w:r>
+      <w:proofErr w:type="gramEnd"/>
+      <w:r>
+        <w:rPr>
+          <w:rFonts w:ascii="Arial" w:hAnsi="Arial" w:cs="Arial"/>
+          <w:color w:val="1F497D"/>
+          <w:sz w:val="18"/>
+          <w:szCs w:val="18"/>
+        </w:rPr>
+        <w:t xml:space="preserve"> </w:t>
+      </w:r>
+      <w:r>
+        <w:rPr>
+          <w:rFonts w:ascii="Arial" w:hAnsi="Arial" w:cs="Arial"/>
+          <w:color w:val="1F497D"/>
+          <w:sz w:val="18"/>
+          <w:szCs w:val="18"/>
+        </w:rPr>
+        <w:t>opening a file wh</w:t>
+      </w:r>
+      <w:r>
+        <w:rPr>
+          <w:rFonts w:ascii="Arial" w:hAnsi="Arial" w:cs="Arial"/>
+          <w:color w:val="1F497D"/>
+          <w:sz w:val="18"/>
+          <w:szCs w:val="18"/>
+        </w:rPr>
+        <w:t xml:space="preserve">ich does not contain any panel numbers the same as the </w:t>
+      </w:r>
+      <w:r>
+        <w:rPr>
+          <w:rFonts w:ascii="Arial" w:hAnsi="Arial" w:cs="Arial"/>
+          <w:color w:val="1F497D"/>
+          <w:sz w:val="18"/>
+          <w:szCs w:val="18"/>
+        </w:rPr>
+        <w:t>current panel.</w:t>
+      </w:r>
+    </w:p>
     <w:p>
       <w:pPr>
         <w:tabs>
@@ -2728,124 +3010,65 @@
         <w:contextualSpacing/>
         <w:rPr>
           <w:rFonts w:ascii="Arial" w:hAnsi="Arial" w:cs="Arial"/>
-          <w:b/>
-          <w:bCs/>
-          <w:color w:val="1F497D"/>
-          <w:sz w:val="18"/>
-          <w:szCs w:val="18"/>
-        </w:rPr>
-      </w:pPr>
-    </w:p>
-    <w:p>
-      <w:pPr>
-        <w:tabs>
-          <w:tab w:val="left" w:pos="993"/>
-        </w:tabs>
-        <w:rPr>
-          <w:rFonts w:ascii="Arial" w:hAnsi="Arial" w:cs="Arial"/>
-          <w:color w:val="9CC2E5" w:themeColor="accent1" w:themeTint="99"/>
-          <w:sz w:val="16"/>
-          <w:szCs w:val="16"/>
-        </w:rPr>
-      </w:pPr>
-      <w:r>
-        <w:rPr>
-          <w:rFonts w:ascii="Arial" w:hAnsi="Arial" w:cs="Arial"/>
-          <w:b/>
-          <w:bCs/>
-          <w:color w:val="4472C4" w:themeColor="accent5"/>
-          <w:sz w:val="24"/>
-          <w:szCs w:val="24"/>
-        </w:rPr>
-        <w:t>v8.1.</w:t>
-      </w:r>
-      <w:r>
-        <w:rPr>
-          <w:rFonts w:ascii="Arial" w:hAnsi="Arial" w:cs="Arial"/>
-          <w:b/>
-          <w:bCs/>
-          <w:color w:val="4472C4" w:themeColor="accent5"/>
-          <w:sz w:val="24"/>
-          <w:szCs w:val="24"/>
-        </w:rPr>
-        <w:t>7</w:t>
-      </w:r>
-      <w:r>
-        <w:rPr>
-          <w:rFonts w:ascii="Arial" w:hAnsi="Arial" w:cs="Arial"/>
-          <w:b/>
-          <w:bCs/>
-          <w:color w:val="4472C4" w:themeColor="accent5"/>
-          <w:sz w:val="24"/>
-          <w:szCs w:val="24"/>
+          <w:color w:val="1F497D"/>
+          <w:sz w:val="18"/>
+          <w:szCs w:val="18"/>
+        </w:rPr>
+      </w:pPr>
+      <w:r>
+        <w:rPr>
+          <w:rFonts w:ascii="Arial" w:hAnsi="Arial" w:cs="Arial"/>
+          <w:color w:val="1F497D"/>
+          <w:sz w:val="18"/>
+          <w:szCs w:val="18"/>
+        </w:rPr>
+        <w:lastRenderedPageBreak/>
+        <w:t>•</w:t>
+      </w:r>
+      <w:r>
+        <w:rPr>
+          <w:rFonts w:ascii="Arial" w:hAnsi="Arial" w:cs="Arial"/>
+          <w:color w:val="1F497D"/>
+          <w:sz w:val="18"/>
+          <w:szCs w:val="18"/>
         </w:rPr>
         <w:tab/>
       </w:r>
       <w:r>
         <w:rPr>
           <w:rFonts w:ascii="Arial" w:hAnsi="Arial" w:cs="Arial"/>
-          <w:b/>
-          <w:bCs/>
-          <w:color w:val="4472C4" w:themeColor="accent5"/>
-          <w:sz w:val="24"/>
-          <w:szCs w:val="24"/>
-        </w:rPr>
-        <w:t>3</w:t>
-      </w:r>
-      <w:r>
-        <w:rPr>
-          <w:rFonts w:ascii="Arial" w:hAnsi="Arial" w:cs="Arial"/>
-          <w:b/>
-          <w:bCs/>
-          <w:color w:val="4472C4" w:themeColor="accent5"/>
-          <w:sz w:val="24"/>
-          <w:szCs w:val="24"/>
-        </w:rPr>
-        <w:t>1</w:t>
-      </w:r>
-      <w:r>
-        <w:rPr>
-          <w:rFonts w:ascii="Arial" w:hAnsi="Arial" w:cs="Arial"/>
-          <w:b/>
-          <w:bCs/>
-          <w:color w:val="4472C4" w:themeColor="accent5"/>
-          <w:sz w:val="24"/>
-          <w:szCs w:val="24"/>
-        </w:rPr>
-        <w:t>/</w:t>
-      </w:r>
-      <w:r>
-        <w:rPr>
-          <w:rFonts w:ascii="Arial" w:hAnsi="Arial" w:cs="Arial"/>
-          <w:b/>
-          <w:bCs/>
-          <w:color w:val="4472C4" w:themeColor="accent5"/>
-          <w:sz w:val="24"/>
-          <w:szCs w:val="24"/>
-        </w:rPr>
-        <w:t>0</w:t>
-      </w:r>
-      <w:r>
-        <w:rPr>
-          <w:rFonts w:ascii="Arial" w:hAnsi="Arial" w:cs="Arial"/>
-          <w:b/>
-          <w:bCs/>
-          <w:color w:val="4472C4" w:themeColor="accent5"/>
-          <w:sz w:val="24"/>
-          <w:szCs w:val="24"/>
-        </w:rPr>
-        <w:t>7</w:t>
-      </w:r>
-      <w:r>
-        <w:rPr>
-          <w:rFonts w:ascii="Arial" w:hAnsi="Arial" w:cs="Arial"/>
-          <w:b/>
-          <w:bCs/>
-          <w:color w:val="4472C4" w:themeColor="accent5"/>
-          <w:sz w:val="24"/>
-          <w:szCs w:val="24"/>
-        </w:rPr>
-        <w:t>/2025</w:t>
+          <w:color w:val="1F497D"/>
+          <w:sz w:val="18"/>
+          <w:szCs w:val="18"/>
+        </w:rPr>
+        <w:t>The displaying of e</w:t>
+      </w:r>
+      <w:r>
+        <w:rPr>
+          <w:rFonts w:ascii="Arial" w:hAnsi="Arial" w:cs="Arial"/>
+          <w:color w:val="1F497D"/>
+          <w:sz w:val="18"/>
+          <w:szCs w:val="18"/>
+        </w:rPr>
+        <w:t xml:space="preserve">rror boxes on invalid items </w:t>
+      </w:r>
+      <w:r>
+        <w:rPr>
+          <w:rFonts w:ascii="Arial" w:hAnsi="Arial" w:cs="Arial"/>
+          <w:color w:val="1F497D"/>
+          <w:sz w:val="18"/>
+          <w:szCs w:val="18"/>
+        </w:rPr>
+        <w:t>has been made more consistent</w:t>
+      </w:r>
+      <w:r>
+        <w:rPr>
+          <w:rFonts w:ascii="Arial" w:hAnsi="Arial" w:cs="Arial"/>
+          <w:color w:val="1F497D"/>
+          <w:sz w:val="18"/>
+          <w:szCs w:val="18"/>
+        </w:rPr>
+        <w:t>.</w:t>
       </w:r>
     </w:p>
     <w:p>
@@ -2875,7 +3098,6 @@
           <w:sz w:val="18"/>
           <w:szCs w:val="18"/>
         </w:rPr>
-        <w:lastRenderedPageBreak/>
         <w:t>•</w:t>
       </w:r>
       <w:r>
@@ -2886,42 +3108,43 @@
           <w:szCs w:val="18"/>
         </w:rPr>
         <w:tab/>
-      </w:r>
-      <w:r>
-        <w:rPr>
-          <w:rFonts w:ascii="Arial" w:hAnsi="Arial" w:cs="Arial"/>
-          <w:color w:val="1F497D"/>
-          <w:sz w:val="18"/>
-          <w:szCs w:val="18"/>
-        </w:rPr>
-        <w:t xml:space="preserve">Removed system notifications which were causing </w:t>
-      </w:r>
-      <w:r>
-        <w:rPr>
-          <w:rFonts w:ascii="Arial" w:hAnsi="Arial" w:cs="Arial"/>
-          <w:color w:val="1F497D"/>
-          <w:sz w:val="18"/>
-          <w:szCs w:val="18"/>
-        </w:rPr>
-        <w:t>freezes</w:t>
-      </w:r>
-      <w:r>
-        <w:rPr>
-          <w:rFonts w:ascii="Arial" w:hAnsi="Arial" w:cs="Arial"/>
-          <w:color w:val="1F497D"/>
-          <w:sz w:val="18"/>
-          <w:szCs w:val="18"/>
-        </w:rPr>
-        <w:t xml:space="preserve"> and </w:t>
-      </w:r>
-      <w:r>
-        <w:rPr>
-          <w:rFonts w:ascii="Arial" w:hAnsi="Arial" w:cs="Arial"/>
-          <w:color w:val="1F497D"/>
-          <w:sz w:val="18"/>
-          <w:szCs w:val="18"/>
-        </w:rPr>
-        <w:t>crashes after download/upload.</w:t>
+        <w:t xml:space="preserve">The Validation Window no longer </w:t>
+      </w:r>
+      <w:r>
+        <w:rPr>
+          <w:rFonts w:ascii="Arial" w:hAnsi="Arial" w:cs="Arial"/>
+          <w:color w:val="1F497D"/>
+          <w:sz w:val="18"/>
+          <w:szCs w:val="18"/>
+        </w:rPr>
+        <w:t>indicate</w:t>
+      </w:r>
+      <w:r>
+        <w:rPr>
+          <w:rFonts w:ascii="Arial" w:hAnsi="Arial" w:cs="Arial"/>
+          <w:color w:val="1F497D"/>
+          <w:sz w:val="18"/>
+          <w:szCs w:val="18"/>
+        </w:rPr>
+        <w:t xml:space="preserve">s Loop 2 for </w:t>
+      </w:r>
+      <w:r>
+        <w:rPr>
+          <w:rFonts w:ascii="Arial" w:hAnsi="Arial" w:cs="Arial"/>
+          <w:color w:val="1F497D"/>
+          <w:sz w:val="18"/>
+          <w:szCs w:val="18"/>
+        </w:rPr>
+        <w:t xml:space="preserve">a </w:t>
+      </w:r>
+      <w:r>
+        <w:rPr>
+          <w:rFonts w:ascii="Arial" w:hAnsi="Arial" w:cs="Arial"/>
+          <w:color w:val="1F497D"/>
+          <w:sz w:val="18"/>
+          <w:szCs w:val="18"/>
+        </w:rPr>
+        <w:t>single-loop panel.</w:t>
       </w:r>
     </w:p>
     <w:p>
@@ -2969,43 +3192,34 @@
           <w:sz w:val="18"/>
           <w:szCs w:val="18"/>
         </w:rPr>
-        <w:t xml:space="preserve">Moved Revision History </w:t>
-      </w:r>
-      <w:r>
-        <w:rPr>
-          <w:rFonts w:ascii="Arial" w:hAnsi="Arial" w:cs="Arial"/>
-          <w:color w:val="1F497D"/>
-          <w:sz w:val="18"/>
-          <w:szCs w:val="18"/>
-        </w:rPr>
-        <w:t xml:space="preserve">(this document) </w:t>
-      </w:r>
-      <w:r>
-        <w:rPr>
-          <w:rFonts w:ascii="Arial" w:hAnsi="Arial" w:cs="Arial"/>
-          <w:color w:val="1F497D"/>
-          <w:sz w:val="18"/>
-          <w:szCs w:val="18"/>
-        </w:rPr>
-        <w:t xml:space="preserve">from the </w:t>
-      </w:r>
-      <w:r>
-        <w:rPr>
-          <w:rFonts w:ascii="Arial" w:hAnsi="Arial" w:cs="Arial"/>
-          <w:color w:val="1F497D"/>
-          <w:sz w:val="18"/>
-          <w:szCs w:val="18"/>
-        </w:rPr>
-        <w:t>m</w:t>
-      </w:r>
-      <w:r>
-        <w:rPr>
-          <w:rFonts w:ascii="Arial" w:hAnsi="Arial" w:cs="Arial"/>
-          <w:color w:val="1F497D"/>
-          <w:sz w:val="18"/>
-          <w:szCs w:val="18"/>
-        </w:rPr>
-        <w:t>ain menu to the About box.</w:t>
+        <w:t xml:space="preserve">On the </w:t>
+      </w:r>
+      <w:r>
+        <w:rPr>
+          <w:rFonts w:ascii="Arial" w:hAnsi="Arial" w:cs="Arial"/>
+          <w:color w:val="1F497D"/>
+          <w:sz w:val="18"/>
+          <w:szCs w:val="18"/>
+        </w:rPr>
+        <w:t>Causes &amp; Effects page</w:t>
+      </w:r>
+      <w:r>
+        <w:rPr>
+          <w:rFonts w:ascii="Arial" w:hAnsi="Arial" w:cs="Arial"/>
+          <w:color w:val="1F497D"/>
+          <w:sz w:val="18"/>
+          <w:szCs w:val="18"/>
+        </w:rPr>
+        <w:t>, data that has been read from a file is now updated correctly on all lines</w:t>
+      </w:r>
+      <w:r>
+        <w:rPr>
+          <w:rFonts w:ascii="Arial" w:hAnsi="Arial" w:cs="Arial"/>
+          <w:color w:val="1F497D"/>
+          <w:sz w:val="18"/>
+          <w:szCs w:val="18"/>
+        </w:rPr>
+        <w:t>.</w:t>
       </w:r>
     </w:p>
     <w:p>
@@ -3028,77 +3242,95 @@
           <w:szCs w:val="18"/>
         </w:rPr>
       </w:pPr>
-      <w:r>
-        <w:rPr>
-          <w:rFonts w:ascii="Arial" w:hAnsi="Arial" w:cs="Arial"/>
-          <w:color w:val="1F497D"/>
-          <w:sz w:val="18"/>
-          <w:szCs w:val="18"/>
-        </w:rPr>
-        <w:t>•</w:t>
-      </w:r>
-      <w:r>
-        <w:rPr>
-          <w:rFonts w:ascii="Arial" w:hAnsi="Arial" w:cs="Arial"/>
-          <w:color w:val="1F497D"/>
-          <w:sz w:val="18"/>
-          <w:szCs w:val="18"/>
+    </w:p>
+    <w:p>
+      <w:pPr>
+        <w:tabs>
+          <w:tab w:val="left" w:pos="993"/>
+        </w:tabs>
+        <w:rPr>
+          <w:rFonts w:ascii="Arial" w:hAnsi="Arial" w:cs="Arial"/>
+          <w:color w:val="9CC2E5" w:themeColor="accent1" w:themeTint="99"/>
+          <w:sz w:val="16"/>
+          <w:szCs w:val="16"/>
+        </w:rPr>
+      </w:pPr>
+      <w:r>
+        <w:rPr>
+          <w:rFonts w:ascii="Arial" w:hAnsi="Arial" w:cs="Arial"/>
+          <w:b/>
+          <w:bCs/>
+          <w:color w:val="4472C4" w:themeColor="accent5"/>
+          <w:sz w:val="24"/>
+          <w:szCs w:val="24"/>
+        </w:rPr>
+        <w:t>v8.1.</w:t>
+      </w:r>
+      <w:r>
+        <w:rPr>
+          <w:rFonts w:ascii="Arial" w:hAnsi="Arial" w:cs="Arial"/>
+          <w:b/>
+          <w:bCs/>
+          <w:color w:val="4472C4" w:themeColor="accent5"/>
+          <w:sz w:val="24"/>
+          <w:szCs w:val="24"/>
+        </w:rPr>
+        <w:t>8</w:t>
+      </w:r>
+      <w:r>
+        <w:rPr>
+          <w:rFonts w:ascii="Arial" w:hAnsi="Arial" w:cs="Arial"/>
+          <w:b/>
+          <w:bCs/>
+          <w:color w:val="4472C4" w:themeColor="accent5"/>
+          <w:sz w:val="24"/>
+          <w:szCs w:val="24"/>
         </w:rPr>
         <w:tab/>
       </w:r>
       <w:r>
         <w:rPr>
           <w:rFonts w:ascii="Arial" w:hAnsi="Arial" w:cs="Arial"/>
-          <w:color w:val="1F497D"/>
-          <w:sz w:val="18"/>
-          <w:szCs w:val="18"/>
-        </w:rPr>
-        <w:t>Corrected</w:t>
-      </w:r>
-      <w:r>
-        <w:rPr>
-          <w:rFonts w:ascii="Arial" w:hAnsi="Arial" w:cs="Arial"/>
-          <w:color w:val="1F497D"/>
-          <w:sz w:val="18"/>
-          <w:szCs w:val="18"/>
-        </w:rPr>
-        <w:t xml:space="preserve"> </w:t>
-      </w:r>
-      <w:r>
-        <w:rPr>
-          <w:rFonts w:ascii="Arial" w:hAnsi="Arial" w:cs="Arial"/>
-          <w:color w:val="1F497D"/>
-          <w:sz w:val="18"/>
-          <w:szCs w:val="18"/>
-        </w:rPr>
-        <w:t xml:space="preserve">the </w:t>
-      </w:r>
-      <w:r>
-        <w:rPr>
-          <w:rFonts w:ascii="Arial" w:hAnsi="Arial" w:cs="Arial"/>
-          <w:color w:val="1F497D"/>
-          <w:sz w:val="18"/>
-          <w:szCs w:val="18"/>
-        </w:rPr>
-        <w:t xml:space="preserve">Comms Log viewer’s error </w:t>
-      </w:r>
-      <w:r>
-        <w:rPr>
-          <w:rFonts w:ascii="Arial" w:hAnsi="Arial" w:cs="Arial"/>
-          <w:color w:val="1F497D"/>
-          <w:sz w:val="18"/>
-          <w:szCs w:val="18"/>
-        </w:rPr>
-        <w:t>over</w:t>
-      </w:r>
-      <w:r>
-        <w:rPr>
-          <w:rFonts w:ascii="Arial" w:hAnsi="Arial" w:cs="Arial"/>
-          <w:color w:val="1F497D"/>
-          <w:sz w:val="18"/>
-          <w:szCs w:val="18"/>
-        </w:rPr>
-        <w:t>counts.</w:t>
+          <w:b/>
+          <w:bCs/>
+          <w:color w:val="4472C4" w:themeColor="accent5"/>
+          <w:sz w:val="24"/>
+          <w:szCs w:val="24"/>
+        </w:rPr>
+        <w:t>26</w:t>
+      </w:r>
+      <w:r>
+        <w:rPr>
+          <w:rFonts w:ascii="Arial" w:hAnsi="Arial" w:cs="Arial"/>
+          <w:b/>
+          <w:bCs/>
+          <w:color w:val="4472C4" w:themeColor="accent5"/>
+          <w:sz w:val="24"/>
+          <w:szCs w:val="24"/>
+        </w:rPr>
+        <w:t>/</w:t>
+      </w:r>
+      <w:r>
+        <w:rPr>
+          <w:rFonts w:ascii="Arial" w:hAnsi="Arial" w:cs="Arial"/>
+          <w:b/>
+          <w:bCs/>
+          <w:color w:val="4472C4" w:themeColor="accent5"/>
+          <w:sz w:val="24"/>
+          <w:szCs w:val="24"/>
+        </w:rPr>
+        <w:t>09</w:t>
+      </w:r>
+      <w:r>
+        <w:rPr>
+          <w:rFonts w:ascii="Arial" w:hAnsi="Arial" w:cs="Arial"/>
+          <w:b/>
+          <w:bCs/>
+          <w:color w:val="4472C4" w:themeColor="accent5"/>
+          <w:sz w:val="24"/>
+          <w:szCs w:val="24"/>
+        </w:rPr>
+        <w:t>/2025</w:t>
       </w:r>
     </w:p>
     <w:p>
@@ -3121,95 +3353,113 @@
           <w:szCs w:val="18"/>
         </w:rPr>
       </w:pPr>
-    </w:p>
-    <w:p>
-      <w:pPr>
-        <w:tabs>
-          <w:tab w:val="left" w:pos="993"/>
-        </w:tabs>
-        <w:rPr>
-          <w:rFonts w:ascii="Arial" w:hAnsi="Arial" w:cs="Arial"/>
-          <w:color w:val="9CC2E5" w:themeColor="accent1" w:themeTint="99"/>
-          <w:sz w:val="16"/>
-          <w:szCs w:val="16"/>
-        </w:rPr>
-      </w:pPr>
-      <w:r>
-        <w:rPr>
-          <w:rFonts w:ascii="Arial" w:hAnsi="Arial" w:cs="Arial"/>
-          <w:b/>
-          <w:bCs/>
-          <w:color w:val="4472C4" w:themeColor="accent5"/>
-          <w:sz w:val="24"/>
-          <w:szCs w:val="24"/>
-        </w:rPr>
-        <w:t>v8.1.</w:t>
-      </w:r>
-      <w:r>
-        <w:rPr>
-          <w:rFonts w:ascii="Arial" w:hAnsi="Arial" w:cs="Arial"/>
-          <w:b/>
-          <w:bCs/>
-          <w:color w:val="4472C4" w:themeColor="accent5"/>
-          <w:sz w:val="24"/>
-          <w:szCs w:val="24"/>
-        </w:rPr>
-        <w:t>6</w:t>
-      </w:r>
-      <w:r>
-        <w:rPr>
-          <w:rFonts w:ascii="Arial" w:hAnsi="Arial" w:cs="Arial"/>
-          <w:b/>
-          <w:bCs/>
-          <w:color w:val="4472C4" w:themeColor="accent5"/>
-          <w:sz w:val="24"/>
-          <w:szCs w:val="24"/>
+      <w:r>
+        <w:rPr>
+          <w:rFonts w:ascii="Arial" w:hAnsi="Arial" w:cs="Arial"/>
+          <w:color w:val="1F497D"/>
+          <w:sz w:val="18"/>
+          <w:szCs w:val="18"/>
+        </w:rPr>
+        <w:t>•</w:t>
+      </w:r>
+      <w:r>
+        <w:rPr>
+          <w:rFonts w:ascii="Arial" w:hAnsi="Arial" w:cs="Arial"/>
+          <w:color w:val="1F497D"/>
+          <w:sz w:val="18"/>
+          <w:szCs w:val="18"/>
         </w:rPr>
         <w:tab/>
       </w:r>
       <w:r>
         <w:rPr>
           <w:rFonts w:ascii="Arial" w:hAnsi="Arial" w:cs="Arial"/>
-          <w:b/>
-          <w:bCs/>
-          <w:color w:val="4472C4" w:themeColor="accent5"/>
-          <w:sz w:val="24"/>
-          <w:szCs w:val="24"/>
-        </w:rPr>
-        <w:t>30</w:t>
-      </w:r>
-      <w:r>
-        <w:rPr>
-          <w:rFonts w:ascii="Arial" w:hAnsi="Arial" w:cs="Arial"/>
-          <w:b/>
-          <w:bCs/>
-          <w:color w:val="4472C4" w:themeColor="accent5"/>
-          <w:sz w:val="24"/>
-          <w:szCs w:val="24"/>
-        </w:rPr>
-        <w:t>/</w:t>
-      </w:r>
-      <w:r>
-        <w:rPr>
-          <w:rFonts w:ascii="Arial" w:hAnsi="Arial" w:cs="Arial"/>
-          <w:b/>
-          <w:bCs/>
-          <w:color w:val="4472C4" w:themeColor="accent5"/>
-          <w:sz w:val="24"/>
-          <w:szCs w:val="24"/>
-        </w:rPr>
-        <w:t>07</w:t>
-      </w:r>
-      <w:r>
-        <w:rPr>
-          <w:rFonts w:ascii="Arial" w:hAnsi="Arial" w:cs="Arial"/>
-          <w:b/>
-          <w:bCs/>
-          <w:color w:val="4472C4" w:themeColor="accent5"/>
-          <w:sz w:val="24"/>
-          <w:szCs w:val="24"/>
-        </w:rPr>
-        <w:t>/2025</w:t>
+          <w:color w:val="1F497D"/>
+          <w:sz w:val="18"/>
+          <w:szCs w:val="18"/>
+        </w:rPr>
+        <w:t>Correction:</w:t>
+      </w:r>
+      <w:r>
+        <w:rPr>
+          <w:rFonts w:ascii="Arial" w:hAnsi="Arial" w:cs="Arial"/>
+          <w:color w:val="1F497D"/>
+          <w:sz w:val="18"/>
+          <w:szCs w:val="18"/>
+        </w:rPr>
+        <w:t xml:space="preserve"> device I/O configuration </w:t>
+      </w:r>
+      <w:r>
+        <w:rPr>
+          <w:rFonts w:ascii="Arial" w:hAnsi="Arial" w:cs="Arial"/>
+          <w:color w:val="1F497D"/>
+          <w:sz w:val="18"/>
+          <w:szCs w:val="18"/>
+        </w:rPr>
+        <w:t xml:space="preserve">item </w:t>
+      </w:r>
+      <w:r>
+        <w:rPr>
+          <w:rFonts w:ascii="Arial" w:hAnsi="Arial" w:cs="Arial"/>
+          <w:color w:val="1F497D"/>
+          <w:sz w:val="18"/>
+          <w:szCs w:val="18"/>
+        </w:rPr>
+        <w:t>description</w:t>
+      </w:r>
+      <w:r>
+        <w:rPr>
+          <w:rFonts w:ascii="Arial" w:hAnsi="Arial" w:cs="Arial"/>
+          <w:color w:val="1F497D"/>
+          <w:sz w:val="18"/>
+          <w:szCs w:val="18"/>
+        </w:rPr>
+        <w:t xml:space="preserve"> edit</w:t>
+      </w:r>
+      <w:r>
+        <w:rPr>
+          <w:rFonts w:ascii="Arial" w:hAnsi="Arial" w:cs="Arial"/>
+          <w:color w:val="1F497D"/>
+          <w:sz w:val="18"/>
+          <w:szCs w:val="18"/>
+        </w:rPr>
+        <w:t xml:space="preserve">s </w:t>
+      </w:r>
+      <w:r>
+        <w:rPr>
+          <w:rFonts w:ascii="Arial" w:hAnsi="Arial" w:cs="Arial"/>
+          <w:color w:val="1F497D"/>
+          <w:sz w:val="18"/>
+          <w:szCs w:val="18"/>
+        </w:rPr>
+        <w:t xml:space="preserve">have been corrected so that </w:t>
+      </w:r>
+      <w:r>
+        <w:rPr>
+          <w:rFonts w:ascii="Arial" w:hAnsi="Arial" w:cs="Arial"/>
+          <w:color w:val="1F497D"/>
+          <w:sz w:val="18"/>
+          <w:szCs w:val="18"/>
+        </w:rPr>
+        <w:t>descriptions and/or device names on other devices</w:t>
+      </w:r>
+      <w:r>
+        <w:rPr>
+          <w:rFonts w:ascii="Arial" w:hAnsi="Arial" w:cs="Arial"/>
+          <w:color w:val="1F497D"/>
+          <w:sz w:val="18"/>
+          <w:szCs w:val="18"/>
+        </w:rPr>
+        <w:t xml:space="preserve"> are not affected</w:t>
+      </w:r>
+      <w:r>
+        <w:rPr>
+          <w:rFonts w:ascii="Arial" w:hAnsi="Arial" w:cs="Arial"/>
+          <w:color w:val="1F497D"/>
+          <w:sz w:val="18"/>
+          <w:szCs w:val="18"/>
+        </w:rPr>
+        <w:t>.</w:t>
       </w:r>
     </w:p>
     <w:p>
@@ -3257,106 +3507,34 @@
           <w:sz w:val="18"/>
           <w:szCs w:val="18"/>
         </w:rPr>
-        <w:t>Test</w:t>
-      </w:r>
-      <w:r>
-        <w:rPr>
-          <w:rFonts w:ascii="Arial" w:hAnsi="Arial" w:cs="Arial"/>
-          <w:color w:val="1F497D"/>
-          <w:sz w:val="18"/>
-          <w:szCs w:val="18"/>
-        </w:rPr>
-        <w:t xml:space="preserve"> version </w:t>
-      </w:r>
-      <w:r>
-        <w:rPr>
-          <w:rFonts w:ascii="Arial" w:hAnsi="Arial" w:cs="Arial"/>
-          <w:color w:val="1F497D"/>
-          <w:sz w:val="18"/>
-          <w:szCs w:val="18"/>
-        </w:rPr>
-        <w:t xml:space="preserve">to </w:t>
-      </w:r>
-      <w:r>
-        <w:rPr>
-          <w:rFonts w:ascii="Arial" w:hAnsi="Arial" w:cs="Arial"/>
-          <w:color w:val="1F497D"/>
-          <w:sz w:val="18"/>
-          <w:szCs w:val="18"/>
-        </w:rPr>
-        <w:t xml:space="preserve">investigate </w:t>
-      </w:r>
-      <w:r>
-        <w:rPr>
-          <w:rFonts w:ascii="Arial" w:hAnsi="Arial" w:cs="Arial"/>
-          <w:color w:val="1F497D"/>
-          <w:sz w:val="18"/>
-          <w:szCs w:val="18"/>
-        </w:rPr>
-        <w:t xml:space="preserve">the </w:t>
-      </w:r>
-      <w:r>
-        <w:rPr>
-          <w:rFonts w:ascii="Arial" w:hAnsi="Arial" w:cs="Arial"/>
-          <w:color w:val="1F497D"/>
-          <w:sz w:val="18"/>
-          <w:szCs w:val="18"/>
-        </w:rPr>
-        <w:t>freezes</w:t>
-      </w:r>
-      <w:r>
-        <w:rPr>
-          <w:rFonts w:ascii="Arial" w:hAnsi="Arial" w:cs="Arial"/>
-          <w:color w:val="1F497D"/>
-          <w:sz w:val="18"/>
-          <w:szCs w:val="18"/>
-        </w:rPr>
-        <w:t xml:space="preserve"> and </w:t>
-      </w:r>
-      <w:r>
-        <w:rPr>
-          <w:rFonts w:ascii="Arial" w:hAnsi="Arial" w:cs="Arial"/>
-          <w:color w:val="1F497D"/>
-          <w:sz w:val="18"/>
-          <w:szCs w:val="18"/>
-        </w:rPr>
-        <w:t xml:space="preserve">crashes </w:t>
-      </w:r>
-      <w:r>
-        <w:rPr>
-          <w:rFonts w:ascii="Arial" w:hAnsi="Arial" w:cs="Arial"/>
-          <w:color w:val="1F497D"/>
-          <w:sz w:val="18"/>
-          <w:szCs w:val="18"/>
-        </w:rPr>
-        <w:t xml:space="preserve">that instances of the </w:t>
-      </w:r>
-      <w:r>
-        <w:rPr>
-          <w:rFonts w:ascii="Arial" w:hAnsi="Arial" w:cs="Arial"/>
-          <w:color w:val="1F497D"/>
-          <w:sz w:val="18"/>
-          <w:szCs w:val="18"/>
-        </w:rPr>
-        <w:t>v8.1.5</w:t>
-      </w:r>
-      <w:r>
-        <w:rPr>
-          <w:rFonts w:ascii="Arial" w:hAnsi="Arial" w:cs="Arial"/>
-          <w:color w:val="1F497D"/>
-          <w:sz w:val="18"/>
-          <w:szCs w:val="18"/>
-        </w:rPr>
-        <w:t xml:space="preserve"> MS Store app exhibited </w:t>
-      </w:r>
-      <w:r>
-        <w:rPr>
-          <w:rFonts w:ascii="Arial" w:hAnsi="Arial" w:cs="Arial"/>
-          <w:color w:val="1F497D"/>
-          <w:sz w:val="18"/>
-          <w:szCs w:val="18"/>
-        </w:rPr>
-        <w:t>after download/upload.</w:t>
+        <w:t>Correction:</w:t>
+      </w:r>
+      <w:r>
+        <w:rPr>
+          <w:rFonts w:ascii="Arial" w:hAnsi="Arial" w:cs="Arial"/>
+          <w:color w:val="1F497D"/>
+          <w:sz w:val="18"/>
+          <w:szCs w:val="18"/>
+        </w:rPr>
+        <w:t xml:space="preserve"> the Add Second Loop option for single-loop panels</w:t>
+      </w:r>
+      <w:r>
+        <w:rPr>
+          <w:rFonts w:ascii="Arial" w:hAnsi="Arial" w:cs="Arial"/>
+          <w:color w:val="1F497D"/>
+          <w:sz w:val="18"/>
+          <w:szCs w:val="18"/>
+        </w:rPr>
+        <w:t xml:space="preserve"> now ensures that the</w:t>
+      </w:r>
+      <w:r>
+        <w:rPr>
+          <w:rFonts w:ascii="Arial" w:hAnsi="Arial" w:cs="Arial"/>
+          <w:color w:val="1F497D"/>
+          <w:sz w:val="18"/>
+          <w:szCs w:val="18"/>
+        </w:rPr>
+        <w:t xml:space="preserve"> device lists on the other pages are now populated correctly with the required number of (empty) devices.</w:t>
       </w:r>
     </w:p>
     <w:p>
@@ -3379,98 +3557,35 @@
           <w:szCs w:val="18"/>
         </w:rPr>
       </w:pPr>
-    </w:p>
-    <w:p>
-      <w:pPr>
-        <w:tabs>
-          <w:tab w:val="left" w:pos="993"/>
-        </w:tabs>
-        <w:rPr>
-          <w:rFonts w:ascii="Arial" w:hAnsi="Arial" w:cs="Arial"/>
-          <w:color w:val="9CC2E5" w:themeColor="accent1" w:themeTint="99"/>
-          <w:sz w:val="16"/>
-          <w:szCs w:val="16"/>
-        </w:rPr>
-      </w:pPr>
-      <w:bookmarkStart w:id="3" w:name="_Hlk203052739"/>
-      <w:r>
-        <w:rPr>
-          <w:rFonts w:ascii="Arial" w:hAnsi="Arial" w:cs="Arial"/>
-          <w:b/>
-          <w:bCs/>
-          <w:color w:val="4472C4" w:themeColor="accent5"/>
-          <w:sz w:val="24"/>
-          <w:szCs w:val="24"/>
-        </w:rPr>
-        <w:t>v8.1.</w:t>
-      </w:r>
-      <w:r>
-        <w:rPr>
-          <w:rFonts w:ascii="Arial" w:hAnsi="Arial" w:cs="Arial"/>
-          <w:b/>
-          <w:bCs/>
-          <w:color w:val="4472C4" w:themeColor="accent5"/>
-          <w:sz w:val="24"/>
-          <w:szCs w:val="24"/>
-        </w:rPr>
-        <w:t>5</w:t>
-      </w:r>
-      <w:r>
-        <w:rPr>
-          <w:rFonts w:ascii="Arial" w:hAnsi="Arial" w:cs="Arial"/>
-          <w:b/>
-          <w:bCs/>
-          <w:color w:val="4472C4" w:themeColor="accent5"/>
-          <w:sz w:val="24"/>
-          <w:szCs w:val="24"/>
+      <w:r>
+        <w:rPr>
+          <w:rFonts w:ascii="Arial" w:hAnsi="Arial" w:cs="Arial"/>
+          <w:color w:val="1F497D"/>
+          <w:sz w:val="18"/>
+          <w:szCs w:val="18"/>
+        </w:rPr>
+        <w:t>•</w:t>
+      </w:r>
+      <w:r>
+        <w:rPr>
+          <w:rFonts w:ascii="Arial" w:hAnsi="Arial" w:cs="Arial"/>
+          <w:color w:val="1F497D"/>
+          <w:sz w:val="18"/>
+          <w:szCs w:val="18"/>
         </w:rPr>
         <w:tab/>
       </w:r>
       <w:r>
         <w:rPr>
           <w:rFonts w:ascii="Arial" w:hAnsi="Arial" w:cs="Arial"/>
-          <w:b/>
-          <w:bCs/>
-          <w:color w:val="4472C4" w:themeColor="accent5"/>
-          <w:sz w:val="24"/>
-          <w:szCs w:val="24"/>
-        </w:rPr>
-        <w:t>28</w:t>
-      </w:r>
-      <w:r>
-        <w:rPr>
-          <w:rFonts w:ascii="Arial" w:hAnsi="Arial" w:cs="Arial"/>
-          <w:b/>
-          <w:bCs/>
-          <w:color w:val="4472C4" w:themeColor="accent5"/>
-          <w:sz w:val="24"/>
-          <w:szCs w:val="24"/>
-        </w:rPr>
-        <w:t>/</w:t>
-      </w:r>
-      <w:r>
-        <w:rPr>
-          <w:rFonts w:ascii="Arial" w:hAnsi="Arial" w:cs="Arial"/>
-          <w:b/>
-          <w:bCs/>
-          <w:color w:val="4472C4" w:themeColor="accent5"/>
-          <w:sz w:val="24"/>
-          <w:szCs w:val="24"/>
-        </w:rPr>
-        <w:t>07</w:t>
-      </w:r>
-      <w:r>
-        <w:rPr>
-          <w:rFonts w:ascii="Arial" w:hAnsi="Arial" w:cs="Arial"/>
-          <w:b/>
-          <w:bCs/>
-          <w:color w:val="4472C4" w:themeColor="accent5"/>
-          <w:sz w:val="24"/>
-          <w:szCs w:val="24"/>
-        </w:rPr>
-        <w:t>/2025</w:t>
-      </w:r>
-    </w:p>
+          <w:color w:val="1F497D"/>
+          <w:sz w:val="18"/>
+          <w:szCs w:val="18"/>
+        </w:rPr>
+        <w:t xml:space="preserve">Notification popups are shown after each upload and download, indicating completion or otherwise. </w:t>
+      </w:r>
+    </w:p>
+    <w:bookmarkEnd w:id="0"/>
     <w:p>
       <w:pPr>
         <w:tabs>
@@ -3486,91 +3601,124 @@
         <w:contextualSpacing/>
         <w:rPr>
           <w:rFonts w:ascii="Arial" w:hAnsi="Arial" w:cs="Arial"/>
-          <w:color w:val="1F497D"/>
-          <w:sz w:val="18"/>
-          <w:szCs w:val="18"/>
-        </w:rPr>
-      </w:pPr>
-      <w:r>
-        <w:rPr>
-          <w:rFonts w:ascii="Arial" w:hAnsi="Arial" w:cs="Arial"/>
-          <w:color w:val="1F497D"/>
-          <w:sz w:val="18"/>
-          <w:szCs w:val="18"/>
-        </w:rPr>
-        <w:t>•</w:t>
-      </w:r>
-      <w:r>
-        <w:rPr>
-          <w:rFonts w:ascii="Arial" w:hAnsi="Arial" w:cs="Arial"/>
-          <w:color w:val="1F497D"/>
-          <w:sz w:val="18"/>
-          <w:szCs w:val="18"/>
+          <w:b/>
+          <w:bCs/>
+          <w:color w:val="1F497D"/>
+          <w:sz w:val="18"/>
+          <w:szCs w:val="18"/>
+        </w:rPr>
+      </w:pPr>
+    </w:p>
+    <w:p>
+      <w:pPr>
+        <w:tabs>
+          <w:tab w:val="left" w:pos="993"/>
+        </w:tabs>
+        <w:rPr>
+          <w:rFonts w:ascii="Arial" w:hAnsi="Arial" w:cs="Arial"/>
+          <w:color w:val="9CC2E5" w:themeColor="accent1" w:themeTint="99"/>
+          <w:sz w:val="16"/>
+          <w:szCs w:val="16"/>
+        </w:rPr>
+      </w:pPr>
+      <w:r>
+        <w:rPr>
+          <w:rFonts w:ascii="Arial" w:hAnsi="Arial" w:cs="Arial"/>
+          <w:b/>
+          <w:bCs/>
+          <w:color w:val="4472C4" w:themeColor="accent5"/>
+          <w:sz w:val="24"/>
+          <w:szCs w:val="24"/>
+        </w:rPr>
+        <w:t>v8.1.</w:t>
+      </w:r>
+      <w:r>
+        <w:rPr>
+          <w:rFonts w:ascii="Arial" w:hAnsi="Arial" w:cs="Arial"/>
+          <w:b/>
+          <w:bCs/>
+          <w:color w:val="4472C4" w:themeColor="accent5"/>
+          <w:sz w:val="24"/>
+          <w:szCs w:val="24"/>
+        </w:rPr>
+        <w:t>7</w:t>
+      </w:r>
+      <w:r>
+        <w:rPr>
+          <w:rFonts w:ascii="Arial" w:hAnsi="Arial" w:cs="Arial"/>
+          <w:b/>
+          <w:bCs/>
+          <w:color w:val="4472C4" w:themeColor="accent5"/>
+          <w:sz w:val="24"/>
+          <w:szCs w:val="24"/>
         </w:rPr>
         <w:tab/>
       </w:r>
       <w:r>
         <w:rPr>
           <w:rFonts w:ascii="Arial" w:hAnsi="Arial" w:cs="Arial"/>
-          <w:color w:val="1F497D"/>
-          <w:sz w:val="18"/>
-          <w:szCs w:val="18"/>
-        </w:rPr>
-        <w:t xml:space="preserve">The panel </w:t>
-      </w:r>
-      <w:r>
-        <w:rPr>
-          <w:rFonts w:ascii="Arial" w:hAnsi="Arial" w:cs="Arial"/>
-          <w:color w:val="1F497D"/>
-          <w:sz w:val="18"/>
-          <w:szCs w:val="18"/>
-        </w:rPr>
-        <w:t xml:space="preserve">upload </w:t>
-      </w:r>
-      <w:r>
-        <w:rPr>
-          <w:rFonts w:ascii="Arial" w:hAnsi="Arial" w:cs="Arial"/>
-          <w:color w:val="1F497D"/>
-          <w:sz w:val="18"/>
-          <w:szCs w:val="18"/>
-        </w:rPr>
-        <w:t xml:space="preserve">has been refined </w:t>
-      </w:r>
-      <w:r>
-        <w:rPr>
-          <w:rFonts w:ascii="Arial" w:hAnsi="Arial" w:cs="Arial"/>
-          <w:color w:val="1F497D"/>
-          <w:sz w:val="18"/>
-          <w:szCs w:val="18"/>
-        </w:rPr>
-        <w:t>so that d</w:t>
-      </w:r>
-      <w:r>
-        <w:rPr>
-          <w:rFonts w:ascii="Arial" w:hAnsi="Arial" w:cs="Arial"/>
-          <w:color w:val="1F497D"/>
-          <w:sz w:val="18"/>
-          <w:szCs w:val="18"/>
-        </w:rPr>
-        <w:t>uplicate data items</w:t>
-      </w:r>
-      <w:r>
-        <w:rPr>
-          <w:rFonts w:ascii="Arial" w:hAnsi="Arial" w:cs="Arial"/>
-          <w:color w:val="1F497D"/>
-          <w:sz w:val="18"/>
-          <w:szCs w:val="18"/>
-        </w:rPr>
-        <w:t xml:space="preserve"> are not sent</w:t>
-      </w:r>
-      <w:r>
-        <w:rPr>
-          <w:rFonts w:ascii="Arial" w:hAnsi="Arial" w:cs="Arial"/>
-          <w:color w:val="1F497D"/>
-          <w:sz w:val="18"/>
-          <w:szCs w:val="18"/>
-        </w:rPr>
-        <w:t>.</w:t>
+          <w:b/>
+          <w:bCs/>
+          <w:color w:val="4472C4" w:themeColor="accent5"/>
+          <w:sz w:val="24"/>
+          <w:szCs w:val="24"/>
+        </w:rPr>
+        <w:t>3</w:t>
+      </w:r>
+      <w:r>
+        <w:rPr>
+          <w:rFonts w:ascii="Arial" w:hAnsi="Arial" w:cs="Arial"/>
+          <w:b/>
+          <w:bCs/>
+          <w:color w:val="4472C4" w:themeColor="accent5"/>
+          <w:sz w:val="24"/>
+          <w:szCs w:val="24"/>
+        </w:rPr>
+        <w:t>1</w:t>
+      </w:r>
+      <w:r>
+        <w:rPr>
+          <w:rFonts w:ascii="Arial" w:hAnsi="Arial" w:cs="Arial"/>
+          <w:b/>
+          <w:bCs/>
+          <w:color w:val="4472C4" w:themeColor="accent5"/>
+          <w:sz w:val="24"/>
+          <w:szCs w:val="24"/>
+        </w:rPr>
+        <w:t>/</w:t>
+      </w:r>
+      <w:r>
+        <w:rPr>
+          <w:rFonts w:ascii="Arial" w:hAnsi="Arial" w:cs="Arial"/>
+          <w:b/>
+          <w:bCs/>
+          <w:color w:val="4472C4" w:themeColor="accent5"/>
+          <w:sz w:val="24"/>
+          <w:szCs w:val="24"/>
+        </w:rPr>
+        <w:t>0</w:t>
+      </w:r>
+      <w:r>
+        <w:rPr>
+          <w:rFonts w:ascii="Arial" w:hAnsi="Arial" w:cs="Arial"/>
+          <w:b/>
+          <w:bCs/>
+          <w:color w:val="4472C4" w:themeColor="accent5"/>
+          <w:sz w:val="24"/>
+          <w:szCs w:val="24"/>
+        </w:rPr>
+        <w:t>7</w:t>
+      </w:r>
+      <w:r>
+        <w:rPr>
+          <w:rFonts w:ascii="Arial" w:hAnsi="Arial" w:cs="Arial"/>
+          <w:b/>
+          <w:bCs/>
+          <w:color w:val="4472C4" w:themeColor="accent5"/>
+          <w:sz w:val="24"/>
+          <w:szCs w:val="24"/>
+        </w:rPr>
+        <w:t>/2025</w:t>
       </w:r>
     </w:p>
     <w:p>
@@ -3618,7 +3766,34 @@
           <w:sz w:val="18"/>
           <w:szCs w:val="18"/>
         </w:rPr>
-        <w:t>The Validation Window now correctly reports multiple errors on a page instead of only one.</w:t>
+        <w:t xml:space="preserve">Removed system notifications which were causing </w:t>
+      </w:r>
+      <w:r>
+        <w:rPr>
+          <w:rFonts w:ascii="Arial" w:hAnsi="Arial" w:cs="Arial"/>
+          <w:color w:val="1F497D"/>
+          <w:sz w:val="18"/>
+          <w:szCs w:val="18"/>
+        </w:rPr>
+        <w:t>freezes</w:t>
+      </w:r>
+      <w:r>
+        <w:rPr>
+          <w:rFonts w:ascii="Arial" w:hAnsi="Arial" w:cs="Arial"/>
+          <w:color w:val="1F497D"/>
+          <w:sz w:val="18"/>
+          <w:szCs w:val="18"/>
+        </w:rPr>
+        <w:t xml:space="preserve"> and </w:t>
+      </w:r>
+      <w:r>
+        <w:rPr>
+          <w:rFonts w:ascii="Arial" w:hAnsi="Arial" w:cs="Arial"/>
+          <w:color w:val="1F497D"/>
+          <w:sz w:val="18"/>
+          <w:szCs w:val="18"/>
+        </w:rPr>
+        <w:t>crashes after download/upload.</w:t>
       </w:r>
     </w:p>
     <w:p>
@@ -3666,34 +3841,43 @@
           <w:sz w:val="18"/>
           <w:szCs w:val="18"/>
         </w:rPr>
-        <w:t xml:space="preserve">The device </w:t>
-      </w:r>
-      <w:r>
-        <w:rPr>
-          <w:rFonts w:ascii="Arial" w:hAnsi="Arial" w:cs="Arial"/>
-          <w:color w:val="1F497D"/>
-          <w:sz w:val="18"/>
-          <w:szCs w:val="18"/>
-        </w:rPr>
-        <w:t xml:space="preserve">count is </w:t>
-      </w:r>
-      <w:r>
-        <w:rPr>
-          <w:rFonts w:ascii="Arial" w:hAnsi="Arial" w:cs="Arial"/>
-          <w:color w:val="1F497D"/>
-          <w:sz w:val="18"/>
-          <w:szCs w:val="18"/>
-        </w:rPr>
-        <w:t xml:space="preserve">now </w:t>
-      </w:r>
-      <w:r>
-        <w:rPr>
-          <w:rFonts w:ascii="Arial" w:hAnsi="Arial" w:cs="Arial"/>
-          <w:color w:val="1F497D"/>
-          <w:sz w:val="18"/>
-          <w:szCs w:val="18"/>
-        </w:rPr>
-        <w:t>always correct after changing protocol when downloading from a panel or reading from a file.</w:t>
+        <w:t xml:space="preserve">Moved Revision History </w:t>
+      </w:r>
+      <w:r>
+        <w:rPr>
+          <w:rFonts w:ascii="Arial" w:hAnsi="Arial" w:cs="Arial"/>
+          <w:color w:val="1F497D"/>
+          <w:sz w:val="18"/>
+          <w:szCs w:val="18"/>
+        </w:rPr>
+        <w:t xml:space="preserve">(this document) </w:t>
+      </w:r>
+      <w:r>
+        <w:rPr>
+          <w:rFonts w:ascii="Arial" w:hAnsi="Arial" w:cs="Arial"/>
+          <w:color w:val="1F497D"/>
+          <w:sz w:val="18"/>
+          <w:szCs w:val="18"/>
+        </w:rPr>
+        <w:t xml:space="preserve">from the </w:t>
+      </w:r>
+      <w:r>
+        <w:rPr>
+          <w:rFonts w:ascii="Arial" w:hAnsi="Arial" w:cs="Arial"/>
+          <w:color w:val="1F497D"/>
+          <w:sz w:val="18"/>
+          <w:szCs w:val="18"/>
+        </w:rPr>
+        <w:t>m</w:t>
+      </w:r>
+      <w:r>
+        <w:rPr>
+          <w:rFonts w:ascii="Arial" w:hAnsi="Arial" w:cs="Arial"/>
+          <w:color w:val="1F497D"/>
+          <w:sz w:val="18"/>
+          <w:szCs w:val="18"/>
+        </w:rPr>
+        <w:t>ain menu to the About box.</w:t>
       </w:r>
     </w:p>
     <w:p>
@@ -3741,7 +3925,52 @@
           <w:sz w:val="18"/>
           <w:szCs w:val="18"/>
         </w:rPr>
-        <w:t>Errors with the Causes &amp; Effects page not updating after downloading or reading from file have been fixed.</w:t>
+        <w:t>Corrected</w:t>
+      </w:r>
+      <w:r>
+        <w:rPr>
+          <w:rFonts w:ascii="Arial" w:hAnsi="Arial" w:cs="Arial"/>
+          <w:color w:val="1F497D"/>
+          <w:sz w:val="18"/>
+          <w:szCs w:val="18"/>
+        </w:rPr>
+        <w:t xml:space="preserve"> </w:t>
+      </w:r>
+      <w:r>
+        <w:rPr>
+          <w:rFonts w:ascii="Arial" w:hAnsi="Arial" w:cs="Arial"/>
+          <w:color w:val="1F497D"/>
+          <w:sz w:val="18"/>
+          <w:szCs w:val="18"/>
+        </w:rPr>
+        <w:t xml:space="preserve">the </w:t>
+      </w:r>
+      <w:r>
+        <w:rPr>
+          <w:rFonts w:ascii="Arial" w:hAnsi="Arial" w:cs="Arial"/>
+          <w:color w:val="1F497D"/>
+          <w:sz w:val="18"/>
+          <w:szCs w:val="18"/>
+        </w:rPr>
+        <w:t xml:space="preserve">Comms Log viewer’s error </w:t>
+      </w:r>
+      <w:r>
+        <w:rPr>
+          <w:rFonts w:ascii="Arial" w:hAnsi="Arial" w:cs="Arial"/>
+          <w:color w:val="1F497D"/>
+          <w:sz w:val="18"/>
+          <w:szCs w:val="18"/>
+        </w:rPr>
+        <w:t>over</w:t>
+      </w:r>
+      <w:r>
+        <w:rPr>
+          <w:rFonts w:ascii="Arial" w:hAnsi="Arial" w:cs="Arial"/>
+          <w:color w:val="1F497D"/>
+          <w:sz w:val="18"/>
+          <w:szCs w:val="18"/>
+        </w:rPr>
+        <w:t>counts.</w:t>
       </w:r>
     </w:p>
     <w:p>
@@ -3777,7 +4006,6 @@
           <w:szCs w:val="16"/>
         </w:rPr>
       </w:pPr>
-      <w:bookmarkStart w:id="4" w:name="_Hlk199945625"/>
       <w:r>
         <w:rPr>
           <w:rFonts w:ascii="Arial" w:hAnsi="Arial" w:cs="Arial"/>
@@ -3798,7 +4026,7 @@
           <w:sz w:val="24"/>
           <w:szCs w:val="24"/>
         </w:rPr>
-        <w:t>4</w:t>
+        <w:t>6</w:t>
       </w:r>
       <w:r>
         <w:rPr>
@@ -3820,7 +4048,7 @@
           <w:sz w:val="24"/>
           <w:szCs w:val="24"/>
         </w:rPr>
-        <w:t>09</w:t>
+        <w:t>30</w:t>
       </w:r>
       <w:r>
         <w:rPr>
@@ -3901,27 +4129,106 @@
           <w:sz w:val="18"/>
           <w:szCs w:val="18"/>
         </w:rPr>
-        <w:t>Groups page: Phased Delay can now be disabled by setting it to “</w:t>
-      </w:r>
-      <w:proofErr w:type="gramStart"/>
-      <w:r>
-        <w:rPr>
-          <w:rFonts w:ascii="Arial" w:hAnsi="Arial" w:cs="Arial"/>
-          <w:color w:val="1F497D"/>
-          <w:sz w:val="18"/>
-          <w:szCs w:val="18"/>
-        </w:rPr>
-        <w:t>--:--</w:t>
-      </w:r>
-      <w:proofErr w:type="gramEnd"/>
-      <w:r>
-        <w:rPr>
-          <w:rFonts w:ascii="Arial" w:hAnsi="Arial" w:cs="Arial"/>
-          <w:color w:val="1F497D"/>
-          <w:sz w:val="18"/>
-          <w:szCs w:val="18"/>
-        </w:rPr>
-        <w:t>“.</w:t>
+        <w:t>Test</w:t>
+      </w:r>
+      <w:r>
+        <w:rPr>
+          <w:rFonts w:ascii="Arial" w:hAnsi="Arial" w:cs="Arial"/>
+          <w:color w:val="1F497D"/>
+          <w:sz w:val="18"/>
+          <w:szCs w:val="18"/>
+        </w:rPr>
+        <w:t xml:space="preserve"> version </w:t>
+      </w:r>
+      <w:r>
+        <w:rPr>
+          <w:rFonts w:ascii="Arial" w:hAnsi="Arial" w:cs="Arial"/>
+          <w:color w:val="1F497D"/>
+          <w:sz w:val="18"/>
+          <w:szCs w:val="18"/>
+        </w:rPr>
+        <w:t xml:space="preserve">to </w:t>
+      </w:r>
+      <w:r>
+        <w:rPr>
+          <w:rFonts w:ascii="Arial" w:hAnsi="Arial" w:cs="Arial"/>
+          <w:color w:val="1F497D"/>
+          <w:sz w:val="18"/>
+          <w:szCs w:val="18"/>
+        </w:rPr>
+        <w:t xml:space="preserve">investigate </w:t>
+      </w:r>
+      <w:r>
+        <w:rPr>
+          <w:rFonts w:ascii="Arial" w:hAnsi="Arial" w:cs="Arial"/>
+          <w:color w:val="1F497D"/>
+          <w:sz w:val="18"/>
+          <w:szCs w:val="18"/>
+        </w:rPr>
+        <w:t xml:space="preserve">the </w:t>
+      </w:r>
+      <w:r>
+        <w:rPr>
+          <w:rFonts w:ascii="Arial" w:hAnsi="Arial" w:cs="Arial"/>
+          <w:color w:val="1F497D"/>
+          <w:sz w:val="18"/>
+          <w:szCs w:val="18"/>
+        </w:rPr>
+        <w:t>freezes</w:t>
+      </w:r>
+      <w:r>
+        <w:rPr>
+          <w:rFonts w:ascii="Arial" w:hAnsi="Arial" w:cs="Arial"/>
+          <w:color w:val="1F497D"/>
+          <w:sz w:val="18"/>
+          <w:szCs w:val="18"/>
+        </w:rPr>
+        <w:t xml:space="preserve"> and </w:t>
+      </w:r>
+      <w:r>
+        <w:rPr>
+          <w:rFonts w:ascii="Arial" w:hAnsi="Arial" w:cs="Arial"/>
+          <w:color w:val="1F497D"/>
+          <w:sz w:val="18"/>
+          <w:szCs w:val="18"/>
+        </w:rPr>
+        <w:t xml:space="preserve">crashes </w:t>
+      </w:r>
+      <w:r>
+        <w:rPr>
+          <w:rFonts w:ascii="Arial" w:hAnsi="Arial" w:cs="Arial"/>
+          <w:color w:val="1F497D"/>
+          <w:sz w:val="18"/>
+          <w:szCs w:val="18"/>
+        </w:rPr>
+        <w:t xml:space="preserve">that instances of the </w:t>
+      </w:r>
+      <w:r>
+        <w:rPr>
+          <w:rFonts w:ascii="Arial" w:hAnsi="Arial" w:cs="Arial"/>
+          <w:color w:val="1F497D"/>
+          <w:sz w:val="18"/>
+          <w:szCs w:val="18"/>
+        </w:rPr>
+        <w:t>v8.1.5</w:t>
+      </w:r>
+      <w:r>
+        <w:rPr>
+          <w:rFonts w:ascii="Arial" w:hAnsi="Arial" w:cs="Arial"/>
+          <w:color w:val="1F497D"/>
+          <w:sz w:val="18"/>
+          <w:szCs w:val="18"/>
+        </w:rPr>
+        <w:t xml:space="preserve"> MS Store app exhibited </w:t>
+      </w:r>
+      <w:r>
+        <w:rPr>
+          <w:rFonts w:ascii="Arial" w:hAnsi="Arial" w:cs="Arial"/>
+          <w:color w:val="1F497D"/>
+          <w:sz w:val="18"/>
+          <w:szCs w:val="18"/>
+        </w:rPr>
+        <w:t>after download/upload.</w:t>
       </w:r>
     </w:p>
     <w:p>
@@ -3944,32 +4251,96 @@
           <w:szCs w:val="18"/>
         </w:rPr>
       </w:pPr>
-      <w:r>
-        <w:rPr>
-          <w:rFonts w:ascii="Arial" w:hAnsi="Arial" w:cs="Arial"/>
-          <w:color w:val="1F497D"/>
-          <w:sz w:val="18"/>
-          <w:szCs w:val="18"/>
-        </w:rPr>
-        <w:t>•</w:t>
-      </w:r>
-      <w:r>
-        <w:rPr>
-          <w:rFonts w:ascii="Arial" w:hAnsi="Arial" w:cs="Arial"/>
-          <w:color w:val="1F497D"/>
-          <w:sz w:val="18"/>
-          <w:szCs w:val="18"/>
+    </w:p>
+    <w:p>
+      <w:pPr>
+        <w:tabs>
+          <w:tab w:val="left" w:pos="993"/>
+        </w:tabs>
+        <w:rPr>
+          <w:rFonts w:ascii="Arial" w:hAnsi="Arial" w:cs="Arial"/>
+          <w:color w:val="9CC2E5" w:themeColor="accent1" w:themeTint="99"/>
+          <w:sz w:val="16"/>
+          <w:szCs w:val="16"/>
+        </w:rPr>
+      </w:pPr>
+      <w:bookmarkStart w:id="3" w:name="_Hlk203052739"/>
+      <w:r>
+        <w:rPr>
+          <w:rFonts w:ascii="Arial" w:hAnsi="Arial" w:cs="Arial"/>
+          <w:b/>
+          <w:bCs/>
+          <w:color w:val="4472C4" w:themeColor="accent5"/>
+          <w:sz w:val="24"/>
+          <w:szCs w:val="24"/>
+        </w:rPr>
+        <w:t>v8.1.</w:t>
+      </w:r>
+      <w:r>
+        <w:rPr>
+          <w:rFonts w:ascii="Arial" w:hAnsi="Arial" w:cs="Arial"/>
+          <w:b/>
+          <w:bCs/>
+          <w:color w:val="4472C4" w:themeColor="accent5"/>
+          <w:sz w:val="24"/>
+          <w:szCs w:val="24"/>
+        </w:rPr>
+        <w:t>5</w:t>
+      </w:r>
+      <w:r>
+        <w:rPr>
+          <w:rFonts w:ascii="Arial" w:hAnsi="Arial" w:cs="Arial"/>
+          <w:b/>
+          <w:bCs/>
+          <w:color w:val="4472C4" w:themeColor="accent5"/>
+          <w:sz w:val="24"/>
+          <w:szCs w:val="24"/>
         </w:rPr>
         <w:tab/>
       </w:r>
       <w:r>
         <w:rPr>
           <w:rFonts w:ascii="Arial" w:hAnsi="Arial" w:cs="Arial"/>
-          <w:color w:val="1F497D"/>
-          <w:sz w:val="18"/>
-          <w:szCs w:val="18"/>
-        </w:rPr>
-        <w:t>Corrected erroneous validation errors in Causes &amp; Effects for Output disable actions when set to Relay #3 and for group parameters when set to Group #16.</w:t>
+          <w:b/>
+          <w:bCs/>
+          <w:color w:val="4472C4" w:themeColor="accent5"/>
+          <w:sz w:val="24"/>
+          <w:szCs w:val="24"/>
+        </w:rPr>
+        <w:t>28</w:t>
+      </w:r>
+      <w:r>
+        <w:rPr>
+          <w:rFonts w:ascii="Arial" w:hAnsi="Arial" w:cs="Arial"/>
+          <w:b/>
+          <w:bCs/>
+          <w:color w:val="4472C4" w:themeColor="accent5"/>
+          <w:sz w:val="24"/>
+          <w:szCs w:val="24"/>
+        </w:rPr>
+        <w:t>/</w:t>
+      </w:r>
+      <w:r>
+        <w:rPr>
+          <w:rFonts w:ascii="Arial" w:hAnsi="Arial" w:cs="Arial"/>
+          <w:b/>
+          <w:bCs/>
+          <w:color w:val="4472C4" w:themeColor="accent5"/>
+          <w:sz w:val="24"/>
+          <w:szCs w:val="24"/>
+        </w:rPr>
+        <w:t>07</w:t>
+      </w:r>
+      <w:r>
+        <w:rPr>
+          <w:rFonts w:ascii="Arial" w:hAnsi="Arial" w:cs="Arial"/>
+          <w:b/>
+          <w:bCs/>
+          <w:color w:val="4472C4" w:themeColor="accent5"/>
+          <w:sz w:val="24"/>
+          <w:szCs w:val="24"/>
+        </w:rPr>
+        <w:t>/2025</w:t>
       </w:r>
     </w:p>
     <w:p>
@@ -4017,22 +4388,63 @@
           <w:sz w:val="18"/>
           <w:szCs w:val="18"/>
         </w:rPr>
-        <w:t>When reading from a file, a</w:t>
-      </w:r>
-      <w:r>
-        <w:rPr>
-          <w:rFonts w:ascii="Arial" w:hAnsi="Arial" w:cs="Arial"/>
-          <w:color w:val="1F497D"/>
-          <w:sz w:val="18"/>
-          <w:szCs w:val="18"/>
-        </w:rPr>
-        <w:t>ny invalid device I/O Configuration Input/Output setting will be set to the default value.</w:t>
-      </w:r>
-      <w:bookmarkStart w:id="5" w:name="_Hlk202824806"/>
-    </w:p>
-    <w:bookmarkEnd w:id="1"/>
-    <w:bookmarkEnd w:id="4"/>
-    <w:bookmarkEnd w:id="5"/>
+        <w:t xml:space="preserve">The panel </w:t>
+      </w:r>
+      <w:r>
+        <w:rPr>
+          <w:rFonts w:ascii="Arial" w:hAnsi="Arial" w:cs="Arial"/>
+          <w:color w:val="1F497D"/>
+          <w:sz w:val="18"/>
+          <w:szCs w:val="18"/>
+        </w:rPr>
+        <w:t xml:space="preserve">upload </w:t>
+      </w:r>
+      <w:r>
+        <w:rPr>
+          <w:rFonts w:ascii="Arial" w:hAnsi="Arial" w:cs="Arial"/>
+          <w:color w:val="1F497D"/>
+          <w:sz w:val="18"/>
+          <w:szCs w:val="18"/>
+        </w:rPr>
+        <w:t xml:space="preserve">has been refined </w:t>
+      </w:r>
+      <w:r>
+        <w:rPr>
+          <w:rFonts w:ascii="Arial" w:hAnsi="Arial" w:cs="Arial"/>
+          <w:color w:val="1F497D"/>
+          <w:sz w:val="18"/>
+          <w:szCs w:val="18"/>
+        </w:rPr>
+        <w:t>so that d</w:t>
+      </w:r>
+      <w:r>
+        <w:rPr>
+          <w:rFonts w:ascii="Arial" w:hAnsi="Arial" w:cs="Arial"/>
+          <w:color w:val="1F497D"/>
+          <w:sz w:val="18"/>
+          <w:szCs w:val="18"/>
+        </w:rPr>
+        <w:t>uplicate data items</w:t>
+      </w:r>
+      <w:r>
+        <w:rPr>
+          <w:rFonts w:ascii="Arial" w:hAnsi="Arial" w:cs="Arial"/>
+          <w:color w:val="1F497D"/>
+          <w:sz w:val="18"/>
+          <w:szCs w:val="18"/>
+        </w:rPr>
+        <w:t xml:space="preserve"> are not sent</w:t>
+      </w:r>
+      <w:r>
+        <w:rPr>
+          <w:rFonts w:ascii="Arial" w:hAnsi="Arial" w:cs="Arial"/>
+          <w:color w:val="1F497D"/>
+          <w:sz w:val="18"/>
+          <w:szCs w:val="18"/>
+        </w:rPr>
+        <w:t>.</w:t>
+      </w:r>
+    </w:p>
     <w:p>
       <w:pPr>
         <w:tabs>
@@ -4053,96 +4465,32 @@
           <w:szCs w:val="18"/>
         </w:rPr>
       </w:pPr>
-    </w:p>
-    <w:bookmarkEnd w:id="3"/>
-    <w:p>
-      <w:pPr>
-        <w:tabs>
-          <w:tab w:val="left" w:pos="993"/>
-        </w:tabs>
-        <w:rPr>
-          <w:rFonts w:ascii="Arial" w:hAnsi="Arial" w:cs="Arial"/>
-          <w:color w:val="9CC2E5" w:themeColor="accent1" w:themeTint="99"/>
-          <w:sz w:val="16"/>
-          <w:szCs w:val="16"/>
-        </w:rPr>
-      </w:pPr>
-      <w:r>
-        <w:rPr>
-          <w:rFonts w:ascii="Arial" w:hAnsi="Arial" w:cs="Arial"/>
-          <w:b/>
-          <w:bCs/>
-          <w:color w:val="4472C4" w:themeColor="accent5"/>
-          <w:sz w:val="24"/>
-          <w:szCs w:val="24"/>
-        </w:rPr>
-        <w:t>v8.1.</w:t>
-      </w:r>
-      <w:r>
-        <w:rPr>
-          <w:rFonts w:ascii="Arial" w:hAnsi="Arial" w:cs="Arial"/>
-          <w:b/>
-          <w:bCs/>
-          <w:color w:val="4472C4" w:themeColor="accent5"/>
-          <w:sz w:val="24"/>
-          <w:szCs w:val="24"/>
-        </w:rPr>
-        <w:t>3</w:t>
-      </w:r>
-      <w:r>
-        <w:rPr>
-          <w:rFonts w:ascii="Arial" w:hAnsi="Arial" w:cs="Arial"/>
-          <w:b/>
-          <w:bCs/>
-          <w:color w:val="4472C4" w:themeColor="accent5"/>
-          <w:sz w:val="24"/>
-          <w:szCs w:val="24"/>
+      <w:r>
+        <w:rPr>
+          <w:rFonts w:ascii="Arial" w:hAnsi="Arial" w:cs="Arial"/>
+          <w:color w:val="1F497D"/>
+          <w:sz w:val="18"/>
+          <w:szCs w:val="18"/>
+        </w:rPr>
+        <w:t>•</w:t>
+      </w:r>
+      <w:r>
+        <w:rPr>
+          <w:rFonts w:ascii="Arial" w:hAnsi="Arial" w:cs="Arial"/>
+          <w:color w:val="1F497D"/>
+          <w:sz w:val="18"/>
+          <w:szCs w:val="18"/>
         </w:rPr>
         <w:tab/>
       </w:r>
       <w:r>
         <w:rPr>
           <w:rFonts w:ascii="Arial" w:hAnsi="Arial" w:cs="Arial"/>
-          <w:b/>
-          <w:bCs/>
-          <w:color w:val="4472C4" w:themeColor="accent5"/>
-          <w:sz w:val="24"/>
-          <w:szCs w:val="24"/>
-        </w:rPr>
-        <w:t>07</w:t>
-      </w:r>
-      <w:r>
-        <w:rPr>
-          <w:rFonts w:ascii="Arial" w:hAnsi="Arial" w:cs="Arial"/>
-          <w:b/>
-          <w:bCs/>
-          <w:color w:val="4472C4" w:themeColor="accent5"/>
-          <w:sz w:val="24"/>
-          <w:szCs w:val="24"/>
-        </w:rPr>
-        <w:t>/</w:t>
-      </w:r>
-      <w:r>
-        <w:rPr>
-          <w:rFonts w:ascii="Arial" w:hAnsi="Arial" w:cs="Arial"/>
-          <w:b/>
-          <w:bCs/>
-          <w:color w:val="4472C4" w:themeColor="accent5"/>
-          <w:sz w:val="24"/>
-          <w:szCs w:val="24"/>
-        </w:rPr>
-        <w:t>07</w:t>
-      </w:r>
-      <w:r>
-        <w:rPr>
-          <w:rFonts w:ascii="Arial" w:hAnsi="Arial" w:cs="Arial"/>
-          <w:b/>
-          <w:bCs/>
-          <w:color w:val="4472C4" w:themeColor="accent5"/>
-          <w:sz w:val="24"/>
-          <w:szCs w:val="24"/>
-        </w:rPr>
-        <w:t>/2025</w:t>
+          <w:color w:val="1F497D"/>
+          <w:sz w:val="18"/>
+          <w:szCs w:val="18"/>
+        </w:rPr>
+        <w:t>The Validation Window now correctly reports multiple errors on a page instead of only one.</w:t>
       </w:r>
     </w:p>
     <w:p>
@@ -4190,88 +4538,34 @@
           <w:sz w:val="18"/>
           <w:szCs w:val="18"/>
         </w:rPr>
-        <w:t>Various fixes on the</w:t>
-      </w:r>
-      <w:r>
-        <w:rPr>
-          <w:rFonts w:ascii="Arial" w:hAnsi="Arial" w:cs="Arial"/>
-          <w:color w:val="1F497D"/>
-          <w:sz w:val="18"/>
-          <w:szCs w:val="18"/>
-        </w:rPr>
-        <w:t xml:space="preserve"> Causes and effects</w:t>
-      </w:r>
-      <w:r>
-        <w:rPr>
-          <w:rFonts w:ascii="Arial" w:hAnsi="Arial" w:cs="Arial"/>
-          <w:color w:val="1F497D"/>
-          <w:sz w:val="18"/>
-          <w:szCs w:val="18"/>
-        </w:rPr>
-        <w:t xml:space="preserve"> page have been made to ensure</w:t>
-      </w:r>
-      <w:r>
-        <w:rPr>
-          <w:rFonts w:ascii="Arial" w:hAnsi="Arial" w:cs="Arial"/>
-          <w:color w:val="1F497D"/>
-          <w:sz w:val="18"/>
-          <w:szCs w:val="18"/>
-        </w:rPr>
-        <w:t xml:space="preserve"> </w:t>
-      </w:r>
-      <w:r>
-        <w:rPr>
-          <w:rFonts w:ascii="Arial" w:hAnsi="Arial" w:cs="Arial"/>
-          <w:color w:val="1F497D"/>
-          <w:sz w:val="18"/>
-          <w:szCs w:val="18"/>
-        </w:rPr>
-        <w:t>that the drop-down lists behave</w:t>
-      </w:r>
-      <w:r>
-        <w:rPr>
-          <w:rFonts w:ascii="Arial" w:hAnsi="Arial" w:cs="Arial"/>
-          <w:color w:val="1F497D"/>
-          <w:sz w:val="18"/>
-          <w:szCs w:val="18"/>
-        </w:rPr>
-        <w:t xml:space="preserve"> correctly </w:t>
-      </w:r>
-      <w:r>
-        <w:rPr>
-          <w:rFonts w:ascii="Arial" w:hAnsi="Arial" w:cs="Arial"/>
-          <w:color w:val="1F497D"/>
-          <w:sz w:val="18"/>
-          <w:szCs w:val="18"/>
-        </w:rPr>
-        <w:t xml:space="preserve">in all circumstances, i.e. when reading </w:t>
-      </w:r>
-      <w:r>
-        <w:rPr>
-          <w:rFonts w:ascii="Arial" w:hAnsi="Arial" w:cs="Arial"/>
-          <w:color w:val="1F497D"/>
-          <w:sz w:val="18"/>
-          <w:szCs w:val="18"/>
-        </w:rPr>
-        <w:t>from file and from a panel</w:t>
-      </w:r>
-      <w:r>
-        <w:rPr>
-          <w:rFonts w:ascii="Arial" w:hAnsi="Arial" w:cs="Arial"/>
-          <w:color w:val="1F497D"/>
-          <w:sz w:val="18"/>
-          <w:szCs w:val="18"/>
-        </w:rPr>
-        <w:t>, after editing the Device Details pages, and when the app language is changed</w:t>
-      </w:r>
-      <w:r>
-        <w:rPr>
-          <w:rFonts w:ascii="Arial" w:hAnsi="Arial" w:cs="Arial"/>
-          <w:color w:val="1F497D"/>
-          <w:sz w:val="18"/>
-          <w:szCs w:val="18"/>
-        </w:rPr>
-        <w:t>.</w:t>
+        <w:t xml:space="preserve">The device </w:t>
+      </w:r>
+      <w:r>
+        <w:rPr>
+          <w:rFonts w:ascii="Arial" w:hAnsi="Arial" w:cs="Arial"/>
+          <w:color w:val="1F497D"/>
+          <w:sz w:val="18"/>
+          <w:szCs w:val="18"/>
+        </w:rPr>
+        <w:t xml:space="preserve">count is </w:t>
+      </w:r>
+      <w:r>
+        <w:rPr>
+          <w:rFonts w:ascii="Arial" w:hAnsi="Arial" w:cs="Arial"/>
+          <w:color w:val="1F497D"/>
+          <w:sz w:val="18"/>
+          <w:szCs w:val="18"/>
+        </w:rPr>
+        <w:t xml:space="preserve">now </w:t>
+      </w:r>
+      <w:r>
+        <w:rPr>
+          <w:rFonts w:ascii="Arial" w:hAnsi="Arial" w:cs="Arial"/>
+          <w:color w:val="1F497D"/>
+          <w:sz w:val="18"/>
+          <w:szCs w:val="18"/>
+        </w:rPr>
+        <w:t>always correct after changing protocol when downloading from a panel or reading from a file.</w:t>
       </w:r>
     </w:p>
     <w:p>
@@ -4319,7 +4613,7 @@
           <w:sz w:val="18"/>
           <w:szCs w:val="18"/>
         </w:rPr>
-        <w:t>Some of the validation error boxes in the Device Info Panel and on the Causes and Effects page have been corrected.</w:t>
+        <w:t>Errors with the Causes &amp; Effects page not updating after downloading or reading from file have been fixed.</w:t>
       </w:r>
     </w:p>
     <w:p>
@@ -4342,77 +4636,96 @@
           <w:szCs w:val="18"/>
         </w:rPr>
       </w:pPr>
-      <w:r>
-        <w:rPr>
-          <w:rFonts w:ascii="Arial" w:hAnsi="Arial" w:cs="Arial"/>
-          <w:color w:val="1F497D"/>
-          <w:sz w:val="18"/>
-          <w:szCs w:val="18"/>
-        </w:rPr>
-        <w:t>•</w:t>
-      </w:r>
-      <w:r>
-        <w:rPr>
-          <w:rFonts w:ascii="Arial" w:hAnsi="Arial" w:cs="Arial"/>
-          <w:color w:val="1F497D"/>
-          <w:sz w:val="18"/>
-          <w:szCs w:val="18"/>
+    </w:p>
+    <w:p>
+      <w:pPr>
+        <w:tabs>
+          <w:tab w:val="left" w:pos="993"/>
+        </w:tabs>
+        <w:rPr>
+          <w:rFonts w:ascii="Arial" w:hAnsi="Arial" w:cs="Arial"/>
+          <w:color w:val="9CC2E5" w:themeColor="accent1" w:themeTint="99"/>
+          <w:sz w:val="16"/>
+          <w:szCs w:val="16"/>
+        </w:rPr>
+      </w:pPr>
+      <w:bookmarkStart w:id="4" w:name="_Hlk199945625"/>
+      <w:r>
+        <w:rPr>
+          <w:rFonts w:ascii="Arial" w:hAnsi="Arial" w:cs="Arial"/>
+          <w:b/>
+          <w:bCs/>
+          <w:color w:val="4472C4" w:themeColor="accent5"/>
+          <w:sz w:val="24"/>
+          <w:szCs w:val="24"/>
+        </w:rPr>
+        <w:t>v8.1.</w:t>
+      </w:r>
+      <w:r>
+        <w:rPr>
+          <w:rFonts w:ascii="Arial" w:hAnsi="Arial" w:cs="Arial"/>
+          <w:b/>
+          <w:bCs/>
+          <w:color w:val="4472C4" w:themeColor="accent5"/>
+          <w:sz w:val="24"/>
+          <w:szCs w:val="24"/>
+        </w:rPr>
+        <w:t>4</w:t>
+      </w:r>
+      <w:r>
+        <w:rPr>
+          <w:rFonts w:ascii="Arial" w:hAnsi="Arial" w:cs="Arial"/>
+          <w:b/>
+          <w:bCs/>
+          <w:color w:val="4472C4" w:themeColor="accent5"/>
+          <w:sz w:val="24"/>
+          <w:szCs w:val="24"/>
         </w:rPr>
         <w:tab/>
       </w:r>
       <w:r>
         <w:rPr>
           <w:rFonts w:ascii="Arial" w:hAnsi="Arial" w:cs="Arial"/>
-          <w:color w:val="1F497D"/>
-          <w:sz w:val="18"/>
-          <w:szCs w:val="18"/>
-        </w:rPr>
-        <w:t>The app notification pop</w:t>
-      </w:r>
-      <w:r>
-        <w:rPr>
-          <w:rFonts w:ascii="Arial" w:hAnsi="Arial" w:cs="Arial"/>
-          <w:color w:val="1F497D"/>
-          <w:sz w:val="18"/>
-          <w:szCs w:val="18"/>
-        </w:rPr>
-        <w:t>-</w:t>
-      </w:r>
-      <w:r>
-        <w:rPr>
-          <w:rFonts w:ascii="Arial" w:hAnsi="Arial" w:cs="Arial"/>
-          <w:color w:val="1F497D"/>
-          <w:sz w:val="18"/>
-          <w:szCs w:val="18"/>
-        </w:rPr>
-        <w:t>up now correctly indicate</w:t>
-      </w:r>
-      <w:r>
-        <w:rPr>
-          <w:rFonts w:ascii="Arial" w:hAnsi="Arial" w:cs="Arial"/>
-          <w:color w:val="1F497D"/>
-          <w:sz w:val="18"/>
-          <w:szCs w:val="18"/>
-        </w:rPr>
-        <w:t>s</w:t>
-      </w:r>
-      <w:r>
-        <w:rPr>
-          <w:rFonts w:ascii="Arial" w:hAnsi="Arial" w:cs="Arial"/>
-          <w:color w:val="1F497D"/>
-          <w:sz w:val="18"/>
-          <w:szCs w:val="18"/>
-        </w:rPr>
-        <w:t xml:space="preserve"> when comms has failed instead of just saying it had completed)</w:t>
-      </w:r>
-      <w:r>
-        <w:rPr>
-          <w:rFonts w:ascii="Arial" w:hAnsi="Arial" w:cs="Arial"/>
-          <w:color w:val="1F497D"/>
-          <w:sz w:val="18"/>
-          <w:szCs w:val="18"/>
-        </w:rPr>
-        <w:t>.</w:t>
+          <w:b/>
+          <w:bCs/>
+          <w:color w:val="4472C4" w:themeColor="accent5"/>
+          <w:sz w:val="24"/>
+          <w:szCs w:val="24"/>
+        </w:rPr>
+        <w:t>09</w:t>
+      </w:r>
+      <w:r>
+        <w:rPr>
+          <w:rFonts w:ascii="Arial" w:hAnsi="Arial" w:cs="Arial"/>
+          <w:b/>
+          <w:bCs/>
+          <w:color w:val="4472C4" w:themeColor="accent5"/>
+          <w:sz w:val="24"/>
+          <w:szCs w:val="24"/>
+        </w:rPr>
+        <w:t>/</w:t>
+      </w:r>
+      <w:r>
+        <w:rPr>
+          <w:rFonts w:ascii="Arial" w:hAnsi="Arial" w:cs="Arial"/>
+          <w:b/>
+          <w:bCs/>
+          <w:color w:val="4472C4" w:themeColor="accent5"/>
+          <w:sz w:val="24"/>
+          <w:szCs w:val="24"/>
+        </w:rPr>
+        <w:t>07</w:t>
+      </w:r>
+      <w:r>
+        <w:rPr>
+          <w:rFonts w:ascii="Arial" w:hAnsi="Arial" w:cs="Arial"/>
+          <w:b/>
+          <w:bCs/>
+          <w:color w:val="4472C4" w:themeColor="accent5"/>
+          <w:sz w:val="24"/>
+          <w:szCs w:val="24"/>
+        </w:rPr>
+        <w:t>/2025</w:t>
       </w:r>
     </w:p>
     <w:p>
@@ -4460,61 +4773,27 @@
           <w:sz w:val="18"/>
           <w:szCs w:val="18"/>
         </w:rPr>
-        <w:t xml:space="preserve">If an interruption occurs whilst the application config file is being written </w:t>
-      </w:r>
-      <w:r>
-        <w:rPr>
-          <w:rFonts w:ascii="Arial" w:hAnsi="Arial" w:cs="Arial"/>
-          <w:color w:val="1F497D"/>
-          <w:sz w:val="18"/>
-          <w:szCs w:val="18"/>
-        </w:rPr>
-        <w:t>the</w:t>
-      </w:r>
-      <w:r>
-        <w:rPr>
-          <w:rFonts w:ascii="Arial" w:hAnsi="Arial" w:cs="Arial"/>
-          <w:color w:val="1F497D"/>
-          <w:sz w:val="18"/>
-          <w:szCs w:val="18"/>
-        </w:rPr>
-        <w:t xml:space="preserve"> </w:t>
-      </w:r>
-      <w:r>
-        <w:rPr>
-          <w:rFonts w:ascii="Arial" w:hAnsi="Arial" w:cs="Arial"/>
-          <w:color w:val="1F497D"/>
-          <w:sz w:val="18"/>
-          <w:szCs w:val="18"/>
-        </w:rPr>
-        <w:t>result</w:t>
-      </w:r>
-      <w:r>
-        <w:rPr>
-          <w:rFonts w:ascii="Arial" w:hAnsi="Arial" w:cs="Arial"/>
-          <w:color w:val="1F497D"/>
-          <w:sz w:val="18"/>
-          <w:szCs w:val="18"/>
-        </w:rPr>
-        <w:t xml:space="preserve"> cou</w:t>
-      </w:r>
-      <w:r>
-        <w:rPr>
-          <w:rFonts w:ascii="Arial" w:hAnsi="Arial" w:cs="Arial"/>
-          <w:color w:val="1F497D"/>
-          <w:sz w:val="18"/>
-          <w:szCs w:val="18"/>
-        </w:rPr>
-        <w:t>ld be an empty file.  That would cause a fault next time it was read.  The app will now handle an empty file correctly</w:t>
-      </w:r>
-      <w:r>
-        <w:rPr>
-          <w:rFonts w:ascii="Arial" w:hAnsi="Arial" w:cs="Arial"/>
-          <w:color w:val="1F497D"/>
-          <w:sz w:val="18"/>
-          <w:szCs w:val="18"/>
-        </w:rPr>
-        <w:t>.</w:t>
+        <w:t>Groups page: Phased Delay can now be disabled by setting it to “</w:t>
+      </w:r>
+      <w:proofErr w:type="gramStart"/>
+      <w:r>
+        <w:rPr>
+          <w:rFonts w:ascii="Arial" w:hAnsi="Arial" w:cs="Arial"/>
+          <w:color w:val="1F497D"/>
+          <w:sz w:val="18"/>
+          <w:szCs w:val="18"/>
+        </w:rPr>
+        <w:t>--:--</w:t>
+      </w:r>
+      <w:proofErr w:type="gramEnd"/>
+      <w:r>
+        <w:rPr>
+          <w:rFonts w:ascii="Arial" w:hAnsi="Arial" w:cs="Arial"/>
+          <w:color w:val="1F497D"/>
+          <w:sz w:val="18"/>
+          <w:szCs w:val="18"/>
+        </w:rPr>
+        <w:t>“.</w:t>
       </w:r>
     </w:p>
     <w:p>
@@ -4537,142 +4816,32 @@
           <w:szCs w:val="18"/>
         </w:rPr>
       </w:pPr>
-    </w:p>
-    <w:p>
-      <w:pPr>
-        <w:tabs>
-          <w:tab w:val="left" w:pos="993"/>
-        </w:tabs>
-        <w:rPr>
-          <w:rFonts w:ascii="Arial" w:hAnsi="Arial" w:cs="Arial"/>
-          <w:color w:val="9CC2E5" w:themeColor="accent1" w:themeTint="99"/>
-          <w:sz w:val="16"/>
-          <w:szCs w:val="16"/>
-        </w:rPr>
-      </w:pPr>
-      <w:r>
-        <w:rPr>
-          <w:rFonts w:ascii="Arial" w:hAnsi="Arial" w:cs="Arial"/>
-          <w:b/>
-          <w:bCs/>
-          <w:color w:val="4472C4" w:themeColor="accent5"/>
-          <w:sz w:val="24"/>
-          <w:szCs w:val="24"/>
-        </w:rPr>
-        <w:t>v8.1.</w:t>
-      </w:r>
-      <w:r>
-        <w:rPr>
-          <w:rFonts w:ascii="Arial" w:hAnsi="Arial" w:cs="Arial"/>
-          <w:b/>
-          <w:bCs/>
-          <w:color w:val="4472C4" w:themeColor="accent5"/>
-          <w:sz w:val="24"/>
-          <w:szCs w:val="24"/>
-        </w:rPr>
-        <w:t>2</w:t>
-      </w:r>
-      <w:r>
-        <w:rPr>
-          <w:rFonts w:ascii="Arial" w:hAnsi="Arial" w:cs="Arial"/>
-          <w:b/>
-          <w:bCs/>
-          <w:color w:val="4472C4" w:themeColor="accent5"/>
-          <w:sz w:val="24"/>
-          <w:szCs w:val="24"/>
+      <w:r>
+        <w:rPr>
+          <w:rFonts w:ascii="Arial" w:hAnsi="Arial" w:cs="Arial"/>
+          <w:color w:val="1F497D"/>
+          <w:sz w:val="18"/>
+          <w:szCs w:val="18"/>
+        </w:rPr>
+        <w:t>•</w:t>
+      </w:r>
+      <w:r>
+        <w:rPr>
+          <w:rFonts w:ascii="Arial" w:hAnsi="Arial" w:cs="Arial"/>
+          <w:color w:val="1F497D"/>
+          <w:sz w:val="18"/>
+          <w:szCs w:val="18"/>
         </w:rPr>
         <w:tab/>
       </w:r>
       <w:r>
         <w:rPr>
           <w:rFonts w:ascii="Arial" w:hAnsi="Arial" w:cs="Arial"/>
-          <w:b/>
-          <w:bCs/>
-          <w:color w:val="4472C4" w:themeColor="accent5"/>
-          <w:sz w:val="24"/>
-          <w:szCs w:val="24"/>
-        </w:rPr>
-        <w:t>04</w:t>
-      </w:r>
-      <w:r>
-        <w:rPr>
-          <w:rFonts w:ascii="Arial" w:hAnsi="Arial" w:cs="Arial"/>
-          <w:b/>
-          <w:bCs/>
-          <w:color w:val="4472C4" w:themeColor="accent5"/>
-          <w:sz w:val="24"/>
-          <w:szCs w:val="24"/>
-        </w:rPr>
-        <w:t>/</w:t>
-      </w:r>
-      <w:r>
-        <w:rPr>
-          <w:rFonts w:ascii="Arial" w:hAnsi="Arial" w:cs="Arial"/>
-          <w:b/>
-          <w:bCs/>
-          <w:color w:val="4472C4" w:themeColor="accent5"/>
-          <w:sz w:val="24"/>
-          <w:szCs w:val="24"/>
-        </w:rPr>
-        <w:t>06</w:t>
-      </w:r>
-      <w:r>
-        <w:rPr>
-          <w:rFonts w:ascii="Arial" w:hAnsi="Arial" w:cs="Arial"/>
-          <w:b/>
-          <w:bCs/>
-          <w:color w:val="4472C4" w:themeColor="accent5"/>
-          <w:sz w:val="24"/>
-          <w:szCs w:val="24"/>
-        </w:rPr>
-        <w:t>/2025</w:t>
-      </w:r>
-    </w:p>
-    <w:p>
-      <w:pPr>
-        <w:tabs>
-          <w:tab w:val="left" w:pos="284"/>
-          <w:tab w:val="left" w:pos="567"/>
-          <w:tab w:val="left" w:pos="993"/>
-          <w:tab w:val="left" w:pos="1418"/>
-          <w:tab w:val="right" w:pos="9000"/>
-        </w:tabs>
-        <w:suppressAutoHyphens/>
-        <w:autoSpaceDN w:val="0"/>
-        <w:contextualSpacing/>
-        <w:rPr>
-          <w:rFonts w:ascii="Arial" w:hAnsi="Arial" w:cs="Arial"/>
-          <w:color w:val="1F497D"/>
-          <w:sz w:val="18"/>
-          <w:szCs w:val="18"/>
-        </w:rPr>
-      </w:pPr>
-      <w:r>
-        <w:rPr>
-          <w:rFonts w:ascii="Arial" w:hAnsi="Arial" w:cs="Arial"/>
-          <w:color w:val="1F497D"/>
-          <w:sz w:val="18"/>
-          <w:szCs w:val="18"/>
-        </w:rPr>
-        <w:t>•</w:t>
-      </w:r>
-      <w:r>
-        <w:rPr>
-          <w:rFonts w:ascii="Arial" w:hAnsi="Arial" w:cs="Arial"/>
-          <w:color w:val="1F497D"/>
-          <w:sz w:val="18"/>
-          <w:szCs w:val="18"/>
-        </w:rPr>
-        <w:tab/>
-      </w:r>
-      <w:r>
-        <w:rPr>
-          <w:rFonts w:ascii="Arial" w:hAnsi="Arial" w:cs="Arial"/>
-          <w:color w:val="1F497D"/>
-          <w:sz w:val="18"/>
-          <w:szCs w:val="18"/>
-        </w:rPr>
-        <w:t>The Device Details page now shows dashes for all values that are not applicable to the device type.</w:t>
+          <w:color w:val="1F497D"/>
+          <w:sz w:val="18"/>
+          <w:szCs w:val="18"/>
+        </w:rPr>
+        <w:t>Corrected erroneous validation errors in Causes &amp; Effects for Output disable actions when set to Relay #3 and for group parameters when set to Group #16.</w:t>
       </w:r>
     </w:p>
     <w:p>
@@ -4720,9 +4889,22 @@
           <w:sz w:val="18"/>
           <w:szCs w:val="18"/>
         </w:rPr>
-        <w:t>The Device Details page now hides the base sounder group if Remote LED is selected (Apollo devices).</w:t>
-      </w:r>
-    </w:p>
+        <w:t>When reading from a file, a</w:t>
+      </w:r>
+      <w:r>
+        <w:rPr>
+          <w:rFonts w:ascii="Arial" w:hAnsi="Arial" w:cs="Arial"/>
+          <w:color w:val="1F497D"/>
+          <w:sz w:val="18"/>
+          <w:szCs w:val="18"/>
+        </w:rPr>
+        <w:t>ny invalid device I/O Configuration Input/Output setting will be set to the default value.</w:t>
+      </w:r>
+      <w:bookmarkStart w:id="5" w:name="_Hlk202824806"/>
+    </w:p>
+    <w:bookmarkEnd w:id="1"/>
+    <w:bookmarkEnd w:id="4"/>
+    <w:bookmarkEnd w:id="5"/>
     <w:p>
       <w:pPr>
         <w:tabs>
@@ -4743,32 +4925,96 @@
           <w:szCs w:val="18"/>
         </w:rPr>
       </w:pPr>
-      <w:r>
-        <w:rPr>
-          <w:rFonts w:ascii="Arial" w:hAnsi="Arial" w:cs="Arial"/>
-          <w:color w:val="1F497D"/>
-          <w:sz w:val="18"/>
-          <w:szCs w:val="18"/>
-        </w:rPr>
-        <w:t>•</w:t>
-      </w:r>
-      <w:r>
-        <w:rPr>
-          <w:rFonts w:ascii="Arial" w:hAnsi="Arial" w:cs="Arial"/>
-          <w:color w:val="1F497D"/>
-          <w:sz w:val="18"/>
-          <w:szCs w:val="18"/>
+    </w:p>
+    <w:bookmarkEnd w:id="3"/>
+    <w:p>
+      <w:pPr>
+        <w:tabs>
+          <w:tab w:val="left" w:pos="993"/>
+        </w:tabs>
+        <w:rPr>
+          <w:rFonts w:ascii="Arial" w:hAnsi="Arial" w:cs="Arial"/>
+          <w:color w:val="9CC2E5" w:themeColor="accent1" w:themeTint="99"/>
+          <w:sz w:val="16"/>
+          <w:szCs w:val="16"/>
+        </w:rPr>
+      </w:pPr>
+      <w:r>
+        <w:rPr>
+          <w:rFonts w:ascii="Arial" w:hAnsi="Arial" w:cs="Arial"/>
+          <w:b/>
+          <w:bCs/>
+          <w:color w:val="4472C4" w:themeColor="accent5"/>
+          <w:sz w:val="24"/>
+          <w:szCs w:val="24"/>
+        </w:rPr>
+        <w:t>v8.1.</w:t>
+      </w:r>
+      <w:r>
+        <w:rPr>
+          <w:rFonts w:ascii="Arial" w:hAnsi="Arial" w:cs="Arial"/>
+          <w:b/>
+          <w:bCs/>
+          <w:color w:val="4472C4" w:themeColor="accent5"/>
+          <w:sz w:val="24"/>
+          <w:szCs w:val="24"/>
+        </w:rPr>
+        <w:t>3</w:t>
+      </w:r>
+      <w:r>
+        <w:rPr>
+          <w:rFonts w:ascii="Arial" w:hAnsi="Arial" w:cs="Arial"/>
+          <w:b/>
+          <w:bCs/>
+          <w:color w:val="4472C4" w:themeColor="accent5"/>
+          <w:sz w:val="24"/>
+          <w:szCs w:val="24"/>
         </w:rPr>
         <w:tab/>
       </w:r>
       <w:r>
         <w:rPr>
           <w:rFonts w:ascii="Arial" w:hAnsi="Arial" w:cs="Arial"/>
-          <w:color w:val="1F497D"/>
-          <w:sz w:val="18"/>
-          <w:szCs w:val="18"/>
-        </w:rPr>
-        <w:t>The on-screen values in Zones, Groups and Network Configuration are updated straight away when data is read from a panel.</w:t>
+          <w:b/>
+          <w:bCs/>
+          <w:color w:val="4472C4" w:themeColor="accent5"/>
+          <w:sz w:val="24"/>
+          <w:szCs w:val="24"/>
+        </w:rPr>
+        <w:t>07</w:t>
+      </w:r>
+      <w:r>
+        <w:rPr>
+          <w:rFonts w:ascii="Arial" w:hAnsi="Arial" w:cs="Arial"/>
+          <w:b/>
+          <w:bCs/>
+          <w:color w:val="4472C4" w:themeColor="accent5"/>
+          <w:sz w:val="24"/>
+          <w:szCs w:val="24"/>
+        </w:rPr>
+        <w:t>/</w:t>
+      </w:r>
+      <w:r>
+        <w:rPr>
+          <w:rFonts w:ascii="Arial" w:hAnsi="Arial" w:cs="Arial"/>
+          <w:b/>
+          <w:bCs/>
+          <w:color w:val="4472C4" w:themeColor="accent5"/>
+          <w:sz w:val="24"/>
+          <w:szCs w:val="24"/>
+        </w:rPr>
+        <w:t>07</w:t>
+      </w:r>
+      <w:r>
+        <w:rPr>
+          <w:rFonts w:ascii="Arial" w:hAnsi="Arial" w:cs="Arial"/>
+          <w:b/>
+          <w:bCs/>
+          <w:color w:val="4472C4" w:themeColor="accent5"/>
+          <w:sz w:val="24"/>
+          <w:szCs w:val="24"/>
+        </w:rPr>
+        <w:t>/2025</w:t>
       </w:r>
     </w:p>
     <w:p>
@@ -4816,7 +5062,88 @@
           <w:sz w:val="18"/>
           <w:szCs w:val="18"/>
         </w:rPr>
-        <w:t>Causes and Effects settings are consistently read correctly both from panels and files.</w:t>
+        <w:t>Various fixes on the</w:t>
+      </w:r>
+      <w:r>
+        <w:rPr>
+          <w:rFonts w:ascii="Arial" w:hAnsi="Arial" w:cs="Arial"/>
+          <w:color w:val="1F497D"/>
+          <w:sz w:val="18"/>
+          <w:szCs w:val="18"/>
+        </w:rPr>
+        <w:t xml:space="preserve"> Causes and effects</w:t>
+      </w:r>
+      <w:r>
+        <w:rPr>
+          <w:rFonts w:ascii="Arial" w:hAnsi="Arial" w:cs="Arial"/>
+          <w:color w:val="1F497D"/>
+          <w:sz w:val="18"/>
+          <w:szCs w:val="18"/>
+        </w:rPr>
+        <w:t xml:space="preserve"> page have been made to ensure</w:t>
+      </w:r>
+      <w:r>
+        <w:rPr>
+          <w:rFonts w:ascii="Arial" w:hAnsi="Arial" w:cs="Arial"/>
+          <w:color w:val="1F497D"/>
+          <w:sz w:val="18"/>
+          <w:szCs w:val="18"/>
+        </w:rPr>
+        <w:t xml:space="preserve"> </w:t>
+      </w:r>
+      <w:r>
+        <w:rPr>
+          <w:rFonts w:ascii="Arial" w:hAnsi="Arial" w:cs="Arial"/>
+          <w:color w:val="1F497D"/>
+          <w:sz w:val="18"/>
+          <w:szCs w:val="18"/>
+        </w:rPr>
+        <w:t>that the drop-down lists behave</w:t>
+      </w:r>
+      <w:r>
+        <w:rPr>
+          <w:rFonts w:ascii="Arial" w:hAnsi="Arial" w:cs="Arial"/>
+          <w:color w:val="1F497D"/>
+          <w:sz w:val="18"/>
+          <w:szCs w:val="18"/>
+        </w:rPr>
+        <w:t xml:space="preserve"> correctly </w:t>
+      </w:r>
+      <w:r>
+        <w:rPr>
+          <w:rFonts w:ascii="Arial" w:hAnsi="Arial" w:cs="Arial"/>
+          <w:color w:val="1F497D"/>
+          <w:sz w:val="18"/>
+          <w:szCs w:val="18"/>
+        </w:rPr>
+        <w:t xml:space="preserve">in all circumstances, i.e. when reading </w:t>
+      </w:r>
+      <w:r>
+        <w:rPr>
+          <w:rFonts w:ascii="Arial" w:hAnsi="Arial" w:cs="Arial"/>
+          <w:color w:val="1F497D"/>
+          <w:sz w:val="18"/>
+          <w:szCs w:val="18"/>
+        </w:rPr>
+        <w:t>from file and from a panel</w:t>
+      </w:r>
+      <w:r>
+        <w:rPr>
+          <w:rFonts w:ascii="Arial" w:hAnsi="Arial" w:cs="Arial"/>
+          <w:color w:val="1F497D"/>
+          <w:sz w:val="18"/>
+          <w:szCs w:val="18"/>
+        </w:rPr>
+        <w:t>, after editing the Device Details pages, and when the app language is changed</w:t>
+      </w:r>
+      <w:r>
+        <w:rPr>
+          <w:rFonts w:ascii="Arial" w:hAnsi="Arial" w:cs="Arial"/>
+          <w:color w:val="1F497D"/>
+          <w:sz w:val="18"/>
+          <w:szCs w:val="18"/>
+        </w:rPr>
+        <w:t>.</w:t>
       </w:r>
     </w:p>
     <w:p>
@@ -4839,7 +5166,6 @@
           <w:szCs w:val="18"/>
         </w:rPr>
       </w:pPr>
-      <w:bookmarkStart w:id="6" w:name="_Hlk202824737"/>
       <w:r>
         <w:rPr>
           <w:rFonts w:ascii="Arial" w:hAnsi="Arial" w:cs="Arial"/>
@@ -4865,10 +5191,9 @@
           <w:sz w:val="18"/>
           <w:szCs w:val="18"/>
         </w:rPr>
-        <w:t>Windows app notifications are shown after each upload and download, indicating completion or otherwise.</w:t>
-      </w:r>
-    </w:p>
-    <w:bookmarkEnd w:id="6"/>
+        <w:t>Some of the validation error boxes in the Device Info Panel and on the Causes and Effects page have been corrected.</w:t>
+      </w:r>
+    </w:p>
     <w:p>
       <w:pPr>
         <w:tabs>
@@ -4914,52 +5239,52 @@
           <w:sz w:val="18"/>
           <w:szCs w:val="18"/>
         </w:rPr>
-        <w:t>The app will not attempt to open f</w:t>
-      </w:r>
-      <w:r>
-        <w:rPr>
-          <w:rFonts w:ascii="Arial" w:hAnsi="Arial" w:cs="Arial"/>
-          <w:color w:val="1F497D"/>
-          <w:sz w:val="18"/>
-          <w:szCs w:val="18"/>
-        </w:rPr>
-        <w:t xml:space="preserve">iles containing </w:t>
-      </w:r>
-      <w:r>
-        <w:rPr>
-          <w:rFonts w:ascii="Arial" w:hAnsi="Arial" w:cs="Arial"/>
-          <w:color w:val="1F497D"/>
-          <w:sz w:val="18"/>
-          <w:szCs w:val="18"/>
-        </w:rPr>
-        <w:t xml:space="preserve">invalid </w:t>
-      </w:r>
-      <w:r>
-        <w:rPr>
-          <w:rFonts w:ascii="Arial" w:hAnsi="Arial" w:cs="Arial"/>
-          <w:color w:val="1F497D"/>
-          <w:sz w:val="18"/>
-          <w:szCs w:val="18"/>
-        </w:rPr>
-        <w:t xml:space="preserve">data </w:t>
-      </w:r>
-      <w:r>
-        <w:rPr>
-          <w:rFonts w:ascii="Arial" w:hAnsi="Arial" w:cs="Arial"/>
-          <w:color w:val="1F497D"/>
-          <w:sz w:val="18"/>
-          <w:szCs w:val="18"/>
-        </w:rPr>
-        <w:t xml:space="preserve">or data </w:t>
-      </w:r>
-      <w:r>
-        <w:rPr>
-          <w:rFonts w:ascii="Arial" w:hAnsi="Arial" w:cs="Arial"/>
-          <w:color w:val="1F497D"/>
-          <w:sz w:val="18"/>
-          <w:szCs w:val="18"/>
-        </w:rPr>
-        <w:t>for unsupported protocols.</w:t>
+        <w:t>The app notification pop</w:t>
+      </w:r>
+      <w:r>
+        <w:rPr>
+          <w:rFonts w:ascii="Arial" w:hAnsi="Arial" w:cs="Arial"/>
+          <w:color w:val="1F497D"/>
+          <w:sz w:val="18"/>
+          <w:szCs w:val="18"/>
+        </w:rPr>
+        <w:t>-</w:t>
+      </w:r>
+      <w:r>
+        <w:rPr>
+          <w:rFonts w:ascii="Arial" w:hAnsi="Arial" w:cs="Arial"/>
+          <w:color w:val="1F497D"/>
+          <w:sz w:val="18"/>
+          <w:szCs w:val="18"/>
+        </w:rPr>
+        <w:t>up now correctly indicate</w:t>
+      </w:r>
+      <w:r>
+        <w:rPr>
+          <w:rFonts w:ascii="Arial" w:hAnsi="Arial" w:cs="Arial"/>
+          <w:color w:val="1F497D"/>
+          <w:sz w:val="18"/>
+          <w:szCs w:val="18"/>
+        </w:rPr>
+        <w:t>s</w:t>
+      </w:r>
+      <w:r>
+        <w:rPr>
+          <w:rFonts w:ascii="Arial" w:hAnsi="Arial" w:cs="Arial"/>
+          <w:color w:val="1F497D"/>
+          <w:sz w:val="18"/>
+          <w:szCs w:val="18"/>
+        </w:rPr>
+        <w:t xml:space="preserve"> when comms has failed instead of just saying it had completed)</w:t>
+      </w:r>
+      <w:r>
+        <w:rPr>
+          <w:rFonts w:ascii="Arial" w:hAnsi="Arial" w:cs="Arial"/>
+          <w:color w:val="1F497D"/>
+          <w:sz w:val="18"/>
+          <w:szCs w:val="18"/>
+        </w:rPr>
+        <w:t>.</w:t>
       </w:r>
     </w:p>
     <w:p>
@@ -5007,16 +5332,61 @@
           <w:sz w:val="18"/>
           <w:szCs w:val="18"/>
         </w:rPr>
-        <w:t>T</w:t>
-      </w:r>
-      <w:r>
-        <w:rPr>
-          <w:rFonts w:ascii="Arial" w:hAnsi="Arial" w:cs="Arial"/>
-          <w:color w:val="1F497D"/>
-          <w:sz w:val="18"/>
-          <w:szCs w:val="18"/>
-        </w:rPr>
-        <w:t>he app will not send more loops to a panel than it is configured for.  This includes a correction that prevents the number of loops from being forgotten when reading a config file.</w:t>
+        <w:t xml:space="preserve">If an interruption occurs whilst the application config file is being written </w:t>
+      </w:r>
+      <w:r>
+        <w:rPr>
+          <w:rFonts w:ascii="Arial" w:hAnsi="Arial" w:cs="Arial"/>
+          <w:color w:val="1F497D"/>
+          <w:sz w:val="18"/>
+          <w:szCs w:val="18"/>
+        </w:rPr>
+        <w:t>the</w:t>
+      </w:r>
+      <w:r>
+        <w:rPr>
+          <w:rFonts w:ascii="Arial" w:hAnsi="Arial" w:cs="Arial"/>
+          <w:color w:val="1F497D"/>
+          <w:sz w:val="18"/>
+          <w:szCs w:val="18"/>
+        </w:rPr>
+        <w:t xml:space="preserve"> </w:t>
+      </w:r>
+      <w:r>
+        <w:rPr>
+          <w:rFonts w:ascii="Arial" w:hAnsi="Arial" w:cs="Arial"/>
+          <w:color w:val="1F497D"/>
+          <w:sz w:val="18"/>
+          <w:szCs w:val="18"/>
+        </w:rPr>
+        <w:t>result</w:t>
+      </w:r>
+      <w:r>
+        <w:rPr>
+          <w:rFonts w:ascii="Arial" w:hAnsi="Arial" w:cs="Arial"/>
+          <w:color w:val="1F497D"/>
+          <w:sz w:val="18"/>
+          <w:szCs w:val="18"/>
+        </w:rPr>
+        <w:t xml:space="preserve"> cou</w:t>
+      </w:r>
+      <w:r>
+        <w:rPr>
+          <w:rFonts w:ascii="Arial" w:hAnsi="Arial" w:cs="Arial"/>
+          <w:color w:val="1F497D"/>
+          <w:sz w:val="18"/>
+          <w:szCs w:val="18"/>
+        </w:rPr>
+        <w:t>ld be an empty file.  That would cause a fault next time it was read.  The app will now handle an empty file correctly</w:t>
+      </w:r>
+      <w:r>
+        <w:rPr>
+          <w:rFonts w:ascii="Arial" w:hAnsi="Arial" w:cs="Arial"/>
+          <w:color w:val="1F497D"/>
+          <w:sz w:val="18"/>
+          <w:szCs w:val="18"/>
+        </w:rPr>
+        <w:t>.</w:t>
       </w:r>
     </w:p>
     <w:p>
@@ -5061,7 +5431,7 @@
           <w:sz w:val="24"/>
           <w:szCs w:val="24"/>
         </w:rPr>
-        <w:t>v8.</w:t>
+        <w:t>v8.1.</w:t>
       </w:r>
       <w:r>
         <w:rPr>
@@ -5072,7 +5442,7 @@
           <w:sz w:val="24"/>
           <w:szCs w:val="24"/>
         </w:rPr>
-        <w:t>1.</w:t>
+        <w:t>2</w:t>
       </w:r>
       <w:r>
         <w:rPr>
@@ -5083,7 +5453,7 @@
           <w:sz w:val="24"/>
           <w:szCs w:val="24"/>
         </w:rPr>
-        <w:t>1</w:t>
+        <w:tab/>
       </w:r>
       <w:r>
         <w:rPr>
@@ -5094,7 +5464,7 @@
           <w:sz w:val="24"/>
           <w:szCs w:val="24"/>
         </w:rPr>
-        <w:tab/>
+        <w:t>04</w:t>
       </w:r>
       <w:r>
         <w:rPr>
@@ -5105,7 +5475,7 @@
           <w:sz w:val="24"/>
           <w:szCs w:val="24"/>
         </w:rPr>
-        <w:t>21</w:t>
+        <w:t>/</w:t>
       </w:r>
       <w:r>
         <w:rPr>
@@ -5116,7 +5486,7 @@
           <w:sz w:val="24"/>
           <w:szCs w:val="24"/>
         </w:rPr>
-        <w:t>/</w:t>
+        <w:t>06</w:t>
       </w:r>
       <w:r>
         <w:rPr>
@@ -5127,18 +5497,54 @@
           <w:sz w:val="24"/>
           <w:szCs w:val="24"/>
         </w:rPr>
-        <w:t>05</w:t>
-      </w:r>
-      <w:r>
-        <w:rPr>
-          <w:rFonts w:ascii="Arial" w:hAnsi="Arial" w:cs="Arial"/>
-          <w:b/>
-          <w:bCs/>
-          <w:color w:val="4472C4" w:themeColor="accent5"/>
-          <w:sz w:val="24"/>
-          <w:szCs w:val="24"/>
-        </w:rPr>
         <w:t>/2025</w:t>
+      </w:r>
+    </w:p>
+    <w:p>
+      <w:pPr>
+        <w:tabs>
+          <w:tab w:val="left" w:pos="284"/>
+          <w:tab w:val="left" w:pos="567"/>
+          <w:tab w:val="left" w:pos="993"/>
+          <w:tab w:val="left" w:pos="1418"/>
+          <w:tab w:val="right" w:pos="9000"/>
+        </w:tabs>
+        <w:suppressAutoHyphens/>
+        <w:autoSpaceDN w:val="0"/>
+        <w:contextualSpacing/>
+        <w:rPr>
+          <w:rFonts w:ascii="Arial" w:hAnsi="Arial" w:cs="Arial"/>
+          <w:color w:val="1F497D"/>
+          <w:sz w:val="18"/>
+          <w:szCs w:val="18"/>
+        </w:rPr>
+      </w:pPr>
+      <w:r>
+        <w:rPr>
+          <w:rFonts w:ascii="Arial" w:hAnsi="Arial" w:cs="Arial"/>
+          <w:color w:val="1F497D"/>
+          <w:sz w:val="18"/>
+          <w:szCs w:val="18"/>
+        </w:rPr>
+        <w:t>•</w:t>
+      </w:r>
+      <w:r>
+        <w:rPr>
+          <w:rFonts w:ascii="Arial" w:hAnsi="Arial" w:cs="Arial"/>
+          <w:color w:val="1F497D"/>
+          <w:sz w:val="18"/>
+          <w:szCs w:val="18"/>
+        </w:rPr>
+        <w:tab/>
+      </w:r>
+      <w:r>
+        <w:rPr>
+          <w:rFonts w:ascii="Arial" w:hAnsi="Arial" w:cs="Arial"/>
+          <w:color w:val="1F497D"/>
+          <w:sz w:val="18"/>
+          <w:szCs w:val="18"/>
+        </w:rPr>
+        <w:t>The Device Details page now shows dashes for all values that are not applicable to the device type.</w:t>
       </w:r>
     </w:p>
     <w:p>
@@ -5168,6 +5574,473 @@
           <w:sz w:val="18"/>
           <w:szCs w:val="18"/>
         </w:rPr>
+        <w:t>•</w:t>
+      </w:r>
+      <w:r>
+        <w:rPr>
+          <w:rFonts w:ascii="Arial" w:hAnsi="Arial" w:cs="Arial"/>
+          <w:color w:val="1F497D"/>
+          <w:sz w:val="18"/>
+          <w:szCs w:val="18"/>
+        </w:rPr>
+        <w:tab/>
+      </w:r>
+      <w:r>
+        <w:rPr>
+          <w:rFonts w:ascii="Arial" w:hAnsi="Arial" w:cs="Arial"/>
+          <w:color w:val="1F497D"/>
+          <w:sz w:val="18"/>
+          <w:szCs w:val="18"/>
+        </w:rPr>
+        <w:t>The Device Details page now hides the base sounder group if Remote LED is selected (Apollo devices).</w:t>
+      </w:r>
+    </w:p>
+    <w:p>
+      <w:pPr>
+        <w:tabs>
+          <w:tab w:val="left" w:pos="284"/>
+          <w:tab w:val="left" w:pos="567"/>
+          <w:tab w:val="left" w:pos="993"/>
+          <w:tab w:val="left" w:pos="1418"/>
+          <w:tab w:val="right" w:pos="9000"/>
+        </w:tabs>
+        <w:suppressAutoHyphens/>
+        <w:autoSpaceDN w:val="0"/>
+        <w:ind w:left="284" w:hanging="284"/>
+        <w:contextualSpacing/>
+        <w:rPr>
+          <w:rFonts w:ascii="Arial" w:hAnsi="Arial" w:cs="Arial"/>
+          <w:color w:val="1F497D"/>
+          <w:sz w:val="18"/>
+          <w:szCs w:val="18"/>
+        </w:rPr>
+      </w:pPr>
+      <w:r>
+        <w:rPr>
+          <w:rFonts w:ascii="Arial" w:hAnsi="Arial" w:cs="Arial"/>
+          <w:color w:val="1F497D"/>
+          <w:sz w:val="18"/>
+          <w:szCs w:val="18"/>
+        </w:rPr>
+        <w:t>•</w:t>
+      </w:r>
+      <w:r>
+        <w:rPr>
+          <w:rFonts w:ascii="Arial" w:hAnsi="Arial" w:cs="Arial"/>
+          <w:color w:val="1F497D"/>
+          <w:sz w:val="18"/>
+          <w:szCs w:val="18"/>
+        </w:rPr>
+        <w:tab/>
+      </w:r>
+      <w:r>
+        <w:rPr>
+          <w:rFonts w:ascii="Arial" w:hAnsi="Arial" w:cs="Arial"/>
+          <w:color w:val="1F497D"/>
+          <w:sz w:val="18"/>
+          <w:szCs w:val="18"/>
+        </w:rPr>
+        <w:t>The on-screen values in Zones, Groups and Network Configuration are updated straight away when data is read from a panel.</w:t>
+      </w:r>
+    </w:p>
+    <w:p>
+      <w:pPr>
+        <w:tabs>
+          <w:tab w:val="left" w:pos="284"/>
+          <w:tab w:val="left" w:pos="567"/>
+          <w:tab w:val="left" w:pos="993"/>
+          <w:tab w:val="left" w:pos="1418"/>
+          <w:tab w:val="right" w:pos="9000"/>
+        </w:tabs>
+        <w:suppressAutoHyphens/>
+        <w:autoSpaceDN w:val="0"/>
+        <w:ind w:left="284" w:hanging="284"/>
+        <w:contextualSpacing/>
+        <w:rPr>
+          <w:rFonts w:ascii="Arial" w:hAnsi="Arial" w:cs="Arial"/>
+          <w:color w:val="1F497D"/>
+          <w:sz w:val="18"/>
+          <w:szCs w:val="18"/>
+        </w:rPr>
+      </w:pPr>
+      <w:r>
+        <w:rPr>
+          <w:rFonts w:ascii="Arial" w:hAnsi="Arial" w:cs="Arial"/>
+          <w:color w:val="1F497D"/>
+          <w:sz w:val="18"/>
+          <w:szCs w:val="18"/>
+        </w:rPr>
+        <w:t>•</w:t>
+      </w:r>
+      <w:r>
+        <w:rPr>
+          <w:rFonts w:ascii="Arial" w:hAnsi="Arial" w:cs="Arial"/>
+          <w:color w:val="1F497D"/>
+          <w:sz w:val="18"/>
+          <w:szCs w:val="18"/>
+        </w:rPr>
+        <w:tab/>
+      </w:r>
+      <w:r>
+        <w:rPr>
+          <w:rFonts w:ascii="Arial" w:hAnsi="Arial" w:cs="Arial"/>
+          <w:color w:val="1F497D"/>
+          <w:sz w:val="18"/>
+          <w:szCs w:val="18"/>
+        </w:rPr>
+        <w:t>Causes and Effects settings are consistently read correctly both from panels and files.</w:t>
+      </w:r>
+    </w:p>
+    <w:p>
+      <w:pPr>
+        <w:tabs>
+          <w:tab w:val="left" w:pos="284"/>
+          <w:tab w:val="left" w:pos="567"/>
+          <w:tab w:val="left" w:pos="993"/>
+          <w:tab w:val="left" w:pos="1418"/>
+          <w:tab w:val="right" w:pos="9000"/>
+        </w:tabs>
+        <w:suppressAutoHyphens/>
+        <w:autoSpaceDN w:val="0"/>
+        <w:ind w:left="284" w:hanging="284"/>
+        <w:contextualSpacing/>
+        <w:rPr>
+          <w:rFonts w:ascii="Arial" w:hAnsi="Arial" w:cs="Arial"/>
+          <w:color w:val="1F497D"/>
+          <w:sz w:val="18"/>
+          <w:szCs w:val="18"/>
+        </w:rPr>
+      </w:pPr>
+      <w:bookmarkStart w:id="6" w:name="_Hlk202824737"/>
+      <w:r>
+        <w:rPr>
+          <w:rFonts w:ascii="Arial" w:hAnsi="Arial" w:cs="Arial"/>
+          <w:color w:val="1F497D"/>
+          <w:sz w:val="18"/>
+          <w:szCs w:val="18"/>
+        </w:rPr>
+        <w:t>•</w:t>
+      </w:r>
+      <w:r>
+        <w:rPr>
+          <w:rFonts w:ascii="Arial" w:hAnsi="Arial" w:cs="Arial"/>
+          <w:color w:val="1F497D"/>
+          <w:sz w:val="18"/>
+          <w:szCs w:val="18"/>
+        </w:rPr>
+        <w:tab/>
+      </w:r>
+      <w:r>
+        <w:rPr>
+          <w:rFonts w:ascii="Arial" w:hAnsi="Arial" w:cs="Arial"/>
+          <w:color w:val="1F497D"/>
+          <w:sz w:val="18"/>
+          <w:szCs w:val="18"/>
+        </w:rPr>
+        <w:t>Windows app notifications are shown after each upload and download, indicating completion or otherwise.</w:t>
+      </w:r>
+    </w:p>
+    <w:bookmarkEnd w:id="6"/>
+    <w:p>
+      <w:pPr>
+        <w:tabs>
+          <w:tab w:val="left" w:pos="284"/>
+          <w:tab w:val="left" w:pos="567"/>
+          <w:tab w:val="left" w:pos="993"/>
+          <w:tab w:val="left" w:pos="1418"/>
+          <w:tab w:val="right" w:pos="9000"/>
+        </w:tabs>
+        <w:suppressAutoHyphens/>
+        <w:autoSpaceDN w:val="0"/>
+        <w:ind w:left="284" w:hanging="284"/>
+        <w:contextualSpacing/>
+        <w:rPr>
+          <w:rFonts w:ascii="Arial" w:hAnsi="Arial" w:cs="Arial"/>
+          <w:color w:val="1F497D"/>
+          <w:sz w:val="18"/>
+          <w:szCs w:val="18"/>
+        </w:rPr>
+      </w:pPr>
+      <w:r>
+        <w:rPr>
+          <w:rFonts w:ascii="Arial" w:hAnsi="Arial" w:cs="Arial"/>
+          <w:color w:val="1F497D"/>
+          <w:sz w:val="18"/>
+          <w:szCs w:val="18"/>
+        </w:rPr>
+        <w:t>•</w:t>
+      </w:r>
+      <w:r>
+        <w:rPr>
+          <w:rFonts w:ascii="Arial" w:hAnsi="Arial" w:cs="Arial"/>
+          <w:color w:val="1F497D"/>
+          <w:sz w:val="18"/>
+          <w:szCs w:val="18"/>
+        </w:rPr>
+        <w:tab/>
+      </w:r>
+      <w:r>
+        <w:rPr>
+          <w:rFonts w:ascii="Arial" w:hAnsi="Arial" w:cs="Arial"/>
+          <w:color w:val="1F497D"/>
+          <w:sz w:val="18"/>
+          <w:szCs w:val="18"/>
+        </w:rPr>
+        <w:t>The app will not attempt to open f</w:t>
+      </w:r>
+      <w:r>
+        <w:rPr>
+          <w:rFonts w:ascii="Arial" w:hAnsi="Arial" w:cs="Arial"/>
+          <w:color w:val="1F497D"/>
+          <w:sz w:val="18"/>
+          <w:szCs w:val="18"/>
+        </w:rPr>
+        <w:t xml:space="preserve">iles containing </w:t>
+      </w:r>
+      <w:r>
+        <w:rPr>
+          <w:rFonts w:ascii="Arial" w:hAnsi="Arial" w:cs="Arial"/>
+          <w:color w:val="1F497D"/>
+          <w:sz w:val="18"/>
+          <w:szCs w:val="18"/>
+        </w:rPr>
+        <w:t xml:space="preserve">invalid </w:t>
+      </w:r>
+      <w:r>
+        <w:rPr>
+          <w:rFonts w:ascii="Arial" w:hAnsi="Arial" w:cs="Arial"/>
+          <w:color w:val="1F497D"/>
+          <w:sz w:val="18"/>
+          <w:szCs w:val="18"/>
+        </w:rPr>
+        <w:t xml:space="preserve">data </w:t>
+      </w:r>
+      <w:r>
+        <w:rPr>
+          <w:rFonts w:ascii="Arial" w:hAnsi="Arial" w:cs="Arial"/>
+          <w:color w:val="1F497D"/>
+          <w:sz w:val="18"/>
+          <w:szCs w:val="18"/>
+        </w:rPr>
+        <w:t xml:space="preserve">or data </w:t>
+      </w:r>
+      <w:r>
+        <w:rPr>
+          <w:rFonts w:ascii="Arial" w:hAnsi="Arial" w:cs="Arial"/>
+          <w:color w:val="1F497D"/>
+          <w:sz w:val="18"/>
+          <w:szCs w:val="18"/>
+        </w:rPr>
+        <w:t>for unsupported protocols.</w:t>
+      </w:r>
+    </w:p>
+    <w:p>
+      <w:pPr>
+        <w:tabs>
+          <w:tab w:val="left" w:pos="284"/>
+          <w:tab w:val="left" w:pos="567"/>
+          <w:tab w:val="left" w:pos="993"/>
+          <w:tab w:val="left" w:pos="1418"/>
+          <w:tab w:val="right" w:pos="9000"/>
+        </w:tabs>
+        <w:suppressAutoHyphens/>
+        <w:autoSpaceDN w:val="0"/>
+        <w:ind w:left="284" w:hanging="284"/>
+        <w:contextualSpacing/>
+        <w:rPr>
+          <w:rFonts w:ascii="Arial" w:hAnsi="Arial" w:cs="Arial"/>
+          <w:color w:val="1F497D"/>
+          <w:sz w:val="18"/>
+          <w:szCs w:val="18"/>
+        </w:rPr>
+      </w:pPr>
+      <w:r>
+        <w:rPr>
+          <w:rFonts w:ascii="Arial" w:hAnsi="Arial" w:cs="Arial"/>
+          <w:color w:val="1F497D"/>
+          <w:sz w:val="18"/>
+          <w:szCs w:val="18"/>
+        </w:rPr>
+        <w:t>•</w:t>
+      </w:r>
+      <w:r>
+        <w:rPr>
+          <w:rFonts w:ascii="Arial" w:hAnsi="Arial" w:cs="Arial"/>
+          <w:color w:val="1F497D"/>
+          <w:sz w:val="18"/>
+          <w:szCs w:val="18"/>
+        </w:rPr>
+        <w:tab/>
+      </w:r>
+      <w:r>
+        <w:rPr>
+          <w:rFonts w:ascii="Arial" w:hAnsi="Arial" w:cs="Arial"/>
+          <w:color w:val="1F497D"/>
+          <w:sz w:val="18"/>
+          <w:szCs w:val="18"/>
+        </w:rPr>
+        <w:t>T</w:t>
+      </w:r>
+      <w:r>
+        <w:rPr>
+          <w:rFonts w:ascii="Arial" w:hAnsi="Arial" w:cs="Arial"/>
+          <w:color w:val="1F497D"/>
+          <w:sz w:val="18"/>
+          <w:szCs w:val="18"/>
+        </w:rPr>
+        <w:t>he app will not send more loops to a panel than it is configured for.  This includes a correction that prevents the number of loops from being forgotten when reading a config file.</w:t>
+      </w:r>
+    </w:p>
+    <w:p>
+      <w:pPr>
+        <w:tabs>
+          <w:tab w:val="left" w:pos="284"/>
+          <w:tab w:val="left" w:pos="567"/>
+          <w:tab w:val="left" w:pos="993"/>
+          <w:tab w:val="left" w:pos="1418"/>
+          <w:tab w:val="right" w:pos="9000"/>
+        </w:tabs>
+        <w:suppressAutoHyphens/>
+        <w:autoSpaceDN w:val="0"/>
+        <w:ind w:left="284" w:hanging="284"/>
+        <w:contextualSpacing/>
+        <w:rPr>
+          <w:rFonts w:ascii="Arial" w:hAnsi="Arial" w:cs="Arial"/>
+          <w:color w:val="1F497D"/>
+          <w:sz w:val="18"/>
+          <w:szCs w:val="18"/>
+        </w:rPr>
+      </w:pPr>
+    </w:p>
+    <w:p>
+      <w:pPr>
+        <w:tabs>
+          <w:tab w:val="left" w:pos="993"/>
+        </w:tabs>
+        <w:rPr>
+          <w:rFonts w:ascii="Arial" w:hAnsi="Arial" w:cs="Arial"/>
+          <w:color w:val="9CC2E5" w:themeColor="accent1" w:themeTint="99"/>
+          <w:sz w:val="16"/>
+          <w:szCs w:val="16"/>
+        </w:rPr>
+      </w:pPr>
+      <w:r>
+        <w:rPr>
+          <w:rFonts w:ascii="Arial" w:hAnsi="Arial" w:cs="Arial"/>
+          <w:b/>
+          <w:bCs/>
+          <w:color w:val="4472C4" w:themeColor="accent5"/>
+          <w:sz w:val="24"/>
+          <w:szCs w:val="24"/>
+        </w:rPr>
+        <w:t>v8.</w:t>
+      </w:r>
+      <w:r>
+        <w:rPr>
+          <w:rFonts w:ascii="Arial" w:hAnsi="Arial" w:cs="Arial"/>
+          <w:b/>
+          <w:bCs/>
+          <w:color w:val="4472C4" w:themeColor="accent5"/>
+          <w:sz w:val="24"/>
+          <w:szCs w:val="24"/>
+        </w:rPr>
+        <w:t>1.</w:t>
+      </w:r>
+      <w:r>
+        <w:rPr>
+          <w:rFonts w:ascii="Arial" w:hAnsi="Arial" w:cs="Arial"/>
+          <w:b/>
+          <w:bCs/>
+          <w:color w:val="4472C4" w:themeColor="accent5"/>
+          <w:sz w:val="24"/>
+          <w:szCs w:val="24"/>
+        </w:rPr>
+        <w:t>1</w:t>
+      </w:r>
+      <w:r>
+        <w:rPr>
+          <w:rFonts w:ascii="Arial" w:hAnsi="Arial" w:cs="Arial"/>
+          <w:b/>
+          <w:bCs/>
+          <w:color w:val="4472C4" w:themeColor="accent5"/>
+          <w:sz w:val="24"/>
+          <w:szCs w:val="24"/>
+        </w:rPr>
+        <w:tab/>
+      </w:r>
+      <w:r>
+        <w:rPr>
+          <w:rFonts w:ascii="Arial" w:hAnsi="Arial" w:cs="Arial"/>
+          <w:b/>
+          <w:bCs/>
+          <w:color w:val="4472C4" w:themeColor="accent5"/>
+          <w:sz w:val="24"/>
+          <w:szCs w:val="24"/>
+        </w:rPr>
+        <w:t>21</w:t>
+      </w:r>
+      <w:r>
+        <w:rPr>
+          <w:rFonts w:ascii="Arial" w:hAnsi="Arial" w:cs="Arial"/>
+          <w:b/>
+          <w:bCs/>
+          <w:color w:val="4472C4" w:themeColor="accent5"/>
+          <w:sz w:val="24"/>
+          <w:szCs w:val="24"/>
+        </w:rPr>
+        <w:t>/</w:t>
+      </w:r>
+      <w:r>
+        <w:rPr>
+          <w:rFonts w:ascii="Arial" w:hAnsi="Arial" w:cs="Arial"/>
+          <w:b/>
+          <w:bCs/>
+          <w:color w:val="4472C4" w:themeColor="accent5"/>
+          <w:sz w:val="24"/>
+          <w:szCs w:val="24"/>
+        </w:rPr>
+        <w:t>05</w:t>
+      </w:r>
+      <w:r>
+        <w:rPr>
+          <w:rFonts w:ascii="Arial" w:hAnsi="Arial" w:cs="Arial"/>
+          <w:b/>
+          <w:bCs/>
+          <w:color w:val="4472C4" w:themeColor="accent5"/>
+          <w:sz w:val="24"/>
+          <w:szCs w:val="24"/>
+        </w:rPr>
+        <w:t>/2025</w:t>
+      </w:r>
+    </w:p>
+    <w:p>
+      <w:pPr>
+        <w:tabs>
+          <w:tab w:val="left" w:pos="284"/>
+          <w:tab w:val="left" w:pos="567"/>
+          <w:tab w:val="left" w:pos="993"/>
+          <w:tab w:val="left" w:pos="1418"/>
+          <w:tab w:val="right" w:pos="9000"/>
+        </w:tabs>
+        <w:suppressAutoHyphens/>
+        <w:autoSpaceDN w:val="0"/>
+        <w:ind w:left="284" w:hanging="284"/>
+        <w:contextualSpacing/>
+        <w:rPr>
+          <w:rFonts w:ascii="Arial" w:hAnsi="Arial" w:cs="Arial"/>
+          <w:color w:val="1F497D"/>
+          <w:sz w:val="18"/>
+          <w:szCs w:val="18"/>
+        </w:rPr>
+      </w:pPr>
+      <w:r>
+        <w:rPr>
+          <w:rFonts w:ascii="Arial" w:hAnsi="Arial" w:cs="Arial"/>
+          <w:color w:val="1F497D"/>
+          <w:sz w:val="18"/>
+          <w:szCs w:val="18"/>
+        </w:rPr>
+        <w:lastRenderedPageBreak/>
         <w:t>•</w:t>
       </w:r>
       <w:r>
@@ -5835,7 +6708,6 @@
           <w:sz w:val="18"/>
           <w:szCs w:val="18"/>
         </w:rPr>
-        <w:lastRenderedPageBreak/>
         <w:t>•</w:t>
       </w:r>
       <w:r>
@@ -7653,6 +8525,7 @@
           <w:sz w:val="18"/>
           <w:szCs w:val="18"/>
         </w:rPr>
+        <w:lastRenderedPageBreak/>
         <w:t>•</w:t>
       </w:r>
       <w:r>
@@ -8121,7 +8994,6 @@
           <w:sz w:val="18"/>
           <w:szCs w:val="18"/>
         </w:rPr>
-        <w:lastRenderedPageBreak/>
         <w:t>•</w:t>
       </w:r>
       <w:r>
@@ -9855,6 +10727,7 @@
           <w:sz w:val="18"/>
           <w:szCs w:val="18"/>
         </w:rPr>
+        <w:lastRenderedPageBreak/>
         <w:t>•</w:t>
       </w:r>
       <w:r>
@@ -10284,7 +11157,6 @@
           <w:sz w:val="18"/>
           <w:szCs w:val="18"/>
         </w:rPr>
-        <w:lastRenderedPageBreak/>
         <w:t>•</w:t>
       </w:r>
       <w:r>

--- a/XFP/Resources/XFP Revision History[en-GB].docx
+++ b/XFP/Resources/XFP Revision History[en-GB].docx
@@ -1,6 +1,6 @@
 
 <file path=word/document.xml><?xml version="1.0" encoding="utf-8"?>
-<w:document xmlns:wpc="http://schemas.microsoft.com/office/word/2010/wordprocessingCanvas" xmlns:cx="http://schemas.microsoft.com/office/drawing/2014/chartex" xmlns:cx1="http://schemas.microsoft.com/office/drawing/2015/9/8/chartex" xmlns:cx2="http://schemas.microsoft.com/office/drawing/2015/10/21/chartex" xmlns:cx3="http://schemas.microsoft.com/office/drawing/2016/5/9/chartex" xmlns:cx4="http://schemas.microsoft.com/office/drawing/2016/5/10/chartex" xmlns:cx5="http://schemas.microsoft.com/office/drawing/2016/5/11/chartex" xmlns:cx6="http://schemas.microsoft.com/office/drawing/2016/5/12/chartex" xmlns:cx7="http://schemas.microsoft.com/office/drawing/2016/5/13/chartex" xmlns:cx8="http://schemas.microsoft.com/office/drawing/2016/5/14/chartex" xmlns:mc="http://schemas.openxmlformats.org/markup-compatibility/2006" xmlns:aink="http://schemas.microsoft.com/office/drawing/2016/ink" xmlns:am3d="http://schemas.microsoft.com/office/drawing/2017/model3d" xmlns:o="urn:schemas-microsoft-com:office:office" xmlns:oel="http://schemas.microsoft.com/office/2019/extlst" xmlns:r="http://schemas.openxmlformats.org/officeDocument/2006/relationships" xmlns:m="http://schemas.openxmlformats.org/officeDocument/2006/math" xmlns:v="urn:schemas-microsoft-com:vml" xmlns:wp14="http://schemas.microsoft.com/office/word/2010/wordprocessingDrawing" xmlns:wp="http://schemas.openxmlformats.org/drawingml/2006/wordprocessingDrawing" xmlns:w10="urn:schemas-microsoft-com:office:word" xmlns:w="http://schemas.openxmlformats.org/wordprocessingml/2006/main" xmlns:w14="http://schemas.microsoft.com/office/word/2010/wordml" xmlns:w15="http://schemas.microsoft.com/office/word/2012/wordml" xmlns:w16cex="http://schemas.microsoft.com/office/word/2018/wordml/cex" xmlns:w16cid="http://schemas.microsoft.com/office/word/2016/wordml/cid" xmlns:w16="http://schemas.microsoft.com/office/word/2018/wordml" xmlns:w16du="http://schemas.microsoft.com/office/word/2023/wordml/word16du" xmlns:w16sdtdh="http://schemas.microsoft.com/office/word/2020/wordml/sdtdatahash" xmlns:w16sdtfl="http://schemas.microsoft.com/office/word/2024/wordml/sdtformatlock" xmlns:w16se="http://schemas.microsoft.com/office/word/2015/wordml/symex" xmlns:wpg="http://schemas.microsoft.com/office/word/2010/wordprocessingGroup" xmlns:wpi="http://schemas.microsoft.com/office/word/2010/wordprocessingInk" xmlns:wne="http://schemas.microsoft.com/office/word/2006/wordml" xmlns:wps="http://schemas.microsoft.com/office/word/2010/wordprocessingShape" mc:Ignorable="w14 w15 w16se w16cid w16 w16cex w16sdtdh w16sdtfl w16du wp14">
+<w:document xmlns:wpc="http://schemas.microsoft.com/office/word/2010/wordprocessingCanvas" xmlns:cx="http://schemas.microsoft.com/office/drawing/2014/chartex" xmlns:cx1="http://schemas.microsoft.com/office/drawing/2015/9/8/chartex" xmlns:cx2="http://schemas.microsoft.com/office/drawing/2015/10/21/chartex" xmlns:cx3="http://schemas.microsoft.com/office/drawing/2016/5/9/chartex" xmlns:cx4="http://schemas.microsoft.com/office/drawing/2016/5/10/chartex" xmlns:cx5="http://schemas.microsoft.com/office/drawing/2016/5/11/chartex" xmlns:cx6="http://schemas.microsoft.com/office/drawing/2016/5/12/chartex" xmlns:cx7="http://schemas.microsoft.com/office/drawing/2016/5/13/chartex" xmlns:cx8="http://schemas.microsoft.com/office/drawing/2016/5/14/chartex" xmlns:mc="http://schemas.openxmlformats.org/markup-compatibility/2006" xmlns:aink="http://schemas.microsoft.com/office/drawing/2016/ink" xmlns:am3d="http://schemas.microsoft.com/office/drawing/2017/model3d" xmlns:o="urn:schemas-microsoft-com:office:office" xmlns:oel="http://schemas.microsoft.com/office/2019/extlst" xmlns:r="http://schemas.openxmlformats.org/officeDocument/2006/relationships" xmlns:m="http://schemas.openxmlformats.org/officeDocument/2006/math" xmlns:v="urn:schemas-microsoft-com:vml" xmlns:wp14="http://schemas.microsoft.com/office/word/2010/wordprocessingDrawing" xmlns:wp="http://schemas.openxmlformats.org/drawingml/2006/wordprocessingDrawing" xmlns:w10="urn:schemas-microsoft-com:office:word" xmlns:w="http://schemas.openxmlformats.org/wordprocessingml/2006/main" xmlns:w14="http://schemas.microsoft.com/office/word/2010/wordml" xmlns:w15="http://schemas.microsoft.com/office/word/2012/wordml" xmlns:w16cei="http://schemas.microsoft.com/office/word/2026/wordml/cei" xmlns:w16cex="http://schemas.microsoft.com/office/word/2018/wordml/cex" xmlns:w16cid="http://schemas.microsoft.com/office/word/2016/wordml/cid" xmlns:w16="http://schemas.microsoft.com/office/word/2018/wordml" xmlns:w16du="http://schemas.microsoft.com/office/word/2023/wordml/word16du" xmlns:w16sdtdh="http://schemas.microsoft.com/office/word/2020/wordml/sdtdatahash" xmlns:w16sdtfl="http://schemas.microsoft.com/office/word/2024/wordml/sdtformatlock" xmlns:w16se="http://schemas.microsoft.com/office/word/2015/wordml/symex" xmlns:wpg="http://schemas.microsoft.com/office/word/2010/wordprocessingGroup" xmlns:wpi="http://schemas.microsoft.com/office/word/2010/wordprocessingInk" xmlns:wne="http://schemas.microsoft.com/office/word/2006/wordml" xmlns:wps="http://schemas.microsoft.com/office/word/2010/wordprocessingShape" mc:Ignorable="w14 w15 w16se w16cid w16 w16cex w16sdtdh w16sdtfl w16du wp14">
   <w:body>
     <w:p>
       <w:pPr>
@@ -79,29 +79,7 @@
           <w:sz w:val="24"/>
           <w:szCs w:val="24"/>
         </w:rPr>
-        <w:t>xx</w:t>
-      </w:r>
-      <w:r>
-        <w:rPr>
-          <w:rFonts w:ascii="Arial" w:hAnsi="Arial" w:cs="Arial"/>
-          <w:b/>
-          <w:bCs/>
-          <w:color w:val="4472C4" w:themeColor="accent5"/>
-          <w:sz w:val="24"/>
-          <w:szCs w:val="24"/>
-        </w:rPr>
-        <w:t>/</w:t>
-      </w:r>
-      <w:r>
-        <w:rPr>
-          <w:rFonts w:ascii="Arial" w:hAnsi="Arial" w:cs="Arial"/>
-          <w:b/>
-          <w:bCs/>
-          <w:color w:val="4472C4" w:themeColor="accent5"/>
-          <w:sz w:val="24"/>
-          <w:szCs w:val="24"/>
-        </w:rPr>
-        <w:t>xx</w:t>
+        <w:t>xx/xx</w:t>
       </w:r>
       <w:r>
         <w:rPr>
@@ -333,7 +311,16 @@
           <w:sz w:val="18"/>
           <w:szCs w:val="18"/>
         </w:rPr>
-        <w:t xml:space="preserve">remembered </w:t>
+        <w:t>saved</w:t>
+      </w:r>
+      <w:r>
+        <w:rPr>
+          <w:rFonts w:ascii="Arial" w:hAnsi="Arial" w:cs="Arial"/>
+          <w:color w:val="1F497D"/>
+          <w:sz w:val="18"/>
+          <w:szCs w:val="18"/>
+        </w:rPr>
+        <w:t xml:space="preserve"> </w:t>
       </w:r>
       <w:r>
         <w:rPr>
@@ -456,70 +443,63 @@
           <w:sz w:val="18"/>
           <w:szCs w:val="18"/>
         </w:rPr>
-        <w:t>R</w:t>
-      </w:r>
-      <w:r>
-        <w:rPr>
-          <w:rFonts w:ascii="Arial" w:hAnsi="Arial" w:cs="Arial"/>
-          <w:color w:val="1F497D"/>
-          <w:sz w:val="18"/>
-          <w:szCs w:val="18"/>
-        </w:rPr>
-        <w:t>ight-click</w:t>
-      </w:r>
-      <w:r>
-        <w:rPr>
-          <w:rFonts w:ascii="Arial" w:hAnsi="Arial" w:cs="Arial"/>
-          <w:color w:val="1F497D"/>
-          <w:sz w:val="18"/>
-          <w:szCs w:val="18"/>
-        </w:rPr>
-        <w:t xml:space="preserve"> + </w:t>
-      </w:r>
-      <w:r>
-        <w:rPr>
-          <w:rFonts w:ascii="Arial" w:hAnsi="Arial" w:cs="Arial"/>
-          <w:color w:val="1F497D"/>
-          <w:sz w:val="18"/>
-          <w:szCs w:val="18"/>
-        </w:rPr>
-        <w:t xml:space="preserve">paste </w:t>
-      </w:r>
-      <w:r>
-        <w:rPr>
-          <w:rFonts w:ascii="Arial" w:hAnsi="Arial" w:cs="Arial"/>
-          <w:color w:val="1F497D"/>
-          <w:sz w:val="18"/>
-          <w:szCs w:val="18"/>
-        </w:rPr>
-        <w:t xml:space="preserve">in text boxes, etc., is now prevented </w:t>
-      </w:r>
-      <w:r>
-        <w:rPr>
-          <w:rFonts w:ascii="Arial" w:hAnsi="Arial" w:cs="Arial"/>
-          <w:color w:val="1F497D"/>
-          <w:sz w:val="18"/>
-          <w:szCs w:val="18"/>
-        </w:rPr>
-        <w:t xml:space="preserve">when </w:t>
-      </w:r>
-      <w:r>
-        <w:rPr>
-          <w:rFonts w:ascii="Arial" w:hAnsi="Arial" w:cs="Arial"/>
-          <w:color w:val="1F497D"/>
-          <w:sz w:val="18"/>
-          <w:szCs w:val="18"/>
-        </w:rPr>
-        <w:t xml:space="preserve">the </w:t>
-      </w:r>
-      <w:r>
-        <w:rPr>
-          <w:rFonts w:ascii="Arial" w:hAnsi="Arial" w:cs="Arial"/>
-          <w:color w:val="1F497D"/>
-          <w:sz w:val="18"/>
-          <w:szCs w:val="18"/>
-        </w:rPr>
-        <w:t>data is read-only.</w:t>
+        <w:t xml:space="preserve">Data files that specify a single-loop panel may contain device data for “Loop 2” – such files could not be opened.  Any devices for non-existent loops are now </w:t>
+      </w:r>
+      <w:proofErr w:type="gramStart"/>
+      <w:r>
+        <w:rPr>
+          <w:rFonts w:ascii="Arial" w:hAnsi="Arial" w:cs="Arial"/>
+          <w:color w:val="1F497D"/>
+          <w:sz w:val="18"/>
+          <w:szCs w:val="18"/>
+        </w:rPr>
+        <w:t>ignored</w:t>
+      </w:r>
+      <w:proofErr w:type="gramEnd"/>
+      <w:r>
+        <w:rPr>
+          <w:rFonts w:ascii="Arial" w:hAnsi="Arial" w:cs="Arial"/>
+          <w:color w:val="1F497D"/>
+          <w:sz w:val="18"/>
+          <w:szCs w:val="18"/>
+        </w:rPr>
+        <w:t xml:space="preserve"> and the files can </w:t>
+      </w:r>
+      <w:r>
+        <w:rPr>
+          <w:rFonts w:ascii="Arial" w:hAnsi="Arial" w:cs="Arial"/>
+          <w:color w:val="1F497D"/>
+          <w:sz w:val="18"/>
+          <w:szCs w:val="18"/>
+        </w:rPr>
+        <w:t xml:space="preserve">successfully </w:t>
+      </w:r>
+      <w:r>
+        <w:rPr>
+          <w:rFonts w:ascii="Arial" w:hAnsi="Arial" w:cs="Arial"/>
+          <w:color w:val="1F497D"/>
+          <w:sz w:val="18"/>
+          <w:szCs w:val="18"/>
+        </w:rPr>
+        <w:t>be rea</w:t>
+      </w:r>
+      <w:r>
+        <w:rPr>
+          <w:rFonts w:ascii="Arial" w:hAnsi="Arial" w:cs="Arial"/>
+          <w:color w:val="1F497D"/>
+          <w:sz w:val="18"/>
+          <w:szCs w:val="18"/>
+        </w:rPr>
+        <w:t>d</w:t>
+      </w:r>
+      <w:r>
+        <w:rPr>
+          <w:rFonts w:ascii="Arial" w:hAnsi="Arial" w:cs="Arial"/>
+          <w:color w:val="1F497D"/>
+          <w:sz w:val="18"/>
+          <w:szCs w:val="18"/>
+        </w:rPr>
+        <w:t>.</w:t>
       </w:r>
     </w:p>
     <w:p>
@@ -567,314 +547,70 @@
           <w:sz w:val="18"/>
           <w:szCs w:val="18"/>
         </w:rPr>
-        <w:t>P</w:t>
-      </w:r>
-      <w:r>
-        <w:rPr>
-          <w:rFonts w:ascii="Arial" w:hAnsi="Arial" w:cs="Arial"/>
-          <w:color w:val="1F497D"/>
-          <w:sz w:val="18"/>
-          <w:szCs w:val="18"/>
-        </w:rPr>
-        <w:t xml:space="preserve">rinting: </w:t>
-      </w:r>
-      <w:r>
-        <w:rPr>
-          <w:rFonts w:ascii="Arial" w:hAnsi="Arial" w:cs="Arial"/>
-          <w:color w:val="1F497D"/>
-          <w:sz w:val="18"/>
-          <w:szCs w:val="18"/>
-        </w:rPr>
-        <w:br/>
-      </w:r>
-      <w:r>
-        <w:rPr>
-          <w:rFonts w:ascii="Arial" w:hAnsi="Arial" w:cs="Arial"/>
-          <w:color w:val="1F497D"/>
-          <w:sz w:val="18"/>
-          <w:szCs w:val="18"/>
-        </w:rPr>
-        <w:t>•</w:t>
-      </w:r>
-      <w:r>
-        <w:rPr>
-          <w:rFonts w:ascii="Arial" w:hAnsi="Arial" w:cs="Arial"/>
-          <w:color w:val="1F497D"/>
-          <w:sz w:val="18"/>
-          <w:szCs w:val="18"/>
-        </w:rPr>
-        <w:tab/>
-        <w:t xml:space="preserve">I/O </w:t>
-      </w:r>
-      <w:r>
-        <w:rPr>
-          <w:rFonts w:ascii="Arial" w:hAnsi="Arial" w:cs="Arial"/>
-          <w:color w:val="1F497D"/>
-          <w:sz w:val="18"/>
-          <w:szCs w:val="18"/>
-        </w:rPr>
-        <w:t xml:space="preserve">settings now show the </w:t>
-      </w:r>
-      <w:r>
-        <w:rPr>
-          <w:rFonts w:ascii="Arial" w:hAnsi="Arial" w:cs="Arial"/>
-          <w:color w:val="1F497D"/>
-          <w:sz w:val="18"/>
-          <w:szCs w:val="18"/>
-        </w:rPr>
-        <w:t>correct</w:t>
-      </w:r>
-      <w:r>
-        <w:rPr>
-          <w:rFonts w:ascii="Arial" w:hAnsi="Arial" w:cs="Arial"/>
-          <w:color w:val="1F497D"/>
-          <w:sz w:val="18"/>
-          <w:szCs w:val="18"/>
-        </w:rPr>
-        <w:t xml:space="preserve"> </w:t>
-      </w:r>
-      <w:r>
-        <w:rPr>
-          <w:rFonts w:ascii="Arial" w:hAnsi="Arial" w:cs="Arial"/>
-          <w:color w:val="1F497D"/>
-          <w:sz w:val="18"/>
-          <w:szCs w:val="18"/>
-        </w:rPr>
-        <w:t>group/set</w:t>
-      </w:r>
-      <w:r>
-        <w:rPr>
-          <w:rFonts w:ascii="Arial" w:hAnsi="Arial" w:cs="Arial"/>
-          <w:color w:val="1F497D"/>
-          <w:sz w:val="18"/>
-          <w:szCs w:val="18"/>
-        </w:rPr>
-        <w:t xml:space="preserve"> </w:t>
-      </w:r>
-      <w:r>
-        <w:rPr>
-          <w:rFonts w:ascii="Arial" w:hAnsi="Arial" w:cs="Arial"/>
-          <w:color w:val="1F497D"/>
-          <w:sz w:val="18"/>
-          <w:szCs w:val="18"/>
-        </w:rPr>
-        <w:t>numbers</w:t>
-      </w:r>
-      <w:r>
-        <w:rPr>
-          <w:rFonts w:ascii="Arial" w:hAnsi="Arial" w:cs="Arial"/>
-          <w:color w:val="1F497D"/>
-          <w:sz w:val="18"/>
-          <w:szCs w:val="18"/>
-        </w:rPr>
-        <w:br/>
-      </w:r>
-      <w:r>
-        <w:rPr>
-          <w:rFonts w:ascii="Arial" w:hAnsi="Arial" w:cs="Arial"/>
-          <w:color w:val="1F497D"/>
-          <w:sz w:val="18"/>
-          <w:szCs w:val="18"/>
-        </w:rPr>
-        <w:t>•</w:t>
-      </w:r>
-      <w:r>
-        <w:rPr>
-          <w:rFonts w:ascii="Arial" w:hAnsi="Arial" w:cs="Arial"/>
-          <w:color w:val="1F497D"/>
-          <w:sz w:val="18"/>
-          <w:szCs w:val="18"/>
-        </w:rPr>
-        <w:tab/>
-      </w:r>
-      <w:r>
-        <w:rPr>
-          <w:rFonts w:ascii="Arial" w:hAnsi="Arial" w:cs="Arial"/>
-          <w:color w:val="1F497D"/>
-          <w:sz w:val="18"/>
-          <w:szCs w:val="18"/>
-        </w:rPr>
-        <w:t xml:space="preserve">The sort order has been corrected for </w:t>
-      </w:r>
-      <w:r>
-        <w:rPr>
-          <w:rFonts w:ascii="Arial" w:hAnsi="Arial" w:cs="Arial"/>
-          <w:color w:val="1F497D"/>
-          <w:sz w:val="18"/>
-          <w:szCs w:val="18"/>
-        </w:rPr>
-        <w:t>device print</w:t>
-      </w:r>
-      <w:r>
-        <w:rPr>
-          <w:rFonts w:ascii="Arial" w:hAnsi="Arial" w:cs="Arial"/>
-          <w:color w:val="1F497D"/>
-          <w:sz w:val="18"/>
-          <w:szCs w:val="18"/>
-        </w:rPr>
-        <w:t>ing</w:t>
-      </w:r>
-      <w:r>
-        <w:rPr>
-          <w:rFonts w:ascii="Arial" w:hAnsi="Arial" w:cs="Arial"/>
-          <w:color w:val="1F497D"/>
-          <w:sz w:val="18"/>
-          <w:szCs w:val="18"/>
-        </w:rPr>
-        <w:t xml:space="preserve"> when </w:t>
-      </w:r>
-      <w:r>
-        <w:rPr>
-          <w:rFonts w:ascii="Arial" w:hAnsi="Arial" w:cs="Arial"/>
-          <w:color w:val="1F497D"/>
-          <w:sz w:val="18"/>
-          <w:szCs w:val="18"/>
-        </w:rPr>
-        <w:t>“</w:t>
-      </w:r>
-      <w:r>
-        <w:rPr>
-          <w:rFonts w:ascii="Arial" w:hAnsi="Arial" w:cs="Arial"/>
-          <w:color w:val="1F497D"/>
-          <w:sz w:val="18"/>
-          <w:szCs w:val="18"/>
-        </w:rPr>
-        <w:t>Order by group</w:t>
-      </w:r>
-      <w:r>
-        <w:rPr>
-          <w:rFonts w:ascii="Arial" w:hAnsi="Arial" w:cs="Arial"/>
-          <w:color w:val="1F497D"/>
-          <w:sz w:val="18"/>
-          <w:szCs w:val="18"/>
-        </w:rPr>
-        <w:t>/zone</w:t>
-      </w:r>
-      <w:r>
-        <w:rPr>
-          <w:rFonts w:ascii="Arial" w:hAnsi="Arial" w:cs="Arial"/>
-          <w:color w:val="1F497D"/>
-          <w:sz w:val="18"/>
-          <w:szCs w:val="18"/>
-        </w:rPr>
-        <w:t>/area</w:t>
-      </w:r>
-      <w:r>
-        <w:rPr>
-          <w:rFonts w:ascii="Arial" w:hAnsi="Arial" w:cs="Arial"/>
-          <w:color w:val="1F497D"/>
-          <w:sz w:val="18"/>
-          <w:szCs w:val="18"/>
-        </w:rPr>
-        <w:t>”</w:t>
-      </w:r>
-      <w:r>
-        <w:rPr>
-          <w:rFonts w:ascii="Arial" w:hAnsi="Arial" w:cs="Arial"/>
-          <w:color w:val="1F497D"/>
-          <w:sz w:val="18"/>
-          <w:szCs w:val="18"/>
-        </w:rPr>
-        <w:t xml:space="preserve"> is selected</w:t>
-      </w:r>
-      <w:r>
-        <w:rPr>
-          <w:rFonts w:ascii="Arial" w:hAnsi="Arial" w:cs="Arial"/>
-          <w:color w:val="1F497D"/>
-          <w:sz w:val="18"/>
-          <w:szCs w:val="18"/>
-        </w:rPr>
-        <w:br/>
-      </w:r>
-      <w:r>
-        <w:rPr>
-          <w:rFonts w:ascii="Arial" w:hAnsi="Arial" w:cs="Arial"/>
-          <w:color w:val="1F497D"/>
-          <w:sz w:val="18"/>
-          <w:szCs w:val="18"/>
-        </w:rPr>
-        <w:t>•</w:t>
-      </w:r>
-      <w:r>
-        <w:rPr>
-          <w:rFonts w:ascii="Arial" w:hAnsi="Arial" w:cs="Arial"/>
-          <w:color w:val="1F497D"/>
-          <w:sz w:val="18"/>
-          <w:szCs w:val="18"/>
-        </w:rPr>
-        <w:tab/>
-      </w:r>
-      <w:r>
-        <w:rPr>
-          <w:rFonts w:ascii="Arial" w:hAnsi="Arial" w:cs="Arial"/>
-          <w:color w:val="1F497D"/>
-          <w:sz w:val="18"/>
-          <w:szCs w:val="18"/>
-        </w:rPr>
-        <w:t>The zone and group are now shown for devices with both (e.g. CAST Pro optical detector).</w:t>
-      </w:r>
-      <w:r>
-        <w:rPr>
-          <w:rFonts w:ascii="Arial" w:hAnsi="Arial" w:cs="Arial"/>
-          <w:color w:val="1F497D"/>
-          <w:sz w:val="18"/>
-          <w:szCs w:val="18"/>
-        </w:rPr>
-        <w:br/>
-      </w:r>
-      <w:r>
-        <w:rPr>
-          <w:rFonts w:ascii="Arial" w:hAnsi="Arial" w:cs="Arial"/>
-          <w:color w:val="1F497D"/>
-          <w:sz w:val="18"/>
-          <w:szCs w:val="18"/>
-        </w:rPr>
-        <w:t>•</w:t>
-      </w:r>
-      <w:r>
-        <w:rPr>
-          <w:rFonts w:ascii="Arial" w:hAnsi="Arial" w:cs="Arial"/>
-          <w:color w:val="1F497D"/>
-          <w:sz w:val="18"/>
-          <w:szCs w:val="18"/>
-        </w:rPr>
-        <w:tab/>
-      </w:r>
-      <w:r>
-        <w:rPr>
-          <w:rFonts w:ascii="Arial" w:hAnsi="Arial" w:cs="Arial"/>
-          <w:color w:val="1F497D"/>
-          <w:sz w:val="18"/>
-          <w:szCs w:val="18"/>
-        </w:rPr>
-        <w:t>Z</w:t>
-      </w:r>
-      <w:r>
-        <w:rPr>
-          <w:rFonts w:ascii="Arial" w:hAnsi="Arial" w:cs="Arial"/>
-          <w:color w:val="1F497D"/>
-          <w:sz w:val="18"/>
-          <w:szCs w:val="18"/>
-        </w:rPr>
-        <w:t>ones/groups/sets that are not set</w:t>
-      </w:r>
-      <w:r>
-        <w:rPr>
-          <w:rFonts w:ascii="Arial" w:hAnsi="Arial" w:cs="Arial"/>
-          <w:color w:val="1F497D"/>
-          <w:sz w:val="18"/>
-          <w:szCs w:val="18"/>
-        </w:rPr>
-        <w:t xml:space="preserve"> no longer result in an error message</w:t>
-      </w:r>
-      <w:r>
-        <w:rPr>
-          <w:rFonts w:ascii="Arial" w:hAnsi="Arial" w:cs="Arial"/>
-          <w:color w:val="1F497D"/>
-          <w:sz w:val="18"/>
-          <w:szCs w:val="18"/>
-        </w:rPr>
-        <w:t>.</w:t>
+        <w:t>R</w:t>
+      </w:r>
+      <w:r>
+        <w:rPr>
+          <w:rFonts w:ascii="Arial" w:hAnsi="Arial" w:cs="Arial"/>
+          <w:color w:val="1F497D"/>
+          <w:sz w:val="18"/>
+          <w:szCs w:val="18"/>
+        </w:rPr>
+        <w:t>ight-click</w:t>
+      </w:r>
+      <w:r>
+        <w:rPr>
+          <w:rFonts w:ascii="Arial" w:hAnsi="Arial" w:cs="Arial"/>
+          <w:color w:val="1F497D"/>
+          <w:sz w:val="18"/>
+          <w:szCs w:val="18"/>
+        </w:rPr>
+        <w:t xml:space="preserve"> + </w:t>
+      </w:r>
+      <w:r>
+        <w:rPr>
+          <w:rFonts w:ascii="Arial" w:hAnsi="Arial" w:cs="Arial"/>
+          <w:color w:val="1F497D"/>
+          <w:sz w:val="18"/>
+          <w:szCs w:val="18"/>
+        </w:rPr>
+        <w:t xml:space="preserve">paste </w:t>
+      </w:r>
+      <w:r>
+        <w:rPr>
+          <w:rFonts w:ascii="Arial" w:hAnsi="Arial" w:cs="Arial"/>
+          <w:color w:val="1F497D"/>
+          <w:sz w:val="18"/>
+          <w:szCs w:val="18"/>
+        </w:rPr>
+        <w:t xml:space="preserve">in text boxes, etc., is now prevented </w:t>
+      </w:r>
+      <w:r>
+        <w:rPr>
+          <w:rFonts w:ascii="Arial" w:hAnsi="Arial" w:cs="Arial"/>
+          <w:color w:val="1F497D"/>
+          <w:sz w:val="18"/>
+          <w:szCs w:val="18"/>
+        </w:rPr>
+        <w:t xml:space="preserve">when </w:t>
+      </w:r>
+      <w:r>
+        <w:rPr>
+          <w:rFonts w:ascii="Arial" w:hAnsi="Arial" w:cs="Arial"/>
+          <w:color w:val="1F497D"/>
+          <w:sz w:val="18"/>
+          <w:szCs w:val="18"/>
+        </w:rPr>
+        <w:t xml:space="preserve">the </w:t>
+      </w:r>
+      <w:r>
+        <w:rPr>
+          <w:rFonts w:ascii="Arial" w:hAnsi="Arial" w:cs="Arial"/>
+          <w:color w:val="1F497D"/>
+          <w:sz w:val="18"/>
+          <w:szCs w:val="18"/>
+        </w:rPr>
+        <w:t>data is read-only.</w:t>
       </w:r>
     </w:p>
     <w:p>
@@ -897,84 +633,409 @@
           <w:szCs w:val="18"/>
         </w:rPr>
       </w:pPr>
-    </w:p>
-    <w:p>
-      <w:pPr>
-        <w:tabs>
-          <w:tab w:val="left" w:pos="993"/>
-        </w:tabs>
-        <w:rPr>
-          <w:rFonts w:ascii="Arial" w:hAnsi="Arial" w:cs="Arial"/>
-          <w:color w:val="9CC2E5" w:themeColor="accent1" w:themeTint="99"/>
-          <w:sz w:val="16"/>
-          <w:szCs w:val="16"/>
-        </w:rPr>
-      </w:pPr>
-      <w:r>
-        <w:rPr>
-          <w:rFonts w:ascii="Arial" w:hAnsi="Arial" w:cs="Arial"/>
-          <w:b/>
-          <w:bCs/>
-          <w:color w:val="4472C4" w:themeColor="accent5"/>
-          <w:sz w:val="24"/>
-          <w:szCs w:val="24"/>
-        </w:rPr>
-        <w:t>v8.1.1</w:t>
-      </w:r>
-      <w:r>
-        <w:rPr>
-          <w:rFonts w:ascii="Arial" w:hAnsi="Arial" w:cs="Arial"/>
-          <w:b/>
-          <w:bCs/>
-          <w:color w:val="4472C4" w:themeColor="accent5"/>
-          <w:sz w:val="24"/>
-          <w:szCs w:val="24"/>
-        </w:rPr>
-        <w:t>7</w:t>
-      </w:r>
-      <w:r>
-        <w:rPr>
-          <w:rFonts w:ascii="Arial" w:hAnsi="Arial" w:cs="Arial"/>
-          <w:b/>
-          <w:bCs/>
-          <w:color w:val="4472C4" w:themeColor="accent5"/>
-          <w:sz w:val="24"/>
-          <w:szCs w:val="24"/>
+      <w:r>
+        <w:rPr>
+          <w:rFonts w:ascii="Arial" w:hAnsi="Arial" w:cs="Arial"/>
+          <w:color w:val="1F497D"/>
+          <w:sz w:val="18"/>
+          <w:szCs w:val="18"/>
+        </w:rPr>
+        <w:t>•</w:t>
+      </w:r>
+      <w:r>
+        <w:rPr>
+          <w:rFonts w:ascii="Arial" w:hAnsi="Arial" w:cs="Arial"/>
+          <w:color w:val="1F497D"/>
+          <w:sz w:val="18"/>
+          <w:szCs w:val="18"/>
         </w:rPr>
         <w:tab/>
       </w:r>
       <w:r>
         <w:rPr>
           <w:rFonts w:ascii="Arial" w:hAnsi="Arial" w:cs="Arial"/>
-          <w:b/>
-          <w:bCs/>
-          <w:color w:val="4472C4" w:themeColor="accent5"/>
-          <w:sz w:val="24"/>
-          <w:szCs w:val="24"/>
-        </w:rPr>
-        <w:t>0</w:t>
-      </w:r>
-      <w:r>
-        <w:rPr>
-          <w:rFonts w:ascii="Arial" w:hAnsi="Arial" w:cs="Arial"/>
-          <w:b/>
-          <w:bCs/>
-          <w:color w:val="4472C4" w:themeColor="accent5"/>
-          <w:sz w:val="24"/>
-          <w:szCs w:val="24"/>
-        </w:rPr>
-        <w:t>6/05</w:t>
-      </w:r>
-      <w:r>
-        <w:rPr>
-          <w:rFonts w:ascii="Arial" w:hAnsi="Arial" w:cs="Arial"/>
-          <w:b/>
-          <w:bCs/>
-          <w:color w:val="4472C4" w:themeColor="accent5"/>
-          <w:sz w:val="24"/>
-          <w:szCs w:val="24"/>
-        </w:rPr>
-        <w:t>/2026</w:t>
+          <w:color w:val="1F497D"/>
+          <w:sz w:val="18"/>
+          <w:szCs w:val="18"/>
+        </w:rPr>
+        <w:t>P</w:t>
+      </w:r>
+      <w:r>
+        <w:rPr>
+          <w:rFonts w:ascii="Arial" w:hAnsi="Arial" w:cs="Arial"/>
+          <w:color w:val="1F497D"/>
+          <w:sz w:val="18"/>
+          <w:szCs w:val="18"/>
+        </w:rPr>
+        <w:t xml:space="preserve">rinting: </w:t>
+      </w:r>
+      <w:r>
+        <w:rPr>
+          <w:rFonts w:ascii="Arial" w:hAnsi="Arial" w:cs="Arial"/>
+          <w:color w:val="1F497D"/>
+          <w:sz w:val="18"/>
+          <w:szCs w:val="18"/>
+        </w:rPr>
+        <w:br/>
+      </w:r>
+      <w:proofErr w:type="gramStart"/>
+      <w:r>
+        <w:rPr>
+          <w:rFonts w:ascii="Arial" w:hAnsi="Arial" w:cs="Arial"/>
+          <w:color w:val="1F497D"/>
+          <w:sz w:val="18"/>
+          <w:szCs w:val="18"/>
+        </w:rPr>
+        <w:t>•</w:t>
+      </w:r>
+      <w:r>
+        <w:rPr>
+          <w:rFonts w:ascii="Arial" w:hAnsi="Arial" w:cs="Arial"/>
+          <w:color w:val="1F497D"/>
+          <w:sz w:val="18"/>
+          <w:szCs w:val="18"/>
+        </w:rPr>
+        <w:t xml:space="preserve"> </w:t>
+      </w:r>
+      <w:r>
+        <w:rPr>
+          <w:rFonts w:ascii="Arial" w:hAnsi="Arial" w:cs="Arial"/>
+          <w:color w:val="1F497D"/>
+          <w:sz w:val="18"/>
+          <w:szCs w:val="18"/>
+        </w:rPr>
+        <w:t xml:space="preserve"> </w:t>
+      </w:r>
+      <w:r>
+        <w:rPr>
+          <w:rFonts w:ascii="Arial" w:hAnsi="Arial" w:cs="Arial"/>
+          <w:color w:val="1F497D"/>
+          <w:sz w:val="18"/>
+          <w:szCs w:val="18"/>
+        </w:rPr>
+        <w:t>I</w:t>
+      </w:r>
+      <w:proofErr w:type="gramEnd"/>
+      <w:r>
+        <w:rPr>
+          <w:rFonts w:ascii="Arial" w:hAnsi="Arial" w:cs="Arial"/>
+          <w:color w:val="1F497D"/>
+          <w:sz w:val="18"/>
+          <w:szCs w:val="18"/>
+        </w:rPr>
+        <w:t xml:space="preserve">/O </w:t>
+      </w:r>
+      <w:r>
+        <w:rPr>
+          <w:rFonts w:ascii="Arial" w:hAnsi="Arial" w:cs="Arial"/>
+          <w:color w:val="1F497D"/>
+          <w:sz w:val="18"/>
+          <w:szCs w:val="18"/>
+        </w:rPr>
+        <w:t xml:space="preserve">settings now show the </w:t>
+      </w:r>
+      <w:r>
+        <w:rPr>
+          <w:rFonts w:ascii="Arial" w:hAnsi="Arial" w:cs="Arial"/>
+          <w:color w:val="1F497D"/>
+          <w:sz w:val="18"/>
+          <w:szCs w:val="18"/>
+        </w:rPr>
+        <w:t>correct</w:t>
+      </w:r>
+      <w:r>
+        <w:rPr>
+          <w:rFonts w:ascii="Arial" w:hAnsi="Arial" w:cs="Arial"/>
+          <w:color w:val="1F497D"/>
+          <w:sz w:val="18"/>
+          <w:szCs w:val="18"/>
+        </w:rPr>
+        <w:t xml:space="preserve"> </w:t>
+      </w:r>
+      <w:r>
+        <w:rPr>
+          <w:rFonts w:ascii="Arial" w:hAnsi="Arial" w:cs="Arial"/>
+          <w:color w:val="1F497D"/>
+          <w:sz w:val="18"/>
+          <w:szCs w:val="18"/>
+        </w:rPr>
+        <w:t>group/set</w:t>
+      </w:r>
+      <w:r>
+        <w:rPr>
+          <w:rFonts w:ascii="Arial" w:hAnsi="Arial" w:cs="Arial"/>
+          <w:color w:val="1F497D"/>
+          <w:sz w:val="18"/>
+          <w:szCs w:val="18"/>
+        </w:rPr>
+        <w:t xml:space="preserve"> numbers</w:t>
+      </w:r>
+      <w:r>
+        <w:rPr>
+          <w:rFonts w:ascii="Arial" w:hAnsi="Arial" w:cs="Arial"/>
+          <w:color w:val="1F497D"/>
+          <w:sz w:val="18"/>
+          <w:szCs w:val="18"/>
+        </w:rPr>
+        <w:t>.</w:t>
+      </w:r>
+      <w:r>
+        <w:rPr>
+          <w:rFonts w:ascii="Arial" w:hAnsi="Arial" w:cs="Arial"/>
+          <w:color w:val="1F497D"/>
+          <w:sz w:val="18"/>
+          <w:szCs w:val="18"/>
+        </w:rPr>
+        <w:br/>
+      </w:r>
+      <w:proofErr w:type="gramStart"/>
+      <w:r>
+        <w:rPr>
+          <w:rFonts w:ascii="Arial" w:hAnsi="Arial" w:cs="Arial"/>
+          <w:color w:val="1F497D"/>
+          <w:sz w:val="18"/>
+          <w:szCs w:val="18"/>
+        </w:rPr>
+        <w:t>•</w:t>
+      </w:r>
+      <w:r>
+        <w:rPr>
+          <w:rFonts w:ascii="Arial" w:hAnsi="Arial" w:cs="Arial"/>
+          <w:color w:val="1F497D"/>
+          <w:sz w:val="18"/>
+          <w:szCs w:val="18"/>
+        </w:rPr>
+        <w:t xml:space="preserve"> </w:t>
+      </w:r>
+      <w:r>
+        <w:rPr>
+          <w:rFonts w:ascii="Arial" w:hAnsi="Arial" w:cs="Arial"/>
+          <w:color w:val="1F497D"/>
+          <w:sz w:val="18"/>
+          <w:szCs w:val="18"/>
+        </w:rPr>
+        <w:t xml:space="preserve"> </w:t>
+      </w:r>
+      <w:r>
+        <w:rPr>
+          <w:rFonts w:ascii="Arial" w:hAnsi="Arial" w:cs="Arial"/>
+          <w:color w:val="1F497D"/>
+          <w:sz w:val="18"/>
+          <w:szCs w:val="18"/>
+        </w:rPr>
+        <w:t>The</w:t>
+      </w:r>
+      <w:proofErr w:type="gramEnd"/>
+      <w:r>
+        <w:rPr>
+          <w:rFonts w:ascii="Arial" w:hAnsi="Arial" w:cs="Arial"/>
+          <w:color w:val="1F497D"/>
+          <w:sz w:val="18"/>
+          <w:szCs w:val="18"/>
+        </w:rPr>
+        <w:t xml:space="preserve"> sort order for </w:t>
+      </w:r>
+      <w:r>
+        <w:rPr>
+          <w:rFonts w:ascii="Arial" w:hAnsi="Arial" w:cs="Arial"/>
+          <w:color w:val="1F497D"/>
+          <w:sz w:val="18"/>
+          <w:szCs w:val="18"/>
+        </w:rPr>
+        <w:t>device print</w:t>
+      </w:r>
+      <w:r>
+        <w:rPr>
+          <w:rFonts w:ascii="Arial" w:hAnsi="Arial" w:cs="Arial"/>
+          <w:color w:val="1F497D"/>
+          <w:sz w:val="18"/>
+          <w:szCs w:val="18"/>
+        </w:rPr>
+        <w:t>ing</w:t>
+      </w:r>
+      <w:r>
+        <w:rPr>
+          <w:rFonts w:ascii="Arial" w:hAnsi="Arial" w:cs="Arial"/>
+          <w:color w:val="1F497D"/>
+          <w:sz w:val="18"/>
+          <w:szCs w:val="18"/>
+        </w:rPr>
+        <w:t xml:space="preserve"> </w:t>
+      </w:r>
+      <w:r>
+        <w:rPr>
+          <w:rFonts w:ascii="Arial" w:hAnsi="Arial" w:cs="Arial"/>
+          <w:color w:val="1F497D"/>
+          <w:sz w:val="18"/>
+          <w:szCs w:val="18"/>
+        </w:rPr>
+        <w:t>has been made consistent</w:t>
+      </w:r>
+      <w:r>
+        <w:rPr>
+          <w:rFonts w:ascii="Arial" w:hAnsi="Arial" w:cs="Arial"/>
+          <w:color w:val="1F497D"/>
+          <w:sz w:val="18"/>
+          <w:szCs w:val="18"/>
+        </w:rPr>
+        <w:t>.</w:t>
+      </w:r>
+      <w:r>
+        <w:rPr>
+          <w:rFonts w:ascii="Arial" w:hAnsi="Arial" w:cs="Arial"/>
+          <w:color w:val="1F497D"/>
+          <w:sz w:val="18"/>
+          <w:szCs w:val="18"/>
+        </w:rPr>
+        <w:br/>
+      </w:r>
+      <w:proofErr w:type="gramStart"/>
+      <w:r>
+        <w:rPr>
+          <w:rFonts w:ascii="Arial" w:hAnsi="Arial" w:cs="Arial"/>
+          <w:color w:val="1F497D"/>
+          <w:sz w:val="18"/>
+          <w:szCs w:val="18"/>
+        </w:rPr>
+        <w:t>•</w:t>
+      </w:r>
+      <w:r>
+        <w:rPr>
+          <w:rFonts w:ascii="Arial" w:hAnsi="Arial" w:cs="Arial"/>
+          <w:color w:val="1F497D"/>
+          <w:sz w:val="18"/>
+          <w:szCs w:val="18"/>
+        </w:rPr>
+        <w:t xml:space="preserve"> </w:t>
+      </w:r>
+      <w:r>
+        <w:rPr>
+          <w:rFonts w:ascii="Arial" w:hAnsi="Arial" w:cs="Arial"/>
+          <w:color w:val="1F497D"/>
+          <w:sz w:val="18"/>
+          <w:szCs w:val="18"/>
+        </w:rPr>
+        <w:t xml:space="preserve"> </w:t>
+      </w:r>
+      <w:r>
+        <w:rPr>
+          <w:rFonts w:ascii="Arial" w:hAnsi="Arial" w:cs="Arial"/>
+          <w:color w:val="1F497D"/>
+          <w:sz w:val="18"/>
+          <w:szCs w:val="18"/>
+        </w:rPr>
+        <w:t>Both</w:t>
+      </w:r>
+      <w:proofErr w:type="gramEnd"/>
+      <w:r>
+        <w:rPr>
+          <w:rFonts w:ascii="Arial" w:hAnsi="Arial" w:cs="Arial"/>
+          <w:color w:val="1F497D"/>
+          <w:sz w:val="18"/>
+          <w:szCs w:val="18"/>
+        </w:rPr>
+        <w:t xml:space="preserve"> zone and group are now shown for devices </w:t>
+      </w:r>
+      <w:r>
+        <w:rPr>
+          <w:rFonts w:ascii="Arial" w:hAnsi="Arial" w:cs="Arial"/>
+          <w:color w:val="1F497D"/>
+          <w:sz w:val="18"/>
+          <w:szCs w:val="18"/>
+        </w:rPr>
+        <w:t>where applicable</w:t>
+      </w:r>
+      <w:r>
+        <w:rPr>
+          <w:rFonts w:ascii="Arial" w:hAnsi="Arial" w:cs="Arial"/>
+          <w:color w:val="1F497D"/>
+          <w:sz w:val="18"/>
+          <w:szCs w:val="18"/>
+        </w:rPr>
+        <w:t>.</w:t>
+      </w:r>
+      <w:r>
+        <w:rPr>
+          <w:rFonts w:ascii="Arial" w:hAnsi="Arial" w:cs="Arial"/>
+          <w:color w:val="1F497D"/>
+          <w:sz w:val="18"/>
+          <w:szCs w:val="18"/>
+        </w:rPr>
+        <w:br/>
+      </w:r>
+      <w:proofErr w:type="gramStart"/>
+      <w:r>
+        <w:rPr>
+          <w:rFonts w:ascii="Arial" w:hAnsi="Arial" w:cs="Arial"/>
+          <w:color w:val="1F497D"/>
+          <w:sz w:val="18"/>
+          <w:szCs w:val="18"/>
+        </w:rPr>
+        <w:t>•</w:t>
+      </w:r>
+      <w:r>
+        <w:rPr>
+          <w:rFonts w:ascii="Arial" w:hAnsi="Arial" w:cs="Arial"/>
+          <w:color w:val="1F497D"/>
+          <w:sz w:val="18"/>
+          <w:szCs w:val="18"/>
+        </w:rPr>
+        <w:t xml:space="preserve"> </w:t>
+      </w:r>
+      <w:r>
+        <w:rPr>
+          <w:rFonts w:ascii="Arial" w:hAnsi="Arial" w:cs="Arial"/>
+          <w:color w:val="1F497D"/>
+          <w:sz w:val="18"/>
+          <w:szCs w:val="18"/>
+        </w:rPr>
+        <w:t xml:space="preserve"> </w:t>
+      </w:r>
+      <w:r>
+        <w:rPr>
+          <w:rFonts w:ascii="Arial" w:hAnsi="Arial" w:cs="Arial"/>
+          <w:color w:val="1F497D"/>
+          <w:sz w:val="18"/>
+          <w:szCs w:val="18"/>
+        </w:rPr>
+        <w:t>Z</w:t>
+      </w:r>
+      <w:r>
+        <w:rPr>
+          <w:rFonts w:ascii="Arial" w:hAnsi="Arial" w:cs="Arial"/>
+          <w:color w:val="1F497D"/>
+          <w:sz w:val="18"/>
+          <w:szCs w:val="18"/>
+        </w:rPr>
+        <w:t>ones</w:t>
+      </w:r>
+      <w:proofErr w:type="gramEnd"/>
+      <w:r>
+        <w:rPr>
+          <w:rFonts w:ascii="Arial" w:hAnsi="Arial" w:cs="Arial"/>
+          <w:color w:val="1F497D"/>
+          <w:sz w:val="18"/>
+          <w:szCs w:val="18"/>
+        </w:rPr>
+        <w:t>/groups/sets that are not set</w:t>
+      </w:r>
+      <w:r>
+        <w:rPr>
+          <w:rFonts w:ascii="Arial" w:hAnsi="Arial" w:cs="Arial"/>
+          <w:color w:val="1F497D"/>
+          <w:sz w:val="18"/>
+          <w:szCs w:val="18"/>
+        </w:rPr>
+        <w:t xml:space="preserve"> no longer result in an error message</w:t>
+      </w:r>
+      <w:r>
+        <w:rPr>
+          <w:rFonts w:ascii="Arial" w:hAnsi="Arial" w:cs="Arial"/>
+          <w:color w:val="1F497D"/>
+          <w:sz w:val="18"/>
+          <w:szCs w:val="18"/>
+        </w:rPr>
+        <w:t>.</w:t>
       </w:r>
     </w:p>
     <w:p>
@@ -992,23 +1053,89 @@
         <w:contextualSpacing/>
         <w:rPr>
           <w:rFonts w:ascii="Arial" w:hAnsi="Arial" w:cs="Arial"/>
-          <w:b/>
-          <w:bCs/>
-          <w:color w:val="1F497D"/>
-          <w:sz w:val="18"/>
-          <w:szCs w:val="18"/>
-        </w:rPr>
-      </w:pPr>
-      <w:r>
-        <w:rPr>
-          <w:rFonts w:ascii="Arial" w:hAnsi="Arial" w:cs="Arial"/>
-          <w:b/>
-          <w:bCs/>
-          <w:color w:val="1F497D"/>
-          <w:sz w:val="18"/>
-          <w:szCs w:val="18"/>
-        </w:rPr>
-        <w:t>Fixes</w:t>
+          <w:color w:val="1F497D"/>
+          <w:sz w:val="18"/>
+          <w:szCs w:val="18"/>
+        </w:rPr>
+      </w:pPr>
+    </w:p>
+    <w:p>
+      <w:pPr>
+        <w:tabs>
+          <w:tab w:val="left" w:pos="993"/>
+        </w:tabs>
+        <w:rPr>
+          <w:rFonts w:ascii="Arial" w:hAnsi="Arial" w:cs="Arial"/>
+          <w:color w:val="9CC2E5" w:themeColor="accent1" w:themeTint="99"/>
+          <w:sz w:val="16"/>
+          <w:szCs w:val="16"/>
+        </w:rPr>
+      </w:pPr>
+      <w:r>
+        <w:rPr>
+          <w:rFonts w:ascii="Arial" w:hAnsi="Arial" w:cs="Arial"/>
+          <w:b/>
+          <w:bCs/>
+          <w:color w:val="4472C4" w:themeColor="accent5"/>
+          <w:sz w:val="24"/>
+          <w:szCs w:val="24"/>
+        </w:rPr>
+        <w:t>v8.1.1</w:t>
+      </w:r>
+      <w:r>
+        <w:rPr>
+          <w:rFonts w:ascii="Arial" w:hAnsi="Arial" w:cs="Arial"/>
+          <w:b/>
+          <w:bCs/>
+          <w:color w:val="4472C4" w:themeColor="accent5"/>
+          <w:sz w:val="24"/>
+          <w:szCs w:val="24"/>
+        </w:rPr>
+        <w:t>7</w:t>
+      </w:r>
+      <w:r>
+        <w:rPr>
+          <w:rFonts w:ascii="Arial" w:hAnsi="Arial" w:cs="Arial"/>
+          <w:b/>
+          <w:bCs/>
+          <w:color w:val="4472C4" w:themeColor="accent5"/>
+          <w:sz w:val="24"/>
+          <w:szCs w:val="24"/>
+        </w:rPr>
+        <w:tab/>
+      </w:r>
+      <w:r>
+        <w:rPr>
+          <w:rFonts w:ascii="Arial" w:hAnsi="Arial" w:cs="Arial"/>
+          <w:b/>
+          <w:bCs/>
+          <w:color w:val="4472C4" w:themeColor="accent5"/>
+          <w:sz w:val="24"/>
+          <w:szCs w:val="24"/>
+        </w:rPr>
+        <w:t>0</w:t>
+      </w:r>
+      <w:r>
+        <w:rPr>
+          <w:rFonts w:ascii="Arial" w:hAnsi="Arial" w:cs="Arial"/>
+          <w:b/>
+          <w:bCs/>
+          <w:color w:val="4472C4" w:themeColor="accent5"/>
+          <w:sz w:val="24"/>
+          <w:szCs w:val="24"/>
+        </w:rPr>
+        <w:t>6/05</w:t>
+      </w:r>
+      <w:r>
+        <w:rPr>
+          <w:rFonts w:ascii="Arial" w:hAnsi="Arial" w:cs="Arial"/>
+          <w:b/>
+          <w:bCs/>
+          <w:color w:val="4472C4" w:themeColor="accent5"/>
+          <w:sz w:val="24"/>
+          <w:szCs w:val="24"/>
+        </w:rPr>
+        <w:t>/2026</w:t>
       </w:r>
     </w:p>
     <w:p>
@@ -1026,170 +1153,23 @@
         <w:contextualSpacing/>
         <w:rPr>
           <w:rFonts w:ascii="Arial" w:hAnsi="Arial" w:cs="Arial"/>
-          <w:color w:val="1F497D"/>
-          <w:sz w:val="18"/>
-          <w:szCs w:val="18"/>
-        </w:rPr>
-      </w:pPr>
-      <w:r>
-        <w:rPr>
-          <w:rFonts w:ascii="Arial" w:hAnsi="Arial" w:cs="Arial"/>
-          <w:color w:val="1F497D"/>
-          <w:sz w:val="18"/>
-          <w:szCs w:val="18"/>
-        </w:rPr>
-        <w:t>•</w:t>
-      </w:r>
-      <w:r>
-        <w:rPr>
-          <w:rFonts w:ascii="Arial" w:hAnsi="Arial" w:cs="Arial"/>
-          <w:color w:val="1F497D"/>
-          <w:sz w:val="18"/>
-          <w:szCs w:val="18"/>
-        </w:rPr>
-        <w:tab/>
-      </w:r>
-      <w:r>
-        <w:rPr>
-          <w:rFonts w:ascii="Arial" w:hAnsi="Arial" w:cs="Arial"/>
-          <w:color w:val="1F497D"/>
-          <w:sz w:val="18"/>
-          <w:szCs w:val="18"/>
-        </w:rPr>
-        <w:t>T</w:t>
-      </w:r>
-      <w:r>
-        <w:rPr>
-          <w:rFonts w:ascii="Arial" w:hAnsi="Arial" w:cs="Arial"/>
-          <w:color w:val="1F497D"/>
-          <w:sz w:val="18"/>
-          <w:szCs w:val="18"/>
-        </w:rPr>
-        <w:t>he Causes and Effects page</w:t>
-      </w:r>
-      <w:r>
-        <w:rPr>
-          <w:rFonts w:ascii="Arial" w:hAnsi="Arial" w:cs="Arial"/>
-          <w:color w:val="1F497D"/>
-          <w:sz w:val="18"/>
-          <w:szCs w:val="18"/>
-        </w:rPr>
-        <w:t>’s</w:t>
-      </w:r>
-      <w:r>
-        <w:rPr>
-          <w:rFonts w:ascii="Arial" w:hAnsi="Arial" w:cs="Arial"/>
-          <w:color w:val="1F497D"/>
-          <w:sz w:val="18"/>
-          <w:szCs w:val="18"/>
-        </w:rPr>
-        <w:t xml:space="preserve"> zone options showing sets </w:t>
-      </w:r>
-      <w:r>
-        <w:rPr>
-          <w:rFonts w:ascii="Arial" w:hAnsi="Arial" w:cs="Arial"/>
-          <w:color w:val="1F497D"/>
-          <w:sz w:val="18"/>
-          <w:szCs w:val="18"/>
-        </w:rPr>
-        <w:t>instead has been corrected</w:t>
-      </w:r>
-      <w:r>
-        <w:rPr>
-          <w:rFonts w:ascii="Arial" w:hAnsi="Arial" w:cs="Arial"/>
-          <w:color w:val="1F497D"/>
-          <w:sz w:val="18"/>
-          <w:szCs w:val="18"/>
-        </w:rPr>
-        <w:t>.</w:t>
-      </w:r>
-    </w:p>
-    <w:p>
-      <w:pPr>
-        <w:tabs>
-          <w:tab w:val="left" w:pos="284"/>
-          <w:tab w:val="left" w:pos="567"/>
-          <w:tab w:val="left" w:pos="993"/>
-          <w:tab w:val="left" w:pos="1418"/>
-          <w:tab w:val="right" w:pos="9000"/>
-        </w:tabs>
-        <w:suppressAutoHyphens/>
-        <w:autoSpaceDN w:val="0"/>
-        <w:contextualSpacing/>
-        <w:rPr>
-          <w:rFonts w:ascii="Arial" w:hAnsi="Arial" w:cs="Arial"/>
-          <w:color w:val="1F497D"/>
-          <w:sz w:val="18"/>
-          <w:szCs w:val="18"/>
-        </w:rPr>
-      </w:pPr>
-    </w:p>
-    <w:p>
-      <w:pPr>
-        <w:tabs>
-          <w:tab w:val="left" w:pos="993"/>
-        </w:tabs>
-        <w:rPr>
-          <w:rFonts w:ascii="Arial" w:hAnsi="Arial" w:cs="Arial"/>
-          <w:color w:val="9CC2E5" w:themeColor="accent1" w:themeTint="99"/>
-          <w:sz w:val="16"/>
-          <w:szCs w:val="16"/>
-        </w:rPr>
-      </w:pPr>
-      <w:r>
-        <w:rPr>
-          <w:rFonts w:ascii="Arial" w:hAnsi="Arial" w:cs="Arial"/>
-          <w:b/>
-          <w:bCs/>
-          <w:color w:val="4472C4" w:themeColor="accent5"/>
-          <w:sz w:val="24"/>
-          <w:szCs w:val="24"/>
-        </w:rPr>
-        <w:t>v8.1.1</w:t>
-      </w:r>
-      <w:r>
-        <w:rPr>
-          <w:rFonts w:ascii="Arial" w:hAnsi="Arial" w:cs="Arial"/>
-          <w:b/>
-          <w:bCs/>
-          <w:color w:val="4472C4" w:themeColor="accent5"/>
-          <w:sz w:val="24"/>
-          <w:szCs w:val="24"/>
-        </w:rPr>
-        <w:t>6</w:t>
-      </w:r>
-      <w:r>
-        <w:rPr>
-          <w:rFonts w:ascii="Arial" w:hAnsi="Arial" w:cs="Arial"/>
-          <w:b/>
-          <w:bCs/>
-          <w:color w:val="4472C4" w:themeColor="accent5"/>
-          <w:sz w:val="24"/>
-          <w:szCs w:val="24"/>
-        </w:rPr>
-        <w:tab/>
-      </w:r>
-      <w:r>
-        <w:rPr>
-          <w:rFonts w:ascii="Arial" w:hAnsi="Arial" w:cs="Arial"/>
-          <w:b/>
-          <w:bCs/>
-          <w:color w:val="4472C4" w:themeColor="accent5"/>
-          <w:sz w:val="24"/>
-          <w:szCs w:val="24"/>
-        </w:rPr>
-        <w:t>29/04</w:t>
-      </w:r>
-      <w:r>
-        <w:rPr>
-          <w:rFonts w:ascii="Arial" w:hAnsi="Arial" w:cs="Arial"/>
-          <w:b/>
-          <w:bCs/>
-          <w:color w:val="4472C4" w:themeColor="accent5"/>
-          <w:sz w:val="24"/>
-          <w:szCs w:val="24"/>
-        </w:rPr>
-        <w:t>/2026</w:t>
+          <w:b/>
+          <w:bCs/>
+          <w:color w:val="1F497D"/>
+          <w:sz w:val="18"/>
+          <w:szCs w:val="18"/>
+        </w:rPr>
+      </w:pPr>
+      <w:r>
+        <w:rPr>
+          <w:rFonts w:ascii="Arial" w:hAnsi="Arial" w:cs="Arial"/>
+          <w:b/>
+          <w:bCs/>
+          <w:color w:val="1F497D"/>
+          <w:sz w:val="18"/>
+          <w:szCs w:val="18"/>
+        </w:rPr>
+        <w:t>Fixes</w:t>
       </w:r>
     </w:p>
     <w:p>
@@ -1207,23 +1187,170 @@
         <w:contextualSpacing/>
         <w:rPr>
           <w:rFonts w:ascii="Arial" w:hAnsi="Arial" w:cs="Arial"/>
-          <w:b/>
-          <w:bCs/>
-          <w:color w:val="1F497D"/>
-          <w:sz w:val="18"/>
-          <w:szCs w:val="18"/>
-        </w:rPr>
-      </w:pPr>
-      <w:r>
-        <w:rPr>
-          <w:rFonts w:ascii="Arial" w:hAnsi="Arial" w:cs="Arial"/>
-          <w:b/>
-          <w:bCs/>
-          <w:color w:val="1F497D"/>
-          <w:sz w:val="18"/>
-          <w:szCs w:val="18"/>
-        </w:rPr>
-        <w:t>Fixes</w:t>
+          <w:color w:val="1F497D"/>
+          <w:sz w:val="18"/>
+          <w:szCs w:val="18"/>
+        </w:rPr>
+      </w:pPr>
+      <w:r>
+        <w:rPr>
+          <w:rFonts w:ascii="Arial" w:hAnsi="Arial" w:cs="Arial"/>
+          <w:color w:val="1F497D"/>
+          <w:sz w:val="18"/>
+          <w:szCs w:val="18"/>
+        </w:rPr>
+        <w:t>•</w:t>
+      </w:r>
+      <w:r>
+        <w:rPr>
+          <w:rFonts w:ascii="Arial" w:hAnsi="Arial" w:cs="Arial"/>
+          <w:color w:val="1F497D"/>
+          <w:sz w:val="18"/>
+          <w:szCs w:val="18"/>
+        </w:rPr>
+        <w:tab/>
+      </w:r>
+      <w:r>
+        <w:rPr>
+          <w:rFonts w:ascii="Arial" w:hAnsi="Arial" w:cs="Arial"/>
+          <w:color w:val="1F497D"/>
+          <w:sz w:val="18"/>
+          <w:szCs w:val="18"/>
+        </w:rPr>
+        <w:t>T</w:t>
+      </w:r>
+      <w:r>
+        <w:rPr>
+          <w:rFonts w:ascii="Arial" w:hAnsi="Arial" w:cs="Arial"/>
+          <w:color w:val="1F497D"/>
+          <w:sz w:val="18"/>
+          <w:szCs w:val="18"/>
+        </w:rPr>
+        <w:t>he Causes and Effects page</w:t>
+      </w:r>
+      <w:r>
+        <w:rPr>
+          <w:rFonts w:ascii="Arial" w:hAnsi="Arial" w:cs="Arial"/>
+          <w:color w:val="1F497D"/>
+          <w:sz w:val="18"/>
+          <w:szCs w:val="18"/>
+        </w:rPr>
+        <w:t>’s</w:t>
+      </w:r>
+      <w:r>
+        <w:rPr>
+          <w:rFonts w:ascii="Arial" w:hAnsi="Arial" w:cs="Arial"/>
+          <w:color w:val="1F497D"/>
+          <w:sz w:val="18"/>
+          <w:szCs w:val="18"/>
+        </w:rPr>
+        <w:t xml:space="preserve"> zone options showing sets </w:t>
+      </w:r>
+      <w:r>
+        <w:rPr>
+          <w:rFonts w:ascii="Arial" w:hAnsi="Arial" w:cs="Arial"/>
+          <w:color w:val="1F497D"/>
+          <w:sz w:val="18"/>
+          <w:szCs w:val="18"/>
+        </w:rPr>
+        <w:t>instead has been corrected</w:t>
+      </w:r>
+      <w:r>
+        <w:rPr>
+          <w:rFonts w:ascii="Arial" w:hAnsi="Arial" w:cs="Arial"/>
+          <w:color w:val="1F497D"/>
+          <w:sz w:val="18"/>
+          <w:szCs w:val="18"/>
+        </w:rPr>
+        <w:t>.</w:t>
+      </w:r>
+    </w:p>
+    <w:p>
+      <w:pPr>
+        <w:tabs>
+          <w:tab w:val="left" w:pos="284"/>
+          <w:tab w:val="left" w:pos="567"/>
+          <w:tab w:val="left" w:pos="993"/>
+          <w:tab w:val="left" w:pos="1418"/>
+          <w:tab w:val="right" w:pos="9000"/>
+        </w:tabs>
+        <w:suppressAutoHyphens/>
+        <w:autoSpaceDN w:val="0"/>
+        <w:contextualSpacing/>
+        <w:rPr>
+          <w:rFonts w:ascii="Arial" w:hAnsi="Arial" w:cs="Arial"/>
+          <w:color w:val="1F497D"/>
+          <w:sz w:val="18"/>
+          <w:szCs w:val="18"/>
+        </w:rPr>
+      </w:pPr>
+    </w:p>
+    <w:p>
+      <w:pPr>
+        <w:tabs>
+          <w:tab w:val="left" w:pos="993"/>
+        </w:tabs>
+        <w:rPr>
+          <w:rFonts w:ascii="Arial" w:hAnsi="Arial" w:cs="Arial"/>
+          <w:color w:val="9CC2E5" w:themeColor="accent1" w:themeTint="99"/>
+          <w:sz w:val="16"/>
+          <w:szCs w:val="16"/>
+        </w:rPr>
+      </w:pPr>
+      <w:r>
+        <w:rPr>
+          <w:rFonts w:ascii="Arial" w:hAnsi="Arial" w:cs="Arial"/>
+          <w:b/>
+          <w:bCs/>
+          <w:color w:val="4472C4" w:themeColor="accent5"/>
+          <w:sz w:val="24"/>
+          <w:szCs w:val="24"/>
+        </w:rPr>
+        <w:t>v8.1.1</w:t>
+      </w:r>
+      <w:r>
+        <w:rPr>
+          <w:rFonts w:ascii="Arial" w:hAnsi="Arial" w:cs="Arial"/>
+          <w:b/>
+          <w:bCs/>
+          <w:color w:val="4472C4" w:themeColor="accent5"/>
+          <w:sz w:val="24"/>
+          <w:szCs w:val="24"/>
+        </w:rPr>
+        <w:t>6</w:t>
+      </w:r>
+      <w:r>
+        <w:rPr>
+          <w:rFonts w:ascii="Arial" w:hAnsi="Arial" w:cs="Arial"/>
+          <w:b/>
+          <w:bCs/>
+          <w:color w:val="4472C4" w:themeColor="accent5"/>
+          <w:sz w:val="24"/>
+          <w:szCs w:val="24"/>
+        </w:rPr>
+        <w:tab/>
+      </w:r>
+      <w:r>
+        <w:rPr>
+          <w:rFonts w:ascii="Arial" w:hAnsi="Arial" w:cs="Arial"/>
+          <w:b/>
+          <w:bCs/>
+          <w:color w:val="4472C4" w:themeColor="accent5"/>
+          <w:sz w:val="24"/>
+          <w:szCs w:val="24"/>
+        </w:rPr>
+        <w:t>29/04</w:t>
+      </w:r>
+      <w:r>
+        <w:rPr>
+          <w:rFonts w:ascii="Arial" w:hAnsi="Arial" w:cs="Arial"/>
+          <w:b/>
+          <w:bCs/>
+          <w:color w:val="4472C4" w:themeColor="accent5"/>
+          <w:sz w:val="24"/>
+          <w:szCs w:val="24"/>
+        </w:rPr>
+        <w:t>/2026</w:t>
       </w:r>
     </w:p>
     <w:p>
@@ -1241,163 +1368,23 @@
         <w:contextualSpacing/>
         <w:rPr>
           <w:rFonts w:ascii="Arial" w:hAnsi="Arial" w:cs="Arial"/>
-          <w:color w:val="1F497D"/>
-          <w:sz w:val="18"/>
-          <w:szCs w:val="18"/>
-        </w:rPr>
-      </w:pPr>
-      <w:r>
-        <w:rPr>
-          <w:rFonts w:ascii="Arial" w:hAnsi="Arial" w:cs="Arial"/>
-          <w:color w:val="1F497D"/>
-          <w:sz w:val="18"/>
-          <w:szCs w:val="18"/>
-        </w:rPr>
-        <w:t>•</w:t>
-      </w:r>
-      <w:r>
-        <w:rPr>
-          <w:rFonts w:ascii="Arial" w:hAnsi="Arial" w:cs="Arial"/>
-          <w:color w:val="1F497D"/>
-          <w:sz w:val="18"/>
-          <w:szCs w:val="18"/>
-        </w:rPr>
-        <w:tab/>
-      </w:r>
-      <w:r>
-        <w:rPr>
-          <w:rFonts w:ascii="Arial" w:hAnsi="Arial" w:cs="Arial"/>
-          <w:color w:val="1F497D"/>
-          <w:sz w:val="18"/>
-          <w:szCs w:val="18"/>
-        </w:rPr>
-        <w:t xml:space="preserve">The fault that caused the app to shut down when opening the </w:t>
-      </w:r>
-      <w:r>
-        <w:rPr>
-          <w:rFonts w:ascii="Arial" w:hAnsi="Arial" w:cs="Arial"/>
-          <w:color w:val="1F497D"/>
-          <w:sz w:val="18"/>
-          <w:szCs w:val="18"/>
-        </w:rPr>
-        <w:t>print options window</w:t>
-      </w:r>
-      <w:r>
-        <w:rPr>
-          <w:rFonts w:ascii="Arial" w:hAnsi="Arial" w:cs="Arial"/>
-          <w:color w:val="1F497D"/>
-          <w:sz w:val="18"/>
-          <w:szCs w:val="18"/>
-        </w:rPr>
-        <w:t xml:space="preserve"> has been corrected</w:t>
-      </w:r>
-      <w:r>
-        <w:rPr>
-          <w:rFonts w:ascii="Arial" w:hAnsi="Arial" w:cs="Arial"/>
-          <w:color w:val="1F497D"/>
-          <w:sz w:val="18"/>
-          <w:szCs w:val="18"/>
-        </w:rPr>
-        <w:t>.</w:t>
-      </w:r>
-    </w:p>
-    <w:p>
-      <w:pPr>
-        <w:tabs>
-          <w:tab w:val="left" w:pos="284"/>
-          <w:tab w:val="left" w:pos="567"/>
-          <w:tab w:val="left" w:pos="993"/>
-          <w:tab w:val="left" w:pos="1418"/>
-          <w:tab w:val="right" w:pos="9000"/>
-        </w:tabs>
-        <w:suppressAutoHyphens/>
-        <w:autoSpaceDN w:val="0"/>
-        <w:contextualSpacing/>
-        <w:rPr>
-          <w:rFonts w:ascii="Arial" w:hAnsi="Arial" w:cs="Arial"/>
-          <w:color w:val="1F497D"/>
-          <w:sz w:val="18"/>
-          <w:szCs w:val="18"/>
-        </w:rPr>
-      </w:pPr>
-    </w:p>
-    <w:p>
-      <w:pPr>
-        <w:tabs>
-          <w:tab w:val="left" w:pos="993"/>
-        </w:tabs>
-        <w:rPr>
-          <w:rFonts w:ascii="Arial" w:hAnsi="Arial" w:cs="Arial"/>
-          <w:color w:val="9CC2E5" w:themeColor="accent1" w:themeTint="99"/>
-          <w:sz w:val="16"/>
-          <w:szCs w:val="16"/>
-        </w:rPr>
-      </w:pPr>
-      <w:r>
-        <w:rPr>
-          <w:rFonts w:ascii="Arial" w:hAnsi="Arial" w:cs="Arial"/>
-          <w:b/>
-          <w:bCs/>
-          <w:color w:val="4472C4" w:themeColor="accent5"/>
-          <w:sz w:val="24"/>
-          <w:szCs w:val="24"/>
-        </w:rPr>
-        <w:t>v8.1.</w:t>
-      </w:r>
-      <w:r>
-        <w:rPr>
-          <w:rFonts w:ascii="Arial" w:hAnsi="Arial" w:cs="Arial"/>
-          <w:b/>
-          <w:bCs/>
-          <w:color w:val="4472C4" w:themeColor="accent5"/>
-          <w:sz w:val="24"/>
-          <w:szCs w:val="24"/>
-        </w:rPr>
-        <w:t>15</w:t>
-      </w:r>
-      <w:r>
-        <w:rPr>
-          <w:rFonts w:ascii="Arial" w:hAnsi="Arial" w:cs="Arial"/>
-          <w:b/>
-          <w:bCs/>
-          <w:color w:val="4472C4" w:themeColor="accent5"/>
-          <w:sz w:val="24"/>
-          <w:szCs w:val="24"/>
-        </w:rPr>
-        <w:tab/>
-      </w:r>
-      <w:r>
-        <w:rPr>
-          <w:rFonts w:ascii="Arial" w:hAnsi="Arial" w:cs="Arial"/>
-          <w:b/>
-          <w:bCs/>
-          <w:color w:val="4472C4" w:themeColor="accent5"/>
-          <w:sz w:val="24"/>
-          <w:szCs w:val="24"/>
-        </w:rPr>
-        <w:t>14/</w:t>
-      </w:r>
-      <w:r>
-        <w:rPr>
-          <w:rFonts w:ascii="Arial" w:hAnsi="Arial" w:cs="Arial"/>
-          <w:b/>
-          <w:bCs/>
-          <w:color w:val="4472C4" w:themeColor="accent5"/>
-          <w:sz w:val="24"/>
-          <w:szCs w:val="24"/>
-        </w:rPr>
-        <w:t>04</w:t>
-      </w:r>
-      <w:r>
-        <w:rPr>
-          <w:rFonts w:ascii="Arial" w:hAnsi="Arial" w:cs="Arial"/>
-          <w:b/>
-          <w:bCs/>
-          <w:color w:val="4472C4" w:themeColor="accent5"/>
-          <w:sz w:val="24"/>
-          <w:szCs w:val="24"/>
-        </w:rPr>
-        <w:t>/2026</w:t>
+          <w:b/>
+          <w:bCs/>
+          <w:color w:val="1F497D"/>
+          <w:sz w:val="18"/>
+          <w:szCs w:val="18"/>
+        </w:rPr>
+      </w:pPr>
+      <w:r>
+        <w:rPr>
+          <w:rFonts w:ascii="Arial" w:hAnsi="Arial" w:cs="Arial"/>
+          <w:b/>
+          <w:bCs/>
+          <w:color w:val="1F497D"/>
+          <w:sz w:val="18"/>
+          <w:szCs w:val="18"/>
+        </w:rPr>
+        <w:t>Fixes</w:t>
       </w:r>
     </w:p>
     <w:p>
@@ -1415,23 +1402,163 @@
         <w:contextualSpacing/>
         <w:rPr>
           <w:rFonts w:ascii="Arial" w:hAnsi="Arial" w:cs="Arial"/>
-          <w:b/>
-          <w:bCs/>
-          <w:color w:val="1F497D"/>
-          <w:sz w:val="18"/>
-          <w:szCs w:val="18"/>
-        </w:rPr>
-      </w:pPr>
-      <w:r>
-        <w:rPr>
-          <w:rFonts w:ascii="Arial" w:hAnsi="Arial" w:cs="Arial"/>
-          <w:b/>
-          <w:bCs/>
-          <w:color w:val="1F497D"/>
-          <w:sz w:val="18"/>
-          <w:szCs w:val="18"/>
-        </w:rPr>
-        <w:t>New features</w:t>
+          <w:color w:val="1F497D"/>
+          <w:sz w:val="18"/>
+          <w:szCs w:val="18"/>
+        </w:rPr>
+      </w:pPr>
+      <w:r>
+        <w:rPr>
+          <w:rFonts w:ascii="Arial" w:hAnsi="Arial" w:cs="Arial"/>
+          <w:color w:val="1F497D"/>
+          <w:sz w:val="18"/>
+          <w:szCs w:val="18"/>
+        </w:rPr>
+        <w:t>•</w:t>
+      </w:r>
+      <w:r>
+        <w:rPr>
+          <w:rFonts w:ascii="Arial" w:hAnsi="Arial" w:cs="Arial"/>
+          <w:color w:val="1F497D"/>
+          <w:sz w:val="18"/>
+          <w:szCs w:val="18"/>
+        </w:rPr>
+        <w:tab/>
+      </w:r>
+      <w:r>
+        <w:rPr>
+          <w:rFonts w:ascii="Arial" w:hAnsi="Arial" w:cs="Arial"/>
+          <w:color w:val="1F497D"/>
+          <w:sz w:val="18"/>
+          <w:szCs w:val="18"/>
+        </w:rPr>
+        <w:t xml:space="preserve">The fault that caused the app to shut down when opening the </w:t>
+      </w:r>
+      <w:r>
+        <w:rPr>
+          <w:rFonts w:ascii="Arial" w:hAnsi="Arial" w:cs="Arial"/>
+          <w:color w:val="1F497D"/>
+          <w:sz w:val="18"/>
+          <w:szCs w:val="18"/>
+        </w:rPr>
+        <w:t>print options window</w:t>
+      </w:r>
+      <w:r>
+        <w:rPr>
+          <w:rFonts w:ascii="Arial" w:hAnsi="Arial" w:cs="Arial"/>
+          <w:color w:val="1F497D"/>
+          <w:sz w:val="18"/>
+          <w:szCs w:val="18"/>
+        </w:rPr>
+        <w:t xml:space="preserve"> has been corrected</w:t>
+      </w:r>
+      <w:r>
+        <w:rPr>
+          <w:rFonts w:ascii="Arial" w:hAnsi="Arial" w:cs="Arial"/>
+          <w:color w:val="1F497D"/>
+          <w:sz w:val="18"/>
+          <w:szCs w:val="18"/>
+        </w:rPr>
+        <w:t>.</w:t>
+      </w:r>
+    </w:p>
+    <w:p>
+      <w:pPr>
+        <w:tabs>
+          <w:tab w:val="left" w:pos="284"/>
+          <w:tab w:val="left" w:pos="567"/>
+          <w:tab w:val="left" w:pos="993"/>
+          <w:tab w:val="left" w:pos="1418"/>
+          <w:tab w:val="right" w:pos="9000"/>
+        </w:tabs>
+        <w:suppressAutoHyphens/>
+        <w:autoSpaceDN w:val="0"/>
+        <w:contextualSpacing/>
+        <w:rPr>
+          <w:rFonts w:ascii="Arial" w:hAnsi="Arial" w:cs="Arial"/>
+          <w:color w:val="1F497D"/>
+          <w:sz w:val="18"/>
+          <w:szCs w:val="18"/>
+        </w:rPr>
+      </w:pPr>
+    </w:p>
+    <w:p>
+      <w:pPr>
+        <w:tabs>
+          <w:tab w:val="left" w:pos="993"/>
+        </w:tabs>
+        <w:rPr>
+          <w:rFonts w:ascii="Arial" w:hAnsi="Arial" w:cs="Arial"/>
+          <w:color w:val="9CC2E5" w:themeColor="accent1" w:themeTint="99"/>
+          <w:sz w:val="16"/>
+          <w:szCs w:val="16"/>
+        </w:rPr>
+      </w:pPr>
+      <w:r>
+        <w:rPr>
+          <w:rFonts w:ascii="Arial" w:hAnsi="Arial" w:cs="Arial"/>
+          <w:b/>
+          <w:bCs/>
+          <w:color w:val="4472C4" w:themeColor="accent5"/>
+          <w:sz w:val="24"/>
+          <w:szCs w:val="24"/>
+        </w:rPr>
+        <w:t>v8.1.</w:t>
+      </w:r>
+      <w:r>
+        <w:rPr>
+          <w:rFonts w:ascii="Arial" w:hAnsi="Arial" w:cs="Arial"/>
+          <w:b/>
+          <w:bCs/>
+          <w:color w:val="4472C4" w:themeColor="accent5"/>
+          <w:sz w:val="24"/>
+          <w:szCs w:val="24"/>
+        </w:rPr>
+        <w:t>15</w:t>
+      </w:r>
+      <w:r>
+        <w:rPr>
+          <w:rFonts w:ascii="Arial" w:hAnsi="Arial" w:cs="Arial"/>
+          <w:b/>
+          <w:bCs/>
+          <w:color w:val="4472C4" w:themeColor="accent5"/>
+          <w:sz w:val="24"/>
+          <w:szCs w:val="24"/>
+        </w:rPr>
+        <w:tab/>
+      </w:r>
+      <w:r>
+        <w:rPr>
+          <w:rFonts w:ascii="Arial" w:hAnsi="Arial" w:cs="Arial"/>
+          <w:b/>
+          <w:bCs/>
+          <w:color w:val="4472C4" w:themeColor="accent5"/>
+          <w:sz w:val="24"/>
+          <w:szCs w:val="24"/>
+        </w:rPr>
+        <w:t>14/</w:t>
+      </w:r>
+      <w:r>
+        <w:rPr>
+          <w:rFonts w:ascii="Arial" w:hAnsi="Arial" w:cs="Arial"/>
+          <w:b/>
+          <w:bCs/>
+          <w:color w:val="4472C4" w:themeColor="accent5"/>
+          <w:sz w:val="24"/>
+          <w:szCs w:val="24"/>
+        </w:rPr>
+        <w:t>04</w:t>
+      </w:r>
+      <w:r>
+        <w:rPr>
+          <w:rFonts w:ascii="Arial" w:hAnsi="Arial" w:cs="Arial"/>
+          <w:b/>
+          <w:bCs/>
+          <w:color w:val="4472C4" w:themeColor="accent5"/>
+          <w:sz w:val="24"/>
+          <w:szCs w:val="24"/>
+        </w:rPr>
+        <w:t>/2026</w:t>
       </w:r>
     </w:p>
     <w:p>
@@ -1449,29 +1576,23 @@
         <w:contextualSpacing/>
         <w:rPr>
           <w:rFonts w:ascii="Arial" w:hAnsi="Arial" w:cs="Arial"/>
-          <w:color w:val="1F497D"/>
-          <w:sz w:val="18"/>
-          <w:szCs w:val="18"/>
-        </w:rPr>
-      </w:pPr>
-      <w:r>
-        <w:rPr>
-          <w:rFonts w:ascii="Arial" w:hAnsi="Arial" w:cs="Arial"/>
-          <w:color w:val="1F497D"/>
-          <w:sz w:val="18"/>
-          <w:szCs w:val="18"/>
-        </w:rPr>
-        <w:t>•</w:t>
-      </w:r>
-      <w:r>
-        <w:rPr>
-          <w:rFonts w:ascii="Arial" w:hAnsi="Arial" w:cs="Arial"/>
-          <w:color w:val="1F497D"/>
-          <w:sz w:val="18"/>
-          <w:szCs w:val="18"/>
-        </w:rPr>
-        <w:tab/>
-        <w:t>The feature for custom icons and title bar colour has been added to the popup message box. For example, error and warning messages now use red and orange title bars respectively.</w:t>
+          <w:b/>
+          <w:bCs/>
+          <w:color w:val="1F497D"/>
+          <w:sz w:val="18"/>
+          <w:szCs w:val="18"/>
+        </w:rPr>
+      </w:pPr>
+      <w:r>
+        <w:rPr>
+          <w:rFonts w:ascii="Arial" w:hAnsi="Arial" w:cs="Arial"/>
+          <w:b/>
+          <w:bCs/>
+          <w:color w:val="1F497D"/>
+          <w:sz w:val="18"/>
+          <w:szCs w:val="18"/>
+        </w:rPr>
+        <w:t>New features</w:t>
       </w:r>
     </w:p>
     <w:p>
@@ -1494,6 +1615,25 @@
           <w:szCs w:val="18"/>
         </w:rPr>
       </w:pPr>
+      <w:r>
+        <w:rPr>
+          <w:rFonts w:ascii="Arial" w:hAnsi="Arial" w:cs="Arial"/>
+          <w:color w:val="1F497D"/>
+          <w:sz w:val="18"/>
+          <w:szCs w:val="18"/>
+        </w:rPr>
+        <w:t>•</w:t>
+      </w:r>
+      <w:r>
+        <w:rPr>
+          <w:rFonts w:ascii="Arial" w:hAnsi="Arial" w:cs="Arial"/>
+          <w:color w:val="1F497D"/>
+          <w:sz w:val="18"/>
+          <w:szCs w:val="18"/>
+        </w:rPr>
+        <w:tab/>
+        <w:t>The feature for custom icons and title bar colour has been added to the popup message box. For example, error and warning messages now use red and orange title bars respectively.</w:t>
+      </w:r>
     </w:p>
     <w:p>
       <w:pPr>
@@ -1510,24 +1650,11 @@
         <w:contextualSpacing/>
         <w:rPr>
           <w:rFonts w:ascii="Arial" w:hAnsi="Arial" w:cs="Arial"/>
-          <w:b/>
-          <w:bCs/>
-          <w:color w:val="1F497D"/>
-          <w:sz w:val="18"/>
-          <w:szCs w:val="18"/>
-        </w:rPr>
-      </w:pPr>
-      <w:r>
-        <w:rPr>
-          <w:rFonts w:ascii="Arial" w:hAnsi="Arial" w:cs="Arial"/>
-          <w:b/>
-          <w:bCs/>
-          <w:color w:val="1F497D"/>
-          <w:sz w:val="18"/>
-          <w:szCs w:val="18"/>
-        </w:rPr>
-        <w:t>Fixes</w:t>
-      </w:r>
+          <w:color w:val="1F497D"/>
+          <w:sz w:val="18"/>
+          <w:szCs w:val="18"/>
+        </w:rPr>
+      </w:pPr>
     </w:p>
     <w:p>
       <w:pPr>
@@ -1544,73 +1671,23 @@
         <w:contextualSpacing/>
         <w:rPr>
           <w:rFonts w:ascii="Arial" w:hAnsi="Arial" w:cs="Arial"/>
-          <w:color w:val="1F497D"/>
-          <w:sz w:val="18"/>
-          <w:szCs w:val="18"/>
-        </w:rPr>
-      </w:pPr>
-      <w:r>
-        <w:rPr>
-          <w:rFonts w:ascii="Arial" w:hAnsi="Arial" w:cs="Arial"/>
-          <w:color w:val="1F497D"/>
-          <w:sz w:val="18"/>
-          <w:szCs w:val="18"/>
-        </w:rPr>
-        <w:t>•</w:t>
-      </w:r>
-      <w:r>
-        <w:rPr>
-          <w:rFonts w:ascii="Arial" w:hAnsi="Arial" w:cs="Arial"/>
-          <w:color w:val="1F497D"/>
-          <w:sz w:val="18"/>
-          <w:szCs w:val="18"/>
-        </w:rPr>
-        <w:tab/>
-      </w:r>
-      <w:r>
-        <w:rPr>
-          <w:rFonts w:ascii="Arial" w:hAnsi="Arial" w:cs="Arial"/>
-          <w:color w:val="1F497D"/>
-          <w:sz w:val="18"/>
-          <w:szCs w:val="18"/>
-        </w:rPr>
-        <w:t xml:space="preserve">Zone </w:t>
-      </w:r>
-      <w:r>
-        <w:rPr>
-          <w:rFonts w:ascii="Arial" w:hAnsi="Arial" w:cs="Arial"/>
-          <w:color w:val="1F497D"/>
-          <w:sz w:val="18"/>
-          <w:szCs w:val="18"/>
-        </w:rPr>
-        <w:t xml:space="preserve">names sent to the XFP panel being </w:t>
-      </w:r>
-      <w:r>
-        <w:rPr>
-          <w:rFonts w:ascii="Arial" w:hAnsi="Arial" w:cs="Arial"/>
-          <w:color w:val="1F497D"/>
-          <w:sz w:val="18"/>
-          <w:szCs w:val="18"/>
-        </w:rPr>
-        <w:t>assigned to</w:t>
-      </w:r>
-      <w:r>
-        <w:rPr>
-          <w:rFonts w:ascii="Arial" w:hAnsi="Arial" w:cs="Arial"/>
-          <w:color w:val="1F497D"/>
-          <w:sz w:val="18"/>
-          <w:szCs w:val="18"/>
-        </w:rPr>
-        <w:t xml:space="preserve"> the wrong zone has been corrected</w:t>
-      </w:r>
-      <w:r>
-        <w:rPr>
-          <w:rFonts w:ascii="Arial" w:hAnsi="Arial" w:cs="Arial"/>
-          <w:color w:val="1F497D"/>
-          <w:sz w:val="18"/>
-          <w:szCs w:val="18"/>
-        </w:rPr>
-        <w:t>.</w:t>
+          <w:b/>
+          <w:bCs/>
+          <w:color w:val="1F497D"/>
+          <w:sz w:val="18"/>
+          <w:szCs w:val="18"/>
+        </w:rPr>
+      </w:pPr>
+      <w:r>
+        <w:rPr>
+          <w:rFonts w:ascii="Arial" w:hAnsi="Arial" w:cs="Arial"/>
+          <w:b/>
+          <w:bCs/>
+          <w:color w:val="1F497D"/>
+          <w:sz w:val="18"/>
+          <w:szCs w:val="18"/>
+        </w:rPr>
+        <w:t>Fixes</w:t>
       </w:r>
     </w:p>
     <w:p>
@@ -1650,25 +1727,42 @@
           <w:szCs w:val="18"/>
         </w:rPr>
         <w:tab/>
-        <w:t xml:space="preserve">The available Day/Night mode options have been corrected for </w:t>
-      </w:r>
-      <w:r>
-        <w:rPr>
-          <w:rFonts w:ascii="Arial" w:hAnsi="Arial" w:cs="Arial"/>
-          <w:color w:val="1F497D"/>
-          <w:sz w:val="18"/>
-          <w:szCs w:val="18"/>
-        </w:rPr>
-        <w:t xml:space="preserve">CAST Pro </w:t>
-      </w:r>
-      <w:r>
-        <w:rPr>
-          <w:rFonts w:ascii="Arial" w:hAnsi="Arial" w:cs="Arial"/>
-          <w:color w:val="1F497D"/>
-          <w:sz w:val="18"/>
-          <w:szCs w:val="18"/>
-        </w:rPr>
-        <w:t>multi detectors</w:t>
+      </w:r>
+      <w:r>
+        <w:rPr>
+          <w:rFonts w:ascii="Arial" w:hAnsi="Arial" w:cs="Arial"/>
+          <w:color w:val="1F497D"/>
+          <w:sz w:val="18"/>
+          <w:szCs w:val="18"/>
+        </w:rPr>
+        <w:t xml:space="preserve">Zone </w:t>
+      </w:r>
+      <w:r>
+        <w:rPr>
+          <w:rFonts w:ascii="Arial" w:hAnsi="Arial" w:cs="Arial"/>
+          <w:color w:val="1F497D"/>
+          <w:sz w:val="18"/>
+          <w:szCs w:val="18"/>
+        </w:rPr>
+        <w:t xml:space="preserve">names sent to the XFP panel being </w:t>
+      </w:r>
+      <w:r>
+        <w:rPr>
+          <w:rFonts w:ascii="Arial" w:hAnsi="Arial" w:cs="Arial"/>
+          <w:color w:val="1F497D"/>
+          <w:sz w:val="18"/>
+          <w:szCs w:val="18"/>
+        </w:rPr>
+        <w:t>assigned to</w:t>
+      </w:r>
+      <w:r>
+        <w:rPr>
+          <w:rFonts w:ascii="Arial" w:hAnsi="Arial" w:cs="Arial"/>
+          <w:color w:val="1F497D"/>
+          <w:sz w:val="18"/>
+          <w:szCs w:val="18"/>
+        </w:rPr>
+        <w:t xml:space="preserve"> the wrong zone has been corrected</w:t>
       </w:r>
       <w:r>
         <w:rPr>
@@ -1717,25 +1811,34 @@
           <w:szCs w:val="18"/>
         </w:rPr>
         <w:tab/>
-        <w:t xml:space="preserve">The </w:t>
-      </w:r>
-      <w:r>
-        <w:rPr>
-          <w:rFonts w:ascii="Arial" w:hAnsi="Arial" w:cs="Arial"/>
-          <w:color w:val="1F497D"/>
-          <w:sz w:val="18"/>
-          <w:szCs w:val="18"/>
-        </w:rPr>
-        <w:t>app’s Maximise W</w:t>
-      </w:r>
-      <w:r>
-        <w:rPr>
-          <w:rFonts w:ascii="Arial" w:hAnsi="Arial" w:cs="Arial"/>
-          <w:color w:val="1F497D"/>
-          <w:sz w:val="18"/>
-          <w:szCs w:val="18"/>
-        </w:rPr>
-        <w:t>indow button now works correctly.</w:t>
+        <w:t xml:space="preserve">The available Day/Night mode options have been corrected for </w:t>
+      </w:r>
+      <w:r>
+        <w:rPr>
+          <w:rFonts w:ascii="Arial" w:hAnsi="Arial" w:cs="Arial"/>
+          <w:color w:val="1F497D"/>
+          <w:sz w:val="18"/>
+          <w:szCs w:val="18"/>
+        </w:rPr>
+        <w:t xml:space="preserve">CAST Pro </w:t>
+      </w:r>
+      <w:r>
+        <w:rPr>
+          <w:rFonts w:ascii="Arial" w:hAnsi="Arial" w:cs="Arial"/>
+          <w:color w:val="1F497D"/>
+          <w:sz w:val="18"/>
+          <w:szCs w:val="18"/>
+        </w:rPr>
+        <w:t>multi detectors</w:t>
+      </w:r>
+      <w:r>
+        <w:rPr>
+          <w:rFonts w:ascii="Arial" w:hAnsi="Arial" w:cs="Arial"/>
+          <w:color w:val="1F497D"/>
+          <w:sz w:val="18"/>
+          <w:szCs w:val="18"/>
+        </w:rPr>
+        <w:t>.</w:t>
       </w:r>
     </w:p>
     <w:p>
@@ -1758,128 +1861,42 @@
           <w:szCs w:val="18"/>
         </w:rPr>
       </w:pPr>
-    </w:p>
-    <w:p>
-      <w:pPr>
-        <w:tabs>
-          <w:tab w:val="left" w:pos="993"/>
-        </w:tabs>
-        <w:rPr>
-          <w:rFonts w:ascii="Arial" w:hAnsi="Arial" w:cs="Arial"/>
-          <w:color w:val="9CC2E5" w:themeColor="accent1" w:themeTint="99"/>
-          <w:sz w:val="16"/>
-          <w:szCs w:val="16"/>
-        </w:rPr>
-      </w:pPr>
-      <w:r>
-        <w:rPr>
-          <w:rFonts w:ascii="Arial" w:hAnsi="Arial" w:cs="Arial"/>
-          <w:b/>
-          <w:bCs/>
-          <w:color w:val="4472C4" w:themeColor="accent5"/>
-          <w:sz w:val="24"/>
-          <w:szCs w:val="24"/>
-        </w:rPr>
-        <w:t>v8.1.</w:t>
-      </w:r>
-      <w:r>
-        <w:rPr>
-          <w:rFonts w:ascii="Arial" w:hAnsi="Arial" w:cs="Arial"/>
-          <w:b/>
-          <w:bCs/>
-          <w:color w:val="4472C4" w:themeColor="accent5"/>
-          <w:sz w:val="24"/>
-          <w:szCs w:val="24"/>
-        </w:rPr>
-        <w:t>1</w:t>
-      </w:r>
-      <w:r>
-        <w:rPr>
-          <w:rFonts w:ascii="Arial" w:hAnsi="Arial" w:cs="Arial"/>
-          <w:b/>
-          <w:bCs/>
-          <w:color w:val="4472C4" w:themeColor="accent5"/>
-          <w:sz w:val="24"/>
-          <w:szCs w:val="24"/>
-        </w:rPr>
-        <w:t>4</w:t>
-      </w:r>
-      <w:r>
-        <w:rPr>
-          <w:rFonts w:ascii="Arial" w:hAnsi="Arial" w:cs="Arial"/>
-          <w:b/>
-          <w:bCs/>
-          <w:color w:val="4472C4" w:themeColor="accent5"/>
-          <w:sz w:val="24"/>
-          <w:szCs w:val="24"/>
+      <w:r>
+        <w:rPr>
+          <w:rFonts w:ascii="Arial" w:hAnsi="Arial" w:cs="Arial"/>
+          <w:color w:val="1F497D"/>
+          <w:sz w:val="18"/>
+          <w:szCs w:val="18"/>
+        </w:rPr>
+        <w:t>•</w:t>
+      </w:r>
+      <w:r>
+        <w:rPr>
+          <w:rFonts w:ascii="Arial" w:hAnsi="Arial" w:cs="Arial"/>
+          <w:color w:val="1F497D"/>
+          <w:sz w:val="18"/>
+          <w:szCs w:val="18"/>
         </w:rPr>
         <w:tab/>
-      </w:r>
-      <w:r>
-        <w:rPr>
-          <w:rFonts w:ascii="Arial" w:hAnsi="Arial" w:cs="Arial"/>
-          <w:b/>
-          <w:bCs/>
-          <w:color w:val="4472C4" w:themeColor="accent5"/>
-          <w:sz w:val="24"/>
-          <w:szCs w:val="24"/>
-        </w:rPr>
-        <w:t>01</w:t>
-      </w:r>
-      <w:r>
-        <w:rPr>
-          <w:rFonts w:ascii="Arial" w:hAnsi="Arial" w:cs="Arial"/>
-          <w:b/>
-          <w:bCs/>
-          <w:color w:val="4472C4" w:themeColor="accent5"/>
-          <w:sz w:val="24"/>
-          <w:szCs w:val="24"/>
-        </w:rPr>
-        <w:t>/</w:t>
-      </w:r>
-      <w:r>
-        <w:rPr>
-          <w:rFonts w:ascii="Arial" w:hAnsi="Arial" w:cs="Arial"/>
-          <w:b/>
-          <w:bCs/>
-          <w:color w:val="4472C4" w:themeColor="accent5"/>
-          <w:sz w:val="24"/>
-          <w:szCs w:val="24"/>
-        </w:rPr>
-        <w:t>0</w:t>
-      </w:r>
-      <w:r>
-        <w:rPr>
-          <w:rFonts w:ascii="Arial" w:hAnsi="Arial" w:cs="Arial"/>
-          <w:b/>
-          <w:bCs/>
-          <w:color w:val="4472C4" w:themeColor="accent5"/>
-          <w:sz w:val="24"/>
-          <w:szCs w:val="24"/>
-        </w:rPr>
-        <w:t>4</w:t>
-      </w:r>
-      <w:r>
-        <w:rPr>
-          <w:rFonts w:ascii="Arial" w:hAnsi="Arial" w:cs="Arial"/>
-          <w:b/>
-          <w:bCs/>
-          <w:color w:val="4472C4" w:themeColor="accent5"/>
-          <w:sz w:val="24"/>
-          <w:szCs w:val="24"/>
-        </w:rPr>
-        <w:t>/202</w:t>
-      </w:r>
-      <w:r>
-        <w:rPr>
-          <w:rFonts w:ascii="Arial" w:hAnsi="Arial" w:cs="Arial"/>
-          <w:b/>
-          <w:bCs/>
-          <w:color w:val="4472C4" w:themeColor="accent5"/>
-          <w:sz w:val="24"/>
-          <w:szCs w:val="24"/>
-        </w:rPr>
-        <w:t>6</w:t>
+        <w:t xml:space="preserve">The </w:t>
+      </w:r>
+      <w:r>
+        <w:rPr>
+          <w:rFonts w:ascii="Arial" w:hAnsi="Arial" w:cs="Arial"/>
+          <w:color w:val="1F497D"/>
+          <w:sz w:val="18"/>
+          <w:szCs w:val="18"/>
+        </w:rPr>
+        <w:t>app’s Maximise W</w:t>
+      </w:r>
+      <w:r>
+        <w:rPr>
+          <w:rFonts w:ascii="Arial" w:hAnsi="Arial" w:cs="Arial"/>
+          <w:color w:val="1F497D"/>
+          <w:sz w:val="18"/>
+          <w:szCs w:val="18"/>
+        </w:rPr>
+        <w:t>indow button now works correctly.</w:t>
       </w:r>
     </w:p>
     <w:p>
@@ -1897,23 +1914,133 @@
         <w:contextualSpacing/>
         <w:rPr>
           <w:rFonts w:ascii="Arial" w:hAnsi="Arial" w:cs="Arial"/>
-          <w:b/>
-          <w:bCs/>
-          <w:color w:val="1F497D"/>
-          <w:sz w:val="18"/>
-          <w:szCs w:val="18"/>
-        </w:rPr>
-      </w:pPr>
-      <w:r>
-        <w:rPr>
-          <w:rFonts w:ascii="Arial" w:hAnsi="Arial" w:cs="Arial"/>
-          <w:b/>
-          <w:bCs/>
-          <w:color w:val="1F497D"/>
-          <w:sz w:val="18"/>
-          <w:szCs w:val="18"/>
-        </w:rPr>
-        <w:t>Fixes</w:t>
+          <w:color w:val="1F497D"/>
+          <w:sz w:val="18"/>
+          <w:szCs w:val="18"/>
+        </w:rPr>
+      </w:pPr>
+    </w:p>
+    <w:p>
+      <w:pPr>
+        <w:tabs>
+          <w:tab w:val="left" w:pos="993"/>
+        </w:tabs>
+        <w:rPr>
+          <w:rFonts w:ascii="Arial" w:hAnsi="Arial" w:cs="Arial"/>
+          <w:color w:val="9CC2E5" w:themeColor="accent1" w:themeTint="99"/>
+          <w:sz w:val="16"/>
+          <w:szCs w:val="16"/>
+        </w:rPr>
+      </w:pPr>
+      <w:r>
+        <w:rPr>
+          <w:rFonts w:ascii="Arial" w:hAnsi="Arial" w:cs="Arial"/>
+          <w:b/>
+          <w:bCs/>
+          <w:color w:val="4472C4" w:themeColor="accent5"/>
+          <w:sz w:val="24"/>
+          <w:szCs w:val="24"/>
+        </w:rPr>
+        <w:t>v8.1.</w:t>
+      </w:r>
+      <w:r>
+        <w:rPr>
+          <w:rFonts w:ascii="Arial" w:hAnsi="Arial" w:cs="Arial"/>
+          <w:b/>
+          <w:bCs/>
+          <w:color w:val="4472C4" w:themeColor="accent5"/>
+          <w:sz w:val="24"/>
+          <w:szCs w:val="24"/>
+        </w:rPr>
+        <w:t>1</w:t>
+      </w:r>
+      <w:r>
+        <w:rPr>
+          <w:rFonts w:ascii="Arial" w:hAnsi="Arial" w:cs="Arial"/>
+          <w:b/>
+          <w:bCs/>
+          <w:color w:val="4472C4" w:themeColor="accent5"/>
+          <w:sz w:val="24"/>
+          <w:szCs w:val="24"/>
+        </w:rPr>
+        <w:t>4</w:t>
+      </w:r>
+      <w:r>
+        <w:rPr>
+          <w:rFonts w:ascii="Arial" w:hAnsi="Arial" w:cs="Arial"/>
+          <w:b/>
+          <w:bCs/>
+          <w:color w:val="4472C4" w:themeColor="accent5"/>
+          <w:sz w:val="24"/>
+          <w:szCs w:val="24"/>
+        </w:rPr>
+        <w:tab/>
+      </w:r>
+      <w:r>
+        <w:rPr>
+          <w:rFonts w:ascii="Arial" w:hAnsi="Arial" w:cs="Arial"/>
+          <w:b/>
+          <w:bCs/>
+          <w:color w:val="4472C4" w:themeColor="accent5"/>
+          <w:sz w:val="24"/>
+          <w:szCs w:val="24"/>
+        </w:rPr>
+        <w:t>01</w:t>
+      </w:r>
+      <w:r>
+        <w:rPr>
+          <w:rFonts w:ascii="Arial" w:hAnsi="Arial" w:cs="Arial"/>
+          <w:b/>
+          <w:bCs/>
+          <w:color w:val="4472C4" w:themeColor="accent5"/>
+          <w:sz w:val="24"/>
+          <w:szCs w:val="24"/>
+        </w:rPr>
+        <w:t>/</w:t>
+      </w:r>
+      <w:r>
+        <w:rPr>
+          <w:rFonts w:ascii="Arial" w:hAnsi="Arial" w:cs="Arial"/>
+          <w:b/>
+          <w:bCs/>
+          <w:color w:val="4472C4" w:themeColor="accent5"/>
+          <w:sz w:val="24"/>
+          <w:szCs w:val="24"/>
+        </w:rPr>
+        <w:t>0</w:t>
+      </w:r>
+      <w:r>
+        <w:rPr>
+          <w:rFonts w:ascii="Arial" w:hAnsi="Arial" w:cs="Arial"/>
+          <w:b/>
+          <w:bCs/>
+          <w:color w:val="4472C4" w:themeColor="accent5"/>
+          <w:sz w:val="24"/>
+          <w:szCs w:val="24"/>
+        </w:rPr>
+        <w:t>4</w:t>
+      </w:r>
+      <w:r>
+        <w:rPr>
+          <w:rFonts w:ascii="Arial" w:hAnsi="Arial" w:cs="Arial"/>
+          <w:b/>
+          <w:bCs/>
+          <w:color w:val="4472C4" w:themeColor="accent5"/>
+          <w:sz w:val="24"/>
+          <w:szCs w:val="24"/>
+        </w:rPr>
+        <w:t>/202</w:t>
+      </w:r>
+      <w:r>
+        <w:rPr>
+          <w:rFonts w:ascii="Arial" w:hAnsi="Arial" w:cs="Arial"/>
+          <w:b/>
+          <w:bCs/>
+          <w:color w:val="4472C4" w:themeColor="accent5"/>
+          <w:sz w:val="24"/>
+          <w:szCs w:val="24"/>
+        </w:rPr>
+        <w:t>6</w:t>
       </w:r>
     </w:p>
     <w:p>
@@ -1931,118 +2058,23 @@
         <w:contextualSpacing/>
         <w:rPr>
           <w:rFonts w:ascii="Arial" w:hAnsi="Arial" w:cs="Arial"/>
-          <w:color w:val="1F497D"/>
-          <w:sz w:val="18"/>
-          <w:szCs w:val="18"/>
-        </w:rPr>
-      </w:pPr>
-      <w:r>
-        <w:rPr>
-          <w:rFonts w:ascii="Arial" w:hAnsi="Arial" w:cs="Arial"/>
-          <w:color w:val="1F497D"/>
-          <w:sz w:val="18"/>
-          <w:szCs w:val="18"/>
-        </w:rPr>
-        <w:t>•</w:t>
-      </w:r>
-      <w:r>
-        <w:rPr>
-          <w:rFonts w:ascii="Arial" w:hAnsi="Arial" w:cs="Arial"/>
-          <w:color w:val="1F497D"/>
-          <w:sz w:val="18"/>
-          <w:szCs w:val="18"/>
-        </w:rPr>
-        <w:tab/>
-      </w:r>
-      <w:r>
-        <w:rPr>
-          <w:rFonts w:ascii="Arial" w:hAnsi="Arial" w:cs="Arial"/>
-          <w:color w:val="1F497D"/>
-          <w:sz w:val="18"/>
-          <w:szCs w:val="18"/>
-        </w:rPr>
-        <w:t xml:space="preserve">The data for </w:t>
-      </w:r>
-      <w:r>
-        <w:rPr>
-          <w:rFonts w:ascii="Arial" w:hAnsi="Arial" w:cs="Arial"/>
-          <w:color w:val="1F497D"/>
-          <w:sz w:val="18"/>
-          <w:szCs w:val="18"/>
-        </w:rPr>
-        <w:t>‘</w:t>
-      </w:r>
-      <w:r>
-        <w:rPr>
-          <w:rFonts w:ascii="Arial" w:hAnsi="Arial" w:cs="Arial"/>
-          <w:color w:val="1F497D"/>
-          <w:sz w:val="18"/>
-          <w:szCs w:val="18"/>
-        </w:rPr>
-        <w:t>e</w:t>
-      </w:r>
-      <w:r>
-        <w:rPr>
-          <w:rFonts w:ascii="Arial" w:hAnsi="Arial" w:cs="Arial"/>
-          <w:color w:val="1F497D"/>
-          <w:sz w:val="18"/>
-          <w:szCs w:val="18"/>
-        </w:rPr>
-        <w:t xml:space="preserve">mpty’ device slots are now set with </w:t>
-      </w:r>
-      <w:r>
-        <w:rPr>
-          <w:rFonts w:ascii="Arial" w:hAnsi="Arial" w:cs="Arial"/>
-          <w:color w:val="1F497D"/>
-          <w:sz w:val="18"/>
-          <w:szCs w:val="18"/>
-        </w:rPr>
-        <w:t>specified</w:t>
-      </w:r>
-      <w:r>
-        <w:rPr>
-          <w:rFonts w:ascii="Arial" w:hAnsi="Arial" w:cs="Arial"/>
-          <w:color w:val="1F497D"/>
-          <w:sz w:val="18"/>
-          <w:szCs w:val="18"/>
-        </w:rPr>
-        <w:t xml:space="preserve"> default values.  This</w:t>
-      </w:r>
-      <w:r>
-        <w:rPr>
-          <w:rFonts w:ascii="Arial" w:hAnsi="Arial" w:cs="Arial"/>
-          <w:color w:val="1F497D"/>
-          <w:sz w:val="18"/>
-          <w:szCs w:val="18"/>
-        </w:rPr>
-        <w:t xml:space="preserve"> is to correct </w:t>
-      </w:r>
-      <w:r>
-        <w:rPr>
-          <w:rFonts w:ascii="Arial" w:hAnsi="Arial" w:cs="Arial"/>
-          <w:color w:val="1F497D"/>
-          <w:sz w:val="18"/>
-          <w:szCs w:val="18"/>
-        </w:rPr>
-        <w:t xml:space="preserve">an issue where Apollo I/O units were </w:t>
-      </w:r>
-      <w:r>
-        <w:rPr>
-          <w:rFonts w:ascii="Arial" w:hAnsi="Arial" w:cs="Arial"/>
-          <w:color w:val="1F497D"/>
-          <w:sz w:val="18"/>
-          <w:szCs w:val="18"/>
-        </w:rPr>
-        <w:t xml:space="preserve">incorrectly </w:t>
-      </w:r>
-      <w:r>
-        <w:rPr>
-          <w:rFonts w:ascii="Arial" w:hAnsi="Arial" w:cs="Arial"/>
-          <w:color w:val="1F497D"/>
-          <w:sz w:val="18"/>
-          <w:szCs w:val="18"/>
-        </w:rPr>
-        <w:t>resetting on Silence.</w:t>
+          <w:b/>
+          <w:bCs/>
+          <w:color w:val="1F497D"/>
+          <w:sz w:val="18"/>
+          <w:szCs w:val="18"/>
+        </w:rPr>
+      </w:pPr>
+      <w:r>
+        <w:rPr>
+          <w:rFonts w:ascii="Arial" w:hAnsi="Arial" w:cs="Arial"/>
+          <w:b/>
+          <w:bCs/>
+          <w:color w:val="1F497D"/>
+          <w:sz w:val="18"/>
+          <w:szCs w:val="18"/>
+        </w:rPr>
+        <w:t>Fixes</w:t>
       </w:r>
     </w:p>
     <w:p>
@@ -2090,16 +2122,88 @@
           <w:sz w:val="18"/>
           <w:szCs w:val="18"/>
         </w:rPr>
-        <w:t>The Site Details page was not showing recalibration or day/night times when reading from a config that was created by the old XFP tools</w:t>
-      </w:r>
-      <w:r>
-        <w:rPr>
-          <w:rFonts w:ascii="Arial" w:hAnsi="Arial" w:cs="Arial"/>
-          <w:color w:val="1F497D"/>
-          <w:sz w:val="18"/>
-          <w:szCs w:val="18"/>
-        </w:rPr>
-        <w:t>.</w:t>
+        <w:t xml:space="preserve">The data for </w:t>
+      </w:r>
+      <w:r>
+        <w:rPr>
+          <w:rFonts w:ascii="Arial" w:hAnsi="Arial" w:cs="Arial"/>
+          <w:color w:val="1F497D"/>
+          <w:sz w:val="18"/>
+          <w:szCs w:val="18"/>
+        </w:rPr>
+        <w:t>‘</w:t>
+      </w:r>
+      <w:r>
+        <w:rPr>
+          <w:rFonts w:ascii="Arial" w:hAnsi="Arial" w:cs="Arial"/>
+          <w:color w:val="1F497D"/>
+          <w:sz w:val="18"/>
+          <w:szCs w:val="18"/>
+        </w:rPr>
+        <w:t>e</w:t>
+      </w:r>
+      <w:r>
+        <w:rPr>
+          <w:rFonts w:ascii="Arial" w:hAnsi="Arial" w:cs="Arial"/>
+          <w:color w:val="1F497D"/>
+          <w:sz w:val="18"/>
+          <w:szCs w:val="18"/>
+        </w:rPr>
+        <w:t xml:space="preserve">mpty’ device slots are now set with </w:t>
+      </w:r>
+      <w:r>
+        <w:rPr>
+          <w:rFonts w:ascii="Arial" w:hAnsi="Arial" w:cs="Arial"/>
+          <w:color w:val="1F497D"/>
+          <w:sz w:val="18"/>
+          <w:szCs w:val="18"/>
+        </w:rPr>
+        <w:t>specified</w:t>
+      </w:r>
+      <w:r>
+        <w:rPr>
+          <w:rFonts w:ascii="Arial" w:hAnsi="Arial" w:cs="Arial"/>
+          <w:color w:val="1F497D"/>
+          <w:sz w:val="18"/>
+          <w:szCs w:val="18"/>
+        </w:rPr>
+        <w:t xml:space="preserve"> default values.  This</w:t>
+      </w:r>
+      <w:r>
+        <w:rPr>
+          <w:rFonts w:ascii="Arial" w:hAnsi="Arial" w:cs="Arial"/>
+          <w:color w:val="1F497D"/>
+          <w:sz w:val="18"/>
+          <w:szCs w:val="18"/>
+        </w:rPr>
+        <w:t xml:space="preserve"> is to correct </w:t>
+      </w:r>
+      <w:r>
+        <w:rPr>
+          <w:rFonts w:ascii="Arial" w:hAnsi="Arial" w:cs="Arial"/>
+          <w:color w:val="1F497D"/>
+          <w:sz w:val="18"/>
+          <w:szCs w:val="18"/>
+        </w:rPr>
+        <w:t xml:space="preserve">an issue where Apollo I/O units were </w:t>
+      </w:r>
+      <w:r>
+        <w:rPr>
+          <w:rFonts w:ascii="Arial" w:hAnsi="Arial" w:cs="Arial"/>
+          <w:color w:val="1F497D"/>
+          <w:sz w:val="18"/>
+          <w:szCs w:val="18"/>
+        </w:rPr>
+        <w:t xml:space="preserve">incorrectly </w:t>
+      </w:r>
+      <w:r>
+        <w:rPr>
+          <w:rFonts w:ascii="Arial" w:hAnsi="Arial" w:cs="Arial"/>
+          <w:color w:val="1F497D"/>
+          <w:sz w:val="18"/>
+          <w:szCs w:val="18"/>
+        </w:rPr>
+        <w:t>resetting on Silence.</w:t>
       </w:r>
     </w:p>
     <w:p>
@@ -2122,106 +2226,41 @@
           <w:szCs w:val="18"/>
         </w:rPr>
       </w:pPr>
-    </w:p>
-    <w:p>
-      <w:pPr>
-        <w:tabs>
-          <w:tab w:val="left" w:pos="993"/>
-        </w:tabs>
-        <w:rPr>
-          <w:rFonts w:ascii="Arial" w:hAnsi="Arial" w:cs="Arial"/>
-          <w:color w:val="9CC2E5" w:themeColor="accent1" w:themeTint="99"/>
-          <w:sz w:val="16"/>
-          <w:szCs w:val="16"/>
-        </w:rPr>
-      </w:pPr>
-      <w:r>
-        <w:rPr>
-          <w:rFonts w:ascii="Arial" w:hAnsi="Arial" w:cs="Arial"/>
-          <w:b/>
-          <w:bCs/>
-          <w:color w:val="4472C4" w:themeColor="accent5"/>
-          <w:sz w:val="24"/>
-          <w:szCs w:val="24"/>
-        </w:rPr>
-        <w:t>v8.1.</w:t>
-      </w:r>
-      <w:r>
-        <w:rPr>
-          <w:rFonts w:ascii="Arial" w:hAnsi="Arial" w:cs="Arial"/>
-          <w:b/>
-          <w:bCs/>
-          <w:color w:val="4472C4" w:themeColor="accent5"/>
-          <w:sz w:val="24"/>
-          <w:szCs w:val="24"/>
-        </w:rPr>
-        <w:t>10</w:t>
-      </w:r>
-      <w:r>
-        <w:rPr>
-          <w:rFonts w:ascii="Arial" w:hAnsi="Arial" w:cs="Arial"/>
-          <w:b/>
-          <w:bCs/>
-          <w:color w:val="4472C4" w:themeColor="accent5"/>
-          <w:sz w:val="24"/>
-          <w:szCs w:val="24"/>
+      <w:r>
+        <w:rPr>
+          <w:rFonts w:ascii="Arial" w:hAnsi="Arial" w:cs="Arial"/>
+          <w:color w:val="1F497D"/>
+          <w:sz w:val="18"/>
+          <w:szCs w:val="18"/>
+        </w:rPr>
+        <w:t>•</w:t>
+      </w:r>
+      <w:r>
+        <w:rPr>
+          <w:rFonts w:ascii="Arial" w:hAnsi="Arial" w:cs="Arial"/>
+          <w:color w:val="1F497D"/>
+          <w:sz w:val="18"/>
+          <w:szCs w:val="18"/>
         </w:rPr>
         <w:tab/>
       </w:r>
       <w:r>
         <w:rPr>
           <w:rFonts w:ascii="Arial" w:hAnsi="Arial" w:cs="Arial"/>
-          <w:b/>
-          <w:bCs/>
-          <w:color w:val="4472C4" w:themeColor="accent5"/>
-          <w:sz w:val="24"/>
-          <w:szCs w:val="24"/>
-        </w:rPr>
-        <w:t>16</w:t>
-      </w:r>
-      <w:r>
-        <w:rPr>
-          <w:rFonts w:ascii="Arial" w:hAnsi="Arial" w:cs="Arial"/>
-          <w:b/>
-          <w:bCs/>
-          <w:color w:val="4472C4" w:themeColor="accent5"/>
-          <w:sz w:val="24"/>
-          <w:szCs w:val="24"/>
-        </w:rPr>
-        <w:t>/</w:t>
-      </w:r>
-      <w:r>
-        <w:rPr>
-          <w:rFonts w:ascii="Arial" w:hAnsi="Arial" w:cs="Arial"/>
-          <w:b/>
-          <w:bCs/>
-          <w:color w:val="4472C4" w:themeColor="accent5"/>
-          <w:sz w:val="24"/>
-          <w:szCs w:val="24"/>
-        </w:rPr>
-        <w:t>02</w:t>
-      </w:r>
-      <w:r>
-        <w:rPr>
-          <w:rFonts w:ascii="Arial" w:hAnsi="Arial" w:cs="Arial"/>
-          <w:b/>
-          <w:bCs/>
-          <w:color w:val="4472C4" w:themeColor="accent5"/>
-          <w:sz w:val="24"/>
-          <w:szCs w:val="24"/>
-        </w:rPr>
-        <w:t>/202</w:t>
-      </w:r>
-      <w:r>
-        <w:rPr>
-          <w:rFonts w:ascii="Arial" w:hAnsi="Arial" w:cs="Arial"/>
-          <w:b/>
-          <w:bCs/>
-          <w:color w:val="4472C4" w:themeColor="accent5"/>
-          <w:sz w:val="24"/>
-          <w:szCs w:val="24"/>
-        </w:rPr>
-        <w:t>6</w:t>
+          <w:color w:val="1F497D"/>
+          <w:sz w:val="18"/>
+          <w:szCs w:val="18"/>
+        </w:rPr>
+        <w:t>The Site Details page was not showing recalibration or day/night times when reading from a config that was created by the old XFP tools</w:t>
+      </w:r>
+      <w:r>
+        <w:rPr>
+          <w:rFonts w:ascii="Arial" w:hAnsi="Arial" w:cs="Arial"/>
+          <w:color w:val="1F497D"/>
+          <w:sz w:val="18"/>
+          <w:szCs w:val="18"/>
+        </w:rPr>
+        <w:t>.</w:t>
       </w:r>
     </w:p>
     <w:p>
@@ -2239,23 +2278,111 @@
         <w:contextualSpacing/>
         <w:rPr>
           <w:rFonts w:ascii="Arial" w:hAnsi="Arial" w:cs="Arial"/>
-          <w:b/>
-          <w:bCs/>
-          <w:color w:val="1F497D"/>
-          <w:sz w:val="18"/>
-          <w:szCs w:val="18"/>
-        </w:rPr>
-      </w:pPr>
-      <w:r>
-        <w:rPr>
-          <w:rFonts w:ascii="Arial" w:hAnsi="Arial" w:cs="Arial"/>
-          <w:b/>
-          <w:bCs/>
-          <w:color w:val="1F497D"/>
-          <w:sz w:val="18"/>
-          <w:szCs w:val="18"/>
-        </w:rPr>
-        <w:t>New features</w:t>
+          <w:color w:val="1F497D"/>
+          <w:sz w:val="18"/>
+          <w:szCs w:val="18"/>
+        </w:rPr>
+      </w:pPr>
+    </w:p>
+    <w:p>
+      <w:pPr>
+        <w:tabs>
+          <w:tab w:val="left" w:pos="993"/>
+        </w:tabs>
+        <w:rPr>
+          <w:rFonts w:ascii="Arial" w:hAnsi="Arial" w:cs="Arial"/>
+          <w:color w:val="9CC2E5" w:themeColor="accent1" w:themeTint="99"/>
+          <w:sz w:val="16"/>
+          <w:szCs w:val="16"/>
+        </w:rPr>
+      </w:pPr>
+      <w:r>
+        <w:rPr>
+          <w:rFonts w:ascii="Arial" w:hAnsi="Arial" w:cs="Arial"/>
+          <w:b/>
+          <w:bCs/>
+          <w:color w:val="4472C4" w:themeColor="accent5"/>
+          <w:sz w:val="24"/>
+          <w:szCs w:val="24"/>
+        </w:rPr>
+        <w:t>v8.1.</w:t>
+      </w:r>
+      <w:r>
+        <w:rPr>
+          <w:rFonts w:ascii="Arial" w:hAnsi="Arial" w:cs="Arial"/>
+          <w:b/>
+          <w:bCs/>
+          <w:color w:val="4472C4" w:themeColor="accent5"/>
+          <w:sz w:val="24"/>
+          <w:szCs w:val="24"/>
+        </w:rPr>
+        <w:t>10</w:t>
+      </w:r>
+      <w:r>
+        <w:rPr>
+          <w:rFonts w:ascii="Arial" w:hAnsi="Arial" w:cs="Arial"/>
+          <w:b/>
+          <w:bCs/>
+          <w:color w:val="4472C4" w:themeColor="accent5"/>
+          <w:sz w:val="24"/>
+          <w:szCs w:val="24"/>
+        </w:rPr>
+        <w:tab/>
+      </w:r>
+      <w:r>
+        <w:rPr>
+          <w:rFonts w:ascii="Arial" w:hAnsi="Arial" w:cs="Arial"/>
+          <w:b/>
+          <w:bCs/>
+          <w:color w:val="4472C4" w:themeColor="accent5"/>
+          <w:sz w:val="24"/>
+          <w:szCs w:val="24"/>
+        </w:rPr>
+        <w:t>16</w:t>
+      </w:r>
+      <w:r>
+        <w:rPr>
+          <w:rFonts w:ascii="Arial" w:hAnsi="Arial" w:cs="Arial"/>
+          <w:b/>
+          <w:bCs/>
+          <w:color w:val="4472C4" w:themeColor="accent5"/>
+          <w:sz w:val="24"/>
+          <w:szCs w:val="24"/>
+        </w:rPr>
+        <w:t>/</w:t>
+      </w:r>
+      <w:r>
+        <w:rPr>
+          <w:rFonts w:ascii="Arial" w:hAnsi="Arial" w:cs="Arial"/>
+          <w:b/>
+          <w:bCs/>
+          <w:color w:val="4472C4" w:themeColor="accent5"/>
+          <w:sz w:val="24"/>
+          <w:szCs w:val="24"/>
+        </w:rPr>
+        <w:t>02</w:t>
+      </w:r>
+      <w:r>
+        <w:rPr>
+          <w:rFonts w:ascii="Arial" w:hAnsi="Arial" w:cs="Arial"/>
+          <w:b/>
+          <w:bCs/>
+          <w:color w:val="4472C4" w:themeColor="accent5"/>
+          <w:sz w:val="24"/>
+          <w:szCs w:val="24"/>
+        </w:rPr>
+        <w:t>/202</w:t>
+      </w:r>
+      <w:r>
+        <w:rPr>
+          <w:rFonts w:ascii="Arial" w:hAnsi="Arial" w:cs="Arial"/>
+          <w:b/>
+          <w:bCs/>
+          <w:color w:val="4472C4" w:themeColor="accent5"/>
+          <w:sz w:val="24"/>
+          <w:szCs w:val="24"/>
+        </w:rPr>
+        <w:t>6</w:t>
       </w:r>
     </w:p>
     <w:p>
@@ -2273,46 +2400,23 @@
         <w:contextualSpacing/>
         <w:rPr>
           <w:rFonts w:ascii="Arial" w:hAnsi="Arial" w:cs="Arial"/>
-          <w:color w:val="1F497D"/>
-          <w:sz w:val="18"/>
-          <w:szCs w:val="18"/>
-        </w:rPr>
-      </w:pPr>
-      <w:r>
-        <w:rPr>
-          <w:rFonts w:ascii="Arial" w:hAnsi="Arial" w:cs="Arial"/>
-          <w:color w:val="1F497D"/>
-          <w:sz w:val="18"/>
-          <w:szCs w:val="18"/>
-        </w:rPr>
-        <w:t>•</w:t>
-      </w:r>
-      <w:r>
-        <w:rPr>
-          <w:rFonts w:ascii="Arial" w:hAnsi="Arial" w:cs="Arial"/>
-          <w:color w:val="1F497D"/>
-          <w:sz w:val="18"/>
-          <w:szCs w:val="18"/>
-        </w:rPr>
-        <w:tab/>
-      </w:r>
-      <w:r>
-        <w:rPr>
-          <w:rFonts w:ascii="Arial" w:hAnsi="Arial" w:cs="Arial"/>
-          <w:color w:val="1F497D"/>
-          <w:sz w:val="18"/>
-          <w:szCs w:val="18"/>
-        </w:rPr>
-        <w:t>Support for Spanish language has</w:t>
-      </w:r>
-      <w:r>
-        <w:rPr>
-          <w:rFonts w:ascii="Arial" w:hAnsi="Arial" w:cs="Arial"/>
-          <w:color w:val="1F497D"/>
-          <w:sz w:val="18"/>
-          <w:szCs w:val="18"/>
-        </w:rPr>
-        <w:t xml:space="preserve"> been added.</w:t>
+          <w:b/>
+          <w:bCs/>
+          <w:color w:val="1F497D"/>
+          <w:sz w:val="18"/>
+          <w:szCs w:val="18"/>
+        </w:rPr>
+      </w:pPr>
+      <w:r>
+        <w:rPr>
+          <w:rFonts w:ascii="Arial" w:hAnsi="Arial" w:cs="Arial"/>
+          <w:b/>
+          <w:bCs/>
+          <w:color w:val="1F497D"/>
+          <w:sz w:val="18"/>
+          <w:szCs w:val="18"/>
+        </w:rPr>
+        <w:t>New features</w:t>
       </w:r>
     </w:p>
     <w:p>
@@ -2335,106 +2439,41 @@
           <w:szCs w:val="18"/>
         </w:rPr>
       </w:pPr>
-    </w:p>
-    <w:p>
-      <w:pPr>
-        <w:tabs>
-          <w:tab w:val="left" w:pos="993"/>
-        </w:tabs>
-        <w:rPr>
-          <w:rFonts w:ascii="Arial" w:hAnsi="Arial" w:cs="Arial"/>
-          <w:color w:val="9CC2E5" w:themeColor="accent1" w:themeTint="99"/>
-          <w:sz w:val="16"/>
-          <w:szCs w:val="16"/>
-        </w:rPr>
-      </w:pPr>
-      <w:r>
-        <w:rPr>
-          <w:rFonts w:ascii="Arial" w:hAnsi="Arial" w:cs="Arial"/>
-          <w:b/>
-          <w:bCs/>
-          <w:color w:val="4472C4" w:themeColor="accent5"/>
-          <w:sz w:val="24"/>
-          <w:szCs w:val="24"/>
-        </w:rPr>
-        <w:t>v8.1.</w:t>
-      </w:r>
-      <w:r>
-        <w:rPr>
-          <w:rFonts w:ascii="Arial" w:hAnsi="Arial" w:cs="Arial"/>
-          <w:b/>
-          <w:bCs/>
-          <w:color w:val="4472C4" w:themeColor="accent5"/>
-          <w:sz w:val="24"/>
-          <w:szCs w:val="24"/>
-        </w:rPr>
-        <w:t>9</w:t>
-      </w:r>
-      <w:r>
-        <w:rPr>
-          <w:rFonts w:ascii="Arial" w:hAnsi="Arial" w:cs="Arial"/>
-          <w:b/>
-          <w:bCs/>
-          <w:color w:val="4472C4" w:themeColor="accent5"/>
-          <w:sz w:val="24"/>
-          <w:szCs w:val="24"/>
+      <w:r>
+        <w:rPr>
+          <w:rFonts w:ascii="Arial" w:hAnsi="Arial" w:cs="Arial"/>
+          <w:color w:val="1F497D"/>
+          <w:sz w:val="18"/>
+          <w:szCs w:val="18"/>
+        </w:rPr>
+        <w:t>•</w:t>
+      </w:r>
+      <w:r>
+        <w:rPr>
+          <w:rFonts w:ascii="Arial" w:hAnsi="Arial" w:cs="Arial"/>
+          <w:color w:val="1F497D"/>
+          <w:sz w:val="18"/>
+          <w:szCs w:val="18"/>
         </w:rPr>
         <w:tab/>
       </w:r>
       <w:r>
         <w:rPr>
           <w:rFonts w:ascii="Arial" w:hAnsi="Arial" w:cs="Arial"/>
-          <w:b/>
-          <w:bCs/>
-          <w:color w:val="4472C4" w:themeColor="accent5"/>
-          <w:sz w:val="24"/>
-          <w:szCs w:val="24"/>
-        </w:rPr>
-        <w:t>2</w:t>
-      </w:r>
-      <w:r>
-        <w:rPr>
-          <w:rFonts w:ascii="Arial" w:hAnsi="Arial" w:cs="Arial"/>
-          <w:b/>
-          <w:bCs/>
-          <w:color w:val="4472C4" w:themeColor="accent5"/>
-          <w:sz w:val="24"/>
-          <w:szCs w:val="24"/>
-        </w:rPr>
-        <w:t>4</w:t>
-      </w:r>
-      <w:r>
-        <w:rPr>
-          <w:rFonts w:ascii="Arial" w:hAnsi="Arial" w:cs="Arial"/>
-          <w:b/>
-          <w:bCs/>
-          <w:color w:val="4472C4" w:themeColor="accent5"/>
-          <w:sz w:val="24"/>
-          <w:szCs w:val="24"/>
-        </w:rPr>
-        <w:t>/</w:t>
-      </w:r>
-      <w:r>
-        <w:rPr>
-          <w:rFonts w:ascii="Arial" w:hAnsi="Arial" w:cs="Arial"/>
-          <w:b/>
-          <w:bCs/>
-          <w:color w:val="4472C4" w:themeColor="accent5"/>
-          <w:sz w:val="24"/>
-          <w:szCs w:val="24"/>
-        </w:rPr>
-        <w:t>12</w:t>
-      </w:r>
-      <w:r>
-        <w:rPr>
-          <w:rFonts w:ascii="Arial" w:hAnsi="Arial" w:cs="Arial"/>
-          <w:b/>
-          <w:bCs/>
-          <w:color w:val="4472C4" w:themeColor="accent5"/>
-          <w:sz w:val="24"/>
-          <w:szCs w:val="24"/>
-        </w:rPr>
-        <w:t>/2025</w:t>
+          <w:color w:val="1F497D"/>
+          <w:sz w:val="18"/>
+          <w:szCs w:val="18"/>
+        </w:rPr>
+        <w:t>Support for Spanish language has</w:t>
+      </w:r>
+      <w:r>
+        <w:rPr>
+          <w:rFonts w:ascii="Arial" w:hAnsi="Arial" w:cs="Arial"/>
+          <w:color w:val="1F497D"/>
+          <w:sz w:val="18"/>
+          <w:szCs w:val="18"/>
+        </w:rPr>
+        <w:t xml:space="preserve"> been added.</w:t>
       </w:r>
     </w:p>
     <w:p>
@@ -2452,23 +2491,111 @@
         <w:contextualSpacing/>
         <w:rPr>
           <w:rFonts w:ascii="Arial" w:hAnsi="Arial" w:cs="Arial"/>
-          <w:b/>
-          <w:bCs/>
-          <w:color w:val="1F497D"/>
-          <w:sz w:val="18"/>
-          <w:szCs w:val="18"/>
-        </w:rPr>
-      </w:pPr>
-      <w:r>
-        <w:rPr>
-          <w:rFonts w:ascii="Arial" w:hAnsi="Arial" w:cs="Arial"/>
-          <w:b/>
-          <w:bCs/>
-          <w:color w:val="1F497D"/>
-          <w:sz w:val="18"/>
-          <w:szCs w:val="18"/>
-        </w:rPr>
-        <w:t>New features</w:t>
+          <w:color w:val="1F497D"/>
+          <w:sz w:val="18"/>
+          <w:szCs w:val="18"/>
+        </w:rPr>
+      </w:pPr>
+    </w:p>
+    <w:p>
+      <w:pPr>
+        <w:tabs>
+          <w:tab w:val="left" w:pos="993"/>
+        </w:tabs>
+        <w:rPr>
+          <w:rFonts w:ascii="Arial" w:hAnsi="Arial" w:cs="Arial"/>
+          <w:color w:val="9CC2E5" w:themeColor="accent1" w:themeTint="99"/>
+          <w:sz w:val="16"/>
+          <w:szCs w:val="16"/>
+        </w:rPr>
+      </w:pPr>
+      <w:r>
+        <w:rPr>
+          <w:rFonts w:ascii="Arial" w:hAnsi="Arial" w:cs="Arial"/>
+          <w:b/>
+          <w:bCs/>
+          <w:color w:val="4472C4" w:themeColor="accent5"/>
+          <w:sz w:val="24"/>
+          <w:szCs w:val="24"/>
+        </w:rPr>
+        <w:t>v8.1.</w:t>
+      </w:r>
+      <w:r>
+        <w:rPr>
+          <w:rFonts w:ascii="Arial" w:hAnsi="Arial" w:cs="Arial"/>
+          <w:b/>
+          <w:bCs/>
+          <w:color w:val="4472C4" w:themeColor="accent5"/>
+          <w:sz w:val="24"/>
+          <w:szCs w:val="24"/>
+        </w:rPr>
+        <w:t>9</w:t>
+      </w:r>
+      <w:r>
+        <w:rPr>
+          <w:rFonts w:ascii="Arial" w:hAnsi="Arial" w:cs="Arial"/>
+          <w:b/>
+          <w:bCs/>
+          <w:color w:val="4472C4" w:themeColor="accent5"/>
+          <w:sz w:val="24"/>
+          <w:szCs w:val="24"/>
+        </w:rPr>
+        <w:tab/>
+      </w:r>
+      <w:r>
+        <w:rPr>
+          <w:rFonts w:ascii="Arial" w:hAnsi="Arial" w:cs="Arial"/>
+          <w:b/>
+          <w:bCs/>
+          <w:color w:val="4472C4" w:themeColor="accent5"/>
+          <w:sz w:val="24"/>
+          <w:szCs w:val="24"/>
+        </w:rPr>
+        <w:t>2</w:t>
+      </w:r>
+      <w:r>
+        <w:rPr>
+          <w:rFonts w:ascii="Arial" w:hAnsi="Arial" w:cs="Arial"/>
+          <w:b/>
+          <w:bCs/>
+          <w:color w:val="4472C4" w:themeColor="accent5"/>
+          <w:sz w:val="24"/>
+          <w:szCs w:val="24"/>
+        </w:rPr>
+        <w:t>4</w:t>
+      </w:r>
+      <w:r>
+        <w:rPr>
+          <w:rFonts w:ascii="Arial" w:hAnsi="Arial" w:cs="Arial"/>
+          <w:b/>
+          <w:bCs/>
+          <w:color w:val="4472C4" w:themeColor="accent5"/>
+          <w:sz w:val="24"/>
+          <w:szCs w:val="24"/>
+        </w:rPr>
+        <w:t>/</w:t>
+      </w:r>
+      <w:r>
+        <w:rPr>
+          <w:rFonts w:ascii="Arial" w:hAnsi="Arial" w:cs="Arial"/>
+          <w:b/>
+          <w:bCs/>
+          <w:color w:val="4472C4" w:themeColor="accent5"/>
+          <w:sz w:val="24"/>
+          <w:szCs w:val="24"/>
+        </w:rPr>
+        <w:t>12</w:t>
+      </w:r>
+      <w:r>
+        <w:rPr>
+          <w:rFonts w:ascii="Arial" w:hAnsi="Arial" w:cs="Arial"/>
+          <w:b/>
+          <w:bCs/>
+          <w:color w:val="4472C4" w:themeColor="accent5"/>
+          <w:sz w:val="24"/>
+          <w:szCs w:val="24"/>
+        </w:rPr>
+        <w:t>/2025</w:t>
       </w:r>
     </w:p>
     <w:p>
@@ -2486,29 +2613,23 @@
         <w:contextualSpacing/>
         <w:rPr>
           <w:rFonts w:ascii="Arial" w:hAnsi="Arial" w:cs="Arial"/>
-          <w:color w:val="1F497D"/>
-          <w:sz w:val="18"/>
-          <w:szCs w:val="18"/>
-        </w:rPr>
-      </w:pPr>
-      <w:r>
-        <w:rPr>
-          <w:rFonts w:ascii="Arial" w:hAnsi="Arial" w:cs="Arial"/>
-          <w:color w:val="1F497D"/>
-          <w:sz w:val="18"/>
-          <w:szCs w:val="18"/>
-        </w:rPr>
-        <w:t>•</w:t>
-      </w:r>
-      <w:r>
-        <w:rPr>
-          <w:rFonts w:ascii="Arial" w:hAnsi="Arial" w:cs="Arial"/>
-          <w:color w:val="1F497D"/>
-          <w:sz w:val="18"/>
-          <w:szCs w:val="18"/>
-        </w:rPr>
-        <w:tab/>
-        <w:t>The new CAST Pro devices have been added.</w:t>
+          <w:b/>
+          <w:bCs/>
+          <w:color w:val="1F497D"/>
+          <w:sz w:val="18"/>
+          <w:szCs w:val="18"/>
+        </w:rPr>
+      </w:pPr>
+      <w:r>
+        <w:rPr>
+          <w:rFonts w:ascii="Arial" w:hAnsi="Arial" w:cs="Arial"/>
+          <w:b/>
+          <w:bCs/>
+          <w:color w:val="1F497D"/>
+          <w:sz w:val="18"/>
+          <w:szCs w:val="18"/>
+        </w:rPr>
+        <w:t>New features</w:t>
       </w:r>
     </w:p>
     <w:p>
@@ -2548,7 +2669,7 @@
           <w:szCs w:val="18"/>
         </w:rPr>
         <w:tab/>
-        <w:t>The facility to print the settings has been added.</w:t>
+        <w:t>The new CAST Pro devices have been added.</w:t>
       </w:r>
     </w:p>
     <w:p>
@@ -2588,7 +2709,7 @@
           <w:szCs w:val="18"/>
         </w:rPr>
         <w:tab/>
-        <w:t>Device day &amp; night modes are now always set to their default values when a device type is changed.</w:t>
+        <w:t>The facility to print the settings has been added.</w:t>
       </w:r>
     </w:p>
     <w:p>
@@ -2628,7 +2749,7 @@
           <w:szCs w:val="18"/>
         </w:rPr>
         <w:tab/>
-        <w:t>A newly-added second loop is now correctly filled with empty device slots and the device pages are updated correspondingly.</w:t>
+        <w:t>Device day &amp; night modes are now always set to their default values when a device type is changed.</w:t>
       </w:r>
     </w:p>
     <w:p>
@@ -2668,16 +2789,7 @@
           <w:szCs w:val="18"/>
         </w:rPr>
         <w:tab/>
-        <w:t>Envision support for Apollo systems</w:t>
-      </w:r>
-      <w:r>
-        <w:rPr>
-          <w:rFonts w:ascii="Arial" w:hAnsi="Arial" w:cs="Arial"/>
-          <w:color w:val="1F497D"/>
-          <w:sz w:val="18"/>
-          <w:szCs w:val="18"/>
-        </w:rPr>
-        <w:t>:</w:t>
+        <w:t>A newly-added second loop is now correctly filled with empty device slots and the device pages are updated correspondingly.</w:t>
       </w:r>
     </w:p>
     <w:p>
@@ -2707,73 +2819,26 @@
           <w:sz w:val="18"/>
           <w:szCs w:val="18"/>
         </w:rPr>
+        <w:t>•</w:t>
+      </w:r>
+      <w:r>
+        <w:rPr>
+          <w:rFonts w:ascii="Arial" w:hAnsi="Arial" w:cs="Arial"/>
+          <w:color w:val="1F497D"/>
+          <w:sz w:val="18"/>
+          <w:szCs w:val="18"/>
+        </w:rPr>
         <w:tab/>
-      </w:r>
-      <w:r>
-        <w:rPr>
-          <w:rFonts w:ascii="Arial" w:hAnsi="Arial" w:cs="Arial"/>
-          <w:i/>
-          <w:iCs/>
-          <w:color w:val="1F497D"/>
-          <w:sz w:val="18"/>
-          <w:szCs w:val="18"/>
-        </w:rPr>
-        <w:t>For this, device names and zone descriptions are prefixed with type codes and zone numbers respectively.  If not already prefixed, before uploading the user is asked whether the pane</w:t>
-      </w:r>
-      <w:r>
-        <w:rPr>
-          <w:rFonts w:ascii="Arial" w:hAnsi="Arial" w:cs="Arial"/>
-          <w:i/>
-          <w:iCs/>
-          <w:color w:val="1F497D"/>
-          <w:sz w:val="18"/>
-          <w:szCs w:val="18"/>
-        </w:rPr>
-        <w:t>l</w:t>
-      </w:r>
-      <w:r>
-        <w:rPr>
-          <w:rFonts w:ascii="Arial" w:hAnsi="Arial" w:cs="Arial"/>
-          <w:i/>
-          <w:iCs/>
-          <w:color w:val="1F497D"/>
-          <w:sz w:val="18"/>
-          <w:szCs w:val="18"/>
-        </w:rPr>
-        <w:t xml:space="preserve"> is for Envision and, if </w:t>
-      </w:r>
-      <w:proofErr w:type="gramStart"/>
-      <w:r>
-        <w:rPr>
-          <w:rFonts w:ascii="Arial" w:hAnsi="Arial" w:cs="Arial"/>
-          <w:i/>
-          <w:iCs/>
-          <w:color w:val="1F497D"/>
-          <w:sz w:val="18"/>
-          <w:szCs w:val="18"/>
-        </w:rPr>
-        <w:t>Yes</w:t>
-      </w:r>
-      <w:proofErr w:type="gramEnd"/>
-      <w:r>
-        <w:rPr>
-          <w:rFonts w:ascii="Arial" w:hAnsi="Arial" w:cs="Arial"/>
-          <w:i/>
-          <w:iCs/>
-          <w:color w:val="1F497D"/>
-          <w:sz w:val="18"/>
-          <w:szCs w:val="18"/>
-        </w:rPr>
-        <w:t>, the prefixes are added.</w:t>
-      </w:r>
-      <w:r>
-        <w:rPr>
-          <w:rFonts w:ascii="Arial" w:hAnsi="Arial" w:cs="Arial"/>
-          <w:color w:val="1F497D"/>
-          <w:sz w:val="18"/>
-          <w:szCs w:val="18"/>
-        </w:rPr>
-        <w:br/>
+        <w:t>Envision support for Apollo systems</w:t>
+      </w:r>
+      <w:r>
+        <w:rPr>
+          <w:rFonts w:ascii="Arial" w:hAnsi="Arial" w:cs="Arial"/>
+          <w:color w:val="1F497D"/>
+          <w:sz w:val="18"/>
+          <w:szCs w:val="18"/>
+        </w:rPr>
+        <w:t>:</w:t>
       </w:r>
     </w:p>
     <w:p>
@@ -2791,23 +2856,85 @@
         <w:contextualSpacing/>
         <w:rPr>
           <w:rFonts w:ascii="Arial" w:hAnsi="Arial" w:cs="Arial"/>
-          <w:b/>
-          <w:bCs/>
-          <w:color w:val="1F497D"/>
-          <w:sz w:val="18"/>
-          <w:szCs w:val="18"/>
-        </w:rPr>
-      </w:pPr>
-      <w:r>
-        <w:rPr>
-          <w:rFonts w:ascii="Arial" w:hAnsi="Arial" w:cs="Arial"/>
-          <w:b/>
-          <w:bCs/>
-          <w:color w:val="1F497D"/>
-          <w:sz w:val="18"/>
-          <w:szCs w:val="18"/>
-        </w:rPr>
-        <w:t>Fixes</w:t>
+          <w:color w:val="1F497D"/>
+          <w:sz w:val="18"/>
+          <w:szCs w:val="18"/>
+        </w:rPr>
+      </w:pPr>
+      <w:r>
+        <w:rPr>
+          <w:rFonts w:ascii="Arial" w:hAnsi="Arial" w:cs="Arial"/>
+          <w:color w:val="1F497D"/>
+          <w:sz w:val="18"/>
+          <w:szCs w:val="18"/>
+        </w:rPr>
+        <w:tab/>
+      </w:r>
+      <w:r>
+        <w:rPr>
+          <w:rFonts w:ascii="Arial" w:hAnsi="Arial" w:cs="Arial"/>
+          <w:i/>
+          <w:iCs/>
+          <w:color w:val="1F497D"/>
+          <w:sz w:val="18"/>
+          <w:szCs w:val="18"/>
+        </w:rPr>
+        <w:t>For this, device names and zone descriptions are prefixed with type codes and zone numbers respectively.  If not already prefixed, before uploading the user is asked whether the pane</w:t>
+      </w:r>
+      <w:r>
+        <w:rPr>
+          <w:rFonts w:ascii="Arial" w:hAnsi="Arial" w:cs="Arial"/>
+          <w:i/>
+          <w:iCs/>
+          <w:color w:val="1F497D"/>
+          <w:sz w:val="18"/>
+          <w:szCs w:val="18"/>
+        </w:rPr>
+        <w:t>l</w:t>
+      </w:r>
+      <w:r>
+        <w:rPr>
+          <w:rFonts w:ascii="Arial" w:hAnsi="Arial" w:cs="Arial"/>
+          <w:i/>
+          <w:iCs/>
+          <w:color w:val="1F497D"/>
+          <w:sz w:val="18"/>
+          <w:szCs w:val="18"/>
+        </w:rPr>
+        <w:t xml:space="preserve"> is for Envision and, if </w:t>
+      </w:r>
+      <w:proofErr w:type="gramStart"/>
+      <w:r>
+        <w:rPr>
+          <w:rFonts w:ascii="Arial" w:hAnsi="Arial" w:cs="Arial"/>
+          <w:i/>
+          <w:iCs/>
+          <w:color w:val="1F497D"/>
+          <w:sz w:val="18"/>
+          <w:szCs w:val="18"/>
+        </w:rPr>
+        <w:t>Yes</w:t>
+      </w:r>
+      <w:proofErr w:type="gramEnd"/>
+      <w:r>
+        <w:rPr>
+          <w:rFonts w:ascii="Arial" w:hAnsi="Arial" w:cs="Arial"/>
+          <w:i/>
+          <w:iCs/>
+          <w:color w:val="1F497D"/>
+          <w:sz w:val="18"/>
+          <w:szCs w:val="18"/>
+        </w:rPr>
+        <w:t>, the prefixes are added.</w:t>
+      </w:r>
+      <w:r>
+        <w:rPr>
+          <w:rFonts w:ascii="Arial" w:hAnsi="Arial" w:cs="Arial"/>
+          <w:color w:val="1F497D"/>
+          <w:sz w:val="18"/>
+          <w:szCs w:val="18"/>
+        </w:rPr>
+        <w:br/>
       </w:r>
     </w:p>
     <w:p>
@@ -2825,174 +2952,23 @@
         <w:contextualSpacing/>
         <w:rPr>
           <w:rFonts w:ascii="Arial" w:hAnsi="Arial" w:cs="Arial"/>
-          <w:color w:val="1F497D"/>
-          <w:sz w:val="18"/>
-          <w:szCs w:val="18"/>
-        </w:rPr>
-      </w:pPr>
-      <w:r>
-        <w:rPr>
-          <w:rFonts w:ascii="Arial" w:hAnsi="Arial" w:cs="Arial"/>
-          <w:color w:val="1F497D"/>
-          <w:sz w:val="18"/>
-          <w:szCs w:val="18"/>
-        </w:rPr>
-        <w:t>•</w:t>
-      </w:r>
-      <w:r>
-        <w:rPr>
-          <w:rFonts w:ascii="Arial" w:hAnsi="Arial" w:cs="Arial"/>
-          <w:color w:val="1F497D"/>
-          <w:sz w:val="18"/>
-          <w:szCs w:val="18"/>
-        </w:rPr>
-        <w:tab/>
-      </w:r>
-      <w:r>
-        <w:rPr>
-          <w:rFonts w:ascii="Arial" w:hAnsi="Arial" w:cs="Arial"/>
-          <w:color w:val="1F497D"/>
-          <w:sz w:val="18"/>
-          <w:szCs w:val="18"/>
-        </w:rPr>
-        <w:t>Two faults that would cause the app to shut down have been corrected: s</w:t>
-      </w:r>
-      <w:r>
-        <w:rPr>
-          <w:rFonts w:ascii="Arial" w:hAnsi="Arial" w:cs="Arial"/>
-          <w:color w:val="1F497D"/>
-          <w:sz w:val="18"/>
-          <w:szCs w:val="18"/>
-        </w:rPr>
-        <w:t>end</w:t>
-      </w:r>
-      <w:r>
-        <w:rPr>
-          <w:rFonts w:ascii="Arial" w:hAnsi="Arial" w:cs="Arial"/>
-          <w:color w:val="1F497D"/>
-          <w:sz w:val="18"/>
-          <w:szCs w:val="18"/>
-        </w:rPr>
-        <w:t>ing</w:t>
-      </w:r>
-      <w:r>
-        <w:rPr>
-          <w:rFonts w:ascii="Arial" w:hAnsi="Arial" w:cs="Arial"/>
-          <w:color w:val="1F497D"/>
-          <w:sz w:val="18"/>
-          <w:szCs w:val="18"/>
-        </w:rPr>
-        <w:t xml:space="preserve"> </w:t>
-      </w:r>
-      <w:r>
-        <w:rPr>
-          <w:rFonts w:ascii="Arial" w:hAnsi="Arial" w:cs="Arial"/>
-          <w:color w:val="1F497D"/>
-          <w:sz w:val="18"/>
-          <w:szCs w:val="18"/>
-        </w:rPr>
-        <w:t>single-</w:t>
-      </w:r>
-      <w:r>
-        <w:rPr>
-          <w:rFonts w:ascii="Arial" w:hAnsi="Arial" w:cs="Arial"/>
-          <w:color w:val="1F497D"/>
-          <w:sz w:val="18"/>
-          <w:szCs w:val="18"/>
-        </w:rPr>
-        <w:t xml:space="preserve">loop </w:t>
-      </w:r>
-      <w:r>
-        <w:rPr>
-          <w:rFonts w:ascii="Arial" w:hAnsi="Arial" w:cs="Arial"/>
-          <w:color w:val="1F497D"/>
-          <w:sz w:val="18"/>
-          <w:szCs w:val="18"/>
-        </w:rPr>
-        <w:t>data to a</w:t>
-      </w:r>
-      <w:r>
-        <w:rPr>
-          <w:rFonts w:ascii="Arial" w:hAnsi="Arial" w:cs="Arial"/>
-          <w:color w:val="1F497D"/>
-          <w:sz w:val="18"/>
-          <w:szCs w:val="18"/>
-        </w:rPr>
-        <w:t xml:space="preserve"> 2-loop </w:t>
-      </w:r>
-      <w:proofErr w:type="gramStart"/>
-      <w:r>
-        <w:rPr>
-          <w:rFonts w:ascii="Arial" w:hAnsi="Arial" w:cs="Arial"/>
-          <w:color w:val="1F497D"/>
-          <w:sz w:val="18"/>
-          <w:szCs w:val="18"/>
-        </w:rPr>
-        <w:t>panel</w:t>
-      </w:r>
-      <w:r>
-        <w:rPr>
-          <w:rFonts w:ascii="Arial" w:hAnsi="Arial" w:cs="Arial"/>
-          <w:color w:val="1F497D"/>
-          <w:sz w:val="18"/>
-          <w:szCs w:val="18"/>
-        </w:rPr>
-        <w:t>,</w:t>
-      </w:r>
-      <w:r>
-        <w:rPr>
-          <w:rFonts w:ascii="Arial" w:hAnsi="Arial" w:cs="Arial"/>
-          <w:color w:val="1F497D"/>
-          <w:sz w:val="18"/>
-          <w:szCs w:val="18"/>
-        </w:rPr>
-        <w:t xml:space="preserve"> </w:t>
-      </w:r>
-      <w:r>
-        <w:rPr>
-          <w:rFonts w:ascii="Arial" w:hAnsi="Arial" w:cs="Arial"/>
-          <w:color w:val="1F497D"/>
-          <w:sz w:val="18"/>
-          <w:szCs w:val="18"/>
-        </w:rPr>
-        <w:t>and</w:t>
-      </w:r>
-      <w:proofErr w:type="gramEnd"/>
-      <w:r>
-        <w:rPr>
-          <w:rFonts w:ascii="Arial" w:hAnsi="Arial" w:cs="Arial"/>
-          <w:color w:val="1F497D"/>
-          <w:sz w:val="18"/>
-          <w:szCs w:val="18"/>
-        </w:rPr>
-        <w:t xml:space="preserve"> </w:t>
-      </w:r>
-      <w:r>
-        <w:rPr>
-          <w:rFonts w:ascii="Arial" w:hAnsi="Arial" w:cs="Arial"/>
-          <w:color w:val="1F497D"/>
-          <w:sz w:val="18"/>
-          <w:szCs w:val="18"/>
-        </w:rPr>
-        <w:t>opening a file wh</w:t>
-      </w:r>
-      <w:r>
-        <w:rPr>
-          <w:rFonts w:ascii="Arial" w:hAnsi="Arial" w:cs="Arial"/>
-          <w:color w:val="1F497D"/>
-          <w:sz w:val="18"/>
-          <w:szCs w:val="18"/>
-        </w:rPr>
-        <w:t xml:space="preserve">ich does not contain any panel numbers the same as the </w:t>
-      </w:r>
-      <w:r>
-        <w:rPr>
-          <w:rFonts w:ascii="Arial" w:hAnsi="Arial" w:cs="Arial"/>
-          <w:color w:val="1F497D"/>
-          <w:sz w:val="18"/>
-          <w:szCs w:val="18"/>
-        </w:rPr>
-        <w:t>current panel.</w:t>
+          <w:b/>
+          <w:bCs/>
+          <w:color w:val="1F497D"/>
+          <w:sz w:val="18"/>
+          <w:szCs w:val="18"/>
+        </w:rPr>
+      </w:pPr>
+      <w:r>
+        <w:rPr>
+          <w:rFonts w:ascii="Arial" w:hAnsi="Arial" w:cs="Arial"/>
+          <w:b/>
+          <w:bCs/>
+          <w:color w:val="1F497D"/>
+          <w:sz w:val="18"/>
+          <w:szCs w:val="18"/>
+        </w:rPr>
+        <w:t>Fixes</w:t>
       </w:r>
     </w:p>
     <w:p>
@@ -3041,34 +3017,144 @@
           <w:sz w:val="18"/>
           <w:szCs w:val="18"/>
         </w:rPr>
-        <w:t>The displaying of e</w:t>
-      </w:r>
-      <w:r>
-        <w:rPr>
-          <w:rFonts w:ascii="Arial" w:hAnsi="Arial" w:cs="Arial"/>
-          <w:color w:val="1F497D"/>
-          <w:sz w:val="18"/>
-          <w:szCs w:val="18"/>
-        </w:rPr>
-        <w:t xml:space="preserve">rror boxes on invalid items </w:t>
-      </w:r>
-      <w:r>
-        <w:rPr>
-          <w:rFonts w:ascii="Arial" w:hAnsi="Arial" w:cs="Arial"/>
-          <w:color w:val="1F497D"/>
-          <w:sz w:val="18"/>
-          <w:szCs w:val="18"/>
-        </w:rPr>
-        <w:t>has been made more consistent</w:t>
-      </w:r>
-      <w:r>
-        <w:rPr>
-          <w:rFonts w:ascii="Arial" w:hAnsi="Arial" w:cs="Arial"/>
-          <w:color w:val="1F497D"/>
-          <w:sz w:val="18"/>
-          <w:szCs w:val="18"/>
-        </w:rPr>
-        <w:t>.</w:t>
+        <w:t>Two faults that would cause the app to shut down have been corrected: s</w:t>
+      </w:r>
+      <w:r>
+        <w:rPr>
+          <w:rFonts w:ascii="Arial" w:hAnsi="Arial" w:cs="Arial"/>
+          <w:color w:val="1F497D"/>
+          <w:sz w:val="18"/>
+          <w:szCs w:val="18"/>
+        </w:rPr>
+        <w:t>end</w:t>
+      </w:r>
+      <w:r>
+        <w:rPr>
+          <w:rFonts w:ascii="Arial" w:hAnsi="Arial" w:cs="Arial"/>
+          <w:color w:val="1F497D"/>
+          <w:sz w:val="18"/>
+          <w:szCs w:val="18"/>
+        </w:rPr>
+        <w:t>ing</w:t>
+      </w:r>
+      <w:r>
+        <w:rPr>
+          <w:rFonts w:ascii="Arial" w:hAnsi="Arial" w:cs="Arial"/>
+          <w:color w:val="1F497D"/>
+          <w:sz w:val="18"/>
+          <w:szCs w:val="18"/>
+        </w:rPr>
+        <w:t xml:space="preserve"> </w:t>
+      </w:r>
+      <w:r>
+        <w:rPr>
+          <w:rFonts w:ascii="Arial" w:hAnsi="Arial" w:cs="Arial"/>
+          <w:color w:val="1F497D"/>
+          <w:sz w:val="18"/>
+          <w:szCs w:val="18"/>
+        </w:rPr>
+        <w:t>single-</w:t>
+      </w:r>
+      <w:r>
+        <w:rPr>
+          <w:rFonts w:ascii="Arial" w:hAnsi="Arial" w:cs="Arial"/>
+          <w:color w:val="1F497D"/>
+          <w:sz w:val="18"/>
+          <w:szCs w:val="18"/>
+        </w:rPr>
+        <w:t xml:space="preserve">loop </w:t>
+      </w:r>
+      <w:r>
+        <w:rPr>
+          <w:rFonts w:ascii="Arial" w:hAnsi="Arial" w:cs="Arial"/>
+          <w:color w:val="1F497D"/>
+          <w:sz w:val="18"/>
+          <w:szCs w:val="18"/>
+        </w:rPr>
+        <w:t>data to a</w:t>
+      </w:r>
+      <w:r>
+        <w:rPr>
+          <w:rFonts w:ascii="Arial" w:hAnsi="Arial" w:cs="Arial"/>
+          <w:color w:val="1F497D"/>
+          <w:sz w:val="18"/>
+          <w:szCs w:val="18"/>
+        </w:rPr>
+        <w:t xml:space="preserve"> 2-loop </w:t>
+      </w:r>
+      <w:proofErr w:type="gramStart"/>
+      <w:r>
+        <w:rPr>
+          <w:rFonts w:ascii="Arial" w:hAnsi="Arial" w:cs="Arial"/>
+          <w:color w:val="1F497D"/>
+          <w:sz w:val="18"/>
+          <w:szCs w:val="18"/>
+        </w:rPr>
+        <w:t>panel</w:t>
+      </w:r>
+      <w:r>
+        <w:rPr>
+          <w:rFonts w:ascii="Arial" w:hAnsi="Arial" w:cs="Arial"/>
+          <w:color w:val="1F497D"/>
+          <w:sz w:val="18"/>
+          <w:szCs w:val="18"/>
+        </w:rPr>
+        <w:t>,</w:t>
+      </w:r>
+      <w:r>
+        <w:rPr>
+          <w:rFonts w:ascii="Arial" w:hAnsi="Arial" w:cs="Arial"/>
+          <w:color w:val="1F497D"/>
+          <w:sz w:val="18"/>
+          <w:szCs w:val="18"/>
+        </w:rPr>
+        <w:t xml:space="preserve"> </w:t>
+      </w:r>
+      <w:r>
+        <w:rPr>
+          <w:rFonts w:ascii="Arial" w:hAnsi="Arial" w:cs="Arial"/>
+          <w:color w:val="1F497D"/>
+          <w:sz w:val="18"/>
+          <w:szCs w:val="18"/>
+        </w:rPr>
+        <w:t>and</w:t>
+      </w:r>
+      <w:proofErr w:type="gramEnd"/>
+      <w:r>
+        <w:rPr>
+          <w:rFonts w:ascii="Arial" w:hAnsi="Arial" w:cs="Arial"/>
+          <w:color w:val="1F497D"/>
+          <w:sz w:val="18"/>
+          <w:szCs w:val="18"/>
+        </w:rPr>
+        <w:t xml:space="preserve"> </w:t>
+      </w:r>
+      <w:r>
+        <w:rPr>
+          <w:rFonts w:ascii="Arial" w:hAnsi="Arial" w:cs="Arial"/>
+          <w:color w:val="1F497D"/>
+          <w:sz w:val="18"/>
+          <w:szCs w:val="18"/>
+        </w:rPr>
+        <w:t>opening a file wh</w:t>
+      </w:r>
+      <w:r>
+        <w:rPr>
+          <w:rFonts w:ascii="Arial" w:hAnsi="Arial" w:cs="Arial"/>
+          <w:color w:val="1F497D"/>
+          <w:sz w:val="18"/>
+          <w:szCs w:val="18"/>
+        </w:rPr>
+        <w:t xml:space="preserve">ich does not contain any panel numbers the same as the </w:t>
+      </w:r>
+      <w:r>
+        <w:rPr>
+          <w:rFonts w:ascii="Arial" w:hAnsi="Arial" w:cs="Arial"/>
+          <w:color w:val="1F497D"/>
+          <w:sz w:val="18"/>
+          <w:szCs w:val="18"/>
+        </w:rPr>
+        <w:t>current panel.</w:t>
       </w:r>
     </w:p>
     <w:p>
@@ -3108,43 +3194,42 @@
           <w:szCs w:val="18"/>
         </w:rPr>
         <w:tab/>
-        <w:t xml:space="preserve">The Validation Window no longer </w:t>
-      </w:r>
-      <w:r>
-        <w:rPr>
-          <w:rFonts w:ascii="Arial" w:hAnsi="Arial" w:cs="Arial"/>
-          <w:color w:val="1F497D"/>
-          <w:sz w:val="18"/>
-          <w:szCs w:val="18"/>
-        </w:rPr>
-        <w:t>indicate</w:t>
-      </w:r>
-      <w:r>
-        <w:rPr>
-          <w:rFonts w:ascii="Arial" w:hAnsi="Arial" w:cs="Arial"/>
-          <w:color w:val="1F497D"/>
-          <w:sz w:val="18"/>
-          <w:szCs w:val="18"/>
-        </w:rPr>
-        <w:t xml:space="preserve">s Loop 2 for </w:t>
-      </w:r>
-      <w:r>
-        <w:rPr>
-          <w:rFonts w:ascii="Arial" w:hAnsi="Arial" w:cs="Arial"/>
-          <w:color w:val="1F497D"/>
-          <w:sz w:val="18"/>
-          <w:szCs w:val="18"/>
-        </w:rPr>
-        <w:t xml:space="preserve">a </w:t>
-      </w:r>
-      <w:r>
-        <w:rPr>
-          <w:rFonts w:ascii="Arial" w:hAnsi="Arial" w:cs="Arial"/>
-          <w:color w:val="1F497D"/>
-          <w:sz w:val="18"/>
-          <w:szCs w:val="18"/>
-        </w:rPr>
-        <w:t>single-loop panel.</w:t>
+      </w:r>
+      <w:r>
+        <w:rPr>
+          <w:rFonts w:ascii="Arial" w:hAnsi="Arial" w:cs="Arial"/>
+          <w:color w:val="1F497D"/>
+          <w:sz w:val="18"/>
+          <w:szCs w:val="18"/>
+        </w:rPr>
+        <w:t>The displaying of e</w:t>
+      </w:r>
+      <w:r>
+        <w:rPr>
+          <w:rFonts w:ascii="Arial" w:hAnsi="Arial" w:cs="Arial"/>
+          <w:color w:val="1F497D"/>
+          <w:sz w:val="18"/>
+          <w:szCs w:val="18"/>
+        </w:rPr>
+        <w:t xml:space="preserve">rror boxes on invalid items </w:t>
+      </w:r>
+      <w:r>
+        <w:rPr>
+          <w:rFonts w:ascii="Arial" w:hAnsi="Arial" w:cs="Arial"/>
+          <w:color w:val="1F497D"/>
+          <w:sz w:val="18"/>
+          <w:szCs w:val="18"/>
+        </w:rPr>
+        <w:t>has been made more consistent</w:t>
+      </w:r>
+      <w:r>
+        <w:rPr>
+          <w:rFonts w:ascii="Arial" w:hAnsi="Arial" w:cs="Arial"/>
+          <w:color w:val="1F497D"/>
+          <w:sz w:val="18"/>
+          <w:szCs w:val="18"/>
+        </w:rPr>
+        <w:t>.</w:t>
       </w:r>
     </w:p>
     <w:p>
@@ -3184,42 +3269,43 @@
           <w:szCs w:val="18"/>
         </w:rPr>
         <w:tab/>
-      </w:r>
-      <w:r>
-        <w:rPr>
-          <w:rFonts w:ascii="Arial" w:hAnsi="Arial" w:cs="Arial"/>
-          <w:color w:val="1F497D"/>
-          <w:sz w:val="18"/>
-          <w:szCs w:val="18"/>
-        </w:rPr>
-        <w:t xml:space="preserve">On the </w:t>
-      </w:r>
-      <w:r>
-        <w:rPr>
-          <w:rFonts w:ascii="Arial" w:hAnsi="Arial" w:cs="Arial"/>
-          <w:color w:val="1F497D"/>
-          <w:sz w:val="18"/>
-          <w:szCs w:val="18"/>
-        </w:rPr>
-        <w:t>Causes &amp; Effects page</w:t>
-      </w:r>
-      <w:r>
-        <w:rPr>
-          <w:rFonts w:ascii="Arial" w:hAnsi="Arial" w:cs="Arial"/>
-          <w:color w:val="1F497D"/>
-          <w:sz w:val="18"/>
-          <w:szCs w:val="18"/>
-        </w:rPr>
-        <w:t>, data that has been read from a file is now updated correctly on all lines</w:t>
-      </w:r>
-      <w:r>
-        <w:rPr>
-          <w:rFonts w:ascii="Arial" w:hAnsi="Arial" w:cs="Arial"/>
-          <w:color w:val="1F497D"/>
-          <w:sz w:val="18"/>
-          <w:szCs w:val="18"/>
-        </w:rPr>
-        <w:t>.</w:t>
+        <w:t xml:space="preserve">The Validation Window no longer </w:t>
+      </w:r>
+      <w:r>
+        <w:rPr>
+          <w:rFonts w:ascii="Arial" w:hAnsi="Arial" w:cs="Arial"/>
+          <w:color w:val="1F497D"/>
+          <w:sz w:val="18"/>
+          <w:szCs w:val="18"/>
+        </w:rPr>
+        <w:t>indicate</w:t>
+      </w:r>
+      <w:r>
+        <w:rPr>
+          <w:rFonts w:ascii="Arial" w:hAnsi="Arial" w:cs="Arial"/>
+          <w:color w:val="1F497D"/>
+          <w:sz w:val="18"/>
+          <w:szCs w:val="18"/>
+        </w:rPr>
+        <w:t xml:space="preserve">s Loop 2 for </w:t>
+      </w:r>
+      <w:r>
+        <w:rPr>
+          <w:rFonts w:ascii="Arial" w:hAnsi="Arial" w:cs="Arial"/>
+          <w:color w:val="1F497D"/>
+          <w:sz w:val="18"/>
+          <w:szCs w:val="18"/>
+        </w:rPr>
+        <w:t xml:space="preserve">a </w:t>
+      </w:r>
+      <w:r>
+        <w:rPr>
+          <w:rFonts w:ascii="Arial" w:hAnsi="Arial" w:cs="Arial"/>
+          <w:color w:val="1F497D"/>
+          <w:sz w:val="18"/>
+          <w:szCs w:val="18"/>
+        </w:rPr>
+        <w:t>single-loop panel.</w:t>
       </w:r>
     </w:p>
     <w:p>
@@ -3242,95 +3328,59 @@
           <w:szCs w:val="18"/>
         </w:rPr>
       </w:pPr>
-    </w:p>
-    <w:p>
-      <w:pPr>
-        <w:tabs>
-          <w:tab w:val="left" w:pos="993"/>
-        </w:tabs>
-        <w:rPr>
-          <w:rFonts w:ascii="Arial" w:hAnsi="Arial" w:cs="Arial"/>
-          <w:color w:val="9CC2E5" w:themeColor="accent1" w:themeTint="99"/>
-          <w:sz w:val="16"/>
-          <w:szCs w:val="16"/>
-        </w:rPr>
-      </w:pPr>
-      <w:r>
-        <w:rPr>
-          <w:rFonts w:ascii="Arial" w:hAnsi="Arial" w:cs="Arial"/>
-          <w:b/>
-          <w:bCs/>
-          <w:color w:val="4472C4" w:themeColor="accent5"/>
-          <w:sz w:val="24"/>
-          <w:szCs w:val="24"/>
-        </w:rPr>
-        <w:t>v8.1.</w:t>
-      </w:r>
-      <w:r>
-        <w:rPr>
-          <w:rFonts w:ascii="Arial" w:hAnsi="Arial" w:cs="Arial"/>
-          <w:b/>
-          <w:bCs/>
-          <w:color w:val="4472C4" w:themeColor="accent5"/>
-          <w:sz w:val="24"/>
-          <w:szCs w:val="24"/>
-        </w:rPr>
-        <w:t>8</w:t>
-      </w:r>
-      <w:r>
-        <w:rPr>
-          <w:rFonts w:ascii="Arial" w:hAnsi="Arial" w:cs="Arial"/>
-          <w:b/>
-          <w:bCs/>
-          <w:color w:val="4472C4" w:themeColor="accent5"/>
-          <w:sz w:val="24"/>
-          <w:szCs w:val="24"/>
+      <w:r>
+        <w:rPr>
+          <w:rFonts w:ascii="Arial" w:hAnsi="Arial" w:cs="Arial"/>
+          <w:color w:val="1F497D"/>
+          <w:sz w:val="18"/>
+          <w:szCs w:val="18"/>
+        </w:rPr>
+        <w:t>•</w:t>
+      </w:r>
+      <w:r>
+        <w:rPr>
+          <w:rFonts w:ascii="Arial" w:hAnsi="Arial" w:cs="Arial"/>
+          <w:color w:val="1F497D"/>
+          <w:sz w:val="18"/>
+          <w:szCs w:val="18"/>
         </w:rPr>
         <w:tab/>
       </w:r>
       <w:r>
         <w:rPr>
           <w:rFonts w:ascii="Arial" w:hAnsi="Arial" w:cs="Arial"/>
-          <w:b/>
-          <w:bCs/>
-          <w:color w:val="4472C4" w:themeColor="accent5"/>
-          <w:sz w:val="24"/>
-          <w:szCs w:val="24"/>
-        </w:rPr>
-        <w:t>26</w:t>
-      </w:r>
-      <w:r>
-        <w:rPr>
-          <w:rFonts w:ascii="Arial" w:hAnsi="Arial" w:cs="Arial"/>
-          <w:b/>
-          <w:bCs/>
-          <w:color w:val="4472C4" w:themeColor="accent5"/>
-          <w:sz w:val="24"/>
-          <w:szCs w:val="24"/>
-        </w:rPr>
-        <w:t>/</w:t>
-      </w:r>
-      <w:r>
-        <w:rPr>
-          <w:rFonts w:ascii="Arial" w:hAnsi="Arial" w:cs="Arial"/>
-          <w:b/>
-          <w:bCs/>
-          <w:color w:val="4472C4" w:themeColor="accent5"/>
-          <w:sz w:val="24"/>
-          <w:szCs w:val="24"/>
-        </w:rPr>
-        <w:t>09</w:t>
-      </w:r>
-      <w:r>
-        <w:rPr>
-          <w:rFonts w:ascii="Arial" w:hAnsi="Arial" w:cs="Arial"/>
-          <w:b/>
-          <w:bCs/>
-          <w:color w:val="4472C4" w:themeColor="accent5"/>
-          <w:sz w:val="24"/>
-          <w:szCs w:val="24"/>
-        </w:rPr>
-        <w:t>/2025</w:t>
+          <w:color w:val="1F497D"/>
+          <w:sz w:val="18"/>
+          <w:szCs w:val="18"/>
+        </w:rPr>
+        <w:t xml:space="preserve">On the </w:t>
+      </w:r>
+      <w:r>
+        <w:rPr>
+          <w:rFonts w:ascii="Arial" w:hAnsi="Arial" w:cs="Arial"/>
+          <w:color w:val="1F497D"/>
+          <w:sz w:val="18"/>
+          <w:szCs w:val="18"/>
+        </w:rPr>
+        <w:t>Causes &amp; Effects page</w:t>
+      </w:r>
+      <w:r>
+        <w:rPr>
+          <w:rFonts w:ascii="Arial" w:hAnsi="Arial" w:cs="Arial"/>
+          <w:color w:val="1F497D"/>
+          <w:sz w:val="18"/>
+          <w:szCs w:val="18"/>
+        </w:rPr>
+        <w:t>, data that has been read from a file is now updated correctly on all lines</w:t>
+      </w:r>
+      <w:r>
+        <w:rPr>
+          <w:rFonts w:ascii="Arial" w:hAnsi="Arial" w:cs="Arial"/>
+          <w:color w:val="1F497D"/>
+          <w:sz w:val="18"/>
+          <w:szCs w:val="18"/>
+        </w:rPr>
+        <w:t>.</w:t>
       </w:r>
     </w:p>
     <w:p>
@@ -3353,113 +3403,95 @@
           <w:szCs w:val="18"/>
         </w:rPr>
       </w:pPr>
-      <w:r>
-        <w:rPr>
-          <w:rFonts w:ascii="Arial" w:hAnsi="Arial" w:cs="Arial"/>
-          <w:color w:val="1F497D"/>
-          <w:sz w:val="18"/>
-          <w:szCs w:val="18"/>
-        </w:rPr>
-        <w:t>•</w:t>
-      </w:r>
-      <w:r>
-        <w:rPr>
-          <w:rFonts w:ascii="Arial" w:hAnsi="Arial" w:cs="Arial"/>
-          <w:color w:val="1F497D"/>
-          <w:sz w:val="18"/>
-          <w:szCs w:val="18"/>
+    </w:p>
+    <w:p>
+      <w:pPr>
+        <w:tabs>
+          <w:tab w:val="left" w:pos="993"/>
+        </w:tabs>
+        <w:rPr>
+          <w:rFonts w:ascii="Arial" w:hAnsi="Arial" w:cs="Arial"/>
+          <w:color w:val="9CC2E5" w:themeColor="accent1" w:themeTint="99"/>
+          <w:sz w:val="16"/>
+          <w:szCs w:val="16"/>
+        </w:rPr>
+      </w:pPr>
+      <w:r>
+        <w:rPr>
+          <w:rFonts w:ascii="Arial" w:hAnsi="Arial" w:cs="Arial"/>
+          <w:b/>
+          <w:bCs/>
+          <w:color w:val="4472C4" w:themeColor="accent5"/>
+          <w:sz w:val="24"/>
+          <w:szCs w:val="24"/>
+        </w:rPr>
+        <w:t>v8.1.</w:t>
+      </w:r>
+      <w:r>
+        <w:rPr>
+          <w:rFonts w:ascii="Arial" w:hAnsi="Arial" w:cs="Arial"/>
+          <w:b/>
+          <w:bCs/>
+          <w:color w:val="4472C4" w:themeColor="accent5"/>
+          <w:sz w:val="24"/>
+          <w:szCs w:val="24"/>
+        </w:rPr>
+        <w:t>8</w:t>
+      </w:r>
+      <w:r>
+        <w:rPr>
+          <w:rFonts w:ascii="Arial" w:hAnsi="Arial" w:cs="Arial"/>
+          <w:b/>
+          <w:bCs/>
+          <w:color w:val="4472C4" w:themeColor="accent5"/>
+          <w:sz w:val="24"/>
+          <w:szCs w:val="24"/>
         </w:rPr>
         <w:tab/>
       </w:r>
       <w:r>
         <w:rPr>
           <w:rFonts w:ascii="Arial" w:hAnsi="Arial" w:cs="Arial"/>
-          <w:color w:val="1F497D"/>
-          <w:sz w:val="18"/>
-          <w:szCs w:val="18"/>
-        </w:rPr>
-        <w:t>Correction:</w:t>
-      </w:r>
-      <w:r>
-        <w:rPr>
-          <w:rFonts w:ascii="Arial" w:hAnsi="Arial" w:cs="Arial"/>
-          <w:color w:val="1F497D"/>
-          <w:sz w:val="18"/>
-          <w:szCs w:val="18"/>
-        </w:rPr>
-        <w:t xml:space="preserve"> device I/O configuration </w:t>
-      </w:r>
-      <w:r>
-        <w:rPr>
-          <w:rFonts w:ascii="Arial" w:hAnsi="Arial" w:cs="Arial"/>
-          <w:color w:val="1F497D"/>
-          <w:sz w:val="18"/>
-          <w:szCs w:val="18"/>
-        </w:rPr>
-        <w:t xml:space="preserve">item </w:t>
-      </w:r>
-      <w:r>
-        <w:rPr>
-          <w:rFonts w:ascii="Arial" w:hAnsi="Arial" w:cs="Arial"/>
-          <w:color w:val="1F497D"/>
-          <w:sz w:val="18"/>
-          <w:szCs w:val="18"/>
-        </w:rPr>
-        <w:t>description</w:t>
-      </w:r>
-      <w:r>
-        <w:rPr>
-          <w:rFonts w:ascii="Arial" w:hAnsi="Arial" w:cs="Arial"/>
-          <w:color w:val="1F497D"/>
-          <w:sz w:val="18"/>
-          <w:szCs w:val="18"/>
-        </w:rPr>
-        <w:t xml:space="preserve"> edit</w:t>
-      </w:r>
-      <w:r>
-        <w:rPr>
-          <w:rFonts w:ascii="Arial" w:hAnsi="Arial" w:cs="Arial"/>
-          <w:color w:val="1F497D"/>
-          <w:sz w:val="18"/>
-          <w:szCs w:val="18"/>
-        </w:rPr>
-        <w:t xml:space="preserve">s </w:t>
-      </w:r>
-      <w:r>
-        <w:rPr>
-          <w:rFonts w:ascii="Arial" w:hAnsi="Arial" w:cs="Arial"/>
-          <w:color w:val="1F497D"/>
-          <w:sz w:val="18"/>
-          <w:szCs w:val="18"/>
-        </w:rPr>
-        <w:t xml:space="preserve">have been corrected so that </w:t>
-      </w:r>
-      <w:r>
-        <w:rPr>
-          <w:rFonts w:ascii="Arial" w:hAnsi="Arial" w:cs="Arial"/>
-          <w:color w:val="1F497D"/>
-          <w:sz w:val="18"/>
-          <w:szCs w:val="18"/>
-        </w:rPr>
-        <w:t>descriptions and/or device names on other devices</w:t>
-      </w:r>
-      <w:r>
-        <w:rPr>
-          <w:rFonts w:ascii="Arial" w:hAnsi="Arial" w:cs="Arial"/>
-          <w:color w:val="1F497D"/>
-          <w:sz w:val="18"/>
-          <w:szCs w:val="18"/>
-        </w:rPr>
-        <w:t xml:space="preserve"> are not affected</w:t>
-      </w:r>
-      <w:r>
-        <w:rPr>
-          <w:rFonts w:ascii="Arial" w:hAnsi="Arial" w:cs="Arial"/>
-          <w:color w:val="1F497D"/>
-          <w:sz w:val="18"/>
-          <w:szCs w:val="18"/>
-        </w:rPr>
-        <w:t>.</w:t>
+          <w:b/>
+          <w:bCs/>
+          <w:color w:val="4472C4" w:themeColor="accent5"/>
+          <w:sz w:val="24"/>
+          <w:szCs w:val="24"/>
+        </w:rPr>
+        <w:t>26</w:t>
+      </w:r>
+      <w:r>
+        <w:rPr>
+          <w:rFonts w:ascii="Arial" w:hAnsi="Arial" w:cs="Arial"/>
+          <w:b/>
+          <w:bCs/>
+          <w:color w:val="4472C4" w:themeColor="accent5"/>
+          <w:sz w:val="24"/>
+          <w:szCs w:val="24"/>
+        </w:rPr>
+        <w:t>/</w:t>
+      </w:r>
+      <w:r>
+        <w:rPr>
+          <w:rFonts w:ascii="Arial" w:hAnsi="Arial" w:cs="Arial"/>
+          <w:b/>
+          <w:bCs/>
+          <w:color w:val="4472C4" w:themeColor="accent5"/>
+          <w:sz w:val="24"/>
+          <w:szCs w:val="24"/>
+        </w:rPr>
+        <w:t>09</w:t>
+      </w:r>
+      <w:r>
+        <w:rPr>
+          <w:rFonts w:ascii="Arial" w:hAnsi="Arial" w:cs="Arial"/>
+          <w:b/>
+          <w:bCs/>
+          <w:color w:val="4472C4" w:themeColor="accent5"/>
+          <w:sz w:val="24"/>
+          <w:szCs w:val="24"/>
+        </w:rPr>
+        <w:t>/2025</w:t>
       </w:r>
     </w:p>
     <w:p>
@@ -3516,25 +3548,79 @@
           <w:sz w:val="18"/>
           <w:szCs w:val="18"/>
         </w:rPr>
-        <w:t xml:space="preserve"> the Add Second Loop option for single-loop panels</w:t>
-      </w:r>
-      <w:r>
-        <w:rPr>
-          <w:rFonts w:ascii="Arial" w:hAnsi="Arial" w:cs="Arial"/>
-          <w:color w:val="1F497D"/>
-          <w:sz w:val="18"/>
-          <w:szCs w:val="18"/>
-        </w:rPr>
-        <w:t xml:space="preserve"> now ensures that the</w:t>
-      </w:r>
-      <w:r>
-        <w:rPr>
-          <w:rFonts w:ascii="Arial" w:hAnsi="Arial" w:cs="Arial"/>
-          <w:color w:val="1F497D"/>
-          <w:sz w:val="18"/>
-          <w:szCs w:val="18"/>
-        </w:rPr>
-        <w:t xml:space="preserve"> device lists on the other pages are now populated correctly with the required number of (empty) devices.</w:t>
+        <w:t xml:space="preserve"> device I/O configuration </w:t>
+      </w:r>
+      <w:r>
+        <w:rPr>
+          <w:rFonts w:ascii="Arial" w:hAnsi="Arial" w:cs="Arial"/>
+          <w:color w:val="1F497D"/>
+          <w:sz w:val="18"/>
+          <w:szCs w:val="18"/>
+        </w:rPr>
+        <w:t xml:space="preserve">item </w:t>
+      </w:r>
+      <w:r>
+        <w:rPr>
+          <w:rFonts w:ascii="Arial" w:hAnsi="Arial" w:cs="Arial"/>
+          <w:color w:val="1F497D"/>
+          <w:sz w:val="18"/>
+          <w:szCs w:val="18"/>
+        </w:rPr>
+        <w:t>description</w:t>
+      </w:r>
+      <w:r>
+        <w:rPr>
+          <w:rFonts w:ascii="Arial" w:hAnsi="Arial" w:cs="Arial"/>
+          <w:color w:val="1F497D"/>
+          <w:sz w:val="18"/>
+          <w:szCs w:val="18"/>
+        </w:rPr>
+        <w:t xml:space="preserve"> edit</w:t>
+      </w:r>
+      <w:r>
+        <w:rPr>
+          <w:rFonts w:ascii="Arial" w:hAnsi="Arial" w:cs="Arial"/>
+          <w:color w:val="1F497D"/>
+          <w:sz w:val="18"/>
+          <w:szCs w:val="18"/>
+        </w:rPr>
+        <w:t xml:space="preserve">s </w:t>
+      </w:r>
+      <w:r>
+        <w:rPr>
+          <w:rFonts w:ascii="Arial" w:hAnsi="Arial" w:cs="Arial"/>
+          <w:color w:val="1F497D"/>
+          <w:sz w:val="18"/>
+          <w:szCs w:val="18"/>
+        </w:rPr>
+        <w:t xml:space="preserve">have been corrected so that </w:t>
+      </w:r>
+      <w:r>
+        <w:rPr>
+          <w:rFonts w:ascii="Arial" w:hAnsi="Arial" w:cs="Arial"/>
+          <w:color w:val="1F497D"/>
+          <w:sz w:val="18"/>
+          <w:szCs w:val="18"/>
+        </w:rPr>
+        <w:t>descriptions and/or device names on other devices</w:t>
+      </w:r>
+      <w:r>
+        <w:rPr>
+          <w:rFonts w:ascii="Arial" w:hAnsi="Arial" w:cs="Arial"/>
+          <w:color w:val="1F497D"/>
+          <w:sz w:val="18"/>
+          <w:szCs w:val="18"/>
+        </w:rPr>
+        <w:t xml:space="preserve"> are not affected</w:t>
+      </w:r>
+      <w:r>
+        <w:rPr>
+          <w:rFonts w:ascii="Arial" w:hAnsi="Arial" w:cs="Arial"/>
+          <w:color w:val="1F497D"/>
+          <w:sz w:val="18"/>
+          <w:szCs w:val="18"/>
+        </w:rPr>
+        <w:t>.</w:t>
       </w:r>
     </w:p>
     <w:p>
@@ -3582,10 +3668,36 @@
           <w:sz w:val="18"/>
           <w:szCs w:val="18"/>
         </w:rPr>
-        <w:t xml:space="preserve">Notification popups are shown after each upload and download, indicating completion or otherwise. </w:t>
-      </w:r>
-    </w:p>
-    <w:bookmarkEnd w:id="0"/>
+        <w:t>Correction:</w:t>
+      </w:r>
+      <w:r>
+        <w:rPr>
+          <w:rFonts w:ascii="Arial" w:hAnsi="Arial" w:cs="Arial"/>
+          <w:color w:val="1F497D"/>
+          <w:sz w:val="18"/>
+          <w:szCs w:val="18"/>
+        </w:rPr>
+        <w:t xml:space="preserve"> the Add Second Loop option for single-loop panels</w:t>
+      </w:r>
+      <w:r>
+        <w:rPr>
+          <w:rFonts w:ascii="Arial" w:hAnsi="Arial" w:cs="Arial"/>
+          <w:color w:val="1F497D"/>
+          <w:sz w:val="18"/>
+          <w:szCs w:val="18"/>
+        </w:rPr>
+        <w:t xml:space="preserve"> now ensures that the</w:t>
+      </w:r>
+      <w:r>
+        <w:rPr>
+          <w:rFonts w:ascii="Arial" w:hAnsi="Arial" w:cs="Arial"/>
+          <w:color w:val="1F497D"/>
+          <w:sz w:val="18"/>
+          <w:szCs w:val="18"/>
+        </w:rPr>
+        <w:t xml:space="preserve"> device lists on the other pages are now populated correctly with the required number of (empty) devices.</w:t>
+      </w:r>
+    </w:p>
     <w:p>
       <w:pPr>
         <w:tabs>
@@ -3601,126 +3713,40 @@
         <w:contextualSpacing/>
         <w:rPr>
           <w:rFonts w:ascii="Arial" w:hAnsi="Arial" w:cs="Arial"/>
-          <w:b/>
-          <w:bCs/>
-          <w:color w:val="1F497D"/>
-          <w:sz w:val="18"/>
-          <w:szCs w:val="18"/>
-        </w:rPr>
-      </w:pPr>
-    </w:p>
-    <w:p>
-      <w:pPr>
-        <w:tabs>
-          <w:tab w:val="left" w:pos="993"/>
-        </w:tabs>
-        <w:rPr>
-          <w:rFonts w:ascii="Arial" w:hAnsi="Arial" w:cs="Arial"/>
-          <w:color w:val="9CC2E5" w:themeColor="accent1" w:themeTint="99"/>
-          <w:sz w:val="16"/>
-          <w:szCs w:val="16"/>
-        </w:rPr>
-      </w:pPr>
-      <w:r>
-        <w:rPr>
-          <w:rFonts w:ascii="Arial" w:hAnsi="Arial" w:cs="Arial"/>
-          <w:b/>
-          <w:bCs/>
-          <w:color w:val="4472C4" w:themeColor="accent5"/>
-          <w:sz w:val="24"/>
-          <w:szCs w:val="24"/>
-        </w:rPr>
-        <w:t>v8.1.</w:t>
-      </w:r>
-      <w:r>
-        <w:rPr>
-          <w:rFonts w:ascii="Arial" w:hAnsi="Arial" w:cs="Arial"/>
-          <w:b/>
-          <w:bCs/>
-          <w:color w:val="4472C4" w:themeColor="accent5"/>
-          <w:sz w:val="24"/>
-          <w:szCs w:val="24"/>
-        </w:rPr>
-        <w:t>7</w:t>
-      </w:r>
-      <w:r>
-        <w:rPr>
-          <w:rFonts w:ascii="Arial" w:hAnsi="Arial" w:cs="Arial"/>
-          <w:b/>
-          <w:bCs/>
-          <w:color w:val="4472C4" w:themeColor="accent5"/>
-          <w:sz w:val="24"/>
-          <w:szCs w:val="24"/>
+          <w:color w:val="1F497D"/>
+          <w:sz w:val="18"/>
+          <w:szCs w:val="18"/>
+        </w:rPr>
+      </w:pPr>
+      <w:r>
+        <w:rPr>
+          <w:rFonts w:ascii="Arial" w:hAnsi="Arial" w:cs="Arial"/>
+          <w:color w:val="1F497D"/>
+          <w:sz w:val="18"/>
+          <w:szCs w:val="18"/>
+        </w:rPr>
+        <w:t>•</w:t>
+      </w:r>
+      <w:r>
+        <w:rPr>
+          <w:rFonts w:ascii="Arial" w:hAnsi="Arial" w:cs="Arial"/>
+          <w:color w:val="1F497D"/>
+          <w:sz w:val="18"/>
+          <w:szCs w:val="18"/>
         </w:rPr>
         <w:tab/>
       </w:r>
       <w:r>
         <w:rPr>
           <w:rFonts w:ascii="Arial" w:hAnsi="Arial" w:cs="Arial"/>
-          <w:b/>
-          <w:bCs/>
-          <w:color w:val="4472C4" w:themeColor="accent5"/>
-          <w:sz w:val="24"/>
-          <w:szCs w:val="24"/>
-        </w:rPr>
-        <w:t>3</w:t>
-      </w:r>
-      <w:r>
-        <w:rPr>
-          <w:rFonts w:ascii="Arial" w:hAnsi="Arial" w:cs="Arial"/>
-          <w:b/>
-          <w:bCs/>
-          <w:color w:val="4472C4" w:themeColor="accent5"/>
-          <w:sz w:val="24"/>
-          <w:szCs w:val="24"/>
-        </w:rPr>
-        <w:t>1</w:t>
-      </w:r>
-      <w:r>
-        <w:rPr>
-          <w:rFonts w:ascii="Arial" w:hAnsi="Arial" w:cs="Arial"/>
-          <w:b/>
-          <w:bCs/>
-          <w:color w:val="4472C4" w:themeColor="accent5"/>
-          <w:sz w:val="24"/>
-          <w:szCs w:val="24"/>
-        </w:rPr>
-        <w:t>/</w:t>
-      </w:r>
-      <w:r>
-        <w:rPr>
-          <w:rFonts w:ascii="Arial" w:hAnsi="Arial" w:cs="Arial"/>
-          <w:b/>
-          <w:bCs/>
-          <w:color w:val="4472C4" w:themeColor="accent5"/>
-          <w:sz w:val="24"/>
-          <w:szCs w:val="24"/>
-        </w:rPr>
-        <w:t>0</w:t>
-      </w:r>
-      <w:r>
-        <w:rPr>
-          <w:rFonts w:ascii="Arial" w:hAnsi="Arial" w:cs="Arial"/>
-          <w:b/>
-          <w:bCs/>
-          <w:color w:val="4472C4" w:themeColor="accent5"/>
-          <w:sz w:val="24"/>
-          <w:szCs w:val="24"/>
-        </w:rPr>
-        <w:t>7</w:t>
-      </w:r>
-      <w:r>
-        <w:rPr>
-          <w:rFonts w:ascii="Arial" w:hAnsi="Arial" w:cs="Arial"/>
-          <w:b/>
-          <w:bCs/>
-          <w:color w:val="4472C4" w:themeColor="accent5"/>
-          <w:sz w:val="24"/>
-          <w:szCs w:val="24"/>
-        </w:rPr>
-        <w:t>/2025</w:t>
-      </w:r>
-    </w:p>
+          <w:color w:val="1F497D"/>
+          <w:sz w:val="18"/>
+          <w:szCs w:val="18"/>
+        </w:rPr>
+        <w:t xml:space="preserve">Notification popups are shown after each upload and download, indicating completion or otherwise. </w:t>
+      </w:r>
+    </w:p>
+    <w:bookmarkEnd w:id="0"/>
     <w:p>
       <w:pPr>
         <w:tabs>
@@ -3736,64 +3762,124 @@
         <w:contextualSpacing/>
         <w:rPr>
           <w:rFonts w:ascii="Arial" w:hAnsi="Arial" w:cs="Arial"/>
-          <w:color w:val="1F497D"/>
-          <w:sz w:val="18"/>
-          <w:szCs w:val="18"/>
-        </w:rPr>
-      </w:pPr>
-      <w:r>
-        <w:rPr>
-          <w:rFonts w:ascii="Arial" w:hAnsi="Arial" w:cs="Arial"/>
-          <w:color w:val="1F497D"/>
-          <w:sz w:val="18"/>
-          <w:szCs w:val="18"/>
-        </w:rPr>
-        <w:t>•</w:t>
-      </w:r>
-      <w:r>
-        <w:rPr>
-          <w:rFonts w:ascii="Arial" w:hAnsi="Arial" w:cs="Arial"/>
-          <w:color w:val="1F497D"/>
-          <w:sz w:val="18"/>
-          <w:szCs w:val="18"/>
+          <w:b/>
+          <w:bCs/>
+          <w:color w:val="1F497D"/>
+          <w:sz w:val="18"/>
+          <w:szCs w:val="18"/>
+        </w:rPr>
+      </w:pPr>
+    </w:p>
+    <w:p>
+      <w:pPr>
+        <w:tabs>
+          <w:tab w:val="left" w:pos="993"/>
+        </w:tabs>
+        <w:rPr>
+          <w:rFonts w:ascii="Arial" w:hAnsi="Arial" w:cs="Arial"/>
+          <w:color w:val="9CC2E5" w:themeColor="accent1" w:themeTint="99"/>
+          <w:sz w:val="16"/>
+          <w:szCs w:val="16"/>
+        </w:rPr>
+      </w:pPr>
+      <w:r>
+        <w:rPr>
+          <w:rFonts w:ascii="Arial" w:hAnsi="Arial" w:cs="Arial"/>
+          <w:b/>
+          <w:bCs/>
+          <w:color w:val="4472C4" w:themeColor="accent5"/>
+          <w:sz w:val="24"/>
+          <w:szCs w:val="24"/>
+        </w:rPr>
+        <w:t>v8.1.</w:t>
+      </w:r>
+      <w:r>
+        <w:rPr>
+          <w:rFonts w:ascii="Arial" w:hAnsi="Arial" w:cs="Arial"/>
+          <w:b/>
+          <w:bCs/>
+          <w:color w:val="4472C4" w:themeColor="accent5"/>
+          <w:sz w:val="24"/>
+          <w:szCs w:val="24"/>
+        </w:rPr>
+        <w:t>7</w:t>
+      </w:r>
+      <w:r>
+        <w:rPr>
+          <w:rFonts w:ascii="Arial" w:hAnsi="Arial" w:cs="Arial"/>
+          <w:b/>
+          <w:bCs/>
+          <w:color w:val="4472C4" w:themeColor="accent5"/>
+          <w:sz w:val="24"/>
+          <w:szCs w:val="24"/>
         </w:rPr>
         <w:tab/>
       </w:r>
       <w:r>
         <w:rPr>
           <w:rFonts w:ascii="Arial" w:hAnsi="Arial" w:cs="Arial"/>
-          <w:color w:val="1F497D"/>
-          <w:sz w:val="18"/>
-          <w:szCs w:val="18"/>
-        </w:rPr>
-        <w:t xml:space="preserve">Removed system notifications which were causing </w:t>
-      </w:r>
-      <w:r>
-        <w:rPr>
-          <w:rFonts w:ascii="Arial" w:hAnsi="Arial" w:cs="Arial"/>
-          <w:color w:val="1F497D"/>
-          <w:sz w:val="18"/>
-          <w:szCs w:val="18"/>
-        </w:rPr>
-        <w:t>freezes</w:t>
-      </w:r>
-      <w:r>
-        <w:rPr>
-          <w:rFonts w:ascii="Arial" w:hAnsi="Arial" w:cs="Arial"/>
-          <w:color w:val="1F497D"/>
-          <w:sz w:val="18"/>
-          <w:szCs w:val="18"/>
-        </w:rPr>
-        <w:t xml:space="preserve"> and </w:t>
-      </w:r>
-      <w:r>
-        <w:rPr>
-          <w:rFonts w:ascii="Arial" w:hAnsi="Arial" w:cs="Arial"/>
-          <w:color w:val="1F497D"/>
-          <w:sz w:val="18"/>
-          <w:szCs w:val="18"/>
-        </w:rPr>
-        <w:t>crashes after download/upload.</w:t>
+          <w:b/>
+          <w:bCs/>
+          <w:color w:val="4472C4" w:themeColor="accent5"/>
+          <w:sz w:val="24"/>
+          <w:szCs w:val="24"/>
+        </w:rPr>
+        <w:t>3</w:t>
+      </w:r>
+      <w:r>
+        <w:rPr>
+          <w:rFonts w:ascii="Arial" w:hAnsi="Arial" w:cs="Arial"/>
+          <w:b/>
+          <w:bCs/>
+          <w:color w:val="4472C4" w:themeColor="accent5"/>
+          <w:sz w:val="24"/>
+          <w:szCs w:val="24"/>
+        </w:rPr>
+        <w:t>1</w:t>
+      </w:r>
+      <w:r>
+        <w:rPr>
+          <w:rFonts w:ascii="Arial" w:hAnsi="Arial" w:cs="Arial"/>
+          <w:b/>
+          <w:bCs/>
+          <w:color w:val="4472C4" w:themeColor="accent5"/>
+          <w:sz w:val="24"/>
+          <w:szCs w:val="24"/>
+        </w:rPr>
+        <w:t>/</w:t>
+      </w:r>
+      <w:r>
+        <w:rPr>
+          <w:rFonts w:ascii="Arial" w:hAnsi="Arial" w:cs="Arial"/>
+          <w:b/>
+          <w:bCs/>
+          <w:color w:val="4472C4" w:themeColor="accent5"/>
+          <w:sz w:val="24"/>
+          <w:szCs w:val="24"/>
+        </w:rPr>
+        <w:t>0</w:t>
+      </w:r>
+      <w:r>
+        <w:rPr>
+          <w:rFonts w:ascii="Arial" w:hAnsi="Arial" w:cs="Arial"/>
+          <w:b/>
+          <w:bCs/>
+          <w:color w:val="4472C4" w:themeColor="accent5"/>
+          <w:sz w:val="24"/>
+          <w:szCs w:val="24"/>
+        </w:rPr>
+        <w:t>7</w:t>
+      </w:r>
+      <w:r>
+        <w:rPr>
+          <w:rFonts w:ascii="Arial" w:hAnsi="Arial" w:cs="Arial"/>
+          <w:b/>
+          <w:bCs/>
+          <w:color w:val="4472C4" w:themeColor="accent5"/>
+          <w:sz w:val="24"/>
+          <w:szCs w:val="24"/>
+        </w:rPr>
+        <w:t>/2025</w:t>
       </w:r>
     </w:p>
     <w:p>
@@ -3841,43 +3927,34 @@
           <w:sz w:val="18"/>
           <w:szCs w:val="18"/>
         </w:rPr>
-        <w:t xml:space="preserve">Moved Revision History </w:t>
-      </w:r>
-      <w:r>
-        <w:rPr>
-          <w:rFonts w:ascii="Arial" w:hAnsi="Arial" w:cs="Arial"/>
-          <w:color w:val="1F497D"/>
-          <w:sz w:val="18"/>
-          <w:szCs w:val="18"/>
-        </w:rPr>
-        <w:t xml:space="preserve">(this document) </w:t>
-      </w:r>
-      <w:r>
-        <w:rPr>
-          <w:rFonts w:ascii="Arial" w:hAnsi="Arial" w:cs="Arial"/>
-          <w:color w:val="1F497D"/>
-          <w:sz w:val="18"/>
-          <w:szCs w:val="18"/>
-        </w:rPr>
-        <w:t xml:space="preserve">from the </w:t>
-      </w:r>
-      <w:r>
-        <w:rPr>
-          <w:rFonts w:ascii="Arial" w:hAnsi="Arial" w:cs="Arial"/>
-          <w:color w:val="1F497D"/>
-          <w:sz w:val="18"/>
-          <w:szCs w:val="18"/>
-        </w:rPr>
-        <w:t>m</w:t>
-      </w:r>
-      <w:r>
-        <w:rPr>
-          <w:rFonts w:ascii="Arial" w:hAnsi="Arial" w:cs="Arial"/>
-          <w:color w:val="1F497D"/>
-          <w:sz w:val="18"/>
-          <w:szCs w:val="18"/>
-        </w:rPr>
-        <w:t>ain menu to the About box.</w:t>
+        <w:t xml:space="preserve">Removed system notifications which were causing </w:t>
+      </w:r>
+      <w:r>
+        <w:rPr>
+          <w:rFonts w:ascii="Arial" w:hAnsi="Arial" w:cs="Arial"/>
+          <w:color w:val="1F497D"/>
+          <w:sz w:val="18"/>
+          <w:szCs w:val="18"/>
+        </w:rPr>
+        <w:t>freezes</w:t>
+      </w:r>
+      <w:r>
+        <w:rPr>
+          <w:rFonts w:ascii="Arial" w:hAnsi="Arial" w:cs="Arial"/>
+          <w:color w:val="1F497D"/>
+          <w:sz w:val="18"/>
+          <w:szCs w:val="18"/>
+        </w:rPr>
+        <w:t xml:space="preserve"> and </w:t>
+      </w:r>
+      <w:r>
+        <w:rPr>
+          <w:rFonts w:ascii="Arial" w:hAnsi="Arial" w:cs="Arial"/>
+          <w:color w:val="1F497D"/>
+          <w:sz w:val="18"/>
+          <w:szCs w:val="18"/>
+        </w:rPr>
+        <w:t>crashes after download/upload.</w:t>
       </w:r>
     </w:p>
     <w:p>
@@ -3925,52 +4002,43 @@
           <w:sz w:val="18"/>
           <w:szCs w:val="18"/>
         </w:rPr>
-        <w:t>Corrected</w:t>
-      </w:r>
-      <w:r>
-        <w:rPr>
-          <w:rFonts w:ascii="Arial" w:hAnsi="Arial" w:cs="Arial"/>
-          <w:color w:val="1F497D"/>
-          <w:sz w:val="18"/>
-          <w:szCs w:val="18"/>
-        </w:rPr>
-        <w:t xml:space="preserve"> </w:t>
-      </w:r>
-      <w:r>
-        <w:rPr>
-          <w:rFonts w:ascii="Arial" w:hAnsi="Arial" w:cs="Arial"/>
-          <w:color w:val="1F497D"/>
-          <w:sz w:val="18"/>
-          <w:szCs w:val="18"/>
-        </w:rPr>
-        <w:t xml:space="preserve">the </w:t>
-      </w:r>
-      <w:r>
-        <w:rPr>
-          <w:rFonts w:ascii="Arial" w:hAnsi="Arial" w:cs="Arial"/>
-          <w:color w:val="1F497D"/>
-          <w:sz w:val="18"/>
-          <w:szCs w:val="18"/>
-        </w:rPr>
-        <w:t xml:space="preserve">Comms Log viewer’s error </w:t>
-      </w:r>
-      <w:r>
-        <w:rPr>
-          <w:rFonts w:ascii="Arial" w:hAnsi="Arial" w:cs="Arial"/>
-          <w:color w:val="1F497D"/>
-          <w:sz w:val="18"/>
-          <w:szCs w:val="18"/>
-        </w:rPr>
-        <w:t>over</w:t>
-      </w:r>
-      <w:r>
-        <w:rPr>
-          <w:rFonts w:ascii="Arial" w:hAnsi="Arial" w:cs="Arial"/>
-          <w:color w:val="1F497D"/>
-          <w:sz w:val="18"/>
-          <w:szCs w:val="18"/>
-        </w:rPr>
-        <w:t>counts.</w:t>
+        <w:t xml:space="preserve">Moved Revision History </w:t>
+      </w:r>
+      <w:r>
+        <w:rPr>
+          <w:rFonts w:ascii="Arial" w:hAnsi="Arial" w:cs="Arial"/>
+          <w:color w:val="1F497D"/>
+          <w:sz w:val="18"/>
+          <w:szCs w:val="18"/>
+        </w:rPr>
+        <w:t xml:space="preserve">(this document) </w:t>
+      </w:r>
+      <w:r>
+        <w:rPr>
+          <w:rFonts w:ascii="Arial" w:hAnsi="Arial" w:cs="Arial"/>
+          <w:color w:val="1F497D"/>
+          <w:sz w:val="18"/>
+          <w:szCs w:val="18"/>
+        </w:rPr>
+        <w:t xml:space="preserve">from the </w:t>
+      </w:r>
+      <w:r>
+        <w:rPr>
+          <w:rFonts w:ascii="Arial" w:hAnsi="Arial" w:cs="Arial"/>
+          <w:color w:val="1F497D"/>
+          <w:sz w:val="18"/>
+          <w:szCs w:val="18"/>
+        </w:rPr>
+        <w:t>m</w:t>
+      </w:r>
+      <w:r>
+        <w:rPr>
+          <w:rFonts w:ascii="Arial" w:hAnsi="Arial" w:cs="Arial"/>
+          <w:color w:val="1F497D"/>
+          <w:sz w:val="18"/>
+          <w:szCs w:val="18"/>
+        </w:rPr>
+        <w:t>ain menu to the About box.</w:t>
       </w:r>
     </w:p>
     <w:p>
@@ -3993,95 +4061,77 @@
           <w:szCs w:val="18"/>
         </w:rPr>
       </w:pPr>
-    </w:p>
-    <w:p>
-      <w:pPr>
-        <w:tabs>
-          <w:tab w:val="left" w:pos="993"/>
-        </w:tabs>
-        <w:rPr>
-          <w:rFonts w:ascii="Arial" w:hAnsi="Arial" w:cs="Arial"/>
-          <w:color w:val="9CC2E5" w:themeColor="accent1" w:themeTint="99"/>
-          <w:sz w:val="16"/>
-          <w:szCs w:val="16"/>
-        </w:rPr>
-      </w:pPr>
-      <w:r>
-        <w:rPr>
-          <w:rFonts w:ascii="Arial" w:hAnsi="Arial" w:cs="Arial"/>
-          <w:b/>
-          <w:bCs/>
-          <w:color w:val="4472C4" w:themeColor="accent5"/>
-          <w:sz w:val="24"/>
-          <w:szCs w:val="24"/>
-        </w:rPr>
-        <w:t>v8.1.</w:t>
-      </w:r>
-      <w:r>
-        <w:rPr>
-          <w:rFonts w:ascii="Arial" w:hAnsi="Arial" w:cs="Arial"/>
-          <w:b/>
-          <w:bCs/>
-          <w:color w:val="4472C4" w:themeColor="accent5"/>
-          <w:sz w:val="24"/>
-          <w:szCs w:val="24"/>
-        </w:rPr>
-        <w:t>6</w:t>
-      </w:r>
-      <w:r>
-        <w:rPr>
-          <w:rFonts w:ascii="Arial" w:hAnsi="Arial" w:cs="Arial"/>
-          <w:b/>
-          <w:bCs/>
-          <w:color w:val="4472C4" w:themeColor="accent5"/>
-          <w:sz w:val="24"/>
-          <w:szCs w:val="24"/>
+      <w:r>
+        <w:rPr>
+          <w:rFonts w:ascii="Arial" w:hAnsi="Arial" w:cs="Arial"/>
+          <w:color w:val="1F497D"/>
+          <w:sz w:val="18"/>
+          <w:szCs w:val="18"/>
+        </w:rPr>
+        <w:t>•</w:t>
+      </w:r>
+      <w:r>
+        <w:rPr>
+          <w:rFonts w:ascii="Arial" w:hAnsi="Arial" w:cs="Arial"/>
+          <w:color w:val="1F497D"/>
+          <w:sz w:val="18"/>
+          <w:szCs w:val="18"/>
         </w:rPr>
         <w:tab/>
       </w:r>
       <w:r>
         <w:rPr>
           <w:rFonts w:ascii="Arial" w:hAnsi="Arial" w:cs="Arial"/>
-          <w:b/>
-          <w:bCs/>
-          <w:color w:val="4472C4" w:themeColor="accent5"/>
-          <w:sz w:val="24"/>
-          <w:szCs w:val="24"/>
-        </w:rPr>
-        <w:t>30</w:t>
-      </w:r>
-      <w:r>
-        <w:rPr>
-          <w:rFonts w:ascii="Arial" w:hAnsi="Arial" w:cs="Arial"/>
-          <w:b/>
-          <w:bCs/>
-          <w:color w:val="4472C4" w:themeColor="accent5"/>
-          <w:sz w:val="24"/>
-          <w:szCs w:val="24"/>
-        </w:rPr>
-        <w:t>/</w:t>
-      </w:r>
-      <w:r>
-        <w:rPr>
-          <w:rFonts w:ascii="Arial" w:hAnsi="Arial" w:cs="Arial"/>
-          <w:b/>
-          <w:bCs/>
-          <w:color w:val="4472C4" w:themeColor="accent5"/>
-          <w:sz w:val="24"/>
-          <w:szCs w:val="24"/>
-        </w:rPr>
-        <w:t>07</w:t>
-      </w:r>
-      <w:r>
-        <w:rPr>
-          <w:rFonts w:ascii="Arial" w:hAnsi="Arial" w:cs="Arial"/>
-          <w:b/>
-          <w:bCs/>
-          <w:color w:val="4472C4" w:themeColor="accent5"/>
-          <w:sz w:val="24"/>
-          <w:szCs w:val="24"/>
-        </w:rPr>
-        <w:t>/2025</w:t>
+          <w:color w:val="1F497D"/>
+          <w:sz w:val="18"/>
+          <w:szCs w:val="18"/>
+        </w:rPr>
+        <w:t>Corrected</w:t>
+      </w:r>
+      <w:r>
+        <w:rPr>
+          <w:rFonts w:ascii="Arial" w:hAnsi="Arial" w:cs="Arial"/>
+          <w:color w:val="1F497D"/>
+          <w:sz w:val="18"/>
+          <w:szCs w:val="18"/>
+        </w:rPr>
+        <w:t xml:space="preserve"> </w:t>
+      </w:r>
+      <w:r>
+        <w:rPr>
+          <w:rFonts w:ascii="Arial" w:hAnsi="Arial" w:cs="Arial"/>
+          <w:color w:val="1F497D"/>
+          <w:sz w:val="18"/>
+          <w:szCs w:val="18"/>
+        </w:rPr>
+        <w:t xml:space="preserve">the </w:t>
+      </w:r>
+      <w:r>
+        <w:rPr>
+          <w:rFonts w:ascii="Arial" w:hAnsi="Arial" w:cs="Arial"/>
+          <w:color w:val="1F497D"/>
+          <w:sz w:val="18"/>
+          <w:szCs w:val="18"/>
+        </w:rPr>
+        <w:t xml:space="preserve">Comms Log viewer’s error </w:t>
+      </w:r>
+      <w:r>
+        <w:rPr>
+          <w:rFonts w:ascii="Arial" w:hAnsi="Arial" w:cs="Arial"/>
+          <w:color w:val="1F497D"/>
+          <w:sz w:val="18"/>
+          <w:szCs w:val="18"/>
+        </w:rPr>
+        <w:t>over</w:t>
+      </w:r>
+      <w:r>
+        <w:rPr>
+          <w:rFonts w:ascii="Arial" w:hAnsi="Arial" w:cs="Arial"/>
+          <w:color w:val="1F497D"/>
+          <w:sz w:val="18"/>
+          <w:szCs w:val="18"/>
+        </w:rPr>
+        <w:t>counts.</w:t>
       </w:r>
     </w:p>
     <w:p>
@@ -4104,131 +4154,95 @@
           <w:szCs w:val="18"/>
         </w:rPr>
       </w:pPr>
-      <w:r>
-        <w:rPr>
-          <w:rFonts w:ascii="Arial" w:hAnsi="Arial" w:cs="Arial"/>
-          <w:color w:val="1F497D"/>
-          <w:sz w:val="18"/>
-          <w:szCs w:val="18"/>
-        </w:rPr>
-        <w:t>•</w:t>
-      </w:r>
-      <w:r>
-        <w:rPr>
-          <w:rFonts w:ascii="Arial" w:hAnsi="Arial" w:cs="Arial"/>
-          <w:color w:val="1F497D"/>
-          <w:sz w:val="18"/>
-          <w:szCs w:val="18"/>
+    </w:p>
+    <w:p>
+      <w:pPr>
+        <w:tabs>
+          <w:tab w:val="left" w:pos="993"/>
+        </w:tabs>
+        <w:rPr>
+          <w:rFonts w:ascii="Arial" w:hAnsi="Arial" w:cs="Arial"/>
+          <w:color w:val="9CC2E5" w:themeColor="accent1" w:themeTint="99"/>
+          <w:sz w:val="16"/>
+          <w:szCs w:val="16"/>
+        </w:rPr>
+      </w:pPr>
+      <w:r>
+        <w:rPr>
+          <w:rFonts w:ascii="Arial" w:hAnsi="Arial" w:cs="Arial"/>
+          <w:b/>
+          <w:bCs/>
+          <w:color w:val="4472C4" w:themeColor="accent5"/>
+          <w:sz w:val="24"/>
+          <w:szCs w:val="24"/>
+        </w:rPr>
+        <w:t>v8.1.</w:t>
+      </w:r>
+      <w:r>
+        <w:rPr>
+          <w:rFonts w:ascii="Arial" w:hAnsi="Arial" w:cs="Arial"/>
+          <w:b/>
+          <w:bCs/>
+          <w:color w:val="4472C4" w:themeColor="accent5"/>
+          <w:sz w:val="24"/>
+          <w:szCs w:val="24"/>
+        </w:rPr>
+        <w:t>6</w:t>
+      </w:r>
+      <w:r>
+        <w:rPr>
+          <w:rFonts w:ascii="Arial" w:hAnsi="Arial" w:cs="Arial"/>
+          <w:b/>
+          <w:bCs/>
+          <w:color w:val="4472C4" w:themeColor="accent5"/>
+          <w:sz w:val="24"/>
+          <w:szCs w:val="24"/>
         </w:rPr>
         <w:tab/>
       </w:r>
       <w:r>
         <w:rPr>
           <w:rFonts w:ascii="Arial" w:hAnsi="Arial" w:cs="Arial"/>
-          <w:color w:val="1F497D"/>
-          <w:sz w:val="18"/>
-          <w:szCs w:val="18"/>
-        </w:rPr>
-        <w:t>Test</w:t>
-      </w:r>
-      <w:r>
-        <w:rPr>
-          <w:rFonts w:ascii="Arial" w:hAnsi="Arial" w:cs="Arial"/>
-          <w:color w:val="1F497D"/>
-          <w:sz w:val="18"/>
-          <w:szCs w:val="18"/>
-        </w:rPr>
-        <w:t xml:space="preserve"> version </w:t>
-      </w:r>
-      <w:r>
-        <w:rPr>
-          <w:rFonts w:ascii="Arial" w:hAnsi="Arial" w:cs="Arial"/>
-          <w:color w:val="1F497D"/>
-          <w:sz w:val="18"/>
-          <w:szCs w:val="18"/>
-        </w:rPr>
-        <w:t xml:space="preserve">to </w:t>
-      </w:r>
-      <w:r>
-        <w:rPr>
-          <w:rFonts w:ascii="Arial" w:hAnsi="Arial" w:cs="Arial"/>
-          <w:color w:val="1F497D"/>
-          <w:sz w:val="18"/>
-          <w:szCs w:val="18"/>
-        </w:rPr>
-        <w:t xml:space="preserve">investigate </w:t>
-      </w:r>
-      <w:r>
-        <w:rPr>
-          <w:rFonts w:ascii="Arial" w:hAnsi="Arial" w:cs="Arial"/>
-          <w:color w:val="1F497D"/>
-          <w:sz w:val="18"/>
-          <w:szCs w:val="18"/>
-        </w:rPr>
-        <w:t xml:space="preserve">the </w:t>
-      </w:r>
-      <w:r>
-        <w:rPr>
-          <w:rFonts w:ascii="Arial" w:hAnsi="Arial" w:cs="Arial"/>
-          <w:color w:val="1F497D"/>
-          <w:sz w:val="18"/>
-          <w:szCs w:val="18"/>
-        </w:rPr>
-        <w:t>freezes</w:t>
-      </w:r>
-      <w:r>
-        <w:rPr>
-          <w:rFonts w:ascii="Arial" w:hAnsi="Arial" w:cs="Arial"/>
-          <w:color w:val="1F497D"/>
-          <w:sz w:val="18"/>
-          <w:szCs w:val="18"/>
-        </w:rPr>
-        <w:t xml:space="preserve"> and </w:t>
-      </w:r>
-      <w:r>
-        <w:rPr>
-          <w:rFonts w:ascii="Arial" w:hAnsi="Arial" w:cs="Arial"/>
-          <w:color w:val="1F497D"/>
-          <w:sz w:val="18"/>
-          <w:szCs w:val="18"/>
-        </w:rPr>
-        <w:t xml:space="preserve">crashes </w:t>
-      </w:r>
-      <w:r>
-        <w:rPr>
-          <w:rFonts w:ascii="Arial" w:hAnsi="Arial" w:cs="Arial"/>
-          <w:color w:val="1F497D"/>
-          <w:sz w:val="18"/>
-          <w:szCs w:val="18"/>
-        </w:rPr>
-        <w:t xml:space="preserve">that instances of the </w:t>
-      </w:r>
-      <w:r>
-        <w:rPr>
-          <w:rFonts w:ascii="Arial" w:hAnsi="Arial" w:cs="Arial"/>
-          <w:color w:val="1F497D"/>
-          <w:sz w:val="18"/>
-          <w:szCs w:val="18"/>
-        </w:rPr>
-        <w:t>v8.1.5</w:t>
-      </w:r>
-      <w:r>
-        <w:rPr>
-          <w:rFonts w:ascii="Arial" w:hAnsi="Arial" w:cs="Arial"/>
-          <w:color w:val="1F497D"/>
-          <w:sz w:val="18"/>
-          <w:szCs w:val="18"/>
-        </w:rPr>
-        <w:t xml:space="preserve"> MS Store app exhibited </w:t>
-      </w:r>
-      <w:r>
-        <w:rPr>
-          <w:rFonts w:ascii="Arial" w:hAnsi="Arial" w:cs="Arial"/>
-          <w:color w:val="1F497D"/>
-          <w:sz w:val="18"/>
-          <w:szCs w:val="18"/>
-        </w:rPr>
-        <w:t>after download/upload.</w:t>
+          <w:b/>
+          <w:bCs/>
+          <w:color w:val="4472C4" w:themeColor="accent5"/>
+          <w:sz w:val="24"/>
+          <w:szCs w:val="24"/>
+        </w:rPr>
+        <w:t>30</w:t>
+      </w:r>
+      <w:r>
+        <w:rPr>
+          <w:rFonts w:ascii="Arial" w:hAnsi="Arial" w:cs="Arial"/>
+          <w:b/>
+          <w:bCs/>
+          <w:color w:val="4472C4" w:themeColor="accent5"/>
+          <w:sz w:val="24"/>
+          <w:szCs w:val="24"/>
+        </w:rPr>
+        <w:t>/</w:t>
+      </w:r>
+      <w:r>
+        <w:rPr>
+          <w:rFonts w:ascii="Arial" w:hAnsi="Arial" w:cs="Arial"/>
+          <w:b/>
+          <w:bCs/>
+          <w:color w:val="4472C4" w:themeColor="accent5"/>
+          <w:sz w:val="24"/>
+          <w:szCs w:val="24"/>
+        </w:rPr>
+        <w:t>07</w:t>
+      </w:r>
+      <w:r>
+        <w:rPr>
+          <w:rFonts w:ascii="Arial" w:hAnsi="Arial" w:cs="Arial"/>
+          <w:b/>
+          <w:bCs/>
+          <w:color w:val="4472C4" w:themeColor="accent5"/>
+          <w:sz w:val="24"/>
+          <w:szCs w:val="24"/>
+        </w:rPr>
+        <w:t>/2025</w:t>
       </w:r>
     </w:p>
     <w:p>
@@ -4251,96 +4265,131 @@
           <w:szCs w:val="18"/>
         </w:rPr>
       </w:pPr>
-    </w:p>
-    <w:p>
-      <w:pPr>
-        <w:tabs>
-          <w:tab w:val="left" w:pos="993"/>
-        </w:tabs>
-        <w:rPr>
-          <w:rFonts w:ascii="Arial" w:hAnsi="Arial" w:cs="Arial"/>
-          <w:color w:val="9CC2E5" w:themeColor="accent1" w:themeTint="99"/>
-          <w:sz w:val="16"/>
-          <w:szCs w:val="16"/>
-        </w:rPr>
-      </w:pPr>
-      <w:bookmarkStart w:id="3" w:name="_Hlk203052739"/>
-      <w:r>
-        <w:rPr>
-          <w:rFonts w:ascii="Arial" w:hAnsi="Arial" w:cs="Arial"/>
-          <w:b/>
-          <w:bCs/>
-          <w:color w:val="4472C4" w:themeColor="accent5"/>
-          <w:sz w:val="24"/>
-          <w:szCs w:val="24"/>
-        </w:rPr>
-        <w:t>v8.1.</w:t>
-      </w:r>
-      <w:r>
-        <w:rPr>
-          <w:rFonts w:ascii="Arial" w:hAnsi="Arial" w:cs="Arial"/>
-          <w:b/>
-          <w:bCs/>
-          <w:color w:val="4472C4" w:themeColor="accent5"/>
-          <w:sz w:val="24"/>
-          <w:szCs w:val="24"/>
-        </w:rPr>
-        <w:t>5</w:t>
-      </w:r>
-      <w:r>
-        <w:rPr>
-          <w:rFonts w:ascii="Arial" w:hAnsi="Arial" w:cs="Arial"/>
-          <w:b/>
-          <w:bCs/>
-          <w:color w:val="4472C4" w:themeColor="accent5"/>
-          <w:sz w:val="24"/>
-          <w:szCs w:val="24"/>
+      <w:r>
+        <w:rPr>
+          <w:rFonts w:ascii="Arial" w:hAnsi="Arial" w:cs="Arial"/>
+          <w:color w:val="1F497D"/>
+          <w:sz w:val="18"/>
+          <w:szCs w:val="18"/>
+        </w:rPr>
+        <w:t>•</w:t>
+      </w:r>
+      <w:r>
+        <w:rPr>
+          <w:rFonts w:ascii="Arial" w:hAnsi="Arial" w:cs="Arial"/>
+          <w:color w:val="1F497D"/>
+          <w:sz w:val="18"/>
+          <w:szCs w:val="18"/>
         </w:rPr>
         <w:tab/>
       </w:r>
       <w:r>
         <w:rPr>
           <w:rFonts w:ascii="Arial" w:hAnsi="Arial" w:cs="Arial"/>
-          <w:b/>
-          <w:bCs/>
-          <w:color w:val="4472C4" w:themeColor="accent5"/>
-          <w:sz w:val="24"/>
-          <w:szCs w:val="24"/>
-        </w:rPr>
-        <w:t>28</w:t>
-      </w:r>
-      <w:r>
-        <w:rPr>
-          <w:rFonts w:ascii="Arial" w:hAnsi="Arial" w:cs="Arial"/>
-          <w:b/>
-          <w:bCs/>
-          <w:color w:val="4472C4" w:themeColor="accent5"/>
-          <w:sz w:val="24"/>
-          <w:szCs w:val="24"/>
-        </w:rPr>
-        <w:t>/</w:t>
-      </w:r>
-      <w:r>
-        <w:rPr>
-          <w:rFonts w:ascii="Arial" w:hAnsi="Arial" w:cs="Arial"/>
-          <w:b/>
-          <w:bCs/>
-          <w:color w:val="4472C4" w:themeColor="accent5"/>
-          <w:sz w:val="24"/>
-          <w:szCs w:val="24"/>
-        </w:rPr>
-        <w:t>07</w:t>
-      </w:r>
-      <w:r>
-        <w:rPr>
-          <w:rFonts w:ascii="Arial" w:hAnsi="Arial" w:cs="Arial"/>
-          <w:b/>
-          <w:bCs/>
-          <w:color w:val="4472C4" w:themeColor="accent5"/>
-          <w:sz w:val="24"/>
-          <w:szCs w:val="24"/>
-        </w:rPr>
-        <w:t>/2025</w:t>
+          <w:color w:val="1F497D"/>
+          <w:sz w:val="18"/>
+          <w:szCs w:val="18"/>
+        </w:rPr>
+        <w:t>Test</w:t>
+      </w:r>
+      <w:r>
+        <w:rPr>
+          <w:rFonts w:ascii="Arial" w:hAnsi="Arial" w:cs="Arial"/>
+          <w:color w:val="1F497D"/>
+          <w:sz w:val="18"/>
+          <w:szCs w:val="18"/>
+        </w:rPr>
+        <w:t xml:space="preserve"> version </w:t>
+      </w:r>
+      <w:r>
+        <w:rPr>
+          <w:rFonts w:ascii="Arial" w:hAnsi="Arial" w:cs="Arial"/>
+          <w:color w:val="1F497D"/>
+          <w:sz w:val="18"/>
+          <w:szCs w:val="18"/>
+        </w:rPr>
+        <w:t xml:space="preserve">to </w:t>
+      </w:r>
+      <w:r>
+        <w:rPr>
+          <w:rFonts w:ascii="Arial" w:hAnsi="Arial" w:cs="Arial"/>
+          <w:color w:val="1F497D"/>
+          <w:sz w:val="18"/>
+          <w:szCs w:val="18"/>
+        </w:rPr>
+        <w:t xml:space="preserve">investigate </w:t>
+      </w:r>
+      <w:r>
+        <w:rPr>
+          <w:rFonts w:ascii="Arial" w:hAnsi="Arial" w:cs="Arial"/>
+          <w:color w:val="1F497D"/>
+          <w:sz w:val="18"/>
+          <w:szCs w:val="18"/>
+        </w:rPr>
+        <w:t xml:space="preserve">the </w:t>
+      </w:r>
+      <w:r>
+        <w:rPr>
+          <w:rFonts w:ascii="Arial" w:hAnsi="Arial" w:cs="Arial"/>
+          <w:color w:val="1F497D"/>
+          <w:sz w:val="18"/>
+          <w:szCs w:val="18"/>
+        </w:rPr>
+        <w:t>freezes</w:t>
+      </w:r>
+      <w:r>
+        <w:rPr>
+          <w:rFonts w:ascii="Arial" w:hAnsi="Arial" w:cs="Arial"/>
+          <w:color w:val="1F497D"/>
+          <w:sz w:val="18"/>
+          <w:szCs w:val="18"/>
+        </w:rPr>
+        <w:t xml:space="preserve"> and </w:t>
+      </w:r>
+      <w:r>
+        <w:rPr>
+          <w:rFonts w:ascii="Arial" w:hAnsi="Arial" w:cs="Arial"/>
+          <w:color w:val="1F497D"/>
+          <w:sz w:val="18"/>
+          <w:szCs w:val="18"/>
+        </w:rPr>
+        <w:t xml:space="preserve">crashes </w:t>
+      </w:r>
+      <w:r>
+        <w:rPr>
+          <w:rFonts w:ascii="Arial" w:hAnsi="Arial" w:cs="Arial"/>
+          <w:color w:val="1F497D"/>
+          <w:sz w:val="18"/>
+          <w:szCs w:val="18"/>
+        </w:rPr>
+        <w:t xml:space="preserve">that instances of the </w:t>
+      </w:r>
+      <w:r>
+        <w:rPr>
+          <w:rFonts w:ascii="Arial" w:hAnsi="Arial" w:cs="Arial"/>
+          <w:color w:val="1F497D"/>
+          <w:sz w:val="18"/>
+          <w:szCs w:val="18"/>
+        </w:rPr>
+        <w:t>v8.1.5</w:t>
+      </w:r>
+      <w:r>
+        <w:rPr>
+          <w:rFonts w:ascii="Arial" w:hAnsi="Arial" w:cs="Arial"/>
+          <w:color w:val="1F497D"/>
+          <w:sz w:val="18"/>
+          <w:szCs w:val="18"/>
+        </w:rPr>
+        <w:t xml:space="preserve"> MS Store app exhibited </w:t>
+      </w:r>
+      <w:r>
+        <w:rPr>
+          <w:rFonts w:ascii="Arial" w:hAnsi="Arial" w:cs="Arial"/>
+          <w:color w:val="1F497D"/>
+          <w:sz w:val="18"/>
+          <w:szCs w:val="18"/>
+        </w:rPr>
+        <w:t>after download/upload.</w:t>
       </w:r>
     </w:p>
     <w:p>
@@ -4363,86 +4412,96 @@
           <w:szCs w:val="18"/>
         </w:rPr>
       </w:pPr>
-      <w:r>
-        <w:rPr>
-          <w:rFonts w:ascii="Arial" w:hAnsi="Arial" w:cs="Arial"/>
-          <w:color w:val="1F497D"/>
-          <w:sz w:val="18"/>
-          <w:szCs w:val="18"/>
-        </w:rPr>
-        <w:t>•</w:t>
-      </w:r>
-      <w:r>
-        <w:rPr>
-          <w:rFonts w:ascii="Arial" w:hAnsi="Arial" w:cs="Arial"/>
-          <w:color w:val="1F497D"/>
-          <w:sz w:val="18"/>
-          <w:szCs w:val="18"/>
+    </w:p>
+    <w:p>
+      <w:pPr>
+        <w:tabs>
+          <w:tab w:val="left" w:pos="993"/>
+        </w:tabs>
+        <w:rPr>
+          <w:rFonts w:ascii="Arial" w:hAnsi="Arial" w:cs="Arial"/>
+          <w:color w:val="9CC2E5" w:themeColor="accent1" w:themeTint="99"/>
+          <w:sz w:val="16"/>
+          <w:szCs w:val="16"/>
+        </w:rPr>
+      </w:pPr>
+      <w:bookmarkStart w:id="3" w:name="_Hlk203052739"/>
+      <w:r>
+        <w:rPr>
+          <w:rFonts w:ascii="Arial" w:hAnsi="Arial" w:cs="Arial"/>
+          <w:b/>
+          <w:bCs/>
+          <w:color w:val="4472C4" w:themeColor="accent5"/>
+          <w:sz w:val="24"/>
+          <w:szCs w:val="24"/>
+        </w:rPr>
+        <w:t>v8.1.</w:t>
+      </w:r>
+      <w:r>
+        <w:rPr>
+          <w:rFonts w:ascii="Arial" w:hAnsi="Arial" w:cs="Arial"/>
+          <w:b/>
+          <w:bCs/>
+          <w:color w:val="4472C4" w:themeColor="accent5"/>
+          <w:sz w:val="24"/>
+          <w:szCs w:val="24"/>
+        </w:rPr>
+        <w:t>5</w:t>
+      </w:r>
+      <w:r>
+        <w:rPr>
+          <w:rFonts w:ascii="Arial" w:hAnsi="Arial" w:cs="Arial"/>
+          <w:b/>
+          <w:bCs/>
+          <w:color w:val="4472C4" w:themeColor="accent5"/>
+          <w:sz w:val="24"/>
+          <w:szCs w:val="24"/>
         </w:rPr>
         <w:tab/>
       </w:r>
       <w:r>
         <w:rPr>
           <w:rFonts w:ascii="Arial" w:hAnsi="Arial" w:cs="Arial"/>
-          <w:color w:val="1F497D"/>
-          <w:sz w:val="18"/>
-          <w:szCs w:val="18"/>
-        </w:rPr>
-        <w:t xml:space="preserve">The panel </w:t>
-      </w:r>
-      <w:r>
-        <w:rPr>
-          <w:rFonts w:ascii="Arial" w:hAnsi="Arial" w:cs="Arial"/>
-          <w:color w:val="1F497D"/>
-          <w:sz w:val="18"/>
-          <w:szCs w:val="18"/>
-        </w:rPr>
-        <w:t xml:space="preserve">upload </w:t>
-      </w:r>
-      <w:r>
-        <w:rPr>
-          <w:rFonts w:ascii="Arial" w:hAnsi="Arial" w:cs="Arial"/>
-          <w:color w:val="1F497D"/>
-          <w:sz w:val="18"/>
-          <w:szCs w:val="18"/>
-        </w:rPr>
-        <w:t xml:space="preserve">has been refined </w:t>
-      </w:r>
-      <w:r>
-        <w:rPr>
-          <w:rFonts w:ascii="Arial" w:hAnsi="Arial" w:cs="Arial"/>
-          <w:color w:val="1F497D"/>
-          <w:sz w:val="18"/>
-          <w:szCs w:val="18"/>
-        </w:rPr>
-        <w:t>so that d</w:t>
-      </w:r>
-      <w:r>
-        <w:rPr>
-          <w:rFonts w:ascii="Arial" w:hAnsi="Arial" w:cs="Arial"/>
-          <w:color w:val="1F497D"/>
-          <w:sz w:val="18"/>
-          <w:szCs w:val="18"/>
-        </w:rPr>
-        <w:t>uplicate data items</w:t>
-      </w:r>
-      <w:r>
-        <w:rPr>
-          <w:rFonts w:ascii="Arial" w:hAnsi="Arial" w:cs="Arial"/>
-          <w:color w:val="1F497D"/>
-          <w:sz w:val="18"/>
-          <w:szCs w:val="18"/>
-        </w:rPr>
-        <w:t xml:space="preserve"> are not sent</w:t>
-      </w:r>
-      <w:r>
-        <w:rPr>
-          <w:rFonts w:ascii="Arial" w:hAnsi="Arial" w:cs="Arial"/>
-          <w:color w:val="1F497D"/>
-          <w:sz w:val="18"/>
-          <w:szCs w:val="18"/>
-        </w:rPr>
-        <w:t>.</w:t>
+          <w:b/>
+          <w:bCs/>
+          <w:color w:val="4472C4" w:themeColor="accent5"/>
+          <w:sz w:val="24"/>
+          <w:szCs w:val="24"/>
+        </w:rPr>
+        <w:t>28</w:t>
+      </w:r>
+      <w:r>
+        <w:rPr>
+          <w:rFonts w:ascii="Arial" w:hAnsi="Arial" w:cs="Arial"/>
+          <w:b/>
+          <w:bCs/>
+          <w:color w:val="4472C4" w:themeColor="accent5"/>
+          <w:sz w:val="24"/>
+          <w:szCs w:val="24"/>
+        </w:rPr>
+        <w:t>/</w:t>
+      </w:r>
+      <w:r>
+        <w:rPr>
+          <w:rFonts w:ascii="Arial" w:hAnsi="Arial" w:cs="Arial"/>
+          <w:b/>
+          <w:bCs/>
+          <w:color w:val="4472C4" w:themeColor="accent5"/>
+          <w:sz w:val="24"/>
+          <w:szCs w:val="24"/>
+        </w:rPr>
+        <w:t>07</w:t>
+      </w:r>
+      <w:r>
+        <w:rPr>
+          <w:rFonts w:ascii="Arial" w:hAnsi="Arial" w:cs="Arial"/>
+          <w:b/>
+          <w:bCs/>
+          <w:color w:val="4472C4" w:themeColor="accent5"/>
+          <w:sz w:val="24"/>
+          <w:szCs w:val="24"/>
+        </w:rPr>
+        <w:t>/2025</w:t>
       </w:r>
     </w:p>
     <w:p>
@@ -4490,7 +4549,61 @@
           <w:sz w:val="18"/>
           <w:szCs w:val="18"/>
         </w:rPr>
-        <w:t>The Validation Window now correctly reports multiple errors on a page instead of only one.</w:t>
+        <w:t xml:space="preserve">The panel </w:t>
+      </w:r>
+      <w:r>
+        <w:rPr>
+          <w:rFonts w:ascii="Arial" w:hAnsi="Arial" w:cs="Arial"/>
+          <w:color w:val="1F497D"/>
+          <w:sz w:val="18"/>
+          <w:szCs w:val="18"/>
+        </w:rPr>
+        <w:t xml:space="preserve">upload </w:t>
+      </w:r>
+      <w:r>
+        <w:rPr>
+          <w:rFonts w:ascii="Arial" w:hAnsi="Arial" w:cs="Arial"/>
+          <w:color w:val="1F497D"/>
+          <w:sz w:val="18"/>
+          <w:szCs w:val="18"/>
+        </w:rPr>
+        <w:t xml:space="preserve">has been refined </w:t>
+      </w:r>
+      <w:r>
+        <w:rPr>
+          <w:rFonts w:ascii="Arial" w:hAnsi="Arial" w:cs="Arial"/>
+          <w:color w:val="1F497D"/>
+          <w:sz w:val="18"/>
+          <w:szCs w:val="18"/>
+        </w:rPr>
+        <w:t>so that d</w:t>
+      </w:r>
+      <w:r>
+        <w:rPr>
+          <w:rFonts w:ascii="Arial" w:hAnsi="Arial" w:cs="Arial"/>
+          <w:color w:val="1F497D"/>
+          <w:sz w:val="18"/>
+          <w:szCs w:val="18"/>
+        </w:rPr>
+        <w:t>uplicate data items</w:t>
+      </w:r>
+      <w:r>
+        <w:rPr>
+          <w:rFonts w:ascii="Arial" w:hAnsi="Arial" w:cs="Arial"/>
+          <w:color w:val="1F497D"/>
+          <w:sz w:val="18"/>
+          <w:szCs w:val="18"/>
+        </w:rPr>
+        <w:t xml:space="preserve"> are not sent</w:t>
+      </w:r>
+      <w:r>
+        <w:rPr>
+          <w:rFonts w:ascii="Arial" w:hAnsi="Arial" w:cs="Arial"/>
+          <w:color w:val="1F497D"/>
+          <w:sz w:val="18"/>
+          <w:szCs w:val="18"/>
+        </w:rPr>
+        <w:t>.</w:t>
       </w:r>
     </w:p>
     <w:p>
@@ -4538,34 +4651,7 @@
           <w:sz w:val="18"/>
           <w:szCs w:val="18"/>
         </w:rPr>
-        <w:t xml:space="preserve">The device </w:t>
-      </w:r>
-      <w:r>
-        <w:rPr>
-          <w:rFonts w:ascii="Arial" w:hAnsi="Arial" w:cs="Arial"/>
-          <w:color w:val="1F497D"/>
-          <w:sz w:val="18"/>
-          <w:szCs w:val="18"/>
-        </w:rPr>
-        <w:t xml:space="preserve">count is </w:t>
-      </w:r>
-      <w:r>
-        <w:rPr>
-          <w:rFonts w:ascii="Arial" w:hAnsi="Arial" w:cs="Arial"/>
-          <w:color w:val="1F497D"/>
-          <w:sz w:val="18"/>
-          <w:szCs w:val="18"/>
-        </w:rPr>
-        <w:t xml:space="preserve">now </w:t>
-      </w:r>
-      <w:r>
-        <w:rPr>
-          <w:rFonts w:ascii="Arial" w:hAnsi="Arial" w:cs="Arial"/>
-          <w:color w:val="1F497D"/>
-          <w:sz w:val="18"/>
-          <w:szCs w:val="18"/>
-        </w:rPr>
-        <w:t>always correct after changing protocol when downloading from a panel or reading from a file.</w:t>
+        <w:t>The Validation Window now correctly reports multiple errors on a page instead of only one.</w:t>
       </w:r>
     </w:p>
     <w:p>
@@ -4613,7 +4699,34 @@
           <w:sz w:val="18"/>
           <w:szCs w:val="18"/>
         </w:rPr>
-        <w:t>Errors with the Causes &amp; Effects page not updating after downloading or reading from file have been fixed.</w:t>
+        <w:t xml:space="preserve">The device </w:t>
+      </w:r>
+      <w:r>
+        <w:rPr>
+          <w:rFonts w:ascii="Arial" w:hAnsi="Arial" w:cs="Arial"/>
+          <w:color w:val="1F497D"/>
+          <w:sz w:val="18"/>
+          <w:szCs w:val="18"/>
+        </w:rPr>
+        <w:t xml:space="preserve">count is </w:t>
+      </w:r>
+      <w:r>
+        <w:rPr>
+          <w:rFonts w:ascii="Arial" w:hAnsi="Arial" w:cs="Arial"/>
+          <w:color w:val="1F497D"/>
+          <w:sz w:val="18"/>
+          <w:szCs w:val="18"/>
+        </w:rPr>
+        <w:t xml:space="preserve">now </w:t>
+      </w:r>
+      <w:r>
+        <w:rPr>
+          <w:rFonts w:ascii="Arial" w:hAnsi="Arial" w:cs="Arial"/>
+          <w:color w:val="1F497D"/>
+          <w:sz w:val="18"/>
+          <w:szCs w:val="18"/>
+        </w:rPr>
+        <w:t>always correct after changing protocol when downloading from a panel or reading from a file.</w:t>
       </w:r>
     </w:p>
     <w:p>
@@ -4636,96 +4749,32 @@
           <w:szCs w:val="18"/>
         </w:rPr>
       </w:pPr>
-    </w:p>
-    <w:p>
-      <w:pPr>
-        <w:tabs>
-          <w:tab w:val="left" w:pos="993"/>
-        </w:tabs>
-        <w:rPr>
-          <w:rFonts w:ascii="Arial" w:hAnsi="Arial" w:cs="Arial"/>
-          <w:color w:val="9CC2E5" w:themeColor="accent1" w:themeTint="99"/>
-          <w:sz w:val="16"/>
-          <w:szCs w:val="16"/>
-        </w:rPr>
-      </w:pPr>
-      <w:bookmarkStart w:id="4" w:name="_Hlk199945625"/>
-      <w:r>
-        <w:rPr>
-          <w:rFonts w:ascii="Arial" w:hAnsi="Arial" w:cs="Arial"/>
-          <w:b/>
-          <w:bCs/>
-          <w:color w:val="4472C4" w:themeColor="accent5"/>
-          <w:sz w:val="24"/>
-          <w:szCs w:val="24"/>
-        </w:rPr>
-        <w:t>v8.1.</w:t>
-      </w:r>
-      <w:r>
-        <w:rPr>
-          <w:rFonts w:ascii="Arial" w:hAnsi="Arial" w:cs="Arial"/>
-          <w:b/>
-          <w:bCs/>
-          <w:color w:val="4472C4" w:themeColor="accent5"/>
-          <w:sz w:val="24"/>
-          <w:szCs w:val="24"/>
-        </w:rPr>
-        <w:t>4</w:t>
-      </w:r>
-      <w:r>
-        <w:rPr>
-          <w:rFonts w:ascii="Arial" w:hAnsi="Arial" w:cs="Arial"/>
-          <w:b/>
-          <w:bCs/>
-          <w:color w:val="4472C4" w:themeColor="accent5"/>
-          <w:sz w:val="24"/>
-          <w:szCs w:val="24"/>
+      <w:r>
+        <w:rPr>
+          <w:rFonts w:ascii="Arial" w:hAnsi="Arial" w:cs="Arial"/>
+          <w:color w:val="1F497D"/>
+          <w:sz w:val="18"/>
+          <w:szCs w:val="18"/>
+        </w:rPr>
+        <w:t>•</w:t>
+      </w:r>
+      <w:r>
+        <w:rPr>
+          <w:rFonts w:ascii="Arial" w:hAnsi="Arial" w:cs="Arial"/>
+          <w:color w:val="1F497D"/>
+          <w:sz w:val="18"/>
+          <w:szCs w:val="18"/>
         </w:rPr>
         <w:tab/>
       </w:r>
       <w:r>
         <w:rPr>
           <w:rFonts w:ascii="Arial" w:hAnsi="Arial" w:cs="Arial"/>
-          <w:b/>
-          <w:bCs/>
-          <w:color w:val="4472C4" w:themeColor="accent5"/>
-          <w:sz w:val="24"/>
-          <w:szCs w:val="24"/>
-        </w:rPr>
-        <w:t>09</w:t>
-      </w:r>
-      <w:r>
-        <w:rPr>
-          <w:rFonts w:ascii="Arial" w:hAnsi="Arial" w:cs="Arial"/>
-          <w:b/>
-          <w:bCs/>
-          <w:color w:val="4472C4" w:themeColor="accent5"/>
-          <w:sz w:val="24"/>
-          <w:szCs w:val="24"/>
-        </w:rPr>
-        <w:t>/</w:t>
-      </w:r>
-      <w:r>
-        <w:rPr>
-          <w:rFonts w:ascii="Arial" w:hAnsi="Arial" w:cs="Arial"/>
-          <w:b/>
-          <w:bCs/>
-          <w:color w:val="4472C4" w:themeColor="accent5"/>
-          <w:sz w:val="24"/>
-          <w:szCs w:val="24"/>
-        </w:rPr>
-        <w:t>07</w:t>
-      </w:r>
-      <w:r>
-        <w:rPr>
-          <w:rFonts w:ascii="Arial" w:hAnsi="Arial" w:cs="Arial"/>
-          <w:b/>
-          <w:bCs/>
-          <w:color w:val="4472C4" w:themeColor="accent5"/>
-          <w:sz w:val="24"/>
-          <w:szCs w:val="24"/>
-        </w:rPr>
-        <w:t>/2025</w:t>
+          <w:color w:val="1F497D"/>
+          <w:sz w:val="18"/>
+          <w:szCs w:val="18"/>
+        </w:rPr>
+        <w:t>Errors with the Causes &amp; Effects page not updating after downloading or reading from file have been fixed.</w:t>
       </w:r>
     </w:p>
     <w:p>
@@ -4748,52 +4797,96 @@
           <w:szCs w:val="18"/>
         </w:rPr>
       </w:pPr>
-      <w:r>
-        <w:rPr>
-          <w:rFonts w:ascii="Arial" w:hAnsi="Arial" w:cs="Arial"/>
-          <w:color w:val="1F497D"/>
-          <w:sz w:val="18"/>
-          <w:szCs w:val="18"/>
-        </w:rPr>
-        <w:t>•</w:t>
-      </w:r>
-      <w:r>
-        <w:rPr>
-          <w:rFonts w:ascii="Arial" w:hAnsi="Arial" w:cs="Arial"/>
-          <w:color w:val="1F497D"/>
-          <w:sz w:val="18"/>
-          <w:szCs w:val="18"/>
+    </w:p>
+    <w:p>
+      <w:pPr>
+        <w:tabs>
+          <w:tab w:val="left" w:pos="993"/>
+        </w:tabs>
+        <w:rPr>
+          <w:rFonts w:ascii="Arial" w:hAnsi="Arial" w:cs="Arial"/>
+          <w:color w:val="9CC2E5" w:themeColor="accent1" w:themeTint="99"/>
+          <w:sz w:val="16"/>
+          <w:szCs w:val="16"/>
+        </w:rPr>
+      </w:pPr>
+      <w:bookmarkStart w:id="4" w:name="_Hlk199945625"/>
+      <w:r>
+        <w:rPr>
+          <w:rFonts w:ascii="Arial" w:hAnsi="Arial" w:cs="Arial"/>
+          <w:b/>
+          <w:bCs/>
+          <w:color w:val="4472C4" w:themeColor="accent5"/>
+          <w:sz w:val="24"/>
+          <w:szCs w:val="24"/>
+        </w:rPr>
+        <w:t>v8.1.</w:t>
+      </w:r>
+      <w:r>
+        <w:rPr>
+          <w:rFonts w:ascii="Arial" w:hAnsi="Arial" w:cs="Arial"/>
+          <w:b/>
+          <w:bCs/>
+          <w:color w:val="4472C4" w:themeColor="accent5"/>
+          <w:sz w:val="24"/>
+          <w:szCs w:val="24"/>
+        </w:rPr>
+        <w:t>4</w:t>
+      </w:r>
+      <w:r>
+        <w:rPr>
+          <w:rFonts w:ascii="Arial" w:hAnsi="Arial" w:cs="Arial"/>
+          <w:b/>
+          <w:bCs/>
+          <w:color w:val="4472C4" w:themeColor="accent5"/>
+          <w:sz w:val="24"/>
+          <w:szCs w:val="24"/>
         </w:rPr>
         <w:tab/>
       </w:r>
       <w:r>
         <w:rPr>
           <w:rFonts w:ascii="Arial" w:hAnsi="Arial" w:cs="Arial"/>
-          <w:color w:val="1F497D"/>
-          <w:sz w:val="18"/>
-          <w:szCs w:val="18"/>
-        </w:rPr>
-        <w:t>Groups page: Phased Delay can now be disabled by setting it to “</w:t>
-      </w:r>
-      <w:proofErr w:type="gramStart"/>
-      <w:r>
-        <w:rPr>
-          <w:rFonts w:ascii="Arial" w:hAnsi="Arial" w:cs="Arial"/>
-          <w:color w:val="1F497D"/>
-          <w:sz w:val="18"/>
-          <w:szCs w:val="18"/>
-        </w:rPr>
-        <w:t>--:--</w:t>
-      </w:r>
-      <w:proofErr w:type="gramEnd"/>
-      <w:r>
-        <w:rPr>
-          <w:rFonts w:ascii="Arial" w:hAnsi="Arial" w:cs="Arial"/>
-          <w:color w:val="1F497D"/>
-          <w:sz w:val="18"/>
-          <w:szCs w:val="18"/>
-        </w:rPr>
-        <w:t>“.</w:t>
+          <w:b/>
+          <w:bCs/>
+          <w:color w:val="4472C4" w:themeColor="accent5"/>
+          <w:sz w:val="24"/>
+          <w:szCs w:val="24"/>
+        </w:rPr>
+        <w:t>09</w:t>
+      </w:r>
+      <w:r>
+        <w:rPr>
+          <w:rFonts w:ascii="Arial" w:hAnsi="Arial" w:cs="Arial"/>
+          <w:b/>
+          <w:bCs/>
+          <w:color w:val="4472C4" w:themeColor="accent5"/>
+          <w:sz w:val="24"/>
+          <w:szCs w:val="24"/>
+        </w:rPr>
+        <w:t>/</w:t>
+      </w:r>
+      <w:r>
+        <w:rPr>
+          <w:rFonts w:ascii="Arial" w:hAnsi="Arial" w:cs="Arial"/>
+          <w:b/>
+          <w:bCs/>
+          <w:color w:val="4472C4" w:themeColor="accent5"/>
+          <w:sz w:val="24"/>
+          <w:szCs w:val="24"/>
+        </w:rPr>
+        <w:t>07</w:t>
+      </w:r>
+      <w:r>
+        <w:rPr>
+          <w:rFonts w:ascii="Arial" w:hAnsi="Arial" w:cs="Arial"/>
+          <w:b/>
+          <w:bCs/>
+          <w:color w:val="4472C4" w:themeColor="accent5"/>
+          <w:sz w:val="24"/>
+          <w:szCs w:val="24"/>
+        </w:rPr>
+        <w:t>/2025</w:t>
       </w:r>
     </w:p>
     <w:p>
@@ -4841,7 +4934,27 @@
           <w:sz w:val="18"/>
           <w:szCs w:val="18"/>
         </w:rPr>
-        <w:t>Corrected erroneous validation errors in Causes &amp; Effects for Output disable actions when set to Relay #3 and for group parameters when set to Group #16.</w:t>
+        <w:t>Groups page: Phased Delay can now be disabled by setting it to “</w:t>
+      </w:r>
+      <w:proofErr w:type="gramStart"/>
+      <w:r>
+        <w:rPr>
+          <w:rFonts w:ascii="Arial" w:hAnsi="Arial" w:cs="Arial"/>
+          <w:color w:val="1F497D"/>
+          <w:sz w:val="18"/>
+          <w:szCs w:val="18"/>
+        </w:rPr>
+        <w:t>--:--</w:t>
+      </w:r>
+      <w:proofErr w:type="gramEnd"/>
+      <w:r>
+        <w:rPr>
+          <w:rFonts w:ascii="Arial" w:hAnsi="Arial" w:cs="Arial"/>
+          <w:color w:val="1F497D"/>
+          <w:sz w:val="18"/>
+          <w:szCs w:val="18"/>
+        </w:rPr>
+        <w:t>“.</w:t>
       </w:r>
     </w:p>
     <w:p>
@@ -4889,22 +5002,9 @@
           <w:sz w:val="18"/>
           <w:szCs w:val="18"/>
         </w:rPr>
-        <w:t>When reading from a file, a</w:t>
-      </w:r>
-      <w:r>
-        <w:rPr>
-          <w:rFonts w:ascii="Arial" w:hAnsi="Arial" w:cs="Arial"/>
-          <w:color w:val="1F497D"/>
-          <w:sz w:val="18"/>
-          <w:szCs w:val="18"/>
-        </w:rPr>
-        <w:t>ny invalid device I/O Configuration Input/Output setting will be set to the default value.</w:t>
-      </w:r>
-      <w:bookmarkStart w:id="5" w:name="_Hlk202824806"/>
-    </w:p>
-    <w:bookmarkEnd w:id="1"/>
-    <w:bookmarkEnd w:id="4"/>
-    <w:bookmarkEnd w:id="5"/>
+        <w:t>Corrected erroneous validation errors in Causes &amp; Effects for Output disable actions when set to Relay #3 and for group parameters when set to Group #16.</w:t>
+      </w:r>
+    </w:p>
     <w:p>
       <w:pPr>
         <w:tabs>
@@ -4925,98 +5025,47 @@
           <w:szCs w:val="18"/>
         </w:rPr>
       </w:pPr>
-    </w:p>
-    <w:bookmarkEnd w:id="3"/>
-    <w:p>
-      <w:pPr>
-        <w:tabs>
-          <w:tab w:val="left" w:pos="993"/>
-        </w:tabs>
-        <w:rPr>
-          <w:rFonts w:ascii="Arial" w:hAnsi="Arial" w:cs="Arial"/>
-          <w:color w:val="9CC2E5" w:themeColor="accent1" w:themeTint="99"/>
-          <w:sz w:val="16"/>
-          <w:szCs w:val="16"/>
-        </w:rPr>
-      </w:pPr>
-      <w:r>
-        <w:rPr>
-          <w:rFonts w:ascii="Arial" w:hAnsi="Arial" w:cs="Arial"/>
-          <w:b/>
-          <w:bCs/>
-          <w:color w:val="4472C4" w:themeColor="accent5"/>
-          <w:sz w:val="24"/>
-          <w:szCs w:val="24"/>
-        </w:rPr>
-        <w:t>v8.1.</w:t>
-      </w:r>
-      <w:r>
-        <w:rPr>
-          <w:rFonts w:ascii="Arial" w:hAnsi="Arial" w:cs="Arial"/>
-          <w:b/>
-          <w:bCs/>
-          <w:color w:val="4472C4" w:themeColor="accent5"/>
-          <w:sz w:val="24"/>
-          <w:szCs w:val="24"/>
-        </w:rPr>
-        <w:t>3</w:t>
-      </w:r>
-      <w:r>
-        <w:rPr>
-          <w:rFonts w:ascii="Arial" w:hAnsi="Arial" w:cs="Arial"/>
-          <w:b/>
-          <w:bCs/>
-          <w:color w:val="4472C4" w:themeColor="accent5"/>
-          <w:sz w:val="24"/>
-          <w:szCs w:val="24"/>
+      <w:r>
+        <w:rPr>
+          <w:rFonts w:ascii="Arial" w:hAnsi="Arial" w:cs="Arial"/>
+          <w:color w:val="1F497D"/>
+          <w:sz w:val="18"/>
+          <w:szCs w:val="18"/>
+        </w:rPr>
+        <w:t>•</w:t>
+      </w:r>
+      <w:r>
+        <w:rPr>
+          <w:rFonts w:ascii="Arial" w:hAnsi="Arial" w:cs="Arial"/>
+          <w:color w:val="1F497D"/>
+          <w:sz w:val="18"/>
+          <w:szCs w:val="18"/>
         </w:rPr>
         <w:tab/>
       </w:r>
       <w:r>
         <w:rPr>
           <w:rFonts w:ascii="Arial" w:hAnsi="Arial" w:cs="Arial"/>
-          <w:b/>
-          <w:bCs/>
-          <w:color w:val="4472C4" w:themeColor="accent5"/>
-          <w:sz w:val="24"/>
-          <w:szCs w:val="24"/>
-        </w:rPr>
-        <w:t>07</w:t>
-      </w:r>
-      <w:r>
-        <w:rPr>
-          <w:rFonts w:ascii="Arial" w:hAnsi="Arial" w:cs="Arial"/>
-          <w:b/>
-          <w:bCs/>
-          <w:color w:val="4472C4" w:themeColor="accent5"/>
-          <w:sz w:val="24"/>
-          <w:szCs w:val="24"/>
-        </w:rPr>
-        <w:t>/</w:t>
-      </w:r>
-      <w:r>
-        <w:rPr>
-          <w:rFonts w:ascii="Arial" w:hAnsi="Arial" w:cs="Arial"/>
-          <w:b/>
-          <w:bCs/>
-          <w:color w:val="4472C4" w:themeColor="accent5"/>
-          <w:sz w:val="24"/>
-          <w:szCs w:val="24"/>
-        </w:rPr>
-        <w:t>07</w:t>
-      </w:r>
-      <w:r>
-        <w:rPr>
-          <w:rFonts w:ascii="Arial" w:hAnsi="Arial" w:cs="Arial"/>
-          <w:b/>
-          <w:bCs/>
-          <w:color w:val="4472C4" w:themeColor="accent5"/>
-          <w:sz w:val="24"/>
-          <w:szCs w:val="24"/>
-        </w:rPr>
-        <w:t>/2025</w:t>
-      </w:r>
-    </w:p>
+          <w:color w:val="1F497D"/>
+          <w:sz w:val="18"/>
+          <w:szCs w:val="18"/>
+        </w:rPr>
+        <w:t>When reading from a file, a</w:t>
+      </w:r>
+      <w:r>
+        <w:rPr>
+          <w:rFonts w:ascii="Arial" w:hAnsi="Arial" w:cs="Arial"/>
+          <w:color w:val="1F497D"/>
+          <w:sz w:val="18"/>
+          <w:szCs w:val="18"/>
+        </w:rPr>
+        <w:t>ny invalid device I/O Configuration Input/Output setting will be set to the default value.</w:t>
+      </w:r>
+      <w:bookmarkStart w:id="5" w:name="_Hlk202824806"/>
+    </w:p>
+    <w:bookmarkEnd w:id="1"/>
+    <w:bookmarkEnd w:id="4"/>
+    <w:bookmarkEnd w:id="5"/>
     <w:p>
       <w:pPr>
         <w:tabs>
@@ -5037,113 +5086,96 @@
           <w:szCs w:val="18"/>
         </w:rPr>
       </w:pPr>
-      <w:r>
-        <w:rPr>
-          <w:rFonts w:ascii="Arial" w:hAnsi="Arial" w:cs="Arial"/>
-          <w:color w:val="1F497D"/>
-          <w:sz w:val="18"/>
-          <w:szCs w:val="18"/>
-        </w:rPr>
-        <w:t>•</w:t>
-      </w:r>
-      <w:r>
-        <w:rPr>
-          <w:rFonts w:ascii="Arial" w:hAnsi="Arial" w:cs="Arial"/>
-          <w:color w:val="1F497D"/>
-          <w:sz w:val="18"/>
-          <w:szCs w:val="18"/>
+    </w:p>
+    <w:bookmarkEnd w:id="3"/>
+    <w:p>
+      <w:pPr>
+        <w:tabs>
+          <w:tab w:val="left" w:pos="993"/>
+        </w:tabs>
+        <w:rPr>
+          <w:rFonts w:ascii="Arial" w:hAnsi="Arial" w:cs="Arial"/>
+          <w:color w:val="9CC2E5" w:themeColor="accent1" w:themeTint="99"/>
+          <w:sz w:val="16"/>
+          <w:szCs w:val="16"/>
+        </w:rPr>
+      </w:pPr>
+      <w:r>
+        <w:rPr>
+          <w:rFonts w:ascii="Arial" w:hAnsi="Arial" w:cs="Arial"/>
+          <w:b/>
+          <w:bCs/>
+          <w:color w:val="4472C4" w:themeColor="accent5"/>
+          <w:sz w:val="24"/>
+          <w:szCs w:val="24"/>
+        </w:rPr>
+        <w:t>v8.1.</w:t>
+      </w:r>
+      <w:r>
+        <w:rPr>
+          <w:rFonts w:ascii="Arial" w:hAnsi="Arial" w:cs="Arial"/>
+          <w:b/>
+          <w:bCs/>
+          <w:color w:val="4472C4" w:themeColor="accent5"/>
+          <w:sz w:val="24"/>
+          <w:szCs w:val="24"/>
+        </w:rPr>
+        <w:t>3</w:t>
+      </w:r>
+      <w:r>
+        <w:rPr>
+          <w:rFonts w:ascii="Arial" w:hAnsi="Arial" w:cs="Arial"/>
+          <w:b/>
+          <w:bCs/>
+          <w:color w:val="4472C4" w:themeColor="accent5"/>
+          <w:sz w:val="24"/>
+          <w:szCs w:val="24"/>
         </w:rPr>
         <w:tab/>
       </w:r>
       <w:r>
         <w:rPr>
           <w:rFonts w:ascii="Arial" w:hAnsi="Arial" w:cs="Arial"/>
-          <w:color w:val="1F497D"/>
-          <w:sz w:val="18"/>
-          <w:szCs w:val="18"/>
-        </w:rPr>
-        <w:t>Various fixes on the</w:t>
-      </w:r>
-      <w:r>
-        <w:rPr>
-          <w:rFonts w:ascii="Arial" w:hAnsi="Arial" w:cs="Arial"/>
-          <w:color w:val="1F497D"/>
-          <w:sz w:val="18"/>
-          <w:szCs w:val="18"/>
-        </w:rPr>
-        <w:t xml:space="preserve"> Causes and effects</w:t>
-      </w:r>
-      <w:r>
-        <w:rPr>
-          <w:rFonts w:ascii="Arial" w:hAnsi="Arial" w:cs="Arial"/>
-          <w:color w:val="1F497D"/>
-          <w:sz w:val="18"/>
-          <w:szCs w:val="18"/>
-        </w:rPr>
-        <w:t xml:space="preserve"> page have been made to ensure</w:t>
-      </w:r>
-      <w:r>
-        <w:rPr>
-          <w:rFonts w:ascii="Arial" w:hAnsi="Arial" w:cs="Arial"/>
-          <w:color w:val="1F497D"/>
-          <w:sz w:val="18"/>
-          <w:szCs w:val="18"/>
-        </w:rPr>
-        <w:t xml:space="preserve"> </w:t>
-      </w:r>
-      <w:r>
-        <w:rPr>
-          <w:rFonts w:ascii="Arial" w:hAnsi="Arial" w:cs="Arial"/>
-          <w:color w:val="1F497D"/>
-          <w:sz w:val="18"/>
-          <w:szCs w:val="18"/>
-        </w:rPr>
-        <w:t>that the drop-down lists behave</w:t>
-      </w:r>
-      <w:r>
-        <w:rPr>
-          <w:rFonts w:ascii="Arial" w:hAnsi="Arial" w:cs="Arial"/>
-          <w:color w:val="1F497D"/>
-          <w:sz w:val="18"/>
-          <w:szCs w:val="18"/>
-        </w:rPr>
-        <w:t xml:space="preserve"> correctly </w:t>
-      </w:r>
-      <w:r>
-        <w:rPr>
-          <w:rFonts w:ascii="Arial" w:hAnsi="Arial" w:cs="Arial"/>
-          <w:color w:val="1F497D"/>
-          <w:sz w:val="18"/>
-          <w:szCs w:val="18"/>
-        </w:rPr>
-        <w:t xml:space="preserve">in all circumstances, i.e. when reading </w:t>
-      </w:r>
-      <w:r>
-        <w:rPr>
-          <w:rFonts w:ascii="Arial" w:hAnsi="Arial" w:cs="Arial"/>
-          <w:color w:val="1F497D"/>
-          <w:sz w:val="18"/>
-          <w:szCs w:val="18"/>
-        </w:rPr>
-        <w:t>from file and from a panel</w:t>
-      </w:r>
-      <w:r>
-        <w:rPr>
-          <w:rFonts w:ascii="Arial" w:hAnsi="Arial" w:cs="Arial"/>
-          <w:color w:val="1F497D"/>
-          <w:sz w:val="18"/>
-          <w:szCs w:val="18"/>
-        </w:rPr>
-        <w:t>, after editing the Device Details pages, and when the app language is changed</w:t>
-      </w:r>
-      <w:r>
-        <w:rPr>
-          <w:rFonts w:ascii="Arial" w:hAnsi="Arial" w:cs="Arial"/>
-          <w:color w:val="1F497D"/>
-          <w:sz w:val="18"/>
-          <w:szCs w:val="18"/>
-        </w:rPr>
-        <w:t>.</w:t>
+          <w:b/>
+          <w:bCs/>
+          <w:color w:val="4472C4" w:themeColor="accent5"/>
+          <w:sz w:val="24"/>
+          <w:szCs w:val="24"/>
+        </w:rPr>
+        <w:t>07</w:t>
+      </w:r>
+      <w:r>
+        <w:rPr>
+          <w:rFonts w:ascii="Arial" w:hAnsi="Arial" w:cs="Arial"/>
+          <w:b/>
+          <w:bCs/>
+          <w:color w:val="4472C4" w:themeColor="accent5"/>
+          <w:sz w:val="24"/>
+          <w:szCs w:val="24"/>
+        </w:rPr>
+        <w:t>/</w:t>
+      </w:r>
+      <w:r>
+        <w:rPr>
+          <w:rFonts w:ascii="Arial" w:hAnsi="Arial" w:cs="Arial"/>
+          <w:b/>
+          <w:bCs/>
+          <w:color w:val="4472C4" w:themeColor="accent5"/>
+          <w:sz w:val="24"/>
+          <w:szCs w:val="24"/>
+        </w:rPr>
+        <w:t>07</w:t>
+      </w:r>
+      <w:r>
+        <w:rPr>
+          <w:rFonts w:ascii="Arial" w:hAnsi="Arial" w:cs="Arial"/>
+          <w:b/>
+          <w:bCs/>
+          <w:color w:val="4472C4" w:themeColor="accent5"/>
+          <w:sz w:val="24"/>
+          <w:szCs w:val="24"/>
+        </w:rPr>
+        <w:t>/2025</w:t>
       </w:r>
     </w:p>
     <w:p>
@@ -5191,7 +5223,88 @@
           <w:sz w:val="18"/>
           <w:szCs w:val="18"/>
         </w:rPr>
-        <w:t>Some of the validation error boxes in the Device Info Panel and on the Causes and Effects page have been corrected.</w:t>
+        <w:t>Various fixes on the</w:t>
+      </w:r>
+      <w:r>
+        <w:rPr>
+          <w:rFonts w:ascii="Arial" w:hAnsi="Arial" w:cs="Arial"/>
+          <w:color w:val="1F497D"/>
+          <w:sz w:val="18"/>
+          <w:szCs w:val="18"/>
+        </w:rPr>
+        <w:t xml:space="preserve"> Causes and effects</w:t>
+      </w:r>
+      <w:r>
+        <w:rPr>
+          <w:rFonts w:ascii="Arial" w:hAnsi="Arial" w:cs="Arial"/>
+          <w:color w:val="1F497D"/>
+          <w:sz w:val="18"/>
+          <w:szCs w:val="18"/>
+        </w:rPr>
+        <w:t xml:space="preserve"> page have been made to ensure</w:t>
+      </w:r>
+      <w:r>
+        <w:rPr>
+          <w:rFonts w:ascii="Arial" w:hAnsi="Arial" w:cs="Arial"/>
+          <w:color w:val="1F497D"/>
+          <w:sz w:val="18"/>
+          <w:szCs w:val="18"/>
+        </w:rPr>
+        <w:t xml:space="preserve"> </w:t>
+      </w:r>
+      <w:r>
+        <w:rPr>
+          <w:rFonts w:ascii="Arial" w:hAnsi="Arial" w:cs="Arial"/>
+          <w:color w:val="1F497D"/>
+          <w:sz w:val="18"/>
+          <w:szCs w:val="18"/>
+        </w:rPr>
+        <w:t>that the drop-down lists behave</w:t>
+      </w:r>
+      <w:r>
+        <w:rPr>
+          <w:rFonts w:ascii="Arial" w:hAnsi="Arial" w:cs="Arial"/>
+          <w:color w:val="1F497D"/>
+          <w:sz w:val="18"/>
+          <w:szCs w:val="18"/>
+        </w:rPr>
+        <w:t xml:space="preserve"> correctly </w:t>
+      </w:r>
+      <w:r>
+        <w:rPr>
+          <w:rFonts w:ascii="Arial" w:hAnsi="Arial" w:cs="Arial"/>
+          <w:color w:val="1F497D"/>
+          <w:sz w:val="18"/>
+          <w:szCs w:val="18"/>
+        </w:rPr>
+        <w:t xml:space="preserve">in all circumstances, i.e. when reading </w:t>
+      </w:r>
+      <w:r>
+        <w:rPr>
+          <w:rFonts w:ascii="Arial" w:hAnsi="Arial" w:cs="Arial"/>
+          <w:color w:val="1F497D"/>
+          <w:sz w:val="18"/>
+          <w:szCs w:val="18"/>
+        </w:rPr>
+        <w:t>from file and from a panel</w:t>
+      </w:r>
+      <w:r>
+        <w:rPr>
+          <w:rFonts w:ascii="Arial" w:hAnsi="Arial" w:cs="Arial"/>
+          <w:color w:val="1F497D"/>
+          <w:sz w:val="18"/>
+          <w:szCs w:val="18"/>
+        </w:rPr>
+        <w:t>, after editing the Device Details pages, and when the app language is changed</w:t>
+      </w:r>
+      <w:r>
+        <w:rPr>
+          <w:rFonts w:ascii="Arial" w:hAnsi="Arial" w:cs="Arial"/>
+          <w:color w:val="1F497D"/>
+          <w:sz w:val="18"/>
+          <w:szCs w:val="18"/>
+        </w:rPr>
+        <w:t>.</w:t>
       </w:r>
     </w:p>
     <w:p>
@@ -5239,52 +5352,7 @@
           <w:sz w:val="18"/>
           <w:szCs w:val="18"/>
         </w:rPr>
-        <w:t>The app notification pop</w:t>
-      </w:r>
-      <w:r>
-        <w:rPr>
-          <w:rFonts w:ascii="Arial" w:hAnsi="Arial" w:cs="Arial"/>
-          <w:color w:val="1F497D"/>
-          <w:sz w:val="18"/>
-          <w:szCs w:val="18"/>
-        </w:rPr>
-        <w:t>-</w:t>
-      </w:r>
-      <w:r>
-        <w:rPr>
-          <w:rFonts w:ascii="Arial" w:hAnsi="Arial" w:cs="Arial"/>
-          <w:color w:val="1F497D"/>
-          <w:sz w:val="18"/>
-          <w:szCs w:val="18"/>
-        </w:rPr>
-        <w:t>up now correctly indicate</w:t>
-      </w:r>
-      <w:r>
-        <w:rPr>
-          <w:rFonts w:ascii="Arial" w:hAnsi="Arial" w:cs="Arial"/>
-          <w:color w:val="1F497D"/>
-          <w:sz w:val="18"/>
-          <w:szCs w:val="18"/>
-        </w:rPr>
-        <w:t>s</w:t>
-      </w:r>
-      <w:r>
-        <w:rPr>
-          <w:rFonts w:ascii="Arial" w:hAnsi="Arial" w:cs="Arial"/>
-          <w:color w:val="1F497D"/>
-          <w:sz w:val="18"/>
-          <w:szCs w:val="18"/>
-        </w:rPr>
-        <w:t xml:space="preserve"> when comms has failed instead of just saying it had completed)</w:t>
-      </w:r>
-      <w:r>
-        <w:rPr>
-          <w:rFonts w:ascii="Arial" w:hAnsi="Arial" w:cs="Arial"/>
-          <w:color w:val="1F497D"/>
-          <w:sz w:val="18"/>
-          <w:szCs w:val="18"/>
-        </w:rPr>
-        <w:t>.</w:t>
+        <w:t>Some of the validation error boxes in the Device Info Panel and on the Causes and Effects page have been corrected.</w:t>
       </w:r>
     </w:p>
     <w:p>
@@ -5332,52 +5400,43 @@
           <w:sz w:val="18"/>
           <w:szCs w:val="18"/>
         </w:rPr>
-        <w:t xml:space="preserve">If an interruption occurs whilst the application config file is being written </w:t>
-      </w:r>
-      <w:r>
-        <w:rPr>
-          <w:rFonts w:ascii="Arial" w:hAnsi="Arial" w:cs="Arial"/>
-          <w:color w:val="1F497D"/>
-          <w:sz w:val="18"/>
-          <w:szCs w:val="18"/>
-        </w:rPr>
-        <w:t>the</w:t>
-      </w:r>
-      <w:r>
-        <w:rPr>
-          <w:rFonts w:ascii="Arial" w:hAnsi="Arial" w:cs="Arial"/>
-          <w:color w:val="1F497D"/>
-          <w:sz w:val="18"/>
-          <w:szCs w:val="18"/>
-        </w:rPr>
-        <w:t xml:space="preserve"> </w:t>
-      </w:r>
-      <w:r>
-        <w:rPr>
-          <w:rFonts w:ascii="Arial" w:hAnsi="Arial" w:cs="Arial"/>
-          <w:color w:val="1F497D"/>
-          <w:sz w:val="18"/>
-          <w:szCs w:val="18"/>
-        </w:rPr>
-        <w:t>result</w:t>
-      </w:r>
-      <w:r>
-        <w:rPr>
-          <w:rFonts w:ascii="Arial" w:hAnsi="Arial" w:cs="Arial"/>
-          <w:color w:val="1F497D"/>
-          <w:sz w:val="18"/>
-          <w:szCs w:val="18"/>
-        </w:rPr>
-        <w:t xml:space="preserve"> cou</w:t>
-      </w:r>
-      <w:r>
-        <w:rPr>
-          <w:rFonts w:ascii="Arial" w:hAnsi="Arial" w:cs="Arial"/>
-          <w:color w:val="1F497D"/>
-          <w:sz w:val="18"/>
-          <w:szCs w:val="18"/>
-        </w:rPr>
-        <w:t>ld be an empty file.  That would cause a fault next time it was read.  The app will now handle an empty file correctly</w:t>
+        <w:t>The app notification pop</w:t>
+      </w:r>
+      <w:r>
+        <w:rPr>
+          <w:rFonts w:ascii="Arial" w:hAnsi="Arial" w:cs="Arial"/>
+          <w:color w:val="1F497D"/>
+          <w:sz w:val="18"/>
+          <w:szCs w:val="18"/>
+        </w:rPr>
+        <w:t>-</w:t>
+      </w:r>
+      <w:r>
+        <w:rPr>
+          <w:rFonts w:ascii="Arial" w:hAnsi="Arial" w:cs="Arial"/>
+          <w:color w:val="1F497D"/>
+          <w:sz w:val="18"/>
+          <w:szCs w:val="18"/>
+        </w:rPr>
+        <w:t>up now correctly indicate</w:t>
+      </w:r>
+      <w:r>
+        <w:rPr>
+          <w:rFonts w:ascii="Arial" w:hAnsi="Arial" w:cs="Arial"/>
+          <w:color w:val="1F497D"/>
+          <w:sz w:val="18"/>
+          <w:szCs w:val="18"/>
+        </w:rPr>
+        <w:t>s</w:t>
+      </w:r>
+      <w:r>
+        <w:rPr>
+          <w:rFonts w:ascii="Arial" w:hAnsi="Arial" w:cs="Arial"/>
+          <w:color w:val="1F497D"/>
+          <w:sz w:val="18"/>
+          <w:szCs w:val="18"/>
+        </w:rPr>
+        <w:t xml:space="preserve"> when comms has failed instead of just saying it had completed)</w:t>
       </w:r>
       <w:r>
         <w:rPr>
@@ -5409,142 +5468,86 @@
           <w:szCs w:val="18"/>
         </w:rPr>
       </w:pPr>
-    </w:p>
-    <w:p>
-      <w:pPr>
-        <w:tabs>
-          <w:tab w:val="left" w:pos="993"/>
-        </w:tabs>
-        <w:rPr>
-          <w:rFonts w:ascii="Arial" w:hAnsi="Arial" w:cs="Arial"/>
-          <w:color w:val="9CC2E5" w:themeColor="accent1" w:themeTint="99"/>
-          <w:sz w:val="16"/>
-          <w:szCs w:val="16"/>
-        </w:rPr>
-      </w:pPr>
-      <w:r>
-        <w:rPr>
-          <w:rFonts w:ascii="Arial" w:hAnsi="Arial" w:cs="Arial"/>
-          <w:b/>
-          <w:bCs/>
-          <w:color w:val="4472C4" w:themeColor="accent5"/>
-          <w:sz w:val="24"/>
-          <w:szCs w:val="24"/>
-        </w:rPr>
-        <w:t>v8.1.</w:t>
-      </w:r>
-      <w:r>
-        <w:rPr>
-          <w:rFonts w:ascii="Arial" w:hAnsi="Arial" w:cs="Arial"/>
-          <w:b/>
-          <w:bCs/>
-          <w:color w:val="4472C4" w:themeColor="accent5"/>
-          <w:sz w:val="24"/>
-          <w:szCs w:val="24"/>
-        </w:rPr>
-        <w:t>2</w:t>
-      </w:r>
-      <w:r>
-        <w:rPr>
-          <w:rFonts w:ascii="Arial" w:hAnsi="Arial" w:cs="Arial"/>
-          <w:b/>
-          <w:bCs/>
-          <w:color w:val="4472C4" w:themeColor="accent5"/>
-          <w:sz w:val="24"/>
-          <w:szCs w:val="24"/>
+      <w:r>
+        <w:rPr>
+          <w:rFonts w:ascii="Arial" w:hAnsi="Arial" w:cs="Arial"/>
+          <w:color w:val="1F497D"/>
+          <w:sz w:val="18"/>
+          <w:szCs w:val="18"/>
+        </w:rPr>
+        <w:t>•</w:t>
+      </w:r>
+      <w:r>
+        <w:rPr>
+          <w:rFonts w:ascii="Arial" w:hAnsi="Arial" w:cs="Arial"/>
+          <w:color w:val="1F497D"/>
+          <w:sz w:val="18"/>
+          <w:szCs w:val="18"/>
         </w:rPr>
         <w:tab/>
       </w:r>
       <w:r>
         <w:rPr>
           <w:rFonts w:ascii="Arial" w:hAnsi="Arial" w:cs="Arial"/>
-          <w:b/>
-          <w:bCs/>
-          <w:color w:val="4472C4" w:themeColor="accent5"/>
-          <w:sz w:val="24"/>
-          <w:szCs w:val="24"/>
-        </w:rPr>
-        <w:t>04</w:t>
-      </w:r>
-      <w:r>
-        <w:rPr>
-          <w:rFonts w:ascii="Arial" w:hAnsi="Arial" w:cs="Arial"/>
-          <w:b/>
-          <w:bCs/>
-          <w:color w:val="4472C4" w:themeColor="accent5"/>
-          <w:sz w:val="24"/>
-          <w:szCs w:val="24"/>
-        </w:rPr>
-        <w:t>/</w:t>
-      </w:r>
-      <w:r>
-        <w:rPr>
-          <w:rFonts w:ascii="Arial" w:hAnsi="Arial" w:cs="Arial"/>
-          <w:b/>
-          <w:bCs/>
-          <w:color w:val="4472C4" w:themeColor="accent5"/>
-          <w:sz w:val="24"/>
-          <w:szCs w:val="24"/>
-        </w:rPr>
-        <w:t>06</w:t>
-      </w:r>
-      <w:r>
-        <w:rPr>
-          <w:rFonts w:ascii="Arial" w:hAnsi="Arial" w:cs="Arial"/>
-          <w:b/>
-          <w:bCs/>
-          <w:color w:val="4472C4" w:themeColor="accent5"/>
-          <w:sz w:val="24"/>
-          <w:szCs w:val="24"/>
-        </w:rPr>
-        <w:t>/2025</w:t>
-      </w:r>
-    </w:p>
-    <w:p>
-      <w:pPr>
-        <w:tabs>
-          <w:tab w:val="left" w:pos="284"/>
-          <w:tab w:val="left" w:pos="567"/>
-          <w:tab w:val="left" w:pos="993"/>
-          <w:tab w:val="left" w:pos="1418"/>
-          <w:tab w:val="right" w:pos="9000"/>
-        </w:tabs>
-        <w:suppressAutoHyphens/>
-        <w:autoSpaceDN w:val="0"/>
-        <w:contextualSpacing/>
-        <w:rPr>
-          <w:rFonts w:ascii="Arial" w:hAnsi="Arial" w:cs="Arial"/>
-          <w:color w:val="1F497D"/>
-          <w:sz w:val="18"/>
-          <w:szCs w:val="18"/>
-        </w:rPr>
-      </w:pPr>
-      <w:r>
-        <w:rPr>
-          <w:rFonts w:ascii="Arial" w:hAnsi="Arial" w:cs="Arial"/>
-          <w:color w:val="1F497D"/>
-          <w:sz w:val="18"/>
-          <w:szCs w:val="18"/>
-        </w:rPr>
-        <w:t>•</w:t>
-      </w:r>
-      <w:r>
-        <w:rPr>
-          <w:rFonts w:ascii="Arial" w:hAnsi="Arial" w:cs="Arial"/>
-          <w:color w:val="1F497D"/>
-          <w:sz w:val="18"/>
-          <w:szCs w:val="18"/>
-        </w:rPr>
-        <w:tab/>
-      </w:r>
-      <w:r>
-        <w:rPr>
-          <w:rFonts w:ascii="Arial" w:hAnsi="Arial" w:cs="Arial"/>
-          <w:color w:val="1F497D"/>
-          <w:sz w:val="18"/>
-          <w:szCs w:val="18"/>
-        </w:rPr>
-        <w:t>The Device Details page now shows dashes for all values that are not applicable to the device type.</w:t>
+          <w:color w:val="1F497D"/>
+          <w:sz w:val="18"/>
+          <w:szCs w:val="18"/>
+        </w:rPr>
+        <w:t xml:space="preserve">If an interruption occurs whilst the application config file is being written </w:t>
+      </w:r>
+      <w:r>
+        <w:rPr>
+          <w:rFonts w:ascii="Arial" w:hAnsi="Arial" w:cs="Arial"/>
+          <w:color w:val="1F497D"/>
+          <w:sz w:val="18"/>
+          <w:szCs w:val="18"/>
+        </w:rPr>
+        <w:t>the</w:t>
+      </w:r>
+      <w:r>
+        <w:rPr>
+          <w:rFonts w:ascii="Arial" w:hAnsi="Arial" w:cs="Arial"/>
+          <w:color w:val="1F497D"/>
+          <w:sz w:val="18"/>
+          <w:szCs w:val="18"/>
+        </w:rPr>
+        <w:t xml:space="preserve"> </w:t>
+      </w:r>
+      <w:r>
+        <w:rPr>
+          <w:rFonts w:ascii="Arial" w:hAnsi="Arial" w:cs="Arial"/>
+          <w:color w:val="1F497D"/>
+          <w:sz w:val="18"/>
+          <w:szCs w:val="18"/>
+        </w:rPr>
+        <w:t>result</w:t>
+      </w:r>
+      <w:r>
+        <w:rPr>
+          <w:rFonts w:ascii="Arial" w:hAnsi="Arial" w:cs="Arial"/>
+          <w:color w:val="1F497D"/>
+          <w:sz w:val="18"/>
+          <w:szCs w:val="18"/>
+        </w:rPr>
+        <w:t xml:space="preserve"> cou</w:t>
+      </w:r>
+      <w:r>
+        <w:rPr>
+          <w:rFonts w:ascii="Arial" w:hAnsi="Arial" w:cs="Arial"/>
+          <w:color w:val="1F497D"/>
+          <w:sz w:val="18"/>
+          <w:szCs w:val="18"/>
+        </w:rPr>
+        <w:t>ld be an empty file.  That would cause a fault next time it was read.  The app will now handle an empty file correctly</w:t>
+      </w:r>
+      <w:r>
+        <w:rPr>
+          <w:rFonts w:ascii="Arial" w:hAnsi="Arial" w:cs="Arial"/>
+          <w:color w:val="1F497D"/>
+          <w:sz w:val="18"/>
+          <w:szCs w:val="18"/>
+        </w:rPr>
+        <w:t>.</w:t>
       </w:r>
     </w:p>
     <w:p>
@@ -5567,6 +5570,116 @@
           <w:szCs w:val="18"/>
         </w:rPr>
       </w:pPr>
+    </w:p>
+    <w:p>
+      <w:pPr>
+        <w:tabs>
+          <w:tab w:val="left" w:pos="993"/>
+        </w:tabs>
+        <w:rPr>
+          <w:rFonts w:ascii="Arial" w:hAnsi="Arial" w:cs="Arial"/>
+          <w:color w:val="9CC2E5" w:themeColor="accent1" w:themeTint="99"/>
+          <w:sz w:val="16"/>
+          <w:szCs w:val="16"/>
+        </w:rPr>
+      </w:pPr>
+      <w:r>
+        <w:rPr>
+          <w:rFonts w:ascii="Arial" w:hAnsi="Arial" w:cs="Arial"/>
+          <w:b/>
+          <w:bCs/>
+          <w:color w:val="4472C4" w:themeColor="accent5"/>
+          <w:sz w:val="24"/>
+          <w:szCs w:val="24"/>
+        </w:rPr>
+        <w:t>v8.1.</w:t>
+      </w:r>
+      <w:r>
+        <w:rPr>
+          <w:rFonts w:ascii="Arial" w:hAnsi="Arial" w:cs="Arial"/>
+          <w:b/>
+          <w:bCs/>
+          <w:color w:val="4472C4" w:themeColor="accent5"/>
+          <w:sz w:val="24"/>
+          <w:szCs w:val="24"/>
+        </w:rPr>
+        <w:t>2</w:t>
+      </w:r>
+      <w:r>
+        <w:rPr>
+          <w:rFonts w:ascii="Arial" w:hAnsi="Arial" w:cs="Arial"/>
+          <w:b/>
+          <w:bCs/>
+          <w:color w:val="4472C4" w:themeColor="accent5"/>
+          <w:sz w:val="24"/>
+          <w:szCs w:val="24"/>
+        </w:rPr>
+        <w:tab/>
+      </w:r>
+      <w:r>
+        <w:rPr>
+          <w:rFonts w:ascii="Arial" w:hAnsi="Arial" w:cs="Arial"/>
+          <w:b/>
+          <w:bCs/>
+          <w:color w:val="4472C4" w:themeColor="accent5"/>
+          <w:sz w:val="24"/>
+          <w:szCs w:val="24"/>
+        </w:rPr>
+        <w:t>04</w:t>
+      </w:r>
+      <w:r>
+        <w:rPr>
+          <w:rFonts w:ascii="Arial" w:hAnsi="Arial" w:cs="Arial"/>
+          <w:b/>
+          <w:bCs/>
+          <w:color w:val="4472C4" w:themeColor="accent5"/>
+          <w:sz w:val="24"/>
+          <w:szCs w:val="24"/>
+        </w:rPr>
+        <w:t>/</w:t>
+      </w:r>
+      <w:r>
+        <w:rPr>
+          <w:rFonts w:ascii="Arial" w:hAnsi="Arial" w:cs="Arial"/>
+          <w:b/>
+          <w:bCs/>
+          <w:color w:val="4472C4" w:themeColor="accent5"/>
+          <w:sz w:val="24"/>
+          <w:szCs w:val="24"/>
+        </w:rPr>
+        <w:t>06</w:t>
+      </w:r>
+      <w:r>
+        <w:rPr>
+          <w:rFonts w:ascii="Arial" w:hAnsi="Arial" w:cs="Arial"/>
+          <w:b/>
+          <w:bCs/>
+          <w:color w:val="4472C4" w:themeColor="accent5"/>
+          <w:sz w:val="24"/>
+          <w:szCs w:val="24"/>
+        </w:rPr>
+        <w:t>/2025</w:t>
+      </w:r>
+    </w:p>
+    <w:p>
+      <w:pPr>
+        <w:tabs>
+          <w:tab w:val="left" w:pos="284"/>
+          <w:tab w:val="left" w:pos="567"/>
+          <w:tab w:val="left" w:pos="993"/>
+          <w:tab w:val="left" w:pos="1418"/>
+          <w:tab w:val="right" w:pos="9000"/>
+        </w:tabs>
+        <w:suppressAutoHyphens/>
+        <w:autoSpaceDN w:val="0"/>
+        <w:contextualSpacing/>
+        <w:rPr>
+          <w:rFonts w:ascii="Arial" w:hAnsi="Arial" w:cs="Arial"/>
+          <w:color w:val="1F497D"/>
+          <w:sz w:val="18"/>
+          <w:szCs w:val="18"/>
+        </w:rPr>
+      </w:pPr>
       <w:r>
         <w:rPr>
           <w:rFonts w:ascii="Arial" w:hAnsi="Arial" w:cs="Arial"/>
@@ -5592,7 +5705,7 @@
           <w:sz w:val="18"/>
           <w:szCs w:val="18"/>
         </w:rPr>
-        <w:t>The Device Details page now hides the base sounder group if Remote LED is selected (Apollo devices).</w:t>
+        <w:t>The Device Details page now shows dashes for all values that are not applicable to the device type.</w:t>
       </w:r>
     </w:p>
     <w:p>
@@ -5640,7 +5753,7 @@
           <w:sz w:val="18"/>
           <w:szCs w:val="18"/>
         </w:rPr>
-        <w:t>The on-screen values in Zones, Groups and Network Configuration are updated straight away when data is read from a panel.</w:t>
+        <w:t>The Device Details page now hides the base sounder group if Remote LED is selected (Apollo devices).</w:t>
       </w:r>
     </w:p>
     <w:p>
@@ -5688,7 +5801,7 @@
           <w:sz w:val="18"/>
           <w:szCs w:val="18"/>
         </w:rPr>
-        <w:t>Causes and Effects settings are consistently read correctly both from panels and files.</w:t>
+        <w:t>The on-screen values in Zones, Groups and Network Configuration are updated straight away when data is read from a panel.</w:t>
       </w:r>
     </w:p>
     <w:p>
@@ -5711,7 +5824,6 @@
           <w:szCs w:val="18"/>
         </w:rPr>
       </w:pPr>
-      <w:bookmarkStart w:id="6" w:name="_Hlk202824737"/>
       <w:r>
         <w:rPr>
           <w:rFonts w:ascii="Arial" w:hAnsi="Arial" w:cs="Arial"/>
@@ -5737,10 +5849,9 @@
           <w:sz w:val="18"/>
           <w:szCs w:val="18"/>
         </w:rPr>
-        <w:t>Windows app notifications are shown after each upload and download, indicating completion or otherwise.</w:t>
-      </w:r>
-    </w:p>
-    <w:bookmarkEnd w:id="6"/>
+        <w:t>Causes and Effects settings are consistently read correctly both from panels and files.</w:t>
+      </w:r>
+    </w:p>
     <w:p>
       <w:pPr>
         <w:tabs>
@@ -5761,6 +5872,7 @@
           <w:szCs w:val="18"/>
         </w:rPr>
       </w:pPr>
+      <w:bookmarkStart w:id="6" w:name="_Hlk202824737"/>
       <w:r>
         <w:rPr>
           <w:rFonts w:ascii="Arial" w:hAnsi="Arial" w:cs="Arial"/>
@@ -5786,54 +5898,10 @@
           <w:sz w:val="18"/>
           <w:szCs w:val="18"/>
         </w:rPr>
-        <w:t>The app will not attempt to open f</w:t>
-      </w:r>
-      <w:r>
-        <w:rPr>
-          <w:rFonts w:ascii="Arial" w:hAnsi="Arial" w:cs="Arial"/>
-          <w:color w:val="1F497D"/>
-          <w:sz w:val="18"/>
-          <w:szCs w:val="18"/>
-        </w:rPr>
-        <w:t xml:space="preserve">iles containing </w:t>
-      </w:r>
-      <w:r>
-        <w:rPr>
-          <w:rFonts w:ascii="Arial" w:hAnsi="Arial" w:cs="Arial"/>
-          <w:color w:val="1F497D"/>
-          <w:sz w:val="18"/>
-          <w:szCs w:val="18"/>
-        </w:rPr>
-        <w:t xml:space="preserve">invalid </w:t>
-      </w:r>
-      <w:r>
-        <w:rPr>
-          <w:rFonts w:ascii="Arial" w:hAnsi="Arial" w:cs="Arial"/>
-          <w:color w:val="1F497D"/>
-          <w:sz w:val="18"/>
-          <w:szCs w:val="18"/>
-        </w:rPr>
-        <w:t xml:space="preserve">data </w:t>
-      </w:r>
-      <w:r>
-        <w:rPr>
-          <w:rFonts w:ascii="Arial" w:hAnsi="Arial" w:cs="Arial"/>
-          <w:color w:val="1F497D"/>
-          <w:sz w:val="18"/>
-          <w:szCs w:val="18"/>
-        </w:rPr>
-        <w:t xml:space="preserve">or data </w:t>
-      </w:r>
-      <w:r>
-        <w:rPr>
-          <w:rFonts w:ascii="Arial" w:hAnsi="Arial" w:cs="Arial"/>
-          <w:color w:val="1F497D"/>
-          <w:sz w:val="18"/>
-          <w:szCs w:val="18"/>
-        </w:rPr>
-        <w:t>for unsupported protocols.</w:t>
-      </w:r>
-    </w:p>
+        <w:t>Windows app notifications are shown after each upload and download, indicating completion or otherwise.</w:t>
+      </w:r>
+    </w:p>
+    <w:bookmarkEnd w:id="6"/>
     <w:p>
       <w:pPr>
         <w:tabs>
@@ -5879,16 +5947,52 @@
           <w:sz w:val="18"/>
           <w:szCs w:val="18"/>
         </w:rPr>
-        <w:t>T</w:t>
-      </w:r>
-      <w:r>
-        <w:rPr>
-          <w:rFonts w:ascii="Arial" w:hAnsi="Arial" w:cs="Arial"/>
-          <w:color w:val="1F497D"/>
-          <w:sz w:val="18"/>
-          <w:szCs w:val="18"/>
-        </w:rPr>
-        <w:t>he app will not send more loops to a panel than it is configured for.  This includes a correction that prevents the number of loops from being forgotten when reading a config file.</w:t>
+        <w:t>The app will not attempt to open f</w:t>
+      </w:r>
+      <w:r>
+        <w:rPr>
+          <w:rFonts w:ascii="Arial" w:hAnsi="Arial" w:cs="Arial"/>
+          <w:color w:val="1F497D"/>
+          <w:sz w:val="18"/>
+          <w:szCs w:val="18"/>
+        </w:rPr>
+        <w:t xml:space="preserve">iles containing </w:t>
+      </w:r>
+      <w:r>
+        <w:rPr>
+          <w:rFonts w:ascii="Arial" w:hAnsi="Arial" w:cs="Arial"/>
+          <w:color w:val="1F497D"/>
+          <w:sz w:val="18"/>
+          <w:szCs w:val="18"/>
+        </w:rPr>
+        <w:t xml:space="preserve">invalid </w:t>
+      </w:r>
+      <w:r>
+        <w:rPr>
+          <w:rFonts w:ascii="Arial" w:hAnsi="Arial" w:cs="Arial"/>
+          <w:color w:val="1F497D"/>
+          <w:sz w:val="18"/>
+          <w:szCs w:val="18"/>
+        </w:rPr>
+        <w:t xml:space="preserve">data </w:t>
+      </w:r>
+      <w:r>
+        <w:rPr>
+          <w:rFonts w:ascii="Arial" w:hAnsi="Arial" w:cs="Arial"/>
+          <w:color w:val="1F497D"/>
+          <w:sz w:val="18"/>
+          <w:szCs w:val="18"/>
+        </w:rPr>
+        <w:t xml:space="preserve">or data </w:t>
+      </w:r>
+      <w:r>
+        <w:rPr>
+          <w:rFonts w:ascii="Arial" w:hAnsi="Arial" w:cs="Arial"/>
+          <w:color w:val="1F497D"/>
+          <w:sz w:val="18"/>
+          <w:szCs w:val="18"/>
+        </w:rPr>
+        <w:t>for unsupported protocols.</w:t>
       </w:r>
     </w:p>
     <w:p>
@@ -5911,106 +6015,41 @@
           <w:szCs w:val="18"/>
         </w:rPr>
       </w:pPr>
-    </w:p>
-    <w:p>
-      <w:pPr>
-        <w:tabs>
-          <w:tab w:val="left" w:pos="993"/>
-        </w:tabs>
-        <w:rPr>
-          <w:rFonts w:ascii="Arial" w:hAnsi="Arial" w:cs="Arial"/>
-          <w:color w:val="9CC2E5" w:themeColor="accent1" w:themeTint="99"/>
-          <w:sz w:val="16"/>
-          <w:szCs w:val="16"/>
-        </w:rPr>
-      </w:pPr>
-      <w:r>
-        <w:rPr>
-          <w:rFonts w:ascii="Arial" w:hAnsi="Arial" w:cs="Arial"/>
-          <w:b/>
-          <w:bCs/>
-          <w:color w:val="4472C4" w:themeColor="accent5"/>
-          <w:sz w:val="24"/>
-          <w:szCs w:val="24"/>
-        </w:rPr>
-        <w:t>v8.</w:t>
-      </w:r>
-      <w:r>
-        <w:rPr>
-          <w:rFonts w:ascii="Arial" w:hAnsi="Arial" w:cs="Arial"/>
-          <w:b/>
-          <w:bCs/>
-          <w:color w:val="4472C4" w:themeColor="accent5"/>
-          <w:sz w:val="24"/>
-          <w:szCs w:val="24"/>
-        </w:rPr>
-        <w:t>1.</w:t>
-      </w:r>
-      <w:r>
-        <w:rPr>
-          <w:rFonts w:ascii="Arial" w:hAnsi="Arial" w:cs="Arial"/>
-          <w:b/>
-          <w:bCs/>
-          <w:color w:val="4472C4" w:themeColor="accent5"/>
-          <w:sz w:val="24"/>
-          <w:szCs w:val="24"/>
-        </w:rPr>
-        <w:t>1</w:t>
-      </w:r>
-      <w:r>
-        <w:rPr>
-          <w:rFonts w:ascii="Arial" w:hAnsi="Arial" w:cs="Arial"/>
-          <w:b/>
-          <w:bCs/>
-          <w:color w:val="4472C4" w:themeColor="accent5"/>
-          <w:sz w:val="24"/>
-          <w:szCs w:val="24"/>
+      <w:r>
+        <w:rPr>
+          <w:rFonts w:ascii="Arial" w:hAnsi="Arial" w:cs="Arial"/>
+          <w:color w:val="1F497D"/>
+          <w:sz w:val="18"/>
+          <w:szCs w:val="18"/>
+        </w:rPr>
+        <w:t>•</w:t>
+      </w:r>
+      <w:r>
+        <w:rPr>
+          <w:rFonts w:ascii="Arial" w:hAnsi="Arial" w:cs="Arial"/>
+          <w:color w:val="1F497D"/>
+          <w:sz w:val="18"/>
+          <w:szCs w:val="18"/>
         </w:rPr>
         <w:tab/>
       </w:r>
       <w:r>
         <w:rPr>
           <w:rFonts w:ascii="Arial" w:hAnsi="Arial" w:cs="Arial"/>
-          <w:b/>
-          <w:bCs/>
-          <w:color w:val="4472C4" w:themeColor="accent5"/>
-          <w:sz w:val="24"/>
-          <w:szCs w:val="24"/>
-        </w:rPr>
-        <w:t>21</w:t>
-      </w:r>
-      <w:r>
-        <w:rPr>
-          <w:rFonts w:ascii="Arial" w:hAnsi="Arial" w:cs="Arial"/>
-          <w:b/>
-          <w:bCs/>
-          <w:color w:val="4472C4" w:themeColor="accent5"/>
-          <w:sz w:val="24"/>
-          <w:szCs w:val="24"/>
-        </w:rPr>
-        <w:t>/</w:t>
-      </w:r>
-      <w:r>
-        <w:rPr>
-          <w:rFonts w:ascii="Arial" w:hAnsi="Arial" w:cs="Arial"/>
-          <w:b/>
-          <w:bCs/>
-          <w:color w:val="4472C4" w:themeColor="accent5"/>
-          <w:sz w:val="24"/>
-          <w:szCs w:val="24"/>
-        </w:rPr>
-        <w:t>05</w:t>
-      </w:r>
-      <w:r>
-        <w:rPr>
-          <w:rFonts w:ascii="Arial" w:hAnsi="Arial" w:cs="Arial"/>
-          <w:b/>
-          <w:bCs/>
-          <w:color w:val="4472C4" w:themeColor="accent5"/>
-          <w:sz w:val="24"/>
-          <w:szCs w:val="24"/>
-        </w:rPr>
-        <w:t>/2025</w:t>
+          <w:color w:val="1F497D"/>
+          <w:sz w:val="18"/>
+          <w:szCs w:val="18"/>
+        </w:rPr>
+        <w:t>T</w:t>
+      </w:r>
+      <w:r>
+        <w:rPr>
+          <w:rFonts w:ascii="Arial" w:hAnsi="Arial" w:cs="Arial"/>
+          <w:color w:val="1F497D"/>
+          <w:sz w:val="18"/>
+          <w:szCs w:val="18"/>
+        </w:rPr>
+        <w:t>he app will not send more loops to a panel than it is configured for.  This includes a correction that prevents the number of loops from being forgotten when reading a config file.</w:t>
       </w:r>
     </w:p>
     <w:p>
@@ -6033,14 +6072,135 @@
           <w:szCs w:val="18"/>
         </w:rPr>
       </w:pPr>
-      <w:r>
-        <w:rPr>
-          <w:rFonts w:ascii="Arial" w:hAnsi="Arial" w:cs="Arial"/>
-          <w:color w:val="1F497D"/>
-          <w:sz w:val="18"/>
-          <w:szCs w:val="18"/>
-        </w:rPr>
-        <w:lastRenderedPageBreak/>
+    </w:p>
+    <w:p>
+      <w:pPr>
+        <w:tabs>
+          <w:tab w:val="left" w:pos="993"/>
+        </w:tabs>
+        <w:rPr>
+          <w:rFonts w:ascii="Arial" w:hAnsi="Arial" w:cs="Arial"/>
+          <w:color w:val="9CC2E5" w:themeColor="accent1" w:themeTint="99"/>
+          <w:sz w:val="16"/>
+          <w:szCs w:val="16"/>
+        </w:rPr>
+      </w:pPr>
+      <w:r>
+        <w:rPr>
+          <w:rFonts w:ascii="Arial" w:hAnsi="Arial" w:cs="Arial"/>
+          <w:b/>
+          <w:bCs/>
+          <w:color w:val="4472C4" w:themeColor="accent5"/>
+          <w:sz w:val="24"/>
+          <w:szCs w:val="24"/>
+        </w:rPr>
+        <w:t>v8.</w:t>
+      </w:r>
+      <w:r>
+        <w:rPr>
+          <w:rFonts w:ascii="Arial" w:hAnsi="Arial" w:cs="Arial"/>
+          <w:b/>
+          <w:bCs/>
+          <w:color w:val="4472C4" w:themeColor="accent5"/>
+          <w:sz w:val="24"/>
+          <w:szCs w:val="24"/>
+        </w:rPr>
+        <w:t>1.</w:t>
+      </w:r>
+      <w:r>
+        <w:rPr>
+          <w:rFonts w:ascii="Arial" w:hAnsi="Arial" w:cs="Arial"/>
+          <w:b/>
+          <w:bCs/>
+          <w:color w:val="4472C4" w:themeColor="accent5"/>
+          <w:sz w:val="24"/>
+          <w:szCs w:val="24"/>
+        </w:rPr>
+        <w:t>1</w:t>
+      </w:r>
+      <w:r>
+        <w:rPr>
+          <w:rFonts w:ascii="Arial" w:hAnsi="Arial" w:cs="Arial"/>
+          <w:b/>
+          <w:bCs/>
+          <w:color w:val="4472C4" w:themeColor="accent5"/>
+          <w:sz w:val="24"/>
+          <w:szCs w:val="24"/>
+        </w:rPr>
+        <w:tab/>
+      </w:r>
+      <w:r>
+        <w:rPr>
+          <w:rFonts w:ascii="Arial" w:hAnsi="Arial" w:cs="Arial"/>
+          <w:b/>
+          <w:bCs/>
+          <w:color w:val="4472C4" w:themeColor="accent5"/>
+          <w:sz w:val="24"/>
+          <w:szCs w:val="24"/>
+        </w:rPr>
+        <w:t>21</w:t>
+      </w:r>
+      <w:r>
+        <w:rPr>
+          <w:rFonts w:ascii="Arial" w:hAnsi="Arial" w:cs="Arial"/>
+          <w:b/>
+          <w:bCs/>
+          <w:color w:val="4472C4" w:themeColor="accent5"/>
+          <w:sz w:val="24"/>
+          <w:szCs w:val="24"/>
+        </w:rPr>
+        <w:t>/</w:t>
+      </w:r>
+      <w:r>
+        <w:rPr>
+          <w:rFonts w:ascii="Arial" w:hAnsi="Arial" w:cs="Arial"/>
+          <w:b/>
+          <w:bCs/>
+          <w:color w:val="4472C4" w:themeColor="accent5"/>
+          <w:sz w:val="24"/>
+          <w:szCs w:val="24"/>
+        </w:rPr>
+        <w:t>05</w:t>
+      </w:r>
+      <w:r>
+        <w:rPr>
+          <w:rFonts w:ascii="Arial" w:hAnsi="Arial" w:cs="Arial"/>
+          <w:b/>
+          <w:bCs/>
+          <w:color w:val="4472C4" w:themeColor="accent5"/>
+          <w:sz w:val="24"/>
+          <w:szCs w:val="24"/>
+        </w:rPr>
+        <w:t>/2025</w:t>
+      </w:r>
+    </w:p>
+    <w:p>
+      <w:pPr>
+        <w:tabs>
+          <w:tab w:val="left" w:pos="284"/>
+          <w:tab w:val="left" w:pos="567"/>
+          <w:tab w:val="left" w:pos="993"/>
+          <w:tab w:val="left" w:pos="1418"/>
+          <w:tab w:val="right" w:pos="9000"/>
+        </w:tabs>
+        <w:suppressAutoHyphens/>
+        <w:autoSpaceDN w:val="0"/>
+        <w:ind w:left="284" w:hanging="284"/>
+        <w:contextualSpacing/>
+        <w:rPr>
+          <w:rFonts w:ascii="Arial" w:hAnsi="Arial" w:cs="Arial"/>
+          <w:color w:val="1F497D"/>
+          <w:sz w:val="18"/>
+          <w:szCs w:val="18"/>
+        </w:rPr>
+      </w:pPr>
+      <w:r>
+        <w:rPr>
+          <w:rFonts w:ascii="Arial" w:hAnsi="Arial" w:cs="Arial"/>
+          <w:color w:val="1F497D"/>
+          <w:sz w:val="18"/>
+          <w:szCs w:val="18"/>
+        </w:rPr>
         <w:t>•</w:t>
       </w:r>
       <w:r>
@@ -8426,6 +8586,7 @@
           <w:sz w:val="18"/>
           <w:szCs w:val="18"/>
         </w:rPr>
+        <w:lastRenderedPageBreak/>
         <w:t>•</w:t>
       </w:r>
       <w:r>
@@ -8525,7 +8686,6 @@
           <w:sz w:val="18"/>
           <w:szCs w:val="18"/>
         </w:rPr>
-        <w:lastRenderedPageBreak/>
         <w:t>•</w:t>
       </w:r>
       <w:r>
@@ -10627,6 +10787,7 @@
           <w:sz w:val="18"/>
           <w:szCs w:val="18"/>
         </w:rPr>
+        <w:lastRenderedPageBreak/>
         <w:t>•</w:t>
       </w:r>
       <w:r>
@@ -10727,7 +10888,6 @@
           <w:sz w:val="18"/>
           <w:szCs w:val="18"/>
         </w:rPr>
-        <w:lastRenderedPageBreak/>
         <w:t>•</w:t>
       </w:r>
       <w:r>
@@ -11694,7 +11854,7 @@
 </file>
 
 <file path=word/endnotes.xml><?xml version="1.0" encoding="utf-8"?>
-<w:endnotes xmlns:wpc="http://schemas.microsoft.com/office/word/2010/wordprocessingCanvas" xmlns:cx="http://schemas.microsoft.com/office/drawing/2014/chartex" xmlns:cx1="http://schemas.microsoft.com/office/drawing/2015/9/8/chartex" xmlns:cx2="http://schemas.microsoft.com/office/drawing/2015/10/21/chartex" xmlns:cx3="http://schemas.microsoft.com/office/drawing/2016/5/9/chartex" xmlns:cx4="http://schemas.microsoft.com/office/drawing/2016/5/10/chartex" xmlns:cx5="http://schemas.microsoft.com/office/drawing/2016/5/11/chartex" xmlns:cx6="http://schemas.microsoft.com/office/drawing/2016/5/12/chartex" xmlns:cx7="http://schemas.microsoft.com/office/drawing/2016/5/13/chartex" xmlns:cx8="http://schemas.microsoft.com/office/drawing/2016/5/14/chartex" xmlns:mc="http://schemas.openxmlformats.org/markup-compatibility/2006" xmlns:aink="http://schemas.microsoft.com/office/drawing/2016/ink" xmlns:am3d="http://schemas.microsoft.com/office/drawing/2017/model3d" xmlns:o="urn:schemas-microsoft-com:office:office" xmlns:oel="http://schemas.microsoft.com/office/2019/extlst" xmlns:r="http://schemas.openxmlformats.org/officeDocument/2006/relationships" xmlns:m="http://schemas.openxmlformats.org/officeDocument/2006/math" xmlns:v="urn:schemas-microsoft-com:vml" xmlns:wp14="http://schemas.microsoft.com/office/word/2010/wordprocessingDrawing" xmlns:wp="http://schemas.openxmlformats.org/drawingml/2006/wordprocessingDrawing" xmlns:w10="urn:schemas-microsoft-com:office:word" xmlns:w="http://schemas.openxmlformats.org/wordprocessingml/2006/main" xmlns:w14="http://schemas.microsoft.com/office/word/2010/wordml" xmlns:w15="http://schemas.microsoft.com/office/word/2012/wordml" xmlns:w16cex="http://schemas.microsoft.com/office/word/2018/wordml/cex" xmlns:w16cid="http://schemas.microsoft.com/office/word/2016/wordml/cid" xmlns:w16="http://schemas.microsoft.com/office/word/2018/wordml" xmlns:w16du="http://schemas.microsoft.com/office/word/2023/wordml/word16du" xmlns:w16sdtdh="http://schemas.microsoft.com/office/word/2020/wordml/sdtdatahash" xmlns:w16sdtfl="http://schemas.microsoft.com/office/word/2024/wordml/sdtformatlock" xmlns:w16se="http://schemas.microsoft.com/office/word/2015/wordml/symex" xmlns:wpg="http://schemas.microsoft.com/office/word/2010/wordprocessingGroup" xmlns:wpi="http://schemas.microsoft.com/office/word/2010/wordprocessingInk" xmlns:wne="http://schemas.microsoft.com/office/word/2006/wordml" xmlns:wps="http://schemas.microsoft.com/office/word/2010/wordprocessingShape" mc:Ignorable="w14 w15 w16se w16cid w16 w16cex w16sdtdh w16sdtfl w16du wp14">
+<w:endnotes xmlns:wpc="http://schemas.microsoft.com/office/word/2010/wordprocessingCanvas" xmlns:cx="http://schemas.microsoft.com/office/drawing/2014/chartex" xmlns:cx1="http://schemas.microsoft.com/office/drawing/2015/9/8/chartex" xmlns:cx2="http://schemas.microsoft.com/office/drawing/2015/10/21/chartex" xmlns:cx3="http://schemas.microsoft.com/office/drawing/2016/5/9/chartex" xmlns:cx4="http://schemas.microsoft.com/office/drawing/2016/5/10/chartex" xmlns:cx5="http://schemas.microsoft.com/office/drawing/2016/5/11/chartex" xmlns:cx6="http://schemas.microsoft.com/office/drawing/2016/5/12/chartex" xmlns:cx7="http://schemas.microsoft.com/office/drawing/2016/5/13/chartex" xmlns:cx8="http://schemas.microsoft.com/office/drawing/2016/5/14/chartex" xmlns:mc="http://schemas.openxmlformats.org/markup-compatibility/2006" xmlns:aink="http://schemas.microsoft.com/office/drawing/2016/ink" xmlns:am3d="http://schemas.microsoft.com/office/drawing/2017/model3d" xmlns:o="urn:schemas-microsoft-com:office:office" xmlns:oel="http://schemas.microsoft.com/office/2019/extlst" xmlns:r="http://schemas.openxmlformats.org/officeDocument/2006/relationships" xmlns:m="http://schemas.openxmlformats.org/officeDocument/2006/math" xmlns:v="urn:schemas-microsoft-com:vml" xmlns:wp14="http://schemas.microsoft.com/office/word/2010/wordprocessingDrawing" xmlns:wp="http://schemas.openxmlformats.org/drawingml/2006/wordprocessingDrawing" xmlns:w10="urn:schemas-microsoft-com:office:word" xmlns:w="http://schemas.openxmlformats.org/wordprocessingml/2006/main" xmlns:w14="http://schemas.microsoft.com/office/word/2010/wordml" xmlns:w15="http://schemas.microsoft.com/office/word/2012/wordml" xmlns:w16cei="http://schemas.microsoft.com/office/word/2026/wordml/cei" xmlns:w16cex="http://schemas.microsoft.com/office/word/2018/wordml/cex" xmlns:w16cid="http://schemas.microsoft.com/office/word/2016/wordml/cid" xmlns:w16="http://schemas.microsoft.com/office/word/2018/wordml" xmlns:w16du="http://schemas.microsoft.com/office/word/2023/wordml/word16du" xmlns:w16sdtdh="http://schemas.microsoft.com/office/word/2020/wordml/sdtdatahash" xmlns:w16sdtfl="http://schemas.microsoft.com/office/word/2024/wordml/sdtformatlock" xmlns:w16se="http://schemas.microsoft.com/office/word/2015/wordml/symex" xmlns:wpg="http://schemas.microsoft.com/office/word/2010/wordprocessingGroup" xmlns:wpi="http://schemas.microsoft.com/office/word/2010/wordprocessingInk" xmlns:wne="http://schemas.microsoft.com/office/word/2006/wordml" xmlns:wps="http://schemas.microsoft.com/office/word/2010/wordprocessingShape" mc:Ignorable="w14 w15 w16se w16cid w16 w16cex w16sdtdh w16sdtfl w16du wp14">
   <w:endnote w:type="separator" w:id="-1">
     <w:p>
       <w:pPr>
@@ -11719,7 +11879,7 @@
 </file>
 
 <file path=word/footnotes.xml><?xml version="1.0" encoding="utf-8"?>
-<w:footnotes xmlns:wpc="http://schemas.microsoft.com/office/word/2010/wordprocessingCanvas" xmlns:cx="http://schemas.microsoft.com/office/drawing/2014/chartex" xmlns:cx1="http://schemas.microsoft.com/office/drawing/2015/9/8/chartex" xmlns:cx2="http://schemas.microsoft.com/office/drawing/2015/10/21/chartex" xmlns:cx3="http://schemas.microsoft.com/office/drawing/2016/5/9/chartex" xmlns:cx4="http://schemas.microsoft.com/office/drawing/2016/5/10/chartex" xmlns:cx5="http://schemas.microsoft.com/office/drawing/2016/5/11/chartex" xmlns:cx6="http://schemas.microsoft.com/office/drawing/2016/5/12/chartex" xmlns:cx7="http://schemas.microsoft.com/office/drawing/2016/5/13/chartex" xmlns:cx8="http://schemas.microsoft.com/office/drawing/2016/5/14/chartex" xmlns:mc="http://schemas.openxmlformats.org/markup-compatibility/2006" xmlns:aink="http://schemas.microsoft.com/office/drawing/2016/ink" xmlns:am3d="http://schemas.microsoft.com/office/drawing/2017/model3d" xmlns:o="urn:schemas-microsoft-com:office:office" xmlns:oel="http://schemas.microsoft.com/office/2019/extlst" xmlns:r="http://schemas.openxmlformats.org/officeDocument/2006/relationships" xmlns:m="http://schemas.openxmlformats.org/officeDocument/2006/math" xmlns:v="urn:schemas-microsoft-com:vml" xmlns:wp14="http://schemas.microsoft.com/office/word/2010/wordprocessingDrawing" xmlns:wp="http://schemas.openxmlformats.org/drawingml/2006/wordprocessingDrawing" xmlns:w10="urn:schemas-microsoft-com:office:word" xmlns:w="http://schemas.openxmlformats.org/wordprocessingml/2006/main" xmlns:w14="http://schemas.microsoft.com/office/word/2010/wordml" xmlns:w15="http://schemas.microsoft.com/office/word/2012/wordml" xmlns:w16cex="http://schemas.microsoft.com/office/word/2018/wordml/cex" xmlns:w16cid="http://schemas.microsoft.com/office/word/2016/wordml/cid" xmlns:w16="http://schemas.microsoft.com/office/word/2018/wordml" xmlns:w16du="http://schemas.microsoft.com/office/word/2023/wordml/word16du" xmlns:w16sdtdh="http://schemas.microsoft.com/office/word/2020/wordml/sdtdatahash" xmlns:w16sdtfl="http://schemas.microsoft.com/office/word/2024/wordml/sdtformatlock" xmlns:w16se="http://schemas.microsoft.com/office/word/2015/wordml/symex" xmlns:wpg="http://schemas.microsoft.com/office/word/2010/wordprocessingGroup" xmlns:wpi="http://schemas.microsoft.com/office/word/2010/wordprocessingInk" xmlns:wne="http://schemas.microsoft.com/office/word/2006/wordml" xmlns:wps="http://schemas.microsoft.com/office/word/2010/wordprocessingShape" mc:Ignorable="w14 w15 w16se w16cid w16 w16cex w16sdtdh w16sdtfl w16du wp14">
+<w:footnotes xmlns:wpc="http://schemas.microsoft.com/office/word/2010/wordprocessingCanvas" xmlns:cx="http://schemas.microsoft.com/office/drawing/2014/chartex" xmlns:cx1="http://schemas.microsoft.com/office/drawing/2015/9/8/chartex" xmlns:cx2="http://schemas.microsoft.com/office/drawing/2015/10/21/chartex" xmlns:cx3="http://schemas.microsoft.com/office/drawing/2016/5/9/chartex" xmlns:cx4="http://schemas.microsoft.com/office/drawing/2016/5/10/chartex" xmlns:cx5="http://schemas.microsoft.com/office/drawing/2016/5/11/chartex" xmlns:cx6="http://schemas.microsoft.com/office/drawing/2016/5/12/chartex" xmlns:cx7="http://schemas.microsoft.com/office/drawing/2016/5/13/chartex" xmlns:cx8="http://schemas.microsoft.com/office/drawing/2016/5/14/chartex" xmlns:mc="http://schemas.openxmlformats.org/markup-compatibility/2006" xmlns:aink="http://schemas.microsoft.com/office/drawing/2016/ink" xmlns:am3d="http://schemas.microsoft.com/office/drawing/2017/model3d" xmlns:o="urn:schemas-microsoft-com:office:office" xmlns:oel="http://schemas.microsoft.com/office/2019/extlst" xmlns:r="http://schemas.openxmlformats.org/officeDocument/2006/relationships" xmlns:m="http://schemas.openxmlformats.org/officeDocument/2006/math" xmlns:v="urn:schemas-microsoft-com:vml" xmlns:wp14="http://schemas.microsoft.com/office/word/2010/wordprocessingDrawing" xmlns:wp="http://schemas.openxmlformats.org/drawingml/2006/wordprocessingDrawing" xmlns:w10="urn:schemas-microsoft-com:office:word" xmlns:w="http://schemas.openxmlformats.org/wordprocessingml/2006/main" xmlns:w14="http://schemas.microsoft.com/office/word/2010/wordml" xmlns:w15="http://schemas.microsoft.com/office/word/2012/wordml" xmlns:w16cei="http://schemas.microsoft.com/office/word/2026/wordml/cei" xmlns:w16cex="http://schemas.microsoft.com/office/word/2018/wordml/cex" xmlns:w16cid="http://schemas.microsoft.com/office/word/2016/wordml/cid" xmlns:w16="http://schemas.microsoft.com/office/word/2018/wordml" xmlns:w16du="http://schemas.microsoft.com/office/word/2023/wordml/word16du" xmlns:w16sdtdh="http://schemas.microsoft.com/office/word/2020/wordml/sdtdatahash" xmlns:w16sdtfl="http://schemas.microsoft.com/office/word/2024/wordml/sdtformatlock" xmlns:w16se="http://schemas.microsoft.com/office/word/2015/wordml/symex" xmlns:wpg="http://schemas.microsoft.com/office/word/2010/wordprocessingGroup" xmlns:wpi="http://schemas.microsoft.com/office/word/2010/wordprocessingInk" xmlns:wne="http://schemas.microsoft.com/office/word/2006/wordml" xmlns:wps="http://schemas.microsoft.com/office/word/2010/wordprocessingShape" mc:Ignorable="w14 w15 w16se w16cid w16 w16cex w16sdtdh w16sdtfl w16du wp14">
   <w:footnote w:type="separator" w:id="-1">
     <w:p>
       <w:pPr>
@@ -11744,7 +11904,7 @@
 </file>
 
 <file path=word/numbering.xml><?xml version="1.0" encoding="utf-8"?>
-<w:numbering xmlns:wpc="http://schemas.microsoft.com/office/word/2010/wordprocessingCanvas" xmlns:cx="http://schemas.microsoft.com/office/drawing/2014/chartex" xmlns:cx1="http://schemas.microsoft.com/office/drawing/2015/9/8/chartex" xmlns:cx2="http://schemas.microsoft.com/office/drawing/2015/10/21/chartex" xmlns:cx3="http://schemas.microsoft.com/office/drawing/2016/5/9/chartex" xmlns:cx4="http://schemas.microsoft.com/office/drawing/2016/5/10/chartex" xmlns:cx5="http://schemas.microsoft.com/office/drawing/2016/5/11/chartex" xmlns:cx6="http://schemas.microsoft.com/office/drawing/2016/5/12/chartex" xmlns:cx7="http://schemas.microsoft.com/office/drawing/2016/5/13/chartex" xmlns:cx8="http://schemas.microsoft.com/office/drawing/2016/5/14/chartex" xmlns:mc="http://schemas.openxmlformats.org/markup-compatibility/2006" xmlns:aink="http://schemas.microsoft.com/office/drawing/2016/ink" xmlns:am3d="http://schemas.microsoft.com/office/drawing/2017/model3d" xmlns:o="urn:schemas-microsoft-com:office:office" xmlns:oel="http://schemas.microsoft.com/office/2019/extlst" xmlns:r="http://schemas.openxmlformats.org/officeDocument/2006/relationships" xmlns:m="http://schemas.openxmlformats.org/officeDocument/2006/math" xmlns:v="urn:schemas-microsoft-com:vml" xmlns:wp14="http://schemas.microsoft.com/office/word/2010/wordprocessingDrawing" xmlns:wp="http://schemas.openxmlformats.org/drawingml/2006/wordprocessingDrawing" xmlns:w10="urn:schemas-microsoft-com:office:word" xmlns:w="http://schemas.openxmlformats.org/wordprocessingml/2006/main" xmlns:w14="http://schemas.microsoft.com/office/word/2010/wordml" xmlns:w15="http://schemas.microsoft.com/office/word/2012/wordml" xmlns:w16cex="http://schemas.microsoft.com/office/word/2018/wordml/cex" xmlns:w16cid="http://schemas.microsoft.com/office/word/2016/wordml/cid" xmlns:w16="http://schemas.microsoft.com/office/word/2018/wordml" xmlns:w16du="http://schemas.microsoft.com/office/word/2023/wordml/word16du" xmlns:w16sdtdh="http://schemas.microsoft.com/office/word/2020/wordml/sdtdatahash" xmlns:w16sdtfl="http://schemas.microsoft.com/office/word/2024/wordml/sdtformatlock" xmlns:w16se="http://schemas.microsoft.com/office/word/2015/wordml/symex" xmlns:wpg="http://schemas.microsoft.com/office/word/2010/wordprocessingGroup" xmlns:wpi="http://schemas.microsoft.com/office/word/2010/wordprocessingInk" xmlns:wne="http://schemas.microsoft.com/office/word/2006/wordml" xmlns:wps="http://schemas.microsoft.com/office/word/2010/wordprocessingShape" mc:Ignorable="w14 w15 w16se w16cid w16 w16cex w16sdtdh w16sdtfl w16du wp14">
+<w:numbering xmlns:wpc="http://schemas.microsoft.com/office/word/2010/wordprocessingCanvas" xmlns:cx="http://schemas.microsoft.com/office/drawing/2014/chartex" xmlns:cx1="http://schemas.microsoft.com/office/drawing/2015/9/8/chartex" xmlns:cx2="http://schemas.microsoft.com/office/drawing/2015/10/21/chartex" xmlns:cx3="http://schemas.microsoft.com/office/drawing/2016/5/9/chartex" xmlns:cx4="http://schemas.microsoft.com/office/drawing/2016/5/10/chartex" xmlns:cx5="http://schemas.microsoft.com/office/drawing/2016/5/11/chartex" xmlns:cx6="http://schemas.microsoft.com/office/drawing/2016/5/12/chartex" xmlns:cx7="http://schemas.microsoft.com/office/drawing/2016/5/13/chartex" xmlns:cx8="http://schemas.microsoft.com/office/drawing/2016/5/14/chartex" xmlns:mc="http://schemas.openxmlformats.org/markup-compatibility/2006" xmlns:aink="http://schemas.microsoft.com/office/drawing/2016/ink" xmlns:am3d="http://schemas.microsoft.com/office/drawing/2017/model3d" xmlns:o="urn:schemas-microsoft-com:office:office" xmlns:oel="http://schemas.microsoft.com/office/2019/extlst" xmlns:r="http://schemas.openxmlformats.org/officeDocument/2006/relationships" xmlns:m="http://schemas.openxmlformats.org/officeDocument/2006/math" xmlns:v="urn:schemas-microsoft-com:vml" xmlns:wp14="http://schemas.microsoft.com/office/word/2010/wordprocessingDrawing" xmlns:wp="http://schemas.openxmlformats.org/drawingml/2006/wordprocessingDrawing" xmlns:w10="urn:schemas-microsoft-com:office:word" xmlns:w="http://schemas.openxmlformats.org/wordprocessingml/2006/main" xmlns:w14="http://schemas.microsoft.com/office/word/2010/wordml" xmlns:w15="http://schemas.microsoft.com/office/word/2012/wordml" xmlns:w16cei="http://schemas.microsoft.com/office/word/2026/wordml/cei" xmlns:w16cex="http://schemas.microsoft.com/office/word/2018/wordml/cex" xmlns:w16cid="http://schemas.microsoft.com/office/word/2016/wordml/cid" xmlns:w16="http://schemas.microsoft.com/office/word/2018/wordml" xmlns:w16du="http://schemas.microsoft.com/office/word/2023/wordml/word16du" xmlns:w16sdtdh="http://schemas.microsoft.com/office/word/2020/wordml/sdtdatahash" xmlns:w16sdtfl="http://schemas.microsoft.com/office/word/2024/wordml/sdtformatlock" xmlns:w16se="http://schemas.microsoft.com/office/word/2015/wordml/symex" xmlns:wpg="http://schemas.microsoft.com/office/word/2010/wordprocessingGroup" xmlns:wpi="http://schemas.microsoft.com/office/word/2010/wordprocessingInk" xmlns:wne="http://schemas.microsoft.com/office/word/2006/wordml" xmlns:wps="http://schemas.microsoft.com/office/word/2010/wordprocessingShape" mc:Ignorable="w14 w15 w16se w16cid w16 w16cex w16sdtdh w16sdtfl w16du wp14">
   <w:abstractNum w:abstractNumId="0" w15:restartNumberingAfterBreak="0">
     <w:nsid w:val="06895840"/>
     <w:multiLevelType w:val="hybridMultilevel"/>

--- a/XFP/Resources/XFP Revision History[en-GB].docx
+++ b/XFP/Resources/XFP Revision History[en-GB].docx
@@ -443,27 +443,43 @@
           <w:sz w:val="18"/>
           <w:szCs w:val="18"/>
         </w:rPr>
-        <w:t xml:space="preserve">Data files that specify a single-loop panel may contain device data for “Loop 2” – such files could not be opened.  Any devices for non-existent loops are now </w:t>
-      </w:r>
-      <w:proofErr w:type="gramStart"/>
-      <w:r>
-        <w:rPr>
-          <w:rFonts w:ascii="Arial" w:hAnsi="Arial" w:cs="Arial"/>
-          <w:color w:val="1F497D"/>
-          <w:sz w:val="18"/>
-          <w:szCs w:val="18"/>
-        </w:rPr>
-        <w:t>ignored</w:t>
-      </w:r>
-      <w:proofErr w:type="gramEnd"/>
-      <w:r>
-        <w:rPr>
-          <w:rFonts w:ascii="Arial" w:hAnsi="Arial" w:cs="Arial"/>
-          <w:color w:val="1F497D"/>
-          <w:sz w:val="18"/>
-          <w:szCs w:val="18"/>
-        </w:rPr>
-        <w:t xml:space="preserve"> and the files can </w:t>
+        <w:t xml:space="preserve">Data files that specify a single-loop panel may contain device data for </w:t>
+      </w:r>
+      <w:r>
+        <w:rPr>
+          <w:rFonts w:ascii="Arial" w:hAnsi="Arial" w:cs="Arial"/>
+          <w:color w:val="1F497D"/>
+          <w:sz w:val="18"/>
+          <w:szCs w:val="18"/>
+        </w:rPr>
+        <w:t>l</w:t>
+      </w:r>
+      <w:r>
+        <w:rPr>
+          <w:rFonts w:ascii="Arial" w:hAnsi="Arial" w:cs="Arial"/>
+          <w:color w:val="1F497D"/>
+          <w:sz w:val="18"/>
+          <w:szCs w:val="18"/>
+        </w:rPr>
+        <w:t xml:space="preserve">oop </w:t>
+      </w:r>
+      <w:r>
+        <w:rPr>
+          <w:rFonts w:ascii="Arial" w:hAnsi="Arial" w:cs="Arial"/>
+          <w:color w:val="1F497D"/>
+          <w:sz w:val="18"/>
+          <w:szCs w:val="18"/>
+        </w:rPr>
+        <w:t>#</w:t>
+      </w:r>
+      <w:r>
+        <w:rPr>
+          <w:rFonts w:ascii="Arial" w:hAnsi="Arial" w:cs="Arial"/>
+          <w:color w:val="1F497D"/>
+          <w:sz w:val="18"/>
+          <w:szCs w:val="18"/>
+        </w:rPr>
+        <w:t xml:space="preserve">2 – such files could not be opened.  Any devices for non-existent loops are now ignored and the files can </w:t>
       </w:r>
       <w:r>
         <w:rPr>
@@ -678,7 +694,6 @@
         </w:rPr>
         <w:br/>
       </w:r>
-      <w:proofErr w:type="gramStart"/>
       <w:r>
         <w:rPr>
           <w:rFonts w:ascii="Arial" w:hAnsi="Arial" w:cs="Arial"/>
@@ -713,17 +728,7 @@
           <w:sz w:val="18"/>
           <w:szCs w:val="18"/>
         </w:rPr>
-        <w:t>I</w:t>
-      </w:r>
-      <w:proofErr w:type="gramEnd"/>
-      <w:r>
-        <w:rPr>
-          <w:rFonts w:ascii="Arial" w:hAnsi="Arial" w:cs="Arial"/>
-          <w:color w:val="1F497D"/>
-          <w:sz w:val="18"/>
-          <w:szCs w:val="18"/>
-        </w:rPr>
-        <w:t xml:space="preserve">/O </w:t>
+        <w:t xml:space="preserve">I/O </w:t>
       </w:r>
       <w:r>
         <w:rPr>
@@ -788,7 +793,6 @@
         </w:rPr>
         <w:br/>
       </w:r>
-      <w:proofErr w:type="gramStart"/>
       <w:r>
         <w:rPr>
           <w:rFonts w:ascii="Arial" w:hAnsi="Arial" w:cs="Arial"/>
@@ -823,17 +827,7 @@
           <w:sz w:val="18"/>
           <w:szCs w:val="18"/>
         </w:rPr>
-        <w:t>The</w:t>
-      </w:r>
-      <w:proofErr w:type="gramEnd"/>
-      <w:r>
-        <w:rPr>
-          <w:rFonts w:ascii="Arial" w:hAnsi="Arial" w:cs="Arial"/>
-          <w:color w:val="1F497D"/>
-          <w:sz w:val="18"/>
-          <w:szCs w:val="18"/>
-        </w:rPr>
-        <w:t xml:space="preserve"> sort order for </w:t>
+        <w:t xml:space="preserve">The sort order for </w:t>
       </w:r>
       <w:r>
         <w:rPr>
@@ -860,6 +854,33 @@
           <w:sz w:val="18"/>
           <w:szCs w:val="18"/>
         </w:rPr>
+        <w:t xml:space="preserve"> has been made consistent.</w:t>
+      </w:r>
+      <w:r>
+        <w:rPr>
+          <w:rFonts w:ascii="Arial" w:hAnsi="Arial" w:cs="Arial"/>
+          <w:color w:val="1F497D"/>
+          <w:sz w:val="18"/>
+          <w:szCs w:val="18"/>
+        </w:rPr>
+        <w:br/>
+      </w:r>
+      <w:r>
+        <w:rPr>
+          <w:rFonts w:ascii="Arial" w:hAnsi="Arial" w:cs="Arial"/>
+          <w:color w:val="1F497D"/>
+          <w:sz w:val="18"/>
+          <w:szCs w:val="18"/>
+        </w:rPr>
+        <w:t>•</w:t>
+      </w:r>
+      <w:r>
+        <w:rPr>
+          <w:rFonts w:ascii="Arial" w:hAnsi="Arial" w:cs="Arial"/>
+          <w:color w:val="1F497D"/>
+          <w:sz w:val="18"/>
+          <w:szCs w:val="18"/>
+        </w:rPr>
         <w:t xml:space="preserve"> </w:t>
       </w:r>
       <w:r>
@@ -869,7 +890,34 @@
           <w:sz w:val="18"/>
           <w:szCs w:val="18"/>
         </w:rPr>
-        <w:t>has been made consistent</w:t>
+        <w:t xml:space="preserve"> </w:t>
+      </w:r>
+      <w:r>
+        <w:rPr>
+          <w:rFonts w:ascii="Arial" w:hAnsi="Arial" w:cs="Arial"/>
+          <w:color w:val="1F497D"/>
+          <w:sz w:val="18"/>
+          <w:szCs w:val="18"/>
+        </w:rPr>
+        <w:t>Both</w:t>
+      </w:r>
+      <w:r>
+        <w:rPr>
+          <w:rFonts w:ascii="Arial" w:hAnsi="Arial" w:cs="Arial"/>
+          <w:color w:val="1F497D"/>
+          <w:sz w:val="18"/>
+          <w:szCs w:val="18"/>
+        </w:rPr>
+        <w:t xml:space="preserve"> zone and group are now shown for devices </w:t>
+      </w:r>
+      <w:r>
+        <w:rPr>
+          <w:rFonts w:ascii="Arial" w:hAnsi="Arial" w:cs="Arial"/>
+          <w:color w:val="1F497D"/>
+          <w:sz w:val="18"/>
+          <w:szCs w:val="18"/>
+        </w:rPr>
+        <w:t>where applicable</w:t>
       </w:r>
       <w:r>
         <w:rPr>
@@ -889,7 +937,6 @@
         </w:rPr>
         <w:br/>
       </w:r>
-      <w:proofErr w:type="gramStart"/>
       <w:r>
         <w:rPr>
           <w:rFonts w:ascii="Arial" w:hAnsi="Arial" w:cs="Arial"/>
@@ -924,80 +971,6 @@
           <w:sz w:val="18"/>
           <w:szCs w:val="18"/>
         </w:rPr>
-        <w:t>Both</w:t>
-      </w:r>
-      <w:proofErr w:type="gramEnd"/>
-      <w:r>
-        <w:rPr>
-          <w:rFonts w:ascii="Arial" w:hAnsi="Arial" w:cs="Arial"/>
-          <w:color w:val="1F497D"/>
-          <w:sz w:val="18"/>
-          <w:szCs w:val="18"/>
-        </w:rPr>
-        <w:t xml:space="preserve"> zone and group are now shown for devices </w:t>
-      </w:r>
-      <w:r>
-        <w:rPr>
-          <w:rFonts w:ascii="Arial" w:hAnsi="Arial" w:cs="Arial"/>
-          <w:color w:val="1F497D"/>
-          <w:sz w:val="18"/>
-          <w:szCs w:val="18"/>
-        </w:rPr>
-        <w:t>where applicable</w:t>
-      </w:r>
-      <w:r>
-        <w:rPr>
-          <w:rFonts w:ascii="Arial" w:hAnsi="Arial" w:cs="Arial"/>
-          <w:color w:val="1F497D"/>
-          <w:sz w:val="18"/>
-          <w:szCs w:val="18"/>
-        </w:rPr>
-        <w:t>.</w:t>
-      </w:r>
-      <w:r>
-        <w:rPr>
-          <w:rFonts w:ascii="Arial" w:hAnsi="Arial" w:cs="Arial"/>
-          <w:color w:val="1F497D"/>
-          <w:sz w:val="18"/>
-          <w:szCs w:val="18"/>
-        </w:rPr>
-        <w:br/>
-      </w:r>
-      <w:proofErr w:type="gramStart"/>
-      <w:r>
-        <w:rPr>
-          <w:rFonts w:ascii="Arial" w:hAnsi="Arial" w:cs="Arial"/>
-          <w:color w:val="1F497D"/>
-          <w:sz w:val="18"/>
-          <w:szCs w:val="18"/>
-        </w:rPr>
-        <w:t>•</w:t>
-      </w:r>
-      <w:r>
-        <w:rPr>
-          <w:rFonts w:ascii="Arial" w:hAnsi="Arial" w:cs="Arial"/>
-          <w:color w:val="1F497D"/>
-          <w:sz w:val="18"/>
-          <w:szCs w:val="18"/>
-        </w:rPr>
-        <w:t xml:space="preserve"> </w:t>
-      </w:r>
-      <w:r>
-        <w:rPr>
-          <w:rFonts w:ascii="Arial" w:hAnsi="Arial" w:cs="Arial"/>
-          <w:color w:val="1F497D"/>
-          <w:sz w:val="18"/>
-          <w:szCs w:val="18"/>
-        </w:rPr>
-        <w:t xml:space="preserve"> </w:t>
-      </w:r>
-      <w:r>
-        <w:rPr>
-          <w:rFonts w:ascii="Arial" w:hAnsi="Arial" w:cs="Arial"/>
-          <w:color w:val="1F497D"/>
-          <w:sz w:val="18"/>
-          <w:szCs w:val="18"/>
-        </w:rPr>
         <w:t>Z</w:t>
       </w:r>
       <w:r>
@@ -1007,17 +980,7 @@
           <w:sz w:val="18"/>
           <w:szCs w:val="18"/>
         </w:rPr>
-        <w:t>ones</w:t>
-      </w:r>
-      <w:proofErr w:type="gramEnd"/>
-      <w:r>
-        <w:rPr>
-          <w:rFonts w:ascii="Arial" w:hAnsi="Arial" w:cs="Arial"/>
-          <w:color w:val="1F497D"/>
-          <w:sz w:val="18"/>
-          <w:szCs w:val="18"/>
-        </w:rPr>
-        <w:t>/groups/sets that are not set</w:t>
+        <w:t>ones/groups/sets that are not set</w:t>
       </w:r>
       <w:r>
         <w:rPr>
@@ -2901,31 +2864,7 @@
           <w:sz w:val="18"/>
           <w:szCs w:val="18"/>
         </w:rPr>
-        <w:t xml:space="preserve"> is for Envision and, if </w:t>
-      </w:r>
-      <w:proofErr w:type="gramStart"/>
-      <w:r>
-        <w:rPr>
-          <w:rFonts w:ascii="Arial" w:hAnsi="Arial" w:cs="Arial"/>
-          <w:i/>
-          <w:iCs/>
-          <w:color w:val="1F497D"/>
-          <w:sz w:val="18"/>
-          <w:szCs w:val="18"/>
-        </w:rPr>
-        <w:t>Yes</w:t>
-      </w:r>
-      <w:proofErr w:type="gramEnd"/>
-      <w:r>
-        <w:rPr>
-          <w:rFonts w:ascii="Arial" w:hAnsi="Arial" w:cs="Arial"/>
-          <w:i/>
-          <w:iCs/>
-          <w:color w:val="1F497D"/>
-          <w:sz w:val="18"/>
-          <w:szCs w:val="18"/>
-        </w:rPr>
-        <w:t>, the prefixes are added.</w:t>
+        <w:t xml:space="preserve"> is for Envision and, if Yes, the prefixes are added.</w:t>
       </w:r>
       <w:r>
         <w:rPr>
@@ -3080,17 +3019,7 @@
           <w:sz w:val="18"/>
           <w:szCs w:val="18"/>
         </w:rPr>
-        <w:t xml:space="preserve"> 2-loop </w:t>
-      </w:r>
-      <w:proofErr w:type="gramStart"/>
-      <w:r>
-        <w:rPr>
-          <w:rFonts w:ascii="Arial" w:hAnsi="Arial" w:cs="Arial"/>
-          <w:color w:val="1F497D"/>
-          <w:sz w:val="18"/>
-          <w:szCs w:val="18"/>
-        </w:rPr>
-        <w:t>panel</w:t>
+        <w:t xml:space="preserve"> 2-loop panel</w:t>
       </w:r>
       <w:r>
         <w:rPr>
@@ -3117,17 +3046,7 @@
           <w:sz w:val="18"/>
           <w:szCs w:val="18"/>
         </w:rPr>
-        <w:t>and</w:t>
-      </w:r>
-      <w:proofErr w:type="gramEnd"/>
-      <w:r>
-        <w:rPr>
-          <w:rFonts w:ascii="Arial" w:hAnsi="Arial" w:cs="Arial"/>
-          <w:color w:val="1F497D"/>
-          <w:sz w:val="18"/>
-          <w:szCs w:val="18"/>
-        </w:rPr>
-        <w:t xml:space="preserve"> </w:t>
+        <w:t xml:space="preserve">and </w:t>
       </w:r>
       <w:r>
         <w:rPr>
@@ -4934,27 +4853,7 @@
           <w:sz w:val="18"/>
           <w:szCs w:val="18"/>
         </w:rPr>
-        <w:t>Groups page: Phased Delay can now be disabled by setting it to “</w:t>
-      </w:r>
-      <w:proofErr w:type="gramStart"/>
-      <w:r>
-        <w:rPr>
-          <w:rFonts w:ascii="Arial" w:hAnsi="Arial" w:cs="Arial"/>
-          <w:color w:val="1F497D"/>
-          <w:sz w:val="18"/>
-          <w:szCs w:val="18"/>
-        </w:rPr>
-        <w:t>--:--</w:t>
-      </w:r>
-      <w:proofErr w:type="gramEnd"/>
-      <w:r>
-        <w:rPr>
-          <w:rFonts w:ascii="Arial" w:hAnsi="Arial" w:cs="Arial"/>
-          <w:color w:val="1F497D"/>
-          <w:sz w:val="18"/>
-          <w:szCs w:val="18"/>
-        </w:rPr>
-        <w:t>“.</w:t>
+        <w:t>Groups page: Phased Delay can now be disabled by setting it to “--:--“.</w:t>
       </w:r>
     </w:p>
     <w:p>
@@ -9210,7 +9109,6 @@
         </w:rPr>
         <w:tab/>
       </w:r>
-      <w:proofErr w:type="spellStart"/>
       <w:r>
         <w:rPr>
           <w:rFonts w:ascii="Arial" w:hAnsi="Arial" w:cs="Arial"/>
@@ -9218,37 +9116,7 @@
           <w:sz w:val="18"/>
           <w:szCs w:val="18"/>
         </w:rPr>
-        <w:t>NumberSpinner</w:t>
-      </w:r>
-      <w:proofErr w:type="spellEnd"/>
-      <w:r>
-        <w:rPr>
-          <w:rFonts w:ascii="Arial" w:hAnsi="Arial" w:cs="Arial"/>
-          <w:color w:val="1F4E79" w:themeColor="accent1" w:themeShade="80"/>
-          <w:sz w:val="18"/>
-          <w:szCs w:val="18"/>
-        </w:rPr>
-        <w:t xml:space="preserve"> control: added </w:t>
-      </w:r>
-      <w:proofErr w:type="spellStart"/>
-      <w:r>
-        <w:rPr>
-          <w:rFonts w:ascii="Arial" w:hAnsi="Arial" w:cs="Arial"/>
-          <w:color w:val="1F4E79" w:themeColor="accent1" w:themeShade="80"/>
-          <w:sz w:val="18"/>
-          <w:szCs w:val="18"/>
-        </w:rPr>
-        <w:t>NumberSet</w:t>
-      </w:r>
-      <w:proofErr w:type="spellEnd"/>
-      <w:r>
-        <w:rPr>
-          <w:rFonts w:ascii="Arial" w:hAnsi="Arial" w:cs="Arial"/>
-          <w:color w:val="1F4E79" w:themeColor="accent1" w:themeShade="80"/>
-          <w:sz w:val="18"/>
-          <w:szCs w:val="18"/>
-        </w:rPr>
-        <w:t xml:space="preserve"> property, that defines the set of valid values for the case when the valid values are not consecutive, and </w:t>
+        <w:t xml:space="preserve">NumberSpinner control: added NumberSet property, that defines the set of valid values for the case when the valid values are not consecutive, and </w:t>
       </w:r>
       <w:r>
         <w:rPr>
@@ -10202,9 +10070,8 @@
           <w:sz w:val="18"/>
           <w:szCs w:val="18"/>
         </w:rPr>
-        <w:t xml:space="preserve">Default </w:t>
-      </w:r>
-      <w:proofErr w:type="spellStart"/>
+        <w:t>Default DeviceData day/night modes are now set according to the device type</w:t>
+      </w:r>
       <w:r>
         <w:rPr>
           <w:rFonts w:ascii="Arial" w:hAnsi="Arial" w:cs="Arial"/>
@@ -10212,9 +10079,8 @@
           <w:sz w:val="18"/>
           <w:szCs w:val="18"/>
         </w:rPr>
-        <w:t>DeviceData</w:t>
-      </w:r>
-      <w:proofErr w:type="spellEnd"/>
+        <w:t>,</w:t>
+      </w:r>
       <w:r>
         <w:rPr>
           <w:rFonts w:ascii="Arial" w:hAnsi="Arial" w:cs="Arial"/>
@@ -10222,45 +10088,7 @@
           <w:sz w:val="18"/>
           <w:szCs w:val="18"/>
         </w:rPr>
-        <w:t xml:space="preserve"> day/night modes are now set according to the device </w:t>
-      </w:r>
-      <w:proofErr w:type="gramStart"/>
-      <w:r>
-        <w:rPr>
-          <w:rFonts w:ascii="Arial" w:hAnsi="Arial" w:cs="Arial"/>
-          <w:color w:val="1F4E79" w:themeColor="accent1" w:themeShade="80"/>
-          <w:sz w:val="18"/>
-          <w:szCs w:val="18"/>
-        </w:rPr>
-        <w:t>type</w:t>
-      </w:r>
-      <w:r>
-        <w:rPr>
-          <w:rFonts w:ascii="Arial" w:hAnsi="Arial" w:cs="Arial"/>
-          <w:color w:val="1F4E79" w:themeColor="accent1" w:themeShade="80"/>
-          <w:sz w:val="18"/>
-          <w:szCs w:val="18"/>
-        </w:rPr>
-        <w:t>,</w:t>
-      </w:r>
-      <w:r>
-        <w:rPr>
-          <w:rFonts w:ascii="Arial" w:hAnsi="Arial" w:cs="Arial"/>
-          <w:color w:val="1F4E79" w:themeColor="accent1" w:themeShade="80"/>
-          <w:sz w:val="18"/>
-          <w:szCs w:val="18"/>
-        </w:rPr>
-        <w:t xml:space="preserve"> and</w:t>
-      </w:r>
-      <w:proofErr w:type="gramEnd"/>
-      <w:r>
-        <w:rPr>
-          <w:rFonts w:ascii="Arial" w:hAnsi="Arial" w:cs="Arial"/>
-          <w:color w:val="1F4E79" w:themeColor="accent1" w:themeShade="80"/>
-          <w:sz w:val="18"/>
-          <w:szCs w:val="18"/>
-        </w:rPr>
-        <w:t xml:space="preserve"> are set to default values when a device is changed or added.</w:t>
+        <w:t xml:space="preserve"> and are set to default values when a device is changed or added.</w:t>
       </w:r>
     </w:p>
     <w:p>
@@ -10593,9 +10421,8 @@
           <w:sz w:val="18"/>
           <w:szCs w:val="18"/>
         </w:rPr>
-        <w:t xml:space="preserve">The </w:t>
-      </w:r>
-      <w:proofErr w:type="spellStart"/>
+        <w:t xml:space="preserve">The TimePicker control </w:t>
+      </w:r>
       <w:r>
         <w:rPr>
           <w:rFonts w:ascii="Arial" w:hAnsi="Arial" w:cs="Arial"/>
@@ -10603,9 +10430,8 @@
           <w:sz w:val="18"/>
           <w:szCs w:val="18"/>
         </w:rPr>
-        <w:t>TimePicker</w:t>
-      </w:r>
-      <w:proofErr w:type="spellEnd"/>
+        <w:t xml:space="preserve">can </w:t>
+      </w:r>
       <w:r>
         <w:rPr>
           <w:rFonts w:ascii="Arial" w:hAnsi="Arial" w:cs="Arial"/>
@@ -10613,7 +10439,7 @@
           <w:sz w:val="18"/>
           <w:szCs w:val="18"/>
         </w:rPr>
-        <w:t xml:space="preserve"> control </w:t>
+        <w:t xml:space="preserve">now </w:t>
       </w:r>
       <w:r>
         <w:rPr>
@@ -10622,7 +10448,7 @@
           <w:sz w:val="18"/>
           <w:szCs w:val="18"/>
         </w:rPr>
-        <w:t xml:space="preserve">can </w:t>
+        <w:t>show</w:t>
       </w:r>
       <w:r>
         <w:rPr>
@@ -10631,7 +10457,7 @@
           <w:sz w:val="18"/>
           <w:szCs w:val="18"/>
         </w:rPr>
-        <w:t xml:space="preserve">now </w:t>
+        <w:t xml:space="preserve"> “-</w:t>
       </w:r>
       <w:r>
         <w:rPr>
@@ -10640,7 +10466,7 @@
           <w:sz w:val="18"/>
           <w:szCs w:val="18"/>
         </w:rPr>
-        <w:t>show</w:t>
+        <w:t>-</w:t>
       </w:r>
       <w:r>
         <w:rPr>
@@ -10649,9 +10475,8 @@
           <w:sz w:val="18"/>
           <w:szCs w:val="18"/>
         </w:rPr>
-        <w:t xml:space="preserve"> “</w:t>
-      </w:r>
-      <w:proofErr w:type="gramStart"/>
+        <w:t>:--“</w:t>
+      </w:r>
       <w:r>
         <w:rPr>
           <w:rFonts w:ascii="Arial" w:hAnsi="Arial" w:cs="Arial"/>
@@ -10659,44 +10484,7 @@
           <w:sz w:val="18"/>
           <w:szCs w:val="18"/>
         </w:rPr>
-        <w:t>-</w:t>
-      </w:r>
-      <w:r>
-        <w:rPr>
-          <w:rFonts w:ascii="Arial" w:hAnsi="Arial" w:cs="Arial"/>
-          <w:color w:val="1F4E79" w:themeColor="accent1" w:themeShade="80"/>
-          <w:sz w:val="18"/>
-          <w:szCs w:val="18"/>
-        </w:rPr>
-        <w:t>-</w:t>
-      </w:r>
-      <w:r>
-        <w:rPr>
-          <w:rFonts w:ascii="Arial" w:hAnsi="Arial" w:cs="Arial"/>
-          <w:color w:val="1F4E79" w:themeColor="accent1" w:themeShade="80"/>
-          <w:sz w:val="18"/>
-          <w:szCs w:val="18"/>
-        </w:rPr>
-        <w:t>:--“</w:t>
-      </w:r>
-      <w:r>
-        <w:rPr>
-          <w:rFonts w:ascii="Arial" w:hAnsi="Arial" w:cs="Arial"/>
-          <w:color w:val="1F4E79" w:themeColor="accent1" w:themeShade="80"/>
-          <w:sz w:val="18"/>
-          <w:szCs w:val="18"/>
-        </w:rPr>
-        <w:t xml:space="preserve"> to</w:t>
-      </w:r>
-      <w:proofErr w:type="gramEnd"/>
-      <w:r>
-        <w:rPr>
-          <w:rFonts w:ascii="Arial" w:hAnsi="Arial" w:cs="Arial"/>
-          <w:color w:val="1F4E79" w:themeColor="accent1" w:themeShade="80"/>
-          <w:sz w:val="18"/>
-          <w:szCs w:val="18"/>
-        </w:rPr>
-        <w:t xml:space="preserve"> indicate Never</w:t>
+        <w:t xml:space="preserve"> to indicate Never</w:t>
       </w:r>
       <w:r>
         <w:rPr>
@@ -10960,27 +10748,7 @@
           <w:sz w:val="18"/>
           <w:szCs w:val="18"/>
         </w:rPr>
-        <w:t xml:space="preserve">; </w:t>
-      </w:r>
-      <w:proofErr w:type="gramStart"/>
-      <w:r>
-        <w:rPr>
-          <w:rFonts w:ascii="Arial" w:hAnsi="Arial" w:cs="Arial"/>
-          <w:color w:val="1F4E79" w:themeColor="accent1" w:themeShade="80"/>
-          <w:sz w:val="18"/>
-          <w:szCs w:val="18"/>
-        </w:rPr>
-        <w:t>also</w:t>
-      </w:r>
-      <w:proofErr w:type="gramEnd"/>
-      <w:r>
-        <w:rPr>
-          <w:rFonts w:ascii="Arial" w:hAnsi="Arial" w:cs="Arial"/>
-          <w:color w:val="1F4E79" w:themeColor="accent1" w:themeShade="80"/>
-          <w:sz w:val="18"/>
-          <w:szCs w:val="18"/>
-        </w:rPr>
-        <w:t xml:space="preserve"> the option to remove it from the Recent Files list</w:t>
+        <w:t>; also the option to remove it from the Recent Files list</w:t>
       </w:r>
       <w:r>
         <w:rPr>
@@ -11088,9 +10856,8 @@
           <w:sz w:val="18"/>
           <w:szCs w:val="18"/>
         </w:rPr>
-        <w:t xml:space="preserve">Importing from </w:t>
-      </w:r>
-      <w:proofErr w:type="gramStart"/>
+        <w:t>Importing from a .</w:t>
+      </w:r>
       <w:r>
         <w:rPr>
           <w:rFonts w:ascii="Arial" w:hAnsi="Arial" w:cs="Arial"/>
@@ -11098,28 +10865,7 @@
           <w:sz w:val="18"/>
           <w:szCs w:val="18"/>
         </w:rPr>
-        <w:t>a .</w:t>
-      </w:r>
-      <w:proofErr w:type="spellStart"/>
-      <w:r>
-        <w:rPr>
-          <w:rFonts w:ascii="Arial" w:hAnsi="Arial" w:cs="Arial"/>
-          <w:color w:val="1F4E79" w:themeColor="accent1" w:themeShade="80"/>
-          <w:sz w:val="18"/>
-          <w:szCs w:val="18"/>
-        </w:rPr>
-        <w:t>xfp</w:t>
-      </w:r>
-      <w:proofErr w:type="spellEnd"/>
-      <w:proofErr w:type="gramEnd"/>
-      <w:r>
-        <w:rPr>
-          <w:rFonts w:ascii="Arial" w:hAnsi="Arial" w:cs="Arial"/>
-          <w:color w:val="1F4E79" w:themeColor="accent1" w:themeShade="80"/>
-          <w:sz w:val="18"/>
-          <w:szCs w:val="18"/>
-        </w:rPr>
-        <w:t xml:space="preserve"> </w:t>
+        <w:t xml:space="preserve">xfp </w:t>
       </w:r>
       <w:r>
         <w:rPr>
@@ -11668,27 +11414,7 @@
           <w:sz w:val="18"/>
           <w:szCs w:val="18"/>
         </w:rPr>
-        <w:t xml:space="preserve">Corrected the </w:t>
-      </w:r>
-      <w:proofErr w:type="spellStart"/>
-      <w:r>
-        <w:rPr>
-          <w:rFonts w:ascii="Arial" w:hAnsi="Arial" w:cs="Arial"/>
-          <w:color w:val="1F4E79" w:themeColor="accent1" w:themeShade="80"/>
-          <w:sz w:val="18"/>
-          <w:szCs w:val="18"/>
-        </w:rPr>
-        <w:t>TimePicker</w:t>
-      </w:r>
-      <w:proofErr w:type="spellEnd"/>
-      <w:r>
-        <w:rPr>
-          <w:rFonts w:ascii="Arial" w:hAnsi="Arial" w:cs="Arial"/>
-          <w:color w:val="1F4E79" w:themeColor="accent1" w:themeShade="80"/>
-          <w:sz w:val="18"/>
-          <w:szCs w:val="18"/>
-        </w:rPr>
-        <w:t xml:space="preserve"> control so that its time format now reflects a change of language.</w:t>
+        <w:t>Corrected the TimePicker control so that its time format now reflects a change of language.</w:t>
       </w:r>
     </w:p>
     <w:p>
